--- a/EXCEL_CodeSource/Classeurs_CodeSource/SheetsList/Lister le nom des feuilles dans Excel.docx
+++ b/EXCEL_CodeSource/Classeurs_CodeSource/SheetsList/Lister le nom des feuilles dans Excel.docx
@@ -36,6 +36,311 @@
         <w:t xml:space="preserve"> </w:t>
       </w:r>
     </w:p>
+    <w:p>
+      <w:pPr>
+        <w:spacing w:after="0"/>
+      </w:pPr>
+      <w:r>
+        <w:t>Liste avec formule</w:t>
+      </w:r>
+    </w:p>
+    <w:p>
+      <w:pPr>
+        <w:spacing w:after="0"/>
+      </w:pPr>
+      <w:r>
+        <w:t>Liste via Excel VBA</w:t>
+      </w:r>
+    </w:p>
+    <w:p>
+      <w:pPr>
+        <w:spacing w:after="0"/>
+      </w:pPr>
+      <w:r>
+        <w:t>Approche Power Query</w:t>
+      </w:r>
+    </w:p>
+    <w:p>
+      <w:pPr>
+        <w:spacing w:after="0"/>
+      </w:pPr>
+      <w:r>
+        <w:t>Formule de tableau dynamique (Excel 365)</w:t>
+      </w:r>
+    </w:p>
+    <w:p>
+      <w:pPr>
+        <w:spacing w:after="0"/>
+      </w:pPr>
+      <w:r>
+        <w:t>Intégration de Power Automate</w:t>
+      </w:r>
+    </w:p>
+    <w:p>
+      <w:pPr>
+        <w:spacing w:after="0"/>
+      </w:pPr>
+      <w:r>
+        <w:t>Scripts Office (Excel moderne)</w:t>
+      </w:r>
+    </w:p>
+    <w:p>
+      <w:pPr>
+        <w:spacing w:after="0"/>
+      </w:pPr>
+      <w:r>
+        <w:t>Programmation Python</w:t>
+      </w:r>
+    </w:p>
+    <w:p>
+      <w:pPr>
+        <w:spacing w:after="0"/>
+      </w:pPr>
+      <w:r>
+        <w:t>Compléments Excel</w:t>
+      </w:r>
+    </w:p>
+    <w:p>
+      <w:pPr>
+        <w:spacing w:after="0"/>
+      </w:pPr>
+      <w:r>
+        <w:t>Analyse de fichiers XML</w:t>
+      </w:r>
+    </w:p>
+    <w:p>
+      <w:pPr>
+        <w:spacing w:after="0"/>
+      </w:pPr>
+      <w:r>
+        <w:t>Méthode de référence par hyperlien</w:t>
+      </w:r>
+    </w:p>
+    <w:p>
+      <w:pPr>
+        <w:spacing w:after="0"/>
+      </w:pPr>
+      <w:r>
+        <w:t>Automatisation PowerShell</w:t>
+      </w:r>
+    </w:p>
+    <w:p/>
+    <w:p>
+      <w:pPr>
+        <w:pStyle w:val="TM1"/>
+        <w:tabs>
+          <w:tab w:val="right" w:leader="dot" w:pos="9062"/>
+        </w:tabs>
+        <w:rPr>
+          <w:rFonts w:eastAsiaTheme="minorEastAsia" w:cstheme="minorBidi"/>
+          <w:b w:val="0"/>
+          <w:bCs w:val="0"/>
+          <w:caps w:val="0"/>
+          <w:noProof/>
+          <w:kern w:val="2"/>
+          <w:sz w:val="24"/>
+          <w:lang w:eastAsia="fr-FR"/>
+          <w14:ligatures w14:val="standardContextual"/>
+        </w:rPr>
+      </w:pPr>
+      <w:r>
+        <w:fldChar w:fldCharType="begin"/>
+      </w:r>
+      <w:r>
+        <w:instrText xml:space="preserve"> TOC \o "1-5" \h \z \u </w:instrText>
+      </w:r>
+      <w:r>
+        <w:fldChar w:fldCharType="separate"/>
+      </w:r>
+      <w:hyperlink w:anchor="_Toc223707718" w:history="1">
+        <w:r>
+          <w:rPr>
+            <w:rStyle w:val="Lienhypertexte"/>
+            <w:noProof/>
+          </w:rPr>
+          <w:t>1. Liste avec formule</w:t>
+        </w:r>
+        <w:r>
+          <w:rPr>
+            <w:noProof/>
+            <w:webHidden/>
+          </w:rPr>
+          <w:tab/>
+        </w:r>
+        <w:r>
+          <w:rPr>
+            <w:noProof/>
+            <w:webHidden/>
+          </w:rPr>
+          <w:fldChar w:fldCharType="begin"/>
+        </w:r>
+        <w:r>
+          <w:rPr>
+            <w:noProof/>
+            <w:webHidden/>
+          </w:rPr>
+          <w:instrText xml:space="preserve"> PAGEREF _Toc223707718 \h </w:instrText>
+        </w:r>
+        <w:r>
+          <w:rPr>
+            <w:noProof/>
+            <w:webHidden/>
+          </w:rPr>
+        </w:r>
+        <w:r>
+          <w:rPr>
+            <w:noProof/>
+            <w:webHidden/>
+          </w:rPr>
+          <w:fldChar w:fldCharType="separate"/>
+        </w:r>
+        <w:r>
+          <w:rPr>
+            <w:noProof/>
+            <w:webHidden/>
+          </w:rPr>
+          <w:t>1</w:t>
+        </w:r>
+        <w:r>
+          <w:rPr>
+            <w:noProof/>
+            <w:webHidden/>
+          </w:rPr>
+          <w:fldChar w:fldCharType="end"/>
+        </w:r>
+      </w:hyperlink>
+    </w:p>
+    <w:p>
+      <w:pPr>
+        <w:pStyle w:val="TM1"/>
+        <w:tabs>
+          <w:tab w:val="right" w:leader="dot" w:pos="9062"/>
+        </w:tabs>
+        <w:rPr>
+          <w:rFonts w:eastAsiaTheme="minorEastAsia" w:cstheme="minorBidi"/>
+          <w:b w:val="0"/>
+          <w:bCs w:val="0"/>
+          <w:caps w:val="0"/>
+          <w:noProof/>
+          <w:kern w:val="2"/>
+          <w:sz w:val="24"/>
+          <w:lang w:eastAsia="fr-FR"/>
+          <w14:ligatures w14:val="standardContextual"/>
+        </w:rPr>
+      </w:pPr>
+      <w:hyperlink w:anchor="_Toc223707719" w:history="1">
+        <w:r>
+          <w:rPr>
+            <w:rStyle w:val="Lienhypertexte"/>
+            <w:noProof/>
+          </w:rPr>
+          <w:t>2. Links</w:t>
+        </w:r>
+        <w:r>
+          <w:rPr>
+            <w:noProof/>
+            <w:webHidden/>
+          </w:rPr>
+          <w:tab/>
+        </w:r>
+        <w:r>
+          <w:rPr>
+            <w:noProof/>
+            <w:webHidden/>
+          </w:rPr>
+          <w:fldChar w:fldCharType="begin"/>
+        </w:r>
+        <w:r>
+          <w:rPr>
+            <w:noProof/>
+            <w:webHidden/>
+          </w:rPr>
+          <w:instrText xml:space="preserve"> PAGEREF _Toc223707719 \h </w:instrText>
+        </w:r>
+        <w:r>
+          <w:rPr>
+            <w:noProof/>
+            <w:webHidden/>
+          </w:rPr>
+        </w:r>
+        <w:r>
+          <w:rPr>
+            <w:noProof/>
+            <w:webHidden/>
+          </w:rPr>
+          <w:fldChar w:fldCharType="separate"/>
+        </w:r>
+        <w:r>
+          <w:rPr>
+            <w:noProof/>
+            <w:webHidden/>
+          </w:rPr>
+          <w:t>2</w:t>
+        </w:r>
+        <w:r>
+          <w:rPr>
+            <w:noProof/>
+            <w:webHidden/>
+          </w:rPr>
+          <w:fldChar w:fldCharType="end"/>
+        </w:r>
+      </w:hyperlink>
+    </w:p>
+    <w:p>
+      <w:r>
+        <w:fldChar w:fldCharType="end"/>
+      </w:r>
+    </w:p>
+    <w:p/>
+    <w:p/>
+    <w:p>
+      <w:pPr>
+        <w:pStyle w:val="Titre1"/>
+      </w:pPr>
+      <w:bookmarkStart w:id="0" w:name="_Toc223707718"/>
+      <w:r>
+        <w:t>Liste avec formule</w:t>
+      </w:r>
+      <w:bookmarkEnd w:id="0"/>
+    </w:p>
+    <w:p>
+      <w:r>
+        <w:t xml:space="preserve">Cette </w:t>
+      </w:r>
+      <w:r>
+        <w:t xml:space="preserve">approche basée sur des formules pour répertorier tous les noms de feuilles Excel exploite les fonctions intégrées d'Excel pour générer automatiquement un inventaire complet des feuilles de calcul. </w:t>
+      </w:r>
+    </w:p>
+    <w:p>
+      <w:r>
+        <w:t xml:space="preserve">Cette méthode combine la puissance de la fonction </w:t>
+      </w:r>
+      <w:r>
+        <w:t>LIRE</w:t>
+      </w:r>
+      <w:r>
+        <w:t>.</w:t>
+      </w:r>
+      <w:r>
+        <w:t>CLASSEUR</w:t>
+      </w:r>
+      <w:r>
+        <w:rPr>
+          <w:rStyle w:val="Appelnotedebasdep"/>
+        </w:rPr>
+        <w:footnoteReference w:id="1"/>
+      </w:r>
+      <w:r>
+        <w:t xml:space="preserve"> d'Excel avec des fonctionnalités d'indexation dynamique, créant ainsi une liste auto-actualisée qui reflète l'état actuel de la structure d</w:t>
+      </w:r>
+      <w:r>
+        <w:t>u</w:t>
+      </w:r>
+      <w:r>
+        <w:t xml:space="preserve"> classeur.</w:t>
+      </w:r>
+    </w:p>
+    <w:p/>
     <w:p/>
     <w:p>
       <w:pPr>
@@ -135,6 +440,7 @@
         </w:tabs>
       </w:pPr>
       <w:r>
+        <w:lastRenderedPageBreak/>
         <w:tab/>
       </w:r>
     </w:p>
@@ -145,11 +451,13 @@
       <w:pPr>
         <w:pStyle w:val="Titre1"/>
       </w:pPr>
-      <w:bookmarkStart w:id="0" w:name="_Toc223707034"/>
+      <w:bookmarkStart w:id="1" w:name="_Toc223707034"/>
+      <w:bookmarkStart w:id="2" w:name="_Toc223707719"/>
       <w:r>
         <w:t>Links</w:t>
       </w:r>
-      <w:bookmarkEnd w:id="0"/>
+      <w:bookmarkEnd w:id="1"/>
+      <w:bookmarkEnd w:id="2"/>
     </w:p>
     <w:p>
       <w:pPr>
@@ -371,6 +679,28 @@
       </w:r>
     </w:p>
   </w:footnote>
+  <w:footnote w:id="1">
+    <w:p>
+      <w:pPr>
+        <w:pStyle w:val="Notedebasdepage"/>
+      </w:pPr>
+      <w:r>
+        <w:rPr>
+          <w:rStyle w:val="Appelnotedebasdep"/>
+        </w:rPr>
+        <w:footnoteRef/>
+      </w:r>
+      <w:r>
+        <w:t xml:space="preserve"> </w:t>
+      </w:r>
+      <w:r>
+        <w:t>GET.WORKBOOK</w:t>
+      </w:r>
+      <w:r>
+        <w:t xml:space="preserve"> dans la version anglaise</w:t>
+      </w:r>
+    </w:p>
+  </w:footnote>
 </w:footnotes>
 </file>
 
@@ -654,7 +984,7 @@
               <w:sz w:val="16"/>
               <w:szCs w:val="16"/>
             </w:rPr>
-            <w:t>06-03-2026 16:30</w:t>
+            <w:t>06-03-2026 16:31</w:t>
           </w:r>
           <w:r>
             <w:rPr>
@@ -1557,7 +1887,7 @@
   <w:style w:type="paragraph" w:default="1" w:styleId="Normal">
     <w:name w:val="Normal"/>
     <w:qFormat/>
-    <w:rsid w:val="005A5AD3"/>
+    <w:rsid w:val="00593407"/>
   </w:style>
   <w:style w:type="paragraph" w:styleId="Titre1">
     <w:name w:val="heading 1"/>
@@ -2263,6 +2593,45 @@
       <w:rFonts w:eastAsiaTheme="minorEastAsia"/>
       <w:color w:val="5A5A5A" w:themeColor="text1" w:themeTint="A5"/>
       <w:spacing w:val="15"/>
+    </w:rPr>
+  </w:style>
+  <w:style w:type="paragraph" w:styleId="Notedebasdepage">
+    <w:name w:val="footnote text"/>
+    <w:basedOn w:val="Normal"/>
+    <w:link w:val="NotedebasdepageCar"/>
+    <w:uiPriority w:val="99"/>
+    <w:semiHidden/>
+    <w:unhideWhenUsed/>
+    <w:rsid w:val="00AA1474"/>
+    <w:pPr>
+      <w:spacing w:after="0" w:line="240" w:lineRule="auto"/>
+    </w:pPr>
+    <w:rPr>
+      <w:sz w:val="20"/>
+      <w:szCs w:val="20"/>
+    </w:rPr>
+  </w:style>
+  <w:style w:type="character" w:customStyle="1" w:styleId="NotedebasdepageCar">
+    <w:name w:val="Note de bas de page Car"/>
+    <w:basedOn w:val="Policepardfaut"/>
+    <w:link w:val="Notedebasdepage"/>
+    <w:uiPriority w:val="99"/>
+    <w:semiHidden/>
+    <w:rsid w:val="00AA1474"/>
+    <w:rPr>
+      <w:sz w:val="20"/>
+      <w:szCs w:val="20"/>
+    </w:rPr>
+  </w:style>
+  <w:style w:type="character" w:styleId="Appelnotedebasdep">
+    <w:name w:val="footnote reference"/>
+    <w:basedOn w:val="Policepardfaut"/>
+    <w:uiPriority w:val="99"/>
+    <w:semiHidden/>
+    <w:unhideWhenUsed/>
+    <w:rsid w:val="00AA1474"/>
+    <w:rPr>
+      <w:vertAlign w:val="superscript"/>
     </w:rPr>
   </w:style>
 </w:styles>

--- a/EXCEL_CodeSource/Classeurs_CodeSource/SheetsList/Lister le nom des feuilles dans Excel.docx
+++ b/EXCEL_CodeSource/Classeurs_CodeSource/SheetsList/Lister le nom des feuilles dans Excel.docx
@@ -152,7 +152,7 @@
       <w:r>
         <w:fldChar w:fldCharType="separate"/>
       </w:r>
-      <w:hyperlink w:anchor="_Toc223707718" w:history="1">
+      <w:hyperlink w:anchor="_Toc223712919" w:history="1">
         <w:r>
           <w:rPr>
             <w:rStyle w:val="Lienhypertexte"/>
@@ -179,7 +179,7 @@
             <w:noProof/>
             <w:webHidden/>
           </w:rPr>
-          <w:instrText xml:space="preserve"> PAGEREF _Toc223707718 \h </w:instrText>
+          <w:instrText xml:space="preserve"> PAGEREF _Toc223712919 \h </w:instrText>
         </w:r>
         <w:r>
           <w:rPr>
@@ -228,7 +228,7 @@
           <w14:ligatures w14:val="standardContextual"/>
         </w:rPr>
       </w:pPr>
-      <w:hyperlink w:anchor="_Toc223707719" w:history="1">
+      <w:hyperlink w:anchor="_Toc223712920" w:history="1">
         <w:r>
           <w:rPr>
             <w:rStyle w:val="Lienhypertexte"/>
@@ -255,7 +255,7 @@
             <w:noProof/>
             <w:webHidden/>
           </w:rPr>
-          <w:instrText xml:space="preserve"> PAGEREF _Toc223707719 \h </w:instrText>
+          <w:instrText xml:space="preserve"> PAGEREF _Toc223712920 \h </w:instrText>
         </w:r>
         <w:r>
           <w:rPr>
@@ -275,7 +275,7 @@
             <w:noProof/>
             <w:webHidden/>
           </w:rPr>
-          <w:t>2</w:t>
+          <w:t>4</w:t>
         </w:r>
         <w:r>
           <w:rPr>
@@ -297,7 +297,7 @@
       <w:pPr>
         <w:pStyle w:val="Titre1"/>
       </w:pPr>
-      <w:bookmarkStart w:id="0" w:name="_Toc223707718"/>
+      <w:bookmarkStart w:id="0" w:name="_Toc223712919"/>
       <w:r>
         <w:t>Liste avec formule</w:t>
       </w:r>
@@ -316,13 +316,12 @@
         <w:t xml:space="preserve">Cette méthode combine la puissance de la fonction </w:t>
       </w:r>
       <w:r>
-        <w:t>LIRE</w:t>
-      </w:r>
-      <w:r>
-        <w:t>.</w:t>
-      </w:r>
-      <w:r>
-        <w:t>CLASSEUR</w:t>
+        <w:rPr>
+          <w:b/>
+          <w:bCs/>
+          <w:color w:val="0070C0"/>
+        </w:rPr>
+        <w:t>LIRE.CLASSEUR</w:t>
       </w:r>
       <w:r>
         <w:rPr>
@@ -340,7 +339,658 @@
         <w:t xml:space="preserve"> classeur.</w:t>
       </w:r>
     </w:p>
+    <w:p>
+      <w:r>
+        <w:rPr>
+          <w:rFonts w:ascii="Arial" w:hAnsi="Arial" w:cs="Arial"/>
+        </w:rPr>
+        <w:t>►</w:t>
+      </w:r>
+      <w:r>
+        <w:t xml:space="preserve">Ensuite, dans la fenêtre contextuelle </w:t>
+      </w:r>
+      <w:r>
+        <w:rPr>
+          <w:b/>
+          <w:bCs/>
+          <w:color w:val="0070C0"/>
+        </w:rPr>
+        <w:t>Gestionnaire de noms</w:t>
+      </w:r>
+      <w:r>
+        <w:t>, cliquez sur "Nouveau" pour créer une plage nommée personnalisée qui contiendra votre formule de liste de feuilles de calcul.</w:t>
+      </w:r>
+    </w:p>
     <w:p/>
+    <w:p>
+      <w:pPr>
+        <w:rPr>
+          <w:rFonts w:ascii="Arial" w:hAnsi="Arial" w:cs="Arial"/>
+        </w:rPr>
+      </w:pPr>
+      <w:r>
+        <w:rPr>
+          <w:rFonts w:ascii="Arial" w:hAnsi="Arial" w:cs="Arial"/>
+        </w:rPr>
+        <w:t>►</w:t>
+      </w:r>
+      <w:r>
+        <w:t xml:space="preserve"> </w:t>
+      </w:r>
+      <w:r>
+        <w:rPr>
+          <w:rFonts w:ascii="Arial" w:hAnsi="Arial" w:cs="Arial"/>
+        </w:rPr>
+        <w:t xml:space="preserve">Dans la suite « Nouveau nom » boîte de dialogue, entrez « </w:t>
+      </w:r>
+      <w:proofErr w:type="spellStart"/>
+      <w:r>
+        <w:rPr>
+          <w:rFonts w:ascii="Arial" w:hAnsi="Arial" w:cs="Arial"/>
+        </w:rPr>
+        <w:t>ListSheets</w:t>
+      </w:r>
+      <w:proofErr w:type="spellEnd"/>
+      <w:r>
+        <w:rPr>
+          <w:rFonts w:ascii="Arial" w:hAnsi="Arial" w:cs="Arial"/>
+        </w:rPr>
+        <w:t xml:space="preserve"> » dans le "Nom" champ pour créer une référence mémorable pour votre feuille de calcul répertoriant les formules.</w:t>
+      </w:r>
+    </w:p>
+    <w:p>
+      <w:r>
+        <w:lastRenderedPageBreak/>
+        <w:drawing>
+          <wp:inline distT="0" distB="0" distL="0" distR="0" wp14:anchorId="4170B307" wp14:editId="1B90E2AB">
+            <wp:extent cx="5144218" cy="2210108"/>
+            <wp:effectExtent l="0" t="0" r="0" b="0"/>
+            <wp:docPr id="822705340" name="Image 1"/>
+            <wp:cNvGraphicFramePr>
+              <a:graphicFrameLocks xmlns:a="http://schemas.openxmlformats.org/drawingml/2006/main" noChangeAspect="1"/>
+            </wp:cNvGraphicFramePr>
+            <a:graphic xmlns:a="http://schemas.openxmlformats.org/drawingml/2006/main">
+              <a:graphicData uri="http://schemas.openxmlformats.org/drawingml/2006/picture">
+                <pic:pic xmlns:pic="http://schemas.openxmlformats.org/drawingml/2006/picture">
+                  <pic:nvPicPr>
+                    <pic:cNvPr id="822705340" name=""/>
+                    <pic:cNvPicPr/>
+                  </pic:nvPicPr>
+                  <pic:blipFill>
+                    <a:blip r:embed="rId8"/>
+                    <a:stretch>
+                      <a:fillRect/>
+                    </a:stretch>
+                  </pic:blipFill>
+                  <pic:spPr>
+                    <a:xfrm>
+                      <a:off x="0" y="0"/>
+                      <a:ext cx="5144218" cy="2210108"/>
+                    </a:xfrm>
+                    <a:prstGeom prst="rect">
+                      <a:avLst/>
+                    </a:prstGeom>
+                  </pic:spPr>
+                </pic:pic>
+              </a:graphicData>
+            </a:graphic>
+          </wp:inline>
+        </w:drawing>
+      </w:r>
+    </w:p>
+    <w:p/>
+    <w:p>
+      <w:pPr>
+        <w:rPr>
+          <w:b/>
+          <w:bCs/>
+          <w:color w:val="0070C0"/>
+        </w:rPr>
+      </w:pPr>
+      <w:r>
+        <w:rPr>
+          <w:b/>
+          <w:bCs/>
+          <w:color w:val="0070C0"/>
+        </w:rPr>
+        <w:t>Fonction REMPLACER</w:t>
+      </w:r>
+      <w:r>
+        <w:rPr>
+          <w:b/>
+          <w:bCs/>
+          <w:color w:val="0070C0"/>
+        </w:rPr>
+        <w:t xml:space="preserve"> </w:t>
+      </w:r>
+      <w:r>
+        <w:rPr>
+          <w:rFonts w:ascii="Arial" w:hAnsi="Arial" w:cs="Arial"/>
+          <w:b/>
+          <w:bCs/>
+          <w:color w:val="0070C0"/>
+        </w:rPr>
+        <w:t>►</w:t>
+      </w:r>
+      <w:r>
+        <w:rPr>
+          <w:b/>
+          <w:bCs/>
+          <w:color w:val="0070C0"/>
+        </w:rPr>
+        <w:t xml:space="preserve"> </w:t>
+      </w:r>
+      <w:r>
+        <w:rPr>
+          <w:rFonts w:ascii="Arial" w:hAnsi="Arial" w:cs="Arial"/>
+          <w:color w:val="0070C0"/>
+        </w:rPr>
+        <w:t>REPLACE</w:t>
+      </w:r>
+    </w:p>
+    <w:p>
+      <w:pPr>
+        <w:rPr>
+          <w:rFonts w:ascii="Arial" w:hAnsi="Arial" w:cs="Arial"/>
+          <w:b/>
+          <w:bCs/>
+          <w:color w:val="0070C0"/>
+        </w:rPr>
+      </w:pPr>
+      <w:r>
+        <w:rPr>
+          <w:b/>
+          <w:bCs/>
+          <w:color w:val="0070C0"/>
+        </w:rPr>
+        <w:t xml:space="preserve">Fonction </w:t>
+      </w:r>
+      <w:r>
+        <w:rPr>
+          <w:b/>
+          <w:bCs/>
+          <w:color w:val="0070C0"/>
+        </w:rPr>
+        <w:t>TROUVE</w:t>
+      </w:r>
+      <w:r>
+        <w:rPr>
+          <w:b/>
+          <w:bCs/>
+          <w:color w:val="0070C0"/>
+        </w:rPr>
+        <w:t xml:space="preserve"> </w:t>
+      </w:r>
+      <w:r>
+        <w:rPr>
+          <w:rFonts w:ascii="Arial" w:hAnsi="Arial" w:cs="Arial"/>
+          <w:b/>
+          <w:bCs/>
+          <w:color w:val="0070C0"/>
+        </w:rPr>
+        <w:t xml:space="preserve">► </w:t>
+      </w:r>
+      <w:r>
+        <w:rPr>
+          <w:rFonts w:ascii="Arial" w:hAnsi="Arial" w:cs="Arial"/>
+          <w:color w:val="0070C0"/>
+          <w:lang w:val="en-US"/>
+        </w:rPr>
+        <w:t>FIND</w:t>
+      </w:r>
+    </w:p>
+    <w:p/>
+    <w:p>
+      <w:pPr>
+        <w:rPr>
+          <w:rFonts w:ascii="Arial" w:hAnsi="Arial" w:cs="Arial"/>
+        </w:rPr>
+      </w:pPr>
+      <w:r>
+        <w:rPr>
+          <w:rFonts w:ascii="Arial" w:hAnsi="Arial" w:cs="Arial"/>
+        </w:rPr>
+        <w:t>►</w:t>
+      </w:r>
+      <w:r>
+        <w:t xml:space="preserve"> </w:t>
+      </w:r>
+      <w:r>
+        <w:rPr>
+          <w:rFonts w:ascii="Arial" w:hAnsi="Arial" w:cs="Arial"/>
+        </w:rPr>
+        <w:t>Plus tard, dans le « Fait référence à » champ, saisissez soigneusement la formule spécialisée suivante qui extraira les noms des feuilles de calcul de la structure de votre classeur :</w:t>
+      </w:r>
+    </w:p>
+    <w:p>
+      <w:pPr>
+        <w:rPr>
+          <w:rFonts w:ascii="Arial" w:hAnsi="Arial" w:cs="Arial"/>
+          <w:b/>
+          <w:bCs/>
+        </w:rPr>
+      </w:pPr>
+      <w:r>
+        <w:rPr>
+          <w:rFonts w:ascii="Arial" w:hAnsi="Arial" w:cs="Arial"/>
+          <w:b/>
+          <w:bCs/>
+        </w:rPr>
+        <w:t>=REMPLACER(LIRE.CLASSEUR(1);1;TROUVE("]";LIRE.CLASSEUR(1));"")</w:t>
+      </w:r>
+    </w:p>
+    <w:p>
+      <w:pPr>
+        <w:rPr>
+          <w:rFonts w:ascii="Arial" w:hAnsi="Arial" w:cs="Arial"/>
+          <w:color w:val="0070C0"/>
+          <w:lang w:val="en-US"/>
+        </w:rPr>
+      </w:pPr>
+      <w:r>
+        <w:rPr>
+          <w:rFonts w:ascii="Arial" w:hAnsi="Arial" w:cs="Arial"/>
+          <w:color w:val="0070C0"/>
+          <w:lang w:val="en-US"/>
+        </w:rPr>
+        <w:t>=REPLACE(GET.WORKBOOK(1)</w:t>
+      </w:r>
+      <w:r>
+        <w:rPr>
+          <w:rFonts w:ascii="Arial" w:hAnsi="Arial" w:cs="Arial"/>
+          <w:color w:val="0070C0"/>
+          <w:lang w:val="en-US"/>
+        </w:rPr>
+        <w:t>;</w:t>
+      </w:r>
+      <w:r>
+        <w:rPr>
+          <w:rFonts w:ascii="Arial" w:hAnsi="Arial" w:cs="Arial"/>
+          <w:color w:val="0070C0"/>
+          <w:lang w:val="en-US"/>
+        </w:rPr>
+        <w:t>1</w:t>
+      </w:r>
+      <w:r>
+        <w:rPr>
+          <w:rFonts w:ascii="Arial" w:hAnsi="Arial" w:cs="Arial"/>
+          <w:color w:val="0070C0"/>
+          <w:lang w:val="en-US"/>
+        </w:rPr>
+        <w:t>;</w:t>
+      </w:r>
+      <w:r>
+        <w:rPr>
+          <w:rFonts w:ascii="Arial" w:hAnsi="Arial" w:cs="Arial"/>
+          <w:color w:val="0070C0"/>
+          <w:lang w:val="en-US"/>
+        </w:rPr>
+        <w:t>FIND("]"</w:t>
+      </w:r>
+      <w:r>
+        <w:rPr>
+          <w:rFonts w:ascii="Arial" w:hAnsi="Arial" w:cs="Arial"/>
+          <w:color w:val="0070C0"/>
+          <w:lang w:val="en-US"/>
+        </w:rPr>
+        <w:t>;</w:t>
+      </w:r>
+      <w:r>
+        <w:rPr>
+          <w:rFonts w:ascii="Arial" w:hAnsi="Arial" w:cs="Arial"/>
+          <w:color w:val="0070C0"/>
+          <w:lang w:val="en-US"/>
+        </w:rPr>
+        <w:t>GET.WORKBOOK(1)</w:t>
+      </w:r>
+      <w:proofErr w:type="gramStart"/>
+      <w:r>
+        <w:rPr>
+          <w:rFonts w:ascii="Arial" w:hAnsi="Arial" w:cs="Arial"/>
+          <w:color w:val="0070C0"/>
+          <w:lang w:val="en-US"/>
+        </w:rPr>
+        <w:t>)</w:t>
+      </w:r>
+      <w:r>
+        <w:rPr>
+          <w:rFonts w:ascii="Arial" w:hAnsi="Arial" w:cs="Arial"/>
+          <w:color w:val="0070C0"/>
+          <w:lang w:val="en-US"/>
+        </w:rPr>
+        <w:t>;</w:t>
+      </w:r>
+      <w:r>
+        <w:rPr>
+          <w:rFonts w:ascii="Arial" w:hAnsi="Arial" w:cs="Arial"/>
+          <w:color w:val="0070C0"/>
+          <w:lang w:val="en-US"/>
+        </w:rPr>
+        <w:t>"</w:t>
+      </w:r>
+      <w:proofErr w:type="gramEnd"/>
+      <w:r>
+        <w:rPr>
+          <w:rFonts w:ascii="Arial" w:hAnsi="Arial" w:cs="Arial"/>
+          <w:color w:val="0070C0"/>
+          <w:lang w:val="en-US"/>
+        </w:rPr>
+        <w:t>")</w:t>
+      </w:r>
+    </w:p>
+    <w:p>
+      <w:pPr>
+        <w:rPr>
+          <w:lang w:val="en-US"/>
+        </w:rPr>
+      </w:pPr>
+      <w:r>
+        <w:rPr>
+          <w:lang w:val="en-US"/>
+        </w:rPr>
+        <w:drawing>
+          <wp:inline distT="0" distB="0" distL="0" distR="0" wp14:anchorId="14BDF4F6" wp14:editId="333FF11B">
+            <wp:extent cx="5760720" cy="2783205"/>
+            <wp:effectExtent l="0" t="0" r="0" b="0"/>
+            <wp:docPr id="2132043954" name="Image 1"/>
+            <wp:cNvGraphicFramePr>
+              <a:graphicFrameLocks xmlns:a="http://schemas.openxmlformats.org/drawingml/2006/main" noChangeAspect="1"/>
+            </wp:cNvGraphicFramePr>
+            <a:graphic xmlns:a="http://schemas.openxmlformats.org/drawingml/2006/main">
+              <a:graphicData uri="http://schemas.openxmlformats.org/drawingml/2006/picture">
+                <pic:pic xmlns:pic="http://schemas.openxmlformats.org/drawingml/2006/picture">
+                  <pic:nvPicPr>
+                    <pic:cNvPr id="2132043954" name=""/>
+                    <pic:cNvPicPr/>
+                  </pic:nvPicPr>
+                  <pic:blipFill>
+                    <a:blip r:embed="rId9"/>
+                    <a:stretch>
+                      <a:fillRect/>
+                    </a:stretch>
+                  </pic:blipFill>
+                  <pic:spPr>
+                    <a:xfrm>
+                      <a:off x="0" y="0"/>
+                      <a:ext cx="5760720" cy="2783205"/>
+                    </a:xfrm>
+                    <a:prstGeom prst="rect">
+                      <a:avLst/>
+                    </a:prstGeom>
+                  </pic:spPr>
+                </pic:pic>
+              </a:graphicData>
+            </a:graphic>
+          </wp:inline>
+        </w:drawing>
+      </w:r>
+    </w:p>
+    <w:p>
+      <w:r>
+        <w:rPr>
+          <w:rFonts w:ascii="Arial" w:hAnsi="Arial" w:cs="Arial"/>
+        </w:rPr>
+        <w:lastRenderedPageBreak/>
+        <w:t>►</w:t>
+      </w:r>
+      <w:r>
+        <w:t xml:space="preserve">Ensuite, </w:t>
+      </w:r>
+      <w:r>
+        <w:t>insérer</w:t>
+      </w:r>
+      <w:r>
+        <w:t xml:space="preserve"> une nouvelle feuille de calcul</w:t>
+      </w:r>
+      <w:r>
+        <w:t xml:space="preserve"> </w:t>
+      </w:r>
+      <w:r>
+        <w:t xml:space="preserve">pour afficher </w:t>
+      </w:r>
+      <w:r>
+        <w:t>l’</w:t>
+      </w:r>
+      <w:r>
+        <w:t>inventaire complet des noms de feuilles.</w:t>
+      </w:r>
+      <w:r>
+        <w:t xml:space="preserve"> Cette nouvelle feuille aura pour nom : « </w:t>
+      </w:r>
+      <w:r>
+        <w:rPr>
+          <w:b/>
+          <w:bCs/>
+          <w:i/>
+          <w:iCs/>
+        </w:rPr>
+        <w:t>Sommaire</w:t>
+      </w:r>
+      <w:r>
+        <w:t> »</w:t>
+      </w:r>
+    </w:p>
+    <w:p>
+      <w:r>
+        <w:drawing>
+          <wp:inline distT="0" distB="0" distL="0" distR="0" wp14:anchorId="0D76AC42" wp14:editId="5B04633F">
+            <wp:extent cx="5760720" cy="2500630"/>
+            <wp:effectExtent l="0" t="0" r="0" b="0"/>
+            <wp:docPr id="116111153" name="Image 1"/>
+            <wp:cNvGraphicFramePr>
+              <a:graphicFrameLocks xmlns:a="http://schemas.openxmlformats.org/drawingml/2006/main" noChangeAspect="1"/>
+            </wp:cNvGraphicFramePr>
+            <a:graphic xmlns:a="http://schemas.openxmlformats.org/drawingml/2006/main">
+              <a:graphicData uri="http://schemas.openxmlformats.org/drawingml/2006/picture">
+                <pic:pic xmlns:pic="http://schemas.openxmlformats.org/drawingml/2006/picture">
+                  <pic:nvPicPr>
+                    <pic:cNvPr id="116111153" name=""/>
+                    <pic:cNvPicPr/>
+                  </pic:nvPicPr>
+                  <pic:blipFill>
+                    <a:blip r:embed="rId10"/>
+                    <a:stretch>
+                      <a:fillRect/>
+                    </a:stretch>
+                  </pic:blipFill>
+                  <pic:spPr>
+                    <a:xfrm>
+                      <a:off x="0" y="0"/>
+                      <a:ext cx="5760720" cy="2500630"/>
+                    </a:xfrm>
+                    <a:prstGeom prst="rect">
+                      <a:avLst/>
+                    </a:prstGeom>
+                  </pic:spPr>
+                </pic:pic>
+              </a:graphicData>
+            </a:graphic>
+          </wp:inline>
+        </w:drawing>
+      </w:r>
+    </w:p>
+    <w:p>
+      <w:r>
+        <w:t>Ensuite, entrez "1" in Cellule A1 et "2" in Cellule A2 pour établir la séquence d'indexation qui référencera chaque feuille de calcul de votre classeur.</w:t>
+      </w:r>
+    </w:p>
+    <w:p>
+      <w:r>
+        <w:t>Ensuite, sélectionnez les deux cellules (A1 et A2) et faites-les glisser vers le bas pour saisir automatiquement des numéros séquentiels (3, 4, 5, etc.) dans Colonne A, créant suffisamment de numéros d'index pour couvrir toutes les feuilles de calcul de votre classeur.</w:t>
+      </w:r>
+    </w:p>
+    <w:p>
+      <w:r>
+        <w:drawing>
+          <wp:inline distT="0" distB="0" distL="0" distR="0" wp14:anchorId="3CECB206" wp14:editId="7E38FBB3">
+            <wp:extent cx="5760720" cy="2578100"/>
+            <wp:effectExtent l="0" t="0" r="0" b="0"/>
+            <wp:docPr id="171007374" name="Image 1"/>
+            <wp:cNvGraphicFramePr>
+              <a:graphicFrameLocks xmlns:a="http://schemas.openxmlformats.org/drawingml/2006/main" noChangeAspect="1"/>
+            </wp:cNvGraphicFramePr>
+            <a:graphic xmlns:a="http://schemas.openxmlformats.org/drawingml/2006/main">
+              <a:graphicData uri="http://schemas.openxmlformats.org/drawingml/2006/picture">
+                <pic:pic xmlns:pic="http://schemas.openxmlformats.org/drawingml/2006/picture">
+                  <pic:nvPicPr>
+                    <pic:cNvPr id="171007374" name=""/>
+                    <pic:cNvPicPr/>
+                  </pic:nvPicPr>
+                  <pic:blipFill>
+                    <a:blip r:embed="rId11"/>
+                    <a:stretch>
+                      <a:fillRect/>
+                    </a:stretch>
+                  </pic:blipFill>
+                  <pic:spPr>
+                    <a:xfrm>
+                      <a:off x="0" y="0"/>
+                      <a:ext cx="5760720" cy="2578100"/>
+                    </a:xfrm>
+                    <a:prstGeom prst="rect">
+                      <a:avLst/>
+                    </a:prstGeom>
+                  </pic:spPr>
+                </pic:pic>
+              </a:graphicData>
+            </a:graphic>
+          </wp:inline>
+        </w:drawing>
+      </w:r>
+    </w:p>
+    <w:p>
+      <w:pPr>
+        <w:rPr>
+          <w:b/>
+          <w:bCs/>
+          <w:color w:val="0070C0"/>
+        </w:rPr>
+      </w:pPr>
+      <w:proofErr w:type="gramStart"/>
+      <w:r>
+        <w:rPr>
+          <w:b/>
+          <w:bCs/>
+          <w:color w:val="0070C0"/>
+        </w:rPr>
+        <w:t>F</w:t>
+      </w:r>
+      <w:r>
+        <w:rPr>
+          <w:b/>
+          <w:bCs/>
+          <w:color w:val="0070C0"/>
+        </w:rPr>
+        <w:t>onction</w:t>
+      </w:r>
+      <w:r>
+        <w:rPr>
+          <w:b/>
+          <w:bCs/>
+          <w:color w:val="0070C0"/>
+        </w:rPr>
+        <w:t xml:space="preserve"> </w:t>
+      </w:r>
+      <w:r>
+        <w:rPr>
+          <w:b/>
+          <w:bCs/>
+          <w:color w:val="0070C0"/>
+        </w:rPr>
+        <w:t xml:space="preserve"> INDEX</w:t>
+      </w:r>
+      <w:proofErr w:type="gramEnd"/>
+    </w:p>
+    <w:p>
+      <w:r>
+        <w:rPr>
+          <w:rFonts w:ascii="Arial" w:hAnsi="Arial" w:cs="Arial"/>
+        </w:rPr>
+        <w:t>►</w:t>
+      </w:r>
+      <w:r>
+        <w:t xml:space="preserve">Ensuite, mettez la </w:t>
+      </w:r>
+      <w:r>
+        <w:t>fonction</w:t>
+      </w:r>
+      <w:r>
+        <w:t xml:space="preserve"> INDEX suivante dans Cellule B1 pour commencer à extraire les noms des feuilles de calcul à l'aide de vos noms précédemment définis « </w:t>
+      </w:r>
+      <w:proofErr w:type="spellStart"/>
+      <w:r>
+        <w:t>ListSheets</w:t>
+      </w:r>
+      <w:proofErr w:type="spellEnd"/>
+      <w:r>
+        <w:t xml:space="preserve"> » nom:</w:t>
+      </w:r>
+    </w:p>
+    <w:p>
+      <w:pPr>
+        <w:rPr>
+          <w:b/>
+          <w:bCs/>
+        </w:rPr>
+      </w:pPr>
+      <w:r>
+        <w:rPr>
+          <w:b/>
+          <w:bCs/>
+        </w:rPr>
+        <w:lastRenderedPageBreak/>
+        <w:t>=INDEX(ListSheets,A1)</w:t>
+      </w:r>
+    </w:p>
+    <w:p>
+      <w:pPr>
+        <w:rPr>
+          <w:b/>
+          <w:bCs/>
+        </w:rPr>
+      </w:pPr>
+      <w:r>
+        <w:rPr>
+          <w:b/>
+          <w:bCs/>
+        </w:rPr>
+        <w:drawing>
+          <wp:inline distT="0" distB="0" distL="0" distR="0" wp14:anchorId="6713EF9C" wp14:editId="0FCDF797">
+            <wp:extent cx="5760720" cy="2578100"/>
+            <wp:effectExtent l="0" t="0" r="0" b="0"/>
+            <wp:docPr id="2012400084" name="Image 1"/>
+            <wp:cNvGraphicFramePr>
+              <a:graphicFrameLocks xmlns:a="http://schemas.openxmlformats.org/drawingml/2006/main" noChangeAspect="1"/>
+            </wp:cNvGraphicFramePr>
+            <a:graphic xmlns:a="http://schemas.openxmlformats.org/drawingml/2006/main">
+              <a:graphicData uri="http://schemas.openxmlformats.org/drawingml/2006/picture">
+                <pic:pic xmlns:pic="http://schemas.openxmlformats.org/drawingml/2006/picture">
+                  <pic:nvPicPr>
+                    <pic:cNvPr id="2012400084" name=""/>
+                    <pic:cNvPicPr/>
+                  </pic:nvPicPr>
+                  <pic:blipFill>
+                    <a:blip r:embed="rId12"/>
+                    <a:stretch>
+                      <a:fillRect/>
+                    </a:stretch>
+                  </pic:blipFill>
+                  <pic:spPr>
+                    <a:xfrm>
+                      <a:off x="0" y="0"/>
+                      <a:ext cx="5760720" cy="2578100"/>
+                    </a:xfrm>
+                    <a:prstGeom prst="rect">
+                      <a:avLst/>
+                    </a:prstGeom>
+                  </pic:spPr>
+                </pic:pic>
+              </a:graphicData>
+            </a:graphic>
+          </wp:inline>
+        </w:drawing>
+      </w:r>
+    </w:p>
     <w:p/>
     <w:p>
       <w:pPr>
@@ -440,7 +1090,6 @@
         </w:tabs>
       </w:pPr>
       <w:r>
-        <w:lastRenderedPageBreak/>
         <w:tab/>
       </w:r>
     </w:p>
@@ -452,7 +1101,7 @@
         <w:pStyle w:val="Titre1"/>
       </w:pPr>
       <w:bookmarkStart w:id="1" w:name="_Toc223707034"/>
-      <w:bookmarkStart w:id="2" w:name="_Toc223707719"/>
+      <w:bookmarkStart w:id="2" w:name="_Toc223712920"/>
       <w:r>
         <w:t>Links</w:t>
       </w:r>
@@ -472,6 +1121,11 @@
           <w:szCs w:val="18"/>
         </w:rPr>
         <w:t>https://www.datanumen.com/blogs/3-quick-ways-to-get-a-list-of-all-worksheet-names-in-an-excel-workbook/?srsltid=AfmBOopc57k04K0XSHVI5-yMkAhFrPLAaNHmbd5JjfKHY9lcdFSuz0o1#3_Method_2_List_with_Formula</w:t>
+      </w:r>
+    </w:p>
+    <w:p>
+      <w:r>
+        <w:t>https://may6.fr/excel-recuperer-automatiquement-le-nom-de-toutes-feuilles/</w:t>
       </w:r>
     </w:p>
     <w:p/>
@@ -485,8 +1139,8 @@
     <w:p/>
     <w:p/>
     <w:sectPr>
-      <w:headerReference w:type="default" r:id="rId8"/>
-      <w:footerReference w:type="default" r:id="rId9"/>
+      <w:headerReference w:type="default" r:id="rId13"/>
+      <w:footerReference w:type="default" r:id="rId14"/>
       <w:pgSz w:w="11906" w:h="16838"/>
       <w:pgMar w:top="1417" w:right="1417" w:bottom="1417" w:left="1417" w:header="708" w:footer="708" w:gutter="0"/>
       <w:cols w:space="708"/>
@@ -984,7 +1638,7 @@
               <w:sz w:val="16"/>
               <w:szCs w:val="16"/>
             </w:rPr>
-            <w:t>06-03-2026 16:31</w:t>
+            <w:t>06-03-2026 16:41</w:t>
           </w:r>
           <w:r>
             <w:rPr>
@@ -2117,7 +2771,6 @@
   <w:style w:type="character" w:default="1" w:styleId="Policepardfaut">
     <w:name w:val="Default Paragraph Font"/>
     <w:uiPriority w:val="1"/>
-    <w:semiHidden/>
     <w:unhideWhenUsed/>
   </w:style>
   <w:style w:type="table" w:default="1" w:styleId="TableauNormal">

--- a/EXCEL_CodeSource/Classeurs_CodeSource/SheetsList/Lister le nom des feuilles dans Excel.docx
+++ b/EXCEL_CodeSource/Classeurs_CodeSource/SheetsList/Lister le nom des feuilles dans Excel.docx
@@ -152,13 +152,13 @@
       <w:r>
         <w:fldChar w:fldCharType="separate"/>
       </w:r>
-      <w:hyperlink w:anchor="_Toc223712919" w:history="1">
+      <w:hyperlink w:anchor="_Toc223773343" w:history="1">
         <w:r>
           <w:rPr>
             <w:rStyle w:val="Lienhypertexte"/>
             <w:noProof/>
           </w:rPr>
-          <w:t>1. Liste avec formule</w:t>
+          <w:t>1. Prolégomènes</w:t>
         </w:r>
         <w:r>
           <w:rPr>
@@ -179,7 +179,81 @@
             <w:noProof/>
             <w:webHidden/>
           </w:rPr>
-          <w:instrText xml:space="preserve"> PAGEREF _Toc223712919 \h </w:instrText>
+          <w:instrText xml:space="preserve"> PAGEREF _Toc223773343 \h </w:instrText>
+        </w:r>
+        <w:r>
+          <w:rPr>
+            <w:noProof/>
+            <w:webHidden/>
+          </w:rPr>
+        </w:r>
+        <w:r>
+          <w:rPr>
+            <w:noProof/>
+            <w:webHidden/>
+          </w:rPr>
+          <w:fldChar w:fldCharType="separate"/>
+        </w:r>
+        <w:r>
+          <w:rPr>
+            <w:noProof/>
+            <w:webHidden/>
+          </w:rPr>
+          <w:t>1</w:t>
+        </w:r>
+        <w:r>
+          <w:rPr>
+            <w:noProof/>
+            <w:webHidden/>
+          </w:rPr>
+          <w:fldChar w:fldCharType="end"/>
+        </w:r>
+      </w:hyperlink>
+    </w:p>
+    <w:p>
+      <w:pPr>
+        <w:pStyle w:val="TM2"/>
+        <w:tabs>
+          <w:tab w:val="right" w:leader="dot" w:pos="9062"/>
+        </w:tabs>
+        <w:rPr>
+          <w:rFonts w:eastAsiaTheme="minorEastAsia" w:cstheme="minorBidi"/>
+          <w:smallCaps w:val="0"/>
+          <w:noProof/>
+          <w:kern w:val="2"/>
+          <w:sz w:val="24"/>
+          <w:lang w:eastAsia="fr-FR"/>
+          <w14:ligatures w14:val="standardContextual"/>
+        </w:rPr>
+      </w:pPr>
+      <w:hyperlink w:anchor="_Toc223773344" w:history="1">
+        <w:r>
+          <w:rPr>
+            <w:rStyle w:val="Lienhypertexte"/>
+            <w:noProof/>
+          </w:rPr>
+          <w:t>1.1. Le séparateur d'arguments dans les fonctions intégrées d’Excel</w:t>
+        </w:r>
+        <w:r>
+          <w:rPr>
+            <w:noProof/>
+            <w:webHidden/>
+          </w:rPr>
+          <w:tab/>
+        </w:r>
+        <w:r>
+          <w:rPr>
+            <w:noProof/>
+            <w:webHidden/>
+          </w:rPr>
+          <w:fldChar w:fldCharType="begin"/>
+        </w:r>
+        <w:r>
+          <w:rPr>
+            <w:noProof/>
+            <w:webHidden/>
+          </w:rPr>
+          <w:instrText xml:space="preserve"> PAGEREF _Toc223773344 \h </w:instrText>
         </w:r>
         <w:r>
           <w:rPr>
@@ -228,13 +302,13 @@
           <w14:ligatures w14:val="standardContextual"/>
         </w:rPr>
       </w:pPr>
-      <w:hyperlink w:anchor="_Toc223712920" w:history="1">
+      <w:hyperlink w:anchor="_Toc223773345" w:history="1">
         <w:r>
           <w:rPr>
             <w:rStyle w:val="Lienhypertexte"/>
             <w:noProof/>
           </w:rPr>
-          <w:t>2. Links</w:t>
+          <w:t>2. Liste avec formule</w:t>
         </w:r>
         <w:r>
           <w:rPr>
@@ -255,7 +329,7 @@
             <w:noProof/>
             <w:webHidden/>
           </w:rPr>
-          <w:instrText xml:space="preserve"> PAGEREF _Toc223712920 \h </w:instrText>
+          <w:instrText xml:space="preserve"> PAGEREF _Toc223773345 \h </w:instrText>
         </w:r>
         <w:r>
           <w:rPr>
@@ -275,7 +349,7 @@
             <w:noProof/>
             <w:webHidden/>
           </w:rPr>
-          <w:t>4</w:t>
+          <w:t>1</w:t>
         </w:r>
         <w:r>
           <w:rPr>
@@ -287,21 +361,135 @@
       </w:hyperlink>
     </w:p>
     <w:p>
+      <w:pPr>
+        <w:pStyle w:val="TM1"/>
+        <w:tabs>
+          <w:tab w:val="right" w:leader="dot" w:pos="9062"/>
+        </w:tabs>
+        <w:rPr>
+          <w:rFonts w:eastAsiaTheme="minorEastAsia" w:cstheme="minorBidi"/>
+          <w:b w:val="0"/>
+          <w:bCs w:val="0"/>
+          <w:caps w:val="0"/>
+          <w:noProof/>
+          <w:kern w:val="2"/>
+          <w:sz w:val="24"/>
+          <w:lang w:eastAsia="fr-FR"/>
+          <w14:ligatures w14:val="standardContextual"/>
+        </w:rPr>
+      </w:pPr>
+      <w:hyperlink w:anchor="_Toc223773346" w:history="1">
+        <w:r>
+          <w:rPr>
+            <w:rStyle w:val="Lienhypertexte"/>
+            <w:noProof/>
+          </w:rPr>
+          <w:t>3. Links</w:t>
+        </w:r>
+        <w:r>
+          <w:rPr>
+            <w:noProof/>
+            <w:webHidden/>
+          </w:rPr>
+          <w:tab/>
+        </w:r>
+        <w:r>
+          <w:rPr>
+            <w:noProof/>
+            <w:webHidden/>
+          </w:rPr>
+          <w:fldChar w:fldCharType="begin"/>
+        </w:r>
+        <w:r>
+          <w:rPr>
+            <w:noProof/>
+            <w:webHidden/>
+          </w:rPr>
+          <w:instrText xml:space="preserve"> PAGEREF _Toc223773346 \h </w:instrText>
+        </w:r>
+        <w:r>
+          <w:rPr>
+            <w:noProof/>
+            <w:webHidden/>
+          </w:rPr>
+        </w:r>
+        <w:r>
+          <w:rPr>
+            <w:noProof/>
+            <w:webHidden/>
+          </w:rPr>
+          <w:fldChar w:fldCharType="separate"/>
+        </w:r>
+        <w:r>
+          <w:rPr>
+            <w:noProof/>
+            <w:webHidden/>
+          </w:rPr>
+          <w:t>5</w:t>
+        </w:r>
+        <w:r>
+          <w:rPr>
+            <w:noProof/>
+            <w:webHidden/>
+          </w:rPr>
+          <w:fldChar w:fldCharType="end"/>
+        </w:r>
+      </w:hyperlink>
+    </w:p>
+    <w:p>
       <w:r>
         <w:fldChar w:fldCharType="end"/>
       </w:r>
     </w:p>
+    <w:p>
+      <w:pPr>
+        <w:pStyle w:val="Titre1"/>
+      </w:pPr>
+      <w:bookmarkStart w:id="0" w:name="_Toc223773343"/>
+      <w:r>
+        <w:t>Prolégomènes</w:t>
+      </w:r>
+      <w:bookmarkEnd w:id="0"/>
+    </w:p>
+    <w:p>
+      <w:pPr>
+        <w:pStyle w:val="Titre2"/>
+      </w:pPr>
+      <w:bookmarkStart w:id="1" w:name="_Toc223773344"/>
+      <w:r>
+        <w:t xml:space="preserve">Le </w:t>
+      </w:r>
+      <w:r>
+        <w:t>séparateur d'arguments</w:t>
+      </w:r>
+      <w:r>
+        <w:t xml:space="preserve"> dans les fonctions intégrées d’Excel</w:t>
+      </w:r>
+      <w:bookmarkEnd w:id="1"/>
+    </w:p>
+    <w:p>
+      <w:pPr>
+        <w:rPr>
+          <w:rFonts w:ascii="Arial" w:hAnsi="Arial" w:cs="Arial"/>
+        </w:rPr>
+      </w:pPr>
+      <w:r>
+        <w:rPr>
+          <w:rFonts w:ascii="Arial" w:hAnsi="Arial" w:cs="Arial"/>
+        </w:rPr>
+        <w:t>►et en VBA ?</w:t>
+      </w:r>
+    </w:p>
     <w:p/>
-    <w:p/>
     <w:p>
       <w:pPr>
         <w:pStyle w:val="Titre1"/>
       </w:pPr>
-      <w:bookmarkStart w:id="0" w:name="_Toc223712919"/>
+      <w:bookmarkStart w:id="2" w:name="_Toc223773345"/>
       <w:r>
         <w:t>Liste avec formule</w:t>
       </w:r>
-      <w:bookmarkEnd w:id="0"/>
+      <w:bookmarkEnd w:id="2"/>
     </w:p>
     <w:p>
       <w:r>
@@ -344,6 +532,7 @@
         <w:rPr>
           <w:rFonts w:ascii="Arial" w:hAnsi="Arial" w:cs="Arial"/>
         </w:rPr>
+        <w:lastRenderedPageBreak/>
         <w:t>►</w:t>
       </w:r>
       <w:r>
@@ -400,7 +589,9 @@
     </w:p>
     <w:p>
       <w:r>
-        <w:lastRenderedPageBreak/>
+        <w:rPr>
+          <w:noProof/>
+        </w:rPr>
         <w:drawing>
           <wp:inline distT="0" distB="0" distL="0" distR="0" wp14:anchorId="4170B307" wp14:editId="1B90E2AB">
             <wp:extent cx="5144218" cy="2210108"/>
@@ -503,15 +694,7 @@
           <w:bCs/>
           <w:color w:val="0070C0"/>
         </w:rPr>
-        <w:t xml:space="preserve">Fonction </w:t>
-      </w:r>
-      <w:r>
-        <w:rPr>
-          <w:b/>
-          <w:bCs/>
-          <w:color w:val="0070C0"/>
-        </w:rPr>
-        <w:t>TROUVE</w:t>
+        <w:t>Fonction TROUVE</w:t>
       </w:r>
       <w:r>
         <w:rPr>
@@ -534,7 +717,6 @@
         <w:rPr>
           <w:rFonts w:ascii="Arial" w:hAnsi="Arial" w:cs="Arial"/>
           <w:color w:val="0070C0"/>
-          <w:lang w:val="en-US"/>
         </w:rPr>
         <w:t>FIND</w:t>
       </w:r>
@@ -641,16 +823,15 @@
           <w:color w:val="0070C0"/>
           <w:lang w:val="en-US"/>
         </w:rPr>
-        <w:t>GET.WORKBOOK(1)</w:t>
-      </w:r>
-      <w:proofErr w:type="gramStart"/>
+        <w:t>GET.WORKBOOK(1))</w:t>
+      </w:r>
       <w:r>
         <w:rPr>
           <w:rFonts w:ascii="Arial" w:hAnsi="Arial" w:cs="Arial"/>
           <w:color w:val="0070C0"/>
           <w:lang w:val="en-US"/>
         </w:rPr>
-        <w:t>)</w:t>
+        <w:t>;</w:t>
       </w:r>
       <w:r>
         <w:rPr>
@@ -658,36 +839,21 @@
           <w:color w:val="0070C0"/>
           <w:lang w:val="en-US"/>
         </w:rPr>
-        <w:t>;</w:t>
-      </w:r>
-      <w:r>
-        <w:rPr>
-          <w:rFonts w:ascii="Arial" w:hAnsi="Arial" w:cs="Arial"/>
-          <w:color w:val="0070C0"/>
+        <w:t>"")</w:t>
+      </w:r>
+    </w:p>
+    <w:p>
+      <w:pPr>
+        <w:rPr>
           <w:lang w:val="en-US"/>
         </w:rPr>
-        <w:t>"</w:t>
-      </w:r>
-      <w:proofErr w:type="gramEnd"/>
-      <w:r>
-        <w:rPr>
-          <w:rFonts w:ascii="Arial" w:hAnsi="Arial" w:cs="Arial"/>
-          <w:color w:val="0070C0"/>
+      </w:pPr>
+      <w:r>
+        <w:rPr>
+          <w:noProof/>
           <w:lang w:val="en-US"/>
         </w:rPr>
-        <w:t>")</w:t>
-      </w:r>
-    </w:p>
-    <w:p>
-      <w:pPr>
-        <w:rPr>
-          <w:lang w:val="en-US"/>
-        </w:rPr>
-      </w:pPr>
-      <w:r>
-        <w:rPr>
-          <w:lang w:val="en-US"/>
-        </w:rPr>
+        <w:lastRenderedPageBreak/>
         <w:drawing>
           <wp:inline distT="0" distB="0" distL="0" distR="0" wp14:anchorId="14BDF4F6" wp14:editId="333FF11B">
             <wp:extent cx="5760720" cy="2783205"/>
@@ -730,7 +896,6 @@
         <w:rPr>
           <w:rFonts w:ascii="Arial" w:hAnsi="Arial" w:cs="Arial"/>
         </w:rPr>
-        <w:lastRenderedPageBreak/>
         <w:t>►</w:t>
       </w:r>
       <w:r>
@@ -772,6 +937,9 @@
     </w:p>
     <w:p>
       <w:r>
+        <w:rPr>
+          <w:noProof/>
+        </w:rPr>
         <w:drawing>
           <wp:inline distT="0" distB="0" distL="0" distR="0" wp14:anchorId="0D76AC42" wp14:editId="5B04633F">
             <wp:extent cx="5760720" cy="2500630"/>
@@ -821,6 +989,10 @@
     </w:p>
     <w:p>
       <w:r>
+        <w:rPr>
+          <w:noProof/>
+        </w:rPr>
+        <w:lastRenderedPageBreak/>
         <w:drawing>
           <wp:inline distT="0" distB="0" distL="0" distR="0" wp14:anchorId="3CECB206" wp14:editId="7E38FBB3">
             <wp:extent cx="5760720" cy="2578100"/>
@@ -866,14 +1038,13 @@
           <w:color w:val="0070C0"/>
         </w:rPr>
       </w:pPr>
-      <w:proofErr w:type="gramStart"/>
       <w:r>
         <w:rPr>
           <w:b/>
           <w:bCs/>
           <w:color w:val="0070C0"/>
         </w:rPr>
-        <w:t>F</w:t>
+        <w:t>Fonction</w:t>
       </w:r>
       <w:r>
         <w:rPr>
@@ -881,7 +1052,7 @@
           <w:bCs/>
           <w:color w:val="0070C0"/>
         </w:rPr>
-        <w:t>onction</w:t>
+        <w:t xml:space="preserve"> </w:t>
       </w:r>
       <w:r>
         <w:rPr>
@@ -889,70 +1060,61 @@
           <w:bCs/>
           <w:color w:val="0070C0"/>
         </w:rPr>
-        <w:t xml:space="preserve"> </w:t>
-      </w:r>
-      <w:r>
+        <w:t xml:space="preserve"> INDEX</w:t>
+      </w:r>
+    </w:p>
+    <w:p>
+      <w:r>
+        <w:rPr>
+          <w:rFonts w:ascii="Arial" w:hAnsi="Arial" w:cs="Arial"/>
+        </w:rPr>
+        <w:t>►</w:t>
+      </w:r>
+      <w:r>
+        <w:t xml:space="preserve">Ensuite, mettez la </w:t>
+      </w:r>
+      <w:r>
+        <w:t>fonction</w:t>
+      </w:r>
+      <w:r>
+        <w:t xml:space="preserve"> INDEX suivante dans Cellule B1 pour commencer à extraire les noms des feuilles de calcul à l'aide de vos noms précédemment définis « </w:t>
+      </w:r>
+      <w:proofErr w:type="spellStart"/>
+      <w:r>
+        <w:t>ListSheets</w:t>
+      </w:r>
+      <w:proofErr w:type="spellEnd"/>
+      <w:r>
+        <w:t xml:space="preserve"> » nom:</w:t>
+      </w:r>
+    </w:p>
+    <w:p>
+      <w:pPr>
         <w:rPr>
           <w:b/>
           <w:bCs/>
-          <w:color w:val="0070C0"/>
-        </w:rPr>
-        <w:t xml:space="preserve"> INDEX</w:t>
-      </w:r>
-      <w:proofErr w:type="gramEnd"/>
-    </w:p>
-    <w:p>
-      <w:r>
-        <w:rPr>
-          <w:rFonts w:ascii="Arial" w:hAnsi="Arial" w:cs="Arial"/>
-        </w:rPr>
-        <w:t>►</w:t>
-      </w:r>
-      <w:r>
-        <w:t xml:space="preserve">Ensuite, mettez la </w:t>
-      </w:r>
-      <w:r>
-        <w:t>fonction</w:t>
-      </w:r>
-      <w:r>
-        <w:t xml:space="preserve"> INDEX suivante dans Cellule B1 pour commencer à extraire les noms des feuilles de calcul à l'aide de vos noms précédemment définis « </w:t>
-      </w:r>
-      <w:proofErr w:type="spellStart"/>
-      <w:r>
-        <w:t>ListSheets</w:t>
-      </w:r>
-      <w:proofErr w:type="spellEnd"/>
-      <w:r>
-        <w:t xml:space="preserve"> » nom:</w:t>
-      </w:r>
-    </w:p>
-    <w:p>
-      <w:pPr>
+        </w:rPr>
+      </w:pPr>
+      <w:r>
         <w:rPr>
           <w:b/>
           <w:bCs/>
         </w:rPr>
-      </w:pPr>
-      <w:r>
+        <w:t>=INDEX(ListSheets,A1)</w:t>
+      </w:r>
+    </w:p>
+    <w:p>
+      <w:pPr>
         <w:rPr>
           <w:b/>
           <w:bCs/>
         </w:rPr>
-        <w:lastRenderedPageBreak/>
-        <w:t>=INDEX(ListSheets,A1)</w:t>
-      </w:r>
-    </w:p>
-    <w:p>
-      <w:pPr>
+      </w:pPr>
+      <w:r>
         <w:rPr>
           <w:b/>
           <w:bCs/>
-        </w:rPr>
-      </w:pPr>
-      <w:r>
-        <w:rPr>
-          <w:b/>
-          <w:bCs/>
+          <w:noProof/>
         </w:rPr>
         <w:drawing>
           <wp:inline distT="0" distB="0" distL="0" distR="0" wp14:anchorId="6713EF9C" wp14:editId="0FCDF797">
@@ -1100,13 +1262,13 @@
       <w:pPr>
         <w:pStyle w:val="Titre1"/>
       </w:pPr>
-      <w:bookmarkStart w:id="1" w:name="_Toc223707034"/>
-      <w:bookmarkStart w:id="2" w:name="_Toc223712920"/>
+      <w:bookmarkStart w:id="3" w:name="_Toc223707034"/>
+      <w:bookmarkStart w:id="4" w:name="_Toc223773346"/>
       <w:r>
         <w:t>Links</w:t>
       </w:r>
-      <w:bookmarkEnd w:id="1"/>
-      <w:bookmarkEnd w:id="2"/>
+      <w:bookmarkEnd w:id="3"/>
+      <w:bookmarkEnd w:id="4"/>
     </w:p>
     <w:p>
       <w:pPr>
@@ -1638,7 +1800,7 @@
               <w:sz w:val="16"/>
               <w:szCs w:val="16"/>
             </w:rPr>
-            <w:t>06-03-2026 16:41</w:t>
+            <w:t>06-03-2026 18:08</w:t>
           </w:r>
           <w:r>
             <w:rPr>
@@ -2771,6 +2933,7 @@
   <w:style w:type="character" w:default="1" w:styleId="Policepardfaut">
     <w:name w:val="Default Paragraph Font"/>
     <w:uiPriority w:val="1"/>
+    <w:semiHidden/>
     <w:unhideWhenUsed/>
   </w:style>
   <w:style w:type="table" w:default="1" w:styleId="TableauNormal">

--- a/EXCEL_CodeSource/Classeurs_CodeSource/SheetsList/Lister le nom des feuilles dans Excel.docx
+++ b/EXCEL_CodeSource/Classeurs_CodeSource/SheetsList/Lister le nom des feuilles dans Excel.docx
@@ -152,7 +152,7 @@
       <w:r>
         <w:fldChar w:fldCharType="separate"/>
       </w:r>
-      <w:hyperlink w:anchor="_Toc223773343" w:history="1">
+      <w:hyperlink w:anchor="_Toc223775360" w:history="1">
         <w:r>
           <w:rPr>
             <w:rStyle w:val="Lienhypertexte"/>
@@ -179,7 +179,7 @@
             <w:noProof/>
             <w:webHidden/>
           </w:rPr>
-          <w:instrText xml:space="preserve"> PAGEREF _Toc223773343 \h </w:instrText>
+          <w:instrText xml:space="preserve"> PAGEREF _Toc223775360 \h </w:instrText>
         </w:r>
         <w:r>
           <w:rPr>
@@ -226,7 +226,7 @@
           <w14:ligatures w14:val="standardContextual"/>
         </w:rPr>
       </w:pPr>
-      <w:hyperlink w:anchor="_Toc223773344" w:history="1">
+      <w:hyperlink w:anchor="_Toc223775361" w:history="1">
         <w:r>
           <w:rPr>
             <w:rStyle w:val="Lienhypertexte"/>
@@ -253,7 +253,7 @@
             <w:noProof/>
             <w:webHidden/>
           </w:rPr>
-          <w:instrText xml:space="preserve"> PAGEREF _Toc223773344 \h </w:instrText>
+          <w:instrText xml:space="preserve"> PAGEREF _Toc223775361 \h </w:instrText>
         </w:r>
         <w:r>
           <w:rPr>
@@ -302,7 +302,7 @@
           <w14:ligatures w14:val="standardContextual"/>
         </w:rPr>
       </w:pPr>
-      <w:hyperlink w:anchor="_Toc223773345" w:history="1">
+      <w:hyperlink w:anchor="_Toc223775362" w:history="1">
         <w:r>
           <w:rPr>
             <w:rStyle w:val="Lienhypertexte"/>
@@ -329,7 +329,7 @@
             <w:noProof/>
             <w:webHidden/>
           </w:rPr>
-          <w:instrText xml:space="preserve"> PAGEREF _Toc223773345 \h </w:instrText>
+          <w:instrText xml:space="preserve"> PAGEREF _Toc223775362 \h </w:instrText>
         </w:r>
         <w:r>
           <w:rPr>
@@ -349,7 +349,7 @@
             <w:noProof/>
             <w:webHidden/>
           </w:rPr>
-          <w:t>1</w:t>
+          <w:t>2</w:t>
         </w:r>
         <w:r>
           <w:rPr>
@@ -378,7 +378,7 @@
           <w14:ligatures w14:val="standardContextual"/>
         </w:rPr>
       </w:pPr>
-      <w:hyperlink w:anchor="_Toc223773346" w:history="1">
+      <w:hyperlink w:anchor="_Toc223775363" w:history="1">
         <w:r>
           <w:rPr>
             <w:rStyle w:val="Lienhypertexte"/>
@@ -405,7 +405,7 @@
             <w:noProof/>
             <w:webHidden/>
           </w:rPr>
-          <w:instrText xml:space="preserve"> PAGEREF _Toc223773346 \h </w:instrText>
+          <w:instrText xml:space="preserve"> PAGEREF _Toc223775363 \h </w:instrText>
         </w:r>
         <w:r>
           <w:rPr>
@@ -445,7 +445,7 @@
       <w:pPr>
         <w:pStyle w:val="Titre1"/>
       </w:pPr>
-      <w:bookmarkStart w:id="0" w:name="_Toc223773343"/>
+      <w:bookmarkStart w:id="0" w:name="_Toc223775360"/>
       <w:r>
         <w:t>Prolégomènes</w:t>
       </w:r>
@@ -455,7 +455,7 @@
       <w:pPr>
         <w:pStyle w:val="Titre2"/>
       </w:pPr>
-      <w:bookmarkStart w:id="1" w:name="_Toc223773344"/>
+      <w:bookmarkStart w:id="1" w:name="_Toc223775361"/>
       <w:r>
         <w:t xml:space="preserve">Le </w:t>
       </w:r>
@@ -470,14 +470,146 @@
     <w:p>
       <w:pPr>
         <w:rPr>
-          <w:rFonts w:ascii="Arial" w:hAnsi="Arial" w:cs="Arial"/>
-        </w:rPr>
-      </w:pPr>
-      <w:r>
-        <w:rPr>
-          <w:rFonts w:ascii="Arial" w:hAnsi="Arial" w:cs="Arial"/>
-        </w:rPr>
-        <w:t>►et en VBA ?</w:t>
+          <w:b/>
+          <w:bCs/>
+          <w:i/>
+          <w:iCs/>
+        </w:rPr>
+      </w:pPr>
+      <w:r>
+        <w:t xml:space="preserve">En effet les </w:t>
+      </w:r>
+      <w:r>
+        <w:t>arguments</w:t>
+      </w:r>
+      <w:r>
+        <w:t xml:space="preserve"> d’une fonction sont séparés par un opérateur appelé </w:t>
+      </w:r>
+      <w:r>
+        <w:rPr>
+          <w:b/>
+          <w:bCs/>
+          <w:i/>
+          <w:iCs/>
+        </w:rPr>
+        <w:t>séparateur de liste</w:t>
+      </w:r>
+      <w:r>
+        <w:rPr>
+          <w:b/>
+          <w:bCs/>
+          <w:i/>
+          <w:iCs/>
+        </w:rPr>
+        <w:t>.</w:t>
+      </w:r>
+    </w:p>
+    <w:p>
+      <w:pPr>
+        <w:pStyle w:val="Paragraphedeliste"/>
+        <w:numPr>
+          <w:ilvl w:val="0"/>
+          <w:numId w:val="2"/>
+        </w:numPr>
+        <w:rPr>
+          <w:b/>
+          <w:bCs/>
+        </w:rPr>
+      </w:pPr>
+      <w:r>
+        <w:t xml:space="preserve">Pour le </w:t>
+      </w:r>
+      <w:r>
+        <w:rPr>
+          <w:b/>
+          <w:bCs/>
+        </w:rPr>
+        <w:t>système français</w:t>
+      </w:r>
+      <w:r>
+        <w:t xml:space="preserve"> ce séparateur est le </w:t>
+      </w:r>
+      <w:r>
+        <w:rPr>
+          <w:b/>
+          <w:bCs/>
+        </w:rPr>
+        <w:t>point-virgule ( ; ).</w:t>
+      </w:r>
+    </w:p>
+    <w:p>
+      <w:pPr>
+        <w:pStyle w:val="Paragraphedeliste"/>
+        <w:numPr>
+          <w:ilvl w:val="0"/>
+          <w:numId w:val="2"/>
+        </w:numPr>
+      </w:pPr>
+      <w:r>
+        <w:t>Tandis que l</w:t>
+      </w:r>
+      <w:r>
+        <w:t xml:space="preserve">a </w:t>
+      </w:r>
+      <w:r>
+        <w:rPr>
+          <w:b/>
+          <w:bCs/>
+        </w:rPr>
+        <w:t>virgule</w:t>
+      </w:r>
+      <w:r>
+        <w:rPr>
+          <w:b/>
+          <w:bCs/>
+        </w:rPr>
+        <w:t xml:space="preserve"> ( , )</w:t>
+      </w:r>
+      <w:r>
+        <w:rPr>
+          <w:b/>
+          <w:bCs/>
+        </w:rPr>
+        <w:t xml:space="preserve"> </w:t>
+      </w:r>
+      <w:r>
+        <w:t xml:space="preserve">est le séparateur de liste par défaut pour les paramètres régionaux </w:t>
+      </w:r>
+      <w:r>
+        <w:rPr>
+          <w:b/>
+          <w:bCs/>
+        </w:rPr>
+        <w:t>américain-anglais</w:t>
+      </w:r>
+      <w:r>
+        <w:rPr>
+          <w:rStyle w:val="Appelnotedebasdep"/>
+        </w:rPr>
+        <w:footnoteReference w:id="1"/>
+      </w:r>
+      <w:r>
+        <w:t>.</w:t>
+      </w:r>
+    </w:p>
+    <w:p>
+      <w:r>
+        <w:t>On peut également utiliser un traducteur de fonctions en ligne</w:t>
+      </w:r>
+      <w:r>
+        <w:t>, comme</w:t>
+      </w:r>
+      <w:r>
+        <w:t> : Excel-Translator</w:t>
+      </w:r>
+      <w:r>
+        <w:rPr>
+          <w:rStyle w:val="Appelnotedebasdep"/>
+        </w:rPr>
+        <w:footnoteReference w:id="2"/>
+      </w:r>
+      <w:r>
+        <w:t>.</w:t>
       </w:r>
     </w:p>
     <w:p/>
@@ -485,8 +617,9 @@
       <w:pPr>
         <w:pStyle w:val="Titre1"/>
       </w:pPr>
-      <w:bookmarkStart w:id="2" w:name="_Toc223773345"/>
-      <w:r>
+      <w:bookmarkStart w:id="2" w:name="_Toc223775362"/>
+      <w:r>
+        <w:lastRenderedPageBreak/>
         <w:t>Liste avec formule</w:t>
       </w:r>
       <w:bookmarkEnd w:id="2"/>
@@ -515,7 +648,7 @@
         <w:rPr>
           <w:rStyle w:val="Appelnotedebasdep"/>
         </w:rPr>
-        <w:footnoteReference w:id="1"/>
+        <w:footnoteReference w:id="3"/>
       </w:r>
       <w:r>
         <w:t xml:space="preserve"> d'Excel avec des fonctionnalités d'indexation dynamique, créant ainsi une liste auto-actualisée qui reflète l'état actuel de la structure d</w:t>
@@ -532,7 +665,6 @@
         <w:rPr>
           <w:rFonts w:ascii="Arial" w:hAnsi="Arial" w:cs="Arial"/>
         </w:rPr>
-        <w:lastRenderedPageBreak/>
         <w:t>►</w:t>
       </w:r>
       <w:r>
@@ -775,6 +907,7 @@
           <w:color w:val="0070C0"/>
           <w:lang w:val="en-US"/>
         </w:rPr>
+        <w:lastRenderedPageBreak/>
         <w:t>=REPLACE(GET.WORKBOOK(1)</w:t>
       </w:r>
       <w:r>
@@ -823,15 +956,16 @@
           <w:color w:val="0070C0"/>
           <w:lang w:val="en-US"/>
         </w:rPr>
-        <w:t>GET.WORKBOOK(1))</w:t>
-      </w:r>
+        <w:t>GET.WORKBOOK(1)</w:t>
+      </w:r>
+      <w:proofErr w:type="gramStart"/>
       <w:r>
         <w:rPr>
           <w:rFonts w:ascii="Arial" w:hAnsi="Arial" w:cs="Arial"/>
           <w:color w:val="0070C0"/>
           <w:lang w:val="en-US"/>
         </w:rPr>
-        <w:t>;</w:t>
+        <w:t>)</w:t>
       </w:r>
       <w:r>
         <w:rPr>
@@ -839,7 +973,24 @@
           <w:color w:val="0070C0"/>
           <w:lang w:val="en-US"/>
         </w:rPr>
-        <w:t>"")</w:t>
+        <w:t>;</w:t>
+      </w:r>
+      <w:r>
+        <w:rPr>
+          <w:rFonts w:ascii="Arial" w:hAnsi="Arial" w:cs="Arial"/>
+          <w:color w:val="0070C0"/>
+          <w:lang w:val="en-US"/>
+        </w:rPr>
+        <w:t>"</w:t>
+      </w:r>
+      <w:proofErr w:type="gramEnd"/>
+      <w:r>
+        <w:rPr>
+          <w:rFonts w:ascii="Arial" w:hAnsi="Arial" w:cs="Arial"/>
+          <w:color w:val="0070C0"/>
+          <w:lang w:val="en-US"/>
+        </w:rPr>
+        <w:t>")</w:t>
       </w:r>
     </w:p>
     <w:p>
@@ -853,7 +1004,6 @@
           <w:noProof/>
           <w:lang w:val="en-US"/>
         </w:rPr>
-        <w:lastRenderedPageBreak/>
         <w:drawing>
           <wp:inline distT="0" distB="0" distL="0" distR="0" wp14:anchorId="14BDF4F6" wp14:editId="333FF11B">
             <wp:extent cx="5760720" cy="2783205"/>
@@ -1038,6 +1188,7 @@
           <w:color w:val="0070C0"/>
         </w:rPr>
       </w:pPr>
+      <w:proofErr w:type="gramStart"/>
       <w:r>
         <w:rPr>
           <w:b/>
@@ -1062,6 +1213,7 @@
         </w:rPr>
         <w:t xml:space="preserve"> INDEX</w:t>
       </w:r>
+      <w:proofErr w:type="gramEnd"/>
     </w:p>
     <w:p>
       <w:r>
@@ -1263,7 +1415,7 @@
         <w:pStyle w:val="Titre1"/>
       </w:pPr>
       <w:bookmarkStart w:id="3" w:name="_Toc223707034"/>
-      <w:bookmarkStart w:id="4" w:name="_Toc223773346"/>
+      <w:bookmarkStart w:id="4" w:name="_Toc223775363"/>
       <w:r>
         <w:t>Links</w:t>
       </w:r>
@@ -1510,6 +1662,44 @@
         <w:t xml:space="preserve"> </w:t>
       </w:r>
       <w:r>
+        <w:t>https://learn.microsoft.com/fr-fr/troubleshoot/microsoft-365-apps/excel/formula-errors</w:t>
+      </w:r>
+    </w:p>
+  </w:footnote>
+  <w:footnote w:id="2">
+    <w:p>
+      <w:pPr>
+        <w:pStyle w:val="Notedebasdepage"/>
+      </w:pPr>
+      <w:r>
+        <w:rPr>
+          <w:rStyle w:val="Appelnotedebasdep"/>
+        </w:rPr>
+        <w:footnoteRef/>
+      </w:r>
+      <w:r>
+        <w:t xml:space="preserve"> </w:t>
+      </w:r>
+      <w:r>
+        <w:t>https://fr.excel-translator.de/translator/</w:t>
+      </w:r>
+    </w:p>
+  </w:footnote>
+  <w:footnote w:id="3">
+    <w:p>
+      <w:pPr>
+        <w:pStyle w:val="Notedebasdepage"/>
+      </w:pPr>
+      <w:r>
+        <w:rPr>
+          <w:rStyle w:val="Appelnotedebasdep"/>
+        </w:rPr>
+        <w:footnoteRef/>
+      </w:r>
+      <w:r>
+        <w:t xml:space="preserve"> </w:t>
+      </w:r>
+      <w:r>
         <w:t>GET.WORKBOOK</w:t>
       </w:r>
       <w:r>
@@ -1800,7 +1990,7 @@
               <w:sz w:val="16"/>
               <w:szCs w:val="16"/>
             </w:rPr>
-            <w:t>06-03-2026 18:08</w:t>
+            <w:t>07-03-2026 10:55</w:t>
           </w:r>
           <w:r>
             <w:rPr>
@@ -2299,8 +2489,124 @@
       </w:rPr>
     </w:lvl>
   </w:abstractNum>
+  <w:abstractNum w:abstractNumId="1" w15:restartNumberingAfterBreak="0">
+    <w:nsid w:val="74244931"/>
+    <w:multiLevelType w:val="hybridMultilevel"/>
+    <w:tmpl w:val="4B44ED88"/>
+    <w:lvl w:ilvl="0" w:tplc="040C0001">
+      <w:start w:val="1"/>
+      <w:numFmt w:val="bullet"/>
+      <w:lvlText w:val=""/>
+      <w:lvlJc w:val="left"/>
+      <w:pPr>
+        <w:ind w:left="720" w:hanging="360"/>
+      </w:pPr>
+      <w:rPr>
+        <w:rFonts w:ascii="Symbol" w:hAnsi="Symbol" w:hint="default"/>
+      </w:rPr>
+    </w:lvl>
+    <w:lvl w:ilvl="1" w:tplc="040C0003" w:tentative="1">
+      <w:start w:val="1"/>
+      <w:numFmt w:val="bullet"/>
+      <w:lvlText w:val="o"/>
+      <w:lvlJc w:val="left"/>
+      <w:pPr>
+        <w:ind w:left="1440" w:hanging="360"/>
+      </w:pPr>
+      <w:rPr>
+        <w:rFonts w:ascii="Courier New" w:hAnsi="Courier New" w:cs="Courier New" w:hint="default"/>
+      </w:rPr>
+    </w:lvl>
+    <w:lvl w:ilvl="2" w:tplc="040C0005" w:tentative="1">
+      <w:start w:val="1"/>
+      <w:numFmt w:val="bullet"/>
+      <w:lvlText w:val=""/>
+      <w:lvlJc w:val="left"/>
+      <w:pPr>
+        <w:ind w:left="2160" w:hanging="360"/>
+      </w:pPr>
+      <w:rPr>
+        <w:rFonts w:ascii="Wingdings" w:hAnsi="Wingdings" w:hint="default"/>
+      </w:rPr>
+    </w:lvl>
+    <w:lvl w:ilvl="3" w:tplc="040C0001" w:tentative="1">
+      <w:start w:val="1"/>
+      <w:numFmt w:val="bullet"/>
+      <w:lvlText w:val=""/>
+      <w:lvlJc w:val="left"/>
+      <w:pPr>
+        <w:ind w:left="2880" w:hanging="360"/>
+      </w:pPr>
+      <w:rPr>
+        <w:rFonts w:ascii="Symbol" w:hAnsi="Symbol" w:hint="default"/>
+      </w:rPr>
+    </w:lvl>
+    <w:lvl w:ilvl="4" w:tplc="040C0003" w:tentative="1">
+      <w:start w:val="1"/>
+      <w:numFmt w:val="bullet"/>
+      <w:lvlText w:val="o"/>
+      <w:lvlJc w:val="left"/>
+      <w:pPr>
+        <w:ind w:left="3600" w:hanging="360"/>
+      </w:pPr>
+      <w:rPr>
+        <w:rFonts w:ascii="Courier New" w:hAnsi="Courier New" w:cs="Courier New" w:hint="default"/>
+      </w:rPr>
+    </w:lvl>
+    <w:lvl w:ilvl="5" w:tplc="040C0005" w:tentative="1">
+      <w:start w:val="1"/>
+      <w:numFmt w:val="bullet"/>
+      <w:lvlText w:val=""/>
+      <w:lvlJc w:val="left"/>
+      <w:pPr>
+        <w:ind w:left="4320" w:hanging="360"/>
+      </w:pPr>
+      <w:rPr>
+        <w:rFonts w:ascii="Wingdings" w:hAnsi="Wingdings" w:hint="default"/>
+      </w:rPr>
+    </w:lvl>
+    <w:lvl w:ilvl="6" w:tplc="040C0001" w:tentative="1">
+      <w:start w:val="1"/>
+      <w:numFmt w:val="bullet"/>
+      <w:lvlText w:val=""/>
+      <w:lvlJc w:val="left"/>
+      <w:pPr>
+        <w:ind w:left="5040" w:hanging="360"/>
+      </w:pPr>
+      <w:rPr>
+        <w:rFonts w:ascii="Symbol" w:hAnsi="Symbol" w:hint="default"/>
+      </w:rPr>
+    </w:lvl>
+    <w:lvl w:ilvl="7" w:tplc="040C0003" w:tentative="1">
+      <w:start w:val="1"/>
+      <w:numFmt w:val="bullet"/>
+      <w:lvlText w:val="o"/>
+      <w:lvlJc w:val="left"/>
+      <w:pPr>
+        <w:ind w:left="5760" w:hanging="360"/>
+      </w:pPr>
+      <w:rPr>
+        <w:rFonts w:ascii="Courier New" w:hAnsi="Courier New" w:cs="Courier New" w:hint="default"/>
+      </w:rPr>
+    </w:lvl>
+    <w:lvl w:ilvl="8" w:tplc="040C0005" w:tentative="1">
+      <w:start w:val="1"/>
+      <w:numFmt w:val="bullet"/>
+      <w:lvlText w:val=""/>
+      <w:lvlJc w:val="left"/>
+      <w:pPr>
+        <w:ind w:left="6480" w:hanging="360"/>
+      </w:pPr>
+      <w:rPr>
+        <w:rFonts w:ascii="Wingdings" w:hAnsi="Wingdings" w:hint="default"/>
+      </w:rPr>
+    </w:lvl>
+  </w:abstractNum>
   <w:num w:numId="1" w16cid:durableId="1093091168">
     <w:abstractNumId w:val="0"/>
+  </w:num>
+  <w:num w:numId="2" w16cid:durableId="249699969">
+    <w:abstractNumId w:val="1"/>
   </w:num>
 </w:numbering>
 </file>
@@ -3450,6 +3756,17 @@
       <w:vertAlign w:val="superscript"/>
     </w:rPr>
   </w:style>
+  <w:style w:type="paragraph" w:styleId="Paragraphedeliste">
+    <w:name w:val="List Paragraph"/>
+    <w:basedOn w:val="Normal"/>
+    <w:uiPriority w:val="34"/>
+    <w:qFormat/>
+    <w:rsid w:val="00E518DB"/>
+    <w:pPr>
+      <w:ind w:left="720"/>
+      <w:contextualSpacing/>
+    </w:pPr>
+  </w:style>
 </w:styles>
 </file>
 

--- a/EXCEL_CodeSource/Classeurs_CodeSource/SheetsList/Lister le nom des feuilles dans Excel.docx
+++ b/EXCEL_CodeSource/Classeurs_CodeSource/SheetsList/Lister le nom des feuilles dans Excel.docx
@@ -152,7 +152,7 @@
       <w:r>
         <w:fldChar w:fldCharType="separate"/>
       </w:r>
-      <w:hyperlink w:anchor="_Toc223775360" w:history="1">
+      <w:hyperlink w:anchor="_Toc223776471" w:history="1">
         <w:r>
           <w:rPr>
             <w:rStyle w:val="Lienhypertexte"/>
@@ -179,7 +179,7 @@
             <w:noProof/>
             <w:webHidden/>
           </w:rPr>
-          <w:instrText xml:space="preserve"> PAGEREF _Toc223775360 \h </w:instrText>
+          <w:instrText xml:space="preserve"> PAGEREF _Toc223776471 \h </w:instrText>
         </w:r>
         <w:r>
           <w:rPr>
@@ -226,7 +226,7 @@
           <w14:ligatures w14:val="standardContextual"/>
         </w:rPr>
       </w:pPr>
-      <w:hyperlink w:anchor="_Toc223775361" w:history="1">
+      <w:hyperlink w:anchor="_Toc223776472" w:history="1">
         <w:r>
           <w:rPr>
             <w:rStyle w:val="Lienhypertexte"/>
@@ -253,7 +253,7 @@
             <w:noProof/>
             <w:webHidden/>
           </w:rPr>
-          <w:instrText xml:space="preserve"> PAGEREF _Toc223775361 \h </w:instrText>
+          <w:instrText xml:space="preserve"> PAGEREF _Toc223776472 \h </w:instrText>
         </w:r>
         <w:r>
           <w:rPr>
@@ -302,13 +302,13 @@
           <w14:ligatures w14:val="standardContextual"/>
         </w:rPr>
       </w:pPr>
-      <w:hyperlink w:anchor="_Toc223775362" w:history="1">
+      <w:hyperlink w:anchor="_Toc223776473" w:history="1">
         <w:r>
           <w:rPr>
             <w:rStyle w:val="Lienhypertexte"/>
             <w:noProof/>
           </w:rPr>
-          <w:t>2. Liste avec formule</w:t>
+          <w:t>2. Liste avec une formule</w:t>
         </w:r>
         <w:r>
           <w:rPr>
@@ -329,7 +329,7 @@
             <w:noProof/>
             <w:webHidden/>
           </w:rPr>
-          <w:instrText xml:space="preserve"> PAGEREF _Toc223775362 \h </w:instrText>
+          <w:instrText xml:space="preserve"> PAGEREF _Toc223776473 \h </w:instrText>
         </w:r>
         <w:r>
           <w:rPr>
@@ -350,6 +350,154 @@
             <w:webHidden/>
           </w:rPr>
           <w:t>2</w:t>
+        </w:r>
+        <w:r>
+          <w:rPr>
+            <w:noProof/>
+            <w:webHidden/>
+          </w:rPr>
+          <w:fldChar w:fldCharType="end"/>
+        </w:r>
+      </w:hyperlink>
+    </w:p>
+    <w:p>
+      <w:pPr>
+        <w:pStyle w:val="TM2"/>
+        <w:tabs>
+          <w:tab w:val="right" w:leader="dot" w:pos="9062"/>
+        </w:tabs>
+        <w:rPr>
+          <w:rFonts w:eastAsiaTheme="minorEastAsia" w:cstheme="minorBidi"/>
+          <w:smallCaps w:val="0"/>
+          <w:noProof/>
+          <w:kern w:val="2"/>
+          <w:sz w:val="24"/>
+          <w:lang w:eastAsia="fr-FR"/>
+          <w14:ligatures w14:val="standardContextual"/>
+        </w:rPr>
+      </w:pPr>
+      <w:hyperlink w:anchor="_Toc223776474" w:history="1">
+        <w:r>
+          <w:rPr>
+            <w:rStyle w:val="Lienhypertexte"/>
+            <w:noProof/>
+          </w:rPr>
+          <w:t>2.1. Avec Lire.Classeur et Index</w:t>
+        </w:r>
+        <w:r>
+          <w:rPr>
+            <w:noProof/>
+            <w:webHidden/>
+          </w:rPr>
+          <w:tab/>
+        </w:r>
+        <w:r>
+          <w:rPr>
+            <w:noProof/>
+            <w:webHidden/>
+          </w:rPr>
+          <w:fldChar w:fldCharType="begin"/>
+        </w:r>
+        <w:r>
+          <w:rPr>
+            <w:noProof/>
+            <w:webHidden/>
+          </w:rPr>
+          <w:instrText xml:space="preserve"> PAGEREF _Toc223776474 \h </w:instrText>
+        </w:r>
+        <w:r>
+          <w:rPr>
+            <w:noProof/>
+            <w:webHidden/>
+          </w:rPr>
+        </w:r>
+        <w:r>
+          <w:rPr>
+            <w:noProof/>
+            <w:webHidden/>
+          </w:rPr>
+          <w:fldChar w:fldCharType="separate"/>
+        </w:r>
+        <w:r>
+          <w:rPr>
+            <w:noProof/>
+            <w:webHidden/>
+          </w:rPr>
+          <w:t>2</w:t>
+        </w:r>
+        <w:r>
+          <w:rPr>
+            <w:noProof/>
+            <w:webHidden/>
+          </w:rPr>
+          <w:fldChar w:fldCharType="end"/>
+        </w:r>
+      </w:hyperlink>
+    </w:p>
+    <w:p>
+      <w:pPr>
+        <w:pStyle w:val="TM2"/>
+        <w:tabs>
+          <w:tab w:val="right" w:leader="dot" w:pos="9062"/>
+        </w:tabs>
+        <w:rPr>
+          <w:rFonts w:eastAsiaTheme="minorEastAsia" w:cstheme="minorBidi"/>
+          <w:smallCaps w:val="0"/>
+          <w:noProof/>
+          <w:kern w:val="2"/>
+          <w:sz w:val="24"/>
+          <w:lang w:eastAsia="fr-FR"/>
+          <w14:ligatures w14:val="standardContextual"/>
+        </w:rPr>
+      </w:pPr>
+      <w:hyperlink w:anchor="_Toc223776475" w:history="1">
+        <w:r>
+          <w:rPr>
+            <w:rStyle w:val="Lienhypertexte"/>
+            <w:noProof/>
+          </w:rPr>
+          <w:t>2.2. Avec Lire.Classeur et Transpose</w:t>
+        </w:r>
+        <w:r>
+          <w:rPr>
+            <w:noProof/>
+            <w:webHidden/>
+          </w:rPr>
+          <w:tab/>
+        </w:r>
+        <w:r>
+          <w:rPr>
+            <w:noProof/>
+            <w:webHidden/>
+          </w:rPr>
+          <w:fldChar w:fldCharType="begin"/>
+        </w:r>
+        <w:r>
+          <w:rPr>
+            <w:noProof/>
+            <w:webHidden/>
+          </w:rPr>
+          <w:instrText xml:space="preserve"> PAGEREF _Toc223776475 \h </w:instrText>
+        </w:r>
+        <w:r>
+          <w:rPr>
+            <w:noProof/>
+            <w:webHidden/>
+          </w:rPr>
+        </w:r>
+        <w:r>
+          <w:rPr>
+            <w:noProof/>
+            <w:webHidden/>
+          </w:rPr>
+          <w:fldChar w:fldCharType="separate"/>
+        </w:r>
+        <w:r>
+          <w:rPr>
+            <w:noProof/>
+            <w:webHidden/>
+          </w:rPr>
+          <w:t>5</w:t>
         </w:r>
         <w:r>
           <w:rPr>
@@ -378,7 +526,7 @@
           <w14:ligatures w14:val="standardContextual"/>
         </w:rPr>
       </w:pPr>
-      <w:hyperlink w:anchor="_Toc223775363" w:history="1">
+      <w:hyperlink w:anchor="_Toc223776476" w:history="1">
         <w:r>
           <w:rPr>
             <w:rStyle w:val="Lienhypertexte"/>
@@ -405,7 +553,7 @@
             <w:noProof/>
             <w:webHidden/>
           </w:rPr>
-          <w:instrText xml:space="preserve"> PAGEREF _Toc223775363 \h </w:instrText>
+          <w:instrText xml:space="preserve"> PAGEREF _Toc223776476 \h </w:instrText>
         </w:r>
         <w:r>
           <w:rPr>
@@ -425,7 +573,7 @@
             <w:noProof/>
             <w:webHidden/>
           </w:rPr>
-          <w:t>5</w:t>
+          <w:t>6</w:t>
         </w:r>
         <w:r>
           <w:rPr>
@@ -445,7 +593,7 @@
       <w:pPr>
         <w:pStyle w:val="Titre1"/>
       </w:pPr>
-      <w:bookmarkStart w:id="0" w:name="_Toc223775360"/>
+      <w:bookmarkStart w:id="0" w:name="_Toc223776471"/>
       <w:r>
         <w:t>Prolégomènes</w:t>
       </w:r>
@@ -455,7 +603,7 @@
       <w:pPr>
         <w:pStyle w:val="Titre2"/>
       </w:pPr>
-      <w:bookmarkStart w:id="1" w:name="_Toc223775361"/>
+      <w:bookmarkStart w:id="1" w:name="_Toc223776472"/>
       <w:r>
         <w:t xml:space="preserve">Le </w:t>
       </w:r>
@@ -556,21 +704,7 @@
           <w:b/>
           <w:bCs/>
         </w:rPr>
-        <w:t>virgule</w:t>
-      </w:r>
-      <w:r>
-        <w:rPr>
-          <w:b/>
-          <w:bCs/>
-        </w:rPr>
-        <w:t xml:space="preserve"> ( , )</w:t>
-      </w:r>
-      <w:r>
-        <w:rPr>
-          <w:b/>
-          <w:bCs/>
-        </w:rPr>
-        <w:t xml:space="preserve"> </w:t>
+        <w:t xml:space="preserve">virgule ( , ) </w:t>
       </w:r>
       <w:r>
         <w:t xml:space="preserve">est le séparateur de liste par défaut pour les paramètres régionaux </w:t>
@@ -617,12 +751,36 @@
       <w:pPr>
         <w:pStyle w:val="Titre1"/>
       </w:pPr>
-      <w:bookmarkStart w:id="2" w:name="_Toc223775362"/>
+      <w:bookmarkStart w:id="2" w:name="_Toc223776473"/>
       <w:r>
         <w:lastRenderedPageBreak/>
-        <w:t>Liste avec formule</w:t>
+        <w:t>Liste avec</w:t>
+      </w:r>
+      <w:r>
+        <w:t xml:space="preserve"> une</w:t>
+      </w:r>
+      <w:r>
+        <w:t xml:space="preserve"> formule</w:t>
       </w:r>
       <w:bookmarkEnd w:id="2"/>
+    </w:p>
+    <w:p>
+      <w:pPr>
+        <w:pStyle w:val="Titre2"/>
+      </w:pPr>
+      <w:bookmarkStart w:id="3" w:name="_Toc223776474"/>
+      <w:r>
+        <w:t xml:space="preserve">Avec </w:t>
+      </w:r>
+      <w:proofErr w:type="spellStart"/>
+      <w:r>
+        <w:t>Lire.Classeur</w:t>
+      </w:r>
+      <w:proofErr w:type="spellEnd"/>
+      <w:r>
+        <w:t xml:space="preserve"> et Index</w:t>
+      </w:r>
+      <w:bookmarkEnd w:id="3"/>
     </w:p>
     <w:p>
       <w:r>
@@ -855,25 +1013,32 @@
     </w:p>
     <w:p/>
     <w:p>
-      <w:pPr>
+      <w:r>
         <w:rPr>
           <w:rFonts w:ascii="Arial" w:hAnsi="Arial" w:cs="Arial"/>
         </w:rPr>
-      </w:pPr>
-      <w:r>
+        <w:t>►</w:t>
+      </w:r>
+      <w:r>
+        <w:t xml:space="preserve"> Plus tard, dans le « Fait référence à » champ, saisissez soigneusement la formule spécialisée suivante qui extraira les noms des feuilles de calcul de la structure de votre classeur :</w:t>
+      </w:r>
+    </w:p>
+    <w:p>
+      <w:pPr>
         <w:rPr>
           <w:rFonts w:ascii="Arial" w:hAnsi="Arial" w:cs="Arial"/>
-        </w:rPr>
-        <w:t>►</w:t>
-      </w:r>
-      <w:r>
-        <w:t xml:space="preserve"> </w:t>
-      </w:r>
+          <w:b/>
+          <w:bCs/>
+        </w:rPr>
+      </w:pPr>
       <w:r>
         <w:rPr>
           <w:rFonts w:ascii="Arial" w:hAnsi="Arial" w:cs="Arial"/>
-        </w:rPr>
-        <w:t>Plus tard, dans le « Fait référence à » champ, saisissez soigneusement la formule spécialisée suivante qui extraira les noms des feuilles de calcul de la structure de votre classeur :</w:t>
+          <w:b/>
+          <w:bCs/>
+        </w:rPr>
+        <w:lastRenderedPageBreak/>
+        <w:t>=REMPLACER(LIRE.CLASSEUR(1);1;TROUVE("]";LIRE.CLASSEUR(1));"")</w:t>
       </w:r>
     </w:p>
     <w:p>
@@ -882,21 +1047,6 @@
           <w:rFonts w:ascii="Arial" w:hAnsi="Arial" w:cs="Arial"/>
           <w:b/>
           <w:bCs/>
-        </w:rPr>
-      </w:pPr>
-      <w:r>
-        <w:rPr>
-          <w:rFonts w:ascii="Arial" w:hAnsi="Arial" w:cs="Arial"/>
-          <w:b/>
-          <w:bCs/>
-        </w:rPr>
-        <w:t>=REMPLACER(LIRE.CLASSEUR(1);1;TROUVE("]";LIRE.CLASSEUR(1));"")</w:t>
-      </w:r>
-    </w:p>
-    <w:p>
-      <w:pPr>
-        <w:rPr>
-          <w:rFonts w:ascii="Arial" w:hAnsi="Arial" w:cs="Arial"/>
           <w:color w:val="0070C0"/>
           <w:lang w:val="en-US"/>
         </w:rPr>
@@ -904,23 +1054,28 @@
       <w:r>
         <w:rPr>
           <w:rFonts w:ascii="Arial" w:hAnsi="Arial" w:cs="Arial"/>
+          <w:b/>
+          <w:bCs/>
           <w:color w:val="0070C0"/>
           <w:lang w:val="en-US"/>
         </w:rPr>
-        <w:lastRenderedPageBreak/>
         <w:t>=REPLACE(GET.WORKBOOK(1)</w:t>
       </w:r>
       <w:r>
         <w:rPr>
           <w:rFonts w:ascii="Arial" w:hAnsi="Arial" w:cs="Arial"/>
+          <w:b/>
+          <w:bCs/>
           <w:color w:val="0070C0"/>
           <w:lang w:val="en-US"/>
         </w:rPr>
-        <w:t>;</w:t>
+        <w:t>,</w:t>
       </w:r>
       <w:r>
         <w:rPr>
           <w:rFonts w:ascii="Arial" w:hAnsi="Arial" w:cs="Arial"/>
+          <w:b/>
+          <w:bCs/>
           <w:color w:val="0070C0"/>
           <w:lang w:val="en-US"/>
         </w:rPr>
@@ -929,14 +1084,18 @@
       <w:r>
         <w:rPr>
           <w:rFonts w:ascii="Arial" w:hAnsi="Arial" w:cs="Arial"/>
+          <w:b/>
+          <w:bCs/>
           <w:color w:val="0070C0"/>
           <w:lang w:val="en-US"/>
         </w:rPr>
-        <w:t>;</w:t>
+        <w:t>,</w:t>
       </w:r>
       <w:r>
         <w:rPr>
           <w:rFonts w:ascii="Arial" w:hAnsi="Arial" w:cs="Arial"/>
+          <w:b/>
+          <w:bCs/>
           <w:color w:val="0070C0"/>
           <w:lang w:val="en-US"/>
         </w:rPr>
@@ -945,52 +1104,42 @@
       <w:r>
         <w:rPr>
           <w:rFonts w:ascii="Arial" w:hAnsi="Arial" w:cs="Arial"/>
+          <w:b/>
+          <w:bCs/>
           <w:color w:val="0070C0"/>
           <w:lang w:val="en-US"/>
         </w:rPr>
-        <w:t>;</w:t>
+        <w:t>,</w:t>
       </w:r>
       <w:r>
         <w:rPr>
           <w:rFonts w:ascii="Arial" w:hAnsi="Arial" w:cs="Arial"/>
+          <w:b/>
+          <w:bCs/>
           <w:color w:val="0070C0"/>
           <w:lang w:val="en-US"/>
         </w:rPr>
-        <w:t>GET.WORKBOOK(1)</w:t>
-      </w:r>
-      <w:proofErr w:type="gramStart"/>
+        <w:t>GET.WORKBOOK(1))</w:t>
+      </w:r>
       <w:r>
         <w:rPr>
           <w:rFonts w:ascii="Arial" w:hAnsi="Arial" w:cs="Arial"/>
+          <w:b/>
+          <w:bCs/>
           <w:color w:val="0070C0"/>
           <w:lang w:val="en-US"/>
         </w:rPr>
-        <w:t>)</w:t>
+        <w:t>,</w:t>
       </w:r>
       <w:r>
         <w:rPr>
           <w:rFonts w:ascii="Arial" w:hAnsi="Arial" w:cs="Arial"/>
+          <w:b/>
+          <w:bCs/>
           <w:color w:val="0070C0"/>
           <w:lang w:val="en-US"/>
         </w:rPr>
-        <w:t>;</w:t>
-      </w:r>
-      <w:r>
-        <w:rPr>
-          <w:rFonts w:ascii="Arial" w:hAnsi="Arial" w:cs="Arial"/>
-          <w:color w:val="0070C0"/>
-          <w:lang w:val="en-US"/>
-        </w:rPr>
-        <w:t>"</w:t>
-      </w:r>
-      <w:proofErr w:type="gramEnd"/>
-      <w:r>
-        <w:rPr>
-          <w:rFonts w:ascii="Arial" w:hAnsi="Arial" w:cs="Arial"/>
-          <w:color w:val="0070C0"/>
-          <w:lang w:val="en-US"/>
-        </w:rPr>
-        <w:t>")</w:t>
+        <w:t>"")</w:t>
       </w:r>
     </w:p>
     <w:p>
@@ -1042,6 +1191,82 @@
       </w:r>
     </w:p>
     <w:p>
+      <w:pPr>
+        <w:rPr>
+          <w:lang w:val="en-US"/>
+        </w:rPr>
+      </w:pPr>
+    </w:p>
+    <w:p>
+      <w:pPr>
+        <w:rPr>
+          <w:b/>
+          <w:bCs/>
+          <w:sz w:val="24"/>
+          <w:szCs w:val="24"/>
+          <w:u w:val="single"/>
+        </w:rPr>
+      </w:pPr>
+      <w:r>
+        <w:rPr>
+          <w:b/>
+          <w:bCs/>
+          <w:sz w:val="24"/>
+          <w:szCs w:val="24"/>
+          <w:u w:val="single"/>
+        </w:rPr>
+        <w:t>Explications :</w:t>
+      </w:r>
+    </w:p>
+    <w:p>
+      <w:r>
+        <w:t xml:space="preserve">Cette formule affecte au nom </w:t>
+      </w:r>
+      <w:proofErr w:type="spellStart"/>
+      <w:r>
+        <w:t>ListSheets</w:t>
+      </w:r>
+      <w:proofErr w:type="spellEnd"/>
+      <w:r>
+        <w:t xml:space="preserve"> la liste des feuilles du classeurs, avec les fonctions :</w:t>
+      </w:r>
+    </w:p>
+    <w:p>
+      <w:pPr>
+        <w:rPr>
+          <w:b/>
+          <w:bCs/>
+          <w:sz w:val="28"/>
+          <w:szCs w:val="28"/>
+        </w:rPr>
+      </w:pPr>
+      <w:r>
+        <w:rPr>
+          <w:b/>
+          <w:bCs/>
+          <w:sz w:val="28"/>
+          <w:szCs w:val="28"/>
+        </w:rPr>
+        <w:t>=REMPLACER(LIRE.CLASSEUR(1);1;TROUVE(“]”;LIRE.CLASSEUR(1));””)</w:t>
+      </w:r>
+    </w:p>
+    <w:p>
+      <w:r>
+        <w:t>La fonction macro LIRE.CLASSEUR(1) va fournir une liste d’éléments de type « [nom du classeur.xlsm]Nom de chaque Onglet »</w:t>
+      </w:r>
+    </w:p>
+    <w:p>
+      <w:r>
+        <w:t>La fonction TROUVE(“]”;LIRE.CLASSEUR(1)) fournit la position du caractère « ] » (crochet fermé à droite) dans chaque résultat de cette liste</w:t>
+      </w:r>
+    </w:p>
+    <w:p>
+      <w:r>
+        <w:t>La fonction REMPLACER va remplacer, dans chaque élément de la liste issue de la fonction ci-dessus, à partir du 1er caractère (2ème argument, la valeur « 1 »), tous les caractères qui précèdent le ] par un « vide » : il ne restera donc que « Nom de chaque Onglet »</w:t>
+      </w:r>
+    </w:p>
+    <w:p/>
+    <w:p>
       <w:r>
         <w:rPr>
           <w:rFonts w:ascii="Arial" w:hAnsi="Arial" w:cs="Arial"/>
@@ -1090,6 +1315,7 @@
         <w:rPr>
           <w:noProof/>
         </w:rPr>
+        <w:lastRenderedPageBreak/>
         <w:drawing>
           <wp:inline distT="0" distB="0" distL="0" distR="0" wp14:anchorId="0D76AC42" wp14:editId="5B04633F">
             <wp:extent cx="5760720" cy="2500630"/>
@@ -1142,7 +1368,6 @@
         <w:rPr>
           <w:noProof/>
         </w:rPr>
-        <w:lastRenderedPageBreak/>
         <w:drawing>
           <wp:inline distT="0" distB="0" distL="0" distR="0" wp14:anchorId="3CECB206" wp14:editId="7E38FBB3">
             <wp:extent cx="5760720" cy="2578100"/>
@@ -1268,6 +1493,7 @@
           <w:bCs/>
           <w:noProof/>
         </w:rPr>
+        <w:lastRenderedPageBreak/>
         <w:drawing>
           <wp:inline distT="0" distB="0" distL="0" distR="0" wp14:anchorId="6713EF9C" wp14:editId="0FCDF797">
             <wp:extent cx="5760720" cy="2578100"/>
@@ -1305,6 +1531,92 @@
         </w:drawing>
       </w:r>
     </w:p>
+    <w:p>
+      <w:r>
+        <w:rPr>
+          <w:rFonts w:ascii="Arial" w:hAnsi="Arial" w:cs="Arial"/>
+        </w:rPr>
+        <w:t>►</w:t>
+      </w:r>
+      <w:r>
+        <w:t>Enfin, copiez cette formule INDEX dans tout le Colonne B jusqu'à ce que vous rencontriez le</w:t>
+      </w:r>
+    </w:p>
+    <w:p>
+      <w:r>
+        <w:t xml:space="preserve"> </w:t>
+      </w:r>
+      <w:r>
+        <w:rPr>
+          <w:b/>
+          <w:bCs/>
+        </w:rPr>
+        <w:t>« #REF ! »</w:t>
+      </w:r>
+      <w:r>
+        <w:t xml:space="preserve"> erreur, qui indique que vous avez atteint la fin des feuilles de calcul disponibles dans votre classeur.</w:t>
+      </w:r>
+    </w:p>
+    <w:p>
+      <w:r>
+        <w:drawing>
+          <wp:inline distT="0" distB="0" distL="0" distR="0" wp14:anchorId="70A47E8B" wp14:editId="070B0645">
+            <wp:extent cx="4069129" cy="3002508"/>
+            <wp:effectExtent l="0" t="0" r="7620" b="7620"/>
+            <wp:docPr id="1144197620" name="Image 1"/>
+            <wp:cNvGraphicFramePr>
+              <a:graphicFrameLocks xmlns:a="http://schemas.openxmlformats.org/drawingml/2006/main" noChangeAspect="1"/>
+            </wp:cNvGraphicFramePr>
+            <a:graphic xmlns:a="http://schemas.openxmlformats.org/drawingml/2006/main">
+              <a:graphicData uri="http://schemas.openxmlformats.org/drawingml/2006/picture">
+                <pic:pic xmlns:pic="http://schemas.openxmlformats.org/drawingml/2006/picture">
+                  <pic:nvPicPr>
+                    <pic:cNvPr id="1144197620" name=""/>
+                    <pic:cNvPicPr/>
+                  </pic:nvPicPr>
+                  <pic:blipFill>
+                    <a:blip r:embed="rId13"/>
+                    <a:stretch>
+                      <a:fillRect/>
+                    </a:stretch>
+                  </pic:blipFill>
+                  <pic:spPr>
+                    <a:xfrm>
+                      <a:off x="0" y="0"/>
+                      <a:ext cx="4076913" cy="3008251"/>
+                    </a:xfrm>
+                    <a:prstGeom prst="rect">
+                      <a:avLst/>
+                    </a:prstGeom>
+                  </pic:spPr>
+                </pic:pic>
+              </a:graphicData>
+            </a:graphic>
+          </wp:inline>
+        </w:drawing>
+      </w:r>
+    </w:p>
+    <w:p>
+      <w:pPr>
+        <w:pStyle w:val="Titre2"/>
+      </w:pPr>
+      <w:bookmarkStart w:id="4" w:name="_Toc223776475"/>
+      <w:r>
+        <w:t xml:space="preserve">Avec </w:t>
+      </w:r>
+      <w:proofErr w:type="spellStart"/>
+      <w:r>
+        <w:t>Lire.Classeur</w:t>
+      </w:r>
+      <w:proofErr w:type="spellEnd"/>
+      <w:r>
+        <w:t xml:space="preserve"> et </w:t>
+      </w:r>
+      <w:r>
+        <w:t>Transpose</w:t>
+      </w:r>
+      <w:bookmarkEnd w:id="4"/>
+    </w:p>
     <w:p/>
     <w:p>
       <w:pPr>
@@ -1414,13 +1726,13 @@
       <w:pPr>
         <w:pStyle w:val="Titre1"/>
       </w:pPr>
-      <w:bookmarkStart w:id="3" w:name="_Toc223707034"/>
-      <w:bookmarkStart w:id="4" w:name="_Toc223775363"/>
+      <w:bookmarkStart w:id="5" w:name="_Toc223707034"/>
+      <w:bookmarkStart w:id="6" w:name="_Toc223776476"/>
       <w:r>
         <w:t>Links</w:t>
       </w:r>
-      <w:bookmarkEnd w:id="3"/>
-      <w:bookmarkEnd w:id="4"/>
+      <w:bookmarkEnd w:id="5"/>
+      <w:bookmarkEnd w:id="6"/>
     </w:p>
     <w:p>
       <w:pPr>
@@ -1453,8 +1765,8 @@
     <w:p/>
     <w:p/>
     <w:sectPr>
-      <w:headerReference w:type="default" r:id="rId13"/>
-      <w:footerReference w:type="default" r:id="rId14"/>
+      <w:headerReference w:type="default" r:id="rId14"/>
+      <w:footerReference w:type="default" r:id="rId15"/>
       <w:pgSz w:w="11906" w:h="16838"/>
       <w:pgMar w:top="1417" w:right="1417" w:bottom="1417" w:left="1417" w:header="708" w:footer="708" w:gutter="0"/>
       <w:cols w:space="708"/>
@@ -1990,7 +2302,7 @@
               <w:sz w:val="16"/>
               <w:szCs w:val="16"/>
             </w:rPr>
-            <w:t>07-03-2026 10:55</w:t>
+            <w:t>07-03-2026 11:29</w:t>
           </w:r>
           <w:r>
             <w:rPr>
@@ -3239,7 +3551,6 @@
   <w:style w:type="character" w:default="1" w:styleId="Policepardfaut">
     <w:name w:val="Default Paragraph Font"/>
     <w:uiPriority w:val="1"/>
-    <w:semiHidden/>
     <w:unhideWhenUsed/>
   </w:style>
   <w:style w:type="table" w:default="1" w:styleId="TableauNormal">

--- a/EXCEL_CodeSource/Classeurs_CodeSource/SheetsList/Lister le nom des feuilles dans Excel.docx
+++ b/EXCEL_CodeSource/Classeurs_CodeSource/SheetsList/Lister le nom des feuilles dans Excel.docx
@@ -152,7 +152,7 @@
       <w:r>
         <w:fldChar w:fldCharType="separate"/>
       </w:r>
-      <w:hyperlink w:anchor="_Toc223776471" w:history="1">
+      <w:hyperlink w:anchor="_Toc223777835" w:history="1">
         <w:r>
           <w:rPr>
             <w:rStyle w:val="Lienhypertexte"/>
@@ -179,7 +179,7 @@
             <w:noProof/>
             <w:webHidden/>
           </w:rPr>
-          <w:instrText xml:space="preserve"> PAGEREF _Toc223776471 \h </w:instrText>
+          <w:instrText xml:space="preserve"> PAGEREF _Toc223777835 \h </w:instrText>
         </w:r>
         <w:r>
           <w:rPr>
@@ -226,7 +226,7 @@
           <w14:ligatures w14:val="standardContextual"/>
         </w:rPr>
       </w:pPr>
-      <w:hyperlink w:anchor="_Toc223776472" w:history="1">
+      <w:hyperlink w:anchor="_Toc223777836" w:history="1">
         <w:r>
           <w:rPr>
             <w:rStyle w:val="Lienhypertexte"/>
@@ -253,7 +253,7 @@
             <w:noProof/>
             <w:webHidden/>
           </w:rPr>
-          <w:instrText xml:space="preserve"> PAGEREF _Toc223776472 \h </w:instrText>
+          <w:instrText xml:space="preserve"> PAGEREF _Toc223777836 \h </w:instrText>
         </w:r>
         <w:r>
           <w:rPr>
@@ -302,7 +302,7 @@
           <w14:ligatures w14:val="standardContextual"/>
         </w:rPr>
       </w:pPr>
-      <w:hyperlink w:anchor="_Toc223776473" w:history="1">
+      <w:hyperlink w:anchor="_Toc223777837" w:history="1">
         <w:r>
           <w:rPr>
             <w:rStyle w:val="Lienhypertexte"/>
@@ -329,7 +329,7 @@
             <w:noProof/>
             <w:webHidden/>
           </w:rPr>
-          <w:instrText xml:space="preserve"> PAGEREF _Toc223776473 \h </w:instrText>
+          <w:instrText xml:space="preserve"> PAGEREF _Toc223777837 \h </w:instrText>
         </w:r>
         <w:r>
           <w:rPr>
@@ -376,13 +376,13 @@
           <w14:ligatures w14:val="standardContextual"/>
         </w:rPr>
       </w:pPr>
-      <w:hyperlink w:anchor="_Toc223776474" w:history="1">
+      <w:hyperlink w:anchor="_Toc223777838" w:history="1">
         <w:r>
           <w:rPr>
             <w:rStyle w:val="Lienhypertexte"/>
             <w:noProof/>
           </w:rPr>
-          <w:t>2.1. Avec Lire.Classeur et Index</w:t>
+          <w:t>2.1. Avec LIRE.CLASSEUR et INDEX</w:t>
         </w:r>
         <w:r>
           <w:rPr>
@@ -403,7 +403,7 @@
             <w:noProof/>
             <w:webHidden/>
           </w:rPr>
-          <w:instrText xml:space="preserve"> PAGEREF _Toc223776474 \h </w:instrText>
+          <w:instrText xml:space="preserve"> PAGEREF _Toc223777838 \h </w:instrText>
         </w:r>
         <w:r>
           <w:rPr>
@@ -450,13 +450,13 @@
           <w14:ligatures w14:val="standardContextual"/>
         </w:rPr>
       </w:pPr>
-      <w:hyperlink w:anchor="_Toc223776475" w:history="1">
+      <w:hyperlink w:anchor="_Toc223777839" w:history="1">
         <w:r>
           <w:rPr>
             <w:rStyle w:val="Lienhypertexte"/>
             <w:noProof/>
           </w:rPr>
-          <w:t>2.2. Avec Lire.Classeur et Transpose</w:t>
+          <w:t>2.2. Avec LIRE.CLASSEUR , TRANSPOSE et SUBSTITUE</w:t>
         </w:r>
         <w:r>
           <w:rPr>
@@ -477,7 +477,7 @@
             <w:noProof/>
             <w:webHidden/>
           </w:rPr>
-          <w:instrText xml:space="preserve"> PAGEREF _Toc223776475 \h </w:instrText>
+          <w:instrText xml:space="preserve"> PAGEREF _Toc223777839 \h </w:instrText>
         </w:r>
         <w:r>
           <w:rPr>
@@ -497,7 +497,81 @@
             <w:noProof/>
             <w:webHidden/>
           </w:rPr>
-          <w:t>5</w:t>
+          <w:t>6</w:t>
+        </w:r>
+        <w:r>
+          <w:rPr>
+            <w:noProof/>
+            <w:webHidden/>
+          </w:rPr>
+          <w:fldChar w:fldCharType="end"/>
+        </w:r>
+      </w:hyperlink>
+    </w:p>
+    <w:p>
+      <w:pPr>
+        <w:pStyle w:val="TM2"/>
+        <w:tabs>
+          <w:tab w:val="right" w:leader="dot" w:pos="9062"/>
+        </w:tabs>
+        <w:rPr>
+          <w:rFonts w:eastAsiaTheme="minorEastAsia" w:cstheme="minorBidi"/>
+          <w:smallCaps w:val="0"/>
+          <w:noProof/>
+          <w:kern w:val="2"/>
+          <w:sz w:val="24"/>
+          <w:lang w:eastAsia="fr-FR"/>
+          <w14:ligatures w14:val="standardContextual"/>
+        </w:rPr>
+      </w:pPr>
+      <w:hyperlink w:anchor="_Toc223777840" w:history="1">
+        <w:r>
+          <w:rPr>
+            <w:rStyle w:val="Lienhypertexte"/>
+            <w:noProof/>
+          </w:rPr>
+          <w:t>2.3. Avec LIRE.CLASSEUR et TRANSPOSE</w:t>
+        </w:r>
+        <w:r>
+          <w:rPr>
+            <w:noProof/>
+            <w:webHidden/>
+          </w:rPr>
+          <w:tab/>
+        </w:r>
+        <w:r>
+          <w:rPr>
+            <w:noProof/>
+            <w:webHidden/>
+          </w:rPr>
+          <w:fldChar w:fldCharType="begin"/>
+        </w:r>
+        <w:r>
+          <w:rPr>
+            <w:noProof/>
+            <w:webHidden/>
+          </w:rPr>
+          <w:instrText xml:space="preserve"> PAGEREF _Toc223777840 \h </w:instrText>
+        </w:r>
+        <w:r>
+          <w:rPr>
+            <w:noProof/>
+            <w:webHidden/>
+          </w:rPr>
+        </w:r>
+        <w:r>
+          <w:rPr>
+            <w:noProof/>
+            <w:webHidden/>
+          </w:rPr>
+          <w:fldChar w:fldCharType="separate"/>
+        </w:r>
+        <w:r>
+          <w:rPr>
+            <w:noProof/>
+            <w:webHidden/>
+          </w:rPr>
+          <w:t>6</w:t>
         </w:r>
         <w:r>
           <w:rPr>
@@ -526,7 +600,7 @@
           <w14:ligatures w14:val="standardContextual"/>
         </w:rPr>
       </w:pPr>
-      <w:hyperlink w:anchor="_Toc223776476" w:history="1">
+      <w:hyperlink w:anchor="_Toc223777841" w:history="1">
         <w:r>
           <w:rPr>
             <w:rStyle w:val="Lienhypertexte"/>
@@ -553,7 +627,7 @@
             <w:noProof/>
             <w:webHidden/>
           </w:rPr>
-          <w:instrText xml:space="preserve"> PAGEREF _Toc223776476 \h </w:instrText>
+          <w:instrText xml:space="preserve"> PAGEREF _Toc223777841 \h </w:instrText>
         </w:r>
         <w:r>
           <w:rPr>
@@ -573,7 +647,7 @@
             <w:noProof/>
             <w:webHidden/>
           </w:rPr>
-          <w:t>6</w:t>
+          <w:t>7</w:t>
         </w:r>
         <w:r>
           <w:rPr>
@@ -593,7 +667,7 @@
       <w:pPr>
         <w:pStyle w:val="Titre1"/>
       </w:pPr>
-      <w:bookmarkStart w:id="0" w:name="_Toc223776471"/>
+      <w:bookmarkStart w:id="0" w:name="_Toc223777835"/>
       <w:r>
         <w:t>Prolégomènes</w:t>
       </w:r>
@@ -603,7 +677,7 @@
       <w:pPr>
         <w:pStyle w:val="Titre2"/>
       </w:pPr>
-      <w:bookmarkStart w:id="1" w:name="_Toc223776472"/>
+      <w:bookmarkStart w:id="1" w:name="_Toc223777836"/>
       <w:r>
         <w:t xml:space="preserve">Le </w:t>
       </w:r>
@@ -751,7 +825,7 @@
       <w:pPr>
         <w:pStyle w:val="Titre1"/>
       </w:pPr>
-      <w:bookmarkStart w:id="2" w:name="_Toc223776473"/>
+      <w:bookmarkStart w:id="2" w:name="_Toc223777837"/>
       <w:r>
         <w:lastRenderedPageBreak/>
         <w:t>Liste avec</w:t>
@@ -765,115 +839,220 @@
       <w:bookmarkEnd w:id="2"/>
     </w:p>
     <w:p>
+      <w:r>
+        <w:t xml:space="preserve">Cette </w:t>
+      </w:r>
+      <w:r>
+        <w:t xml:space="preserve">approche basée sur des formules pour répertorier tous les noms de feuilles Excel exploite </w:t>
+      </w:r>
+      <w:r>
+        <w:rPr>
+          <w:b/>
+          <w:bCs/>
+        </w:rPr>
+        <w:t xml:space="preserve">les fonctions intégrées d'Excel </w:t>
+      </w:r>
+      <w:r>
+        <w:t xml:space="preserve">pour générer automatiquement un inventaire complet des feuilles de calcul. </w:t>
+      </w:r>
+    </w:p>
+    <w:p>
       <w:pPr>
         <w:pStyle w:val="Titre2"/>
       </w:pPr>
-      <w:bookmarkStart w:id="3" w:name="_Toc223776474"/>
+      <w:bookmarkStart w:id="3" w:name="_Toc223777838"/>
       <w:r>
         <w:t xml:space="preserve">Avec </w:t>
       </w:r>
+      <w:r>
+        <w:t xml:space="preserve">LIRE.CLASSEUR </w:t>
+      </w:r>
+      <w:r>
+        <w:t xml:space="preserve">et </w:t>
+      </w:r>
+      <w:r>
+        <w:t>INDEX</w:t>
+      </w:r>
+      <w:bookmarkEnd w:id="3"/>
+    </w:p>
+    <w:p>
+      <w:r>
+        <w:t xml:space="preserve">Cette méthode combine la puissance de la fonction </w:t>
+      </w:r>
+      <w:r>
+        <w:rPr>
+          <w:b/>
+          <w:bCs/>
+          <w:color w:val="0070C0"/>
+        </w:rPr>
+        <w:t>LIRE.CLASSEUR</w:t>
+      </w:r>
+      <w:r>
+        <w:rPr>
+          <w:rStyle w:val="Appelnotedebasdep"/>
+        </w:rPr>
+        <w:footnoteReference w:id="3"/>
+      </w:r>
+      <w:r>
+        <w:t xml:space="preserve"> d'Excel avec des fonctionnalités d'indexation dynamique, créant ainsi une liste auto-actualisée qui reflète l'état actuel de la structure d</w:t>
+      </w:r>
+      <w:r>
+        <w:t>u</w:t>
+      </w:r>
+      <w:r>
+        <w:t xml:space="preserve"> classeur.</w:t>
+      </w:r>
+    </w:p>
+    <w:p>
+      <w:r>
+        <w:rPr>
+          <w:rFonts w:ascii="Arial" w:hAnsi="Arial" w:cs="Arial"/>
+        </w:rPr>
+        <w:t>►</w:t>
+      </w:r>
+      <w:r>
+        <w:t xml:space="preserve"> </w:t>
+      </w:r>
+      <w:r>
+        <w:t xml:space="preserve">Au début, naviguez vers le "Formules" dans l'interface du ruban d'Excel et cliquez sur l'icône </w:t>
+      </w:r>
+      <w:r>
+        <w:rPr>
+          <w:b/>
+          <w:bCs/>
+        </w:rPr>
+        <w:t>"Gestionnaire de noms"</w:t>
+      </w:r>
+      <w:r>
+        <w:t xml:space="preserve"> bouton pour accéder aux capacités de définition de nom d'Excel.</w:t>
+      </w:r>
+    </w:p>
+    <w:p>
+      <w:r>
+        <w:drawing>
+          <wp:inline distT="0" distB="0" distL="0" distR="0" wp14:anchorId="7F471963" wp14:editId="37CD3F03">
+            <wp:extent cx="5760720" cy="2075815"/>
+            <wp:effectExtent l="0" t="0" r="0" b="635"/>
+            <wp:docPr id="2041039564" name="Image 1"/>
+            <wp:cNvGraphicFramePr>
+              <a:graphicFrameLocks xmlns:a="http://schemas.openxmlformats.org/drawingml/2006/main" noChangeAspect="1"/>
+            </wp:cNvGraphicFramePr>
+            <a:graphic xmlns:a="http://schemas.openxmlformats.org/drawingml/2006/main">
+              <a:graphicData uri="http://schemas.openxmlformats.org/drawingml/2006/picture">
+                <pic:pic xmlns:pic="http://schemas.openxmlformats.org/drawingml/2006/picture">
+                  <pic:nvPicPr>
+                    <pic:cNvPr id="2041039564" name=""/>
+                    <pic:cNvPicPr/>
+                  </pic:nvPicPr>
+                  <pic:blipFill>
+                    <a:blip r:embed="rId8"/>
+                    <a:stretch>
+                      <a:fillRect/>
+                    </a:stretch>
+                  </pic:blipFill>
+                  <pic:spPr>
+                    <a:xfrm>
+                      <a:off x="0" y="0"/>
+                      <a:ext cx="5760720" cy="2075815"/>
+                    </a:xfrm>
+                    <a:prstGeom prst="rect">
+                      <a:avLst/>
+                    </a:prstGeom>
+                  </pic:spPr>
+                </pic:pic>
+              </a:graphicData>
+            </a:graphic>
+          </wp:inline>
+        </w:drawing>
+      </w:r>
+    </w:p>
+    <w:p>
+      <w:r>
+        <w:rPr>
+          <w:rFonts w:ascii="Arial" w:hAnsi="Arial" w:cs="Arial"/>
+        </w:rPr>
+        <w:t>►</w:t>
+      </w:r>
+      <w:r>
+        <w:t xml:space="preserve">Ensuite, dans la fenêtre contextuelle </w:t>
+      </w:r>
+      <w:r>
+        <w:rPr>
+          <w:b/>
+          <w:bCs/>
+        </w:rPr>
+        <w:t>Gestionnaire de noms</w:t>
+      </w:r>
+      <w:r>
+        <w:t>, cliquez sur "</w:t>
+      </w:r>
+      <w:r>
+        <w:rPr>
+          <w:b/>
+          <w:bCs/>
+        </w:rPr>
+        <w:t>Nouveau"</w:t>
+      </w:r>
+      <w:r>
+        <w:t xml:space="preserve"> pour créer une plage nommée personnalisée qui contiendra votre formule de liste de feuilles de calcul.</w:t>
+      </w:r>
+    </w:p>
+    <w:p>
+      <w:r>
+        <w:drawing>
+          <wp:inline distT="0" distB="0" distL="0" distR="0" wp14:anchorId="294583FD" wp14:editId="3AAFB4B2">
+            <wp:extent cx="5760720" cy="2168525"/>
+            <wp:effectExtent l="0" t="0" r="0" b="3175"/>
+            <wp:docPr id="415586458" name="Image 1"/>
+            <wp:cNvGraphicFramePr>
+              <a:graphicFrameLocks xmlns:a="http://schemas.openxmlformats.org/drawingml/2006/main" noChangeAspect="1"/>
+            </wp:cNvGraphicFramePr>
+            <a:graphic xmlns:a="http://schemas.openxmlformats.org/drawingml/2006/main">
+              <a:graphicData uri="http://schemas.openxmlformats.org/drawingml/2006/picture">
+                <pic:pic xmlns:pic="http://schemas.openxmlformats.org/drawingml/2006/picture">
+                  <pic:nvPicPr>
+                    <pic:cNvPr id="415586458" name=""/>
+                    <pic:cNvPicPr/>
+                  </pic:nvPicPr>
+                  <pic:blipFill>
+                    <a:blip r:embed="rId9"/>
+                    <a:stretch>
+                      <a:fillRect/>
+                    </a:stretch>
+                  </pic:blipFill>
+                  <pic:spPr>
+                    <a:xfrm>
+                      <a:off x="0" y="0"/>
+                      <a:ext cx="5760720" cy="2168525"/>
+                    </a:xfrm>
+                    <a:prstGeom prst="rect">
+                      <a:avLst/>
+                    </a:prstGeom>
+                  </pic:spPr>
+                </pic:pic>
+              </a:graphicData>
+            </a:graphic>
+          </wp:inline>
+        </w:drawing>
+      </w:r>
+    </w:p>
+    <w:p>
+      <w:r>
+        <w:rPr>
+          <w:rFonts w:ascii="Arial" w:hAnsi="Arial" w:cs="Arial"/>
+        </w:rPr>
+        <w:lastRenderedPageBreak/>
+        <w:t>►</w:t>
+      </w:r>
+      <w:r>
+        <w:t xml:space="preserve"> Dans la suite « Nouveau nom » boîte de dialogue, entrez « </w:t>
+      </w:r>
       <w:proofErr w:type="spellStart"/>
       <w:r>
-        <w:t>Lire.Classeur</w:t>
+        <w:t>ListSheets</w:t>
       </w:r>
       <w:proofErr w:type="spellEnd"/>
       <w:r>
-        <w:t xml:space="preserve"> et Index</w:t>
-      </w:r>
-      <w:bookmarkEnd w:id="3"/>
-    </w:p>
-    <w:p>
-      <w:r>
-        <w:t xml:space="preserve">Cette </w:t>
-      </w:r>
-      <w:r>
-        <w:t xml:space="preserve">approche basée sur des formules pour répertorier tous les noms de feuilles Excel exploite les fonctions intégrées d'Excel pour générer automatiquement un inventaire complet des feuilles de calcul. </w:t>
-      </w:r>
-    </w:p>
-    <w:p>
-      <w:r>
-        <w:t xml:space="preserve">Cette méthode combine la puissance de la fonction </w:t>
-      </w:r>
-      <w:r>
-        <w:rPr>
-          <w:b/>
-          <w:bCs/>
-          <w:color w:val="0070C0"/>
-        </w:rPr>
-        <w:t>LIRE.CLASSEUR</w:t>
-      </w:r>
-      <w:r>
-        <w:rPr>
-          <w:rStyle w:val="Appelnotedebasdep"/>
-        </w:rPr>
-        <w:footnoteReference w:id="3"/>
-      </w:r>
-      <w:r>
-        <w:t xml:space="preserve"> d'Excel avec des fonctionnalités d'indexation dynamique, créant ainsi une liste auto-actualisée qui reflète l'état actuel de la structure d</w:t>
-      </w:r>
-      <w:r>
-        <w:t>u</w:t>
-      </w:r>
-      <w:r>
-        <w:t xml:space="preserve"> classeur.</w:t>
-      </w:r>
-    </w:p>
-    <w:p>
-      <w:r>
-        <w:rPr>
-          <w:rFonts w:ascii="Arial" w:hAnsi="Arial" w:cs="Arial"/>
-        </w:rPr>
-        <w:t>►</w:t>
-      </w:r>
-      <w:r>
-        <w:t xml:space="preserve">Ensuite, dans la fenêtre contextuelle </w:t>
-      </w:r>
-      <w:r>
-        <w:rPr>
-          <w:b/>
-          <w:bCs/>
-          <w:color w:val="0070C0"/>
-        </w:rPr>
-        <w:t>Gestionnaire de noms</w:t>
-      </w:r>
-      <w:r>
-        <w:t>, cliquez sur "Nouveau" pour créer une plage nommée personnalisée qui contiendra votre formule de liste de feuilles de calcul.</w:t>
-      </w:r>
-    </w:p>
-    <w:p/>
-    <w:p>
-      <w:pPr>
-        <w:rPr>
-          <w:rFonts w:ascii="Arial" w:hAnsi="Arial" w:cs="Arial"/>
-        </w:rPr>
-      </w:pPr>
-      <w:r>
-        <w:rPr>
-          <w:rFonts w:ascii="Arial" w:hAnsi="Arial" w:cs="Arial"/>
-        </w:rPr>
-        <w:t>►</w:t>
-      </w:r>
-      <w:r>
-        <w:t xml:space="preserve"> </w:t>
-      </w:r>
-      <w:r>
-        <w:rPr>
-          <w:rFonts w:ascii="Arial" w:hAnsi="Arial" w:cs="Arial"/>
-        </w:rPr>
-        <w:t xml:space="preserve">Dans la suite « Nouveau nom » boîte de dialogue, entrez « </w:t>
-      </w:r>
-      <w:proofErr w:type="spellStart"/>
-      <w:r>
-        <w:rPr>
-          <w:rFonts w:ascii="Arial" w:hAnsi="Arial" w:cs="Arial"/>
-        </w:rPr>
-        <w:t>ListSheets</w:t>
-      </w:r>
-      <w:proofErr w:type="spellEnd"/>
-      <w:r>
-        <w:rPr>
-          <w:rFonts w:ascii="Arial" w:hAnsi="Arial" w:cs="Arial"/>
-        </w:rPr>
         <w:t xml:space="preserve"> » dans le "Nom" champ pour créer une référence mémorable pour votre feuille de calcul répertoriant les formules.</w:t>
       </w:r>
     </w:p>
@@ -898,7 +1077,7 @@
                     <pic:cNvPicPr/>
                   </pic:nvPicPr>
                   <pic:blipFill>
-                    <a:blip r:embed="rId8"/>
+                    <a:blip r:embed="rId10"/>
                     <a:stretch>
                       <a:fillRect/>
                     </a:stretch>
@@ -1037,7 +1216,6 @@
           <w:b/>
           <w:bCs/>
         </w:rPr>
-        <w:lastRenderedPageBreak/>
         <w:t>=REMPLACER(LIRE.CLASSEUR(1);1;TROUVE("]";LIRE.CLASSEUR(1));"")</w:t>
       </w:r>
     </w:p>
@@ -1153,6 +1331,7 @@
           <w:noProof/>
           <w:lang w:val="en-US"/>
         </w:rPr>
+        <w:lastRenderedPageBreak/>
         <w:drawing>
           <wp:inline distT="0" distB="0" distL="0" distR="0" wp14:anchorId="14BDF4F6" wp14:editId="333FF11B">
             <wp:extent cx="5760720" cy="2783205"/>
@@ -1169,7 +1348,7 @@
                     <pic:cNvPicPr/>
                   </pic:nvPicPr>
                   <pic:blipFill>
-                    <a:blip r:embed="rId9"/>
+                    <a:blip r:embed="rId11"/>
                     <a:stretch>
                       <a:fillRect/>
                     </a:stretch>
@@ -1332,7 +1511,7 @@
                     <pic:cNvPicPr/>
                   </pic:nvPicPr>
                   <pic:blipFill>
-                    <a:blip r:embed="rId10"/>
+                    <a:blip r:embed="rId12"/>
                     <a:stretch>
                       <a:fillRect/>
                     </a:stretch>
@@ -1384,7 +1563,7 @@
                     <pic:cNvPicPr/>
                   </pic:nvPicPr>
                   <pic:blipFill>
-                    <a:blip r:embed="rId11"/>
+                    <a:blip r:embed="rId13"/>
                     <a:stretch>
                       <a:fillRect/>
                     </a:stretch>
@@ -1510,7 +1689,7 @@
                     <pic:cNvPicPr/>
                   </pic:nvPicPr>
                   <pic:blipFill>
-                    <a:blip r:embed="rId12"/>
+                    <a:blip r:embed="rId14"/>
                     <a:stretch>
                       <a:fillRect/>
                     </a:stretch>
@@ -1559,6 +1738,9 @@
     </w:p>
     <w:p>
       <w:r>
+        <w:rPr>
+          <w:noProof/>
+        </w:rPr>
         <w:drawing>
           <wp:inline distT="0" distB="0" distL="0" distR="0" wp14:anchorId="70A47E8B" wp14:editId="070B0645">
             <wp:extent cx="4069129" cy="3002508"/>
@@ -1575,7 +1757,7 @@
                     <pic:cNvPicPr/>
                   </pic:nvPicPr>
                   <pic:blipFill>
-                    <a:blip r:embed="rId13"/>
+                    <a:blip r:embed="rId15"/>
                     <a:stretch>
                       <a:fillRect/>
                     </a:stretch>
@@ -1599,23 +1781,51 @@
     <w:p>
       <w:pPr>
         <w:pStyle w:val="Titre2"/>
-      </w:pPr>
-      <w:bookmarkStart w:id="4" w:name="_Toc223776475"/>
+        <w:numPr>
+          <w:ilvl w:val="0"/>
+          <w:numId w:val="0"/>
+        </w:numPr>
+        <w:ind w:left="113" w:hanging="113"/>
+      </w:pPr>
+    </w:p>
+    <w:p>
+      <w:pPr>
+        <w:pStyle w:val="Titre2"/>
+      </w:pPr>
+      <w:bookmarkStart w:id="4" w:name="_Toc223777839"/>
       <w:r>
         <w:t xml:space="preserve">Avec </w:t>
       </w:r>
-      <w:proofErr w:type="spellStart"/>
-      <w:r>
-        <w:t>Lire.Classeur</w:t>
-      </w:r>
-      <w:proofErr w:type="spellEnd"/>
-      <w:r>
-        <w:t xml:space="preserve"> et </w:t>
-      </w:r>
-      <w:r>
-        <w:t>Transpose</w:t>
+      <w:r>
+        <w:t>LIRE.CLASSEUR ,</w:t>
+      </w:r>
+      <w:r>
+        <w:t xml:space="preserve"> </w:t>
+      </w:r>
+      <w:r>
+        <w:t>TRANSPOSE et SUBSTITUE</w:t>
       </w:r>
       <w:bookmarkEnd w:id="4"/>
+    </w:p>
+    <w:p/>
+    <w:p>
+      <w:pPr>
+        <w:pStyle w:val="Titre2"/>
+      </w:pPr>
+      <w:bookmarkStart w:id="5" w:name="_Toc223777840"/>
+      <w:r>
+        <w:t xml:space="preserve">Avec </w:t>
+      </w:r>
+      <w:r>
+        <w:t xml:space="preserve">LIRE.CLASSEUR </w:t>
+      </w:r>
+      <w:r>
+        <w:t xml:space="preserve">et </w:t>
+      </w:r>
+      <w:r>
+        <w:t>TRANSPOSE</w:t>
+      </w:r>
+      <w:bookmarkEnd w:id="5"/>
     </w:p>
     <w:p/>
     <w:p>
@@ -1637,6 +1847,7 @@
         </w:rPr>
       </w:pPr>
       <w:r>
+        <w:lastRenderedPageBreak/>
         <w:fldChar w:fldCharType="begin"/>
       </w:r>
       <w:r>
@@ -1726,13 +1937,13 @@
       <w:pPr>
         <w:pStyle w:val="Titre1"/>
       </w:pPr>
-      <w:bookmarkStart w:id="5" w:name="_Toc223707034"/>
-      <w:bookmarkStart w:id="6" w:name="_Toc223776476"/>
+      <w:bookmarkStart w:id="6" w:name="_Toc223707034"/>
+      <w:bookmarkStart w:id="7" w:name="_Toc223777841"/>
       <w:r>
         <w:t>Links</w:t>
       </w:r>
-      <w:bookmarkEnd w:id="5"/>
       <w:bookmarkEnd w:id="6"/>
+      <w:bookmarkEnd w:id="7"/>
     </w:p>
     <w:p>
       <w:pPr>
@@ -1765,8 +1976,8 @@
     <w:p/>
     <w:p/>
     <w:sectPr>
-      <w:headerReference w:type="default" r:id="rId14"/>
-      <w:footerReference w:type="default" r:id="rId15"/>
+      <w:headerReference w:type="default" r:id="rId16"/>
+      <w:footerReference w:type="default" r:id="rId17"/>
       <w:pgSz w:w="11906" w:h="16838"/>
       <w:pgMar w:top="1417" w:right="1417" w:bottom="1417" w:left="1417" w:header="708" w:footer="708" w:gutter="0"/>
       <w:cols w:space="708"/>
@@ -2302,7 +2513,7 @@
               <w:sz w:val="16"/>
               <w:szCs w:val="16"/>
             </w:rPr>
-            <w:t>07-03-2026 11:29</w:t>
+            <w:t>07-03-2026 11:47</w:t>
           </w:r>
           <w:r>
             <w:rPr>
@@ -3551,6 +3762,7 @@
   <w:style w:type="character" w:default="1" w:styleId="Policepardfaut">
     <w:name w:val="Default Paragraph Font"/>
     <w:uiPriority w:val="1"/>
+    <w:semiHidden/>
     <w:unhideWhenUsed/>
   </w:style>
   <w:style w:type="table" w:default="1" w:styleId="TableauNormal">

--- a/EXCEL_CodeSource/Classeurs_CodeSource/SheetsList/Lister le nom des feuilles dans Excel.docx
+++ b/EXCEL_CodeSource/Classeurs_CodeSource/SheetsList/Lister le nom des feuilles dans Excel.docx
@@ -152,7 +152,7 @@
       <w:r>
         <w:fldChar w:fldCharType="separate"/>
       </w:r>
-      <w:hyperlink w:anchor="_Toc223777835" w:history="1">
+      <w:hyperlink w:anchor="_Toc223780216" w:history="1">
         <w:r>
           <w:rPr>
             <w:rStyle w:val="Lienhypertexte"/>
@@ -179,7 +179,7 @@
             <w:noProof/>
             <w:webHidden/>
           </w:rPr>
-          <w:instrText xml:space="preserve"> PAGEREF _Toc223777835 \h </w:instrText>
+          <w:instrText xml:space="preserve"> PAGEREF _Toc223780216 \h </w:instrText>
         </w:r>
         <w:r>
           <w:rPr>
@@ -226,7 +226,7 @@
           <w14:ligatures w14:val="standardContextual"/>
         </w:rPr>
       </w:pPr>
-      <w:hyperlink w:anchor="_Toc223777836" w:history="1">
+      <w:hyperlink w:anchor="_Toc223780217" w:history="1">
         <w:r>
           <w:rPr>
             <w:rStyle w:val="Lienhypertexte"/>
@@ -253,7 +253,7 @@
             <w:noProof/>
             <w:webHidden/>
           </w:rPr>
-          <w:instrText xml:space="preserve"> PAGEREF _Toc223777836 \h </w:instrText>
+          <w:instrText xml:space="preserve"> PAGEREF _Toc223780217 \h </w:instrText>
         </w:r>
         <w:r>
           <w:rPr>
@@ -302,7 +302,7 @@
           <w14:ligatures w14:val="standardContextual"/>
         </w:rPr>
       </w:pPr>
-      <w:hyperlink w:anchor="_Toc223777837" w:history="1">
+      <w:hyperlink w:anchor="_Toc223780218" w:history="1">
         <w:r>
           <w:rPr>
             <w:rStyle w:val="Lienhypertexte"/>
@@ -329,7 +329,7 @@
             <w:noProof/>
             <w:webHidden/>
           </w:rPr>
-          <w:instrText xml:space="preserve"> PAGEREF _Toc223777837 \h </w:instrText>
+          <w:instrText xml:space="preserve"> PAGEREF _Toc223780218 \h </w:instrText>
         </w:r>
         <w:r>
           <w:rPr>
@@ -376,13 +376,13 @@
           <w14:ligatures w14:val="standardContextual"/>
         </w:rPr>
       </w:pPr>
-      <w:hyperlink w:anchor="_Toc223777838" w:history="1">
+      <w:hyperlink w:anchor="_Toc223780219" w:history="1">
         <w:r>
           <w:rPr>
             <w:rStyle w:val="Lienhypertexte"/>
             <w:noProof/>
           </w:rPr>
-          <w:t>2.1. Avec LIRE.CLASSEUR et INDEX</w:t>
+          <w:t>2.1. Avec LIRE.CLASSEUR, REMPLACER, TROUVE et INDEX</w:t>
         </w:r>
         <w:r>
           <w:rPr>
@@ -403,7 +403,7 @@
             <w:noProof/>
             <w:webHidden/>
           </w:rPr>
-          <w:instrText xml:space="preserve"> PAGEREF _Toc223777838 \h </w:instrText>
+          <w:instrText xml:space="preserve"> PAGEREF _Toc223780219 \h </w:instrText>
         </w:r>
         <w:r>
           <w:rPr>
@@ -450,7 +450,7 @@
           <w14:ligatures w14:val="standardContextual"/>
         </w:rPr>
       </w:pPr>
-      <w:hyperlink w:anchor="_Toc223777839" w:history="1">
+      <w:hyperlink w:anchor="_Toc223780220" w:history="1">
         <w:r>
           <w:rPr>
             <w:rStyle w:val="Lienhypertexte"/>
@@ -477,7 +477,7 @@
             <w:noProof/>
             <w:webHidden/>
           </w:rPr>
-          <w:instrText xml:space="preserve"> PAGEREF _Toc223777839 \h </w:instrText>
+          <w:instrText xml:space="preserve"> PAGEREF _Toc223780220 \h </w:instrText>
         </w:r>
         <w:r>
           <w:rPr>
@@ -524,7 +524,7 @@
           <w14:ligatures w14:val="standardContextual"/>
         </w:rPr>
       </w:pPr>
-      <w:hyperlink w:anchor="_Toc223777840" w:history="1">
+      <w:hyperlink w:anchor="_Toc223780221" w:history="1">
         <w:r>
           <w:rPr>
             <w:rStyle w:val="Lienhypertexte"/>
@@ -551,7 +551,7 @@
             <w:noProof/>
             <w:webHidden/>
           </w:rPr>
-          <w:instrText xml:space="preserve"> PAGEREF _Toc223777840 \h </w:instrText>
+          <w:instrText xml:space="preserve"> PAGEREF _Toc223780221 \h </w:instrText>
         </w:r>
         <w:r>
           <w:rPr>
@@ -571,7 +571,7 @@
             <w:noProof/>
             <w:webHidden/>
           </w:rPr>
-          <w:t>6</w:t>
+          <w:t>10</w:t>
         </w:r>
         <w:r>
           <w:rPr>
@@ -600,7 +600,7 @@
           <w14:ligatures w14:val="standardContextual"/>
         </w:rPr>
       </w:pPr>
-      <w:hyperlink w:anchor="_Toc223777841" w:history="1">
+      <w:hyperlink w:anchor="_Toc223780222" w:history="1">
         <w:r>
           <w:rPr>
             <w:rStyle w:val="Lienhypertexte"/>
@@ -627,7 +627,7 @@
             <w:noProof/>
             <w:webHidden/>
           </w:rPr>
-          <w:instrText xml:space="preserve"> PAGEREF _Toc223777841 \h </w:instrText>
+          <w:instrText xml:space="preserve"> PAGEREF _Toc223780222 \h </w:instrText>
         </w:r>
         <w:r>
           <w:rPr>
@@ -647,7 +647,7 @@
             <w:noProof/>
             <w:webHidden/>
           </w:rPr>
-          <w:t>7</w:t>
+          <w:t>10</w:t>
         </w:r>
         <w:r>
           <w:rPr>
@@ -667,7 +667,7 @@
       <w:pPr>
         <w:pStyle w:val="Titre1"/>
       </w:pPr>
-      <w:bookmarkStart w:id="0" w:name="_Toc223777835"/>
+      <w:bookmarkStart w:id="0" w:name="_Toc223780216"/>
       <w:r>
         <w:t>Prolégomènes</w:t>
       </w:r>
@@ -677,7 +677,7 @@
       <w:pPr>
         <w:pStyle w:val="Titre2"/>
       </w:pPr>
-      <w:bookmarkStart w:id="1" w:name="_Toc223777836"/>
+      <w:bookmarkStart w:id="1" w:name="_Toc223780217"/>
       <w:r>
         <w:t xml:space="preserve">Le </w:t>
       </w:r>
@@ -825,7 +825,7 @@
       <w:pPr>
         <w:pStyle w:val="Titre1"/>
       </w:pPr>
-      <w:bookmarkStart w:id="2" w:name="_Toc223777837"/>
+      <w:bookmarkStart w:id="2" w:name="_Toc223780218"/>
       <w:r>
         <w:lastRenderedPageBreak/>
         <w:t>Liste avec</w:t>
@@ -860,15 +860,18 @@
       <w:pPr>
         <w:pStyle w:val="Titre2"/>
       </w:pPr>
-      <w:bookmarkStart w:id="3" w:name="_Toc223777838"/>
+      <w:bookmarkStart w:id="3" w:name="_Toc223780219"/>
       <w:r>
         <w:t xml:space="preserve">Avec </w:t>
       </w:r>
       <w:r>
-        <w:t xml:space="preserve">LIRE.CLASSEUR </w:t>
-      </w:r>
-      <w:r>
-        <w:t xml:space="preserve">et </w:t>
+        <w:t>LIRE.CLASSEUR</w:t>
+      </w:r>
+      <w:r>
+        <w:t>, REMPLACER, TROUVE et</w:t>
+      </w:r>
+      <w:r>
+        <w:t xml:space="preserve"> </w:t>
       </w:r>
       <w:r>
         <w:t>INDEX</w:t>
@@ -911,10 +914,33 @@
         <w:t>►</w:t>
       </w:r>
       <w:r>
+        <w:t xml:space="preserve"> Au début,</w:t>
+      </w:r>
+      <w:r>
+        <w:t xml:space="preserve"> insérer une feuille en la nommant : « Sommaire ».</w:t>
+      </w:r>
+    </w:p>
+    <w:p>
+      <w:r>
+        <w:rPr>
+          <w:rFonts w:ascii="Arial" w:hAnsi="Arial" w:cs="Arial"/>
+        </w:rPr>
+        <w:t>►</w:t>
+      </w:r>
+      <w:r>
         <w:t xml:space="preserve"> </w:t>
       </w:r>
       <w:r>
-        <w:t xml:space="preserve">Au début, naviguez vers le "Formules" dans l'interface du ruban d'Excel et cliquez sur l'icône </w:t>
+        <w:t>Ensuite</w:t>
+      </w:r>
+      <w:r>
+        <w:t>, navigue</w:t>
+      </w:r>
+      <w:r>
+        <w:t>r</w:t>
+      </w:r>
+      <w:r>
+        <w:t xml:space="preserve"> vers le "Formules" dans l'interface du ruban d'Excel et cliquez sur l'icône </w:t>
       </w:r>
       <w:r>
         <w:rPr>
@@ -929,6 +955,9 @@
     </w:p>
     <w:p>
       <w:r>
+        <w:rPr>
+          <w:noProof/>
+        </w:rPr>
         <w:drawing>
           <wp:inline distT="0" distB="0" distL="0" distR="0" wp14:anchorId="7F471963" wp14:editId="37CD3F03">
             <wp:extent cx="5760720" cy="2075815"/>
@@ -999,6 +1028,10 @@
     </w:p>
     <w:p>
       <w:r>
+        <w:rPr>
+          <w:noProof/>
+        </w:rPr>
+        <w:lastRenderedPageBreak/>
         <w:drawing>
           <wp:inline distT="0" distB="0" distL="0" distR="0" wp14:anchorId="294583FD" wp14:editId="3AAFB4B2">
             <wp:extent cx="5760720" cy="2168525"/>
@@ -1041,7 +1074,6 @@
         <w:rPr>
           <w:rFonts w:ascii="Arial" w:hAnsi="Arial" w:cs="Arial"/>
         </w:rPr>
-        <w:lastRenderedPageBreak/>
         <w:t>►</w:t>
       </w:r>
       <w:r>
@@ -1792,27 +1824,713 @@
       <w:pPr>
         <w:pStyle w:val="Titre2"/>
       </w:pPr>
-      <w:bookmarkStart w:id="4" w:name="_Toc223777839"/>
-      <w:r>
-        <w:t xml:space="preserve">Avec </w:t>
-      </w:r>
-      <w:r>
-        <w:t>LIRE.CLASSEUR ,</w:t>
+      <w:bookmarkStart w:id="4" w:name="_Toc223780220"/>
+      <w:r>
+        <w:t>Avec LIRE.CLASSEUR , TRANSPOSE et SUBSTITUE</w:t>
+      </w:r>
+      <w:bookmarkEnd w:id="4"/>
+    </w:p>
+    <w:p>
+      <w:r>
+        <w:rPr>
+          <w:rFonts w:ascii="Arial" w:hAnsi="Arial" w:cs="Arial"/>
+        </w:rPr>
+        <w:t>►</w:t>
+      </w:r>
+      <w:r>
+        <w:t xml:space="preserve"> Au début,</w:t>
+      </w:r>
+      <w:r>
+        <w:t xml:space="preserve"> insérer une feuille en la nommant : « Sommaire ».</w:t>
+      </w:r>
+    </w:p>
+    <w:p>
+      <w:r>
+        <w:rPr>
+          <w:rFonts w:ascii="Arial" w:hAnsi="Arial" w:cs="Arial"/>
+        </w:rPr>
+        <w:t>►</w:t>
       </w:r>
       <w:r>
         <w:t xml:space="preserve"> </w:t>
       </w:r>
       <w:r>
-        <w:t>TRANSPOSE et SUBSTITUE</w:t>
-      </w:r>
-      <w:bookmarkEnd w:id="4"/>
-    </w:p>
-    <w:p/>
+        <w:t>Ensuite</w:t>
+      </w:r>
+      <w:r>
+        <w:t>, navigue</w:t>
+      </w:r>
+      <w:r>
+        <w:t>r</w:t>
+      </w:r>
+      <w:r>
+        <w:t xml:space="preserve"> vers le "Formules" dans l'interface du ruban d'Excel et cliquez sur l'icône </w:t>
+      </w:r>
+      <w:r>
+        <w:rPr>
+          <w:b/>
+          <w:bCs/>
+        </w:rPr>
+        <w:t>"Gestionnaire de noms"</w:t>
+      </w:r>
+      <w:r>
+        <w:t xml:space="preserve"> </w:t>
+      </w:r>
+      <w:r>
+        <w:t>.</w:t>
+      </w:r>
+    </w:p>
+    <w:p>
+      <w:r>
+        <w:rPr>
+          <w:noProof/>
+        </w:rPr>
+        <w:lastRenderedPageBreak/>
+        <w:drawing>
+          <wp:inline distT="0" distB="0" distL="0" distR="0" wp14:anchorId="4FBDD9EE" wp14:editId="415E62AB">
+            <wp:extent cx="5760720" cy="2075815"/>
+            <wp:effectExtent l="0" t="0" r="0" b="635"/>
+            <wp:docPr id="517439308" name="Image 1"/>
+            <wp:cNvGraphicFramePr>
+              <a:graphicFrameLocks xmlns:a="http://schemas.openxmlformats.org/drawingml/2006/main" noChangeAspect="1"/>
+            </wp:cNvGraphicFramePr>
+            <a:graphic xmlns:a="http://schemas.openxmlformats.org/drawingml/2006/main">
+              <a:graphicData uri="http://schemas.openxmlformats.org/drawingml/2006/picture">
+                <pic:pic xmlns:pic="http://schemas.openxmlformats.org/drawingml/2006/picture">
+                  <pic:nvPicPr>
+                    <pic:cNvPr id="2041039564" name=""/>
+                    <pic:cNvPicPr/>
+                  </pic:nvPicPr>
+                  <pic:blipFill>
+                    <a:blip r:embed="rId8"/>
+                    <a:stretch>
+                      <a:fillRect/>
+                    </a:stretch>
+                  </pic:blipFill>
+                  <pic:spPr>
+                    <a:xfrm>
+                      <a:off x="0" y="0"/>
+                      <a:ext cx="5760720" cy="2075815"/>
+                    </a:xfrm>
+                    <a:prstGeom prst="rect">
+                      <a:avLst/>
+                    </a:prstGeom>
+                  </pic:spPr>
+                </pic:pic>
+              </a:graphicData>
+            </a:graphic>
+          </wp:inline>
+        </w:drawing>
+      </w:r>
+    </w:p>
+    <w:p>
+      <w:r>
+        <w:rPr>
+          <w:rFonts w:ascii="Arial" w:hAnsi="Arial" w:cs="Arial"/>
+        </w:rPr>
+        <w:t>►</w:t>
+      </w:r>
+      <w:r>
+        <w:t xml:space="preserve">Ensuite, dans la fenêtre contextuelle </w:t>
+      </w:r>
+      <w:r>
+        <w:rPr>
+          <w:b/>
+          <w:bCs/>
+        </w:rPr>
+        <w:t>Gestionnaire de noms</w:t>
+      </w:r>
+      <w:r>
+        <w:t>, cliquez sur "</w:t>
+      </w:r>
+      <w:r>
+        <w:rPr>
+          <w:b/>
+          <w:bCs/>
+        </w:rPr>
+        <w:t>Nouveau"</w:t>
+      </w:r>
+      <w:r>
+        <w:t xml:space="preserve"> pour créer une plage nommée personnalisée qui </w:t>
+      </w:r>
+      <w:r>
+        <w:rPr>
+          <w:b/>
+          <w:bCs/>
+        </w:rPr>
+        <w:t xml:space="preserve">contiendra </w:t>
+      </w:r>
+      <w:r>
+        <w:rPr>
+          <w:b/>
+          <w:bCs/>
+        </w:rPr>
+        <w:t>la</w:t>
+      </w:r>
+      <w:r>
+        <w:rPr>
+          <w:b/>
+          <w:bCs/>
+        </w:rPr>
+        <w:t xml:space="preserve"> formule de</w:t>
+      </w:r>
+      <w:r>
+        <w:t xml:space="preserve"> liste de feuilles de calcul.</w:t>
+      </w:r>
+    </w:p>
+    <w:p>
+      <w:r>
+        <w:rPr>
+          <w:noProof/>
+        </w:rPr>
+        <w:drawing>
+          <wp:inline distT="0" distB="0" distL="0" distR="0" wp14:anchorId="5CFC007A" wp14:editId="4AAB37AA">
+            <wp:extent cx="5760720" cy="2168525"/>
+            <wp:effectExtent l="0" t="0" r="0" b="3175"/>
+            <wp:docPr id="1700475692" name="Image 1"/>
+            <wp:cNvGraphicFramePr>
+              <a:graphicFrameLocks xmlns:a="http://schemas.openxmlformats.org/drawingml/2006/main" noChangeAspect="1"/>
+            </wp:cNvGraphicFramePr>
+            <a:graphic xmlns:a="http://schemas.openxmlformats.org/drawingml/2006/main">
+              <a:graphicData uri="http://schemas.openxmlformats.org/drawingml/2006/picture">
+                <pic:pic xmlns:pic="http://schemas.openxmlformats.org/drawingml/2006/picture">
+                  <pic:nvPicPr>
+                    <pic:cNvPr id="415586458" name=""/>
+                    <pic:cNvPicPr/>
+                  </pic:nvPicPr>
+                  <pic:blipFill>
+                    <a:blip r:embed="rId9"/>
+                    <a:stretch>
+                      <a:fillRect/>
+                    </a:stretch>
+                  </pic:blipFill>
+                  <pic:spPr>
+                    <a:xfrm>
+                      <a:off x="0" y="0"/>
+                      <a:ext cx="5760720" cy="2168525"/>
+                    </a:xfrm>
+                    <a:prstGeom prst="rect">
+                      <a:avLst/>
+                    </a:prstGeom>
+                  </pic:spPr>
+                </pic:pic>
+              </a:graphicData>
+            </a:graphic>
+          </wp:inline>
+        </w:drawing>
+      </w:r>
+    </w:p>
+    <w:p>
+      <w:r>
+        <w:rPr>
+          <w:rFonts w:ascii="Arial" w:hAnsi="Arial" w:cs="Arial"/>
+        </w:rPr>
+        <w:t>►</w:t>
+      </w:r>
+      <w:r>
+        <w:t xml:space="preserve"> Dans la suite « Nouveau nom » boîte de dialogue, entrez « </w:t>
+      </w:r>
+      <w:proofErr w:type="spellStart"/>
+      <w:r>
+        <w:rPr>
+          <w:b/>
+          <w:bCs/>
+        </w:rPr>
+        <w:t>ListSheets</w:t>
+      </w:r>
+      <w:proofErr w:type="spellEnd"/>
+      <w:r>
+        <w:t xml:space="preserve"> » dans le "Nom" champ pour créer une référence mémorable pour votre feuille de calcul répertoriant les f</w:t>
+      </w:r>
+      <w:r>
+        <w:t>euilles</w:t>
+      </w:r>
+      <w:r>
+        <w:t>.</w:t>
+      </w:r>
+    </w:p>
+    <w:p>
+      <w:r>
+        <w:rPr>
+          <w:noProof/>
+        </w:rPr>
+        <w:drawing>
+          <wp:inline distT="0" distB="0" distL="0" distR="0" wp14:anchorId="25834B74" wp14:editId="38F25AB0">
+            <wp:extent cx="5144218" cy="2210108"/>
+            <wp:effectExtent l="0" t="0" r="0" b="0"/>
+            <wp:docPr id="513043203" name="Image 1"/>
+            <wp:cNvGraphicFramePr>
+              <a:graphicFrameLocks xmlns:a="http://schemas.openxmlformats.org/drawingml/2006/main" noChangeAspect="1"/>
+            </wp:cNvGraphicFramePr>
+            <a:graphic xmlns:a="http://schemas.openxmlformats.org/drawingml/2006/main">
+              <a:graphicData uri="http://schemas.openxmlformats.org/drawingml/2006/picture">
+                <pic:pic xmlns:pic="http://schemas.openxmlformats.org/drawingml/2006/picture">
+                  <pic:nvPicPr>
+                    <pic:cNvPr id="822705340" name=""/>
+                    <pic:cNvPicPr/>
+                  </pic:nvPicPr>
+                  <pic:blipFill>
+                    <a:blip r:embed="rId10"/>
+                    <a:stretch>
+                      <a:fillRect/>
+                    </a:stretch>
+                  </pic:blipFill>
+                  <pic:spPr>
+                    <a:xfrm>
+                      <a:off x="0" y="0"/>
+                      <a:ext cx="5144218" cy="2210108"/>
+                    </a:xfrm>
+                    <a:prstGeom prst="rect">
+                      <a:avLst/>
+                    </a:prstGeom>
+                  </pic:spPr>
+                </pic:pic>
+              </a:graphicData>
+            </a:graphic>
+          </wp:inline>
+        </w:drawing>
+      </w:r>
+    </w:p>
+    <w:p>
+      <w:pPr>
+        <w:rPr>
+          <w:b/>
+          <w:bCs/>
+          <w:color w:val="0070C0"/>
+        </w:rPr>
+      </w:pPr>
+      <w:r>
+        <w:rPr>
+          <w:b/>
+          <w:bCs/>
+          <w:color w:val="0070C0"/>
+        </w:rPr>
+        <w:lastRenderedPageBreak/>
+        <w:t xml:space="preserve">Fonction </w:t>
+      </w:r>
+      <w:r>
+        <w:rPr>
+          <w:rFonts w:ascii="Arial" w:hAnsi="Arial" w:cs="Arial"/>
+          <w:b/>
+          <w:bCs/>
+        </w:rPr>
+        <w:t>LIRE.CLASSEUR</w:t>
+      </w:r>
+      <w:r>
+        <w:rPr>
+          <w:rFonts w:ascii="Arial" w:hAnsi="Arial" w:cs="Arial"/>
+          <w:b/>
+          <w:bCs/>
+          <w:color w:val="0070C0"/>
+        </w:rPr>
+        <w:t xml:space="preserve"> </w:t>
+      </w:r>
+      <w:r>
+        <w:rPr>
+          <w:rFonts w:ascii="Arial" w:hAnsi="Arial" w:cs="Arial"/>
+          <w:b/>
+          <w:bCs/>
+          <w:color w:val="0070C0"/>
+        </w:rPr>
+        <w:t>►</w:t>
+      </w:r>
+      <w:r>
+        <w:rPr>
+          <w:b/>
+          <w:bCs/>
+          <w:color w:val="0070C0"/>
+        </w:rPr>
+        <w:t xml:space="preserve"> </w:t>
+      </w:r>
+      <w:r>
+        <w:rPr>
+          <w:rFonts w:ascii="Arial" w:hAnsi="Arial" w:cs="Arial"/>
+          <w:b/>
+          <w:bCs/>
+          <w:color w:val="0070C0"/>
+        </w:rPr>
+        <w:t>GET.WORKBOOK</w:t>
+      </w:r>
+    </w:p>
+    <w:p>
+      <w:r>
+        <w:rPr>
+          <w:rFonts w:ascii="Arial" w:hAnsi="Arial" w:cs="Arial"/>
+        </w:rPr>
+        <w:t>►</w:t>
+      </w:r>
+      <w:r>
+        <w:t xml:space="preserve"> Plus tard, dans</w:t>
+      </w:r>
+      <w:r>
+        <w:t xml:space="preserve"> le </w:t>
+      </w:r>
+      <w:r>
+        <w:t>champ</w:t>
+      </w:r>
+      <w:r>
+        <w:t> :</w:t>
+      </w:r>
+      <w:r>
+        <w:t xml:space="preserve"> </w:t>
+      </w:r>
+      <w:r>
+        <w:rPr>
+          <w:b/>
+          <w:bCs/>
+        </w:rPr>
+        <w:t>« Fait référence à »</w:t>
+      </w:r>
+      <w:r>
+        <w:t>, saisissez la formule suivante qui extraira les noms des feuilles de calcul de la structure de votre classeur :</w:t>
+      </w:r>
+    </w:p>
+    <w:p>
+      <w:pPr>
+        <w:rPr>
+          <w:rFonts w:ascii="Arial" w:hAnsi="Arial" w:cs="Arial"/>
+          <w:b/>
+          <w:bCs/>
+        </w:rPr>
+      </w:pPr>
+      <w:r>
+        <w:rPr>
+          <w:rFonts w:ascii="Arial" w:hAnsi="Arial" w:cs="Arial"/>
+          <w:b/>
+          <w:bCs/>
+        </w:rPr>
+        <w:t>=LIRE.CLASSEUR(1)</w:t>
+      </w:r>
+    </w:p>
+    <w:p>
+      <w:pPr>
+        <w:rPr>
+          <w:rFonts w:ascii="Arial" w:hAnsi="Arial" w:cs="Arial"/>
+          <w:b/>
+          <w:bCs/>
+        </w:rPr>
+      </w:pPr>
+      <w:r>
+        <w:rPr>
+          <w:rFonts w:ascii="Arial" w:hAnsi="Arial" w:cs="Arial"/>
+          <w:b/>
+          <w:bCs/>
+        </w:rPr>
+        <w:drawing>
+          <wp:inline distT="0" distB="0" distL="0" distR="0" wp14:anchorId="01850D4B" wp14:editId="685BA539">
+            <wp:extent cx="3620005" cy="1914792"/>
+            <wp:effectExtent l="0" t="0" r="0" b="9525"/>
+            <wp:docPr id="420283319" name="Image 1"/>
+            <wp:cNvGraphicFramePr>
+              <a:graphicFrameLocks xmlns:a="http://schemas.openxmlformats.org/drawingml/2006/main" noChangeAspect="1"/>
+            </wp:cNvGraphicFramePr>
+            <a:graphic xmlns:a="http://schemas.openxmlformats.org/drawingml/2006/main">
+              <a:graphicData uri="http://schemas.openxmlformats.org/drawingml/2006/picture">
+                <pic:pic xmlns:pic="http://schemas.openxmlformats.org/drawingml/2006/picture">
+                  <pic:nvPicPr>
+                    <pic:cNvPr id="420283319" name=""/>
+                    <pic:cNvPicPr/>
+                  </pic:nvPicPr>
+                  <pic:blipFill>
+                    <a:blip r:embed="rId16"/>
+                    <a:stretch>
+                      <a:fillRect/>
+                    </a:stretch>
+                  </pic:blipFill>
+                  <pic:spPr>
+                    <a:xfrm>
+                      <a:off x="0" y="0"/>
+                      <a:ext cx="3620005" cy="1914792"/>
+                    </a:xfrm>
+                    <a:prstGeom prst="rect">
+                      <a:avLst/>
+                    </a:prstGeom>
+                  </pic:spPr>
+                </pic:pic>
+              </a:graphicData>
+            </a:graphic>
+          </wp:inline>
+        </w:drawing>
+      </w:r>
+    </w:p>
+    <w:p>
+      <w:pPr>
+        <w:rPr>
+          <w:rFonts w:ascii="Arial" w:hAnsi="Arial" w:cs="Arial"/>
+          <w:b/>
+          <w:bCs/>
+        </w:rPr>
+      </w:pPr>
+      <w:r>
+        <w:rPr>
+          <w:rFonts w:ascii="Arial" w:hAnsi="Arial" w:cs="Arial"/>
+          <w:b/>
+          <w:bCs/>
+        </w:rPr>
+        <w:drawing>
+          <wp:inline distT="0" distB="0" distL="0" distR="0" wp14:anchorId="0B41B460" wp14:editId="0753503E">
+            <wp:extent cx="5760720" cy="3432175"/>
+            <wp:effectExtent l="0" t="0" r="0" b="0"/>
+            <wp:docPr id="1289359249" name="Image 1"/>
+            <wp:cNvGraphicFramePr>
+              <a:graphicFrameLocks xmlns:a="http://schemas.openxmlformats.org/drawingml/2006/main" noChangeAspect="1"/>
+            </wp:cNvGraphicFramePr>
+            <a:graphic xmlns:a="http://schemas.openxmlformats.org/drawingml/2006/main">
+              <a:graphicData uri="http://schemas.openxmlformats.org/drawingml/2006/picture">
+                <pic:pic xmlns:pic="http://schemas.openxmlformats.org/drawingml/2006/picture">
+                  <pic:nvPicPr>
+                    <pic:cNvPr id="1289359249" name=""/>
+                    <pic:cNvPicPr/>
+                  </pic:nvPicPr>
+                  <pic:blipFill>
+                    <a:blip r:embed="rId17"/>
+                    <a:stretch>
+                      <a:fillRect/>
+                    </a:stretch>
+                  </pic:blipFill>
+                  <pic:spPr>
+                    <a:xfrm>
+                      <a:off x="0" y="0"/>
+                      <a:ext cx="5760720" cy="3432175"/>
+                    </a:xfrm>
+                    <a:prstGeom prst="rect">
+                      <a:avLst/>
+                    </a:prstGeom>
+                  </pic:spPr>
+                </pic:pic>
+              </a:graphicData>
+            </a:graphic>
+          </wp:inline>
+        </w:drawing>
+      </w:r>
+    </w:p>
+    <w:p>
+      <w:pPr>
+        <w:rPr>
+          <w:rFonts w:ascii="Arial" w:hAnsi="Arial" w:cs="Arial"/>
+        </w:rPr>
+      </w:pPr>
+      <w:r>
+        <w:rPr>
+          <w:rFonts w:ascii="Arial" w:hAnsi="Arial" w:cs="Arial"/>
+        </w:rPr>
+        <w:t>►Ensuite taper le nom d</w:t>
+      </w:r>
+      <w:r>
+        <w:rPr>
+          <w:rFonts w:ascii="Arial" w:hAnsi="Arial" w:cs="Arial"/>
+        </w:rPr>
+        <w:t>e la formule dans une cellule :</w:t>
+      </w:r>
+    </w:p>
+    <w:p>
+      <w:pPr>
+        <w:rPr>
+          <w:rFonts w:ascii="Arial" w:hAnsi="Arial" w:cs="Arial"/>
+        </w:rPr>
+      </w:pPr>
+      <w:r>
+        <w:rPr>
+          <w:rFonts w:ascii="Arial" w:hAnsi="Arial" w:cs="Arial"/>
+        </w:rPr>
+        <w:lastRenderedPageBreak/>
+        <w:drawing>
+          <wp:inline distT="0" distB="0" distL="0" distR="0" wp14:anchorId="7CEB5256" wp14:editId="5652926A">
+            <wp:extent cx="5760720" cy="2075815"/>
+            <wp:effectExtent l="0" t="0" r="0" b="635"/>
+            <wp:docPr id="1403146824" name="Image 1"/>
+            <wp:cNvGraphicFramePr>
+              <a:graphicFrameLocks xmlns:a="http://schemas.openxmlformats.org/drawingml/2006/main" noChangeAspect="1"/>
+            </wp:cNvGraphicFramePr>
+            <a:graphic xmlns:a="http://schemas.openxmlformats.org/drawingml/2006/main">
+              <a:graphicData uri="http://schemas.openxmlformats.org/drawingml/2006/picture">
+                <pic:pic xmlns:pic="http://schemas.openxmlformats.org/drawingml/2006/picture">
+                  <pic:nvPicPr>
+                    <pic:cNvPr id="1403146824" name=""/>
+                    <pic:cNvPicPr/>
+                  </pic:nvPicPr>
+                  <pic:blipFill>
+                    <a:blip r:embed="rId18"/>
+                    <a:stretch>
+                      <a:fillRect/>
+                    </a:stretch>
+                  </pic:blipFill>
+                  <pic:spPr>
+                    <a:xfrm>
+                      <a:off x="0" y="0"/>
+                      <a:ext cx="5760720" cy="2075815"/>
+                    </a:xfrm>
+                    <a:prstGeom prst="rect">
+                      <a:avLst/>
+                    </a:prstGeom>
+                  </pic:spPr>
+                </pic:pic>
+              </a:graphicData>
+            </a:graphic>
+          </wp:inline>
+        </w:drawing>
+      </w:r>
+    </w:p>
+    <w:p>
+      <w:pPr>
+        <w:rPr>
+          <w:rFonts w:ascii="Arial" w:hAnsi="Arial" w:cs="Arial"/>
+        </w:rPr>
+      </w:pPr>
+      <w:r>
+        <w:rPr>
+          <w:rFonts w:ascii="Arial" w:hAnsi="Arial" w:cs="Arial"/>
+        </w:rPr>
+        <w:drawing>
+          <wp:inline distT="0" distB="0" distL="0" distR="0" wp14:anchorId="675CEF79" wp14:editId="705CEC3F">
+            <wp:extent cx="5760720" cy="2075815"/>
+            <wp:effectExtent l="0" t="0" r="0" b="635"/>
+            <wp:docPr id="247910560" name="Image 1"/>
+            <wp:cNvGraphicFramePr>
+              <a:graphicFrameLocks xmlns:a="http://schemas.openxmlformats.org/drawingml/2006/main" noChangeAspect="1"/>
+            </wp:cNvGraphicFramePr>
+            <a:graphic xmlns:a="http://schemas.openxmlformats.org/drawingml/2006/main">
+              <a:graphicData uri="http://schemas.openxmlformats.org/drawingml/2006/picture">
+                <pic:pic xmlns:pic="http://schemas.openxmlformats.org/drawingml/2006/picture">
+                  <pic:nvPicPr>
+                    <pic:cNvPr id="247910560" name=""/>
+                    <pic:cNvPicPr/>
+                  </pic:nvPicPr>
+                  <pic:blipFill>
+                    <a:blip r:embed="rId19"/>
+                    <a:stretch>
+                      <a:fillRect/>
+                    </a:stretch>
+                  </pic:blipFill>
+                  <pic:spPr>
+                    <a:xfrm>
+                      <a:off x="0" y="0"/>
+                      <a:ext cx="5760720" cy="2075815"/>
+                    </a:xfrm>
+                    <a:prstGeom prst="rect">
+                      <a:avLst/>
+                    </a:prstGeom>
+                  </pic:spPr>
+                </pic:pic>
+              </a:graphicData>
+            </a:graphic>
+          </wp:inline>
+        </w:drawing>
+      </w:r>
+    </w:p>
+    <w:p>
+      <w:pPr>
+        <w:rPr>
+          <w:rFonts w:ascii="Arial" w:hAnsi="Arial" w:cs="Arial"/>
+        </w:rPr>
+      </w:pPr>
+      <w:r>
+        <w:rPr>
+          <w:rFonts w:ascii="Arial" w:hAnsi="Arial" w:cs="Arial"/>
+        </w:rPr>
+        <w:t>►La formule génère le nom des feuilles, mais avec le nom du classeur Excel, que l’on retirer pour ne garder que le nom de chaque feuille.</w:t>
+      </w:r>
+    </w:p>
+    <w:p>
+      <w:pPr>
+        <w:rPr>
+          <w:rFonts w:ascii="Arial" w:hAnsi="Arial" w:cs="Arial"/>
+        </w:rPr>
+      </w:pPr>
+      <w:r>
+        <w:rPr>
+          <w:rFonts w:ascii="Arial" w:hAnsi="Arial" w:cs="Arial"/>
+        </w:rPr>
+        <w:lastRenderedPageBreak/>
+        <w:drawing>
+          <wp:inline distT="0" distB="0" distL="0" distR="0" wp14:anchorId="33AAE9EF" wp14:editId="6AB1B507">
+            <wp:extent cx="5760720" cy="2930525"/>
+            <wp:effectExtent l="0" t="0" r="0" b="3175"/>
+            <wp:docPr id="1825703090" name="Image 1"/>
+            <wp:cNvGraphicFramePr>
+              <a:graphicFrameLocks xmlns:a="http://schemas.openxmlformats.org/drawingml/2006/main" noChangeAspect="1"/>
+            </wp:cNvGraphicFramePr>
+            <a:graphic xmlns:a="http://schemas.openxmlformats.org/drawingml/2006/main">
+              <a:graphicData uri="http://schemas.openxmlformats.org/drawingml/2006/picture">
+                <pic:pic xmlns:pic="http://schemas.openxmlformats.org/drawingml/2006/picture">
+                  <pic:nvPicPr>
+                    <pic:cNvPr id="1825703090" name=""/>
+                    <pic:cNvPicPr/>
+                  </pic:nvPicPr>
+                  <pic:blipFill>
+                    <a:blip r:embed="rId20"/>
+                    <a:stretch>
+                      <a:fillRect/>
+                    </a:stretch>
+                  </pic:blipFill>
+                  <pic:spPr>
+                    <a:xfrm>
+                      <a:off x="0" y="0"/>
+                      <a:ext cx="5760720" cy="2930525"/>
+                    </a:xfrm>
+                    <a:prstGeom prst="rect">
+                      <a:avLst/>
+                    </a:prstGeom>
+                  </pic:spPr>
+                </pic:pic>
+              </a:graphicData>
+            </a:graphic>
+          </wp:inline>
+        </w:drawing>
+      </w:r>
+    </w:p>
+    <w:p>
+      <w:pPr>
+        <w:rPr>
+          <w:rFonts w:ascii="Arial" w:hAnsi="Arial" w:cs="Arial"/>
+        </w:rPr>
+      </w:pPr>
+      <w:r>
+        <w:rPr>
+          <w:rFonts w:ascii="Arial" w:hAnsi="Arial" w:cs="Arial"/>
+        </w:rPr>
+        <w:drawing>
+          <wp:inline distT="0" distB="0" distL="0" distR="0" wp14:anchorId="6C912955" wp14:editId="17EB85E9">
+            <wp:extent cx="4925112" cy="523948"/>
+            <wp:effectExtent l="0" t="0" r="8890" b="9525"/>
+            <wp:docPr id="1562601105" name="Image 1"/>
+            <wp:cNvGraphicFramePr>
+              <a:graphicFrameLocks xmlns:a="http://schemas.openxmlformats.org/drawingml/2006/main" noChangeAspect="1"/>
+            </wp:cNvGraphicFramePr>
+            <a:graphic xmlns:a="http://schemas.openxmlformats.org/drawingml/2006/main">
+              <a:graphicData uri="http://schemas.openxmlformats.org/drawingml/2006/picture">
+                <pic:pic xmlns:pic="http://schemas.openxmlformats.org/drawingml/2006/picture">
+                  <pic:nvPicPr>
+                    <pic:cNvPr id="1562601105" name=""/>
+                    <pic:cNvPicPr/>
+                  </pic:nvPicPr>
+                  <pic:blipFill>
+                    <a:blip r:embed="rId21"/>
+                    <a:stretch>
+                      <a:fillRect/>
+                    </a:stretch>
+                  </pic:blipFill>
+                  <pic:spPr>
+                    <a:xfrm>
+                      <a:off x="0" y="0"/>
+                      <a:ext cx="4925112" cy="523948"/>
+                    </a:xfrm>
+                    <a:prstGeom prst="rect">
+                      <a:avLst/>
+                    </a:prstGeom>
+                  </pic:spPr>
+                </pic:pic>
+              </a:graphicData>
+            </a:graphic>
+          </wp:inline>
+        </w:drawing>
+      </w:r>
+    </w:p>
     <w:p>
       <w:pPr>
         <w:pStyle w:val="Titre2"/>
       </w:pPr>
-      <w:bookmarkStart w:id="5" w:name="_Toc223777840"/>
+      <w:bookmarkStart w:id="5" w:name="_Toc223780221"/>
       <w:r>
         <w:t xml:space="preserve">Avec </w:t>
       </w:r>
@@ -1847,7 +2565,6 @@
         </w:rPr>
       </w:pPr>
       <w:r>
-        <w:lastRenderedPageBreak/>
         <w:fldChar w:fldCharType="begin"/>
       </w:r>
       <w:r>
@@ -1938,7 +2655,7 @@
         <w:pStyle w:val="Titre1"/>
       </w:pPr>
       <w:bookmarkStart w:id="6" w:name="_Toc223707034"/>
-      <w:bookmarkStart w:id="7" w:name="_Toc223777841"/>
+      <w:bookmarkStart w:id="7" w:name="_Toc223780222"/>
       <w:r>
         <w:t>Links</w:t>
       </w:r>
@@ -1976,8 +2693,8 @@
     <w:p/>
     <w:p/>
     <w:sectPr>
-      <w:headerReference w:type="default" r:id="rId16"/>
-      <w:footerReference w:type="default" r:id="rId17"/>
+      <w:headerReference w:type="default" r:id="rId22"/>
+      <w:footerReference w:type="default" r:id="rId23"/>
       <w:pgSz w:w="11906" w:h="16838"/>
       <w:pgMar w:top="1417" w:right="1417" w:bottom="1417" w:left="1417" w:header="708" w:footer="708" w:gutter="0"/>
       <w:cols w:space="708"/>
@@ -2513,7 +3230,7 @@
               <w:sz w:val="16"/>
               <w:szCs w:val="16"/>
             </w:rPr>
-            <w:t>07-03-2026 11:47</w:t>
+            <w:t>07-03-2026 12:10</w:t>
           </w:r>
           <w:r>
             <w:rPr>
@@ -3532,7 +4249,7 @@
   <w:style w:type="paragraph" w:default="1" w:styleId="Normal">
     <w:name w:val="Normal"/>
     <w:qFormat/>
-    <w:rsid w:val="00593407"/>
+    <w:rsid w:val="00202EFE"/>
   </w:style>
   <w:style w:type="paragraph" w:styleId="Titre1">
     <w:name w:val="heading 1"/>

--- a/EXCEL_CodeSource/Classeurs_CodeSource/SheetsList/Lister le nom des feuilles dans Excel.docx
+++ b/EXCEL_CodeSource/Classeurs_CodeSource/SheetsList/Lister le nom des feuilles dans Excel.docx
@@ -152,7 +152,7 @@
       <w:r>
         <w:fldChar w:fldCharType="separate"/>
       </w:r>
-      <w:hyperlink w:anchor="_Toc223780216" w:history="1">
+      <w:hyperlink w:anchor="_Toc223791904" w:history="1">
         <w:r>
           <w:rPr>
             <w:rStyle w:val="Lienhypertexte"/>
@@ -179,7 +179,7 @@
             <w:noProof/>
             <w:webHidden/>
           </w:rPr>
-          <w:instrText xml:space="preserve"> PAGEREF _Toc223780216 \h </w:instrText>
+          <w:instrText xml:space="preserve"> PAGEREF _Toc223791904 \h </w:instrText>
         </w:r>
         <w:r>
           <w:rPr>
@@ -226,7 +226,7 @@
           <w14:ligatures w14:val="standardContextual"/>
         </w:rPr>
       </w:pPr>
-      <w:hyperlink w:anchor="_Toc223780217" w:history="1">
+      <w:hyperlink w:anchor="_Toc223791905" w:history="1">
         <w:r>
           <w:rPr>
             <w:rStyle w:val="Lienhypertexte"/>
@@ -253,7 +253,7 @@
             <w:noProof/>
             <w:webHidden/>
           </w:rPr>
-          <w:instrText xml:space="preserve"> PAGEREF _Toc223780217 \h </w:instrText>
+          <w:instrText xml:space="preserve"> PAGEREF _Toc223791905 \h </w:instrText>
         </w:r>
         <w:r>
           <w:rPr>
@@ -302,7 +302,7 @@
           <w14:ligatures w14:val="standardContextual"/>
         </w:rPr>
       </w:pPr>
-      <w:hyperlink w:anchor="_Toc223780218" w:history="1">
+      <w:hyperlink w:anchor="_Toc223791906" w:history="1">
         <w:r>
           <w:rPr>
             <w:rStyle w:val="Lienhypertexte"/>
@@ -329,7 +329,7 @@
             <w:noProof/>
             <w:webHidden/>
           </w:rPr>
-          <w:instrText xml:space="preserve"> PAGEREF _Toc223780218 \h </w:instrText>
+          <w:instrText xml:space="preserve"> PAGEREF _Toc223791906 \h </w:instrText>
         </w:r>
         <w:r>
           <w:rPr>
@@ -376,7 +376,7 @@
           <w14:ligatures w14:val="standardContextual"/>
         </w:rPr>
       </w:pPr>
-      <w:hyperlink w:anchor="_Toc223780219" w:history="1">
+      <w:hyperlink w:anchor="_Toc223791907" w:history="1">
         <w:r>
           <w:rPr>
             <w:rStyle w:val="Lienhypertexte"/>
@@ -403,7 +403,7 @@
             <w:noProof/>
             <w:webHidden/>
           </w:rPr>
-          <w:instrText xml:space="preserve"> PAGEREF _Toc223780219 \h </w:instrText>
+          <w:instrText xml:space="preserve"> PAGEREF _Toc223791907 \h </w:instrText>
         </w:r>
         <w:r>
           <w:rPr>
@@ -424,6 +424,81 @@
             <w:webHidden/>
           </w:rPr>
           <w:t>2</w:t>
+        </w:r>
+        <w:r>
+          <w:rPr>
+            <w:noProof/>
+            <w:webHidden/>
+          </w:rPr>
+          <w:fldChar w:fldCharType="end"/>
+        </w:r>
+      </w:hyperlink>
+    </w:p>
+    <w:p>
+      <w:pPr>
+        <w:pStyle w:val="TM3"/>
+        <w:tabs>
+          <w:tab w:val="right" w:leader="dot" w:pos="9062"/>
+        </w:tabs>
+        <w:rPr>
+          <w:rFonts w:eastAsiaTheme="minorEastAsia" w:cstheme="minorBidi"/>
+          <w:i w:val="0"/>
+          <w:iCs w:val="0"/>
+          <w:noProof/>
+          <w:kern w:val="2"/>
+          <w:sz w:val="24"/>
+          <w:lang w:eastAsia="fr-FR"/>
+          <w14:ligatures w14:val="standardContextual"/>
+        </w:rPr>
+      </w:pPr>
+      <w:hyperlink w:anchor="_Toc223791908" w:history="1">
+        <w:r>
+          <w:rPr>
+            <w:rStyle w:val="Lienhypertexte"/>
+            <w:noProof/>
+          </w:rPr>
+          <w:t>2.1.1. Explications :</w:t>
+        </w:r>
+        <w:r>
+          <w:rPr>
+            <w:noProof/>
+            <w:webHidden/>
+          </w:rPr>
+          <w:tab/>
+        </w:r>
+        <w:r>
+          <w:rPr>
+            <w:noProof/>
+            <w:webHidden/>
+          </w:rPr>
+          <w:fldChar w:fldCharType="begin"/>
+        </w:r>
+        <w:r>
+          <w:rPr>
+            <w:noProof/>
+            <w:webHidden/>
+          </w:rPr>
+          <w:instrText xml:space="preserve"> PAGEREF _Toc223791908 \h </w:instrText>
+        </w:r>
+        <w:r>
+          <w:rPr>
+            <w:noProof/>
+            <w:webHidden/>
+          </w:rPr>
+        </w:r>
+        <w:r>
+          <w:rPr>
+            <w:noProof/>
+            <w:webHidden/>
+          </w:rPr>
+          <w:fldChar w:fldCharType="separate"/>
+        </w:r>
+        <w:r>
+          <w:rPr>
+            <w:noProof/>
+            <w:webHidden/>
+          </w:rPr>
+          <w:t>4</w:t>
         </w:r>
         <w:r>
           <w:rPr>
@@ -450,7 +525,7 @@
           <w14:ligatures w14:val="standardContextual"/>
         </w:rPr>
       </w:pPr>
-      <w:hyperlink w:anchor="_Toc223780220" w:history="1">
+      <w:hyperlink w:anchor="_Toc223791909" w:history="1">
         <w:r>
           <w:rPr>
             <w:rStyle w:val="Lienhypertexte"/>
@@ -477,7 +552,7 @@
             <w:noProof/>
             <w:webHidden/>
           </w:rPr>
-          <w:instrText xml:space="preserve"> PAGEREF _Toc223780220 \h </w:instrText>
+          <w:instrText xml:space="preserve"> PAGEREF _Toc223791909 \h </w:instrText>
         </w:r>
         <w:r>
           <w:rPr>
@@ -498,6 +573,156 @@
             <w:webHidden/>
           </w:rPr>
           <w:t>6</w:t>
+        </w:r>
+        <w:r>
+          <w:rPr>
+            <w:noProof/>
+            <w:webHidden/>
+          </w:rPr>
+          <w:fldChar w:fldCharType="end"/>
+        </w:r>
+      </w:hyperlink>
+    </w:p>
+    <w:p>
+      <w:pPr>
+        <w:pStyle w:val="TM3"/>
+        <w:tabs>
+          <w:tab w:val="right" w:leader="dot" w:pos="9062"/>
+        </w:tabs>
+        <w:rPr>
+          <w:rFonts w:eastAsiaTheme="minorEastAsia" w:cstheme="minorBidi"/>
+          <w:i w:val="0"/>
+          <w:iCs w:val="0"/>
+          <w:noProof/>
+          <w:kern w:val="2"/>
+          <w:sz w:val="24"/>
+          <w:lang w:eastAsia="fr-FR"/>
+          <w14:ligatures w14:val="standardContextual"/>
+        </w:rPr>
+      </w:pPr>
+      <w:hyperlink w:anchor="_Toc223791910" w:history="1">
+        <w:r>
+          <w:rPr>
+            <w:rStyle w:val="Lienhypertexte"/>
+            <w:noProof/>
+          </w:rPr>
+          <w:t>2.2.1. Explications :</w:t>
+        </w:r>
+        <w:r>
+          <w:rPr>
+            <w:noProof/>
+            <w:webHidden/>
+          </w:rPr>
+          <w:tab/>
+        </w:r>
+        <w:r>
+          <w:rPr>
+            <w:noProof/>
+            <w:webHidden/>
+          </w:rPr>
+          <w:fldChar w:fldCharType="begin"/>
+        </w:r>
+        <w:r>
+          <w:rPr>
+            <w:noProof/>
+            <w:webHidden/>
+          </w:rPr>
+          <w:instrText xml:space="preserve"> PAGEREF _Toc223791910 \h </w:instrText>
+        </w:r>
+        <w:r>
+          <w:rPr>
+            <w:noProof/>
+            <w:webHidden/>
+          </w:rPr>
+        </w:r>
+        <w:r>
+          <w:rPr>
+            <w:noProof/>
+            <w:webHidden/>
+          </w:rPr>
+          <w:fldChar w:fldCharType="separate"/>
+        </w:r>
+        <w:r>
+          <w:rPr>
+            <w:noProof/>
+            <w:webHidden/>
+          </w:rPr>
+          <w:t>9</w:t>
+        </w:r>
+        <w:r>
+          <w:rPr>
+            <w:noProof/>
+            <w:webHidden/>
+          </w:rPr>
+          <w:fldChar w:fldCharType="end"/>
+        </w:r>
+      </w:hyperlink>
+    </w:p>
+    <w:p>
+      <w:pPr>
+        <w:pStyle w:val="TM3"/>
+        <w:tabs>
+          <w:tab w:val="right" w:leader="dot" w:pos="9062"/>
+        </w:tabs>
+        <w:rPr>
+          <w:rFonts w:eastAsiaTheme="minorEastAsia" w:cstheme="minorBidi"/>
+          <w:i w:val="0"/>
+          <w:iCs w:val="0"/>
+          <w:noProof/>
+          <w:kern w:val="2"/>
+          <w:sz w:val="24"/>
+          <w:lang w:eastAsia="fr-FR"/>
+          <w14:ligatures w14:val="standardContextual"/>
+        </w:rPr>
+      </w:pPr>
+      <w:hyperlink w:anchor="_Toc223791911" w:history="1">
+        <w:r>
+          <w:rPr>
+            <w:rStyle w:val="Lienhypertexte"/>
+            <w:noProof/>
+          </w:rPr>
+          <w:t>2.2.2. Pour aller plus loin</w:t>
+        </w:r>
+        <w:r>
+          <w:rPr>
+            <w:noProof/>
+            <w:webHidden/>
+          </w:rPr>
+          <w:tab/>
+        </w:r>
+        <w:r>
+          <w:rPr>
+            <w:noProof/>
+            <w:webHidden/>
+          </w:rPr>
+          <w:fldChar w:fldCharType="begin"/>
+        </w:r>
+        <w:r>
+          <w:rPr>
+            <w:noProof/>
+            <w:webHidden/>
+          </w:rPr>
+          <w:instrText xml:space="preserve"> PAGEREF _Toc223791911 \h </w:instrText>
+        </w:r>
+        <w:r>
+          <w:rPr>
+            <w:noProof/>
+            <w:webHidden/>
+          </w:rPr>
+        </w:r>
+        <w:r>
+          <w:rPr>
+            <w:noProof/>
+            <w:webHidden/>
+          </w:rPr>
+          <w:fldChar w:fldCharType="separate"/>
+        </w:r>
+        <w:r>
+          <w:rPr>
+            <w:noProof/>
+            <w:webHidden/>
+          </w:rPr>
+          <w:t>11</w:t>
         </w:r>
         <w:r>
           <w:rPr>
@@ -524,7 +749,7 @@
           <w14:ligatures w14:val="standardContextual"/>
         </w:rPr>
       </w:pPr>
-      <w:hyperlink w:anchor="_Toc223780221" w:history="1">
+      <w:hyperlink w:anchor="_Toc223791912" w:history="1">
         <w:r>
           <w:rPr>
             <w:rStyle w:val="Lienhypertexte"/>
@@ -551,7 +776,7 @@
             <w:noProof/>
             <w:webHidden/>
           </w:rPr>
-          <w:instrText xml:space="preserve"> PAGEREF _Toc223780221 \h </w:instrText>
+          <w:instrText xml:space="preserve"> PAGEREF _Toc223791912 \h </w:instrText>
         </w:r>
         <w:r>
           <w:rPr>
@@ -571,7 +796,7 @@
             <w:noProof/>
             <w:webHidden/>
           </w:rPr>
-          <w:t>10</w:t>
+          <w:t>11</w:t>
         </w:r>
         <w:r>
           <w:rPr>
@@ -600,7 +825,7 @@
           <w14:ligatures w14:val="standardContextual"/>
         </w:rPr>
       </w:pPr>
-      <w:hyperlink w:anchor="_Toc223780222" w:history="1">
+      <w:hyperlink w:anchor="_Toc223791913" w:history="1">
         <w:r>
           <w:rPr>
             <w:rStyle w:val="Lienhypertexte"/>
@@ -627,7 +852,7 @@
             <w:noProof/>
             <w:webHidden/>
           </w:rPr>
-          <w:instrText xml:space="preserve"> PAGEREF _Toc223780222 \h </w:instrText>
+          <w:instrText xml:space="preserve"> PAGEREF _Toc223791913 \h </w:instrText>
         </w:r>
         <w:r>
           <w:rPr>
@@ -647,7 +872,7 @@
             <w:noProof/>
             <w:webHidden/>
           </w:rPr>
-          <w:t>10</w:t>
+          <w:t>11</w:t>
         </w:r>
         <w:r>
           <w:rPr>
@@ -667,7 +892,7 @@
       <w:pPr>
         <w:pStyle w:val="Titre1"/>
       </w:pPr>
-      <w:bookmarkStart w:id="0" w:name="_Toc223780216"/>
+      <w:bookmarkStart w:id="0" w:name="_Toc223791904"/>
       <w:r>
         <w:t>Prolégomènes</w:t>
       </w:r>
@@ -677,7 +902,7 @@
       <w:pPr>
         <w:pStyle w:val="Titre2"/>
       </w:pPr>
-      <w:bookmarkStart w:id="1" w:name="_Toc223780217"/>
+      <w:bookmarkStart w:id="1" w:name="_Toc223791905"/>
       <w:r>
         <w:t xml:space="preserve">Le </w:t>
       </w:r>
@@ -825,9 +1050,8 @@
       <w:pPr>
         <w:pStyle w:val="Titre1"/>
       </w:pPr>
-      <w:bookmarkStart w:id="2" w:name="_Toc223780218"/>
-      <w:r>
-        <w:lastRenderedPageBreak/>
+      <w:bookmarkStart w:id="2" w:name="_Toc223791906"/>
+      <w:r>
         <w:t>Liste avec</w:t>
       </w:r>
       <w:r>
@@ -860,7 +1084,7 @@
       <w:pPr>
         <w:pStyle w:val="Titre2"/>
       </w:pPr>
-      <w:bookmarkStart w:id="3" w:name="_Toc223780219"/>
+      <w:bookmarkStart w:id="3" w:name="_Toc223791907"/>
       <w:r>
         <w:t xml:space="preserve">Avec </w:t>
       </w:r>
@@ -1410,24 +1634,13 @@
     </w:p>
     <w:p>
       <w:pPr>
-        <w:rPr>
-          <w:b/>
-          <w:bCs/>
-          <w:sz w:val="24"/>
-          <w:szCs w:val="24"/>
-          <w:u w:val="single"/>
-        </w:rPr>
-      </w:pPr>
-      <w:r>
-        <w:rPr>
-          <w:b/>
-          <w:bCs/>
-          <w:sz w:val="24"/>
-          <w:szCs w:val="24"/>
-          <w:u w:val="single"/>
-        </w:rPr>
+        <w:pStyle w:val="Titre3"/>
+      </w:pPr>
+      <w:bookmarkStart w:id="4" w:name="_Toc223791908"/>
+      <w:r>
         <w:t>Explications :</w:t>
       </w:r>
+      <w:bookmarkEnd w:id="4"/>
     </w:p>
     <w:p>
       <w:r>
@@ -1824,11 +2037,11 @@
       <w:pPr>
         <w:pStyle w:val="Titre2"/>
       </w:pPr>
-      <w:bookmarkStart w:id="4" w:name="_Toc223780220"/>
+      <w:bookmarkStart w:id="5" w:name="_Toc223791909"/>
       <w:r>
         <w:t>Avec LIRE.CLASSEUR , TRANSPOSE et SUBSTITUE</w:t>
       </w:r>
-      <w:bookmarkEnd w:id="4"/>
+      <w:bookmarkEnd w:id="5"/>
     </w:p>
     <w:p>
       <w:r>
@@ -1958,21 +2171,7 @@
           <w:b/>
           <w:bCs/>
         </w:rPr>
-        <w:t xml:space="preserve">contiendra </w:t>
-      </w:r>
-      <w:r>
-        <w:rPr>
-          <w:b/>
-          <w:bCs/>
-        </w:rPr>
-        <w:t>la</w:t>
-      </w:r>
-      <w:r>
-        <w:rPr>
-          <w:b/>
-          <w:bCs/>
-        </w:rPr>
-        <w:t xml:space="preserve"> formule de</w:t>
+        <w:t>contiendra la formule de</w:t>
       </w:r>
       <w:r>
         <w:t xml:space="preserve"> liste de feuilles de calcul.</w:t>
@@ -2215,6 +2414,7 @@
           <w:rFonts w:ascii="Arial" w:hAnsi="Arial" w:cs="Arial"/>
           <w:b/>
           <w:bCs/>
+          <w:noProof/>
         </w:rPr>
         <w:drawing>
           <wp:inline distT="0" distB="0" distL="0" distR="0" wp14:anchorId="01850D4B" wp14:editId="685BA539">
@@ -2266,6 +2466,7 @@
           <w:rFonts w:ascii="Arial" w:hAnsi="Arial" w:cs="Arial"/>
           <w:b/>
           <w:bCs/>
+          <w:noProof/>
         </w:rPr>
         <w:drawing>
           <wp:inline distT="0" distB="0" distL="0" distR="0" wp14:anchorId="0B41B460" wp14:editId="0753503E">
@@ -2332,6 +2533,7 @@
       <w:r>
         <w:rPr>
           <w:rFonts w:ascii="Arial" w:hAnsi="Arial" w:cs="Arial"/>
+          <w:noProof/>
         </w:rPr>
         <w:lastRenderedPageBreak/>
         <w:drawing>
@@ -2380,6 +2582,7 @@
       <w:r>
         <w:rPr>
           <w:rFonts w:ascii="Arial" w:hAnsi="Arial" w:cs="Arial"/>
+          <w:noProof/>
         </w:rPr>
         <w:drawing>
           <wp:inline distT="0" distB="0" distL="0" distR="0" wp14:anchorId="675CEF79" wp14:editId="705CEC3F">
@@ -2420,19 +2623,199 @@
     </w:p>
     <w:p>
       <w:pPr>
-        <w:rPr>
-          <w:rFonts w:ascii="Arial" w:hAnsi="Arial" w:cs="Arial"/>
-        </w:rPr>
-      </w:pPr>
-      <w:r>
-        <w:rPr>
-          <w:rFonts w:ascii="Arial" w:hAnsi="Arial" w:cs="Arial"/>
-        </w:rPr>
-        <w:t>►La formule génère le nom des feuilles, mais avec le nom du classeur Excel, que l’on retirer pour ne garder que le nom de chaque feuille.</w:t>
-      </w:r>
-    </w:p>
-    <w:p>
-      <w:pPr>
+        <w:spacing w:after="0"/>
+      </w:pPr>
+      <w:r>
+        <w:rPr>
+          <w:rFonts w:ascii="Arial" w:hAnsi="Arial" w:cs="Arial"/>
+        </w:rPr>
+        <w:t>►</w:t>
+      </w:r>
+      <w:r>
+        <w:t>La formule génère le nom des feuilles, mais avec le nom du classeur Excel, que l’on retirer</w:t>
+      </w:r>
+      <w:r>
+        <w:t>a</w:t>
+      </w:r>
+      <w:r>
+        <w:t xml:space="preserve"> pour ne garder que le nom de chaque feuille.</w:t>
+      </w:r>
+    </w:p>
+    <w:p>
+      <w:pPr>
+        <w:spacing w:after="0"/>
+      </w:pPr>
+      <w:r>
+        <w:t>De plus elle renvoie les noms en ligne, alors qu’on les veut en colonne.</w:t>
+      </w:r>
+    </w:p>
+    <w:p>
+      <w:pPr>
+        <w:spacing w:after="0"/>
+        <w:rPr>
+          <w:rFonts w:ascii="Arial" w:hAnsi="Arial" w:cs="Arial"/>
+        </w:rPr>
+      </w:pPr>
+    </w:p>
+    <w:p>
+      <w:pPr>
+        <w:spacing w:after="0"/>
+        <w:rPr>
+          <w:rFonts w:ascii="Arial" w:hAnsi="Arial" w:cs="Arial"/>
+        </w:rPr>
+      </w:pPr>
+      <w:r>
+        <w:rPr>
+          <w:rFonts w:ascii="Arial" w:hAnsi="Arial" w:cs="Arial"/>
+        </w:rPr>
+        <w:t>On va utiliser, donc, cette formule :</w:t>
+      </w:r>
+    </w:p>
+    <w:p>
+      <w:pPr>
+        <w:spacing w:after="0"/>
+        <w:rPr>
+          <w:rFonts w:ascii="Arial" w:hAnsi="Arial" w:cs="Arial"/>
+        </w:rPr>
+      </w:pPr>
+    </w:p>
+    <w:p>
+      <w:pPr>
+        <w:spacing w:after="0"/>
+        <w:rPr>
+          <w:rFonts w:ascii="Arial" w:hAnsi="Arial" w:cs="Arial"/>
+          <w:b/>
+          <w:bCs/>
+          <w:sz w:val="24"/>
+          <w:szCs w:val="24"/>
+        </w:rPr>
+      </w:pPr>
+      <w:r>
+        <w:rPr>
+          <w:rFonts w:ascii="Arial" w:hAnsi="Arial" w:cs="Arial"/>
+          <w:b/>
+          <w:bCs/>
+          <w:sz w:val="24"/>
+          <w:szCs w:val="24"/>
+        </w:rPr>
+        <w:t>=TRANSPOSE(SUBSTITUE(</w:t>
+      </w:r>
+      <w:proofErr w:type="spellStart"/>
+      <w:r>
+        <w:rPr>
+          <w:rFonts w:ascii="Arial" w:hAnsi="Arial" w:cs="Arial"/>
+          <w:b/>
+          <w:bCs/>
+          <w:sz w:val="24"/>
+          <w:szCs w:val="24"/>
+        </w:rPr>
+        <w:t>ListSheets</w:t>
+      </w:r>
+      <w:proofErr w:type="spellEnd"/>
+      <w:r>
+        <w:rPr>
+          <w:rFonts w:ascii="Arial" w:hAnsi="Arial" w:cs="Arial"/>
+          <w:b/>
+          <w:bCs/>
+          <w:sz w:val="24"/>
+          <w:szCs w:val="24"/>
+        </w:rPr>
+        <w:t>;"[SheetsList_V2.xlsm]";""))</w:t>
+      </w:r>
+    </w:p>
+    <w:p>
+      <w:pPr>
+        <w:spacing w:after="0"/>
+        <w:rPr>
+          <w:rFonts w:ascii="Arial" w:hAnsi="Arial" w:cs="Arial"/>
+        </w:rPr>
+      </w:pPr>
+    </w:p>
+    <w:p>
+      <w:pPr>
+        <w:pStyle w:val="Titre3"/>
+      </w:pPr>
+      <w:bookmarkStart w:id="6" w:name="_Toc223791910"/>
+      <w:r>
+        <w:t>Explications :</w:t>
+      </w:r>
+      <w:bookmarkEnd w:id="6"/>
+    </w:p>
+    <w:p>
+      <w:pPr>
+        <w:spacing w:after="0"/>
+        <w:rPr>
+          <w:rFonts w:ascii="Arial" w:hAnsi="Arial" w:cs="Arial"/>
+        </w:rPr>
+      </w:pPr>
+      <w:r>
+        <w:rPr>
+          <w:rFonts w:ascii="Arial" w:hAnsi="Arial" w:cs="Arial"/>
+        </w:rPr>
+        <w:t>TRANSPOSE</w:t>
+      </w:r>
+      <w:r>
+        <w:rPr>
+          <w:rFonts w:ascii="Arial" w:hAnsi="Arial" w:cs="Arial"/>
+        </w:rPr>
+        <w:t xml:space="preserve"> → pour transformer les lignes en colonnes</w:t>
+      </w:r>
+    </w:p>
+    <w:p>
+      <w:pPr>
+        <w:spacing w:after="0"/>
+        <w:rPr>
+          <w:rFonts w:ascii="Arial" w:hAnsi="Arial" w:cs="Arial"/>
+        </w:rPr>
+      </w:pPr>
+      <w:r>
+        <w:rPr>
+          <w:rFonts w:ascii="Arial" w:hAnsi="Arial" w:cs="Arial"/>
+        </w:rPr>
+        <w:t>SUBSTITUE(</w:t>
+      </w:r>
+      <w:proofErr w:type="spellStart"/>
+      <w:r>
+        <w:rPr>
+          <w:rFonts w:ascii="Arial" w:hAnsi="Arial" w:cs="Arial"/>
+        </w:rPr>
+        <w:t>ListSheets</w:t>
+      </w:r>
+      <w:proofErr w:type="spellEnd"/>
+      <w:r>
+        <w:rPr>
+          <w:rFonts w:ascii="Arial" w:hAnsi="Arial" w:cs="Arial"/>
+        </w:rPr>
+        <w:t>;"[SheetsList_V2.xlsm]";"")</w:t>
+      </w:r>
+      <w:r>
+        <w:rPr>
+          <w:rFonts w:ascii="Arial" w:hAnsi="Arial" w:cs="Arial"/>
+        </w:rPr>
+        <w:t xml:space="preserve"> → on enlève le nom</w:t>
+      </w:r>
+      <w:r>
+        <w:rPr>
+          <w:rFonts w:ascii="Arial" w:hAnsi="Arial" w:cs="Arial"/>
+        </w:rPr>
+        <w:t xml:space="preserve"> du classeur en lui substituant rien </w:t>
+      </w:r>
+      <w:r>
+        <w:rPr>
+          <w:rFonts w:ascii="Arial" w:hAnsi="Arial" w:cs="Arial"/>
+        </w:rPr>
+        <w:t>""</w:t>
+      </w:r>
+      <w:r>
+        <w:rPr>
+          <w:rFonts w:ascii="Arial" w:hAnsi="Arial" w:cs="Arial"/>
+        </w:rPr>
+        <w:t xml:space="preserve"> , dans la formule.</w:t>
+      </w:r>
+    </w:p>
+    <w:p>
+      <w:pPr>
+        <w:spacing w:after="0"/>
         <w:rPr>
           <w:rFonts w:ascii="Arial" w:hAnsi="Arial" w:cs="Arial"/>
         </w:rPr>
@@ -2443,10 +2826,10 @@
         </w:rPr>
         <w:lastRenderedPageBreak/>
         <w:drawing>
-          <wp:inline distT="0" distB="0" distL="0" distR="0" wp14:anchorId="33AAE9EF" wp14:editId="6AB1B507">
-            <wp:extent cx="5760720" cy="2930525"/>
-            <wp:effectExtent l="0" t="0" r="0" b="3175"/>
-            <wp:docPr id="1825703090" name="Image 1"/>
+          <wp:inline distT="0" distB="0" distL="0" distR="0" wp14:anchorId="1D84877D" wp14:editId="7E9CF183">
+            <wp:extent cx="5760720" cy="2075815"/>
+            <wp:effectExtent l="0" t="0" r="0" b="635"/>
+            <wp:docPr id="1680694978" name="Image 1"/>
             <wp:cNvGraphicFramePr>
               <a:graphicFrameLocks xmlns:a="http://schemas.openxmlformats.org/drawingml/2006/main" noChangeAspect="1"/>
             </wp:cNvGraphicFramePr>
@@ -2454,7 +2837,7 @@
               <a:graphicData uri="http://schemas.openxmlformats.org/drawingml/2006/picture">
                 <pic:pic xmlns:pic="http://schemas.openxmlformats.org/drawingml/2006/picture">
                   <pic:nvPicPr>
-                    <pic:cNvPr id="1825703090" name=""/>
+                    <pic:cNvPr id="1680694978" name=""/>
                     <pic:cNvPicPr/>
                   </pic:nvPicPr>
                   <pic:blipFill>
@@ -2466,7 +2849,7 @@
                   <pic:spPr>
                     <a:xfrm>
                       <a:off x="0" y="0"/>
-                      <a:ext cx="5760720" cy="2930525"/>
+                      <a:ext cx="5760720" cy="2075815"/>
                     </a:xfrm>
                     <a:prstGeom prst="rect">
                       <a:avLst/>
@@ -2489,11 +2872,24 @@
         <w:rPr>
           <w:rFonts w:ascii="Arial" w:hAnsi="Arial" w:cs="Arial"/>
         </w:rPr>
+        <w:t>Ce qui donne :</w:t>
+      </w:r>
+    </w:p>
+    <w:p>
+      <w:pPr>
+        <w:rPr>
+          <w:rFonts w:ascii="Arial" w:hAnsi="Arial" w:cs="Arial"/>
+        </w:rPr>
+      </w:pPr>
+      <w:r>
+        <w:rPr>
+          <w:rFonts w:ascii="Arial" w:hAnsi="Arial" w:cs="Arial"/>
+        </w:rPr>
         <w:drawing>
-          <wp:inline distT="0" distB="0" distL="0" distR="0" wp14:anchorId="6C912955" wp14:editId="17EB85E9">
-            <wp:extent cx="4925112" cy="523948"/>
-            <wp:effectExtent l="0" t="0" r="8890" b="9525"/>
-            <wp:docPr id="1562601105" name="Image 1"/>
+          <wp:inline distT="0" distB="0" distL="0" distR="0" wp14:anchorId="4938BC73" wp14:editId="6C7BC749">
+            <wp:extent cx="5760720" cy="2562860"/>
+            <wp:effectExtent l="0" t="0" r="0" b="8890"/>
+            <wp:docPr id="684832175" name="Image 1"/>
             <wp:cNvGraphicFramePr>
               <a:graphicFrameLocks xmlns:a="http://schemas.openxmlformats.org/drawingml/2006/main" noChangeAspect="1"/>
             </wp:cNvGraphicFramePr>
@@ -2501,7 +2897,7 @@
               <a:graphicData uri="http://schemas.openxmlformats.org/drawingml/2006/picture">
                 <pic:pic xmlns:pic="http://schemas.openxmlformats.org/drawingml/2006/picture">
                   <pic:nvPicPr>
-                    <pic:cNvPr id="1562601105" name=""/>
+                    <pic:cNvPr id="684832175" name=""/>
                     <pic:cNvPicPr/>
                   </pic:nvPicPr>
                   <pic:blipFill>
@@ -2513,7 +2909,7 @@
                   <pic:spPr>
                     <a:xfrm>
                       <a:off x="0" y="0"/>
-                      <a:ext cx="4925112" cy="523948"/>
+                      <a:ext cx="5760720" cy="2562860"/>
                     </a:xfrm>
                     <a:prstGeom prst="rect">
                       <a:avLst/>
@@ -2527,10 +2923,77 @@
       </w:r>
     </w:p>
     <w:p>
+      <w:r>
+        <w:rPr>
+          <w:rFonts w:ascii="Arial" w:hAnsi="Arial" w:cs="Arial"/>
+        </w:rPr>
+        <w:t>►</w:t>
+      </w:r>
+      <w:r>
+        <w:t>Il n’ y a plus qu’à faire un peu de mise en forme</w:t>
+      </w:r>
+    </w:p>
+    <w:p>
+      <w:r>
+        <w:lastRenderedPageBreak/>
+        <w:drawing>
+          <wp:inline distT="0" distB="0" distL="0" distR="0" wp14:anchorId="33CB199C" wp14:editId="404F49F7">
+            <wp:extent cx="5760720" cy="3038475"/>
+            <wp:effectExtent l="0" t="0" r="0" b="9525"/>
+            <wp:docPr id="853224525" name="Image 1"/>
+            <wp:cNvGraphicFramePr>
+              <a:graphicFrameLocks xmlns:a="http://schemas.openxmlformats.org/drawingml/2006/main" noChangeAspect="1"/>
+            </wp:cNvGraphicFramePr>
+            <a:graphic xmlns:a="http://schemas.openxmlformats.org/drawingml/2006/main">
+              <a:graphicData uri="http://schemas.openxmlformats.org/drawingml/2006/picture">
+                <pic:pic xmlns:pic="http://schemas.openxmlformats.org/drawingml/2006/picture">
+                  <pic:nvPicPr>
+                    <pic:cNvPr id="853224525" name=""/>
+                    <pic:cNvPicPr/>
+                  </pic:nvPicPr>
+                  <pic:blipFill>
+                    <a:blip r:embed="rId22"/>
+                    <a:stretch>
+                      <a:fillRect/>
+                    </a:stretch>
+                  </pic:blipFill>
+                  <pic:spPr>
+                    <a:xfrm>
+                      <a:off x="0" y="0"/>
+                      <a:ext cx="5760720" cy="3038475"/>
+                    </a:xfrm>
+                    <a:prstGeom prst="rect">
+                      <a:avLst/>
+                    </a:prstGeom>
+                  </pic:spPr>
+                </pic:pic>
+              </a:graphicData>
+            </a:graphic>
+          </wp:inline>
+        </w:drawing>
+      </w:r>
+    </w:p>
+    <w:p>
+      <w:pPr>
+        <w:pStyle w:val="Titre3"/>
+      </w:pPr>
+      <w:bookmarkStart w:id="7" w:name="_Toc223791911"/>
+      <w:r>
+        <w:t>Pour aller plus loin</w:t>
+      </w:r>
+      <w:bookmarkEnd w:id="7"/>
+    </w:p>
+    <w:p>
+      <w:r>
+        <w:t>On peut ajouter des liens hypertexte sur le nom des feuilles.</w:t>
+      </w:r>
+    </w:p>
+    <w:p/>
+    <w:p>
       <w:pPr>
         <w:pStyle w:val="Titre2"/>
       </w:pPr>
-      <w:bookmarkStart w:id="5" w:name="_Toc223780221"/>
+      <w:bookmarkStart w:id="8" w:name="_Toc223791912"/>
       <w:r>
         <w:t xml:space="preserve">Avec </w:t>
       </w:r>
@@ -2543,7 +3006,7 @@
       <w:r>
         <w:t>TRANSPOSE</w:t>
       </w:r>
-      <w:bookmarkEnd w:id="5"/>
+      <w:bookmarkEnd w:id="8"/>
     </w:p>
     <w:p/>
     <w:p>
@@ -2654,13 +3117,13 @@
       <w:pPr>
         <w:pStyle w:val="Titre1"/>
       </w:pPr>
-      <w:bookmarkStart w:id="6" w:name="_Toc223707034"/>
-      <w:bookmarkStart w:id="7" w:name="_Toc223780222"/>
+      <w:bookmarkStart w:id="9" w:name="_Toc223707034"/>
+      <w:bookmarkStart w:id="10" w:name="_Toc223791913"/>
       <w:r>
         <w:t>Links</w:t>
       </w:r>
-      <w:bookmarkEnd w:id="6"/>
-      <w:bookmarkEnd w:id="7"/>
+      <w:bookmarkEnd w:id="9"/>
+      <w:bookmarkEnd w:id="10"/>
     </w:p>
     <w:p>
       <w:pPr>
@@ -2693,8 +3156,8 @@
     <w:p/>
     <w:p/>
     <w:sectPr>
-      <w:headerReference w:type="default" r:id="rId22"/>
-      <w:footerReference w:type="default" r:id="rId23"/>
+      <w:headerReference w:type="default" r:id="rId23"/>
+      <w:footerReference w:type="default" r:id="rId24"/>
       <w:pgSz w:w="11906" w:h="16838"/>
       <w:pgMar w:top="1417" w:right="1417" w:bottom="1417" w:left="1417" w:header="708" w:footer="708" w:gutter="0"/>
       <w:cols w:space="708"/>
@@ -3230,7 +3693,7 @@
               <w:sz w:val="16"/>
               <w:szCs w:val="16"/>
             </w:rPr>
-            <w:t>07-03-2026 12:10</w:t>
+            <w:t>07-03-2026 12:50</w:t>
           </w:r>
           <w:r>
             <w:rPr>

--- a/EXCEL_CodeSource/Classeurs_CodeSource/SheetsList/Lister le nom des feuilles dans Excel.docx
+++ b/EXCEL_CodeSource/Classeurs_CodeSource/SheetsList/Lister le nom des feuilles dans Excel.docx
@@ -152,7 +152,7 @@
       <w:r>
         <w:fldChar w:fldCharType="separate"/>
       </w:r>
-      <w:hyperlink w:anchor="_Toc223791904" w:history="1">
+      <w:hyperlink w:anchor="_Toc223796789" w:history="1">
         <w:r>
           <w:rPr>
             <w:rStyle w:val="Lienhypertexte"/>
@@ -179,7 +179,7 @@
             <w:noProof/>
             <w:webHidden/>
           </w:rPr>
-          <w:instrText xml:space="preserve"> PAGEREF _Toc223791904 \h </w:instrText>
+          <w:instrText xml:space="preserve"> PAGEREF _Toc223796789 \h </w:instrText>
         </w:r>
         <w:r>
           <w:rPr>
@@ -226,7 +226,7 @@
           <w14:ligatures w14:val="standardContextual"/>
         </w:rPr>
       </w:pPr>
-      <w:hyperlink w:anchor="_Toc223791905" w:history="1">
+      <w:hyperlink w:anchor="_Toc223796790" w:history="1">
         <w:r>
           <w:rPr>
             <w:rStyle w:val="Lienhypertexte"/>
@@ -253,7 +253,7 @@
             <w:noProof/>
             <w:webHidden/>
           </w:rPr>
-          <w:instrText xml:space="preserve"> PAGEREF _Toc223791905 \h </w:instrText>
+          <w:instrText xml:space="preserve"> PAGEREF _Toc223796790 \h </w:instrText>
         </w:r>
         <w:r>
           <w:rPr>
@@ -302,7 +302,7 @@
           <w14:ligatures w14:val="standardContextual"/>
         </w:rPr>
       </w:pPr>
-      <w:hyperlink w:anchor="_Toc223791906" w:history="1">
+      <w:hyperlink w:anchor="_Toc223796791" w:history="1">
         <w:r>
           <w:rPr>
             <w:rStyle w:val="Lienhypertexte"/>
@@ -329,7 +329,7 @@
             <w:noProof/>
             <w:webHidden/>
           </w:rPr>
-          <w:instrText xml:space="preserve"> PAGEREF _Toc223791906 \h </w:instrText>
+          <w:instrText xml:space="preserve"> PAGEREF _Toc223796791 \h </w:instrText>
         </w:r>
         <w:r>
           <w:rPr>
@@ -376,7 +376,7 @@
           <w14:ligatures w14:val="standardContextual"/>
         </w:rPr>
       </w:pPr>
-      <w:hyperlink w:anchor="_Toc223791907" w:history="1">
+      <w:hyperlink w:anchor="_Toc223796792" w:history="1">
         <w:r>
           <w:rPr>
             <w:rStyle w:val="Lienhypertexte"/>
@@ -403,7 +403,7 @@
             <w:noProof/>
             <w:webHidden/>
           </w:rPr>
-          <w:instrText xml:space="preserve"> PAGEREF _Toc223791907 \h </w:instrText>
+          <w:instrText xml:space="preserve"> PAGEREF _Toc223796792 \h </w:instrText>
         </w:r>
         <w:r>
           <w:rPr>
@@ -451,7 +451,7 @@
           <w14:ligatures w14:val="standardContextual"/>
         </w:rPr>
       </w:pPr>
-      <w:hyperlink w:anchor="_Toc223791908" w:history="1">
+      <w:hyperlink w:anchor="_Toc223796793" w:history="1">
         <w:r>
           <w:rPr>
             <w:rStyle w:val="Lienhypertexte"/>
@@ -478,7 +478,7 @@
             <w:noProof/>
             <w:webHidden/>
           </w:rPr>
-          <w:instrText xml:space="preserve"> PAGEREF _Toc223791908 \h </w:instrText>
+          <w:instrText xml:space="preserve"> PAGEREF _Toc223796793 \h </w:instrText>
         </w:r>
         <w:r>
           <w:rPr>
@@ -525,7 +525,7 @@
           <w14:ligatures w14:val="standardContextual"/>
         </w:rPr>
       </w:pPr>
-      <w:hyperlink w:anchor="_Toc223791909" w:history="1">
+      <w:hyperlink w:anchor="_Toc223796794" w:history="1">
         <w:r>
           <w:rPr>
             <w:rStyle w:val="Lienhypertexte"/>
@@ -552,7 +552,7 @@
             <w:noProof/>
             <w:webHidden/>
           </w:rPr>
-          <w:instrText xml:space="preserve"> PAGEREF _Toc223791909 \h </w:instrText>
+          <w:instrText xml:space="preserve"> PAGEREF _Toc223796794 \h </w:instrText>
         </w:r>
         <w:r>
           <w:rPr>
@@ -600,7 +600,7 @@
           <w14:ligatures w14:val="standardContextual"/>
         </w:rPr>
       </w:pPr>
-      <w:hyperlink w:anchor="_Toc223791910" w:history="1">
+      <w:hyperlink w:anchor="_Toc223796795" w:history="1">
         <w:r>
           <w:rPr>
             <w:rStyle w:val="Lienhypertexte"/>
@@ -627,7 +627,7 @@
             <w:noProof/>
             <w:webHidden/>
           </w:rPr>
-          <w:instrText xml:space="preserve"> PAGEREF _Toc223791910 \h </w:instrText>
+          <w:instrText xml:space="preserve"> PAGEREF _Toc223796795 \h </w:instrText>
         </w:r>
         <w:r>
           <w:rPr>
@@ -648,6 +648,80 @@
             <w:webHidden/>
           </w:rPr>
           <w:t>9</w:t>
+        </w:r>
+        <w:r>
+          <w:rPr>
+            <w:noProof/>
+            <w:webHidden/>
+          </w:rPr>
+          <w:fldChar w:fldCharType="end"/>
+        </w:r>
+      </w:hyperlink>
+    </w:p>
+    <w:p>
+      <w:pPr>
+        <w:pStyle w:val="TM2"/>
+        <w:tabs>
+          <w:tab w:val="right" w:leader="dot" w:pos="9062"/>
+        </w:tabs>
+        <w:rPr>
+          <w:rFonts w:eastAsiaTheme="minorEastAsia" w:cstheme="minorBidi"/>
+          <w:smallCaps w:val="0"/>
+          <w:noProof/>
+          <w:kern w:val="2"/>
+          <w:sz w:val="24"/>
+          <w:lang w:eastAsia="fr-FR"/>
+          <w14:ligatures w14:val="standardContextual"/>
+        </w:rPr>
+      </w:pPr>
+      <w:hyperlink w:anchor="_Toc223796796" w:history="1">
+        <w:r>
+          <w:rPr>
+            <w:rStyle w:val="Lienhypertexte"/>
+            <w:noProof/>
+          </w:rPr>
+          <w:t>2.3. Avec LIRE.CLASSEUR, REMPLACER, TROUVE et TRANSPOSE</w:t>
+        </w:r>
+        <w:r>
+          <w:rPr>
+            <w:noProof/>
+            <w:webHidden/>
+          </w:rPr>
+          <w:tab/>
+        </w:r>
+        <w:r>
+          <w:rPr>
+            <w:noProof/>
+            <w:webHidden/>
+          </w:rPr>
+          <w:fldChar w:fldCharType="begin"/>
+        </w:r>
+        <w:r>
+          <w:rPr>
+            <w:noProof/>
+            <w:webHidden/>
+          </w:rPr>
+          <w:instrText xml:space="preserve"> PAGEREF _Toc223796796 \h </w:instrText>
+        </w:r>
+        <w:r>
+          <w:rPr>
+            <w:noProof/>
+            <w:webHidden/>
+          </w:rPr>
+        </w:r>
+        <w:r>
+          <w:rPr>
+            <w:noProof/>
+            <w:webHidden/>
+          </w:rPr>
+          <w:fldChar w:fldCharType="separate"/>
+        </w:r>
+        <w:r>
+          <w:rPr>
+            <w:noProof/>
+            <w:webHidden/>
+          </w:rPr>
+          <w:t>11</w:t>
         </w:r>
         <w:r>
           <w:rPr>
@@ -675,13 +749,13 @@
           <w14:ligatures w14:val="standardContextual"/>
         </w:rPr>
       </w:pPr>
-      <w:hyperlink w:anchor="_Toc223791911" w:history="1">
+      <w:hyperlink w:anchor="_Toc223796797" w:history="1">
         <w:r>
           <w:rPr>
             <w:rStyle w:val="Lienhypertexte"/>
             <w:noProof/>
           </w:rPr>
-          <w:t>2.2.2. Pour aller plus loin</w:t>
+          <w:t>2.3.1. Étape 1 : Cliquer sur Formules &gt; Définir un nom</w:t>
         </w:r>
         <w:r>
           <w:rPr>
@@ -702,7 +776,7 @@
             <w:noProof/>
             <w:webHidden/>
           </w:rPr>
-          <w:instrText xml:space="preserve"> PAGEREF _Toc223791911 \h </w:instrText>
+          <w:instrText xml:space="preserve"> PAGEREF _Toc223796797 \h </w:instrText>
         </w:r>
         <w:r>
           <w:rPr>
@@ -723,6 +797,231 @@
             <w:webHidden/>
           </w:rPr>
           <w:t>11</w:t>
+        </w:r>
+        <w:r>
+          <w:rPr>
+            <w:noProof/>
+            <w:webHidden/>
+          </w:rPr>
+          <w:fldChar w:fldCharType="end"/>
+        </w:r>
+      </w:hyperlink>
+    </w:p>
+    <w:p>
+      <w:pPr>
+        <w:pStyle w:val="TM3"/>
+        <w:tabs>
+          <w:tab w:val="right" w:leader="dot" w:pos="9062"/>
+        </w:tabs>
+        <w:rPr>
+          <w:rFonts w:eastAsiaTheme="minorEastAsia" w:cstheme="minorBidi"/>
+          <w:i w:val="0"/>
+          <w:iCs w:val="0"/>
+          <w:noProof/>
+          <w:kern w:val="2"/>
+          <w:sz w:val="24"/>
+          <w:lang w:eastAsia="fr-FR"/>
+          <w14:ligatures w14:val="standardContextual"/>
+        </w:rPr>
+      </w:pPr>
+      <w:hyperlink w:anchor="_Toc223796798" w:history="1">
+        <w:r>
+          <w:rPr>
+            <w:rStyle w:val="Lienhypertexte"/>
+            <w:noProof/>
+          </w:rPr>
+          <w:t>2.3.2. Étape 2 : Modifiez le nom et la formule dans la boîte de dialogue Nouveau nom</w:t>
+        </w:r>
+        <w:r>
+          <w:rPr>
+            <w:noProof/>
+            <w:webHidden/>
+          </w:rPr>
+          <w:tab/>
+        </w:r>
+        <w:r>
+          <w:rPr>
+            <w:noProof/>
+            <w:webHidden/>
+          </w:rPr>
+          <w:fldChar w:fldCharType="begin"/>
+        </w:r>
+        <w:r>
+          <w:rPr>
+            <w:noProof/>
+            <w:webHidden/>
+          </w:rPr>
+          <w:instrText xml:space="preserve"> PAGEREF _Toc223796798 \h </w:instrText>
+        </w:r>
+        <w:r>
+          <w:rPr>
+            <w:noProof/>
+            <w:webHidden/>
+          </w:rPr>
+        </w:r>
+        <w:r>
+          <w:rPr>
+            <w:noProof/>
+            <w:webHidden/>
+          </w:rPr>
+          <w:fldChar w:fldCharType="separate"/>
+        </w:r>
+        <w:r>
+          <w:rPr>
+            <w:noProof/>
+            <w:webHidden/>
+          </w:rPr>
+          <w:t>11</w:t>
+        </w:r>
+        <w:r>
+          <w:rPr>
+            <w:noProof/>
+            <w:webHidden/>
+          </w:rPr>
+          <w:fldChar w:fldCharType="end"/>
+        </w:r>
+      </w:hyperlink>
+    </w:p>
+    <w:p>
+      <w:pPr>
+        <w:pStyle w:val="TM3"/>
+        <w:tabs>
+          <w:tab w:val="right" w:leader="dot" w:pos="9062"/>
+        </w:tabs>
+        <w:rPr>
+          <w:rFonts w:eastAsiaTheme="minorEastAsia" w:cstheme="minorBidi"/>
+          <w:i w:val="0"/>
+          <w:iCs w:val="0"/>
+          <w:noProof/>
+          <w:kern w:val="2"/>
+          <w:sz w:val="24"/>
+          <w:lang w:eastAsia="fr-FR"/>
+          <w14:ligatures w14:val="standardContextual"/>
+        </w:rPr>
+      </w:pPr>
+      <w:hyperlink w:anchor="_Toc223796799" w:history="1">
+        <w:r>
+          <w:rPr>
+            <w:rStyle w:val="Lienhypertexte"/>
+            <w:noProof/>
+          </w:rPr>
+          <w:t>2.3.3. Étape 3 : Utilisation d'une formule pour lister les noms des feuilles</w:t>
+        </w:r>
+        <w:r>
+          <w:rPr>
+            <w:noProof/>
+            <w:webHidden/>
+          </w:rPr>
+          <w:tab/>
+        </w:r>
+        <w:r>
+          <w:rPr>
+            <w:noProof/>
+            <w:webHidden/>
+          </w:rPr>
+          <w:fldChar w:fldCharType="begin"/>
+        </w:r>
+        <w:r>
+          <w:rPr>
+            <w:noProof/>
+            <w:webHidden/>
+          </w:rPr>
+          <w:instrText xml:space="preserve"> PAGEREF _Toc223796799 \h </w:instrText>
+        </w:r>
+        <w:r>
+          <w:rPr>
+            <w:noProof/>
+            <w:webHidden/>
+          </w:rPr>
+        </w:r>
+        <w:r>
+          <w:rPr>
+            <w:noProof/>
+            <w:webHidden/>
+          </w:rPr>
+          <w:fldChar w:fldCharType="separate"/>
+        </w:r>
+        <w:r>
+          <w:rPr>
+            <w:noProof/>
+            <w:webHidden/>
+          </w:rPr>
+          <w:t>14</w:t>
+        </w:r>
+        <w:r>
+          <w:rPr>
+            <w:noProof/>
+            <w:webHidden/>
+          </w:rPr>
+          <w:fldChar w:fldCharType="end"/>
+        </w:r>
+      </w:hyperlink>
+    </w:p>
+    <w:p>
+      <w:pPr>
+        <w:pStyle w:val="TM3"/>
+        <w:tabs>
+          <w:tab w:val="right" w:leader="dot" w:pos="9062"/>
+        </w:tabs>
+        <w:rPr>
+          <w:rFonts w:eastAsiaTheme="minorEastAsia" w:cstheme="minorBidi"/>
+          <w:i w:val="0"/>
+          <w:iCs w:val="0"/>
+          <w:noProof/>
+          <w:kern w:val="2"/>
+          <w:sz w:val="24"/>
+          <w:lang w:eastAsia="fr-FR"/>
+          <w14:ligatures w14:val="standardContextual"/>
+        </w:rPr>
+      </w:pPr>
+      <w:hyperlink w:anchor="_Toc223796800" w:history="1">
+        <w:r>
+          <w:rPr>
+            <w:rStyle w:val="Lienhypertexte"/>
+            <w:noProof/>
+          </w:rPr>
+          <w:t>2.3.4. Pour aller plus loin</w:t>
+        </w:r>
+        <w:r>
+          <w:rPr>
+            <w:noProof/>
+            <w:webHidden/>
+          </w:rPr>
+          <w:tab/>
+        </w:r>
+        <w:r>
+          <w:rPr>
+            <w:noProof/>
+            <w:webHidden/>
+          </w:rPr>
+          <w:fldChar w:fldCharType="begin"/>
+        </w:r>
+        <w:r>
+          <w:rPr>
+            <w:noProof/>
+            <w:webHidden/>
+          </w:rPr>
+          <w:instrText xml:space="preserve"> PAGEREF _Toc223796800 \h </w:instrText>
+        </w:r>
+        <w:r>
+          <w:rPr>
+            <w:noProof/>
+            <w:webHidden/>
+          </w:rPr>
+        </w:r>
+        <w:r>
+          <w:rPr>
+            <w:noProof/>
+            <w:webHidden/>
+          </w:rPr>
+          <w:fldChar w:fldCharType="separate"/>
+        </w:r>
+        <w:r>
+          <w:rPr>
+            <w:noProof/>
+            <w:webHidden/>
+          </w:rPr>
+          <w:t>15</w:t>
         </w:r>
         <w:r>
           <w:rPr>
@@ -749,13 +1048,13 @@
           <w14:ligatures w14:val="standardContextual"/>
         </w:rPr>
       </w:pPr>
-      <w:hyperlink w:anchor="_Toc223791912" w:history="1">
+      <w:hyperlink w:anchor="_Toc223796801" w:history="1">
         <w:r>
           <w:rPr>
             <w:rStyle w:val="Lienhypertexte"/>
             <w:noProof/>
           </w:rPr>
-          <w:t>2.3. Avec LIRE.CLASSEUR et TRANSPOSE</w:t>
+          <w:t>2.4. Avec LIRE.CLASSEUR, STXT, TROUVE et INDEX + ALEA</w:t>
         </w:r>
         <w:r>
           <w:rPr>
@@ -776,7 +1075,7 @@
             <w:noProof/>
             <w:webHidden/>
           </w:rPr>
-          <w:instrText xml:space="preserve"> PAGEREF _Toc223791912 \h </w:instrText>
+          <w:instrText xml:space="preserve"> PAGEREF _Toc223796801 \h </w:instrText>
         </w:r>
         <w:r>
           <w:rPr>
@@ -796,7 +1095,7 @@
             <w:noProof/>
             <w:webHidden/>
           </w:rPr>
-          <w:t>11</w:t>
+          <w:t>15</w:t>
         </w:r>
         <w:r>
           <w:rPr>
@@ -825,7 +1124,7 @@
           <w14:ligatures w14:val="standardContextual"/>
         </w:rPr>
       </w:pPr>
-      <w:hyperlink w:anchor="_Toc223791913" w:history="1">
+      <w:hyperlink w:anchor="_Toc223796802" w:history="1">
         <w:r>
           <w:rPr>
             <w:rStyle w:val="Lienhypertexte"/>
@@ -852,7 +1151,7 @@
             <w:noProof/>
             <w:webHidden/>
           </w:rPr>
-          <w:instrText xml:space="preserve"> PAGEREF _Toc223791913 \h </w:instrText>
+          <w:instrText xml:space="preserve"> PAGEREF _Toc223796802 \h </w:instrText>
         </w:r>
         <w:r>
           <w:rPr>
@@ -872,7 +1171,7 @@
             <w:noProof/>
             <w:webHidden/>
           </w:rPr>
-          <w:t>11</w:t>
+          <w:t>15</w:t>
         </w:r>
         <w:r>
           <w:rPr>
@@ -892,7 +1191,7 @@
       <w:pPr>
         <w:pStyle w:val="Titre1"/>
       </w:pPr>
-      <w:bookmarkStart w:id="0" w:name="_Toc223791904"/>
+      <w:bookmarkStart w:id="0" w:name="_Toc223796789"/>
       <w:r>
         <w:t>Prolégomènes</w:t>
       </w:r>
@@ -902,7 +1201,7 @@
       <w:pPr>
         <w:pStyle w:val="Titre2"/>
       </w:pPr>
-      <w:bookmarkStart w:id="1" w:name="_Toc223791905"/>
+      <w:bookmarkStart w:id="1" w:name="_Toc223796790"/>
       <w:r>
         <w:t xml:space="preserve">Le </w:t>
       </w:r>
@@ -993,6 +1292,7 @@
         </w:numPr>
       </w:pPr>
       <w:r>
+        <w:lastRenderedPageBreak/>
         <w:t>Tandis que l</w:t>
       </w:r>
       <w:r>
@@ -1050,7 +1350,7 @@
       <w:pPr>
         <w:pStyle w:val="Titre1"/>
       </w:pPr>
-      <w:bookmarkStart w:id="2" w:name="_Toc223791906"/>
+      <w:bookmarkStart w:id="2" w:name="_Toc223796791"/>
       <w:r>
         <w:t>Liste avec</w:t>
       </w:r>
@@ -1084,7 +1384,7 @@
       <w:pPr>
         <w:pStyle w:val="Titre2"/>
       </w:pPr>
-      <w:bookmarkStart w:id="3" w:name="_Toc223791907"/>
+      <w:bookmarkStart w:id="3" w:name="_Toc223796792"/>
       <w:r>
         <w:t xml:space="preserve">Avec </w:t>
       </w:r>
@@ -1636,7 +1936,7 @@
       <w:pPr>
         <w:pStyle w:val="Titre3"/>
       </w:pPr>
-      <w:bookmarkStart w:id="4" w:name="_Toc223791908"/>
+      <w:bookmarkStart w:id="4" w:name="_Toc223796793"/>
       <w:r>
         <w:t>Explications :</w:t>
       </w:r>
@@ -2037,7 +2337,7 @@
       <w:pPr>
         <w:pStyle w:val="Titre2"/>
       </w:pPr>
-      <w:bookmarkStart w:id="5" w:name="_Toc223791909"/>
+      <w:bookmarkStart w:id="5" w:name="_Toc223796794"/>
       <w:r>
         <w:t>Avec LIRE.CLASSEUR , TRANSPOSE et SUBSTITUE</w:t>
       </w:r>
@@ -2735,7 +3035,7 @@
       <w:pPr>
         <w:pStyle w:val="Titre3"/>
       </w:pPr>
-      <w:bookmarkStart w:id="6" w:name="_Toc223791910"/>
+      <w:bookmarkStart w:id="6" w:name="_Toc223796795"/>
       <w:r>
         <w:t>Explications :</w:t>
       </w:r>
@@ -2786,13 +3086,7 @@
         <w:rPr>
           <w:rFonts w:ascii="Arial" w:hAnsi="Arial" w:cs="Arial"/>
         </w:rPr>
-        <w:t>;"[SheetsList_V2.xlsm]";"")</w:t>
-      </w:r>
-      <w:r>
-        <w:rPr>
-          <w:rFonts w:ascii="Arial" w:hAnsi="Arial" w:cs="Arial"/>
-        </w:rPr>
-        <w:t xml:space="preserve"> → on enlève le nom</w:t>
+        <w:t>;"[SheetsList_V2.xlsm]";"") → on enlève le nom</w:t>
       </w:r>
       <w:r>
         <w:rPr>
@@ -2823,6 +3117,7 @@
       <w:r>
         <w:rPr>
           <w:rFonts w:ascii="Arial" w:hAnsi="Arial" w:cs="Arial"/>
+          <w:noProof/>
         </w:rPr>
         <w:lastRenderedPageBreak/>
         <w:drawing>
@@ -2884,6 +3179,7 @@
       <w:r>
         <w:rPr>
           <w:rFonts w:ascii="Arial" w:hAnsi="Arial" w:cs="Arial"/>
+          <w:noProof/>
         </w:rPr>
         <w:drawing>
           <wp:inline distT="0" distB="0" distL="0" distR="0" wp14:anchorId="4938BC73" wp14:editId="6C7BC749">
@@ -2935,6 +3231,9 @@
     </w:p>
     <w:p>
       <w:r>
+        <w:rPr>
+          <w:noProof/>
+        </w:rPr>
         <w:lastRenderedPageBreak/>
         <w:drawing>
           <wp:inline distT="0" distB="0" distL="0" distR="0" wp14:anchorId="33CB199C" wp14:editId="404F49F7">
@@ -2975,38 +3274,786 @@
     </w:p>
     <w:p>
       <w:pPr>
+        <w:pStyle w:val="Titre2"/>
+      </w:pPr>
+      <w:bookmarkStart w:id="7" w:name="_Toc223796796"/>
+      <w:r>
+        <w:t>Avec LIRE.CLASSEUR, REMPLACER, TROUVE et TRANSPOSE</w:t>
+      </w:r>
+      <w:bookmarkEnd w:id="7"/>
+    </w:p>
+    <w:p>
+      <w:r>
+        <w:t xml:space="preserve">Ici, également, on va utiliser </w:t>
+      </w:r>
+      <w:r>
+        <w:t xml:space="preserve">une plage </w:t>
+      </w:r>
+      <w:r>
+        <w:t xml:space="preserve">nommée avec une </w:t>
+      </w:r>
+      <w:r>
+        <w:t>liste dans une nouvelle feuille</w:t>
+      </w:r>
+      <w:r>
+        <w:t>.</w:t>
+      </w:r>
+    </w:p>
+    <w:p>
+      <w:pPr>
         <w:pStyle w:val="Titre3"/>
       </w:pPr>
-      <w:bookmarkStart w:id="7" w:name="_Toc223791911"/>
+      <w:bookmarkStart w:id="8" w:name="_Toc223796797"/>
+      <w:r>
+        <w:t>Étape 1 : Clique</w:t>
+      </w:r>
+      <w:r>
+        <w:t>r</w:t>
+      </w:r>
+      <w:r>
+        <w:t xml:space="preserve"> sur Formules &gt; Définir un nom</w:t>
+      </w:r>
+      <w:bookmarkEnd w:id="8"/>
+    </w:p>
+    <w:p>
+      <w:r>
+        <w:rPr>
+          <w:rFonts w:ascii="Arial" w:hAnsi="Arial" w:cs="Arial"/>
+        </w:rPr>
+        <w:t>►</w:t>
+      </w:r>
+      <w:r>
+        <w:t xml:space="preserve"> </w:t>
+      </w:r>
+      <w:r>
+        <w:t>N</w:t>
+      </w:r>
+      <w:r>
+        <w:t>avigue</w:t>
+      </w:r>
+      <w:r>
+        <w:t>r</w:t>
+      </w:r>
+      <w:r>
+        <w:t xml:space="preserve"> vers l</w:t>
+      </w:r>
+      <w:r>
+        <w:t>’onglet</w:t>
+      </w:r>
+      <w:r>
+        <w:t xml:space="preserve"> "Formules" dans l'interface du ruban d'Excel et cliquez sur l'icône </w:t>
+      </w:r>
+      <w:r>
+        <w:rPr>
+          <w:b/>
+          <w:bCs/>
+        </w:rPr>
+        <w:t>"Gestionnaire de noms"</w:t>
+      </w:r>
+      <w:r>
+        <w:t xml:space="preserve"> </w:t>
+      </w:r>
+      <w:r>
+        <w:t>.</w:t>
+      </w:r>
+    </w:p>
+    <w:p>
+      <w:r>
+        <w:rPr>
+          <w:noProof/>
+        </w:rPr>
+        <w:drawing>
+          <wp:inline distT="0" distB="0" distL="0" distR="0" wp14:anchorId="0C7DFD9C" wp14:editId="5876FC52">
+            <wp:extent cx="5760720" cy="2075815"/>
+            <wp:effectExtent l="0" t="0" r="0" b="635"/>
+            <wp:docPr id="2109522021" name="Image 1"/>
+            <wp:cNvGraphicFramePr>
+              <a:graphicFrameLocks xmlns:a="http://schemas.openxmlformats.org/drawingml/2006/main" noChangeAspect="1"/>
+            </wp:cNvGraphicFramePr>
+            <a:graphic xmlns:a="http://schemas.openxmlformats.org/drawingml/2006/main">
+              <a:graphicData uri="http://schemas.openxmlformats.org/drawingml/2006/picture">
+                <pic:pic xmlns:pic="http://schemas.openxmlformats.org/drawingml/2006/picture">
+                  <pic:nvPicPr>
+                    <pic:cNvPr id="2041039564" name=""/>
+                    <pic:cNvPicPr/>
+                  </pic:nvPicPr>
+                  <pic:blipFill>
+                    <a:blip r:embed="rId8"/>
+                    <a:stretch>
+                      <a:fillRect/>
+                    </a:stretch>
+                  </pic:blipFill>
+                  <pic:spPr>
+                    <a:xfrm>
+                      <a:off x="0" y="0"/>
+                      <a:ext cx="5760720" cy="2075815"/>
+                    </a:xfrm>
+                    <a:prstGeom prst="rect">
+                      <a:avLst/>
+                    </a:prstGeom>
+                  </pic:spPr>
+                </pic:pic>
+              </a:graphicData>
+            </a:graphic>
+          </wp:inline>
+        </w:drawing>
+      </w:r>
+    </w:p>
+    <w:p>
+      <w:r>
+        <w:rPr>
+          <w:rFonts w:ascii="Arial" w:hAnsi="Arial" w:cs="Arial"/>
+        </w:rPr>
+        <w:t>►</w:t>
+      </w:r>
+      <w:r>
+        <w:t xml:space="preserve">Ensuite, dans la fenêtre contextuelle </w:t>
+      </w:r>
+      <w:r>
+        <w:rPr>
+          <w:b/>
+          <w:bCs/>
+        </w:rPr>
+        <w:t>Gestionnaire de noms</w:t>
+      </w:r>
+      <w:r>
+        <w:t>, cliquez sur "</w:t>
+      </w:r>
+      <w:r>
+        <w:rPr>
+          <w:b/>
+          <w:bCs/>
+        </w:rPr>
+        <w:t>Nouveau"</w:t>
+      </w:r>
+      <w:r>
+        <w:t xml:space="preserve"> pour créer une plage nommée personnalisée qui </w:t>
+      </w:r>
+      <w:r>
+        <w:rPr>
+          <w:b/>
+          <w:bCs/>
+        </w:rPr>
+        <w:t>contiendra la formule de</w:t>
+      </w:r>
+      <w:r>
+        <w:t xml:space="preserve"> liste de feuilles de calcul.</w:t>
+      </w:r>
+    </w:p>
+    <w:p>
+      <w:pPr>
+        <w:pStyle w:val="Titre3"/>
+      </w:pPr>
+      <w:bookmarkStart w:id="9" w:name="_Toc223796798"/>
+      <w:r>
+        <w:t>Étape 2 : Modifiez le nom et la formule dans la boîte de dialogue Nouveau nom</w:t>
+      </w:r>
+      <w:bookmarkEnd w:id="9"/>
+    </w:p>
+    <w:p/>
+    <w:p>
+      <w:r>
+        <w:rPr>
+          <w:noProof/>
+        </w:rPr>
+        <w:lastRenderedPageBreak/>
+        <w:drawing>
+          <wp:inline distT="0" distB="0" distL="0" distR="0" wp14:anchorId="67BACDE6" wp14:editId="0479D0EB">
+            <wp:extent cx="5760720" cy="2168525"/>
+            <wp:effectExtent l="0" t="0" r="0" b="3175"/>
+            <wp:docPr id="1333676895" name="Image 1"/>
+            <wp:cNvGraphicFramePr>
+              <a:graphicFrameLocks xmlns:a="http://schemas.openxmlformats.org/drawingml/2006/main" noChangeAspect="1"/>
+            </wp:cNvGraphicFramePr>
+            <a:graphic xmlns:a="http://schemas.openxmlformats.org/drawingml/2006/main">
+              <a:graphicData uri="http://schemas.openxmlformats.org/drawingml/2006/picture">
+                <pic:pic xmlns:pic="http://schemas.openxmlformats.org/drawingml/2006/picture">
+                  <pic:nvPicPr>
+                    <pic:cNvPr id="415586458" name=""/>
+                    <pic:cNvPicPr/>
+                  </pic:nvPicPr>
+                  <pic:blipFill>
+                    <a:blip r:embed="rId9"/>
+                    <a:stretch>
+                      <a:fillRect/>
+                    </a:stretch>
+                  </pic:blipFill>
+                  <pic:spPr>
+                    <a:xfrm>
+                      <a:off x="0" y="0"/>
+                      <a:ext cx="5760720" cy="2168525"/>
+                    </a:xfrm>
+                    <a:prstGeom prst="rect">
+                      <a:avLst/>
+                    </a:prstGeom>
+                  </pic:spPr>
+                </pic:pic>
+              </a:graphicData>
+            </a:graphic>
+          </wp:inline>
+        </w:drawing>
+      </w:r>
+    </w:p>
+    <w:p>
+      <w:r>
+        <w:rPr>
+          <w:rFonts w:ascii="Arial" w:hAnsi="Arial" w:cs="Arial"/>
+        </w:rPr>
+        <w:t>►</w:t>
+      </w:r>
+      <w:r>
+        <w:t xml:space="preserve"> Dans la </w:t>
+      </w:r>
+      <w:r>
+        <w:t>boîte de dialogue</w:t>
+      </w:r>
+      <w:r>
+        <w:t xml:space="preserve"> </w:t>
+      </w:r>
+      <w:r>
+        <w:t xml:space="preserve">« Nouveau nom », entrez « </w:t>
+      </w:r>
+      <w:proofErr w:type="spellStart"/>
+      <w:r>
+        <w:rPr>
+          <w:b/>
+          <w:bCs/>
+        </w:rPr>
+        <w:t>ListSheets</w:t>
+      </w:r>
+      <w:proofErr w:type="spellEnd"/>
+      <w:r>
+        <w:t xml:space="preserve"> » dans le </w:t>
+      </w:r>
+      <w:proofErr w:type="gramStart"/>
+      <w:r>
+        <w:t xml:space="preserve">champ </w:t>
+      </w:r>
+      <w:r>
+        <w:t xml:space="preserve"> </w:t>
+      </w:r>
+      <w:r>
+        <w:t>"</w:t>
+      </w:r>
+      <w:proofErr w:type="gramEnd"/>
+      <w:r>
+        <w:t>Nom" pour créer</w:t>
+      </w:r>
+      <w:r>
+        <w:t xml:space="preserve"> la plage </w:t>
+      </w:r>
+      <w:proofErr w:type="gramStart"/>
+      <w:r>
+        <w:t>nommée.</w:t>
+      </w:r>
+      <w:r>
+        <w:t>.</w:t>
+      </w:r>
+      <w:proofErr w:type="gramEnd"/>
+    </w:p>
+    <w:p>
+      <w:r>
+        <w:rPr>
+          <w:noProof/>
+        </w:rPr>
+        <w:drawing>
+          <wp:inline distT="0" distB="0" distL="0" distR="0" wp14:anchorId="50506B1C" wp14:editId="382A03AA">
+            <wp:extent cx="5144218" cy="2210108"/>
+            <wp:effectExtent l="0" t="0" r="0" b="0"/>
+            <wp:docPr id="1497972650" name="Image 1"/>
+            <wp:cNvGraphicFramePr>
+              <a:graphicFrameLocks xmlns:a="http://schemas.openxmlformats.org/drawingml/2006/main" noChangeAspect="1"/>
+            </wp:cNvGraphicFramePr>
+            <a:graphic xmlns:a="http://schemas.openxmlformats.org/drawingml/2006/main">
+              <a:graphicData uri="http://schemas.openxmlformats.org/drawingml/2006/picture">
+                <pic:pic xmlns:pic="http://schemas.openxmlformats.org/drawingml/2006/picture">
+                  <pic:nvPicPr>
+                    <pic:cNvPr id="822705340" name=""/>
+                    <pic:cNvPicPr/>
+                  </pic:nvPicPr>
+                  <pic:blipFill>
+                    <a:blip r:embed="rId10"/>
+                    <a:stretch>
+                      <a:fillRect/>
+                    </a:stretch>
+                  </pic:blipFill>
+                  <pic:spPr>
+                    <a:xfrm>
+                      <a:off x="0" y="0"/>
+                      <a:ext cx="5144218" cy="2210108"/>
+                    </a:xfrm>
+                    <a:prstGeom prst="rect">
+                      <a:avLst/>
+                    </a:prstGeom>
+                  </pic:spPr>
+                </pic:pic>
+              </a:graphicData>
+            </a:graphic>
+          </wp:inline>
+        </w:drawing>
+      </w:r>
+    </w:p>
+    <w:p>
+      <w:r>
+        <w:rPr>
+          <w:rFonts w:ascii="Arial" w:hAnsi="Arial" w:cs="Arial"/>
+        </w:rPr>
+        <w:t>►</w:t>
+      </w:r>
+      <w:r>
+        <w:t xml:space="preserve"> </w:t>
+      </w:r>
+      <w:r>
+        <w:t>D</w:t>
+      </w:r>
+      <w:r>
+        <w:t>ans</w:t>
+      </w:r>
+      <w:r>
+        <w:t xml:space="preserve"> le </w:t>
+      </w:r>
+      <w:r>
+        <w:t>champ</w:t>
+      </w:r>
+      <w:r>
+        <w:t> :</w:t>
+      </w:r>
+      <w:r>
+        <w:t xml:space="preserve"> </w:t>
+      </w:r>
+      <w:r>
+        <w:rPr>
+          <w:b/>
+          <w:bCs/>
+        </w:rPr>
+        <w:t>« Fait référence à »</w:t>
+      </w:r>
+      <w:r>
+        <w:t>, saisissez la formule suivante qui extraira les noms des feuilles de calcul de la structure de votre classeur :</w:t>
+      </w:r>
+    </w:p>
+    <w:p>
+      <w:pPr>
+        <w:rPr>
+          <w:sz w:val="28"/>
+          <w:szCs w:val="28"/>
+        </w:rPr>
+      </w:pPr>
+      <w:r>
+        <w:rPr>
+          <w:sz w:val="28"/>
+          <w:szCs w:val="28"/>
+        </w:rPr>
+        <w:t>=REMPLACER(LIRE.CLASSEUR(1);1;TROUVE("]";LIRE.CLASSEUR(1));"")</w:t>
+      </w:r>
+    </w:p>
+    <w:p>
+      <w:pPr>
+        <w:rPr>
+          <w:sz w:val="32"/>
+          <w:szCs w:val="32"/>
+          <w:lang w:val="en-US"/>
+        </w:rPr>
+      </w:pPr>
+      <w:r>
+        <w:rPr>
+          <w:sz w:val="32"/>
+          <w:szCs w:val="32"/>
+          <w:lang w:val="en-US"/>
+        </w:rPr>
+        <w:lastRenderedPageBreak/>
+        <w:drawing>
+          <wp:inline distT="0" distB="0" distL="0" distR="0" wp14:anchorId="1CA49273" wp14:editId="68FBC572">
+            <wp:extent cx="4959350" cy="2537922"/>
+            <wp:effectExtent l="0" t="0" r="0" b="0"/>
+            <wp:docPr id="820794175" name="Image 1"/>
+            <wp:cNvGraphicFramePr>
+              <a:graphicFrameLocks xmlns:a="http://schemas.openxmlformats.org/drawingml/2006/main" noChangeAspect="1"/>
+            </wp:cNvGraphicFramePr>
+            <a:graphic xmlns:a="http://schemas.openxmlformats.org/drawingml/2006/main">
+              <a:graphicData uri="http://schemas.openxmlformats.org/drawingml/2006/picture">
+                <pic:pic xmlns:pic="http://schemas.openxmlformats.org/drawingml/2006/picture">
+                  <pic:nvPicPr>
+                    <pic:cNvPr id="820794175" name=""/>
+                    <pic:cNvPicPr/>
+                  </pic:nvPicPr>
+                  <pic:blipFill>
+                    <a:blip r:embed="rId23"/>
+                    <a:stretch>
+                      <a:fillRect/>
+                    </a:stretch>
+                  </pic:blipFill>
+                  <pic:spPr>
+                    <a:xfrm>
+                      <a:off x="0" y="0"/>
+                      <a:ext cx="4965100" cy="2540865"/>
+                    </a:xfrm>
+                    <a:prstGeom prst="rect">
+                      <a:avLst/>
+                    </a:prstGeom>
+                  </pic:spPr>
+                </pic:pic>
+              </a:graphicData>
+            </a:graphic>
+          </wp:inline>
+        </w:drawing>
+      </w:r>
+    </w:p>
+    <w:p>
+      <w:pPr>
+        <w:rPr>
+          <w:sz w:val="32"/>
+          <w:szCs w:val="32"/>
+          <w:lang w:val="en-US"/>
+        </w:rPr>
+      </w:pPr>
+      <w:r>
+        <w:rPr>
+          <w:sz w:val="32"/>
+          <w:szCs w:val="32"/>
+          <w:lang w:val="en-US"/>
+        </w:rPr>
+        <w:drawing>
+          <wp:inline distT="0" distB="0" distL="0" distR="0" wp14:anchorId="40B1D303" wp14:editId="5D5E6F66">
+            <wp:extent cx="5760720" cy="2747645"/>
+            <wp:effectExtent l="0" t="0" r="0" b="0"/>
+            <wp:docPr id="1611641047" name="Image 1"/>
+            <wp:cNvGraphicFramePr>
+              <a:graphicFrameLocks xmlns:a="http://schemas.openxmlformats.org/drawingml/2006/main" noChangeAspect="1"/>
+            </wp:cNvGraphicFramePr>
+            <a:graphic xmlns:a="http://schemas.openxmlformats.org/drawingml/2006/main">
+              <a:graphicData uri="http://schemas.openxmlformats.org/drawingml/2006/picture">
+                <pic:pic xmlns:pic="http://schemas.openxmlformats.org/drawingml/2006/picture">
+                  <pic:nvPicPr>
+                    <pic:cNvPr id="1611641047" name=""/>
+                    <pic:cNvPicPr/>
+                  </pic:nvPicPr>
+                  <pic:blipFill>
+                    <a:blip r:embed="rId24"/>
+                    <a:stretch>
+                      <a:fillRect/>
+                    </a:stretch>
+                  </pic:blipFill>
+                  <pic:spPr>
+                    <a:xfrm>
+                      <a:off x="0" y="0"/>
+                      <a:ext cx="5760720" cy="2747645"/>
+                    </a:xfrm>
+                    <a:prstGeom prst="rect">
+                      <a:avLst/>
+                    </a:prstGeom>
+                  </pic:spPr>
+                </pic:pic>
+              </a:graphicData>
+            </a:graphic>
+          </wp:inline>
+        </w:drawing>
+      </w:r>
+    </w:p>
+    <w:p>
+      <w:pPr>
+        <w:rPr>
+          <w:sz w:val="32"/>
+          <w:szCs w:val="32"/>
+          <w:lang w:val="en-US"/>
+        </w:rPr>
+      </w:pPr>
+      <w:r>
+        <w:rPr>
+          <w:sz w:val="32"/>
+          <w:szCs w:val="32"/>
+          <w:lang w:val="en-US"/>
+        </w:rPr>
+        <w:drawing>
+          <wp:inline distT="0" distB="0" distL="0" distR="0" wp14:anchorId="7F61F8DD" wp14:editId="6722FF3F">
+            <wp:extent cx="3790950" cy="2069004"/>
+            <wp:effectExtent l="0" t="0" r="0" b="7620"/>
+            <wp:docPr id="1093426235" name="Image 1"/>
+            <wp:cNvGraphicFramePr>
+              <a:graphicFrameLocks xmlns:a="http://schemas.openxmlformats.org/drawingml/2006/main" noChangeAspect="1"/>
+            </wp:cNvGraphicFramePr>
+            <a:graphic xmlns:a="http://schemas.openxmlformats.org/drawingml/2006/main">
+              <a:graphicData uri="http://schemas.openxmlformats.org/drawingml/2006/picture">
+                <pic:pic xmlns:pic="http://schemas.openxmlformats.org/drawingml/2006/picture">
+                  <pic:nvPicPr>
+                    <pic:cNvPr id="1093426235" name=""/>
+                    <pic:cNvPicPr/>
+                  </pic:nvPicPr>
+                  <pic:blipFill>
+                    <a:blip r:embed="rId25"/>
+                    <a:stretch>
+                      <a:fillRect/>
+                    </a:stretch>
+                  </pic:blipFill>
+                  <pic:spPr>
+                    <a:xfrm>
+                      <a:off x="0" y="0"/>
+                      <a:ext cx="3795982" cy="2071750"/>
+                    </a:xfrm>
+                    <a:prstGeom prst="rect">
+                      <a:avLst/>
+                    </a:prstGeom>
+                  </pic:spPr>
+                </pic:pic>
+              </a:graphicData>
+            </a:graphic>
+          </wp:inline>
+        </w:drawing>
+      </w:r>
+    </w:p>
+    <w:p>
+      <w:pPr>
+        <w:rPr>
+          <w:sz w:val="32"/>
+          <w:szCs w:val="32"/>
+          <w:lang w:val="en-US"/>
+        </w:rPr>
+      </w:pPr>
+      <w:r>
+        <w:rPr>
+          <w:sz w:val="32"/>
+          <w:szCs w:val="32"/>
+          <w:lang w:val="en-US"/>
+        </w:rPr>
+        <w:lastRenderedPageBreak/>
+        <w:drawing>
+          <wp:inline distT="0" distB="0" distL="0" distR="0" wp14:anchorId="41FB9DA8" wp14:editId="3D5969B2">
+            <wp:extent cx="5760720" cy="3001010"/>
+            <wp:effectExtent l="0" t="0" r="0" b="8890"/>
+            <wp:docPr id="642144920" name="Image 1"/>
+            <wp:cNvGraphicFramePr>
+              <a:graphicFrameLocks xmlns:a="http://schemas.openxmlformats.org/drawingml/2006/main" noChangeAspect="1"/>
+            </wp:cNvGraphicFramePr>
+            <a:graphic xmlns:a="http://schemas.openxmlformats.org/drawingml/2006/main">
+              <a:graphicData uri="http://schemas.openxmlformats.org/drawingml/2006/picture">
+                <pic:pic xmlns:pic="http://schemas.openxmlformats.org/drawingml/2006/picture">
+                  <pic:nvPicPr>
+                    <pic:cNvPr id="642144920" name=""/>
+                    <pic:cNvPicPr/>
+                  </pic:nvPicPr>
+                  <pic:blipFill>
+                    <a:blip r:embed="rId26"/>
+                    <a:stretch>
+                      <a:fillRect/>
+                    </a:stretch>
+                  </pic:blipFill>
+                  <pic:spPr>
+                    <a:xfrm>
+                      <a:off x="0" y="0"/>
+                      <a:ext cx="5760720" cy="3001010"/>
+                    </a:xfrm>
+                    <a:prstGeom prst="rect">
+                      <a:avLst/>
+                    </a:prstGeom>
+                  </pic:spPr>
+                </pic:pic>
+              </a:graphicData>
+            </a:graphic>
+          </wp:inline>
+        </w:drawing>
+      </w:r>
+    </w:p>
+    <w:p>
+      <w:r>
+        <w:t>Comme on le constate</w:t>
+      </w:r>
+      <w:r>
+        <w:t> </w:t>
+      </w:r>
+      <w:r>
+        <w:rPr>
+          <w:rFonts w:ascii="Arial" w:hAnsi="Arial" w:cs="Arial"/>
+        </w:rPr>
+        <w:t>: l</w:t>
+      </w:r>
+      <w:r>
+        <w:t>a formule génère le nom des feuilles, en ligne, alors qu’on les veut en colonne.</w:t>
+      </w:r>
+      <w:r>
+        <w:t xml:space="preserve"> Pour y remédier on va utiliser la fonction TRANSPOSE.</w:t>
+      </w:r>
+    </w:p>
+    <w:p>
+      <w:pPr>
+        <w:pStyle w:val="Titre3"/>
+      </w:pPr>
+      <w:bookmarkStart w:id="10" w:name="_Toc223796799"/>
+      <w:r>
+        <w:t>Étape 3 : Utilisation d'une formule pour lister les noms des feuilles</w:t>
+      </w:r>
+      <w:bookmarkEnd w:id="10"/>
+    </w:p>
+    <w:p>
+      <w:r>
+        <w:t>Tape</w:t>
+      </w:r>
+      <w:r>
+        <w:t>r</w:t>
+      </w:r>
+      <w:r>
+        <w:t xml:space="preserve"> la formule ci-dessous dans une cellule et appuyez sur la touche "Entrée" pour obtenir tous les noms des feuilles</w:t>
+      </w:r>
+      <w:r>
+        <w:t>, cette fois-ci, en colonne.</w:t>
+      </w:r>
+    </w:p>
+    <w:p>
+      <w:pPr>
+        <w:jc w:val="center"/>
+        <w:rPr>
+          <w:sz w:val="28"/>
+          <w:szCs w:val="28"/>
+        </w:rPr>
+      </w:pPr>
+      <w:r>
+        <w:rPr>
+          <w:sz w:val="28"/>
+          <w:szCs w:val="28"/>
+        </w:rPr>
+        <w:t>=TRANSPOSE(</w:t>
+      </w:r>
+      <w:proofErr w:type="spellStart"/>
+      <w:r>
+        <w:rPr>
+          <w:sz w:val="28"/>
+          <w:szCs w:val="28"/>
+        </w:rPr>
+        <w:t>ListSheets</w:t>
+      </w:r>
+      <w:proofErr w:type="spellEnd"/>
+      <w:r>
+        <w:rPr>
+          <w:sz w:val="28"/>
+          <w:szCs w:val="28"/>
+        </w:rPr>
+        <w:t>)</w:t>
+      </w:r>
+    </w:p>
+    <w:p>
+      <w:r>
+        <w:drawing>
+          <wp:inline distT="0" distB="0" distL="0" distR="0" wp14:anchorId="4E3EFD92" wp14:editId="2B7CB799">
+            <wp:extent cx="4972050" cy="2428478"/>
+            <wp:effectExtent l="0" t="0" r="0" b="0"/>
+            <wp:docPr id="384774525" name="Image 1"/>
+            <wp:cNvGraphicFramePr>
+              <a:graphicFrameLocks xmlns:a="http://schemas.openxmlformats.org/drawingml/2006/main" noChangeAspect="1"/>
+            </wp:cNvGraphicFramePr>
+            <a:graphic xmlns:a="http://schemas.openxmlformats.org/drawingml/2006/main">
+              <a:graphicData uri="http://schemas.openxmlformats.org/drawingml/2006/picture">
+                <pic:pic xmlns:pic="http://schemas.openxmlformats.org/drawingml/2006/picture">
+                  <pic:nvPicPr>
+                    <pic:cNvPr id="384774525" name=""/>
+                    <pic:cNvPicPr/>
+                  </pic:nvPicPr>
+                  <pic:blipFill>
+                    <a:blip r:embed="rId27"/>
+                    <a:stretch>
+                      <a:fillRect/>
+                    </a:stretch>
+                  </pic:blipFill>
+                  <pic:spPr>
+                    <a:xfrm>
+                      <a:off x="0" y="0"/>
+                      <a:ext cx="4981358" cy="2433024"/>
+                    </a:xfrm>
+                    <a:prstGeom prst="rect">
+                      <a:avLst/>
+                    </a:prstGeom>
+                  </pic:spPr>
+                </pic:pic>
+              </a:graphicData>
+            </a:graphic>
+          </wp:inline>
+        </w:drawing>
+      </w:r>
+      <w:r>
+        <w:tab/>
+      </w:r>
+    </w:p>
+    <w:p>
+      <w:r>
+        <w:lastRenderedPageBreak/>
+        <w:drawing>
+          <wp:inline distT="0" distB="0" distL="0" distR="0" wp14:anchorId="2AC2277E" wp14:editId="4774A32A">
+            <wp:extent cx="5760720" cy="2821940"/>
+            <wp:effectExtent l="0" t="0" r="0" b="0"/>
+            <wp:docPr id="516434461" name="Image 1"/>
+            <wp:cNvGraphicFramePr>
+              <a:graphicFrameLocks xmlns:a="http://schemas.openxmlformats.org/drawingml/2006/main" noChangeAspect="1"/>
+            </wp:cNvGraphicFramePr>
+            <a:graphic xmlns:a="http://schemas.openxmlformats.org/drawingml/2006/main">
+              <a:graphicData uri="http://schemas.openxmlformats.org/drawingml/2006/picture">
+                <pic:pic xmlns:pic="http://schemas.openxmlformats.org/drawingml/2006/picture">
+                  <pic:nvPicPr>
+                    <pic:cNvPr id="516434461" name=""/>
+                    <pic:cNvPicPr/>
+                  </pic:nvPicPr>
+                  <pic:blipFill>
+                    <a:blip r:embed="rId28"/>
+                    <a:stretch>
+                      <a:fillRect/>
+                    </a:stretch>
+                  </pic:blipFill>
+                  <pic:spPr>
+                    <a:xfrm>
+                      <a:off x="0" y="0"/>
+                      <a:ext cx="5760720" cy="2821940"/>
+                    </a:xfrm>
+                    <a:prstGeom prst="rect">
+                      <a:avLst/>
+                    </a:prstGeom>
+                  </pic:spPr>
+                </pic:pic>
+              </a:graphicData>
+            </a:graphic>
+          </wp:inline>
+        </w:drawing>
+      </w:r>
+    </w:p>
+    <w:p/>
+    <w:p>
+      <w:pPr>
+        <w:pStyle w:val="Titre3"/>
+      </w:pPr>
+      <w:bookmarkStart w:id="11" w:name="_Toc223796800"/>
       <w:r>
         <w:t>Pour aller plus loin</w:t>
       </w:r>
-      <w:bookmarkEnd w:id="7"/>
+      <w:bookmarkEnd w:id="11"/>
     </w:p>
     <w:p>
       <w:r>
         <w:t>On peut ajouter des liens hypertexte sur le nom des feuilles.</w:t>
       </w:r>
     </w:p>
-    <w:p/>
     <w:p>
       <w:pPr>
         <w:pStyle w:val="Titre2"/>
-      </w:pPr>
-      <w:bookmarkStart w:id="8" w:name="_Toc223791912"/>
-      <w:r>
-        <w:t xml:space="preserve">Avec </w:t>
-      </w:r>
-      <w:r>
-        <w:t xml:space="preserve">LIRE.CLASSEUR </w:t>
-      </w:r>
-      <w:r>
-        <w:t xml:space="preserve">et </w:t>
-      </w:r>
-      <w:r>
-        <w:t>TRANSPOSE</w:t>
-      </w:r>
-      <w:bookmarkEnd w:id="8"/>
+        <w:numPr>
+          <w:ilvl w:val="0"/>
+          <w:numId w:val="0"/>
+        </w:numPr>
+      </w:pPr>
+    </w:p>
+    <w:p>
+      <w:pPr>
+        <w:pStyle w:val="Titre2"/>
+      </w:pPr>
+      <w:bookmarkStart w:id="12" w:name="_Toc223796801"/>
+      <w:r>
+        <w:t xml:space="preserve">Avec LIRE.CLASSEUR, </w:t>
+      </w:r>
+      <w:r>
+        <w:t>STXT</w:t>
+      </w:r>
+      <w:r>
+        <w:t xml:space="preserve">, TROUVE et </w:t>
+      </w:r>
+      <w:r>
+        <w:t>INDEX + ALEA</w:t>
+      </w:r>
+      <w:bookmarkEnd w:id="12"/>
     </w:p>
     <w:p/>
     <w:p>
@@ -3117,13 +4164,13 @@
       <w:pPr>
         <w:pStyle w:val="Titre1"/>
       </w:pPr>
-      <w:bookmarkStart w:id="9" w:name="_Toc223707034"/>
-      <w:bookmarkStart w:id="10" w:name="_Toc223791913"/>
+      <w:bookmarkStart w:id="13" w:name="_Toc223707034"/>
+      <w:bookmarkStart w:id="14" w:name="_Toc223796802"/>
       <w:r>
         <w:t>Links</w:t>
       </w:r>
-      <w:bookmarkEnd w:id="9"/>
-      <w:bookmarkEnd w:id="10"/>
+      <w:bookmarkEnd w:id="13"/>
+      <w:bookmarkEnd w:id="14"/>
     </w:p>
     <w:p>
       <w:pPr>
@@ -3156,8 +4203,8 @@
     <w:p/>
     <w:p/>
     <w:sectPr>
-      <w:headerReference w:type="default" r:id="rId23"/>
-      <w:footerReference w:type="default" r:id="rId24"/>
+      <w:headerReference w:type="default" r:id="rId29"/>
+      <w:footerReference w:type="default" r:id="rId30"/>
       <w:pgSz w:w="11906" w:h="16838"/>
       <w:pgMar w:top="1417" w:right="1417" w:bottom="1417" w:left="1417" w:header="708" w:footer="708" w:gutter="0"/>
       <w:cols w:space="708"/>
@@ -3693,7 +4740,7 @@
               <w:sz w:val="16"/>
               <w:szCs w:val="16"/>
             </w:rPr>
-            <w:t>07-03-2026 12:50</w:t>
+            <w:t>07-03-2026 16:05</w:t>
           </w:r>
           <w:r>
             <w:rPr>
@@ -4712,7 +5759,7 @@
   <w:style w:type="paragraph" w:default="1" w:styleId="Normal">
     <w:name w:val="Normal"/>
     <w:qFormat/>
-    <w:rsid w:val="00202EFE"/>
+    <w:rsid w:val="00C406BF"/>
   </w:style>
   <w:style w:type="paragraph" w:styleId="Titre1">
     <w:name w:val="heading 1"/>

--- a/EXCEL_CodeSource/Classeurs_CodeSource/SheetsList/Lister le nom des feuilles dans Excel.docx
+++ b/EXCEL_CodeSource/Classeurs_CodeSource/SheetsList/Lister le nom des feuilles dans Excel.docx
@@ -152,7 +152,7 @@
       <w:r>
         <w:fldChar w:fldCharType="separate"/>
       </w:r>
-      <w:hyperlink w:anchor="_Toc223796789" w:history="1">
+      <w:hyperlink w:anchor="_Toc223861322" w:history="1">
         <w:r>
           <w:rPr>
             <w:rStyle w:val="Lienhypertexte"/>
@@ -179,7 +179,7 @@
             <w:noProof/>
             <w:webHidden/>
           </w:rPr>
-          <w:instrText xml:space="preserve"> PAGEREF _Toc223796789 \h </w:instrText>
+          <w:instrText xml:space="preserve"> PAGEREF _Toc223861322 \h </w:instrText>
         </w:r>
         <w:r>
           <w:rPr>
@@ -226,7 +226,7 @@
           <w14:ligatures w14:val="standardContextual"/>
         </w:rPr>
       </w:pPr>
-      <w:hyperlink w:anchor="_Toc223796790" w:history="1">
+      <w:hyperlink w:anchor="_Toc223861323" w:history="1">
         <w:r>
           <w:rPr>
             <w:rStyle w:val="Lienhypertexte"/>
@@ -253,7 +253,7 @@
             <w:noProof/>
             <w:webHidden/>
           </w:rPr>
-          <w:instrText xml:space="preserve"> PAGEREF _Toc223796790 \h </w:instrText>
+          <w:instrText xml:space="preserve"> PAGEREF _Toc223861323 \h </w:instrText>
         </w:r>
         <w:r>
           <w:rPr>
@@ -302,7 +302,7 @@
           <w14:ligatures w14:val="standardContextual"/>
         </w:rPr>
       </w:pPr>
-      <w:hyperlink w:anchor="_Toc223796791" w:history="1">
+      <w:hyperlink w:anchor="_Toc223861324" w:history="1">
         <w:r>
           <w:rPr>
             <w:rStyle w:val="Lienhypertexte"/>
@@ -329,7 +329,7 @@
             <w:noProof/>
             <w:webHidden/>
           </w:rPr>
-          <w:instrText xml:space="preserve"> PAGEREF _Toc223796791 \h </w:instrText>
+          <w:instrText xml:space="preserve"> PAGEREF _Toc223861324 \h </w:instrText>
         </w:r>
         <w:r>
           <w:rPr>
@@ -376,7 +376,7 @@
           <w14:ligatures w14:val="standardContextual"/>
         </w:rPr>
       </w:pPr>
-      <w:hyperlink w:anchor="_Toc223796792" w:history="1">
+      <w:hyperlink w:anchor="_Toc223861325" w:history="1">
         <w:r>
           <w:rPr>
             <w:rStyle w:val="Lienhypertexte"/>
@@ -403,7 +403,7 @@
             <w:noProof/>
             <w:webHidden/>
           </w:rPr>
-          <w:instrText xml:space="preserve"> PAGEREF _Toc223796792 \h </w:instrText>
+          <w:instrText xml:space="preserve"> PAGEREF _Toc223861325 \h </w:instrText>
         </w:r>
         <w:r>
           <w:rPr>
@@ -451,7 +451,7 @@
           <w14:ligatures w14:val="standardContextual"/>
         </w:rPr>
       </w:pPr>
-      <w:hyperlink w:anchor="_Toc223796793" w:history="1">
+      <w:hyperlink w:anchor="_Toc223861326" w:history="1">
         <w:r>
           <w:rPr>
             <w:rStyle w:val="Lienhypertexte"/>
@@ -478,7 +478,7 @@
             <w:noProof/>
             <w:webHidden/>
           </w:rPr>
-          <w:instrText xml:space="preserve"> PAGEREF _Toc223796793 \h </w:instrText>
+          <w:instrText xml:space="preserve"> PAGEREF _Toc223861326 \h </w:instrText>
         </w:r>
         <w:r>
           <w:rPr>
@@ -525,7 +525,7 @@
           <w14:ligatures w14:val="standardContextual"/>
         </w:rPr>
       </w:pPr>
-      <w:hyperlink w:anchor="_Toc223796794" w:history="1">
+      <w:hyperlink w:anchor="_Toc223861327" w:history="1">
         <w:r>
           <w:rPr>
             <w:rStyle w:val="Lienhypertexte"/>
@@ -552,7 +552,7 @@
             <w:noProof/>
             <w:webHidden/>
           </w:rPr>
-          <w:instrText xml:space="preserve"> PAGEREF _Toc223796794 \h </w:instrText>
+          <w:instrText xml:space="preserve"> PAGEREF _Toc223861327 \h </w:instrText>
         </w:r>
         <w:r>
           <w:rPr>
@@ -600,7 +600,7 @@
           <w14:ligatures w14:val="standardContextual"/>
         </w:rPr>
       </w:pPr>
-      <w:hyperlink w:anchor="_Toc223796795" w:history="1">
+      <w:hyperlink w:anchor="_Toc223861328" w:history="1">
         <w:r>
           <w:rPr>
             <w:rStyle w:val="Lienhypertexte"/>
@@ -627,7 +627,7 @@
             <w:noProof/>
             <w:webHidden/>
           </w:rPr>
-          <w:instrText xml:space="preserve"> PAGEREF _Toc223796795 \h </w:instrText>
+          <w:instrText xml:space="preserve"> PAGEREF _Toc223861328 \h </w:instrText>
         </w:r>
         <w:r>
           <w:rPr>
@@ -674,7 +674,7 @@
           <w14:ligatures w14:val="standardContextual"/>
         </w:rPr>
       </w:pPr>
-      <w:hyperlink w:anchor="_Toc223796796" w:history="1">
+      <w:hyperlink w:anchor="_Toc223861329" w:history="1">
         <w:r>
           <w:rPr>
             <w:rStyle w:val="Lienhypertexte"/>
@@ -701,7 +701,7 @@
             <w:noProof/>
             <w:webHidden/>
           </w:rPr>
-          <w:instrText xml:space="preserve"> PAGEREF _Toc223796796 \h </w:instrText>
+          <w:instrText xml:space="preserve"> PAGEREF _Toc223861329 \h </w:instrText>
         </w:r>
         <w:r>
           <w:rPr>
@@ -749,7 +749,7 @@
           <w14:ligatures w14:val="standardContextual"/>
         </w:rPr>
       </w:pPr>
-      <w:hyperlink w:anchor="_Toc223796797" w:history="1">
+      <w:hyperlink w:anchor="_Toc223861330" w:history="1">
         <w:r>
           <w:rPr>
             <w:rStyle w:val="Lienhypertexte"/>
@@ -776,7 +776,7 @@
             <w:noProof/>
             <w:webHidden/>
           </w:rPr>
-          <w:instrText xml:space="preserve"> PAGEREF _Toc223796797 \h </w:instrText>
+          <w:instrText xml:space="preserve"> PAGEREF _Toc223861330 \h </w:instrText>
         </w:r>
         <w:r>
           <w:rPr>
@@ -824,7 +824,7 @@
           <w14:ligatures w14:val="standardContextual"/>
         </w:rPr>
       </w:pPr>
-      <w:hyperlink w:anchor="_Toc223796798" w:history="1">
+      <w:hyperlink w:anchor="_Toc223861331" w:history="1">
         <w:r>
           <w:rPr>
             <w:rStyle w:val="Lienhypertexte"/>
@@ -851,7 +851,7 @@
             <w:noProof/>
             <w:webHidden/>
           </w:rPr>
-          <w:instrText xml:space="preserve"> PAGEREF _Toc223796798 \h </w:instrText>
+          <w:instrText xml:space="preserve"> PAGEREF _Toc223861331 \h </w:instrText>
         </w:r>
         <w:r>
           <w:rPr>
@@ -899,7 +899,7 @@
           <w14:ligatures w14:val="standardContextual"/>
         </w:rPr>
       </w:pPr>
-      <w:hyperlink w:anchor="_Toc223796799" w:history="1">
+      <w:hyperlink w:anchor="_Toc223861332" w:history="1">
         <w:r>
           <w:rPr>
             <w:rStyle w:val="Lienhypertexte"/>
@@ -926,7 +926,7 @@
             <w:noProof/>
             <w:webHidden/>
           </w:rPr>
-          <w:instrText xml:space="preserve"> PAGEREF _Toc223796799 \h </w:instrText>
+          <w:instrText xml:space="preserve"> PAGEREF _Toc223861332 \h </w:instrText>
         </w:r>
         <w:r>
           <w:rPr>
@@ -974,7 +974,7 @@
           <w14:ligatures w14:val="standardContextual"/>
         </w:rPr>
       </w:pPr>
-      <w:hyperlink w:anchor="_Toc223796800" w:history="1">
+      <w:hyperlink w:anchor="_Toc223861333" w:history="1">
         <w:r>
           <w:rPr>
             <w:rStyle w:val="Lienhypertexte"/>
@@ -1001,7 +1001,7 @@
             <w:noProof/>
             <w:webHidden/>
           </w:rPr>
-          <w:instrText xml:space="preserve"> PAGEREF _Toc223796800 \h </w:instrText>
+          <w:instrText xml:space="preserve"> PAGEREF _Toc223861333 \h </w:instrText>
         </w:r>
         <w:r>
           <w:rPr>
@@ -1048,7 +1048,7 @@
           <w14:ligatures w14:val="standardContextual"/>
         </w:rPr>
       </w:pPr>
-      <w:hyperlink w:anchor="_Toc223796801" w:history="1">
+      <w:hyperlink w:anchor="_Toc223861334" w:history="1">
         <w:r>
           <w:rPr>
             <w:rStyle w:val="Lienhypertexte"/>
@@ -1075,7 +1075,7 @@
             <w:noProof/>
             <w:webHidden/>
           </w:rPr>
-          <w:instrText xml:space="preserve"> PAGEREF _Toc223796801 \h </w:instrText>
+          <w:instrText xml:space="preserve"> PAGEREF _Toc223861334 \h </w:instrText>
         </w:r>
         <w:r>
           <w:rPr>
@@ -1096,6 +1096,231 @@
             <w:webHidden/>
           </w:rPr>
           <w:t>15</w:t>
+        </w:r>
+        <w:r>
+          <w:rPr>
+            <w:noProof/>
+            <w:webHidden/>
+          </w:rPr>
+          <w:fldChar w:fldCharType="end"/>
+        </w:r>
+      </w:hyperlink>
+    </w:p>
+    <w:p>
+      <w:pPr>
+        <w:pStyle w:val="TM3"/>
+        <w:tabs>
+          <w:tab w:val="right" w:leader="dot" w:pos="9062"/>
+        </w:tabs>
+        <w:rPr>
+          <w:rFonts w:eastAsiaTheme="minorEastAsia" w:cstheme="minorBidi"/>
+          <w:i w:val="0"/>
+          <w:iCs w:val="0"/>
+          <w:noProof/>
+          <w:kern w:val="2"/>
+          <w:sz w:val="24"/>
+          <w:lang w:eastAsia="fr-FR"/>
+          <w14:ligatures w14:val="standardContextual"/>
+        </w:rPr>
+      </w:pPr>
+      <w:hyperlink w:anchor="_Toc223861335" w:history="1">
+        <w:r>
+          <w:rPr>
+            <w:rStyle w:val="Lienhypertexte"/>
+            <w:noProof/>
+          </w:rPr>
+          <w:t>2.4.1. Étape 1 : Cliquer sur le menu Formules &gt; Gestionnaire de noms</w:t>
+        </w:r>
+        <w:r>
+          <w:rPr>
+            <w:noProof/>
+            <w:webHidden/>
+          </w:rPr>
+          <w:tab/>
+        </w:r>
+        <w:r>
+          <w:rPr>
+            <w:noProof/>
+            <w:webHidden/>
+          </w:rPr>
+          <w:fldChar w:fldCharType="begin"/>
+        </w:r>
+        <w:r>
+          <w:rPr>
+            <w:noProof/>
+            <w:webHidden/>
+          </w:rPr>
+          <w:instrText xml:space="preserve"> PAGEREF _Toc223861335 \h </w:instrText>
+        </w:r>
+        <w:r>
+          <w:rPr>
+            <w:noProof/>
+            <w:webHidden/>
+          </w:rPr>
+        </w:r>
+        <w:r>
+          <w:rPr>
+            <w:noProof/>
+            <w:webHidden/>
+          </w:rPr>
+          <w:fldChar w:fldCharType="separate"/>
+        </w:r>
+        <w:r>
+          <w:rPr>
+            <w:noProof/>
+            <w:webHidden/>
+          </w:rPr>
+          <w:t>15</w:t>
+        </w:r>
+        <w:r>
+          <w:rPr>
+            <w:noProof/>
+            <w:webHidden/>
+          </w:rPr>
+          <w:fldChar w:fldCharType="end"/>
+        </w:r>
+      </w:hyperlink>
+    </w:p>
+    <w:p>
+      <w:pPr>
+        <w:pStyle w:val="TM3"/>
+        <w:tabs>
+          <w:tab w:val="right" w:leader="dot" w:pos="9062"/>
+        </w:tabs>
+        <w:rPr>
+          <w:rFonts w:eastAsiaTheme="minorEastAsia" w:cstheme="minorBidi"/>
+          <w:i w:val="0"/>
+          <w:iCs w:val="0"/>
+          <w:noProof/>
+          <w:kern w:val="2"/>
+          <w:sz w:val="24"/>
+          <w:lang w:eastAsia="fr-FR"/>
+          <w14:ligatures w14:val="standardContextual"/>
+        </w:rPr>
+      </w:pPr>
+      <w:hyperlink w:anchor="_Toc223861336" w:history="1">
+        <w:r>
+          <w:rPr>
+            <w:rStyle w:val="Lienhypertexte"/>
+            <w:noProof/>
+          </w:rPr>
+          <w:t>2.4.2. Étape 2 : Gestionnaire de noms &gt; insérer un nouveau nom</w:t>
+        </w:r>
+        <w:r>
+          <w:rPr>
+            <w:noProof/>
+            <w:webHidden/>
+          </w:rPr>
+          <w:tab/>
+        </w:r>
+        <w:r>
+          <w:rPr>
+            <w:noProof/>
+            <w:webHidden/>
+          </w:rPr>
+          <w:fldChar w:fldCharType="begin"/>
+        </w:r>
+        <w:r>
+          <w:rPr>
+            <w:noProof/>
+            <w:webHidden/>
+          </w:rPr>
+          <w:instrText xml:space="preserve"> PAGEREF _Toc223861336 \h </w:instrText>
+        </w:r>
+        <w:r>
+          <w:rPr>
+            <w:noProof/>
+            <w:webHidden/>
+          </w:rPr>
+        </w:r>
+        <w:r>
+          <w:rPr>
+            <w:noProof/>
+            <w:webHidden/>
+          </w:rPr>
+          <w:fldChar w:fldCharType="separate"/>
+        </w:r>
+        <w:r>
+          <w:rPr>
+            <w:noProof/>
+            <w:webHidden/>
+          </w:rPr>
+          <w:t>16</w:t>
+        </w:r>
+        <w:r>
+          <w:rPr>
+            <w:noProof/>
+            <w:webHidden/>
+          </w:rPr>
+          <w:fldChar w:fldCharType="end"/>
+        </w:r>
+      </w:hyperlink>
+    </w:p>
+    <w:p>
+      <w:pPr>
+        <w:pStyle w:val="TM3"/>
+        <w:tabs>
+          <w:tab w:val="right" w:leader="dot" w:pos="9062"/>
+        </w:tabs>
+        <w:rPr>
+          <w:rFonts w:eastAsiaTheme="minorEastAsia" w:cstheme="minorBidi"/>
+          <w:i w:val="0"/>
+          <w:iCs w:val="0"/>
+          <w:noProof/>
+          <w:kern w:val="2"/>
+          <w:sz w:val="24"/>
+          <w:lang w:eastAsia="fr-FR"/>
+          <w14:ligatures w14:val="standardContextual"/>
+        </w:rPr>
+      </w:pPr>
+      <w:hyperlink w:anchor="_Toc223861337" w:history="1">
+        <w:r>
+          <w:rPr>
+            <w:rStyle w:val="Lienhypertexte"/>
+            <w:noProof/>
+          </w:rPr>
+          <w:t>2.4.3. Étape 3 : Rentrer la fonction LIRE.CLASSEUR(1)</w:t>
+        </w:r>
+        <w:r>
+          <w:rPr>
+            <w:noProof/>
+            <w:webHidden/>
+          </w:rPr>
+          <w:tab/>
+        </w:r>
+        <w:r>
+          <w:rPr>
+            <w:noProof/>
+            <w:webHidden/>
+          </w:rPr>
+          <w:fldChar w:fldCharType="begin"/>
+        </w:r>
+        <w:r>
+          <w:rPr>
+            <w:noProof/>
+            <w:webHidden/>
+          </w:rPr>
+          <w:instrText xml:space="preserve"> PAGEREF _Toc223861337 \h </w:instrText>
+        </w:r>
+        <w:r>
+          <w:rPr>
+            <w:noProof/>
+            <w:webHidden/>
+          </w:rPr>
+        </w:r>
+        <w:r>
+          <w:rPr>
+            <w:noProof/>
+            <w:webHidden/>
+          </w:rPr>
+          <w:fldChar w:fldCharType="separate"/>
+        </w:r>
+        <w:r>
+          <w:rPr>
+            <w:noProof/>
+            <w:webHidden/>
+          </w:rPr>
+          <w:t>16</w:t>
         </w:r>
         <w:r>
           <w:rPr>
@@ -1124,7 +1349,7 @@
           <w14:ligatures w14:val="standardContextual"/>
         </w:rPr>
       </w:pPr>
-      <w:hyperlink w:anchor="_Toc223796802" w:history="1">
+      <w:hyperlink w:anchor="_Toc223861338" w:history="1">
         <w:r>
           <w:rPr>
             <w:rStyle w:val="Lienhypertexte"/>
@@ -1151,7 +1376,7 @@
             <w:noProof/>
             <w:webHidden/>
           </w:rPr>
-          <w:instrText xml:space="preserve"> PAGEREF _Toc223796802 \h </w:instrText>
+          <w:instrText xml:space="preserve"> PAGEREF _Toc223861338 \h </w:instrText>
         </w:r>
         <w:r>
           <w:rPr>
@@ -1171,7 +1396,7 @@
             <w:noProof/>
             <w:webHidden/>
           </w:rPr>
-          <w:t>15</w:t>
+          <w:t>17</w:t>
         </w:r>
         <w:r>
           <w:rPr>
@@ -1191,7 +1416,7 @@
       <w:pPr>
         <w:pStyle w:val="Titre1"/>
       </w:pPr>
-      <w:bookmarkStart w:id="0" w:name="_Toc223796789"/>
+      <w:bookmarkStart w:id="0" w:name="_Toc223861322"/>
       <w:r>
         <w:t>Prolégomènes</w:t>
       </w:r>
@@ -1201,7 +1426,7 @@
       <w:pPr>
         <w:pStyle w:val="Titre2"/>
       </w:pPr>
-      <w:bookmarkStart w:id="1" w:name="_Toc223796790"/>
+      <w:bookmarkStart w:id="1" w:name="_Toc223861323"/>
       <w:r>
         <w:t xml:space="preserve">Le </w:t>
       </w:r>
@@ -1350,7 +1575,7 @@
       <w:pPr>
         <w:pStyle w:val="Titre1"/>
       </w:pPr>
-      <w:bookmarkStart w:id="2" w:name="_Toc223796791"/>
+      <w:bookmarkStart w:id="2" w:name="_Toc223861324"/>
       <w:r>
         <w:t>Liste avec</w:t>
       </w:r>
@@ -1384,7 +1609,7 @@
       <w:pPr>
         <w:pStyle w:val="Titre2"/>
       </w:pPr>
-      <w:bookmarkStart w:id="3" w:name="_Toc223796792"/>
+      <w:bookmarkStart w:id="3" w:name="_Toc223861325"/>
       <w:r>
         <w:t xml:space="preserve">Avec </w:t>
       </w:r>
@@ -1936,7 +2161,7 @@
       <w:pPr>
         <w:pStyle w:val="Titre3"/>
       </w:pPr>
-      <w:bookmarkStart w:id="4" w:name="_Toc223796793"/>
+      <w:bookmarkStart w:id="4" w:name="_Toc223861326"/>
       <w:r>
         <w:t>Explications :</w:t>
       </w:r>
@@ -2337,7 +2562,7 @@
       <w:pPr>
         <w:pStyle w:val="Titre2"/>
       </w:pPr>
-      <w:bookmarkStart w:id="5" w:name="_Toc223796794"/>
+      <w:bookmarkStart w:id="5" w:name="_Toc223861327"/>
       <w:r>
         <w:t>Avec LIRE.CLASSEUR , TRANSPOSE et SUBSTITUE</w:t>
       </w:r>
@@ -3035,7 +3260,7 @@
       <w:pPr>
         <w:pStyle w:val="Titre3"/>
       </w:pPr>
-      <w:bookmarkStart w:id="6" w:name="_Toc223796795"/>
+      <w:bookmarkStart w:id="6" w:name="_Toc223861328"/>
       <w:r>
         <w:t>Explications :</w:t>
       </w:r>
@@ -3276,7 +3501,7 @@
       <w:pPr>
         <w:pStyle w:val="Titre2"/>
       </w:pPr>
-      <w:bookmarkStart w:id="7" w:name="_Toc223796796"/>
+      <w:bookmarkStart w:id="7" w:name="_Toc223861329"/>
       <w:r>
         <w:t>Avec LIRE.CLASSEUR, REMPLACER, TROUVE et TRANSPOSE</w:t>
       </w:r>
@@ -3284,26 +3509,14 @@
     </w:p>
     <w:p>
       <w:r>
-        <w:t xml:space="preserve">Ici, également, on va utiliser </w:t>
-      </w:r>
-      <w:r>
-        <w:t xml:space="preserve">une plage </w:t>
-      </w:r>
-      <w:r>
-        <w:t xml:space="preserve">nommée avec une </w:t>
-      </w:r>
-      <w:r>
-        <w:t>liste dans une nouvelle feuille</w:t>
-      </w:r>
-      <w:r>
-        <w:t>.</w:t>
+        <w:t>Ici, également, on va utiliser une plage nommée avec une liste dans une nouvelle feuille.</w:t>
       </w:r>
     </w:p>
     <w:p>
       <w:pPr>
         <w:pStyle w:val="Titre3"/>
       </w:pPr>
-      <w:bookmarkStart w:id="8" w:name="_Toc223796797"/>
+      <w:bookmarkStart w:id="8" w:name="_Toc223861330"/>
       <w:r>
         <w:t>Étape 1 : Clique</w:t>
       </w:r>
@@ -3444,7 +3657,7 @@
       <w:pPr>
         <w:pStyle w:val="Titre3"/>
       </w:pPr>
-      <w:bookmarkStart w:id="9" w:name="_Toc223796798"/>
+      <w:bookmarkStart w:id="9" w:name="_Toc223861331"/>
       <w:r>
         <w:t>Étape 2 : Modifiez le nom et la formule dans la boîte de dialogue Nouveau nom</w:t>
       </w:r>
@@ -3505,10 +3718,7 @@
         <w:t xml:space="preserve"> Dans la </w:t>
       </w:r>
       <w:r>
-        <w:t>boîte de dialogue</w:t>
-      </w:r>
-      <w:r>
-        <w:t xml:space="preserve"> </w:t>
+        <w:t xml:space="preserve">boîte de dialogue </w:t>
       </w:r>
       <w:r>
         <w:t xml:space="preserve">« Nouveau nom », entrez « </w:t>
@@ -3657,6 +3867,7 @@
       </w:pPr>
       <w:r>
         <w:rPr>
+          <w:noProof/>
           <w:sz w:val="32"/>
           <w:szCs w:val="32"/>
           <w:lang w:val="en-US"/>
@@ -3709,6 +3920,7 @@
       </w:pPr>
       <w:r>
         <w:rPr>
+          <w:noProof/>
           <w:sz w:val="32"/>
           <w:szCs w:val="32"/>
           <w:lang w:val="en-US"/>
@@ -3760,6 +3972,7 @@
       </w:pPr>
       <w:r>
         <w:rPr>
+          <w:noProof/>
           <w:sz w:val="32"/>
           <w:szCs w:val="32"/>
           <w:lang w:val="en-US"/>
@@ -3811,6 +4024,7 @@
       </w:pPr>
       <w:r>
         <w:rPr>
+          <w:noProof/>
           <w:sz w:val="32"/>
           <w:szCs w:val="32"/>
           <w:lang w:val="en-US"/>
@@ -3867,17 +4081,14 @@
         <w:t>: l</w:t>
       </w:r>
       <w:r>
-        <w:t>a formule génère le nom des feuilles, en ligne, alors qu’on les veut en colonne.</w:t>
-      </w:r>
-      <w:r>
-        <w:t xml:space="preserve"> Pour y remédier on va utiliser la fonction TRANSPOSE.</w:t>
+        <w:t>a formule génère le nom des feuilles, en ligne, alors qu’on les veut en colonne. Pour y remédier on va utiliser la fonction TRANSPOSE.</w:t>
       </w:r>
     </w:p>
     <w:p>
       <w:pPr>
         <w:pStyle w:val="Titre3"/>
       </w:pPr>
-      <w:bookmarkStart w:id="10" w:name="_Toc223796799"/>
+      <w:bookmarkStart w:id="10" w:name="_Toc223861332"/>
       <w:r>
         <w:t>Étape 3 : Utilisation d'une formule pour lister les noms des feuilles</w:t>
       </w:r>
@@ -3931,6 +4142,9 @@
     </w:p>
     <w:p>
       <w:r>
+        <w:rPr>
+          <w:noProof/>
+        </w:rPr>
         <w:drawing>
           <wp:inline distT="0" distB="0" distL="0" distR="0" wp14:anchorId="4E3EFD92" wp14:editId="2B7CB799">
             <wp:extent cx="4972050" cy="2428478"/>
@@ -3973,6 +4187,9 @@
     </w:p>
     <w:p>
       <w:r>
+        <w:rPr>
+          <w:noProof/>
+        </w:rPr>
         <w:lastRenderedPageBreak/>
         <w:drawing>
           <wp:inline distT="0" distB="0" distL="0" distR="0" wp14:anchorId="2AC2277E" wp14:editId="4774A32A">
@@ -4016,7 +4233,7 @@
       <w:pPr>
         <w:pStyle w:val="Titre3"/>
       </w:pPr>
-      <w:bookmarkStart w:id="11" w:name="_Toc223796800"/>
+      <w:bookmarkStart w:id="11" w:name="_Toc223861333"/>
       <w:r>
         <w:t>Pour aller plus loin</w:t>
       </w:r>
@@ -4040,7 +4257,7 @@
       <w:pPr>
         <w:pStyle w:val="Titre2"/>
       </w:pPr>
-      <w:bookmarkStart w:id="12" w:name="_Toc223796801"/>
+      <w:bookmarkStart w:id="12" w:name="_Toc223861334"/>
       <w:r>
         <w:t xml:space="preserve">Avec LIRE.CLASSEUR, </w:t>
       </w:r>
@@ -4055,6 +4272,393 @@
       </w:r>
       <w:bookmarkEnd w:id="12"/>
     </w:p>
+    <w:p>
+      <w:r>
+        <w:t>On va donc</w:t>
+      </w:r>
+      <w:r>
+        <w:t xml:space="preserve"> lister dans la feuille de calcul principale, le nom de</w:t>
+      </w:r>
+      <w:r>
+        <w:t xml:space="preserve"> toutes las autres</w:t>
+      </w:r>
+      <w:r>
+        <w:t xml:space="preserve"> feuilles d</w:t>
+      </w:r>
+      <w:r>
+        <w:t>u classeur.</w:t>
+      </w:r>
+    </w:p>
+    <w:p>
+      <w:r>
+        <w:t xml:space="preserve">Pour pouvoir effectuer cette </w:t>
+      </w:r>
+      <w:r>
+        <w:t>liste</w:t>
+      </w:r>
+      <w:r>
+        <w:t xml:space="preserve"> des feuilles de calcul présentes sur un classeur Excel, nous allons utilis</w:t>
+      </w:r>
+      <w:r>
+        <w:t>er</w:t>
+      </w:r>
+      <w:r>
+        <w:t xml:space="preserve"> une fonction </w:t>
+      </w:r>
+      <w:r>
+        <w:t>cachée</w:t>
+      </w:r>
+      <w:r>
+        <w:t xml:space="preserve"> d’Excel, il s’agit de la fonction à LIRE.CLASSEUR().</w:t>
+      </w:r>
+    </w:p>
+    <w:p>
+      <w:pPr>
+        <w:spacing w:after="0"/>
+      </w:pPr>
+      <w:r>
+        <w:rPr>
+          <w:noProof/>
+        </w:rPr>
+        <w:drawing>
+          <wp:inline distT="0" distB="0" distL="0" distR="0" wp14:anchorId="52A68EDF" wp14:editId="5ED1C016">
+            <wp:extent cx="360000" cy="360000"/>
+            <wp:effectExtent l="0" t="0" r="2540" b="2540"/>
+            <wp:docPr id="451675176" name="Graphique 1" descr="Informations avec un remplissage uni"/>
+            <wp:cNvGraphicFramePr>
+              <a:graphicFrameLocks xmlns:a="http://schemas.openxmlformats.org/drawingml/2006/main" noChangeAspect="1"/>
+            </wp:cNvGraphicFramePr>
+            <a:graphic xmlns:a="http://schemas.openxmlformats.org/drawingml/2006/main">
+              <a:graphicData uri="http://schemas.openxmlformats.org/drawingml/2006/picture">
+                <pic:pic xmlns:pic="http://schemas.openxmlformats.org/drawingml/2006/picture">
+                  <pic:nvPicPr>
+                    <pic:cNvPr id="451675176" name="Graphique 451675176" descr="Informations avec un remplissage uni"/>
+                    <pic:cNvPicPr/>
+                  </pic:nvPicPr>
+                  <pic:blipFill>
+                    <a:blip r:embed="rId29">
+                      <a:extLst>
+                        <a:ext uri="{96DAC541-7B7A-43D3-8B79-37D633B846F1}">
+                          <asvg:svgBlip xmlns:asvg="http://schemas.microsoft.com/office/drawing/2016/SVG/main" r:embed="rId30"/>
+                        </a:ext>
+                      </a:extLst>
+                    </a:blip>
+                    <a:stretch>
+                      <a:fillRect/>
+                    </a:stretch>
+                  </pic:blipFill>
+                  <pic:spPr>
+                    <a:xfrm>
+                      <a:off x="0" y="0"/>
+                      <a:ext cx="360000" cy="360000"/>
+                    </a:xfrm>
+                    <a:prstGeom prst="rect">
+                      <a:avLst/>
+                    </a:prstGeom>
+                  </pic:spPr>
+                </pic:pic>
+              </a:graphicData>
+            </a:graphic>
+          </wp:inline>
+        </w:drawing>
+      </w:r>
+      <w:r>
+        <w:t>La fonction LIRE.CLASSEUR</w:t>
+      </w:r>
+      <w:r>
+        <w:t>()</w:t>
+      </w:r>
+      <w:r>
+        <w:t xml:space="preserve"> est ce qu’on appelle une </w:t>
+      </w:r>
+      <w:r>
+        <w:rPr>
+          <w:b/>
+          <w:bCs/>
+        </w:rPr>
+        <w:t>fonction macro.</w:t>
+      </w:r>
+      <w:r>
+        <w:t xml:space="preserve"> Elle renvoie les noms des feuilles du classeur Excel.</w:t>
+      </w:r>
+      <w:r>
+        <w:t xml:space="preserve"> C’</w:t>
+      </w:r>
+      <w:r>
+        <w:t xml:space="preserve">est une fonction de macro </w:t>
+      </w:r>
+      <w:r>
+        <w:rPr>
+          <w:b/>
+          <w:bCs/>
+        </w:rPr>
+        <w:t>héritée d’ « Excel 4 ».</w:t>
+      </w:r>
+      <w:r>
+        <w:t xml:space="preserve"> C’est la raison pour laquelle elle ne s’utilise pas comme les fonctions classiques</w:t>
+      </w:r>
+      <w:r>
+        <w:t xml:space="preserve"> ; et que l’on doit passer par une plage nommée. En effet, </w:t>
+      </w:r>
+      <w:r>
+        <w:t>le problème est que la fonction est macro</w:t>
+      </w:r>
+      <w:r>
+        <w:t xml:space="preserve"> ; </w:t>
+      </w:r>
+      <w:r>
+        <w:t>Donc on ne peut mettre la formule de calcul dans une cellule.</w:t>
+      </w:r>
+    </w:p>
+    <w:p>
+      <w:pPr>
+        <w:spacing w:after="0"/>
+        <w:rPr>
+          <w:b/>
+          <w:bCs/>
+        </w:rPr>
+      </w:pPr>
+      <w:r>
+        <w:t xml:space="preserve">Pour qu’elle fonctionne, il faut mettre la formule dans </w:t>
+      </w:r>
+      <w:r>
+        <w:rPr>
+          <w:b/>
+          <w:bCs/>
+        </w:rPr>
+        <w:t>le gestionnaire de noms.</w:t>
+      </w:r>
+    </w:p>
+    <w:p>
+      <w:pPr>
+        <w:spacing w:after="0"/>
+      </w:pPr>
+    </w:p>
+    <w:p>
+      <w:pPr>
+        <w:pStyle w:val="Titre3"/>
+      </w:pPr>
+      <w:bookmarkStart w:id="13" w:name="_Toc223861335"/>
+      <w:r>
+        <w:t>Étape 1 : Clique</w:t>
+      </w:r>
+      <w:r>
+        <w:t>r</w:t>
+      </w:r>
+      <w:r>
+        <w:t xml:space="preserve"> sur</w:t>
+      </w:r>
+      <w:r>
+        <w:t xml:space="preserve"> le menu</w:t>
+      </w:r>
+      <w:r>
+        <w:t xml:space="preserve"> Formules &gt; </w:t>
+      </w:r>
+      <w:r>
+        <w:t>G</w:t>
+      </w:r>
+      <w:r>
+        <w:t>estionnaire de noms</w:t>
+      </w:r>
+      <w:bookmarkEnd w:id="13"/>
+    </w:p>
+    <w:p>
+      <w:r>
+        <w:t>Ici, également, on va utiliser une plage nommée avec une liste dans une nouvelle feuille</w:t>
+      </w:r>
+      <w:r>
+        <w:t xml:space="preserve"> qui sera nommée : « </w:t>
+      </w:r>
+      <w:r>
+        <w:rPr>
+          <w:b/>
+          <w:bCs/>
+        </w:rPr>
+        <w:t>Sommaire</w:t>
+      </w:r>
+      <w:r>
+        <w:t> »</w:t>
+      </w:r>
+    </w:p>
+    <w:p>
+      <w:r>
+        <w:lastRenderedPageBreak/>
+        <w:drawing>
+          <wp:inline distT="0" distB="0" distL="0" distR="0" wp14:anchorId="1A0CBB4D" wp14:editId="7E8F53C3">
+            <wp:extent cx="5760720" cy="2185670"/>
+            <wp:effectExtent l="0" t="0" r="0" b="5080"/>
+            <wp:docPr id="1717241934" name="Image 1"/>
+            <wp:cNvGraphicFramePr>
+              <a:graphicFrameLocks xmlns:a="http://schemas.openxmlformats.org/drawingml/2006/main" noChangeAspect="1"/>
+            </wp:cNvGraphicFramePr>
+            <a:graphic xmlns:a="http://schemas.openxmlformats.org/drawingml/2006/main">
+              <a:graphicData uri="http://schemas.openxmlformats.org/drawingml/2006/picture">
+                <pic:pic xmlns:pic="http://schemas.openxmlformats.org/drawingml/2006/picture">
+                  <pic:nvPicPr>
+                    <pic:cNvPr id="1717241934" name=""/>
+                    <pic:cNvPicPr/>
+                  </pic:nvPicPr>
+                  <pic:blipFill>
+                    <a:blip r:embed="rId31"/>
+                    <a:stretch>
+                      <a:fillRect/>
+                    </a:stretch>
+                  </pic:blipFill>
+                  <pic:spPr>
+                    <a:xfrm>
+                      <a:off x="0" y="0"/>
+                      <a:ext cx="5760720" cy="2185670"/>
+                    </a:xfrm>
+                    <a:prstGeom prst="rect">
+                      <a:avLst/>
+                    </a:prstGeom>
+                  </pic:spPr>
+                </pic:pic>
+              </a:graphicData>
+            </a:graphic>
+          </wp:inline>
+        </w:drawing>
+      </w:r>
+    </w:p>
+    <w:p>
+      <w:pPr>
+        <w:pStyle w:val="Titre3"/>
+      </w:pPr>
+      <w:bookmarkStart w:id="14" w:name="_Toc223861336"/>
+      <w:r>
+        <w:t xml:space="preserve">Étape </w:t>
+      </w:r>
+      <w:r>
+        <w:t>2</w:t>
+      </w:r>
+      <w:r>
+        <w:t xml:space="preserve"> : </w:t>
+      </w:r>
+      <w:r>
+        <w:t>G</w:t>
+      </w:r>
+      <w:r>
+        <w:t>estionnaire de noms</w:t>
+      </w:r>
+      <w:r>
+        <w:t xml:space="preserve"> &gt; </w:t>
+      </w:r>
+      <w:r>
+        <w:t>insérer un nouveau nom</w:t>
+      </w:r>
+      <w:bookmarkEnd w:id="14"/>
+    </w:p>
+    <w:p>
+      <w:r>
+        <w:rPr>
+          <w:rFonts w:ascii="Arial" w:hAnsi="Arial" w:cs="Arial"/>
+        </w:rPr>
+        <w:t>►</w:t>
+      </w:r>
+      <w:r>
+        <w:t xml:space="preserve"> Dans la boîte de dialogue « Nouveau nom », entre</w:t>
+      </w:r>
+      <w:r>
+        <w:t>r</w:t>
+      </w:r>
+      <w:r>
+        <w:t xml:space="preserve"> « </w:t>
+      </w:r>
+      <w:proofErr w:type="spellStart"/>
+      <w:r>
+        <w:rPr>
+          <w:b/>
+          <w:bCs/>
+        </w:rPr>
+        <w:t>ListSheets</w:t>
+      </w:r>
+      <w:proofErr w:type="spellEnd"/>
+      <w:r>
+        <w:t xml:space="preserve"> » dans le </w:t>
+      </w:r>
+      <w:proofErr w:type="gramStart"/>
+      <w:r>
+        <w:t xml:space="preserve">champ </w:t>
+      </w:r>
+      <w:r>
+        <w:t xml:space="preserve"> </w:t>
+      </w:r>
+      <w:r>
+        <w:t>"</w:t>
+      </w:r>
+      <w:proofErr w:type="gramEnd"/>
+      <w:r>
+        <w:t>Nom" pour créer</w:t>
+      </w:r>
+      <w:r>
+        <w:t xml:space="preserve"> la plage </w:t>
+      </w:r>
+      <w:r>
+        <w:t>nommée.</w:t>
+      </w:r>
+    </w:p>
+    <w:p>
+      <w:r>
+        <w:drawing>
+          <wp:inline distT="0" distB="0" distL="0" distR="0" wp14:anchorId="190B3069" wp14:editId="53563FD2">
+            <wp:extent cx="5760720" cy="2426970"/>
+            <wp:effectExtent l="0" t="0" r="0" b="0"/>
+            <wp:docPr id="3563064" name="Image 1"/>
+            <wp:cNvGraphicFramePr>
+              <a:graphicFrameLocks xmlns:a="http://schemas.openxmlformats.org/drawingml/2006/main" noChangeAspect="1"/>
+            </wp:cNvGraphicFramePr>
+            <a:graphic xmlns:a="http://schemas.openxmlformats.org/drawingml/2006/main">
+              <a:graphicData uri="http://schemas.openxmlformats.org/drawingml/2006/picture">
+                <pic:pic xmlns:pic="http://schemas.openxmlformats.org/drawingml/2006/picture">
+                  <pic:nvPicPr>
+                    <pic:cNvPr id="3563064" name=""/>
+                    <pic:cNvPicPr/>
+                  </pic:nvPicPr>
+                  <pic:blipFill>
+                    <a:blip r:embed="rId32"/>
+                    <a:stretch>
+                      <a:fillRect/>
+                    </a:stretch>
+                  </pic:blipFill>
+                  <pic:spPr>
+                    <a:xfrm>
+                      <a:off x="0" y="0"/>
+                      <a:ext cx="5760720" cy="2426970"/>
+                    </a:xfrm>
+                    <a:prstGeom prst="rect">
+                      <a:avLst/>
+                    </a:prstGeom>
+                  </pic:spPr>
+                </pic:pic>
+              </a:graphicData>
+            </a:graphic>
+          </wp:inline>
+        </w:drawing>
+      </w:r>
+    </w:p>
+    <w:p>
+      <w:pPr>
+        <w:pStyle w:val="Titre3"/>
+      </w:pPr>
+      <w:bookmarkStart w:id="15" w:name="_Toc223861337"/>
+      <w:r>
+        <w:t xml:space="preserve">Étape </w:t>
+      </w:r>
+      <w:r>
+        <w:t>3</w:t>
+      </w:r>
+      <w:r>
+        <w:t xml:space="preserve"> : </w:t>
+      </w:r>
+      <w:r>
+        <w:t>Rentre</w:t>
+      </w:r>
+      <w:r>
+        <w:t>r la fonction LIRE.CLASSEUR(1)</w:t>
+      </w:r>
+      <w:bookmarkEnd w:id="15"/>
+    </w:p>
+    <w:p/>
     <w:p/>
     <w:p>
       <w:pPr>
@@ -4164,13 +4768,13 @@
       <w:pPr>
         <w:pStyle w:val="Titre1"/>
       </w:pPr>
-      <w:bookmarkStart w:id="13" w:name="_Toc223707034"/>
-      <w:bookmarkStart w:id="14" w:name="_Toc223796802"/>
+      <w:bookmarkStart w:id="16" w:name="_Toc223707034"/>
+      <w:bookmarkStart w:id="17" w:name="_Toc223861338"/>
       <w:r>
         <w:t>Links</w:t>
       </w:r>
-      <w:bookmarkEnd w:id="13"/>
-      <w:bookmarkEnd w:id="14"/>
+      <w:bookmarkEnd w:id="16"/>
+      <w:bookmarkEnd w:id="17"/>
     </w:p>
     <w:p>
       <w:pPr>
@@ -4203,8 +4807,8 @@
     <w:p/>
     <w:p/>
     <w:sectPr>
-      <w:headerReference w:type="default" r:id="rId29"/>
-      <w:footerReference w:type="default" r:id="rId30"/>
+      <w:headerReference w:type="default" r:id="rId33"/>
+      <w:footerReference w:type="default" r:id="rId34"/>
       <w:pgSz w:w="11906" w:h="16838"/>
       <w:pgMar w:top="1417" w:right="1417" w:bottom="1417" w:left="1417" w:header="708" w:footer="708" w:gutter="0"/>
       <w:cols w:space="708"/>
@@ -4740,7 +5344,7 @@
               <w:sz w:val="16"/>
               <w:szCs w:val="16"/>
             </w:rPr>
-            <w:t>07-03-2026 16:05</w:t>
+            <w:t>07-03-2026 17:26</w:t>
           </w:r>
           <w:r>
             <w:rPr>
@@ -5759,7 +6363,7 @@
   <w:style w:type="paragraph" w:default="1" w:styleId="Normal">
     <w:name w:val="Normal"/>
     <w:qFormat/>
-    <w:rsid w:val="00C406BF"/>
+    <w:rsid w:val="00AE0A09"/>
   </w:style>
   <w:style w:type="paragraph" w:styleId="Titre1">
     <w:name w:val="heading 1"/>

--- a/EXCEL_CodeSource/Classeurs_CodeSource/SheetsList/Lister le nom des feuilles dans Excel.docx
+++ b/EXCEL_CodeSource/Classeurs_CodeSource/SheetsList/Lister le nom des feuilles dans Excel.docx
@@ -152,7 +152,7 @@
       <w:r>
         <w:fldChar w:fldCharType="separate"/>
       </w:r>
-      <w:hyperlink w:anchor="_Toc223861322" w:history="1">
+      <w:hyperlink w:anchor="_Toc223866601" w:history="1">
         <w:r>
           <w:rPr>
             <w:rStyle w:val="Lienhypertexte"/>
@@ -179,7 +179,7 @@
             <w:noProof/>
             <w:webHidden/>
           </w:rPr>
-          <w:instrText xml:space="preserve"> PAGEREF _Toc223861322 \h </w:instrText>
+          <w:instrText xml:space="preserve"> PAGEREF _Toc223866601 \h </w:instrText>
         </w:r>
         <w:r>
           <w:rPr>
@@ -199,7 +199,7 @@
             <w:noProof/>
             <w:webHidden/>
           </w:rPr>
-          <w:t>1</w:t>
+          <w:t>2</w:t>
         </w:r>
         <w:r>
           <w:rPr>
@@ -226,7 +226,7 @@
           <w14:ligatures w14:val="standardContextual"/>
         </w:rPr>
       </w:pPr>
-      <w:hyperlink w:anchor="_Toc223861323" w:history="1">
+      <w:hyperlink w:anchor="_Toc223866602" w:history="1">
         <w:r>
           <w:rPr>
             <w:rStyle w:val="Lienhypertexte"/>
@@ -253,7 +253,7 @@
             <w:noProof/>
             <w:webHidden/>
           </w:rPr>
-          <w:instrText xml:space="preserve"> PAGEREF _Toc223861323 \h </w:instrText>
+          <w:instrText xml:space="preserve"> PAGEREF _Toc223866602 \h </w:instrText>
         </w:r>
         <w:r>
           <w:rPr>
@@ -273,7 +273,7 @@
             <w:noProof/>
             <w:webHidden/>
           </w:rPr>
-          <w:t>1</w:t>
+          <w:t>2</w:t>
         </w:r>
         <w:r>
           <w:rPr>
@@ -302,7 +302,7 @@
           <w14:ligatures w14:val="standardContextual"/>
         </w:rPr>
       </w:pPr>
-      <w:hyperlink w:anchor="_Toc223861324" w:history="1">
+      <w:hyperlink w:anchor="_Toc223866603" w:history="1">
         <w:r>
           <w:rPr>
             <w:rStyle w:val="Lienhypertexte"/>
@@ -329,7 +329,7 @@
             <w:noProof/>
             <w:webHidden/>
           </w:rPr>
-          <w:instrText xml:space="preserve"> PAGEREF _Toc223861324 \h </w:instrText>
+          <w:instrText xml:space="preserve"> PAGEREF _Toc223866603 \h </w:instrText>
         </w:r>
         <w:r>
           <w:rPr>
@@ -376,7 +376,7 @@
           <w14:ligatures w14:val="standardContextual"/>
         </w:rPr>
       </w:pPr>
-      <w:hyperlink w:anchor="_Toc223861325" w:history="1">
+      <w:hyperlink w:anchor="_Toc223866604" w:history="1">
         <w:r>
           <w:rPr>
             <w:rStyle w:val="Lienhypertexte"/>
@@ -403,7 +403,7 @@
             <w:noProof/>
             <w:webHidden/>
           </w:rPr>
-          <w:instrText xml:space="preserve"> PAGEREF _Toc223861325 \h </w:instrText>
+          <w:instrText xml:space="preserve"> PAGEREF _Toc223866604 \h </w:instrText>
         </w:r>
         <w:r>
           <w:rPr>
@@ -451,13 +451,13 @@
           <w14:ligatures w14:val="standardContextual"/>
         </w:rPr>
       </w:pPr>
-      <w:hyperlink w:anchor="_Toc223861326" w:history="1">
+      <w:hyperlink w:anchor="_Toc223866605" w:history="1">
         <w:r>
           <w:rPr>
             <w:rStyle w:val="Lienhypertexte"/>
             <w:noProof/>
           </w:rPr>
-          <w:t>2.1.1. Explications :</w:t>
+          <w:t>2.1.1. Syntaxe de la fonction REMPLACER</w:t>
         </w:r>
         <w:r>
           <w:rPr>
@@ -478,7 +478,7 @@
             <w:noProof/>
             <w:webHidden/>
           </w:rPr>
-          <w:instrText xml:space="preserve"> PAGEREF _Toc223861326 \h </w:instrText>
+          <w:instrText xml:space="preserve"> PAGEREF _Toc223866605 \h </w:instrText>
         </w:r>
         <w:r>
           <w:rPr>
@@ -499,80 +499,6 @@
             <w:webHidden/>
           </w:rPr>
           <w:t>4</w:t>
-        </w:r>
-        <w:r>
-          <w:rPr>
-            <w:noProof/>
-            <w:webHidden/>
-          </w:rPr>
-          <w:fldChar w:fldCharType="end"/>
-        </w:r>
-      </w:hyperlink>
-    </w:p>
-    <w:p>
-      <w:pPr>
-        <w:pStyle w:val="TM2"/>
-        <w:tabs>
-          <w:tab w:val="right" w:leader="dot" w:pos="9062"/>
-        </w:tabs>
-        <w:rPr>
-          <w:rFonts w:eastAsiaTheme="minorEastAsia" w:cstheme="minorBidi"/>
-          <w:smallCaps w:val="0"/>
-          <w:noProof/>
-          <w:kern w:val="2"/>
-          <w:sz w:val="24"/>
-          <w:lang w:eastAsia="fr-FR"/>
-          <w14:ligatures w14:val="standardContextual"/>
-        </w:rPr>
-      </w:pPr>
-      <w:hyperlink w:anchor="_Toc223861327" w:history="1">
-        <w:r>
-          <w:rPr>
-            <w:rStyle w:val="Lienhypertexte"/>
-            <w:noProof/>
-          </w:rPr>
-          <w:t>2.2. Avec LIRE.CLASSEUR , TRANSPOSE et SUBSTITUE</w:t>
-        </w:r>
-        <w:r>
-          <w:rPr>
-            <w:noProof/>
-            <w:webHidden/>
-          </w:rPr>
-          <w:tab/>
-        </w:r>
-        <w:r>
-          <w:rPr>
-            <w:noProof/>
-            <w:webHidden/>
-          </w:rPr>
-          <w:fldChar w:fldCharType="begin"/>
-        </w:r>
-        <w:r>
-          <w:rPr>
-            <w:noProof/>
-            <w:webHidden/>
-          </w:rPr>
-          <w:instrText xml:space="preserve"> PAGEREF _Toc223861327 \h </w:instrText>
-        </w:r>
-        <w:r>
-          <w:rPr>
-            <w:noProof/>
-            <w:webHidden/>
-          </w:rPr>
-        </w:r>
-        <w:r>
-          <w:rPr>
-            <w:noProof/>
-            <w:webHidden/>
-          </w:rPr>
-          <w:fldChar w:fldCharType="separate"/>
-        </w:r>
-        <w:r>
-          <w:rPr>
-            <w:noProof/>
-            <w:webHidden/>
-          </w:rPr>
-          <w:t>6</w:t>
         </w:r>
         <w:r>
           <w:rPr>
@@ -600,13 +526,13 @@
           <w14:ligatures w14:val="standardContextual"/>
         </w:rPr>
       </w:pPr>
-      <w:hyperlink w:anchor="_Toc223861328" w:history="1">
+      <w:hyperlink w:anchor="_Toc223866606" w:history="1">
         <w:r>
           <w:rPr>
             <w:rStyle w:val="Lienhypertexte"/>
             <w:noProof/>
           </w:rPr>
-          <w:t>2.2.1. Explications :</w:t>
+          <w:t>2.1.2. Syntaxe de la fonction TROUVE</w:t>
         </w:r>
         <w:r>
           <w:rPr>
@@ -627,7 +553,7 @@
             <w:noProof/>
             <w:webHidden/>
           </w:rPr>
-          <w:instrText xml:space="preserve"> PAGEREF _Toc223861328 \h </w:instrText>
+          <w:instrText xml:space="preserve"> PAGEREF _Toc223866606 \h </w:instrText>
         </w:r>
         <w:r>
           <w:rPr>
@@ -647,81 +573,7 @@
             <w:noProof/>
             <w:webHidden/>
           </w:rPr>
-          <w:t>9</w:t>
-        </w:r>
-        <w:r>
-          <w:rPr>
-            <w:noProof/>
-            <w:webHidden/>
-          </w:rPr>
-          <w:fldChar w:fldCharType="end"/>
-        </w:r>
-      </w:hyperlink>
-    </w:p>
-    <w:p>
-      <w:pPr>
-        <w:pStyle w:val="TM2"/>
-        <w:tabs>
-          <w:tab w:val="right" w:leader="dot" w:pos="9062"/>
-        </w:tabs>
-        <w:rPr>
-          <w:rFonts w:eastAsiaTheme="minorEastAsia" w:cstheme="minorBidi"/>
-          <w:smallCaps w:val="0"/>
-          <w:noProof/>
-          <w:kern w:val="2"/>
-          <w:sz w:val="24"/>
-          <w:lang w:eastAsia="fr-FR"/>
-          <w14:ligatures w14:val="standardContextual"/>
-        </w:rPr>
-      </w:pPr>
-      <w:hyperlink w:anchor="_Toc223861329" w:history="1">
-        <w:r>
-          <w:rPr>
-            <w:rStyle w:val="Lienhypertexte"/>
-            <w:noProof/>
-          </w:rPr>
-          <w:t>2.3. Avec LIRE.CLASSEUR, REMPLACER, TROUVE et TRANSPOSE</w:t>
-        </w:r>
-        <w:r>
-          <w:rPr>
-            <w:noProof/>
-            <w:webHidden/>
-          </w:rPr>
-          <w:tab/>
-        </w:r>
-        <w:r>
-          <w:rPr>
-            <w:noProof/>
-            <w:webHidden/>
-          </w:rPr>
-          <w:fldChar w:fldCharType="begin"/>
-        </w:r>
-        <w:r>
-          <w:rPr>
-            <w:noProof/>
-            <w:webHidden/>
-          </w:rPr>
-          <w:instrText xml:space="preserve"> PAGEREF _Toc223861329 \h </w:instrText>
-        </w:r>
-        <w:r>
-          <w:rPr>
-            <w:noProof/>
-            <w:webHidden/>
-          </w:rPr>
-        </w:r>
-        <w:r>
-          <w:rPr>
-            <w:noProof/>
-            <w:webHidden/>
-          </w:rPr>
-          <w:fldChar w:fldCharType="separate"/>
-        </w:r>
-        <w:r>
-          <w:rPr>
-            <w:noProof/>
-            <w:webHidden/>
-          </w:rPr>
-          <w:t>11</w:t>
+          <w:t>4</w:t>
         </w:r>
         <w:r>
           <w:rPr>
@@ -749,13 +601,13 @@
           <w14:ligatures w14:val="standardContextual"/>
         </w:rPr>
       </w:pPr>
-      <w:hyperlink w:anchor="_Toc223861330" w:history="1">
+      <w:hyperlink w:anchor="_Toc223866607" w:history="1">
         <w:r>
           <w:rPr>
             <w:rStyle w:val="Lienhypertexte"/>
             <w:noProof/>
           </w:rPr>
-          <w:t>2.3.1. Étape 1 : Cliquer sur Formules &gt; Définir un nom</w:t>
+          <w:t>2.1.3. Explications :</w:t>
         </w:r>
         <w:r>
           <w:rPr>
@@ -776,7 +628,7 @@
             <w:noProof/>
             <w:webHidden/>
           </w:rPr>
-          <w:instrText xml:space="preserve"> PAGEREF _Toc223861330 \h </w:instrText>
+          <w:instrText xml:space="preserve"> PAGEREF _Toc223866607 \h </w:instrText>
         </w:r>
         <w:r>
           <w:rPr>
@@ -796,7 +648,81 @@
             <w:noProof/>
             <w:webHidden/>
           </w:rPr>
-          <w:t>11</w:t>
+          <w:t>5</w:t>
+        </w:r>
+        <w:r>
+          <w:rPr>
+            <w:noProof/>
+            <w:webHidden/>
+          </w:rPr>
+          <w:fldChar w:fldCharType="end"/>
+        </w:r>
+      </w:hyperlink>
+    </w:p>
+    <w:p>
+      <w:pPr>
+        <w:pStyle w:val="TM2"/>
+        <w:tabs>
+          <w:tab w:val="right" w:leader="dot" w:pos="9062"/>
+        </w:tabs>
+        <w:rPr>
+          <w:rFonts w:eastAsiaTheme="minorEastAsia" w:cstheme="minorBidi"/>
+          <w:smallCaps w:val="0"/>
+          <w:noProof/>
+          <w:kern w:val="2"/>
+          <w:sz w:val="24"/>
+          <w:lang w:eastAsia="fr-FR"/>
+          <w14:ligatures w14:val="standardContextual"/>
+        </w:rPr>
+      </w:pPr>
+      <w:hyperlink w:anchor="_Toc223866608" w:history="1">
+        <w:r>
+          <w:rPr>
+            <w:rStyle w:val="Lienhypertexte"/>
+            <w:noProof/>
+          </w:rPr>
+          <w:t>2.2. Avec LIRE.CLASSEUR , TRANSPOSE et SUBSTITUE</w:t>
+        </w:r>
+        <w:r>
+          <w:rPr>
+            <w:noProof/>
+            <w:webHidden/>
+          </w:rPr>
+          <w:tab/>
+        </w:r>
+        <w:r>
+          <w:rPr>
+            <w:noProof/>
+            <w:webHidden/>
+          </w:rPr>
+          <w:fldChar w:fldCharType="begin"/>
+        </w:r>
+        <w:r>
+          <w:rPr>
+            <w:noProof/>
+            <w:webHidden/>
+          </w:rPr>
+          <w:instrText xml:space="preserve"> PAGEREF _Toc223866608 \h </w:instrText>
+        </w:r>
+        <w:r>
+          <w:rPr>
+            <w:noProof/>
+            <w:webHidden/>
+          </w:rPr>
+        </w:r>
+        <w:r>
+          <w:rPr>
+            <w:noProof/>
+            <w:webHidden/>
+          </w:rPr>
+          <w:fldChar w:fldCharType="separate"/>
+        </w:r>
+        <w:r>
+          <w:rPr>
+            <w:noProof/>
+            <w:webHidden/>
+          </w:rPr>
+          <w:t>7</w:t>
         </w:r>
         <w:r>
           <w:rPr>
@@ -824,13 +750,13 @@
           <w14:ligatures w14:val="standardContextual"/>
         </w:rPr>
       </w:pPr>
-      <w:hyperlink w:anchor="_Toc223861331" w:history="1">
+      <w:hyperlink w:anchor="_Toc223866609" w:history="1">
         <w:r>
           <w:rPr>
             <w:rStyle w:val="Lienhypertexte"/>
             <w:noProof/>
           </w:rPr>
-          <w:t>2.3.2. Étape 2 : Modifiez le nom et la formule dans la boîte de dialogue Nouveau nom</w:t>
+          <w:t>2.2.1. Explications :</w:t>
         </w:r>
         <w:r>
           <w:rPr>
@@ -851,7 +777,7 @@
             <w:noProof/>
             <w:webHidden/>
           </w:rPr>
-          <w:instrText xml:space="preserve"> PAGEREF _Toc223861331 \h </w:instrText>
+          <w:instrText xml:space="preserve"> PAGEREF _Toc223866609 \h </w:instrText>
         </w:r>
         <w:r>
           <w:rPr>
@@ -871,7 +797,81 @@
             <w:noProof/>
             <w:webHidden/>
           </w:rPr>
-          <w:t>11</w:t>
+          <w:t>10</w:t>
+        </w:r>
+        <w:r>
+          <w:rPr>
+            <w:noProof/>
+            <w:webHidden/>
+          </w:rPr>
+          <w:fldChar w:fldCharType="end"/>
+        </w:r>
+      </w:hyperlink>
+    </w:p>
+    <w:p>
+      <w:pPr>
+        <w:pStyle w:val="TM2"/>
+        <w:tabs>
+          <w:tab w:val="right" w:leader="dot" w:pos="9062"/>
+        </w:tabs>
+        <w:rPr>
+          <w:rFonts w:eastAsiaTheme="minorEastAsia" w:cstheme="minorBidi"/>
+          <w:smallCaps w:val="0"/>
+          <w:noProof/>
+          <w:kern w:val="2"/>
+          <w:sz w:val="24"/>
+          <w:lang w:eastAsia="fr-FR"/>
+          <w14:ligatures w14:val="standardContextual"/>
+        </w:rPr>
+      </w:pPr>
+      <w:hyperlink w:anchor="_Toc223866610" w:history="1">
+        <w:r>
+          <w:rPr>
+            <w:rStyle w:val="Lienhypertexte"/>
+            <w:noProof/>
+          </w:rPr>
+          <w:t>2.3. Avec LIRE.CLASSEUR, REMPLACER, TROUVE et TRANSPOSE</w:t>
+        </w:r>
+        <w:r>
+          <w:rPr>
+            <w:noProof/>
+            <w:webHidden/>
+          </w:rPr>
+          <w:tab/>
+        </w:r>
+        <w:r>
+          <w:rPr>
+            <w:noProof/>
+            <w:webHidden/>
+          </w:rPr>
+          <w:fldChar w:fldCharType="begin"/>
+        </w:r>
+        <w:r>
+          <w:rPr>
+            <w:noProof/>
+            <w:webHidden/>
+          </w:rPr>
+          <w:instrText xml:space="preserve"> PAGEREF _Toc223866610 \h </w:instrText>
+        </w:r>
+        <w:r>
+          <w:rPr>
+            <w:noProof/>
+            <w:webHidden/>
+          </w:rPr>
+        </w:r>
+        <w:r>
+          <w:rPr>
+            <w:noProof/>
+            <w:webHidden/>
+          </w:rPr>
+          <w:fldChar w:fldCharType="separate"/>
+        </w:r>
+        <w:r>
+          <w:rPr>
+            <w:noProof/>
+            <w:webHidden/>
+          </w:rPr>
+          <w:t>12</w:t>
         </w:r>
         <w:r>
           <w:rPr>
@@ -899,13 +899,13 @@
           <w14:ligatures w14:val="standardContextual"/>
         </w:rPr>
       </w:pPr>
-      <w:hyperlink w:anchor="_Toc223861332" w:history="1">
+      <w:hyperlink w:anchor="_Toc223866611" w:history="1">
         <w:r>
           <w:rPr>
             <w:rStyle w:val="Lienhypertexte"/>
             <w:noProof/>
           </w:rPr>
-          <w:t>2.3.3. Étape 3 : Utilisation d'une formule pour lister les noms des feuilles</w:t>
+          <w:t>2.3.1. Étape 1 : Cliquer sur Formules &gt; Définir un nom</w:t>
         </w:r>
         <w:r>
           <w:rPr>
@@ -926,7 +926,7 @@
             <w:noProof/>
             <w:webHidden/>
           </w:rPr>
-          <w:instrText xml:space="preserve"> PAGEREF _Toc223861332 \h </w:instrText>
+          <w:instrText xml:space="preserve"> PAGEREF _Toc223866611 \h </w:instrText>
         </w:r>
         <w:r>
           <w:rPr>
@@ -946,7 +946,7 @@
             <w:noProof/>
             <w:webHidden/>
           </w:rPr>
-          <w:t>14</w:t>
+          <w:t>12</w:t>
         </w:r>
         <w:r>
           <w:rPr>
@@ -974,13 +974,13 @@
           <w14:ligatures w14:val="standardContextual"/>
         </w:rPr>
       </w:pPr>
-      <w:hyperlink w:anchor="_Toc223861333" w:history="1">
+      <w:hyperlink w:anchor="_Toc223866612" w:history="1">
         <w:r>
           <w:rPr>
             <w:rStyle w:val="Lienhypertexte"/>
             <w:noProof/>
           </w:rPr>
-          <w:t>2.3.4. Pour aller plus loin</w:t>
+          <w:t>2.3.2. Étape 2 : Modifiez le nom et la formule dans la boîte de dialogue Nouveau nom</w:t>
         </w:r>
         <w:r>
           <w:rPr>
@@ -1001,7 +1001,7 @@
             <w:noProof/>
             <w:webHidden/>
           </w:rPr>
-          <w:instrText xml:space="preserve"> PAGEREF _Toc223861333 \h </w:instrText>
+          <w:instrText xml:space="preserve"> PAGEREF _Toc223866612 \h </w:instrText>
         </w:r>
         <w:r>
           <w:rPr>
@@ -1021,81 +1021,7 @@
             <w:noProof/>
             <w:webHidden/>
           </w:rPr>
-          <w:t>15</w:t>
-        </w:r>
-        <w:r>
-          <w:rPr>
-            <w:noProof/>
-            <w:webHidden/>
-          </w:rPr>
-          <w:fldChar w:fldCharType="end"/>
-        </w:r>
-      </w:hyperlink>
-    </w:p>
-    <w:p>
-      <w:pPr>
-        <w:pStyle w:val="TM2"/>
-        <w:tabs>
-          <w:tab w:val="right" w:leader="dot" w:pos="9062"/>
-        </w:tabs>
-        <w:rPr>
-          <w:rFonts w:eastAsiaTheme="minorEastAsia" w:cstheme="minorBidi"/>
-          <w:smallCaps w:val="0"/>
-          <w:noProof/>
-          <w:kern w:val="2"/>
-          <w:sz w:val="24"/>
-          <w:lang w:eastAsia="fr-FR"/>
-          <w14:ligatures w14:val="standardContextual"/>
-        </w:rPr>
-      </w:pPr>
-      <w:hyperlink w:anchor="_Toc223861334" w:history="1">
-        <w:r>
-          <w:rPr>
-            <w:rStyle w:val="Lienhypertexte"/>
-            <w:noProof/>
-          </w:rPr>
-          <w:t>2.4. Avec LIRE.CLASSEUR, STXT, TROUVE et INDEX + ALEA</w:t>
-        </w:r>
-        <w:r>
-          <w:rPr>
-            <w:noProof/>
-            <w:webHidden/>
-          </w:rPr>
-          <w:tab/>
-        </w:r>
-        <w:r>
-          <w:rPr>
-            <w:noProof/>
-            <w:webHidden/>
-          </w:rPr>
-          <w:fldChar w:fldCharType="begin"/>
-        </w:r>
-        <w:r>
-          <w:rPr>
-            <w:noProof/>
-            <w:webHidden/>
-          </w:rPr>
-          <w:instrText xml:space="preserve"> PAGEREF _Toc223861334 \h </w:instrText>
-        </w:r>
-        <w:r>
-          <w:rPr>
-            <w:noProof/>
-            <w:webHidden/>
-          </w:rPr>
-        </w:r>
-        <w:r>
-          <w:rPr>
-            <w:noProof/>
-            <w:webHidden/>
-          </w:rPr>
-          <w:fldChar w:fldCharType="separate"/>
-        </w:r>
-        <w:r>
-          <w:rPr>
-            <w:noProof/>
-            <w:webHidden/>
-          </w:rPr>
-          <w:t>15</w:t>
+          <w:t>12</w:t>
         </w:r>
         <w:r>
           <w:rPr>
@@ -1123,13 +1049,13 @@
           <w14:ligatures w14:val="standardContextual"/>
         </w:rPr>
       </w:pPr>
-      <w:hyperlink w:anchor="_Toc223861335" w:history="1">
+      <w:hyperlink w:anchor="_Toc223866613" w:history="1">
         <w:r>
           <w:rPr>
             <w:rStyle w:val="Lienhypertexte"/>
             <w:noProof/>
           </w:rPr>
-          <w:t>2.4.1. Étape 1 : Cliquer sur le menu Formules &gt; Gestionnaire de noms</w:t>
+          <w:t>2.3.3. Étape 3 : Utilisation d'une formule pour lister les noms des feuilles</w:t>
         </w:r>
         <w:r>
           <w:rPr>
@@ -1150,7 +1076,7 @@
             <w:noProof/>
             <w:webHidden/>
           </w:rPr>
-          <w:instrText xml:space="preserve"> PAGEREF _Toc223861335 \h </w:instrText>
+          <w:instrText xml:space="preserve"> PAGEREF _Toc223866613 \h </w:instrText>
         </w:r>
         <w:r>
           <w:rPr>
@@ -1198,13 +1124,13 @@
           <w14:ligatures w14:val="standardContextual"/>
         </w:rPr>
       </w:pPr>
-      <w:hyperlink w:anchor="_Toc223861336" w:history="1">
+      <w:hyperlink w:anchor="_Toc223866614" w:history="1">
         <w:r>
           <w:rPr>
             <w:rStyle w:val="Lienhypertexte"/>
             <w:noProof/>
           </w:rPr>
-          <w:t>2.4.2. Étape 2 : Gestionnaire de noms &gt; insérer un nouveau nom</w:t>
+          <w:t>2.3.4. Pour aller plus loin</w:t>
         </w:r>
         <w:r>
           <w:rPr>
@@ -1225,7 +1151,81 @@
             <w:noProof/>
             <w:webHidden/>
           </w:rPr>
-          <w:instrText xml:space="preserve"> PAGEREF _Toc223861336 \h </w:instrText>
+          <w:instrText xml:space="preserve"> PAGEREF _Toc223866614 \h </w:instrText>
+        </w:r>
+        <w:r>
+          <w:rPr>
+            <w:noProof/>
+            <w:webHidden/>
+          </w:rPr>
+        </w:r>
+        <w:r>
+          <w:rPr>
+            <w:noProof/>
+            <w:webHidden/>
+          </w:rPr>
+          <w:fldChar w:fldCharType="separate"/>
+        </w:r>
+        <w:r>
+          <w:rPr>
+            <w:noProof/>
+            <w:webHidden/>
+          </w:rPr>
+          <w:t>16</w:t>
+        </w:r>
+        <w:r>
+          <w:rPr>
+            <w:noProof/>
+            <w:webHidden/>
+          </w:rPr>
+          <w:fldChar w:fldCharType="end"/>
+        </w:r>
+      </w:hyperlink>
+    </w:p>
+    <w:p>
+      <w:pPr>
+        <w:pStyle w:val="TM2"/>
+        <w:tabs>
+          <w:tab w:val="right" w:leader="dot" w:pos="9062"/>
+        </w:tabs>
+        <w:rPr>
+          <w:rFonts w:eastAsiaTheme="minorEastAsia" w:cstheme="minorBidi"/>
+          <w:smallCaps w:val="0"/>
+          <w:noProof/>
+          <w:kern w:val="2"/>
+          <w:sz w:val="24"/>
+          <w:lang w:eastAsia="fr-FR"/>
+          <w14:ligatures w14:val="standardContextual"/>
+        </w:rPr>
+      </w:pPr>
+      <w:hyperlink w:anchor="_Toc223866615" w:history="1">
+        <w:r>
+          <w:rPr>
+            <w:rStyle w:val="Lienhypertexte"/>
+            <w:noProof/>
+          </w:rPr>
+          <w:t>2.4. Avec LIRE.CLASSEUR, STXT, TROUVE et INDEX + ALEA</w:t>
+        </w:r>
+        <w:r>
+          <w:rPr>
+            <w:noProof/>
+            <w:webHidden/>
+          </w:rPr>
+          <w:tab/>
+        </w:r>
+        <w:r>
+          <w:rPr>
+            <w:noProof/>
+            <w:webHidden/>
+          </w:rPr>
+          <w:fldChar w:fldCharType="begin"/>
+        </w:r>
+        <w:r>
+          <w:rPr>
+            <w:noProof/>
+            <w:webHidden/>
+          </w:rPr>
+          <w:instrText xml:space="preserve"> PAGEREF _Toc223866615 \h </w:instrText>
         </w:r>
         <w:r>
           <w:rPr>
@@ -1273,12 +1273,162 @@
           <w14:ligatures w14:val="standardContextual"/>
         </w:rPr>
       </w:pPr>
-      <w:hyperlink w:anchor="_Toc223861337" w:history="1">
+      <w:hyperlink w:anchor="_Toc223866616" w:history="1">
         <w:r>
           <w:rPr>
             <w:rStyle w:val="Lienhypertexte"/>
             <w:noProof/>
           </w:rPr>
+          <w:t>2.4.1. Étape 1 : Cliquer sur le menu Formules &gt; Gestionnaire de noms</w:t>
+        </w:r>
+        <w:r>
+          <w:rPr>
+            <w:noProof/>
+            <w:webHidden/>
+          </w:rPr>
+          <w:tab/>
+        </w:r>
+        <w:r>
+          <w:rPr>
+            <w:noProof/>
+            <w:webHidden/>
+          </w:rPr>
+          <w:fldChar w:fldCharType="begin"/>
+        </w:r>
+        <w:r>
+          <w:rPr>
+            <w:noProof/>
+            <w:webHidden/>
+          </w:rPr>
+          <w:instrText xml:space="preserve"> PAGEREF _Toc223866616 \h </w:instrText>
+        </w:r>
+        <w:r>
+          <w:rPr>
+            <w:noProof/>
+            <w:webHidden/>
+          </w:rPr>
+        </w:r>
+        <w:r>
+          <w:rPr>
+            <w:noProof/>
+            <w:webHidden/>
+          </w:rPr>
+          <w:fldChar w:fldCharType="separate"/>
+        </w:r>
+        <w:r>
+          <w:rPr>
+            <w:noProof/>
+            <w:webHidden/>
+          </w:rPr>
+          <w:t>16</w:t>
+        </w:r>
+        <w:r>
+          <w:rPr>
+            <w:noProof/>
+            <w:webHidden/>
+          </w:rPr>
+          <w:fldChar w:fldCharType="end"/>
+        </w:r>
+      </w:hyperlink>
+    </w:p>
+    <w:p>
+      <w:pPr>
+        <w:pStyle w:val="TM3"/>
+        <w:tabs>
+          <w:tab w:val="right" w:leader="dot" w:pos="9062"/>
+        </w:tabs>
+        <w:rPr>
+          <w:rFonts w:eastAsiaTheme="minorEastAsia" w:cstheme="minorBidi"/>
+          <w:i w:val="0"/>
+          <w:iCs w:val="0"/>
+          <w:noProof/>
+          <w:kern w:val="2"/>
+          <w:sz w:val="24"/>
+          <w:lang w:eastAsia="fr-FR"/>
+          <w14:ligatures w14:val="standardContextual"/>
+        </w:rPr>
+      </w:pPr>
+      <w:hyperlink w:anchor="_Toc223866617" w:history="1">
+        <w:r>
+          <w:rPr>
+            <w:rStyle w:val="Lienhypertexte"/>
+            <w:noProof/>
+          </w:rPr>
+          <w:t>2.4.2. Étape 2 : Gestionnaire de noms &gt; insérer un nouveau nom</w:t>
+        </w:r>
+        <w:r>
+          <w:rPr>
+            <w:noProof/>
+            <w:webHidden/>
+          </w:rPr>
+          <w:tab/>
+        </w:r>
+        <w:r>
+          <w:rPr>
+            <w:noProof/>
+            <w:webHidden/>
+          </w:rPr>
+          <w:fldChar w:fldCharType="begin"/>
+        </w:r>
+        <w:r>
+          <w:rPr>
+            <w:noProof/>
+            <w:webHidden/>
+          </w:rPr>
+          <w:instrText xml:space="preserve"> PAGEREF _Toc223866617 \h </w:instrText>
+        </w:r>
+        <w:r>
+          <w:rPr>
+            <w:noProof/>
+            <w:webHidden/>
+          </w:rPr>
+        </w:r>
+        <w:r>
+          <w:rPr>
+            <w:noProof/>
+            <w:webHidden/>
+          </w:rPr>
+          <w:fldChar w:fldCharType="separate"/>
+        </w:r>
+        <w:r>
+          <w:rPr>
+            <w:noProof/>
+            <w:webHidden/>
+          </w:rPr>
+          <w:t>17</w:t>
+        </w:r>
+        <w:r>
+          <w:rPr>
+            <w:noProof/>
+            <w:webHidden/>
+          </w:rPr>
+          <w:fldChar w:fldCharType="end"/>
+        </w:r>
+      </w:hyperlink>
+    </w:p>
+    <w:p>
+      <w:pPr>
+        <w:pStyle w:val="TM3"/>
+        <w:tabs>
+          <w:tab w:val="right" w:leader="dot" w:pos="9062"/>
+        </w:tabs>
+        <w:rPr>
+          <w:rFonts w:eastAsiaTheme="minorEastAsia" w:cstheme="minorBidi"/>
+          <w:i w:val="0"/>
+          <w:iCs w:val="0"/>
+          <w:noProof/>
+          <w:kern w:val="2"/>
+          <w:sz w:val="24"/>
+          <w:lang w:eastAsia="fr-FR"/>
+          <w14:ligatures w14:val="standardContextual"/>
+        </w:rPr>
+      </w:pPr>
+      <w:hyperlink w:anchor="_Toc223866618" w:history="1">
+        <w:r>
+          <w:rPr>
+            <w:rStyle w:val="Lienhypertexte"/>
+            <w:noProof/>
+          </w:rPr>
           <w:t>2.4.3. Étape 3 : Rentrer la fonction LIRE.CLASSEUR(1)</w:t>
         </w:r>
         <w:r>
@@ -1300,7 +1450,7 @@
             <w:noProof/>
             <w:webHidden/>
           </w:rPr>
-          <w:instrText xml:space="preserve"> PAGEREF _Toc223861337 \h </w:instrText>
+          <w:instrText xml:space="preserve"> PAGEREF _Toc223866618 \h </w:instrText>
         </w:r>
         <w:r>
           <w:rPr>
@@ -1320,7 +1470,157 @@
             <w:noProof/>
             <w:webHidden/>
           </w:rPr>
-          <w:t>16</w:t>
+          <w:t>17</w:t>
+        </w:r>
+        <w:r>
+          <w:rPr>
+            <w:noProof/>
+            <w:webHidden/>
+          </w:rPr>
+          <w:fldChar w:fldCharType="end"/>
+        </w:r>
+      </w:hyperlink>
+    </w:p>
+    <w:p>
+      <w:pPr>
+        <w:pStyle w:val="TM3"/>
+        <w:tabs>
+          <w:tab w:val="right" w:leader="dot" w:pos="9062"/>
+        </w:tabs>
+        <w:rPr>
+          <w:rFonts w:eastAsiaTheme="minorEastAsia" w:cstheme="minorBidi"/>
+          <w:i w:val="0"/>
+          <w:iCs w:val="0"/>
+          <w:noProof/>
+          <w:kern w:val="2"/>
+          <w:sz w:val="24"/>
+          <w:lang w:eastAsia="fr-FR"/>
+          <w14:ligatures w14:val="standardContextual"/>
+        </w:rPr>
+      </w:pPr>
+      <w:hyperlink w:anchor="_Toc223866619" w:history="1">
+        <w:r>
+          <w:rPr>
+            <w:rStyle w:val="Lienhypertexte"/>
+            <w:noProof/>
+          </w:rPr>
+          <w:t>2.4.4. Étape 4 : Modifier la fonction LIRE.CLASSEUR(1) avec STXT pour n’extraire que le nom des feuilles</w:t>
+        </w:r>
+        <w:r>
+          <w:rPr>
+            <w:noProof/>
+            <w:webHidden/>
+          </w:rPr>
+          <w:tab/>
+        </w:r>
+        <w:r>
+          <w:rPr>
+            <w:noProof/>
+            <w:webHidden/>
+          </w:rPr>
+          <w:fldChar w:fldCharType="begin"/>
+        </w:r>
+        <w:r>
+          <w:rPr>
+            <w:noProof/>
+            <w:webHidden/>
+          </w:rPr>
+          <w:instrText xml:space="preserve"> PAGEREF _Toc223866619 \h </w:instrText>
+        </w:r>
+        <w:r>
+          <w:rPr>
+            <w:noProof/>
+            <w:webHidden/>
+          </w:rPr>
+        </w:r>
+        <w:r>
+          <w:rPr>
+            <w:noProof/>
+            <w:webHidden/>
+          </w:rPr>
+          <w:fldChar w:fldCharType="separate"/>
+        </w:r>
+        <w:r>
+          <w:rPr>
+            <w:noProof/>
+            <w:webHidden/>
+          </w:rPr>
+          <w:t>19</w:t>
+        </w:r>
+        <w:r>
+          <w:rPr>
+            <w:noProof/>
+            <w:webHidden/>
+          </w:rPr>
+          <w:fldChar w:fldCharType="end"/>
+        </w:r>
+      </w:hyperlink>
+    </w:p>
+    <w:p>
+      <w:pPr>
+        <w:pStyle w:val="TM4"/>
+        <w:tabs>
+          <w:tab w:val="right" w:leader="dot" w:pos="9062"/>
+        </w:tabs>
+        <w:rPr>
+          <w:rFonts w:eastAsiaTheme="minorEastAsia" w:cstheme="minorBidi"/>
+          <w:noProof/>
+          <w:kern w:val="2"/>
+          <w:sz w:val="24"/>
+          <w:szCs w:val="24"/>
+          <w:lang w:eastAsia="fr-FR"/>
+          <w14:ligatures w14:val="standardContextual"/>
+        </w:rPr>
+      </w:pPr>
+      <w:hyperlink w:anchor="_Toc223866620" w:history="1">
+        <w:r>
+          <w:rPr>
+            <w:rStyle w:val="Lienhypertexte"/>
+            <w:noProof/>
+            <w:highlight w:val="yellow"/>
+          </w:rPr>
+          <w:t>2.4.4.1. Syntaxe de STXT()</w:t>
+        </w:r>
+        <w:r>
+          <w:rPr>
+            <w:noProof/>
+            <w:webHidden/>
+          </w:rPr>
+          <w:tab/>
+        </w:r>
+        <w:r>
+          <w:rPr>
+            <w:noProof/>
+            <w:webHidden/>
+          </w:rPr>
+          <w:fldChar w:fldCharType="begin"/>
+        </w:r>
+        <w:r>
+          <w:rPr>
+            <w:noProof/>
+            <w:webHidden/>
+          </w:rPr>
+          <w:instrText xml:space="preserve"> PAGEREF _Toc223866620 \h </w:instrText>
+        </w:r>
+        <w:r>
+          <w:rPr>
+            <w:noProof/>
+            <w:webHidden/>
+          </w:rPr>
+        </w:r>
+        <w:r>
+          <w:rPr>
+            <w:noProof/>
+            <w:webHidden/>
+          </w:rPr>
+          <w:fldChar w:fldCharType="separate"/>
+        </w:r>
+        <w:r>
+          <w:rPr>
+            <w:noProof/>
+            <w:webHidden/>
+          </w:rPr>
+          <w:t>20</w:t>
         </w:r>
         <w:r>
           <w:rPr>
@@ -1349,7 +1649,7 @@
           <w14:ligatures w14:val="standardContextual"/>
         </w:rPr>
       </w:pPr>
-      <w:hyperlink w:anchor="_Toc223861338" w:history="1">
+      <w:hyperlink w:anchor="_Toc223866621" w:history="1">
         <w:r>
           <w:rPr>
             <w:rStyle w:val="Lienhypertexte"/>
@@ -1376,7 +1676,7 @@
             <w:noProof/>
             <w:webHidden/>
           </w:rPr>
-          <w:instrText xml:space="preserve"> PAGEREF _Toc223861338 \h </w:instrText>
+          <w:instrText xml:space="preserve"> PAGEREF _Toc223866621 \h </w:instrText>
         </w:r>
         <w:r>
           <w:rPr>
@@ -1396,7 +1696,7 @@
             <w:noProof/>
             <w:webHidden/>
           </w:rPr>
-          <w:t>17</w:t>
+          <w:t>20</w:t>
         </w:r>
         <w:r>
           <w:rPr>
@@ -1416,8 +1716,9 @@
       <w:pPr>
         <w:pStyle w:val="Titre1"/>
       </w:pPr>
-      <w:bookmarkStart w:id="0" w:name="_Toc223861322"/>
-      <w:r>
+      <w:bookmarkStart w:id="0" w:name="_Toc223866601"/>
+      <w:r>
+        <w:lastRenderedPageBreak/>
         <w:t>Prolégomènes</w:t>
       </w:r>
       <w:bookmarkEnd w:id="0"/>
@@ -1426,7 +1727,7 @@
       <w:pPr>
         <w:pStyle w:val="Titre2"/>
       </w:pPr>
-      <w:bookmarkStart w:id="1" w:name="_Toc223861323"/>
+      <w:bookmarkStart w:id="1" w:name="_Toc223866602"/>
       <w:r>
         <w:t xml:space="preserve">Le </w:t>
       </w:r>
@@ -1517,7 +1818,6 @@
         </w:numPr>
       </w:pPr>
       <w:r>
-        <w:lastRenderedPageBreak/>
         <w:t>Tandis que l</w:t>
       </w:r>
       <w:r>
@@ -1575,7 +1875,7 @@
       <w:pPr>
         <w:pStyle w:val="Titre1"/>
       </w:pPr>
-      <w:bookmarkStart w:id="2" w:name="_Toc223861324"/>
+      <w:bookmarkStart w:id="2" w:name="_Toc223866603"/>
       <w:r>
         <w:t>Liste avec</w:t>
       </w:r>
@@ -1609,7 +1909,7 @@
       <w:pPr>
         <w:pStyle w:val="Titre2"/>
       </w:pPr>
-      <w:bookmarkStart w:id="3" w:name="_Toc223861325"/>
+      <w:bookmarkStart w:id="3" w:name="_Toc223866604"/>
       <w:r>
         <w:t xml:space="preserve">Avec </w:t>
       </w:r>
@@ -1749,6 +2049,7 @@
         <w:rPr>
           <w:rFonts w:ascii="Arial" w:hAnsi="Arial" w:cs="Arial"/>
         </w:rPr>
+        <w:lastRenderedPageBreak/>
         <w:t>►</w:t>
       </w:r>
       <w:r>
@@ -1780,7 +2081,6 @@
         <w:rPr>
           <w:noProof/>
         </w:rPr>
-        <w:lastRenderedPageBreak/>
         <w:drawing>
           <wp:inline distT="0" distB="0" distL="0" distR="0" wp14:anchorId="294583FD" wp14:editId="3AAFB4B2">
             <wp:extent cx="5760720" cy="2168525"/>
@@ -2152,20 +2452,647 @@
     </w:p>
     <w:p>
       <w:pPr>
-        <w:rPr>
-          <w:lang w:val="en-US"/>
-        </w:rPr>
-      </w:pPr>
-    </w:p>
-    <w:p>
-      <w:pPr>
         <w:pStyle w:val="Titre3"/>
       </w:pPr>
-      <w:bookmarkStart w:id="4" w:name="_Toc223861326"/>
+      <w:bookmarkStart w:id="4" w:name="_Toc223866605"/>
+      <w:r>
+        <w:t xml:space="preserve">Syntaxe de la fonction </w:t>
+      </w:r>
+      <w:r>
+        <w:t>REMPLACER</w:t>
+      </w:r>
+      <w:bookmarkEnd w:id="4"/>
+    </w:p>
+    <w:p>
+      <w:r>
+        <w:t>La syntaxe de la fonction REPLACE contient les arguments suivants</w:t>
+      </w:r>
+      <w:r>
+        <w:rPr>
+          <w:rStyle w:val="Appelnotedebasdep"/>
+        </w:rPr>
+        <w:footnoteReference w:id="4"/>
+      </w:r>
+      <w:r>
+        <w:t xml:space="preserve"> :</w:t>
+      </w:r>
+    </w:p>
+    <w:p>
+      <w:pPr>
+        <w:rPr>
+          <w:rFonts w:ascii="Courier New" w:hAnsi="Courier New" w:cs="Courier New"/>
+          <w:b/>
+          <w:bCs/>
+          <w:i/>
+          <w:iCs/>
+          <w:sz w:val="24"/>
+          <w:szCs w:val="24"/>
+        </w:rPr>
+      </w:pPr>
+      <w:r>
+        <w:rPr>
+          <w:rFonts w:ascii="Courier New" w:hAnsi="Courier New" w:cs="Courier New"/>
+          <w:b/>
+          <w:bCs/>
+          <w:i/>
+          <w:iCs/>
+          <w:sz w:val="24"/>
+          <w:szCs w:val="24"/>
+        </w:rPr>
+        <w:t>=</w:t>
+      </w:r>
+      <w:r>
+        <w:rPr>
+          <w:rFonts w:ascii="Courier New" w:hAnsi="Courier New" w:cs="Courier New"/>
+          <w:b/>
+          <w:bCs/>
+          <w:i/>
+          <w:iCs/>
+          <w:sz w:val="24"/>
+          <w:szCs w:val="24"/>
+        </w:rPr>
+        <w:t>REMPLACER(</w:t>
+      </w:r>
+      <w:proofErr w:type="spellStart"/>
+      <w:r>
+        <w:rPr>
+          <w:rFonts w:ascii="Courier New" w:hAnsi="Courier New" w:cs="Courier New"/>
+          <w:b/>
+          <w:bCs/>
+          <w:i/>
+          <w:iCs/>
+          <w:sz w:val="24"/>
+          <w:szCs w:val="24"/>
+        </w:rPr>
+        <w:t>ancien_texte</w:t>
+      </w:r>
+      <w:proofErr w:type="spellEnd"/>
+      <w:r>
+        <w:rPr>
+          <w:rFonts w:ascii="Courier New" w:hAnsi="Courier New" w:cs="Courier New"/>
+          <w:b/>
+          <w:bCs/>
+          <w:i/>
+          <w:iCs/>
+          <w:sz w:val="24"/>
+          <w:szCs w:val="24"/>
+        </w:rPr>
+        <w:t xml:space="preserve">, </w:t>
+      </w:r>
+      <w:proofErr w:type="spellStart"/>
+      <w:r>
+        <w:rPr>
+          <w:rFonts w:ascii="Courier New" w:hAnsi="Courier New" w:cs="Courier New"/>
+          <w:b/>
+          <w:bCs/>
+          <w:i/>
+          <w:iCs/>
+          <w:sz w:val="24"/>
+          <w:szCs w:val="24"/>
+        </w:rPr>
+        <w:t>no_départ</w:t>
+      </w:r>
+      <w:proofErr w:type="spellEnd"/>
+      <w:r>
+        <w:rPr>
+          <w:rFonts w:ascii="Courier New" w:hAnsi="Courier New" w:cs="Courier New"/>
+          <w:b/>
+          <w:bCs/>
+          <w:i/>
+          <w:iCs/>
+          <w:sz w:val="24"/>
+          <w:szCs w:val="24"/>
+        </w:rPr>
+        <w:t xml:space="preserve">, </w:t>
+      </w:r>
+      <w:proofErr w:type="spellStart"/>
+      <w:r>
+        <w:rPr>
+          <w:rFonts w:ascii="Courier New" w:hAnsi="Courier New" w:cs="Courier New"/>
+          <w:b/>
+          <w:bCs/>
+          <w:i/>
+          <w:iCs/>
+          <w:sz w:val="24"/>
+          <w:szCs w:val="24"/>
+        </w:rPr>
+        <w:t>no_car</w:t>
+      </w:r>
+      <w:proofErr w:type="spellEnd"/>
+      <w:r>
+        <w:rPr>
+          <w:rFonts w:ascii="Courier New" w:hAnsi="Courier New" w:cs="Courier New"/>
+          <w:b/>
+          <w:bCs/>
+          <w:i/>
+          <w:iCs/>
+          <w:sz w:val="24"/>
+          <w:szCs w:val="24"/>
+        </w:rPr>
+        <w:t xml:space="preserve">, </w:t>
+      </w:r>
+      <w:proofErr w:type="spellStart"/>
+      <w:r>
+        <w:rPr>
+          <w:rFonts w:ascii="Courier New" w:hAnsi="Courier New" w:cs="Courier New"/>
+          <w:b/>
+          <w:bCs/>
+          <w:i/>
+          <w:iCs/>
+          <w:sz w:val="24"/>
+          <w:szCs w:val="24"/>
+        </w:rPr>
+        <w:t>nouveau_texte</w:t>
+      </w:r>
+      <w:proofErr w:type="spellEnd"/>
+      <w:r>
+        <w:rPr>
+          <w:rFonts w:ascii="Courier New" w:hAnsi="Courier New" w:cs="Courier New"/>
+          <w:b/>
+          <w:bCs/>
+          <w:i/>
+          <w:iCs/>
+          <w:sz w:val="24"/>
+          <w:szCs w:val="24"/>
+        </w:rPr>
+        <w:t>)</w:t>
+      </w:r>
+    </w:p>
+    <w:p>
+      <w:pPr>
+        <w:numPr>
+          <w:ilvl w:val="0"/>
+          <w:numId w:val="3"/>
+        </w:numPr>
+        <w:spacing w:after="0"/>
+      </w:pPr>
+      <w:proofErr w:type="spellStart"/>
+      <w:r>
+        <w:rPr>
+          <w:b/>
+          <w:bCs/>
+        </w:rPr>
+        <w:t>ancien_texte</w:t>
+      </w:r>
+      <w:proofErr w:type="spellEnd"/>
+      <w:r>
+        <w:t>    </w:t>
+      </w:r>
+      <w:r>
+        <w:rPr>
+          <w:u w:val="single"/>
+        </w:rPr>
+        <w:t>Obligatoire</w:t>
+      </w:r>
+      <w:r>
+        <w:t>. Représente le texte dont vous voulez remplacer un nombre donné de caractères.</w:t>
+      </w:r>
+    </w:p>
+    <w:p>
+      <w:pPr>
+        <w:numPr>
+          <w:ilvl w:val="0"/>
+          <w:numId w:val="3"/>
+        </w:numPr>
+        <w:spacing w:after="0"/>
+      </w:pPr>
+      <w:proofErr w:type="spellStart"/>
+      <w:r>
+        <w:rPr>
+          <w:b/>
+          <w:bCs/>
+        </w:rPr>
+        <w:t>no_départ</w:t>
+      </w:r>
+      <w:proofErr w:type="spellEnd"/>
+      <w:r>
+        <w:t>    </w:t>
+      </w:r>
+      <w:r>
+        <w:rPr>
+          <w:u w:val="single"/>
+        </w:rPr>
+        <w:t>Obligatoire</w:t>
+      </w:r>
+      <w:r>
+        <w:t xml:space="preserve">. Représente la place du premier caractère de la chaîne </w:t>
+      </w:r>
+      <w:proofErr w:type="spellStart"/>
+      <w:r>
+        <w:t>ancien_texte</w:t>
+      </w:r>
+      <w:proofErr w:type="spellEnd"/>
+      <w:r>
+        <w:t xml:space="preserve"> là où le remplacement par </w:t>
+      </w:r>
+      <w:proofErr w:type="spellStart"/>
+      <w:r>
+        <w:t>nouveau_texte</w:t>
+      </w:r>
+      <w:proofErr w:type="spellEnd"/>
+      <w:r>
+        <w:t xml:space="preserve"> doit commencer.</w:t>
+      </w:r>
+    </w:p>
+    <w:p>
+      <w:pPr>
+        <w:numPr>
+          <w:ilvl w:val="0"/>
+          <w:numId w:val="3"/>
+        </w:numPr>
+        <w:spacing w:after="0"/>
+      </w:pPr>
+      <w:proofErr w:type="spellStart"/>
+      <w:r>
+        <w:rPr>
+          <w:b/>
+          <w:bCs/>
+        </w:rPr>
+        <w:t>no_car</w:t>
+      </w:r>
+      <w:proofErr w:type="spellEnd"/>
+      <w:r>
+        <w:t>    </w:t>
+      </w:r>
+      <w:r>
+        <w:rPr>
+          <w:u w:val="single"/>
+        </w:rPr>
+        <w:t>Obligatoire</w:t>
+      </w:r>
+      <w:r>
+        <w:t>. Représente le nombre de caractères d’</w:t>
+      </w:r>
+      <w:proofErr w:type="spellStart"/>
+      <w:r>
+        <w:t>ancien_texte</w:t>
+      </w:r>
+      <w:proofErr w:type="spellEnd"/>
+      <w:r>
+        <w:t xml:space="preserve"> que </w:t>
+      </w:r>
+      <w:proofErr w:type="spellStart"/>
+      <w:r>
+        <w:t>nouveau_texte</w:t>
+      </w:r>
+      <w:proofErr w:type="spellEnd"/>
+      <w:r>
+        <w:t xml:space="preserve"> doit remplacer à l’aide de REMPLACER.</w:t>
+      </w:r>
+    </w:p>
+    <w:p>
+      <w:pPr>
+        <w:numPr>
+          <w:ilvl w:val="0"/>
+          <w:numId w:val="3"/>
+        </w:numPr>
+        <w:spacing w:after="0"/>
+      </w:pPr>
+      <w:proofErr w:type="spellStart"/>
+      <w:r>
+        <w:rPr>
+          <w:b/>
+          <w:bCs/>
+        </w:rPr>
+        <w:t>nouveau_texte</w:t>
+      </w:r>
+      <w:proofErr w:type="spellEnd"/>
+      <w:r>
+        <w:t>    </w:t>
+      </w:r>
+      <w:r>
+        <w:rPr>
+          <w:u w:val="single"/>
+        </w:rPr>
+        <w:t>Obligatoire</w:t>
+      </w:r>
+      <w:r>
+        <w:t>. Représente le texte qui doit remplacer les caractères d’</w:t>
+      </w:r>
+      <w:proofErr w:type="spellStart"/>
+      <w:r>
+        <w:t>ancien_texte</w:t>
+      </w:r>
+      <w:proofErr w:type="spellEnd"/>
+      <w:r>
+        <w:t>.</w:t>
+      </w:r>
+    </w:p>
+    <w:p/>
+    <w:p>
+      <w:pPr>
+        <w:pStyle w:val="Titre3"/>
+      </w:pPr>
+      <w:bookmarkStart w:id="5" w:name="_Toc223866606"/>
+      <w:r>
+        <w:t>Syntaxe de la fonction TROUVE</w:t>
+      </w:r>
+      <w:bookmarkEnd w:id="5"/>
+    </w:p>
+    <w:p>
+      <w:r>
+        <w:t xml:space="preserve">La syntaxe de la fonction </w:t>
+      </w:r>
+      <w:r>
+        <w:t>TROUVE</w:t>
+      </w:r>
+      <w:r>
+        <w:t xml:space="preserve"> contient les arguments suivants</w:t>
+      </w:r>
+      <w:r>
+        <w:rPr>
+          <w:rStyle w:val="Appelnotedebasdep"/>
+        </w:rPr>
+        <w:footnoteReference w:id="5"/>
+      </w:r>
+      <w:r>
+        <w:t xml:space="preserve"> :</w:t>
+      </w:r>
+    </w:p>
+    <w:p>
+      <w:pPr>
+        <w:rPr>
+          <w:rFonts w:ascii="Courier New" w:hAnsi="Courier New" w:cs="Courier New"/>
+          <w:b/>
+          <w:bCs/>
+          <w:i/>
+          <w:iCs/>
+          <w:sz w:val="24"/>
+          <w:szCs w:val="24"/>
+        </w:rPr>
+      </w:pPr>
+      <w:r>
+        <w:rPr>
+          <w:rFonts w:ascii="Courier New" w:hAnsi="Courier New" w:cs="Courier New"/>
+          <w:b/>
+          <w:bCs/>
+          <w:i/>
+          <w:iCs/>
+          <w:sz w:val="24"/>
+          <w:szCs w:val="24"/>
+        </w:rPr>
+        <w:t>=TROUVE(</w:t>
+      </w:r>
+      <w:proofErr w:type="spellStart"/>
+      <w:r>
+        <w:rPr>
+          <w:rFonts w:ascii="Courier New" w:hAnsi="Courier New" w:cs="Courier New"/>
+          <w:b/>
+          <w:bCs/>
+          <w:i/>
+          <w:iCs/>
+          <w:sz w:val="24"/>
+          <w:szCs w:val="24"/>
+        </w:rPr>
+        <w:t>texte_cherché</w:t>
+      </w:r>
+      <w:proofErr w:type="spellEnd"/>
+      <w:r>
+        <w:rPr>
+          <w:rFonts w:ascii="Courier New" w:hAnsi="Courier New" w:cs="Courier New"/>
+          <w:b/>
+          <w:bCs/>
+          <w:i/>
+          <w:iCs/>
+          <w:sz w:val="24"/>
+          <w:szCs w:val="24"/>
+        </w:rPr>
+        <w:t xml:space="preserve">, texte, </w:t>
+      </w:r>
+      <w:r>
+        <w:rPr>
+          <w:rFonts w:ascii="Courier New" w:hAnsi="Courier New" w:cs="Courier New"/>
+          <w:i/>
+          <w:iCs/>
+          <w:sz w:val="24"/>
+          <w:szCs w:val="24"/>
+        </w:rPr>
+        <w:t>[</w:t>
+      </w:r>
+      <w:proofErr w:type="spellStart"/>
+      <w:r>
+        <w:rPr>
+          <w:rFonts w:ascii="Courier New" w:hAnsi="Courier New" w:cs="Courier New"/>
+          <w:i/>
+          <w:iCs/>
+          <w:sz w:val="24"/>
+          <w:szCs w:val="24"/>
+        </w:rPr>
+        <w:t>no_départ</w:t>
+      </w:r>
+      <w:proofErr w:type="spellEnd"/>
+      <w:r>
+        <w:rPr>
+          <w:rFonts w:ascii="Courier New" w:hAnsi="Courier New" w:cs="Courier New"/>
+          <w:i/>
+          <w:iCs/>
+          <w:sz w:val="24"/>
+          <w:szCs w:val="24"/>
+        </w:rPr>
+        <w:t>])</w:t>
+      </w:r>
+    </w:p>
+    <w:p>
+      <w:pPr>
+        <w:numPr>
+          <w:ilvl w:val="0"/>
+          <w:numId w:val="4"/>
+        </w:numPr>
+        <w:spacing w:after="0"/>
+      </w:pPr>
+      <w:proofErr w:type="spellStart"/>
+      <w:r>
+        <w:rPr>
+          <w:rFonts w:ascii="Courier New" w:hAnsi="Courier New" w:cs="Courier New"/>
+          <w:b/>
+          <w:bCs/>
+          <w:i/>
+          <w:iCs/>
+          <w:sz w:val="24"/>
+          <w:szCs w:val="24"/>
+        </w:rPr>
+        <w:t>texte_cherché</w:t>
+      </w:r>
+      <w:proofErr w:type="spellEnd"/>
+      <w:r>
+        <w:t xml:space="preserve"> </w:t>
+      </w:r>
+      <w:r>
+        <w:rPr>
+          <w:u w:val="single"/>
+        </w:rPr>
+        <w:t>Obligatoire</w:t>
+      </w:r>
+      <w:r>
+        <w:t>. Il s’agit du texte à trouver.</w:t>
+      </w:r>
+    </w:p>
+    <w:p>
+      <w:pPr>
+        <w:numPr>
+          <w:ilvl w:val="0"/>
+          <w:numId w:val="4"/>
+        </w:numPr>
+        <w:spacing w:after="0"/>
+      </w:pPr>
+      <w:r>
+        <w:rPr>
+          <w:b/>
+          <w:bCs/>
+        </w:rPr>
+        <w:t>texte</w:t>
+      </w:r>
+      <w:r>
+        <w:t>    </w:t>
+      </w:r>
+      <w:r>
+        <w:rPr>
+          <w:u w:val="single"/>
+        </w:rPr>
+        <w:t>Obligatoire</w:t>
+      </w:r>
+      <w:r>
+        <w:t>. Il s’agit du texte qui contient celui que vous recherchez.</w:t>
+      </w:r>
+    </w:p>
+    <w:p>
+      <w:pPr>
+        <w:numPr>
+          <w:ilvl w:val="0"/>
+          <w:numId w:val="4"/>
+        </w:numPr>
+        <w:spacing w:after="0"/>
+      </w:pPr>
+      <w:proofErr w:type="spellStart"/>
+      <w:r>
+        <w:t>no_départ</w:t>
+      </w:r>
+      <w:proofErr w:type="spellEnd"/>
+      <w:r>
+        <w:t xml:space="preserve">    Facultatif. Indique le caractère à partir duquel commencer la recherche. Le premier caractère de l’argument texte est le caractère numéro 1. Si l’argument </w:t>
+      </w:r>
+      <w:proofErr w:type="spellStart"/>
+      <w:r>
+        <w:t>no_départ</w:t>
+      </w:r>
+      <w:proofErr w:type="spellEnd"/>
+      <w:r>
+        <w:t xml:space="preserve"> est omis, la valeur par défaut est 1.</w:t>
+      </w:r>
+    </w:p>
+    <w:p>
+      <w:pPr>
+        <w:spacing w:after="0"/>
+      </w:pPr>
+      <w:r>
+        <w:rPr>
+          <w:noProof/>
+        </w:rPr>
+        <w:lastRenderedPageBreak/>
+        <w:drawing>
+          <wp:inline distT="0" distB="0" distL="0" distR="0" wp14:anchorId="510BDAFB" wp14:editId="4EDCBEE7">
+            <wp:extent cx="360000" cy="360000"/>
+            <wp:effectExtent l="0" t="0" r="2540" b="2540"/>
+            <wp:docPr id="2066193991" name="Graphique 1" descr="Avertissement avec un remplissage uni"/>
+            <wp:cNvGraphicFramePr>
+              <a:graphicFrameLocks xmlns:a="http://schemas.openxmlformats.org/drawingml/2006/main" noChangeAspect="1"/>
+            </wp:cNvGraphicFramePr>
+            <a:graphic xmlns:a="http://schemas.openxmlformats.org/drawingml/2006/main">
+              <a:graphicData uri="http://schemas.openxmlformats.org/drawingml/2006/picture">
+                <pic:pic xmlns:pic="http://schemas.openxmlformats.org/drawingml/2006/picture">
+                  <pic:nvPicPr>
+                    <pic:cNvPr id="2066193991" name="Graphique 2066193991" descr="Avertissement avec un remplissage uni"/>
+                    <pic:cNvPicPr/>
+                  </pic:nvPicPr>
+                  <pic:blipFill>
+                    <a:blip r:embed="rId12">
+                      <a:extLst>
+                        <a:ext uri="{96DAC541-7B7A-43D3-8B79-37D633B846F1}">
+                          <asvg:svgBlip xmlns:asvg="http://schemas.microsoft.com/office/drawing/2016/SVG/main" r:embed="rId13"/>
+                        </a:ext>
+                      </a:extLst>
+                    </a:blip>
+                    <a:stretch>
+                      <a:fillRect/>
+                    </a:stretch>
+                  </pic:blipFill>
+                  <pic:spPr>
+                    <a:xfrm>
+                      <a:off x="0" y="0"/>
+                      <a:ext cx="360000" cy="360000"/>
+                    </a:xfrm>
+                    <a:prstGeom prst="rect">
+                      <a:avLst/>
+                    </a:prstGeom>
+                  </pic:spPr>
+                </pic:pic>
+              </a:graphicData>
+            </a:graphic>
+          </wp:inline>
+        </w:drawing>
+      </w:r>
+      <w:r>
+        <w:t xml:space="preserve"> </w:t>
+      </w:r>
+      <w:r>
+        <w:rPr>
+          <w:i/>
+          <w:iCs/>
+          <w:sz w:val="24"/>
+          <w:szCs w:val="24"/>
+        </w:rPr>
+        <w:t>TROUVE est sensible à</w:t>
+      </w:r>
+      <w:r>
+        <w:rPr>
+          <w:i/>
+          <w:iCs/>
+          <w:sz w:val="24"/>
+          <w:szCs w:val="24"/>
+        </w:rPr>
+        <w:t xml:space="preserve"> la casse</w:t>
+      </w:r>
+      <w:r>
+        <w:rPr>
+          <w:rStyle w:val="Appelnotedebasdep"/>
+          <w:i/>
+          <w:iCs/>
+          <w:sz w:val="24"/>
+          <w:szCs w:val="24"/>
+        </w:rPr>
+        <w:footnoteReference w:id="6"/>
+      </w:r>
+      <w:r>
+        <w:rPr>
+          <w:i/>
+          <w:iCs/>
+          <w:sz w:val="24"/>
+          <w:szCs w:val="24"/>
+        </w:rPr>
+        <w:t xml:space="preserve"> et n’autorise pas les caractères génériques</w:t>
+      </w:r>
+      <w:r>
+        <w:rPr>
+          <w:i/>
+          <w:iCs/>
+          <w:sz w:val="24"/>
+          <w:szCs w:val="24"/>
+        </w:rPr>
+        <w:t>.</w:t>
+      </w:r>
+    </w:p>
+    <w:p/>
+    <w:p/>
+    <w:p/>
+    <w:p>
+      <w:pPr>
+        <w:pStyle w:val="Titre3"/>
+      </w:pPr>
+      <w:bookmarkStart w:id="6" w:name="_Toc223866607"/>
       <w:r>
         <w:t>Explications :</w:t>
       </w:r>
-      <w:bookmarkEnd w:id="4"/>
+      <w:bookmarkEnd w:id="6"/>
     </w:p>
     <w:p>
       <w:r>
@@ -2264,7 +3191,6 @@
         <w:rPr>
           <w:noProof/>
         </w:rPr>
-        <w:lastRenderedPageBreak/>
         <w:drawing>
           <wp:inline distT="0" distB="0" distL="0" distR="0" wp14:anchorId="0D76AC42" wp14:editId="5B04633F">
             <wp:extent cx="5760720" cy="2500630"/>
@@ -2281,7 +3207,7 @@
                     <pic:cNvPicPr/>
                   </pic:nvPicPr>
                   <pic:blipFill>
-                    <a:blip r:embed="rId12"/>
+                    <a:blip r:embed="rId14"/>
                     <a:stretch>
                       <a:fillRect/>
                     </a:stretch>
@@ -2304,6 +3230,7 @@
     </w:p>
     <w:p>
       <w:r>
+        <w:lastRenderedPageBreak/>
         <w:t>Ensuite, entrez "1" in Cellule A1 et "2" in Cellule A2 pour établir la séquence d'indexation qui référencera chaque feuille de calcul de votre classeur.</w:t>
       </w:r>
     </w:p>
@@ -2333,7 +3260,7 @@
                     <pic:cNvPicPr/>
                   </pic:nvPicPr>
                   <pic:blipFill>
-                    <a:blip r:embed="rId13"/>
+                    <a:blip r:embed="rId15"/>
                     <a:stretch>
                       <a:fillRect/>
                     </a:stretch>
@@ -2442,7 +3369,6 @@
           <w:bCs/>
           <w:noProof/>
         </w:rPr>
-        <w:lastRenderedPageBreak/>
         <w:drawing>
           <wp:inline distT="0" distB="0" distL="0" distR="0" wp14:anchorId="6713EF9C" wp14:editId="0FCDF797">
             <wp:extent cx="5760720" cy="2578100"/>
@@ -2459,7 +3385,7 @@
                     <pic:cNvPicPr/>
                   </pic:nvPicPr>
                   <pic:blipFill>
-                    <a:blip r:embed="rId14"/>
+                    <a:blip r:embed="rId16"/>
                     <a:stretch>
                       <a:fillRect/>
                     </a:stretch>
@@ -2485,6 +3411,7 @@
         <w:rPr>
           <w:rFonts w:ascii="Arial" w:hAnsi="Arial" w:cs="Arial"/>
         </w:rPr>
+        <w:lastRenderedPageBreak/>
         <w:t>►</w:t>
       </w:r>
       <w:r>
@@ -2527,7 +3454,7 @@
                     <pic:cNvPicPr/>
                   </pic:nvPicPr>
                   <pic:blipFill>
-                    <a:blip r:embed="rId15"/>
+                    <a:blip r:embed="rId17"/>
                     <a:stretch>
                       <a:fillRect/>
                     </a:stretch>
@@ -2562,11 +3489,11 @@
       <w:pPr>
         <w:pStyle w:val="Titre2"/>
       </w:pPr>
-      <w:bookmarkStart w:id="5" w:name="_Toc223861327"/>
+      <w:bookmarkStart w:id="7" w:name="_Toc223866608"/>
       <w:r>
         <w:t>Avec LIRE.CLASSEUR , TRANSPOSE et SUBSTITUE</w:t>
       </w:r>
-      <w:bookmarkEnd w:id="5"/>
+      <w:bookmarkEnd w:id="7"/>
     </w:p>
     <w:p>
       <w:r>
@@ -2623,7 +3550,6 @@
         <w:rPr>
           <w:noProof/>
         </w:rPr>
-        <w:lastRenderedPageBreak/>
         <w:drawing>
           <wp:inline distT="0" distB="0" distL="0" distR="0" wp14:anchorId="4FBDD9EE" wp14:editId="415E62AB">
             <wp:extent cx="5760720" cy="2075815"/>
@@ -2707,6 +3633,7 @@
         <w:rPr>
           <w:noProof/>
         </w:rPr>
+        <w:lastRenderedPageBreak/>
         <w:drawing>
           <wp:inline distT="0" distB="0" distL="0" distR="0" wp14:anchorId="5CFC007A" wp14:editId="4AAB37AA">
             <wp:extent cx="5760720" cy="2168525"/>
@@ -2829,118 +3756,118 @@
           <w:bCs/>
           <w:color w:val="0070C0"/>
         </w:rPr>
+        <w:t xml:space="preserve">Fonction </w:t>
+      </w:r>
+      <w:r>
+        <w:rPr>
+          <w:rFonts w:ascii="Arial" w:hAnsi="Arial" w:cs="Arial"/>
+          <w:b/>
+          <w:bCs/>
+        </w:rPr>
+        <w:t>LIRE.CLASSEUR</w:t>
+      </w:r>
+      <w:r>
+        <w:rPr>
+          <w:rFonts w:ascii="Arial" w:hAnsi="Arial" w:cs="Arial"/>
+          <w:b/>
+          <w:bCs/>
+          <w:color w:val="0070C0"/>
+        </w:rPr>
+        <w:t xml:space="preserve"> </w:t>
+      </w:r>
+      <w:r>
+        <w:rPr>
+          <w:rFonts w:ascii="Arial" w:hAnsi="Arial" w:cs="Arial"/>
+          <w:b/>
+          <w:bCs/>
+          <w:color w:val="0070C0"/>
+        </w:rPr>
+        <w:t>►</w:t>
+      </w:r>
+      <w:r>
+        <w:rPr>
+          <w:b/>
+          <w:bCs/>
+          <w:color w:val="0070C0"/>
+        </w:rPr>
+        <w:t xml:space="preserve"> </w:t>
+      </w:r>
+      <w:r>
+        <w:rPr>
+          <w:rFonts w:ascii="Arial" w:hAnsi="Arial" w:cs="Arial"/>
+          <w:b/>
+          <w:bCs/>
+          <w:color w:val="0070C0"/>
+        </w:rPr>
+        <w:t>GET.WORKBOOK</w:t>
+      </w:r>
+    </w:p>
+    <w:p>
+      <w:r>
+        <w:rPr>
+          <w:rFonts w:ascii="Arial" w:hAnsi="Arial" w:cs="Arial"/>
+        </w:rPr>
+        <w:t>►</w:t>
+      </w:r>
+      <w:r>
+        <w:t xml:space="preserve"> Plus tard, dans</w:t>
+      </w:r>
+      <w:r>
+        <w:t xml:space="preserve"> le </w:t>
+      </w:r>
+      <w:r>
+        <w:t>champ</w:t>
+      </w:r>
+      <w:r>
+        <w:t> :</w:t>
+      </w:r>
+      <w:r>
+        <w:t xml:space="preserve"> </w:t>
+      </w:r>
+      <w:r>
+        <w:rPr>
+          <w:b/>
+          <w:bCs/>
+        </w:rPr>
+        <w:t>« Fait référence à »</w:t>
+      </w:r>
+      <w:r>
+        <w:t>, saisissez la formule suivante qui extraira les noms des feuilles de calcul de la structure de votre classeur :</w:t>
+      </w:r>
+    </w:p>
+    <w:p>
+      <w:pPr>
+        <w:rPr>
+          <w:rFonts w:ascii="Arial" w:hAnsi="Arial" w:cs="Arial"/>
+          <w:b/>
+          <w:bCs/>
+        </w:rPr>
+      </w:pPr>
+      <w:r>
+        <w:rPr>
+          <w:rFonts w:ascii="Arial" w:hAnsi="Arial" w:cs="Arial"/>
+          <w:b/>
+          <w:bCs/>
+        </w:rPr>
+        <w:t>=LIRE.CLASSEUR(1)</w:t>
+      </w:r>
+    </w:p>
+    <w:p>
+      <w:pPr>
+        <w:rPr>
+          <w:rFonts w:ascii="Arial" w:hAnsi="Arial" w:cs="Arial"/>
+          <w:b/>
+          <w:bCs/>
+        </w:rPr>
+      </w:pPr>
+      <w:r>
+        <w:rPr>
+          <w:rFonts w:ascii="Arial" w:hAnsi="Arial" w:cs="Arial"/>
+          <w:b/>
+          <w:bCs/>
+          <w:noProof/>
+        </w:rPr>
         <w:lastRenderedPageBreak/>
-        <w:t xml:space="preserve">Fonction </w:t>
-      </w:r>
-      <w:r>
-        <w:rPr>
-          <w:rFonts w:ascii="Arial" w:hAnsi="Arial" w:cs="Arial"/>
-          <w:b/>
-          <w:bCs/>
-        </w:rPr>
-        <w:t>LIRE.CLASSEUR</w:t>
-      </w:r>
-      <w:r>
-        <w:rPr>
-          <w:rFonts w:ascii="Arial" w:hAnsi="Arial" w:cs="Arial"/>
-          <w:b/>
-          <w:bCs/>
-          <w:color w:val="0070C0"/>
-        </w:rPr>
-        <w:t xml:space="preserve"> </w:t>
-      </w:r>
-      <w:r>
-        <w:rPr>
-          <w:rFonts w:ascii="Arial" w:hAnsi="Arial" w:cs="Arial"/>
-          <w:b/>
-          <w:bCs/>
-          <w:color w:val="0070C0"/>
-        </w:rPr>
-        <w:t>►</w:t>
-      </w:r>
-      <w:r>
-        <w:rPr>
-          <w:b/>
-          <w:bCs/>
-          <w:color w:val="0070C0"/>
-        </w:rPr>
-        <w:t xml:space="preserve"> </w:t>
-      </w:r>
-      <w:r>
-        <w:rPr>
-          <w:rFonts w:ascii="Arial" w:hAnsi="Arial" w:cs="Arial"/>
-          <w:b/>
-          <w:bCs/>
-          <w:color w:val="0070C0"/>
-        </w:rPr>
-        <w:t>GET.WORKBOOK</w:t>
-      </w:r>
-    </w:p>
-    <w:p>
-      <w:r>
-        <w:rPr>
-          <w:rFonts w:ascii="Arial" w:hAnsi="Arial" w:cs="Arial"/>
-        </w:rPr>
-        <w:t>►</w:t>
-      </w:r>
-      <w:r>
-        <w:t xml:space="preserve"> Plus tard, dans</w:t>
-      </w:r>
-      <w:r>
-        <w:t xml:space="preserve"> le </w:t>
-      </w:r>
-      <w:r>
-        <w:t>champ</w:t>
-      </w:r>
-      <w:r>
-        <w:t> :</w:t>
-      </w:r>
-      <w:r>
-        <w:t xml:space="preserve"> </w:t>
-      </w:r>
-      <w:r>
-        <w:rPr>
-          <w:b/>
-          <w:bCs/>
-        </w:rPr>
-        <w:t>« Fait référence à »</w:t>
-      </w:r>
-      <w:r>
-        <w:t>, saisissez la formule suivante qui extraira les noms des feuilles de calcul de la structure de votre classeur :</w:t>
-      </w:r>
-    </w:p>
-    <w:p>
-      <w:pPr>
-        <w:rPr>
-          <w:rFonts w:ascii="Arial" w:hAnsi="Arial" w:cs="Arial"/>
-          <w:b/>
-          <w:bCs/>
-        </w:rPr>
-      </w:pPr>
-      <w:r>
-        <w:rPr>
-          <w:rFonts w:ascii="Arial" w:hAnsi="Arial" w:cs="Arial"/>
-          <w:b/>
-          <w:bCs/>
-        </w:rPr>
-        <w:t>=LIRE.CLASSEUR(1)</w:t>
-      </w:r>
-    </w:p>
-    <w:p>
-      <w:pPr>
-        <w:rPr>
-          <w:rFonts w:ascii="Arial" w:hAnsi="Arial" w:cs="Arial"/>
-          <w:b/>
-          <w:bCs/>
-        </w:rPr>
-      </w:pPr>
-      <w:r>
-        <w:rPr>
-          <w:rFonts w:ascii="Arial" w:hAnsi="Arial" w:cs="Arial"/>
-          <w:b/>
-          <w:bCs/>
-          <w:noProof/>
-        </w:rPr>
         <w:drawing>
           <wp:inline distT="0" distB="0" distL="0" distR="0" wp14:anchorId="01850D4B" wp14:editId="685BA539">
             <wp:extent cx="3620005" cy="1914792"/>
@@ -2957,7 +3884,7 @@
                     <pic:cNvPicPr/>
                   </pic:nvPicPr>
                   <pic:blipFill>
-                    <a:blip r:embed="rId16"/>
+                    <a:blip r:embed="rId18"/>
                     <a:stretch>
                       <a:fillRect/>
                     </a:stretch>
@@ -3009,7 +3936,7 @@
                     <pic:cNvPicPr/>
                   </pic:nvPicPr>
                   <pic:blipFill>
-                    <a:blip r:embed="rId17"/>
+                    <a:blip r:embed="rId19"/>
                     <a:stretch>
                       <a:fillRect/>
                     </a:stretch>
@@ -3074,290 +4001,6 @@
                 <pic:pic xmlns:pic="http://schemas.openxmlformats.org/drawingml/2006/picture">
                   <pic:nvPicPr>
                     <pic:cNvPr id="1403146824" name=""/>
-                    <pic:cNvPicPr/>
-                  </pic:nvPicPr>
-                  <pic:blipFill>
-                    <a:blip r:embed="rId18"/>
-                    <a:stretch>
-                      <a:fillRect/>
-                    </a:stretch>
-                  </pic:blipFill>
-                  <pic:spPr>
-                    <a:xfrm>
-                      <a:off x="0" y="0"/>
-                      <a:ext cx="5760720" cy="2075815"/>
-                    </a:xfrm>
-                    <a:prstGeom prst="rect">
-                      <a:avLst/>
-                    </a:prstGeom>
-                  </pic:spPr>
-                </pic:pic>
-              </a:graphicData>
-            </a:graphic>
-          </wp:inline>
-        </w:drawing>
-      </w:r>
-    </w:p>
-    <w:p>
-      <w:pPr>
-        <w:rPr>
-          <w:rFonts w:ascii="Arial" w:hAnsi="Arial" w:cs="Arial"/>
-        </w:rPr>
-      </w:pPr>
-      <w:r>
-        <w:rPr>
-          <w:rFonts w:ascii="Arial" w:hAnsi="Arial" w:cs="Arial"/>
-          <w:noProof/>
-        </w:rPr>
-        <w:drawing>
-          <wp:inline distT="0" distB="0" distL="0" distR="0" wp14:anchorId="675CEF79" wp14:editId="705CEC3F">
-            <wp:extent cx="5760720" cy="2075815"/>
-            <wp:effectExtent l="0" t="0" r="0" b="635"/>
-            <wp:docPr id="247910560" name="Image 1"/>
-            <wp:cNvGraphicFramePr>
-              <a:graphicFrameLocks xmlns:a="http://schemas.openxmlformats.org/drawingml/2006/main" noChangeAspect="1"/>
-            </wp:cNvGraphicFramePr>
-            <a:graphic xmlns:a="http://schemas.openxmlformats.org/drawingml/2006/main">
-              <a:graphicData uri="http://schemas.openxmlformats.org/drawingml/2006/picture">
-                <pic:pic xmlns:pic="http://schemas.openxmlformats.org/drawingml/2006/picture">
-                  <pic:nvPicPr>
-                    <pic:cNvPr id="247910560" name=""/>
-                    <pic:cNvPicPr/>
-                  </pic:nvPicPr>
-                  <pic:blipFill>
-                    <a:blip r:embed="rId19"/>
-                    <a:stretch>
-                      <a:fillRect/>
-                    </a:stretch>
-                  </pic:blipFill>
-                  <pic:spPr>
-                    <a:xfrm>
-                      <a:off x="0" y="0"/>
-                      <a:ext cx="5760720" cy="2075815"/>
-                    </a:xfrm>
-                    <a:prstGeom prst="rect">
-                      <a:avLst/>
-                    </a:prstGeom>
-                  </pic:spPr>
-                </pic:pic>
-              </a:graphicData>
-            </a:graphic>
-          </wp:inline>
-        </w:drawing>
-      </w:r>
-    </w:p>
-    <w:p>
-      <w:pPr>
-        <w:spacing w:after="0"/>
-      </w:pPr>
-      <w:r>
-        <w:rPr>
-          <w:rFonts w:ascii="Arial" w:hAnsi="Arial" w:cs="Arial"/>
-        </w:rPr>
-        <w:t>►</w:t>
-      </w:r>
-      <w:r>
-        <w:t>La formule génère le nom des feuilles, mais avec le nom du classeur Excel, que l’on retirer</w:t>
-      </w:r>
-      <w:r>
-        <w:t>a</w:t>
-      </w:r>
-      <w:r>
-        <w:t xml:space="preserve"> pour ne garder que le nom de chaque feuille.</w:t>
-      </w:r>
-    </w:p>
-    <w:p>
-      <w:pPr>
-        <w:spacing w:after="0"/>
-      </w:pPr>
-      <w:r>
-        <w:t>De plus elle renvoie les noms en ligne, alors qu’on les veut en colonne.</w:t>
-      </w:r>
-    </w:p>
-    <w:p>
-      <w:pPr>
-        <w:spacing w:after="0"/>
-        <w:rPr>
-          <w:rFonts w:ascii="Arial" w:hAnsi="Arial" w:cs="Arial"/>
-        </w:rPr>
-      </w:pPr>
-    </w:p>
-    <w:p>
-      <w:pPr>
-        <w:spacing w:after="0"/>
-        <w:rPr>
-          <w:rFonts w:ascii="Arial" w:hAnsi="Arial" w:cs="Arial"/>
-        </w:rPr>
-      </w:pPr>
-      <w:r>
-        <w:rPr>
-          <w:rFonts w:ascii="Arial" w:hAnsi="Arial" w:cs="Arial"/>
-        </w:rPr>
-        <w:t>On va utiliser, donc, cette formule :</w:t>
-      </w:r>
-    </w:p>
-    <w:p>
-      <w:pPr>
-        <w:spacing w:after="0"/>
-        <w:rPr>
-          <w:rFonts w:ascii="Arial" w:hAnsi="Arial" w:cs="Arial"/>
-        </w:rPr>
-      </w:pPr>
-    </w:p>
-    <w:p>
-      <w:pPr>
-        <w:spacing w:after="0"/>
-        <w:rPr>
-          <w:rFonts w:ascii="Arial" w:hAnsi="Arial" w:cs="Arial"/>
-          <w:b/>
-          <w:bCs/>
-          <w:sz w:val="24"/>
-          <w:szCs w:val="24"/>
-        </w:rPr>
-      </w:pPr>
-      <w:r>
-        <w:rPr>
-          <w:rFonts w:ascii="Arial" w:hAnsi="Arial" w:cs="Arial"/>
-          <w:b/>
-          <w:bCs/>
-          <w:sz w:val="24"/>
-          <w:szCs w:val="24"/>
-        </w:rPr>
-        <w:t>=TRANSPOSE(SUBSTITUE(</w:t>
-      </w:r>
-      <w:proofErr w:type="spellStart"/>
-      <w:r>
-        <w:rPr>
-          <w:rFonts w:ascii="Arial" w:hAnsi="Arial" w:cs="Arial"/>
-          <w:b/>
-          <w:bCs/>
-          <w:sz w:val="24"/>
-          <w:szCs w:val="24"/>
-        </w:rPr>
-        <w:t>ListSheets</w:t>
-      </w:r>
-      <w:proofErr w:type="spellEnd"/>
-      <w:r>
-        <w:rPr>
-          <w:rFonts w:ascii="Arial" w:hAnsi="Arial" w:cs="Arial"/>
-          <w:b/>
-          <w:bCs/>
-          <w:sz w:val="24"/>
-          <w:szCs w:val="24"/>
-        </w:rPr>
-        <w:t>;"[SheetsList_V2.xlsm]";""))</w:t>
-      </w:r>
-    </w:p>
-    <w:p>
-      <w:pPr>
-        <w:spacing w:after="0"/>
-        <w:rPr>
-          <w:rFonts w:ascii="Arial" w:hAnsi="Arial" w:cs="Arial"/>
-        </w:rPr>
-      </w:pPr>
-    </w:p>
-    <w:p>
-      <w:pPr>
-        <w:pStyle w:val="Titre3"/>
-      </w:pPr>
-      <w:bookmarkStart w:id="6" w:name="_Toc223861328"/>
-      <w:r>
-        <w:t>Explications :</w:t>
-      </w:r>
-      <w:bookmarkEnd w:id="6"/>
-    </w:p>
-    <w:p>
-      <w:pPr>
-        <w:spacing w:after="0"/>
-        <w:rPr>
-          <w:rFonts w:ascii="Arial" w:hAnsi="Arial" w:cs="Arial"/>
-        </w:rPr>
-      </w:pPr>
-      <w:r>
-        <w:rPr>
-          <w:rFonts w:ascii="Arial" w:hAnsi="Arial" w:cs="Arial"/>
-        </w:rPr>
-        <w:t>TRANSPOSE</w:t>
-      </w:r>
-      <w:r>
-        <w:rPr>
-          <w:rFonts w:ascii="Arial" w:hAnsi="Arial" w:cs="Arial"/>
-        </w:rPr>
-        <w:t xml:space="preserve"> → pour transformer les lignes en colonnes</w:t>
-      </w:r>
-    </w:p>
-    <w:p>
-      <w:pPr>
-        <w:spacing w:after="0"/>
-        <w:rPr>
-          <w:rFonts w:ascii="Arial" w:hAnsi="Arial" w:cs="Arial"/>
-        </w:rPr>
-      </w:pPr>
-      <w:r>
-        <w:rPr>
-          <w:rFonts w:ascii="Arial" w:hAnsi="Arial" w:cs="Arial"/>
-        </w:rPr>
-        <w:t>SUBSTITUE(</w:t>
-      </w:r>
-      <w:proofErr w:type="spellStart"/>
-      <w:r>
-        <w:rPr>
-          <w:rFonts w:ascii="Arial" w:hAnsi="Arial" w:cs="Arial"/>
-        </w:rPr>
-        <w:t>ListSheets</w:t>
-      </w:r>
-      <w:proofErr w:type="spellEnd"/>
-      <w:r>
-        <w:rPr>
-          <w:rFonts w:ascii="Arial" w:hAnsi="Arial" w:cs="Arial"/>
-        </w:rPr>
-        <w:t>;"[SheetsList_V2.xlsm]";"") → on enlève le nom</w:t>
-      </w:r>
-      <w:r>
-        <w:rPr>
-          <w:rFonts w:ascii="Arial" w:hAnsi="Arial" w:cs="Arial"/>
-        </w:rPr>
-        <w:t xml:space="preserve"> du classeur en lui substituant rien </w:t>
-      </w:r>
-      <w:r>
-        <w:rPr>
-          <w:rFonts w:ascii="Arial" w:hAnsi="Arial" w:cs="Arial"/>
-        </w:rPr>
-        <w:t>""</w:t>
-      </w:r>
-      <w:r>
-        <w:rPr>
-          <w:rFonts w:ascii="Arial" w:hAnsi="Arial" w:cs="Arial"/>
-        </w:rPr>
-        <w:t xml:space="preserve"> , dans la formule.</w:t>
-      </w:r>
-    </w:p>
-    <w:p>
-      <w:pPr>
-        <w:spacing w:after="0"/>
-        <w:rPr>
-          <w:rFonts w:ascii="Arial" w:hAnsi="Arial" w:cs="Arial"/>
-        </w:rPr>
-      </w:pPr>
-      <w:r>
-        <w:rPr>
-          <w:rFonts w:ascii="Arial" w:hAnsi="Arial" w:cs="Arial"/>
-          <w:noProof/>
-        </w:rPr>
-        <w:lastRenderedPageBreak/>
-        <w:drawing>
-          <wp:inline distT="0" distB="0" distL="0" distR="0" wp14:anchorId="1D84877D" wp14:editId="7E9CF183">
-            <wp:extent cx="5760720" cy="2075815"/>
-            <wp:effectExtent l="0" t="0" r="0" b="635"/>
-            <wp:docPr id="1680694978" name="Image 1"/>
-            <wp:cNvGraphicFramePr>
-              <a:graphicFrameLocks xmlns:a="http://schemas.openxmlformats.org/drawingml/2006/main" noChangeAspect="1"/>
-            </wp:cNvGraphicFramePr>
-            <a:graphic xmlns:a="http://schemas.openxmlformats.org/drawingml/2006/main">
-              <a:graphicData uri="http://schemas.openxmlformats.org/drawingml/2006/picture">
-                <pic:pic xmlns:pic="http://schemas.openxmlformats.org/drawingml/2006/picture">
-                  <pic:nvPicPr>
-                    <pic:cNvPr id="1680694978" name=""/>
                     <pic:cNvPicPr/>
                   </pic:nvPicPr>
                   <pic:blipFill>
@@ -3391,6 +4034,290 @@
       <w:r>
         <w:rPr>
           <w:rFonts w:ascii="Arial" w:hAnsi="Arial" w:cs="Arial"/>
+          <w:noProof/>
+        </w:rPr>
+        <w:drawing>
+          <wp:inline distT="0" distB="0" distL="0" distR="0" wp14:anchorId="675CEF79" wp14:editId="705CEC3F">
+            <wp:extent cx="5760720" cy="2075815"/>
+            <wp:effectExtent l="0" t="0" r="0" b="635"/>
+            <wp:docPr id="247910560" name="Image 1"/>
+            <wp:cNvGraphicFramePr>
+              <a:graphicFrameLocks xmlns:a="http://schemas.openxmlformats.org/drawingml/2006/main" noChangeAspect="1"/>
+            </wp:cNvGraphicFramePr>
+            <a:graphic xmlns:a="http://schemas.openxmlformats.org/drawingml/2006/main">
+              <a:graphicData uri="http://schemas.openxmlformats.org/drawingml/2006/picture">
+                <pic:pic xmlns:pic="http://schemas.openxmlformats.org/drawingml/2006/picture">
+                  <pic:nvPicPr>
+                    <pic:cNvPr id="247910560" name=""/>
+                    <pic:cNvPicPr/>
+                  </pic:nvPicPr>
+                  <pic:blipFill>
+                    <a:blip r:embed="rId21"/>
+                    <a:stretch>
+                      <a:fillRect/>
+                    </a:stretch>
+                  </pic:blipFill>
+                  <pic:spPr>
+                    <a:xfrm>
+                      <a:off x="0" y="0"/>
+                      <a:ext cx="5760720" cy="2075815"/>
+                    </a:xfrm>
+                    <a:prstGeom prst="rect">
+                      <a:avLst/>
+                    </a:prstGeom>
+                  </pic:spPr>
+                </pic:pic>
+              </a:graphicData>
+            </a:graphic>
+          </wp:inline>
+        </w:drawing>
+      </w:r>
+    </w:p>
+    <w:p>
+      <w:pPr>
+        <w:spacing w:after="0"/>
+      </w:pPr>
+      <w:r>
+        <w:rPr>
+          <w:rFonts w:ascii="Arial" w:hAnsi="Arial" w:cs="Arial"/>
+        </w:rPr>
+        <w:t>►</w:t>
+      </w:r>
+      <w:r>
+        <w:t>La formule génère le nom des feuilles, mais avec le nom du classeur Excel, que l’on retirer</w:t>
+      </w:r>
+      <w:r>
+        <w:t>a</w:t>
+      </w:r>
+      <w:r>
+        <w:t xml:space="preserve"> pour ne garder que le nom de chaque feuille.</w:t>
+      </w:r>
+    </w:p>
+    <w:p>
+      <w:pPr>
+        <w:spacing w:after="0"/>
+      </w:pPr>
+      <w:r>
+        <w:t>De plus elle renvoie les noms en ligne, alors qu’on les veut en colonne.</w:t>
+      </w:r>
+    </w:p>
+    <w:p>
+      <w:pPr>
+        <w:spacing w:after="0"/>
+        <w:rPr>
+          <w:rFonts w:ascii="Arial" w:hAnsi="Arial" w:cs="Arial"/>
+        </w:rPr>
+      </w:pPr>
+    </w:p>
+    <w:p>
+      <w:pPr>
+        <w:spacing w:after="0"/>
+        <w:rPr>
+          <w:rFonts w:ascii="Arial" w:hAnsi="Arial" w:cs="Arial"/>
+        </w:rPr>
+      </w:pPr>
+      <w:r>
+        <w:rPr>
+          <w:rFonts w:ascii="Arial" w:hAnsi="Arial" w:cs="Arial"/>
+        </w:rPr>
+        <w:t>On va utiliser, donc, cette formule :</w:t>
+      </w:r>
+    </w:p>
+    <w:p>
+      <w:pPr>
+        <w:spacing w:after="0"/>
+        <w:rPr>
+          <w:rFonts w:ascii="Arial" w:hAnsi="Arial" w:cs="Arial"/>
+        </w:rPr>
+      </w:pPr>
+    </w:p>
+    <w:p>
+      <w:pPr>
+        <w:spacing w:after="0"/>
+        <w:rPr>
+          <w:rFonts w:ascii="Arial" w:hAnsi="Arial" w:cs="Arial"/>
+          <w:b/>
+          <w:bCs/>
+          <w:sz w:val="24"/>
+          <w:szCs w:val="24"/>
+        </w:rPr>
+      </w:pPr>
+      <w:r>
+        <w:rPr>
+          <w:rFonts w:ascii="Arial" w:hAnsi="Arial" w:cs="Arial"/>
+          <w:b/>
+          <w:bCs/>
+          <w:sz w:val="24"/>
+          <w:szCs w:val="24"/>
+        </w:rPr>
+        <w:t>=TRANSPOSE(SUBSTITUE(</w:t>
+      </w:r>
+      <w:proofErr w:type="spellStart"/>
+      <w:r>
+        <w:rPr>
+          <w:rFonts w:ascii="Arial" w:hAnsi="Arial" w:cs="Arial"/>
+          <w:b/>
+          <w:bCs/>
+          <w:sz w:val="24"/>
+          <w:szCs w:val="24"/>
+        </w:rPr>
+        <w:t>ListSheets</w:t>
+      </w:r>
+      <w:proofErr w:type="spellEnd"/>
+      <w:r>
+        <w:rPr>
+          <w:rFonts w:ascii="Arial" w:hAnsi="Arial" w:cs="Arial"/>
+          <w:b/>
+          <w:bCs/>
+          <w:sz w:val="24"/>
+          <w:szCs w:val="24"/>
+        </w:rPr>
+        <w:t>;"[SheetsList_V2.xlsm]";""))</w:t>
+      </w:r>
+    </w:p>
+    <w:p>
+      <w:pPr>
+        <w:spacing w:after="0"/>
+        <w:rPr>
+          <w:rFonts w:ascii="Arial" w:hAnsi="Arial" w:cs="Arial"/>
+        </w:rPr>
+      </w:pPr>
+    </w:p>
+    <w:p>
+      <w:pPr>
+        <w:pStyle w:val="Titre3"/>
+      </w:pPr>
+      <w:bookmarkStart w:id="8" w:name="_Toc223866609"/>
+      <w:r>
+        <w:t>Explications :</w:t>
+      </w:r>
+      <w:bookmarkEnd w:id="8"/>
+    </w:p>
+    <w:p>
+      <w:pPr>
+        <w:spacing w:after="0"/>
+        <w:rPr>
+          <w:rFonts w:ascii="Arial" w:hAnsi="Arial" w:cs="Arial"/>
+        </w:rPr>
+      </w:pPr>
+      <w:r>
+        <w:rPr>
+          <w:rFonts w:ascii="Arial" w:hAnsi="Arial" w:cs="Arial"/>
+        </w:rPr>
+        <w:t>TRANSPOSE</w:t>
+      </w:r>
+      <w:r>
+        <w:rPr>
+          <w:rFonts w:ascii="Arial" w:hAnsi="Arial" w:cs="Arial"/>
+        </w:rPr>
+        <w:t xml:space="preserve"> → pour transformer les lignes en colonnes</w:t>
+      </w:r>
+    </w:p>
+    <w:p>
+      <w:pPr>
+        <w:spacing w:after="0"/>
+        <w:rPr>
+          <w:rFonts w:ascii="Arial" w:hAnsi="Arial" w:cs="Arial"/>
+        </w:rPr>
+      </w:pPr>
+      <w:r>
+        <w:rPr>
+          <w:rFonts w:ascii="Arial" w:hAnsi="Arial" w:cs="Arial"/>
+        </w:rPr>
+        <w:t>SUBSTITUE(</w:t>
+      </w:r>
+      <w:proofErr w:type="spellStart"/>
+      <w:r>
+        <w:rPr>
+          <w:rFonts w:ascii="Arial" w:hAnsi="Arial" w:cs="Arial"/>
+        </w:rPr>
+        <w:t>ListSheets</w:t>
+      </w:r>
+      <w:proofErr w:type="spellEnd"/>
+      <w:r>
+        <w:rPr>
+          <w:rFonts w:ascii="Arial" w:hAnsi="Arial" w:cs="Arial"/>
+        </w:rPr>
+        <w:t>;"[SheetsList_V2.xlsm]";"") → on enlève le nom</w:t>
+      </w:r>
+      <w:r>
+        <w:rPr>
+          <w:rFonts w:ascii="Arial" w:hAnsi="Arial" w:cs="Arial"/>
+        </w:rPr>
+        <w:t xml:space="preserve"> du classeur en lui substituant rien </w:t>
+      </w:r>
+      <w:r>
+        <w:rPr>
+          <w:rFonts w:ascii="Arial" w:hAnsi="Arial" w:cs="Arial"/>
+        </w:rPr>
+        <w:t>""</w:t>
+      </w:r>
+      <w:r>
+        <w:rPr>
+          <w:rFonts w:ascii="Arial" w:hAnsi="Arial" w:cs="Arial"/>
+        </w:rPr>
+        <w:t xml:space="preserve"> , dans la formule.</w:t>
+      </w:r>
+    </w:p>
+    <w:p>
+      <w:pPr>
+        <w:spacing w:after="0"/>
+        <w:rPr>
+          <w:rFonts w:ascii="Arial" w:hAnsi="Arial" w:cs="Arial"/>
+        </w:rPr>
+      </w:pPr>
+      <w:r>
+        <w:rPr>
+          <w:rFonts w:ascii="Arial" w:hAnsi="Arial" w:cs="Arial"/>
+          <w:noProof/>
+        </w:rPr>
+        <w:lastRenderedPageBreak/>
+        <w:drawing>
+          <wp:inline distT="0" distB="0" distL="0" distR="0" wp14:anchorId="1D84877D" wp14:editId="7E9CF183">
+            <wp:extent cx="5760720" cy="2075815"/>
+            <wp:effectExtent l="0" t="0" r="0" b="635"/>
+            <wp:docPr id="1680694978" name="Image 1"/>
+            <wp:cNvGraphicFramePr>
+              <a:graphicFrameLocks xmlns:a="http://schemas.openxmlformats.org/drawingml/2006/main" noChangeAspect="1"/>
+            </wp:cNvGraphicFramePr>
+            <a:graphic xmlns:a="http://schemas.openxmlformats.org/drawingml/2006/main">
+              <a:graphicData uri="http://schemas.openxmlformats.org/drawingml/2006/picture">
+                <pic:pic xmlns:pic="http://schemas.openxmlformats.org/drawingml/2006/picture">
+                  <pic:nvPicPr>
+                    <pic:cNvPr id="1680694978" name=""/>
+                    <pic:cNvPicPr/>
+                  </pic:nvPicPr>
+                  <pic:blipFill>
+                    <a:blip r:embed="rId22"/>
+                    <a:stretch>
+                      <a:fillRect/>
+                    </a:stretch>
+                  </pic:blipFill>
+                  <pic:spPr>
+                    <a:xfrm>
+                      <a:off x="0" y="0"/>
+                      <a:ext cx="5760720" cy="2075815"/>
+                    </a:xfrm>
+                    <a:prstGeom prst="rect">
+                      <a:avLst/>
+                    </a:prstGeom>
+                  </pic:spPr>
+                </pic:pic>
+              </a:graphicData>
+            </a:graphic>
+          </wp:inline>
+        </w:drawing>
+      </w:r>
+    </w:p>
+    <w:p>
+      <w:pPr>
+        <w:rPr>
+          <w:rFonts w:ascii="Arial" w:hAnsi="Arial" w:cs="Arial"/>
+        </w:rPr>
+      </w:pPr>
+      <w:r>
+        <w:rPr>
+          <w:rFonts w:ascii="Arial" w:hAnsi="Arial" w:cs="Arial"/>
         </w:rPr>
         <w:t>Ce qui donne :</w:t>
       </w:r>
@@ -3422,7 +4349,7 @@
                     <pic:cNvPicPr/>
                   </pic:nvPicPr>
                   <pic:blipFill>
-                    <a:blip r:embed="rId21"/>
+                    <a:blip r:embed="rId23"/>
                     <a:stretch>
                       <a:fillRect/>
                     </a:stretch>
@@ -3476,7 +4403,7 @@
                     <pic:cNvPicPr/>
                   </pic:nvPicPr>
                   <pic:blipFill>
-                    <a:blip r:embed="rId22"/>
+                    <a:blip r:embed="rId24"/>
                     <a:stretch>
                       <a:fillRect/>
                     </a:stretch>
@@ -3501,11 +4428,11 @@
       <w:pPr>
         <w:pStyle w:val="Titre2"/>
       </w:pPr>
-      <w:bookmarkStart w:id="7" w:name="_Toc223861329"/>
+      <w:bookmarkStart w:id="9" w:name="_Toc223866610"/>
       <w:r>
         <w:t>Avec LIRE.CLASSEUR, REMPLACER, TROUVE et TRANSPOSE</w:t>
       </w:r>
-      <w:bookmarkEnd w:id="7"/>
+      <w:bookmarkEnd w:id="9"/>
     </w:p>
     <w:p>
       <w:r>
@@ -3516,7 +4443,7 @@
       <w:pPr>
         <w:pStyle w:val="Titre3"/>
       </w:pPr>
-      <w:bookmarkStart w:id="8" w:name="_Toc223861330"/>
+      <w:bookmarkStart w:id="10" w:name="_Toc223866611"/>
       <w:r>
         <w:t>Étape 1 : Clique</w:t>
       </w:r>
@@ -3526,7 +4453,7 @@
       <w:r>
         <w:t xml:space="preserve"> sur Formules &gt; Définir un nom</w:t>
       </w:r>
-      <w:bookmarkEnd w:id="8"/>
+      <w:bookmarkEnd w:id="10"/>
     </w:p>
     <w:p>
       <w:r>
@@ -3657,11 +4584,11 @@
       <w:pPr>
         <w:pStyle w:val="Titre3"/>
       </w:pPr>
-      <w:bookmarkStart w:id="9" w:name="_Toc223861331"/>
+      <w:bookmarkStart w:id="11" w:name="_Toc223866612"/>
       <w:r>
         <w:t>Étape 2 : Modifiez le nom et la formule dans la boîte de dialogue Nouveau nom</w:t>
       </w:r>
-      <w:bookmarkEnd w:id="9"/>
+      <w:bookmarkEnd w:id="11"/>
     </w:p>
     <w:p/>
     <w:p>
@@ -3889,7 +4816,7 @@
                     <pic:cNvPicPr/>
                   </pic:nvPicPr>
                   <pic:blipFill>
-                    <a:blip r:embed="rId23"/>
+                    <a:blip r:embed="rId25"/>
                     <a:stretch>
                       <a:fillRect/>
                     </a:stretch>
@@ -3941,7 +4868,7 @@
                     <pic:cNvPicPr/>
                   </pic:nvPicPr>
                   <pic:blipFill>
-                    <a:blip r:embed="rId24"/>
+                    <a:blip r:embed="rId26"/>
                     <a:stretch>
                       <a:fillRect/>
                     </a:stretch>
@@ -3993,7 +4920,7 @@
                     <pic:cNvPicPr/>
                   </pic:nvPicPr>
                   <pic:blipFill>
-                    <a:blip r:embed="rId25"/>
+                    <a:blip r:embed="rId27"/>
                     <a:stretch>
                       <a:fillRect/>
                     </a:stretch>
@@ -4046,7 +4973,7 @@
                     <pic:cNvPicPr/>
                   </pic:nvPicPr>
                   <pic:blipFill>
-                    <a:blip r:embed="rId26"/>
+                    <a:blip r:embed="rId28"/>
                     <a:stretch>
                       <a:fillRect/>
                     </a:stretch>
@@ -4088,11 +5015,11 @@
       <w:pPr>
         <w:pStyle w:val="Titre3"/>
       </w:pPr>
-      <w:bookmarkStart w:id="10" w:name="_Toc223861332"/>
+      <w:bookmarkStart w:id="12" w:name="_Toc223866613"/>
       <w:r>
         <w:t>Étape 3 : Utilisation d'une formule pour lister les noms des feuilles</w:t>
       </w:r>
-      <w:bookmarkEnd w:id="10"/>
+      <w:bookmarkEnd w:id="12"/>
     </w:p>
     <w:p>
       <w:r>
@@ -4161,7 +5088,7 @@
                     <pic:cNvPicPr/>
                   </pic:nvPicPr>
                   <pic:blipFill>
-                    <a:blip r:embed="rId27"/>
+                    <a:blip r:embed="rId29"/>
                     <a:stretch>
                       <a:fillRect/>
                     </a:stretch>
@@ -4207,7 +5134,7 @@
                     <pic:cNvPicPr/>
                   </pic:nvPicPr>
                   <pic:blipFill>
-                    <a:blip r:embed="rId28"/>
+                    <a:blip r:embed="rId30"/>
                     <a:stretch>
                       <a:fillRect/>
                     </a:stretch>
@@ -4233,11 +5160,11 @@
       <w:pPr>
         <w:pStyle w:val="Titre3"/>
       </w:pPr>
-      <w:bookmarkStart w:id="11" w:name="_Toc223861333"/>
+      <w:bookmarkStart w:id="13" w:name="_Toc223866614"/>
       <w:r>
         <w:t>Pour aller plus loin</w:t>
       </w:r>
-      <w:bookmarkEnd w:id="11"/>
+      <w:bookmarkEnd w:id="13"/>
     </w:p>
     <w:p>
       <w:r>
@@ -4257,7 +5184,7 @@
       <w:pPr>
         <w:pStyle w:val="Titre2"/>
       </w:pPr>
-      <w:bookmarkStart w:id="12" w:name="_Toc223861334"/>
+      <w:bookmarkStart w:id="14" w:name="_Toc223866615"/>
       <w:r>
         <w:t xml:space="preserve">Avec LIRE.CLASSEUR, </w:t>
       </w:r>
@@ -4270,7 +5197,7 @@
       <w:r>
         <w:t>INDEX + ALEA</w:t>
       </w:r>
-      <w:bookmarkEnd w:id="12"/>
+      <w:bookmarkEnd w:id="14"/>
     </w:p>
     <w:p>
       <w:r>
@@ -4336,10 +5263,10 @@
                     <pic:cNvPicPr/>
                   </pic:nvPicPr>
                   <pic:blipFill>
-                    <a:blip r:embed="rId29">
+                    <a:blip r:embed="rId31">
                       <a:extLst>
                         <a:ext uri="{96DAC541-7B7A-43D3-8B79-37D633B846F1}">
-                          <asvg:svgBlip xmlns:asvg="http://schemas.microsoft.com/office/drawing/2016/SVG/main" r:embed="rId30"/>
+                          <asvg:svgBlip xmlns:asvg="http://schemas.microsoft.com/office/drawing/2016/SVG/main" r:embed="rId32"/>
                         </a:ext>
                       </a:extLst>
                     </a:blip>
@@ -4398,16 +5325,7 @@
         <w:t xml:space="preserve"> C’est la raison pour laquelle elle ne s’utilise pas comme les fonctions classiques</w:t>
       </w:r>
       <w:r>
-        <w:t xml:space="preserve"> ; et que l’on doit passer par une plage nommée. En effet, </w:t>
-      </w:r>
-      <w:r>
-        <w:t>le problème est que la fonction est macro</w:t>
-      </w:r>
-      <w:r>
-        <w:t xml:space="preserve"> ; </w:t>
-      </w:r>
-      <w:r>
-        <w:t>Donc on ne peut mettre la formule de calcul dans une cellule.</w:t>
+        <w:t> ; et que l’on doit passer par une plage nommée. En effet, le problème est que la fonction est macro ; Donc on ne peut mettre la formule de calcul dans une cellule.</w:t>
       </w:r>
     </w:p>
     <w:p>
@@ -4438,7 +5356,7 @@
       <w:pPr>
         <w:pStyle w:val="Titre3"/>
       </w:pPr>
-      <w:bookmarkStart w:id="13" w:name="_Toc223861335"/>
+      <w:bookmarkStart w:id="15" w:name="_Toc223866616"/>
       <w:r>
         <w:t>Étape 1 : Clique</w:t>
       </w:r>
@@ -4460,7 +5378,7 @@
       <w:r>
         <w:t>estionnaire de noms</w:t>
       </w:r>
-      <w:bookmarkEnd w:id="13"/>
+      <w:bookmarkEnd w:id="15"/>
     </w:p>
     <w:p>
       <w:r>
@@ -4482,6 +5400,9 @@
     </w:p>
     <w:p>
       <w:r>
+        <w:rPr>
+          <w:noProof/>
+        </w:rPr>
         <w:lastRenderedPageBreak/>
         <w:drawing>
           <wp:inline distT="0" distB="0" distL="0" distR="0" wp14:anchorId="1A0CBB4D" wp14:editId="7E8F53C3">
@@ -4499,7 +5420,7 @@
                     <pic:cNvPicPr/>
                   </pic:nvPicPr>
                   <pic:blipFill>
-                    <a:blip r:embed="rId31"/>
+                    <a:blip r:embed="rId33"/>
                     <a:stretch>
                       <a:fillRect/>
                     </a:stretch>
@@ -4524,7 +5445,7 @@
       <w:pPr>
         <w:pStyle w:val="Titre3"/>
       </w:pPr>
-      <w:bookmarkStart w:id="14" w:name="_Toc223861336"/>
+      <w:bookmarkStart w:id="16" w:name="_Toc223866617"/>
       <w:r>
         <w:t xml:space="preserve">Étape </w:t>
       </w:r>
@@ -4546,7 +5467,7 @@
       <w:r>
         <w:t>insérer un nouveau nom</w:t>
       </w:r>
-      <w:bookmarkEnd w:id="14"/>
+      <w:bookmarkEnd w:id="16"/>
     </w:p>
     <w:p>
       <w:r>
@@ -4591,14 +5512,14 @@
         <w:t>Nom" pour créer</w:t>
       </w:r>
       <w:r>
-        <w:t xml:space="preserve"> la plage </w:t>
-      </w:r>
-      <w:r>
-        <w:t>nommée.</w:t>
-      </w:r>
-    </w:p>
-    <w:p>
-      <w:r>
+        <w:t xml:space="preserve"> la plage nommée.</w:t>
+      </w:r>
+    </w:p>
+    <w:p>
+      <w:r>
+        <w:rPr>
+          <w:noProof/>
+        </w:rPr>
         <w:drawing>
           <wp:inline distT="0" distB="0" distL="0" distR="0" wp14:anchorId="190B3069" wp14:editId="53563FD2">
             <wp:extent cx="5760720" cy="2426970"/>
@@ -4615,7 +5536,7 @@
                     <pic:cNvPicPr/>
                   </pic:nvPicPr>
                   <pic:blipFill>
-                    <a:blip r:embed="rId32"/>
+                    <a:blip r:embed="rId34"/>
                     <a:stretch>
                       <a:fillRect/>
                     </a:stretch>
@@ -4640,7 +5561,7 @@
       <w:pPr>
         <w:pStyle w:val="Titre3"/>
       </w:pPr>
-      <w:bookmarkStart w:id="15" w:name="_Toc223861337"/>
+      <w:bookmarkStart w:id="17" w:name="_Toc223866618"/>
       <w:r>
         <w:t xml:space="preserve">Étape </w:t>
       </w:r>
@@ -4656,125 +5577,578 @@
       <w:r>
         <w:t>r la fonction LIRE.CLASSEUR(1)</w:t>
       </w:r>
-      <w:bookmarkEnd w:id="15"/>
+      <w:bookmarkEnd w:id="17"/>
+    </w:p>
+    <w:p>
+      <w:r>
+        <w:t>D</w:t>
+      </w:r>
+      <w:r>
+        <w:t>ans</w:t>
+      </w:r>
+      <w:r>
+        <w:t xml:space="preserve"> </w:t>
+      </w:r>
+      <w:r>
+        <w:t xml:space="preserve">le champ « Fait référence à », taper la fonction </w:t>
+      </w:r>
+      <w:r>
+        <w:rPr>
+          <w:b/>
+          <w:bCs/>
+        </w:rPr>
+        <w:t>LIRE.CLASSEUR(1)</w:t>
+      </w:r>
+    </w:p>
+    <w:p>
+      <w:r>
+        <w:t>Le paramètre « 1 » permet d’obtenir le nom de toutes les feuilles.</w:t>
+      </w:r>
+    </w:p>
+    <w:p>
+      <w:r>
+        <w:lastRenderedPageBreak/>
+        <w:drawing>
+          <wp:inline distT="0" distB="0" distL="0" distR="0" wp14:anchorId="44A16716" wp14:editId="7EFCA0A3">
+            <wp:extent cx="4067743" cy="2419688"/>
+            <wp:effectExtent l="0" t="0" r="9525" b="0"/>
+            <wp:docPr id="409753063" name="Image 1"/>
+            <wp:cNvGraphicFramePr>
+              <a:graphicFrameLocks xmlns:a="http://schemas.openxmlformats.org/drawingml/2006/main" noChangeAspect="1"/>
+            </wp:cNvGraphicFramePr>
+            <a:graphic xmlns:a="http://schemas.openxmlformats.org/drawingml/2006/main">
+              <a:graphicData uri="http://schemas.openxmlformats.org/drawingml/2006/picture">
+                <pic:pic xmlns:pic="http://schemas.openxmlformats.org/drawingml/2006/picture">
+                  <pic:nvPicPr>
+                    <pic:cNvPr id="409753063" name=""/>
+                    <pic:cNvPicPr/>
+                  </pic:nvPicPr>
+                  <pic:blipFill>
+                    <a:blip r:embed="rId35"/>
+                    <a:stretch>
+                      <a:fillRect/>
+                    </a:stretch>
+                  </pic:blipFill>
+                  <pic:spPr>
+                    <a:xfrm>
+                      <a:off x="0" y="0"/>
+                      <a:ext cx="4067743" cy="2419688"/>
+                    </a:xfrm>
+                    <a:prstGeom prst="rect">
+                      <a:avLst/>
+                    </a:prstGeom>
+                  </pic:spPr>
+                </pic:pic>
+              </a:graphicData>
+            </a:graphic>
+          </wp:inline>
+        </w:drawing>
+      </w:r>
+    </w:p>
+    <w:p>
+      <w:r>
+        <w:drawing>
+          <wp:inline distT="0" distB="0" distL="0" distR="0" wp14:anchorId="58F446CA" wp14:editId="3FE7BF8F">
+            <wp:extent cx="5760720" cy="3144520"/>
+            <wp:effectExtent l="0" t="0" r="0" b="0"/>
+            <wp:docPr id="566447678" name="Image 1"/>
+            <wp:cNvGraphicFramePr>
+              <a:graphicFrameLocks xmlns:a="http://schemas.openxmlformats.org/drawingml/2006/main" noChangeAspect="1"/>
+            </wp:cNvGraphicFramePr>
+            <a:graphic xmlns:a="http://schemas.openxmlformats.org/drawingml/2006/main">
+              <a:graphicData uri="http://schemas.openxmlformats.org/drawingml/2006/picture">
+                <pic:pic xmlns:pic="http://schemas.openxmlformats.org/drawingml/2006/picture">
+                  <pic:nvPicPr>
+                    <pic:cNvPr id="566447678" name=""/>
+                    <pic:cNvPicPr/>
+                  </pic:nvPicPr>
+                  <pic:blipFill>
+                    <a:blip r:embed="rId36"/>
+                    <a:stretch>
+                      <a:fillRect/>
+                    </a:stretch>
+                  </pic:blipFill>
+                  <pic:spPr>
+                    <a:xfrm>
+                      <a:off x="0" y="0"/>
+                      <a:ext cx="5760720" cy="3144520"/>
+                    </a:xfrm>
+                    <a:prstGeom prst="rect">
+                      <a:avLst/>
+                    </a:prstGeom>
+                  </pic:spPr>
+                </pic:pic>
+              </a:graphicData>
+            </a:graphic>
+          </wp:inline>
+        </w:drawing>
+      </w:r>
+    </w:p>
+    <w:p>
+      <w:r>
+        <w:t xml:space="preserve">De retour sur la feuille de calcul, nous allons pouvoir appeler la fonction LIRE.CLASSEUR() en appelant le nom « </w:t>
+      </w:r>
+      <w:proofErr w:type="spellStart"/>
+      <w:r>
+        <w:rPr>
+          <w:b/>
+          <w:bCs/>
+        </w:rPr>
+        <w:t>ListSheets</w:t>
+      </w:r>
+      <w:proofErr w:type="spellEnd"/>
+      <w:r>
+        <w:t>» :</w:t>
+      </w:r>
+    </w:p>
+    <w:p>
+      <w:r>
+        <w:lastRenderedPageBreak/>
+        <w:drawing>
+          <wp:inline distT="0" distB="0" distL="0" distR="0" wp14:anchorId="7946B4F7" wp14:editId="0C31026E">
+            <wp:extent cx="5760720" cy="2426970"/>
+            <wp:effectExtent l="0" t="0" r="0" b="0"/>
+            <wp:docPr id="1549208012" name="Image 1"/>
+            <wp:cNvGraphicFramePr>
+              <a:graphicFrameLocks xmlns:a="http://schemas.openxmlformats.org/drawingml/2006/main" noChangeAspect="1"/>
+            </wp:cNvGraphicFramePr>
+            <a:graphic xmlns:a="http://schemas.openxmlformats.org/drawingml/2006/main">
+              <a:graphicData uri="http://schemas.openxmlformats.org/drawingml/2006/picture">
+                <pic:pic xmlns:pic="http://schemas.openxmlformats.org/drawingml/2006/picture">
+                  <pic:nvPicPr>
+                    <pic:cNvPr id="1549208012" name=""/>
+                    <pic:cNvPicPr/>
+                  </pic:nvPicPr>
+                  <pic:blipFill>
+                    <a:blip r:embed="rId37"/>
+                    <a:stretch>
+                      <a:fillRect/>
+                    </a:stretch>
+                  </pic:blipFill>
+                  <pic:spPr>
+                    <a:xfrm>
+                      <a:off x="0" y="0"/>
+                      <a:ext cx="5760720" cy="2426970"/>
+                    </a:xfrm>
+                    <a:prstGeom prst="rect">
+                      <a:avLst/>
+                    </a:prstGeom>
+                  </pic:spPr>
+                </pic:pic>
+              </a:graphicData>
+            </a:graphic>
+          </wp:inline>
+        </w:drawing>
+      </w:r>
+    </w:p>
+    <w:p>
+      <w:r>
+        <w:t>C</w:t>
+      </w:r>
+      <w:r>
+        <w:t xml:space="preserve">ela ne nous permet de </w:t>
+      </w:r>
+      <w:r>
+        <w:t xml:space="preserve">ne </w:t>
+      </w:r>
+      <w:r>
+        <w:t xml:space="preserve">récupérer que le nom de la première feuille, car le résultat est retourné sous la forme d’une </w:t>
+      </w:r>
+      <w:r>
+        <w:rPr>
+          <w:b/>
+          <w:bCs/>
+        </w:rPr>
+        <w:t>matrice</w:t>
+      </w:r>
+      <w:r>
+        <w:t>.</w:t>
+      </w:r>
+    </w:p>
+    <w:p>
+      <w:r>
+        <w:t>C’est ce que l’on constate</w:t>
+      </w:r>
+      <w:r>
+        <w:t xml:space="preserve"> dans la barre des formules,</w:t>
+      </w:r>
+      <w:r>
+        <w:t xml:space="preserve"> en </w:t>
+      </w:r>
+      <w:r>
+        <w:t>appuy</w:t>
+      </w:r>
+      <w:r>
+        <w:t>ant</w:t>
+      </w:r>
+      <w:r>
+        <w:t xml:space="preserve"> sur la touche [F9] </w:t>
+      </w:r>
+      <w:r>
+        <w:t xml:space="preserve">avec </w:t>
+      </w:r>
+      <w:r>
+        <w:t>le résultat total de la matrice :</w:t>
+      </w:r>
+    </w:p>
+    <w:p>
+      <w:r>
+        <w:drawing>
+          <wp:inline distT="0" distB="0" distL="0" distR="0" wp14:anchorId="1D9F80A4" wp14:editId="2E5C606B">
+            <wp:extent cx="5760720" cy="2614930"/>
+            <wp:effectExtent l="0" t="0" r="0" b="0"/>
+            <wp:docPr id="924885971" name="Image 1"/>
+            <wp:cNvGraphicFramePr>
+              <a:graphicFrameLocks xmlns:a="http://schemas.openxmlformats.org/drawingml/2006/main" noChangeAspect="1"/>
+            </wp:cNvGraphicFramePr>
+            <a:graphic xmlns:a="http://schemas.openxmlformats.org/drawingml/2006/main">
+              <a:graphicData uri="http://schemas.openxmlformats.org/drawingml/2006/picture">
+                <pic:pic xmlns:pic="http://schemas.openxmlformats.org/drawingml/2006/picture">
+                  <pic:nvPicPr>
+                    <pic:cNvPr id="924885971" name=""/>
+                    <pic:cNvPicPr/>
+                  </pic:nvPicPr>
+                  <pic:blipFill>
+                    <a:blip r:embed="rId38"/>
+                    <a:stretch>
+                      <a:fillRect/>
+                    </a:stretch>
+                  </pic:blipFill>
+                  <pic:spPr>
+                    <a:xfrm>
+                      <a:off x="0" y="0"/>
+                      <a:ext cx="5760720" cy="2614930"/>
+                    </a:xfrm>
+                    <a:prstGeom prst="rect">
+                      <a:avLst/>
+                    </a:prstGeom>
+                  </pic:spPr>
+                </pic:pic>
+              </a:graphicData>
+            </a:graphic>
+          </wp:inline>
+        </w:drawing>
+      </w:r>
+    </w:p>
+    <w:p>
+      <w:pPr>
+        <w:rPr>
+          <w:sz w:val="24"/>
+          <w:szCs w:val="24"/>
+        </w:rPr>
+      </w:pPr>
+      <w:r>
+        <w:rPr>
+          <w:sz w:val="24"/>
+          <w:szCs w:val="24"/>
+        </w:rPr>
+        <w:t>="[SheetsList_V4.xlsm]Sommaire"."[SheetsList_V4.xlsm]Feuil6"."[SheetsList_V4.xlsm]Feuil5"."[SheetsList_V4.xlsm]Feuil4"."[SheetsList_V4.xlsm]Feuil1"."[SheetsList_V4.xlsm]Feuil2"."[SheetsList_V4.xlsm]Feuil3"}</w:t>
+      </w:r>
+    </w:p>
+    <w:p>
+      <w:pPr>
+        <w:pStyle w:val="Titre3"/>
+      </w:pPr>
+      <w:bookmarkStart w:id="18" w:name="_Toc223866619"/>
+      <w:r>
+        <w:t xml:space="preserve">Étape </w:t>
+      </w:r>
+      <w:r>
+        <w:t>4</w:t>
+      </w:r>
+      <w:r>
+        <w:t xml:space="preserve"> : </w:t>
+      </w:r>
+      <w:r>
+        <w:t>Modifier</w:t>
+      </w:r>
+      <w:r>
+        <w:t xml:space="preserve"> la fonction LIRE.CLASSEUR(1)</w:t>
+      </w:r>
+      <w:r>
+        <w:t xml:space="preserve"> </w:t>
+      </w:r>
+      <w:r>
+        <w:t xml:space="preserve">avec STXT </w:t>
+      </w:r>
+      <w:r>
+        <w:t>pour n’extraire que le nom des feuilles</w:t>
+      </w:r>
+      <w:bookmarkEnd w:id="18"/>
+    </w:p>
+    <w:p>
+      <w:r>
+        <w:t>On va, donc, adapter</w:t>
+      </w:r>
+      <w:r>
+        <w:t xml:space="preserve"> la fonction insérée dans le nom « </w:t>
+      </w:r>
+      <w:proofErr w:type="spellStart"/>
+      <w:r>
+        <w:rPr>
+          <w:b/>
+          <w:bCs/>
+        </w:rPr>
+        <w:t>ListSheets</w:t>
+      </w:r>
+      <w:proofErr w:type="spellEnd"/>
+      <w:r>
+        <w:t xml:space="preserve">» pour ne conserver que le nom des feuilles </w:t>
+      </w:r>
+      <w:r>
+        <w:rPr>
+          <w:b/>
+          <w:bCs/>
+          <w:u w:val="single"/>
+        </w:rPr>
+        <w:t>et supprimer le nom du classeur</w:t>
+      </w:r>
+      <w:r>
+        <w:t>.</w:t>
+      </w:r>
+    </w:p>
+    <w:p>
+      <w:r>
+        <w:lastRenderedPageBreak/>
+        <w:t xml:space="preserve">Pour cela on </w:t>
+      </w:r>
+      <w:r>
+        <w:t>utiliser</w:t>
+      </w:r>
+      <w:r>
+        <w:t>a</w:t>
+      </w:r>
+      <w:r>
+        <w:t xml:space="preserve"> la </w:t>
+      </w:r>
+      <w:r>
+        <w:rPr>
+          <w:b/>
+          <w:bCs/>
+        </w:rPr>
+        <w:t>fonction STXT</w:t>
+      </w:r>
+      <w:r>
+        <w:t>()</w:t>
+      </w:r>
+      <w:r>
+        <w:rPr>
+          <w:rStyle w:val="Appelnotedebasdep"/>
+        </w:rPr>
+        <w:footnoteReference w:id="7"/>
+      </w:r>
+      <w:r>
+        <w:t xml:space="preserve"> de la manière suivante :</w:t>
+      </w:r>
+    </w:p>
+    <w:p>
+      <w:pPr>
+        <w:pStyle w:val="Titre4"/>
+        <w:rPr>
+          <w:highlight w:val="yellow"/>
+        </w:rPr>
+      </w:pPr>
+      <w:bookmarkStart w:id="19" w:name="_Toc223866620"/>
+      <w:r>
+        <w:rPr>
+          <w:highlight w:val="yellow"/>
+        </w:rPr>
+        <w:t>Syntaxe de STXT()</w:t>
+      </w:r>
+      <w:bookmarkEnd w:id="19"/>
+    </w:p>
+    <w:p>
+      <w:pPr>
+        <w:jc w:val="center"/>
+        <w:rPr>
+          <w:rFonts w:ascii="Courier New" w:hAnsi="Courier New" w:cs="Courier New"/>
+          <w:b/>
+          <w:bCs/>
+          <w:i/>
+          <w:iCs/>
+          <w:sz w:val="24"/>
+          <w:szCs w:val="24"/>
+        </w:rPr>
+      </w:pPr>
+      <w:r>
+        <w:rPr>
+          <w:rFonts w:ascii="Courier New" w:hAnsi="Courier New" w:cs="Courier New"/>
+          <w:b/>
+          <w:bCs/>
+          <w:i/>
+          <w:iCs/>
+          <w:sz w:val="24"/>
+          <w:szCs w:val="24"/>
+        </w:rPr>
+        <w:t xml:space="preserve">=STXT(texte; </w:t>
+      </w:r>
+      <w:proofErr w:type="spellStart"/>
+      <w:r>
+        <w:rPr>
+          <w:rFonts w:ascii="Courier New" w:hAnsi="Courier New" w:cs="Courier New"/>
+          <w:b/>
+          <w:bCs/>
+          <w:i/>
+          <w:iCs/>
+          <w:sz w:val="24"/>
+          <w:szCs w:val="24"/>
+        </w:rPr>
+        <w:t>numéro_de_départ</w:t>
+      </w:r>
+      <w:proofErr w:type="spellEnd"/>
+      <w:r>
+        <w:rPr>
+          <w:rFonts w:ascii="Courier New" w:hAnsi="Courier New" w:cs="Courier New"/>
+          <w:b/>
+          <w:bCs/>
+          <w:i/>
+          <w:iCs/>
+          <w:sz w:val="24"/>
+          <w:szCs w:val="24"/>
+        </w:rPr>
+        <w:t xml:space="preserve">; </w:t>
+      </w:r>
+      <w:proofErr w:type="spellStart"/>
+      <w:r>
+        <w:rPr>
+          <w:rFonts w:ascii="Courier New" w:hAnsi="Courier New" w:cs="Courier New"/>
+          <w:b/>
+          <w:bCs/>
+          <w:i/>
+          <w:iCs/>
+          <w:sz w:val="24"/>
+          <w:szCs w:val="24"/>
+        </w:rPr>
+        <w:t>nombre_de_caractères</w:t>
+      </w:r>
+      <w:proofErr w:type="spellEnd"/>
+      <w:r>
+        <w:rPr>
+          <w:rFonts w:ascii="Courier New" w:hAnsi="Courier New" w:cs="Courier New"/>
+          <w:b/>
+          <w:bCs/>
+          <w:i/>
+          <w:iCs/>
+          <w:sz w:val="24"/>
+          <w:szCs w:val="24"/>
+        </w:rPr>
+        <w:t>)</w:t>
+      </w:r>
+    </w:p>
+    <w:p>
+      <w:pPr>
+        <w:spacing w:after="0"/>
+      </w:pPr>
+      <w:r>
+        <w:rPr>
+          <w:rFonts w:ascii="Courier New" w:hAnsi="Courier New" w:cs="Courier New"/>
+          <w:b/>
+          <w:bCs/>
+          <w:i/>
+          <w:iCs/>
+          <w:sz w:val="24"/>
+          <w:szCs w:val="24"/>
+        </w:rPr>
+        <w:t>texte</w:t>
+      </w:r>
+      <w:r>
+        <w:t>: la chaîne de caractère</w:t>
+      </w:r>
+    </w:p>
+    <w:p>
+      <w:pPr>
+        <w:spacing w:after="0"/>
+      </w:pPr>
+      <w:proofErr w:type="spellStart"/>
+      <w:r>
+        <w:rPr>
+          <w:rFonts w:ascii="Courier New" w:hAnsi="Courier New" w:cs="Courier New"/>
+          <w:b/>
+          <w:bCs/>
+          <w:i/>
+          <w:iCs/>
+          <w:sz w:val="24"/>
+          <w:szCs w:val="24"/>
+        </w:rPr>
+        <w:t>numéro_de_départ</w:t>
+      </w:r>
+      <w:proofErr w:type="spellEnd"/>
+      <w:r>
+        <w:t>: la position du premier caractère à extraire</w:t>
+      </w:r>
+    </w:p>
+    <w:p>
+      <w:pPr>
+        <w:spacing w:after="0"/>
+      </w:pPr>
+      <w:proofErr w:type="spellStart"/>
+      <w:r>
+        <w:rPr>
+          <w:rFonts w:ascii="Courier New" w:hAnsi="Courier New" w:cs="Courier New"/>
+          <w:b/>
+          <w:bCs/>
+          <w:i/>
+          <w:iCs/>
+          <w:sz w:val="24"/>
+          <w:szCs w:val="24"/>
+        </w:rPr>
+        <w:t>nombre_de_caractères</w:t>
+      </w:r>
+      <w:proofErr w:type="spellEnd"/>
+      <w:r>
+        <w:rPr>
+          <w:rFonts w:ascii="Courier New" w:hAnsi="Courier New" w:cs="Courier New"/>
+          <w:b/>
+          <w:bCs/>
+          <w:i/>
+          <w:iCs/>
+          <w:sz w:val="24"/>
+          <w:szCs w:val="24"/>
+        </w:rPr>
+        <w:t xml:space="preserve"> </w:t>
+      </w:r>
+      <w:r>
+        <w:t xml:space="preserve">: le nombre de caractères à extraire depuis la position </w:t>
+      </w:r>
+      <w:proofErr w:type="spellStart"/>
+      <w:r>
+        <w:rPr>
+          <w:rFonts w:ascii="Courier New" w:hAnsi="Courier New" w:cs="Courier New"/>
+          <w:b/>
+          <w:bCs/>
+          <w:i/>
+          <w:iCs/>
+          <w:sz w:val="20"/>
+          <w:szCs w:val="20"/>
+        </w:rPr>
+        <w:t>numéro_de_départ</w:t>
+      </w:r>
+      <w:proofErr w:type="spellEnd"/>
+      <w:r>
+        <w:rPr>
+          <w:sz w:val="18"/>
+          <w:szCs w:val="18"/>
+        </w:rPr>
+        <w:t xml:space="preserve"> </w:t>
+      </w:r>
+    </w:p>
+    <w:p>
+      <w:pPr>
+        <w:spacing w:after="0"/>
+      </w:pPr>
     </w:p>
     <w:p/>
-    <w:p/>
-    <w:p>
-      <w:pPr>
-        <w:pStyle w:val="TM1"/>
-        <w:tabs>
-          <w:tab w:val="right" w:leader="hyphen" w:pos="9062"/>
-        </w:tabs>
-        <w:rPr>
-          <w:rFonts w:eastAsiaTheme="minorEastAsia" w:cstheme="minorBidi"/>
-          <w:b w:val="0"/>
-          <w:bCs w:val="0"/>
-          <w:caps w:val="0"/>
-          <w:noProof/>
-          <w:kern w:val="2"/>
-          <w:sz w:val="24"/>
-          <w:lang w:eastAsia="fr-FR"/>
-          <w14:ligatures w14:val="standardContextual"/>
-        </w:rPr>
-      </w:pPr>
-      <w:r>
-        <w:fldChar w:fldCharType="begin"/>
-      </w:r>
-      <w:r>
-        <w:instrText xml:space="preserve"> TOC \o "1-6" \h \z \u </w:instrText>
-      </w:r>
-      <w:r>
-        <w:fldChar w:fldCharType="separate"/>
-      </w:r>
-      <w:hyperlink w:anchor="_Toc223707034" w:history="1">
-        <w:r>
-          <w:rPr>
-            <w:rStyle w:val="Lienhypertexte"/>
-            <w:noProof/>
-          </w:rPr>
-          <w:t>1. Links</w:t>
-        </w:r>
-        <w:r>
-          <w:rPr>
-            <w:noProof/>
-            <w:webHidden/>
-          </w:rPr>
-          <w:tab/>
-        </w:r>
-        <w:r>
-          <w:rPr>
-            <w:noProof/>
-            <w:webHidden/>
-          </w:rPr>
-          <w:fldChar w:fldCharType="begin"/>
-        </w:r>
-        <w:r>
-          <w:rPr>
-            <w:noProof/>
-            <w:webHidden/>
-          </w:rPr>
-          <w:instrText xml:space="preserve"> PAGEREF _Toc223707034 \h </w:instrText>
-        </w:r>
-        <w:r>
-          <w:rPr>
-            <w:noProof/>
-            <w:webHidden/>
-          </w:rPr>
-        </w:r>
-        <w:r>
-          <w:rPr>
-            <w:noProof/>
-            <w:webHidden/>
-          </w:rPr>
-          <w:fldChar w:fldCharType="separate"/>
-        </w:r>
-        <w:r>
-          <w:rPr>
-            <w:noProof/>
-            <w:webHidden/>
-          </w:rPr>
-          <w:t>1</w:t>
-        </w:r>
-        <w:r>
-          <w:rPr>
-            <w:noProof/>
-            <w:webHidden/>
-          </w:rPr>
-          <w:fldChar w:fldCharType="end"/>
-        </w:r>
-      </w:hyperlink>
-    </w:p>
-    <w:p>
-      <w:r>
-        <w:fldChar w:fldCharType="end"/>
-      </w:r>
-    </w:p>
-    <w:p/>
-    <w:p>
-      <w:pPr>
-        <w:tabs>
-          <w:tab w:val="left" w:pos="3315"/>
-        </w:tabs>
-      </w:pPr>
-      <w:r>
-        <w:tab/>
-      </w:r>
-    </w:p>
-    <w:p/>
-    <w:p/>
-    <w:p/>
     <w:p>
       <w:pPr>
         <w:pStyle w:val="Titre1"/>
       </w:pPr>
-      <w:bookmarkStart w:id="16" w:name="_Toc223707034"/>
-      <w:bookmarkStart w:id="17" w:name="_Toc223861338"/>
+      <w:bookmarkStart w:id="20" w:name="_Toc223707034"/>
+      <w:bookmarkStart w:id="21" w:name="_Toc223866621"/>
       <w:r>
         <w:t>Links</w:t>
       </w:r>
-      <w:bookmarkEnd w:id="16"/>
-      <w:bookmarkEnd w:id="17"/>
+      <w:bookmarkEnd w:id="20"/>
+      <w:bookmarkEnd w:id="21"/>
     </w:p>
     <w:p>
       <w:pPr>
@@ -4807,8 +6181,8 @@
     <w:p/>
     <w:p/>
     <w:sectPr>
-      <w:headerReference w:type="default" r:id="rId33"/>
-      <w:footerReference w:type="default" r:id="rId34"/>
+      <w:headerReference w:type="default" r:id="rId39"/>
+      <w:footerReference w:type="default" r:id="rId40"/>
       <w:pgSz w:w="11906" w:h="16838"/>
       <w:pgMar w:top="1417" w:right="1417" w:bottom="1417" w:left="1417" w:header="708" w:footer="708" w:gutter="0"/>
       <w:cols w:space="708"/>
@@ -5058,6 +6432,79 @@
       </w:r>
       <w:r>
         <w:t xml:space="preserve"> dans la version anglaise</w:t>
+      </w:r>
+    </w:p>
+  </w:footnote>
+  <w:footnote w:id="4">
+    <w:p>
+      <w:pPr>
+        <w:pStyle w:val="Notedebasdepage"/>
+      </w:pPr>
+      <w:r>
+        <w:rPr>
+          <w:rStyle w:val="Appelnotedebasdep"/>
+        </w:rPr>
+        <w:footnoteRef/>
+      </w:r>
+      <w:r>
+        <w:t xml:space="preserve"> </w:t>
+      </w:r>
+      <w:r>
+        <w:t>https://support.microsoft.com/fr-fr/office/remplacer-fonction-8d799074-2425-4a8a-84bc-82472868878a</w:t>
+      </w:r>
+    </w:p>
+  </w:footnote>
+  <w:footnote w:id="5">
+    <w:p>
+      <w:pPr>
+        <w:pStyle w:val="Notedebasdepage"/>
+      </w:pPr>
+      <w:r>
+        <w:rPr>
+          <w:rStyle w:val="Appelnotedebasdep"/>
+        </w:rPr>
+        <w:footnoteRef/>
+      </w:r>
+      <w:r>
+        <w:t xml:space="preserve"> </w:t>
+      </w:r>
+      <w:r>
+        <w:t>https://support.microsoft.com/fr-fr/office/cherche-fonction-c7912941-af2a-4bdf-a553-d0d89b0a0628</w:t>
+      </w:r>
+    </w:p>
+  </w:footnote>
+  <w:footnote w:id="6">
+    <w:p>
+      <w:pPr>
+        <w:pStyle w:val="Notedebasdepage"/>
+      </w:pPr>
+      <w:r>
+        <w:rPr>
+          <w:rStyle w:val="Appelnotedebasdep"/>
+        </w:rPr>
+        <w:footnoteRef/>
+      </w:r>
+      <w:r>
+        <w:t xml:space="preserve"> Ou : case sensitive</w:t>
+      </w:r>
+    </w:p>
+  </w:footnote>
+  <w:footnote w:id="7">
+    <w:p>
+      <w:pPr>
+        <w:pStyle w:val="Notedebasdepage"/>
+      </w:pPr>
+      <w:r>
+        <w:rPr>
+          <w:rStyle w:val="Appelnotedebasdep"/>
+        </w:rPr>
+        <w:footnoteRef/>
+      </w:r>
+      <w:r>
+        <w:t xml:space="preserve"> </w:t>
+      </w:r>
+      <w:r>
+        <w:t>https://support.microsoft.com/fr-fr/office/stxt-fonction-d5f9e25c-d7d6-472e-b568-4ecb12433028</w:t>
       </w:r>
     </w:p>
   </w:footnote>
@@ -5344,7 +6791,7 @@
               <w:sz w:val="16"/>
               <w:szCs w:val="16"/>
             </w:rPr>
-            <w:t>07-03-2026 17:26</w:t>
+            <w:t>08-03-2026 11:21</w:t>
           </w:r>
           <w:r>
             <w:rPr>
@@ -5844,6 +7291,304 @@
     </w:lvl>
   </w:abstractNum>
   <w:abstractNum w:abstractNumId="1" w15:restartNumberingAfterBreak="0">
+    <w:nsid w:val="48703962"/>
+    <w:multiLevelType w:val="multilevel"/>
+    <w:tmpl w:val="3324586A"/>
+    <w:lvl w:ilvl="0">
+      <w:start w:val="1"/>
+      <w:numFmt w:val="bullet"/>
+      <w:lvlText w:val=""/>
+      <w:lvlJc w:val="left"/>
+      <w:pPr>
+        <w:tabs>
+          <w:tab w:val="num" w:pos="720"/>
+        </w:tabs>
+        <w:ind w:left="720" w:hanging="360"/>
+      </w:pPr>
+      <w:rPr>
+        <w:rFonts w:ascii="Wingdings" w:hAnsi="Wingdings" w:hint="default"/>
+        <w:sz w:val="20"/>
+      </w:rPr>
+    </w:lvl>
+    <w:lvl w:ilvl="1" w:tentative="1">
+      <w:start w:val="1"/>
+      <w:numFmt w:val="bullet"/>
+      <w:lvlText w:val=""/>
+      <w:lvlJc w:val="left"/>
+      <w:pPr>
+        <w:tabs>
+          <w:tab w:val="num" w:pos="1440"/>
+        </w:tabs>
+        <w:ind w:left="1440" w:hanging="360"/>
+      </w:pPr>
+      <w:rPr>
+        <w:rFonts w:ascii="Wingdings" w:hAnsi="Wingdings" w:hint="default"/>
+        <w:sz w:val="20"/>
+      </w:rPr>
+    </w:lvl>
+    <w:lvl w:ilvl="2" w:tentative="1">
+      <w:start w:val="1"/>
+      <w:numFmt w:val="bullet"/>
+      <w:lvlText w:val=""/>
+      <w:lvlJc w:val="left"/>
+      <w:pPr>
+        <w:tabs>
+          <w:tab w:val="num" w:pos="2160"/>
+        </w:tabs>
+        <w:ind w:left="2160" w:hanging="360"/>
+      </w:pPr>
+      <w:rPr>
+        <w:rFonts w:ascii="Wingdings" w:hAnsi="Wingdings" w:hint="default"/>
+        <w:sz w:val="20"/>
+      </w:rPr>
+    </w:lvl>
+    <w:lvl w:ilvl="3" w:tentative="1">
+      <w:start w:val="1"/>
+      <w:numFmt w:val="bullet"/>
+      <w:lvlText w:val=""/>
+      <w:lvlJc w:val="left"/>
+      <w:pPr>
+        <w:tabs>
+          <w:tab w:val="num" w:pos="2880"/>
+        </w:tabs>
+        <w:ind w:left="2880" w:hanging="360"/>
+      </w:pPr>
+      <w:rPr>
+        <w:rFonts w:ascii="Wingdings" w:hAnsi="Wingdings" w:hint="default"/>
+        <w:sz w:val="20"/>
+      </w:rPr>
+    </w:lvl>
+    <w:lvl w:ilvl="4" w:tentative="1">
+      <w:start w:val="1"/>
+      <w:numFmt w:val="bullet"/>
+      <w:lvlText w:val=""/>
+      <w:lvlJc w:val="left"/>
+      <w:pPr>
+        <w:tabs>
+          <w:tab w:val="num" w:pos="3600"/>
+        </w:tabs>
+        <w:ind w:left="3600" w:hanging="360"/>
+      </w:pPr>
+      <w:rPr>
+        <w:rFonts w:ascii="Wingdings" w:hAnsi="Wingdings" w:hint="default"/>
+        <w:sz w:val="20"/>
+      </w:rPr>
+    </w:lvl>
+    <w:lvl w:ilvl="5" w:tentative="1">
+      <w:start w:val="1"/>
+      <w:numFmt w:val="bullet"/>
+      <w:lvlText w:val=""/>
+      <w:lvlJc w:val="left"/>
+      <w:pPr>
+        <w:tabs>
+          <w:tab w:val="num" w:pos="4320"/>
+        </w:tabs>
+        <w:ind w:left="4320" w:hanging="360"/>
+      </w:pPr>
+      <w:rPr>
+        <w:rFonts w:ascii="Wingdings" w:hAnsi="Wingdings" w:hint="default"/>
+        <w:sz w:val="20"/>
+      </w:rPr>
+    </w:lvl>
+    <w:lvl w:ilvl="6" w:tentative="1">
+      <w:start w:val="1"/>
+      <w:numFmt w:val="bullet"/>
+      <w:lvlText w:val=""/>
+      <w:lvlJc w:val="left"/>
+      <w:pPr>
+        <w:tabs>
+          <w:tab w:val="num" w:pos="5040"/>
+        </w:tabs>
+        <w:ind w:left="5040" w:hanging="360"/>
+      </w:pPr>
+      <w:rPr>
+        <w:rFonts w:ascii="Wingdings" w:hAnsi="Wingdings" w:hint="default"/>
+        <w:sz w:val="20"/>
+      </w:rPr>
+    </w:lvl>
+    <w:lvl w:ilvl="7" w:tentative="1">
+      <w:start w:val="1"/>
+      <w:numFmt w:val="bullet"/>
+      <w:lvlText w:val=""/>
+      <w:lvlJc w:val="left"/>
+      <w:pPr>
+        <w:tabs>
+          <w:tab w:val="num" w:pos="5760"/>
+        </w:tabs>
+        <w:ind w:left="5760" w:hanging="360"/>
+      </w:pPr>
+      <w:rPr>
+        <w:rFonts w:ascii="Wingdings" w:hAnsi="Wingdings" w:hint="default"/>
+        <w:sz w:val="20"/>
+      </w:rPr>
+    </w:lvl>
+    <w:lvl w:ilvl="8" w:tentative="1">
+      <w:start w:val="1"/>
+      <w:numFmt w:val="bullet"/>
+      <w:lvlText w:val=""/>
+      <w:lvlJc w:val="left"/>
+      <w:pPr>
+        <w:tabs>
+          <w:tab w:val="num" w:pos="6480"/>
+        </w:tabs>
+        <w:ind w:left="6480" w:hanging="360"/>
+      </w:pPr>
+      <w:rPr>
+        <w:rFonts w:ascii="Wingdings" w:hAnsi="Wingdings" w:hint="default"/>
+        <w:sz w:val="20"/>
+      </w:rPr>
+    </w:lvl>
+  </w:abstractNum>
+  <w:abstractNum w:abstractNumId="2" w15:restartNumberingAfterBreak="0">
+    <w:nsid w:val="63C67794"/>
+    <w:multiLevelType w:val="multilevel"/>
+    <w:tmpl w:val="562662F0"/>
+    <w:lvl w:ilvl="0">
+      <w:start w:val="1"/>
+      <w:numFmt w:val="bullet"/>
+      <w:lvlText w:val=""/>
+      <w:lvlJc w:val="left"/>
+      <w:pPr>
+        <w:tabs>
+          <w:tab w:val="num" w:pos="720"/>
+        </w:tabs>
+        <w:ind w:left="720" w:hanging="360"/>
+      </w:pPr>
+      <w:rPr>
+        <w:rFonts w:ascii="Wingdings" w:hAnsi="Wingdings" w:hint="default"/>
+        <w:sz w:val="20"/>
+      </w:rPr>
+    </w:lvl>
+    <w:lvl w:ilvl="1" w:tentative="1">
+      <w:start w:val="1"/>
+      <w:numFmt w:val="bullet"/>
+      <w:lvlText w:val=""/>
+      <w:lvlJc w:val="left"/>
+      <w:pPr>
+        <w:tabs>
+          <w:tab w:val="num" w:pos="1440"/>
+        </w:tabs>
+        <w:ind w:left="1440" w:hanging="360"/>
+      </w:pPr>
+      <w:rPr>
+        <w:rFonts w:ascii="Wingdings" w:hAnsi="Wingdings" w:hint="default"/>
+        <w:sz w:val="20"/>
+      </w:rPr>
+    </w:lvl>
+    <w:lvl w:ilvl="2" w:tentative="1">
+      <w:start w:val="1"/>
+      <w:numFmt w:val="bullet"/>
+      <w:lvlText w:val=""/>
+      <w:lvlJc w:val="left"/>
+      <w:pPr>
+        <w:tabs>
+          <w:tab w:val="num" w:pos="2160"/>
+        </w:tabs>
+        <w:ind w:left="2160" w:hanging="360"/>
+      </w:pPr>
+      <w:rPr>
+        <w:rFonts w:ascii="Wingdings" w:hAnsi="Wingdings" w:hint="default"/>
+        <w:sz w:val="20"/>
+      </w:rPr>
+    </w:lvl>
+    <w:lvl w:ilvl="3" w:tentative="1">
+      <w:start w:val="1"/>
+      <w:numFmt w:val="bullet"/>
+      <w:lvlText w:val=""/>
+      <w:lvlJc w:val="left"/>
+      <w:pPr>
+        <w:tabs>
+          <w:tab w:val="num" w:pos="2880"/>
+        </w:tabs>
+        <w:ind w:left="2880" w:hanging="360"/>
+      </w:pPr>
+      <w:rPr>
+        <w:rFonts w:ascii="Wingdings" w:hAnsi="Wingdings" w:hint="default"/>
+        <w:sz w:val="20"/>
+      </w:rPr>
+    </w:lvl>
+    <w:lvl w:ilvl="4" w:tentative="1">
+      <w:start w:val="1"/>
+      <w:numFmt w:val="bullet"/>
+      <w:lvlText w:val=""/>
+      <w:lvlJc w:val="left"/>
+      <w:pPr>
+        <w:tabs>
+          <w:tab w:val="num" w:pos="3600"/>
+        </w:tabs>
+        <w:ind w:left="3600" w:hanging="360"/>
+      </w:pPr>
+      <w:rPr>
+        <w:rFonts w:ascii="Wingdings" w:hAnsi="Wingdings" w:hint="default"/>
+        <w:sz w:val="20"/>
+      </w:rPr>
+    </w:lvl>
+    <w:lvl w:ilvl="5" w:tentative="1">
+      <w:start w:val="1"/>
+      <w:numFmt w:val="bullet"/>
+      <w:lvlText w:val=""/>
+      <w:lvlJc w:val="left"/>
+      <w:pPr>
+        <w:tabs>
+          <w:tab w:val="num" w:pos="4320"/>
+        </w:tabs>
+        <w:ind w:left="4320" w:hanging="360"/>
+      </w:pPr>
+      <w:rPr>
+        <w:rFonts w:ascii="Wingdings" w:hAnsi="Wingdings" w:hint="default"/>
+        <w:sz w:val="20"/>
+      </w:rPr>
+    </w:lvl>
+    <w:lvl w:ilvl="6" w:tentative="1">
+      <w:start w:val="1"/>
+      <w:numFmt w:val="bullet"/>
+      <w:lvlText w:val=""/>
+      <w:lvlJc w:val="left"/>
+      <w:pPr>
+        <w:tabs>
+          <w:tab w:val="num" w:pos="5040"/>
+        </w:tabs>
+        <w:ind w:left="5040" w:hanging="360"/>
+      </w:pPr>
+      <w:rPr>
+        <w:rFonts w:ascii="Wingdings" w:hAnsi="Wingdings" w:hint="default"/>
+        <w:sz w:val="20"/>
+      </w:rPr>
+    </w:lvl>
+    <w:lvl w:ilvl="7" w:tentative="1">
+      <w:start w:val="1"/>
+      <w:numFmt w:val="bullet"/>
+      <w:lvlText w:val=""/>
+      <w:lvlJc w:val="left"/>
+      <w:pPr>
+        <w:tabs>
+          <w:tab w:val="num" w:pos="5760"/>
+        </w:tabs>
+        <w:ind w:left="5760" w:hanging="360"/>
+      </w:pPr>
+      <w:rPr>
+        <w:rFonts w:ascii="Wingdings" w:hAnsi="Wingdings" w:hint="default"/>
+        <w:sz w:val="20"/>
+      </w:rPr>
+    </w:lvl>
+    <w:lvl w:ilvl="8" w:tentative="1">
+      <w:start w:val="1"/>
+      <w:numFmt w:val="bullet"/>
+      <w:lvlText w:val=""/>
+      <w:lvlJc w:val="left"/>
+      <w:pPr>
+        <w:tabs>
+          <w:tab w:val="num" w:pos="6480"/>
+        </w:tabs>
+        <w:ind w:left="6480" w:hanging="360"/>
+      </w:pPr>
+      <w:rPr>
+        <w:rFonts w:ascii="Wingdings" w:hAnsi="Wingdings" w:hint="default"/>
+        <w:sz w:val="20"/>
+      </w:rPr>
+    </w:lvl>
+  </w:abstractNum>
+  <w:abstractNum w:abstractNumId="3" w15:restartNumberingAfterBreak="0">
     <w:nsid w:val="74244931"/>
     <w:multiLevelType w:val="hybridMultilevel"/>
     <w:tmpl w:val="4B44ED88"/>
@@ -5960,6 +7705,12 @@
     <w:abstractNumId w:val="0"/>
   </w:num>
   <w:num w:numId="2" w16cid:durableId="249699969">
+    <w:abstractNumId w:val="3"/>
+  </w:num>
+  <w:num w:numId="3" w16cid:durableId="400754054">
+    <w:abstractNumId w:val="2"/>
+  </w:num>
+  <w:num w:numId="4" w16cid:durableId="727387911">
     <w:abstractNumId w:val="1"/>
   </w:num>
 </w:numbering>
@@ -6363,7 +8114,7 @@
   <w:style w:type="paragraph" w:default="1" w:styleId="Normal">
     <w:name w:val="Normal"/>
     <w:qFormat/>
-    <w:rsid w:val="00AE0A09"/>
+    <w:rsid w:val="00D950A3"/>
   </w:style>
   <w:style w:type="paragraph" w:styleId="Titre1">
     <w:name w:val="heading 1"/>
@@ -6593,7 +8344,6 @@
   <w:style w:type="character" w:default="1" w:styleId="Policepardfaut">
     <w:name w:val="Default Paragraph Font"/>
     <w:uiPriority w:val="1"/>
-    <w:semiHidden/>
     <w:unhideWhenUsed/>
   </w:style>
   <w:style w:type="table" w:default="1" w:styleId="TableauNormal">

--- a/EXCEL_CodeSource/Classeurs_CodeSource/SheetsList/Lister le nom des feuilles dans Excel.docx
+++ b/EXCEL_CodeSource/Classeurs_CodeSource/SheetsList/Lister le nom des feuilles dans Excel.docx
@@ -152,7 +152,7 @@
       <w:r>
         <w:fldChar w:fldCharType="separate"/>
       </w:r>
-      <w:hyperlink w:anchor="_Toc223866601" w:history="1">
+      <w:hyperlink w:anchor="_Toc223944754" w:history="1">
         <w:r>
           <w:rPr>
             <w:rStyle w:val="Lienhypertexte"/>
@@ -179,7 +179,7 @@
             <w:noProof/>
             <w:webHidden/>
           </w:rPr>
-          <w:instrText xml:space="preserve"> PAGEREF _Toc223866601 \h </w:instrText>
+          <w:instrText xml:space="preserve"> PAGEREF _Toc223944754 \h </w:instrText>
         </w:r>
         <w:r>
           <w:rPr>
@@ -226,7 +226,7 @@
           <w14:ligatures w14:val="standardContextual"/>
         </w:rPr>
       </w:pPr>
-      <w:hyperlink w:anchor="_Toc223866602" w:history="1">
+      <w:hyperlink w:anchor="_Toc223944755" w:history="1">
         <w:r>
           <w:rPr>
             <w:rStyle w:val="Lienhypertexte"/>
@@ -253,7 +253,7 @@
             <w:noProof/>
             <w:webHidden/>
           </w:rPr>
-          <w:instrText xml:space="preserve"> PAGEREF _Toc223866602 \h </w:instrText>
+          <w:instrText xml:space="preserve"> PAGEREF _Toc223944755 \h </w:instrText>
         </w:r>
         <w:r>
           <w:rPr>
@@ -302,7 +302,7 @@
           <w14:ligatures w14:val="standardContextual"/>
         </w:rPr>
       </w:pPr>
-      <w:hyperlink w:anchor="_Toc223866603" w:history="1">
+      <w:hyperlink w:anchor="_Toc223944756" w:history="1">
         <w:r>
           <w:rPr>
             <w:rStyle w:val="Lienhypertexte"/>
@@ -329,7 +329,7 @@
             <w:noProof/>
             <w:webHidden/>
           </w:rPr>
-          <w:instrText xml:space="preserve"> PAGEREF _Toc223866603 \h </w:instrText>
+          <w:instrText xml:space="preserve"> PAGEREF _Toc223944756 \h </w:instrText>
         </w:r>
         <w:r>
           <w:rPr>
@@ -376,7 +376,7 @@
           <w14:ligatures w14:val="standardContextual"/>
         </w:rPr>
       </w:pPr>
-      <w:hyperlink w:anchor="_Toc223866604" w:history="1">
+      <w:hyperlink w:anchor="_Toc223944757" w:history="1">
         <w:r>
           <w:rPr>
             <w:rStyle w:val="Lienhypertexte"/>
@@ -403,7 +403,7 @@
             <w:noProof/>
             <w:webHidden/>
           </w:rPr>
-          <w:instrText xml:space="preserve"> PAGEREF _Toc223866604 \h </w:instrText>
+          <w:instrText xml:space="preserve"> PAGEREF _Toc223944757 \h </w:instrText>
         </w:r>
         <w:r>
           <w:rPr>
@@ -451,7 +451,7 @@
           <w14:ligatures w14:val="standardContextual"/>
         </w:rPr>
       </w:pPr>
-      <w:hyperlink w:anchor="_Toc223866605" w:history="1">
+      <w:hyperlink w:anchor="_Toc223944758" w:history="1">
         <w:r>
           <w:rPr>
             <w:rStyle w:val="Lienhypertexte"/>
@@ -478,7 +478,7 @@
             <w:noProof/>
             <w:webHidden/>
           </w:rPr>
-          <w:instrText xml:space="preserve"> PAGEREF _Toc223866605 \h </w:instrText>
+          <w:instrText xml:space="preserve"> PAGEREF _Toc223944758 \h </w:instrText>
         </w:r>
         <w:r>
           <w:rPr>
@@ -526,7 +526,7 @@
           <w14:ligatures w14:val="standardContextual"/>
         </w:rPr>
       </w:pPr>
-      <w:hyperlink w:anchor="_Toc223866606" w:history="1">
+      <w:hyperlink w:anchor="_Toc223944759" w:history="1">
         <w:r>
           <w:rPr>
             <w:rStyle w:val="Lienhypertexte"/>
@@ -553,7 +553,7 @@
             <w:noProof/>
             <w:webHidden/>
           </w:rPr>
-          <w:instrText xml:space="preserve"> PAGEREF _Toc223866606 \h </w:instrText>
+          <w:instrText xml:space="preserve"> PAGEREF _Toc223944759 \h </w:instrText>
         </w:r>
         <w:r>
           <w:rPr>
@@ -601,7 +601,7 @@
           <w14:ligatures w14:val="standardContextual"/>
         </w:rPr>
       </w:pPr>
-      <w:hyperlink w:anchor="_Toc223866607" w:history="1">
+      <w:hyperlink w:anchor="_Toc223944760" w:history="1">
         <w:r>
           <w:rPr>
             <w:rStyle w:val="Lienhypertexte"/>
@@ -628,7 +628,7 @@
             <w:noProof/>
             <w:webHidden/>
           </w:rPr>
-          <w:instrText xml:space="preserve"> PAGEREF _Toc223866607 \h </w:instrText>
+          <w:instrText xml:space="preserve"> PAGEREF _Toc223944760 \h </w:instrText>
         </w:r>
         <w:r>
           <w:rPr>
@@ -649,80 +649,6 @@
             <w:webHidden/>
           </w:rPr>
           <w:t>5</w:t>
-        </w:r>
-        <w:r>
-          <w:rPr>
-            <w:noProof/>
-            <w:webHidden/>
-          </w:rPr>
-          <w:fldChar w:fldCharType="end"/>
-        </w:r>
-      </w:hyperlink>
-    </w:p>
-    <w:p>
-      <w:pPr>
-        <w:pStyle w:val="TM2"/>
-        <w:tabs>
-          <w:tab w:val="right" w:leader="dot" w:pos="9062"/>
-        </w:tabs>
-        <w:rPr>
-          <w:rFonts w:eastAsiaTheme="minorEastAsia" w:cstheme="minorBidi"/>
-          <w:smallCaps w:val="0"/>
-          <w:noProof/>
-          <w:kern w:val="2"/>
-          <w:sz w:val="24"/>
-          <w:lang w:eastAsia="fr-FR"/>
-          <w14:ligatures w14:val="standardContextual"/>
-        </w:rPr>
-      </w:pPr>
-      <w:hyperlink w:anchor="_Toc223866608" w:history="1">
-        <w:r>
-          <w:rPr>
-            <w:rStyle w:val="Lienhypertexte"/>
-            <w:noProof/>
-          </w:rPr>
-          <w:t>2.2. Avec LIRE.CLASSEUR , TRANSPOSE et SUBSTITUE</w:t>
-        </w:r>
-        <w:r>
-          <w:rPr>
-            <w:noProof/>
-            <w:webHidden/>
-          </w:rPr>
-          <w:tab/>
-        </w:r>
-        <w:r>
-          <w:rPr>
-            <w:noProof/>
-            <w:webHidden/>
-          </w:rPr>
-          <w:fldChar w:fldCharType="begin"/>
-        </w:r>
-        <w:r>
-          <w:rPr>
-            <w:noProof/>
-            <w:webHidden/>
-          </w:rPr>
-          <w:instrText xml:space="preserve"> PAGEREF _Toc223866608 \h </w:instrText>
-        </w:r>
-        <w:r>
-          <w:rPr>
-            <w:noProof/>
-            <w:webHidden/>
-          </w:rPr>
-        </w:r>
-        <w:r>
-          <w:rPr>
-            <w:noProof/>
-            <w:webHidden/>
-          </w:rPr>
-          <w:fldChar w:fldCharType="separate"/>
-        </w:r>
-        <w:r>
-          <w:rPr>
-            <w:noProof/>
-            <w:webHidden/>
-          </w:rPr>
-          <w:t>7</w:t>
         </w:r>
         <w:r>
           <w:rPr>
@@ -750,13 +676,30 @@
           <w14:ligatures w14:val="standardContextual"/>
         </w:rPr>
       </w:pPr>
-      <w:hyperlink w:anchor="_Toc223866609" w:history="1">
+      <w:hyperlink w:anchor="_Toc223944761" w:history="1">
         <w:r>
           <w:rPr>
             <w:rStyle w:val="Lienhypertexte"/>
             <w:noProof/>
-          </w:rPr>
-          <w:t>2.2.1. Explications :</w:t>
+            <w:highlight w:val="yellow"/>
+          </w:rPr>
+          <w:t>2.1.4. Syntaxe de IND</w:t>
+        </w:r>
+        <w:r>
+          <w:rPr>
+            <w:rStyle w:val="Lienhypertexte"/>
+            <w:noProof/>
+            <w:highlight w:val="yellow"/>
+          </w:rPr>
+          <w:t>E</w:t>
+        </w:r>
+        <w:r>
+          <w:rPr>
+            <w:rStyle w:val="Lienhypertexte"/>
+            <w:noProof/>
+            <w:highlight w:val="yellow"/>
+          </w:rPr>
+          <w:t>X()</w:t>
         </w:r>
         <w:r>
           <w:rPr>
@@ -777,7 +720,7 @@
             <w:noProof/>
             <w:webHidden/>
           </w:rPr>
-          <w:instrText xml:space="preserve"> PAGEREF _Toc223866609 \h </w:instrText>
+          <w:instrText xml:space="preserve"> PAGEREF _Toc223944761 \h </w:instrText>
         </w:r>
         <w:r>
           <w:rPr>
@@ -797,7 +740,7 @@
             <w:noProof/>
             <w:webHidden/>
           </w:rPr>
-          <w:t>10</w:t>
+          <w:t>6</w:t>
         </w:r>
         <w:r>
           <w:rPr>
@@ -824,13 +767,13 @@
           <w14:ligatures w14:val="standardContextual"/>
         </w:rPr>
       </w:pPr>
-      <w:hyperlink w:anchor="_Toc223866610" w:history="1">
+      <w:hyperlink w:anchor="_Toc223944762" w:history="1">
         <w:r>
           <w:rPr>
             <w:rStyle w:val="Lienhypertexte"/>
             <w:noProof/>
           </w:rPr>
-          <w:t>2.3. Avec LIRE.CLASSEUR, REMPLACER, TROUVE et TRANSPOSE</w:t>
+          <w:t>2.2. Avec LIRE.CLASSEUR , TRANSPOSE et SUBSTITUE</w:t>
         </w:r>
         <w:r>
           <w:rPr>
@@ -851,7 +794,7 @@
             <w:noProof/>
             <w:webHidden/>
           </w:rPr>
-          <w:instrText xml:space="preserve"> PAGEREF _Toc223866610 \h </w:instrText>
+          <w:instrText xml:space="preserve"> PAGEREF _Toc223944762 \h </w:instrText>
         </w:r>
         <w:r>
           <w:rPr>
@@ -871,7 +814,7 @@
             <w:noProof/>
             <w:webHidden/>
           </w:rPr>
-          <w:t>12</w:t>
+          <w:t>7</w:t>
         </w:r>
         <w:r>
           <w:rPr>
@@ -899,13 +842,13 @@
           <w14:ligatures w14:val="standardContextual"/>
         </w:rPr>
       </w:pPr>
-      <w:hyperlink w:anchor="_Toc223866611" w:history="1">
+      <w:hyperlink w:anchor="_Toc223944763" w:history="1">
         <w:r>
           <w:rPr>
             <w:rStyle w:val="Lienhypertexte"/>
             <w:noProof/>
           </w:rPr>
-          <w:t>2.3.1. Étape 1 : Cliquer sur Formules &gt; Définir un nom</w:t>
+          <w:t>2.2.1. Explications :</w:t>
         </w:r>
         <w:r>
           <w:rPr>
@@ -926,7 +869,81 @@
             <w:noProof/>
             <w:webHidden/>
           </w:rPr>
-          <w:instrText xml:space="preserve"> PAGEREF _Toc223866611 \h </w:instrText>
+          <w:instrText xml:space="preserve"> PAGEREF _Toc223944763 \h </w:instrText>
+        </w:r>
+        <w:r>
+          <w:rPr>
+            <w:noProof/>
+            <w:webHidden/>
+          </w:rPr>
+        </w:r>
+        <w:r>
+          <w:rPr>
+            <w:noProof/>
+            <w:webHidden/>
+          </w:rPr>
+          <w:fldChar w:fldCharType="separate"/>
+        </w:r>
+        <w:r>
+          <w:rPr>
+            <w:noProof/>
+            <w:webHidden/>
+          </w:rPr>
+          <w:t>10</w:t>
+        </w:r>
+        <w:r>
+          <w:rPr>
+            <w:noProof/>
+            <w:webHidden/>
+          </w:rPr>
+          <w:fldChar w:fldCharType="end"/>
+        </w:r>
+      </w:hyperlink>
+    </w:p>
+    <w:p>
+      <w:pPr>
+        <w:pStyle w:val="TM2"/>
+        <w:tabs>
+          <w:tab w:val="right" w:leader="dot" w:pos="9062"/>
+        </w:tabs>
+        <w:rPr>
+          <w:rFonts w:eastAsiaTheme="minorEastAsia" w:cstheme="minorBidi"/>
+          <w:smallCaps w:val="0"/>
+          <w:noProof/>
+          <w:kern w:val="2"/>
+          <w:sz w:val="24"/>
+          <w:lang w:eastAsia="fr-FR"/>
+          <w14:ligatures w14:val="standardContextual"/>
+        </w:rPr>
+      </w:pPr>
+      <w:hyperlink w:anchor="_Toc223944764" w:history="1">
+        <w:r>
+          <w:rPr>
+            <w:rStyle w:val="Lienhypertexte"/>
+            <w:noProof/>
+          </w:rPr>
+          <w:t>2.3. Avec LIRE.CLASSEUR, REMPLACER, TROUVE et TRANSPOSE</w:t>
+        </w:r>
+        <w:r>
+          <w:rPr>
+            <w:noProof/>
+            <w:webHidden/>
+          </w:rPr>
+          <w:tab/>
+        </w:r>
+        <w:r>
+          <w:rPr>
+            <w:noProof/>
+            <w:webHidden/>
+          </w:rPr>
+          <w:fldChar w:fldCharType="begin"/>
+        </w:r>
+        <w:r>
+          <w:rPr>
+            <w:noProof/>
+            <w:webHidden/>
+          </w:rPr>
+          <w:instrText xml:space="preserve"> PAGEREF _Toc223944764 \h </w:instrText>
         </w:r>
         <w:r>
           <w:rPr>
@@ -974,13 +991,13 @@
           <w14:ligatures w14:val="standardContextual"/>
         </w:rPr>
       </w:pPr>
-      <w:hyperlink w:anchor="_Toc223866612" w:history="1">
+      <w:hyperlink w:anchor="_Toc223944765" w:history="1">
         <w:r>
           <w:rPr>
             <w:rStyle w:val="Lienhypertexte"/>
             <w:noProof/>
           </w:rPr>
-          <w:t>2.3.2. Étape 2 : Modifiez le nom et la formule dans la boîte de dialogue Nouveau nom</w:t>
+          <w:t>2.3.1. Étape 1 : Cliquer sur Formules &gt; Définir un nom</w:t>
         </w:r>
         <w:r>
           <w:rPr>
@@ -1001,7 +1018,7 @@
             <w:noProof/>
             <w:webHidden/>
           </w:rPr>
-          <w:instrText xml:space="preserve"> PAGEREF _Toc223866612 \h </w:instrText>
+          <w:instrText xml:space="preserve"> PAGEREF _Toc223944765 \h </w:instrText>
         </w:r>
         <w:r>
           <w:rPr>
@@ -1049,13 +1066,13 @@
           <w14:ligatures w14:val="standardContextual"/>
         </w:rPr>
       </w:pPr>
-      <w:hyperlink w:anchor="_Toc223866613" w:history="1">
+      <w:hyperlink w:anchor="_Toc223944766" w:history="1">
         <w:r>
           <w:rPr>
             <w:rStyle w:val="Lienhypertexte"/>
             <w:noProof/>
           </w:rPr>
-          <w:t>2.3.3. Étape 3 : Utilisation d'une formule pour lister les noms des feuilles</w:t>
+          <w:t>2.3.2. Étape 2 : Modifiez le nom et la formule dans la boîte de dialogue Nouveau nom</w:t>
         </w:r>
         <w:r>
           <w:rPr>
@@ -1076,7 +1093,7 @@
             <w:noProof/>
             <w:webHidden/>
           </w:rPr>
-          <w:instrText xml:space="preserve"> PAGEREF _Toc223866613 \h </w:instrText>
+          <w:instrText xml:space="preserve"> PAGEREF _Toc223944766 \h </w:instrText>
         </w:r>
         <w:r>
           <w:rPr>
@@ -1096,7 +1113,7 @@
             <w:noProof/>
             <w:webHidden/>
           </w:rPr>
-          <w:t>15</w:t>
+          <w:t>12</w:t>
         </w:r>
         <w:r>
           <w:rPr>
@@ -1124,13 +1141,13 @@
           <w14:ligatures w14:val="standardContextual"/>
         </w:rPr>
       </w:pPr>
-      <w:hyperlink w:anchor="_Toc223866614" w:history="1">
+      <w:hyperlink w:anchor="_Toc223944767" w:history="1">
         <w:r>
           <w:rPr>
             <w:rStyle w:val="Lienhypertexte"/>
             <w:noProof/>
           </w:rPr>
-          <w:t>2.3.4. Pour aller plus loin</w:t>
+          <w:t>2.3.3. Étape 3 : Utilisation d'une formule pour lister les noms des feuilles</w:t>
         </w:r>
         <w:r>
           <w:rPr>
@@ -1151,7 +1168,7 @@
             <w:noProof/>
             <w:webHidden/>
           </w:rPr>
-          <w:instrText xml:space="preserve"> PAGEREF _Toc223866614 \h </w:instrText>
+          <w:instrText xml:space="preserve"> PAGEREF _Toc223944767 \h </w:instrText>
         </w:r>
         <w:r>
           <w:rPr>
@@ -1171,81 +1188,7 @@
             <w:noProof/>
             <w:webHidden/>
           </w:rPr>
-          <w:t>16</w:t>
-        </w:r>
-        <w:r>
-          <w:rPr>
-            <w:noProof/>
-            <w:webHidden/>
-          </w:rPr>
-          <w:fldChar w:fldCharType="end"/>
-        </w:r>
-      </w:hyperlink>
-    </w:p>
-    <w:p>
-      <w:pPr>
-        <w:pStyle w:val="TM2"/>
-        <w:tabs>
-          <w:tab w:val="right" w:leader="dot" w:pos="9062"/>
-        </w:tabs>
-        <w:rPr>
-          <w:rFonts w:eastAsiaTheme="minorEastAsia" w:cstheme="minorBidi"/>
-          <w:smallCaps w:val="0"/>
-          <w:noProof/>
-          <w:kern w:val="2"/>
-          <w:sz w:val="24"/>
-          <w:lang w:eastAsia="fr-FR"/>
-          <w14:ligatures w14:val="standardContextual"/>
-        </w:rPr>
-      </w:pPr>
-      <w:hyperlink w:anchor="_Toc223866615" w:history="1">
-        <w:r>
-          <w:rPr>
-            <w:rStyle w:val="Lienhypertexte"/>
-            <w:noProof/>
-          </w:rPr>
-          <w:t>2.4. Avec LIRE.CLASSEUR, STXT, TROUVE et INDEX + ALEA</w:t>
-        </w:r>
-        <w:r>
-          <w:rPr>
-            <w:noProof/>
-            <w:webHidden/>
-          </w:rPr>
-          <w:tab/>
-        </w:r>
-        <w:r>
-          <w:rPr>
-            <w:noProof/>
-            <w:webHidden/>
-          </w:rPr>
-          <w:fldChar w:fldCharType="begin"/>
-        </w:r>
-        <w:r>
-          <w:rPr>
-            <w:noProof/>
-            <w:webHidden/>
-          </w:rPr>
-          <w:instrText xml:space="preserve"> PAGEREF _Toc223866615 \h </w:instrText>
-        </w:r>
-        <w:r>
-          <w:rPr>
-            <w:noProof/>
-            <w:webHidden/>
-          </w:rPr>
-        </w:r>
-        <w:r>
-          <w:rPr>
-            <w:noProof/>
-            <w:webHidden/>
-          </w:rPr>
-          <w:fldChar w:fldCharType="separate"/>
-        </w:r>
-        <w:r>
-          <w:rPr>
-            <w:noProof/>
-            <w:webHidden/>
-          </w:rPr>
-          <w:t>16</w:t>
+          <w:t>15</w:t>
         </w:r>
         <w:r>
           <w:rPr>
@@ -1273,13 +1216,13 @@
           <w14:ligatures w14:val="standardContextual"/>
         </w:rPr>
       </w:pPr>
-      <w:hyperlink w:anchor="_Toc223866616" w:history="1">
+      <w:hyperlink w:anchor="_Toc223944768" w:history="1">
         <w:r>
           <w:rPr>
             <w:rStyle w:val="Lienhypertexte"/>
             <w:noProof/>
           </w:rPr>
-          <w:t>2.4.1. Étape 1 : Cliquer sur le menu Formules &gt; Gestionnaire de noms</w:t>
+          <w:t>2.3.4. Pour aller plus loin</w:t>
         </w:r>
         <w:r>
           <w:rPr>
@@ -1300,7 +1243,81 @@
             <w:noProof/>
             <w:webHidden/>
           </w:rPr>
-          <w:instrText xml:space="preserve"> PAGEREF _Toc223866616 \h </w:instrText>
+          <w:instrText xml:space="preserve"> PAGEREF _Toc223944768 \h </w:instrText>
+        </w:r>
+        <w:r>
+          <w:rPr>
+            <w:noProof/>
+            <w:webHidden/>
+          </w:rPr>
+        </w:r>
+        <w:r>
+          <w:rPr>
+            <w:noProof/>
+            <w:webHidden/>
+          </w:rPr>
+          <w:fldChar w:fldCharType="separate"/>
+        </w:r>
+        <w:r>
+          <w:rPr>
+            <w:noProof/>
+            <w:webHidden/>
+          </w:rPr>
+          <w:t>16</w:t>
+        </w:r>
+        <w:r>
+          <w:rPr>
+            <w:noProof/>
+            <w:webHidden/>
+          </w:rPr>
+          <w:fldChar w:fldCharType="end"/>
+        </w:r>
+      </w:hyperlink>
+    </w:p>
+    <w:p>
+      <w:pPr>
+        <w:pStyle w:val="TM2"/>
+        <w:tabs>
+          <w:tab w:val="right" w:leader="dot" w:pos="9062"/>
+        </w:tabs>
+        <w:rPr>
+          <w:rFonts w:eastAsiaTheme="minorEastAsia" w:cstheme="minorBidi"/>
+          <w:smallCaps w:val="0"/>
+          <w:noProof/>
+          <w:kern w:val="2"/>
+          <w:sz w:val="24"/>
+          <w:lang w:eastAsia="fr-FR"/>
+          <w14:ligatures w14:val="standardContextual"/>
+        </w:rPr>
+      </w:pPr>
+      <w:hyperlink w:anchor="_Toc223944769" w:history="1">
+        <w:r>
+          <w:rPr>
+            <w:rStyle w:val="Lienhypertexte"/>
+            <w:noProof/>
+          </w:rPr>
+          <w:t>2.4. Avec LIRE.CLASSEUR, STXT, TROUVE et INDEX + ALEA</w:t>
+        </w:r>
+        <w:r>
+          <w:rPr>
+            <w:noProof/>
+            <w:webHidden/>
+          </w:rPr>
+          <w:tab/>
+        </w:r>
+        <w:r>
+          <w:rPr>
+            <w:noProof/>
+            <w:webHidden/>
+          </w:rPr>
+          <w:fldChar w:fldCharType="begin"/>
+        </w:r>
+        <w:r>
+          <w:rPr>
+            <w:noProof/>
+            <w:webHidden/>
+          </w:rPr>
+          <w:instrText xml:space="preserve"> PAGEREF _Toc223944769 \h </w:instrText>
         </w:r>
         <w:r>
           <w:rPr>
@@ -1348,13 +1365,13 @@
           <w14:ligatures w14:val="standardContextual"/>
         </w:rPr>
       </w:pPr>
-      <w:hyperlink w:anchor="_Toc223866617" w:history="1">
+      <w:hyperlink w:anchor="_Toc223944770" w:history="1">
         <w:r>
           <w:rPr>
             <w:rStyle w:val="Lienhypertexte"/>
             <w:noProof/>
           </w:rPr>
-          <w:t>2.4.2. Étape 2 : Gestionnaire de noms &gt; insérer un nouveau nom</w:t>
+          <w:t>2.4.1. Étape 1 : Cliquer sur le menu Formules &gt; Gestionnaire de noms</w:t>
         </w:r>
         <w:r>
           <w:rPr>
@@ -1375,7 +1392,7 @@
             <w:noProof/>
             <w:webHidden/>
           </w:rPr>
-          <w:instrText xml:space="preserve"> PAGEREF _Toc223866617 \h </w:instrText>
+          <w:instrText xml:space="preserve"> PAGEREF _Toc223944770 \h </w:instrText>
         </w:r>
         <w:r>
           <w:rPr>
@@ -1395,7 +1412,7 @@
             <w:noProof/>
             <w:webHidden/>
           </w:rPr>
-          <w:t>17</w:t>
+          <w:t>16</w:t>
         </w:r>
         <w:r>
           <w:rPr>
@@ -1423,13 +1440,13 @@
           <w14:ligatures w14:val="standardContextual"/>
         </w:rPr>
       </w:pPr>
-      <w:hyperlink w:anchor="_Toc223866618" w:history="1">
+      <w:hyperlink w:anchor="_Toc223944771" w:history="1">
         <w:r>
           <w:rPr>
             <w:rStyle w:val="Lienhypertexte"/>
             <w:noProof/>
           </w:rPr>
-          <w:t>2.4.3. Étape 3 : Rentrer la fonction LIRE.CLASSEUR(1)</w:t>
+          <w:t>2.4.2. Étape 2 : Gestionnaire de noms &gt; insérer un nouveau nom</w:t>
         </w:r>
         <w:r>
           <w:rPr>
@@ -1450,7 +1467,7 @@
             <w:noProof/>
             <w:webHidden/>
           </w:rPr>
-          <w:instrText xml:space="preserve"> PAGEREF _Toc223866618 \h </w:instrText>
+          <w:instrText xml:space="preserve"> PAGEREF _Toc223944771 \h </w:instrText>
         </w:r>
         <w:r>
           <w:rPr>
@@ -1498,12 +1515,87 @@
           <w14:ligatures w14:val="standardContextual"/>
         </w:rPr>
       </w:pPr>
-      <w:hyperlink w:anchor="_Toc223866619" w:history="1">
+      <w:hyperlink w:anchor="_Toc223944772" w:history="1">
         <w:r>
           <w:rPr>
             <w:rStyle w:val="Lienhypertexte"/>
             <w:noProof/>
           </w:rPr>
+          <w:t>2.4.3. Étape 3 : Rentrer la fonction LIRE.CLASSEUR(1)</w:t>
+        </w:r>
+        <w:r>
+          <w:rPr>
+            <w:noProof/>
+            <w:webHidden/>
+          </w:rPr>
+          <w:tab/>
+        </w:r>
+        <w:r>
+          <w:rPr>
+            <w:noProof/>
+            <w:webHidden/>
+          </w:rPr>
+          <w:fldChar w:fldCharType="begin"/>
+        </w:r>
+        <w:r>
+          <w:rPr>
+            <w:noProof/>
+            <w:webHidden/>
+          </w:rPr>
+          <w:instrText xml:space="preserve"> PAGEREF _Toc223944772 \h </w:instrText>
+        </w:r>
+        <w:r>
+          <w:rPr>
+            <w:noProof/>
+            <w:webHidden/>
+          </w:rPr>
+        </w:r>
+        <w:r>
+          <w:rPr>
+            <w:noProof/>
+            <w:webHidden/>
+          </w:rPr>
+          <w:fldChar w:fldCharType="separate"/>
+        </w:r>
+        <w:r>
+          <w:rPr>
+            <w:noProof/>
+            <w:webHidden/>
+          </w:rPr>
+          <w:t>17</w:t>
+        </w:r>
+        <w:r>
+          <w:rPr>
+            <w:noProof/>
+            <w:webHidden/>
+          </w:rPr>
+          <w:fldChar w:fldCharType="end"/>
+        </w:r>
+      </w:hyperlink>
+    </w:p>
+    <w:p>
+      <w:pPr>
+        <w:pStyle w:val="TM3"/>
+        <w:tabs>
+          <w:tab w:val="right" w:leader="dot" w:pos="9062"/>
+        </w:tabs>
+        <w:rPr>
+          <w:rFonts w:eastAsiaTheme="minorEastAsia" w:cstheme="minorBidi"/>
+          <w:i w:val="0"/>
+          <w:iCs w:val="0"/>
+          <w:noProof/>
+          <w:kern w:val="2"/>
+          <w:sz w:val="24"/>
+          <w:lang w:eastAsia="fr-FR"/>
+          <w14:ligatures w14:val="standardContextual"/>
+        </w:rPr>
+      </w:pPr>
+      <w:hyperlink w:anchor="_Toc223944773" w:history="1">
+        <w:r>
+          <w:rPr>
+            <w:rStyle w:val="Lienhypertexte"/>
+            <w:noProof/>
+          </w:rPr>
           <w:t>2.4.4. Étape 4 : Modifier la fonction LIRE.CLASSEUR(1) avec STXT pour n’extraire que le nom des feuilles</w:t>
         </w:r>
         <w:r>
@@ -1525,7 +1617,7 @@
             <w:noProof/>
             <w:webHidden/>
           </w:rPr>
-          <w:instrText xml:space="preserve"> PAGEREF _Toc223866619 \h </w:instrText>
+          <w:instrText xml:space="preserve"> PAGEREF _Toc223944773 \h </w:instrText>
         </w:r>
         <w:r>
           <w:rPr>
@@ -1572,7 +1664,7 @@
           <w14:ligatures w14:val="standardContextual"/>
         </w:rPr>
       </w:pPr>
-      <w:hyperlink w:anchor="_Toc223866620" w:history="1">
+      <w:hyperlink w:anchor="_Toc223944774" w:history="1">
         <w:r>
           <w:rPr>
             <w:rStyle w:val="Lienhypertexte"/>
@@ -1600,7 +1692,7 @@
             <w:noProof/>
             <w:webHidden/>
           </w:rPr>
-          <w:instrText xml:space="preserve"> PAGEREF _Toc223866620 \h </w:instrText>
+          <w:instrText xml:space="preserve"> PAGEREF _Toc223944774 \h </w:instrText>
         </w:r>
         <w:r>
           <w:rPr>
@@ -1649,7 +1741,7 @@
           <w14:ligatures w14:val="standardContextual"/>
         </w:rPr>
       </w:pPr>
-      <w:hyperlink w:anchor="_Toc223866621" w:history="1">
+      <w:hyperlink w:anchor="_Toc223944775" w:history="1">
         <w:r>
           <w:rPr>
             <w:rStyle w:val="Lienhypertexte"/>
@@ -1676,7 +1768,7 @@
             <w:noProof/>
             <w:webHidden/>
           </w:rPr>
-          <w:instrText xml:space="preserve"> PAGEREF _Toc223866621 \h </w:instrText>
+          <w:instrText xml:space="preserve"> PAGEREF _Toc223944775 \h </w:instrText>
         </w:r>
         <w:r>
           <w:rPr>
@@ -1716,7 +1808,7 @@
       <w:pPr>
         <w:pStyle w:val="Titre1"/>
       </w:pPr>
-      <w:bookmarkStart w:id="0" w:name="_Toc223866601"/>
+      <w:bookmarkStart w:id="0" w:name="_Toc223944754"/>
       <w:r>
         <w:lastRenderedPageBreak/>
         <w:t>Prolégomènes</w:t>
@@ -1727,7 +1819,7 @@
       <w:pPr>
         <w:pStyle w:val="Titre2"/>
       </w:pPr>
-      <w:bookmarkStart w:id="1" w:name="_Toc223866602"/>
+      <w:bookmarkStart w:id="1" w:name="_Toc223944755"/>
       <w:r>
         <w:t xml:space="preserve">Le </w:t>
       </w:r>
@@ -1875,7 +1967,7 @@
       <w:pPr>
         <w:pStyle w:val="Titre1"/>
       </w:pPr>
-      <w:bookmarkStart w:id="2" w:name="_Toc223866603"/>
+      <w:bookmarkStart w:id="2" w:name="_Toc223944756"/>
       <w:r>
         <w:t>Liste avec</w:t>
       </w:r>
@@ -1909,7 +2001,7 @@
       <w:pPr>
         <w:pStyle w:val="Titre2"/>
       </w:pPr>
-      <w:bookmarkStart w:id="3" w:name="_Toc223866604"/>
+      <w:bookmarkStart w:id="3" w:name="_Toc223944757"/>
       <w:r>
         <w:t xml:space="preserve">Avec </w:t>
       </w:r>
@@ -2454,12 +2546,9 @@
       <w:pPr>
         <w:pStyle w:val="Titre3"/>
       </w:pPr>
-      <w:bookmarkStart w:id="4" w:name="_Toc223866605"/>
-      <w:r>
-        <w:t xml:space="preserve">Syntaxe de la fonction </w:t>
-      </w:r>
-      <w:r>
-        <w:t>REMPLACER</w:t>
+      <w:bookmarkStart w:id="4" w:name="_Toc223944758"/>
+      <w:r>
+        <w:t>Syntaxe de la fonction REMPLACER</w:t>
       </w:r>
       <w:bookmarkEnd w:id="4"/>
     </w:p>
@@ -2499,19 +2588,7 @@
           <w:sz w:val="24"/>
           <w:szCs w:val="24"/>
         </w:rPr>
-        <w:t>=</w:t>
-      </w:r>
-      <w:r>
-        <w:rPr>
-          <w:rFonts w:ascii="Courier New" w:hAnsi="Courier New" w:cs="Courier New"/>
-          <w:b/>
-          <w:bCs/>
-          <w:i/>
-          <w:iCs/>
-          <w:sz w:val="24"/>
-          <w:szCs w:val="24"/>
-        </w:rPr>
-        <w:t>REMPLACER(</w:t>
+        <w:t>=REMPLACER(</w:t>
       </w:r>
       <w:proofErr w:type="spellStart"/>
       <w:r>
@@ -2783,7 +2860,7 @@
       <w:pPr>
         <w:pStyle w:val="Titre3"/>
       </w:pPr>
-      <w:bookmarkStart w:id="5" w:name="_Toc223866606"/>
+      <w:bookmarkStart w:id="5" w:name="_Toc223944759"/>
       <w:r>
         <w:t>Syntaxe de la fonction TROUVE</w:t>
       </w:r>
@@ -3041,16 +3118,7 @@
           <w:sz w:val="24"/>
           <w:szCs w:val="24"/>
         </w:rPr>
-        <w:t>TROUVE est sensible à</w:t>
-      </w:r>
-      <w:r>
-        <w:rPr>
-          <w:i/>
-          <w:iCs/>
-          <w:sz w:val="24"/>
-          <w:szCs w:val="24"/>
-        </w:rPr>
-        <w:t xml:space="preserve"> la casse</w:t>
+        <w:t>TROUVE est sensible à la casse</w:t>
       </w:r>
       <w:r>
         <w:rPr>
@@ -3088,7 +3156,7 @@
       <w:pPr>
         <w:pStyle w:val="Titre3"/>
       </w:pPr>
-      <w:bookmarkStart w:id="6" w:name="_Toc223866607"/>
+      <w:bookmarkStart w:id="6" w:name="_Toc223944760"/>
       <w:r>
         <w:t>Explications :</w:t>
       </w:r>
@@ -3283,38 +3351,40 @@
     </w:p>
     <w:p>
       <w:pPr>
+        <w:pStyle w:val="Titre3"/>
+        <w:rPr>
+          <w:highlight w:val="yellow"/>
+        </w:rPr>
+      </w:pPr>
+      <w:bookmarkStart w:id="7" w:name="_Toc223944761"/>
+      <w:r>
+        <w:rPr>
+          <w:highlight w:val="yellow"/>
+        </w:rPr>
+        <w:t xml:space="preserve">Syntaxe de </w:t>
+      </w:r>
+      <w:r>
+        <w:rPr>
+          <w:highlight w:val="yellow"/>
+        </w:rPr>
+        <w:t>INDEX</w:t>
+      </w:r>
+      <w:r>
+        <w:rPr>
+          <w:highlight w:val="yellow"/>
+        </w:rPr>
+        <w:t>()</w:t>
+      </w:r>
+      <w:bookmarkEnd w:id="7"/>
+    </w:p>
+    <w:p>
+      <w:pPr>
         <w:rPr>
           <w:b/>
           <w:bCs/>
           <w:color w:val="0070C0"/>
         </w:rPr>
       </w:pPr>
-      <w:proofErr w:type="gramStart"/>
-      <w:r>
-        <w:rPr>
-          <w:b/>
-          <w:bCs/>
-          <w:color w:val="0070C0"/>
-        </w:rPr>
-        <w:t>Fonction</w:t>
-      </w:r>
-      <w:r>
-        <w:rPr>
-          <w:b/>
-          <w:bCs/>
-          <w:color w:val="0070C0"/>
-        </w:rPr>
-        <w:t xml:space="preserve"> </w:t>
-      </w:r>
-      <w:r>
-        <w:rPr>
-          <w:b/>
-          <w:bCs/>
-          <w:color w:val="0070C0"/>
-        </w:rPr>
-        <w:t xml:space="preserve"> INDEX</w:t>
-      </w:r>
-      <w:proofErr w:type="gramEnd"/>
     </w:p>
     <w:p>
       <w:r>
@@ -3489,11 +3559,11 @@
       <w:pPr>
         <w:pStyle w:val="Titre2"/>
       </w:pPr>
-      <w:bookmarkStart w:id="7" w:name="_Toc223866608"/>
+      <w:bookmarkStart w:id="8" w:name="_Toc223944762"/>
       <w:r>
         <w:t>Avec LIRE.CLASSEUR , TRANSPOSE et SUBSTITUE</w:t>
       </w:r>
-      <w:bookmarkEnd w:id="7"/>
+      <w:bookmarkEnd w:id="8"/>
     </w:p>
     <w:p>
       <w:r>
@@ -4187,11 +4257,11 @@
       <w:pPr>
         <w:pStyle w:val="Titre3"/>
       </w:pPr>
-      <w:bookmarkStart w:id="8" w:name="_Toc223866609"/>
+      <w:bookmarkStart w:id="9" w:name="_Toc223944763"/>
       <w:r>
         <w:t>Explications :</w:t>
       </w:r>
-      <w:bookmarkEnd w:id="8"/>
+      <w:bookmarkEnd w:id="9"/>
     </w:p>
     <w:p>
       <w:pPr>
@@ -4428,11 +4498,11 @@
       <w:pPr>
         <w:pStyle w:val="Titre2"/>
       </w:pPr>
-      <w:bookmarkStart w:id="9" w:name="_Toc223866610"/>
+      <w:bookmarkStart w:id="10" w:name="_Toc223944764"/>
       <w:r>
         <w:t>Avec LIRE.CLASSEUR, REMPLACER, TROUVE et TRANSPOSE</w:t>
       </w:r>
-      <w:bookmarkEnd w:id="9"/>
+      <w:bookmarkEnd w:id="10"/>
     </w:p>
     <w:p>
       <w:r>
@@ -4443,7 +4513,7 @@
       <w:pPr>
         <w:pStyle w:val="Titre3"/>
       </w:pPr>
-      <w:bookmarkStart w:id="10" w:name="_Toc223866611"/>
+      <w:bookmarkStart w:id="11" w:name="_Toc223944765"/>
       <w:r>
         <w:t>Étape 1 : Clique</w:t>
       </w:r>
@@ -4453,7 +4523,7 @@
       <w:r>
         <w:t xml:space="preserve"> sur Formules &gt; Définir un nom</w:t>
       </w:r>
-      <w:bookmarkEnd w:id="10"/>
+      <w:bookmarkEnd w:id="11"/>
     </w:p>
     <w:p>
       <w:r>
@@ -4584,11 +4654,11 @@
       <w:pPr>
         <w:pStyle w:val="Titre3"/>
       </w:pPr>
-      <w:bookmarkStart w:id="11" w:name="_Toc223866612"/>
+      <w:bookmarkStart w:id="12" w:name="_Toc223944766"/>
       <w:r>
         <w:t>Étape 2 : Modifiez le nom et la formule dans la boîte de dialogue Nouveau nom</w:t>
       </w:r>
-      <w:bookmarkEnd w:id="11"/>
+      <w:bookmarkEnd w:id="12"/>
     </w:p>
     <w:p/>
     <w:p>
@@ -5015,11 +5085,11 @@
       <w:pPr>
         <w:pStyle w:val="Titre3"/>
       </w:pPr>
-      <w:bookmarkStart w:id="12" w:name="_Toc223866613"/>
+      <w:bookmarkStart w:id="13" w:name="_Toc223944767"/>
       <w:r>
         <w:t>Étape 3 : Utilisation d'une formule pour lister les noms des feuilles</w:t>
       </w:r>
-      <w:bookmarkEnd w:id="12"/>
+      <w:bookmarkEnd w:id="13"/>
     </w:p>
     <w:p>
       <w:r>
@@ -5160,11 +5230,11 @@
       <w:pPr>
         <w:pStyle w:val="Titre3"/>
       </w:pPr>
-      <w:bookmarkStart w:id="13" w:name="_Toc223866614"/>
+      <w:bookmarkStart w:id="14" w:name="_Toc223944768"/>
       <w:r>
         <w:t>Pour aller plus loin</w:t>
       </w:r>
-      <w:bookmarkEnd w:id="13"/>
+      <w:bookmarkEnd w:id="14"/>
     </w:p>
     <w:p>
       <w:r>
@@ -5184,7 +5254,7 @@
       <w:pPr>
         <w:pStyle w:val="Titre2"/>
       </w:pPr>
-      <w:bookmarkStart w:id="14" w:name="_Toc223866615"/>
+      <w:bookmarkStart w:id="15" w:name="_Toc223944769"/>
       <w:r>
         <w:t xml:space="preserve">Avec LIRE.CLASSEUR, </w:t>
       </w:r>
@@ -5197,7 +5267,7 @@
       <w:r>
         <w:t>INDEX + ALEA</w:t>
       </w:r>
-      <w:bookmarkEnd w:id="14"/>
+      <w:bookmarkEnd w:id="15"/>
     </w:p>
     <w:p>
       <w:r>
@@ -5356,7 +5426,7 @@
       <w:pPr>
         <w:pStyle w:val="Titre3"/>
       </w:pPr>
-      <w:bookmarkStart w:id="15" w:name="_Toc223866616"/>
+      <w:bookmarkStart w:id="16" w:name="_Toc223944770"/>
       <w:r>
         <w:t>Étape 1 : Clique</w:t>
       </w:r>
@@ -5378,7 +5448,7 @@
       <w:r>
         <w:t>estionnaire de noms</w:t>
       </w:r>
-      <w:bookmarkEnd w:id="15"/>
+      <w:bookmarkEnd w:id="16"/>
     </w:p>
     <w:p>
       <w:r>
@@ -5445,7 +5515,7 @@
       <w:pPr>
         <w:pStyle w:val="Titre3"/>
       </w:pPr>
-      <w:bookmarkStart w:id="16" w:name="_Toc223866617"/>
+      <w:bookmarkStart w:id="17" w:name="_Toc223944771"/>
       <w:r>
         <w:t xml:space="preserve">Étape </w:t>
       </w:r>
@@ -5467,7 +5537,7 @@
       <w:r>
         <w:t>insérer un nouveau nom</w:t>
       </w:r>
-      <w:bookmarkEnd w:id="16"/>
+      <w:bookmarkEnd w:id="17"/>
     </w:p>
     <w:p>
       <w:r>
@@ -5561,7 +5631,7 @@
       <w:pPr>
         <w:pStyle w:val="Titre3"/>
       </w:pPr>
-      <w:bookmarkStart w:id="17" w:name="_Toc223866618"/>
+      <w:bookmarkStart w:id="18" w:name="_Toc223944772"/>
       <w:r>
         <w:t xml:space="preserve">Étape </w:t>
       </w:r>
@@ -5577,14 +5647,11 @@
       <w:r>
         <w:t>r la fonction LIRE.CLASSEUR(1)</w:t>
       </w:r>
-      <w:bookmarkEnd w:id="17"/>
-    </w:p>
-    <w:p>
-      <w:r>
-        <w:t>D</w:t>
-      </w:r>
-      <w:r>
-        <w:t>ans</w:t>
+      <w:bookmarkEnd w:id="18"/>
+    </w:p>
+    <w:p>
+      <w:r>
+        <w:t>Dans</w:t>
       </w:r>
       <w:r>
         <w:t xml:space="preserve"> </w:t>
@@ -5607,6 +5674,9 @@
     </w:p>
     <w:p>
       <w:r>
+        <w:rPr>
+          <w:noProof/>
+        </w:rPr>
         <w:lastRenderedPageBreak/>
         <w:drawing>
           <wp:inline distT="0" distB="0" distL="0" distR="0" wp14:anchorId="44A16716" wp14:editId="7EFCA0A3">
@@ -5647,6 +5717,9 @@
     </w:p>
     <w:p>
       <w:r>
+        <w:rPr>
+          <w:noProof/>
+        </w:rPr>
         <w:drawing>
           <wp:inline distT="0" distB="0" distL="0" distR="0" wp14:anchorId="58F446CA" wp14:editId="3FE7BF8F">
             <wp:extent cx="5760720" cy="3144520"/>
@@ -5703,6 +5776,9 @@
     </w:p>
     <w:p>
       <w:r>
+        <w:rPr>
+          <w:noProof/>
+        </w:rPr>
         <w:lastRenderedPageBreak/>
         <w:drawing>
           <wp:inline distT="0" distB="0" distL="0" distR="0" wp14:anchorId="7946B4F7" wp14:editId="0C31026E">
@@ -5743,16 +5819,7 @@
     </w:p>
     <w:p>
       <w:r>
-        <w:t>C</w:t>
-      </w:r>
-      <w:r>
-        <w:t xml:space="preserve">ela ne nous permet de </w:t>
-      </w:r>
-      <w:r>
-        <w:t xml:space="preserve">ne </w:t>
-      </w:r>
-      <w:r>
-        <w:t xml:space="preserve">récupérer que le nom de la première feuille, car le résultat est retourné sous la forme d’une </w:t>
+        <w:t xml:space="preserve">Cela ne nous permet de ne récupérer que le nom de la première feuille, car le résultat est retourné sous la forme d’une </w:t>
       </w:r>
       <w:r>
         <w:rPr>
@@ -5793,6 +5860,9 @@
     </w:p>
     <w:p>
       <w:r>
+        <w:rPr>
+          <w:noProof/>
+        </w:rPr>
         <w:drawing>
           <wp:inline distT="0" distB="0" distL="0" distR="0" wp14:anchorId="1D9F80A4" wp14:editId="2E5C606B">
             <wp:extent cx="5760720" cy="2614930"/>
@@ -5849,7 +5919,7 @@
       <w:pPr>
         <w:pStyle w:val="Titre3"/>
       </w:pPr>
-      <w:bookmarkStart w:id="18" w:name="_Toc223866619"/>
+      <w:bookmarkStart w:id="19" w:name="_Toc223944773"/>
       <w:r>
         <w:t xml:space="preserve">Étape </w:t>
       </w:r>
@@ -5874,7 +5944,7 @@
       <w:r>
         <w:t>pour n’extraire que le nom des feuilles</w:t>
       </w:r>
-      <w:bookmarkEnd w:id="18"/>
+      <w:bookmarkEnd w:id="19"/>
     </w:p>
     <w:p>
       <w:r>
@@ -5948,14 +6018,14 @@
           <w:highlight w:val="yellow"/>
         </w:rPr>
       </w:pPr>
-      <w:bookmarkStart w:id="19" w:name="_Toc223866620"/>
+      <w:bookmarkStart w:id="20" w:name="_Toc223944774"/>
       <w:r>
         <w:rPr>
           <w:highlight w:val="yellow"/>
         </w:rPr>
         <w:t>Syntaxe de STXT()</w:t>
       </w:r>
-      <w:bookmarkEnd w:id="19"/>
+      <w:bookmarkEnd w:id="20"/>
     </w:p>
     <w:p>
       <w:pPr>
@@ -6142,13 +6212,13 @@
       <w:pPr>
         <w:pStyle w:val="Titre1"/>
       </w:pPr>
-      <w:bookmarkStart w:id="20" w:name="_Toc223707034"/>
-      <w:bookmarkStart w:id="21" w:name="_Toc223866621"/>
+      <w:bookmarkStart w:id="21" w:name="_Toc223707034"/>
+      <w:bookmarkStart w:id="22" w:name="_Toc223944775"/>
       <w:r>
         <w:t>Links</w:t>
       </w:r>
-      <w:bookmarkEnd w:id="20"/>
       <w:bookmarkEnd w:id="21"/>
+      <w:bookmarkEnd w:id="22"/>
     </w:p>
     <w:p>
       <w:pPr>
@@ -6791,7 +6861,7 @@
               <w:sz w:val="16"/>
               <w:szCs w:val="16"/>
             </w:rPr>
-            <w:t>08-03-2026 11:21</w:t>
+            <w:t>08-03-2026 12:49</w:t>
           </w:r>
           <w:r>
             <w:rPr>
@@ -8344,6 +8414,7 @@
   <w:style w:type="character" w:default="1" w:styleId="Policepardfaut">
     <w:name w:val="Default Paragraph Font"/>
     <w:uiPriority w:val="1"/>
+    <w:semiHidden/>
     <w:unhideWhenUsed/>
   </w:style>
   <w:style w:type="table" w:default="1" w:styleId="TableauNormal">

--- a/EXCEL_CodeSource/Classeurs_CodeSource/SheetsList/Lister le nom des feuilles dans Excel.docx
+++ b/EXCEL_CodeSource/Classeurs_CodeSource/SheetsList/Lister le nom des feuilles dans Excel.docx
@@ -152,7 +152,7 @@
       <w:r>
         <w:fldChar w:fldCharType="separate"/>
       </w:r>
-      <w:hyperlink w:anchor="_Toc223944754" w:history="1">
+      <w:hyperlink w:anchor="_Toc223945936" w:history="1">
         <w:r>
           <w:rPr>
             <w:rStyle w:val="Lienhypertexte"/>
@@ -179,7 +179,7 @@
             <w:noProof/>
             <w:webHidden/>
           </w:rPr>
-          <w:instrText xml:space="preserve"> PAGEREF _Toc223944754 \h </w:instrText>
+          <w:instrText xml:space="preserve"> PAGEREF _Toc223945936 \h </w:instrText>
         </w:r>
         <w:r>
           <w:rPr>
@@ -226,7 +226,7 @@
           <w14:ligatures w14:val="standardContextual"/>
         </w:rPr>
       </w:pPr>
-      <w:hyperlink w:anchor="_Toc223944755" w:history="1">
+      <w:hyperlink w:anchor="_Toc223945937" w:history="1">
         <w:r>
           <w:rPr>
             <w:rStyle w:val="Lienhypertexte"/>
@@ -253,7 +253,7 @@
             <w:noProof/>
             <w:webHidden/>
           </w:rPr>
-          <w:instrText xml:space="preserve"> PAGEREF _Toc223944755 \h </w:instrText>
+          <w:instrText xml:space="preserve"> PAGEREF _Toc223945937 \h </w:instrText>
         </w:r>
         <w:r>
           <w:rPr>
@@ -302,7 +302,7 @@
           <w14:ligatures w14:val="standardContextual"/>
         </w:rPr>
       </w:pPr>
-      <w:hyperlink w:anchor="_Toc223944756" w:history="1">
+      <w:hyperlink w:anchor="_Toc223945938" w:history="1">
         <w:r>
           <w:rPr>
             <w:rStyle w:val="Lienhypertexte"/>
@@ -329,7 +329,7 @@
             <w:noProof/>
             <w:webHidden/>
           </w:rPr>
-          <w:instrText xml:space="preserve"> PAGEREF _Toc223944756 \h </w:instrText>
+          <w:instrText xml:space="preserve"> PAGEREF _Toc223945938 \h </w:instrText>
         </w:r>
         <w:r>
           <w:rPr>
@@ -376,7 +376,7 @@
           <w14:ligatures w14:val="standardContextual"/>
         </w:rPr>
       </w:pPr>
-      <w:hyperlink w:anchor="_Toc223944757" w:history="1">
+      <w:hyperlink w:anchor="_Toc223945939" w:history="1">
         <w:r>
           <w:rPr>
             <w:rStyle w:val="Lienhypertexte"/>
@@ -403,7 +403,7 @@
             <w:noProof/>
             <w:webHidden/>
           </w:rPr>
-          <w:instrText xml:space="preserve"> PAGEREF _Toc223944757 \h </w:instrText>
+          <w:instrText xml:space="preserve"> PAGEREF _Toc223945939 \h </w:instrText>
         </w:r>
         <w:r>
           <w:rPr>
@@ -451,11 +451,12 @@
           <w14:ligatures w14:val="standardContextual"/>
         </w:rPr>
       </w:pPr>
-      <w:hyperlink w:anchor="_Toc223944758" w:history="1">
+      <w:hyperlink w:anchor="_Toc223945940" w:history="1">
         <w:r>
           <w:rPr>
             <w:rStyle w:val="Lienhypertexte"/>
             <w:noProof/>
+            <w:highlight w:val="yellow"/>
           </w:rPr>
           <w:t>2.1.1. Syntaxe de la fonction REMPLACER</w:t>
         </w:r>
@@ -478,7 +479,7 @@
             <w:noProof/>
             <w:webHidden/>
           </w:rPr>
-          <w:instrText xml:space="preserve"> PAGEREF _Toc223944758 \h </w:instrText>
+          <w:instrText xml:space="preserve"> PAGEREF _Toc223945940 \h </w:instrText>
         </w:r>
         <w:r>
           <w:rPr>
@@ -526,11 +527,12 @@
           <w14:ligatures w14:val="standardContextual"/>
         </w:rPr>
       </w:pPr>
-      <w:hyperlink w:anchor="_Toc223944759" w:history="1">
+      <w:hyperlink w:anchor="_Toc223945941" w:history="1">
         <w:r>
           <w:rPr>
             <w:rStyle w:val="Lienhypertexte"/>
             <w:noProof/>
+            <w:highlight w:val="yellow"/>
           </w:rPr>
           <w:t>2.1.2. Syntaxe de la fonction TROUVE</w:t>
         </w:r>
@@ -553,7 +555,7 @@
             <w:noProof/>
             <w:webHidden/>
           </w:rPr>
-          <w:instrText xml:space="preserve"> PAGEREF _Toc223944759 \h </w:instrText>
+          <w:instrText xml:space="preserve"> PAGEREF _Toc223945941 \h </w:instrText>
         </w:r>
         <w:r>
           <w:rPr>
@@ -601,7 +603,7 @@
           <w14:ligatures w14:val="standardContextual"/>
         </w:rPr>
       </w:pPr>
-      <w:hyperlink w:anchor="_Toc223944760" w:history="1">
+      <w:hyperlink w:anchor="_Toc223945942" w:history="1">
         <w:r>
           <w:rPr>
             <w:rStyle w:val="Lienhypertexte"/>
@@ -628,7 +630,7 @@
             <w:noProof/>
             <w:webHidden/>
           </w:rPr>
-          <w:instrText xml:space="preserve"> PAGEREF _Toc223944760 \h </w:instrText>
+          <w:instrText xml:space="preserve"> PAGEREF _Toc223945942 \h </w:instrText>
         </w:r>
         <w:r>
           <w:rPr>
@@ -676,30 +678,14 @@
           <w14:ligatures w14:val="standardContextual"/>
         </w:rPr>
       </w:pPr>
-      <w:hyperlink w:anchor="_Toc223944761" w:history="1">
+      <w:hyperlink w:anchor="_Toc223945943" w:history="1">
         <w:r>
           <w:rPr>
             <w:rStyle w:val="Lienhypertexte"/>
             <w:noProof/>
             <w:highlight w:val="yellow"/>
           </w:rPr>
-          <w:t>2.1.4. Syntaxe de IND</w:t>
-        </w:r>
-        <w:r>
-          <w:rPr>
-            <w:rStyle w:val="Lienhypertexte"/>
-            <w:noProof/>
-            <w:highlight w:val="yellow"/>
-          </w:rPr>
-          <w:t>E</w:t>
-        </w:r>
-        <w:r>
-          <w:rPr>
-            <w:rStyle w:val="Lienhypertexte"/>
-            <w:noProof/>
-            <w:highlight w:val="yellow"/>
-          </w:rPr>
-          <w:t>X()</w:t>
+          <w:t>2.1.4. Syntaxe de la fonction INDEX</w:t>
         </w:r>
         <w:r>
           <w:rPr>
@@ -720,7 +706,7 @@
             <w:noProof/>
             <w:webHidden/>
           </w:rPr>
-          <w:instrText xml:space="preserve"> PAGEREF _Toc223944761 \h </w:instrText>
+          <w:instrText xml:space="preserve"> PAGEREF _Toc223945943 \h </w:instrText>
         </w:r>
         <w:r>
           <w:rPr>
@@ -767,7 +753,7 @@
           <w14:ligatures w14:val="standardContextual"/>
         </w:rPr>
       </w:pPr>
-      <w:hyperlink w:anchor="_Toc223944762" w:history="1">
+      <w:hyperlink w:anchor="_Toc223945944" w:history="1">
         <w:r>
           <w:rPr>
             <w:rStyle w:val="Lienhypertexte"/>
@@ -794,7 +780,7 @@
             <w:noProof/>
             <w:webHidden/>
           </w:rPr>
-          <w:instrText xml:space="preserve"> PAGEREF _Toc223944762 \h </w:instrText>
+          <w:instrText xml:space="preserve"> PAGEREF _Toc223945944 \h </w:instrText>
         </w:r>
         <w:r>
           <w:rPr>
@@ -842,7 +828,7 @@
           <w14:ligatures w14:val="standardContextual"/>
         </w:rPr>
       </w:pPr>
-      <w:hyperlink w:anchor="_Toc223944763" w:history="1">
+      <w:hyperlink w:anchor="_Toc223945945" w:history="1">
         <w:r>
           <w:rPr>
             <w:rStyle w:val="Lienhypertexte"/>
@@ -869,7 +855,7 @@
             <w:noProof/>
             <w:webHidden/>
           </w:rPr>
-          <w:instrText xml:space="preserve"> PAGEREF _Toc223944763 \h </w:instrText>
+          <w:instrText xml:space="preserve"> PAGEREF _Toc223945945 \h </w:instrText>
         </w:r>
         <w:r>
           <w:rPr>
@@ -916,7 +902,7 @@
           <w14:ligatures w14:val="standardContextual"/>
         </w:rPr>
       </w:pPr>
-      <w:hyperlink w:anchor="_Toc223944764" w:history="1">
+      <w:hyperlink w:anchor="_Toc223945946" w:history="1">
         <w:r>
           <w:rPr>
             <w:rStyle w:val="Lienhypertexte"/>
@@ -943,7 +929,7 @@
             <w:noProof/>
             <w:webHidden/>
           </w:rPr>
-          <w:instrText xml:space="preserve"> PAGEREF _Toc223944764 \h </w:instrText>
+          <w:instrText xml:space="preserve"> PAGEREF _Toc223945946 \h </w:instrText>
         </w:r>
         <w:r>
           <w:rPr>
@@ -991,7 +977,7 @@
           <w14:ligatures w14:val="standardContextual"/>
         </w:rPr>
       </w:pPr>
-      <w:hyperlink w:anchor="_Toc223944765" w:history="1">
+      <w:hyperlink w:anchor="_Toc223945947" w:history="1">
         <w:r>
           <w:rPr>
             <w:rStyle w:val="Lienhypertexte"/>
@@ -1018,7 +1004,7 @@
             <w:noProof/>
             <w:webHidden/>
           </w:rPr>
-          <w:instrText xml:space="preserve"> PAGEREF _Toc223944765 \h </w:instrText>
+          <w:instrText xml:space="preserve"> PAGEREF _Toc223945947 \h </w:instrText>
         </w:r>
         <w:r>
           <w:rPr>
@@ -1066,7 +1052,7 @@
           <w14:ligatures w14:val="standardContextual"/>
         </w:rPr>
       </w:pPr>
-      <w:hyperlink w:anchor="_Toc223944766" w:history="1">
+      <w:hyperlink w:anchor="_Toc223945948" w:history="1">
         <w:r>
           <w:rPr>
             <w:rStyle w:val="Lienhypertexte"/>
@@ -1093,7 +1079,7 @@
             <w:noProof/>
             <w:webHidden/>
           </w:rPr>
-          <w:instrText xml:space="preserve"> PAGEREF _Toc223944766 \h </w:instrText>
+          <w:instrText xml:space="preserve"> PAGEREF _Toc223945948 \h </w:instrText>
         </w:r>
         <w:r>
           <w:rPr>
@@ -1141,7 +1127,7 @@
           <w14:ligatures w14:val="standardContextual"/>
         </w:rPr>
       </w:pPr>
-      <w:hyperlink w:anchor="_Toc223944767" w:history="1">
+      <w:hyperlink w:anchor="_Toc223945949" w:history="1">
         <w:r>
           <w:rPr>
             <w:rStyle w:val="Lienhypertexte"/>
@@ -1168,7 +1154,7 @@
             <w:noProof/>
             <w:webHidden/>
           </w:rPr>
-          <w:instrText xml:space="preserve"> PAGEREF _Toc223944767 \h </w:instrText>
+          <w:instrText xml:space="preserve"> PAGEREF _Toc223945949 \h </w:instrText>
         </w:r>
         <w:r>
           <w:rPr>
@@ -1216,7 +1202,7 @@
           <w14:ligatures w14:val="standardContextual"/>
         </w:rPr>
       </w:pPr>
-      <w:hyperlink w:anchor="_Toc223944768" w:history="1">
+      <w:hyperlink w:anchor="_Toc223945950" w:history="1">
         <w:r>
           <w:rPr>
             <w:rStyle w:val="Lienhypertexte"/>
@@ -1243,7 +1229,7 @@
             <w:noProof/>
             <w:webHidden/>
           </w:rPr>
-          <w:instrText xml:space="preserve"> PAGEREF _Toc223944768 \h </w:instrText>
+          <w:instrText xml:space="preserve"> PAGEREF _Toc223945950 \h </w:instrText>
         </w:r>
         <w:r>
           <w:rPr>
@@ -1290,7 +1276,7 @@
           <w14:ligatures w14:val="standardContextual"/>
         </w:rPr>
       </w:pPr>
-      <w:hyperlink w:anchor="_Toc223944769" w:history="1">
+      <w:hyperlink w:anchor="_Toc223945951" w:history="1">
         <w:r>
           <w:rPr>
             <w:rStyle w:val="Lienhypertexte"/>
@@ -1317,7 +1303,7 @@
             <w:noProof/>
             <w:webHidden/>
           </w:rPr>
-          <w:instrText xml:space="preserve"> PAGEREF _Toc223944769 \h </w:instrText>
+          <w:instrText xml:space="preserve"> PAGEREF _Toc223945951 \h </w:instrText>
         </w:r>
         <w:r>
           <w:rPr>
@@ -1365,7 +1351,7 @@
           <w14:ligatures w14:val="standardContextual"/>
         </w:rPr>
       </w:pPr>
-      <w:hyperlink w:anchor="_Toc223944770" w:history="1">
+      <w:hyperlink w:anchor="_Toc223945952" w:history="1">
         <w:r>
           <w:rPr>
             <w:rStyle w:val="Lienhypertexte"/>
@@ -1392,7 +1378,7 @@
             <w:noProof/>
             <w:webHidden/>
           </w:rPr>
-          <w:instrText xml:space="preserve"> PAGEREF _Toc223944770 \h </w:instrText>
+          <w:instrText xml:space="preserve"> PAGEREF _Toc223945952 \h </w:instrText>
         </w:r>
         <w:r>
           <w:rPr>
@@ -1440,7 +1426,7 @@
           <w14:ligatures w14:val="standardContextual"/>
         </w:rPr>
       </w:pPr>
-      <w:hyperlink w:anchor="_Toc223944771" w:history="1">
+      <w:hyperlink w:anchor="_Toc223945953" w:history="1">
         <w:r>
           <w:rPr>
             <w:rStyle w:val="Lienhypertexte"/>
@@ -1467,7 +1453,7 @@
             <w:noProof/>
             <w:webHidden/>
           </w:rPr>
-          <w:instrText xml:space="preserve"> PAGEREF _Toc223944771 \h </w:instrText>
+          <w:instrText xml:space="preserve"> PAGEREF _Toc223945953 \h </w:instrText>
         </w:r>
         <w:r>
           <w:rPr>
@@ -1515,7 +1501,7 @@
           <w14:ligatures w14:val="standardContextual"/>
         </w:rPr>
       </w:pPr>
-      <w:hyperlink w:anchor="_Toc223944772" w:history="1">
+      <w:hyperlink w:anchor="_Toc223945954" w:history="1">
         <w:r>
           <w:rPr>
             <w:rStyle w:val="Lienhypertexte"/>
@@ -1542,7 +1528,7 @@
             <w:noProof/>
             <w:webHidden/>
           </w:rPr>
-          <w:instrText xml:space="preserve"> PAGEREF _Toc223944772 \h </w:instrText>
+          <w:instrText xml:space="preserve"> PAGEREF _Toc223945954 \h </w:instrText>
         </w:r>
         <w:r>
           <w:rPr>
@@ -1590,7 +1576,7 @@
           <w14:ligatures w14:val="standardContextual"/>
         </w:rPr>
       </w:pPr>
-      <w:hyperlink w:anchor="_Toc223944773" w:history="1">
+      <w:hyperlink w:anchor="_Toc223945955" w:history="1">
         <w:r>
           <w:rPr>
             <w:rStyle w:val="Lienhypertexte"/>
@@ -1617,7 +1603,7 @@
             <w:noProof/>
             <w:webHidden/>
           </w:rPr>
-          <w:instrText xml:space="preserve"> PAGEREF _Toc223944773 \h </w:instrText>
+          <w:instrText xml:space="preserve"> PAGEREF _Toc223945955 \h </w:instrText>
         </w:r>
         <w:r>
           <w:rPr>
@@ -1664,14 +1650,13 @@
           <w14:ligatures w14:val="standardContextual"/>
         </w:rPr>
       </w:pPr>
-      <w:hyperlink w:anchor="_Toc223944774" w:history="1">
+      <w:hyperlink w:anchor="_Toc223945956" w:history="1">
         <w:r>
           <w:rPr>
             <w:rStyle w:val="Lienhypertexte"/>
             <w:noProof/>
-            <w:highlight w:val="yellow"/>
-          </w:rPr>
-          <w:t>2.4.4.1. Syntaxe de STXT()</w:t>
+          </w:rPr>
+          <w:t>2.4.4.1. Syntaxe de la fonction STXT</w:t>
         </w:r>
         <w:r>
           <w:rPr>
@@ -1692,7 +1677,7 @@
             <w:noProof/>
             <w:webHidden/>
           </w:rPr>
-          <w:instrText xml:space="preserve"> PAGEREF _Toc223944774 \h </w:instrText>
+          <w:instrText xml:space="preserve"> PAGEREF _Toc223945956 \h </w:instrText>
         </w:r>
         <w:r>
           <w:rPr>
@@ -1741,7 +1726,7 @@
           <w14:ligatures w14:val="standardContextual"/>
         </w:rPr>
       </w:pPr>
-      <w:hyperlink w:anchor="_Toc223944775" w:history="1">
+      <w:hyperlink w:anchor="_Toc223945957" w:history="1">
         <w:r>
           <w:rPr>
             <w:rStyle w:val="Lienhypertexte"/>
@@ -1768,7 +1753,7 @@
             <w:noProof/>
             <w:webHidden/>
           </w:rPr>
-          <w:instrText xml:space="preserve"> PAGEREF _Toc223944775 \h </w:instrText>
+          <w:instrText xml:space="preserve"> PAGEREF _Toc223945957 \h </w:instrText>
         </w:r>
         <w:r>
           <w:rPr>
@@ -1808,7 +1793,7 @@
       <w:pPr>
         <w:pStyle w:val="Titre1"/>
       </w:pPr>
-      <w:bookmarkStart w:id="0" w:name="_Toc223944754"/>
+      <w:bookmarkStart w:id="0" w:name="_Toc223945936"/>
       <w:r>
         <w:lastRenderedPageBreak/>
         <w:t>Prolégomènes</w:t>
@@ -1819,7 +1804,7 @@
       <w:pPr>
         <w:pStyle w:val="Titre2"/>
       </w:pPr>
-      <w:bookmarkStart w:id="1" w:name="_Toc223944755"/>
+      <w:bookmarkStart w:id="1" w:name="_Toc223945937"/>
       <w:r>
         <w:t xml:space="preserve">Le </w:t>
       </w:r>
@@ -1967,7 +1952,7 @@
       <w:pPr>
         <w:pStyle w:val="Titre1"/>
       </w:pPr>
-      <w:bookmarkStart w:id="2" w:name="_Toc223944756"/>
+      <w:bookmarkStart w:id="2" w:name="_Toc223945938"/>
       <w:r>
         <w:t>Liste avec</w:t>
       </w:r>
@@ -2001,7 +1986,7 @@
       <w:pPr>
         <w:pStyle w:val="Titre2"/>
       </w:pPr>
-      <w:bookmarkStart w:id="3" w:name="_Toc223944757"/>
+      <w:bookmarkStart w:id="3" w:name="_Toc223945939"/>
       <w:r>
         <w:t xml:space="preserve">Avec </w:t>
       </w:r>
@@ -2545,9 +2530,15 @@
     <w:p>
       <w:pPr>
         <w:pStyle w:val="Titre3"/>
-      </w:pPr>
-      <w:bookmarkStart w:id="4" w:name="_Toc223944758"/>
-      <w:r>
+        <w:rPr>
+          <w:highlight w:val="yellow"/>
+        </w:rPr>
+      </w:pPr>
+      <w:bookmarkStart w:id="4" w:name="_Toc223945940"/>
+      <w:r>
+        <w:rPr>
+          <w:highlight w:val="yellow"/>
+        </w:rPr>
         <w:t>Syntaxe de la fonction REMPLACER</w:t>
       </w:r>
       <w:bookmarkEnd w:id="4"/>
@@ -2859,9 +2850,15 @@
     <w:p>
       <w:pPr>
         <w:pStyle w:val="Titre3"/>
-      </w:pPr>
-      <w:bookmarkStart w:id="5" w:name="_Toc223944759"/>
-      <w:r>
+        <w:rPr>
+          <w:highlight w:val="yellow"/>
+        </w:rPr>
+      </w:pPr>
+      <w:bookmarkStart w:id="5" w:name="_Toc223945941"/>
+      <w:r>
+        <w:rPr>
+          <w:highlight w:val="yellow"/>
+        </w:rPr>
         <w:t>Syntaxe de la fonction TROUVE</w:t>
       </w:r>
       <w:bookmarkEnd w:id="5"/>
@@ -3156,7 +3153,7 @@
       <w:pPr>
         <w:pStyle w:val="Titre3"/>
       </w:pPr>
-      <w:bookmarkStart w:id="6" w:name="_Toc223944760"/>
+      <w:bookmarkStart w:id="6" w:name="_Toc223945942"/>
       <w:r>
         <w:t>Explications :</w:t>
       </w:r>
@@ -3356,25 +3353,31 @@
           <w:highlight w:val="yellow"/>
         </w:rPr>
       </w:pPr>
-      <w:bookmarkStart w:id="7" w:name="_Toc223944761"/>
+      <w:bookmarkStart w:id="7" w:name="_Toc223945943"/>
       <w:r>
         <w:rPr>
           <w:highlight w:val="yellow"/>
         </w:rPr>
-        <w:t xml:space="preserve">Syntaxe de </w:t>
+        <w:t>Syntaxe de</w:t>
       </w:r>
       <w:r>
         <w:rPr>
           <w:highlight w:val="yellow"/>
         </w:rPr>
+        <w:t xml:space="preserve"> la fonction</w:t>
+      </w:r>
+      <w:r>
+        <w:rPr>
+          <w:highlight w:val="yellow"/>
+        </w:rPr>
+        <w:t xml:space="preserve"> </w:t>
+      </w:r>
+      <w:r>
+        <w:rPr>
+          <w:highlight w:val="yellow"/>
+        </w:rPr>
         <w:t>INDEX</w:t>
       </w:r>
-      <w:r>
-        <w:rPr>
-          <w:highlight w:val="yellow"/>
-        </w:rPr>
-        <w:t>()</w:t>
-      </w:r>
       <w:bookmarkEnd w:id="7"/>
     </w:p>
     <w:p>
@@ -3387,6 +3390,15 @@
       </w:pPr>
     </w:p>
     <w:p>
+      <w:pPr>
+        <w:rPr>
+          <w:b/>
+          <w:bCs/>
+          <w:color w:val="0070C0"/>
+        </w:rPr>
+      </w:pPr>
+    </w:p>
+    <w:p>
       <w:r>
         <w:rPr>
           <w:rFonts w:ascii="Arial" w:hAnsi="Arial" w:cs="Arial"/>
@@ -3439,6 +3451,7 @@
           <w:bCs/>
           <w:noProof/>
         </w:rPr>
+        <w:lastRenderedPageBreak/>
         <w:drawing>
           <wp:inline distT="0" distB="0" distL="0" distR="0" wp14:anchorId="6713EF9C" wp14:editId="0FCDF797">
             <wp:extent cx="5760720" cy="2578100"/>
@@ -3481,7 +3494,6 @@
         <w:rPr>
           <w:rFonts w:ascii="Arial" w:hAnsi="Arial" w:cs="Arial"/>
         </w:rPr>
-        <w:lastRenderedPageBreak/>
         <w:t>►</w:t>
       </w:r>
       <w:r>
@@ -3559,7 +3571,7 @@
       <w:pPr>
         <w:pStyle w:val="Titre2"/>
       </w:pPr>
-      <w:bookmarkStart w:id="8" w:name="_Toc223944762"/>
+      <w:bookmarkStart w:id="8" w:name="_Toc223945944"/>
       <w:r>
         <w:t>Avec LIRE.CLASSEUR , TRANSPOSE et SUBSTITUE</w:t>
       </w:r>
@@ -3620,6 +3632,7 @@
         <w:rPr>
           <w:noProof/>
         </w:rPr>
+        <w:lastRenderedPageBreak/>
         <w:drawing>
           <wp:inline distT="0" distB="0" distL="0" distR="0" wp14:anchorId="4FBDD9EE" wp14:editId="415E62AB">
             <wp:extent cx="5760720" cy="2075815"/>
@@ -3703,7 +3716,6 @@
         <w:rPr>
           <w:noProof/>
         </w:rPr>
-        <w:lastRenderedPageBreak/>
         <w:drawing>
           <wp:inline distT="0" distB="0" distL="0" distR="0" wp14:anchorId="5CFC007A" wp14:editId="4AAB37AA">
             <wp:extent cx="5760720" cy="2168525"/>
@@ -3826,6 +3838,7 @@
           <w:bCs/>
           <w:color w:val="0070C0"/>
         </w:rPr>
+        <w:lastRenderedPageBreak/>
         <w:t xml:space="preserve">Fonction </w:t>
       </w:r>
       <w:r>
@@ -3937,7 +3950,6 @@
           <w:bCs/>
           <w:noProof/>
         </w:rPr>
-        <w:lastRenderedPageBreak/>
         <w:drawing>
           <wp:inline distT="0" distB="0" distL="0" distR="0" wp14:anchorId="01850D4B" wp14:editId="685BA539">
             <wp:extent cx="3620005" cy="1914792"/>
@@ -4257,7 +4269,7 @@
       <w:pPr>
         <w:pStyle w:val="Titre3"/>
       </w:pPr>
-      <w:bookmarkStart w:id="9" w:name="_Toc223944763"/>
+      <w:bookmarkStart w:id="9" w:name="_Toc223945945"/>
       <w:r>
         <w:t>Explications :</w:t>
       </w:r>
@@ -4498,7 +4510,7 @@
       <w:pPr>
         <w:pStyle w:val="Titre2"/>
       </w:pPr>
-      <w:bookmarkStart w:id="10" w:name="_Toc223944764"/>
+      <w:bookmarkStart w:id="10" w:name="_Toc223945946"/>
       <w:r>
         <w:t>Avec LIRE.CLASSEUR, REMPLACER, TROUVE et TRANSPOSE</w:t>
       </w:r>
@@ -4513,7 +4525,7 @@
       <w:pPr>
         <w:pStyle w:val="Titre3"/>
       </w:pPr>
-      <w:bookmarkStart w:id="11" w:name="_Toc223944765"/>
+      <w:bookmarkStart w:id="11" w:name="_Toc223945947"/>
       <w:r>
         <w:t>Étape 1 : Clique</w:t>
       </w:r>
@@ -4654,7 +4666,7 @@
       <w:pPr>
         <w:pStyle w:val="Titre3"/>
       </w:pPr>
-      <w:bookmarkStart w:id="12" w:name="_Toc223944766"/>
+      <w:bookmarkStart w:id="12" w:name="_Toc223945948"/>
       <w:r>
         <w:t>Étape 2 : Modifiez le nom et la formule dans la boîte de dialogue Nouveau nom</w:t>
       </w:r>
@@ -5085,7 +5097,7 @@
       <w:pPr>
         <w:pStyle w:val="Titre3"/>
       </w:pPr>
-      <w:bookmarkStart w:id="13" w:name="_Toc223944767"/>
+      <w:bookmarkStart w:id="13" w:name="_Toc223945949"/>
       <w:r>
         <w:t>Étape 3 : Utilisation d'une formule pour lister les noms des feuilles</w:t>
       </w:r>
@@ -5230,7 +5242,7 @@
       <w:pPr>
         <w:pStyle w:val="Titre3"/>
       </w:pPr>
-      <w:bookmarkStart w:id="14" w:name="_Toc223944768"/>
+      <w:bookmarkStart w:id="14" w:name="_Toc223945950"/>
       <w:r>
         <w:t>Pour aller plus loin</w:t>
       </w:r>
@@ -5254,7 +5266,7 @@
       <w:pPr>
         <w:pStyle w:val="Titre2"/>
       </w:pPr>
-      <w:bookmarkStart w:id="15" w:name="_Toc223944769"/>
+      <w:bookmarkStart w:id="15" w:name="_Toc223945951"/>
       <w:r>
         <w:t xml:space="preserve">Avec LIRE.CLASSEUR, </w:t>
       </w:r>
@@ -5426,7 +5438,7 @@
       <w:pPr>
         <w:pStyle w:val="Titre3"/>
       </w:pPr>
-      <w:bookmarkStart w:id="16" w:name="_Toc223944770"/>
+      <w:bookmarkStart w:id="16" w:name="_Toc223945952"/>
       <w:r>
         <w:t>Étape 1 : Clique</w:t>
       </w:r>
@@ -5515,7 +5527,7 @@
       <w:pPr>
         <w:pStyle w:val="Titre3"/>
       </w:pPr>
-      <w:bookmarkStart w:id="17" w:name="_Toc223944771"/>
+      <w:bookmarkStart w:id="17" w:name="_Toc223945953"/>
       <w:r>
         <w:t xml:space="preserve">Étape </w:t>
       </w:r>
@@ -5631,7 +5643,7 @@
       <w:pPr>
         <w:pStyle w:val="Titre3"/>
       </w:pPr>
-      <w:bookmarkStart w:id="18" w:name="_Toc223944772"/>
+      <w:bookmarkStart w:id="18" w:name="_Toc223945954"/>
       <w:r>
         <w:t xml:space="preserve">Étape </w:t>
       </w:r>
@@ -5919,7 +5931,7 @@
       <w:pPr>
         <w:pStyle w:val="Titre3"/>
       </w:pPr>
-      <w:bookmarkStart w:id="19" w:name="_Toc223944773"/>
+      <w:bookmarkStart w:id="19" w:name="_Toc223945955"/>
       <w:r>
         <w:t xml:space="preserve">Étape </w:t>
       </w:r>
@@ -5999,7 +6011,53 @@
         <w:t>fonction STXT</w:t>
       </w:r>
       <w:r>
-        <w:t>()</w:t>
+        <w:t xml:space="preserve"> </w:t>
+      </w:r>
+      <w:r>
+        <w:t>de la manière suivante :</w:t>
+      </w:r>
+    </w:p>
+    <w:p>
+      <w:pPr>
+        <w:pStyle w:val="Titre4"/>
+      </w:pPr>
+      <w:bookmarkStart w:id="20" w:name="_Toc223945956"/>
+      <w:r>
+        <w:t>Syntaxe de</w:t>
+      </w:r>
+      <w:r>
+        <w:t xml:space="preserve"> la fonction</w:t>
+      </w:r>
+      <w:r>
+        <w:t xml:space="preserve"> STXT</w:t>
+      </w:r>
+      <w:bookmarkEnd w:id="20"/>
+    </w:p>
+    <w:p>
+      <w:pPr>
+        <w:rPr>
+          <w:highlight w:val="yellow"/>
+        </w:rPr>
+      </w:pPr>
+      <w:r>
+        <w:rPr>
+          <w:b/>
+          <w:bCs/>
+        </w:rPr>
+        <w:t>STXT</w:t>
+      </w:r>
+      <w:r>
+        <w:t xml:space="preserve"> </w:t>
+      </w:r>
+      <w:r>
+        <w:rPr>
+          <w:b/>
+          <w:bCs/>
+        </w:rPr>
+        <w:t>renvoie</w:t>
+      </w:r>
+      <w:r>
+        <w:t xml:space="preserve"> un nombre donné de caractères extraits d’une chaîne de texte à partir de la position que vous avez spécifiée, en fonction du nombre de caractères spécifiés</w:t>
       </w:r>
       <w:r>
         <w:rPr>
@@ -6008,24 +6066,8 @@
         <w:footnoteReference w:id="7"/>
       </w:r>
       <w:r>
-        <w:t xml:space="preserve"> de la manière suivante :</w:t>
-      </w:r>
-    </w:p>
-    <w:p>
-      <w:pPr>
-        <w:pStyle w:val="Titre4"/>
-        <w:rPr>
-          <w:highlight w:val="yellow"/>
-        </w:rPr>
-      </w:pPr>
-      <w:bookmarkStart w:id="20" w:name="_Toc223944774"/>
-      <w:r>
-        <w:rPr>
-          <w:highlight w:val="yellow"/>
-        </w:rPr>
-        <w:t>Syntaxe de STXT()</w:t>
-      </w:r>
-      <w:bookmarkEnd w:id="20"/>
+        <w:t>.</w:t>
+      </w:r>
     </w:p>
     <w:p>
       <w:pPr>
@@ -6038,6 +6080,7 @@
           <w:iCs/>
           <w:sz w:val="24"/>
           <w:szCs w:val="24"/>
+          <w:lang w:val="en-US"/>
         </w:rPr>
       </w:pPr>
       <w:r>
@@ -6049,10 +6092,16 @@
           <w:iCs/>
           <w:sz w:val="24"/>
           <w:szCs w:val="24"/>
-        </w:rPr>
-        <w:t xml:space="preserve">=STXT(texte; </w:t>
-      </w:r>
-      <w:proofErr w:type="spellStart"/>
+          <w:lang w:val="en-US"/>
+        </w:rPr>
+        <w:t>=</w:t>
+      </w:r>
+      <w:r>
+        <w:rPr>
+          <w:lang w:val="en-US"/>
+        </w:rPr>
+        <w:t xml:space="preserve"> </w:t>
+      </w:r>
       <w:r>
         <w:rPr>
           <w:rFonts w:ascii="Courier New" w:hAnsi="Courier New" w:cs="Courier New"/>
@@ -6062,10 +6111,11 @@
           <w:iCs/>
           <w:sz w:val="24"/>
           <w:szCs w:val="24"/>
-        </w:rPr>
-        <w:t>numéro_de_départ</w:t>
-      </w:r>
-      <w:proofErr w:type="spellEnd"/>
+          <w:lang w:val="en-US"/>
+        </w:rPr>
+        <w:t>STXT(</w:t>
+      </w:r>
+      <w:proofErr w:type="spellStart"/>
       <w:r>
         <w:rPr>
           <w:rFonts w:ascii="Courier New" w:hAnsi="Courier New" w:cs="Courier New"/>
@@ -6075,10 +6125,11 @@
           <w:iCs/>
           <w:sz w:val="24"/>
           <w:szCs w:val="24"/>
-        </w:rPr>
-        <w:t xml:space="preserve">; </w:t>
-      </w:r>
-      <w:proofErr w:type="spellStart"/>
+          <w:lang w:val="en-US"/>
+        </w:rPr>
+        <w:t>texte</w:t>
+      </w:r>
+      <w:proofErr w:type="spellEnd"/>
       <w:r>
         <w:rPr>
           <w:rFonts w:ascii="Courier New" w:hAnsi="Courier New" w:cs="Courier New"/>
@@ -6088,10 +6139,11 @@
           <w:iCs/>
           <w:sz w:val="24"/>
           <w:szCs w:val="24"/>
-        </w:rPr>
-        <w:t>nombre_de_caractères</w:t>
-      </w:r>
-      <w:proofErr w:type="spellEnd"/>
+          <w:lang w:val="en-US"/>
+        </w:rPr>
+        <w:t xml:space="preserve">, </w:t>
+      </w:r>
+      <w:proofErr w:type="spellStart"/>
       <w:r>
         <w:rPr>
           <w:rFonts w:ascii="Courier New" w:hAnsi="Courier New" w:cs="Courier New"/>
@@ -6101,14 +6153,11 @@
           <w:iCs/>
           <w:sz w:val="24"/>
           <w:szCs w:val="24"/>
-        </w:rPr>
-        <w:t>)</w:t>
-      </w:r>
-    </w:p>
-    <w:p>
-      <w:pPr>
-        <w:spacing w:after="0"/>
-      </w:pPr>
+          <w:lang w:val="en-US"/>
+        </w:rPr>
+        <w:t>no_départ</w:t>
+      </w:r>
+      <w:proofErr w:type="spellEnd"/>
       <w:r>
         <w:rPr>
           <w:rFonts w:ascii="Courier New" w:hAnsi="Courier New" w:cs="Courier New"/>
@@ -6118,17 +6167,10 @@
           <w:iCs/>
           <w:sz w:val="24"/>
           <w:szCs w:val="24"/>
-        </w:rPr>
-        <w:t>texte</w:t>
-      </w:r>
-      <w:r>
-        <w:t>: la chaîne de caractère</w:t>
-      </w:r>
-    </w:p>
-    <w:p>
-      <w:pPr>
-        <w:spacing w:after="0"/>
-      </w:pPr>
+          <w:lang w:val="en-US"/>
+        </w:rPr>
+        <w:t xml:space="preserve">, </w:t>
+      </w:r>
       <w:proofErr w:type="spellStart"/>
       <w:r>
         <w:rPr>
@@ -6139,19 +6181,11 @@
           <w:iCs/>
           <w:sz w:val="24"/>
           <w:szCs w:val="24"/>
-        </w:rPr>
-        <w:t>numéro_de_départ</w:t>
+          <w:lang w:val="en-US"/>
+        </w:rPr>
+        <w:t>no_car</w:t>
       </w:r>
       <w:proofErr w:type="spellEnd"/>
-      <w:r>
-        <w:t>: la position du premier caractère à extraire</w:t>
-      </w:r>
-    </w:p>
-    <w:p>
-      <w:pPr>
-        <w:spacing w:after="0"/>
-      </w:pPr>
-      <w:proofErr w:type="spellStart"/>
       <w:r>
         <w:rPr>
           <w:rFonts w:ascii="Courier New" w:hAnsi="Courier New" w:cs="Courier New"/>
@@ -6161,10 +6195,20 @@
           <w:iCs/>
           <w:sz w:val="24"/>
           <w:szCs w:val="24"/>
-        </w:rPr>
-        <w:t>nombre_de_caractères</w:t>
-      </w:r>
-      <w:proofErr w:type="spellEnd"/>
+          <w:lang w:val="en-US"/>
+        </w:rPr>
+        <w:t>)</w:t>
+      </w:r>
+    </w:p>
+    <w:p>
+      <w:pPr>
+        <w:pStyle w:val="Paragraphedeliste"/>
+        <w:numPr>
+          <w:ilvl w:val="0"/>
+          <w:numId w:val="5"/>
+        </w:numPr>
+        <w:spacing w:after="0"/>
+      </w:pPr>
       <w:r>
         <w:rPr>
           <w:rFonts w:ascii="Courier New" w:hAnsi="Courier New" w:cs="Courier New"/>
@@ -6175,10 +6219,114 @@
           <w:sz w:val="24"/>
           <w:szCs w:val="24"/>
         </w:rPr>
+        <w:t>texte</w:t>
+      </w:r>
+      <w:r>
+        <w:t xml:space="preserve">: </w:t>
+      </w:r>
+      <w:r>
+        <w:rPr>
+          <w:u w:val="single"/>
+        </w:rPr>
+        <w:t>Obligatoire</w:t>
+      </w:r>
+      <w:r>
+        <w:t>. Représente la chaîne de texte contenant les caractères à extraire.</w:t>
+      </w:r>
+    </w:p>
+    <w:p>
+      <w:pPr>
+        <w:pStyle w:val="Paragraphedeliste"/>
+        <w:numPr>
+          <w:ilvl w:val="0"/>
+          <w:numId w:val="5"/>
+        </w:numPr>
+        <w:spacing w:after="0"/>
+      </w:pPr>
+      <w:proofErr w:type="spellStart"/>
+      <w:r>
+        <w:rPr>
+          <w:rFonts w:ascii="Courier New" w:hAnsi="Courier New" w:cs="Courier New"/>
+          <w:b/>
+          <w:bCs/>
+          <w:i/>
+          <w:iCs/>
+          <w:sz w:val="24"/>
+          <w:szCs w:val="24"/>
+        </w:rPr>
+        <w:t>no_départ</w:t>
+      </w:r>
+      <w:proofErr w:type="spellEnd"/>
+      <w:r>
+        <w:t xml:space="preserve">: </w:t>
+      </w:r>
+      <w:r>
+        <w:rPr>
+          <w:u w:val="single"/>
+        </w:rPr>
+        <w:t>Obligatoire</w:t>
+      </w:r>
+      <w:r>
+        <w:t xml:space="preserve">. Représente la position dans le texte du premier caractère à extraire. Le premier caractère de texte a un </w:t>
+      </w:r>
+      <w:proofErr w:type="spellStart"/>
+      <w:r>
+        <w:t>no_départ</w:t>
+      </w:r>
+      <w:proofErr w:type="spellEnd"/>
+      <w:r>
+        <w:t xml:space="preserve"> égal à 1.</w:t>
+      </w:r>
+    </w:p>
+    <w:p>
+      <w:pPr>
+        <w:pStyle w:val="Paragraphedeliste"/>
+        <w:numPr>
+          <w:ilvl w:val="0"/>
+          <w:numId w:val="5"/>
+        </w:numPr>
+        <w:spacing w:after="0"/>
+      </w:pPr>
+      <w:proofErr w:type="spellStart"/>
+      <w:r>
+        <w:rPr>
+          <w:rFonts w:ascii="Courier New" w:hAnsi="Courier New" w:cs="Courier New"/>
+          <w:b/>
+          <w:bCs/>
+          <w:i/>
+          <w:iCs/>
+          <w:sz w:val="24"/>
+          <w:szCs w:val="24"/>
+        </w:rPr>
+        <w:t>no_car</w:t>
+      </w:r>
+      <w:proofErr w:type="spellEnd"/>
+      <w:r>
+        <w:t xml:space="preserve">: </w:t>
+      </w:r>
+      <w:r>
         <w:t xml:space="preserve"> </w:t>
       </w:r>
       <w:r>
-        <w:t xml:space="preserve">: le nombre de caractères à extraire depuis la position </w:t>
+        <w:rPr>
+          <w:u w:val="single"/>
+        </w:rPr>
+        <w:t>Obligatoire</w:t>
+      </w:r>
+      <w:r>
+        <w:t xml:space="preserve"> </w:t>
+      </w:r>
+      <w:r>
+        <w:t>,</w:t>
+      </w:r>
+      <w:r>
+        <w:t xml:space="preserve"> Indique</w:t>
+      </w:r>
+      <w:r>
+        <w:t xml:space="preserve"> </w:t>
+      </w:r>
+      <w:r>
+        <w:t xml:space="preserve">le nombre de caractères à extraire depuis la position </w:t>
       </w:r>
       <w:proofErr w:type="spellStart"/>
       <w:r>
@@ -6191,16 +6339,9 @@
           <w:sz w:val="20"/>
           <w:szCs w:val="20"/>
         </w:rPr>
-        <w:t>numéro_de_départ</w:t>
+        <w:t>no_départ</w:t>
       </w:r>
       <w:proofErr w:type="spellEnd"/>
-      <w:r>
-        <w:rPr>
-          <w:sz w:val="18"/>
-          <w:szCs w:val="18"/>
-        </w:rPr>
-        <w:t xml:space="preserve"> </w:t>
-      </w:r>
     </w:p>
     <w:p>
       <w:pPr>
@@ -6213,7 +6354,7 @@
         <w:pStyle w:val="Titre1"/>
       </w:pPr>
       <w:bookmarkStart w:id="21" w:name="_Toc223707034"/>
-      <w:bookmarkStart w:id="22" w:name="_Toc223944775"/>
+      <w:bookmarkStart w:id="22" w:name="_Toc223945957"/>
       <w:r>
         <w:t>Links</w:t>
       </w:r>
@@ -6861,7 +7002,7 @@
               <w:sz w:val="16"/>
               <w:szCs w:val="16"/>
             </w:rPr>
-            <w:t>08-03-2026 12:49</w:t>
+            <w:t>09-03-2026 10:32</w:t>
           </w:r>
           <w:r>
             <w:rPr>
@@ -7510,6 +7651,119 @@
     </w:lvl>
   </w:abstractNum>
   <w:abstractNum w:abstractNumId="2" w15:restartNumberingAfterBreak="0">
+    <w:nsid w:val="51363DDA"/>
+    <w:multiLevelType w:val="hybridMultilevel"/>
+    <w:tmpl w:val="1A4AC8B6"/>
+    <w:lvl w:ilvl="0" w:tplc="040C000B">
+      <w:start w:val="1"/>
+      <w:numFmt w:val="bullet"/>
+      <w:lvlText w:val=""/>
+      <w:lvlJc w:val="left"/>
+      <w:pPr>
+        <w:ind w:left="720" w:hanging="360"/>
+      </w:pPr>
+      <w:rPr>
+        <w:rFonts w:ascii="Wingdings" w:hAnsi="Wingdings" w:hint="default"/>
+      </w:rPr>
+    </w:lvl>
+    <w:lvl w:ilvl="1" w:tplc="040C0003" w:tentative="1">
+      <w:start w:val="1"/>
+      <w:numFmt w:val="bullet"/>
+      <w:lvlText w:val="o"/>
+      <w:lvlJc w:val="left"/>
+      <w:pPr>
+        <w:ind w:left="1440" w:hanging="360"/>
+      </w:pPr>
+      <w:rPr>
+        <w:rFonts w:ascii="Courier New" w:hAnsi="Courier New" w:cs="Courier New" w:hint="default"/>
+      </w:rPr>
+    </w:lvl>
+    <w:lvl w:ilvl="2" w:tplc="040C0005" w:tentative="1">
+      <w:start w:val="1"/>
+      <w:numFmt w:val="bullet"/>
+      <w:lvlText w:val=""/>
+      <w:lvlJc w:val="left"/>
+      <w:pPr>
+        <w:ind w:left="2160" w:hanging="360"/>
+      </w:pPr>
+      <w:rPr>
+        <w:rFonts w:ascii="Wingdings" w:hAnsi="Wingdings" w:hint="default"/>
+      </w:rPr>
+    </w:lvl>
+    <w:lvl w:ilvl="3" w:tplc="040C0001" w:tentative="1">
+      <w:start w:val="1"/>
+      <w:numFmt w:val="bullet"/>
+      <w:lvlText w:val=""/>
+      <w:lvlJc w:val="left"/>
+      <w:pPr>
+        <w:ind w:left="2880" w:hanging="360"/>
+      </w:pPr>
+      <w:rPr>
+        <w:rFonts w:ascii="Symbol" w:hAnsi="Symbol" w:hint="default"/>
+      </w:rPr>
+    </w:lvl>
+    <w:lvl w:ilvl="4" w:tplc="040C0003" w:tentative="1">
+      <w:start w:val="1"/>
+      <w:numFmt w:val="bullet"/>
+      <w:lvlText w:val="o"/>
+      <w:lvlJc w:val="left"/>
+      <w:pPr>
+        <w:ind w:left="3600" w:hanging="360"/>
+      </w:pPr>
+      <w:rPr>
+        <w:rFonts w:ascii="Courier New" w:hAnsi="Courier New" w:cs="Courier New" w:hint="default"/>
+      </w:rPr>
+    </w:lvl>
+    <w:lvl w:ilvl="5" w:tplc="040C0005" w:tentative="1">
+      <w:start w:val="1"/>
+      <w:numFmt w:val="bullet"/>
+      <w:lvlText w:val=""/>
+      <w:lvlJc w:val="left"/>
+      <w:pPr>
+        <w:ind w:left="4320" w:hanging="360"/>
+      </w:pPr>
+      <w:rPr>
+        <w:rFonts w:ascii="Wingdings" w:hAnsi="Wingdings" w:hint="default"/>
+      </w:rPr>
+    </w:lvl>
+    <w:lvl w:ilvl="6" w:tplc="040C0001" w:tentative="1">
+      <w:start w:val="1"/>
+      <w:numFmt w:val="bullet"/>
+      <w:lvlText w:val=""/>
+      <w:lvlJc w:val="left"/>
+      <w:pPr>
+        <w:ind w:left="5040" w:hanging="360"/>
+      </w:pPr>
+      <w:rPr>
+        <w:rFonts w:ascii="Symbol" w:hAnsi="Symbol" w:hint="default"/>
+      </w:rPr>
+    </w:lvl>
+    <w:lvl w:ilvl="7" w:tplc="040C0003" w:tentative="1">
+      <w:start w:val="1"/>
+      <w:numFmt w:val="bullet"/>
+      <w:lvlText w:val="o"/>
+      <w:lvlJc w:val="left"/>
+      <w:pPr>
+        <w:ind w:left="5760" w:hanging="360"/>
+      </w:pPr>
+      <w:rPr>
+        <w:rFonts w:ascii="Courier New" w:hAnsi="Courier New" w:cs="Courier New" w:hint="default"/>
+      </w:rPr>
+    </w:lvl>
+    <w:lvl w:ilvl="8" w:tplc="040C0005" w:tentative="1">
+      <w:start w:val="1"/>
+      <w:numFmt w:val="bullet"/>
+      <w:lvlText w:val=""/>
+      <w:lvlJc w:val="left"/>
+      <w:pPr>
+        <w:ind w:left="6480" w:hanging="360"/>
+      </w:pPr>
+      <w:rPr>
+        <w:rFonts w:ascii="Wingdings" w:hAnsi="Wingdings" w:hint="default"/>
+      </w:rPr>
+    </w:lvl>
+  </w:abstractNum>
+  <w:abstractNum w:abstractNumId="3" w15:restartNumberingAfterBreak="0">
     <w:nsid w:val="63C67794"/>
     <w:multiLevelType w:val="multilevel"/>
     <w:tmpl w:val="562662F0"/>
@@ -7658,7 +7912,7 @@
       </w:rPr>
     </w:lvl>
   </w:abstractNum>
-  <w:abstractNum w:abstractNumId="3" w15:restartNumberingAfterBreak="0">
+  <w:abstractNum w:abstractNumId="4" w15:restartNumberingAfterBreak="0">
     <w:nsid w:val="74244931"/>
     <w:multiLevelType w:val="hybridMultilevel"/>
     <w:tmpl w:val="4B44ED88"/>
@@ -7775,13 +8029,16 @@
     <w:abstractNumId w:val="0"/>
   </w:num>
   <w:num w:numId="2" w16cid:durableId="249699969">
-    <w:abstractNumId w:val="3"/>
+    <w:abstractNumId w:val="4"/>
   </w:num>
   <w:num w:numId="3" w16cid:durableId="400754054">
-    <w:abstractNumId w:val="2"/>
+    <w:abstractNumId w:val="3"/>
   </w:num>
   <w:num w:numId="4" w16cid:durableId="727387911">
     <w:abstractNumId w:val="1"/>
+  </w:num>
+  <w:num w:numId="5" w16cid:durableId="1781946946">
+    <w:abstractNumId w:val="2"/>
   </w:num>
 </w:numbering>
 </file>
@@ -8414,7 +8671,6 @@
   <w:style w:type="character" w:default="1" w:styleId="Policepardfaut">
     <w:name w:val="Default Paragraph Font"/>
     <w:uiPriority w:val="1"/>
-    <w:semiHidden/>
     <w:unhideWhenUsed/>
   </w:style>
   <w:style w:type="table" w:default="1" w:styleId="TableauNormal">

--- a/EXCEL_CodeSource/Classeurs_CodeSource/SheetsList/Lister le nom des feuilles dans Excel.docx
+++ b/EXCEL_CodeSource/Classeurs_CodeSource/SheetsList/Lister le nom des feuilles dans Excel.docx
@@ -152,7 +152,7 @@
       <w:r>
         <w:fldChar w:fldCharType="separate"/>
       </w:r>
-      <w:hyperlink w:anchor="_Toc223945936" w:history="1">
+      <w:hyperlink w:anchor="_Toc223946758" w:history="1">
         <w:r>
           <w:rPr>
             <w:rStyle w:val="Lienhypertexte"/>
@@ -179,7 +179,7 @@
             <w:noProof/>
             <w:webHidden/>
           </w:rPr>
-          <w:instrText xml:space="preserve"> PAGEREF _Toc223945936 \h </w:instrText>
+          <w:instrText xml:space="preserve"> PAGEREF _Toc223946758 \h </w:instrText>
         </w:r>
         <w:r>
           <w:rPr>
@@ -226,7 +226,7 @@
           <w14:ligatures w14:val="standardContextual"/>
         </w:rPr>
       </w:pPr>
-      <w:hyperlink w:anchor="_Toc223945937" w:history="1">
+      <w:hyperlink w:anchor="_Toc223946759" w:history="1">
         <w:r>
           <w:rPr>
             <w:rStyle w:val="Lienhypertexte"/>
@@ -253,7 +253,7 @@
             <w:noProof/>
             <w:webHidden/>
           </w:rPr>
-          <w:instrText xml:space="preserve"> PAGEREF _Toc223945937 \h </w:instrText>
+          <w:instrText xml:space="preserve"> PAGEREF _Toc223946759 \h </w:instrText>
         </w:r>
         <w:r>
           <w:rPr>
@@ -302,7 +302,7 @@
           <w14:ligatures w14:val="standardContextual"/>
         </w:rPr>
       </w:pPr>
-      <w:hyperlink w:anchor="_Toc223945938" w:history="1">
+      <w:hyperlink w:anchor="_Toc223946760" w:history="1">
         <w:r>
           <w:rPr>
             <w:rStyle w:val="Lienhypertexte"/>
@@ -329,7 +329,7 @@
             <w:noProof/>
             <w:webHidden/>
           </w:rPr>
-          <w:instrText xml:space="preserve"> PAGEREF _Toc223945938 \h </w:instrText>
+          <w:instrText xml:space="preserve"> PAGEREF _Toc223946760 \h </w:instrText>
         </w:r>
         <w:r>
           <w:rPr>
@@ -376,7 +376,7 @@
           <w14:ligatures w14:val="standardContextual"/>
         </w:rPr>
       </w:pPr>
-      <w:hyperlink w:anchor="_Toc223945939" w:history="1">
+      <w:hyperlink w:anchor="_Toc223946761" w:history="1">
         <w:r>
           <w:rPr>
             <w:rStyle w:val="Lienhypertexte"/>
@@ -403,7 +403,7 @@
             <w:noProof/>
             <w:webHidden/>
           </w:rPr>
-          <w:instrText xml:space="preserve"> PAGEREF _Toc223945939 \h </w:instrText>
+          <w:instrText xml:space="preserve"> PAGEREF _Toc223946761 \h </w:instrText>
         </w:r>
         <w:r>
           <w:rPr>
@@ -451,12 +451,11 @@
           <w14:ligatures w14:val="standardContextual"/>
         </w:rPr>
       </w:pPr>
-      <w:hyperlink w:anchor="_Toc223945940" w:history="1">
+      <w:hyperlink w:anchor="_Toc223946762" w:history="1">
         <w:r>
           <w:rPr>
             <w:rStyle w:val="Lienhypertexte"/>
             <w:noProof/>
-            <w:highlight w:val="yellow"/>
           </w:rPr>
           <w:t>2.1.1. Syntaxe de la fonction REMPLACER</w:t>
         </w:r>
@@ -479,7 +478,7 @@
             <w:noProof/>
             <w:webHidden/>
           </w:rPr>
-          <w:instrText xml:space="preserve"> PAGEREF _Toc223945940 \h </w:instrText>
+          <w:instrText xml:space="preserve"> PAGEREF _Toc223946762 \h </w:instrText>
         </w:r>
         <w:r>
           <w:rPr>
@@ -527,7 +526,7 @@
           <w14:ligatures w14:val="standardContextual"/>
         </w:rPr>
       </w:pPr>
-      <w:hyperlink w:anchor="_Toc223945941" w:history="1">
+      <w:hyperlink w:anchor="_Toc223946763" w:history="1">
         <w:r>
           <w:rPr>
             <w:rStyle w:val="Lienhypertexte"/>
@@ -555,7 +554,7 @@
             <w:noProof/>
             <w:webHidden/>
           </w:rPr>
-          <w:instrText xml:space="preserve"> PAGEREF _Toc223945941 \h </w:instrText>
+          <w:instrText xml:space="preserve"> PAGEREF _Toc223946763 \h </w:instrText>
         </w:r>
         <w:r>
           <w:rPr>
@@ -575,7 +574,7 @@
             <w:noProof/>
             <w:webHidden/>
           </w:rPr>
-          <w:t>4</w:t>
+          <w:t>5</w:t>
         </w:r>
         <w:r>
           <w:rPr>
@@ -603,7 +602,7 @@
           <w14:ligatures w14:val="standardContextual"/>
         </w:rPr>
       </w:pPr>
-      <w:hyperlink w:anchor="_Toc223945942" w:history="1">
+      <w:hyperlink w:anchor="_Toc223946764" w:history="1">
         <w:r>
           <w:rPr>
             <w:rStyle w:val="Lienhypertexte"/>
@@ -630,7 +629,7 @@
             <w:noProof/>
             <w:webHidden/>
           </w:rPr>
-          <w:instrText xml:space="preserve"> PAGEREF _Toc223945942 \h </w:instrText>
+          <w:instrText xml:space="preserve"> PAGEREF _Toc223946764 \h </w:instrText>
         </w:r>
         <w:r>
           <w:rPr>
@@ -678,7 +677,7 @@
           <w14:ligatures w14:val="standardContextual"/>
         </w:rPr>
       </w:pPr>
-      <w:hyperlink w:anchor="_Toc223945943" w:history="1">
+      <w:hyperlink w:anchor="_Toc223946765" w:history="1">
         <w:r>
           <w:rPr>
             <w:rStyle w:val="Lienhypertexte"/>
@@ -706,7 +705,7 @@
             <w:noProof/>
             <w:webHidden/>
           </w:rPr>
-          <w:instrText xml:space="preserve"> PAGEREF _Toc223945943 \h </w:instrText>
+          <w:instrText xml:space="preserve"> PAGEREF _Toc223946765 \h </w:instrText>
         </w:r>
         <w:r>
           <w:rPr>
@@ -753,7 +752,7 @@
           <w14:ligatures w14:val="standardContextual"/>
         </w:rPr>
       </w:pPr>
-      <w:hyperlink w:anchor="_Toc223945944" w:history="1">
+      <w:hyperlink w:anchor="_Toc223946766" w:history="1">
         <w:r>
           <w:rPr>
             <w:rStyle w:val="Lienhypertexte"/>
@@ -780,7 +779,7 @@
             <w:noProof/>
             <w:webHidden/>
           </w:rPr>
-          <w:instrText xml:space="preserve"> PAGEREF _Toc223945944 \h </w:instrText>
+          <w:instrText xml:space="preserve"> PAGEREF _Toc223946766 \h </w:instrText>
         </w:r>
         <w:r>
           <w:rPr>
@@ -828,13 +827,14 @@
           <w14:ligatures w14:val="standardContextual"/>
         </w:rPr>
       </w:pPr>
-      <w:hyperlink w:anchor="_Toc223945945" w:history="1">
+      <w:hyperlink w:anchor="_Toc223946767" w:history="1">
         <w:r>
           <w:rPr>
             <w:rStyle w:val="Lienhypertexte"/>
             <w:noProof/>
-          </w:rPr>
-          <w:t>2.2.1. Explications :</w:t>
+            <w:highlight w:val="yellow"/>
+          </w:rPr>
+          <w:t>2.2.1. Syntaxe de la fonction SUBSTITUE</w:t>
         </w:r>
         <w:r>
           <w:rPr>
@@ -855,7 +855,7 @@
             <w:noProof/>
             <w:webHidden/>
           </w:rPr>
-          <w:instrText xml:space="preserve"> PAGEREF _Toc223945945 \h </w:instrText>
+          <w:instrText xml:space="preserve"> PAGEREF _Toc223946767 \h </w:instrText>
         </w:r>
         <w:r>
           <w:rPr>
@@ -875,81 +875,7 @@
             <w:noProof/>
             <w:webHidden/>
           </w:rPr>
-          <w:t>10</w:t>
-        </w:r>
-        <w:r>
-          <w:rPr>
-            <w:noProof/>
-            <w:webHidden/>
-          </w:rPr>
-          <w:fldChar w:fldCharType="end"/>
-        </w:r>
-      </w:hyperlink>
-    </w:p>
-    <w:p>
-      <w:pPr>
-        <w:pStyle w:val="TM2"/>
-        <w:tabs>
-          <w:tab w:val="right" w:leader="dot" w:pos="9062"/>
-        </w:tabs>
-        <w:rPr>
-          <w:rFonts w:eastAsiaTheme="minorEastAsia" w:cstheme="minorBidi"/>
-          <w:smallCaps w:val="0"/>
-          <w:noProof/>
-          <w:kern w:val="2"/>
-          <w:sz w:val="24"/>
-          <w:lang w:eastAsia="fr-FR"/>
-          <w14:ligatures w14:val="standardContextual"/>
-        </w:rPr>
-      </w:pPr>
-      <w:hyperlink w:anchor="_Toc223945946" w:history="1">
-        <w:r>
-          <w:rPr>
-            <w:rStyle w:val="Lienhypertexte"/>
-            <w:noProof/>
-          </w:rPr>
-          <w:t>2.3. Avec LIRE.CLASSEUR, REMPLACER, TROUVE et TRANSPOSE</w:t>
-        </w:r>
-        <w:r>
-          <w:rPr>
-            <w:noProof/>
-            <w:webHidden/>
-          </w:rPr>
-          <w:tab/>
-        </w:r>
-        <w:r>
-          <w:rPr>
-            <w:noProof/>
-            <w:webHidden/>
-          </w:rPr>
-          <w:fldChar w:fldCharType="begin"/>
-        </w:r>
-        <w:r>
-          <w:rPr>
-            <w:noProof/>
-            <w:webHidden/>
-          </w:rPr>
-          <w:instrText xml:space="preserve"> PAGEREF _Toc223945946 \h </w:instrText>
-        </w:r>
-        <w:r>
-          <w:rPr>
-            <w:noProof/>
-            <w:webHidden/>
-          </w:rPr>
-        </w:r>
-        <w:r>
-          <w:rPr>
-            <w:noProof/>
-            <w:webHidden/>
-          </w:rPr>
-          <w:fldChar w:fldCharType="separate"/>
-        </w:r>
-        <w:r>
-          <w:rPr>
-            <w:noProof/>
-            <w:webHidden/>
-          </w:rPr>
-          <w:t>12</w:t>
+          <w:t>11</w:t>
         </w:r>
         <w:r>
           <w:rPr>
@@ -977,13 +903,14 @@
           <w14:ligatures w14:val="standardContextual"/>
         </w:rPr>
       </w:pPr>
-      <w:hyperlink w:anchor="_Toc223945947" w:history="1">
+      <w:hyperlink w:anchor="_Toc223946768" w:history="1">
         <w:r>
           <w:rPr>
             <w:rStyle w:val="Lienhypertexte"/>
             <w:noProof/>
-          </w:rPr>
-          <w:t>2.3.1. Étape 1 : Cliquer sur Formules &gt; Définir un nom</w:t>
+            <w:highlight w:val="yellow"/>
+          </w:rPr>
+          <w:t>2.2.2. Syntaxe de la fonction TRANSPOSE</w:t>
         </w:r>
         <w:r>
           <w:rPr>
@@ -1004,7 +931,7 @@
             <w:noProof/>
             <w:webHidden/>
           </w:rPr>
-          <w:instrText xml:space="preserve"> PAGEREF _Toc223945947 \h </w:instrText>
+          <w:instrText xml:space="preserve"> PAGEREF _Toc223946768 \h </w:instrText>
         </w:r>
         <w:r>
           <w:rPr>
@@ -1024,7 +951,7 @@
             <w:noProof/>
             <w:webHidden/>
           </w:rPr>
-          <w:t>12</w:t>
+          <w:t>11</w:t>
         </w:r>
         <w:r>
           <w:rPr>
@@ -1052,13 +979,13 @@
           <w14:ligatures w14:val="standardContextual"/>
         </w:rPr>
       </w:pPr>
-      <w:hyperlink w:anchor="_Toc223945948" w:history="1">
+      <w:hyperlink w:anchor="_Toc223946769" w:history="1">
         <w:r>
           <w:rPr>
             <w:rStyle w:val="Lienhypertexte"/>
             <w:noProof/>
           </w:rPr>
-          <w:t>2.3.2. Étape 2 : Modifiez le nom et la formule dans la boîte de dialogue Nouveau nom</w:t>
+          <w:t>2.2.3. Explications :</w:t>
         </w:r>
         <w:r>
           <w:rPr>
@@ -1079,7 +1006,81 @@
             <w:noProof/>
             <w:webHidden/>
           </w:rPr>
-          <w:instrText xml:space="preserve"> PAGEREF _Toc223945948 \h </w:instrText>
+          <w:instrText xml:space="preserve"> PAGEREF _Toc223946769 \h </w:instrText>
+        </w:r>
+        <w:r>
+          <w:rPr>
+            <w:noProof/>
+            <w:webHidden/>
+          </w:rPr>
+        </w:r>
+        <w:r>
+          <w:rPr>
+            <w:noProof/>
+            <w:webHidden/>
+          </w:rPr>
+          <w:fldChar w:fldCharType="separate"/>
+        </w:r>
+        <w:r>
+          <w:rPr>
+            <w:noProof/>
+            <w:webHidden/>
+          </w:rPr>
+          <w:t>11</w:t>
+        </w:r>
+        <w:r>
+          <w:rPr>
+            <w:noProof/>
+            <w:webHidden/>
+          </w:rPr>
+          <w:fldChar w:fldCharType="end"/>
+        </w:r>
+      </w:hyperlink>
+    </w:p>
+    <w:p>
+      <w:pPr>
+        <w:pStyle w:val="TM2"/>
+        <w:tabs>
+          <w:tab w:val="right" w:leader="dot" w:pos="9062"/>
+        </w:tabs>
+        <w:rPr>
+          <w:rFonts w:eastAsiaTheme="minorEastAsia" w:cstheme="minorBidi"/>
+          <w:smallCaps w:val="0"/>
+          <w:noProof/>
+          <w:kern w:val="2"/>
+          <w:sz w:val="24"/>
+          <w:lang w:eastAsia="fr-FR"/>
+          <w14:ligatures w14:val="standardContextual"/>
+        </w:rPr>
+      </w:pPr>
+      <w:hyperlink w:anchor="_Toc223946770" w:history="1">
+        <w:r>
+          <w:rPr>
+            <w:rStyle w:val="Lienhypertexte"/>
+            <w:noProof/>
+          </w:rPr>
+          <w:t>2.3. Avec LIRE.CLASSEUR, REMPLACER, TROUVE et TRANSPOSE</w:t>
+        </w:r>
+        <w:r>
+          <w:rPr>
+            <w:noProof/>
+            <w:webHidden/>
+          </w:rPr>
+          <w:tab/>
+        </w:r>
+        <w:r>
+          <w:rPr>
+            <w:noProof/>
+            <w:webHidden/>
+          </w:rPr>
+          <w:fldChar w:fldCharType="begin"/>
+        </w:r>
+        <w:r>
+          <w:rPr>
+            <w:noProof/>
+            <w:webHidden/>
+          </w:rPr>
+          <w:instrText xml:space="preserve"> PAGEREF _Toc223946770 \h </w:instrText>
         </w:r>
         <w:r>
           <w:rPr>
@@ -1127,13 +1128,13 @@
           <w14:ligatures w14:val="standardContextual"/>
         </w:rPr>
       </w:pPr>
-      <w:hyperlink w:anchor="_Toc223945949" w:history="1">
+      <w:hyperlink w:anchor="_Toc223946771" w:history="1">
         <w:r>
           <w:rPr>
             <w:rStyle w:val="Lienhypertexte"/>
             <w:noProof/>
           </w:rPr>
-          <w:t>2.3.3. Étape 3 : Utilisation d'une formule pour lister les noms des feuilles</w:t>
+          <w:t>2.3.1. Étape 1 : Cliquer sur Formules &gt; Définir un nom</w:t>
         </w:r>
         <w:r>
           <w:rPr>
@@ -1154,7 +1155,7 @@
             <w:noProof/>
             <w:webHidden/>
           </w:rPr>
-          <w:instrText xml:space="preserve"> PAGEREF _Toc223945949 \h </w:instrText>
+          <w:instrText xml:space="preserve"> PAGEREF _Toc223946771 \h </w:instrText>
         </w:r>
         <w:r>
           <w:rPr>
@@ -1174,7 +1175,7 @@
             <w:noProof/>
             <w:webHidden/>
           </w:rPr>
-          <w:t>15</w:t>
+          <w:t>12</w:t>
         </w:r>
         <w:r>
           <w:rPr>
@@ -1202,13 +1203,13 @@
           <w14:ligatures w14:val="standardContextual"/>
         </w:rPr>
       </w:pPr>
-      <w:hyperlink w:anchor="_Toc223945950" w:history="1">
+      <w:hyperlink w:anchor="_Toc223946772" w:history="1">
         <w:r>
           <w:rPr>
             <w:rStyle w:val="Lienhypertexte"/>
             <w:noProof/>
           </w:rPr>
-          <w:t>2.3.4. Pour aller plus loin</w:t>
+          <w:t>2.3.2. Étape 2 : Modifiez le nom et la formule dans la boîte de dialogue Nouveau nom</w:t>
         </w:r>
         <w:r>
           <w:rPr>
@@ -1229,7 +1230,7 @@
             <w:noProof/>
             <w:webHidden/>
           </w:rPr>
-          <w:instrText xml:space="preserve"> PAGEREF _Toc223945950 \h </w:instrText>
+          <w:instrText xml:space="preserve"> PAGEREF _Toc223946772 \h </w:instrText>
         </w:r>
         <w:r>
           <w:rPr>
@@ -1249,81 +1250,7 @@
             <w:noProof/>
             <w:webHidden/>
           </w:rPr>
-          <w:t>16</w:t>
-        </w:r>
-        <w:r>
-          <w:rPr>
-            <w:noProof/>
-            <w:webHidden/>
-          </w:rPr>
-          <w:fldChar w:fldCharType="end"/>
-        </w:r>
-      </w:hyperlink>
-    </w:p>
-    <w:p>
-      <w:pPr>
-        <w:pStyle w:val="TM2"/>
-        <w:tabs>
-          <w:tab w:val="right" w:leader="dot" w:pos="9062"/>
-        </w:tabs>
-        <w:rPr>
-          <w:rFonts w:eastAsiaTheme="minorEastAsia" w:cstheme="minorBidi"/>
-          <w:smallCaps w:val="0"/>
-          <w:noProof/>
-          <w:kern w:val="2"/>
-          <w:sz w:val="24"/>
-          <w:lang w:eastAsia="fr-FR"/>
-          <w14:ligatures w14:val="standardContextual"/>
-        </w:rPr>
-      </w:pPr>
-      <w:hyperlink w:anchor="_Toc223945951" w:history="1">
-        <w:r>
-          <w:rPr>
-            <w:rStyle w:val="Lienhypertexte"/>
-            <w:noProof/>
-          </w:rPr>
-          <w:t>2.4. Avec LIRE.CLASSEUR, STXT, TROUVE et INDEX + ALEA</w:t>
-        </w:r>
-        <w:r>
-          <w:rPr>
-            <w:noProof/>
-            <w:webHidden/>
-          </w:rPr>
-          <w:tab/>
-        </w:r>
-        <w:r>
-          <w:rPr>
-            <w:noProof/>
-            <w:webHidden/>
-          </w:rPr>
-          <w:fldChar w:fldCharType="begin"/>
-        </w:r>
-        <w:r>
-          <w:rPr>
-            <w:noProof/>
-            <w:webHidden/>
-          </w:rPr>
-          <w:instrText xml:space="preserve"> PAGEREF _Toc223945951 \h </w:instrText>
-        </w:r>
-        <w:r>
-          <w:rPr>
-            <w:noProof/>
-            <w:webHidden/>
-          </w:rPr>
-        </w:r>
-        <w:r>
-          <w:rPr>
-            <w:noProof/>
-            <w:webHidden/>
-          </w:rPr>
-          <w:fldChar w:fldCharType="separate"/>
-        </w:r>
-        <w:r>
-          <w:rPr>
-            <w:noProof/>
-            <w:webHidden/>
-          </w:rPr>
-          <w:t>16</w:t>
+          <w:t>13</w:t>
         </w:r>
         <w:r>
           <w:rPr>
@@ -1351,13 +1278,13 @@
           <w14:ligatures w14:val="standardContextual"/>
         </w:rPr>
       </w:pPr>
-      <w:hyperlink w:anchor="_Toc223945952" w:history="1">
+      <w:hyperlink w:anchor="_Toc223946773" w:history="1">
         <w:r>
           <w:rPr>
             <w:rStyle w:val="Lienhypertexte"/>
             <w:noProof/>
           </w:rPr>
-          <w:t>2.4.1. Étape 1 : Cliquer sur le menu Formules &gt; Gestionnaire de noms</w:t>
+          <w:t>2.3.3. Étape 3 : Utilisation d'une formule pour lister les noms des feuilles</w:t>
         </w:r>
         <w:r>
           <w:rPr>
@@ -1378,7 +1305,7 @@
             <w:noProof/>
             <w:webHidden/>
           </w:rPr>
-          <w:instrText xml:space="preserve"> PAGEREF _Toc223945952 \h </w:instrText>
+          <w:instrText xml:space="preserve"> PAGEREF _Toc223946773 \h </w:instrText>
         </w:r>
         <w:r>
           <w:rPr>
@@ -1426,13 +1353,13 @@
           <w14:ligatures w14:val="standardContextual"/>
         </w:rPr>
       </w:pPr>
-      <w:hyperlink w:anchor="_Toc223945953" w:history="1">
+      <w:hyperlink w:anchor="_Toc223946774" w:history="1">
         <w:r>
           <w:rPr>
             <w:rStyle w:val="Lienhypertexte"/>
             <w:noProof/>
           </w:rPr>
-          <w:t>2.4.2. Étape 2 : Gestionnaire de noms &gt; insérer un nouveau nom</w:t>
+          <w:t>2.3.4. Pour aller plus loin</w:t>
         </w:r>
         <w:r>
           <w:rPr>
@@ -1453,7 +1380,81 @@
             <w:noProof/>
             <w:webHidden/>
           </w:rPr>
-          <w:instrText xml:space="preserve"> PAGEREF _Toc223945953 \h </w:instrText>
+          <w:instrText xml:space="preserve"> PAGEREF _Toc223946774 \h </w:instrText>
+        </w:r>
+        <w:r>
+          <w:rPr>
+            <w:noProof/>
+            <w:webHidden/>
+          </w:rPr>
+        </w:r>
+        <w:r>
+          <w:rPr>
+            <w:noProof/>
+            <w:webHidden/>
+          </w:rPr>
+          <w:fldChar w:fldCharType="separate"/>
+        </w:r>
+        <w:r>
+          <w:rPr>
+            <w:noProof/>
+            <w:webHidden/>
+          </w:rPr>
+          <w:t>17</w:t>
+        </w:r>
+        <w:r>
+          <w:rPr>
+            <w:noProof/>
+            <w:webHidden/>
+          </w:rPr>
+          <w:fldChar w:fldCharType="end"/>
+        </w:r>
+      </w:hyperlink>
+    </w:p>
+    <w:p>
+      <w:pPr>
+        <w:pStyle w:val="TM2"/>
+        <w:tabs>
+          <w:tab w:val="right" w:leader="dot" w:pos="9062"/>
+        </w:tabs>
+        <w:rPr>
+          <w:rFonts w:eastAsiaTheme="minorEastAsia" w:cstheme="minorBidi"/>
+          <w:smallCaps w:val="0"/>
+          <w:noProof/>
+          <w:kern w:val="2"/>
+          <w:sz w:val="24"/>
+          <w:lang w:eastAsia="fr-FR"/>
+          <w14:ligatures w14:val="standardContextual"/>
+        </w:rPr>
+      </w:pPr>
+      <w:hyperlink w:anchor="_Toc223946775" w:history="1">
+        <w:r>
+          <w:rPr>
+            <w:rStyle w:val="Lienhypertexte"/>
+            <w:noProof/>
+          </w:rPr>
+          <w:t>2.4. Avec LIRE.CLASSEUR, STXT, TROUVE et INDEX + ALEA</w:t>
+        </w:r>
+        <w:r>
+          <w:rPr>
+            <w:noProof/>
+            <w:webHidden/>
+          </w:rPr>
+          <w:tab/>
+        </w:r>
+        <w:r>
+          <w:rPr>
+            <w:noProof/>
+            <w:webHidden/>
+          </w:rPr>
+          <w:fldChar w:fldCharType="begin"/>
+        </w:r>
+        <w:r>
+          <w:rPr>
+            <w:noProof/>
+            <w:webHidden/>
+          </w:rPr>
+          <w:instrText xml:space="preserve"> PAGEREF _Toc223946775 \h </w:instrText>
         </w:r>
         <w:r>
           <w:rPr>
@@ -1501,13 +1502,13 @@
           <w14:ligatures w14:val="standardContextual"/>
         </w:rPr>
       </w:pPr>
-      <w:hyperlink w:anchor="_Toc223945954" w:history="1">
+      <w:hyperlink w:anchor="_Toc223946776" w:history="1">
         <w:r>
           <w:rPr>
             <w:rStyle w:val="Lienhypertexte"/>
             <w:noProof/>
           </w:rPr>
-          <w:t>2.4.3. Étape 3 : Rentrer la fonction LIRE.CLASSEUR(1)</w:t>
+          <w:t>2.4.1. Étape 1 : Cliquer sur le menu Formules &gt; Gestionnaire de noms</w:t>
         </w:r>
         <w:r>
           <w:rPr>
@@ -1528,7 +1529,7 @@
             <w:noProof/>
             <w:webHidden/>
           </w:rPr>
-          <w:instrText xml:space="preserve"> PAGEREF _Toc223945954 \h </w:instrText>
+          <w:instrText xml:space="preserve"> PAGEREF _Toc223946776 \h </w:instrText>
         </w:r>
         <w:r>
           <w:rPr>
@@ -1576,12 +1577,162 @@
           <w14:ligatures w14:val="standardContextual"/>
         </w:rPr>
       </w:pPr>
-      <w:hyperlink w:anchor="_Toc223945955" w:history="1">
+      <w:hyperlink w:anchor="_Toc223946777" w:history="1">
         <w:r>
           <w:rPr>
             <w:rStyle w:val="Lienhypertexte"/>
             <w:noProof/>
           </w:rPr>
+          <w:t>2.4.2. Étape 2 : Gestionnaire de noms &gt; insérer un nouveau nom</w:t>
+        </w:r>
+        <w:r>
+          <w:rPr>
+            <w:noProof/>
+            <w:webHidden/>
+          </w:rPr>
+          <w:tab/>
+        </w:r>
+        <w:r>
+          <w:rPr>
+            <w:noProof/>
+            <w:webHidden/>
+          </w:rPr>
+          <w:fldChar w:fldCharType="begin"/>
+        </w:r>
+        <w:r>
+          <w:rPr>
+            <w:noProof/>
+            <w:webHidden/>
+          </w:rPr>
+          <w:instrText xml:space="preserve"> PAGEREF _Toc223946777 \h </w:instrText>
+        </w:r>
+        <w:r>
+          <w:rPr>
+            <w:noProof/>
+            <w:webHidden/>
+          </w:rPr>
+        </w:r>
+        <w:r>
+          <w:rPr>
+            <w:noProof/>
+            <w:webHidden/>
+          </w:rPr>
+          <w:fldChar w:fldCharType="separate"/>
+        </w:r>
+        <w:r>
+          <w:rPr>
+            <w:noProof/>
+            <w:webHidden/>
+          </w:rPr>
+          <w:t>18</w:t>
+        </w:r>
+        <w:r>
+          <w:rPr>
+            <w:noProof/>
+            <w:webHidden/>
+          </w:rPr>
+          <w:fldChar w:fldCharType="end"/>
+        </w:r>
+      </w:hyperlink>
+    </w:p>
+    <w:p>
+      <w:pPr>
+        <w:pStyle w:val="TM3"/>
+        <w:tabs>
+          <w:tab w:val="right" w:leader="dot" w:pos="9062"/>
+        </w:tabs>
+        <w:rPr>
+          <w:rFonts w:eastAsiaTheme="minorEastAsia" w:cstheme="minorBidi"/>
+          <w:i w:val="0"/>
+          <w:iCs w:val="0"/>
+          <w:noProof/>
+          <w:kern w:val="2"/>
+          <w:sz w:val="24"/>
+          <w:lang w:eastAsia="fr-FR"/>
+          <w14:ligatures w14:val="standardContextual"/>
+        </w:rPr>
+      </w:pPr>
+      <w:hyperlink w:anchor="_Toc223946778" w:history="1">
+        <w:r>
+          <w:rPr>
+            <w:rStyle w:val="Lienhypertexte"/>
+            <w:noProof/>
+          </w:rPr>
+          <w:t>2.4.3. Étape 3 : Rentrer la fonction LIRE.CLASSEUR(1)</w:t>
+        </w:r>
+        <w:r>
+          <w:rPr>
+            <w:noProof/>
+            <w:webHidden/>
+          </w:rPr>
+          <w:tab/>
+        </w:r>
+        <w:r>
+          <w:rPr>
+            <w:noProof/>
+            <w:webHidden/>
+          </w:rPr>
+          <w:fldChar w:fldCharType="begin"/>
+        </w:r>
+        <w:r>
+          <w:rPr>
+            <w:noProof/>
+            <w:webHidden/>
+          </w:rPr>
+          <w:instrText xml:space="preserve"> PAGEREF _Toc223946778 \h </w:instrText>
+        </w:r>
+        <w:r>
+          <w:rPr>
+            <w:noProof/>
+            <w:webHidden/>
+          </w:rPr>
+        </w:r>
+        <w:r>
+          <w:rPr>
+            <w:noProof/>
+            <w:webHidden/>
+          </w:rPr>
+          <w:fldChar w:fldCharType="separate"/>
+        </w:r>
+        <w:r>
+          <w:rPr>
+            <w:noProof/>
+            <w:webHidden/>
+          </w:rPr>
+          <w:t>18</w:t>
+        </w:r>
+        <w:r>
+          <w:rPr>
+            <w:noProof/>
+            <w:webHidden/>
+          </w:rPr>
+          <w:fldChar w:fldCharType="end"/>
+        </w:r>
+      </w:hyperlink>
+    </w:p>
+    <w:p>
+      <w:pPr>
+        <w:pStyle w:val="TM3"/>
+        <w:tabs>
+          <w:tab w:val="right" w:leader="dot" w:pos="9062"/>
+        </w:tabs>
+        <w:rPr>
+          <w:rFonts w:eastAsiaTheme="minorEastAsia" w:cstheme="minorBidi"/>
+          <w:i w:val="0"/>
+          <w:iCs w:val="0"/>
+          <w:noProof/>
+          <w:kern w:val="2"/>
+          <w:sz w:val="24"/>
+          <w:lang w:eastAsia="fr-FR"/>
+          <w14:ligatures w14:val="standardContextual"/>
+        </w:rPr>
+      </w:pPr>
+      <w:hyperlink w:anchor="_Toc223946779" w:history="1">
+        <w:r>
+          <w:rPr>
+            <w:rStyle w:val="Lienhypertexte"/>
+            <w:noProof/>
+          </w:rPr>
           <w:t>2.4.4. Étape 4 : Modifier la fonction LIRE.CLASSEUR(1) avec STXT pour n’extraire que le nom des feuilles</w:t>
         </w:r>
         <w:r>
@@ -1603,7 +1754,7 @@
             <w:noProof/>
             <w:webHidden/>
           </w:rPr>
-          <w:instrText xml:space="preserve"> PAGEREF _Toc223945955 \h </w:instrText>
+          <w:instrText xml:space="preserve"> PAGEREF _Toc223946779 \h </w:instrText>
         </w:r>
         <w:r>
           <w:rPr>
@@ -1623,7 +1774,7 @@
             <w:noProof/>
             <w:webHidden/>
           </w:rPr>
-          <w:t>19</w:t>
+          <w:t>20</w:t>
         </w:r>
         <w:r>
           <w:rPr>
@@ -1650,7 +1801,7 @@
           <w14:ligatures w14:val="standardContextual"/>
         </w:rPr>
       </w:pPr>
-      <w:hyperlink w:anchor="_Toc223945956" w:history="1">
+      <w:hyperlink w:anchor="_Toc223946780" w:history="1">
         <w:r>
           <w:rPr>
             <w:rStyle w:val="Lienhypertexte"/>
@@ -1677,7 +1828,7 @@
             <w:noProof/>
             <w:webHidden/>
           </w:rPr>
-          <w:instrText xml:space="preserve"> PAGEREF _Toc223945956 \h </w:instrText>
+          <w:instrText xml:space="preserve"> PAGEREF _Toc223946780 \h </w:instrText>
         </w:r>
         <w:r>
           <w:rPr>
@@ -1697,7 +1848,82 @@
             <w:noProof/>
             <w:webHidden/>
           </w:rPr>
-          <w:t>20</w:t>
+          <w:t>21</w:t>
+        </w:r>
+        <w:r>
+          <w:rPr>
+            <w:noProof/>
+            <w:webHidden/>
+          </w:rPr>
+          <w:fldChar w:fldCharType="end"/>
+        </w:r>
+      </w:hyperlink>
+    </w:p>
+    <w:p>
+      <w:pPr>
+        <w:pStyle w:val="TM4"/>
+        <w:tabs>
+          <w:tab w:val="right" w:leader="dot" w:pos="9062"/>
+        </w:tabs>
+        <w:rPr>
+          <w:rFonts w:eastAsiaTheme="minorEastAsia" w:cstheme="minorBidi"/>
+          <w:noProof/>
+          <w:kern w:val="2"/>
+          <w:sz w:val="24"/>
+          <w:szCs w:val="24"/>
+          <w:lang w:eastAsia="fr-FR"/>
+          <w14:ligatures w14:val="standardContextual"/>
+        </w:rPr>
+      </w:pPr>
+      <w:hyperlink w:anchor="_Toc223946781" w:history="1">
+        <w:r>
+          <w:rPr>
+            <w:rStyle w:val="Lienhypertexte"/>
+            <w:noProof/>
+            <w:highlight w:val="yellow"/>
+          </w:rPr>
+          <w:t>2.4.4.2. Syntaxe de la fonction ALEA</w:t>
+        </w:r>
+        <w:r>
+          <w:rPr>
+            <w:noProof/>
+            <w:webHidden/>
+          </w:rPr>
+          <w:tab/>
+        </w:r>
+        <w:r>
+          <w:rPr>
+            <w:noProof/>
+            <w:webHidden/>
+          </w:rPr>
+          <w:fldChar w:fldCharType="begin"/>
+        </w:r>
+        <w:r>
+          <w:rPr>
+            <w:noProof/>
+            <w:webHidden/>
+          </w:rPr>
+          <w:instrText xml:space="preserve"> PAGEREF _Toc223946781 \h </w:instrText>
+        </w:r>
+        <w:r>
+          <w:rPr>
+            <w:noProof/>
+            <w:webHidden/>
+          </w:rPr>
+        </w:r>
+        <w:r>
+          <w:rPr>
+            <w:noProof/>
+            <w:webHidden/>
+          </w:rPr>
+          <w:fldChar w:fldCharType="separate"/>
+        </w:r>
+        <w:r>
+          <w:rPr>
+            <w:noProof/>
+            <w:webHidden/>
+          </w:rPr>
+          <w:t>21</w:t>
         </w:r>
         <w:r>
           <w:rPr>
@@ -1726,7 +1952,7 @@
           <w14:ligatures w14:val="standardContextual"/>
         </w:rPr>
       </w:pPr>
-      <w:hyperlink w:anchor="_Toc223945957" w:history="1">
+      <w:hyperlink w:anchor="_Toc223946782" w:history="1">
         <w:r>
           <w:rPr>
             <w:rStyle w:val="Lienhypertexte"/>
@@ -1753,7 +1979,7 @@
             <w:noProof/>
             <w:webHidden/>
           </w:rPr>
-          <w:instrText xml:space="preserve"> PAGEREF _Toc223945957 \h </w:instrText>
+          <w:instrText xml:space="preserve"> PAGEREF _Toc223946782 \h </w:instrText>
         </w:r>
         <w:r>
           <w:rPr>
@@ -1773,7 +1999,7 @@
             <w:noProof/>
             <w:webHidden/>
           </w:rPr>
-          <w:t>20</w:t>
+          <w:t>21</w:t>
         </w:r>
         <w:r>
           <w:rPr>
@@ -1786,6 +2012,7 @@
     </w:p>
     <w:p>
       <w:r>
+        <w:lastRenderedPageBreak/>
         <w:fldChar w:fldCharType="end"/>
       </w:r>
     </w:p>
@@ -1793,9 +2020,8 @@
       <w:pPr>
         <w:pStyle w:val="Titre1"/>
       </w:pPr>
-      <w:bookmarkStart w:id="0" w:name="_Toc223945936"/>
-      <w:r>
-        <w:lastRenderedPageBreak/>
+      <w:bookmarkStart w:id="0" w:name="_Toc223946758"/>
+      <w:r>
         <w:t>Prolégomènes</w:t>
       </w:r>
       <w:bookmarkEnd w:id="0"/>
@@ -1804,7 +2030,7 @@
       <w:pPr>
         <w:pStyle w:val="Titre2"/>
       </w:pPr>
-      <w:bookmarkStart w:id="1" w:name="_Toc223945937"/>
+      <w:bookmarkStart w:id="1" w:name="_Toc223946759"/>
       <w:r>
         <w:t xml:space="preserve">Le </w:t>
       </w:r>
@@ -1952,7 +2178,7 @@
       <w:pPr>
         <w:pStyle w:val="Titre1"/>
       </w:pPr>
-      <w:bookmarkStart w:id="2" w:name="_Toc223945938"/>
+      <w:bookmarkStart w:id="2" w:name="_Toc223946760"/>
       <w:r>
         <w:t>Liste avec</w:t>
       </w:r>
@@ -1986,7 +2212,7 @@
       <w:pPr>
         <w:pStyle w:val="Titre2"/>
       </w:pPr>
-      <w:bookmarkStart w:id="3" w:name="_Toc223945939"/>
+      <w:bookmarkStart w:id="3" w:name="_Toc223946761"/>
       <w:r>
         <w:t xml:space="preserve">Avec </w:t>
       </w:r>
@@ -2084,6 +2310,7 @@
         <w:rPr>
           <w:noProof/>
         </w:rPr>
+        <w:lastRenderedPageBreak/>
         <w:drawing>
           <wp:inline distT="0" distB="0" distL="0" distR="0" wp14:anchorId="7F471963" wp14:editId="37CD3F03">
             <wp:extent cx="5760720" cy="2075815"/>
@@ -2126,7 +2353,6 @@
         <w:rPr>
           <w:rFonts w:ascii="Arial" w:hAnsi="Arial" w:cs="Arial"/>
         </w:rPr>
-        <w:lastRenderedPageBreak/>
         <w:t>►</w:t>
       </w:r>
       <w:r>
@@ -2489,7 +2715,6 @@
           <w:noProof/>
           <w:lang w:val="en-US"/>
         </w:rPr>
-        <w:lastRenderedPageBreak/>
         <w:drawing>
           <wp:inline distT="0" distB="0" distL="0" distR="0" wp14:anchorId="14BDF4F6" wp14:editId="333FF11B">
             <wp:extent cx="5760720" cy="2783205"/>
@@ -2530,22 +2755,28 @@
     <w:p>
       <w:pPr>
         <w:pStyle w:val="Titre3"/>
+      </w:pPr>
+      <w:bookmarkStart w:id="4" w:name="_Toc223946762"/>
+      <w:r>
+        <w:t>Syntaxe de la fonction REMPLACER</w:t>
+      </w:r>
+      <w:bookmarkEnd w:id="4"/>
+    </w:p>
+    <w:p>
+      <w:pPr>
         <w:rPr>
           <w:highlight w:val="yellow"/>
         </w:rPr>
       </w:pPr>
-      <w:bookmarkStart w:id="4" w:name="_Toc223945940"/>
-      <w:r>
-        <w:rPr>
-          <w:highlight w:val="yellow"/>
-        </w:rPr>
-        <w:t>Syntaxe de la fonction REMPLACER</w:t>
-      </w:r>
-      <w:bookmarkEnd w:id="4"/>
-    </w:p>
-    <w:p>
-      <w:r>
-        <w:t>La syntaxe de la fonction REPLACE contient les arguments suivants</w:t>
+      <w:r>
+        <w:rPr>
+          <w:b/>
+          <w:bCs/>
+        </w:rPr>
+        <w:t>REMPLACER remplace</w:t>
+      </w:r>
+      <w:r>
+        <w:t xml:space="preserve"> une chaîne de caractères par une autre, en fonction du nombre de caractères spécifiés</w:t>
       </w:r>
       <w:r>
         <w:rPr>
@@ -2554,7 +2785,29 @@
         <w:footnoteReference w:id="4"/>
       </w:r>
       <w:r>
-        <w:t xml:space="preserve"> :</w:t>
+        <w:t>.</w:t>
+      </w:r>
+    </w:p>
+    <w:p>
+      <w:r>
+        <w:t xml:space="preserve">La syntaxe de la fonction REPLACE contient les </w:t>
+      </w:r>
+      <w:r>
+        <w:rPr>
+          <w:b/>
+          <w:bCs/>
+        </w:rPr>
+        <w:t xml:space="preserve">4 </w:t>
+      </w:r>
+      <w:r>
+        <w:rPr>
+          <w:b/>
+          <w:bCs/>
+        </w:rPr>
+        <w:t>arguments</w:t>
+      </w:r>
+      <w:r>
+        <w:t xml:space="preserve"> suivants :</w:t>
       </w:r>
     </w:p>
     <w:p>
@@ -2690,7 +2943,7 @@
       <w:pPr>
         <w:numPr>
           <w:ilvl w:val="0"/>
-          <w:numId w:val="3"/>
+          <w:numId w:val="6"/>
         </w:numPr>
         <w:spacing w:after="0"/>
       </w:pPr>
@@ -2720,7 +2973,7 @@
       <w:pPr>
         <w:numPr>
           <w:ilvl w:val="0"/>
-          <w:numId w:val="3"/>
+          <w:numId w:val="6"/>
         </w:numPr>
         <w:spacing w:after="0"/>
       </w:pPr>
@@ -2766,7 +3019,7 @@
       <w:pPr>
         <w:numPr>
           <w:ilvl w:val="0"/>
-          <w:numId w:val="3"/>
+          <w:numId w:val="6"/>
         </w:numPr>
         <w:spacing w:after="0"/>
       </w:pPr>
@@ -2776,6 +3029,7 @@
           <w:b/>
           <w:bCs/>
         </w:rPr>
+        <w:lastRenderedPageBreak/>
         <w:t>no_car</w:t>
       </w:r>
       <w:proofErr w:type="spellEnd"/>
@@ -2812,7 +3066,7 @@
       <w:pPr>
         <w:numPr>
           <w:ilvl w:val="0"/>
-          <w:numId w:val="3"/>
+          <w:numId w:val="6"/>
         </w:numPr>
         <w:spacing w:after="0"/>
       </w:pPr>
@@ -2854,7 +3108,7 @@
           <w:highlight w:val="yellow"/>
         </w:rPr>
       </w:pPr>
-      <w:bookmarkStart w:id="5" w:name="_Toc223945941"/>
+      <w:bookmarkStart w:id="5" w:name="_Toc223946763"/>
       <w:r>
         <w:rPr>
           <w:highlight w:val="yellow"/>
@@ -3062,7 +3316,6 @@
         <w:rPr>
           <w:noProof/>
         </w:rPr>
-        <w:lastRenderedPageBreak/>
         <w:drawing>
           <wp:inline distT="0" distB="0" distL="0" distR="0" wp14:anchorId="510BDAFB" wp14:editId="4EDCBEE7">
             <wp:extent cx="360000" cy="360000"/>
@@ -3153,7 +3406,7 @@
       <w:pPr>
         <w:pStyle w:val="Titre3"/>
       </w:pPr>
-      <w:bookmarkStart w:id="6" w:name="_Toc223945942"/>
+      <w:bookmarkStart w:id="6" w:name="_Toc223946764"/>
       <w:r>
         <w:t>Explications :</w:t>
       </w:r>
@@ -3256,6 +3509,7 @@
         <w:rPr>
           <w:noProof/>
         </w:rPr>
+        <w:lastRenderedPageBreak/>
         <w:drawing>
           <wp:inline distT="0" distB="0" distL="0" distR="0" wp14:anchorId="0D76AC42" wp14:editId="5B04633F">
             <wp:extent cx="5760720" cy="2500630"/>
@@ -3295,7 +3549,6 @@
     </w:p>
     <w:p>
       <w:r>
-        <w:lastRenderedPageBreak/>
         <w:t>Ensuite, entrez "1" in Cellule A1 et "2" in Cellule A2 pour établir la séquence d'indexation qui référencera chaque feuille de calcul de votre classeur.</w:t>
       </w:r>
     </w:p>
@@ -3353,7 +3606,7 @@
           <w:highlight w:val="yellow"/>
         </w:rPr>
       </w:pPr>
-      <w:bookmarkStart w:id="7" w:name="_Toc223945943"/>
+      <w:bookmarkStart w:id="7" w:name="_Toc223946765"/>
       <w:r>
         <w:rPr>
           <w:highlight w:val="yellow"/>
@@ -3435,6 +3688,7 @@
           <w:b/>
           <w:bCs/>
         </w:rPr>
+        <w:lastRenderedPageBreak/>
         <w:t>=INDEX(ListSheets,A1)</w:t>
       </w:r>
     </w:p>
@@ -3451,7 +3705,6 @@
           <w:bCs/>
           <w:noProof/>
         </w:rPr>
-        <w:lastRenderedPageBreak/>
         <w:drawing>
           <wp:inline distT="0" distB="0" distL="0" distR="0" wp14:anchorId="6713EF9C" wp14:editId="0FCDF797">
             <wp:extent cx="5760720" cy="2578100"/>
@@ -3571,7 +3824,7 @@
       <w:pPr>
         <w:pStyle w:val="Titre2"/>
       </w:pPr>
-      <w:bookmarkStart w:id="8" w:name="_Toc223945944"/>
+      <w:bookmarkStart w:id="8" w:name="_Toc223946766"/>
       <w:r>
         <w:t>Avec LIRE.CLASSEUR , TRANSPOSE et SUBSTITUE</w:t>
       </w:r>
@@ -3596,6 +3849,7 @@
         <w:rPr>
           <w:rFonts w:ascii="Arial" w:hAnsi="Arial" w:cs="Arial"/>
         </w:rPr>
+        <w:lastRenderedPageBreak/>
         <w:t>►</w:t>
       </w:r>
       <w:r>
@@ -3632,7 +3886,6 @@
         <w:rPr>
           <w:noProof/>
         </w:rPr>
-        <w:lastRenderedPageBreak/>
         <w:drawing>
           <wp:inline distT="0" distB="0" distL="0" distR="0" wp14:anchorId="4FBDD9EE" wp14:editId="415E62AB">
             <wp:extent cx="5760720" cy="2075815"/>
@@ -3787,6 +4040,7 @@
         <w:rPr>
           <w:noProof/>
         </w:rPr>
+        <w:lastRenderedPageBreak/>
         <w:drawing>
           <wp:inline distT="0" distB="0" distL="0" distR="0" wp14:anchorId="25834B74" wp14:editId="38F25AB0">
             <wp:extent cx="5144218" cy="2210108"/>
@@ -3838,7 +4092,6 @@
           <w:bCs/>
           <w:color w:val="0070C0"/>
         </w:rPr>
-        <w:lastRenderedPageBreak/>
         <w:t xml:space="preserve">Fonction </w:t>
       </w:r>
       <w:r>
@@ -4002,6 +4255,7 @@
           <w:bCs/>
           <w:noProof/>
         </w:rPr>
+        <w:lastRenderedPageBreak/>
         <w:drawing>
           <wp:inline distT="0" distB="0" distL="0" distR="0" wp14:anchorId="0B41B460" wp14:editId="0753503E">
             <wp:extent cx="5760720" cy="3432175"/>
@@ -4069,7 +4323,6 @@
           <w:rFonts w:ascii="Arial" w:hAnsi="Arial" w:cs="Arial"/>
           <w:noProof/>
         </w:rPr>
-        <w:lastRenderedPageBreak/>
         <w:drawing>
           <wp:inline distT="0" distB="0" distL="0" distR="0" wp14:anchorId="7CEB5256" wp14:editId="5652926A">
             <wp:extent cx="5760720" cy="2075815"/>
@@ -4118,6 +4371,7 @@
           <w:rFonts w:ascii="Arial" w:hAnsi="Arial" w:cs="Arial"/>
           <w:noProof/>
         </w:rPr>
+        <w:lastRenderedPageBreak/>
         <w:drawing>
           <wp:inline distT="0" distB="0" distL="0" distR="0" wp14:anchorId="675CEF79" wp14:editId="705CEC3F">
             <wp:extent cx="5760720" cy="2075815"/>
@@ -4186,6 +4440,48 @@
     <w:p>
       <w:pPr>
         <w:spacing w:after="0"/>
+      </w:pPr>
+    </w:p>
+    <w:p>
+      <w:pPr>
+        <w:pStyle w:val="Titre3"/>
+        <w:rPr>
+          <w:highlight w:val="yellow"/>
+        </w:rPr>
+      </w:pPr>
+      <w:bookmarkStart w:id="9" w:name="_Toc223946767"/>
+      <w:r>
+        <w:rPr>
+          <w:highlight w:val="yellow"/>
+        </w:rPr>
+        <w:t>Syntaxe de la fonction SUBSTITUE</w:t>
+      </w:r>
+      <w:bookmarkEnd w:id="9"/>
+    </w:p>
+    <w:p>
+      <w:pPr>
+        <w:pStyle w:val="Titre3"/>
+        <w:rPr>
+          <w:highlight w:val="yellow"/>
+        </w:rPr>
+      </w:pPr>
+      <w:bookmarkStart w:id="10" w:name="_Toc223946768"/>
+      <w:r>
+        <w:rPr>
+          <w:highlight w:val="yellow"/>
+        </w:rPr>
+        <w:t>Syntaxe de la fonction TRANSPOSE</w:t>
+      </w:r>
+      <w:bookmarkEnd w:id="10"/>
+    </w:p>
+    <w:p>
+      <w:pPr>
+        <w:spacing w:after="0"/>
+      </w:pPr>
+    </w:p>
+    <w:p>
+      <w:pPr>
+        <w:spacing w:after="0"/>
         <w:rPr>
           <w:rFonts w:ascii="Arial" w:hAnsi="Arial" w:cs="Arial"/>
         </w:rPr>
@@ -4269,11 +4565,11 @@
       <w:pPr>
         <w:pStyle w:val="Titre3"/>
       </w:pPr>
-      <w:bookmarkStart w:id="9" w:name="_Toc223945945"/>
+      <w:bookmarkStart w:id="11" w:name="_Toc223946769"/>
       <w:r>
         <w:t>Explications :</w:t>
       </w:r>
-      <w:bookmarkEnd w:id="9"/>
+      <w:bookmarkEnd w:id="11"/>
     </w:p>
     <w:p>
       <w:pPr>
@@ -4353,7 +4649,6 @@
           <w:rFonts w:ascii="Arial" w:hAnsi="Arial" w:cs="Arial"/>
           <w:noProof/>
         </w:rPr>
-        <w:lastRenderedPageBreak/>
         <w:drawing>
           <wp:inline distT="0" distB="0" distL="0" distR="0" wp14:anchorId="1D84877D" wp14:editId="7E9CF183">
             <wp:extent cx="5760720" cy="2075815"/>
@@ -4415,6 +4710,7 @@
           <w:rFonts w:ascii="Arial" w:hAnsi="Arial" w:cs="Arial"/>
           <w:noProof/>
         </w:rPr>
+        <w:lastRenderedPageBreak/>
         <w:drawing>
           <wp:inline distT="0" distB="0" distL="0" distR="0" wp14:anchorId="4938BC73" wp14:editId="6C7BC749">
             <wp:extent cx="5760720" cy="2562860"/>
@@ -4468,7 +4764,6 @@
         <w:rPr>
           <w:noProof/>
         </w:rPr>
-        <w:lastRenderedPageBreak/>
         <w:drawing>
           <wp:inline distT="0" distB="0" distL="0" distR="0" wp14:anchorId="33CB199C" wp14:editId="404F49F7">
             <wp:extent cx="5760720" cy="3038475"/>
@@ -4510,11 +4805,11 @@
       <w:pPr>
         <w:pStyle w:val="Titre2"/>
       </w:pPr>
-      <w:bookmarkStart w:id="10" w:name="_Toc223945946"/>
+      <w:bookmarkStart w:id="12" w:name="_Toc223946770"/>
       <w:r>
         <w:t>Avec LIRE.CLASSEUR, REMPLACER, TROUVE et TRANSPOSE</w:t>
       </w:r>
-      <w:bookmarkEnd w:id="10"/>
+      <w:bookmarkEnd w:id="12"/>
     </w:p>
     <w:p>
       <w:r>
@@ -4525,7 +4820,7 @@
       <w:pPr>
         <w:pStyle w:val="Titre3"/>
       </w:pPr>
-      <w:bookmarkStart w:id="11" w:name="_Toc223945947"/>
+      <w:bookmarkStart w:id="13" w:name="_Toc223946771"/>
       <w:r>
         <w:t>Étape 1 : Clique</w:t>
       </w:r>
@@ -4535,7 +4830,7 @@
       <w:r>
         <w:t xml:space="preserve"> sur Formules &gt; Définir un nom</w:t>
       </w:r>
-      <w:bookmarkEnd w:id="11"/>
+      <w:bookmarkEnd w:id="13"/>
     </w:p>
     <w:p>
       <w:r>
@@ -4584,6 +4879,7 @@
         <w:rPr>
           <w:noProof/>
         </w:rPr>
+        <w:lastRenderedPageBreak/>
         <w:drawing>
           <wp:inline distT="0" distB="0" distL="0" distR="0" wp14:anchorId="0C7DFD9C" wp14:editId="5876FC52">
             <wp:extent cx="5760720" cy="2075815"/>
@@ -4666,11 +4962,11 @@
       <w:pPr>
         <w:pStyle w:val="Titre3"/>
       </w:pPr>
-      <w:bookmarkStart w:id="12" w:name="_Toc223945948"/>
+      <w:bookmarkStart w:id="14" w:name="_Toc223946772"/>
       <w:r>
         <w:t>Étape 2 : Modifiez le nom et la formule dans la boîte de dialogue Nouveau nom</w:t>
       </w:r>
-      <w:bookmarkEnd w:id="12"/>
+      <w:bookmarkEnd w:id="14"/>
     </w:p>
     <w:p/>
     <w:p>
@@ -4678,7 +4974,6 @@
         <w:rPr>
           <w:noProof/>
         </w:rPr>
-        <w:lastRenderedPageBreak/>
         <w:drawing>
           <wp:inline distT="0" distB="0" distL="0" distR="0" wp14:anchorId="67BACDE6" wp14:editId="0479D0EB">
             <wp:extent cx="5760720" cy="2168525"/>
@@ -4775,6 +5070,7 @@
         <w:rPr>
           <w:noProof/>
         </w:rPr>
+        <w:lastRenderedPageBreak/>
         <w:drawing>
           <wp:inline distT="0" distB="0" distL="0" distR="0" wp14:anchorId="50506B1C" wp14:editId="382A03AA">
             <wp:extent cx="5144218" cy="2210108"/>
@@ -4881,7 +5177,6 @@
           <w:szCs w:val="32"/>
           <w:lang w:val="en-US"/>
         </w:rPr>
-        <w:lastRenderedPageBreak/>
         <w:drawing>
           <wp:inline distT="0" distB="0" distL="0" distR="0" wp14:anchorId="1CA49273" wp14:editId="68FBC572">
             <wp:extent cx="4959350" cy="2537922"/>
@@ -4934,6 +5229,7 @@
           <w:szCs w:val="32"/>
           <w:lang w:val="en-US"/>
         </w:rPr>
+        <w:lastRenderedPageBreak/>
         <w:drawing>
           <wp:inline distT="0" distB="0" distL="0" distR="0" wp14:anchorId="40B1D303" wp14:editId="5D5E6F66">
             <wp:extent cx="5760720" cy="2747645"/>
@@ -5097,11 +5393,11 @@
       <w:pPr>
         <w:pStyle w:val="Titre3"/>
       </w:pPr>
-      <w:bookmarkStart w:id="13" w:name="_Toc223945949"/>
+      <w:bookmarkStart w:id="15" w:name="_Toc223946773"/>
       <w:r>
         <w:t>Étape 3 : Utilisation d'une formule pour lister les noms des feuilles</w:t>
       </w:r>
-      <w:bookmarkEnd w:id="13"/>
+      <w:bookmarkEnd w:id="15"/>
     </w:p>
     <w:p>
       <w:r>
@@ -5242,11 +5538,11 @@
       <w:pPr>
         <w:pStyle w:val="Titre3"/>
       </w:pPr>
-      <w:bookmarkStart w:id="14" w:name="_Toc223945950"/>
+      <w:bookmarkStart w:id="16" w:name="_Toc223946774"/>
       <w:r>
         <w:t>Pour aller plus loin</w:t>
       </w:r>
-      <w:bookmarkEnd w:id="14"/>
+      <w:bookmarkEnd w:id="16"/>
     </w:p>
     <w:p>
       <w:r>
@@ -5266,7 +5562,7 @@
       <w:pPr>
         <w:pStyle w:val="Titre2"/>
       </w:pPr>
-      <w:bookmarkStart w:id="15" w:name="_Toc223945951"/>
+      <w:bookmarkStart w:id="17" w:name="_Toc223946775"/>
       <w:r>
         <w:t xml:space="preserve">Avec LIRE.CLASSEUR, </w:t>
       </w:r>
@@ -5279,7 +5575,7 @@
       <w:r>
         <w:t>INDEX + ALEA</w:t>
       </w:r>
-      <w:bookmarkEnd w:id="15"/>
+      <w:bookmarkEnd w:id="17"/>
     </w:p>
     <w:p>
       <w:r>
@@ -5438,7 +5734,7 @@
       <w:pPr>
         <w:pStyle w:val="Titre3"/>
       </w:pPr>
-      <w:bookmarkStart w:id="16" w:name="_Toc223945952"/>
+      <w:bookmarkStart w:id="18" w:name="_Toc223946776"/>
       <w:r>
         <w:t>Étape 1 : Clique</w:t>
       </w:r>
@@ -5460,7 +5756,7 @@
       <w:r>
         <w:t>estionnaire de noms</w:t>
       </w:r>
-      <w:bookmarkEnd w:id="16"/>
+      <w:bookmarkEnd w:id="18"/>
     </w:p>
     <w:p>
       <w:r>
@@ -5527,7 +5823,7 @@
       <w:pPr>
         <w:pStyle w:val="Titre3"/>
       </w:pPr>
-      <w:bookmarkStart w:id="17" w:name="_Toc223945953"/>
+      <w:bookmarkStart w:id="19" w:name="_Toc223946777"/>
       <w:r>
         <w:t xml:space="preserve">Étape </w:t>
       </w:r>
@@ -5549,7 +5845,7 @@
       <w:r>
         <w:t>insérer un nouveau nom</w:t>
       </w:r>
-      <w:bookmarkEnd w:id="17"/>
+      <w:bookmarkEnd w:id="19"/>
     </w:p>
     <w:p>
       <w:r>
@@ -5643,7 +5939,7 @@
       <w:pPr>
         <w:pStyle w:val="Titre3"/>
       </w:pPr>
-      <w:bookmarkStart w:id="18" w:name="_Toc223945954"/>
+      <w:bookmarkStart w:id="20" w:name="_Toc223946778"/>
       <w:r>
         <w:t xml:space="preserve">Étape </w:t>
       </w:r>
@@ -5659,7 +5955,7 @@
       <w:r>
         <w:t>r la fonction LIRE.CLASSEUR(1)</w:t>
       </w:r>
-      <w:bookmarkEnd w:id="18"/>
+      <w:bookmarkEnd w:id="20"/>
     </w:p>
     <w:p>
       <w:r>
@@ -5931,7 +6227,7 @@
       <w:pPr>
         <w:pStyle w:val="Titre3"/>
       </w:pPr>
-      <w:bookmarkStart w:id="19" w:name="_Toc223945955"/>
+      <w:bookmarkStart w:id="21" w:name="_Toc223946779"/>
       <w:r>
         <w:t xml:space="preserve">Étape </w:t>
       </w:r>
@@ -5956,7 +6252,7 @@
       <w:r>
         <w:t>pour n’extraire que le nom des feuilles</w:t>
       </w:r>
-      <w:bookmarkEnd w:id="19"/>
+      <w:bookmarkEnd w:id="21"/>
     </w:p>
     <w:p>
       <w:r>
@@ -6021,7 +6317,7 @@
       <w:pPr>
         <w:pStyle w:val="Titre4"/>
       </w:pPr>
-      <w:bookmarkStart w:id="20" w:name="_Toc223945956"/>
+      <w:bookmarkStart w:id="22" w:name="_Toc223946780"/>
       <w:r>
         <w:t>Syntaxe de</w:t>
       </w:r>
@@ -6031,7 +6327,38 @@
       <w:r>
         <w:t xml:space="preserve"> STXT</w:t>
       </w:r>
-      <w:bookmarkEnd w:id="20"/>
+      <w:bookmarkEnd w:id="22"/>
+    </w:p>
+    <w:p>
+      <w:r>
+        <w:rPr>
+          <w:b/>
+          <w:bCs/>
+        </w:rPr>
+        <w:t>STXT</w:t>
+      </w:r>
+      <w:r>
+        <w:t xml:space="preserve"> </w:t>
+      </w:r>
+      <w:r>
+        <w:rPr>
+          <w:b/>
+          <w:bCs/>
+        </w:rPr>
+        <w:t>renvoie</w:t>
+      </w:r>
+      <w:r>
+        <w:t xml:space="preserve"> un nombre donné de caractères extraits d’une chaîne de texte à partir de la position que vous avez spécifiée, en fonction du nombre de caractères spécifiés</w:t>
+      </w:r>
+      <w:r>
+        <w:rPr>
+          <w:rStyle w:val="Appelnotedebasdep"/>
+        </w:rPr>
+        <w:footnoteReference w:id="7"/>
+      </w:r>
+      <w:r>
+        <w:t>.</w:t>
+      </w:r>
     </w:p>
     <w:p>
       <w:pPr>
@@ -6040,33 +6367,30 @@
         </w:rPr>
       </w:pPr>
       <w:r>
-        <w:rPr>
-          <w:b/>
-          <w:bCs/>
-        </w:rPr>
+        <w:t xml:space="preserve">La syntaxe de la fonction </w:t>
+      </w:r>
+      <w:r>
         <w:t>STXT</w:t>
       </w:r>
       <w:r>
-        <w:t xml:space="preserve"> </w:t>
-      </w:r>
-      <w:r>
-        <w:rPr>
-          <w:b/>
-          <w:bCs/>
-        </w:rPr>
-        <w:t>renvoie</w:t>
-      </w:r>
-      <w:r>
-        <w:t xml:space="preserve"> un nombre donné de caractères extraits d’une chaîne de texte à partir de la position que vous avez spécifiée, en fonction du nombre de caractères spécifiés</w:t>
-      </w:r>
-      <w:r>
-        <w:rPr>
-          <w:rStyle w:val="Appelnotedebasdep"/>
-        </w:rPr>
-        <w:footnoteReference w:id="7"/>
-      </w:r>
-      <w:r>
-        <w:t>.</w:t>
+        <w:t xml:space="preserve"> contient les </w:t>
+      </w:r>
+      <w:r>
+        <w:rPr>
+          <w:b/>
+          <w:bCs/>
+        </w:rPr>
+        <w:t xml:space="preserve">3 </w:t>
+      </w:r>
+      <w:r>
+        <w:rPr>
+          <w:b/>
+          <w:bCs/>
+        </w:rPr>
+        <w:t>arguments</w:t>
+      </w:r>
+      <w:r>
+        <w:t xml:space="preserve"> suivants :</w:t>
       </w:r>
     </w:p>
     <w:p>
@@ -6205,7 +6529,7 @@
         <w:pStyle w:val="Paragraphedeliste"/>
         <w:numPr>
           <w:ilvl w:val="0"/>
-          <w:numId w:val="5"/>
+          <w:numId w:val="7"/>
         </w:numPr>
         <w:spacing w:after="0"/>
       </w:pPr>
@@ -6239,7 +6563,7 @@
         <w:pStyle w:val="Paragraphedeliste"/>
         <w:numPr>
           <w:ilvl w:val="0"/>
-          <w:numId w:val="5"/>
+          <w:numId w:val="7"/>
         </w:numPr>
         <w:spacing w:after="0"/>
       </w:pPr>
@@ -6283,7 +6607,7 @@
         <w:pStyle w:val="Paragraphedeliste"/>
         <w:numPr>
           <w:ilvl w:val="0"/>
-          <w:numId w:val="5"/>
+          <w:numId w:val="7"/>
         </w:numPr>
         <w:spacing w:after="0"/>
       </w:pPr>
@@ -6320,10 +6644,7 @@
         <w:t>,</w:t>
       </w:r>
       <w:r>
-        <w:t xml:space="preserve"> Indique</w:t>
-      </w:r>
-      <w:r>
-        <w:t xml:space="preserve"> </w:t>
+        <w:t xml:space="preserve"> Indique </w:t>
       </w:r>
       <w:r>
         <w:t xml:space="preserve">le nombre de caractères à extraire depuis la position </w:t>
@@ -6348,18 +6669,67 @@
         <w:spacing w:after="0"/>
       </w:pPr>
     </w:p>
+    <w:p>
+      <w:pPr>
+        <w:spacing w:after="0"/>
+      </w:pPr>
+    </w:p>
+    <w:p>
+      <w:pPr>
+        <w:spacing w:after="0"/>
+      </w:pPr>
+    </w:p>
+    <w:p>
+      <w:pPr>
+        <w:spacing w:after="0"/>
+      </w:pPr>
+    </w:p>
+    <w:p>
+      <w:pPr>
+        <w:spacing w:after="0"/>
+      </w:pPr>
+    </w:p>
+    <w:p>
+      <w:pPr>
+        <w:spacing w:after="0"/>
+      </w:pPr>
+    </w:p>
+    <w:p>
+      <w:pPr>
+        <w:pStyle w:val="Titre4"/>
+        <w:rPr>
+          <w:highlight w:val="yellow"/>
+        </w:rPr>
+      </w:pPr>
+      <w:bookmarkStart w:id="23" w:name="_Toc223946417"/>
+      <w:bookmarkStart w:id="24" w:name="_Toc223946781"/>
+      <w:r>
+        <w:rPr>
+          <w:highlight w:val="yellow"/>
+        </w:rPr>
+        <w:t xml:space="preserve">Syntaxe de la fonction </w:t>
+      </w:r>
+      <w:bookmarkEnd w:id="23"/>
+      <w:r>
+        <w:rPr>
+          <w:highlight w:val="yellow"/>
+        </w:rPr>
+        <w:t>ALEA</w:t>
+      </w:r>
+      <w:bookmarkEnd w:id="24"/>
+    </w:p>
     <w:p/>
     <w:p>
       <w:pPr>
         <w:pStyle w:val="Titre1"/>
       </w:pPr>
-      <w:bookmarkStart w:id="21" w:name="_Toc223707034"/>
-      <w:bookmarkStart w:id="22" w:name="_Toc223945957"/>
+      <w:bookmarkStart w:id="25" w:name="_Toc223707034"/>
+      <w:bookmarkStart w:id="26" w:name="_Toc223946782"/>
       <w:r>
         <w:t>Links</w:t>
       </w:r>
-      <w:bookmarkEnd w:id="21"/>
-      <w:bookmarkEnd w:id="22"/>
+      <w:bookmarkEnd w:id="25"/>
+      <w:bookmarkEnd w:id="26"/>
     </w:p>
     <w:p>
       <w:pPr>
@@ -7002,7 +7372,7 @@
               <w:sz w:val="16"/>
               <w:szCs w:val="16"/>
             </w:rPr>
-            <w:t>09-03-2026 10:32</w:t>
+            <w:t>09-03-2026 10:52</w:t>
           </w:r>
           <w:r>
             <w:rPr>
@@ -7502,6 +7872,119 @@
     </w:lvl>
   </w:abstractNum>
   <w:abstractNum w:abstractNumId="1" w15:restartNumberingAfterBreak="0">
+    <w:nsid w:val="3BA26A8E"/>
+    <w:multiLevelType w:val="hybridMultilevel"/>
+    <w:tmpl w:val="C652ADEC"/>
+    <w:lvl w:ilvl="0" w:tplc="040C000F">
+      <w:start w:val="1"/>
+      <w:numFmt w:val="decimal"/>
+      <w:lvlText w:val="%1."/>
+      <w:lvlJc w:val="left"/>
+      <w:pPr>
+        <w:ind w:left="720" w:hanging="360"/>
+      </w:pPr>
+      <w:rPr>
+        <w:rFonts w:hint="default"/>
+      </w:rPr>
+    </w:lvl>
+    <w:lvl w:ilvl="1" w:tplc="FFFFFFFF" w:tentative="1">
+      <w:start w:val="1"/>
+      <w:numFmt w:val="bullet"/>
+      <w:lvlText w:val="o"/>
+      <w:lvlJc w:val="left"/>
+      <w:pPr>
+        <w:ind w:left="1440" w:hanging="360"/>
+      </w:pPr>
+      <w:rPr>
+        <w:rFonts w:ascii="Courier New" w:hAnsi="Courier New" w:cs="Courier New" w:hint="default"/>
+      </w:rPr>
+    </w:lvl>
+    <w:lvl w:ilvl="2" w:tplc="FFFFFFFF" w:tentative="1">
+      <w:start w:val="1"/>
+      <w:numFmt w:val="bullet"/>
+      <w:lvlText w:val=""/>
+      <w:lvlJc w:val="left"/>
+      <w:pPr>
+        <w:ind w:left="2160" w:hanging="360"/>
+      </w:pPr>
+      <w:rPr>
+        <w:rFonts w:ascii="Wingdings" w:hAnsi="Wingdings" w:hint="default"/>
+      </w:rPr>
+    </w:lvl>
+    <w:lvl w:ilvl="3" w:tplc="FFFFFFFF" w:tentative="1">
+      <w:start w:val="1"/>
+      <w:numFmt w:val="bullet"/>
+      <w:lvlText w:val=""/>
+      <w:lvlJc w:val="left"/>
+      <w:pPr>
+        <w:ind w:left="2880" w:hanging="360"/>
+      </w:pPr>
+      <w:rPr>
+        <w:rFonts w:ascii="Symbol" w:hAnsi="Symbol" w:hint="default"/>
+      </w:rPr>
+    </w:lvl>
+    <w:lvl w:ilvl="4" w:tplc="FFFFFFFF" w:tentative="1">
+      <w:start w:val="1"/>
+      <w:numFmt w:val="bullet"/>
+      <w:lvlText w:val="o"/>
+      <w:lvlJc w:val="left"/>
+      <w:pPr>
+        <w:ind w:left="3600" w:hanging="360"/>
+      </w:pPr>
+      <w:rPr>
+        <w:rFonts w:ascii="Courier New" w:hAnsi="Courier New" w:cs="Courier New" w:hint="default"/>
+      </w:rPr>
+    </w:lvl>
+    <w:lvl w:ilvl="5" w:tplc="FFFFFFFF" w:tentative="1">
+      <w:start w:val="1"/>
+      <w:numFmt w:val="bullet"/>
+      <w:lvlText w:val=""/>
+      <w:lvlJc w:val="left"/>
+      <w:pPr>
+        <w:ind w:left="4320" w:hanging="360"/>
+      </w:pPr>
+      <w:rPr>
+        <w:rFonts w:ascii="Wingdings" w:hAnsi="Wingdings" w:hint="default"/>
+      </w:rPr>
+    </w:lvl>
+    <w:lvl w:ilvl="6" w:tplc="FFFFFFFF" w:tentative="1">
+      <w:start w:val="1"/>
+      <w:numFmt w:val="bullet"/>
+      <w:lvlText w:val=""/>
+      <w:lvlJc w:val="left"/>
+      <w:pPr>
+        <w:ind w:left="5040" w:hanging="360"/>
+      </w:pPr>
+      <w:rPr>
+        <w:rFonts w:ascii="Symbol" w:hAnsi="Symbol" w:hint="default"/>
+      </w:rPr>
+    </w:lvl>
+    <w:lvl w:ilvl="7" w:tplc="FFFFFFFF" w:tentative="1">
+      <w:start w:val="1"/>
+      <w:numFmt w:val="bullet"/>
+      <w:lvlText w:val="o"/>
+      <w:lvlJc w:val="left"/>
+      <w:pPr>
+        <w:ind w:left="5760" w:hanging="360"/>
+      </w:pPr>
+      <w:rPr>
+        <w:rFonts w:ascii="Courier New" w:hAnsi="Courier New" w:cs="Courier New" w:hint="default"/>
+      </w:rPr>
+    </w:lvl>
+    <w:lvl w:ilvl="8" w:tplc="FFFFFFFF" w:tentative="1">
+      <w:start w:val="1"/>
+      <w:numFmt w:val="bullet"/>
+      <w:lvlText w:val=""/>
+      <w:lvlJc w:val="left"/>
+      <w:pPr>
+        <w:ind w:left="6480" w:hanging="360"/>
+      </w:pPr>
+      <w:rPr>
+        <w:rFonts w:ascii="Wingdings" w:hAnsi="Wingdings" w:hint="default"/>
+      </w:rPr>
+    </w:lvl>
+  </w:abstractNum>
+  <w:abstractNum w:abstractNumId="2" w15:restartNumberingAfterBreak="0">
     <w:nsid w:val="48703962"/>
     <w:multiLevelType w:val="multilevel"/>
     <w:tmpl w:val="3324586A"/>
@@ -7650,7 +8133,7 @@
       </w:rPr>
     </w:lvl>
   </w:abstractNum>
-  <w:abstractNum w:abstractNumId="2" w15:restartNumberingAfterBreak="0">
+  <w:abstractNum w:abstractNumId="3" w15:restartNumberingAfterBreak="0">
     <w:nsid w:val="51363DDA"/>
     <w:multiLevelType w:val="hybridMultilevel"/>
     <w:tmpl w:val="1A4AC8B6"/>
@@ -7763,7 +8246,7 @@
       </w:rPr>
     </w:lvl>
   </w:abstractNum>
-  <w:abstractNum w:abstractNumId="3" w15:restartNumberingAfterBreak="0">
+  <w:abstractNum w:abstractNumId="4" w15:restartNumberingAfterBreak="0">
     <w:nsid w:val="63C67794"/>
     <w:multiLevelType w:val="multilevel"/>
     <w:tmpl w:val="562662F0"/>
@@ -7912,7 +8395,7 @@
       </w:rPr>
     </w:lvl>
   </w:abstractNum>
-  <w:abstractNum w:abstractNumId="4" w15:restartNumberingAfterBreak="0">
+  <w:abstractNum w:abstractNumId="5" w15:restartNumberingAfterBreak="0">
     <w:nsid w:val="74244931"/>
     <w:multiLevelType w:val="hybridMultilevel"/>
     <w:tmpl w:val="4B44ED88"/>
@@ -8025,20 +8508,205 @@
       </w:rPr>
     </w:lvl>
   </w:abstractNum>
+  <w:abstractNum w:abstractNumId="6" w15:restartNumberingAfterBreak="0">
+    <w:nsid w:val="76FD166A"/>
+    <w:multiLevelType w:val="multilevel"/>
+    <w:tmpl w:val="49A4698E"/>
+    <w:lvl w:ilvl="0">
+      <w:start w:val="1"/>
+      <w:numFmt w:val="decimal"/>
+      <w:lvlText w:val="%1."/>
+      <w:lvlJc w:val="left"/>
+      <w:pPr>
+        <w:tabs>
+          <w:tab w:val="num" w:pos="720"/>
+        </w:tabs>
+        <w:ind w:left="720" w:hanging="360"/>
+      </w:pPr>
+      <w:rPr>
+        <w:rFonts w:hint="default"/>
+        <w:sz w:val="20"/>
+      </w:rPr>
+    </w:lvl>
+    <w:lvl w:ilvl="1" w:tentative="1">
+      <w:start w:val="1"/>
+      <w:numFmt w:val="bullet"/>
+      <w:lvlText w:val=""/>
+      <w:lvlJc w:val="left"/>
+      <w:pPr>
+        <w:tabs>
+          <w:tab w:val="num" w:pos="1440"/>
+        </w:tabs>
+        <w:ind w:left="1440" w:hanging="360"/>
+      </w:pPr>
+      <w:rPr>
+        <w:rFonts w:ascii="Wingdings" w:hAnsi="Wingdings" w:hint="default"/>
+        <w:sz w:val="20"/>
+      </w:rPr>
+    </w:lvl>
+    <w:lvl w:ilvl="2" w:tentative="1">
+      <w:start w:val="1"/>
+      <w:numFmt w:val="bullet"/>
+      <w:lvlText w:val=""/>
+      <w:lvlJc w:val="left"/>
+      <w:pPr>
+        <w:tabs>
+          <w:tab w:val="num" w:pos="2160"/>
+        </w:tabs>
+        <w:ind w:left="2160" w:hanging="360"/>
+      </w:pPr>
+      <w:rPr>
+        <w:rFonts w:ascii="Wingdings" w:hAnsi="Wingdings" w:hint="default"/>
+        <w:sz w:val="20"/>
+      </w:rPr>
+    </w:lvl>
+    <w:lvl w:ilvl="3" w:tentative="1">
+      <w:start w:val="1"/>
+      <w:numFmt w:val="bullet"/>
+      <w:lvlText w:val=""/>
+      <w:lvlJc w:val="left"/>
+      <w:pPr>
+        <w:tabs>
+          <w:tab w:val="num" w:pos="2880"/>
+        </w:tabs>
+        <w:ind w:left="2880" w:hanging="360"/>
+      </w:pPr>
+      <w:rPr>
+        <w:rFonts w:ascii="Wingdings" w:hAnsi="Wingdings" w:hint="default"/>
+        <w:sz w:val="20"/>
+      </w:rPr>
+    </w:lvl>
+    <w:lvl w:ilvl="4" w:tentative="1">
+      <w:start w:val="1"/>
+      <w:numFmt w:val="bullet"/>
+      <w:lvlText w:val=""/>
+      <w:lvlJc w:val="left"/>
+      <w:pPr>
+        <w:tabs>
+          <w:tab w:val="num" w:pos="3600"/>
+        </w:tabs>
+        <w:ind w:left="3600" w:hanging="360"/>
+      </w:pPr>
+      <w:rPr>
+        <w:rFonts w:ascii="Wingdings" w:hAnsi="Wingdings" w:hint="default"/>
+        <w:sz w:val="20"/>
+      </w:rPr>
+    </w:lvl>
+    <w:lvl w:ilvl="5" w:tentative="1">
+      <w:start w:val="1"/>
+      <w:numFmt w:val="bullet"/>
+      <w:lvlText w:val=""/>
+      <w:lvlJc w:val="left"/>
+      <w:pPr>
+        <w:tabs>
+          <w:tab w:val="num" w:pos="4320"/>
+        </w:tabs>
+        <w:ind w:left="4320" w:hanging="360"/>
+      </w:pPr>
+      <w:rPr>
+        <w:rFonts w:ascii="Wingdings" w:hAnsi="Wingdings" w:hint="default"/>
+        <w:sz w:val="20"/>
+      </w:rPr>
+    </w:lvl>
+    <w:lvl w:ilvl="6" w:tentative="1">
+      <w:start w:val="1"/>
+      <w:numFmt w:val="bullet"/>
+      <w:lvlText w:val=""/>
+      <w:lvlJc w:val="left"/>
+      <w:pPr>
+        <w:tabs>
+          <w:tab w:val="num" w:pos="5040"/>
+        </w:tabs>
+        <w:ind w:left="5040" w:hanging="360"/>
+      </w:pPr>
+      <w:rPr>
+        <w:rFonts w:ascii="Wingdings" w:hAnsi="Wingdings" w:hint="default"/>
+        <w:sz w:val="20"/>
+      </w:rPr>
+    </w:lvl>
+    <w:lvl w:ilvl="7" w:tentative="1">
+      <w:start w:val="1"/>
+      <w:numFmt w:val="bullet"/>
+      <w:lvlText w:val=""/>
+      <w:lvlJc w:val="left"/>
+      <w:pPr>
+        <w:tabs>
+          <w:tab w:val="num" w:pos="5760"/>
+        </w:tabs>
+        <w:ind w:left="5760" w:hanging="360"/>
+      </w:pPr>
+      <w:rPr>
+        <w:rFonts w:ascii="Wingdings" w:hAnsi="Wingdings" w:hint="default"/>
+        <w:sz w:val="20"/>
+      </w:rPr>
+    </w:lvl>
+    <w:lvl w:ilvl="8" w:tentative="1">
+      <w:start w:val="1"/>
+      <w:numFmt w:val="bullet"/>
+      <w:lvlText w:val=""/>
+      <w:lvlJc w:val="left"/>
+      <w:pPr>
+        <w:tabs>
+          <w:tab w:val="num" w:pos="6480"/>
+        </w:tabs>
+        <w:ind w:left="6480" w:hanging="360"/>
+      </w:pPr>
+      <w:rPr>
+        <w:rFonts w:ascii="Wingdings" w:hAnsi="Wingdings" w:hint="default"/>
+        <w:sz w:val="20"/>
+      </w:rPr>
+    </w:lvl>
+  </w:abstractNum>
   <w:num w:numId="1" w16cid:durableId="1093091168">
     <w:abstractNumId w:val="0"/>
   </w:num>
   <w:num w:numId="2" w16cid:durableId="249699969">
+    <w:abstractNumId w:val="5"/>
+  </w:num>
+  <w:num w:numId="3" w16cid:durableId="400754054">
     <w:abstractNumId w:val="4"/>
   </w:num>
-  <w:num w:numId="3" w16cid:durableId="400754054">
+  <w:num w:numId="4" w16cid:durableId="727387911">
+    <w:abstractNumId w:val="2"/>
+  </w:num>
+  <w:num w:numId="5" w16cid:durableId="1781946946">
     <w:abstractNumId w:val="3"/>
   </w:num>
-  <w:num w:numId="4" w16cid:durableId="727387911">
+  <w:num w:numId="6" w16cid:durableId="312758563">
+    <w:abstractNumId w:val="6"/>
+  </w:num>
+  <w:num w:numId="7" w16cid:durableId="374349911">
     <w:abstractNumId w:val="1"/>
   </w:num>
-  <w:num w:numId="5" w16cid:durableId="1781946946">
-    <w:abstractNumId w:val="2"/>
+  <w:num w:numId="8" w16cid:durableId="922640798">
+    <w:abstractNumId w:val="0"/>
+    <w:lvlOverride w:ilvl="0">
+      <w:startOverride w:val="1"/>
+    </w:lvlOverride>
+    <w:lvlOverride w:ilvl="1">
+      <w:startOverride w:val="1"/>
+    </w:lvlOverride>
+    <w:lvlOverride w:ilvl="2">
+      <w:startOverride w:val="1"/>
+    </w:lvlOverride>
+    <w:lvlOverride w:ilvl="3">
+      <w:startOverride w:val="1"/>
+    </w:lvlOverride>
+    <w:lvlOverride w:ilvl="4">
+      <w:startOverride w:val="1"/>
+    </w:lvlOverride>
+    <w:lvlOverride w:ilvl="5">
+      <w:startOverride w:val="1"/>
+    </w:lvlOverride>
+    <w:lvlOverride w:ilvl="6">
+      <w:startOverride w:val="1"/>
+    </w:lvlOverride>
+    <w:lvlOverride w:ilvl="7">
+      <w:startOverride w:val="1"/>
+    </w:lvlOverride>
+    <w:lvlOverride w:ilvl="8">
+      <w:startOverride w:val="1"/>
+    </w:lvlOverride>
   </w:num>
 </w:numbering>
 </file>

--- a/EXCEL_CodeSource/Classeurs_CodeSource/SheetsList/Lister le nom des feuilles dans Excel.docx
+++ b/EXCEL_CodeSource/Classeurs_CodeSource/SheetsList/Lister le nom des feuilles dans Excel.docx
@@ -152,7 +152,7 @@
       <w:r>
         <w:fldChar w:fldCharType="separate"/>
       </w:r>
-      <w:hyperlink w:anchor="_Toc223946758" w:history="1">
+      <w:hyperlink w:anchor="_Toc223951669" w:history="1">
         <w:r>
           <w:rPr>
             <w:rStyle w:val="Lienhypertexte"/>
@@ -179,7 +179,7 @@
             <w:noProof/>
             <w:webHidden/>
           </w:rPr>
-          <w:instrText xml:space="preserve"> PAGEREF _Toc223946758 \h </w:instrText>
+          <w:instrText xml:space="preserve"> PAGEREF _Toc223951669 \h </w:instrText>
         </w:r>
         <w:r>
           <w:rPr>
@@ -226,7 +226,7 @@
           <w14:ligatures w14:val="standardContextual"/>
         </w:rPr>
       </w:pPr>
-      <w:hyperlink w:anchor="_Toc223946759" w:history="1">
+      <w:hyperlink w:anchor="_Toc223951670" w:history="1">
         <w:r>
           <w:rPr>
             <w:rStyle w:val="Lienhypertexte"/>
@@ -253,7 +253,7 @@
             <w:noProof/>
             <w:webHidden/>
           </w:rPr>
-          <w:instrText xml:space="preserve"> PAGEREF _Toc223946759 \h </w:instrText>
+          <w:instrText xml:space="preserve"> PAGEREF _Toc223951670 \h </w:instrText>
         </w:r>
         <w:r>
           <w:rPr>
@@ -302,7 +302,7 @@
           <w14:ligatures w14:val="standardContextual"/>
         </w:rPr>
       </w:pPr>
-      <w:hyperlink w:anchor="_Toc223946760" w:history="1">
+      <w:hyperlink w:anchor="_Toc223951671" w:history="1">
         <w:r>
           <w:rPr>
             <w:rStyle w:val="Lienhypertexte"/>
@@ -329,7 +329,7 @@
             <w:noProof/>
             <w:webHidden/>
           </w:rPr>
-          <w:instrText xml:space="preserve"> PAGEREF _Toc223946760 \h </w:instrText>
+          <w:instrText xml:space="preserve"> PAGEREF _Toc223951671 \h </w:instrText>
         </w:r>
         <w:r>
           <w:rPr>
@@ -376,7 +376,7 @@
           <w14:ligatures w14:val="standardContextual"/>
         </w:rPr>
       </w:pPr>
-      <w:hyperlink w:anchor="_Toc223946761" w:history="1">
+      <w:hyperlink w:anchor="_Toc223951672" w:history="1">
         <w:r>
           <w:rPr>
             <w:rStyle w:val="Lienhypertexte"/>
@@ -403,7 +403,7 @@
             <w:noProof/>
             <w:webHidden/>
           </w:rPr>
-          <w:instrText xml:space="preserve"> PAGEREF _Toc223946761 \h </w:instrText>
+          <w:instrText xml:space="preserve"> PAGEREF _Toc223951672 \h </w:instrText>
         </w:r>
         <w:r>
           <w:rPr>
@@ -451,7 +451,7 @@
           <w14:ligatures w14:val="standardContextual"/>
         </w:rPr>
       </w:pPr>
-      <w:hyperlink w:anchor="_Toc223946762" w:history="1">
+      <w:hyperlink w:anchor="_Toc223951673" w:history="1">
         <w:r>
           <w:rPr>
             <w:rStyle w:val="Lienhypertexte"/>
@@ -478,7 +478,7 @@
             <w:noProof/>
             <w:webHidden/>
           </w:rPr>
-          <w:instrText xml:space="preserve"> PAGEREF _Toc223946762 \h </w:instrText>
+          <w:instrText xml:space="preserve"> PAGEREF _Toc223951673 \h </w:instrText>
         </w:r>
         <w:r>
           <w:rPr>
@@ -526,12 +526,11 @@
           <w14:ligatures w14:val="standardContextual"/>
         </w:rPr>
       </w:pPr>
-      <w:hyperlink w:anchor="_Toc223946763" w:history="1">
+      <w:hyperlink w:anchor="_Toc223951674" w:history="1">
         <w:r>
           <w:rPr>
             <w:rStyle w:val="Lienhypertexte"/>
             <w:noProof/>
-            <w:highlight w:val="yellow"/>
           </w:rPr>
           <w:t>2.1.2. Syntaxe de la fonction TROUVE</w:t>
         </w:r>
@@ -554,7 +553,7 @@
             <w:noProof/>
             <w:webHidden/>
           </w:rPr>
-          <w:instrText xml:space="preserve"> PAGEREF _Toc223946763 \h </w:instrText>
+          <w:instrText xml:space="preserve"> PAGEREF _Toc223951674 \h </w:instrText>
         </w:r>
         <w:r>
           <w:rPr>
@@ -602,7 +601,7 @@
           <w14:ligatures w14:val="standardContextual"/>
         </w:rPr>
       </w:pPr>
-      <w:hyperlink w:anchor="_Toc223946764" w:history="1">
+      <w:hyperlink w:anchor="_Toc223951675" w:history="1">
         <w:r>
           <w:rPr>
             <w:rStyle w:val="Lienhypertexte"/>
@@ -629,7 +628,7 @@
             <w:noProof/>
             <w:webHidden/>
           </w:rPr>
-          <w:instrText xml:space="preserve"> PAGEREF _Toc223946764 \h </w:instrText>
+          <w:instrText xml:space="preserve"> PAGEREF _Toc223951675 \h </w:instrText>
         </w:r>
         <w:r>
           <w:rPr>
@@ -677,14 +676,13 @@
           <w14:ligatures w14:val="standardContextual"/>
         </w:rPr>
       </w:pPr>
-      <w:hyperlink w:anchor="_Toc223946765" w:history="1">
+      <w:hyperlink w:anchor="_Toc223951676" w:history="1">
         <w:r>
           <w:rPr>
             <w:rStyle w:val="Lienhypertexte"/>
             <w:noProof/>
-            <w:highlight w:val="yellow"/>
-          </w:rPr>
-          <w:t>2.1.4. Syntaxe de la fonction INDEX</w:t>
+          </w:rPr>
+          <w:t>2.1.4. Syntaxes de la fonction INDEX</w:t>
         </w:r>
         <w:r>
           <w:rPr>
@@ -705,7 +703,7 @@
             <w:noProof/>
             <w:webHidden/>
           </w:rPr>
-          <w:instrText xml:space="preserve"> PAGEREF _Toc223946765 \h </w:instrText>
+          <w:instrText xml:space="preserve"> PAGEREF _Toc223951676 \h </w:instrText>
         </w:r>
         <w:r>
           <w:rPr>
@@ -725,7 +723,155 @@
             <w:noProof/>
             <w:webHidden/>
           </w:rPr>
-          <w:t>6</w:t>
+          <w:t>7</w:t>
+        </w:r>
+        <w:r>
+          <w:rPr>
+            <w:noProof/>
+            <w:webHidden/>
+          </w:rPr>
+          <w:fldChar w:fldCharType="end"/>
+        </w:r>
+      </w:hyperlink>
+    </w:p>
+    <w:p>
+      <w:pPr>
+        <w:pStyle w:val="TM4"/>
+        <w:tabs>
+          <w:tab w:val="right" w:leader="dot" w:pos="9062"/>
+        </w:tabs>
+        <w:rPr>
+          <w:rFonts w:eastAsiaTheme="minorEastAsia" w:cstheme="minorBidi"/>
+          <w:noProof/>
+          <w:kern w:val="2"/>
+          <w:sz w:val="24"/>
+          <w:szCs w:val="24"/>
+          <w:lang w:eastAsia="fr-FR"/>
+          <w14:ligatures w14:val="standardContextual"/>
+        </w:rPr>
+      </w:pPr>
+      <w:hyperlink w:anchor="_Toc223951677" w:history="1">
+        <w:r>
+          <w:rPr>
+            <w:rStyle w:val="Lienhypertexte"/>
+            <w:noProof/>
+          </w:rPr>
+          <w:t>2.1.4.1. Syntaxe de la fonction INDEX dans le cas d’une matrice</w:t>
+        </w:r>
+        <w:r>
+          <w:rPr>
+            <w:noProof/>
+            <w:webHidden/>
+          </w:rPr>
+          <w:tab/>
+        </w:r>
+        <w:r>
+          <w:rPr>
+            <w:noProof/>
+            <w:webHidden/>
+          </w:rPr>
+          <w:fldChar w:fldCharType="begin"/>
+        </w:r>
+        <w:r>
+          <w:rPr>
+            <w:noProof/>
+            <w:webHidden/>
+          </w:rPr>
+          <w:instrText xml:space="preserve"> PAGEREF _Toc223951677 \h </w:instrText>
+        </w:r>
+        <w:r>
+          <w:rPr>
+            <w:noProof/>
+            <w:webHidden/>
+          </w:rPr>
+        </w:r>
+        <w:r>
+          <w:rPr>
+            <w:noProof/>
+            <w:webHidden/>
+          </w:rPr>
+          <w:fldChar w:fldCharType="separate"/>
+        </w:r>
+        <w:r>
+          <w:rPr>
+            <w:noProof/>
+            <w:webHidden/>
+          </w:rPr>
+          <w:t>7</w:t>
+        </w:r>
+        <w:r>
+          <w:rPr>
+            <w:noProof/>
+            <w:webHidden/>
+          </w:rPr>
+          <w:fldChar w:fldCharType="end"/>
+        </w:r>
+      </w:hyperlink>
+    </w:p>
+    <w:p>
+      <w:pPr>
+        <w:pStyle w:val="TM4"/>
+        <w:tabs>
+          <w:tab w:val="right" w:leader="dot" w:pos="9062"/>
+        </w:tabs>
+        <w:rPr>
+          <w:rFonts w:eastAsiaTheme="minorEastAsia" w:cstheme="minorBidi"/>
+          <w:noProof/>
+          <w:kern w:val="2"/>
+          <w:sz w:val="24"/>
+          <w:szCs w:val="24"/>
+          <w:lang w:eastAsia="fr-FR"/>
+          <w14:ligatures w14:val="standardContextual"/>
+        </w:rPr>
+      </w:pPr>
+      <w:hyperlink w:anchor="_Toc223951678" w:history="1">
+        <w:r>
+          <w:rPr>
+            <w:rStyle w:val="Lienhypertexte"/>
+            <w:noProof/>
+          </w:rPr>
+          <w:t>2.1.4.2. Syntaxe de la fonction INDEX dans le cas d’une référence</w:t>
+        </w:r>
+        <w:r>
+          <w:rPr>
+            <w:noProof/>
+            <w:webHidden/>
+          </w:rPr>
+          <w:tab/>
+        </w:r>
+        <w:r>
+          <w:rPr>
+            <w:noProof/>
+            <w:webHidden/>
+          </w:rPr>
+          <w:fldChar w:fldCharType="begin"/>
+        </w:r>
+        <w:r>
+          <w:rPr>
+            <w:noProof/>
+            <w:webHidden/>
+          </w:rPr>
+          <w:instrText xml:space="preserve"> PAGEREF _Toc223951678 \h </w:instrText>
+        </w:r>
+        <w:r>
+          <w:rPr>
+            <w:noProof/>
+            <w:webHidden/>
+          </w:rPr>
+        </w:r>
+        <w:r>
+          <w:rPr>
+            <w:noProof/>
+            <w:webHidden/>
+          </w:rPr>
+          <w:fldChar w:fldCharType="separate"/>
+        </w:r>
+        <w:r>
+          <w:rPr>
+            <w:noProof/>
+            <w:webHidden/>
+          </w:rPr>
+          <w:t>7</w:t>
         </w:r>
         <w:r>
           <w:rPr>
@@ -752,7 +898,7 @@
           <w14:ligatures w14:val="standardContextual"/>
         </w:rPr>
       </w:pPr>
-      <w:hyperlink w:anchor="_Toc223946766" w:history="1">
+      <w:hyperlink w:anchor="_Toc223951679" w:history="1">
         <w:r>
           <w:rPr>
             <w:rStyle w:val="Lienhypertexte"/>
@@ -779,7 +925,7 @@
             <w:noProof/>
             <w:webHidden/>
           </w:rPr>
-          <w:instrText xml:space="preserve"> PAGEREF _Toc223946766 \h </w:instrText>
+          <w:instrText xml:space="preserve"> PAGEREF _Toc223951679 \h </w:instrText>
         </w:r>
         <w:r>
           <w:rPr>
@@ -799,7 +945,7 @@
             <w:noProof/>
             <w:webHidden/>
           </w:rPr>
-          <w:t>7</w:t>
+          <w:t>9</w:t>
         </w:r>
         <w:r>
           <w:rPr>
@@ -827,7 +973,7 @@
           <w14:ligatures w14:val="standardContextual"/>
         </w:rPr>
       </w:pPr>
-      <w:hyperlink w:anchor="_Toc223946767" w:history="1">
+      <w:hyperlink w:anchor="_Toc223951680" w:history="1">
         <w:r>
           <w:rPr>
             <w:rStyle w:val="Lienhypertexte"/>
@@ -855,7 +1001,7 @@
             <w:noProof/>
             <w:webHidden/>
           </w:rPr>
-          <w:instrText xml:space="preserve"> PAGEREF _Toc223946767 \h </w:instrText>
+          <w:instrText xml:space="preserve"> PAGEREF _Toc223951680 \h </w:instrText>
         </w:r>
         <w:r>
           <w:rPr>
@@ -875,7 +1021,7 @@
             <w:noProof/>
             <w:webHidden/>
           </w:rPr>
-          <w:t>11</w:t>
+          <w:t>12</w:t>
         </w:r>
         <w:r>
           <w:rPr>
@@ -903,7 +1049,7 @@
           <w14:ligatures w14:val="standardContextual"/>
         </w:rPr>
       </w:pPr>
-      <w:hyperlink w:anchor="_Toc223946768" w:history="1">
+      <w:hyperlink w:anchor="_Toc223951681" w:history="1">
         <w:r>
           <w:rPr>
             <w:rStyle w:val="Lienhypertexte"/>
@@ -931,7 +1077,7 @@
             <w:noProof/>
             <w:webHidden/>
           </w:rPr>
-          <w:instrText xml:space="preserve"> PAGEREF _Toc223946768 \h </w:instrText>
+          <w:instrText xml:space="preserve"> PAGEREF _Toc223951681 \h </w:instrText>
         </w:r>
         <w:r>
           <w:rPr>
@@ -951,7 +1097,7 @@
             <w:noProof/>
             <w:webHidden/>
           </w:rPr>
-          <w:t>11</w:t>
+          <w:t>12</w:t>
         </w:r>
         <w:r>
           <w:rPr>
@@ -979,7 +1125,7 @@
           <w14:ligatures w14:val="standardContextual"/>
         </w:rPr>
       </w:pPr>
-      <w:hyperlink w:anchor="_Toc223946769" w:history="1">
+      <w:hyperlink w:anchor="_Toc223951682" w:history="1">
         <w:r>
           <w:rPr>
             <w:rStyle w:val="Lienhypertexte"/>
@@ -1006,7 +1152,7 @@
             <w:noProof/>
             <w:webHidden/>
           </w:rPr>
-          <w:instrText xml:space="preserve"> PAGEREF _Toc223946769 \h </w:instrText>
+          <w:instrText xml:space="preserve"> PAGEREF _Toc223951682 \h </w:instrText>
         </w:r>
         <w:r>
           <w:rPr>
@@ -1026,7 +1172,7 @@
             <w:noProof/>
             <w:webHidden/>
           </w:rPr>
-          <w:t>11</w:t>
+          <w:t>12</w:t>
         </w:r>
         <w:r>
           <w:rPr>
@@ -1053,7 +1199,7 @@
           <w14:ligatures w14:val="standardContextual"/>
         </w:rPr>
       </w:pPr>
-      <w:hyperlink w:anchor="_Toc223946770" w:history="1">
+      <w:hyperlink w:anchor="_Toc223951683" w:history="1">
         <w:r>
           <w:rPr>
             <w:rStyle w:val="Lienhypertexte"/>
@@ -1080,7 +1226,7 @@
             <w:noProof/>
             <w:webHidden/>
           </w:rPr>
-          <w:instrText xml:space="preserve"> PAGEREF _Toc223946770 \h </w:instrText>
+          <w:instrText xml:space="preserve"> PAGEREF _Toc223951683 \h </w:instrText>
         </w:r>
         <w:r>
           <w:rPr>
@@ -1100,7 +1246,7 @@
             <w:noProof/>
             <w:webHidden/>
           </w:rPr>
-          <w:t>12</w:t>
+          <w:t>14</w:t>
         </w:r>
         <w:r>
           <w:rPr>
@@ -1128,7 +1274,7 @@
           <w14:ligatures w14:val="standardContextual"/>
         </w:rPr>
       </w:pPr>
-      <w:hyperlink w:anchor="_Toc223946771" w:history="1">
+      <w:hyperlink w:anchor="_Toc223951684" w:history="1">
         <w:r>
           <w:rPr>
             <w:rStyle w:val="Lienhypertexte"/>
@@ -1155,7 +1301,7 @@
             <w:noProof/>
             <w:webHidden/>
           </w:rPr>
-          <w:instrText xml:space="preserve"> PAGEREF _Toc223946771 \h </w:instrText>
+          <w:instrText xml:space="preserve"> PAGEREF _Toc223951684 \h </w:instrText>
         </w:r>
         <w:r>
           <w:rPr>
@@ -1175,7 +1321,7 @@
             <w:noProof/>
             <w:webHidden/>
           </w:rPr>
-          <w:t>12</w:t>
+          <w:t>14</w:t>
         </w:r>
         <w:r>
           <w:rPr>
@@ -1203,7 +1349,7 @@
           <w14:ligatures w14:val="standardContextual"/>
         </w:rPr>
       </w:pPr>
-      <w:hyperlink w:anchor="_Toc223946772" w:history="1">
+      <w:hyperlink w:anchor="_Toc223951685" w:history="1">
         <w:r>
           <w:rPr>
             <w:rStyle w:val="Lienhypertexte"/>
@@ -1230,7 +1376,7 @@
             <w:noProof/>
             <w:webHidden/>
           </w:rPr>
-          <w:instrText xml:space="preserve"> PAGEREF _Toc223946772 \h </w:instrText>
+          <w:instrText xml:space="preserve"> PAGEREF _Toc223951685 \h </w:instrText>
         </w:r>
         <w:r>
           <w:rPr>
@@ -1250,7 +1396,7 @@
             <w:noProof/>
             <w:webHidden/>
           </w:rPr>
-          <w:t>13</w:t>
+          <w:t>14</w:t>
         </w:r>
         <w:r>
           <w:rPr>
@@ -1278,7 +1424,7 @@
           <w14:ligatures w14:val="standardContextual"/>
         </w:rPr>
       </w:pPr>
-      <w:hyperlink w:anchor="_Toc223946773" w:history="1">
+      <w:hyperlink w:anchor="_Toc223951686" w:history="1">
         <w:r>
           <w:rPr>
             <w:rStyle w:val="Lienhypertexte"/>
@@ -1305,7 +1451,7 @@
             <w:noProof/>
             <w:webHidden/>
           </w:rPr>
-          <w:instrText xml:space="preserve"> PAGEREF _Toc223946773 \h </w:instrText>
+          <w:instrText xml:space="preserve"> PAGEREF _Toc223951686 \h </w:instrText>
         </w:r>
         <w:r>
           <w:rPr>
@@ -1325,7 +1471,7 @@
             <w:noProof/>
             <w:webHidden/>
           </w:rPr>
-          <w:t>16</w:t>
+          <w:t>17</w:t>
         </w:r>
         <w:r>
           <w:rPr>
@@ -1353,7 +1499,7 @@
           <w14:ligatures w14:val="standardContextual"/>
         </w:rPr>
       </w:pPr>
-      <w:hyperlink w:anchor="_Toc223946774" w:history="1">
+      <w:hyperlink w:anchor="_Toc223951687" w:history="1">
         <w:r>
           <w:rPr>
             <w:rStyle w:val="Lienhypertexte"/>
@@ -1380,7 +1526,7 @@
             <w:noProof/>
             <w:webHidden/>
           </w:rPr>
-          <w:instrText xml:space="preserve"> PAGEREF _Toc223946774 \h </w:instrText>
+          <w:instrText xml:space="preserve"> PAGEREF _Toc223951687 \h </w:instrText>
         </w:r>
         <w:r>
           <w:rPr>
@@ -1400,7 +1546,7 @@
             <w:noProof/>
             <w:webHidden/>
           </w:rPr>
-          <w:t>17</w:t>
+          <w:t>18</w:t>
         </w:r>
         <w:r>
           <w:rPr>
@@ -1427,7 +1573,7 @@
           <w14:ligatures w14:val="standardContextual"/>
         </w:rPr>
       </w:pPr>
-      <w:hyperlink w:anchor="_Toc223946775" w:history="1">
+      <w:hyperlink w:anchor="_Toc223951688" w:history="1">
         <w:r>
           <w:rPr>
             <w:rStyle w:val="Lienhypertexte"/>
@@ -1454,7 +1600,7 @@
             <w:noProof/>
             <w:webHidden/>
           </w:rPr>
-          <w:instrText xml:space="preserve"> PAGEREF _Toc223946775 \h </w:instrText>
+          <w:instrText xml:space="preserve"> PAGEREF _Toc223951688 \h </w:instrText>
         </w:r>
         <w:r>
           <w:rPr>
@@ -1474,7 +1620,7 @@
             <w:noProof/>
             <w:webHidden/>
           </w:rPr>
-          <w:t>17</w:t>
+          <w:t>18</w:t>
         </w:r>
         <w:r>
           <w:rPr>
@@ -1502,7 +1648,7 @@
           <w14:ligatures w14:val="standardContextual"/>
         </w:rPr>
       </w:pPr>
-      <w:hyperlink w:anchor="_Toc223946776" w:history="1">
+      <w:hyperlink w:anchor="_Toc223951689" w:history="1">
         <w:r>
           <w:rPr>
             <w:rStyle w:val="Lienhypertexte"/>
@@ -1529,7 +1675,7 @@
             <w:noProof/>
             <w:webHidden/>
           </w:rPr>
-          <w:instrText xml:space="preserve"> PAGEREF _Toc223946776 \h </w:instrText>
+          <w:instrText xml:space="preserve"> PAGEREF _Toc223951689 \h </w:instrText>
         </w:r>
         <w:r>
           <w:rPr>
@@ -1549,7 +1695,7 @@
             <w:noProof/>
             <w:webHidden/>
           </w:rPr>
-          <w:t>17</w:t>
+          <w:t>18</w:t>
         </w:r>
         <w:r>
           <w:rPr>
@@ -1577,7 +1723,7 @@
           <w14:ligatures w14:val="standardContextual"/>
         </w:rPr>
       </w:pPr>
-      <w:hyperlink w:anchor="_Toc223946777" w:history="1">
+      <w:hyperlink w:anchor="_Toc223951690" w:history="1">
         <w:r>
           <w:rPr>
             <w:rStyle w:val="Lienhypertexte"/>
@@ -1604,7 +1750,7 @@
             <w:noProof/>
             <w:webHidden/>
           </w:rPr>
-          <w:instrText xml:space="preserve"> PAGEREF _Toc223946777 \h </w:instrText>
+          <w:instrText xml:space="preserve"> PAGEREF _Toc223951690 \h </w:instrText>
         </w:r>
         <w:r>
           <w:rPr>
@@ -1624,7 +1770,7 @@
             <w:noProof/>
             <w:webHidden/>
           </w:rPr>
-          <w:t>18</w:t>
+          <w:t>19</w:t>
         </w:r>
         <w:r>
           <w:rPr>
@@ -1652,7 +1798,7 @@
           <w14:ligatures w14:val="standardContextual"/>
         </w:rPr>
       </w:pPr>
-      <w:hyperlink w:anchor="_Toc223946778" w:history="1">
+      <w:hyperlink w:anchor="_Toc223951691" w:history="1">
         <w:r>
           <w:rPr>
             <w:rStyle w:val="Lienhypertexte"/>
@@ -1679,7 +1825,7 @@
             <w:noProof/>
             <w:webHidden/>
           </w:rPr>
-          <w:instrText xml:space="preserve"> PAGEREF _Toc223946778 \h </w:instrText>
+          <w:instrText xml:space="preserve"> PAGEREF _Toc223951691 \h </w:instrText>
         </w:r>
         <w:r>
           <w:rPr>
@@ -1699,7 +1845,7 @@
             <w:noProof/>
             <w:webHidden/>
           </w:rPr>
-          <w:t>18</w:t>
+          <w:t>19</w:t>
         </w:r>
         <w:r>
           <w:rPr>
@@ -1727,7 +1873,7 @@
           <w14:ligatures w14:val="standardContextual"/>
         </w:rPr>
       </w:pPr>
-      <w:hyperlink w:anchor="_Toc223946779" w:history="1">
+      <w:hyperlink w:anchor="_Toc223951692" w:history="1">
         <w:r>
           <w:rPr>
             <w:rStyle w:val="Lienhypertexte"/>
@@ -1754,7 +1900,7 @@
             <w:noProof/>
             <w:webHidden/>
           </w:rPr>
-          <w:instrText xml:space="preserve"> PAGEREF _Toc223946779 \h </w:instrText>
+          <w:instrText xml:space="preserve"> PAGEREF _Toc223951692 \h </w:instrText>
         </w:r>
         <w:r>
           <w:rPr>
@@ -1774,7 +1920,7 @@
             <w:noProof/>
             <w:webHidden/>
           </w:rPr>
-          <w:t>20</w:t>
+          <w:t>21</w:t>
         </w:r>
         <w:r>
           <w:rPr>
@@ -1801,7 +1947,7 @@
           <w14:ligatures w14:val="standardContextual"/>
         </w:rPr>
       </w:pPr>
-      <w:hyperlink w:anchor="_Toc223946780" w:history="1">
+      <w:hyperlink w:anchor="_Toc223951693" w:history="1">
         <w:r>
           <w:rPr>
             <w:rStyle w:val="Lienhypertexte"/>
@@ -1828,7 +1974,7 @@
             <w:noProof/>
             <w:webHidden/>
           </w:rPr>
-          <w:instrText xml:space="preserve"> PAGEREF _Toc223946780 \h </w:instrText>
+          <w:instrText xml:space="preserve"> PAGEREF _Toc223951693 \h </w:instrText>
         </w:r>
         <w:r>
           <w:rPr>
@@ -1848,7 +1994,7 @@
             <w:noProof/>
             <w:webHidden/>
           </w:rPr>
-          <w:t>21</w:t>
+          <w:t>22</w:t>
         </w:r>
         <w:r>
           <w:rPr>
@@ -1875,7 +2021,7 @@
           <w14:ligatures w14:val="standardContextual"/>
         </w:rPr>
       </w:pPr>
-      <w:hyperlink w:anchor="_Toc223946781" w:history="1">
+      <w:hyperlink w:anchor="_Toc223951694" w:history="1">
         <w:r>
           <w:rPr>
             <w:rStyle w:val="Lienhypertexte"/>
@@ -1903,7 +2049,7 @@
             <w:noProof/>
             <w:webHidden/>
           </w:rPr>
-          <w:instrText xml:space="preserve"> PAGEREF _Toc223946781 \h </w:instrText>
+          <w:instrText xml:space="preserve"> PAGEREF _Toc223951694 \h </w:instrText>
         </w:r>
         <w:r>
           <w:rPr>
@@ -1923,7 +2069,7 @@
             <w:noProof/>
             <w:webHidden/>
           </w:rPr>
-          <w:t>21</w:t>
+          <w:t>22</w:t>
         </w:r>
         <w:r>
           <w:rPr>
@@ -1952,13 +2098,13 @@
           <w14:ligatures w14:val="standardContextual"/>
         </w:rPr>
       </w:pPr>
-      <w:hyperlink w:anchor="_Toc223946782" w:history="1">
+      <w:hyperlink w:anchor="_Toc223951695" w:history="1">
         <w:r>
           <w:rPr>
             <w:rStyle w:val="Lienhypertexte"/>
             <w:noProof/>
           </w:rPr>
-          <w:t>3. Links</w:t>
+          <w:t>3. Traduction des fonctions Excel en anglais</w:t>
         </w:r>
         <w:r>
           <w:rPr>
@@ -1979,7 +2125,7 @@
             <w:noProof/>
             <w:webHidden/>
           </w:rPr>
-          <w:instrText xml:space="preserve"> PAGEREF _Toc223946782 \h </w:instrText>
+          <w:instrText xml:space="preserve"> PAGEREF _Toc223951695 \h </w:instrText>
         </w:r>
         <w:r>
           <w:rPr>
@@ -1999,7 +2145,7 @@
             <w:noProof/>
             <w:webHidden/>
           </w:rPr>
-          <w:t>21</w:t>
+          <w:t>22</w:t>
         </w:r>
         <w:r>
           <w:rPr>
@@ -2011,8 +2157,83 @@
       </w:hyperlink>
     </w:p>
     <w:p>
-      <w:r>
-        <w:lastRenderedPageBreak/>
+      <w:pPr>
+        <w:pStyle w:val="TM1"/>
+        <w:tabs>
+          <w:tab w:val="right" w:leader="dot" w:pos="9062"/>
+        </w:tabs>
+        <w:rPr>
+          <w:rFonts w:eastAsiaTheme="minorEastAsia" w:cstheme="minorBidi"/>
+          <w:b w:val="0"/>
+          <w:bCs w:val="0"/>
+          <w:caps w:val="0"/>
+          <w:noProof/>
+          <w:kern w:val="2"/>
+          <w:sz w:val="24"/>
+          <w:lang w:eastAsia="fr-FR"/>
+          <w14:ligatures w14:val="standardContextual"/>
+        </w:rPr>
+      </w:pPr>
+      <w:hyperlink w:anchor="_Toc223951696" w:history="1">
+        <w:r>
+          <w:rPr>
+            <w:rStyle w:val="Lienhypertexte"/>
+            <w:noProof/>
+          </w:rPr>
+          <w:t>4. Links</w:t>
+        </w:r>
+        <w:r>
+          <w:rPr>
+            <w:noProof/>
+            <w:webHidden/>
+          </w:rPr>
+          <w:tab/>
+        </w:r>
+        <w:r>
+          <w:rPr>
+            <w:noProof/>
+            <w:webHidden/>
+          </w:rPr>
+          <w:fldChar w:fldCharType="begin"/>
+        </w:r>
+        <w:r>
+          <w:rPr>
+            <w:noProof/>
+            <w:webHidden/>
+          </w:rPr>
+          <w:instrText xml:space="preserve"> PAGEREF _Toc223951696 \h </w:instrText>
+        </w:r>
+        <w:r>
+          <w:rPr>
+            <w:noProof/>
+            <w:webHidden/>
+          </w:rPr>
+        </w:r>
+        <w:r>
+          <w:rPr>
+            <w:noProof/>
+            <w:webHidden/>
+          </w:rPr>
+          <w:fldChar w:fldCharType="separate"/>
+        </w:r>
+        <w:r>
+          <w:rPr>
+            <w:noProof/>
+            <w:webHidden/>
+          </w:rPr>
+          <w:t>22</w:t>
+        </w:r>
+        <w:r>
+          <w:rPr>
+            <w:noProof/>
+            <w:webHidden/>
+          </w:rPr>
+          <w:fldChar w:fldCharType="end"/>
+        </w:r>
+      </w:hyperlink>
+    </w:p>
+    <w:p>
+      <w:r>
         <w:fldChar w:fldCharType="end"/>
       </w:r>
     </w:p>
@@ -2020,7 +2241,7 @@
       <w:pPr>
         <w:pStyle w:val="Titre1"/>
       </w:pPr>
-      <w:bookmarkStart w:id="0" w:name="_Toc223946758"/>
+      <w:bookmarkStart w:id="0" w:name="_Toc223951669"/>
       <w:r>
         <w:t>Prolégomènes</w:t>
       </w:r>
@@ -2030,7 +2251,7 @@
       <w:pPr>
         <w:pStyle w:val="Titre2"/>
       </w:pPr>
-      <w:bookmarkStart w:id="1" w:name="_Toc223946759"/>
+      <w:bookmarkStart w:id="1" w:name="_Toc223951670"/>
       <w:r>
         <w:t xml:space="preserve">Le </w:t>
       </w:r>
@@ -2178,7 +2399,7 @@
       <w:pPr>
         <w:pStyle w:val="Titre1"/>
       </w:pPr>
-      <w:bookmarkStart w:id="2" w:name="_Toc223946760"/>
+      <w:bookmarkStart w:id="2" w:name="_Toc223951671"/>
       <w:r>
         <w:t>Liste avec</w:t>
       </w:r>
@@ -2212,7 +2433,7 @@
       <w:pPr>
         <w:pStyle w:val="Titre2"/>
       </w:pPr>
-      <w:bookmarkStart w:id="3" w:name="_Toc223946761"/>
+      <w:bookmarkStart w:id="3" w:name="_Toc223951672"/>
       <w:r>
         <w:t xml:space="preserve">Avec </w:t>
       </w:r>
@@ -2756,7 +2977,7 @@
       <w:pPr>
         <w:pStyle w:val="Titre3"/>
       </w:pPr>
-      <w:bookmarkStart w:id="4" w:name="_Toc223946762"/>
+      <w:bookmarkStart w:id="4" w:name="_Toc223951673"/>
       <w:r>
         <w:t>Syntaxe de la fonction REMPLACER</w:t>
       </w:r>
@@ -3104,18 +3325,41 @@
     <w:p>
       <w:pPr>
         <w:pStyle w:val="Titre3"/>
+      </w:pPr>
+      <w:bookmarkStart w:id="5" w:name="_Toc223951674"/>
+      <w:r>
+        <w:t>Syntaxe de la fonction TROUVE</w:t>
+      </w:r>
+      <w:bookmarkEnd w:id="5"/>
+    </w:p>
+    <w:p>
+      <w:pPr>
         <w:rPr>
           <w:highlight w:val="yellow"/>
         </w:rPr>
       </w:pPr>
-      <w:bookmarkStart w:id="5" w:name="_Toc223946763"/>
-      <w:r>
-        <w:rPr>
-          <w:highlight w:val="yellow"/>
-        </w:rPr>
-        <w:t>Syntaxe de la fonction TROUVE</w:t>
-      </w:r>
-      <w:bookmarkEnd w:id="5"/>
+      <w:r>
+        <w:rPr>
+          <w:b/>
+          <w:bCs/>
+        </w:rPr>
+        <w:t>TROUVE</w:t>
+      </w:r>
+      <w:r>
+        <w:t xml:space="preserve"> </w:t>
+      </w:r>
+      <w:r>
+        <w:t>recherche une chaîne de texte dans une deuxième chaîne de texte et retourne le numéro de la position de départ de la première chaîne de texte à partir du premier caractère de la deuxième chaîne de texte</w:t>
+      </w:r>
+      <w:r>
+        <w:rPr>
+          <w:rStyle w:val="Appelnotedebasdep"/>
+        </w:rPr>
+        <w:footnoteReference w:id="5"/>
+      </w:r>
+      <w:r>
+        <w:t>.</w:t>
+      </w:r>
     </w:p>
     <w:p>
       <w:r>
@@ -3125,16 +3369,24 @@
         <w:t>TROUVE</w:t>
       </w:r>
       <w:r>
-        <w:t xml:space="preserve"> contient les arguments suivants</w:t>
-      </w:r>
-      <w:r>
-        <w:rPr>
-          <w:rStyle w:val="Appelnotedebasdep"/>
-        </w:rPr>
-        <w:footnoteReference w:id="5"/>
-      </w:r>
-      <w:r>
-        <w:t xml:space="preserve"> :</w:t>
+        <w:t xml:space="preserve"> contient les </w:t>
+      </w:r>
+      <w:r>
+        <w:rPr>
+          <w:b/>
+          <w:bCs/>
+        </w:rPr>
+        <w:t xml:space="preserve">3 </w:t>
+      </w:r>
+      <w:r>
+        <w:rPr>
+          <w:b/>
+          <w:bCs/>
+        </w:rPr>
+        <w:t>arguments</w:t>
+      </w:r>
+      <w:r>
+        <w:t xml:space="preserve"> suivants :</w:t>
       </w:r>
     </w:p>
     <w:p>
@@ -3297,7 +3549,17 @@
       </w:r>
       <w:proofErr w:type="spellEnd"/>
       <w:r>
-        <w:t xml:space="preserve">    Facultatif. Indique le caractère à partir duquel commencer la recherche. Le premier caractère de l’argument texte est le caractère numéro 1. Si l’argument </w:t>
+        <w:t>    </w:t>
+      </w:r>
+      <w:r>
+        <w:rPr>
+          <w:i/>
+          <w:iCs/>
+        </w:rPr>
+        <w:t>Facultatif</w:t>
+      </w:r>
+      <w:r>
+        <w:t xml:space="preserve">. Indique le caractère à partir duquel commencer la recherche. Le premier caractère de l’argument texte est le caractère numéro 1. Si l’argument </w:t>
       </w:r>
       <w:proofErr w:type="spellStart"/>
       <w:r>
@@ -3406,7 +3668,7 @@
       <w:pPr>
         <w:pStyle w:val="Titre3"/>
       </w:pPr>
-      <w:bookmarkStart w:id="6" w:name="_Toc223946764"/>
+      <w:bookmarkStart w:id="6" w:name="_Toc223951675"/>
       <w:r>
         <w:t>Explications :</w:t>
       </w:r>
@@ -3509,7 +3771,6 @@
         <w:rPr>
           <w:noProof/>
         </w:rPr>
-        <w:lastRenderedPageBreak/>
         <w:drawing>
           <wp:inline distT="0" distB="0" distL="0" distR="0" wp14:anchorId="0D76AC42" wp14:editId="5B04633F">
             <wp:extent cx="5760720" cy="2500630"/>
@@ -3599,42 +3860,910 @@
         </w:drawing>
       </w:r>
     </w:p>
+    <w:p/>
     <w:p>
       <w:pPr>
         <w:pStyle w:val="Titre3"/>
-        <w:rPr>
-          <w:highlight w:val="yellow"/>
-        </w:rPr>
-      </w:pPr>
-      <w:bookmarkStart w:id="7" w:name="_Toc223946765"/>
-      <w:r>
-        <w:rPr>
-          <w:highlight w:val="yellow"/>
-        </w:rPr>
-        <w:t>Syntaxe de</w:t>
-      </w:r>
-      <w:r>
-        <w:rPr>
-          <w:highlight w:val="yellow"/>
-        </w:rPr>
+      </w:pPr>
+      <w:bookmarkStart w:id="7" w:name="_Toc223951676"/>
+      <w:r>
+        <w:lastRenderedPageBreak/>
+        <w:t>Syntaxe</w:t>
+      </w:r>
+      <w:r>
+        <w:t>s</w:t>
+      </w:r>
+      <w:r>
+        <w:t xml:space="preserve"> de</w:t>
+      </w:r>
+      <w:r>
         <w:t xml:space="preserve"> la fonction</w:t>
       </w:r>
       <w:r>
-        <w:rPr>
-          <w:highlight w:val="yellow"/>
-        </w:rPr>
+        <w:t xml:space="preserve"> INDEX</w:t>
+      </w:r>
+      <w:bookmarkEnd w:id="7"/>
+    </w:p>
+    <w:p>
+      <w:pPr>
+        <w:spacing w:after="0"/>
+      </w:pPr>
+      <w:r>
+        <w:t>Il existe deux façons d'utiliser la fonction INDEX :</w:t>
+      </w:r>
+      <w:r>
+        <w:t xml:space="preserve"> suivant que l’on</w:t>
+      </w:r>
+      <w:r>
+        <w:t xml:space="preserve"> v</w:t>
+      </w:r>
+      <w:r>
+        <w:t>eut</w:t>
+      </w:r>
+      <w:r>
         <w:t xml:space="preserve"> </w:t>
       </w:r>
       <w:r>
-        <w:rPr>
-          <w:highlight w:val="yellow"/>
+        <w:t>1)</w:t>
+      </w:r>
+      <w:r>
+        <w:t xml:space="preserve">renvoyer la valeur d’une cellule ou d’une </w:t>
+      </w:r>
+      <w:r>
+        <w:rPr>
+          <w:b/>
+          <w:bCs/>
+        </w:rPr>
+        <w:t>matrice</w:t>
+      </w:r>
+      <w:r>
+        <w:t xml:space="preserve"> de cellules spécifiée, </w:t>
+      </w:r>
+      <w:r>
+        <w:t>ou bien 2)</w:t>
+      </w:r>
+      <w:r>
+        <w:t xml:space="preserve">renvoyer une </w:t>
+      </w:r>
+      <w:r>
+        <w:rPr>
+          <w:b/>
+          <w:bCs/>
+        </w:rPr>
+        <w:t>référence</w:t>
+      </w:r>
+      <w:r>
+        <w:t xml:space="preserve"> à des cellules spécifiées</w:t>
+      </w:r>
+      <w:r>
+        <w:rPr>
+          <w:rStyle w:val="Appelnotedebasdep"/>
+        </w:rPr>
+        <w:footnoteReference w:id="7"/>
+      </w:r>
+      <w:r>
+        <w:t>.</w:t>
+      </w:r>
+    </w:p>
+    <w:p>
+      <w:pPr>
+        <w:spacing w:after="0"/>
+      </w:pPr>
+    </w:p>
+    <w:p>
+      <w:pPr>
+        <w:pStyle w:val="Titre4"/>
+      </w:pPr>
+      <w:bookmarkStart w:id="8" w:name="_Toc223951677"/>
+      <w:r>
+        <w:t>Syntaxe de la fonction INDEX</w:t>
+      </w:r>
+      <w:r>
+        <w:t xml:space="preserve"> dans le cas d’une matrice</w:t>
+      </w:r>
+      <w:bookmarkEnd w:id="8"/>
+    </w:p>
+    <w:p>
+      <w:r>
+        <w:rPr>
+          <w:b/>
+          <w:bCs/>
         </w:rPr>
         <w:t>INDEX</w:t>
       </w:r>
-      <w:bookmarkEnd w:id="7"/>
-    </w:p>
-    <w:p>
-      <w:pPr>
+      <w:r>
+        <w:t xml:space="preserve"> </w:t>
+      </w:r>
+      <w:r>
+        <w:t>Renvoie la valeur d’un élément d’un tableau ou d’une matrice, sélectionné à partir des index de numéros de ligne et de colonne.</w:t>
+      </w:r>
+    </w:p>
+    <w:p>
+      <w:r>
+        <w:t xml:space="preserve">Dans le cas </w:t>
+      </w:r>
+      <w:r>
+        <w:rPr>
+          <w:b/>
+          <w:bCs/>
+        </w:rPr>
+        <w:t>matriciel</w:t>
+      </w:r>
+      <w:r>
+        <w:t xml:space="preserve"> la fonction INDEX contient les </w:t>
+      </w:r>
+      <w:r>
+        <w:rPr>
+          <w:b/>
+          <w:bCs/>
+        </w:rPr>
+        <w:t xml:space="preserve">3 </w:t>
+      </w:r>
+      <w:r>
+        <w:rPr>
+          <w:b/>
+          <w:bCs/>
+        </w:rPr>
+        <w:t>arguments</w:t>
+      </w:r>
+      <w:r>
+        <w:t xml:space="preserve"> suivants :</w:t>
+      </w:r>
+    </w:p>
+    <w:p>
+      <w:pPr>
+        <w:jc w:val="center"/>
+        <w:rPr>
+          <w:rFonts w:ascii="Courier New" w:hAnsi="Courier New" w:cs="Courier New"/>
+          <w:b/>
+          <w:bCs/>
+          <w:i/>
+          <w:iCs/>
+          <w:sz w:val="24"/>
+          <w:szCs w:val="24"/>
+        </w:rPr>
+      </w:pPr>
+      <w:r>
+        <w:rPr>
+          <w:rFonts w:ascii="Courier New" w:hAnsi="Courier New" w:cs="Courier New"/>
+          <w:b/>
+          <w:bCs/>
+          <w:i/>
+          <w:iCs/>
+          <w:sz w:val="24"/>
+          <w:szCs w:val="24"/>
+        </w:rPr>
+        <w:t xml:space="preserve">= </w:t>
+      </w:r>
+      <w:r>
+        <w:rPr>
+          <w:rFonts w:ascii="Courier New" w:hAnsi="Courier New" w:cs="Courier New"/>
+          <w:b/>
+          <w:bCs/>
+          <w:i/>
+          <w:iCs/>
+          <w:sz w:val="24"/>
+          <w:szCs w:val="24"/>
+        </w:rPr>
+        <w:t>INDEX(</w:t>
+      </w:r>
+      <w:proofErr w:type="spellStart"/>
+      <w:r>
+        <w:rPr>
+          <w:rFonts w:ascii="Courier New" w:hAnsi="Courier New" w:cs="Courier New"/>
+          <w:b/>
+          <w:bCs/>
+          <w:i/>
+          <w:iCs/>
+          <w:sz w:val="24"/>
+          <w:szCs w:val="24"/>
+        </w:rPr>
+        <w:t>matrice</w:t>
+      </w:r>
+      <w:proofErr w:type="spellEnd"/>
+      <w:r>
+        <w:rPr>
+          <w:rFonts w:ascii="Courier New" w:hAnsi="Courier New" w:cs="Courier New"/>
+          <w:b/>
+          <w:bCs/>
+          <w:i/>
+          <w:iCs/>
+          <w:sz w:val="24"/>
+          <w:szCs w:val="24"/>
+        </w:rPr>
+        <w:t xml:space="preserve">; </w:t>
+      </w:r>
+      <w:proofErr w:type="spellStart"/>
+      <w:r>
+        <w:rPr>
+          <w:rFonts w:ascii="Courier New" w:hAnsi="Courier New" w:cs="Courier New"/>
+          <w:b/>
+          <w:bCs/>
+          <w:i/>
+          <w:iCs/>
+          <w:sz w:val="24"/>
+          <w:szCs w:val="24"/>
+        </w:rPr>
+        <w:t>no_lig</w:t>
+      </w:r>
+      <w:proofErr w:type="spellEnd"/>
+      <w:r>
+        <w:rPr>
+          <w:rFonts w:ascii="Courier New" w:hAnsi="Courier New" w:cs="Courier New"/>
+          <w:b/>
+          <w:bCs/>
+          <w:i/>
+          <w:iCs/>
+          <w:sz w:val="24"/>
+          <w:szCs w:val="24"/>
+        </w:rPr>
+        <w:t xml:space="preserve">; </w:t>
+      </w:r>
+      <w:r>
+        <w:rPr>
+          <w:rFonts w:ascii="Courier New" w:hAnsi="Courier New" w:cs="Courier New"/>
+          <w:i/>
+          <w:iCs/>
+          <w:sz w:val="24"/>
+          <w:szCs w:val="24"/>
+        </w:rPr>
+        <w:t>[</w:t>
+      </w:r>
+      <w:proofErr w:type="spellStart"/>
+      <w:r>
+        <w:rPr>
+          <w:rFonts w:ascii="Courier New" w:hAnsi="Courier New" w:cs="Courier New"/>
+          <w:i/>
+          <w:iCs/>
+          <w:sz w:val="24"/>
+          <w:szCs w:val="24"/>
+        </w:rPr>
+        <w:t>no_col</w:t>
+      </w:r>
+      <w:proofErr w:type="spellEnd"/>
+      <w:r>
+        <w:rPr>
+          <w:rFonts w:ascii="Courier New" w:hAnsi="Courier New" w:cs="Courier New"/>
+          <w:i/>
+          <w:iCs/>
+          <w:sz w:val="24"/>
+          <w:szCs w:val="24"/>
+        </w:rPr>
+        <w:t>])</w:t>
+      </w:r>
+    </w:p>
+    <w:p>
+      <w:pPr>
+        <w:numPr>
+          <w:ilvl w:val="0"/>
+          <w:numId w:val="9"/>
+        </w:numPr>
+        <w:spacing w:after="0"/>
+      </w:pPr>
+      <w:r>
+        <w:rPr>
+          <w:b/>
+          <w:bCs/>
+        </w:rPr>
+        <w:t>matrice</w:t>
+      </w:r>
+      <w:r>
+        <w:rPr>
+          <w:b/>
+          <w:bCs/>
+        </w:rPr>
+        <w:t>:</w:t>
+      </w:r>
+      <w:r>
+        <w:t>    </w:t>
+      </w:r>
+      <w:r>
+        <w:rPr>
+          <w:u w:val="single"/>
+        </w:rPr>
+        <w:t>Obligatoire</w:t>
+      </w:r>
+      <w:r>
+        <w:t>. Représente une plage de cellules ou une constante matricielle.</w:t>
+      </w:r>
+    </w:p>
+    <w:p>
+      <w:pPr>
+        <w:numPr>
+          <w:ilvl w:val="1"/>
+          <w:numId w:val="9"/>
+        </w:numPr>
+        <w:spacing w:after="0"/>
+      </w:pPr>
+      <w:r>
+        <w:t xml:space="preserve">Si l’argument matrice contient une seule ligne ou colonne, l’argument </w:t>
+      </w:r>
+      <w:proofErr w:type="spellStart"/>
+      <w:r>
+        <w:t>no_lig</w:t>
+      </w:r>
+      <w:proofErr w:type="spellEnd"/>
+      <w:r>
+        <w:t xml:space="preserve"> ou </w:t>
+      </w:r>
+      <w:proofErr w:type="spellStart"/>
+      <w:r>
+        <w:t>no_col</w:t>
+      </w:r>
+      <w:proofErr w:type="spellEnd"/>
+      <w:r>
+        <w:t xml:space="preserve"> est facultatif.</w:t>
+      </w:r>
+    </w:p>
+    <w:p>
+      <w:pPr>
+        <w:numPr>
+          <w:ilvl w:val="1"/>
+          <w:numId w:val="9"/>
+        </w:numPr>
+        <w:spacing w:after="0"/>
+      </w:pPr>
+      <w:r>
+        <w:t xml:space="preserve">Si l’argument matrice comporte plusieurs lignes et plusieurs colonnes et que seul l’argument </w:t>
+      </w:r>
+      <w:proofErr w:type="spellStart"/>
+      <w:r>
+        <w:t>no_lig</w:t>
+      </w:r>
+      <w:proofErr w:type="spellEnd"/>
+      <w:r>
+        <w:t xml:space="preserve"> ou </w:t>
+      </w:r>
+      <w:proofErr w:type="spellStart"/>
+      <w:r>
+        <w:t>no_col</w:t>
+      </w:r>
+      <w:proofErr w:type="spellEnd"/>
+      <w:r>
+        <w:t xml:space="preserve"> est utilisé, la fonction INDEX renvoie une matrice des valeurs de la ligne ou de la colonne entière de la matrice.</w:t>
+      </w:r>
+    </w:p>
+    <w:p>
+      <w:pPr>
+        <w:numPr>
+          <w:ilvl w:val="0"/>
+          <w:numId w:val="9"/>
+        </w:numPr>
+        <w:spacing w:after="0"/>
+      </w:pPr>
+      <w:proofErr w:type="spellStart"/>
+      <w:r>
+        <w:rPr>
+          <w:rFonts w:ascii="Courier New" w:hAnsi="Courier New" w:cs="Courier New"/>
+          <w:b/>
+          <w:bCs/>
+          <w:i/>
+          <w:iCs/>
+          <w:sz w:val="24"/>
+          <w:szCs w:val="24"/>
+        </w:rPr>
+        <w:t>no_lig</w:t>
+      </w:r>
+      <w:proofErr w:type="spellEnd"/>
+      <w:r>
+        <w:t xml:space="preserve"> : </w:t>
+      </w:r>
+      <w:r>
+        <w:rPr>
+          <w:u w:val="single"/>
+        </w:rPr>
+        <w:t>Obligatoire</w:t>
+      </w:r>
+      <w:r>
+        <w:t xml:space="preserve">, sauf si </w:t>
+      </w:r>
+      <w:proofErr w:type="spellStart"/>
+      <w:r>
+        <w:t>column_num</w:t>
+      </w:r>
+      <w:proofErr w:type="spellEnd"/>
+      <w:r>
+        <w:t xml:space="preserve"> est présent. Sélectionne la ligne de la matrice dont une valeur doit être renvoyée. Si </w:t>
+      </w:r>
+      <w:proofErr w:type="spellStart"/>
+      <w:r>
+        <w:t>no_col</w:t>
+      </w:r>
+      <w:proofErr w:type="spellEnd"/>
+      <w:r>
+        <w:t xml:space="preserve"> est omis, </w:t>
+      </w:r>
+      <w:proofErr w:type="spellStart"/>
+      <w:r>
+        <w:t>column_num</w:t>
+      </w:r>
+      <w:proofErr w:type="spellEnd"/>
+      <w:r>
+        <w:t xml:space="preserve"> est nécessaire.</w:t>
+      </w:r>
+    </w:p>
+    <w:p>
+      <w:pPr>
+        <w:numPr>
+          <w:ilvl w:val="0"/>
+          <w:numId w:val="9"/>
+        </w:numPr>
+        <w:spacing w:after="0"/>
+      </w:pPr>
+      <w:proofErr w:type="spellStart"/>
+      <w:r>
+        <w:rPr>
+          <w:rFonts w:ascii="Courier New" w:hAnsi="Courier New" w:cs="Courier New"/>
+          <w:b/>
+          <w:bCs/>
+          <w:i/>
+          <w:iCs/>
+          <w:sz w:val="24"/>
+          <w:szCs w:val="24"/>
+        </w:rPr>
+        <w:t>no_col</w:t>
+      </w:r>
+      <w:proofErr w:type="spellEnd"/>
+      <w:r>
+        <w:t>:</w:t>
+      </w:r>
+      <w:r>
+        <w:t>  </w:t>
+      </w:r>
+      <w:r>
+        <w:rPr>
+          <w:i/>
+          <w:iCs/>
+        </w:rPr>
+        <w:t>Facultatif</w:t>
+      </w:r>
+      <w:r>
+        <w:t xml:space="preserve">. Sélectionne la colonne de la matrice dont une valeur doit être renvoyée. Si </w:t>
+      </w:r>
+      <w:proofErr w:type="spellStart"/>
+      <w:r>
+        <w:t>column_num</w:t>
+      </w:r>
+      <w:proofErr w:type="spellEnd"/>
+      <w:r>
+        <w:t xml:space="preserve"> est omis, </w:t>
+      </w:r>
+      <w:proofErr w:type="spellStart"/>
+      <w:r>
+        <w:t>no_col</w:t>
+      </w:r>
+      <w:proofErr w:type="spellEnd"/>
+      <w:r>
+        <w:t xml:space="preserve"> est nécessaire.</w:t>
+      </w:r>
+    </w:p>
+    <w:p>
+      <w:pPr>
+        <w:spacing w:after="0"/>
+        <w:ind w:left="720"/>
+      </w:pPr>
+    </w:p>
+    <w:p>
+      <w:pPr>
+        <w:rPr>
+          <w:sz w:val="24"/>
+          <w:szCs w:val="24"/>
+        </w:rPr>
+      </w:pPr>
+      <w:r>
+        <w:rPr>
+          <w:noProof/>
+          <w:sz w:val="24"/>
+          <w:szCs w:val="24"/>
+          <w:lang w:val="en-US"/>
+        </w:rPr>
+        <w:drawing>
+          <wp:inline distT="0" distB="0" distL="0" distR="0" wp14:anchorId="3BD74A14" wp14:editId="57D10390">
+            <wp:extent cx="360000" cy="360000"/>
+            <wp:effectExtent l="0" t="0" r="2540" b="2540"/>
+            <wp:docPr id="1188613499" name="Graphique 1" descr="Informations avec un remplissage uni"/>
+            <wp:cNvGraphicFramePr>
+              <a:graphicFrameLocks xmlns:a="http://schemas.openxmlformats.org/drawingml/2006/main" noChangeAspect="1"/>
+            </wp:cNvGraphicFramePr>
+            <a:graphic xmlns:a="http://schemas.openxmlformats.org/drawingml/2006/main">
+              <a:graphicData uri="http://schemas.openxmlformats.org/drawingml/2006/picture">
+                <pic:pic xmlns:pic="http://schemas.openxmlformats.org/drawingml/2006/picture">
+                  <pic:nvPicPr>
+                    <pic:cNvPr id="1188613499" name="Graphique 1188613499" descr="Informations avec un remplissage uni"/>
+                    <pic:cNvPicPr/>
+                  </pic:nvPicPr>
+                  <pic:blipFill>
+                    <a:blip r:embed="rId16">
+                      <a:extLst>
+                        <a:ext uri="{96DAC541-7B7A-43D3-8B79-37D633B846F1}">
+                          <asvg:svgBlip xmlns:asvg="http://schemas.microsoft.com/office/drawing/2016/SVG/main" r:embed="rId17"/>
+                        </a:ext>
+                      </a:extLst>
+                    </a:blip>
+                    <a:stretch>
+                      <a:fillRect/>
+                    </a:stretch>
+                  </pic:blipFill>
+                  <pic:spPr>
+                    <a:xfrm>
+                      <a:off x="0" y="0"/>
+                      <a:ext cx="360000" cy="360000"/>
+                    </a:xfrm>
+                    <a:prstGeom prst="rect">
+                      <a:avLst/>
+                    </a:prstGeom>
+                  </pic:spPr>
+                </pic:pic>
+              </a:graphicData>
+            </a:graphic>
+          </wp:inline>
+        </w:drawing>
+      </w:r>
+      <w:r>
+        <w:rPr>
+          <w:sz w:val="24"/>
+          <w:szCs w:val="24"/>
+        </w:rPr>
+        <w:t xml:space="preserve"> </w:t>
+      </w:r>
+      <w:r>
+        <w:rPr>
+          <w:sz w:val="24"/>
+          <w:szCs w:val="24"/>
+        </w:rPr>
+        <w:t xml:space="preserve">Si les arguments </w:t>
+      </w:r>
+      <w:proofErr w:type="spellStart"/>
+      <w:r>
+        <w:rPr>
+          <w:rFonts w:ascii="Courier New" w:hAnsi="Courier New" w:cs="Courier New"/>
+          <w:b/>
+          <w:bCs/>
+          <w:i/>
+          <w:iCs/>
+          <w:sz w:val="24"/>
+          <w:szCs w:val="24"/>
+        </w:rPr>
+        <w:t>no_lig</w:t>
+      </w:r>
+      <w:proofErr w:type="spellEnd"/>
+      <w:r>
+        <w:rPr>
+          <w:sz w:val="24"/>
+          <w:szCs w:val="24"/>
+        </w:rPr>
+        <w:t xml:space="preserve"> </w:t>
+      </w:r>
+      <w:r>
+        <w:rPr>
+          <w:sz w:val="24"/>
+          <w:szCs w:val="24"/>
+        </w:rPr>
+        <w:t xml:space="preserve">et </w:t>
+      </w:r>
+      <w:proofErr w:type="spellStart"/>
+      <w:r>
+        <w:rPr>
+          <w:rFonts w:ascii="Courier New" w:hAnsi="Courier New" w:cs="Courier New"/>
+          <w:b/>
+          <w:bCs/>
+          <w:i/>
+          <w:iCs/>
+          <w:sz w:val="24"/>
+          <w:szCs w:val="24"/>
+        </w:rPr>
+        <w:t>no_lig</w:t>
+      </w:r>
+      <w:proofErr w:type="spellEnd"/>
+      <w:r>
+        <w:rPr>
+          <w:sz w:val="24"/>
+          <w:szCs w:val="24"/>
+        </w:rPr>
+        <w:t xml:space="preserve"> </w:t>
+      </w:r>
+      <w:r>
+        <w:rPr>
+          <w:sz w:val="24"/>
+          <w:szCs w:val="24"/>
+        </w:rPr>
+        <w:t xml:space="preserve">sont utilisés, INDEX retourne la valeur dans la cellule à </w:t>
+      </w:r>
+      <w:r>
+        <w:rPr>
+          <w:b/>
+          <w:bCs/>
+          <w:sz w:val="24"/>
+          <w:szCs w:val="24"/>
+        </w:rPr>
+        <w:t xml:space="preserve">l’intersection </w:t>
+      </w:r>
+      <w:r>
+        <w:rPr>
+          <w:sz w:val="24"/>
+          <w:szCs w:val="24"/>
+        </w:rPr>
+        <w:t xml:space="preserve">de </w:t>
+      </w:r>
+      <w:proofErr w:type="spellStart"/>
+      <w:r>
+        <w:rPr>
+          <w:sz w:val="24"/>
+          <w:szCs w:val="24"/>
+        </w:rPr>
+        <w:t>no_col</w:t>
+      </w:r>
+      <w:proofErr w:type="spellEnd"/>
+      <w:r>
+        <w:rPr>
+          <w:sz w:val="24"/>
+          <w:szCs w:val="24"/>
+        </w:rPr>
+        <w:t xml:space="preserve"> et </w:t>
+      </w:r>
+      <w:proofErr w:type="spellStart"/>
+      <w:r>
+        <w:rPr>
+          <w:sz w:val="24"/>
+          <w:szCs w:val="24"/>
+        </w:rPr>
+        <w:t>column_num</w:t>
+      </w:r>
+      <w:proofErr w:type="spellEnd"/>
+      <w:r>
+        <w:rPr>
+          <w:sz w:val="24"/>
+          <w:szCs w:val="24"/>
+        </w:rPr>
+        <w:t>.</w:t>
+      </w:r>
+    </w:p>
+    <w:p>
+      <w:pPr>
+        <w:rPr>
+          <w:sz w:val="24"/>
+          <w:szCs w:val="24"/>
+        </w:rPr>
+      </w:pPr>
+    </w:p>
+    <w:p>
+      <w:pPr>
+        <w:pStyle w:val="Titre4"/>
+      </w:pPr>
+      <w:bookmarkStart w:id="9" w:name="_Toc223951678"/>
+      <w:r>
+        <w:t>Syntaxe de la fonction INDEX</w:t>
+      </w:r>
+      <w:r>
+        <w:t xml:space="preserve"> dans le cas d’une </w:t>
+      </w:r>
+      <w:r>
+        <w:t>référence</w:t>
+      </w:r>
+      <w:bookmarkEnd w:id="9"/>
+    </w:p>
+    <w:p>
+      <w:r>
+        <w:t xml:space="preserve">Dans ce cas </w:t>
+      </w:r>
+      <w:r>
+        <w:rPr>
+          <w:b/>
+          <w:bCs/>
+        </w:rPr>
+        <w:t>INDEX</w:t>
+      </w:r>
+      <w:r>
+        <w:t xml:space="preserve"> </w:t>
+      </w:r>
+      <w:r>
+        <w:t>r</w:t>
+      </w:r>
+      <w:r>
+        <w:t>envoie la référence de la cellule située à l’intersection d’une ligne et d’une colonne déterminées. Si la référence est constituée de sélections non adjacentes, vous pouvez choisir la sélection à rechercher.</w:t>
+      </w:r>
+    </w:p>
+    <w:p>
+      <w:r>
+        <w:t xml:space="preserve">Dans le cas </w:t>
+      </w:r>
+      <w:r>
+        <w:rPr>
+          <w:b/>
+          <w:bCs/>
+        </w:rPr>
+        <w:t>d’une référence</w:t>
+      </w:r>
+      <w:r>
+        <w:t xml:space="preserve"> la fonction INDEX contient les </w:t>
+      </w:r>
+      <w:r>
+        <w:rPr>
+          <w:b/>
+          <w:bCs/>
+        </w:rPr>
+        <w:t>4</w:t>
+      </w:r>
+      <w:r>
+        <w:rPr>
+          <w:b/>
+          <w:bCs/>
+        </w:rPr>
+        <w:t xml:space="preserve"> arguments</w:t>
+      </w:r>
+      <w:r>
+        <w:t xml:space="preserve"> suivants :</w:t>
+      </w:r>
+    </w:p>
+    <w:p>
+      <w:pPr>
+        <w:jc w:val="center"/>
+        <w:rPr>
+          <w:rFonts w:ascii="Courier New" w:hAnsi="Courier New" w:cs="Courier New"/>
+          <w:b/>
+          <w:bCs/>
+          <w:i/>
+          <w:iCs/>
+          <w:sz w:val="24"/>
+          <w:szCs w:val="24"/>
+        </w:rPr>
+      </w:pPr>
+      <w:r>
+        <w:rPr>
+          <w:rFonts w:ascii="Courier New" w:hAnsi="Courier New" w:cs="Courier New"/>
+          <w:b/>
+          <w:bCs/>
+          <w:i/>
+          <w:iCs/>
+          <w:sz w:val="24"/>
+          <w:szCs w:val="24"/>
+        </w:rPr>
+        <w:t xml:space="preserve">= </w:t>
+      </w:r>
+      <w:r>
+        <w:rPr>
+          <w:rFonts w:ascii="Courier New" w:hAnsi="Courier New" w:cs="Courier New"/>
+          <w:b/>
+          <w:bCs/>
+          <w:i/>
+          <w:iCs/>
+          <w:sz w:val="24"/>
+          <w:szCs w:val="24"/>
+        </w:rPr>
+        <w:t>INDEX(</w:t>
+      </w:r>
+      <w:proofErr w:type="spellStart"/>
+      <w:r>
+        <w:rPr>
+          <w:rFonts w:ascii="Courier New" w:hAnsi="Courier New" w:cs="Courier New"/>
+          <w:b/>
+          <w:bCs/>
+          <w:i/>
+          <w:iCs/>
+          <w:sz w:val="24"/>
+          <w:szCs w:val="24"/>
+        </w:rPr>
+        <w:t>référence</w:t>
+      </w:r>
+      <w:proofErr w:type="spellEnd"/>
+      <w:r>
+        <w:rPr>
+          <w:rFonts w:ascii="Courier New" w:hAnsi="Courier New" w:cs="Courier New"/>
+          <w:b/>
+          <w:bCs/>
+          <w:i/>
+          <w:iCs/>
+          <w:sz w:val="24"/>
+          <w:szCs w:val="24"/>
+        </w:rPr>
+        <w:t xml:space="preserve">; </w:t>
+      </w:r>
+      <w:proofErr w:type="spellStart"/>
+      <w:r>
+        <w:rPr>
+          <w:rFonts w:ascii="Courier New" w:hAnsi="Courier New" w:cs="Courier New"/>
+          <w:b/>
+          <w:bCs/>
+          <w:i/>
+          <w:iCs/>
+          <w:sz w:val="24"/>
+          <w:szCs w:val="24"/>
+        </w:rPr>
+        <w:t>no_lig</w:t>
+      </w:r>
+      <w:proofErr w:type="spellEnd"/>
+      <w:r>
+        <w:rPr>
+          <w:rFonts w:ascii="Courier New" w:hAnsi="Courier New" w:cs="Courier New"/>
+          <w:b/>
+          <w:bCs/>
+          <w:i/>
+          <w:iCs/>
+          <w:sz w:val="24"/>
+          <w:szCs w:val="24"/>
+        </w:rPr>
+        <w:t xml:space="preserve">; </w:t>
+      </w:r>
+      <w:r>
+        <w:rPr>
+          <w:rFonts w:ascii="Courier New" w:hAnsi="Courier New" w:cs="Courier New"/>
+          <w:i/>
+          <w:iCs/>
+          <w:sz w:val="24"/>
+          <w:szCs w:val="24"/>
+        </w:rPr>
+        <w:t>[</w:t>
+      </w:r>
+      <w:proofErr w:type="spellStart"/>
+      <w:r>
+        <w:rPr>
+          <w:rFonts w:ascii="Courier New" w:hAnsi="Courier New" w:cs="Courier New"/>
+          <w:i/>
+          <w:iCs/>
+          <w:sz w:val="24"/>
+          <w:szCs w:val="24"/>
+        </w:rPr>
+        <w:t>no_col</w:t>
+      </w:r>
+      <w:proofErr w:type="spellEnd"/>
+      <w:r>
+        <w:rPr>
+          <w:rFonts w:ascii="Courier New" w:hAnsi="Courier New" w:cs="Courier New"/>
+          <w:i/>
+          <w:iCs/>
+          <w:sz w:val="24"/>
+          <w:szCs w:val="24"/>
+        </w:rPr>
+        <w:t>];</w:t>
+      </w:r>
+      <w:r>
+        <w:rPr>
+          <w:rFonts w:ascii="Courier New" w:hAnsi="Courier New" w:cs="Courier New"/>
+          <w:b/>
+          <w:bCs/>
+          <w:i/>
+          <w:iCs/>
+          <w:sz w:val="24"/>
+          <w:szCs w:val="24"/>
+        </w:rPr>
+        <w:t xml:space="preserve"> </w:t>
+      </w:r>
+      <w:r>
+        <w:rPr>
+          <w:rFonts w:ascii="Courier New" w:hAnsi="Courier New" w:cs="Courier New"/>
+          <w:i/>
+          <w:iCs/>
+          <w:sz w:val="24"/>
+          <w:szCs w:val="24"/>
+        </w:rPr>
+        <w:t>[</w:t>
+      </w:r>
+      <w:proofErr w:type="spellStart"/>
+      <w:r>
+        <w:rPr>
+          <w:rFonts w:ascii="Courier New" w:hAnsi="Courier New" w:cs="Courier New"/>
+          <w:i/>
+          <w:iCs/>
+          <w:sz w:val="24"/>
+          <w:szCs w:val="24"/>
+        </w:rPr>
+        <w:t>no_zone</w:t>
+      </w:r>
+      <w:proofErr w:type="spellEnd"/>
+      <w:r>
+        <w:rPr>
+          <w:rFonts w:ascii="Courier New" w:hAnsi="Courier New" w:cs="Courier New"/>
+          <w:i/>
+          <w:iCs/>
+          <w:sz w:val="24"/>
+          <w:szCs w:val="24"/>
+        </w:rPr>
+        <w:t>])</w:t>
+      </w:r>
+    </w:p>
+    <w:p>
+      <w:pPr>
+        <w:spacing w:after="0"/>
         <w:rPr>
           <w:b/>
           <w:bCs/>
@@ -3644,6 +4773,269 @@
     </w:p>
     <w:p>
       <w:pPr>
+        <w:numPr>
+          <w:ilvl w:val="0"/>
+          <w:numId w:val="10"/>
+        </w:numPr>
+        <w:spacing w:after="0"/>
+      </w:pPr>
+      <w:r>
+        <w:rPr>
+          <w:b/>
+          <w:bCs/>
+        </w:rPr>
+        <w:t>référence</w:t>
+      </w:r>
+      <w:r>
+        <w:t>    </w:t>
+      </w:r>
+      <w:r>
+        <w:rPr>
+          <w:u w:val="single"/>
+        </w:rPr>
+        <w:t>Obligatoire</w:t>
+      </w:r>
+      <w:r>
+        <w:t>. Représente une référence à une ou plusieurs plages de cellules.</w:t>
+      </w:r>
+    </w:p>
+    <w:p>
+      <w:pPr>
+        <w:numPr>
+          <w:ilvl w:val="1"/>
+          <w:numId w:val="10"/>
+        </w:numPr>
+        <w:spacing w:after="0"/>
+      </w:pPr>
+      <w:r>
+        <w:t xml:space="preserve">Si vous entrez une plage </w:t>
+      </w:r>
+      <w:r>
+        <w:rPr>
+          <w:i/>
+          <w:iCs/>
+        </w:rPr>
+        <w:t>non adjacente</w:t>
+      </w:r>
+      <w:r>
+        <w:t xml:space="preserve"> pour la référence, placez la référence entre parenthèses.</w:t>
+      </w:r>
+    </w:p>
+    <w:p>
+      <w:pPr>
+        <w:numPr>
+          <w:ilvl w:val="1"/>
+          <w:numId w:val="10"/>
+        </w:numPr>
+        <w:spacing w:after="0"/>
+      </w:pPr>
+      <w:r>
+        <w:lastRenderedPageBreak/>
+        <w:t xml:space="preserve">Si chaque zone de référence contient une seule ligne ou colonne, l’argument </w:t>
+      </w:r>
+      <w:proofErr w:type="spellStart"/>
+      <w:r>
+        <w:t>no_lig</w:t>
+      </w:r>
+      <w:proofErr w:type="spellEnd"/>
+      <w:r>
+        <w:t xml:space="preserve"> </w:t>
+      </w:r>
+      <w:r>
+        <w:t xml:space="preserve">ou </w:t>
+      </w:r>
+      <w:proofErr w:type="spellStart"/>
+      <w:r>
+        <w:t>no</w:t>
+      </w:r>
+      <w:r>
+        <w:t>_</w:t>
+      </w:r>
+      <w:r>
+        <w:t>col</w:t>
+      </w:r>
+      <w:proofErr w:type="spellEnd"/>
+      <w:r>
+        <w:t>, respectivement, est facultatif. Par exemple, dans le cas d’un argument réf à une seule ligne, utilisez la fonction INDEX(</w:t>
+      </w:r>
+      <w:proofErr w:type="gramStart"/>
+      <w:r>
+        <w:t>réf;;</w:t>
+      </w:r>
+      <w:proofErr w:type="spellStart"/>
+      <w:proofErr w:type="gramEnd"/>
+      <w:r>
+        <w:t>no_col</w:t>
+      </w:r>
+      <w:proofErr w:type="spellEnd"/>
+      <w:r>
+        <w:t>).</w:t>
+      </w:r>
+    </w:p>
+    <w:p>
+      <w:pPr>
+        <w:numPr>
+          <w:ilvl w:val="0"/>
+          <w:numId w:val="10"/>
+        </w:numPr>
+        <w:spacing w:after="0"/>
+      </w:pPr>
+      <w:proofErr w:type="spellStart"/>
+      <w:r>
+        <w:rPr>
+          <w:b/>
+          <w:bCs/>
+        </w:rPr>
+        <w:t>no_lig</w:t>
+      </w:r>
+      <w:proofErr w:type="spellEnd"/>
+      <w:r>
+        <w:t>    Obligatoire. Représente le numéro de la ligne de référence à partir de laquelle une référence doit être renvoyée.</w:t>
+      </w:r>
+    </w:p>
+    <w:p>
+      <w:pPr>
+        <w:numPr>
+          <w:ilvl w:val="0"/>
+          <w:numId w:val="10"/>
+        </w:numPr>
+        <w:spacing w:after="0"/>
+      </w:pPr>
+      <w:proofErr w:type="spellStart"/>
+      <w:r>
+        <w:rPr>
+          <w:b/>
+          <w:bCs/>
+        </w:rPr>
+        <w:t>n</w:t>
+      </w:r>
+      <w:r>
+        <w:rPr>
+          <w:b/>
+          <w:bCs/>
+        </w:rPr>
+        <w:t>o</w:t>
+      </w:r>
+      <w:r>
+        <w:rPr>
+          <w:b/>
+          <w:bCs/>
+        </w:rPr>
+        <w:t>_</w:t>
+      </w:r>
+      <w:r>
+        <w:rPr>
+          <w:b/>
+          <w:bCs/>
+        </w:rPr>
+        <w:t>col</w:t>
+      </w:r>
+      <w:proofErr w:type="spellEnd"/>
+      <w:r>
+        <w:t>    Facultatif. Représente le numéro de la colonne de référence à partir de laquelle une référence doit être renvoyée.</w:t>
+      </w:r>
+    </w:p>
+    <w:p>
+      <w:pPr>
+        <w:numPr>
+          <w:ilvl w:val="0"/>
+          <w:numId w:val="10"/>
+        </w:numPr>
+        <w:spacing w:after="0"/>
+      </w:pPr>
+      <w:proofErr w:type="spellStart"/>
+      <w:r>
+        <w:rPr>
+          <w:b/>
+          <w:bCs/>
+        </w:rPr>
+        <w:t>no</w:t>
+      </w:r>
+      <w:r>
+        <w:rPr>
+          <w:b/>
+          <w:bCs/>
+        </w:rPr>
+        <w:t>_</w:t>
+      </w:r>
+      <w:r>
+        <w:rPr>
+          <w:b/>
+          <w:bCs/>
+        </w:rPr>
+        <w:t>zone</w:t>
+      </w:r>
+      <w:proofErr w:type="spellEnd"/>
+      <w:r>
+        <w:t xml:space="preserve">    Facultatif. Sélectionne une plage de référence à partir de laquelle retourner l’intersection de </w:t>
+      </w:r>
+      <w:proofErr w:type="spellStart"/>
+      <w:r>
+        <w:t>no_lig</w:t>
+      </w:r>
+      <w:proofErr w:type="spellEnd"/>
+      <w:r>
+        <w:t xml:space="preserve"> et de </w:t>
+      </w:r>
+      <w:proofErr w:type="spellStart"/>
+      <w:r>
+        <w:t>n</w:t>
+      </w:r>
+      <w:r>
+        <w:t>o</w:t>
+      </w:r>
+      <w:r>
+        <w:t>_</w:t>
+      </w:r>
+      <w:r>
+        <w:t>col</w:t>
+      </w:r>
+      <w:proofErr w:type="spellEnd"/>
+      <w:r>
+        <w:t xml:space="preserve">. La première zone sélectionnée ou entrée porte le numéro 1, la deuxième le numéro 2, et ainsi de suite. Si </w:t>
+      </w:r>
+      <w:proofErr w:type="spellStart"/>
+      <w:r>
+        <w:t>area_num</w:t>
+      </w:r>
+      <w:proofErr w:type="spellEnd"/>
+      <w:r>
+        <w:t xml:space="preserve"> est omis, INDEX utilise la zone 1.  </w:t>
+      </w:r>
+      <w:r>
+        <w:rPr>
+          <mc:AlternateContent>
+            <mc:Choice Requires="w16se"/>
+            <mc:Fallback>
+              <w:rFonts w:ascii="Segoe UI Emoji" w:eastAsia="Segoe UI Emoji" w:hAnsi="Segoe UI Emoji" w:cs="Segoe UI Emoji"/>
+            </mc:Fallback>
+          </mc:AlternateContent>
+          <w:b/>
+          <w:bCs/>
+        </w:rPr>
+        <mc:AlternateContent>
+          <mc:Choice Requires="w16se">
+            <w16se:symEx w16se:font="Segoe UI Emoji" w16se:char="26A0"/>
+          </mc:Choice>
+          <mc:Fallback>
+            <w:t>⚠</w:t>
+          </mc:Fallback>
+        </mc:AlternateContent>
+      </w:r>
+      <w:r>
+        <w:rPr>
+          <w:b/>
+          <w:bCs/>
+        </w:rPr>
+        <w:t>Les zones répertoriées ici doivent toutes se trouver sur une seule feuille.</w:t>
+      </w:r>
+      <w:r>
+        <w:t> </w:t>
+      </w:r>
+    </w:p>
+    <w:p/>
+    <w:p>
+      <w:pPr>
         <w:rPr>
           <w:b/>
           <w:bCs/>
@@ -3688,7 +5080,6 @@
           <w:b/>
           <w:bCs/>
         </w:rPr>
-        <w:lastRenderedPageBreak/>
         <w:t>=INDEX(ListSheets,A1)</w:t>
       </w:r>
     </w:p>
@@ -3721,7 +5112,7 @@
                     <pic:cNvPicPr/>
                   </pic:nvPicPr>
                   <pic:blipFill>
-                    <a:blip r:embed="rId16"/>
+                    <a:blip r:embed="rId18"/>
                     <a:stretch>
                       <a:fillRect/>
                     </a:stretch>
@@ -3773,6 +5164,7 @@
         <w:rPr>
           <w:noProof/>
         </w:rPr>
+        <w:lastRenderedPageBreak/>
         <w:drawing>
           <wp:inline distT="0" distB="0" distL="0" distR="0" wp14:anchorId="70A47E8B" wp14:editId="070B0645">
             <wp:extent cx="4069129" cy="3002508"/>
@@ -3789,7 +5181,7 @@
                     <pic:cNvPicPr/>
                   </pic:nvPicPr>
                   <pic:blipFill>
-                    <a:blip r:embed="rId17"/>
+                    <a:blip r:embed="rId19"/>
                     <a:stretch>
                       <a:fillRect/>
                     </a:stretch>
@@ -3824,11 +5216,11 @@
       <w:pPr>
         <w:pStyle w:val="Titre2"/>
       </w:pPr>
-      <w:bookmarkStart w:id="8" w:name="_Toc223946766"/>
+      <w:bookmarkStart w:id="10" w:name="_Toc223951679"/>
       <w:r>
         <w:t>Avec LIRE.CLASSEUR , TRANSPOSE et SUBSTITUE</w:t>
       </w:r>
-      <w:bookmarkEnd w:id="8"/>
+      <w:bookmarkEnd w:id="10"/>
     </w:p>
     <w:p>
       <w:r>
@@ -3849,7 +5241,6 @@
         <w:rPr>
           <w:rFonts w:ascii="Arial" w:hAnsi="Arial" w:cs="Arial"/>
         </w:rPr>
-        <w:lastRenderedPageBreak/>
         <w:t>►</w:t>
       </w:r>
       <w:r>
@@ -3969,6 +5360,7 @@
         <w:rPr>
           <w:noProof/>
         </w:rPr>
+        <w:lastRenderedPageBreak/>
         <w:drawing>
           <wp:inline distT="0" distB="0" distL="0" distR="0" wp14:anchorId="5CFC007A" wp14:editId="4AAB37AA">
             <wp:extent cx="5760720" cy="2168525"/>
@@ -4040,7 +5432,6 @@
         <w:rPr>
           <w:noProof/>
         </w:rPr>
-        <w:lastRenderedPageBreak/>
         <w:drawing>
           <wp:inline distT="0" distB="0" distL="0" distR="0" wp14:anchorId="25834B74" wp14:editId="38F25AB0">
             <wp:extent cx="5144218" cy="2210108"/>
@@ -4203,6 +5594,7 @@
           <w:bCs/>
           <w:noProof/>
         </w:rPr>
+        <w:lastRenderedPageBreak/>
         <w:drawing>
           <wp:inline distT="0" distB="0" distL="0" distR="0" wp14:anchorId="01850D4B" wp14:editId="685BA539">
             <wp:extent cx="3620005" cy="1914792"/>
@@ -4219,7 +5611,7 @@
                     <pic:cNvPicPr/>
                   </pic:nvPicPr>
                   <pic:blipFill>
-                    <a:blip r:embed="rId18"/>
+                    <a:blip r:embed="rId20"/>
                     <a:stretch>
                       <a:fillRect/>
                     </a:stretch>
@@ -4255,7 +5647,6 @@
           <w:bCs/>
           <w:noProof/>
         </w:rPr>
-        <w:lastRenderedPageBreak/>
         <w:drawing>
           <wp:inline distT="0" distB="0" distL="0" distR="0" wp14:anchorId="0B41B460" wp14:editId="0753503E">
             <wp:extent cx="5760720" cy="3432175"/>
@@ -4272,7 +5663,7 @@
                     <pic:cNvPicPr/>
                   </pic:nvPicPr>
                   <pic:blipFill>
-                    <a:blip r:embed="rId19"/>
+                    <a:blip r:embed="rId21"/>
                     <a:stretch>
                       <a:fillRect/>
                     </a:stretch>
@@ -4323,6 +5714,7 @@
           <w:rFonts w:ascii="Arial" w:hAnsi="Arial" w:cs="Arial"/>
           <w:noProof/>
         </w:rPr>
+        <w:lastRenderedPageBreak/>
         <w:drawing>
           <wp:inline distT="0" distB="0" distL="0" distR="0" wp14:anchorId="7CEB5256" wp14:editId="5652926A">
             <wp:extent cx="5760720" cy="2075815"/>
@@ -4336,332 +5728,6 @@
                 <pic:pic xmlns:pic="http://schemas.openxmlformats.org/drawingml/2006/picture">
                   <pic:nvPicPr>
                     <pic:cNvPr id="1403146824" name=""/>
-                    <pic:cNvPicPr/>
-                  </pic:nvPicPr>
-                  <pic:blipFill>
-                    <a:blip r:embed="rId20"/>
-                    <a:stretch>
-                      <a:fillRect/>
-                    </a:stretch>
-                  </pic:blipFill>
-                  <pic:spPr>
-                    <a:xfrm>
-                      <a:off x="0" y="0"/>
-                      <a:ext cx="5760720" cy="2075815"/>
-                    </a:xfrm>
-                    <a:prstGeom prst="rect">
-                      <a:avLst/>
-                    </a:prstGeom>
-                  </pic:spPr>
-                </pic:pic>
-              </a:graphicData>
-            </a:graphic>
-          </wp:inline>
-        </w:drawing>
-      </w:r>
-    </w:p>
-    <w:p>
-      <w:pPr>
-        <w:rPr>
-          <w:rFonts w:ascii="Arial" w:hAnsi="Arial" w:cs="Arial"/>
-        </w:rPr>
-      </w:pPr>
-      <w:r>
-        <w:rPr>
-          <w:rFonts w:ascii="Arial" w:hAnsi="Arial" w:cs="Arial"/>
-          <w:noProof/>
-        </w:rPr>
-        <w:lastRenderedPageBreak/>
-        <w:drawing>
-          <wp:inline distT="0" distB="0" distL="0" distR="0" wp14:anchorId="675CEF79" wp14:editId="705CEC3F">
-            <wp:extent cx="5760720" cy="2075815"/>
-            <wp:effectExtent l="0" t="0" r="0" b="635"/>
-            <wp:docPr id="247910560" name="Image 1"/>
-            <wp:cNvGraphicFramePr>
-              <a:graphicFrameLocks xmlns:a="http://schemas.openxmlformats.org/drawingml/2006/main" noChangeAspect="1"/>
-            </wp:cNvGraphicFramePr>
-            <a:graphic xmlns:a="http://schemas.openxmlformats.org/drawingml/2006/main">
-              <a:graphicData uri="http://schemas.openxmlformats.org/drawingml/2006/picture">
-                <pic:pic xmlns:pic="http://schemas.openxmlformats.org/drawingml/2006/picture">
-                  <pic:nvPicPr>
-                    <pic:cNvPr id="247910560" name=""/>
-                    <pic:cNvPicPr/>
-                  </pic:nvPicPr>
-                  <pic:blipFill>
-                    <a:blip r:embed="rId21"/>
-                    <a:stretch>
-                      <a:fillRect/>
-                    </a:stretch>
-                  </pic:blipFill>
-                  <pic:spPr>
-                    <a:xfrm>
-                      <a:off x="0" y="0"/>
-                      <a:ext cx="5760720" cy="2075815"/>
-                    </a:xfrm>
-                    <a:prstGeom prst="rect">
-                      <a:avLst/>
-                    </a:prstGeom>
-                  </pic:spPr>
-                </pic:pic>
-              </a:graphicData>
-            </a:graphic>
-          </wp:inline>
-        </w:drawing>
-      </w:r>
-    </w:p>
-    <w:p>
-      <w:pPr>
-        <w:spacing w:after="0"/>
-      </w:pPr>
-      <w:r>
-        <w:rPr>
-          <w:rFonts w:ascii="Arial" w:hAnsi="Arial" w:cs="Arial"/>
-        </w:rPr>
-        <w:t>►</w:t>
-      </w:r>
-      <w:r>
-        <w:t>La formule génère le nom des feuilles, mais avec le nom du classeur Excel, que l’on retirer</w:t>
-      </w:r>
-      <w:r>
-        <w:t>a</w:t>
-      </w:r>
-      <w:r>
-        <w:t xml:space="preserve"> pour ne garder que le nom de chaque feuille.</w:t>
-      </w:r>
-    </w:p>
-    <w:p>
-      <w:pPr>
-        <w:spacing w:after="0"/>
-      </w:pPr>
-      <w:r>
-        <w:t>De plus elle renvoie les noms en ligne, alors qu’on les veut en colonne.</w:t>
-      </w:r>
-    </w:p>
-    <w:p>
-      <w:pPr>
-        <w:spacing w:after="0"/>
-      </w:pPr>
-    </w:p>
-    <w:p>
-      <w:pPr>
-        <w:pStyle w:val="Titre3"/>
-        <w:rPr>
-          <w:highlight w:val="yellow"/>
-        </w:rPr>
-      </w:pPr>
-      <w:bookmarkStart w:id="9" w:name="_Toc223946767"/>
-      <w:r>
-        <w:rPr>
-          <w:highlight w:val="yellow"/>
-        </w:rPr>
-        <w:t>Syntaxe de la fonction SUBSTITUE</w:t>
-      </w:r>
-      <w:bookmarkEnd w:id="9"/>
-    </w:p>
-    <w:p>
-      <w:pPr>
-        <w:pStyle w:val="Titre3"/>
-        <w:rPr>
-          <w:highlight w:val="yellow"/>
-        </w:rPr>
-      </w:pPr>
-      <w:bookmarkStart w:id="10" w:name="_Toc223946768"/>
-      <w:r>
-        <w:rPr>
-          <w:highlight w:val="yellow"/>
-        </w:rPr>
-        <w:t>Syntaxe de la fonction TRANSPOSE</w:t>
-      </w:r>
-      <w:bookmarkEnd w:id="10"/>
-    </w:p>
-    <w:p>
-      <w:pPr>
-        <w:spacing w:after="0"/>
-      </w:pPr>
-    </w:p>
-    <w:p>
-      <w:pPr>
-        <w:spacing w:after="0"/>
-        <w:rPr>
-          <w:rFonts w:ascii="Arial" w:hAnsi="Arial" w:cs="Arial"/>
-        </w:rPr>
-      </w:pPr>
-    </w:p>
-    <w:p>
-      <w:pPr>
-        <w:spacing w:after="0"/>
-        <w:rPr>
-          <w:rFonts w:ascii="Arial" w:hAnsi="Arial" w:cs="Arial"/>
-        </w:rPr>
-      </w:pPr>
-      <w:r>
-        <w:rPr>
-          <w:rFonts w:ascii="Arial" w:hAnsi="Arial" w:cs="Arial"/>
-        </w:rPr>
-        <w:t>On va utiliser, donc, cette formule :</w:t>
-      </w:r>
-    </w:p>
-    <w:p>
-      <w:pPr>
-        <w:spacing w:after="0"/>
-        <w:rPr>
-          <w:rFonts w:ascii="Arial" w:hAnsi="Arial" w:cs="Arial"/>
-        </w:rPr>
-      </w:pPr>
-    </w:p>
-    <w:p>
-      <w:pPr>
-        <w:spacing w:after="0"/>
-        <w:rPr>
-          <w:rFonts w:ascii="Arial" w:hAnsi="Arial" w:cs="Arial"/>
-          <w:b/>
-          <w:bCs/>
-          <w:sz w:val="24"/>
-          <w:szCs w:val="24"/>
-        </w:rPr>
-      </w:pPr>
-      <w:r>
-        <w:rPr>
-          <w:rFonts w:ascii="Arial" w:hAnsi="Arial" w:cs="Arial"/>
-          <w:b/>
-          <w:bCs/>
-          <w:sz w:val="24"/>
-          <w:szCs w:val="24"/>
-        </w:rPr>
-        <w:t>=TRANSPOSE(SUBSTITUE(</w:t>
-      </w:r>
-      <w:proofErr w:type="spellStart"/>
-      <w:r>
-        <w:rPr>
-          <w:rFonts w:ascii="Arial" w:hAnsi="Arial" w:cs="Arial"/>
-          <w:b/>
-          <w:bCs/>
-          <w:sz w:val="24"/>
-          <w:szCs w:val="24"/>
-        </w:rPr>
-        <w:t>ListSheets</w:t>
-      </w:r>
-      <w:proofErr w:type="spellEnd"/>
-      <w:r>
-        <w:rPr>
-          <w:rFonts w:ascii="Arial" w:hAnsi="Arial" w:cs="Arial"/>
-          <w:b/>
-          <w:bCs/>
-          <w:sz w:val="24"/>
-          <w:szCs w:val="24"/>
-        </w:rPr>
-        <w:t>;"[SheetsList_V2.xlsm]";""))</w:t>
-      </w:r>
-    </w:p>
-    <w:p>
-      <w:pPr>
-        <w:spacing w:after="0"/>
-        <w:rPr>
-          <w:rFonts w:ascii="Arial" w:hAnsi="Arial" w:cs="Arial"/>
-        </w:rPr>
-      </w:pPr>
-    </w:p>
-    <w:p>
-      <w:pPr>
-        <w:pStyle w:val="Titre3"/>
-      </w:pPr>
-      <w:bookmarkStart w:id="11" w:name="_Toc223946769"/>
-      <w:r>
-        <w:t>Explications :</w:t>
-      </w:r>
-      <w:bookmarkEnd w:id="11"/>
-    </w:p>
-    <w:p>
-      <w:pPr>
-        <w:spacing w:after="0"/>
-        <w:rPr>
-          <w:rFonts w:ascii="Arial" w:hAnsi="Arial" w:cs="Arial"/>
-        </w:rPr>
-      </w:pPr>
-      <w:r>
-        <w:rPr>
-          <w:rFonts w:ascii="Arial" w:hAnsi="Arial" w:cs="Arial"/>
-        </w:rPr>
-        <w:t>TRANSPOSE</w:t>
-      </w:r>
-      <w:r>
-        <w:rPr>
-          <w:rFonts w:ascii="Arial" w:hAnsi="Arial" w:cs="Arial"/>
-        </w:rPr>
-        <w:t xml:space="preserve"> → pour transformer les lignes en colonnes</w:t>
-      </w:r>
-    </w:p>
-    <w:p>
-      <w:pPr>
-        <w:spacing w:after="0"/>
-        <w:rPr>
-          <w:rFonts w:ascii="Arial" w:hAnsi="Arial" w:cs="Arial"/>
-        </w:rPr>
-      </w:pPr>
-      <w:r>
-        <w:rPr>
-          <w:rFonts w:ascii="Arial" w:hAnsi="Arial" w:cs="Arial"/>
-        </w:rPr>
-        <w:t>SUBSTITUE(</w:t>
-      </w:r>
-      <w:proofErr w:type="spellStart"/>
-      <w:r>
-        <w:rPr>
-          <w:rFonts w:ascii="Arial" w:hAnsi="Arial" w:cs="Arial"/>
-        </w:rPr>
-        <w:t>ListSheets</w:t>
-      </w:r>
-      <w:proofErr w:type="spellEnd"/>
-      <w:r>
-        <w:rPr>
-          <w:rFonts w:ascii="Arial" w:hAnsi="Arial" w:cs="Arial"/>
-        </w:rPr>
-        <w:t>;"[SheetsList_V2.xlsm]";"") → on enlève le nom</w:t>
-      </w:r>
-      <w:r>
-        <w:rPr>
-          <w:rFonts w:ascii="Arial" w:hAnsi="Arial" w:cs="Arial"/>
-        </w:rPr>
-        <w:t xml:space="preserve"> du classeur en lui substituant rien </w:t>
-      </w:r>
-      <w:r>
-        <w:rPr>
-          <w:rFonts w:ascii="Arial" w:hAnsi="Arial" w:cs="Arial"/>
-        </w:rPr>
-        <w:t>""</w:t>
-      </w:r>
-      <w:r>
-        <w:rPr>
-          <w:rFonts w:ascii="Arial" w:hAnsi="Arial" w:cs="Arial"/>
-        </w:rPr>
-        <w:t xml:space="preserve"> , dans la formule.</w:t>
-      </w:r>
-    </w:p>
-    <w:p>
-      <w:pPr>
-        <w:spacing w:after="0"/>
-        <w:rPr>
-          <w:rFonts w:ascii="Arial" w:hAnsi="Arial" w:cs="Arial"/>
-        </w:rPr>
-      </w:pPr>
-      <w:r>
-        <w:rPr>
-          <w:rFonts w:ascii="Arial" w:hAnsi="Arial" w:cs="Arial"/>
-          <w:noProof/>
-        </w:rPr>
-        <w:drawing>
-          <wp:inline distT="0" distB="0" distL="0" distR="0" wp14:anchorId="1D84877D" wp14:editId="7E9CF183">
-            <wp:extent cx="5760720" cy="2075815"/>
-            <wp:effectExtent l="0" t="0" r="0" b="635"/>
-            <wp:docPr id="1680694978" name="Image 1"/>
-            <wp:cNvGraphicFramePr>
-              <a:graphicFrameLocks xmlns:a="http://schemas.openxmlformats.org/drawingml/2006/main" noChangeAspect="1"/>
-            </wp:cNvGraphicFramePr>
-            <a:graphic xmlns:a="http://schemas.openxmlformats.org/drawingml/2006/main">
-              <a:graphicData uri="http://schemas.openxmlformats.org/drawingml/2006/picture">
-                <pic:pic xmlns:pic="http://schemas.openxmlformats.org/drawingml/2006/picture">
-                  <pic:nvPicPr>
-                    <pic:cNvPr id="1680694978" name=""/>
                     <pic:cNvPicPr/>
                   </pic:nvPicPr>
                   <pic:blipFill>
@@ -4695,12 +5761,276 @@
       <w:r>
         <w:rPr>
           <w:rFonts w:ascii="Arial" w:hAnsi="Arial" w:cs="Arial"/>
-        </w:rPr>
-        <w:t>Ce qui donne :</w:t>
-      </w:r>
-    </w:p>
-    <w:p>
-      <w:pPr>
+          <w:noProof/>
+        </w:rPr>
+        <w:drawing>
+          <wp:inline distT="0" distB="0" distL="0" distR="0" wp14:anchorId="675CEF79" wp14:editId="705CEC3F">
+            <wp:extent cx="5760720" cy="2075815"/>
+            <wp:effectExtent l="0" t="0" r="0" b="635"/>
+            <wp:docPr id="247910560" name="Image 1"/>
+            <wp:cNvGraphicFramePr>
+              <a:graphicFrameLocks xmlns:a="http://schemas.openxmlformats.org/drawingml/2006/main" noChangeAspect="1"/>
+            </wp:cNvGraphicFramePr>
+            <a:graphic xmlns:a="http://schemas.openxmlformats.org/drawingml/2006/main">
+              <a:graphicData uri="http://schemas.openxmlformats.org/drawingml/2006/picture">
+                <pic:pic xmlns:pic="http://schemas.openxmlformats.org/drawingml/2006/picture">
+                  <pic:nvPicPr>
+                    <pic:cNvPr id="247910560" name=""/>
+                    <pic:cNvPicPr/>
+                  </pic:nvPicPr>
+                  <pic:blipFill>
+                    <a:blip r:embed="rId23"/>
+                    <a:stretch>
+                      <a:fillRect/>
+                    </a:stretch>
+                  </pic:blipFill>
+                  <pic:spPr>
+                    <a:xfrm>
+                      <a:off x="0" y="0"/>
+                      <a:ext cx="5760720" cy="2075815"/>
+                    </a:xfrm>
+                    <a:prstGeom prst="rect">
+                      <a:avLst/>
+                    </a:prstGeom>
+                  </pic:spPr>
+                </pic:pic>
+              </a:graphicData>
+            </a:graphic>
+          </wp:inline>
+        </w:drawing>
+      </w:r>
+    </w:p>
+    <w:p>
+      <w:pPr>
+        <w:spacing w:after="0"/>
+      </w:pPr>
+      <w:r>
+        <w:rPr>
+          <w:rFonts w:ascii="Arial" w:hAnsi="Arial" w:cs="Arial"/>
+        </w:rPr>
+        <w:t>►</w:t>
+      </w:r>
+      <w:r>
+        <w:t>La formule génère le nom des feuilles, mais avec le nom du classeur Excel, que l’on retirer</w:t>
+      </w:r>
+      <w:r>
+        <w:t>a</w:t>
+      </w:r>
+      <w:r>
+        <w:t xml:space="preserve"> pour ne garder que le nom de chaque feuille.</w:t>
+      </w:r>
+    </w:p>
+    <w:p>
+      <w:pPr>
+        <w:spacing w:after="0"/>
+      </w:pPr>
+      <w:r>
+        <w:t>De plus elle renvoie les noms en ligne, alors qu’on les veut en colonne.</w:t>
+      </w:r>
+    </w:p>
+    <w:p>
+      <w:pPr>
+        <w:spacing w:after="0"/>
+      </w:pPr>
+    </w:p>
+    <w:p>
+      <w:pPr>
+        <w:pStyle w:val="Titre3"/>
+        <w:rPr>
+          <w:highlight w:val="yellow"/>
+        </w:rPr>
+      </w:pPr>
+      <w:bookmarkStart w:id="11" w:name="_Toc223951680"/>
+      <w:r>
+        <w:rPr>
+          <w:highlight w:val="yellow"/>
+        </w:rPr>
+        <w:t>Syntaxe de la fonction SUBSTITUE</w:t>
+      </w:r>
+      <w:bookmarkEnd w:id="11"/>
+    </w:p>
+    <w:p>
+      <w:pPr>
+        <w:pStyle w:val="Titre3"/>
+        <w:rPr>
+          <w:highlight w:val="yellow"/>
+        </w:rPr>
+      </w:pPr>
+      <w:bookmarkStart w:id="12" w:name="_Toc223951681"/>
+      <w:r>
+        <w:rPr>
+          <w:highlight w:val="yellow"/>
+        </w:rPr>
+        <w:t>Syntaxe de la fonction TRANSPOSE</w:t>
+      </w:r>
+      <w:bookmarkEnd w:id="12"/>
+    </w:p>
+    <w:p>
+      <w:pPr>
+        <w:spacing w:after="0"/>
+      </w:pPr>
+    </w:p>
+    <w:p>
+      <w:pPr>
+        <w:spacing w:after="0"/>
+        <w:rPr>
+          <w:rFonts w:ascii="Arial" w:hAnsi="Arial" w:cs="Arial"/>
+        </w:rPr>
+      </w:pPr>
+    </w:p>
+    <w:p>
+      <w:pPr>
+        <w:spacing w:after="0"/>
+        <w:rPr>
+          <w:rFonts w:ascii="Arial" w:hAnsi="Arial" w:cs="Arial"/>
+        </w:rPr>
+      </w:pPr>
+      <w:r>
+        <w:rPr>
+          <w:rFonts w:ascii="Arial" w:hAnsi="Arial" w:cs="Arial"/>
+        </w:rPr>
+        <w:t>On va utiliser, donc, cette formule :</w:t>
+      </w:r>
+    </w:p>
+    <w:p>
+      <w:pPr>
+        <w:spacing w:after="0"/>
+        <w:rPr>
+          <w:rFonts w:ascii="Arial" w:hAnsi="Arial" w:cs="Arial"/>
+        </w:rPr>
+      </w:pPr>
+    </w:p>
+    <w:p>
+      <w:pPr>
+        <w:spacing w:after="0"/>
+        <w:rPr>
+          <w:rFonts w:ascii="Arial" w:hAnsi="Arial" w:cs="Arial"/>
+          <w:b/>
+          <w:bCs/>
+          <w:sz w:val="24"/>
+          <w:szCs w:val="24"/>
+        </w:rPr>
+      </w:pPr>
+      <w:r>
+        <w:rPr>
+          <w:rFonts w:ascii="Arial" w:hAnsi="Arial" w:cs="Arial"/>
+          <w:b/>
+          <w:bCs/>
+          <w:sz w:val="24"/>
+          <w:szCs w:val="24"/>
+        </w:rPr>
+        <w:t>=TRANSPOSE(SUBSTITUE(</w:t>
+      </w:r>
+      <w:proofErr w:type="spellStart"/>
+      <w:r>
+        <w:rPr>
+          <w:rFonts w:ascii="Arial" w:hAnsi="Arial" w:cs="Arial"/>
+          <w:b/>
+          <w:bCs/>
+          <w:sz w:val="24"/>
+          <w:szCs w:val="24"/>
+        </w:rPr>
+        <w:t>ListSheets</w:t>
+      </w:r>
+      <w:proofErr w:type="spellEnd"/>
+      <w:r>
+        <w:rPr>
+          <w:rFonts w:ascii="Arial" w:hAnsi="Arial" w:cs="Arial"/>
+          <w:b/>
+          <w:bCs/>
+          <w:sz w:val="24"/>
+          <w:szCs w:val="24"/>
+        </w:rPr>
+        <w:t>;"[SheetsList_V2.xlsm]";""))</w:t>
+      </w:r>
+    </w:p>
+    <w:p>
+      <w:pPr>
+        <w:spacing w:after="0"/>
+        <w:rPr>
+          <w:rFonts w:ascii="Arial" w:hAnsi="Arial" w:cs="Arial"/>
+        </w:rPr>
+      </w:pPr>
+    </w:p>
+    <w:p>
+      <w:pPr>
+        <w:pStyle w:val="Titre3"/>
+      </w:pPr>
+      <w:bookmarkStart w:id="13" w:name="_Toc223951682"/>
+      <w:r>
+        <w:t>Explications :</w:t>
+      </w:r>
+      <w:bookmarkEnd w:id="13"/>
+    </w:p>
+    <w:p>
+      <w:pPr>
+        <w:spacing w:after="0"/>
+        <w:rPr>
+          <w:rFonts w:ascii="Arial" w:hAnsi="Arial" w:cs="Arial"/>
+        </w:rPr>
+      </w:pPr>
+      <w:r>
+        <w:rPr>
+          <w:rFonts w:ascii="Arial" w:hAnsi="Arial" w:cs="Arial"/>
+        </w:rPr>
+        <w:t>TRANSPOSE</w:t>
+      </w:r>
+      <w:r>
+        <w:rPr>
+          <w:rFonts w:ascii="Arial" w:hAnsi="Arial" w:cs="Arial"/>
+        </w:rPr>
+        <w:t xml:space="preserve"> → pour transformer les lignes en colonnes</w:t>
+      </w:r>
+    </w:p>
+    <w:p>
+      <w:pPr>
+        <w:spacing w:after="0"/>
+        <w:rPr>
+          <w:rFonts w:ascii="Arial" w:hAnsi="Arial" w:cs="Arial"/>
+        </w:rPr>
+      </w:pPr>
+      <w:r>
+        <w:rPr>
+          <w:rFonts w:ascii="Arial" w:hAnsi="Arial" w:cs="Arial"/>
+        </w:rPr>
+        <w:t>SUBSTITUE(</w:t>
+      </w:r>
+      <w:proofErr w:type="spellStart"/>
+      <w:r>
+        <w:rPr>
+          <w:rFonts w:ascii="Arial" w:hAnsi="Arial" w:cs="Arial"/>
+        </w:rPr>
+        <w:t>ListSheets</w:t>
+      </w:r>
+      <w:proofErr w:type="spellEnd"/>
+      <w:r>
+        <w:rPr>
+          <w:rFonts w:ascii="Arial" w:hAnsi="Arial" w:cs="Arial"/>
+        </w:rPr>
+        <w:t>;"[SheetsList_V2.xlsm]";"") → on enlève le nom</w:t>
+      </w:r>
+      <w:r>
+        <w:rPr>
+          <w:rFonts w:ascii="Arial" w:hAnsi="Arial" w:cs="Arial"/>
+        </w:rPr>
+        <w:t xml:space="preserve"> du classeur en lui substituant rien </w:t>
+      </w:r>
+      <w:r>
+        <w:rPr>
+          <w:rFonts w:ascii="Arial" w:hAnsi="Arial" w:cs="Arial"/>
+        </w:rPr>
+        <w:t>""</w:t>
+      </w:r>
+      <w:r>
+        <w:rPr>
+          <w:rFonts w:ascii="Arial" w:hAnsi="Arial" w:cs="Arial"/>
+        </w:rPr>
+        <w:t xml:space="preserve"> , dans la formule.</w:t>
+      </w:r>
+    </w:p>
+    <w:p>
+      <w:pPr>
+        <w:spacing w:after="0"/>
         <w:rPr>
           <w:rFonts w:ascii="Arial" w:hAnsi="Arial" w:cs="Arial"/>
         </w:rPr>
@@ -4711,6 +6041,67 @@
           <w:noProof/>
         </w:rPr>
         <w:lastRenderedPageBreak/>
+        <w:drawing>
+          <wp:inline distT="0" distB="0" distL="0" distR="0" wp14:anchorId="1D84877D" wp14:editId="7E9CF183">
+            <wp:extent cx="5760720" cy="2075815"/>
+            <wp:effectExtent l="0" t="0" r="0" b="635"/>
+            <wp:docPr id="1680694978" name="Image 1"/>
+            <wp:cNvGraphicFramePr>
+              <a:graphicFrameLocks xmlns:a="http://schemas.openxmlformats.org/drawingml/2006/main" noChangeAspect="1"/>
+            </wp:cNvGraphicFramePr>
+            <a:graphic xmlns:a="http://schemas.openxmlformats.org/drawingml/2006/main">
+              <a:graphicData uri="http://schemas.openxmlformats.org/drawingml/2006/picture">
+                <pic:pic xmlns:pic="http://schemas.openxmlformats.org/drawingml/2006/picture">
+                  <pic:nvPicPr>
+                    <pic:cNvPr id="1680694978" name=""/>
+                    <pic:cNvPicPr/>
+                  </pic:nvPicPr>
+                  <pic:blipFill>
+                    <a:blip r:embed="rId24"/>
+                    <a:stretch>
+                      <a:fillRect/>
+                    </a:stretch>
+                  </pic:blipFill>
+                  <pic:spPr>
+                    <a:xfrm>
+                      <a:off x="0" y="0"/>
+                      <a:ext cx="5760720" cy="2075815"/>
+                    </a:xfrm>
+                    <a:prstGeom prst="rect">
+                      <a:avLst/>
+                    </a:prstGeom>
+                  </pic:spPr>
+                </pic:pic>
+              </a:graphicData>
+            </a:graphic>
+          </wp:inline>
+        </w:drawing>
+      </w:r>
+    </w:p>
+    <w:p>
+      <w:pPr>
+        <w:rPr>
+          <w:rFonts w:ascii="Arial" w:hAnsi="Arial" w:cs="Arial"/>
+        </w:rPr>
+      </w:pPr>
+      <w:r>
+        <w:rPr>
+          <w:rFonts w:ascii="Arial" w:hAnsi="Arial" w:cs="Arial"/>
+        </w:rPr>
+        <w:t>Ce qui donne :</w:t>
+      </w:r>
+    </w:p>
+    <w:p>
+      <w:pPr>
+        <w:rPr>
+          <w:rFonts w:ascii="Arial" w:hAnsi="Arial" w:cs="Arial"/>
+        </w:rPr>
+      </w:pPr>
+      <w:r>
+        <w:rPr>
+          <w:rFonts w:ascii="Arial" w:hAnsi="Arial" w:cs="Arial"/>
+          <w:noProof/>
+        </w:rPr>
         <w:drawing>
           <wp:inline distT="0" distB="0" distL="0" distR="0" wp14:anchorId="4938BC73" wp14:editId="6C7BC749">
             <wp:extent cx="5760720" cy="2562860"/>
@@ -4727,7 +6118,7 @@
                     <pic:cNvPicPr/>
                   </pic:nvPicPr>
                   <pic:blipFill>
-                    <a:blip r:embed="rId23"/>
+                    <a:blip r:embed="rId25"/>
                     <a:stretch>
                       <a:fillRect/>
                     </a:stretch>
@@ -4764,6 +6155,7 @@
         <w:rPr>
           <w:noProof/>
         </w:rPr>
+        <w:lastRenderedPageBreak/>
         <w:drawing>
           <wp:inline distT="0" distB="0" distL="0" distR="0" wp14:anchorId="33CB199C" wp14:editId="404F49F7">
             <wp:extent cx="5760720" cy="3038475"/>
@@ -4780,7 +6172,7 @@
                     <pic:cNvPicPr/>
                   </pic:nvPicPr>
                   <pic:blipFill>
-                    <a:blip r:embed="rId24"/>
+                    <a:blip r:embed="rId26"/>
                     <a:stretch>
                       <a:fillRect/>
                     </a:stretch>
@@ -4805,11 +6197,11 @@
       <w:pPr>
         <w:pStyle w:val="Titre2"/>
       </w:pPr>
-      <w:bookmarkStart w:id="12" w:name="_Toc223946770"/>
+      <w:bookmarkStart w:id="14" w:name="_Toc223951683"/>
       <w:r>
         <w:t>Avec LIRE.CLASSEUR, REMPLACER, TROUVE et TRANSPOSE</w:t>
       </w:r>
-      <w:bookmarkEnd w:id="12"/>
+      <w:bookmarkEnd w:id="14"/>
     </w:p>
     <w:p>
       <w:r>
@@ -4820,7 +6212,7 @@
       <w:pPr>
         <w:pStyle w:val="Titre3"/>
       </w:pPr>
-      <w:bookmarkStart w:id="13" w:name="_Toc223946771"/>
+      <w:bookmarkStart w:id="15" w:name="_Toc223951684"/>
       <w:r>
         <w:t>Étape 1 : Clique</w:t>
       </w:r>
@@ -4830,7 +6222,7 @@
       <w:r>
         <w:t xml:space="preserve"> sur Formules &gt; Définir un nom</w:t>
       </w:r>
-      <w:bookmarkEnd w:id="13"/>
+      <w:bookmarkEnd w:id="15"/>
     </w:p>
     <w:p>
       <w:r>
@@ -4879,7 +6271,6 @@
         <w:rPr>
           <w:noProof/>
         </w:rPr>
-        <w:lastRenderedPageBreak/>
         <w:drawing>
           <wp:inline distT="0" distB="0" distL="0" distR="0" wp14:anchorId="0C7DFD9C" wp14:editId="5876FC52">
             <wp:extent cx="5760720" cy="2075815"/>
@@ -4962,11 +6353,11 @@
       <w:pPr>
         <w:pStyle w:val="Titre3"/>
       </w:pPr>
-      <w:bookmarkStart w:id="14" w:name="_Toc223946772"/>
+      <w:bookmarkStart w:id="16" w:name="_Toc223951685"/>
       <w:r>
         <w:t>Étape 2 : Modifiez le nom et la formule dans la boîte de dialogue Nouveau nom</w:t>
       </w:r>
-      <w:bookmarkEnd w:id="14"/>
+      <w:bookmarkEnd w:id="16"/>
     </w:p>
     <w:p/>
     <w:p>
@@ -4974,6 +6365,7 @@
         <w:rPr>
           <w:noProof/>
         </w:rPr>
+        <w:lastRenderedPageBreak/>
         <w:drawing>
           <wp:inline distT="0" distB="0" distL="0" distR="0" wp14:anchorId="67BACDE6" wp14:editId="0479D0EB">
             <wp:extent cx="5760720" cy="2168525"/>
@@ -5070,7 +6462,6 @@
         <w:rPr>
           <w:noProof/>
         </w:rPr>
-        <w:lastRenderedPageBreak/>
         <w:drawing>
           <wp:inline distT="0" distB="0" distL="0" distR="0" wp14:anchorId="50506B1C" wp14:editId="382A03AA">
             <wp:extent cx="5144218" cy="2210108"/>
@@ -5177,6 +6568,7 @@
           <w:szCs w:val="32"/>
           <w:lang w:val="en-US"/>
         </w:rPr>
+        <w:lastRenderedPageBreak/>
         <w:drawing>
           <wp:inline distT="0" distB="0" distL="0" distR="0" wp14:anchorId="1CA49273" wp14:editId="68FBC572">
             <wp:extent cx="4959350" cy="2537922"/>
@@ -5193,7 +6585,7 @@
                     <pic:cNvPicPr/>
                   </pic:nvPicPr>
                   <pic:blipFill>
-                    <a:blip r:embed="rId25"/>
+                    <a:blip r:embed="rId27"/>
                     <a:stretch>
                       <a:fillRect/>
                     </a:stretch>
@@ -5229,7 +6621,6 @@
           <w:szCs w:val="32"/>
           <w:lang w:val="en-US"/>
         </w:rPr>
-        <w:lastRenderedPageBreak/>
         <w:drawing>
           <wp:inline distT="0" distB="0" distL="0" distR="0" wp14:anchorId="40B1D303" wp14:editId="5D5E6F66">
             <wp:extent cx="5760720" cy="2747645"/>
@@ -5246,7 +6637,7 @@
                     <pic:cNvPicPr/>
                   </pic:nvPicPr>
                   <pic:blipFill>
-                    <a:blip r:embed="rId26"/>
+                    <a:blip r:embed="rId28"/>
                     <a:stretch>
                       <a:fillRect/>
                     </a:stretch>
@@ -5298,7 +6689,7 @@
                     <pic:cNvPicPr/>
                   </pic:nvPicPr>
                   <pic:blipFill>
-                    <a:blip r:embed="rId27"/>
+                    <a:blip r:embed="rId29"/>
                     <a:stretch>
                       <a:fillRect/>
                     </a:stretch>
@@ -5351,7 +6742,7 @@
                     <pic:cNvPicPr/>
                   </pic:nvPicPr>
                   <pic:blipFill>
-                    <a:blip r:embed="rId28"/>
+                    <a:blip r:embed="rId30"/>
                     <a:stretch>
                       <a:fillRect/>
                     </a:stretch>
@@ -5393,11 +6784,11 @@
       <w:pPr>
         <w:pStyle w:val="Titre3"/>
       </w:pPr>
-      <w:bookmarkStart w:id="15" w:name="_Toc223946773"/>
+      <w:bookmarkStart w:id="17" w:name="_Toc223951686"/>
       <w:r>
         <w:t>Étape 3 : Utilisation d'une formule pour lister les noms des feuilles</w:t>
       </w:r>
-      <w:bookmarkEnd w:id="15"/>
+      <w:bookmarkEnd w:id="17"/>
     </w:p>
     <w:p>
       <w:r>
@@ -5466,7 +6857,7 @@
                     <pic:cNvPicPr/>
                   </pic:nvPicPr>
                   <pic:blipFill>
-                    <a:blip r:embed="rId29"/>
+                    <a:blip r:embed="rId31"/>
                     <a:stretch>
                       <a:fillRect/>
                     </a:stretch>
@@ -5512,7 +6903,7 @@
                     <pic:cNvPicPr/>
                   </pic:nvPicPr>
                   <pic:blipFill>
-                    <a:blip r:embed="rId30"/>
+                    <a:blip r:embed="rId32"/>
                     <a:stretch>
                       <a:fillRect/>
                     </a:stretch>
@@ -5538,11 +6929,11 @@
       <w:pPr>
         <w:pStyle w:val="Titre3"/>
       </w:pPr>
-      <w:bookmarkStart w:id="16" w:name="_Toc223946774"/>
+      <w:bookmarkStart w:id="18" w:name="_Toc223951687"/>
       <w:r>
         <w:t>Pour aller plus loin</w:t>
       </w:r>
-      <w:bookmarkEnd w:id="16"/>
+      <w:bookmarkEnd w:id="18"/>
     </w:p>
     <w:p>
       <w:r>
@@ -5562,7 +6953,7 @@
       <w:pPr>
         <w:pStyle w:val="Titre2"/>
       </w:pPr>
-      <w:bookmarkStart w:id="17" w:name="_Toc223946775"/>
+      <w:bookmarkStart w:id="19" w:name="_Toc223951688"/>
       <w:r>
         <w:t xml:space="preserve">Avec LIRE.CLASSEUR, </w:t>
       </w:r>
@@ -5575,7 +6966,7 @@
       <w:r>
         <w:t>INDEX + ALEA</w:t>
       </w:r>
-      <w:bookmarkEnd w:id="17"/>
+      <w:bookmarkEnd w:id="19"/>
     </w:p>
     <w:p>
       <w:r>
@@ -5641,10 +7032,10 @@
                     <pic:cNvPicPr/>
                   </pic:nvPicPr>
                   <pic:blipFill>
-                    <a:blip r:embed="rId31">
+                    <a:blip r:embed="rId16">
                       <a:extLst>
                         <a:ext uri="{96DAC541-7B7A-43D3-8B79-37D633B846F1}">
-                          <asvg:svgBlip xmlns:asvg="http://schemas.microsoft.com/office/drawing/2016/SVG/main" r:embed="rId32"/>
+                          <asvg:svgBlip xmlns:asvg="http://schemas.microsoft.com/office/drawing/2016/SVG/main" r:embed="rId33"/>
                         </a:ext>
                       </a:extLst>
                     </a:blip>
@@ -5734,7 +7125,7 @@
       <w:pPr>
         <w:pStyle w:val="Titre3"/>
       </w:pPr>
-      <w:bookmarkStart w:id="18" w:name="_Toc223946776"/>
+      <w:bookmarkStart w:id="20" w:name="_Toc223951689"/>
       <w:r>
         <w:t>Étape 1 : Clique</w:t>
       </w:r>
@@ -5756,7 +7147,7 @@
       <w:r>
         <w:t>estionnaire de noms</w:t>
       </w:r>
-      <w:bookmarkEnd w:id="18"/>
+      <w:bookmarkEnd w:id="20"/>
     </w:p>
     <w:p>
       <w:r>
@@ -5798,7 +7189,7 @@
                     <pic:cNvPicPr/>
                   </pic:nvPicPr>
                   <pic:blipFill>
-                    <a:blip r:embed="rId33"/>
+                    <a:blip r:embed="rId34"/>
                     <a:stretch>
                       <a:fillRect/>
                     </a:stretch>
@@ -5823,7 +7214,7 @@
       <w:pPr>
         <w:pStyle w:val="Titre3"/>
       </w:pPr>
-      <w:bookmarkStart w:id="19" w:name="_Toc223946777"/>
+      <w:bookmarkStart w:id="21" w:name="_Toc223951690"/>
       <w:r>
         <w:t xml:space="preserve">Étape </w:t>
       </w:r>
@@ -5845,7 +7236,7 @@
       <w:r>
         <w:t>insérer un nouveau nom</w:t>
       </w:r>
-      <w:bookmarkEnd w:id="19"/>
+      <w:bookmarkEnd w:id="21"/>
     </w:p>
     <w:p>
       <w:r>
@@ -5914,7 +7305,7 @@
                     <pic:cNvPicPr/>
                   </pic:nvPicPr>
                   <pic:blipFill>
-                    <a:blip r:embed="rId34"/>
+                    <a:blip r:embed="rId35"/>
                     <a:stretch>
                       <a:fillRect/>
                     </a:stretch>
@@ -5939,7 +7330,7 @@
       <w:pPr>
         <w:pStyle w:val="Titre3"/>
       </w:pPr>
-      <w:bookmarkStart w:id="20" w:name="_Toc223946778"/>
+      <w:bookmarkStart w:id="22" w:name="_Toc223951691"/>
       <w:r>
         <w:t xml:space="preserve">Étape </w:t>
       </w:r>
@@ -5955,7 +7346,7 @@
       <w:r>
         <w:t>r la fonction LIRE.CLASSEUR(1)</w:t>
       </w:r>
-      <w:bookmarkEnd w:id="20"/>
+      <w:bookmarkEnd w:id="22"/>
     </w:p>
     <w:p>
       <w:r>
@@ -6002,7 +7393,7 @@
                     <pic:cNvPicPr/>
                   </pic:nvPicPr>
                   <pic:blipFill>
-                    <a:blip r:embed="rId35"/>
+                    <a:blip r:embed="rId36"/>
                     <a:stretch>
                       <a:fillRect/>
                     </a:stretch>
@@ -6044,7 +7435,7 @@
                     <pic:cNvPicPr/>
                   </pic:nvPicPr>
                   <pic:blipFill>
-                    <a:blip r:embed="rId36"/>
+                    <a:blip r:embed="rId37"/>
                     <a:stretch>
                       <a:fillRect/>
                     </a:stretch>
@@ -6104,7 +7495,7 @@
                     <pic:cNvPicPr/>
                   </pic:nvPicPr>
                   <pic:blipFill>
-                    <a:blip r:embed="rId37"/>
+                    <a:blip r:embed="rId38"/>
                     <a:stretch>
                       <a:fillRect/>
                     </a:stretch>
@@ -6187,7 +7578,7 @@
                     <pic:cNvPicPr/>
                   </pic:nvPicPr>
                   <pic:blipFill>
-                    <a:blip r:embed="rId38"/>
+                    <a:blip r:embed="rId39"/>
                     <a:stretch>
                       <a:fillRect/>
                     </a:stretch>
@@ -6227,7 +7618,7 @@
       <w:pPr>
         <w:pStyle w:val="Titre3"/>
       </w:pPr>
-      <w:bookmarkStart w:id="21" w:name="_Toc223946779"/>
+      <w:bookmarkStart w:id="23" w:name="_Toc223951692"/>
       <w:r>
         <w:t xml:space="preserve">Étape </w:t>
       </w:r>
@@ -6252,7 +7643,7 @@
       <w:r>
         <w:t>pour n’extraire que le nom des feuilles</w:t>
       </w:r>
-      <w:bookmarkEnd w:id="21"/>
+      <w:bookmarkEnd w:id="23"/>
     </w:p>
     <w:p>
       <w:r>
@@ -6317,7 +7708,7 @@
       <w:pPr>
         <w:pStyle w:val="Titre4"/>
       </w:pPr>
-      <w:bookmarkStart w:id="22" w:name="_Toc223946780"/>
+      <w:bookmarkStart w:id="24" w:name="_Toc223951693"/>
       <w:r>
         <w:t>Syntaxe de</w:t>
       </w:r>
@@ -6327,7 +7718,7 @@
       <w:r>
         <w:t xml:space="preserve"> STXT</w:t>
       </w:r>
-      <w:bookmarkEnd w:id="22"/>
+      <w:bookmarkEnd w:id="24"/>
     </w:p>
     <w:p>
       <w:r>
@@ -6354,7 +7745,7 @@
         <w:rPr>
           <w:rStyle w:val="Appelnotedebasdep"/>
         </w:rPr>
-        <w:footnoteReference w:id="7"/>
+        <w:footnoteReference w:id="8"/>
       </w:r>
       <w:r>
         <w:t>.</w:t>
@@ -6380,14 +7771,7 @@
           <w:b/>
           <w:bCs/>
         </w:rPr>
-        <w:t xml:space="preserve">3 </w:t>
-      </w:r>
-      <w:r>
-        <w:rPr>
-          <w:b/>
-          <w:bCs/>
-        </w:rPr>
-        <w:t>arguments</w:t>
+        <w:t>3 arguments</w:t>
       </w:r>
       <w:r>
         <w:t xml:space="preserve"> suivants :</w:t>
@@ -6701,35 +8085,186 @@
           <w:highlight w:val="yellow"/>
         </w:rPr>
       </w:pPr>
-      <w:bookmarkStart w:id="23" w:name="_Toc223946417"/>
-      <w:bookmarkStart w:id="24" w:name="_Toc223946781"/>
+      <w:bookmarkStart w:id="25" w:name="_Toc223946417"/>
+      <w:bookmarkStart w:id="26" w:name="_Toc223951694"/>
       <w:r>
         <w:rPr>
           <w:highlight w:val="yellow"/>
         </w:rPr>
         <w:t xml:space="preserve">Syntaxe de la fonction </w:t>
       </w:r>
-      <w:bookmarkEnd w:id="23"/>
+      <w:bookmarkEnd w:id="25"/>
       <w:r>
         <w:rPr>
           <w:highlight w:val="yellow"/>
         </w:rPr>
         <w:t>ALEA</w:t>
       </w:r>
-      <w:bookmarkEnd w:id="24"/>
+      <w:bookmarkEnd w:id="26"/>
     </w:p>
     <w:p/>
     <w:p>
       <w:pPr>
         <w:pStyle w:val="Titre1"/>
       </w:pPr>
-      <w:bookmarkStart w:id="25" w:name="_Toc223707034"/>
-      <w:bookmarkStart w:id="26" w:name="_Toc223946782"/>
+      <w:bookmarkStart w:id="27" w:name="_Toc223951695"/>
+      <w:r>
+        <w:t>T</w:t>
+      </w:r>
+      <w:r>
+        <w:t>raduction</w:t>
+      </w:r>
+      <w:r>
+        <w:t xml:space="preserve"> </w:t>
+      </w:r>
+      <w:r>
+        <w:t>de</w:t>
+      </w:r>
+      <w:r>
+        <w:t>s</w:t>
+      </w:r>
+      <w:r>
+        <w:t xml:space="preserve"> fonctions</w:t>
+      </w:r>
+      <w:r>
+        <w:t xml:space="preserve"> Excel en anglais</w:t>
+      </w:r>
+      <w:bookmarkEnd w:id="27"/>
+    </w:p>
+    <w:p>
+      <w:r>
+        <w:t>Classées par ordre alphabétique.</w:t>
+      </w:r>
+      <w:r>
+        <w:t xml:space="preserve"> </w:t>
+      </w:r>
+      <w:r>
+        <w:rPr>
+          <w:b/>
+          <w:bCs/>
+          <w:i/>
+          <w:iCs/>
+        </w:rPr>
+        <w:t>Ce tableau peut être trié sur les deux entrées (Colonnes).</w:t>
+      </w:r>
+    </w:p>
+    <w:tbl>
+      <w:tblPr>
+        <w:tblStyle w:val="Grilledutableau"/>
+        <w:tblW w:w="0" w:type="auto"/>
+        <w:tblLook w:val="04A0" w:firstRow="1" w:lastRow="0" w:firstColumn="1" w:lastColumn="0" w:noHBand="0" w:noVBand="1"/>
+      </w:tblPr>
+      <w:tblGrid>
+        <w:gridCol w:w="4531"/>
+        <w:gridCol w:w="4531"/>
+      </w:tblGrid>
+      <w:tr>
+        <w:tc>
+          <w:tcPr>
+            <w:tcW w:w="4531" w:type="dxa"/>
+          </w:tcPr>
+          <w:p>
+            <w:pPr>
+              <w:rPr>
+                <w:b/>
+                <w:bCs/>
+                <w:sz w:val="24"/>
+                <w:szCs w:val="24"/>
+              </w:rPr>
+            </w:pPr>
+            <w:r>
+              <w:rPr>
+                <w:b/>
+                <w:bCs/>
+                <w:sz w:val="24"/>
+                <w:szCs w:val="24"/>
+              </w:rPr>
+              <w:t>Français</w:t>
+            </w:r>
+          </w:p>
+        </w:tc>
+        <w:tc>
+          <w:tcPr>
+            <w:tcW w:w="4531" w:type="dxa"/>
+          </w:tcPr>
+          <w:p>
+            <w:pPr>
+              <w:rPr>
+                <w:b/>
+                <w:bCs/>
+                <w:sz w:val="24"/>
+                <w:szCs w:val="24"/>
+              </w:rPr>
+            </w:pPr>
+            <w:r>
+              <w:rPr>
+                <w:b/>
+                <w:bCs/>
+                <w:sz w:val="24"/>
+                <w:szCs w:val="24"/>
+              </w:rPr>
+              <w:t>English</w:t>
+            </w:r>
+          </w:p>
+        </w:tc>
+      </w:tr>
+      <w:tr>
+        <w:tc>
+          <w:tcPr>
+            <w:tcW w:w="4531" w:type="dxa"/>
+          </w:tcPr>
+          <w:p>
+            <w:r>
+              <w:t>TROUVE</w:t>
+            </w:r>
+          </w:p>
+        </w:tc>
+        <w:tc>
+          <w:tcPr>
+            <w:tcW w:w="4531" w:type="dxa"/>
+          </w:tcPr>
+          <w:p>
+            <w:r>
+              <w:t>FIND</w:t>
+            </w:r>
+          </w:p>
+        </w:tc>
+      </w:tr>
+      <w:tr>
+        <w:tc>
+          <w:tcPr>
+            <w:tcW w:w="4531" w:type="dxa"/>
+          </w:tcPr>
+          <w:p>
+            <w:r>
+              <w:t>INDEX</w:t>
+            </w:r>
+          </w:p>
+        </w:tc>
+        <w:tc>
+          <w:tcPr>
+            <w:tcW w:w="4531" w:type="dxa"/>
+          </w:tcPr>
+          <w:p>
+            <w:r>
+              <w:t>INDEX</w:t>
+            </w:r>
+          </w:p>
+        </w:tc>
+      </w:tr>
+    </w:tbl>
+    <w:p/>
+    <w:p>
+      <w:pPr>
+        <w:pStyle w:val="Titre1"/>
+      </w:pPr>
+      <w:bookmarkStart w:id="28" w:name="_Toc223707034"/>
+      <w:bookmarkStart w:id="29" w:name="_Toc223951696"/>
       <w:r>
         <w:t>Links</w:t>
       </w:r>
-      <w:bookmarkEnd w:id="25"/>
-      <w:bookmarkEnd w:id="26"/>
+      <w:bookmarkEnd w:id="28"/>
+      <w:bookmarkEnd w:id="29"/>
     </w:p>
     <w:p>
       <w:pPr>
@@ -6762,8 +8297,8 @@
     <w:p/>
     <w:p/>
     <w:sectPr>
-      <w:headerReference w:type="default" r:id="rId39"/>
-      <w:footerReference w:type="default" r:id="rId40"/>
+      <w:headerReference w:type="default" r:id="rId40"/>
+      <w:footerReference w:type="default" r:id="rId41"/>
       <w:pgSz w:w="11906" w:h="16838"/>
       <w:pgMar w:top="1417" w:right="1417" w:bottom="1417" w:left="1417" w:header="708" w:footer="708" w:gutter="0"/>
       <w:cols w:space="708"/>
@@ -7071,6 +8606,25 @@
     </w:p>
   </w:footnote>
   <w:footnote w:id="7">
+    <w:p>
+      <w:pPr>
+        <w:pStyle w:val="Notedebasdepage"/>
+      </w:pPr>
+      <w:r>
+        <w:rPr>
+          <w:rStyle w:val="Appelnotedebasdep"/>
+        </w:rPr>
+        <w:footnoteRef/>
+      </w:r>
+      <w:r>
+        <w:t xml:space="preserve"> </w:t>
+      </w:r>
+      <w:r>
+        <w:t>https://support.microsoft.com/fr-fr/office/index-index-fonction-a5dcf0dd-996d-40a4-a822-b56b061328bd</w:t>
+      </w:r>
+    </w:p>
+  </w:footnote>
+  <w:footnote w:id="8">
     <w:p>
       <w:pPr>
         <w:pStyle w:val="Notedebasdepage"/>
@@ -7372,7 +8926,7 @@
               <w:sz w:val="16"/>
               <w:szCs w:val="16"/>
             </w:rPr>
-            <w:t>09-03-2026 10:52</w:t>
+            <w:t>09-03-2026 11:05</w:t>
           </w:r>
           <w:r>
             <w:rPr>
@@ -7872,6 +9426,155 @@
     </w:lvl>
   </w:abstractNum>
   <w:abstractNum w:abstractNumId="1" w15:restartNumberingAfterBreak="0">
+    <w:nsid w:val="2DE26044"/>
+    <w:multiLevelType w:val="multilevel"/>
+    <w:tmpl w:val="052E3A14"/>
+    <w:lvl w:ilvl="0">
+      <w:start w:val="1"/>
+      <w:numFmt w:val="decimal"/>
+      <w:lvlText w:val="%1."/>
+      <w:lvlJc w:val="left"/>
+      <w:pPr>
+        <w:tabs>
+          <w:tab w:val="num" w:pos="720"/>
+        </w:tabs>
+        <w:ind w:left="720" w:hanging="360"/>
+      </w:pPr>
+      <w:rPr>
+        <w:rFonts w:hint="default"/>
+        <w:sz w:val="20"/>
+      </w:rPr>
+    </w:lvl>
+    <w:lvl w:ilvl="1">
+      <w:start w:val="1"/>
+      <w:numFmt w:val="bullet"/>
+      <w:lvlText w:val=""/>
+      <w:lvlJc w:val="left"/>
+      <w:pPr>
+        <w:tabs>
+          <w:tab w:val="num" w:pos="1440"/>
+        </w:tabs>
+        <w:ind w:left="1440" w:hanging="360"/>
+      </w:pPr>
+      <w:rPr>
+        <w:rFonts w:ascii="Wingdings" w:hAnsi="Wingdings" w:hint="default"/>
+        <w:sz w:val="20"/>
+      </w:rPr>
+    </w:lvl>
+    <w:lvl w:ilvl="2" w:tentative="1">
+      <w:start w:val="1"/>
+      <w:numFmt w:val="bullet"/>
+      <w:lvlText w:val=""/>
+      <w:lvlJc w:val="left"/>
+      <w:pPr>
+        <w:tabs>
+          <w:tab w:val="num" w:pos="2160"/>
+        </w:tabs>
+        <w:ind w:left="2160" w:hanging="360"/>
+      </w:pPr>
+      <w:rPr>
+        <w:rFonts w:ascii="Wingdings" w:hAnsi="Wingdings" w:hint="default"/>
+        <w:sz w:val="20"/>
+      </w:rPr>
+    </w:lvl>
+    <w:lvl w:ilvl="3" w:tentative="1">
+      <w:start w:val="1"/>
+      <w:numFmt w:val="bullet"/>
+      <w:lvlText w:val=""/>
+      <w:lvlJc w:val="left"/>
+      <w:pPr>
+        <w:tabs>
+          <w:tab w:val="num" w:pos="2880"/>
+        </w:tabs>
+        <w:ind w:left="2880" w:hanging="360"/>
+      </w:pPr>
+      <w:rPr>
+        <w:rFonts w:ascii="Wingdings" w:hAnsi="Wingdings" w:hint="default"/>
+        <w:sz w:val="20"/>
+      </w:rPr>
+    </w:lvl>
+    <w:lvl w:ilvl="4" w:tentative="1">
+      <w:start w:val="1"/>
+      <w:numFmt w:val="bullet"/>
+      <w:lvlText w:val=""/>
+      <w:lvlJc w:val="left"/>
+      <w:pPr>
+        <w:tabs>
+          <w:tab w:val="num" w:pos="3600"/>
+        </w:tabs>
+        <w:ind w:left="3600" w:hanging="360"/>
+      </w:pPr>
+      <w:rPr>
+        <w:rFonts w:ascii="Wingdings" w:hAnsi="Wingdings" w:hint="default"/>
+        <w:sz w:val="20"/>
+      </w:rPr>
+    </w:lvl>
+    <w:lvl w:ilvl="5" w:tentative="1">
+      <w:start w:val="1"/>
+      <w:numFmt w:val="bullet"/>
+      <w:lvlText w:val=""/>
+      <w:lvlJc w:val="left"/>
+      <w:pPr>
+        <w:tabs>
+          <w:tab w:val="num" w:pos="4320"/>
+        </w:tabs>
+        <w:ind w:left="4320" w:hanging="360"/>
+      </w:pPr>
+      <w:rPr>
+        <w:rFonts w:ascii="Wingdings" w:hAnsi="Wingdings" w:hint="default"/>
+        <w:sz w:val="20"/>
+      </w:rPr>
+    </w:lvl>
+    <w:lvl w:ilvl="6" w:tentative="1">
+      <w:start w:val="1"/>
+      <w:numFmt w:val="bullet"/>
+      <w:lvlText w:val=""/>
+      <w:lvlJc w:val="left"/>
+      <w:pPr>
+        <w:tabs>
+          <w:tab w:val="num" w:pos="5040"/>
+        </w:tabs>
+        <w:ind w:left="5040" w:hanging="360"/>
+      </w:pPr>
+      <w:rPr>
+        <w:rFonts w:ascii="Wingdings" w:hAnsi="Wingdings" w:hint="default"/>
+        <w:sz w:val="20"/>
+      </w:rPr>
+    </w:lvl>
+    <w:lvl w:ilvl="7" w:tentative="1">
+      <w:start w:val="1"/>
+      <w:numFmt w:val="bullet"/>
+      <w:lvlText w:val=""/>
+      <w:lvlJc w:val="left"/>
+      <w:pPr>
+        <w:tabs>
+          <w:tab w:val="num" w:pos="5760"/>
+        </w:tabs>
+        <w:ind w:left="5760" w:hanging="360"/>
+      </w:pPr>
+      <w:rPr>
+        <w:rFonts w:ascii="Wingdings" w:hAnsi="Wingdings" w:hint="default"/>
+        <w:sz w:val="20"/>
+      </w:rPr>
+    </w:lvl>
+    <w:lvl w:ilvl="8" w:tentative="1">
+      <w:start w:val="1"/>
+      <w:numFmt w:val="bullet"/>
+      <w:lvlText w:val=""/>
+      <w:lvlJc w:val="left"/>
+      <w:pPr>
+        <w:tabs>
+          <w:tab w:val="num" w:pos="6480"/>
+        </w:tabs>
+        <w:ind w:left="6480" w:hanging="360"/>
+      </w:pPr>
+      <w:rPr>
+        <w:rFonts w:ascii="Wingdings" w:hAnsi="Wingdings" w:hint="default"/>
+        <w:sz w:val="20"/>
+      </w:rPr>
+    </w:lvl>
+  </w:abstractNum>
+  <w:abstractNum w:abstractNumId="2" w15:restartNumberingAfterBreak="0">
     <w:nsid w:val="3BA26A8E"/>
     <w:multiLevelType w:val="hybridMultilevel"/>
     <w:tmpl w:val="C652ADEC"/>
@@ -7984,10 +9687,272 @@
       </w:rPr>
     </w:lvl>
   </w:abstractNum>
-  <w:abstractNum w:abstractNumId="2" w15:restartNumberingAfterBreak="0">
+  <w:abstractNum w:abstractNumId="3" w15:restartNumberingAfterBreak="0">
     <w:nsid w:val="48703962"/>
     <w:multiLevelType w:val="multilevel"/>
-    <w:tmpl w:val="3324586A"/>
+    <w:tmpl w:val="052E3A14"/>
+    <w:lvl w:ilvl="0">
+      <w:start w:val="1"/>
+      <w:numFmt w:val="decimal"/>
+      <w:lvlText w:val="%1."/>
+      <w:lvlJc w:val="left"/>
+      <w:pPr>
+        <w:tabs>
+          <w:tab w:val="num" w:pos="720"/>
+        </w:tabs>
+        <w:ind w:left="720" w:hanging="360"/>
+      </w:pPr>
+      <w:rPr>
+        <w:rFonts w:hint="default"/>
+        <w:sz w:val="20"/>
+      </w:rPr>
+    </w:lvl>
+    <w:lvl w:ilvl="1" w:tentative="1">
+      <w:start w:val="1"/>
+      <w:numFmt w:val="bullet"/>
+      <w:lvlText w:val=""/>
+      <w:lvlJc w:val="left"/>
+      <w:pPr>
+        <w:tabs>
+          <w:tab w:val="num" w:pos="1440"/>
+        </w:tabs>
+        <w:ind w:left="1440" w:hanging="360"/>
+      </w:pPr>
+      <w:rPr>
+        <w:rFonts w:ascii="Wingdings" w:hAnsi="Wingdings" w:hint="default"/>
+        <w:sz w:val="20"/>
+      </w:rPr>
+    </w:lvl>
+    <w:lvl w:ilvl="2" w:tentative="1">
+      <w:start w:val="1"/>
+      <w:numFmt w:val="bullet"/>
+      <w:lvlText w:val=""/>
+      <w:lvlJc w:val="left"/>
+      <w:pPr>
+        <w:tabs>
+          <w:tab w:val="num" w:pos="2160"/>
+        </w:tabs>
+        <w:ind w:left="2160" w:hanging="360"/>
+      </w:pPr>
+      <w:rPr>
+        <w:rFonts w:ascii="Wingdings" w:hAnsi="Wingdings" w:hint="default"/>
+        <w:sz w:val="20"/>
+      </w:rPr>
+    </w:lvl>
+    <w:lvl w:ilvl="3" w:tentative="1">
+      <w:start w:val="1"/>
+      <w:numFmt w:val="bullet"/>
+      <w:lvlText w:val=""/>
+      <w:lvlJc w:val="left"/>
+      <w:pPr>
+        <w:tabs>
+          <w:tab w:val="num" w:pos="2880"/>
+        </w:tabs>
+        <w:ind w:left="2880" w:hanging="360"/>
+      </w:pPr>
+      <w:rPr>
+        <w:rFonts w:ascii="Wingdings" w:hAnsi="Wingdings" w:hint="default"/>
+        <w:sz w:val="20"/>
+      </w:rPr>
+    </w:lvl>
+    <w:lvl w:ilvl="4" w:tentative="1">
+      <w:start w:val="1"/>
+      <w:numFmt w:val="bullet"/>
+      <w:lvlText w:val=""/>
+      <w:lvlJc w:val="left"/>
+      <w:pPr>
+        <w:tabs>
+          <w:tab w:val="num" w:pos="3600"/>
+        </w:tabs>
+        <w:ind w:left="3600" w:hanging="360"/>
+      </w:pPr>
+      <w:rPr>
+        <w:rFonts w:ascii="Wingdings" w:hAnsi="Wingdings" w:hint="default"/>
+        <w:sz w:val="20"/>
+      </w:rPr>
+    </w:lvl>
+    <w:lvl w:ilvl="5" w:tentative="1">
+      <w:start w:val="1"/>
+      <w:numFmt w:val="bullet"/>
+      <w:lvlText w:val=""/>
+      <w:lvlJc w:val="left"/>
+      <w:pPr>
+        <w:tabs>
+          <w:tab w:val="num" w:pos="4320"/>
+        </w:tabs>
+        <w:ind w:left="4320" w:hanging="360"/>
+      </w:pPr>
+      <w:rPr>
+        <w:rFonts w:ascii="Wingdings" w:hAnsi="Wingdings" w:hint="default"/>
+        <w:sz w:val="20"/>
+      </w:rPr>
+    </w:lvl>
+    <w:lvl w:ilvl="6" w:tentative="1">
+      <w:start w:val="1"/>
+      <w:numFmt w:val="bullet"/>
+      <w:lvlText w:val=""/>
+      <w:lvlJc w:val="left"/>
+      <w:pPr>
+        <w:tabs>
+          <w:tab w:val="num" w:pos="5040"/>
+        </w:tabs>
+        <w:ind w:left="5040" w:hanging="360"/>
+      </w:pPr>
+      <w:rPr>
+        <w:rFonts w:ascii="Wingdings" w:hAnsi="Wingdings" w:hint="default"/>
+        <w:sz w:val="20"/>
+      </w:rPr>
+    </w:lvl>
+    <w:lvl w:ilvl="7" w:tentative="1">
+      <w:start w:val="1"/>
+      <w:numFmt w:val="bullet"/>
+      <w:lvlText w:val=""/>
+      <w:lvlJc w:val="left"/>
+      <w:pPr>
+        <w:tabs>
+          <w:tab w:val="num" w:pos="5760"/>
+        </w:tabs>
+        <w:ind w:left="5760" w:hanging="360"/>
+      </w:pPr>
+      <w:rPr>
+        <w:rFonts w:ascii="Wingdings" w:hAnsi="Wingdings" w:hint="default"/>
+        <w:sz w:val="20"/>
+      </w:rPr>
+    </w:lvl>
+    <w:lvl w:ilvl="8" w:tentative="1">
+      <w:start w:val="1"/>
+      <w:numFmt w:val="bullet"/>
+      <w:lvlText w:val=""/>
+      <w:lvlJc w:val="left"/>
+      <w:pPr>
+        <w:tabs>
+          <w:tab w:val="num" w:pos="6480"/>
+        </w:tabs>
+        <w:ind w:left="6480" w:hanging="360"/>
+      </w:pPr>
+      <w:rPr>
+        <w:rFonts w:ascii="Wingdings" w:hAnsi="Wingdings" w:hint="default"/>
+        <w:sz w:val="20"/>
+      </w:rPr>
+    </w:lvl>
+  </w:abstractNum>
+  <w:abstractNum w:abstractNumId="4" w15:restartNumberingAfterBreak="0">
+    <w:nsid w:val="51363DDA"/>
+    <w:multiLevelType w:val="hybridMultilevel"/>
+    <w:tmpl w:val="1A4AC8B6"/>
+    <w:lvl w:ilvl="0" w:tplc="040C000B">
+      <w:start w:val="1"/>
+      <w:numFmt w:val="bullet"/>
+      <w:lvlText w:val=""/>
+      <w:lvlJc w:val="left"/>
+      <w:pPr>
+        <w:ind w:left="720" w:hanging="360"/>
+      </w:pPr>
+      <w:rPr>
+        <w:rFonts w:ascii="Wingdings" w:hAnsi="Wingdings" w:hint="default"/>
+      </w:rPr>
+    </w:lvl>
+    <w:lvl w:ilvl="1" w:tplc="040C0003" w:tentative="1">
+      <w:start w:val="1"/>
+      <w:numFmt w:val="bullet"/>
+      <w:lvlText w:val="o"/>
+      <w:lvlJc w:val="left"/>
+      <w:pPr>
+        <w:ind w:left="1440" w:hanging="360"/>
+      </w:pPr>
+      <w:rPr>
+        <w:rFonts w:ascii="Courier New" w:hAnsi="Courier New" w:cs="Courier New" w:hint="default"/>
+      </w:rPr>
+    </w:lvl>
+    <w:lvl w:ilvl="2" w:tplc="040C0005" w:tentative="1">
+      <w:start w:val="1"/>
+      <w:numFmt w:val="bullet"/>
+      <w:lvlText w:val=""/>
+      <w:lvlJc w:val="left"/>
+      <w:pPr>
+        <w:ind w:left="2160" w:hanging="360"/>
+      </w:pPr>
+      <w:rPr>
+        <w:rFonts w:ascii="Wingdings" w:hAnsi="Wingdings" w:hint="default"/>
+      </w:rPr>
+    </w:lvl>
+    <w:lvl w:ilvl="3" w:tplc="040C0001" w:tentative="1">
+      <w:start w:val="1"/>
+      <w:numFmt w:val="bullet"/>
+      <w:lvlText w:val=""/>
+      <w:lvlJc w:val="left"/>
+      <w:pPr>
+        <w:ind w:left="2880" w:hanging="360"/>
+      </w:pPr>
+      <w:rPr>
+        <w:rFonts w:ascii="Symbol" w:hAnsi="Symbol" w:hint="default"/>
+      </w:rPr>
+    </w:lvl>
+    <w:lvl w:ilvl="4" w:tplc="040C0003" w:tentative="1">
+      <w:start w:val="1"/>
+      <w:numFmt w:val="bullet"/>
+      <w:lvlText w:val="o"/>
+      <w:lvlJc w:val="left"/>
+      <w:pPr>
+        <w:ind w:left="3600" w:hanging="360"/>
+      </w:pPr>
+      <w:rPr>
+        <w:rFonts w:ascii="Courier New" w:hAnsi="Courier New" w:cs="Courier New" w:hint="default"/>
+      </w:rPr>
+    </w:lvl>
+    <w:lvl w:ilvl="5" w:tplc="040C0005" w:tentative="1">
+      <w:start w:val="1"/>
+      <w:numFmt w:val="bullet"/>
+      <w:lvlText w:val=""/>
+      <w:lvlJc w:val="left"/>
+      <w:pPr>
+        <w:ind w:left="4320" w:hanging="360"/>
+      </w:pPr>
+      <w:rPr>
+        <w:rFonts w:ascii="Wingdings" w:hAnsi="Wingdings" w:hint="default"/>
+      </w:rPr>
+    </w:lvl>
+    <w:lvl w:ilvl="6" w:tplc="040C0001" w:tentative="1">
+      <w:start w:val="1"/>
+      <w:numFmt w:val="bullet"/>
+      <w:lvlText w:val=""/>
+      <w:lvlJc w:val="left"/>
+      <w:pPr>
+        <w:ind w:left="5040" w:hanging="360"/>
+      </w:pPr>
+      <w:rPr>
+        <w:rFonts w:ascii="Symbol" w:hAnsi="Symbol" w:hint="default"/>
+      </w:rPr>
+    </w:lvl>
+    <w:lvl w:ilvl="7" w:tplc="040C0003" w:tentative="1">
+      <w:start w:val="1"/>
+      <w:numFmt w:val="bullet"/>
+      <w:lvlText w:val="o"/>
+      <w:lvlJc w:val="left"/>
+      <w:pPr>
+        <w:ind w:left="5760" w:hanging="360"/>
+      </w:pPr>
+      <w:rPr>
+        <w:rFonts w:ascii="Courier New" w:hAnsi="Courier New" w:cs="Courier New" w:hint="default"/>
+      </w:rPr>
+    </w:lvl>
+    <w:lvl w:ilvl="8" w:tplc="040C0005" w:tentative="1">
+      <w:start w:val="1"/>
+      <w:numFmt w:val="bullet"/>
+      <w:lvlText w:val=""/>
+      <w:lvlJc w:val="left"/>
+      <w:pPr>
+        <w:ind w:left="6480" w:hanging="360"/>
+      </w:pPr>
+      <w:rPr>
+        <w:rFonts w:ascii="Wingdings" w:hAnsi="Wingdings" w:hint="default"/>
+      </w:rPr>
+    </w:lvl>
+  </w:abstractNum>
+  <w:abstractNum w:abstractNumId="5" w15:restartNumberingAfterBreak="0">
+    <w:nsid w:val="63C67794"/>
+    <w:multiLevelType w:val="multilevel"/>
+    <w:tmpl w:val="562662F0"/>
     <w:lvl w:ilvl="0">
       <w:start w:val="1"/>
       <w:numFmt w:val="bullet"/>
@@ -8133,127 +10098,14 @@
       </w:rPr>
     </w:lvl>
   </w:abstractNum>
-  <w:abstractNum w:abstractNumId="3" w15:restartNumberingAfterBreak="0">
-    <w:nsid w:val="51363DDA"/>
-    <w:multiLevelType w:val="hybridMultilevel"/>
-    <w:tmpl w:val="1A4AC8B6"/>
-    <w:lvl w:ilvl="0" w:tplc="040C000B">
-      <w:start w:val="1"/>
-      <w:numFmt w:val="bullet"/>
-      <w:lvlText w:val=""/>
-      <w:lvlJc w:val="left"/>
-      <w:pPr>
-        <w:ind w:left="720" w:hanging="360"/>
-      </w:pPr>
-      <w:rPr>
-        <w:rFonts w:ascii="Wingdings" w:hAnsi="Wingdings" w:hint="default"/>
-      </w:rPr>
-    </w:lvl>
-    <w:lvl w:ilvl="1" w:tplc="040C0003" w:tentative="1">
-      <w:start w:val="1"/>
-      <w:numFmt w:val="bullet"/>
-      <w:lvlText w:val="o"/>
-      <w:lvlJc w:val="left"/>
-      <w:pPr>
-        <w:ind w:left="1440" w:hanging="360"/>
-      </w:pPr>
-      <w:rPr>
-        <w:rFonts w:ascii="Courier New" w:hAnsi="Courier New" w:cs="Courier New" w:hint="default"/>
-      </w:rPr>
-    </w:lvl>
-    <w:lvl w:ilvl="2" w:tplc="040C0005" w:tentative="1">
-      <w:start w:val="1"/>
-      <w:numFmt w:val="bullet"/>
-      <w:lvlText w:val=""/>
-      <w:lvlJc w:val="left"/>
-      <w:pPr>
-        <w:ind w:left="2160" w:hanging="360"/>
-      </w:pPr>
-      <w:rPr>
-        <w:rFonts w:ascii="Wingdings" w:hAnsi="Wingdings" w:hint="default"/>
-      </w:rPr>
-    </w:lvl>
-    <w:lvl w:ilvl="3" w:tplc="040C0001" w:tentative="1">
-      <w:start w:val="1"/>
-      <w:numFmt w:val="bullet"/>
-      <w:lvlText w:val=""/>
-      <w:lvlJc w:val="left"/>
-      <w:pPr>
-        <w:ind w:left="2880" w:hanging="360"/>
-      </w:pPr>
-      <w:rPr>
-        <w:rFonts w:ascii="Symbol" w:hAnsi="Symbol" w:hint="default"/>
-      </w:rPr>
-    </w:lvl>
-    <w:lvl w:ilvl="4" w:tplc="040C0003" w:tentative="1">
-      <w:start w:val="1"/>
-      <w:numFmt w:val="bullet"/>
-      <w:lvlText w:val="o"/>
-      <w:lvlJc w:val="left"/>
-      <w:pPr>
-        <w:ind w:left="3600" w:hanging="360"/>
-      </w:pPr>
-      <w:rPr>
-        <w:rFonts w:ascii="Courier New" w:hAnsi="Courier New" w:cs="Courier New" w:hint="default"/>
-      </w:rPr>
-    </w:lvl>
-    <w:lvl w:ilvl="5" w:tplc="040C0005" w:tentative="1">
-      <w:start w:val="1"/>
-      <w:numFmt w:val="bullet"/>
-      <w:lvlText w:val=""/>
-      <w:lvlJc w:val="left"/>
-      <w:pPr>
-        <w:ind w:left="4320" w:hanging="360"/>
-      </w:pPr>
-      <w:rPr>
-        <w:rFonts w:ascii="Wingdings" w:hAnsi="Wingdings" w:hint="default"/>
-      </w:rPr>
-    </w:lvl>
-    <w:lvl w:ilvl="6" w:tplc="040C0001" w:tentative="1">
-      <w:start w:val="1"/>
-      <w:numFmt w:val="bullet"/>
-      <w:lvlText w:val=""/>
-      <w:lvlJc w:val="left"/>
-      <w:pPr>
-        <w:ind w:left="5040" w:hanging="360"/>
-      </w:pPr>
-      <w:rPr>
-        <w:rFonts w:ascii="Symbol" w:hAnsi="Symbol" w:hint="default"/>
-      </w:rPr>
-    </w:lvl>
-    <w:lvl w:ilvl="7" w:tplc="040C0003" w:tentative="1">
-      <w:start w:val="1"/>
-      <w:numFmt w:val="bullet"/>
-      <w:lvlText w:val="o"/>
-      <w:lvlJc w:val="left"/>
-      <w:pPr>
-        <w:ind w:left="5760" w:hanging="360"/>
-      </w:pPr>
-      <w:rPr>
-        <w:rFonts w:ascii="Courier New" w:hAnsi="Courier New" w:cs="Courier New" w:hint="default"/>
-      </w:rPr>
-    </w:lvl>
-    <w:lvl w:ilvl="8" w:tplc="040C0005" w:tentative="1">
-      <w:start w:val="1"/>
-      <w:numFmt w:val="bullet"/>
-      <w:lvlText w:val=""/>
-      <w:lvlJc w:val="left"/>
-      <w:pPr>
-        <w:ind w:left="6480" w:hanging="360"/>
-      </w:pPr>
-      <w:rPr>
-        <w:rFonts w:ascii="Wingdings" w:hAnsi="Wingdings" w:hint="default"/>
-      </w:rPr>
-    </w:lvl>
-  </w:abstractNum>
-  <w:abstractNum w:abstractNumId="4" w15:restartNumberingAfterBreak="0">
-    <w:nsid w:val="63C67794"/>
+  <w:abstractNum w:abstractNumId="6" w15:restartNumberingAfterBreak="0">
+    <w:nsid w:val="6520374D"/>
     <w:multiLevelType w:val="multilevel"/>
-    <w:tmpl w:val="562662F0"/>
+    <w:tmpl w:val="052E3A14"/>
     <w:lvl w:ilvl="0">
       <w:start w:val="1"/>
-      <w:numFmt w:val="bullet"/>
-      <w:lvlText w:val=""/>
+      <w:numFmt w:val="decimal"/>
+      <w:lvlText w:val="%1."/>
       <w:lvlJc w:val="left"/>
       <w:pPr>
         <w:tabs>
@@ -8262,11 +10114,11 @@
         <w:ind w:left="720" w:hanging="360"/>
       </w:pPr>
       <w:rPr>
-        <w:rFonts w:ascii="Wingdings" w:hAnsi="Wingdings" w:hint="default"/>
+        <w:rFonts w:hint="default"/>
         <w:sz w:val="20"/>
       </w:rPr>
     </w:lvl>
-    <w:lvl w:ilvl="1" w:tentative="1">
+    <w:lvl w:ilvl="1">
       <w:start w:val="1"/>
       <w:numFmt w:val="bullet"/>
       <w:lvlText w:val=""/>
@@ -8395,7 +10247,7 @@
       </w:rPr>
     </w:lvl>
   </w:abstractNum>
-  <w:abstractNum w:abstractNumId="5" w15:restartNumberingAfterBreak="0">
+  <w:abstractNum w:abstractNumId="7" w15:restartNumberingAfterBreak="0">
     <w:nsid w:val="74244931"/>
     <w:multiLevelType w:val="hybridMultilevel"/>
     <w:tmpl w:val="4B44ED88"/>
@@ -8508,7 +10360,7 @@
       </w:rPr>
     </w:lvl>
   </w:abstractNum>
-  <w:abstractNum w:abstractNumId="6" w15:restartNumberingAfterBreak="0">
+  <w:abstractNum w:abstractNumId="8" w15:restartNumberingAfterBreak="0">
     <w:nsid w:val="76FD166A"/>
     <w:multiLevelType w:val="multilevel"/>
     <w:tmpl w:val="49A4698E"/>
@@ -8661,22 +10513,22 @@
     <w:abstractNumId w:val="0"/>
   </w:num>
   <w:num w:numId="2" w16cid:durableId="249699969">
+    <w:abstractNumId w:val="7"/>
+  </w:num>
+  <w:num w:numId="3" w16cid:durableId="400754054">
     <w:abstractNumId w:val="5"/>
   </w:num>
-  <w:num w:numId="3" w16cid:durableId="400754054">
+  <w:num w:numId="4" w16cid:durableId="727387911">
+    <w:abstractNumId w:val="3"/>
+  </w:num>
+  <w:num w:numId="5" w16cid:durableId="1781946946">
     <w:abstractNumId w:val="4"/>
   </w:num>
-  <w:num w:numId="4" w16cid:durableId="727387911">
-    <w:abstractNumId w:val="2"/>
-  </w:num>
-  <w:num w:numId="5" w16cid:durableId="1781946946">
-    <w:abstractNumId w:val="3"/>
-  </w:num>
   <w:num w:numId="6" w16cid:durableId="312758563">
-    <w:abstractNumId w:val="6"/>
+    <w:abstractNumId w:val="8"/>
   </w:num>
   <w:num w:numId="7" w16cid:durableId="374349911">
-    <w:abstractNumId w:val="1"/>
+    <w:abstractNumId w:val="2"/>
   </w:num>
   <w:num w:numId="8" w16cid:durableId="922640798">
     <w:abstractNumId w:val="0"/>
@@ -8707,6 +10559,12 @@
     <w:lvlOverride w:ilvl="8">
       <w:startOverride w:val="1"/>
     </w:lvlOverride>
+  </w:num>
+  <w:num w:numId="9" w16cid:durableId="1822114843">
+    <w:abstractNumId w:val="6"/>
+  </w:num>
+  <w:num w:numId="10" w16cid:durableId="375743901">
+    <w:abstractNumId w:val="1"/>
   </w:num>
 </w:numbering>
 </file>
@@ -9109,7 +10967,7 @@
   <w:style w:type="paragraph" w:default="1" w:styleId="Normal">
     <w:name w:val="Normal"/>
     <w:qFormat/>
-    <w:rsid w:val="00D950A3"/>
+    <w:rsid w:val="00165568"/>
   </w:style>
   <w:style w:type="paragraph" w:styleId="Titre1">
     <w:name w:val="heading 1"/>

--- a/EXCEL_CodeSource/Classeurs_CodeSource/SheetsList/Lister le nom des feuilles dans Excel.docx
+++ b/EXCEL_CodeSource/Classeurs_CodeSource/SheetsList/Lister le nom des feuilles dans Excel.docx
@@ -152,7 +152,7 @@
       <w:r>
         <w:fldChar w:fldCharType="separate"/>
       </w:r>
-      <w:hyperlink w:anchor="_Toc223951669" w:history="1">
+      <w:hyperlink w:anchor="_Toc223963963" w:history="1">
         <w:r>
           <w:rPr>
             <w:rStyle w:val="Lienhypertexte"/>
@@ -179,7 +179,7 @@
             <w:noProof/>
             <w:webHidden/>
           </w:rPr>
-          <w:instrText xml:space="preserve"> PAGEREF _Toc223951669 \h </w:instrText>
+          <w:instrText xml:space="preserve"> PAGEREF _Toc223963963 \h </w:instrText>
         </w:r>
         <w:r>
           <w:rPr>
@@ -226,7 +226,7 @@
           <w14:ligatures w14:val="standardContextual"/>
         </w:rPr>
       </w:pPr>
-      <w:hyperlink w:anchor="_Toc223951670" w:history="1">
+      <w:hyperlink w:anchor="_Toc223963964" w:history="1">
         <w:r>
           <w:rPr>
             <w:rStyle w:val="Lienhypertexte"/>
@@ -253,7 +253,7 @@
             <w:noProof/>
             <w:webHidden/>
           </w:rPr>
-          <w:instrText xml:space="preserve"> PAGEREF _Toc223951670 \h </w:instrText>
+          <w:instrText xml:space="preserve"> PAGEREF _Toc223963964 \h </w:instrText>
         </w:r>
         <w:r>
           <w:rPr>
@@ -302,7 +302,7 @@
           <w14:ligatures w14:val="standardContextual"/>
         </w:rPr>
       </w:pPr>
-      <w:hyperlink w:anchor="_Toc223951671" w:history="1">
+      <w:hyperlink w:anchor="_Toc223963965" w:history="1">
         <w:r>
           <w:rPr>
             <w:rStyle w:val="Lienhypertexte"/>
@@ -329,7 +329,7 @@
             <w:noProof/>
             <w:webHidden/>
           </w:rPr>
-          <w:instrText xml:space="preserve"> PAGEREF _Toc223951671 \h </w:instrText>
+          <w:instrText xml:space="preserve"> PAGEREF _Toc223963965 \h </w:instrText>
         </w:r>
         <w:r>
           <w:rPr>
@@ -376,7 +376,7 @@
           <w14:ligatures w14:val="standardContextual"/>
         </w:rPr>
       </w:pPr>
-      <w:hyperlink w:anchor="_Toc223951672" w:history="1">
+      <w:hyperlink w:anchor="_Toc223963966" w:history="1">
         <w:r>
           <w:rPr>
             <w:rStyle w:val="Lienhypertexte"/>
@@ -403,7 +403,7 @@
             <w:noProof/>
             <w:webHidden/>
           </w:rPr>
-          <w:instrText xml:space="preserve"> PAGEREF _Toc223951672 \h </w:instrText>
+          <w:instrText xml:space="preserve"> PAGEREF _Toc223963966 \h </w:instrText>
         </w:r>
         <w:r>
           <w:rPr>
@@ -451,7 +451,7 @@
           <w14:ligatures w14:val="standardContextual"/>
         </w:rPr>
       </w:pPr>
-      <w:hyperlink w:anchor="_Toc223951673" w:history="1">
+      <w:hyperlink w:anchor="_Toc223963967" w:history="1">
         <w:r>
           <w:rPr>
             <w:rStyle w:val="Lienhypertexte"/>
@@ -478,7 +478,7 @@
             <w:noProof/>
             <w:webHidden/>
           </w:rPr>
-          <w:instrText xml:space="preserve"> PAGEREF _Toc223951673 \h </w:instrText>
+          <w:instrText xml:space="preserve"> PAGEREF _Toc223963967 \h </w:instrText>
         </w:r>
         <w:r>
           <w:rPr>
@@ -526,7 +526,7 @@
           <w14:ligatures w14:val="standardContextual"/>
         </w:rPr>
       </w:pPr>
-      <w:hyperlink w:anchor="_Toc223951674" w:history="1">
+      <w:hyperlink w:anchor="_Toc223963968" w:history="1">
         <w:r>
           <w:rPr>
             <w:rStyle w:val="Lienhypertexte"/>
@@ -553,7 +553,7 @@
             <w:noProof/>
             <w:webHidden/>
           </w:rPr>
-          <w:instrText xml:space="preserve"> PAGEREF _Toc223951674 \h </w:instrText>
+          <w:instrText xml:space="preserve"> PAGEREF _Toc223963968 \h </w:instrText>
         </w:r>
         <w:r>
           <w:rPr>
@@ -601,7 +601,7 @@
           <w14:ligatures w14:val="standardContextual"/>
         </w:rPr>
       </w:pPr>
-      <w:hyperlink w:anchor="_Toc223951675" w:history="1">
+      <w:hyperlink w:anchor="_Toc223963969" w:history="1">
         <w:r>
           <w:rPr>
             <w:rStyle w:val="Lienhypertexte"/>
@@ -628,7 +628,7 @@
             <w:noProof/>
             <w:webHidden/>
           </w:rPr>
-          <w:instrText xml:space="preserve"> PAGEREF _Toc223951675 \h </w:instrText>
+          <w:instrText xml:space="preserve"> PAGEREF _Toc223963969 \h </w:instrText>
         </w:r>
         <w:r>
           <w:rPr>
@@ -676,7 +676,7 @@
           <w14:ligatures w14:val="standardContextual"/>
         </w:rPr>
       </w:pPr>
-      <w:hyperlink w:anchor="_Toc223951676" w:history="1">
+      <w:hyperlink w:anchor="_Toc223963970" w:history="1">
         <w:r>
           <w:rPr>
             <w:rStyle w:val="Lienhypertexte"/>
@@ -703,7 +703,7 @@
             <w:noProof/>
             <w:webHidden/>
           </w:rPr>
-          <w:instrText xml:space="preserve"> PAGEREF _Toc223951676 \h </w:instrText>
+          <w:instrText xml:space="preserve"> PAGEREF _Toc223963970 \h </w:instrText>
         </w:r>
         <w:r>
           <w:rPr>
@@ -750,7 +750,7 @@
           <w14:ligatures w14:val="standardContextual"/>
         </w:rPr>
       </w:pPr>
-      <w:hyperlink w:anchor="_Toc223951677" w:history="1">
+      <w:hyperlink w:anchor="_Toc223963971" w:history="1">
         <w:r>
           <w:rPr>
             <w:rStyle w:val="Lienhypertexte"/>
@@ -777,7 +777,7 @@
             <w:noProof/>
             <w:webHidden/>
           </w:rPr>
-          <w:instrText xml:space="preserve"> PAGEREF _Toc223951677 \h </w:instrText>
+          <w:instrText xml:space="preserve"> PAGEREF _Toc223963971 \h </w:instrText>
         </w:r>
         <w:r>
           <w:rPr>
@@ -824,7 +824,7 @@
           <w14:ligatures w14:val="standardContextual"/>
         </w:rPr>
       </w:pPr>
-      <w:hyperlink w:anchor="_Toc223951678" w:history="1">
+      <w:hyperlink w:anchor="_Toc223963972" w:history="1">
         <w:r>
           <w:rPr>
             <w:rStyle w:val="Lienhypertexte"/>
@@ -851,7 +851,7 @@
             <w:noProof/>
             <w:webHidden/>
           </w:rPr>
-          <w:instrText xml:space="preserve"> PAGEREF _Toc223951678 \h </w:instrText>
+          <w:instrText xml:space="preserve"> PAGEREF _Toc223963972 \h </w:instrText>
         </w:r>
         <w:r>
           <w:rPr>
@@ -898,7 +898,7 @@
           <w14:ligatures w14:val="standardContextual"/>
         </w:rPr>
       </w:pPr>
-      <w:hyperlink w:anchor="_Toc223951679" w:history="1">
+      <w:hyperlink w:anchor="_Toc223963973" w:history="1">
         <w:r>
           <w:rPr>
             <w:rStyle w:val="Lienhypertexte"/>
@@ -925,7 +925,7 @@
             <w:noProof/>
             <w:webHidden/>
           </w:rPr>
-          <w:instrText xml:space="preserve"> PAGEREF _Toc223951679 \h </w:instrText>
+          <w:instrText xml:space="preserve"> PAGEREF _Toc223963973 \h </w:instrText>
         </w:r>
         <w:r>
           <w:rPr>
@@ -973,12 +973,11 @@
           <w14:ligatures w14:val="standardContextual"/>
         </w:rPr>
       </w:pPr>
-      <w:hyperlink w:anchor="_Toc223951680" w:history="1">
+      <w:hyperlink w:anchor="_Toc223963974" w:history="1">
         <w:r>
           <w:rPr>
             <w:rStyle w:val="Lienhypertexte"/>
             <w:noProof/>
-            <w:highlight w:val="yellow"/>
           </w:rPr>
           <w:t>2.2.1. Syntaxe de la fonction SUBSTITUE</w:t>
         </w:r>
@@ -1001,7 +1000,7 @@
             <w:noProof/>
             <w:webHidden/>
           </w:rPr>
-          <w:instrText xml:space="preserve"> PAGEREF _Toc223951680 \h </w:instrText>
+          <w:instrText xml:space="preserve"> PAGEREF _Toc223963974 \h </w:instrText>
         </w:r>
         <w:r>
           <w:rPr>
@@ -1049,7 +1048,7 @@
           <w14:ligatures w14:val="standardContextual"/>
         </w:rPr>
       </w:pPr>
-      <w:hyperlink w:anchor="_Toc223951681" w:history="1">
+      <w:hyperlink w:anchor="_Toc223963975" w:history="1">
         <w:r>
           <w:rPr>
             <w:rStyle w:val="Lienhypertexte"/>
@@ -1077,7 +1076,7 @@
             <w:noProof/>
             <w:webHidden/>
           </w:rPr>
-          <w:instrText xml:space="preserve"> PAGEREF _Toc223951681 \h </w:instrText>
+          <w:instrText xml:space="preserve"> PAGEREF _Toc223963975 \h </w:instrText>
         </w:r>
         <w:r>
           <w:rPr>
@@ -1097,7 +1096,7 @@
             <w:noProof/>
             <w:webHidden/>
           </w:rPr>
-          <w:t>12</w:t>
+          <w:t>13</w:t>
         </w:r>
         <w:r>
           <w:rPr>
@@ -1125,7 +1124,7 @@
           <w14:ligatures w14:val="standardContextual"/>
         </w:rPr>
       </w:pPr>
-      <w:hyperlink w:anchor="_Toc223951682" w:history="1">
+      <w:hyperlink w:anchor="_Toc223963976" w:history="1">
         <w:r>
           <w:rPr>
             <w:rStyle w:val="Lienhypertexte"/>
@@ -1152,7 +1151,7 @@
             <w:noProof/>
             <w:webHidden/>
           </w:rPr>
-          <w:instrText xml:space="preserve"> PAGEREF _Toc223951682 \h </w:instrText>
+          <w:instrText xml:space="preserve"> PAGEREF _Toc223963976 \h </w:instrText>
         </w:r>
         <w:r>
           <w:rPr>
@@ -1172,7 +1171,7 @@
             <w:noProof/>
             <w:webHidden/>
           </w:rPr>
-          <w:t>12</w:t>
+          <w:t>13</w:t>
         </w:r>
         <w:r>
           <w:rPr>
@@ -1199,7 +1198,7 @@
           <w14:ligatures w14:val="standardContextual"/>
         </w:rPr>
       </w:pPr>
-      <w:hyperlink w:anchor="_Toc223951683" w:history="1">
+      <w:hyperlink w:anchor="_Toc223963977" w:history="1">
         <w:r>
           <w:rPr>
             <w:rStyle w:val="Lienhypertexte"/>
@@ -1226,7 +1225,7 @@
             <w:noProof/>
             <w:webHidden/>
           </w:rPr>
-          <w:instrText xml:space="preserve"> PAGEREF _Toc223951683 \h </w:instrText>
+          <w:instrText xml:space="preserve"> PAGEREF _Toc223963977 \h </w:instrText>
         </w:r>
         <w:r>
           <w:rPr>
@@ -1246,7 +1245,7 @@
             <w:noProof/>
             <w:webHidden/>
           </w:rPr>
-          <w:t>14</w:t>
+          <w:t>15</w:t>
         </w:r>
         <w:r>
           <w:rPr>
@@ -1274,7 +1273,7 @@
           <w14:ligatures w14:val="standardContextual"/>
         </w:rPr>
       </w:pPr>
-      <w:hyperlink w:anchor="_Toc223951684" w:history="1">
+      <w:hyperlink w:anchor="_Toc223963978" w:history="1">
         <w:r>
           <w:rPr>
             <w:rStyle w:val="Lienhypertexte"/>
@@ -1301,7 +1300,7 @@
             <w:noProof/>
             <w:webHidden/>
           </w:rPr>
-          <w:instrText xml:space="preserve"> PAGEREF _Toc223951684 \h </w:instrText>
+          <w:instrText xml:space="preserve"> PAGEREF _Toc223963978 \h </w:instrText>
         </w:r>
         <w:r>
           <w:rPr>
@@ -1321,7 +1320,7 @@
             <w:noProof/>
             <w:webHidden/>
           </w:rPr>
-          <w:t>14</w:t>
+          <w:t>15</w:t>
         </w:r>
         <w:r>
           <w:rPr>
@@ -1349,7 +1348,7 @@
           <w14:ligatures w14:val="standardContextual"/>
         </w:rPr>
       </w:pPr>
-      <w:hyperlink w:anchor="_Toc223951685" w:history="1">
+      <w:hyperlink w:anchor="_Toc223963979" w:history="1">
         <w:r>
           <w:rPr>
             <w:rStyle w:val="Lienhypertexte"/>
@@ -1376,7 +1375,7 @@
             <w:noProof/>
             <w:webHidden/>
           </w:rPr>
-          <w:instrText xml:space="preserve"> PAGEREF _Toc223951685 \h </w:instrText>
+          <w:instrText xml:space="preserve"> PAGEREF _Toc223963979 \h </w:instrText>
         </w:r>
         <w:r>
           <w:rPr>
@@ -1396,7 +1395,7 @@
             <w:noProof/>
             <w:webHidden/>
           </w:rPr>
-          <w:t>14</w:t>
+          <w:t>15</w:t>
         </w:r>
         <w:r>
           <w:rPr>
@@ -1424,7 +1423,7 @@
           <w14:ligatures w14:val="standardContextual"/>
         </w:rPr>
       </w:pPr>
-      <w:hyperlink w:anchor="_Toc223951686" w:history="1">
+      <w:hyperlink w:anchor="_Toc223963980" w:history="1">
         <w:r>
           <w:rPr>
             <w:rStyle w:val="Lienhypertexte"/>
@@ -1451,7 +1450,7 @@
             <w:noProof/>
             <w:webHidden/>
           </w:rPr>
-          <w:instrText xml:space="preserve"> PAGEREF _Toc223951686 \h </w:instrText>
+          <w:instrText xml:space="preserve"> PAGEREF _Toc223963980 \h </w:instrText>
         </w:r>
         <w:r>
           <w:rPr>
@@ -1471,7 +1470,81 @@
             <w:noProof/>
             <w:webHidden/>
           </w:rPr>
-          <w:t>17</w:t>
+          <w:t>18</w:t>
+        </w:r>
+        <w:r>
+          <w:rPr>
+            <w:noProof/>
+            <w:webHidden/>
+          </w:rPr>
+          <w:fldChar w:fldCharType="end"/>
+        </w:r>
+      </w:hyperlink>
+    </w:p>
+    <w:p>
+      <w:pPr>
+        <w:pStyle w:val="TM2"/>
+        <w:tabs>
+          <w:tab w:val="right" w:leader="dot" w:pos="9062"/>
+        </w:tabs>
+        <w:rPr>
+          <w:rFonts w:eastAsiaTheme="minorEastAsia" w:cstheme="minorBidi"/>
+          <w:smallCaps w:val="0"/>
+          <w:noProof/>
+          <w:kern w:val="2"/>
+          <w:sz w:val="24"/>
+          <w:lang w:eastAsia="fr-FR"/>
+          <w14:ligatures w14:val="standardContextual"/>
+        </w:rPr>
+      </w:pPr>
+      <w:hyperlink w:anchor="_Toc223963981" w:history="1">
+        <w:r>
+          <w:rPr>
+            <w:rStyle w:val="Lienhypertexte"/>
+            <w:noProof/>
+          </w:rPr>
+          <w:t>2.4. Avec LIRE.CLASSEUR, STXT, TROUVE et INDEX + ALEA</w:t>
+        </w:r>
+        <w:r>
+          <w:rPr>
+            <w:noProof/>
+            <w:webHidden/>
+          </w:rPr>
+          <w:tab/>
+        </w:r>
+        <w:r>
+          <w:rPr>
+            <w:noProof/>
+            <w:webHidden/>
+          </w:rPr>
+          <w:fldChar w:fldCharType="begin"/>
+        </w:r>
+        <w:r>
+          <w:rPr>
+            <w:noProof/>
+            <w:webHidden/>
+          </w:rPr>
+          <w:instrText xml:space="preserve"> PAGEREF _Toc223963981 \h </w:instrText>
+        </w:r>
+        <w:r>
+          <w:rPr>
+            <w:noProof/>
+            <w:webHidden/>
+          </w:rPr>
+        </w:r>
+        <w:r>
+          <w:rPr>
+            <w:noProof/>
+            <w:webHidden/>
+          </w:rPr>
+          <w:fldChar w:fldCharType="separate"/>
+        </w:r>
+        <w:r>
+          <w:rPr>
+            <w:noProof/>
+            <w:webHidden/>
+          </w:rPr>
+          <w:t>19</w:t>
         </w:r>
         <w:r>
           <w:rPr>
@@ -1499,13 +1572,13 @@
           <w14:ligatures w14:val="standardContextual"/>
         </w:rPr>
       </w:pPr>
-      <w:hyperlink w:anchor="_Toc223951687" w:history="1">
+      <w:hyperlink w:anchor="_Toc223963982" w:history="1">
         <w:r>
           <w:rPr>
             <w:rStyle w:val="Lienhypertexte"/>
             <w:noProof/>
           </w:rPr>
-          <w:t>2.3.4. Pour aller plus loin</w:t>
+          <w:t>2.4.1. Étape 1 : Cliquer sur le menu Formules &gt; Gestionnaire de noms</w:t>
         </w:r>
         <w:r>
           <w:rPr>
@@ -1526,7 +1599,7 @@
             <w:noProof/>
             <w:webHidden/>
           </w:rPr>
-          <w:instrText xml:space="preserve"> PAGEREF _Toc223951687 \h </w:instrText>
+          <w:instrText xml:space="preserve"> PAGEREF _Toc223963982 \h </w:instrText>
         </w:r>
         <w:r>
           <w:rPr>
@@ -1546,81 +1619,7 @@
             <w:noProof/>
             <w:webHidden/>
           </w:rPr>
-          <w:t>18</w:t>
-        </w:r>
-        <w:r>
-          <w:rPr>
-            <w:noProof/>
-            <w:webHidden/>
-          </w:rPr>
-          <w:fldChar w:fldCharType="end"/>
-        </w:r>
-      </w:hyperlink>
-    </w:p>
-    <w:p>
-      <w:pPr>
-        <w:pStyle w:val="TM2"/>
-        <w:tabs>
-          <w:tab w:val="right" w:leader="dot" w:pos="9062"/>
-        </w:tabs>
-        <w:rPr>
-          <w:rFonts w:eastAsiaTheme="minorEastAsia" w:cstheme="minorBidi"/>
-          <w:smallCaps w:val="0"/>
-          <w:noProof/>
-          <w:kern w:val="2"/>
-          <w:sz w:val="24"/>
-          <w:lang w:eastAsia="fr-FR"/>
-          <w14:ligatures w14:val="standardContextual"/>
-        </w:rPr>
-      </w:pPr>
-      <w:hyperlink w:anchor="_Toc223951688" w:history="1">
-        <w:r>
-          <w:rPr>
-            <w:rStyle w:val="Lienhypertexte"/>
-            <w:noProof/>
-          </w:rPr>
-          <w:t>2.4. Avec LIRE.CLASSEUR, STXT, TROUVE et INDEX + ALEA</w:t>
-        </w:r>
-        <w:r>
-          <w:rPr>
-            <w:noProof/>
-            <w:webHidden/>
-          </w:rPr>
-          <w:tab/>
-        </w:r>
-        <w:r>
-          <w:rPr>
-            <w:noProof/>
-            <w:webHidden/>
-          </w:rPr>
-          <w:fldChar w:fldCharType="begin"/>
-        </w:r>
-        <w:r>
-          <w:rPr>
-            <w:noProof/>
-            <w:webHidden/>
-          </w:rPr>
-          <w:instrText xml:space="preserve"> PAGEREF _Toc223951688 \h </w:instrText>
-        </w:r>
-        <w:r>
-          <w:rPr>
-            <w:noProof/>
-            <w:webHidden/>
-          </w:rPr>
-        </w:r>
-        <w:r>
-          <w:rPr>
-            <w:noProof/>
-            <w:webHidden/>
-          </w:rPr>
-          <w:fldChar w:fldCharType="separate"/>
-        </w:r>
-        <w:r>
-          <w:rPr>
-            <w:noProof/>
-            <w:webHidden/>
-          </w:rPr>
-          <w:t>18</w:t>
+          <w:t>19</w:t>
         </w:r>
         <w:r>
           <w:rPr>
@@ -1648,13 +1647,13 @@
           <w14:ligatures w14:val="standardContextual"/>
         </w:rPr>
       </w:pPr>
-      <w:hyperlink w:anchor="_Toc223951689" w:history="1">
+      <w:hyperlink w:anchor="_Toc223963983" w:history="1">
         <w:r>
           <w:rPr>
             <w:rStyle w:val="Lienhypertexte"/>
             <w:noProof/>
           </w:rPr>
-          <w:t>2.4.1. Étape 1 : Cliquer sur le menu Formules &gt; Gestionnaire de noms</w:t>
+          <w:t>2.4.2. Étape 2 : Gestionnaire de noms &gt; insérer un nouveau nom</w:t>
         </w:r>
         <w:r>
           <w:rPr>
@@ -1675,7 +1674,7 @@
             <w:noProof/>
             <w:webHidden/>
           </w:rPr>
-          <w:instrText xml:space="preserve"> PAGEREF _Toc223951689 \h </w:instrText>
+          <w:instrText xml:space="preserve"> PAGEREF _Toc223963983 \h </w:instrText>
         </w:r>
         <w:r>
           <w:rPr>
@@ -1695,7 +1694,7 @@
             <w:noProof/>
             <w:webHidden/>
           </w:rPr>
-          <w:t>18</w:t>
+          <w:t>20</w:t>
         </w:r>
         <w:r>
           <w:rPr>
@@ -1723,13 +1722,13 @@
           <w14:ligatures w14:val="standardContextual"/>
         </w:rPr>
       </w:pPr>
-      <w:hyperlink w:anchor="_Toc223951690" w:history="1">
+      <w:hyperlink w:anchor="_Toc223963984" w:history="1">
         <w:r>
           <w:rPr>
             <w:rStyle w:val="Lienhypertexte"/>
             <w:noProof/>
           </w:rPr>
-          <w:t>2.4.2. Étape 2 : Gestionnaire de noms &gt; insérer un nouveau nom</w:t>
+          <w:t>2.4.3. Étape 3 : Rentrer la fonction LIRE.CLASSEUR(1)</w:t>
         </w:r>
         <w:r>
           <w:rPr>
@@ -1750,7 +1749,7 @@
             <w:noProof/>
             <w:webHidden/>
           </w:rPr>
-          <w:instrText xml:space="preserve"> PAGEREF _Toc223951690 \h </w:instrText>
+          <w:instrText xml:space="preserve"> PAGEREF _Toc223963984 \h </w:instrText>
         </w:r>
         <w:r>
           <w:rPr>
@@ -1770,7 +1769,7 @@
             <w:noProof/>
             <w:webHidden/>
           </w:rPr>
-          <w:t>19</w:t>
+          <w:t>20</w:t>
         </w:r>
         <w:r>
           <w:rPr>
@@ -1798,13 +1797,13 @@
           <w14:ligatures w14:val="standardContextual"/>
         </w:rPr>
       </w:pPr>
-      <w:hyperlink w:anchor="_Toc223951691" w:history="1">
+      <w:hyperlink w:anchor="_Toc223963985" w:history="1">
         <w:r>
           <w:rPr>
             <w:rStyle w:val="Lienhypertexte"/>
             <w:noProof/>
           </w:rPr>
-          <w:t>2.4.3. Étape 3 : Rentrer la fonction LIRE.CLASSEUR(1)</w:t>
+          <w:t>2.4.4. Étape 4 : Modifier la fonction LIRE.CLASSEUR(1) avec STXT pour n’extraire que le nom des feuilles</w:t>
         </w:r>
         <w:r>
           <w:rPr>
@@ -1825,7 +1824,7 @@
             <w:noProof/>
             <w:webHidden/>
           </w:rPr>
-          <w:instrText xml:space="preserve"> PAGEREF _Toc223951691 \h </w:instrText>
+          <w:instrText xml:space="preserve"> PAGEREF _Toc223963985 \h </w:instrText>
         </w:r>
         <w:r>
           <w:rPr>
@@ -1845,7 +1844,231 @@
             <w:noProof/>
             <w:webHidden/>
           </w:rPr>
-          <w:t>19</w:t>
+          <w:t>22</w:t>
+        </w:r>
+        <w:r>
+          <w:rPr>
+            <w:noProof/>
+            <w:webHidden/>
+          </w:rPr>
+          <w:fldChar w:fldCharType="end"/>
+        </w:r>
+      </w:hyperlink>
+    </w:p>
+    <w:p>
+      <w:pPr>
+        <w:pStyle w:val="TM4"/>
+        <w:tabs>
+          <w:tab w:val="right" w:leader="dot" w:pos="9062"/>
+        </w:tabs>
+        <w:rPr>
+          <w:rFonts w:eastAsiaTheme="minorEastAsia" w:cstheme="minorBidi"/>
+          <w:noProof/>
+          <w:kern w:val="2"/>
+          <w:sz w:val="24"/>
+          <w:szCs w:val="24"/>
+          <w:lang w:eastAsia="fr-FR"/>
+          <w14:ligatures w14:val="standardContextual"/>
+        </w:rPr>
+      </w:pPr>
+      <w:hyperlink w:anchor="_Toc223963986" w:history="1">
+        <w:r>
+          <w:rPr>
+            <w:rStyle w:val="Lienhypertexte"/>
+            <w:noProof/>
+          </w:rPr>
+          <w:t>2.4.4.1. Syntaxe de la fonction STXT</w:t>
+        </w:r>
+        <w:r>
+          <w:rPr>
+            <w:noProof/>
+            <w:webHidden/>
+          </w:rPr>
+          <w:tab/>
+        </w:r>
+        <w:r>
+          <w:rPr>
+            <w:noProof/>
+            <w:webHidden/>
+          </w:rPr>
+          <w:fldChar w:fldCharType="begin"/>
+        </w:r>
+        <w:r>
+          <w:rPr>
+            <w:noProof/>
+            <w:webHidden/>
+          </w:rPr>
+          <w:instrText xml:space="preserve"> PAGEREF _Toc223963986 \h </w:instrText>
+        </w:r>
+        <w:r>
+          <w:rPr>
+            <w:noProof/>
+            <w:webHidden/>
+          </w:rPr>
+        </w:r>
+        <w:r>
+          <w:rPr>
+            <w:noProof/>
+            <w:webHidden/>
+          </w:rPr>
+          <w:fldChar w:fldCharType="separate"/>
+        </w:r>
+        <w:r>
+          <w:rPr>
+            <w:noProof/>
+            <w:webHidden/>
+          </w:rPr>
+          <w:t>23</w:t>
+        </w:r>
+        <w:r>
+          <w:rPr>
+            <w:noProof/>
+            <w:webHidden/>
+          </w:rPr>
+          <w:fldChar w:fldCharType="end"/>
+        </w:r>
+      </w:hyperlink>
+    </w:p>
+    <w:p>
+      <w:pPr>
+        <w:pStyle w:val="TM4"/>
+        <w:tabs>
+          <w:tab w:val="right" w:leader="dot" w:pos="9062"/>
+        </w:tabs>
+        <w:rPr>
+          <w:rFonts w:eastAsiaTheme="minorEastAsia" w:cstheme="minorBidi"/>
+          <w:noProof/>
+          <w:kern w:val="2"/>
+          <w:sz w:val="24"/>
+          <w:szCs w:val="24"/>
+          <w:lang w:eastAsia="fr-FR"/>
+          <w14:ligatures w14:val="standardContextual"/>
+        </w:rPr>
+      </w:pPr>
+      <w:hyperlink w:anchor="_Toc223963987" w:history="1">
+        <w:r>
+          <w:rPr>
+            <w:rStyle w:val="Lienhypertexte"/>
+            <w:noProof/>
+            <w:highlight w:val="yellow"/>
+          </w:rPr>
+          <w:t>2.4.4.2. Syntaxe de la fonction ALEA</w:t>
+        </w:r>
+        <w:r>
+          <w:rPr>
+            <w:noProof/>
+            <w:webHidden/>
+          </w:rPr>
+          <w:tab/>
+        </w:r>
+        <w:r>
+          <w:rPr>
+            <w:noProof/>
+            <w:webHidden/>
+          </w:rPr>
+          <w:fldChar w:fldCharType="begin"/>
+        </w:r>
+        <w:r>
+          <w:rPr>
+            <w:noProof/>
+            <w:webHidden/>
+          </w:rPr>
+          <w:instrText xml:space="preserve"> PAGEREF _Toc223963987 \h </w:instrText>
+        </w:r>
+        <w:r>
+          <w:rPr>
+            <w:noProof/>
+            <w:webHidden/>
+          </w:rPr>
+        </w:r>
+        <w:r>
+          <w:rPr>
+            <w:noProof/>
+            <w:webHidden/>
+          </w:rPr>
+          <w:fldChar w:fldCharType="separate"/>
+        </w:r>
+        <w:r>
+          <w:rPr>
+            <w:noProof/>
+            <w:webHidden/>
+          </w:rPr>
+          <w:t>23</w:t>
+        </w:r>
+        <w:r>
+          <w:rPr>
+            <w:noProof/>
+            <w:webHidden/>
+          </w:rPr>
+          <w:fldChar w:fldCharType="end"/>
+        </w:r>
+      </w:hyperlink>
+    </w:p>
+    <w:p>
+      <w:pPr>
+        <w:pStyle w:val="TM2"/>
+        <w:tabs>
+          <w:tab w:val="right" w:leader="dot" w:pos="9062"/>
+        </w:tabs>
+        <w:rPr>
+          <w:rFonts w:eastAsiaTheme="minorEastAsia" w:cstheme="minorBidi"/>
+          <w:smallCaps w:val="0"/>
+          <w:noProof/>
+          <w:kern w:val="2"/>
+          <w:sz w:val="24"/>
+          <w:lang w:eastAsia="fr-FR"/>
+          <w14:ligatures w14:val="standardContextual"/>
+        </w:rPr>
+      </w:pPr>
+      <w:hyperlink w:anchor="_Toc223963988" w:history="1">
+        <w:r>
+          <w:rPr>
+            <w:rStyle w:val="Lienhypertexte"/>
+            <w:noProof/>
+            <w:highlight w:val="yellow"/>
+          </w:rPr>
+          <w:t>2.5. Pour aller plus loin</w:t>
+        </w:r>
+        <w:r>
+          <w:rPr>
+            <w:noProof/>
+            <w:webHidden/>
+          </w:rPr>
+          <w:tab/>
+        </w:r>
+        <w:r>
+          <w:rPr>
+            <w:noProof/>
+            <w:webHidden/>
+          </w:rPr>
+          <w:fldChar w:fldCharType="begin"/>
+        </w:r>
+        <w:r>
+          <w:rPr>
+            <w:noProof/>
+            <w:webHidden/>
+          </w:rPr>
+          <w:instrText xml:space="preserve"> PAGEREF _Toc223963988 \h </w:instrText>
+        </w:r>
+        <w:r>
+          <w:rPr>
+            <w:noProof/>
+            <w:webHidden/>
+          </w:rPr>
+        </w:r>
+        <w:r>
+          <w:rPr>
+            <w:noProof/>
+            <w:webHidden/>
+          </w:rPr>
+          <w:fldChar w:fldCharType="separate"/>
+        </w:r>
+        <w:r>
+          <w:rPr>
+            <w:noProof/>
+            <w:webHidden/>
+          </w:rPr>
+          <w:t>23</w:t>
         </w:r>
         <w:r>
           <w:rPr>
@@ -1873,13 +2096,13 @@
           <w14:ligatures w14:val="standardContextual"/>
         </w:rPr>
       </w:pPr>
-      <w:hyperlink w:anchor="_Toc223951692" w:history="1">
+      <w:hyperlink w:anchor="_Toc223963989" w:history="1">
         <w:r>
           <w:rPr>
             <w:rStyle w:val="Lienhypertexte"/>
             <w:noProof/>
           </w:rPr>
-          <w:t>2.4.4. Étape 4 : Modifier la fonction LIRE.CLASSEUR(1) avec STXT pour n’extraire que le nom des feuilles</w:t>
+          <w:t>2.5.1. Rendre dynamique l'affichage</w:t>
         </w:r>
         <w:r>
           <w:rPr>
@@ -1900,7 +2123,7 @@
             <w:noProof/>
             <w:webHidden/>
           </w:rPr>
-          <w:instrText xml:space="preserve"> PAGEREF _Toc223951692 \h </w:instrText>
+          <w:instrText xml:space="preserve"> PAGEREF _Toc223963989 \h </w:instrText>
         </w:r>
         <w:r>
           <w:rPr>
@@ -1920,7 +2143,7 @@
             <w:noProof/>
             <w:webHidden/>
           </w:rPr>
-          <w:t>21</w:t>
+          <w:t>23</w:t>
         </w:r>
         <w:r>
           <w:rPr>
@@ -1933,27 +2156,28 @@
     </w:p>
     <w:p>
       <w:pPr>
-        <w:pStyle w:val="TM4"/>
+        <w:pStyle w:val="TM3"/>
         <w:tabs>
           <w:tab w:val="right" w:leader="dot" w:pos="9062"/>
         </w:tabs>
         <w:rPr>
           <w:rFonts w:eastAsiaTheme="minorEastAsia" w:cstheme="minorBidi"/>
+          <w:i w:val="0"/>
+          <w:iCs w:val="0"/>
           <w:noProof/>
           <w:kern w:val="2"/>
           <w:sz w:val="24"/>
-          <w:szCs w:val="24"/>
           <w:lang w:eastAsia="fr-FR"/>
           <w14:ligatures w14:val="standardContextual"/>
         </w:rPr>
       </w:pPr>
-      <w:hyperlink w:anchor="_Toc223951693" w:history="1">
+      <w:hyperlink w:anchor="_Toc223963990" w:history="1">
         <w:r>
           <w:rPr>
             <w:rStyle w:val="Lienhypertexte"/>
             <w:noProof/>
           </w:rPr>
-          <w:t>2.4.4.1. Syntaxe de la fonction STXT</w:t>
+          <w:t>2.5.2. On peut ajouter des liens hypertexte sur le nom des feuilles.</w:t>
         </w:r>
         <w:r>
           <w:rPr>
@@ -1974,7 +2198,7 @@
             <w:noProof/>
             <w:webHidden/>
           </w:rPr>
-          <w:instrText xml:space="preserve"> PAGEREF _Toc223951693 \h </w:instrText>
+          <w:instrText xml:space="preserve"> PAGEREF _Toc223963990 \h </w:instrText>
         </w:r>
         <w:r>
           <w:rPr>
@@ -1994,82 +2218,7 @@
             <w:noProof/>
             <w:webHidden/>
           </w:rPr>
-          <w:t>22</w:t>
-        </w:r>
-        <w:r>
-          <w:rPr>
-            <w:noProof/>
-            <w:webHidden/>
-          </w:rPr>
-          <w:fldChar w:fldCharType="end"/>
-        </w:r>
-      </w:hyperlink>
-    </w:p>
-    <w:p>
-      <w:pPr>
-        <w:pStyle w:val="TM4"/>
-        <w:tabs>
-          <w:tab w:val="right" w:leader="dot" w:pos="9062"/>
-        </w:tabs>
-        <w:rPr>
-          <w:rFonts w:eastAsiaTheme="minorEastAsia" w:cstheme="minorBidi"/>
-          <w:noProof/>
-          <w:kern w:val="2"/>
-          <w:sz w:val="24"/>
-          <w:szCs w:val="24"/>
-          <w:lang w:eastAsia="fr-FR"/>
-          <w14:ligatures w14:val="standardContextual"/>
-        </w:rPr>
-      </w:pPr>
-      <w:hyperlink w:anchor="_Toc223951694" w:history="1">
-        <w:r>
-          <w:rPr>
-            <w:rStyle w:val="Lienhypertexte"/>
-            <w:noProof/>
-            <w:highlight w:val="yellow"/>
-          </w:rPr>
-          <w:t>2.4.4.2. Syntaxe de la fonction ALEA</w:t>
-        </w:r>
-        <w:r>
-          <w:rPr>
-            <w:noProof/>
-            <w:webHidden/>
-          </w:rPr>
-          <w:tab/>
-        </w:r>
-        <w:r>
-          <w:rPr>
-            <w:noProof/>
-            <w:webHidden/>
-          </w:rPr>
-          <w:fldChar w:fldCharType="begin"/>
-        </w:r>
-        <w:r>
-          <w:rPr>
-            <w:noProof/>
-            <w:webHidden/>
-          </w:rPr>
-          <w:instrText xml:space="preserve"> PAGEREF _Toc223951694 \h </w:instrText>
-        </w:r>
-        <w:r>
-          <w:rPr>
-            <w:noProof/>
-            <w:webHidden/>
-          </w:rPr>
-        </w:r>
-        <w:r>
-          <w:rPr>
-            <w:noProof/>
-            <w:webHidden/>
-          </w:rPr>
-          <w:fldChar w:fldCharType="separate"/>
-        </w:r>
-        <w:r>
-          <w:rPr>
-            <w:noProof/>
-            <w:webHidden/>
-          </w:rPr>
-          <w:t>22</w:t>
+          <w:t>23</w:t>
         </w:r>
         <w:r>
           <w:rPr>
@@ -2098,7 +2247,7 @@
           <w14:ligatures w14:val="standardContextual"/>
         </w:rPr>
       </w:pPr>
-      <w:hyperlink w:anchor="_Toc223951695" w:history="1">
+      <w:hyperlink w:anchor="_Toc223963991" w:history="1">
         <w:r>
           <w:rPr>
             <w:rStyle w:val="Lienhypertexte"/>
@@ -2125,7 +2274,7 @@
             <w:noProof/>
             <w:webHidden/>
           </w:rPr>
-          <w:instrText xml:space="preserve"> PAGEREF _Toc223951695 \h </w:instrText>
+          <w:instrText xml:space="preserve"> PAGEREF _Toc223963991 \h </w:instrText>
         </w:r>
         <w:r>
           <w:rPr>
@@ -2145,7 +2294,7 @@
             <w:noProof/>
             <w:webHidden/>
           </w:rPr>
-          <w:t>22</w:t>
+          <w:t>23</w:t>
         </w:r>
         <w:r>
           <w:rPr>
@@ -2174,7 +2323,7 @@
           <w14:ligatures w14:val="standardContextual"/>
         </w:rPr>
       </w:pPr>
-      <w:hyperlink w:anchor="_Toc223951696" w:history="1">
+      <w:hyperlink w:anchor="_Toc223963992" w:history="1">
         <w:r>
           <w:rPr>
             <w:rStyle w:val="Lienhypertexte"/>
@@ -2201,7 +2350,7 @@
             <w:noProof/>
             <w:webHidden/>
           </w:rPr>
-          <w:instrText xml:space="preserve"> PAGEREF _Toc223951696 \h </w:instrText>
+          <w:instrText xml:space="preserve"> PAGEREF _Toc223963992 \h </w:instrText>
         </w:r>
         <w:r>
           <w:rPr>
@@ -2221,7 +2370,7 @@
             <w:noProof/>
             <w:webHidden/>
           </w:rPr>
-          <w:t>22</w:t>
+          <w:t>23</w:t>
         </w:r>
         <w:r>
           <w:rPr>
@@ -2241,7 +2390,7 @@
       <w:pPr>
         <w:pStyle w:val="Titre1"/>
       </w:pPr>
-      <w:bookmarkStart w:id="0" w:name="_Toc223951669"/>
+      <w:bookmarkStart w:id="0" w:name="_Toc223963963"/>
       <w:r>
         <w:t>Prolégomènes</w:t>
       </w:r>
@@ -2251,7 +2400,7 @@
       <w:pPr>
         <w:pStyle w:val="Titre2"/>
       </w:pPr>
-      <w:bookmarkStart w:id="1" w:name="_Toc223951670"/>
+      <w:bookmarkStart w:id="1" w:name="_Toc223963964"/>
       <w:r>
         <w:t xml:space="preserve">Le </w:t>
       </w:r>
@@ -2399,7 +2548,7 @@
       <w:pPr>
         <w:pStyle w:val="Titre1"/>
       </w:pPr>
-      <w:bookmarkStart w:id="2" w:name="_Toc223951671"/>
+      <w:bookmarkStart w:id="2" w:name="_Toc223963965"/>
       <w:r>
         <w:t>Liste avec</w:t>
       </w:r>
@@ -2433,7 +2582,7 @@
       <w:pPr>
         <w:pStyle w:val="Titre2"/>
       </w:pPr>
-      <w:bookmarkStart w:id="3" w:name="_Toc223951672"/>
+      <w:bookmarkStart w:id="3" w:name="_Toc223963966"/>
       <w:r>
         <w:t xml:space="preserve">Avec </w:t>
       </w:r>
@@ -2977,7 +3126,7 @@
       <w:pPr>
         <w:pStyle w:val="Titre3"/>
       </w:pPr>
-      <w:bookmarkStart w:id="4" w:name="_Toc223951673"/>
+      <w:bookmarkStart w:id="4" w:name="_Toc223963967"/>
       <w:r>
         <w:t>Syntaxe de la fonction REMPLACER</w:t>
       </w:r>
@@ -3079,9 +3228,8 @@
           <w:sz w:val="24"/>
           <w:szCs w:val="24"/>
         </w:rPr>
-        <w:t xml:space="preserve">, </w:t>
-      </w:r>
-      <w:proofErr w:type="spellStart"/>
+        <w:t> ;</w:t>
+      </w:r>
       <w:r>
         <w:rPr>
           <w:rFonts w:ascii="Courier New" w:hAnsi="Courier New" w:cs="Courier New"/>
@@ -3092,9 +3240,9 @@
           <w:sz w:val="24"/>
           <w:szCs w:val="24"/>
         </w:rPr>
-        <w:t>no_départ</w:t>
-      </w:r>
-      <w:proofErr w:type="spellEnd"/>
+        <w:t xml:space="preserve"> </w:t>
+      </w:r>
+      <w:proofErr w:type="spellStart"/>
       <w:r>
         <w:rPr>
           <w:rFonts w:ascii="Courier New" w:hAnsi="Courier New" w:cs="Courier New"/>
@@ -3105,9 +3253,9 @@
           <w:sz w:val="24"/>
           <w:szCs w:val="24"/>
         </w:rPr>
-        <w:t xml:space="preserve">, </w:t>
-      </w:r>
-      <w:proofErr w:type="spellStart"/>
+        <w:t>no_départ</w:t>
+      </w:r>
+      <w:proofErr w:type="spellEnd"/>
       <w:r>
         <w:rPr>
           <w:rFonts w:ascii="Courier New" w:hAnsi="Courier New" w:cs="Courier New"/>
@@ -3118,9 +3266,8 @@
           <w:sz w:val="24"/>
           <w:szCs w:val="24"/>
         </w:rPr>
-        <w:t>no_car</w:t>
-      </w:r>
-      <w:proofErr w:type="spellEnd"/>
+        <w:t> ;</w:t>
+      </w:r>
       <w:r>
         <w:rPr>
           <w:rFonts w:ascii="Courier New" w:hAnsi="Courier New" w:cs="Courier New"/>
@@ -3131,7 +3278,45 @@
           <w:sz w:val="24"/>
           <w:szCs w:val="24"/>
         </w:rPr>
-        <w:t xml:space="preserve">, </w:t>
+        <w:t xml:space="preserve"> </w:t>
+      </w:r>
+      <w:proofErr w:type="spellStart"/>
+      <w:r>
+        <w:rPr>
+          <w:rFonts w:ascii="Courier New" w:hAnsi="Courier New" w:cs="Courier New"/>
+          <w:b/>
+          <w:bCs/>
+          <w:i/>
+          <w:iCs/>
+          <w:sz w:val="24"/>
+          <w:szCs w:val="24"/>
+        </w:rPr>
+        <w:t>no_car</w:t>
+      </w:r>
+      <w:proofErr w:type="spellEnd"/>
+      <w:r>
+        <w:rPr>
+          <w:rFonts w:ascii="Courier New" w:hAnsi="Courier New" w:cs="Courier New"/>
+          <w:b/>
+          <w:bCs/>
+          <w:i/>
+          <w:iCs/>
+          <w:sz w:val="24"/>
+          <w:szCs w:val="24"/>
+        </w:rPr>
+        <w:t> ;</w:t>
+      </w:r>
+      <w:r>
+        <w:rPr>
+          <w:rFonts w:ascii="Courier New" w:hAnsi="Courier New" w:cs="Courier New"/>
+          <w:b/>
+          <w:bCs/>
+          <w:i/>
+          <w:iCs/>
+          <w:sz w:val="24"/>
+          <w:szCs w:val="24"/>
+        </w:rPr>
+        <w:t xml:space="preserve"> </w:t>
       </w:r>
       <w:proofErr w:type="spellStart"/>
       <w:r>
@@ -3326,7 +3511,7 @@
       <w:pPr>
         <w:pStyle w:val="Titre3"/>
       </w:pPr>
-      <w:bookmarkStart w:id="5" w:name="_Toc223951674"/>
+      <w:bookmarkStart w:id="5" w:name="_Toc223963968"/>
       <w:r>
         <w:t>Syntaxe de la fonction TROUVE</w:t>
       </w:r>
@@ -3346,10 +3531,7 @@
         <w:t>TROUVE</w:t>
       </w:r>
       <w:r>
-        <w:t xml:space="preserve"> </w:t>
-      </w:r>
-      <w:r>
-        <w:t>recherche une chaîne de texte dans une deuxième chaîne de texte et retourne le numéro de la position de départ de la première chaîne de texte à partir du premier caractère de la deuxième chaîne de texte</w:t>
+        <w:t xml:space="preserve"> recherche une chaîne de texte dans une deuxième chaîne de texte et retourne le numéro de la position de départ de la première chaîne de texte à partir du premier caractère de la deuxième chaîne de texte</w:t>
       </w:r>
       <w:r>
         <w:rPr>
@@ -3437,33 +3619,63 @@
           <w:sz w:val="24"/>
           <w:szCs w:val="24"/>
         </w:rPr>
-        <w:t xml:space="preserve">, texte, </w:t>
+        <w:t> ;</w:t>
       </w:r>
       <w:r>
         <w:rPr>
           <w:rFonts w:ascii="Courier New" w:hAnsi="Courier New" w:cs="Courier New"/>
+          <w:b/>
+          <w:bCs/>
           <w:i/>
           <w:iCs/>
           <w:sz w:val="24"/>
           <w:szCs w:val="24"/>
         </w:rPr>
-        <w:t>[</w:t>
-      </w:r>
-      <w:proofErr w:type="spellStart"/>
+        <w:t xml:space="preserve"> texte</w:t>
+      </w:r>
       <w:r>
         <w:rPr>
           <w:rFonts w:ascii="Courier New" w:hAnsi="Courier New" w:cs="Courier New"/>
+          <w:b/>
+          <w:bCs/>
           <w:i/>
           <w:iCs/>
           <w:sz w:val="24"/>
           <w:szCs w:val="24"/>
         </w:rPr>
+        <w:t> ;</w:t>
+      </w:r>
+      <w:r>
+        <w:rPr>
+          <w:rFonts w:ascii="Courier New" w:hAnsi="Courier New" w:cs="Courier New"/>
+          <w:b/>
+          <w:bCs/>
+          <w:i/>
+          <w:iCs/>
+          <w:sz w:val="24"/>
+          <w:szCs w:val="24"/>
+        </w:rPr>
+        <w:t xml:space="preserve"> [</w:t>
+      </w:r>
+      <w:proofErr w:type="spellStart"/>
+      <w:r>
+        <w:rPr>
+          <w:rFonts w:ascii="Courier New" w:hAnsi="Courier New" w:cs="Courier New"/>
+          <w:b/>
+          <w:bCs/>
+          <w:i/>
+          <w:iCs/>
+          <w:sz w:val="24"/>
+          <w:szCs w:val="24"/>
+        </w:rPr>
         <w:t>no_départ</w:t>
       </w:r>
       <w:proofErr w:type="spellEnd"/>
       <w:r>
         <w:rPr>
           <w:rFonts w:ascii="Courier New" w:hAnsi="Courier New" w:cs="Courier New"/>
+          <w:b/>
+          <w:bCs/>
           <w:i/>
           <w:iCs/>
           <w:sz w:val="24"/>
@@ -3668,7 +3880,7 @@
       <w:pPr>
         <w:pStyle w:val="Titre3"/>
       </w:pPr>
-      <w:bookmarkStart w:id="6" w:name="_Toc223951675"/>
+      <w:bookmarkStart w:id="6" w:name="_Toc223963969"/>
       <w:r>
         <w:t>Explications :</w:t>
       </w:r>
@@ -3865,7 +4077,7 @@
       <w:pPr>
         <w:pStyle w:val="Titre3"/>
       </w:pPr>
-      <w:bookmarkStart w:id="7" w:name="_Toc223951676"/>
+      <w:bookmarkStart w:id="7" w:name="_Toc223963970"/>
       <w:r>
         <w:lastRenderedPageBreak/>
         <w:t>Syntaxe</w:t>
@@ -3889,92 +4101,68 @@
         <w:spacing w:after="0"/>
       </w:pPr>
       <w:r>
-        <w:t>Il existe deux façons d'utiliser la fonction INDEX :</w:t>
-      </w:r>
-      <w:r>
-        <w:t xml:space="preserve"> suivant que l’on</w:t>
-      </w:r>
-      <w:r>
-        <w:t xml:space="preserve"> v</w:t>
-      </w:r>
-      <w:r>
-        <w:t>eut</w:t>
+        <w:t xml:space="preserve">Il existe deux façons d'utiliser la fonction INDEX : suivant que l’on veut 1)renvoyer la valeur d’une cellule ou d’une </w:t>
+      </w:r>
+      <w:r>
+        <w:rPr>
+          <w:b/>
+          <w:bCs/>
+        </w:rPr>
+        <w:t>matrice</w:t>
+      </w:r>
+      <w:r>
+        <w:t xml:space="preserve"> de cellules spécifiée, ou bien 2)renvoyer une </w:t>
+      </w:r>
+      <w:r>
+        <w:rPr>
+          <w:b/>
+          <w:bCs/>
+        </w:rPr>
+        <w:t>référence</w:t>
+      </w:r>
+      <w:r>
+        <w:t xml:space="preserve"> à des cellules spécifiées</w:t>
+      </w:r>
+      <w:r>
+        <w:rPr>
+          <w:rStyle w:val="Appelnotedebasdep"/>
+        </w:rPr>
+        <w:footnoteReference w:id="7"/>
+      </w:r>
+      <w:r>
+        <w:t>.</w:t>
+      </w:r>
+    </w:p>
+    <w:p>
+      <w:pPr>
+        <w:spacing w:after="0"/>
+      </w:pPr>
+    </w:p>
+    <w:p>
+      <w:pPr>
+        <w:pStyle w:val="Titre4"/>
+      </w:pPr>
+      <w:bookmarkStart w:id="8" w:name="_Toc223963971"/>
+      <w:r>
+        <w:t>Syntaxe de la fonction INDEX</w:t>
+      </w:r>
+      <w:r>
+        <w:t xml:space="preserve"> dans le cas d’une matrice</w:t>
+      </w:r>
+      <w:bookmarkEnd w:id="8"/>
+    </w:p>
+    <w:p>
+      <w:r>
+        <w:rPr>
+          <w:b/>
+          <w:bCs/>
+        </w:rPr>
+        <w:t>INDEX</w:t>
       </w:r>
       <w:r>
         <w:t xml:space="preserve"> </w:t>
       </w:r>
       <w:r>
-        <w:t>1)</w:t>
-      </w:r>
-      <w:r>
-        <w:t xml:space="preserve">renvoyer la valeur d’une cellule ou d’une </w:t>
-      </w:r>
-      <w:r>
-        <w:rPr>
-          <w:b/>
-          <w:bCs/>
-        </w:rPr>
-        <w:t>matrice</w:t>
-      </w:r>
-      <w:r>
-        <w:t xml:space="preserve"> de cellules spécifiée, </w:t>
-      </w:r>
-      <w:r>
-        <w:t>ou bien 2)</w:t>
-      </w:r>
-      <w:r>
-        <w:t xml:space="preserve">renvoyer une </w:t>
-      </w:r>
-      <w:r>
-        <w:rPr>
-          <w:b/>
-          <w:bCs/>
-        </w:rPr>
-        <w:t>référence</w:t>
-      </w:r>
-      <w:r>
-        <w:t xml:space="preserve"> à des cellules spécifiées</w:t>
-      </w:r>
-      <w:r>
-        <w:rPr>
-          <w:rStyle w:val="Appelnotedebasdep"/>
-        </w:rPr>
-        <w:footnoteReference w:id="7"/>
-      </w:r>
-      <w:r>
-        <w:t>.</w:t>
-      </w:r>
-    </w:p>
-    <w:p>
-      <w:pPr>
-        <w:spacing w:after="0"/>
-      </w:pPr>
-    </w:p>
-    <w:p>
-      <w:pPr>
-        <w:pStyle w:val="Titre4"/>
-      </w:pPr>
-      <w:bookmarkStart w:id="8" w:name="_Toc223951677"/>
-      <w:r>
-        <w:t>Syntaxe de la fonction INDEX</w:t>
-      </w:r>
-      <w:r>
-        <w:t xml:space="preserve"> dans le cas d’une matrice</w:t>
-      </w:r>
-      <w:bookmarkEnd w:id="8"/>
-    </w:p>
-    <w:p>
-      <w:r>
-        <w:rPr>
-          <w:b/>
-          <w:bCs/>
-        </w:rPr>
-        <w:t>INDEX</w:t>
-      </w:r>
-      <w:r>
-        <w:t xml:space="preserve"> </w:t>
-      </w:r>
-      <w:r>
         <w:t>Renvoie la valeur d’un élément d’un tableau ou d’une matrice, sélectionné à partir des index de numéros de ligne et de colonne.</w:t>
       </w:r>
     </w:p>
@@ -3997,14 +4185,7 @@
           <w:b/>
           <w:bCs/>
         </w:rPr>
-        <w:t xml:space="preserve">3 </w:t>
-      </w:r>
-      <w:r>
-        <w:rPr>
-          <w:b/>
-          <w:bCs/>
-        </w:rPr>
-        <w:t>arguments</w:t>
+        <w:t>3 arguments</w:t>
       </w:r>
       <w:r>
         <w:t xml:space="preserve"> suivants :</w:t>
@@ -4021,6 +4202,7 @@
           <w:iCs/>
           <w:sz w:val="24"/>
           <w:szCs w:val="24"/>
+          <w:lang w:val="en-US"/>
         </w:rPr>
       </w:pPr>
       <w:r>
@@ -4032,9 +4214,11 @@
           <w:iCs/>
           <w:sz w:val="24"/>
           <w:szCs w:val="24"/>
-        </w:rPr>
-        <w:t xml:space="preserve">= </w:t>
-      </w:r>
+          <w:lang w:val="en-US"/>
+        </w:rPr>
+        <w:t>= INDEX(</w:t>
+      </w:r>
+      <w:proofErr w:type="spellStart"/>
       <w:r>
         <w:rPr>
           <w:rFonts w:ascii="Courier New" w:hAnsi="Courier New" w:cs="Courier New"/>
@@ -4044,10 +4228,11 @@
           <w:iCs/>
           <w:sz w:val="24"/>
           <w:szCs w:val="24"/>
-        </w:rPr>
-        <w:t>INDEX(</w:t>
-      </w:r>
-      <w:proofErr w:type="spellStart"/>
+          <w:lang w:val="en-US"/>
+        </w:rPr>
+        <w:t>matrice</w:t>
+      </w:r>
+      <w:proofErr w:type="spellEnd"/>
       <w:r>
         <w:rPr>
           <w:rFonts w:ascii="Courier New" w:hAnsi="Courier New" w:cs="Courier New"/>
@@ -4057,10 +4242,11 @@
           <w:iCs/>
           <w:sz w:val="24"/>
           <w:szCs w:val="24"/>
-        </w:rPr>
-        <w:t>matrice</w:t>
-      </w:r>
-      <w:proofErr w:type="spellEnd"/>
+          <w:lang w:val="en-US"/>
+        </w:rPr>
+        <w:t xml:space="preserve">; </w:t>
+      </w:r>
+      <w:proofErr w:type="spellStart"/>
       <w:r>
         <w:rPr>
           <w:rFonts w:ascii="Courier New" w:hAnsi="Courier New" w:cs="Courier New"/>
@@ -4070,10 +4256,11 @@
           <w:iCs/>
           <w:sz w:val="24"/>
           <w:szCs w:val="24"/>
-        </w:rPr>
-        <w:t xml:space="preserve">; </w:t>
-      </w:r>
-      <w:proofErr w:type="spellStart"/>
+          <w:lang w:val="en-US"/>
+        </w:rPr>
+        <w:t>no_lig</w:t>
+      </w:r>
+      <w:proofErr w:type="spellEnd"/>
       <w:r>
         <w:rPr>
           <w:rFonts w:ascii="Courier New" w:hAnsi="Courier New" w:cs="Courier New"/>
@@ -4083,10 +4270,10 @@
           <w:iCs/>
           <w:sz w:val="24"/>
           <w:szCs w:val="24"/>
-        </w:rPr>
-        <w:t>no_lig</w:t>
-      </w:r>
-      <w:proofErr w:type="spellEnd"/>
+          <w:lang w:val="en-US"/>
+        </w:rPr>
+        <w:t xml:space="preserve">; </w:t>
+      </w:r>
       <w:r>
         <w:rPr>
           <w:rFonts w:ascii="Courier New" w:hAnsi="Courier New" w:cs="Courier New"/>
@@ -4096,38 +4283,35 @@
           <w:iCs/>
           <w:sz w:val="24"/>
           <w:szCs w:val="24"/>
-        </w:rPr>
-        <w:t xml:space="preserve">; </w:t>
-      </w:r>
+          <w:lang w:val="en-US"/>
+        </w:rPr>
+        <w:t>[</w:t>
+      </w:r>
+      <w:proofErr w:type="spellStart"/>
       <w:r>
         <w:rPr>
           <w:rFonts w:ascii="Courier New" w:hAnsi="Courier New" w:cs="Courier New"/>
+          <w:b/>
+          <w:bCs/>
           <w:i/>
           <w:iCs/>
           <w:sz w:val="24"/>
           <w:szCs w:val="24"/>
-        </w:rPr>
-        <w:t>[</w:t>
-      </w:r>
-      <w:proofErr w:type="spellStart"/>
+          <w:lang w:val="en-US"/>
+        </w:rPr>
+        <w:t>no_col</w:t>
+      </w:r>
+      <w:proofErr w:type="spellEnd"/>
       <w:r>
         <w:rPr>
           <w:rFonts w:ascii="Courier New" w:hAnsi="Courier New" w:cs="Courier New"/>
+          <w:b/>
+          <w:bCs/>
           <w:i/>
           <w:iCs/>
           <w:sz w:val="24"/>
           <w:szCs w:val="24"/>
-        </w:rPr>
-        <w:t>no_col</w:t>
-      </w:r>
-      <w:proofErr w:type="spellEnd"/>
-      <w:r>
-        <w:rPr>
-          <w:rFonts w:ascii="Courier New" w:hAnsi="Courier New" w:cs="Courier New"/>
-          <w:i/>
-          <w:iCs/>
-          <w:sz w:val="24"/>
-          <w:szCs w:val="24"/>
+          <w:lang w:val="en-US"/>
         </w:rPr>
         <w:t>])</w:t>
       </w:r>
@@ -4404,14 +4588,7 @@
           <w:sz w:val="24"/>
           <w:szCs w:val="24"/>
         </w:rPr>
-        <w:t xml:space="preserve"> </w:t>
-      </w:r>
-      <w:r>
-        <w:rPr>
-          <w:sz w:val="24"/>
-          <w:szCs w:val="24"/>
-        </w:rPr>
-        <w:t xml:space="preserve">Si les arguments </w:t>
+        <w:t xml:space="preserve"> Si les arguments </w:t>
       </w:r>
       <w:proofErr w:type="spellStart"/>
       <w:r>
@@ -4432,14 +4609,7 @@
           <w:sz w:val="24"/>
           <w:szCs w:val="24"/>
         </w:rPr>
-        <w:t xml:space="preserve"> </w:t>
-      </w:r>
-      <w:r>
-        <w:rPr>
-          <w:sz w:val="24"/>
-          <w:szCs w:val="24"/>
-        </w:rPr>
-        <w:t xml:space="preserve">et </w:t>
+        <w:t xml:space="preserve"> et </w:t>
       </w:r>
       <w:proofErr w:type="spellStart"/>
       <w:r>
@@ -4460,30 +4630,39 @@
           <w:sz w:val="24"/>
           <w:szCs w:val="24"/>
         </w:rPr>
-        <w:t xml:space="preserve"> </w:t>
-      </w:r>
-      <w:r>
-        <w:rPr>
+        <w:t xml:space="preserve"> sont utilisés, INDEX retourne la valeur dans la cellule à </w:t>
+      </w:r>
+      <w:r>
+        <w:rPr>
+          <w:b/>
+          <w:bCs/>
           <w:sz w:val="24"/>
           <w:szCs w:val="24"/>
         </w:rPr>
-        <w:t xml:space="preserve">sont utilisés, INDEX retourne la valeur dans la cellule à </w:t>
-      </w:r>
-      <w:r>
-        <w:rPr>
-          <w:b/>
-          <w:bCs/>
+        <w:t xml:space="preserve">l’intersection </w:t>
+      </w:r>
+      <w:r>
+        <w:rPr>
           <w:sz w:val="24"/>
           <w:szCs w:val="24"/>
         </w:rPr>
-        <w:t xml:space="preserve">l’intersection </w:t>
-      </w:r>
+        <w:t xml:space="preserve">de </w:t>
+      </w:r>
+      <w:proofErr w:type="spellStart"/>
       <w:r>
         <w:rPr>
           <w:sz w:val="24"/>
           <w:szCs w:val="24"/>
         </w:rPr>
-        <w:t xml:space="preserve">de </w:t>
+        <w:t>no_col</w:t>
+      </w:r>
+      <w:proofErr w:type="spellEnd"/>
+      <w:r>
+        <w:rPr>
+          <w:sz w:val="24"/>
+          <w:szCs w:val="24"/>
+        </w:rPr>
+        <w:t xml:space="preserve"> et </w:t>
       </w:r>
       <w:proofErr w:type="spellStart"/>
       <w:r>
@@ -4491,7 +4670,7 @@
           <w:sz w:val="24"/>
           <w:szCs w:val="24"/>
         </w:rPr>
-        <w:t>no_col</w:t>
+        <w:t>column_num</w:t>
       </w:r>
       <w:proofErr w:type="spellEnd"/>
       <w:r>
@@ -4499,46 +4678,27 @@
           <w:sz w:val="24"/>
           <w:szCs w:val="24"/>
         </w:rPr>
-        <w:t xml:space="preserve"> et </w:t>
-      </w:r>
-      <w:proofErr w:type="spellStart"/>
-      <w:r>
+        <w:t>.</w:t>
+      </w:r>
+    </w:p>
+    <w:p>
+      <w:pPr>
         <w:rPr>
           <w:sz w:val="24"/>
           <w:szCs w:val="24"/>
         </w:rPr>
-        <w:t>column_num</w:t>
-      </w:r>
-      <w:proofErr w:type="spellEnd"/>
-      <w:r>
-        <w:rPr>
-          <w:sz w:val="24"/>
-          <w:szCs w:val="24"/>
-        </w:rPr>
-        <w:t>.</w:t>
-      </w:r>
-    </w:p>
-    <w:p>
-      <w:pPr>
-        <w:rPr>
-          <w:sz w:val="24"/>
-          <w:szCs w:val="24"/>
-        </w:rPr>
       </w:pPr>
     </w:p>
     <w:p>
       <w:pPr>
         <w:pStyle w:val="Titre4"/>
       </w:pPr>
-      <w:bookmarkStart w:id="9" w:name="_Toc223951678"/>
+      <w:bookmarkStart w:id="9" w:name="_Toc223963972"/>
       <w:r>
         <w:t>Syntaxe de la fonction INDEX</w:t>
       </w:r>
       <w:r>
-        <w:t xml:space="preserve"> dans le cas d’une </w:t>
-      </w:r>
-      <w:r>
-        <w:t>référence</w:t>
+        <w:t xml:space="preserve"> dans le cas d’une référence</w:t>
       </w:r>
       <w:bookmarkEnd w:id="9"/>
     </w:p>
@@ -4554,10 +4714,7 @@
         <w:t>INDEX</w:t>
       </w:r>
       <w:r>
-        <w:t xml:space="preserve"> </w:t>
-      </w:r>
-      <w:r>
-        <w:t>r</w:t>
+        <w:t xml:space="preserve"> r</w:t>
       </w:r>
       <w:r>
         <w:t>envoie la référence de la cellule située à l’intersection d’une ligne et d’une colonne déterminées. Si la référence est constituée de sélections non adjacentes, vous pouvez choisir la sélection à rechercher.</w:t>
@@ -4606,6 +4763,7 @@
           <w:iCs/>
           <w:sz w:val="24"/>
           <w:szCs w:val="24"/>
+          <w:lang w:val="en-US"/>
         </w:rPr>
       </w:pPr>
       <w:r>
@@ -4617,9 +4775,11 @@
           <w:iCs/>
           <w:sz w:val="24"/>
           <w:szCs w:val="24"/>
-        </w:rPr>
-        <w:t xml:space="preserve">= </w:t>
-      </w:r>
+          <w:lang w:val="en-US"/>
+        </w:rPr>
+        <w:t>= INDEX(</w:t>
+      </w:r>
+      <w:proofErr w:type="spellStart"/>
       <w:r>
         <w:rPr>
           <w:rFonts w:ascii="Courier New" w:hAnsi="Courier New" w:cs="Courier New"/>
@@ -4629,10 +4789,11 @@
           <w:iCs/>
           <w:sz w:val="24"/>
           <w:szCs w:val="24"/>
-        </w:rPr>
-        <w:t>INDEX(</w:t>
-      </w:r>
-      <w:proofErr w:type="spellStart"/>
+          <w:lang w:val="en-US"/>
+        </w:rPr>
+        <w:t>référence</w:t>
+      </w:r>
+      <w:proofErr w:type="spellEnd"/>
       <w:r>
         <w:rPr>
           <w:rFonts w:ascii="Courier New" w:hAnsi="Courier New" w:cs="Courier New"/>
@@ -4642,10 +4803,11 @@
           <w:iCs/>
           <w:sz w:val="24"/>
           <w:szCs w:val="24"/>
-        </w:rPr>
-        <w:t>référence</w:t>
-      </w:r>
-      <w:proofErr w:type="spellEnd"/>
+          <w:lang w:val="en-US"/>
+        </w:rPr>
+        <w:t xml:space="preserve">; </w:t>
+      </w:r>
+      <w:proofErr w:type="spellStart"/>
       <w:r>
         <w:rPr>
           <w:rFonts w:ascii="Courier New" w:hAnsi="Courier New" w:cs="Courier New"/>
@@ -4655,10 +4817,11 @@
           <w:iCs/>
           <w:sz w:val="24"/>
           <w:szCs w:val="24"/>
-        </w:rPr>
-        <w:t xml:space="preserve">; </w:t>
-      </w:r>
-      <w:proofErr w:type="spellStart"/>
+          <w:lang w:val="en-US"/>
+        </w:rPr>
+        <w:t>no_lig</w:t>
+      </w:r>
+      <w:proofErr w:type="spellEnd"/>
       <w:r>
         <w:rPr>
           <w:rFonts w:ascii="Courier New" w:hAnsi="Courier New" w:cs="Courier New"/>
@@ -4668,10 +4831,10 @@
           <w:iCs/>
           <w:sz w:val="24"/>
           <w:szCs w:val="24"/>
-        </w:rPr>
-        <w:t>no_lig</w:t>
-      </w:r>
-      <w:proofErr w:type="spellEnd"/>
+          <w:lang w:val="en-US"/>
+        </w:rPr>
+        <w:t xml:space="preserve">; </w:t>
+      </w:r>
       <w:r>
         <w:rPr>
           <w:rFonts w:ascii="Courier New" w:hAnsi="Courier New" w:cs="Courier New"/>
@@ -4681,41 +4844,53 @@
           <w:iCs/>
           <w:sz w:val="24"/>
           <w:szCs w:val="24"/>
-        </w:rPr>
-        <w:t xml:space="preserve">; </w:t>
-      </w:r>
+          <w:lang w:val="en-US"/>
+        </w:rPr>
+        <w:t>[</w:t>
+      </w:r>
+      <w:proofErr w:type="spellStart"/>
       <w:r>
         <w:rPr>
           <w:rFonts w:ascii="Courier New" w:hAnsi="Courier New" w:cs="Courier New"/>
+          <w:b/>
+          <w:bCs/>
           <w:i/>
           <w:iCs/>
           <w:sz w:val="24"/>
           <w:szCs w:val="24"/>
-        </w:rPr>
-        <w:t>[</w:t>
-      </w:r>
-      <w:proofErr w:type="spellStart"/>
+          <w:lang w:val="en-US"/>
+        </w:rPr>
+        <w:t>no_col</w:t>
+      </w:r>
+      <w:proofErr w:type="spellEnd"/>
       <w:r>
         <w:rPr>
           <w:rFonts w:ascii="Courier New" w:hAnsi="Courier New" w:cs="Courier New"/>
+          <w:b/>
+          <w:bCs/>
           <w:i/>
           <w:iCs/>
           <w:sz w:val="24"/>
           <w:szCs w:val="24"/>
-        </w:rPr>
-        <w:t>no_col</w:t>
-      </w:r>
-      <w:proofErr w:type="spellEnd"/>
+          <w:lang w:val="en-US"/>
+        </w:rPr>
+        <w:t>]; [</w:t>
+      </w:r>
+      <w:proofErr w:type="spellStart"/>
       <w:r>
         <w:rPr>
           <w:rFonts w:ascii="Courier New" w:hAnsi="Courier New" w:cs="Courier New"/>
+          <w:b/>
+          <w:bCs/>
           <w:i/>
           <w:iCs/>
           <w:sz w:val="24"/>
           <w:szCs w:val="24"/>
-        </w:rPr>
-        <w:t>];</w:t>
-      </w:r>
+          <w:lang w:val="en-US"/>
+        </w:rPr>
+        <w:t>no_zone</w:t>
+      </w:r>
+      <w:proofErr w:type="spellEnd"/>
       <w:r>
         <w:rPr>
           <w:rFonts w:ascii="Courier New" w:hAnsi="Courier New" w:cs="Courier New"/>
@@ -4725,38 +4900,7 @@
           <w:iCs/>
           <w:sz w:val="24"/>
           <w:szCs w:val="24"/>
-        </w:rPr>
-        <w:t xml:space="preserve"> </w:t>
-      </w:r>
-      <w:r>
-        <w:rPr>
-          <w:rFonts w:ascii="Courier New" w:hAnsi="Courier New" w:cs="Courier New"/>
-          <w:i/>
-          <w:iCs/>
-          <w:sz w:val="24"/>
-          <w:szCs w:val="24"/>
-        </w:rPr>
-        <w:t>[</w:t>
-      </w:r>
-      <w:proofErr w:type="spellStart"/>
-      <w:r>
-        <w:rPr>
-          <w:rFonts w:ascii="Courier New" w:hAnsi="Courier New" w:cs="Courier New"/>
-          <w:i/>
-          <w:iCs/>
-          <w:sz w:val="24"/>
-          <w:szCs w:val="24"/>
-        </w:rPr>
-        <w:t>no_zone</w:t>
-      </w:r>
-      <w:proofErr w:type="spellEnd"/>
-      <w:r>
-        <w:rPr>
-          <w:rFonts w:ascii="Courier New" w:hAnsi="Courier New" w:cs="Courier New"/>
-          <w:i/>
-          <w:iCs/>
-          <w:sz w:val="24"/>
-          <w:szCs w:val="24"/>
+          <w:lang w:val="en-US"/>
         </w:rPr>
         <w:t>])</w:t>
       </w:r>
@@ -4768,6 +4912,7 @@
           <w:b/>
           <w:bCs/>
           <w:color w:val="0070C0"/>
+          <w:lang w:val="en-US"/>
         </w:rPr>
       </w:pPr>
     </w:p>
@@ -5216,7 +5361,7 @@
       <w:pPr>
         <w:pStyle w:val="Titre2"/>
       </w:pPr>
-      <w:bookmarkStart w:id="10" w:name="_Toc223951679"/>
+      <w:bookmarkStart w:id="10" w:name="_Toc223963973"/>
       <w:r>
         <w:t>Avec LIRE.CLASSEUR , TRANSPOSE et SUBSTITUE</w:t>
       </w:r>
@@ -5835,128 +5980,668 @@
     </w:p>
     <w:p>
       <w:pPr>
+        <w:spacing w:after="0"/>
+      </w:pPr>
+    </w:p>
+    <w:p>
+      <w:pPr>
         <w:pStyle w:val="Titre3"/>
+      </w:pPr>
+      <w:bookmarkStart w:id="11" w:name="_Toc223963974"/>
+      <w:r>
+        <w:t>Syntaxe de la fonction SUBSTITUE</w:t>
+      </w:r>
+      <w:bookmarkEnd w:id="11"/>
+    </w:p>
+    <w:p>
+      <w:r>
+        <w:rPr>
+          <w:b/>
+          <w:bCs/>
+        </w:rPr>
+        <w:t>SUBSTITUTE</w:t>
+      </w:r>
+      <w:r>
+        <w:t xml:space="preserve"> remplace </w:t>
+      </w:r>
+      <w:r>
+        <w:rPr>
+          <w:b/>
+          <w:bCs/>
+        </w:rPr>
+        <w:t>du texte</w:t>
+      </w:r>
+      <w:r>
+        <w:t xml:space="preserve"> </w:t>
+      </w:r>
+      <w:r>
+        <w:rPr>
+          <w:b/>
+          <w:bCs/>
+        </w:rPr>
+        <w:t>spécifique</w:t>
+      </w:r>
+      <w:r>
+        <w:t xml:space="preserve"> dans une chaîne de texte</w:t>
+      </w:r>
+      <w:r>
+        <w:rPr>
+          <w:rStyle w:val="Appelnotedebasdep"/>
+        </w:rPr>
+        <w:footnoteReference w:id="8"/>
+      </w:r>
+      <w:r>
+        <w:t>.</w:t>
+      </w:r>
+    </w:p>
+    <w:p>
+      <w:r>
+        <w:t xml:space="preserve">La syntaxe de la fonction </w:t>
+      </w:r>
+      <w:r>
+        <w:t xml:space="preserve">SUBSTITUTE </w:t>
+      </w:r>
+      <w:r>
+        <w:t xml:space="preserve">contient les </w:t>
+      </w:r>
+      <w:r>
+        <w:rPr>
+          <w:b/>
+          <w:bCs/>
+        </w:rPr>
+        <w:t>4 arguments</w:t>
+      </w:r>
+      <w:r>
+        <w:t xml:space="preserve"> suivants :</w:t>
+      </w:r>
+    </w:p>
+    <w:p>
+      <w:pPr>
+        <w:rPr>
+          <w:rFonts w:ascii="Courier New" w:hAnsi="Courier New" w:cs="Courier New"/>
+          <w:b/>
+          <w:bCs/>
+          <w:i/>
+          <w:iCs/>
+          <w:sz w:val="24"/>
+          <w:szCs w:val="24"/>
+        </w:rPr>
+      </w:pPr>
+      <w:r>
+        <w:rPr>
+          <w:rFonts w:ascii="Courier New" w:hAnsi="Courier New" w:cs="Courier New"/>
+          <w:b/>
+          <w:bCs/>
+          <w:i/>
+          <w:iCs/>
+          <w:sz w:val="24"/>
+          <w:szCs w:val="24"/>
+        </w:rPr>
+        <w:t xml:space="preserve">= </w:t>
+      </w:r>
+      <w:r>
+        <w:rPr>
+          <w:rFonts w:ascii="Courier New" w:hAnsi="Courier New" w:cs="Courier New"/>
+          <w:b/>
+          <w:bCs/>
+          <w:i/>
+          <w:iCs/>
+          <w:sz w:val="24"/>
+          <w:szCs w:val="24"/>
+        </w:rPr>
+        <w:t>SUBSTITUE(texte</w:t>
+      </w:r>
+      <w:r>
+        <w:rPr>
+          <w:rFonts w:ascii="Courier New" w:hAnsi="Courier New" w:cs="Courier New"/>
+          <w:b/>
+          <w:bCs/>
+          <w:i/>
+          <w:iCs/>
+          <w:sz w:val="24"/>
+          <w:szCs w:val="24"/>
+        </w:rPr>
+        <w:t> ;</w:t>
+      </w:r>
+      <w:proofErr w:type="spellStart"/>
+      <w:r>
+        <w:rPr>
+          <w:rFonts w:ascii="Courier New" w:hAnsi="Courier New" w:cs="Courier New"/>
+          <w:b/>
+          <w:bCs/>
+          <w:i/>
+          <w:iCs/>
+          <w:sz w:val="24"/>
+          <w:szCs w:val="24"/>
+        </w:rPr>
+        <w:t>ancien_texte</w:t>
+      </w:r>
+      <w:proofErr w:type="spellEnd"/>
+      <w:r>
+        <w:rPr>
+          <w:rFonts w:ascii="Courier New" w:hAnsi="Courier New" w:cs="Courier New"/>
+          <w:b/>
+          <w:bCs/>
+          <w:i/>
+          <w:iCs/>
+          <w:sz w:val="24"/>
+          <w:szCs w:val="24"/>
+        </w:rPr>
+        <w:t xml:space="preserve">; </w:t>
+      </w:r>
+      <w:proofErr w:type="spellStart"/>
+      <w:r>
+        <w:rPr>
+          <w:rFonts w:ascii="Courier New" w:hAnsi="Courier New" w:cs="Courier New"/>
+          <w:b/>
+          <w:bCs/>
+          <w:i/>
+          <w:iCs/>
+          <w:sz w:val="24"/>
+          <w:szCs w:val="24"/>
+        </w:rPr>
+        <w:t>nouveau_texte</w:t>
+      </w:r>
+      <w:proofErr w:type="spellEnd"/>
+      <w:r>
+        <w:rPr>
+          <w:rFonts w:ascii="Courier New" w:hAnsi="Courier New" w:cs="Courier New"/>
+          <w:b/>
+          <w:bCs/>
+          <w:i/>
+          <w:iCs/>
+          <w:sz w:val="24"/>
+          <w:szCs w:val="24"/>
+        </w:rPr>
+        <w:t> ;</w:t>
+      </w:r>
+      <w:r>
+        <w:rPr>
+          <w:rFonts w:ascii="Courier New" w:hAnsi="Courier New" w:cs="Courier New"/>
+          <w:b/>
+          <w:bCs/>
+          <w:i/>
+          <w:iCs/>
+          <w:sz w:val="24"/>
+          <w:szCs w:val="24"/>
+        </w:rPr>
+        <w:t>[</w:t>
+      </w:r>
+      <w:proofErr w:type="spellStart"/>
+      <w:r>
+        <w:rPr>
+          <w:rFonts w:ascii="Courier New" w:hAnsi="Courier New" w:cs="Courier New"/>
+          <w:b/>
+          <w:bCs/>
+          <w:i/>
+          <w:iCs/>
+          <w:sz w:val="24"/>
+          <w:szCs w:val="24"/>
+        </w:rPr>
+        <w:t>no_position</w:t>
+      </w:r>
+      <w:proofErr w:type="spellEnd"/>
+      <w:r>
+        <w:rPr>
+          <w:rFonts w:ascii="Courier New" w:hAnsi="Courier New" w:cs="Courier New"/>
+          <w:b/>
+          <w:bCs/>
+          <w:i/>
+          <w:iCs/>
+          <w:sz w:val="24"/>
+          <w:szCs w:val="24"/>
+        </w:rPr>
+        <w:t>])</w:t>
+      </w:r>
+    </w:p>
+    <w:p>
+      <w:pPr>
+        <w:numPr>
+          <w:ilvl w:val="0"/>
+          <w:numId w:val="11"/>
+        </w:numPr>
+        <w:spacing w:after="0"/>
+      </w:pPr>
+      <w:r>
+        <w:rPr>
+          <w:b/>
+          <w:bCs/>
+        </w:rPr>
+        <w:t>texte</w:t>
+      </w:r>
+      <w:r>
+        <w:t>    Obligatoire. Représente le texte ou la référence à une cellule contenant le texte dont vous voulez remplacer certains caractères.</w:t>
+      </w:r>
+    </w:p>
+    <w:p>
+      <w:pPr>
+        <w:numPr>
+          <w:ilvl w:val="0"/>
+          <w:numId w:val="11"/>
+        </w:numPr>
+        <w:spacing w:after="0"/>
+      </w:pPr>
+      <w:proofErr w:type="spellStart"/>
+      <w:r>
+        <w:rPr>
+          <w:b/>
+          <w:bCs/>
+        </w:rPr>
+        <w:t>ancien_texte</w:t>
+      </w:r>
+      <w:proofErr w:type="spellEnd"/>
+      <w:r>
+        <w:t>    Obligatoire. Représente le texte à remplacer.</w:t>
+      </w:r>
+    </w:p>
+    <w:p>
+      <w:pPr>
+        <w:numPr>
+          <w:ilvl w:val="0"/>
+          <w:numId w:val="11"/>
+        </w:numPr>
+      </w:pPr>
+      <w:proofErr w:type="spellStart"/>
+      <w:r>
+        <w:rPr>
+          <w:b/>
+          <w:bCs/>
+        </w:rPr>
+        <w:t>nouveau_texte</w:t>
+      </w:r>
+      <w:proofErr w:type="spellEnd"/>
+      <w:r>
+        <w:t xml:space="preserve">    Obligatoire. Représente le texte qui doit remplacer </w:t>
+      </w:r>
+      <w:proofErr w:type="spellStart"/>
+      <w:r>
+        <w:t>ancien_texte</w:t>
+      </w:r>
+      <w:proofErr w:type="spellEnd"/>
+      <w:r>
+        <w:t>.</w:t>
+      </w:r>
+    </w:p>
+    <w:p>
+      <w:pPr>
+        <w:numPr>
+          <w:ilvl w:val="0"/>
+          <w:numId w:val="11"/>
+        </w:numPr>
+      </w:pPr>
+      <w:proofErr w:type="spellStart"/>
+      <w:r>
+        <w:rPr>
+          <w:b/>
+          <w:bCs/>
+        </w:rPr>
+        <w:lastRenderedPageBreak/>
+        <w:t>no_position</w:t>
+      </w:r>
+      <w:proofErr w:type="spellEnd"/>
+      <w:r>
+        <w:t xml:space="preserve">    Facultatif. Spécifie quelle occurrence </w:t>
+      </w:r>
+      <w:proofErr w:type="gramStart"/>
+      <w:r>
+        <w:t xml:space="preserve">de </w:t>
+      </w:r>
+      <w:proofErr w:type="spellStart"/>
+      <w:r>
+        <w:t>ancien</w:t>
+      </w:r>
+      <w:proofErr w:type="gramEnd"/>
+      <w:r>
+        <w:t>_texte</w:t>
+      </w:r>
+      <w:proofErr w:type="spellEnd"/>
+      <w:r>
+        <w:t xml:space="preserve"> vous souhaitez remplacer par </w:t>
+      </w:r>
+      <w:proofErr w:type="spellStart"/>
+      <w:r>
+        <w:t>nouveau_texte</w:t>
+      </w:r>
+      <w:proofErr w:type="spellEnd"/>
+      <w:r>
+        <w:t xml:space="preserve">. Si vous spécifiez </w:t>
+      </w:r>
+      <w:proofErr w:type="spellStart"/>
+      <w:r>
+        <w:t>no_position</w:t>
+      </w:r>
+      <w:proofErr w:type="spellEnd"/>
+      <w:r>
+        <w:t xml:space="preserve">, seule l’occurrence correspondante </w:t>
+      </w:r>
+      <w:proofErr w:type="gramStart"/>
+      <w:r>
+        <w:t xml:space="preserve">de </w:t>
+      </w:r>
+      <w:proofErr w:type="spellStart"/>
+      <w:r>
+        <w:t>ancien</w:t>
+      </w:r>
+      <w:proofErr w:type="gramEnd"/>
+      <w:r>
+        <w:t>_texte</w:t>
+      </w:r>
+      <w:proofErr w:type="spellEnd"/>
+      <w:r>
+        <w:t xml:space="preserve"> est remplacée. Sinon, toutes les occurrences </w:t>
+      </w:r>
+      <w:proofErr w:type="gramStart"/>
+      <w:r>
+        <w:t xml:space="preserve">de </w:t>
+      </w:r>
+      <w:proofErr w:type="spellStart"/>
+      <w:r>
+        <w:t>ancien</w:t>
+      </w:r>
+      <w:proofErr w:type="gramEnd"/>
+      <w:r>
+        <w:t>_texte</w:t>
+      </w:r>
+      <w:proofErr w:type="spellEnd"/>
+      <w:r>
+        <w:t xml:space="preserve"> dans texte sont remplacées par </w:t>
+      </w:r>
+      <w:proofErr w:type="spellStart"/>
+      <w:r>
+        <w:t>nouveau_texte</w:t>
+      </w:r>
+      <w:proofErr w:type="spellEnd"/>
+    </w:p>
+    <w:p/>
+    <w:p>
+      <w:pPr>
+        <w:rPr>
+          <w:sz w:val="24"/>
+          <w:szCs w:val="24"/>
+        </w:rPr>
+      </w:pPr>
+      <w:r>
+        <w:rPr>
+          <w:noProof/>
+          <w:sz w:val="24"/>
+          <w:szCs w:val="24"/>
+        </w:rPr>
+        <w:drawing>
+          <wp:inline distT="0" distB="0" distL="0" distR="0" wp14:anchorId="2B9B8EE2" wp14:editId="5C0CC378">
+            <wp:extent cx="540000" cy="540000"/>
+            <wp:effectExtent l="0" t="0" r="0" b="0"/>
+            <wp:docPr id="395701937" name="Graphique 1" descr="Informations avec un remplissage uni"/>
+            <wp:cNvGraphicFramePr>
+              <a:graphicFrameLocks xmlns:a="http://schemas.openxmlformats.org/drawingml/2006/main" noChangeAspect="1"/>
+            </wp:cNvGraphicFramePr>
+            <a:graphic xmlns:a="http://schemas.openxmlformats.org/drawingml/2006/main">
+              <a:graphicData uri="http://schemas.openxmlformats.org/drawingml/2006/picture">
+                <pic:pic xmlns:pic="http://schemas.openxmlformats.org/drawingml/2006/picture">
+                  <pic:nvPicPr>
+                    <pic:cNvPr id="395701937" name="Graphique 395701937" descr="Informations avec un remplissage uni"/>
+                    <pic:cNvPicPr/>
+                  </pic:nvPicPr>
+                  <pic:blipFill>
+                    <a:blip r:embed="rId16">
+                      <a:extLst>
+                        <a:ext uri="{96DAC541-7B7A-43D3-8B79-37D633B846F1}">
+                          <asvg:svgBlip xmlns:asvg="http://schemas.microsoft.com/office/drawing/2016/SVG/main" r:embed="rId17"/>
+                        </a:ext>
+                      </a:extLst>
+                    </a:blip>
+                    <a:stretch>
+                      <a:fillRect/>
+                    </a:stretch>
+                  </pic:blipFill>
+                  <pic:spPr>
+                    <a:xfrm>
+                      <a:off x="0" y="0"/>
+                      <a:ext cx="540000" cy="540000"/>
+                    </a:xfrm>
+                    <a:prstGeom prst="rect">
+                      <a:avLst/>
+                    </a:prstGeom>
+                  </pic:spPr>
+                </pic:pic>
+              </a:graphicData>
+            </a:graphic>
+          </wp:inline>
+        </w:drawing>
+      </w:r>
+      <w:r>
+        <w:rPr>
+          <w:sz w:val="24"/>
+          <w:szCs w:val="24"/>
+        </w:rPr>
+        <w:t>U</w:t>
+      </w:r>
+      <w:r>
+        <w:rPr>
+          <w:sz w:val="24"/>
+          <w:szCs w:val="24"/>
+        </w:rPr>
+        <w:t>tilise</w:t>
+      </w:r>
+      <w:r>
+        <w:rPr>
+          <w:sz w:val="24"/>
+          <w:szCs w:val="24"/>
+        </w:rPr>
+        <w:t>r</w:t>
+      </w:r>
+      <w:r>
+        <w:rPr>
+          <w:sz w:val="24"/>
+          <w:szCs w:val="24"/>
+        </w:rPr>
+        <w:t xml:space="preserve"> </w:t>
+      </w:r>
+      <w:r>
+        <w:rPr>
+          <w:sz w:val="24"/>
+          <w:szCs w:val="24"/>
+        </w:rPr>
+        <w:t xml:space="preserve">la fonction </w:t>
+      </w:r>
+      <w:r>
+        <w:rPr>
+          <w:b/>
+          <w:bCs/>
+          <w:sz w:val="24"/>
+          <w:szCs w:val="24"/>
+        </w:rPr>
+        <w:t>REMPLACER</w:t>
+      </w:r>
+      <w:r>
+        <w:rPr>
+          <w:sz w:val="24"/>
+          <w:szCs w:val="24"/>
+        </w:rPr>
+        <w:t xml:space="preserve"> </w:t>
+      </w:r>
+      <w:r>
+        <w:rPr>
+          <w:sz w:val="24"/>
+          <w:szCs w:val="24"/>
+        </w:rPr>
+        <w:t>lorsqu</w:t>
+      </w:r>
+      <w:r>
+        <w:rPr>
+          <w:sz w:val="24"/>
+          <w:szCs w:val="24"/>
+        </w:rPr>
+        <w:t>’il est question de</w:t>
+      </w:r>
+      <w:r>
+        <w:rPr>
+          <w:sz w:val="24"/>
+          <w:szCs w:val="24"/>
+        </w:rPr>
+        <w:t xml:space="preserve"> remplacer tout texte qui </w:t>
+      </w:r>
+      <w:r>
+        <w:rPr>
+          <w:b/>
+          <w:bCs/>
+          <w:sz w:val="24"/>
+          <w:szCs w:val="24"/>
+        </w:rPr>
+        <w:t>se trouve à un emplacement spécifique</w:t>
+      </w:r>
+      <w:r>
+        <w:rPr>
+          <w:sz w:val="24"/>
+          <w:szCs w:val="24"/>
+        </w:rPr>
+        <w:t xml:space="preserve"> dans une chaîne de texte.</w:t>
+      </w:r>
+    </w:p>
+    <w:p/>
+    <w:p>
+      <w:pPr>
+        <w:pStyle w:val="Titre3"/>
         <w:rPr>
           <w:highlight w:val="yellow"/>
         </w:rPr>
       </w:pPr>
-      <w:bookmarkStart w:id="11" w:name="_Toc223951680"/>
+      <w:bookmarkStart w:id="12" w:name="_Toc223963975"/>
       <w:r>
         <w:rPr>
           <w:highlight w:val="yellow"/>
         </w:rPr>
-        <w:t>Syntaxe de la fonction SUBSTITUE</w:t>
-      </w:r>
-      <w:bookmarkEnd w:id="11"/>
+        <w:t>Syntaxe de la fonction TRANSPOSE</w:t>
+      </w:r>
+      <w:bookmarkEnd w:id="12"/>
+    </w:p>
+    <w:p>
+      <w:pPr>
+        <w:rPr>
+          <w:highlight w:val="yellow"/>
+        </w:rPr>
+      </w:pPr>
+      <w:r>
+        <w:rPr>
+          <w:b/>
+          <w:bCs/>
+        </w:rPr>
+        <w:t>TRANSPOSE</w:t>
+      </w:r>
+      <w:r>
+        <w:t xml:space="preserve"> renvoie une plage verticale de cellules sous forme de plage horizontale, ou inversement. La fonction TRANSPOSE doit être entrée sous forme de formule de tableau dans une plage dont le nombre de lignes et de colonnes est respectivement égal au nombre de lignes et de colonnes de la plage source. Utilisez la fonction TRANSPOSE pour inverser l’orientation verticale et horizontale d’une matrice ou d’une plage dans une feuille de calcul</w:t>
+      </w:r>
+      <w:r>
+        <w:rPr>
+          <w:rStyle w:val="Appelnotedebasdep"/>
+        </w:rPr>
+        <w:footnoteReference w:id="9"/>
+      </w:r>
+      <w:r>
+        <w:t>.</w:t>
+      </w:r>
+    </w:p>
+    <w:p>
+      <w:pPr>
+        <w:spacing w:after="0"/>
+        <w:rPr>
+          <w:rFonts w:ascii="Arial" w:hAnsi="Arial" w:cs="Arial"/>
+        </w:rPr>
+      </w:pPr>
+      <w:r>
+        <w:rPr>
+          <w:rFonts w:ascii="Arial" w:hAnsi="Arial" w:cs="Arial"/>
+          <w:highlight w:val="yellow"/>
+        </w:rPr>
+        <w:t>◄</w:t>
+      </w:r>
+    </w:p>
+    <w:p>
+      <w:pPr>
+        <w:spacing w:after="0"/>
+        <w:rPr>
+          <w:rFonts w:ascii="Arial" w:hAnsi="Arial" w:cs="Arial"/>
+        </w:rPr>
+      </w:pPr>
+    </w:p>
+    <w:p>
+      <w:pPr>
+        <w:spacing w:after="0"/>
+        <w:rPr>
+          <w:rFonts w:ascii="Arial" w:hAnsi="Arial" w:cs="Arial"/>
+        </w:rPr>
+      </w:pPr>
+      <w:r>
+        <w:rPr>
+          <w:rFonts w:ascii="Arial" w:hAnsi="Arial" w:cs="Arial"/>
+        </w:rPr>
+        <w:t>On va utiliser, donc, cette formule :</w:t>
+      </w:r>
+    </w:p>
+    <w:p>
+      <w:pPr>
+        <w:spacing w:after="0"/>
+        <w:rPr>
+          <w:rFonts w:ascii="Arial" w:hAnsi="Arial" w:cs="Arial"/>
+        </w:rPr>
+      </w:pPr>
+    </w:p>
+    <w:p>
+      <w:pPr>
+        <w:spacing w:after="0"/>
+        <w:rPr>
+          <w:rFonts w:ascii="Arial" w:hAnsi="Arial" w:cs="Arial"/>
+          <w:b/>
+          <w:bCs/>
+          <w:sz w:val="24"/>
+          <w:szCs w:val="24"/>
+        </w:rPr>
+      </w:pPr>
+      <w:r>
+        <w:rPr>
+          <w:rFonts w:ascii="Arial" w:hAnsi="Arial" w:cs="Arial"/>
+          <w:b/>
+          <w:bCs/>
+          <w:sz w:val="24"/>
+          <w:szCs w:val="24"/>
+        </w:rPr>
+        <w:t>=TRANSPOSE(SUBSTITUE(</w:t>
+      </w:r>
+      <w:proofErr w:type="spellStart"/>
+      <w:r>
+        <w:rPr>
+          <w:rFonts w:ascii="Arial" w:hAnsi="Arial" w:cs="Arial"/>
+          <w:b/>
+          <w:bCs/>
+          <w:sz w:val="24"/>
+          <w:szCs w:val="24"/>
+        </w:rPr>
+        <w:t>ListSheets</w:t>
+      </w:r>
+      <w:proofErr w:type="spellEnd"/>
+      <w:r>
+        <w:rPr>
+          <w:rFonts w:ascii="Arial" w:hAnsi="Arial" w:cs="Arial"/>
+          <w:b/>
+          <w:bCs/>
+          <w:sz w:val="24"/>
+          <w:szCs w:val="24"/>
+        </w:rPr>
+        <w:t>;"[SheetsList_V2.xlsm]";""))</w:t>
+      </w:r>
+    </w:p>
+    <w:p>
+      <w:pPr>
+        <w:spacing w:after="0"/>
+        <w:rPr>
+          <w:rFonts w:ascii="Arial" w:hAnsi="Arial" w:cs="Arial"/>
+        </w:rPr>
+      </w:pPr>
     </w:p>
     <w:p>
       <w:pPr>
         <w:pStyle w:val="Titre3"/>
-        <w:rPr>
-          <w:highlight w:val="yellow"/>
-        </w:rPr>
-      </w:pPr>
-      <w:bookmarkStart w:id="12" w:name="_Toc223951681"/>
-      <w:r>
-        <w:rPr>
-          <w:highlight w:val="yellow"/>
-        </w:rPr>
-        <w:t>Syntaxe de la fonction TRANSPOSE</w:t>
-      </w:r>
-      <w:bookmarkEnd w:id="12"/>
-    </w:p>
-    <w:p>
-      <w:pPr>
-        <w:spacing w:after="0"/>
-      </w:pPr>
-    </w:p>
-    <w:p>
-      <w:pPr>
-        <w:spacing w:after="0"/>
-        <w:rPr>
-          <w:rFonts w:ascii="Arial" w:hAnsi="Arial" w:cs="Arial"/>
-        </w:rPr>
-      </w:pPr>
-    </w:p>
-    <w:p>
-      <w:pPr>
-        <w:spacing w:after="0"/>
-        <w:rPr>
-          <w:rFonts w:ascii="Arial" w:hAnsi="Arial" w:cs="Arial"/>
-        </w:rPr>
-      </w:pPr>
-      <w:r>
-        <w:rPr>
-          <w:rFonts w:ascii="Arial" w:hAnsi="Arial" w:cs="Arial"/>
-        </w:rPr>
-        <w:t>On va utiliser, donc, cette formule :</w:t>
-      </w:r>
-    </w:p>
-    <w:p>
-      <w:pPr>
-        <w:spacing w:after="0"/>
-        <w:rPr>
-          <w:rFonts w:ascii="Arial" w:hAnsi="Arial" w:cs="Arial"/>
-        </w:rPr>
-      </w:pPr>
-    </w:p>
-    <w:p>
-      <w:pPr>
-        <w:spacing w:after="0"/>
-        <w:rPr>
-          <w:rFonts w:ascii="Arial" w:hAnsi="Arial" w:cs="Arial"/>
-          <w:b/>
-          <w:bCs/>
-          <w:sz w:val="24"/>
-          <w:szCs w:val="24"/>
-        </w:rPr>
-      </w:pPr>
-      <w:r>
-        <w:rPr>
-          <w:rFonts w:ascii="Arial" w:hAnsi="Arial" w:cs="Arial"/>
-          <w:b/>
-          <w:bCs/>
-          <w:sz w:val="24"/>
-          <w:szCs w:val="24"/>
-        </w:rPr>
-        <w:t>=TRANSPOSE(SUBSTITUE(</w:t>
-      </w:r>
-      <w:proofErr w:type="spellStart"/>
-      <w:r>
-        <w:rPr>
-          <w:rFonts w:ascii="Arial" w:hAnsi="Arial" w:cs="Arial"/>
-          <w:b/>
-          <w:bCs/>
-          <w:sz w:val="24"/>
-          <w:szCs w:val="24"/>
-        </w:rPr>
-        <w:t>ListSheets</w:t>
-      </w:r>
-      <w:proofErr w:type="spellEnd"/>
-      <w:r>
-        <w:rPr>
-          <w:rFonts w:ascii="Arial" w:hAnsi="Arial" w:cs="Arial"/>
-          <w:b/>
-          <w:bCs/>
-          <w:sz w:val="24"/>
-          <w:szCs w:val="24"/>
-        </w:rPr>
-        <w:t>;"[SheetsList_V2.xlsm]";""))</w:t>
-      </w:r>
-    </w:p>
-    <w:p>
-      <w:pPr>
-        <w:spacing w:after="0"/>
-        <w:rPr>
-          <w:rFonts w:ascii="Arial" w:hAnsi="Arial" w:cs="Arial"/>
-        </w:rPr>
-      </w:pPr>
-    </w:p>
-    <w:p>
-      <w:pPr>
-        <w:pStyle w:val="Titre3"/>
-      </w:pPr>
-      <w:bookmarkStart w:id="13" w:name="_Toc223951682"/>
+      </w:pPr>
+      <w:bookmarkStart w:id="13" w:name="_Toc223963976"/>
       <w:r>
         <w:t>Explications :</w:t>
       </w:r>
@@ -6197,7 +6882,7 @@
       <w:pPr>
         <w:pStyle w:val="Titre2"/>
       </w:pPr>
-      <w:bookmarkStart w:id="14" w:name="_Toc223951683"/>
+      <w:bookmarkStart w:id="14" w:name="_Toc223963977"/>
       <w:r>
         <w:t>Avec LIRE.CLASSEUR, REMPLACER, TROUVE et TRANSPOSE</w:t>
       </w:r>
@@ -6212,7 +6897,7 @@
       <w:pPr>
         <w:pStyle w:val="Titre3"/>
       </w:pPr>
-      <w:bookmarkStart w:id="15" w:name="_Toc223951684"/>
+      <w:bookmarkStart w:id="15" w:name="_Toc223963978"/>
       <w:r>
         <w:t>Étape 1 : Clique</w:t>
       </w:r>
@@ -6353,7 +7038,7 @@
       <w:pPr>
         <w:pStyle w:val="Titre3"/>
       </w:pPr>
-      <w:bookmarkStart w:id="16" w:name="_Toc223951685"/>
+      <w:bookmarkStart w:id="16" w:name="_Toc223963979"/>
       <w:r>
         <w:t>Étape 2 : Modifiez le nom et la formule dans la boîte de dialogue Nouveau nom</w:t>
       </w:r>
@@ -6784,7 +7469,7 @@
       <w:pPr>
         <w:pStyle w:val="Titre3"/>
       </w:pPr>
-      <w:bookmarkStart w:id="17" w:name="_Toc223951686"/>
+      <w:bookmarkStart w:id="17" w:name="_Toc223963980"/>
       <w:r>
         <w:t>Étape 3 : Utilisation d'une formule pour lister les noms des feuilles</w:t>
       </w:r>
@@ -6927,21 +7612,6 @@
     <w:p/>
     <w:p>
       <w:pPr>
-        <w:pStyle w:val="Titre3"/>
-      </w:pPr>
-      <w:bookmarkStart w:id="18" w:name="_Toc223951687"/>
-      <w:r>
-        <w:t>Pour aller plus loin</w:t>
-      </w:r>
-      <w:bookmarkEnd w:id="18"/>
-    </w:p>
-    <w:p>
-      <w:r>
-        <w:t>On peut ajouter des liens hypertexte sur le nom des feuilles.</w:t>
-      </w:r>
-    </w:p>
-    <w:p>
-      <w:pPr>
         <w:pStyle w:val="Titre2"/>
         <w:numPr>
           <w:ilvl w:val="0"/>
@@ -6953,7 +7623,7 @@
       <w:pPr>
         <w:pStyle w:val="Titre2"/>
       </w:pPr>
-      <w:bookmarkStart w:id="19" w:name="_Toc223951688"/>
+      <w:bookmarkStart w:id="18" w:name="_Toc223963981"/>
       <w:r>
         <w:t xml:space="preserve">Avec LIRE.CLASSEUR, </w:t>
       </w:r>
@@ -6966,7 +7636,7 @@
       <w:r>
         <w:t>INDEX + ALEA</w:t>
       </w:r>
-      <w:bookmarkEnd w:id="19"/>
+      <w:bookmarkEnd w:id="18"/>
     </w:p>
     <w:p>
       <w:r>
@@ -7017,9 +7687,9 @@
           <w:noProof/>
         </w:rPr>
         <w:drawing>
-          <wp:inline distT="0" distB="0" distL="0" distR="0" wp14:anchorId="52A68EDF" wp14:editId="5ED1C016">
-            <wp:extent cx="360000" cy="360000"/>
-            <wp:effectExtent l="0" t="0" r="2540" b="2540"/>
+          <wp:inline distT="0" distB="0" distL="0" distR="0" wp14:anchorId="52A68EDF" wp14:editId="3B163B3D">
+            <wp:extent cx="540000" cy="540000"/>
+            <wp:effectExtent l="0" t="0" r="0" b="0"/>
             <wp:docPr id="451675176" name="Graphique 1" descr="Informations avec un remplissage uni"/>
             <wp:cNvGraphicFramePr>
               <a:graphicFrameLocks xmlns:a="http://schemas.openxmlformats.org/drawingml/2006/main" noChangeAspect="1"/>
@@ -7046,7 +7716,7 @@
                   <pic:spPr>
                     <a:xfrm>
                       <a:off x="0" y="0"/>
-                      <a:ext cx="360000" cy="360000"/>
+                      <a:ext cx="540000" cy="540000"/>
                     </a:xfrm>
                     <a:prstGeom prst="rect">
                       <a:avLst/>
@@ -7125,7 +7795,7 @@
       <w:pPr>
         <w:pStyle w:val="Titre3"/>
       </w:pPr>
-      <w:bookmarkStart w:id="20" w:name="_Toc223951689"/>
+      <w:bookmarkStart w:id="19" w:name="_Toc223963982"/>
       <w:r>
         <w:t>Étape 1 : Clique</w:t>
       </w:r>
@@ -7147,7 +7817,7 @@
       <w:r>
         <w:t>estionnaire de noms</w:t>
       </w:r>
-      <w:bookmarkEnd w:id="20"/>
+      <w:bookmarkEnd w:id="19"/>
     </w:p>
     <w:p>
       <w:r>
@@ -7214,7 +7884,7 @@
       <w:pPr>
         <w:pStyle w:val="Titre3"/>
       </w:pPr>
-      <w:bookmarkStart w:id="21" w:name="_Toc223951690"/>
+      <w:bookmarkStart w:id="20" w:name="_Toc223963983"/>
       <w:r>
         <w:t xml:space="preserve">Étape </w:t>
       </w:r>
@@ -7236,7 +7906,7 @@
       <w:r>
         <w:t>insérer un nouveau nom</w:t>
       </w:r>
-      <w:bookmarkEnd w:id="21"/>
+      <w:bookmarkEnd w:id="20"/>
     </w:p>
     <w:p>
       <w:r>
@@ -7330,7 +8000,7 @@
       <w:pPr>
         <w:pStyle w:val="Titre3"/>
       </w:pPr>
-      <w:bookmarkStart w:id="22" w:name="_Toc223951691"/>
+      <w:bookmarkStart w:id="21" w:name="_Toc223963984"/>
       <w:r>
         <w:t xml:space="preserve">Étape </w:t>
       </w:r>
@@ -7346,7 +8016,7 @@
       <w:r>
         <w:t>r la fonction LIRE.CLASSEUR(1)</w:t>
       </w:r>
-      <w:bookmarkEnd w:id="22"/>
+      <w:bookmarkEnd w:id="21"/>
     </w:p>
     <w:p>
       <w:r>
@@ -7618,7 +8288,7 @@
       <w:pPr>
         <w:pStyle w:val="Titre3"/>
       </w:pPr>
-      <w:bookmarkStart w:id="23" w:name="_Toc223951692"/>
+      <w:bookmarkStart w:id="22" w:name="_Toc223963985"/>
       <w:r>
         <w:t xml:space="preserve">Étape </w:t>
       </w:r>
@@ -7643,7 +8313,7 @@
       <w:r>
         <w:t>pour n’extraire que le nom des feuilles</w:t>
       </w:r>
-      <w:bookmarkEnd w:id="23"/>
+      <w:bookmarkEnd w:id="22"/>
     </w:p>
     <w:p>
       <w:r>
@@ -7708,7 +8378,7 @@
       <w:pPr>
         <w:pStyle w:val="Titre4"/>
       </w:pPr>
-      <w:bookmarkStart w:id="24" w:name="_Toc223951693"/>
+      <w:bookmarkStart w:id="23" w:name="_Toc223963986"/>
       <w:r>
         <w:t>Syntaxe de</w:t>
       </w:r>
@@ -7718,7 +8388,7 @@
       <w:r>
         <w:t xml:space="preserve"> STXT</w:t>
       </w:r>
-      <w:bookmarkEnd w:id="24"/>
+      <w:bookmarkEnd w:id="23"/>
     </w:p>
     <w:p>
       <w:r>
@@ -7745,7 +8415,7 @@
         <w:rPr>
           <w:rStyle w:val="Appelnotedebasdep"/>
         </w:rPr>
-        <w:footnoteReference w:id="8"/>
+        <w:footnoteReference w:id="10"/>
       </w:r>
       <w:r>
         <w:t>.</w:t>
@@ -7849,9 +8519,8 @@
           <w:szCs w:val="24"/>
           <w:lang w:val="en-US"/>
         </w:rPr>
-        <w:t xml:space="preserve">, </w:t>
-      </w:r>
-      <w:proofErr w:type="spellStart"/>
+        <w:t>;</w:t>
+      </w:r>
       <w:r>
         <w:rPr>
           <w:rFonts w:ascii="Courier New" w:hAnsi="Courier New" w:cs="Courier New"/>
@@ -7863,9 +8532,9 @@
           <w:szCs w:val="24"/>
           <w:lang w:val="en-US"/>
         </w:rPr>
-        <w:t>no_départ</w:t>
-      </w:r>
-      <w:proofErr w:type="spellEnd"/>
+        <w:t xml:space="preserve"> </w:t>
+      </w:r>
+      <w:proofErr w:type="spellStart"/>
       <w:r>
         <w:rPr>
           <w:rFonts w:ascii="Courier New" w:hAnsi="Courier New" w:cs="Courier New"/>
@@ -7877,7 +8546,34 @@
           <w:szCs w:val="24"/>
           <w:lang w:val="en-US"/>
         </w:rPr>
-        <w:t xml:space="preserve">, </w:t>
+        <w:t>no_départ</w:t>
+      </w:r>
+      <w:proofErr w:type="spellEnd"/>
+      <w:r>
+        <w:rPr>
+          <w:rFonts w:ascii="Courier New" w:hAnsi="Courier New" w:cs="Courier New"/>
+          <w:b/>
+          <w:bCs/>
+          <w:i/>
+          <w:iCs/>
+          <w:sz w:val="24"/>
+          <w:szCs w:val="24"/>
+          <w:lang w:val="en-US"/>
+        </w:rPr>
+        <w:t>;</w:t>
+      </w:r>
+      <w:r>
+        <w:rPr>
+          <w:rFonts w:ascii="Courier New" w:hAnsi="Courier New" w:cs="Courier New"/>
+          <w:b/>
+          <w:bCs/>
+          <w:i/>
+          <w:iCs/>
+          <w:sz w:val="24"/>
+          <w:szCs w:val="24"/>
+          <w:lang w:val="en-US"/>
+        </w:rPr>
+        <w:t xml:space="preserve"> </w:t>
       </w:r>
       <w:proofErr w:type="spellStart"/>
       <w:r>
@@ -8085,34 +8781,73 @@
           <w:highlight w:val="yellow"/>
         </w:rPr>
       </w:pPr>
-      <w:bookmarkStart w:id="25" w:name="_Toc223946417"/>
-      <w:bookmarkStart w:id="26" w:name="_Toc223951694"/>
+      <w:bookmarkStart w:id="24" w:name="_Toc223946417"/>
+      <w:bookmarkStart w:id="25" w:name="_Toc223963987"/>
       <w:r>
         <w:rPr>
           <w:highlight w:val="yellow"/>
         </w:rPr>
         <w:t xml:space="preserve">Syntaxe de la fonction </w:t>
       </w:r>
+      <w:bookmarkEnd w:id="24"/>
+      <w:r>
+        <w:rPr>
+          <w:highlight w:val="yellow"/>
+        </w:rPr>
+        <w:t>ALEA</w:t>
+      </w:r>
       <w:bookmarkEnd w:id="25"/>
-      <w:r>
+    </w:p>
+    <w:p/>
+    <w:p>
+      <w:pPr>
+        <w:pStyle w:val="Titre2"/>
         <w:rPr>
           <w:highlight w:val="yellow"/>
         </w:rPr>
-        <w:t>ALEA</w:t>
+      </w:pPr>
+      <w:bookmarkStart w:id="26" w:name="_Toc223963988"/>
+      <w:r>
+        <w:rPr>
+          <w:highlight w:val="yellow"/>
+        </w:rPr>
+        <w:t>Pour aller plus loin</w:t>
       </w:r>
       <w:bookmarkEnd w:id="26"/>
     </w:p>
+    <w:p>
+      <w:pPr>
+        <w:pStyle w:val="Titre3"/>
+      </w:pPr>
+      <w:bookmarkStart w:id="27" w:name="_Toc223963989"/>
+      <w:r>
+        <w:t>Rendre dynamique l'affichage</w:t>
+      </w:r>
+      <w:bookmarkEnd w:id="27"/>
+    </w:p>
+    <w:p>
+      <w:r>
+        <w:t>T(MAINTENANT()</w:t>
+      </w:r>
+    </w:p>
+    <w:p>
+      <w:pPr>
+        <w:pStyle w:val="Titre3"/>
+      </w:pPr>
+      <w:bookmarkStart w:id="28" w:name="_Toc223963990"/>
+      <w:r>
+        <w:t>On peut ajouter des liens hypertexte sur le nom des feuilles.</w:t>
+      </w:r>
+      <w:bookmarkEnd w:id="28"/>
+    </w:p>
     <w:p/>
     <w:p>
       <w:pPr>
         <w:pStyle w:val="Titre1"/>
       </w:pPr>
-      <w:bookmarkStart w:id="27" w:name="_Toc223951695"/>
-      <w:r>
-        <w:t>T</w:t>
-      </w:r>
-      <w:r>
-        <w:t>raduction</w:t>
+      <w:bookmarkStart w:id="29" w:name="_Toc223963991"/>
+      <w:r>
+        <w:t>Traduction</w:t>
       </w:r>
       <w:r>
         <w:t xml:space="preserve"> </w:t>
@@ -8129,7 +8864,7 @@
       <w:r>
         <w:t xml:space="preserve"> Excel en anglais</w:t>
       </w:r>
-      <w:bookmarkEnd w:id="27"/>
+      <w:bookmarkEnd w:id="29"/>
     </w:p>
     <w:p>
       <w:r>
@@ -8258,13 +8993,13 @@
       <w:pPr>
         <w:pStyle w:val="Titre1"/>
       </w:pPr>
-      <w:bookmarkStart w:id="28" w:name="_Toc223707034"/>
-      <w:bookmarkStart w:id="29" w:name="_Toc223951696"/>
+      <w:bookmarkStart w:id="30" w:name="_Toc223707034"/>
+      <w:bookmarkStart w:id="31" w:name="_Toc223963992"/>
       <w:r>
         <w:t>Links</w:t>
       </w:r>
-      <w:bookmarkEnd w:id="28"/>
-      <w:bookmarkEnd w:id="29"/>
+      <w:bookmarkEnd w:id="30"/>
+      <w:bookmarkEnd w:id="31"/>
     </w:p>
     <w:p>
       <w:pPr>
@@ -8283,6 +9018,7 @@
     </w:p>
     <w:p>
       <w:r>
+        <w:lastRenderedPageBreak/>
         <w:t>https://may6.fr/excel-recuperer-automatiquement-le-nom-de-toutes-feuilles/</w:t>
       </w:r>
     </w:p>
@@ -8625,6 +9361,44 @@
     </w:p>
   </w:footnote>
   <w:footnote w:id="8">
+    <w:p>
+      <w:pPr>
+        <w:pStyle w:val="Notedebasdepage"/>
+      </w:pPr>
+      <w:r>
+        <w:rPr>
+          <w:rStyle w:val="Appelnotedebasdep"/>
+        </w:rPr>
+        <w:footnoteRef/>
+      </w:r>
+      <w:r>
+        <w:t xml:space="preserve"> </w:t>
+      </w:r>
+      <w:r>
+        <w:t>https://support.microsoft.com/fr-fr/office/fonction-substitue-6434944e-a904-4336-a9b0-1e58df3bc332</w:t>
+      </w:r>
+    </w:p>
+  </w:footnote>
+  <w:footnote w:id="9">
+    <w:p>
+      <w:pPr>
+        <w:pStyle w:val="Notedebasdepage"/>
+      </w:pPr>
+      <w:r>
+        <w:rPr>
+          <w:rStyle w:val="Appelnotedebasdep"/>
+        </w:rPr>
+        <w:footnoteRef/>
+      </w:r>
+      <w:r>
+        <w:t xml:space="preserve"> </w:t>
+      </w:r>
+      <w:r>
+        <w:t>https://support.microsoft.com/fr-fr/office/transpose-transpose-fonction-ed039415-ed8a-4a81-93e9-4b6dfac76027</w:t>
+      </w:r>
+    </w:p>
+  </w:footnote>
+  <w:footnote w:id="10">
     <w:p>
       <w:pPr>
         <w:pStyle w:val="Notedebasdepage"/>
@@ -8926,7 +9700,7 @@
               <w:sz w:val="16"/>
               <w:szCs w:val="16"/>
             </w:rPr>
-            <w:t>09-03-2026 11:05</w:t>
+            <w:t>09-03-2026 12:27</w:t>
           </w:r>
           <w:r>
             <w:rPr>
@@ -9426,6 +10200,155 @@
     </w:lvl>
   </w:abstractNum>
   <w:abstractNum w:abstractNumId="1" w15:restartNumberingAfterBreak="0">
+    <w:nsid w:val="07E33081"/>
+    <w:multiLevelType w:val="multilevel"/>
+    <w:tmpl w:val="290AE152"/>
+    <w:lvl w:ilvl="0">
+      <w:start w:val="1"/>
+      <w:numFmt w:val="bullet"/>
+      <w:lvlText w:val=""/>
+      <w:lvlJc w:val="left"/>
+      <w:pPr>
+        <w:tabs>
+          <w:tab w:val="num" w:pos="720"/>
+        </w:tabs>
+        <w:ind w:left="720" w:hanging="360"/>
+      </w:pPr>
+      <w:rPr>
+        <w:rFonts w:ascii="Wingdings" w:hAnsi="Wingdings" w:hint="default"/>
+        <w:sz w:val="20"/>
+      </w:rPr>
+    </w:lvl>
+    <w:lvl w:ilvl="1" w:tentative="1">
+      <w:start w:val="1"/>
+      <w:numFmt w:val="bullet"/>
+      <w:lvlText w:val=""/>
+      <w:lvlJc w:val="left"/>
+      <w:pPr>
+        <w:tabs>
+          <w:tab w:val="num" w:pos="1440"/>
+        </w:tabs>
+        <w:ind w:left="1440" w:hanging="360"/>
+      </w:pPr>
+      <w:rPr>
+        <w:rFonts w:ascii="Wingdings" w:hAnsi="Wingdings" w:hint="default"/>
+        <w:sz w:val="20"/>
+      </w:rPr>
+    </w:lvl>
+    <w:lvl w:ilvl="2" w:tentative="1">
+      <w:start w:val="1"/>
+      <w:numFmt w:val="bullet"/>
+      <w:lvlText w:val=""/>
+      <w:lvlJc w:val="left"/>
+      <w:pPr>
+        <w:tabs>
+          <w:tab w:val="num" w:pos="2160"/>
+        </w:tabs>
+        <w:ind w:left="2160" w:hanging="360"/>
+      </w:pPr>
+      <w:rPr>
+        <w:rFonts w:ascii="Wingdings" w:hAnsi="Wingdings" w:hint="default"/>
+        <w:sz w:val="20"/>
+      </w:rPr>
+    </w:lvl>
+    <w:lvl w:ilvl="3" w:tentative="1">
+      <w:start w:val="1"/>
+      <w:numFmt w:val="bullet"/>
+      <w:lvlText w:val=""/>
+      <w:lvlJc w:val="left"/>
+      <w:pPr>
+        <w:tabs>
+          <w:tab w:val="num" w:pos="2880"/>
+        </w:tabs>
+        <w:ind w:left="2880" w:hanging="360"/>
+      </w:pPr>
+      <w:rPr>
+        <w:rFonts w:ascii="Wingdings" w:hAnsi="Wingdings" w:hint="default"/>
+        <w:sz w:val="20"/>
+      </w:rPr>
+    </w:lvl>
+    <w:lvl w:ilvl="4" w:tentative="1">
+      <w:start w:val="1"/>
+      <w:numFmt w:val="bullet"/>
+      <w:lvlText w:val=""/>
+      <w:lvlJc w:val="left"/>
+      <w:pPr>
+        <w:tabs>
+          <w:tab w:val="num" w:pos="3600"/>
+        </w:tabs>
+        <w:ind w:left="3600" w:hanging="360"/>
+      </w:pPr>
+      <w:rPr>
+        <w:rFonts w:ascii="Wingdings" w:hAnsi="Wingdings" w:hint="default"/>
+        <w:sz w:val="20"/>
+      </w:rPr>
+    </w:lvl>
+    <w:lvl w:ilvl="5" w:tentative="1">
+      <w:start w:val="1"/>
+      <w:numFmt w:val="bullet"/>
+      <w:lvlText w:val=""/>
+      <w:lvlJc w:val="left"/>
+      <w:pPr>
+        <w:tabs>
+          <w:tab w:val="num" w:pos="4320"/>
+        </w:tabs>
+        <w:ind w:left="4320" w:hanging="360"/>
+      </w:pPr>
+      <w:rPr>
+        <w:rFonts w:ascii="Wingdings" w:hAnsi="Wingdings" w:hint="default"/>
+        <w:sz w:val="20"/>
+      </w:rPr>
+    </w:lvl>
+    <w:lvl w:ilvl="6" w:tentative="1">
+      <w:start w:val="1"/>
+      <w:numFmt w:val="bullet"/>
+      <w:lvlText w:val=""/>
+      <w:lvlJc w:val="left"/>
+      <w:pPr>
+        <w:tabs>
+          <w:tab w:val="num" w:pos="5040"/>
+        </w:tabs>
+        <w:ind w:left="5040" w:hanging="360"/>
+      </w:pPr>
+      <w:rPr>
+        <w:rFonts w:ascii="Wingdings" w:hAnsi="Wingdings" w:hint="default"/>
+        <w:sz w:val="20"/>
+      </w:rPr>
+    </w:lvl>
+    <w:lvl w:ilvl="7" w:tentative="1">
+      <w:start w:val="1"/>
+      <w:numFmt w:val="bullet"/>
+      <w:lvlText w:val=""/>
+      <w:lvlJc w:val="left"/>
+      <w:pPr>
+        <w:tabs>
+          <w:tab w:val="num" w:pos="5760"/>
+        </w:tabs>
+        <w:ind w:left="5760" w:hanging="360"/>
+      </w:pPr>
+      <w:rPr>
+        <w:rFonts w:ascii="Wingdings" w:hAnsi="Wingdings" w:hint="default"/>
+        <w:sz w:val="20"/>
+      </w:rPr>
+    </w:lvl>
+    <w:lvl w:ilvl="8" w:tentative="1">
+      <w:start w:val="1"/>
+      <w:numFmt w:val="bullet"/>
+      <w:lvlText w:val=""/>
+      <w:lvlJc w:val="left"/>
+      <w:pPr>
+        <w:tabs>
+          <w:tab w:val="num" w:pos="6480"/>
+        </w:tabs>
+        <w:ind w:left="6480" w:hanging="360"/>
+      </w:pPr>
+      <w:rPr>
+        <w:rFonts w:ascii="Wingdings" w:hAnsi="Wingdings" w:hint="default"/>
+        <w:sz w:val="20"/>
+      </w:rPr>
+    </w:lvl>
+  </w:abstractNum>
+  <w:abstractNum w:abstractNumId="2" w15:restartNumberingAfterBreak="0">
     <w:nsid w:val="2DE26044"/>
     <w:multiLevelType w:val="multilevel"/>
     <w:tmpl w:val="052E3A14"/>
@@ -9574,7 +10497,7 @@
       </w:rPr>
     </w:lvl>
   </w:abstractNum>
-  <w:abstractNum w:abstractNumId="2" w15:restartNumberingAfterBreak="0">
+  <w:abstractNum w:abstractNumId="3" w15:restartNumberingAfterBreak="0">
     <w:nsid w:val="3BA26A8E"/>
     <w:multiLevelType w:val="hybridMultilevel"/>
     <w:tmpl w:val="C652ADEC"/>
@@ -9687,7 +10610,7 @@
       </w:rPr>
     </w:lvl>
   </w:abstractNum>
-  <w:abstractNum w:abstractNumId="3" w15:restartNumberingAfterBreak="0">
+  <w:abstractNum w:abstractNumId="4" w15:restartNumberingAfterBreak="0">
     <w:nsid w:val="48703962"/>
     <w:multiLevelType w:val="multilevel"/>
     <w:tmpl w:val="052E3A14"/>
@@ -9836,7 +10759,7 @@
       </w:rPr>
     </w:lvl>
   </w:abstractNum>
-  <w:abstractNum w:abstractNumId="4" w15:restartNumberingAfterBreak="0">
+  <w:abstractNum w:abstractNumId="5" w15:restartNumberingAfterBreak="0">
     <w:nsid w:val="51363DDA"/>
     <w:multiLevelType w:val="hybridMultilevel"/>
     <w:tmpl w:val="1A4AC8B6"/>
@@ -9949,7 +10872,7 @@
       </w:rPr>
     </w:lvl>
   </w:abstractNum>
-  <w:abstractNum w:abstractNumId="5" w15:restartNumberingAfterBreak="0">
+  <w:abstractNum w:abstractNumId="6" w15:restartNumberingAfterBreak="0">
     <w:nsid w:val="63C67794"/>
     <w:multiLevelType w:val="multilevel"/>
     <w:tmpl w:val="562662F0"/>
@@ -10098,7 +11021,7 @@
       </w:rPr>
     </w:lvl>
   </w:abstractNum>
-  <w:abstractNum w:abstractNumId="6" w15:restartNumberingAfterBreak="0">
+  <w:abstractNum w:abstractNumId="7" w15:restartNumberingAfterBreak="0">
     <w:nsid w:val="6520374D"/>
     <w:multiLevelType w:val="multilevel"/>
     <w:tmpl w:val="052E3A14"/>
@@ -10247,7 +11170,7 @@
       </w:rPr>
     </w:lvl>
   </w:abstractNum>
-  <w:abstractNum w:abstractNumId="7" w15:restartNumberingAfterBreak="0">
+  <w:abstractNum w:abstractNumId="8" w15:restartNumberingAfterBreak="0">
     <w:nsid w:val="74244931"/>
     <w:multiLevelType w:val="hybridMultilevel"/>
     <w:tmpl w:val="4B44ED88"/>
@@ -10360,7 +11283,7 @@
       </w:rPr>
     </w:lvl>
   </w:abstractNum>
-  <w:abstractNum w:abstractNumId="8" w15:restartNumberingAfterBreak="0">
+  <w:abstractNum w:abstractNumId="9" w15:restartNumberingAfterBreak="0">
     <w:nsid w:val="76FD166A"/>
     <w:multiLevelType w:val="multilevel"/>
     <w:tmpl w:val="49A4698E"/>
@@ -10513,22 +11436,22 @@
     <w:abstractNumId w:val="0"/>
   </w:num>
   <w:num w:numId="2" w16cid:durableId="249699969">
-    <w:abstractNumId w:val="7"/>
+    <w:abstractNumId w:val="8"/>
   </w:num>
   <w:num w:numId="3" w16cid:durableId="400754054">
+    <w:abstractNumId w:val="6"/>
+  </w:num>
+  <w:num w:numId="4" w16cid:durableId="727387911">
+    <w:abstractNumId w:val="4"/>
+  </w:num>
+  <w:num w:numId="5" w16cid:durableId="1781946946">
     <w:abstractNumId w:val="5"/>
   </w:num>
-  <w:num w:numId="4" w16cid:durableId="727387911">
-    <w:abstractNumId w:val="3"/>
-  </w:num>
-  <w:num w:numId="5" w16cid:durableId="1781946946">
-    <w:abstractNumId w:val="4"/>
-  </w:num>
   <w:num w:numId="6" w16cid:durableId="312758563">
-    <w:abstractNumId w:val="8"/>
+    <w:abstractNumId w:val="9"/>
   </w:num>
   <w:num w:numId="7" w16cid:durableId="374349911">
-    <w:abstractNumId w:val="2"/>
+    <w:abstractNumId w:val="3"/>
   </w:num>
   <w:num w:numId="8" w16cid:durableId="922640798">
     <w:abstractNumId w:val="0"/>
@@ -10561,9 +11484,12 @@
     </w:lvlOverride>
   </w:num>
   <w:num w:numId="9" w16cid:durableId="1822114843">
-    <w:abstractNumId w:val="6"/>
+    <w:abstractNumId w:val="7"/>
   </w:num>
   <w:num w:numId="10" w16cid:durableId="375743901">
+    <w:abstractNumId w:val="2"/>
+  </w:num>
+  <w:num w:numId="11" w16cid:durableId="1666517316">
     <w:abstractNumId w:val="1"/>
   </w:num>
 </w:numbering>
@@ -10967,7 +11893,7 @@
   <w:style w:type="paragraph" w:default="1" w:styleId="Normal">
     <w:name w:val="Normal"/>
     <w:qFormat/>
-    <w:rsid w:val="00165568"/>
+    <w:rsid w:val="0092168F"/>
   </w:style>
   <w:style w:type="paragraph" w:styleId="Titre1">
     <w:name w:val="heading 1"/>

--- a/EXCEL_CodeSource/Classeurs_CodeSource/SheetsList/Lister le nom des feuilles dans Excel.docx
+++ b/EXCEL_CodeSource/Classeurs_CodeSource/SheetsList/Lister le nom des feuilles dans Excel.docx
@@ -152,7 +152,7 @@
       <w:r>
         <w:fldChar w:fldCharType="separate"/>
       </w:r>
-      <w:hyperlink w:anchor="_Toc223963963" w:history="1">
+      <w:hyperlink w:anchor="_Toc223969777" w:history="1">
         <w:r>
           <w:rPr>
             <w:rStyle w:val="Lienhypertexte"/>
@@ -179,7 +179,7 @@
             <w:noProof/>
             <w:webHidden/>
           </w:rPr>
-          <w:instrText xml:space="preserve"> PAGEREF _Toc223963963 \h </w:instrText>
+          <w:instrText xml:space="preserve"> PAGEREF _Toc223969777 \h </w:instrText>
         </w:r>
         <w:r>
           <w:rPr>
@@ -226,7 +226,7 @@
           <w14:ligatures w14:val="standardContextual"/>
         </w:rPr>
       </w:pPr>
-      <w:hyperlink w:anchor="_Toc223963964" w:history="1">
+      <w:hyperlink w:anchor="_Toc223969778" w:history="1">
         <w:r>
           <w:rPr>
             <w:rStyle w:val="Lienhypertexte"/>
@@ -253,7 +253,7 @@
             <w:noProof/>
             <w:webHidden/>
           </w:rPr>
-          <w:instrText xml:space="preserve"> PAGEREF _Toc223963964 \h </w:instrText>
+          <w:instrText xml:space="preserve"> PAGEREF _Toc223969778 \h </w:instrText>
         </w:r>
         <w:r>
           <w:rPr>
@@ -302,7 +302,7 @@
           <w14:ligatures w14:val="standardContextual"/>
         </w:rPr>
       </w:pPr>
-      <w:hyperlink w:anchor="_Toc223963965" w:history="1">
+      <w:hyperlink w:anchor="_Toc223969779" w:history="1">
         <w:r>
           <w:rPr>
             <w:rStyle w:val="Lienhypertexte"/>
@@ -329,7 +329,7 @@
             <w:noProof/>
             <w:webHidden/>
           </w:rPr>
-          <w:instrText xml:space="preserve"> PAGEREF _Toc223963965 \h </w:instrText>
+          <w:instrText xml:space="preserve"> PAGEREF _Toc223969779 \h </w:instrText>
         </w:r>
         <w:r>
           <w:rPr>
@@ -376,7 +376,7 @@
           <w14:ligatures w14:val="standardContextual"/>
         </w:rPr>
       </w:pPr>
-      <w:hyperlink w:anchor="_Toc223963966" w:history="1">
+      <w:hyperlink w:anchor="_Toc223969780" w:history="1">
         <w:r>
           <w:rPr>
             <w:rStyle w:val="Lienhypertexte"/>
@@ -403,7 +403,7 @@
             <w:noProof/>
             <w:webHidden/>
           </w:rPr>
-          <w:instrText xml:space="preserve"> PAGEREF _Toc223963966 \h </w:instrText>
+          <w:instrText xml:space="preserve"> PAGEREF _Toc223969780 \h </w:instrText>
         </w:r>
         <w:r>
           <w:rPr>
@@ -451,7 +451,7 @@
           <w14:ligatures w14:val="standardContextual"/>
         </w:rPr>
       </w:pPr>
-      <w:hyperlink w:anchor="_Toc223963967" w:history="1">
+      <w:hyperlink w:anchor="_Toc223969781" w:history="1">
         <w:r>
           <w:rPr>
             <w:rStyle w:val="Lienhypertexte"/>
@@ -478,7 +478,7 @@
             <w:noProof/>
             <w:webHidden/>
           </w:rPr>
-          <w:instrText xml:space="preserve"> PAGEREF _Toc223963967 \h </w:instrText>
+          <w:instrText xml:space="preserve"> PAGEREF _Toc223969781 \h </w:instrText>
         </w:r>
         <w:r>
           <w:rPr>
@@ -526,7 +526,7 @@
           <w14:ligatures w14:val="standardContextual"/>
         </w:rPr>
       </w:pPr>
-      <w:hyperlink w:anchor="_Toc223963968" w:history="1">
+      <w:hyperlink w:anchor="_Toc223969782" w:history="1">
         <w:r>
           <w:rPr>
             <w:rStyle w:val="Lienhypertexte"/>
@@ -553,7 +553,7 @@
             <w:noProof/>
             <w:webHidden/>
           </w:rPr>
-          <w:instrText xml:space="preserve"> PAGEREF _Toc223963968 \h </w:instrText>
+          <w:instrText xml:space="preserve"> PAGEREF _Toc223969782 \h </w:instrText>
         </w:r>
         <w:r>
           <w:rPr>
@@ -601,7 +601,7 @@
           <w14:ligatures w14:val="standardContextual"/>
         </w:rPr>
       </w:pPr>
-      <w:hyperlink w:anchor="_Toc223963969" w:history="1">
+      <w:hyperlink w:anchor="_Toc223969783" w:history="1">
         <w:r>
           <w:rPr>
             <w:rStyle w:val="Lienhypertexte"/>
@@ -628,7 +628,7 @@
             <w:noProof/>
             <w:webHidden/>
           </w:rPr>
-          <w:instrText xml:space="preserve"> PAGEREF _Toc223963969 \h </w:instrText>
+          <w:instrText xml:space="preserve"> PAGEREF _Toc223969783 \h </w:instrText>
         </w:r>
         <w:r>
           <w:rPr>
@@ -676,7 +676,7 @@
           <w14:ligatures w14:val="standardContextual"/>
         </w:rPr>
       </w:pPr>
-      <w:hyperlink w:anchor="_Toc223963970" w:history="1">
+      <w:hyperlink w:anchor="_Toc223969784" w:history="1">
         <w:r>
           <w:rPr>
             <w:rStyle w:val="Lienhypertexte"/>
@@ -703,7 +703,7 @@
             <w:noProof/>
             <w:webHidden/>
           </w:rPr>
-          <w:instrText xml:space="preserve"> PAGEREF _Toc223963970 \h </w:instrText>
+          <w:instrText xml:space="preserve"> PAGEREF _Toc223969784 \h </w:instrText>
         </w:r>
         <w:r>
           <w:rPr>
@@ -750,7 +750,7 @@
           <w14:ligatures w14:val="standardContextual"/>
         </w:rPr>
       </w:pPr>
-      <w:hyperlink w:anchor="_Toc223963971" w:history="1">
+      <w:hyperlink w:anchor="_Toc223969785" w:history="1">
         <w:r>
           <w:rPr>
             <w:rStyle w:val="Lienhypertexte"/>
@@ -777,7 +777,7 @@
             <w:noProof/>
             <w:webHidden/>
           </w:rPr>
-          <w:instrText xml:space="preserve"> PAGEREF _Toc223963971 \h </w:instrText>
+          <w:instrText xml:space="preserve"> PAGEREF _Toc223969785 \h </w:instrText>
         </w:r>
         <w:r>
           <w:rPr>
@@ -824,7 +824,7 @@
           <w14:ligatures w14:val="standardContextual"/>
         </w:rPr>
       </w:pPr>
-      <w:hyperlink w:anchor="_Toc223963972" w:history="1">
+      <w:hyperlink w:anchor="_Toc223969786" w:history="1">
         <w:r>
           <w:rPr>
             <w:rStyle w:val="Lienhypertexte"/>
@@ -851,7 +851,7 @@
             <w:noProof/>
             <w:webHidden/>
           </w:rPr>
-          <w:instrText xml:space="preserve"> PAGEREF _Toc223963972 \h </w:instrText>
+          <w:instrText xml:space="preserve"> PAGEREF _Toc223969786 \h </w:instrText>
         </w:r>
         <w:r>
           <w:rPr>
@@ -898,7 +898,7 @@
           <w14:ligatures w14:val="standardContextual"/>
         </w:rPr>
       </w:pPr>
-      <w:hyperlink w:anchor="_Toc223963973" w:history="1">
+      <w:hyperlink w:anchor="_Toc223969787" w:history="1">
         <w:r>
           <w:rPr>
             <w:rStyle w:val="Lienhypertexte"/>
@@ -925,7 +925,7 @@
             <w:noProof/>
             <w:webHidden/>
           </w:rPr>
-          <w:instrText xml:space="preserve"> PAGEREF _Toc223963973 \h </w:instrText>
+          <w:instrText xml:space="preserve"> PAGEREF _Toc223969787 \h </w:instrText>
         </w:r>
         <w:r>
           <w:rPr>
@@ -973,7 +973,7 @@
           <w14:ligatures w14:val="standardContextual"/>
         </w:rPr>
       </w:pPr>
-      <w:hyperlink w:anchor="_Toc223963974" w:history="1">
+      <w:hyperlink w:anchor="_Toc223969788" w:history="1">
         <w:r>
           <w:rPr>
             <w:rStyle w:val="Lienhypertexte"/>
@@ -1000,7 +1000,7 @@
             <w:noProof/>
             <w:webHidden/>
           </w:rPr>
-          <w:instrText xml:space="preserve"> PAGEREF _Toc223963974 \h </w:instrText>
+          <w:instrText xml:space="preserve"> PAGEREF _Toc223969788 \h </w:instrText>
         </w:r>
         <w:r>
           <w:rPr>
@@ -1048,12 +1048,11 @@
           <w14:ligatures w14:val="standardContextual"/>
         </w:rPr>
       </w:pPr>
-      <w:hyperlink w:anchor="_Toc223963975" w:history="1">
+      <w:hyperlink w:anchor="_Toc223969789" w:history="1">
         <w:r>
           <w:rPr>
             <w:rStyle w:val="Lienhypertexte"/>
             <w:noProof/>
-            <w:highlight w:val="yellow"/>
           </w:rPr>
           <w:t>2.2.2. Syntaxe de la fonction TRANSPOSE</w:t>
         </w:r>
@@ -1076,7 +1075,7 @@
             <w:noProof/>
             <w:webHidden/>
           </w:rPr>
-          <w:instrText xml:space="preserve"> PAGEREF _Toc223963975 \h </w:instrText>
+          <w:instrText xml:space="preserve"> PAGEREF _Toc223969789 \h </w:instrText>
         </w:r>
         <w:r>
           <w:rPr>
@@ -1124,7 +1123,7 @@
           <w14:ligatures w14:val="standardContextual"/>
         </w:rPr>
       </w:pPr>
-      <w:hyperlink w:anchor="_Toc223963976" w:history="1">
+      <w:hyperlink w:anchor="_Toc223969790" w:history="1">
         <w:r>
           <w:rPr>
             <w:rStyle w:val="Lienhypertexte"/>
@@ -1151,7 +1150,7 @@
             <w:noProof/>
             <w:webHidden/>
           </w:rPr>
-          <w:instrText xml:space="preserve"> PAGEREF _Toc223963976 \h </w:instrText>
+          <w:instrText xml:space="preserve"> PAGEREF _Toc223969790 \h </w:instrText>
         </w:r>
         <w:r>
           <w:rPr>
@@ -1171,7 +1170,7 @@
             <w:noProof/>
             <w:webHidden/>
           </w:rPr>
-          <w:t>13</w:t>
+          <w:t>14</w:t>
         </w:r>
         <w:r>
           <w:rPr>
@@ -1198,7 +1197,7 @@
           <w14:ligatures w14:val="standardContextual"/>
         </w:rPr>
       </w:pPr>
-      <w:hyperlink w:anchor="_Toc223963977" w:history="1">
+      <w:hyperlink w:anchor="_Toc223969791" w:history="1">
         <w:r>
           <w:rPr>
             <w:rStyle w:val="Lienhypertexte"/>
@@ -1225,7 +1224,7 @@
             <w:noProof/>
             <w:webHidden/>
           </w:rPr>
-          <w:instrText xml:space="preserve"> PAGEREF _Toc223963977 \h </w:instrText>
+          <w:instrText xml:space="preserve"> PAGEREF _Toc223969791 \h </w:instrText>
         </w:r>
         <w:r>
           <w:rPr>
@@ -1273,7 +1272,7 @@
           <w14:ligatures w14:val="standardContextual"/>
         </w:rPr>
       </w:pPr>
-      <w:hyperlink w:anchor="_Toc223963978" w:history="1">
+      <w:hyperlink w:anchor="_Toc223969792" w:history="1">
         <w:r>
           <w:rPr>
             <w:rStyle w:val="Lienhypertexte"/>
@@ -1300,7 +1299,7 @@
             <w:noProof/>
             <w:webHidden/>
           </w:rPr>
-          <w:instrText xml:space="preserve"> PAGEREF _Toc223963978 \h </w:instrText>
+          <w:instrText xml:space="preserve"> PAGEREF _Toc223969792 \h </w:instrText>
         </w:r>
         <w:r>
           <w:rPr>
@@ -1348,7 +1347,7 @@
           <w14:ligatures w14:val="standardContextual"/>
         </w:rPr>
       </w:pPr>
-      <w:hyperlink w:anchor="_Toc223963979" w:history="1">
+      <w:hyperlink w:anchor="_Toc223969793" w:history="1">
         <w:r>
           <w:rPr>
             <w:rStyle w:val="Lienhypertexte"/>
@@ -1375,7 +1374,7 @@
             <w:noProof/>
             <w:webHidden/>
           </w:rPr>
-          <w:instrText xml:space="preserve"> PAGEREF _Toc223963979 \h </w:instrText>
+          <w:instrText xml:space="preserve"> PAGEREF _Toc223969793 \h </w:instrText>
         </w:r>
         <w:r>
           <w:rPr>
@@ -1423,7 +1422,7 @@
           <w14:ligatures w14:val="standardContextual"/>
         </w:rPr>
       </w:pPr>
-      <w:hyperlink w:anchor="_Toc223963980" w:history="1">
+      <w:hyperlink w:anchor="_Toc223969794" w:history="1">
         <w:r>
           <w:rPr>
             <w:rStyle w:val="Lienhypertexte"/>
@@ -1450,7 +1449,7 @@
             <w:noProof/>
             <w:webHidden/>
           </w:rPr>
-          <w:instrText xml:space="preserve"> PAGEREF _Toc223963980 \h </w:instrText>
+          <w:instrText xml:space="preserve"> PAGEREF _Toc223969794 \h </w:instrText>
         </w:r>
         <w:r>
           <w:rPr>
@@ -1497,7 +1496,7 @@
           <w14:ligatures w14:val="standardContextual"/>
         </w:rPr>
       </w:pPr>
-      <w:hyperlink w:anchor="_Toc223963981" w:history="1">
+      <w:hyperlink w:anchor="_Toc223969795" w:history="1">
         <w:r>
           <w:rPr>
             <w:rStyle w:val="Lienhypertexte"/>
@@ -1524,7 +1523,7 @@
             <w:noProof/>
             <w:webHidden/>
           </w:rPr>
-          <w:instrText xml:space="preserve"> PAGEREF _Toc223963981 \h </w:instrText>
+          <w:instrText xml:space="preserve"> PAGEREF _Toc223969795 \h </w:instrText>
         </w:r>
         <w:r>
           <w:rPr>
@@ -1572,7 +1571,7 @@
           <w14:ligatures w14:val="standardContextual"/>
         </w:rPr>
       </w:pPr>
-      <w:hyperlink w:anchor="_Toc223963982" w:history="1">
+      <w:hyperlink w:anchor="_Toc223969796" w:history="1">
         <w:r>
           <w:rPr>
             <w:rStyle w:val="Lienhypertexte"/>
@@ -1599,7 +1598,7 @@
             <w:noProof/>
             <w:webHidden/>
           </w:rPr>
-          <w:instrText xml:space="preserve"> PAGEREF _Toc223963982 \h </w:instrText>
+          <w:instrText xml:space="preserve"> PAGEREF _Toc223969796 \h </w:instrText>
         </w:r>
         <w:r>
           <w:rPr>
@@ -1647,7 +1646,7 @@
           <w14:ligatures w14:val="standardContextual"/>
         </w:rPr>
       </w:pPr>
-      <w:hyperlink w:anchor="_Toc223963983" w:history="1">
+      <w:hyperlink w:anchor="_Toc223969797" w:history="1">
         <w:r>
           <w:rPr>
             <w:rStyle w:val="Lienhypertexte"/>
@@ -1674,7 +1673,7 @@
             <w:noProof/>
             <w:webHidden/>
           </w:rPr>
-          <w:instrText xml:space="preserve"> PAGEREF _Toc223963983 \h </w:instrText>
+          <w:instrText xml:space="preserve"> PAGEREF _Toc223969797 \h </w:instrText>
         </w:r>
         <w:r>
           <w:rPr>
@@ -1722,7 +1721,7 @@
           <w14:ligatures w14:val="standardContextual"/>
         </w:rPr>
       </w:pPr>
-      <w:hyperlink w:anchor="_Toc223963984" w:history="1">
+      <w:hyperlink w:anchor="_Toc223969798" w:history="1">
         <w:r>
           <w:rPr>
             <w:rStyle w:val="Lienhypertexte"/>
@@ -1749,7 +1748,7 @@
             <w:noProof/>
             <w:webHidden/>
           </w:rPr>
-          <w:instrText xml:space="preserve"> PAGEREF _Toc223963984 \h </w:instrText>
+          <w:instrText xml:space="preserve"> PAGEREF _Toc223969798 \h </w:instrText>
         </w:r>
         <w:r>
           <w:rPr>
@@ -1797,7 +1796,7 @@
           <w14:ligatures w14:val="standardContextual"/>
         </w:rPr>
       </w:pPr>
-      <w:hyperlink w:anchor="_Toc223963985" w:history="1">
+      <w:hyperlink w:anchor="_Toc223969799" w:history="1">
         <w:r>
           <w:rPr>
             <w:rStyle w:val="Lienhypertexte"/>
@@ -1824,7 +1823,7 @@
             <w:noProof/>
             <w:webHidden/>
           </w:rPr>
-          <w:instrText xml:space="preserve"> PAGEREF _Toc223963985 \h </w:instrText>
+          <w:instrText xml:space="preserve"> PAGEREF _Toc223969799 \h </w:instrText>
         </w:r>
         <w:r>
           <w:rPr>
@@ -1871,7 +1870,7 @@
           <w14:ligatures w14:val="standardContextual"/>
         </w:rPr>
       </w:pPr>
-      <w:hyperlink w:anchor="_Toc223963986" w:history="1">
+      <w:hyperlink w:anchor="_Toc223969800" w:history="1">
         <w:r>
           <w:rPr>
             <w:rStyle w:val="Lienhypertexte"/>
@@ -1898,7 +1897,7 @@
             <w:noProof/>
             <w:webHidden/>
           </w:rPr>
-          <w:instrText xml:space="preserve"> PAGEREF _Toc223963986 \h </w:instrText>
+          <w:instrText xml:space="preserve"> PAGEREF _Toc223969800 \h </w:instrText>
         </w:r>
         <w:r>
           <w:rPr>
@@ -1945,7 +1944,7 @@
           <w14:ligatures w14:val="standardContextual"/>
         </w:rPr>
       </w:pPr>
-      <w:hyperlink w:anchor="_Toc223963987" w:history="1">
+      <w:hyperlink w:anchor="_Toc223969801" w:history="1">
         <w:r>
           <w:rPr>
             <w:rStyle w:val="Lienhypertexte"/>
@@ -1973,7 +1972,7 @@
             <w:noProof/>
             <w:webHidden/>
           </w:rPr>
-          <w:instrText xml:space="preserve"> PAGEREF _Toc223963987 \h </w:instrText>
+          <w:instrText xml:space="preserve"> PAGEREF _Toc223969801 \h </w:instrText>
         </w:r>
         <w:r>
           <w:rPr>
@@ -2020,7 +2019,7 @@
           <w14:ligatures w14:val="standardContextual"/>
         </w:rPr>
       </w:pPr>
-      <w:hyperlink w:anchor="_Toc223963988" w:history="1">
+      <w:hyperlink w:anchor="_Toc223969802" w:history="1">
         <w:r>
           <w:rPr>
             <w:rStyle w:val="Lienhypertexte"/>
@@ -2048,7 +2047,7 @@
             <w:noProof/>
             <w:webHidden/>
           </w:rPr>
-          <w:instrText xml:space="preserve"> PAGEREF _Toc223963988 \h </w:instrText>
+          <w:instrText xml:space="preserve"> PAGEREF _Toc223969802 \h </w:instrText>
         </w:r>
         <w:r>
           <w:rPr>
@@ -2096,7 +2095,7 @@
           <w14:ligatures w14:val="standardContextual"/>
         </w:rPr>
       </w:pPr>
-      <w:hyperlink w:anchor="_Toc223963989" w:history="1">
+      <w:hyperlink w:anchor="_Toc223969803" w:history="1">
         <w:r>
           <w:rPr>
             <w:rStyle w:val="Lienhypertexte"/>
@@ -2123,7 +2122,7 @@
             <w:noProof/>
             <w:webHidden/>
           </w:rPr>
-          <w:instrText xml:space="preserve"> PAGEREF _Toc223963989 \h </w:instrText>
+          <w:instrText xml:space="preserve"> PAGEREF _Toc223969803 \h </w:instrText>
         </w:r>
         <w:r>
           <w:rPr>
@@ -2171,7 +2170,7 @@
           <w14:ligatures w14:val="standardContextual"/>
         </w:rPr>
       </w:pPr>
-      <w:hyperlink w:anchor="_Toc223963990" w:history="1">
+      <w:hyperlink w:anchor="_Toc223969804" w:history="1">
         <w:r>
           <w:rPr>
             <w:rStyle w:val="Lienhypertexte"/>
@@ -2198,7 +2197,7 @@
             <w:noProof/>
             <w:webHidden/>
           </w:rPr>
-          <w:instrText xml:space="preserve"> PAGEREF _Toc223963990 \h </w:instrText>
+          <w:instrText xml:space="preserve"> PAGEREF _Toc223969804 \h </w:instrText>
         </w:r>
         <w:r>
           <w:rPr>
@@ -2247,7 +2246,7 @@
           <w14:ligatures w14:val="standardContextual"/>
         </w:rPr>
       </w:pPr>
-      <w:hyperlink w:anchor="_Toc223963991" w:history="1">
+      <w:hyperlink w:anchor="_Toc223969805" w:history="1">
         <w:r>
           <w:rPr>
             <w:rStyle w:val="Lienhypertexte"/>
@@ -2274,7 +2273,7 @@
             <w:noProof/>
             <w:webHidden/>
           </w:rPr>
-          <w:instrText xml:space="preserve"> PAGEREF _Toc223963991 \h </w:instrText>
+          <w:instrText xml:space="preserve"> PAGEREF _Toc223969805 \h </w:instrText>
         </w:r>
         <w:r>
           <w:rPr>
@@ -2323,7 +2322,7 @@
           <w14:ligatures w14:val="standardContextual"/>
         </w:rPr>
       </w:pPr>
-      <w:hyperlink w:anchor="_Toc223963992" w:history="1">
+      <w:hyperlink w:anchor="_Toc223969806" w:history="1">
         <w:r>
           <w:rPr>
             <w:rStyle w:val="Lienhypertexte"/>
@@ -2350,7 +2349,7 @@
             <w:noProof/>
             <w:webHidden/>
           </w:rPr>
-          <w:instrText xml:space="preserve"> PAGEREF _Toc223963992 \h </w:instrText>
+          <w:instrText xml:space="preserve"> PAGEREF _Toc223969806 \h </w:instrText>
         </w:r>
         <w:r>
           <w:rPr>
@@ -2390,7 +2389,7 @@
       <w:pPr>
         <w:pStyle w:val="Titre1"/>
       </w:pPr>
-      <w:bookmarkStart w:id="0" w:name="_Toc223963963"/>
+      <w:bookmarkStart w:id="0" w:name="_Toc223969777"/>
       <w:r>
         <w:t>Prolégomènes</w:t>
       </w:r>
@@ -2400,7 +2399,7 @@
       <w:pPr>
         <w:pStyle w:val="Titre2"/>
       </w:pPr>
-      <w:bookmarkStart w:id="1" w:name="_Toc223963964"/>
+      <w:bookmarkStart w:id="1" w:name="_Toc223969778"/>
       <w:r>
         <w:t xml:space="preserve">Le </w:t>
       </w:r>
@@ -2548,7 +2547,7 @@
       <w:pPr>
         <w:pStyle w:val="Titre1"/>
       </w:pPr>
-      <w:bookmarkStart w:id="2" w:name="_Toc223963965"/>
+      <w:bookmarkStart w:id="2" w:name="_Toc223969779"/>
       <w:r>
         <w:t>Liste avec</w:t>
       </w:r>
@@ -2582,7 +2581,7 @@
       <w:pPr>
         <w:pStyle w:val="Titre2"/>
       </w:pPr>
-      <w:bookmarkStart w:id="3" w:name="_Toc223963966"/>
+      <w:bookmarkStart w:id="3" w:name="_Toc223969780"/>
       <w:r>
         <w:t xml:space="preserve">Avec </w:t>
       </w:r>
@@ -3126,7 +3125,7 @@
       <w:pPr>
         <w:pStyle w:val="Titre3"/>
       </w:pPr>
-      <w:bookmarkStart w:id="4" w:name="_Toc223963967"/>
+      <w:bookmarkStart w:id="4" w:name="_Toc223969781"/>
       <w:r>
         <w:t>Syntaxe de la fonction REMPLACER</w:t>
       </w:r>
@@ -3511,7 +3510,7 @@
       <w:pPr>
         <w:pStyle w:val="Titre3"/>
       </w:pPr>
-      <w:bookmarkStart w:id="5" w:name="_Toc223963968"/>
+      <w:bookmarkStart w:id="5" w:name="_Toc223969782"/>
       <w:r>
         <w:t>Syntaxe de la fonction TROUVE</w:t>
       </w:r>
@@ -3880,7 +3879,7 @@
       <w:pPr>
         <w:pStyle w:val="Titre3"/>
       </w:pPr>
-      <w:bookmarkStart w:id="6" w:name="_Toc223963969"/>
+      <w:bookmarkStart w:id="6" w:name="_Toc223969783"/>
       <w:r>
         <w:t>Explications :</w:t>
       </w:r>
@@ -4077,7 +4076,7 @@
       <w:pPr>
         <w:pStyle w:val="Titre3"/>
       </w:pPr>
-      <w:bookmarkStart w:id="7" w:name="_Toc223963970"/>
+      <w:bookmarkStart w:id="7" w:name="_Toc223969784"/>
       <w:r>
         <w:lastRenderedPageBreak/>
         <w:t>Syntaxe</w:t>
@@ -4142,7 +4141,7 @@
       <w:pPr>
         <w:pStyle w:val="Titre4"/>
       </w:pPr>
-      <w:bookmarkStart w:id="8" w:name="_Toc223963971"/>
+      <w:bookmarkStart w:id="8" w:name="_Toc223969785"/>
       <w:r>
         <w:t>Syntaxe de la fonction INDEX</w:t>
       </w:r>
@@ -4693,7 +4692,7 @@
       <w:pPr>
         <w:pStyle w:val="Titre4"/>
       </w:pPr>
-      <w:bookmarkStart w:id="9" w:name="_Toc223963972"/>
+      <w:bookmarkStart w:id="9" w:name="_Toc223969786"/>
       <w:r>
         <w:t>Syntaxe de la fonction INDEX</w:t>
       </w:r>
@@ -5361,7 +5360,7 @@
       <w:pPr>
         <w:pStyle w:val="Titre2"/>
       </w:pPr>
-      <w:bookmarkStart w:id="10" w:name="_Toc223963973"/>
+      <w:bookmarkStart w:id="10" w:name="_Toc223969787"/>
       <w:r>
         <w:t>Avec LIRE.CLASSEUR , TRANSPOSE et SUBSTITUE</w:t>
       </w:r>
@@ -5987,7 +5986,7 @@
       <w:pPr>
         <w:pStyle w:val="Titre3"/>
       </w:pPr>
-      <w:bookmarkStart w:id="11" w:name="_Toc223963974"/>
+      <w:bookmarkStart w:id="11" w:name="_Toc223969788"/>
       <w:r>
         <w:t>Syntaxe de la fonction SUBSTITUE</w:t>
       </w:r>
@@ -6077,19 +6076,7 @@
           <w:sz w:val="24"/>
           <w:szCs w:val="24"/>
         </w:rPr>
-        <w:t xml:space="preserve">= </w:t>
-      </w:r>
-      <w:r>
-        <w:rPr>
-          <w:rFonts w:ascii="Courier New" w:hAnsi="Courier New" w:cs="Courier New"/>
-          <w:b/>
-          <w:bCs/>
-          <w:i/>
-          <w:iCs/>
-          <w:sz w:val="24"/>
-          <w:szCs w:val="24"/>
-        </w:rPr>
-        <w:t>SUBSTITUE(texte</w:t>
+        <w:t>= SUBSTITUE(texte</w:t>
       </w:r>
       <w:r>
         <w:rPr>
@@ -6413,235 +6400,515 @@
           <w:sz w:val="24"/>
           <w:szCs w:val="24"/>
         </w:rPr>
-        <w:t>U</w:t>
-      </w:r>
-      <w:r>
-        <w:rPr>
+        <w:t xml:space="preserve">Utiliser la fonction </w:t>
+      </w:r>
+      <w:r>
+        <w:rPr>
+          <w:b/>
+          <w:bCs/>
           <w:sz w:val="24"/>
           <w:szCs w:val="24"/>
         </w:rPr>
-        <w:t>tilise</w:t>
+        <w:t>REMPLACER</w:t>
       </w:r>
       <w:r>
         <w:rPr>
           <w:sz w:val="24"/>
           <w:szCs w:val="24"/>
         </w:rPr>
-        <w:t>r</w:t>
+        <w:t xml:space="preserve"> </w:t>
       </w:r>
       <w:r>
         <w:rPr>
           <w:sz w:val="24"/>
           <w:szCs w:val="24"/>
         </w:rPr>
-        <w:t xml:space="preserve"> </w:t>
-      </w:r>
-      <w:r>
-        <w:rPr>
+        <w:t xml:space="preserve">lorsqu’il est question de remplacer tout texte qui </w:t>
+      </w:r>
+      <w:r>
+        <w:rPr>
+          <w:b/>
+          <w:bCs/>
           <w:sz w:val="24"/>
           <w:szCs w:val="24"/>
         </w:rPr>
-        <w:t xml:space="preserve">la fonction </w:t>
-      </w:r>
-      <w:r>
-        <w:rPr>
-          <w:b/>
-          <w:bCs/>
+        <w:t>se trouve à un emplacement spécifique</w:t>
+      </w:r>
+      <w:r>
+        <w:rPr>
           <w:sz w:val="24"/>
           <w:szCs w:val="24"/>
         </w:rPr>
-        <w:t>REMPLACER</w:t>
-      </w:r>
-      <w:r>
-        <w:rPr>
+        <w:t xml:space="preserve"> dans une chaîne de texte.</w:t>
+      </w:r>
+    </w:p>
+    <w:p/>
+    <w:p>
+      <w:pPr>
+        <w:pStyle w:val="Titre3"/>
+      </w:pPr>
+      <w:bookmarkStart w:id="12" w:name="_Toc223969789"/>
+      <w:r>
+        <w:t>Syntaxe de la fonction TRANSPOSE</w:t>
+      </w:r>
+      <w:bookmarkEnd w:id="12"/>
+    </w:p>
+    <w:p>
+      <w:pPr>
+        <w:spacing w:after="0"/>
+      </w:pPr>
+      <w:r>
+        <w:rPr>
+          <w:b/>
+          <w:bCs/>
+        </w:rPr>
+        <w:t>TRANSPOSE</w:t>
+      </w:r>
+      <w:r>
+        <w:t xml:space="preserve"> renvoie une plage verticale de cellules sous forme de plage horizontale, ou inversement. La fonction TRANSPOSE doit être entrée sous forme de formule de tableau dans une plage dont le nombre de lignes et de colonnes est respectivement égal au nombre de lignes et de colonnes de la plage source. </w:t>
+      </w:r>
+    </w:p>
+    <w:p>
+      <w:pPr>
+        <w:spacing w:after="0"/>
+        <w:rPr>
+          <w:highlight w:val="yellow"/>
+        </w:rPr>
+      </w:pPr>
+      <w:r>
+        <w:t>Utilisez la fonction TRANSPOSE pour inverser l’orientation verticale et horizontale d’une matrice ou d’une plage dans une feuille de calcul</w:t>
+      </w:r>
+      <w:r>
+        <w:rPr>
+          <w:rStyle w:val="Appelnotedebasdep"/>
+        </w:rPr>
+        <w:footnoteReference w:id="9"/>
+      </w:r>
+      <w:r>
+        <w:t>.</w:t>
+      </w:r>
+    </w:p>
+    <w:p>
+      <w:pPr>
+        <w:spacing w:after="0"/>
+        <w:rPr>
+          <w:rFonts w:ascii="Arial" w:hAnsi="Arial" w:cs="Arial"/>
+        </w:rPr>
+      </w:pPr>
+    </w:p>
+    <w:p>
+      <w:pPr>
+        <w:spacing w:after="0"/>
+        <w:rPr>
+          <w:rFonts w:ascii="Arial" w:hAnsi="Arial" w:cs="Arial"/>
+        </w:rPr>
+      </w:pPr>
+      <w:r>
+        <w:rPr>
+          <w:rFonts w:ascii="Arial" w:hAnsi="Arial" w:cs="Arial"/>
+        </w:rPr>
+        <w:t xml:space="preserve">La syntaxe de la fonction </w:t>
+      </w:r>
+      <w:r>
+        <w:t xml:space="preserve">TRANSPOSE </w:t>
+      </w:r>
+      <w:r>
+        <w:rPr>
+          <w:rFonts w:ascii="Arial" w:hAnsi="Arial" w:cs="Arial"/>
+        </w:rPr>
+        <w:t xml:space="preserve">contient </w:t>
+      </w:r>
+      <w:r>
+        <w:rPr>
+          <w:rFonts w:ascii="Arial" w:hAnsi="Arial" w:cs="Arial"/>
+        </w:rPr>
+        <w:t>l’</w:t>
+      </w:r>
+      <w:r>
+        <w:rPr>
+          <w:rFonts w:ascii="Arial" w:hAnsi="Arial" w:cs="Arial"/>
+        </w:rPr>
+        <w:t>argument suivant :</w:t>
+      </w:r>
+    </w:p>
+    <w:p>
+      <w:pPr>
+        <w:spacing w:after="0"/>
+        <w:rPr>
+          <w:rFonts w:ascii="Arial" w:hAnsi="Arial" w:cs="Arial"/>
+        </w:rPr>
+      </w:pPr>
+    </w:p>
+    <w:p>
+      <w:pPr>
+        <w:spacing w:after="0"/>
+        <w:jc w:val="center"/>
+        <w:rPr>
+          <w:rFonts w:ascii="Courier New" w:hAnsi="Courier New" w:cs="Courier New"/>
+          <w:b/>
+          <w:bCs/>
+          <w:i/>
+          <w:iCs/>
           <w:sz w:val="24"/>
           <w:szCs w:val="24"/>
         </w:rPr>
-        <w:t xml:space="preserve"> </w:t>
-      </w:r>
-      <w:r>
-        <w:rPr>
+      </w:pPr>
+      <w:r>
+        <w:rPr>
+          <w:rFonts w:ascii="Courier New" w:hAnsi="Courier New" w:cs="Courier New"/>
+          <w:b/>
+          <w:bCs/>
+          <w:i/>
+          <w:iCs/>
           <w:sz w:val="24"/>
           <w:szCs w:val="24"/>
         </w:rPr>
-        <w:t>lorsqu</w:t>
-      </w:r>
-      <w:r>
-        <w:rPr>
+        <w:t xml:space="preserve">= </w:t>
+      </w:r>
+      <w:r>
+        <w:rPr>
+          <w:rFonts w:ascii="Courier New" w:hAnsi="Courier New" w:cs="Courier New"/>
+          <w:b/>
+          <w:bCs/>
+          <w:i/>
+          <w:iCs/>
           <w:sz w:val="24"/>
           <w:szCs w:val="24"/>
         </w:rPr>
-        <w:t>’il est question de</w:t>
-      </w:r>
-      <w:r>
-        <w:rPr>
+        <w:t>TRANSPOSE(matrice)</w:t>
+      </w:r>
+    </w:p>
+    <w:p>
+      <w:pPr>
+        <w:spacing w:after="0"/>
+        <w:rPr>
+          <w:rFonts w:ascii="Arial" w:hAnsi="Arial" w:cs="Arial"/>
+        </w:rPr>
+      </w:pPr>
+    </w:p>
+    <w:p>
+      <w:pPr>
+        <w:spacing w:after="0"/>
+        <w:rPr>
+          <w:rFonts w:ascii="Arial" w:hAnsi="Arial" w:cs="Arial"/>
+        </w:rPr>
+      </w:pPr>
+      <w:r>
+        <w:rPr>
+          <w:rFonts w:ascii="Arial" w:hAnsi="Arial" w:cs="Arial"/>
+          <w:b/>
+          <w:bCs/>
+        </w:rPr>
+        <w:t>m</w:t>
+      </w:r>
+      <w:r>
+        <w:rPr>
+          <w:rFonts w:ascii="Arial" w:hAnsi="Arial" w:cs="Arial"/>
+          <w:b/>
+          <w:bCs/>
+        </w:rPr>
+        <w:t>atrice</w:t>
+      </w:r>
+      <w:r>
+        <w:rPr>
+          <w:rFonts w:ascii="Arial" w:hAnsi="Arial" w:cs="Arial"/>
+          <w:b/>
+          <w:bCs/>
+        </w:rPr>
+        <w:t> :</w:t>
+      </w:r>
+      <w:r>
+        <w:rPr>
+          <w:rFonts w:ascii="Arial" w:hAnsi="Arial" w:cs="Arial"/>
+        </w:rPr>
+        <w:t>  </w:t>
+      </w:r>
+      <w:r>
+        <w:rPr>
+          <w:rFonts w:ascii="Arial" w:hAnsi="Arial" w:cs="Arial"/>
+          <w:u w:val="single"/>
+        </w:rPr>
+        <w:t>Obligatoire</w:t>
+      </w:r>
+      <w:r>
+        <w:rPr>
+          <w:rFonts w:ascii="Arial" w:hAnsi="Arial" w:cs="Arial"/>
+        </w:rPr>
+        <w:t xml:space="preserve">. Matrice ou une plage de cellules dans une feuille de calcul que vous voulez transposer. </w:t>
+      </w:r>
+    </w:p>
+    <w:p>
+      <w:pPr>
+        <w:spacing w:after="0"/>
+        <w:rPr>
+          <w:rFonts w:ascii="Arial" w:hAnsi="Arial" w:cs="Arial"/>
+        </w:rPr>
+      </w:pPr>
+    </w:p>
+    <w:p>
+      <w:pPr>
+        <w:spacing w:after="0"/>
+        <w:rPr>
+          <w:rFonts w:ascii="Arial" w:hAnsi="Arial" w:cs="Arial"/>
+        </w:rPr>
+      </w:pPr>
+      <w:r>
+        <w:rPr>
+          <w:noProof/>
           <w:sz w:val="24"/>
           <w:szCs w:val="24"/>
         </w:rPr>
-        <w:t xml:space="preserve"> remplacer tout texte qui </w:t>
-      </w:r>
-      <w:r>
-        <w:rPr>
-          <w:b/>
-          <w:bCs/>
+        <w:drawing>
+          <wp:inline distT="0" distB="0" distL="0" distR="0" wp14:anchorId="2BC6C356" wp14:editId="03408673">
+            <wp:extent cx="540000" cy="540000"/>
+            <wp:effectExtent l="0" t="0" r="0" b="0"/>
+            <wp:docPr id="1662895572" name="Graphique 1" descr="Informations avec un remplissage uni"/>
+            <wp:cNvGraphicFramePr>
+              <a:graphicFrameLocks xmlns:a="http://schemas.openxmlformats.org/drawingml/2006/main" noChangeAspect="1"/>
+            </wp:cNvGraphicFramePr>
+            <a:graphic xmlns:a="http://schemas.openxmlformats.org/drawingml/2006/main">
+              <a:graphicData uri="http://schemas.openxmlformats.org/drawingml/2006/picture">
+                <pic:pic xmlns:pic="http://schemas.openxmlformats.org/drawingml/2006/picture">
+                  <pic:nvPicPr>
+                    <pic:cNvPr id="395701937" name="Graphique 395701937" descr="Informations avec un remplissage uni"/>
+                    <pic:cNvPicPr/>
+                  </pic:nvPicPr>
+                  <pic:blipFill>
+                    <a:blip r:embed="rId16">
+                      <a:extLst>
+                        <a:ext uri="{96DAC541-7B7A-43D3-8B79-37D633B846F1}">
+                          <asvg:svgBlip xmlns:asvg="http://schemas.microsoft.com/office/drawing/2016/SVG/main" r:embed="rId24"/>
+                        </a:ext>
+                      </a:extLst>
+                    </a:blip>
+                    <a:stretch>
+                      <a:fillRect/>
+                    </a:stretch>
+                  </pic:blipFill>
+                  <pic:spPr>
+                    <a:xfrm>
+                      <a:off x="0" y="0"/>
+                      <a:ext cx="540000" cy="540000"/>
+                    </a:xfrm>
+                    <a:prstGeom prst="rect">
+                      <a:avLst/>
+                    </a:prstGeom>
+                  </pic:spPr>
+                </pic:pic>
+              </a:graphicData>
+            </a:graphic>
+          </wp:inline>
+        </w:drawing>
+      </w:r>
+      <w:r>
+        <w:rPr>
+          <w:rFonts w:ascii="Arial" w:hAnsi="Arial" w:cs="Arial"/>
+        </w:rPr>
+        <w:t xml:space="preserve">La transposition d’une matrice est créée en prenant la première ligne de la matrice d’origine comme première colonne de la nouvelle matrice, la deuxième ligne de la matrice d’origine comme deuxième colonne de la nouvelle matrice, et ainsi de suite. </w:t>
+      </w:r>
+    </w:p>
+    <w:p>
+      <w:pPr>
+        <w:spacing w:after="0"/>
+        <w:rPr>
+          <w:rFonts w:ascii="Arial" w:hAnsi="Arial" w:cs="Arial"/>
+        </w:rPr>
+      </w:pPr>
+      <w:r>
+        <w:rPr>
+          <w:noProof/>
           <w:sz w:val="24"/>
           <w:szCs w:val="24"/>
         </w:rPr>
-        <w:t>se trouve à un emplacement spécifique</w:t>
-      </w:r>
-      <w:r>
-        <w:rPr>
+        <w:drawing>
+          <wp:inline distT="0" distB="0" distL="0" distR="0" wp14:anchorId="7844AA76" wp14:editId="7D4C775C">
+            <wp:extent cx="540000" cy="540000"/>
+            <wp:effectExtent l="0" t="0" r="0" b="0"/>
+            <wp:docPr id="54740949" name="Graphique 1" descr="Informations avec un remplissage uni"/>
+            <wp:cNvGraphicFramePr>
+              <a:graphicFrameLocks xmlns:a="http://schemas.openxmlformats.org/drawingml/2006/main" noChangeAspect="1"/>
+            </wp:cNvGraphicFramePr>
+            <a:graphic xmlns:a="http://schemas.openxmlformats.org/drawingml/2006/main">
+              <a:graphicData uri="http://schemas.openxmlformats.org/drawingml/2006/picture">
+                <pic:pic xmlns:pic="http://schemas.openxmlformats.org/drawingml/2006/picture">
+                  <pic:nvPicPr>
+                    <pic:cNvPr id="395701937" name="Graphique 395701937" descr="Informations avec un remplissage uni"/>
+                    <pic:cNvPicPr/>
+                  </pic:nvPicPr>
+                  <pic:blipFill>
+                    <a:blip r:embed="rId16">
+                      <a:extLst>
+                        <a:ext uri="{96DAC541-7B7A-43D3-8B79-37D633B846F1}">
+                          <asvg:svgBlip xmlns:asvg="http://schemas.microsoft.com/office/drawing/2016/SVG/main" r:embed="rId17"/>
+                        </a:ext>
+                      </a:extLst>
+                    </a:blip>
+                    <a:stretch>
+                      <a:fillRect/>
+                    </a:stretch>
+                  </pic:blipFill>
+                  <pic:spPr>
+                    <a:xfrm>
+                      <a:off x="0" y="0"/>
+                      <a:ext cx="540000" cy="540000"/>
+                    </a:xfrm>
+                    <a:prstGeom prst="rect">
+                      <a:avLst/>
+                    </a:prstGeom>
+                  </pic:spPr>
+                </pic:pic>
+              </a:graphicData>
+            </a:graphic>
+          </wp:inline>
+        </w:drawing>
+      </w:r>
+    </w:p>
+    <w:p>
+      <w:pPr>
+        <w:spacing w:after="0"/>
+        <w:rPr>
+          <w:rFonts w:ascii="Arial" w:hAnsi="Arial" w:cs="Arial"/>
+        </w:rPr>
+      </w:pPr>
+      <w:r>
+        <w:rPr>
+          <w:rFonts w:ascii="Arial" w:hAnsi="Arial" w:cs="Arial"/>
+        </w:rPr>
+        <w:t>Si vous ne savez pas comment entrer une formule matricielle, consultez </w:t>
+      </w:r>
+      <w:hyperlink r:id="rId25" w:history="1">
+        <w:r>
+          <w:rPr>
+            <w:rStyle w:val="Lienhypertexte"/>
+            <w:rFonts w:ascii="Arial" w:hAnsi="Arial" w:cs="Arial"/>
+            <w:b/>
+            <w:bCs/>
+            <w:u w:val="none"/>
+          </w:rPr>
+          <w:t>Créer une formule matricielle</w:t>
+        </w:r>
+      </w:hyperlink>
+      <w:r>
+        <w:rPr>
+          <w:rStyle w:val="Appelnotedebasdep"/>
+          <w:rFonts w:ascii="Arial" w:hAnsi="Arial" w:cs="Arial"/>
+          <w:b/>
+          <w:bCs/>
+        </w:rPr>
+        <w:footnoteReference w:id="10"/>
+      </w:r>
+      <w:r>
+        <w:rPr>
+          <w:rFonts w:ascii="Arial" w:hAnsi="Arial" w:cs="Arial"/>
+          <w:b/>
+          <w:bCs/>
+        </w:rPr>
+        <w:t>.</w:t>
+      </w:r>
+    </w:p>
+    <w:p>
+      <w:pPr>
+        <w:spacing w:after="0"/>
+        <w:rPr>
+          <w:rFonts w:ascii="Arial" w:hAnsi="Arial" w:cs="Arial"/>
+        </w:rPr>
+      </w:pPr>
+    </w:p>
+    <w:p>
+      <w:pPr>
+        <w:spacing w:after="0"/>
+        <w:rPr>
+          <w:rFonts w:ascii="Arial" w:hAnsi="Arial" w:cs="Arial"/>
+        </w:rPr>
+      </w:pPr>
+    </w:p>
+    <w:p>
+      <w:pPr>
+        <w:spacing w:after="0"/>
+        <w:rPr>
+          <w:rFonts w:ascii="Arial" w:hAnsi="Arial" w:cs="Arial"/>
+        </w:rPr>
+      </w:pPr>
+    </w:p>
+    <w:p>
+      <w:pPr>
+        <w:spacing w:after="0"/>
+        <w:rPr>
+          <w:rFonts w:ascii="Arial" w:hAnsi="Arial" w:cs="Arial"/>
+        </w:rPr>
+      </w:pPr>
+      <w:r>
+        <w:rPr>
+          <w:rFonts w:ascii="Arial" w:hAnsi="Arial" w:cs="Arial"/>
+        </w:rPr>
+        <w:t>On va utiliser, donc, cette formule :</w:t>
+      </w:r>
+    </w:p>
+    <w:p>
+      <w:pPr>
+        <w:spacing w:after="0"/>
+        <w:rPr>
+          <w:rFonts w:ascii="Arial" w:hAnsi="Arial" w:cs="Arial"/>
+        </w:rPr>
+      </w:pPr>
+    </w:p>
+    <w:p>
+      <w:pPr>
+        <w:spacing w:after="0"/>
+        <w:rPr>
+          <w:rFonts w:ascii="Arial" w:hAnsi="Arial" w:cs="Arial"/>
+          <w:b/>
+          <w:bCs/>
           <w:sz w:val="24"/>
           <w:szCs w:val="24"/>
         </w:rPr>
-        <w:t xml:space="preserve"> dans une chaîne de texte.</w:t>
-      </w:r>
-    </w:p>
-    <w:p/>
+      </w:pPr>
+      <w:r>
+        <w:rPr>
+          <w:rFonts w:ascii="Arial" w:hAnsi="Arial" w:cs="Arial"/>
+          <w:b/>
+          <w:bCs/>
+          <w:sz w:val="24"/>
+          <w:szCs w:val="24"/>
+        </w:rPr>
+        <w:t>=TRANSPOSE(SUBSTITUE(</w:t>
+      </w:r>
+      <w:proofErr w:type="spellStart"/>
+      <w:r>
+        <w:rPr>
+          <w:rFonts w:ascii="Arial" w:hAnsi="Arial" w:cs="Arial"/>
+          <w:b/>
+          <w:bCs/>
+          <w:sz w:val="24"/>
+          <w:szCs w:val="24"/>
+        </w:rPr>
+        <w:t>ListSheets</w:t>
+      </w:r>
+      <w:proofErr w:type="spellEnd"/>
+      <w:r>
+        <w:rPr>
+          <w:rFonts w:ascii="Arial" w:hAnsi="Arial" w:cs="Arial"/>
+          <w:b/>
+          <w:bCs/>
+          <w:sz w:val="24"/>
+          <w:szCs w:val="24"/>
+        </w:rPr>
+        <w:t>;"[SheetsList_V2.xlsm]";""))</w:t>
+      </w:r>
+    </w:p>
+    <w:p>
+      <w:pPr>
+        <w:spacing w:after="0"/>
+        <w:rPr>
+          <w:rFonts w:ascii="Arial" w:hAnsi="Arial" w:cs="Arial"/>
+        </w:rPr>
+      </w:pPr>
+    </w:p>
     <w:p>
       <w:pPr>
         <w:pStyle w:val="Titre3"/>
-        <w:rPr>
-          <w:highlight w:val="yellow"/>
-        </w:rPr>
-      </w:pPr>
-      <w:bookmarkStart w:id="12" w:name="_Toc223963975"/>
-      <w:r>
-        <w:rPr>
-          <w:highlight w:val="yellow"/>
-        </w:rPr>
-        <w:t>Syntaxe de la fonction TRANSPOSE</w:t>
-      </w:r>
-      <w:bookmarkEnd w:id="12"/>
-    </w:p>
-    <w:p>
-      <w:pPr>
-        <w:rPr>
-          <w:highlight w:val="yellow"/>
-        </w:rPr>
-      </w:pPr>
-      <w:r>
-        <w:rPr>
-          <w:b/>
-          <w:bCs/>
-        </w:rPr>
-        <w:t>TRANSPOSE</w:t>
-      </w:r>
-      <w:r>
-        <w:t xml:space="preserve"> renvoie une plage verticale de cellules sous forme de plage horizontale, ou inversement. La fonction TRANSPOSE doit être entrée sous forme de formule de tableau dans une plage dont le nombre de lignes et de colonnes est respectivement égal au nombre de lignes et de colonnes de la plage source. Utilisez la fonction TRANSPOSE pour inverser l’orientation verticale et horizontale d’une matrice ou d’une plage dans une feuille de calcul</w:t>
-      </w:r>
-      <w:r>
-        <w:rPr>
-          <w:rStyle w:val="Appelnotedebasdep"/>
-        </w:rPr>
-        <w:footnoteReference w:id="9"/>
-      </w:r>
-      <w:r>
-        <w:t>.</w:t>
-      </w:r>
-    </w:p>
-    <w:p>
-      <w:pPr>
-        <w:spacing w:after="0"/>
-        <w:rPr>
-          <w:rFonts w:ascii="Arial" w:hAnsi="Arial" w:cs="Arial"/>
-        </w:rPr>
-      </w:pPr>
-      <w:r>
-        <w:rPr>
-          <w:rFonts w:ascii="Arial" w:hAnsi="Arial" w:cs="Arial"/>
-          <w:highlight w:val="yellow"/>
-        </w:rPr>
-        <w:t>◄</w:t>
-      </w:r>
-    </w:p>
-    <w:p>
-      <w:pPr>
-        <w:spacing w:after="0"/>
-        <w:rPr>
-          <w:rFonts w:ascii="Arial" w:hAnsi="Arial" w:cs="Arial"/>
-        </w:rPr>
-      </w:pPr>
-    </w:p>
-    <w:p>
-      <w:pPr>
-        <w:spacing w:after="0"/>
-        <w:rPr>
-          <w:rFonts w:ascii="Arial" w:hAnsi="Arial" w:cs="Arial"/>
-        </w:rPr>
-      </w:pPr>
-      <w:r>
-        <w:rPr>
-          <w:rFonts w:ascii="Arial" w:hAnsi="Arial" w:cs="Arial"/>
-        </w:rPr>
-        <w:t>On va utiliser, donc, cette formule :</w:t>
-      </w:r>
-    </w:p>
-    <w:p>
-      <w:pPr>
-        <w:spacing w:after="0"/>
-        <w:rPr>
-          <w:rFonts w:ascii="Arial" w:hAnsi="Arial" w:cs="Arial"/>
-        </w:rPr>
-      </w:pPr>
-    </w:p>
-    <w:p>
-      <w:pPr>
-        <w:spacing w:after="0"/>
-        <w:rPr>
-          <w:rFonts w:ascii="Arial" w:hAnsi="Arial" w:cs="Arial"/>
-          <w:b/>
-          <w:bCs/>
-          <w:sz w:val="24"/>
-          <w:szCs w:val="24"/>
-        </w:rPr>
-      </w:pPr>
-      <w:r>
-        <w:rPr>
-          <w:rFonts w:ascii="Arial" w:hAnsi="Arial" w:cs="Arial"/>
-          <w:b/>
-          <w:bCs/>
-          <w:sz w:val="24"/>
-          <w:szCs w:val="24"/>
-        </w:rPr>
-        <w:t>=TRANSPOSE(SUBSTITUE(</w:t>
-      </w:r>
-      <w:proofErr w:type="spellStart"/>
-      <w:r>
-        <w:rPr>
-          <w:rFonts w:ascii="Arial" w:hAnsi="Arial" w:cs="Arial"/>
-          <w:b/>
-          <w:bCs/>
-          <w:sz w:val="24"/>
-          <w:szCs w:val="24"/>
-        </w:rPr>
-        <w:t>ListSheets</w:t>
-      </w:r>
-      <w:proofErr w:type="spellEnd"/>
-      <w:r>
-        <w:rPr>
-          <w:rFonts w:ascii="Arial" w:hAnsi="Arial" w:cs="Arial"/>
-          <w:b/>
-          <w:bCs/>
-          <w:sz w:val="24"/>
-          <w:szCs w:val="24"/>
-        </w:rPr>
-        <w:t>;"[SheetsList_V2.xlsm]";""))</w:t>
-      </w:r>
-    </w:p>
-    <w:p>
-      <w:pPr>
-        <w:spacing w:after="0"/>
-        <w:rPr>
-          <w:rFonts w:ascii="Arial" w:hAnsi="Arial" w:cs="Arial"/>
-        </w:rPr>
-      </w:pPr>
-    </w:p>
-    <w:p>
-      <w:pPr>
-        <w:pStyle w:val="Titre3"/>
-      </w:pPr>
-      <w:bookmarkStart w:id="13" w:name="_Toc223963976"/>
+      </w:pPr>
+      <w:bookmarkStart w:id="13" w:name="_Toc223969790"/>
       <w:r>
         <w:t>Explications :</w:t>
       </w:r>
@@ -6725,7 +6992,6 @@
           <w:rFonts w:ascii="Arial" w:hAnsi="Arial" w:cs="Arial"/>
           <w:noProof/>
         </w:rPr>
-        <w:lastRenderedPageBreak/>
         <w:drawing>
           <wp:inline distT="0" distB="0" distL="0" distR="0" wp14:anchorId="1D84877D" wp14:editId="7E9CF183">
             <wp:extent cx="5760720" cy="2075815"/>
@@ -6742,7 +7008,7 @@
                     <pic:cNvPicPr/>
                   </pic:nvPicPr>
                   <pic:blipFill>
-                    <a:blip r:embed="rId24"/>
+                    <a:blip r:embed="rId26"/>
                     <a:stretch>
                       <a:fillRect/>
                     </a:stretch>
@@ -6803,7 +7069,7 @@
                     <pic:cNvPicPr/>
                   </pic:nvPicPr>
                   <pic:blipFill>
-                    <a:blip r:embed="rId25"/>
+                    <a:blip r:embed="rId27"/>
                     <a:stretch>
                       <a:fillRect/>
                     </a:stretch>
@@ -6857,7 +7123,7 @@
                     <pic:cNvPicPr/>
                   </pic:nvPicPr>
                   <pic:blipFill>
-                    <a:blip r:embed="rId26"/>
+                    <a:blip r:embed="rId28"/>
                     <a:stretch>
                       <a:fillRect/>
                     </a:stretch>
@@ -6882,7 +7148,7 @@
       <w:pPr>
         <w:pStyle w:val="Titre2"/>
       </w:pPr>
-      <w:bookmarkStart w:id="14" w:name="_Toc223963977"/>
+      <w:bookmarkStart w:id="14" w:name="_Toc223969791"/>
       <w:r>
         <w:t>Avec LIRE.CLASSEUR, REMPLACER, TROUVE et TRANSPOSE</w:t>
       </w:r>
@@ -6897,7 +7163,7 @@
       <w:pPr>
         <w:pStyle w:val="Titre3"/>
       </w:pPr>
-      <w:bookmarkStart w:id="15" w:name="_Toc223963978"/>
+      <w:bookmarkStart w:id="15" w:name="_Toc223969792"/>
       <w:r>
         <w:t>Étape 1 : Clique</w:t>
       </w:r>
@@ -7038,7 +7304,7 @@
       <w:pPr>
         <w:pStyle w:val="Titre3"/>
       </w:pPr>
-      <w:bookmarkStart w:id="16" w:name="_Toc223963979"/>
+      <w:bookmarkStart w:id="16" w:name="_Toc223969793"/>
       <w:r>
         <w:t>Étape 2 : Modifiez le nom et la formule dans la boîte de dialogue Nouveau nom</w:t>
       </w:r>
@@ -7270,7 +7536,7 @@
                     <pic:cNvPicPr/>
                   </pic:nvPicPr>
                   <pic:blipFill>
-                    <a:blip r:embed="rId27"/>
+                    <a:blip r:embed="rId29"/>
                     <a:stretch>
                       <a:fillRect/>
                     </a:stretch>
@@ -7322,7 +7588,7 @@
                     <pic:cNvPicPr/>
                   </pic:nvPicPr>
                   <pic:blipFill>
-                    <a:blip r:embed="rId28"/>
+                    <a:blip r:embed="rId30"/>
                     <a:stretch>
                       <a:fillRect/>
                     </a:stretch>
@@ -7374,7 +7640,7 @@
                     <pic:cNvPicPr/>
                   </pic:nvPicPr>
                   <pic:blipFill>
-                    <a:blip r:embed="rId29"/>
+                    <a:blip r:embed="rId31"/>
                     <a:stretch>
                       <a:fillRect/>
                     </a:stretch>
@@ -7427,7 +7693,7 @@
                     <pic:cNvPicPr/>
                   </pic:nvPicPr>
                   <pic:blipFill>
-                    <a:blip r:embed="rId30"/>
+                    <a:blip r:embed="rId32"/>
                     <a:stretch>
                       <a:fillRect/>
                     </a:stretch>
@@ -7469,7 +7735,7 @@
       <w:pPr>
         <w:pStyle w:val="Titre3"/>
       </w:pPr>
-      <w:bookmarkStart w:id="17" w:name="_Toc223963980"/>
+      <w:bookmarkStart w:id="17" w:name="_Toc223969794"/>
       <w:r>
         <w:t>Étape 3 : Utilisation d'une formule pour lister les noms des feuilles</w:t>
       </w:r>
@@ -7542,7 +7808,7 @@
                     <pic:cNvPicPr/>
                   </pic:nvPicPr>
                   <pic:blipFill>
-                    <a:blip r:embed="rId31"/>
+                    <a:blip r:embed="rId33"/>
                     <a:stretch>
                       <a:fillRect/>
                     </a:stretch>
@@ -7588,7 +7854,7 @@
                     <pic:cNvPicPr/>
                   </pic:nvPicPr>
                   <pic:blipFill>
-                    <a:blip r:embed="rId32"/>
+                    <a:blip r:embed="rId34"/>
                     <a:stretch>
                       <a:fillRect/>
                     </a:stretch>
@@ -7623,7 +7889,7 @@
       <w:pPr>
         <w:pStyle w:val="Titre2"/>
       </w:pPr>
-      <w:bookmarkStart w:id="18" w:name="_Toc223963981"/>
+      <w:bookmarkStart w:id="18" w:name="_Toc223969795"/>
       <w:r>
         <w:t xml:space="preserve">Avec LIRE.CLASSEUR, </w:t>
       </w:r>
@@ -7705,7 +7971,7 @@
                     <a:blip r:embed="rId16">
                       <a:extLst>
                         <a:ext uri="{96DAC541-7B7A-43D3-8B79-37D633B846F1}">
-                          <asvg:svgBlip xmlns:asvg="http://schemas.microsoft.com/office/drawing/2016/SVG/main" r:embed="rId33"/>
+                          <asvg:svgBlip xmlns:asvg="http://schemas.microsoft.com/office/drawing/2016/SVG/main" r:embed="rId35"/>
                         </a:ext>
                       </a:extLst>
                     </a:blip>
@@ -7795,7 +8061,7 @@
       <w:pPr>
         <w:pStyle w:val="Titre3"/>
       </w:pPr>
-      <w:bookmarkStart w:id="19" w:name="_Toc223963982"/>
+      <w:bookmarkStart w:id="19" w:name="_Toc223969796"/>
       <w:r>
         <w:t>Étape 1 : Clique</w:t>
       </w:r>
@@ -7859,7 +8125,7 @@
                     <pic:cNvPicPr/>
                   </pic:nvPicPr>
                   <pic:blipFill>
-                    <a:blip r:embed="rId34"/>
+                    <a:blip r:embed="rId36"/>
                     <a:stretch>
                       <a:fillRect/>
                     </a:stretch>
@@ -7884,7 +8150,7 @@
       <w:pPr>
         <w:pStyle w:val="Titre3"/>
       </w:pPr>
-      <w:bookmarkStart w:id="20" w:name="_Toc223963983"/>
+      <w:bookmarkStart w:id="20" w:name="_Toc223969797"/>
       <w:r>
         <w:t xml:space="preserve">Étape </w:t>
       </w:r>
@@ -7975,7 +8241,7 @@
                     <pic:cNvPicPr/>
                   </pic:nvPicPr>
                   <pic:blipFill>
-                    <a:blip r:embed="rId35"/>
+                    <a:blip r:embed="rId37"/>
                     <a:stretch>
                       <a:fillRect/>
                     </a:stretch>
@@ -8000,7 +8266,7 @@
       <w:pPr>
         <w:pStyle w:val="Titre3"/>
       </w:pPr>
-      <w:bookmarkStart w:id="21" w:name="_Toc223963984"/>
+      <w:bookmarkStart w:id="21" w:name="_Toc223969798"/>
       <w:r>
         <w:t xml:space="preserve">Étape </w:t>
       </w:r>
@@ -8063,7 +8329,7 @@
                     <pic:cNvPicPr/>
                   </pic:nvPicPr>
                   <pic:blipFill>
-                    <a:blip r:embed="rId36"/>
+                    <a:blip r:embed="rId38"/>
                     <a:stretch>
                       <a:fillRect/>
                     </a:stretch>
@@ -8105,7 +8371,7 @@
                     <pic:cNvPicPr/>
                   </pic:nvPicPr>
                   <pic:blipFill>
-                    <a:blip r:embed="rId37"/>
+                    <a:blip r:embed="rId39"/>
                     <a:stretch>
                       <a:fillRect/>
                     </a:stretch>
@@ -8165,7 +8431,7 @@
                     <pic:cNvPicPr/>
                   </pic:nvPicPr>
                   <pic:blipFill>
-                    <a:blip r:embed="rId38"/>
+                    <a:blip r:embed="rId40"/>
                     <a:stretch>
                       <a:fillRect/>
                     </a:stretch>
@@ -8248,7 +8514,7 @@
                     <pic:cNvPicPr/>
                   </pic:nvPicPr>
                   <pic:blipFill>
-                    <a:blip r:embed="rId39"/>
+                    <a:blip r:embed="rId41"/>
                     <a:stretch>
                       <a:fillRect/>
                     </a:stretch>
@@ -8288,7 +8554,7 @@
       <w:pPr>
         <w:pStyle w:val="Titre3"/>
       </w:pPr>
-      <w:bookmarkStart w:id="22" w:name="_Toc223963985"/>
+      <w:bookmarkStart w:id="22" w:name="_Toc223969799"/>
       <w:r>
         <w:t xml:space="preserve">Étape </w:t>
       </w:r>
@@ -8378,7 +8644,7 @@
       <w:pPr>
         <w:pStyle w:val="Titre4"/>
       </w:pPr>
-      <w:bookmarkStart w:id="23" w:name="_Toc223963986"/>
+      <w:bookmarkStart w:id="23" w:name="_Toc223969800"/>
       <w:r>
         <w:t>Syntaxe de</w:t>
       </w:r>
@@ -8415,7 +8681,7 @@
         <w:rPr>
           <w:rStyle w:val="Appelnotedebasdep"/>
         </w:rPr>
-        <w:footnoteReference w:id="10"/>
+        <w:footnoteReference w:id="11"/>
       </w:r>
       <w:r>
         <w:t>.</w:t>
@@ -8782,7 +9048,7 @@
         </w:rPr>
       </w:pPr>
       <w:bookmarkStart w:id="24" w:name="_Toc223946417"/>
-      <w:bookmarkStart w:id="25" w:name="_Toc223963987"/>
+      <w:bookmarkStart w:id="25" w:name="_Toc223969801"/>
       <w:r>
         <w:rPr>
           <w:highlight w:val="yellow"/>
@@ -8806,7 +9072,7 @@
           <w:highlight w:val="yellow"/>
         </w:rPr>
       </w:pPr>
-      <w:bookmarkStart w:id="26" w:name="_Toc223963988"/>
+      <w:bookmarkStart w:id="26" w:name="_Toc223969802"/>
       <w:r>
         <w:rPr>
           <w:highlight w:val="yellow"/>
@@ -8819,7 +9085,7 @@
       <w:pPr>
         <w:pStyle w:val="Titre3"/>
       </w:pPr>
-      <w:bookmarkStart w:id="27" w:name="_Toc223963989"/>
+      <w:bookmarkStart w:id="27" w:name="_Toc223969803"/>
       <w:r>
         <w:t>Rendre dynamique l'affichage</w:t>
       </w:r>
@@ -8834,7 +9100,7 @@
       <w:pPr>
         <w:pStyle w:val="Titre3"/>
       </w:pPr>
-      <w:bookmarkStart w:id="28" w:name="_Toc223963990"/>
+      <w:bookmarkStart w:id="28" w:name="_Toc223969804"/>
       <w:r>
         <w:t>On peut ajouter des liens hypertexte sur le nom des feuilles.</w:t>
       </w:r>
@@ -8845,7 +9111,7 @@
       <w:pPr>
         <w:pStyle w:val="Titre1"/>
       </w:pPr>
-      <w:bookmarkStart w:id="29" w:name="_Toc223963991"/>
+      <w:bookmarkStart w:id="29" w:name="_Toc223969805"/>
       <w:r>
         <w:t>Traduction</w:t>
       </w:r>
@@ -8994,7 +9260,7 @@
         <w:pStyle w:val="Titre1"/>
       </w:pPr>
       <w:bookmarkStart w:id="30" w:name="_Toc223707034"/>
-      <w:bookmarkStart w:id="31" w:name="_Toc223963992"/>
+      <w:bookmarkStart w:id="31" w:name="_Toc223969806"/>
       <w:r>
         <w:t>Links</w:t>
       </w:r>
@@ -9033,8 +9299,8 @@
     <w:p/>
     <w:p/>
     <w:sectPr>
-      <w:headerReference w:type="default" r:id="rId40"/>
-      <w:footerReference w:type="default" r:id="rId41"/>
+      <w:headerReference w:type="default" r:id="rId42"/>
+      <w:footerReference w:type="default" r:id="rId43"/>
       <w:pgSz w:w="11906" w:h="16838"/>
       <w:pgMar w:top="1417" w:right="1417" w:bottom="1417" w:left="1417" w:header="708" w:footer="708" w:gutter="0"/>
       <w:cols w:space="708"/>
@@ -9391,14 +9657,30 @@
         <w:footnoteRef/>
       </w:r>
       <w:r>
-        <w:t xml:space="preserve"> </w:t>
-      </w:r>
-      <w:r>
-        <w:t>https://support.microsoft.com/fr-fr/office/transpose-transpose-fonction-ed039415-ed8a-4a81-93e9-4b6dfac76027</w:t>
+        <w:t xml:space="preserve"> https://support.microsoft.com/fr-fr/office/transpose-transpose-fonction-ed039415-ed8a-4a81-93e9-4b6dfac76027</w:t>
       </w:r>
     </w:p>
   </w:footnote>
   <w:footnote w:id="10">
+    <w:p>
+      <w:pPr>
+        <w:pStyle w:val="Notedebasdepage"/>
+      </w:pPr>
+      <w:r>
+        <w:rPr>
+          <w:rStyle w:val="Appelnotedebasdep"/>
+        </w:rPr>
+        <w:footnoteRef/>
+      </w:r>
+      <w:r>
+        <w:t xml:space="preserve"> </w:t>
+      </w:r>
+      <w:r>
+        <w:t>https://support.microsoft.com/fr-fr/office/cr%C3%A9er-une-formule-matricielle-e43e12e0-afc6-4a12-bc7f-48361075954d#id0ebbf=newer_versions</w:t>
+      </w:r>
+    </w:p>
+  </w:footnote>
+  <w:footnote w:id="11">
     <w:p>
       <w:pPr>
         <w:pStyle w:val="Notedebasdepage"/>
@@ -9700,7 +9982,7 @@
               <w:sz w:val="16"/>
               <w:szCs w:val="16"/>
             </w:rPr>
-            <w:t>09-03-2026 12:27</w:t>
+            <w:t>09-03-2026 15:52</w:t>
           </w:r>
           <w:r>
             <w:rPr>
@@ -11171,6 +11453,155 @@
     </w:lvl>
   </w:abstractNum>
   <w:abstractNum w:abstractNumId="8" w15:restartNumberingAfterBreak="0">
+    <w:nsid w:val="6DB46957"/>
+    <w:multiLevelType w:val="multilevel"/>
+    <w:tmpl w:val="FF46C1BE"/>
+    <w:lvl w:ilvl="0">
+      <w:start w:val="1"/>
+      <w:numFmt w:val="bullet"/>
+      <w:lvlText w:val=""/>
+      <w:lvlJc w:val="left"/>
+      <w:pPr>
+        <w:tabs>
+          <w:tab w:val="num" w:pos="720"/>
+        </w:tabs>
+        <w:ind w:left="720" w:hanging="360"/>
+      </w:pPr>
+      <w:rPr>
+        <w:rFonts w:ascii="Wingdings" w:hAnsi="Wingdings" w:hint="default"/>
+        <w:sz w:val="20"/>
+      </w:rPr>
+    </w:lvl>
+    <w:lvl w:ilvl="1" w:tentative="1">
+      <w:start w:val="1"/>
+      <w:numFmt w:val="bullet"/>
+      <w:lvlText w:val=""/>
+      <w:lvlJc w:val="left"/>
+      <w:pPr>
+        <w:tabs>
+          <w:tab w:val="num" w:pos="1440"/>
+        </w:tabs>
+        <w:ind w:left="1440" w:hanging="360"/>
+      </w:pPr>
+      <w:rPr>
+        <w:rFonts w:ascii="Wingdings" w:hAnsi="Wingdings" w:hint="default"/>
+        <w:sz w:val="20"/>
+      </w:rPr>
+    </w:lvl>
+    <w:lvl w:ilvl="2" w:tentative="1">
+      <w:start w:val="1"/>
+      <w:numFmt w:val="bullet"/>
+      <w:lvlText w:val=""/>
+      <w:lvlJc w:val="left"/>
+      <w:pPr>
+        <w:tabs>
+          <w:tab w:val="num" w:pos="2160"/>
+        </w:tabs>
+        <w:ind w:left="2160" w:hanging="360"/>
+      </w:pPr>
+      <w:rPr>
+        <w:rFonts w:ascii="Wingdings" w:hAnsi="Wingdings" w:hint="default"/>
+        <w:sz w:val="20"/>
+      </w:rPr>
+    </w:lvl>
+    <w:lvl w:ilvl="3" w:tentative="1">
+      <w:start w:val="1"/>
+      <w:numFmt w:val="bullet"/>
+      <w:lvlText w:val=""/>
+      <w:lvlJc w:val="left"/>
+      <w:pPr>
+        <w:tabs>
+          <w:tab w:val="num" w:pos="2880"/>
+        </w:tabs>
+        <w:ind w:left="2880" w:hanging="360"/>
+      </w:pPr>
+      <w:rPr>
+        <w:rFonts w:ascii="Wingdings" w:hAnsi="Wingdings" w:hint="default"/>
+        <w:sz w:val="20"/>
+      </w:rPr>
+    </w:lvl>
+    <w:lvl w:ilvl="4" w:tentative="1">
+      <w:start w:val="1"/>
+      <w:numFmt w:val="bullet"/>
+      <w:lvlText w:val=""/>
+      <w:lvlJc w:val="left"/>
+      <w:pPr>
+        <w:tabs>
+          <w:tab w:val="num" w:pos="3600"/>
+        </w:tabs>
+        <w:ind w:left="3600" w:hanging="360"/>
+      </w:pPr>
+      <w:rPr>
+        <w:rFonts w:ascii="Wingdings" w:hAnsi="Wingdings" w:hint="default"/>
+        <w:sz w:val="20"/>
+      </w:rPr>
+    </w:lvl>
+    <w:lvl w:ilvl="5" w:tentative="1">
+      <w:start w:val="1"/>
+      <w:numFmt w:val="bullet"/>
+      <w:lvlText w:val=""/>
+      <w:lvlJc w:val="left"/>
+      <w:pPr>
+        <w:tabs>
+          <w:tab w:val="num" w:pos="4320"/>
+        </w:tabs>
+        <w:ind w:left="4320" w:hanging="360"/>
+      </w:pPr>
+      <w:rPr>
+        <w:rFonts w:ascii="Wingdings" w:hAnsi="Wingdings" w:hint="default"/>
+        <w:sz w:val="20"/>
+      </w:rPr>
+    </w:lvl>
+    <w:lvl w:ilvl="6" w:tentative="1">
+      <w:start w:val="1"/>
+      <w:numFmt w:val="bullet"/>
+      <w:lvlText w:val=""/>
+      <w:lvlJc w:val="left"/>
+      <w:pPr>
+        <w:tabs>
+          <w:tab w:val="num" w:pos="5040"/>
+        </w:tabs>
+        <w:ind w:left="5040" w:hanging="360"/>
+      </w:pPr>
+      <w:rPr>
+        <w:rFonts w:ascii="Wingdings" w:hAnsi="Wingdings" w:hint="default"/>
+        <w:sz w:val="20"/>
+      </w:rPr>
+    </w:lvl>
+    <w:lvl w:ilvl="7" w:tentative="1">
+      <w:start w:val="1"/>
+      <w:numFmt w:val="bullet"/>
+      <w:lvlText w:val=""/>
+      <w:lvlJc w:val="left"/>
+      <w:pPr>
+        <w:tabs>
+          <w:tab w:val="num" w:pos="5760"/>
+        </w:tabs>
+        <w:ind w:left="5760" w:hanging="360"/>
+      </w:pPr>
+      <w:rPr>
+        <w:rFonts w:ascii="Wingdings" w:hAnsi="Wingdings" w:hint="default"/>
+        <w:sz w:val="20"/>
+      </w:rPr>
+    </w:lvl>
+    <w:lvl w:ilvl="8" w:tentative="1">
+      <w:start w:val="1"/>
+      <w:numFmt w:val="bullet"/>
+      <w:lvlText w:val=""/>
+      <w:lvlJc w:val="left"/>
+      <w:pPr>
+        <w:tabs>
+          <w:tab w:val="num" w:pos="6480"/>
+        </w:tabs>
+        <w:ind w:left="6480" w:hanging="360"/>
+      </w:pPr>
+      <w:rPr>
+        <w:rFonts w:ascii="Wingdings" w:hAnsi="Wingdings" w:hint="default"/>
+        <w:sz w:val="20"/>
+      </w:rPr>
+    </w:lvl>
+  </w:abstractNum>
+  <w:abstractNum w:abstractNumId="9" w15:restartNumberingAfterBreak="0">
     <w:nsid w:val="74244931"/>
     <w:multiLevelType w:val="hybridMultilevel"/>
     <w:tmpl w:val="4B44ED88"/>
@@ -11283,7 +11714,7 @@
       </w:rPr>
     </w:lvl>
   </w:abstractNum>
-  <w:abstractNum w:abstractNumId="9" w15:restartNumberingAfterBreak="0">
+  <w:abstractNum w:abstractNumId="10" w15:restartNumberingAfterBreak="0">
     <w:nsid w:val="76FD166A"/>
     <w:multiLevelType w:val="multilevel"/>
     <w:tmpl w:val="49A4698E"/>
@@ -11436,7 +11867,7 @@
     <w:abstractNumId w:val="0"/>
   </w:num>
   <w:num w:numId="2" w16cid:durableId="249699969">
-    <w:abstractNumId w:val="8"/>
+    <w:abstractNumId w:val="9"/>
   </w:num>
   <w:num w:numId="3" w16cid:durableId="400754054">
     <w:abstractNumId w:val="6"/>
@@ -11448,7 +11879,7 @@
     <w:abstractNumId w:val="5"/>
   </w:num>
   <w:num w:numId="6" w16cid:durableId="312758563">
-    <w:abstractNumId w:val="9"/>
+    <w:abstractNumId w:val="10"/>
   </w:num>
   <w:num w:numId="7" w16cid:durableId="374349911">
     <w:abstractNumId w:val="3"/>
@@ -11491,6 +11922,9 @@
   </w:num>
   <w:num w:numId="11" w16cid:durableId="1666517316">
     <w:abstractNumId w:val="1"/>
+  </w:num>
+  <w:num w:numId="12" w16cid:durableId="318927008">
+    <w:abstractNumId w:val="8"/>
   </w:num>
 </w:numbering>
 </file>

--- a/EXCEL_CodeSource/Classeurs_CodeSource/SheetsList/Lister le nom des feuilles dans Excel.docx
+++ b/EXCEL_CodeSource/Classeurs_CodeSource/SheetsList/Lister le nom des feuilles dans Excel.docx
@@ -152,7 +152,7 @@
       <w:r>
         <w:fldChar w:fldCharType="separate"/>
       </w:r>
-      <w:hyperlink w:anchor="_Toc223969777" w:history="1">
+      <w:hyperlink w:anchor="_Toc223971929" w:history="1">
         <w:r>
           <w:rPr>
             <w:rStyle w:val="Lienhypertexte"/>
@@ -179,7 +179,7 @@
             <w:noProof/>
             <w:webHidden/>
           </w:rPr>
-          <w:instrText xml:space="preserve"> PAGEREF _Toc223969777 \h </w:instrText>
+          <w:instrText xml:space="preserve"> PAGEREF _Toc223971929 \h </w:instrText>
         </w:r>
         <w:r>
           <w:rPr>
@@ -226,7 +226,7 @@
           <w14:ligatures w14:val="standardContextual"/>
         </w:rPr>
       </w:pPr>
-      <w:hyperlink w:anchor="_Toc223969778" w:history="1">
+      <w:hyperlink w:anchor="_Toc223971930" w:history="1">
         <w:r>
           <w:rPr>
             <w:rStyle w:val="Lienhypertexte"/>
@@ -253,7 +253,7 @@
             <w:noProof/>
             <w:webHidden/>
           </w:rPr>
-          <w:instrText xml:space="preserve"> PAGEREF _Toc223969778 \h </w:instrText>
+          <w:instrText xml:space="preserve"> PAGEREF _Toc223971930 \h </w:instrText>
         </w:r>
         <w:r>
           <w:rPr>
@@ -302,7 +302,7 @@
           <w14:ligatures w14:val="standardContextual"/>
         </w:rPr>
       </w:pPr>
-      <w:hyperlink w:anchor="_Toc223969779" w:history="1">
+      <w:hyperlink w:anchor="_Toc223971931" w:history="1">
         <w:r>
           <w:rPr>
             <w:rStyle w:val="Lienhypertexte"/>
@@ -329,7 +329,7 @@
             <w:noProof/>
             <w:webHidden/>
           </w:rPr>
-          <w:instrText xml:space="preserve"> PAGEREF _Toc223969779 \h </w:instrText>
+          <w:instrText xml:space="preserve"> PAGEREF _Toc223971931 \h </w:instrText>
         </w:r>
         <w:r>
           <w:rPr>
@@ -376,7 +376,7 @@
           <w14:ligatures w14:val="standardContextual"/>
         </w:rPr>
       </w:pPr>
-      <w:hyperlink w:anchor="_Toc223969780" w:history="1">
+      <w:hyperlink w:anchor="_Toc223971932" w:history="1">
         <w:r>
           <w:rPr>
             <w:rStyle w:val="Lienhypertexte"/>
@@ -403,7 +403,7 @@
             <w:noProof/>
             <w:webHidden/>
           </w:rPr>
-          <w:instrText xml:space="preserve"> PAGEREF _Toc223969780 \h </w:instrText>
+          <w:instrText xml:space="preserve"> PAGEREF _Toc223971932 \h </w:instrText>
         </w:r>
         <w:r>
           <w:rPr>
@@ -451,7 +451,7 @@
           <w14:ligatures w14:val="standardContextual"/>
         </w:rPr>
       </w:pPr>
-      <w:hyperlink w:anchor="_Toc223969781" w:history="1">
+      <w:hyperlink w:anchor="_Toc223971933" w:history="1">
         <w:r>
           <w:rPr>
             <w:rStyle w:val="Lienhypertexte"/>
@@ -478,7 +478,7 @@
             <w:noProof/>
             <w:webHidden/>
           </w:rPr>
-          <w:instrText xml:space="preserve"> PAGEREF _Toc223969781 \h </w:instrText>
+          <w:instrText xml:space="preserve"> PAGEREF _Toc223971933 \h </w:instrText>
         </w:r>
         <w:r>
           <w:rPr>
@@ -526,7 +526,7 @@
           <w14:ligatures w14:val="standardContextual"/>
         </w:rPr>
       </w:pPr>
-      <w:hyperlink w:anchor="_Toc223969782" w:history="1">
+      <w:hyperlink w:anchor="_Toc223971934" w:history="1">
         <w:r>
           <w:rPr>
             <w:rStyle w:val="Lienhypertexte"/>
@@ -553,7 +553,7 @@
             <w:noProof/>
             <w:webHidden/>
           </w:rPr>
-          <w:instrText xml:space="preserve"> PAGEREF _Toc223969782 \h </w:instrText>
+          <w:instrText xml:space="preserve"> PAGEREF _Toc223971934 \h </w:instrText>
         </w:r>
         <w:r>
           <w:rPr>
@@ -601,7 +601,7 @@
           <w14:ligatures w14:val="standardContextual"/>
         </w:rPr>
       </w:pPr>
-      <w:hyperlink w:anchor="_Toc223969783" w:history="1">
+      <w:hyperlink w:anchor="_Toc223971935" w:history="1">
         <w:r>
           <w:rPr>
             <w:rStyle w:val="Lienhypertexte"/>
@@ -628,7 +628,7 @@
             <w:noProof/>
             <w:webHidden/>
           </w:rPr>
-          <w:instrText xml:space="preserve"> PAGEREF _Toc223969783 \h </w:instrText>
+          <w:instrText xml:space="preserve"> PAGEREF _Toc223971935 \h </w:instrText>
         </w:r>
         <w:r>
           <w:rPr>
@@ -676,7 +676,7 @@
           <w14:ligatures w14:val="standardContextual"/>
         </w:rPr>
       </w:pPr>
-      <w:hyperlink w:anchor="_Toc223969784" w:history="1">
+      <w:hyperlink w:anchor="_Toc223971936" w:history="1">
         <w:r>
           <w:rPr>
             <w:rStyle w:val="Lienhypertexte"/>
@@ -703,7 +703,7 @@
             <w:noProof/>
             <w:webHidden/>
           </w:rPr>
-          <w:instrText xml:space="preserve"> PAGEREF _Toc223969784 \h </w:instrText>
+          <w:instrText xml:space="preserve"> PAGEREF _Toc223971936 \h </w:instrText>
         </w:r>
         <w:r>
           <w:rPr>
@@ -750,7 +750,7 @@
           <w14:ligatures w14:val="standardContextual"/>
         </w:rPr>
       </w:pPr>
-      <w:hyperlink w:anchor="_Toc223969785" w:history="1">
+      <w:hyperlink w:anchor="_Toc223971937" w:history="1">
         <w:r>
           <w:rPr>
             <w:rStyle w:val="Lienhypertexte"/>
@@ -777,7 +777,7 @@
             <w:noProof/>
             <w:webHidden/>
           </w:rPr>
-          <w:instrText xml:space="preserve"> PAGEREF _Toc223969785 \h </w:instrText>
+          <w:instrText xml:space="preserve"> PAGEREF _Toc223971937 \h </w:instrText>
         </w:r>
         <w:r>
           <w:rPr>
@@ -824,7 +824,7 @@
           <w14:ligatures w14:val="standardContextual"/>
         </w:rPr>
       </w:pPr>
-      <w:hyperlink w:anchor="_Toc223969786" w:history="1">
+      <w:hyperlink w:anchor="_Toc223971938" w:history="1">
         <w:r>
           <w:rPr>
             <w:rStyle w:val="Lienhypertexte"/>
@@ -851,7 +851,7 @@
             <w:noProof/>
             <w:webHidden/>
           </w:rPr>
-          <w:instrText xml:space="preserve"> PAGEREF _Toc223969786 \h </w:instrText>
+          <w:instrText xml:space="preserve"> PAGEREF _Toc223971938 \h </w:instrText>
         </w:r>
         <w:r>
           <w:rPr>
@@ -898,7 +898,7 @@
           <w14:ligatures w14:val="standardContextual"/>
         </w:rPr>
       </w:pPr>
-      <w:hyperlink w:anchor="_Toc223969787" w:history="1">
+      <w:hyperlink w:anchor="_Toc223971939" w:history="1">
         <w:r>
           <w:rPr>
             <w:rStyle w:val="Lienhypertexte"/>
@@ -925,7 +925,7 @@
             <w:noProof/>
             <w:webHidden/>
           </w:rPr>
-          <w:instrText xml:space="preserve"> PAGEREF _Toc223969787 \h </w:instrText>
+          <w:instrText xml:space="preserve"> PAGEREF _Toc223971939 \h </w:instrText>
         </w:r>
         <w:r>
           <w:rPr>
@@ -973,7 +973,7 @@
           <w14:ligatures w14:val="standardContextual"/>
         </w:rPr>
       </w:pPr>
-      <w:hyperlink w:anchor="_Toc223969788" w:history="1">
+      <w:hyperlink w:anchor="_Toc223971940" w:history="1">
         <w:r>
           <w:rPr>
             <w:rStyle w:val="Lienhypertexte"/>
@@ -1000,7 +1000,7 @@
             <w:noProof/>
             <w:webHidden/>
           </w:rPr>
-          <w:instrText xml:space="preserve"> PAGEREF _Toc223969788 \h </w:instrText>
+          <w:instrText xml:space="preserve"> PAGEREF _Toc223971940 \h </w:instrText>
         </w:r>
         <w:r>
           <w:rPr>
@@ -1048,7 +1048,7 @@
           <w14:ligatures w14:val="standardContextual"/>
         </w:rPr>
       </w:pPr>
-      <w:hyperlink w:anchor="_Toc223969789" w:history="1">
+      <w:hyperlink w:anchor="_Toc223971941" w:history="1">
         <w:r>
           <w:rPr>
             <w:rStyle w:val="Lienhypertexte"/>
@@ -1075,7 +1075,7 @@
             <w:noProof/>
             <w:webHidden/>
           </w:rPr>
-          <w:instrText xml:space="preserve"> PAGEREF _Toc223969789 \h </w:instrText>
+          <w:instrText xml:space="preserve"> PAGEREF _Toc223971941 \h </w:instrText>
         </w:r>
         <w:r>
           <w:rPr>
@@ -1123,7 +1123,7 @@
           <w14:ligatures w14:val="standardContextual"/>
         </w:rPr>
       </w:pPr>
-      <w:hyperlink w:anchor="_Toc223969790" w:history="1">
+      <w:hyperlink w:anchor="_Toc223971942" w:history="1">
         <w:r>
           <w:rPr>
             <w:rStyle w:val="Lienhypertexte"/>
@@ -1150,7 +1150,7 @@
             <w:noProof/>
             <w:webHidden/>
           </w:rPr>
-          <w:instrText xml:space="preserve"> PAGEREF _Toc223969790 \h </w:instrText>
+          <w:instrText xml:space="preserve"> PAGEREF _Toc223971942 \h </w:instrText>
         </w:r>
         <w:r>
           <w:rPr>
@@ -1197,7 +1197,7 @@
           <w14:ligatures w14:val="standardContextual"/>
         </w:rPr>
       </w:pPr>
-      <w:hyperlink w:anchor="_Toc223969791" w:history="1">
+      <w:hyperlink w:anchor="_Toc223971943" w:history="1">
         <w:r>
           <w:rPr>
             <w:rStyle w:val="Lienhypertexte"/>
@@ -1224,7 +1224,7 @@
             <w:noProof/>
             <w:webHidden/>
           </w:rPr>
-          <w:instrText xml:space="preserve"> PAGEREF _Toc223969791 \h </w:instrText>
+          <w:instrText xml:space="preserve"> PAGEREF _Toc223971943 \h </w:instrText>
         </w:r>
         <w:r>
           <w:rPr>
@@ -1272,7 +1272,7 @@
           <w14:ligatures w14:val="standardContextual"/>
         </w:rPr>
       </w:pPr>
-      <w:hyperlink w:anchor="_Toc223969792" w:history="1">
+      <w:hyperlink w:anchor="_Toc223971944" w:history="1">
         <w:r>
           <w:rPr>
             <w:rStyle w:val="Lienhypertexte"/>
@@ -1299,7 +1299,7 @@
             <w:noProof/>
             <w:webHidden/>
           </w:rPr>
-          <w:instrText xml:space="preserve"> PAGEREF _Toc223969792 \h </w:instrText>
+          <w:instrText xml:space="preserve"> PAGEREF _Toc223971944 \h </w:instrText>
         </w:r>
         <w:r>
           <w:rPr>
@@ -1347,7 +1347,7 @@
           <w14:ligatures w14:val="standardContextual"/>
         </w:rPr>
       </w:pPr>
-      <w:hyperlink w:anchor="_Toc223969793" w:history="1">
+      <w:hyperlink w:anchor="_Toc223971945" w:history="1">
         <w:r>
           <w:rPr>
             <w:rStyle w:val="Lienhypertexte"/>
@@ -1374,7 +1374,7 @@
             <w:noProof/>
             <w:webHidden/>
           </w:rPr>
-          <w:instrText xml:space="preserve"> PAGEREF _Toc223969793 \h </w:instrText>
+          <w:instrText xml:space="preserve"> PAGEREF _Toc223971945 \h </w:instrText>
         </w:r>
         <w:r>
           <w:rPr>
@@ -1422,7 +1422,7 @@
           <w14:ligatures w14:val="standardContextual"/>
         </w:rPr>
       </w:pPr>
-      <w:hyperlink w:anchor="_Toc223969794" w:history="1">
+      <w:hyperlink w:anchor="_Toc223971946" w:history="1">
         <w:r>
           <w:rPr>
             <w:rStyle w:val="Lienhypertexte"/>
@@ -1449,7 +1449,7 @@
             <w:noProof/>
             <w:webHidden/>
           </w:rPr>
-          <w:instrText xml:space="preserve"> PAGEREF _Toc223969794 \h </w:instrText>
+          <w:instrText xml:space="preserve"> PAGEREF _Toc223971946 \h </w:instrText>
         </w:r>
         <w:r>
           <w:rPr>
@@ -1496,7 +1496,7 @@
           <w14:ligatures w14:val="standardContextual"/>
         </w:rPr>
       </w:pPr>
-      <w:hyperlink w:anchor="_Toc223969795" w:history="1">
+      <w:hyperlink w:anchor="_Toc223971947" w:history="1">
         <w:r>
           <w:rPr>
             <w:rStyle w:val="Lienhypertexte"/>
@@ -1523,7 +1523,7 @@
             <w:noProof/>
             <w:webHidden/>
           </w:rPr>
-          <w:instrText xml:space="preserve"> PAGEREF _Toc223969795 \h </w:instrText>
+          <w:instrText xml:space="preserve"> PAGEREF _Toc223971947 \h </w:instrText>
         </w:r>
         <w:r>
           <w:rPr>
@@ -1571,7 +1571,7 @@
           <w14:ligatures w14:val="standardContextual"/>
         </w:rPr>
       </w:pPr>
-      <w:hyperlink w:anchor="_Toc223969796" w:history="1">
+      <w:hyperlink w:anchor="_Toc223971948" w:history="1">
         <w:r>
           <w:rPr>
             <w:rStyle w:val="Lienhypertexte"/>
@@ -1598,7 +1598,7 @@
             <w:noProof/>
             <w:webHidden/>
           </w:rPr>
-          <w:instrText xml:space="preserve"> PAGEREF _Toc223969796 \h </w:instrText>
+          <w:instrText xml:space="preserve"> PAGEREF _Toc223971948 \h </w:instrText>
         </w:r>
         <w:r>
           <w:rPr>
@@ -1646,7 +1646,7 @@
           <w14:ligatures w14:val="standardContextual"/>
         </w:rPr>
       </w:pPr>
-      <w:hyperlink w:anchor="_Toc223969797" w:history="1">
+      <w:hyperlink w:anchor="_Toc223971949" w:history="1">
         <w:r>
           <w:rPr>
             <w:rStyle w:val="Lienhypertexte"/>
@@ -1673,7 +1673,7 @@
             <w:noProof/>
             <w:webHidden/>
           </w:rPr>
-          <w:instrText xml:space="preserve"> PAGEREF _Toc223969797 \h </w:instrText>
+          <w:instrText xml:space="preserve"> PAGEREF _Toc223971949 \h </w:instrText>
         </w:r>
         <w:r>
           <w:rPr>
@@ -1721,7 +1721,7 @@
           <w14:ligatures w14:val="standardContextual"/>
         </w:rPr>
       </w:pPr>
-      <w:hyperlink w:anchor="_Toc223969798" w:history="1">
+      <w:hyperlink w:anchor="_Toc223971950" w:history="1">
         <w:r>
           <w:rPr>
             <w:rStyle w:val="Lienhypertexte"/>
@@ -1748,7 +1748,7 @@
             <w:noProof/>
             <w:webHidden/>
           </w:rPr>
-          <w:instrText xml:space="preserve"> PAGEREF _Toc223969798 \h </w:instrText>
+          <w:instrText xml:space="preserve"> PAGEREF _Toc223971950 \h </w:instrText>
         </w:r>
         <w:r>
           <w:rPr>
@@ -1796,7 +1796,7 @@
           <w14:ligatures w14:val="standardContextual"/>
         </w:rPr>
       </w:pPr>
-      <w:hyperlink w:anchor="_Toc223969799" w:history="1">
+      <w:hyperlink w:anchor="_Toc223971951" w:history="1">
         <w:r>
           <w:rPr>
             <w:rStyle w:val="Lienhypertexte"/>
@@ -1823,7 +1823,7 @@
             <w:noProof/>
             <w:webHidden/>
           </w:rPr>
-          <w:instrText xml:space="preserve"> PAGEREF _Toc223969799 \h </w:instrText>
+          <w:instrText xml:space="preserve"> PAGEREF _Toc223971951 \h </w:instrText>
         </w:r>
         <w:r>
           <w:rPr>
@@ -1870,7 +1870,7 @@
           <w14:ligatures w14:val="standardContextual"/>
         </w:rPr>
       </w:pPr>
-      <w:hyperlink w:anchor="_Toc223969800" w:history="1">
+      <w:hyperlink w:anchor="_Toc223971952" w:history="1">
         <w:r>
           <w:rPr>
             <w:rStyle w:val="Lienhypertexte"/>
@@ -1897,7 +1897,7 @@
             <w:noProof/>
             <w:webHidden/>
           </w:rPr>
-          <w:instrText xml:space="preserve"> PAGEREF _Toc223969800 \h </w:instrText>
+          <w:instrText xml:space="preserve"> PAGEREF _Toc223971952 \h </w:instrText>
         </w:r>
         <w:r>
           <w:rPr>
@@ -1944,14 +1944,88 @@
           <w14:ligatures w14:val="standardContextual"/>
         </w:rPr>
       </w:pPr>
-      <w:hyperlink w:anchor="_Toc223969801" w:history="1">
+      <w:hyperlink w:anchor="_Toc223971953" w:history="1">
         <w:r>
           <w:rPr>
             <w:rStyle w:val="Lienhypertexte"/>
             <w:noProof/>
+          </w:rPr>
+          <w:t>2.4.4.2. Explications</w:t>
+        </w:r>
+        <w:r>
+          <w:rPr>
+            <w:noProof/>
+            <w:webHidden/>
+          </w:rPr>
+          <w:tab/>
+        </w:r>
+        <w:r>
+          <w:rPr>
+            <w:noProof/>
+            <w:webHidden/>
+          </w:rPr>
+          <w:fldChar w:fldCharType="begin"/>
+        </w:r>
+        <w:r>
+          <w:rPr>
+            <w:noProof/>
+            <w:webHidden/>
+          </w:rPr>
+          <w:instrText xml:space="preserve"> PAGEREF _Toc223971953 \h </w:instrText>
+        </w:r>
+        <w:r>
+          <w:rPr>
+            <w:noProof/>
+            <w:webHidden/>
+          </w:rPr>
+        </w:r>
+        <w:r>
+          <w:rPr>
+            <w:noProof/>
+            <w:webHidden/>
+          </w:rPr>
+          <w:fldChar w:fldCharType="separate"/>
+        </w:r>
+        <w:r>
+          <w:rPr>
+            <w:noProof/>
+            <w:webHidden/>
+          </w:rPr>
+          <w:t>23</w:t>
+        </w:r>
+        <w:r>
+          <w:rPr>
+            <w:noProof/>
+            <w:webHidden/>
+          </w:rPr>
+          <w:fldChar w:fldCharType="end"/>
+        </w:r>
+      </w:hyperlink>
+    </w:p>
+    <w:p>
+      <w:pPr>
+        <w:pStyle w:val="TM4"/>
+        <w:tabs>
+          <w:tab w:val="right" w:leader="dot" w:pos="9062"/>
+        </w:tabs>
+        <w:rPr>
+          <w:rFonts w:eastAsiaTheme="minorEastAsia" w:cstheme="minorBidi"/>
+          <w:noProof/>
+          <w:kern w:val="2"/>
+          <w:sz w:val="24"/>
+          <w:szCs w:val="24"/>
+          <w:lang w:eastAsia="fr-FR"/>
+          <w14:ligatures w14:val="standardContextual"/>
+        </w:rPr>
+      </w:pPr>
+      <w:hyperlink w:anchor="_Toc223971954" w:history="1">
+        <w:r>
+          <w:rPr>
+            <w:rStyle w:val="Lienhypertexte"/>
+            <w:noProof/>
             <w:highlight w:val="yellow"/>
           </w:rPr>
-          <w:t>2.4.4.2. Syntaxe de la fonction ALEA</w:t>
+          <w:t>2.4.4.3. Décomposer le résultat de LIRE.CLASSEUR()</w:t>
         </w:r>
         <w:r>
           <w:rPr>
@@ -1972,7 +2046,7 @@
             <w:noProof/>
             <w:webHidden/>
           </w:rPr>
-          <w:instrText xml:space="preserve"> PAGEREF _Toc223969801 \h </w:instrText>
+          <w:instrText xml:space="preserve"> PAGEREF _Toc223971954 \h </w:instrText>
         </w:r>
         <w:r>
           <w:rPr>
@@ -1993,6 +2067,81 @@
             <w:webHidden/>
           </w:rPr>
           <w:t>23</w:t>
+        </w:r>
+        <w:r>
+          <w:rPr>
+            <w:noProof/>
+            <w:webHidden/>
+          </w:rPr>
+          <w:fldChar w:fldCharType="end"/>
+        </w:r>
+      </w:hyperlink>
+    </w:p>
+    <w:p>
+      <w:pPr>
+        <w:pStyle w:val="TM4"/>
+        <w:tabs>
+          <w:tab w:val="right" w:leader="dot" w:pos="9062"/>
+        </w:tabs>
+        <w:rPr>
+          <w:rFonts w:eastAsiaTheme="minorEastAsia" w:cstheme="minorBidi"/>
+          <w:noProof/>
+          <w:kern w:val="2"/>
+          <w:sz w:val="24"/>
+          <w:szCs w:val="24"/>
+          <w:lang w:eastAsia="fr-FR"/>
+          <w14:ligatures w14:val="standardContextual"/>
+        </w:rPr>
+      </w:pPr>
+      <w:hyperlink w:anchor="_Toc223971955" w:history="1">
+        <w:r>
+          <w:rPr>
+            <w:rStyle w:val="Lienhypertexte"/>
+            <w:noProof/>
+            <w:highlight w:val="yellow"/>
+          </w:rPr>
+          <w:t>2.4.4.4. Syntaxe de la fonction ALEA</w:t>
+        </w:r>
+        <w:r>
+          <w:rPr>
+            <w:noProof/>
+            <w:webHidden/>
+          </w:rPr>
+          <w:tab/>
+        </w:r>
+        <w:r>
+          <w:rPr>
+            <w:noProof/>
+            <w:webHidden/>
+          </w:rPr>
+          <w:fldChar w:fldCharType="begin"/>
+        </w:r>
+        <w:r>
+          <w:rPr>
+            <w:noProof/>
+            <w:webHidden/>
+          </w:rPr>
+          <w:instrText xml:space="preserve"> PAGEREF _Toc223971955 \h </w:instrText>
+        </w:r>
+        <w:r>
+          <w:rPr>
+            <w:noProof/>
+            <w:webHidden/>
+          </w:rPr>
+        </w:r>
+        <w:r>
+          <w:rPr>
+            <w:noProof/>
+            <w:webHidden/>
+          </w:rPr>
+          <w:fldChar w:fldCharType="separate"/>
+        </w:r>
+        <w:r>
+          <w:rPr>
+            <w:noProof/>
+            <w:webHidden/>
+          </w:rPr>
+          <w:t>24</w:t>
         </w:r>
         <w:r>
           <w:rPr>
@@ -2019,7 +2168,7 @@
           <w14:ligatures w14:val="standardContextual"/>
         </w:rPr>
       </w:pPr>
-      <w:hyperlink w:anchor="_Toc223969802" w:history="1">
+      <w:hyperlink w:anchor="_Toc223971956" w:history="1">
         <w:r>
           <w:rPr>
             <w:rStyle w:val="Lienhypertexte"/>
@@ -2047,7 +2196,7 @@
             <w:noProof/>
             <w:webHidden/>
           </w:rPr>
-          <w:instrText xml:space="preserve"> PAGEREF _Toc223969802 \h </w:instrText>
+          <w:instrText xml:space="preserve"> PAGEREF _Toc223971956 \h </w:instrText>
         </w:r>
         <w:r>
           <w:rPr>
@@ -2067,7 +2216,7 @@
             <w:noProof/>
             <w:webHidden/>
           </w:rPr>
-          <w:t>23</w:t>
+          <w:t>24</w:t>
         </w:r>
         <w:r>
           <w:rPr>
@@ -2095,7 +2244,7 @@
           <w14:ligatures w14:val="standardContextual"/>
         </w:rPr>
       </w:pPr>
-      <w:hyperlink w:anchor="_Toc223969803" w:history="1">
+      <w:hyperlink w:anchor="_Toc223971957" w:history="1">
         <w:r>
           <w:rPr>
             <w:rStyle w:val="Lienhypertexte"/>
@@ -2122,7 +2271,7 @@
             <w:noProof/>
             <w:webHidden/>
           </w:rPr>
-          <w:instrText xml:space="preserve"> PAGEREF _Toc223969803 \h </w:instrText>
+          <w:instrText xml:space="preserve"> PAGEREF _Toc223971957 \h </w:instrText>
         </w:r>
         <w:r>
           <w:rPr>
@@ -2142,7 +2291,7 @@
             <w:noProof/>
             <w:webHidden/>
           </w:rPr>
-          <w:t>23</w:t>
+          <w:t>24</w:t>
         </w:r>
         <w:r>
           <w:rPr>
@@ -2170,7 +2319,7 @@
           <w14:ligatures w14:val="standardContextual"/>
         </w:rPr>
       </w:pPr>
-      <w:hyperlink w:anchor="_Toc223969804" w:history="1">
+      <w:hyperlink w:anchor="_Toc223971958" w:history="1">
         <w:r>
           <w:rPr>
             <w:rStyle w:val="Lienhypertexte"/>
@@ -2197,7 +2346,7 @@
             <w:noProof/>
             <w:webHidden/>
           </w:rPr>
-          <w:instrText xml:space="preserve"> PAGEREF _Toc223969804 \h </w:instrText>
+          <w:instrText xml:space="preserve"> PAGEREF _Toc223971958 \h </w:instrText>
         </w:r>
         <w:r>
           <w:rPr>
@@ -2217,7 +2366,7 @@
             <w:noProof/>
             <w:webHidden/>
           </w:rPr>
-          <w:t>23</w:t>
+          <w:t>24</w:t>
         </w:r>
         <w:r>
           <w:rPr>
@@ -2246,7 +2395,7 @@
           <w14:ligatures w14:val="standardContextual"/>
         </w:rPr>
       </w:pPr>
-      <w:hyperlink w:anchor="_Toc223969805" w:history="1">
+      <w:hyperlink w:anchor="_Toc223971959" w:history="1">
         <w:r>
           <w:rPr>
             <w:rStyle w:val="Lienhypertexte"/>
@@ -2273,7 +2422,7 @@
             <w:noProof/>
             <w:webHidden/>
           </w:rPr>
-          <w:instrText xml:space="preserve"> PAGEREF _Toc223969805 \h </w:instrText>
+          <w:instrText xml:space="preserve"> PAGEREF _Toc223971959 \h </w:instrText>
         </w:r>
         <w:r>
           <w:rPr>
@@ -2293,7 +2442,7 @@
             <w:noProof/>
             <w:webHidden/>
           </w:rPr>
-          <w:t>23</w:t>
+          <w:t>24</w:t>
         </w:r>
         <w:r>
           <w:rPr>
@@ -2322,7 +2471,7 @@
           <w14:ligatures w14:val="standardContextual"/>
         </w:rPr>
       </w:pPr>
-      <w:hyperlink w:anchor="_Toc223969806" w:history="1">
+      <w:hyperlink w:anchor="_Toc223971960" w:history="1">
         <w:r>
           <w:rPr>
             <w:rStyle w:val="Lienhypertexte"/>
@@ -2349,7 +2498,7 @@
             <w:noProof/>
             <w:webHidden/>
           </w:rPr>
-          <w:instrText xml:space="preserve"> PAGEREF _Toc223969806 \h </w:instrText>
+          <w:instrText xml:space="preserve"> PAGEREF _Toc223971960 \h </w:instrText>
         </w:r>
         <w:r>
           <w:rPr>
@@ -2369,7 +2518,7 @@
             <w:noProof/>
             <w:webHidden/>
           </w:rPr>
-          <w:t>23</w:t>
+          <w:t>24</w:t>
         </w:r>
         <w:r>
           <w:rPr>
@@ -2389,7 +2538,7 @@
       <w:pPr>
         <w:pStyle w:val="Titre1"/>
       </w:pPr>
-      <w:bookmarkStart w:id="0" w:name="_Toc223969777"/>
+      <w:bookmarkStart w:id="0" w:name="_Toc223971929"/>
       <w:r>
         <w:t>Prolégomènes</w:t>
       </w:r>
@@ -2399,7 +2548,7 @@
       <w:pPr>
         <w:pStyle w:val="Titre2"/>
       </w:pPr>
-      <w:bookmarkStart w:id="1" w:name="_Toc223969778"/>
+      <w:bookmarkStart w:id="1" w:name="_Toc223971930"/>
       <w:r>
         <w:t xml:space="preserve">Le </w:t>
       </w:r>
@@ -2547,7 +2696,7 @@
       <w:pPr>
         <w:pStyle w:val="Titre1"/>
       </w:pPr>
-      <w:bookmarkStart w:id="2" w:name="_Toc223969779"/>
+      <w:bookmarkStart w:id="2" w:name="_Toc223971931"/>
       <w:r>
         <w:t>Liste avec</w:t>
       </w:r>
@@ -2581,7 +2730,7 @@
       <w:pPr>
         <w:pStyle w:val="Titre2"/>
       </w:pPr>
-      <w:bookmarkStart w:id="3" w:name="_Toc223969780"/>
+      <w:bookmarkStart w:id="3" w:name="_Toc223971932"/>
       <w:r>
         <w:t xml:space="preserve">Avec </w:t>
       </w:r>
@@ -3125,7 +3274,7 @@
       <w:pPr>
         <w:pStyle w:val="Titre3"/>
       </w:pPr>
-      <w:bookmarkStart w:id="4" w:name="_Toc223969781"/>
+      <w:bookmarkStart w:id="4" w:name="_Toc223971933"/>
       <w:r>
         <w:t>Syntaxe de la fonction REMPLACER</w:t>
       </w:r>
@@ -3510,7 +3659,7 @@
       <w:pPr>
         <w:pStyle w:val="Titre3"/>
       </w:pPr>
-      <w:bookmarkStart w:id="5" w:name="_Toc223969782"/>
+      <w:bookmarkStart w:id="5" w:name="_Toc223971934"/>
       <w:r>
         <w:t>Syntaxe de la fonction TROUVE</w:t>
       </w:r>
@@ -3879,7 +4028,7 @@
       <w:pPr>
         <w:pStyle w:val="Titre3"/>
       </w:pPr>
-      <w:bookmarkStart w:id="6" w:name="_Toc223969783"/>
+      <w:bookmarkStart w:id="6" w:name="_Toc223971935"/>
       <w:r>
         <w:t>Explications :</w:t>
       </w:r>
@@ -4076,7 +4225,7 @@
       <w:pPr>
         <w:pStyle w:val="Titre3"/>
       </w:pPr>
-      <w:bookmarkStart w:id="7" w:name="_Toc223969784"/>
+      <w:bookmarkStart w:id="7" w:name="_Toc223971936"/>
       <w:r>
         <w:lastRenderedPageBreak/>
         <w:t>Syntaxe</w:t>
@@ -4141,7 +4290,7 @@
       <w:pPr>
         <w:pStyle w:val="Titre4"/>
       </w:pPr>
-      <w:bookmarkStart w:id="8" w:name="_Toc223969785"/>
+      <w:bookmarkStart w:id="8" w:name="_Toc223971937"/>
       <w:r>
         <w:t>Syntaxe de la fonction INDEX</w:t>
       </w:r>
@@ -4692,7 +4841,7 @@
       <w:pPr>
         <w:pStyle w:val="Titre4"/>
       </w:pPr>
-      <w:bookmarkStart w:id="9" w:name="_Toc223969786"/>
+      <w:bookmarkStart w:id="9" w:name="_Toc223971938"/>
       <w:r>
         <w:t>Syntaxe de la fonction INDEX</w:t>
       </w:r>
@@ -5360,7 +5509,7 @@
       <w:pPr>
         <w:pStyle w:val="Titre2"/>
       </w:pPr>
-      <w:bookmarkStart w:id="10" w:name="_Toc223969787"/>
+      <w:bookmarkStart w:id="10" w:name="_Toc223971939"/>
       <w:r>
         <w:t>Avec LIRE.CLASSEUR , TRANSPOSE et SUBSTITUE</w:t>
       </w:r>
@@ -5986,7 +6135,7 @@
       <w:pPr>
         <w:pStyle w:val="Titre3"/>
       </w:pPr>
-      <w:bookmarkStart w:id="11" w:name="_Toc223969788"/>
+      <w:bookmarkStart w:id="11" w:name="_Toc223971940"/>
       <w:r>
         <w:t>Syntaxe de la fonction SUBSTITUE</w:t>
       </w:r>
@@ -6447,7 +6596,7 @@
       <w:pPr>
         <w:pStyle w:val="Titre3"/>
       </w:pPr>
-      <w:bookmarkStart w:id="12" w:name="_Toc223969789"/>
+      <w:bookmarkStart w:id="12" w:name="_Toc223971941"/>
       <w:r>
         <w:t>Syntaxe de la fonction TRANSPOSE</w:t>
       </w:r>
@@ -6563,19 +6712,7 @@
           <w:sz w:val="24"/>
           <w:szCs w:val="24"/>
         </w:rPr>
-        <w:t xml:space="preserve">= </w:t>
-      </w:r>
-      <w:r>
-        <w:rPr>
-          <w:rFonts w:ascii="Courier New" w:hAnsi="Courier New" w:cs="Courier New"/>
-          <w:b/>
-          <w:bCs/>
-          <w:i/>
-          <w:iCs/>
-          <w:sz w:val="24"/>
-          <w:szCs w:val="24"/>
-        </w:rPr>
-        <w:t>TRANSPOSE(matrice)</w:t>
+        <w:t>= TRANSPOSE(matrice)</w:t>
       </w:r>
     </w:p>
     <w:p>
@@ -6908,7 +7045,7 @@
       <w:pPr>
         <w:pStyle w:val="Titre3"/>
       </w:pPr>
-      <w:bookmarkStart w:id="13" w:name="_Toc223969790"/>
+      <w:bookmarkStart w:id="13" w:name="_Toc223971942"/>
       <w:r>
         <w:t>Explications :</w:t>
       </w:r>
@@ -7148,7 +7285,7 @@
       <w:pPr>
         <w:pStyle w:val="Titre2"/>
       </w:pPr>
-      <w:bookmarkStart w:id="14" w:name="_Toc223969791"/>
+      <w:bookmarkStart w:id="14" w:name="_Toc223971943"/>
       <w:r>
         <w:t>Avec LIRE.CLASSEUR, REMPLACER, TROUVE et TRANSPOSE</w:t>
       </w:r>
@@ -7163,7 +7300,7 @@
       <w:pPr>
         <w:pStyle w:val="Titre3"/>
       </w:pPr>
-      <w:bookmarkStart w:id="15" w:name="_Toc223969792"/>
+      <w:bookmarkStart w:id="15" w:name="_Toc223971944"/>
       <w:r>
         <w:t>Étape 1 : Clique</w:t>
       </w:r>
@@ -7304,7 +7441,7 @@
       <w:pPr>
         <w:pStyle w:val="Titre3"/>
       </w:pPr>
-      <w:bookmarkStart w:id="16" w:name="_Toc223969793"/>
+      <w:bookmarkStart w:id="16" w:name="_Toc223971945"/>
       <w:r>
         <w:t>Étape 2 : Modifiez le nom et la formule dans la boîte de dialogue Nouveau nom</w:t>
       </w:r>
@@ -7735,7 +7872,7 @@
       <w:pPr>
         <w:pStyle w:val="Titre3"/>
       </w:pPr>
-      <w:bookmarkStart w:id="17" w:name="_Toc223969794"/>
+      <w:bookmarkStart w:id="17" w:name="_Toc223971946"/>
       <w:r>
         <w:t>Étape 3 : Utilisation d'une formule pour lister les noms des feuilles</w:t>
       </w:r>
@@ -7889,7 +8026,7 @@
       <w:pPr>
         <w:pStyle w:val="Titre2"/>
       </w:pPr>
-      <w:bookmarkStart w:id="18" w:name="_Toc223969795"/>
+      <w:bookmarkStart w:id="18" w:name="_Toc223971947"/>
       <w:r>
         <w:t xml:space="preserve">Avec LIRE.CLASSEUR, </w:t>
       </w:r>
@@ -8061,7 +8198,7 @@
       <w:pPr>
         <w:pStyle w:val="Titre3"/>
       </w:pPr>
-      <w:bookmarkStart w:id="19" w:name="_Toc223969796"/>
+      <w:bookmarkStart w:id="19" w:name="_Toc223971948"/>
       <w:r>
         <w:t>Étape 1 : Clique</w:t>
       </w:r>
@@ -8150,7 +8287,7 @@
       <w:pPr>
         <w:pStyle w:val="Titre3"/>
       </w:pPr>
-      <w:bookmarkStart w:id="20" w:name="_Toc223969797"/>
+      <w:bookmarkStart w:id="20" w:name="_Toc223971949"/>
       <w:r>
         <w:t xml:space="preserve">Étape </w:t>
       </w:r>
@@ -8266,7 +8403,7 @@
       <w:pPr>
         <w:pStyle w:val="Titre3"/>
       </w:pPr>
-      <w:bookmarkStart w:id="21" w:name="_Toc223969798"/>
+      <w:bookmarkStart w:id="21" w:name="_Toc223971950"/>
       <w:r>
         <w:t xml:space="preserve">Étape </w:t>
       </w:r>
@@ -8554,7 +8691,7 @@
       <w:pPr>
         <w:pStyle w:val="Titre3"/>
       </w:pPr>
-      <w:bookmarkStart w:id="22" w:name="_Toc223969799"/>
+      <w:bookmarkStart w:id="22" w:name="_Toc223971951"/>
       <w:r>
         <w:t xml:space="preserve">Étape </w:t>
       </w:r>
@@ -8613,8 +8750,47 @@
       </w:r>
     </w:p>
     <w:p>
+      <w:pPr>
+        <w:spacing w:after="0"/>
+      </w:pPr>
       <w:r>
         <w:lastRenderedPageBreak/>
+        <w:t xml:space="preserve">Pour cela, il va nous suffire de ne conserver que </w:t>
+      </w:r>
+      <w:r>
+        <w:rPr>
+          <w:b/>
+          <w:bCs/>
+        </w:rPr>
+        <w:t>la partie qui se trouve sur la droite du crochet</w:t>
+      </w:r>
+      <w:r>
+        <w:t xml:space="preserve"> </w:t>
+      </w:r>
+      <w:r>
+        <w:rPr>
+          <w:b/>
+          <w:bCs/>
+        </w:rPr>
+        <w:t xml:space="preserve">fermant </w:t>
+      </w:r>
+      <w:r>
+        <w:rPr>
+          <w:b/>
+          <w:bCs/>
+        </w:rPr>
+        <w:t>]</w:t>
+      </w:r>
+      <w:r>
+        <w:t xml:space="preserve"> </w:t>
+      </w:r>
+      <w:r>
+        <w:t>en utilisant l’une des fonctions de manipulation des textes.</w:t>
+      </w:r>
+    </w:p>
+    <w:p/>
+    <w:p>
+      <w:r>
         <w:t xml:space="preserve">Pour cela on </w:t>
       </w:r>
       <w:r>
@@ -8636,15 +8812,12 @@
       <w:r>
         <w:t xml:space="preserve"> </w:t>
       </w:r>
-      <w:r>
-        <w:t>de la manière suivante :</w:t>
-      </w:r>
     </w:p>
     <w:p>
       <w:pPr>
         <w:pStyle w:val="Titre4"/>
       </w:pPr>
-      <w:bookmarkStart w:id="23" w:name="_Toc223969800"/>
+      <w:bookmarkStart w:id="23" w:name="_Toc223971952"/>
       <w:r>
         <w:t>Syntaxe de</w:t>
       </w:r>
@@ -9019,6 +9192,15 @@
       <w:pPr>
         <w:spacing w:after="0"/>
       </w:pPr>
+      <w:r>
+        <w:t>…</w:t>
+      </w:r>
+      <w:r>
+        <w:t xml:space="preserve"> </w:t>
+      </w:r>
+      <w:r>
+        <w:t>de la manière suivante :</w:t>
+      </w:r>
     </w:p>
     <w:p>
       <w:pPr>
@@ -9028,17 +9210,587 @@
     <w:p>
       <w:pPr>
         <w:spacing w:after="0"/>
-      </w:pPr>
+        <w:rPr>
+          <w:b/>
+          <w:bCs/>
+          <w:sz w:val="28"/>
+          <w:szCs w:val="28"/>
+        </w:rPr>
+      </w:pPr>
+      <w:r>
+        <w:rPr>
+          <w:b/>
+          <w:bCs/>
+          <w:sz w:val="28"/>
+          <w:szCs w:val="28"/>
+        </w:rPr>
+        <w:t>=STXT(LIRE.CLASSEUR(1);TROUVE("]";LIRE.CLASSEUR(1))+1;20</w:t>
+      </w:r>
+      <w:r>
+        <w:rPr>
+          <w:b/>
+          <w:bCs/>
+          <w:sz w:val="28"/>
+          <w:szCs w:val="28"/>
+        </w:rPr>
+        <w:t>)</w:t>
+      </w:r>
+    </w:p>
+    <w:p>
+      <w:pPr>
+        <w:pStyle w:val="Titre4"/>
+      </w:pPr>
+      <w:bookmarkStart w:id="24" w:name="_Toc223971953"/>
+      <w:r>
+        <w:t>Explications</w:t>
+      </w:r>
+      <w:bookmarkEnd w:id="24"/>
+    </w:p>
+    <w:p>
+      <w:pPr>
+        <w:pStyle w:val="Titre4"/>
+        <w:rPr>
+          <w:highlight w:val="yellow"/>
+        </w:rPr>
+      </w:pPr>
+      <w:bookmarkStart w:id="25" w:name="_Toc223971954"/>
+      <w:r>
+        <w:rPr>
+          <w:highlight w:val="yellow"/>
+        </w:rPr>
+        <w:t>Décomposer le résultat de LIRE.CLASSEUR()</w:t>
+      </w:r>
+      <w:bookmarkEnd w:id="25"/>
     </w:p>
     <w:p>
       <w:pPr>
         <w:spacing w:after="0"/>
       </w:pPr>
+      <w:r>
+        <w:t xml:space="preserve">On </w:t>
+      </w:r>
+      <w:r>
+        <w:t>encapsule la</w:t>
+      </w:r>
+      <w:r>
+        <w:t xml:space="preserve"> </w:t>
+      </w:r>
+      <w:r>
+        <w:t>fonction LIRE.CLASSEUR()</w:t>
+      </w:r>
+      <w:r>
+        <w:t xml:space="preserve"> </w:t>
+      </w:r>
+      <w:r>
+        <w:t>en tant que</w:t>
+      </w:r>
+      <w:r>
+        <w:t xml:space="preserve"> </w:t>
+      </w:r>
+      <w:r>
+        <w:t xml:space="preserve">paramètre de la fonction </w:t>
+      </w:r>
+      <w:r>
+        <w:t>STXT()</w:t>
+      </w:r>
+      <w:r>
+        <w:t xml:space="preserve"> cette fonction</w:t>
+      </w:r>
     </w:p>
     <w:p>
       <w:pPr>
         <w:spacing w:after="0"/>
       </w:pPr>
+      <w:r>
+        <w:t>qui va permettre d'extraire une partie du résultat</w:t>
+      </w:r>
+      <w:r>
+        <w:t xml:space="preserve"> </w:t>
+      </w:r>
+      <w:r>
+        <w:t>retournée par cette fonction LIRE.CLASSEUR()</w:t>
+      </w:r>
+      <w:r>
+        <w:t>.</w:t>
+      </w:r>
+    </w:p>
+    <w:p>
+      <w:pPr>
+        <w:spacing w:after="0"/>
+      </w:pPr>
+      <w:r>
+        <w:t>La</w:t>
+      </w:r>
+      <w:r>
+        <w:t xml:space="preserve"> partie de chaîne de</w:t>
+      </w:r>
+      <w:r>
+        <w:t xml:space="preserve"> </w:t>
+      </w:r>
+      <w:r>
+        <w:t>caractères que nous allons vouloir</w:t>
+      </w:r>
+    </w:p>
+    <w:p>
+      <w:pPr>
+        <w:spacing w:after="0"/>
+      </w:pPr>
+      <w:r>
+        <w:t>extraire va se trouver à partir du</w:t>
+      </w:r>
+      <w:r>
+        <w:t xml:space="preserve"> </w:t>
+      </w:r>
+      <w:r>
+        <w:t xml:space="preserve">caractère </w:t>
+      </w:r>
+      <w:r>
+        <w:rPr>
+          <w:b/>
+          <w:bCs/>
+        </w:rPr>
+        <w:t>crochet fermant</w:t>
+      </w:r>
+      <w:r>
+        <w:rPr>
+          <w:b/>
+          <w:bCs/>
+        </w:rPr>
+        <w:t xml:space="preserve"> ] </w:t>
+      </w:r>
+      <w:r>
+        <w:t xml:space="preserve"> pour lequel</w:t>
+      </w:r>
+    </w:p>
+    <w:p>
+      <w:pPr>
+        <w:spacing w:after="0"/>
+      </w:pPr>
+      <w:r>
+        <w:t>nous allons pouvoir identifier la</w:t>
+      </w:r>
+      <w:r>
+        <w:t xml:space="preserve"> </w:t>
+      </w:r>
+      <w:r>
+        <w:t xml:space="preserve">position grâce à la fonction </w:t>
+      </w:r>
+      <w:r>
+        <w:t xml:space="preserve">TROUVE(), </w:t>
+      </w:r>
+      <w:r>
+        <w:t>cette fonction attend tout</w:t>
+      </w:r>
+    </w:p>
+    <w:p>
+      <w:pPr>
+        <w:spacing w:after="0"/>
+      </w:pPr>
+      <w:r>
+        <w:t>d'abord comme paramètres le caractère</w:t>
+      </w:r>
+      <w:r>
+        <w:t xml:space="preserve"> </w:t>
+      </w:r>
+      <w:r>
+        <w:t>que nous voulons identifier à savoir ici</w:t>
+      </w:r>
+      <w:r>
+        <w:t xml:space="preserve"> </w:t>
+      </w:r>
+      <w:r>
+        <w:t>le crochet fermant et ensuite la chaîne</w:t>
+      </w:r>
+      <w:r>
+        <w:t xml:space="preserve"> </w:t>
+      </w:r>
+      <w:r>
+        <w:t>de caractère dans laquelle se trouve le</w:t>
+      </w:r>
+      <w:r>
+        <w:t xml:space="preserve"> </w:t>
+      </w:r>
+      <w:r>
+        <w:t>texte complet que nous allons obtenir</w:t>
+      </w:r>
+    </w:p>
+    <w:p>
+      <w:pPr>
+        <w:spacing w:after="0"/>
+      </w:pPr>
+      <w:r>
+        <w:t>une nouvelle fois grâce à la fonction</w:t>
+      </w:r>
+      <w:r>
+        <w:t xml:space="preserve"> </w:t>
+      </w:r>
+      <w:r>
+        <w:t>LIRE.CLASSEUR()</w:t>
+      </w:r>
+      <w:r>
+        <w:t xml:space="preserve"> </w:t>
+      </w:r>
+      <w:r>
+        <w:t>avec le paramètre 1</w:t>
+      </w:r>
+      <w:r>
+        <w:t>.</w:t>
+      </w:r>
+    </w:p>
+    <w:p>
+      <w:pPr>
+        <w:spacing w:after="0"/>
+      </w:pPr>
+      <w:r>
+        <w:t>E</w:t>
+      </w:r>
+      <w:r>
+        <w:t>nsuite</w:t>
+      </w:r>
+      <w:r>
+        <w:t xml:space="preserve"> </w:t>
+      </w:r>
+      <w:r>
+        <w:t>une fois que nous avons</w:t>
+      </w:r>
+      <w:r>
+        <w:t xml:space="preserve"> </w:t>
+      </w:r>
+      <w:r>
+        <w:t>identifié la position du crochet nous</w:t>
+      </w:r>
+      <w:r>
+        <w:t xml:space="preserve"> </w:t>
+      </w:r>
+      <w:r>
+        <w:t>allons nous placer juste après celui-ci</w:t>
+      </w:r>
+      <w:r>
+        <w:t xml:space="preserve"> </w:t>
+      </w:r>
+      <w:r>
+        <w:t>en ajoutant un caractère</w:t>
+      </w:r>
+      <w:r>
+        <w:t xml:space="preserve"> (+1).</w:t>
+      </w:r>
+    </w:p>
+    <w:p>
+      <w:pPr>
+        <w:spacing w:after="0"/>
+      </w:pPr>
+      <w:r>
+        <w:t>E</w:t>
+      </w:r>
+      <w:r>
+        <w:t>nsuite</w:t>
+      </w:r>
+      <w:r>
+        <w:t xml:space="preserve"> </w:t>
+      </w:r>
+      <w:r>
+        <w:t>donc</w:t>
+      </w:r>
+      <w:r>
+        <w:t xml:space="preserve"> n</w:t>
+      </w:r>
+      <w:r>
+        <w:t xml:space="preserve">ous en arrivons au </w:t>
+      </w:r>
+      <w:r>
+        <w:rPr>
+          <w:b/>
+          <w:bCs/>
+        </w:rPr>
+        <w:t>troisième argument</w:t>
+      </w:r>
+      <w:r>
+        <w:t xml:space="preserve"> </w:t>
+      </w:r>
+      <w:r>
+        <w:t xml:space="preserve">de la fonction </w:t>
+      </w:r>
+      <w:r>
+        <w:t xml:space="preserve">STXT() </w:t>
+      </w:r>
+      <w:r>
+        <w:t>dans laquelle</w:t>
+      </w:r>
+      <w:r>
+        <w:t xml:space="preserve"> </w:t>
+      </w:r>
+      <w:r>
+        <w:t>nous allons</w:t>
+      </w:r>
+      <w:r>
+        <w:t xml:space="preserve"> </w:t>
+      </w:r>
+      <w:r>
+        <w:t>spécifier le nombre de caractères que</w:t>
+      </w:r>
+      <w:r>
+        <w:t xml:space="preserve"> </w:t>
+      </w:r>
+      <w:r>
+        <w:t>nous allons vouloir utiliser et comme je</w:t>
+      </w:r>
+    </w:p>
+    <w:p>
+      <w:pPr>
+        <w:spacing w:after="0"/>
+      </w:pPr>
+      <w:r>
+        <w:t>vous l'expliquais juste avant l'astuce</w:t>
+      </w:r>
+      <w:r>
+        <w:t xml:space="preserve"> </w:t>
+      </w:r>
+      <w:r>
+        <w:t>qui consiste à utiliser la fonction est</w:t>
+      </w:r>
+      <w:r>
+        <w:t xml:space="preserve"> </w:t>
+      </w:r>
+      <w:r>
+        <w:t>ex à la place de la fonction droite va</w:t>
+      </w:r>
+      <w:r>
+        <w:t xml:space="preserve"> </w:t>
+      </w:r>
+      <w:r>
+        <w:t>tout simplement maintenant consister à</w:t>
+      </w:r>
+      <w:r>
+        <w:t xml:space="preserve"> </w:t>
+      </w:r>
+      <w:r>
+        <w:t>saisir un nombre de caractères qui</w:t>
+      </w:r>
+    </w:p>
+    <w:p>
+      <w:pPr>
+        <w:spacing w:after="0"/>
+      </w:pPr>
+      <w:r>
+        <w:t>dépassera systématiquement du nombre de</w:t>
+      </w:r>
+      <w:r>
+        <w:t xml:space="preserve"> </w:t>
+      </w:r>
+      <w:r>
+        <w:t>caractères total du texte principal ici</w:t>
+      </w:r>
+    </w:p>
+    <w:p>
+      <w:pPr>
+        <w:spacing w:after="0"/>
+      </w:pPr>
+      <w:r>
+        <w:lastRenderedPageBreak/>
+        <w:t>nous allons par exemple demander à Excel</w:t>
+      </w:r>
+      <w:r>
+        <w:t xml:space="preserve"> </w:t>
+      </w:r>
+      <w:r>
+        <w:t>d'extraire les 1000 caractères qui</w:t>
+      </w:r>
+      <w:r>
+        <w:t xml:space="preserve"> </w:t>
+      </w:r>
+      <w:r>
+        <w:t>suivent les crochets en sachant que</w:t>
+      </w:r>
+      <w:r>
+        <w:t xml:space="preserve"> </w:t>
+      </w:r>
+      <w:r>
+        <w:t>étant donné qu'il n'y a jamais 1000</w:t>
+      </w:r>
+      <w:r>
+        <w:t xml:space="preserve"> </w:t>
+      </w:r>
+      <w:r>
+        <w:t>caractères dans le nom de la feuille de</w:t>
+      </w:r>
+      <w:r>
+        <w:t xml:space="preserve"> </w:t>
+      </w:r>
+      <w:r>
+        <w:t>calcul ici nous n'aurons aucun souci</w:t>
+      </w:r>
+      <w:r>
+        <w:t xml:space="preserve"> </w:t>
+      </w:r>
+      <w:r>
+        <w:t>Excel limitera l'extraction au nombre de</w:t>
+      </w:r>
+      <w:r>
+        <w:t xml:space="preserve"> </w:t>
+      </w:r>
+      <w:r>
+        <w:t>caractères effectivement présent dans la</w:t>
+      </w:r>
+      <w:r>
+        <w:t xml:space="preserve"> </w:t>
+      </w:r>
+      <w:r>
+        <w:t>feuille de calcul cela est en fait nous</w:t>
+      </w:r>
+      <w:r>
+        <w:t xml:space="preserve"> </w:t>
+      </w:r>
+      <w:r>
+        <w:t>fermons la parenthèse et nous validons</w:t>
+      </w:r>
+      <w:r>
+        <w:t xml:space="preserve"> </w:t>
+      </w:r>
+      <w:r>
+        <w:t>tout simplement en appuyant sur le</w:t>
+      </w:r>
+      <w:r>
+        <w:t xml:space="preserve"> </w:t>
+      </w:r>
+      <w:r>
+        <w:t>crochet ensuite nous validons à nouveau</w:t>
+      </w:r>
+      <w:r>
+        <w:t xml:space="preserve"> </w:t>
+      </w:r>
+      <w:r>
+        <w:t>en appuyant sur Fermer et comme nous</w:t>
+      </w:r>
+      <w:r>
+        <w:t xml:space="preserve"> </w:t>
+      </w:r>
+      <w:r>
+        <w:t>pour maintenant le constater c'est</w:t>
+      </w:r>
+      <w:r>
+        <w:t xml:space="preserve"> </w:t>
+      </w:r>
+      <w:r>
+        <w:t>effectivement uniquement le nom de la</w:t>
+      </w:r>
+      <w:r>
+        <w:t xml:space="preserve"> </w:t>
+      </w:r>
+      <w:r>
+        <w:t>feuille de calcul qui sera obtenu ici</w:t>
+      </w:r>
+      <w:r>
+        <w:t xml:space="preserve"> </w:t>
+      </w:r>
+      <w:r>
+        <w:t>par le nom matrice feuille comme tout à</w:t>
+      </w:r>
+      <w:r>
+        <w:t xml:space="preserve"> </w:t>
+      </w:r>
+      <w:r>
+        <w:t>l'heure nous rentrons dans la barre des</w:t>
+      </w:r>
+      <w:r>
+        <w:t xml:space="preserve"> </w:t>
+      </w:r>
+      <w:r>
+        <w:t>formules on appuyant sur F2 et ensuite</w:t>
+      </w:r>
+      <w:r>
+        <w:t xml:space="preserve"> </w:t>
+      </w:r>
+      <w:r>
+        <w:t>en appuyant sur F9 nous allons pouvoir</w:t>
+      </w:r>
+      <w:r>
+        <w:t xml:space="preserve"> </w:t>
+      </w:r>
+      <w:r>
+        <w:t>constater qu'</w:t>
+      </w:r>
+      <w:proofErr w:type="spellStart"/>
+      <w:r>
+        <w:t>exel</w:t>
+      </w:r>
+      <w:proofErr w:type="spellEnd"/>
+      <w:r>
+        <w:t xml:space="preserve"> va bien récupérer tous</w:t>
+      </w:r>
+      <w:r>
+        <w:t xml:space="preserve"> </w:t>
+      </w:r>
+      <w:r>
+        <w:t>les noms de feuilles de calcul donc</w:t>
+      </w:r>
+      <w:r>
+        <w:t xml:space="preserve"> </w:t>
+      </w:r>
+      <w:r>
+        <w:t>ensuite nous allons supprimer le</w:t>
+      </w:r>
+      <w:r>
+        <w:t xml:space="preserve"> </w:t>
+      </w:r>
+      <w:r>
+        <w:t>résultat que nous avons saisi dans la</w:t>
+      </w:r>
+      <w:r>
+        <w:t xml:space="preserve"> </w:t>
+      </w:r>
+      <w:r>
+        <w:t>Énumérer le nom des feuilles du classeur</w:t>
+      </w:r>
+      <w:r>
+        <w:t>.</w:t>
+      </w:r>
+    </w:p>
+    <w:p>
+      <w:pPr>
+        <w:spacing w:after="0"/>
+      </w:pPr>
+      <w:r>
+        <w:drawing>
+          <wp:inline distT="0" distB="0" distL="0" distR="0" wp14:anchorId="5FCC8362" wp14:editId="0D35E18A">
+            <wp:extent cx="5760720" cy="1653540"/>
+            <wp:effectExtent l="0" t="0" r="0" b="3810"/>
+            <wp:docPr id="843535029" name="Image 1"/>
+            <wp:cNvGraphicFramePr>
+              <a:graphicFrameLocks xmlns:a="http://schemas.openxmlformats.org/drawingml/2006/main" noChangeAspect="1"/>
+            </wp:cNvGraphicFramePr>
+            <a:graphic xmlns:a="http://schemas.openxmlformats.org/drawingml/2006/main">
+              <a:graphicData uri="http://schemas.openxmlformats.org/drawingml/2006/picture">
+                <pic:pic xmlns:pic="http://schemas.openxmlformats.org/drawingml/2006/picture">
+                  <pic:nvPicPr>
+                    <pic:cNvPr id="843535029" name=""/>
+                    <pic:cNvPicPr/>
+                  </pic:nvPicPr>
+                  <pic:blipFill>
+                    <a:blip r:embed="rId42"/>
+                    <a:stretch>
+                      <a:fillRect/>
+                    </a:stretch>
+                  </pic:blipFill>
+                  <pic:spPr>
+                    <a:xfrm>
+                      <a:off x="0" y="0"/>
+                      <a:ext cx="5760720" cy="1653540"/>
+                    </a:xfrm>
+                    <a:prstGeom prst="rect">
+                      <a:avLst/>
+                    </a:prstGeom>
+                  </pic:spPr>
+                </pic:pic>
+              </a:graphicData>
+            </a:graphic>
+          </wp:inline>
+        </w:drawing>
+      </w:r>
+    </w:p>
+    <w:p>
+      <w:pPr>
+        <w:spacing w:after="0"/>
+      </w:pPr>
     </w:p>
     <w:p>
       <w:pPr>
@@ -9047,22 +9799,22 @@
           <w:highlight w:val="yellow"/>
         </w:rPr>
       </w:pPr>
-      <w:bookmarkStart w:id="24" w:name="_Toc223946417"/>
-      <w:bookmarkStart w:id="25" w:name="_Toc223969801"/>
+      <w:bookmarkStart w:id="26" w:name="_Toc223946417"/>
+      <w:bookmarkStart w:id="27" w:name="_Toc223971955"/>
       <w:r>
         <w:rPr>
           <w:highlight w:val="yellow"/>
         </w:rPr>
         <w:t xml:space="preserve">Syntaxe de la fonction </w:t>
       </w:r>
-      <w:bookmarkEnd w:id="24"/>
+      <w:bookmarkEnd w:id="26"/>
       <w:r>
         <w:rPr>
           <w:highlight w:val="yellow"/>
         </w:rPr>
         <w:t>ALEA</w:t>
       </w:r>
-      <w:bookmarkEnd w:id="25"/>
+      <w:bookmarkEnd w:id="27"/>
     </w:p>
     <w:p/>
     <w:p>
@@ -9072,24 +9824,24 @@
           <w:highlight w:val="yellow"/>
         </w:rPr>
       </w:pPr>
-      <w:bookmarkStart w:id="26" w:name="_Toc223969802"/>
+      <w:bookmarkStart w:id="28" w:name="_Toc223971956"/>
       <w:r>
         <w:rPr>
           <w:highlight w:val="yellow"/>
         </w:rPr>
         <w:t>Pour aller plus loin</w:t>
       </w:r>
-      <w:bookmarkEnd w:id="26"/>
+      <w:bookmarkEnd w:id="28"/>
     </w:p>
     <w:p>
       <w:pPr>
         <w:pStyle w:val="Titre3"/>
       </w:pPr>
-      <w:bookmarkStart w:id="27" w:name="_Toc223969803"/>
+      <w:bookmarkStart w:id="29" w:name="_Toc223971957"/>
       <w:r>
         <w:t>Rendre dynamique l'affichage</w:t>
       </w:r>
-      <w:bookmarkEnd w:id="27"/>
+      <w:bookmarkEnd w:id="29"/>
     </w:p>
     <w:p>
       <w:r>
@@ -9100,18 +9852,18 @@
       <w:pPr>
         <w:pStyle w:val="Titre3"/>
       </w:pPr>
-      <w:bookmarkStart w:id="28" w:name="_Toc223969804"/>
+      <w:bookmarkStart w:id="30" w:name="_Toc223971958"/>
       <w:r>
         <w:t>On peut ajouter des liens hypertexte sur le nom des feuilles.</w:t>
       </w:r>
-      <w:bookmarkEnd w:id="28"/>
+      <w:bookmarkEnd w:id="30"/>
     </w:p>
     <w:p/>
     <w:p>
       <w:pPr>
         <w:pStyle w:val="Titre1"/>
       </w:pPr>
-      <w:bookmarkStart w:id="29" w:name="_Toc223969805"/>
+      <w:bookmarkStart w:id="31" w:name="_Toc223971959"/>
       <w:r>
         <w:t>Traduction</w:t>
       </w:r>
@@ -9130,7 +9882,7 @@
       <w:r>
         <w:t xml:space="preserve"> Excel en anglais</w:t>
       </w:r>
-      <w:bookmarkEnd w:id="29"/>
+      <w:bookmarkEnd w:id="31"/>
     </w:p>
     <w:p>
       <w:r>
@@ -9259,13 +10011,13 @@
       <w:pPr>
         <w:pStyle w:val="Titre1"/>
       </w:pPr>
-      <w:bookmarkStart w:id="30" w:name="_Toc223707034"/>
-      <w:bookmarkStart w:id="31" w:name="_Toc223969806"/>
+      <w:bookmarkStart w:id="32" w:name="_Toc223707034"/>
+      <w:bookmarkStart w:id="33" w:name="_Toc223971960"/>
       <w:r>
         <w:t>Links</w:t>
       </w:r>
-      <w:bookmarkEnd w:id="30"/>
-      <w:bookmarkEnd w:id="31"/>
+      <w:bookmarkEnd w:id="32"/>
+      <w:bookmarkEnd w:id="33"/>
     </w:p>
     <w:p>
       <w:pPr>
@@ -9284,7 +10036,6 @@
     </w:p>
     <w:p>
       <w:r>
-        <w:lastRenderedPageBreak/>
         <w:t>https://may6.fr/excel-recuperer-automatiquement-le-nom-de-toutes-feuilles/</w:t>
       </w:r>
     </w:p>
@@ -9299,8 +10050,8 @@
     <w:p/>
     <w:p/>
     <w:sectPr>
-      <w:headerReference w:type="default" r:id="rId42"/>
-      <w:footerReference w:type="default" r:id="rId43"/>
+      <w:headerReference w:type="default" r:id="rId43"/>
+      <w:footerReference w:type="default" r:id="rId44"/>
       <w:pgSz w:w="11906" w:h="16838"/>
       <w:pgMar w:top="1417" w:right="1417" w:bottom="1417" w:left="1417" w:header="708" w:footer="708" w:gutter="0"/>
       <w:cols w:space="708"/>
@@ -9673,10 +10424,7 @@
         <w:footnoteRef/>
       </w:r>
       <w:r>
-        <w:t xml:space="preserve"> </w:t>
-      </w:r>
-      <w:r>
-        <w:t>https://support.microsoft.com/fr-fr/office/cr%C3%A9er-une-formule-matricielle-e43e12e0-afc6-4a12-bc7f-48361075954d#id0ebbf=newer_versions</w:t>
+        <w:t xml:space="preserve"> https://support.microsoft.com/fr-fr/office/cr%C3%A9er-une-formule-matricielle-e43e12e0-afc6-4a12-bc7f-48361075954d#id0ebbf=newer_versions</w:t>
       </w:r>
     </w:p>
   </w:footnote>
@@ -9982,7 +10730,7 @@
               <w:sz w:val="16"/>
               <w:szCs w:val="16"/>
             </w:rPr>
-            <w:t>09-03-2026 15:52</w:t>
+            <w:t>09-03-2026 17:29</w:t>
           </w:r>
           <w:r>
             <w:rPr>

--- a/EXCEL_CodeSource/Classeurs_CodeSource/SheetsList/Lister le nom des feuilles dans Excel.docx
+++ b/EXCEL_CodeSource/Classeurs_CodeSource/SheetsList/Lister le nom des feuilles dans Excel.docx
@@ -152,7 +152,7 @@
       <w:r>
         <w:fldChar w:fldCharType="separate"/>
       </w:r>
-      <w:hyperlink w:anchor="_Toc223971929" w:history="1">
+      <w:hyperlink w:anchor="_Toc224030864" w:history="1">
         <w:r>
           <w:rPr>
             <w:rStyle w:val="Lienhypertexte"/>
@@ -179,7 +179,7 @@
             <w:noProof/>
             <w:webHidden/>
           </w:rPr>
-          <w:instrText xml:space="preserve"> PAGEREF _Toc223971929 \h </w:instrText>
+          <w:instrText xml:space="preserve"> PAGEREF _Toc224030864 \h </w:instrText>
         </w:r>
         <w:r>
           <w:rPr>
@@ -226,7 +226,7 @@
           <w14:ligatures w14:val="standardContextual"/>
         </w:rPr>
       </w:pPr>
-      <w:hyperlink w:anchor="_Toc223971930" w:history="1">
+      <w:hyperlink w:anchor="_Toc224030865" w:history="1">
         <w:r>
           <w:rPr>
             <w:rStyle w:val="Lienhypertexte"/>
@@ -253,7 +253,7 @@
             <w:noProof/>
             <w:webHidden/>
           </w:rPr>
-          <w:instrText xml:space="preserve"> PAGEREF _Toc223971930 \h </w:instrText>
+          <w:instrText xml:space="preserve"> PAGEREF _Toc224030865 \h </w:instrText>
         </w:r>
         <w:r>
           <w:rPr>
@@ -302,7 +302,7 @@
           <w14:ligatures w14:val="standardContextual"/>
         </w:rPr>
       </w:pPr>
-      <w:hyperlink w:anchor="_Toc223971931" w:history="1">
+      <w:hyperlink w:anchor="_Toc224030866" w:history="1">
         <w:r>
           <w:rPr>
             <w:rStyle w:val="Lienhypertexte"/>
@@ -329,7 +329,7 @@
             <w:noProof/>
             <w:webHidden/>
           </w:rPr>
-          <w:instrText xml:space="preserve"> PAGEREF _Toc223971931 \h </w:instrText>
+          <w:instrText xml:space="preserve"> PAGEREF _Toc224030866 \h </w:instrText>
         </w:r>
         <w:r>
           <w:rPr>
@@ -376,7 +376,7 @@
           <w14:ligatures w14:val="standardContextual"/>
         </w:rPr>
       </w:pPr>
-      <w:hyperlink w:anchor="_Toc223971932" w:history="1">
+      <w:hyperlink w:anchor="_Toc224030867" w:history="1">
         <w:r>
           <w:rPr>
             <w:rStyle w:val="Lienhypertexte"/>
@@ -403,7 +403,7 @@
             <w:noProof/>
             <w:webHidden/>
           </w:rPr>
-          <w:instrText xml:space="preserve"> PAGEREF _Toc223971932 \h </w:instrText>
+          <w:instrText xml:space="preserve"> PAGEREF _Toc224030867 \h </w:instrText>
         </w:r>
         <w:r>
           <w:rPr>
@@ -451,7 +451,7 @@
           <w14:ligatures w14:val="standardContextual"/>
         </w:rPr>
       </w:pPr>
-      <w:hyperlink w:anchor="_Toc223971933" w:history="1">
+      <w:hyperlink w:anchor="_Toc224030868" w:history="1">
         <w:r>
           <w:rPr>
             <w:rStyle w:val="Lienhypertexte"/>
@@ -478,7 +478,7 @@
             <w:noProof/>
             <w:webHidden/>
           </w:rPr>
-          <w:instrText xml:space="preserve"> PAGEREF _Toc223971933 \h </w:instrText>
+          <w:instrText xml:space="preserve"> PAGEREF _Toc224030868 \h </w:instrText>
         </w:r>
         <w:r>
           <w:rPr>
@@ -526,7 +526,7 @@
           <w14:ligatures w14:val="standardContextual"/>
         </w:rPr>
       </w:pPr>
-      <w:hyperlink w:anchor="_Toc223971934" w:history="1">
+      <w:hyperlink w:anchor="_Toc224030869" w:history="1">
         <w:r>
           <w:rPr>
             <w:rStyle w:val="Lienhypertexte"/>
@@ -553,7 +553,7 @@
             <w:noProof/>
             <w:webHidden/>
           </w:rPr>
-          <w:instrText xml:space="preserve"> PAGEREF _Toc223971934 \h </w:instrText>
+          <w:instrText xml:space="preserve"> PAGEREF _Toc224030869 \h </w:instrText>
         </w:r>
         <w:r>
           <w:rPr>
@@ -601,7 +601,7 @@
           <w14:ligatures w14:val="standardContextual"/>
         </w:rPr>
       </w:pPr>
-      <w:hyperlink w:anchor="_Toc223971935" w:history="1">
+      <w:hyperlink w:anchor="_Toc224030870" w:history="1">
         <w:r>
           <w:rPr>
             <w:rStyle w:val="Lienhypertexte"/>
@@ -628,7 +628,7 @@
             <w:noProof/>
             <w:webHidden/>
           </w:rPr>
-          <w:instrText xml:space="preserve"> PAGEREF _Toc223971935 \h </w:instrText>
+          <w:instrText xml:space="preserve"> PAGEREF _Toc224030870 \h </w:instrText>
         </w:r>
         <w:r>
           <w:rPr>
@@ -676,7 +676,7 @@
           <w14:ligatures w14:val="standardContextual"/>
         </w:rPr>
       </w:pPr>
-      <w:hyperlink w:anchor="_Toc223971936" w:history="1">
+      <w:hyperlink w:anchor="_Toc224030871" w:history="1">
         <w:r>
           <w:rPr>
             <w:rStyle w:val="Lienhypertexte"/>
@@ -703,7 +703,7 @@
             <w:noProof/>
             <w:webHidden/>
           </w:rPr>
-          <w:instrText xml:space="preserve"> PAGEREF _Toc223971936 \h </w:instrText>
+          <w:instrText xml:space="preserve"> PAGEREF _Toc224030871 \h </w:instrText>
         </w:r>
         <w:r>
           <w:rPr>
@@ -750,7 +750,7 @@
           <w14:ligatures w14:val="standardContextual"/>
         </w:rPr>
       </w:pPr>
-      <w:hyperlink w:anchor="_Toc223971937" w:history="1">
+      <w:hyperlink w:anchor="_Toc224030872" w:history="1">
         <w:r>
           <w:rPr>
             <w:rStyle w:val="Lienhypertexte"/>
@@ -777,7 +777,7 @@
             <w:noProof/>
             <w:webHidden/>
           </w:rPr>
-          <w:instrText xml:space="preserve"> PAGEREF _Toc223971937 \h </w:instrText>
+          <w:instrText xml:space="preserve"> PAGEREF _Toc224030872 \h </w:instrText>
         </w:r>
         <w:r>
           <w:rPr>
@@ -824,7 +824,7 @@
           <w14:ligatures w14:val="standardContextual"/>
         </w:rPr>
       </w:pPr>
-      <w:hyperlink w:anchor="_Toc223971938" w:history="1">
+      <w:hyperlink w:anchor="_Toc224030873" w:history="1">
         <w:r>
           <w:rPr>
             <w:rStyle w:val="Lienhypertexte"/>
@@ -851,7 +851,7 @@
             <w:noProof/>
             <w:webHidden/>
           </w:rPr>
-          <w:instrText xml:space="preserve"> PAGEREF _Toc223971938 \h </w:instrText>
+          <w:instrText xml:space="preserve"> PAGEREF _Toc224030873 \h </w:instrText>
         </w:r>
         <w:r>
           <w:rPr>
@@ -898,7 +898,7 @@
           <w14:ligatures w14:val="standardContextual"/>
         </w:rPr>
       </w:pPr>
-      <w:hyperlink w:anchor="_Toc223971939" w:history="1">
+      <w:hyperlink w:anchor="_Toc224030874" w:history="1">
         <w:r>
           <w:rPr>
             <w:rStyle w:val="Lienhypertexte"/>
@@ -925,7 +925,7 @@
             <w:noProof/>
             <w:webHidden/>
           </w:rPr>
-          <w:instrText xml:space="preserve"> PAGEREF _Toc223971939 \h </w:instrText>
+          <w:instrText xml:space="preserve"> PAGEREF _Toc224030874 \h </w:instrText>
         </w:r>
         <w:r>
           <w:rPr>
@@ -973,7 +973,7 @@
           <w14:ligatures w14:val="standardContextual"/>
         </w:rPr>
       </w:pPr>
-      <w:hyperlink w:anchor="_Toc223971940" w:history="1">
+      <w:hyperlink w:anchor="_Toc224030875" w:history="1">
         <w:r>
           <w:rPr>
             <w:rStyle w:val="Lienhypertexte"/>
@@ -1000,7 +1000,7 @@
             <w:noProof/>
             <w:webHidden/>
           </w:rPr>
-          <w:instrText xml:space="preserve"> PAGEREF _Toc223971940 \h </w:instrText>
+          <w:instrText xml:space="preserve"> PAGEREF _Toc224030875 \h </w:instrText>
         </w:r>
         <w:r>
           <w:rPr>
@@ -1048,7 +1048,7 @@
           <w14:ligatures w14:val="standardContextual"/>
         </w:rPr>
       </w:pPr>
-      <w:hyperlink w:anchor="_Toc223971941" w:history="1">
+      <w:hyperlink w:anchor="_Toc224030876" w:history="1">
         <w:r>
           <w:rPr>
             <w:rStyle w:val="Lienhypertexte"/>
@@ -1075,7 +1075,7 @@
             <w:noProof/>
             <w:webHidden/>
           </w:rPr>
-          <w:instrText xml:space="preserve"> PAGEREF _Toc223971941 \h </w:instrText>
+          <w:instrText xml:space="preserve"> PAGEREF _Toc224030876 \h </w:instrText>
         </w:r>
         <w:r>
           <w:rPr>
@@ -1123,7 +1123,7 @@
           <w14:ligatures w14:val="standardContextual"/>
         </w:rPr>
       </w:pPr>
-      <w:hyperlink w:anchor="_Toc223971942" w:history="1">
+      <w:hyperlink w:anchor="_Toc224030877" w:history="1">
         <w:r>
           <w:rPr>
             <w:rStyle w:val="Lienhypertexte"/>
@@ -1150,7 +1150,7 @@
             <w:noProof/>
             <w:webHidden/>
           </w:rPr>
-          <w:instrText xml:space="preserve"> PAGEREF _Toc223971942 \h </w:instrText>
+          <w:instrText xml:space="preserve"> PAGEREF _Toc224030877 \h </w:instrText>
         </w:r>
         <w:r>
           <w:rPr>
@@ -1197,7 +1197,7 @@
           <w14:ligatures w14:val="standardContextual"/>
         </w:rPr>
       </w:pPr>
-      <w:hyperlink w:anchor="_Toc223971943" w:history="1">
+      <w:hyperlink w:anchor="_Toc224030878" w:history="1">
         <w:r>
           <w:rPr>
             <w:rStyle w:val="Lienhypertexte"/>
@@ -1224,7 +1224,7 @@
             <w:noProof/>
             <w:webHidden/>
           </w:rPr>
-          <w:instrText xml:space="preserve"> PAGEREF _Toc223971943 \h </w:instrText>
+          <w:instrText xml:space="preserve"> PAGEREF _Toc224030878 \h </w:instrText>
         </w:r>
         <w:r>
           <w:rPr>
@@ -1272,7 +1272,7 @@
           <w14:ligatures w14:val="standardContextual"/>
         </w:rPr>
       </w:pPr>
-      <w:hyperlink w:anchor="_Toc223971944" w:history="1">
+      <w:hyperlink w:anchor="_Toc224030879" w:history="1">
         <w:r>
           <w:rPr>
             <w:rStyle w:val="Lienhypertexte"/>
@@ -1299,7 +1299,7 @@
             <w:noProof/>
             <w:webHidden/>
           </w:rPr>
-          <w:instrText xml:space="preserve"> PAGEREF _Toc223971944 \h </w:instrText>
+          <w:instrText xml:space="preserve"> PAGEREF _Toc224030879 \h </w:instrText>
         </w:r>
         <w:r>
           <w:rPr>
@@ -1347,7 +1347,7 @@
           <w14:ligatures w14:val="standardContextual"/>
         </w:rPr>
       </w:pPr>
-      <w:hyperlink w:anchor="_Toc223971945" w:history="1">
+      <w:hyperlink w:anchor="_Toc224030880" w:history="1">
         <w:r>
           <w:rPr>
             <w:rStyle w:val="Lienhypertexte"/>
@@ -1374,7 +1374,7 @@
             <w:noProof/>
             <w:webHidden/>
           </w:rPr>
-          <w:instrText xml:space="preserve"> PAGEREF _Toc223971945 \h </w:instrText>
+          <w:instrText xml:space="preserve"> PAGEREF _Toc224030880 \h </w:instrText>
         </w:r>
         <w:r>
           <w:rPr>
@@ -1422,7 +1422,7 @@
           <w14:ligatures w14:val="standardContextual"/>
         </w:rPr>
       </w:pPr>
-      <w:hyperlink w:anchor="_Toc223971946" w:history="1">
+      <w:hyperlink w:anchor="_Toc224030881" w:history="1">
         <w:r>
           <w:rPr>
             <w:rStyle w:val="Lienhypertexte"/>
@@ -1449,7 +1449,7 @@
             <w:noProof/>
             <w:webHidden/>
           </w:rPr>
-          <w:instrText xml:space="preserve"> PAGEREF _Toc223971946 \h </w:instrText>
+          <w:instrText xml:space="preserve"> PAGEREF _Toc224030881 \h </w:instrText>
         </w:r>
         <w:r>
           <w:rPr>
@@ -1496,7 +1496,7 @@
           <w14:ligatures w14:val="standardContextual"/>
         </w:rPr>
       </w:pPr>
-      <w:hyperlink w:anchor="_Toc223971947" w:history="1">
+      <w:hyperlink w:anchor="_Toc224030882" w:history="1">
         <w:r>
           <w:rPr>
             <w:rStyle w:val="Lienhypertexte"/>
@@ -1523,7 +1523,7 @@
             <w:noProof/>
             <w:webHidden/>
           </w:rPr>
-          <w:instrText xml:space="preserve"> PAGEREF _Toc223971947 \h </w:instrText>
+          <w:instrText xml:space="preserve"> PAGEREF _Toc224030882 \h </w:instrText>
         </w:r>
         <w:r>
           <w:rPr>
@@ -1571,7 +1571,7 @@
           <w14:ligatures w14:val="standardContextual"/>
         </w:rPr>
       </w:pPr>
-      <w:hyperlink w:anchor="_Toc223971948" w:history="1">
+      <w:hyperlink w:anchor="_Toc224030883" w:history="1">
         <w:r>
           <w:rPr>
             <w:rStyle w:val="Lienhypertexte"/>
@@ -1598,7 +1598,7 @@
             <w:noProof/>
             <w:webHidden/>
           </w:rPr>
-          <w:instrText xml:space="preserve"> PAGEREF _Toc223971948 \h </w:instrText>
+          <w:instrText xml:space="preserve"> PAGEREF _Toc224030883 \h </w:instrText>
         </w:r>
         <w:r>
           <w:rPr>
@@ -1646,7 +1646,7 @@
           <w14:ligatures w14:val="standardContextual"/>
         </w:rPr>
       </w:pPr>
-      <w:hyperlink w:anchor="_Toc223971949" w:history="1">
+      <w:hyperlink w:anchor="_Toc224030884" w:history="1">
         <w:r>
           <w:rPr>
             <w:rStyle w:val="Lienhypertexte"/>
@@ -1673,7 +1673,7 @@
             <w:noProof/>
             <w:webHidden/>
           </w:rPr>
-          <w:instrText xml:space="preserve"> PAGEREF _Toc223971949 \h </w:instrText>
+          <w:instrText xml:space="preserve"> PAGEREF _Toc224030884 \h </w:instrText>
         </w:r>
         <w:r>
           <w:rPr>
@@ -1721,7 +1721,7 @@
           <w14:ligatures w14:val="standardContextual"/>
         </w:rPr>
       </w:pPr>
-      <w:hyperlink w:anchor="_Toc223971950" w:history="1">
+      <w:hyperlink w:anchor="_Toc224030885" w:history="1">
         <w:r>
           <w:rPr>
             <w:rStyle w:val="Lienhypertexte"/>
@@ -1748,7 +1748,7 @@
             <w:noProof/>
             <w:webHidden/>
           </w:rPr>
-          <w:instrText xml:space="preserve"> PAGEREF _Toc223971950 \h </w:instrText>
+          <w:instrText xml:space="preserve"> PAGEREF _Toc224030885 \h </w:instrText>
         </w:r>
         <w:r>
           <w:rPr>
@@ -1796,7 +1796,7 @@
           <w14:ligatures w14:val="standardContextual"/>
         </w:rPr>
       </w:pPr>
-      <w:hyperlink w:anchor="_Toc223971951" w:history="1">
+      <w:hyperlink w:anchor="_Toc224030886" w:history="1">
         <w:r>
           <w:rPr>
             <w:rStyle w:val="Lienhypertexte"/>
@@ -1823,7 +1823,7 @@
             <w:noProof/>
             <w:webHidden/>
           </w:rPr>
-          <w:instrText xml:space="preserve"> PAGEREF _Toc223971951 \h </w:instrText>
+          <w:instrText xml:space="preserve"> PAGEREF _Toc224030886 \h </w:instrText>
         </w:r>
         <w:r>
           <w:rPr>
@@ -1870,7 +1870,7 @@
           <w14:ligatures w14:val="standardContextual"/>
         </w:rPr>
       </w:pPr>
-      <w:hyperlink w:anchor="_Toc223971952" w:history="1">
+      <w:hyperlink w:anchor="_Toc224030887" w:history="1">
         <w:r>
           <w:rPr>
             <w:rStyle w:val="Lienhypertexte"/>
@@ -1897,7 +1897,7 @@
             <w:noProof/>
             <w:webHidden/>
           </w:rPr>
-          <w:instrText xml:space="preserve"> PAGEREF _Toc223971952 \h </w:instrText>
+          <w:instrText xml:space="preserve"> PAGEREF _Toc224030887 \h </w:instrText>
         </w:r>
         <w:r>
           <w:rPr>
@@ -1944,7 +1944,7 @@
           <w14:ligatures w14:val="standardContextual"/>
         </w:rPr>
       </w:pPr>
-      <w:hyperlink w:anchor="_Toc223971953" w:history="1">
+      <w:hyperlink w:anchor="_Toc224030888" w:history="1">
         <w:r>
           <w:rPr>
             <w:rStyle w:val="Lienhypertexte"/>
@@ -1971,7 +1971,7 @@
             <w:noProof/>
             <w:webHidden/>
           </w:rPr>
-          <w:instrText xml:space="preserve"> PAGEREF _Toc223971953 \h </w:instrText>
+          <w:instrText xml:space="preserve"> PAGEREF _Toc224030888 \h </w:instrText>
         </w:r>
         <w:r>
           <w:rPr>
@@ -2018,7 +2018,7 @@
           <w14:ligatures w14:val="standardContextual"/>
         </w:rPr>
       </w:pPr>
-      <w:hyperlink w:anchor="_Toc223971954" w:history="1">
+      <w:hyperlink w:anchor="_Toc224030889" w:history="1">
         <w:r>
           <w:rPr>
             <w:rStyle w:val="Lienhypertexte"/>
@@ -2046,7 +2046,7 @@
             <w:noProof/>
             <w:webHidden/>
           </w:rPr>
-          <w:instrText xml:space="preserve"> PAGEREF _Toc223971954 \h </w:instrText>
+          <w:instrText xml:space="preserve"> PAGEREF _Toc224030889 \h </w:instrText>
         </w:r>
         <w:r>
           <w:rPr>
@@ -2093,7 +2093,7 @@
           <w14:ligatures w14:val="standardContextual"/>
         </w:rPr>
       </w:pPr>
-      <w:hyperlink w:anchor="_Toc223971955" w:history="1">
+      <w:hyperlink w:anchor="_Toc224030890" w:history="1">
         <w:r>
           <w:rPr>
             <w:rStyle w:val="Lienhypertexte"/>
@@ -2121,7 +2121,7 @@
             <w:noProof/>
             <w:webHidden/>
           </w:rPr>
-          <w:instrText xml:space="preserve"> PAGEREF _Toc223971955 \h </w:instrText>
+          <w:instrText xml:space="preserve"> PAGEREF _Toc224030890 \h </w:instrText>
         </w:r>
         <w:r>
           <w:rPr>
@@ -2168,7 +2168,7 @@
           <w14:ligatures w14:val="standardContextual"/>
         </w:rPr>
       </w:pPr>
-      <w:hyperlink w:anchor="_Toc223971956" w:history="1">
+      <w:hyperlink w:anchor="_Toc224030891" w:history="1">
         <w:r>
           <w:rPr>
             <w:rStyle w:val="Lienhypertexte"/>
@@ -2196,7 +2196,7 @@
             <w:noProof/>
             <w:webHidden/>
           </w:rPr>
-          <w:instrText xml:space="preserve"> PAGEREF _Toc223971956 \h </w:instrText>
+          <w:instrText xml:space="preserve"> PAGEREF _Toc224030891 \h </w:instrText>
         </w:r>
         <w:r>
           <w:rPr>
@@ -2244,7 +2244,7 @@
           <w14:ligatures w14:val="standardContextual"/>
         </w:rPr>
       </w:pPr>
-      <w:hyperlink w:anchor="_Toc223971957" w:history="1">
+      <w:hyperlink w:anchor="_Toc224030892" w:history="1">
         <w:r>
           <w:rPr>
             <w:rStyle w:val="Lienhypertexte"/>
@@ -2271,7 +2271,7 @@
             <w:noProof/>
             <w:webHidden/>
           </w:rPr>
-          <w:instrText xml:space="preserve"> PAGEREF _Toc223971957 \h </w:instrText>
+          <w:instrText xml:space="preserve"> PAGEREF _Toc224030892 \h </w:instrText>
         </w:r>
         <w:r>
           <w:rPr>
@@ -2319,7 +2319,7 @@
           <w14:ligatures w14:val="standardContextual"/>
         </w:rPr>
       </w:pPr>
-      <w:hyperlink w:anchor="_Toc223971958" w:history="1">
+      <w:hyperlink w:anchor="_Toc224030893" w:history="1">
         <w:r>
           <w:rPr>
             <w:rStyle w:val="Lienhypertexte"/>
@@ -2346,7 +2346,7 @@
             <w:noProof/>
             <w:webHidden/>
           </w:rPr>
-          <w:instrText xml:space="preserve"> PAGEREF _Toc223971958 \h </w:instrText>
+          <w:instrText xml:space="preserve"> PAGEREF _Toc224030893 \h </w:instrText>
         </w:r>
         <w:r>
           <w:rPr>
@@ -2395,7 +2395,7 @@
           <w14:ligatures w14:val="standardContextual"/>
         </w:rPr>
       </w:pPr>
-      <w:hyperlink w:anchor="_Toc223971959" w:history="1">
+      <w:hyperlink w:anchor="_Toc224030894" w:history="1">
         <w:r>
           <w:rPr>
             <w:rStyle w:val="Lienhypertexte"/>
@@ -2422,7 +2422,7 @@
             <w:noProof/>
             <w:webHidden/>
           </w:rPr>
-          <w:instrText xml:space="preserve"> PAGEREF _Toc223971959 \h </w:instrText>
+          <w:instrText xml:space="preserve"> PAGEREF _Toc224030894 \h </w:instrText>
         </w:r>
         <w:r>
           <w:rPr>
@@ -2471,7 +2471,7 @@
           <w14:ligatures w14:val="standardContextual"/>
         </w:rPr>
       </w:pPr>
-      <w:hyperlink w:anchor="_Toc223971960" w:history="1">
+      <w:hyperlink w:anchor="_Toc224030895" w:history="1">
         <w:r>
           <w:rPr>
             <w:rStyle w:val="Lienhypertexte"/>
@@ -2498,7 +2498,7 @@
             <w:noProof/>
             <w:webHidden/>
           </w:rPr>
-          <w:instrText xml:space="preserve"> PAGEREF _Toc223971960 \h </w:instrText>
+          <w:instrText xml:space="preserve"> PAGEREF _Toc224030895 \h </w:instrText>
         </w:r>
         <w:r>
           <w:rPr>
@@ -2538,7 +2538,7 @@
       <w:pPr>
         <w:pStyle w:val="Titre1"/>
       </w:pPr>
-      <w:bookmarkStart w:id="0" w:name="_Toc223971929"/>
+      <w:bookmarkStart w:id="0" w:name="_Toc224030864"/>
       <w:r>
         <w:t>Prolégomènes</w:t>
       </w:r>
@@ -2548,7 +2548,7 @@
       <w:pPr>
         <w:pStyle w:val="Titre2"/>
       </w:pPr>
-      <w:bookmarkStart w:id="1" w:name="_Toc223971930"/>
+      <w:bookmarkStart w:id="1" w:name="_Toc224030865"/>
       <w:r>
         <w:t xml:space="preserve">Le </w:t>
       </w:r>
@@ -2696,7 +2696,7 @@
       <w:pPr>
         <w:pStyle w:val="Titre1"/>
       </w:pPr>
-      <w:bookmarkStart w:id="2" w:name="_Toc223971931"/>
+      <w:bookmarkStart w:id="2" w:name="_Toc224030866"/>
       <w:r>
         <w:t>Liste avec</w:t>
       </w:r>
@@ -2730,7 +2730,7 @@
       <w:pPr>
         <w:pStyle w:val="Titre2"/>
       </w:pPr>
-      <w:bookmarkStart w:id="3" w:name="_Toc223971932"/>
+      <w:bookmarkStart w:id="3" w:name="_Toc224030867"/>
       <w:r>
         <w:t xml:space="preserve">Avec </w:t>
       </w:r>
@@ -3274,7 +3274,7 @@
       <w:pPr>
         <w:pStyle w:val="Titre3"/>
       </w:pPr>
-      <w:bookmarkStart w:id="4" w:name="_Toc223971933"/>
+      <w:bookmarkStart w:id="4" w:name="_Toc224030868"/>
       <w:r>
         <w:t>Syntaxe de la fonction REMPLACER</w:t>
       </w:r>
@@ -3659,7 +3659,7 @@
       <w:pPr>
         <w:pStyle w:val="Titre3"/>
       </w:pPr>
-      <w:bookmarkStart w:id="5" w:name="_Toc223971934"/>
+      <w:bookmarkStart w:id="5" w:name="_Toc224030869"/>
       <w:r>
         <w:t>Syntaxe de la fonction TROUVE</w:t>
       </w:r>
@@ -4028,7 +4028,7 @@
       <w:pPr>
         <w:pStyle w:val="Titre3"/>
       </w:pPr>
-      <w:bookmarkStart w:id="6" w:name="_Toc223971935"/>
+      <w:bookmarkStart w:id="6" w:name="_Toc224030870"/>
       <w:r>
         <w:t>Explications :</w:t>
       </w:r>
@@ -4225,7 +4225,7 @@
       <w:pPr>
         <w:pStyle w:val="Titre3"/>
       </w:pPr>
-      <w:bookmarkStart w:id="7" w:name="_Toc223971936"/>
+      <w:bookmarkStart w:id="7" w:name="_Toc224030871"/>
       <w:r>
         <w:lastRenderedPageBreak/>
         <w:t>Syntaxe</w:t>
@@ -4290,7 +4290,7 @@
       <w:pPr>
         <w:pStyle w:val="Titre4"/>
       </w:pPr>
-      <w:bookmarkStart w:id="8" w:name="_Toc223971937"/>
+      <w:bookmarkStart w:id="8" w:name="_Toc224030872"/>
       <w:r>
         <w:t>Syntaxe de la fonction INDEX</w:t>
       </w:r>
@@ -4841,7 +4841,7 @@
       <w:pPr>
         <w:pStyle w:val="Titre4"/>
       </w:pPr>
-      <w:bookmarkStart w:id="9" w:name="_Toc223971938"/>
+      <w:bookmarkStart w:id="9" w:name="_Toc224030873"/>
       <w:r>
         <w:t>Syntaxe de la fonction INDEX</w:t>
       </w:r>
@@ -5509,7 +5509,7 @@
       <w:pPr>
         <w:pStyle w:val="Titre2"/>
       </w:pPr>
-      <w:bookmarkStart w:id="10" w:name="_Toc223971939"/>
+      <w:bookmarkStart w:id="10" w:name="_Toc224030874"/>
       <w:r>
         <w:t>Avec LIRE.CLASSEUR , TRANSPOSE et SUBSTITUE</w:t>
       </w:r>
@@ -6135,7 +6135,7 @@
       <w:pPr>
         <w:pStyle w:val="Titre3"/>
       </w:pPr>
-      <w:bookmarkStart w:id="11" w:name="_Toc223971940"/>
+      <w:bookmarkStart w:id="11" w:name="_Toc224030875"/>
       <w:r>
         <w:t>Syntaxe de la fonction SUBSTITUE</w:t>
       </w:r>
@@ -6596,7 +6596,7 @@
       <w:pPr>
         <w:pStyle w:val="Titre3"/>
       </w:pPr>
-      <w:bookmarkStart w:id="12" w:name="_Toc223971941"/>
+      <w:bookmarkStart w:id="12" w:name="_Toc224030876"/>
       <w:r>
         <w:t>Syntaxe de la fonction TRANSPOSE</w:t>
       </w:r>
@@ -7045,7 +7045,7 @@
       <w:pPr>
         <w:pStyle w:val="Titre3"/>
       </w:pPr>
-      <w:bookmarkStart w:id="13" w:name="_Toc223971942"/>
+      <w:bookmarkStart w:id="13" w:name="_Toc224030877"/>
       <w:r>
         <w:t>Explications :</w:t>
       </w:r>
@@ -7285,7 +7285,7 @@
       <w:pPr>
         <w:pStyle w:val="Titre2"/>
       </w:pPr>
-      <w:bookmarkStart w:id="14" w:name="_Toc223971943"/>
+      <w:bookmarkStart w:id="14" w:name="_Toc224030878"/>
       <w:r>
         <w:t>Avec LIRE.CLASSEUR, REMPLACER, TROUVE et TRANSPOSE</w:t>
       </w:r>
@@ -7300,7 +7300,7 @@
       <w:pPr>
         <w:pStyle w:val="Titre3"/>
       </w:pPr>
-      <w:bookmarkStart w:id="15" w:name="_Toc223971944"/>
+      <w:bookmarkStart w:id="15" w:name="_Toc224030879"/>
       <w:r>
         <w:t>Étape 1 : Clique</w:t>
       </w:r>
@@ -7441,7 +7441,7 @@
       <w:pPr>
         <w:pStyle w:val="Titre3"/>
       </w:pPr>
-      <w:bookmarkStart w:id="16" w:name="_Toc223971945"/>
+      <w:bookmarkStart w:id="16" w:name="_Toc224030880"/>
       <w:r>
         <w:t>Étape 2 : Modifiez le nom et la formule dans la boîte de dialogue Nouveau nom</w:t>
       </w:r>
@@ -7872,7 +7872,7 @@
       <w:pPr>
         <w:pStyle w:val="Titre3"/>
       </w:pPr>
-      <w:bookmarkStart w:id="17" w:name="_Toc223971946"/>
+      <w:bookmarkStart w:id="17" w:name="_Toc224030881"/>
       <w:r>
         <w:t>Étape 3 : Utilisation d'une formule pour lister les noms des feuilles</w:t>
       </w:r>
@@ -8026,7 +8026,7 @@
       <w:pPr>
         <w:pStyle w:val="Titre2"/>
       </w:pPr>
-      <w:bookmarkStart w:id="18" w:name="_Toc223971947"/>
+      <w:bookmarkStart w:id="18" w:name="_Toc224030882"/>
       <w:r>
         <w:t xml:space="preserve">Avec LIRE.CLASSEUR, </w:t>
       </w:r>
@@ -8198,7 +8198,7 @@
       <w:pPr>
         <w:pStyle w:val="Titre3"/>
       </w:pPr>
-      <w:bookmarkStart w:id="19" w:name="_Toc223971948"/>
+      <w:bookmarkStart w:id="19" w:name="_Toc224030883"/>
       <w:r>
         <w:t>Étape 1 : Clique</w:t>
       </w:r>
@@ -8287,7 +8287,7 @@
       <w:pPr>
         <w:pStyle w:val="Titre3"/>
       </w:pPr>
-      <w:bookmarkStart w:id="20" w:name="_Toc223971949"/>
+      <w:bookmarkStart w:id="20" w:name="_Toc224030884"/>
       <w:r>
         <w:t xml:space="preserve">Étape </w:t>
       </w:r>
@@ -8403,7 +8403,7 @@
       <w:pPr>
         <w:pStyle w:val="Titre3"/>
       </w:pPr>
-      <w:bookmarkStart w:id="21" w:name="_Toc223971950"/>
+      <w:bookmarkStart w:id="21" w:name="_Toc224030885"/>
       <w:r>
         <w:t xml:space="preserve">Étape </w:t>
       </w:r>
@@ -8691,7 +8691,7 @@
       <w:pPr>
         <w:pStyle w:val="Titre3"/>
       </w:pPr>
-      <w:bookmarkStart w:id="22" w:name="_Toc223971951"/>
+      <w:bookmarkStart w:id="22" w:name="_Toc224030886"/>
       <w:r>
         <w:t xml:space="preserve">Étape </w:t>
       </w:r>
@@ -8772,14 +8772,7 @@
           <w:b/>
           <w:bCs/>
         </w:rPr>
-        <w:t xml:space="preserve">fermant </w:t>
-      </w:r>
-      <w:r>
-        <w:rPr>
-          <w:b/>
-          <w:bCs/>
-        </w:rPr>
-        <w:t>]</w:t>
+        <w:t>fermant ]</w:t>
       </w:r>
       <w:r>
         <w:t xml:space="preserve"> </w:t>
@@ -8817,7 +8810,7 @@
       <w:pPr>
         <w:pStyle w:val="Titre4"/>
       </w:pPr>
-      <w:bookmarkStart w:id="23" w:name="_Toc223971952"/>
+      <w:bookmarkStart w:id="23" w:name="_Toc224030887"/>
       <w:r>
         <w:t>Syntaxe de</w:t>
       </w:r>
@@ -9240,7 +9233,7 @@
       <w:pPr>
         <w:pStyle w:val="Titre4"/>
       </w:pPr>
-      <w:bookmarkStart w:id="24" w:name="_Toc223971953"/>
+      <w:bookmarkStart w:id="24" w:name="_Toc224030888"/>
       <w:r>
         <w:t>Explications</w:t>
       </w:r>
@@ -9253,7 +9246,7 @@
           <w:highlight w:val="yellow"/>
         </w:rPr>
       </w:pPr>
-      <w:bookmarkStart w:id="25" w:name="_Toc223971954"/>
+      <w:bookmarkStart w:id="25" w:name="_Toc224030889"/>
       <w:r>
         <w:rPr>
           <w:highlight w:val="yellow"/>
@@ -9267,34 +9260,7 @@
         <w:spacing w:after="0"/>
       </w:pPr>
       <w:r>
-        <w:t xml:space="preserve">On </w:t>
-      </w:r>
-      <w:r>
-        <w:t>encapsule la</w:t>
-      </w:r>
-      <w:r>
-        <w:t xml:space="preserve"> </w:t>
-      </w:r>
-      <w:r>
-        <w:t>fonction LIRE.CLASSEUR()</w:t>
-      </w:r>
-      <w:r>
-        <w:t xml:space="preserve"> </w:t>
-      </w:r>
-      <w:r>
-        <w:t>en tant que</w:t>
-      </w:r>
-      <w:r>
-        <w:t xml:space="preserve"> </w:t>
-      </w:r>
-      <w:r>
-        <w:t xml:space="preserve">paramètre de la fonction </w:t>
-      </w:r>
-      <w:r>
-        <w:t>STXT()</w:t>
-      </w:r>
-      <w:r>
-        <w:t xml:space="preserve"> cette fonction</w:t>
+        <w:t>On encapsule la fonction LIRE.CLASSEUR() en tant que paramètre de la fonction STXT() cette fonction</w:t>
       </w:r>
     </w:p>
     <w:p>
@@ -9302,16 +9268,7 @@
         <w:spacing w:after="0"/>
       </w:pPr>
       <w:r>
-        <w:t>qui va permettre d'extraire une partie du résultat</w:t>
-      </w:r>
-      <w:r>
-        <w:t xml:space="preserve"> </w:t>
-      </w:r>
-      <w:r>
-        <w:t>retournée par cette fonction LIRE.CLASSEUR()</w:t>
-      </w:r>
-      <w:r>
-        <w:t>.</w:t>
+        <w:t>qui va permettre d'extraire une partie du résultat retournée par cette fonction LIRE.CLASSEUR().</w:t>
       </w:r>
     </w:p>
     <w:p>
@@ -9319,16 +9276,7 @@
         <w:spacing w:after="0"/>
       </w:pPr>
       <w:r>
-        <w:t>La</w:t>
-      </w:r>
-      <w:r>
-        <w:t xml:space="preserve"> partie de chaîne de</w:t>
-      </w:r>
-      <w:r>
-        <w:t xml:space="preserve"> </w:t>
-      </w:r>
-      <w:r>
-        <w:t>caractères que nous allons vouloir</w:t>
+        <w:t>La partie de chaîne de caractères que nous allons vouloir</w:t>
       </w:r>
     </w:p>
     <w:p>
@@ -9336,13 +9284,7 @@
         <w:spacing w:after="0"/>
       </w:pPr>
       <w:r>
-        <w:t>extraire va se trouver à partir du</w:t>
-      </w:r>
-      <w:r>
-        <w:t xml:space="preserve"> </w:t>
-      </w:r>
-      <w:r>
-        <w:t xml:space="preserve">caractère </w:t>
+        <w:t xml:space="preserve">extraire va se trouver à partir du caractère </w:t>
       </w:r>
       <w:r>
         <w:rPr>
@@ -9367,19 +9309,7 @@
         <w:spacing w:after="0"/>
       </w:pPr>
       <w:r>
-        <w:t>nous allons pouvoir identifier la</w:t>
-      </w:r>
-      <w:r>
-        <w:t xml:space="preserve"> </w:t>
-      </w:r>
-      <w:r>
-        <w:t xml:space="preserve">position grâce à la fonction </w:t>
-      </w:r>
-      <w:r>
-        <w:t xml:space="preserve">TROUVE(), </w:t>
-      </w:r>
-      <w:r>
-        <w:t>cette fonction attend tout</w:t>
+        <w:t>nous allons pouvoir identifier la position grâce à la fonction TROUVE(), cette fonction attend tout</w:t>
       </w:r>
     </w:p>
     <w:p>
@@ -9749,43 +9679,6 @@
       <w:pPr>
         <w:spacing w:after="0"/>
       </w:pPr>
-      <w:r>
-        <w:drawing>
-          <wp:inline distT="0" distB="0" distL="0" distR="0" wp14:anchorId="5FCC8362" wp14:editId="0D35E18A">
-            <wp:extent cx="5760720" cy="1653540"/>
-            <wp:effectExtent l="0" t="0" r="0" b="3810"/>
-            <wp:docPr id="843535029" name="Image 1"/>
-            <wp:cNvGraphicFramePr>
-              <a:graphicFrameLocks xmlns:a="http://schemas.openxmlformats.org/drawingml/2006/main" noChangeAspect="1"/>
-            </wp:cNvGraphicFramePr>
-            <a:graphic xmlns:a="http://schemas.openxmlformats.org/drawingml/2006/main">
-              <a:graphicData uri="http://schemas.openxmlformats.org/drawingml/2006/picture">
-                <pic:pic xmlns:pic="http://schemas.openxmlformats.org/drawingml/2006/picture">
-                  <pic:nvPicPr>
-                    <pic:cNvPr id="843535029" name=""/>
-                    <pic:cNvPicPr/>
-                  </pic:nvPicPr>
-                  <pic:blipFill>
-                    <a:blip r:embed="rId42"/>
-                    <a:stretch>
-                      <a:fillRect/>
-                    </a:stretch>
-                  </pic:blipFill>
-                  <pic:spPr>
-                    <a:xfrm>
-                      <a:off x="0" y="0"/>
-                      <a:ext cx="5760720" cy="1653540"/>
-                    </a:xfrm>
-                    <a:prstGeom prst="rect">
-                      <a:avLst/>
-                    </a:prstGeom>
-                  </pic:spPr>
-                </pic:pic>
-              </a:graphicData>
-            </a:graphic>
-          </wp:inline>
-        </w:drawing>
-      </w:r>
     </w:p>
     <w:p>
       <w:pPr>
@@ -9800,7 +9693,7 @@
         </w:rPr>
       </w:pPr>
       <w:bookmarkStart w:id="26" w:name="_Toc223946417"/>
-      <w:bookmarkStart w:id="27" w:name="_Toc223971955"/>
+      <w:bookmarkStart w:id="27" w:name="_Toc224030890"/>
       <w:r>
         <w:rPr>
           <w:highlight w:val="yellow"/>
@@ -9824,7 +9717,7 @@
           <w:highlight w:val="yellow"/>
         </w:rPr>
       </w:pPr>
-      <w:bookmarkStart w:id="28" w:name="_Toc223971956"/>
+      <w:bookmarkStart w:id="28" w:name="_Toc224030891"/>
       <w:r>
         <w:rPr>
           <w:highlight w:val="yellow"/>
@@ -9837,7 +9730,7 @@
       <w:pPr>
         <w:pStyle w:val="Titre3"/>
       </w:pPr>
-      <w:bookmarkStart w:id="29" w:name="_Toc223971957"/>
+      <w:bookmarkStart w:id="29" w:name="_Toc224030892"/>
       <w:r>
         <w:t>Rendre dynamique l'affichage</w:t>
       </w:r>
@@ -9852,7 +9745,7 @@
       <w:pPr>
         <w:pStyle w:val="Titre3"/>
       </w:pPr>
-      <w:bookmarkStart w:id="30" w:name="_Toc223971958"/>
+      <w:bookmarkStart w:id="30" w:name="_Toc224030893"/>
       <w:r>
         <w:t>On peut ajouter des liens hypertexte sur le nom des feuilles.</w:t>
       </w:r>
@@ -9863,7 +9756,7 @@
       <w:pPr>
         <w:pStyle w:val="Titre1"/>
       </w:pPr>
-      <w:bookmarkStart w:id="31" w:name="_Toc223971959"/>
+      <w:bookmarkStart w:id="31" w:name="_Toc224030894"/>
       <w:r>
         <w:t>Traduction</w:t>
       </w:r>
@@ -10012,7 +9905,7 @@
         <w:pStyle w:val="Titre1"/>
       </w:pPr>
       <w:bookmarkStart w:id="32" w:name="_Toc223707034"/>
-      <w:bookmarkStart w:id="33" w:name="_Toc223971960"/>
+      <w:bookmarkStart w:id="33" w:name="_Toc224030895"/>
       <w:r>
         <w:t>Links</w:t>
       </w:r>
@@ -10050,8 +9943,8 @@
     <w:p/>
     <w:p/>
     <w:sectPr>
-      <w:headerReference w:type="default" r:id="rId43"/>
-      <w:footerReference w:type="default" r:id="rId44"/>
+      <w:headerReference w:type="default" r:id="rId42"/>
+      <w:footerReference w:type="default" r:id="rId43"/>
       <w:pgSz w:w="11906" w:h="16838"/>
       <w:pgMar w:top="1417" w:right="1417" w:bottom="1417" w:left="1417" w:header="708" w:footer="708" w:gutter="0"/>
       <w:cols w:space="708"/>
@@ -10730,7 +10623,7 @@
               <w:sz w:val="16"/>
               <w:szCs w:val="16"/>
             </w:rPr>
-            <w:t>09-03-2026 17:29</w:t>
+            <w:t>09-03-2026 18:05</w:t>
           </w:r>
           <w:r>
             <w:rPr>
@@ -13305,6 +13198,7 @@
   <w:style w:type="character" w:default="1" w:styleId="Policepardfaut">
     <w:name w:val="Default Paragraph Font"/>
     <w:uiPriority w:val="1"/>
+    <w:semiHidden/>
     <w:unhideWhenUsed/>
   </w:style>
   <w:style w:type="table" w:default="1" w:styleId="TableauNormal">

--- a/EXCEL_CodeSource/Classeurs_CodeSource/SheetsList/Lister le nom des feuilles dans Excel.docx
+++ b/EXCEL_CodeSource/Classeurs_CodeSource/SheetsList/Lister le nom des feuilles dans Excel.docx
@@ -152,7 +152,7 @@
       <w:r>
         <w:fldChar w:fldCharType="separate"/>
       </w:r>
-      <w:hyperlink w:anchor="_Toc224030864" w:history="1">
+      <w:hyperlink w:anchor="_Toc224033690" w:history="1">
         <w:r>
           <w:rPr>
             <w:rStyle w:val="Lienhypertexte"/>
@@ -179,7 +179,7 @@
             <w:noProof/>
             <w:webHidden/>
           </w:rPr>
-          <w:instrText xml:space="preserve"> PAGEREF _Toc224030864 \h </w:instrText>
+          <w:instrText xml:space="preserve"> PAGEREF _Toc224033690 \h </w:instrText>
         </w:r>
         <w:r>
           <w:rPr>
@@ -226,7 +226,7 @@
           <w14:ligatures w14:val="standardContextual"/>
         </w:rPr>
       </w:pPr>
-      <w:hyperlink w:anchor="_Toc224030865" w:history="1">
+      <w:hyperlink w:anchor="_Toc224033691" w:history="1">
         <w:r>
           <w:rPr>
             <w:rStyle w:val="Lienhypertexte"/>
@@ -253,7 +253,7 @@
             <w:noProof/>
             <w:webHidden/>
           </w:rPr>
-          <w:instrText xml:space="preserve"> PAGEREF _Toc224030865 \h </w:instrText>
+          <w:instrText xml:space="preserve"> PAGEREF _Toc224033691 \h </w:instrText>
         </w:r>
         <w:r>
           <w:rPr>
@@ -302,7 +302,7 @@
           <w14:ligatures w14:val="standardContextual"/>
         </w:rPr>
       </w:pPr>
-      <w:hyperlink w:anchor="_Toc224030866" w:history="1">
+      <w:hyperlink w:anchor="_Toc224033692" w:history="1">
         <w:r>
           <w:rPr>
             <w:rStyle w:val="Lienhypertexte"/>
@@ -329,7 +329,7 @@
             <w:noProof/>
             <w:webHidden/>
           </w:rPr>
-          <w:instrText xml:space="preserve"> PAGEREF _Toc224030866 \h </w:instrText>
+          <w:instrText xml:space="preserve"> PAGEREF _Toc224033692 \h </w:instrText>
         </w:r>
         <w:r>
           <w:rPr>
@@ -376,7 +376,7 @@
           <w14:ligatures w14:val="standardContextual"/>
         </w:rPr>
       </w:pPr>
-      <w:hyperlink w:anchor="_Toc224030867" w:history="1">
+      <w:hyperlink w:anchor="_Toc224033693" w:history="1">
         <w:r>
           <w:rPr>
             <w:rStyle w:val="Lienhypertexte"/>
@@ -403,7 +403,7 @@
             <w:noProof/>
             <w:webHidden/>
           </w:rPr>
-          <w:instrText xml:space="preserve"> PAGEREF _Toc224030867 \h </w:instrText>
+          <w:instrText xml:space="preserve"> PAGEREF _Toc224033693 \h </w:instrText>
         </w:r>
         <w:r>
           <w:rPr>
@@ -451,7 +451,7 @@
           <w14:ligatures w14:val="standardContextual"/>
         </w:rPr>
       </w:pPr>
-      <w:hyperlink w:anchor="_Toc224030868" w:history="1">
+      <w:hyperlink w:anchor="_Toc224033694" w:history="1">
         <w:r>
           <w:rPr>
             <w:rStyle w:val="Lienhypertexte"/>
@@ -478,7 +478,7 @@
             <w:noProof/>
             <w:webHidden/>
           </w:rPr>
-          <w:instrText xml:space="preserve"> PAGEREF _Toc224030868 \h </w:instrText>
+          <w:instrText xml:space="preserve"> PAGEREF _Toc224033694 \h </w:instrText>
         </w:r>
         <w:r>
           <w:rPr>
@@ -526,7 +526,7 @@
           <w14:ligatures w14:val="standardContextual"/>
         </w:rPr>
       </w:pPr>
-      <w:hyperlink w:anchor="_Toc224030869" w:history="1">
+      <w:hyperlink w:anchor="_Toc224033695" w:history="1">
         <w:r>
           <w:rPr>
             <w:rStyle w:val="Lienhypertexte"/>
@@ -553,7 +553,7 @@
             <w:noProof/>
             <w:webHidden/>
           </w:rPr>
-          <w:instrText xml:space="preserve"> PAGEREF _Toc224030869 \h </w:instrText>
+          <w:instrText xml:space="preserve"> PAGEREF _Toc224033695 \h </w:instrText>
         </w:r>
         <w:r>
           <w:rPr>
@@ -601,7 +601,7 @@
           <w14:ligatures w14:val="standardContextual"/>
         </w:rPr>
       </w:pPr>
-      <w:hyperlink w:anchor="_Toc224030870" w:history="1">
+      <w:hyperlink w:anchor="_Toc224033696" w:history="1">
         <w:r>
           <w:rPr>
             <w:rStyle w:val="Lienhypertexte"/>
@@ -628,7 +628,7 @@
             <w:noProof/>
             <w:webHidden/>
           </w:rPr>
-          <w:instrText xml:space="preserve"> PAGEREF _Toc224030870 \h </w:instrText>
+          <w:instrText xml:space="preserve"> PAGEREF _Toc224033696 \h </w:instrText>
         </w:r>
         <w:r>
           <w:rPr>
@@ -676,7 +676,7 @@
           <w14:ligatures w14:val="standardContextual"/>
         </w:rPr>
       </w:pPr>
-      <w:hyperlink w:anchor="_Toc224030871" w:history="1">
+      <w:hyperlink w:anchor="_Toc224033697" w:history="1">
         <w:r>
           <w:rPr>
             <w:rStyle w:val="Lienhypertexte"/>
@@ -703,7 +703,7 @@
             <w:noProof/>
             <w:webHidden/>
           </w:rPr>
-          <w:instrText xml:space="preserve"> PAGEREF _Toc224030871 \h </w:instrText>
+          <w:instrText xml:space="preserve"> PAGEREF _Toc224033697 \h </w:instrText>
         </w:r>
         <w:r>
           <w:rPr>
@@ -750,7 +750,7 @@
           <w14:ligatures w14:val="standardContextual"/>
         </w:rPr>
       </w:pPr>
-      <w:hyperlink w:anchor="_Toc224030872" w:history="1">
+      <w:hyperlink w:anchor="_Toc224033698" w:history="1">
         <w:r>
           <w:rPr>
             <w:rStyle w:val="Lienhypertexte"/>
@@ -777,7 +777,7 @@
             <w:noProof/>
             <w:webHidden/>
           </w:rPr>
-          <w:instrText xml:space="preserve"> PAGEREF _Toc224030872 \h </w:instrText>
+          <w:instrText xml:space="preserve"> PAGEREF _Toc224033698 \h </w:instrText>
         </w:r>
         <w:r>
           <w:rPr>
@@ -824,7 +824,7 @@
           <w14:ligatures w14:val="standardContextual"/>
         </w:rPr>
       </w:pPr>
-      <w:hyperlink w:anchor="_Toc224030873" w:history="1">
+      <w:hyperlink w:anchor="_Toc224033699" w:history="1">
         <w:r>
           <w:rPr>
             <w:rStyle w:val="Lienhypertexte"/>
@@ -851,7 +851,7 @@
             <w:noProof/>
             <w:webHidden/>
           </w:rPr>
-          <w:instrText xml:space="preserve"> PAGEREF _Toc224030873 \h </w:instrText>
+          <w:instrText xml:space="preserve"> PAGEREF _Toc224033699 \h </w:instrText>
         </w:r>
         <w:r>
           <w:rPr>
@@ -898,7 +898,7 @@
           <w14:ligatures w14:val="standardContextual"/>
         </w:rPr>
       </w:pPr>
-      <w:hyperlink w:anchor="_Toc224030874" w:history="1">
+      <w:hyperlink w:anchor="_Toc224033700" w:history="1">
         <w:r>
           <w:rPr>
             <w:rStyle w:val="Lienhypertexte"/>
@@ -925,7 +925,7 @@
             <w:noProof/>
             <w:webHidden/>
           </w:rPr>
-          <w:instrText xml:space="preserve"> PAGEREF _Toc224030874 \h </w:instrText>
+          <w:instrText xml:space="preserve"> PAGEREF _Toc224033700 \h </w:instrText>
         </w:r>
         <w:r>
           <w:rPr>
@@ -973,7 +973,7 @@
           <w14:ligatures w14:val="standardContextual"/>
         </w:rPr>
       </w:pPr>
-      <w:hyperlink w:anchor="_Toc224030875" w:history="1">
+      <w:hyperlink w:anchor="_Toc224033701" w:history="1">
         <w:r>
           <w:rPr>
             <w:rStyle w:val="Lienhypertexte"/>
@@ -1000,7 +1000,7 @@
             <w:noProof/>
             <w:webHidden/>
           </w:rPr>
-          <w:instrText xml:space="preserve"> PAGEREF _Toc224030875 \h </w:instrText>
+          <w:instrText xml:space="preserve"> PAGEREF _Toc224033701 \h </w:instrText>
         </w:r>
         <w:r>
           <w:rPr>
@@ -1048,7 +1048,7 @@
           <w14:ligatures w14:val="standardContextual"/>
         </w:rPr>
       </w:pPr>
-      <w:hyperlink w:anchor="_Toc224030876" w:history="1">
+      <w:hyperlink w:anchor="_Toc224033702" w:history="1">
         <w:r>
           <w:rPr>
             <w:rStyle w:val="Lienhypertexte"/>
@@ -1075,7 +1075,7 @@
             <w:noProof/>
             <w:webHidden/>
           </w:rPr>
-          <w:instrText xml:space="preserve"> PAGEREF _Toc224030876 \h </w:instrText>
+          <w:instrText xml:space="preserve"> PAGEREF _Toc224033702 \h </w:instrText>
         </w:r>
         <w:r>
           <w:rPr>
@@ -1123,7 +1123,7 @@
           <w14:ligatures w14:val="standardContextual"/>
         </w:rPr>
       </w:pPr>
-      <w:hyperlink w:anchor="_Toc224030877" w:history="1">
+      <w:hyperlink w:anchor="_Toc224033703" w:history="1">
         <w:r>
           <w:rPr>
             <w:rStyle w:val="Lienhypertexte"/>
@@ -1150,7 +1150,7 @@
             <w:noProof/>
             <w:webHidden/>
           </w:rPr>
-          <w:instrText xml:space="preserve"> PAGEREF _Toc224030877 \h </w:instrText>
+          <w:instrText xml:space="preserve"> PAGEREF _Toc224033703 \h </w:instrText>
         </w:r>
         <w:r>
           <w:rPr>
@@ -1197,7 +1197,7 @@
           <w14:ligatures w14:val="standardContextual"/>
         </w:rPr>
       </w:pPr>
-      <w:hyperlink w:anchor="_Toc224030878" w:history="1">
+      <w:hyperlink w:anchor="_Toc224033704" w:history="1">
         <w:r>
           <w:rPr>
             <w:rStyle w:val="Lienhypertexte"/>
@@ -1224,7 +1224,7 @@
             <w:noProof/>
             <w:webHidden/>
           </w:rPr>
-          <w:instrText xml:space="preserve"> PAGEREF _Toc224030878 \h </w:instrText>
+          <w:instrText xml:space="preserve"> PAGEREF _Toc224033704 \h </w:instrText>
         </w:r>
         <w:r>
           <w:rPr>
@@ -1272,7 +1272,7 @@
           <w14:ligatures w14:val="standardContextual"/>
         </w:rPr>
       </w:pPr>
-      <w:hyperlink w:anchor="_Toc224030879" w:history="1">
+      <w:hyperlink w:anchor="_Toc224033705" w:history="1">
         <w:r>
           <w:rPr>
             <w:rStyle w:val="Lienhypertexte"/>
@@ -1299,7 +1299,7 @@
             <w:noProof/>
             <w:webHidden/>
           </w:rPr>
-          <w:instrText xml:space="preserve"> PAGEREF _Toc224030879 \h </w:instrText>
+          <w:instrText xml:space="preserve"> PAGEREF _Toc224033705 \h </w:instrText>
         </w:r>
         <w:r>
           <w:rPr>
@@ -1347,7 +1347,7 @@
           <w14:ligatures w14:val="standardContextual"/>
         </w:rPr>
       </w:pPr>
-      <w:hyperlink w:anchor="_Toc224030880" w:history="1">
+      <w:hyperlink w:anchor="_Toc224033706" w:history="1">
         <w:r>
           <w:rPr>
             <w:rStyle w:val="Lienhypertexte"/>
@@ -1374,7 +1374,7 @@
             <w:noProof/>
             <w:webHidden/>
           </w:rPr>
-          <w:instrText xml:space="preserve"> PAGEREF _Toc224030880 \h </w:instrText>
+          <w:instrText xml:space="preserve"> PAGEREF _Toc224033706 \h </w:instrText>
         </w:r>
         <w:r>
           <w:rPr>
@@ -1422,7 +1422,7 @@
           <w14:ligatures w14:val="standardContextual"/>
         </w:rPr>
       </w:pPr>
-      <w:hyperlink w:anchor="_Toc224030881" w:history="1">
+      <w:hyperlink w:anchor="_Toc224033707" w:history="1">
         <w:r>
           <w:rPr>
             <w:rStyle w:val="Lienhypertexte"/>
@@ -1449,7 +1449,7 @@
             <w:noProof/>
             <w:webHidden/>
           </w:rPr>
-          <w:instrText xml:space="preserve"> PAGEREF _Toc224030881 \h </w:instrText>
+          <w:instrText xml:space="preserve"> PAGEREF _Toc224033707 \h </w:instrText>
         </w:r>
         <w:r>
           <w:rPr>
@@ -1496,13 +1496,13 @@
           <w14:ligatures w14:val="standardContextual"/>
         </w:rPr>
       </w:pPr>
-      <w:hyperlink w:anchor="_Toc224030882" w:history="1">
+      <w:hyperlink w:anchor="_Toc224033708" w:history="1">
         <w:r>
           <w:rPr>
             <w:rStyle w:val="Lienhypertexte"/>
             <w:noProof/>
           </w:rPr>
-          <w:t>2.4. Avec LIRE.CLASSEUR, STXT, TROUVE et INDEX + ALEA</w:t>
+          <w:t>2.4. Avec LIRE.CLASSEUR, STXT, TROUVE et INDEX</w:t>
         </w:r>
         <w:r>
           <w:rPr>
@@ -1523,7 +1523,7 @@
             <w:noProof/>
             <w:webHidden/>
           </w:rPr>
-          <w:instrText xml:space="preserve"> PAGEREF _Toc224030882 \h </w:instrText>
+          <w:instrText xml:space="preserve"> PAGEREF _Toc224033708 \h </w:instrText>
         </w:r>
         <w:r>
           <w:rPr>
@@ -1571,7 +1571,7 @@
           <w14:ligatures w14:val="standardContextual"/>
         </w:rPr>
       </w:pPr>
-      <w:hyperlink w:anchor="_Toc224030883" w:history="1">
+      <w:hyperlink w:anchor="_Toc224033709" w:history="1">
         <w:r>
           <w:rPr>
             <w:rStyle w:val="Lienhypertexte"/>
@@ -1598,7 +1598,7 @@
             <w:noProof/>
             <w:webHidden/>
           </w:rPr>
-          <w:instrText xml:space="preserve"> PAGEREF _Toc224030883 \h </w:instrText>
+          <w:instrText xml:space="preserve"> PAGEREF _Toc224033709 \h </w:instrText>
         </w:r>
         <w:r>
           <w:rPr>
@@ -1646,7 +1646,7 @@
           <w14:ligatures w14:val="standardContextual"/>
         </w:rPr>
       </w:pPr>
-      <w:hyperlink w:anchor="_Toc224030884" w:history="1">
+      <w:hyperlink w:anchor="_Toc224033710" w:history="1">
         <w:r>
           <w:rPr>
             <w:rStyle w:val="Lienhypertexte"/>
@@ -1673,7 +1673,7 @@
             <w:noProof/>
             <w:webHidden/>
           </w:rPr>
-          <w:instrText xml:space="preserve"> PAGEREF _Toc224030884 \h </w:instrText>
+          <w:instrText xml:space="preserve"> PAGEREF _Toc224033710 \h </w:instrText>
         </w:r>
         <w:r>
           <w:rPr>
@@ -1721,7 +1721,7 @@
           <w14:ligatures w14:val="standardContextual"/>
         </w:rPr>
       </w:pPr>
-      <w:hyperlink w:anchor="_Toc224030885" w:history="1">
+      <w:hyperlink w:anchor="_Toc224033711" w:history="1">
         <w:r>
           <w:rPr>
             <w:rStyle w:val="Lienhypertexte"/>
@@ -1748,7 +1748,7 @@
             <w:noProof/>
             <w:webHidden/>
           </w:rPr>
-          <w:instrText xml:space="preserve"> PAGEREF _Toc224030885 \h </w:instrText>
+          <w:instrText xml:space="preserve"> PAGEREF _Toc224033711 \h </w:instrText>
         </w:r>
         <w:r>
           <w:rPr>
@@ -1796,7 +1796,7 @@
           <w14:ligatures w14:val="standardContextual"/>
         </w:rPr>
       </w:pPr>
-      <w:hyperlink w:anchor="_Toc224030886" w:history="1">
+      <w:hyperlink w:anchor="_Toc224033712" w:history="1">
         <w:r>
           <w:rPr>
             <w:rStyle w:val="Lienhypertexte"/>
@@ -1823,7 +1823,7 @@
             <w:noProof/>
             <w:webHidden/>
           </w:rPr>
-          <w:instrText xml:space="preserve"> PAGEREF _Toc224030886 \h </w:instrText>
+          <w:instrText xml:space="preserve"> PAGEREF _Toc224033712 \h </w:instrText>
         </w:r>
         <w:r>
           <w:rPr>
@@ -1870,7 +1870,7 @@
           <w14:ligatures w14:val="standardContextual"/>
         </w:rPr>
       </w:pPr>
-      <w:hyperlink w:anchor="_Toc224030887" w:history="1">
+      <w:hyperlink w:anchor="_Toc224033713" w:history="1">
         <w:r>
           <w:rPr>
             <w:rStyle w:val="Lienhypertexte"/>
@@ -1897,7 +1897,7 @@
             <w:noProof/>
             <w:webHidden/>
           </w:rPr>
-          <w:instrText xml:space="preserve"> PAGEREF _Toc224030887 \h </w:instrText>
+          <w:instrText xml:space="preserve"> PAGEREF _Toc224033713 \h </w:instrText>
         </w:r>
         <w:r>
           <w:rPr>
@@ -1944,7 +1944,7 @@
           <w14:ligatures w14:val="standardContextual"/>
         </w:rPr>
       </w:pPr>
-      <w:hyperlink w:anchor="_Toc224030888" w:history="1">
+      <w:hyperlink w:anchor="_Toc224033714" w:history="1">
         <w:r>
           <w:rPr>
             <w:rStyle w:val="Lienhypertexte"/>
@@ -1971,7 +1971,7 @@
             <w:noProof/>
             <w:webHidden/>
           </w:rPr>
-          <w:instrText xml:space="preserve"> PAGEREF _Toc224030888 \h </w:instrText>
+          <w:instrText xml:space="preserve"> PAGEREF _Toc224033714 \h </w:instrText>
         </w:r>
         <w:r>
           <w:rPr>
@@ -2018,7 +2018,7 @@
           <w14:ligatures w14:val="standardContextual"/>
         </w:rPr>
       </w:pPr>
-      <w:hyperlink w:anchor="_Toc224030889" w:history="1">
+      <w:hyperlink w:anchor="_Toc224033715" w:history="1">
         <w:r>
           <w:rPr>
             <w:rStyle w:val="Lienhypertexte"/>
@@ -2046,7 +2046,7 @@
             <w:noProof/>
             <w:webHidden/>
           </w:rPr>
-          <w:instrText xml:space="preserve"> PAGEREF _Toc224030889 \h </w:instrText>
+          <w:instrText xml:space="preserve"> PAGEREF _Toc224033715 \h </w:instrText>
         </w:r>
         <w:r>
           <w:rPr>
@@ -2067,156 +2067,6 @@
             <w:webHidden/>
           </w:rPr>
           <w:t>23</w:t>
-        </w:r>
-        <w:r>
-          <w:rPr>
-            <w:noProof/>
-            <w:webHidden/>
-          </w:rPr>
-          <w:fldChar w:fldCharType="end"/>
-        </w:r>
-      </w:hyperlink>
-    </w:p>
-    <w:p>
-      <w:pPr>
-        <w:pStyle w:val="TM4"/>
-        <w:tabs>
-          <w:tab w:val="right" w:leader="dot" w:pos="9062"/>
-        </w:tabs>
-        <w:rPr>
-          <w:rFonts w:eastAsiaTheme="minorEastAsia" w:cstheme="minorBidi"/>
-          <w:noProof/>
-          <w:kern w:val="2"/>
-          <w:sz w:val="24"/>
-          <w:szCs w:val="24"/>
-          <w:lang w:eastAsia="fr-FR"/>
-          <w14:ligatures w14:val="standardContextual"/>
-        </w:rPr>
-      </w:pPr>
-      <w:hyperlink w:anchor="_Toc224030890" w:history="1">
-        <w:r>
-          <w:rPr>
-            <w:rStyle w:val="Lienhypertexte"/>
-            <w:noProof/>
-            <w:highlight w:val="yellow"/>
-          </w:rPr>
-          <w:t>2.4.4.4. Syntaxe de la fonction ALEA</w:t>
-        </w:r>
-        <w:r>
-          <w:rPr>
-            <w:noProof/>
-            <w:webHidden/>
-          </w:rPr>
-          <w:tab/>
-        </w:r>
-        <w:r>
-          <w:rPr>
-            <w:noProof/>
-            <w:webHidden/>
-          </w:rPr>
-          <w:fldChar w:fldCharType="begin"/>
-        </w:r>
-        <w:r>
-          <w:rPr>
-            <w:noProof/>
-            <w:webHidden/>
-          </w:rPr>
-          <w:instrText xml:space="preserve"> PAGEREF _Toc224030890 \h </w:instrText>
-        </w:r>
-        <w:r>
-          <w:rPr>
-            <w:noProof/>
-            <w:webHidden/>
-          </w:rPr>
-        </w:r>
-        <w:r>
-          <w:rPr>
-            <w:noProof/>
-            <w:webHidden/>
-          </w:rPr>
-          <w:fldChar w:fldCharType="separate"/>
-        </w:r>
-        <w:r>
-          <w:rPr>
-            <w:noProof/>
-            <w:webHidden/>
-          </w:rPr>
-          <w:t>24</w:t>
-        </w:r>
-        <w:r>
-          <w:rPr>
-            <w:noProof/>
-            <w:webHidden/>
-          </w:rPr>
-          <w:fldChar w:fldCharType="end"/>
-        </w:r>
-      </w:hyperlink>
-    </w:p>
-    <w:p>
-      <w:pPr>
-        <w:pStyle w:val="TM2"/>
-        <w:tabs>
-          <w:tab w:val="right" w:leader="dot" w:pos="9062"/>
-        </w:tabs>
-        <w:rPr>
-          <w:rFonts w:eastAsiaTheme="minorEastAsia" w:cstheme="minorBidi"/>
-          <w:smallCaps w:val="0"/>
-          <w:noProof/>
-          <w:kern w:val="2"/>
-          <w:sz w:val="24"/>
-          <w:lang w:eastAsia="fr-FR"/>
-          <w14:ligatures w14:val="standardContextual"/>
-        </w:rPr>
-      </w:pPr>
-      <w:hyperlink w:anchor="_Toc224030891" w:history="1">
-        <w:r>
-          <w:rPr>
-            <w:rStyle w:val="Lienhypertexte"/>
-            <w:noProof/>
-            <w:highlight w:val="yellow"/>
-          </w:rPr>
-          <w:t>2.5. Pour aller plus loin</w:t>
-        </w:r>
-        <w:r>
-          <w:rPr>
-            <w:noProof/>
-            <w:webHidden/>
-          </w:rPr>
-          <w:tab/>
-        </w:r>
-        <w:r>
-          <w:rPr>
-            <w:noProof/>
-            <w:webHidden/>
-          </w:rPr>
-          <w:fldChar w:fldCharType="begin"/>
-        </w:r>
-        <w:r>
-          <w:rPr>
-            <w:noProof/>
-            <w:webHidden/>
-          </w:rPr>
-          <w:instrText xml:space="preserve"> PAGEREF _Toc224030891 \h </w:instrText>
-        </w:r>
-        <w:r>
-          <w:rPr>
-            <w:noProof/>
-            <w:webHidden/>
-          </w:rPr>
-        </w:r>
-        <w:r>
-          <w:rPr>
-            <w:noProof/>
-            <w:webHidden/>
-          </w:rPr>
-          <w:fldChar w:fldCharType="separate"/>
-        </w:r>
-        <w:r>
-          <w:rPr>
-            <w:noProof/>
-            <w:webHidden/>
-          </w:rPr>
-          <w:t>24</w:t>
         </w:r>
         <w:r>
           <w:rPr>
@@ -2244,13 +2094,23 @@
           <w14:ligatures w14:val="standardContextual"/>
         </w:rPr>
       </w:pPr>
-      <w:hyperlink w:anchor="_Toc224030892" w:history="1">
+      <w:hyperlink w:anchor="_Toc224033716" w:history="1">
         <w:r>
           <w:rPr>
             <w:rStyle w:val="Lienhypertexte"/>
             <w:noProof/>
-          </w:rPr>
-          <w:t>2.5.1. Rendre dynamique l'affichage</w:t>
+            <w:highlight w:val="yellow"/>
+          </w:rPr>
+          <w:t xml:space="preserve">2.4.5. </w:t>
+        </w:r>
+        <w:r>
+          <w:rPr>
+            <w:rStyle w:val="Lienhypertexte"/>
+            <w:rFonts w:ascii="Arial" w:hAnsi="Arial" w:cs="Arial"/>
+            <w:noProof/>
+            <w:highlight w:val="yellow"/>
+          </w:rPr>
+          <w:t>►</w:t>
         </w:r>
         <w:r>
           <w:rPr>
@@ -2271,7 +2131,157 @@
             <w:noProof/>
             <w:webHidden/>
           </w:rPr>
-          <w:instrText xml:space="preserve"> PAGEREF _Toc224030892 \h </w:instrText>
+          <w:instrText xml:space="preserve"> PAGEREF _Toc224033716 \h </w:instrText>
+        </w:r>
+        <w:r>
+          <w:rPr>
+            <w:noProof/>
+            <w:webHidden/>
+          </w:rPr>
+        </w:r>
+        <w:r>
+          <w:rPr>
+            <w:noProof/>
+            <w:webHidden/>
+          </w:rPr>
+          <w:fldChar w:fldCharType="separate"/>
+        </w:r>
+        <w:r>
+          <w:rPr>
+            <w:noProof/>
+            <w:webHidden/>
+          </w:rPr>
+          <w:t>24</w:t>
+        </w:r>
+        <w:r>
+          <w:rPr>
+            <w:noProof/>
+            <w:webHidden/>
+          </w:rPr>
+          <w:fldChar w:fldCharType="end"/>
+        </w:r>
+      </w:hyperlink>
+    </w:p>
+    <w:p>
+      <w:pPr>
+        <w:pStyle w:val="TM4"/>
+        <w:tabs>
+          <w:tab w:val="right" w:leader="dot" w:pos="9062"/>
+        </w:tabs>
+        <w:rPr>
+          <w:rFonts w:eastAsiaTheme="minorEastAsia" w:cstheme="minorBidi"/>
+          <w:noProof/>
+          <w:kern w:val="2"/>
+          <w:sz w:val="24"/>
+          <w:szCs w:val="24"/>
+          <w:lang w:eastAsia="fr-FR"/>
+          <w14:ligatures w14:val="standardContextual"/>
+        </w:rPr>
+      </w:pPr>
+      <w:hyperlink w:anchor="_Toc224033717" w:history="1">
+        <w:r>
+          <w:rPr>
+            <w:rStyle w:val="Lienhypertexte"/>
+            <w:noProof/>
+            <w:highlight w:val="yellow"/>
+          </w:rPr>
+          <w:t>2.4.5.1. Syntaxe de la fonction ALEA</w:t>
+        </w:r>
+        <w:r>
+          <w:rPr>
+            <w:noProof/>
+            <w:webHidden/>
+          </w:rPr>
+          <w:tab/>
+        </w:r>
+        <w:r>
+          <w:rPr>
+            <w:noProof/>
+            <w:webHidden/>
+          </w:rPr>
+          <w:fldChar w:fldCharType="begin"/>
+        </w:r>
+        <w:r>
+          <w:rPr>
+            <w:noProof/>
+            <w:webHidden/>
+          </w:rPr>
+          <w:instrText xml:space="preserve"> PAGEREF _Toc224033717 \h </w:instrText>
+        </w:r>
+        <w:r>
+          <w:rPr>
+            <w:noProof/>
+            <w:webHidden/>
+          </w:rPr>
+        </w:r>
+        <w:r>
+          <w:rPr>
+            <w:noProof/>
+            <w:webHidden/>
+          </w:rPr>
+          <w:fldChar w:fldCharType="separate"/>
+        </w:r>
+        <w:r>
+          <w:rPr>
+            <w:noProof/>
+            <w:webHidden/>
+          </w:rPr>
+          <w:t>24</w:t>
+        </w:r>
+        <w:r>
+          <w:rPr>
+            <w:noProof/>
+            <w:webHidden/>
+          </w:rPr>
+          <w:fldChar w:fldCharType="end"/>
+        </w:r>
+      </w:hyperlink>
+    </w:p>
+    <w:p>
+      <w:pPr>
+        <w:pStyle w:val="TM2"/>
+        <w:tabs>
+          <w:tab w:val="right" w:leader="dot" w:pos="9062"/>
+        </w:tabs>
+        <w:rPr>
+          <w:rFonts w:eastAsiaTheme="minorEastAsia" w:cstheme="minorBidi"/>
+          <w:smallCaps w:val="0"/>
+          <w:noProof/>
+          <w:kern w:val="2"/>
+          <w:sz w:val="24"/>
+          <w:lang w:eastAsia="fr-FR"/>
+          <w14:ligatures w14:val="standardContextual"/>
+        </w:rPr>
+      </w:pPr>
+      <w:hyperlink w:anchor="_Toc224033718" w:history="1">
+        <w:r>
+          <w:rPr>
+            <w:rStyle w:val="Lienhypertexte"/>
+            <w:noProof/>
+            <w:highlight w:val="yellow"/>
+          </w:rPr>
+          <w:t>2.5. Pour aller plus loin</w:t>
+        </w:r>
+        <w:r>
+          <w:rPr>
+            <w:noProof/>
+            <w:webHidden/>
+          </w:rPr>
+          <w:tab/>
+        </w:r>
+        <w:r>
+          <w:rPr>
+            <w:noProof/>
+            <w:webHidden/>
+          </w:rPr>
+          <w:fldChar w:fldCharType="begin"/>
+        </w:r>
+        <w:r>
+          <w:rPr>
+            <w:noProof/>
+            <w:webHidden/>
+          </w:rPr>
+          <w:instrText xml:space="preserve"> PAGEREF _Toc224033718 \h </w:instrText>
         </w:r>
         <w:r>
           <w:rPr>
@@ -2319,12 +2329,87 @@
           <w14:ligatures w14:val="standardContextual"/>
         </w:rPr>
       </w:pPr>
-      <w:hyperlink w:anchor="_Toc224030893" w:history="1">
+      <w:hyperlink w:anchor="_Toc224033719" w:history="1">
         <w:r>
           <w:rPr>
             <w:rStyle w:val="Lienhypertexte"/>
             <w:noProof/>
           </w:rPr>
+          <w:t>2.5.1. Rendre dynamique l'affichage</w:t>
+        </w:r>
+        <w:r>
+          <w:rPr>
+            <w:noProof/>
+            <w:webHidden/>
+          </w:rPr>
+          <w:tab/>
+        </w:r>
+        <w:r>
+          <w:rPr>
+            <w:noProof/>
+            <w:webHidden/>
+          </w:rPr>
+          <w:fldChar w:fldCharType="begin"/>
+        </w:r>
+        <w:r>
+          <w:rPr>
+            <w:noProof/>
+            <w:webHidden/>
+          </w:rPr>
+          <w:instrText xml:space="preserve"> PAGEREF _Toc224033719 \h </w:instrText>
+        </w:r>
+        <w:r>
+          <w:rPr>
+            <w:noProof/>
+            <w:webHidden/>
+          </w:rPr>
+        </w:r>
+        <w:r>
+          <w:rPr>
+            <w:noProof/>
+            <w:webHidden/>
+          </w:rPr>
+          <w:fldChar w:fldCharType="separate"/>
+        </w:r>
+        <w:r>
+          <w:rPr>
+            <w:noProof/>
+            <w:webHidden/>
+          </w:rPr>
+          <w:t>24</w:t>
+        </w:r>
+        <w:r>
+          <w:rPr>
+            <w:noProof/>
+            <w:webHidden/>
+          </w:rPr>
+          <w:fldChar w:fldCharType="end"/>
+        </w:r>
+      </w:hyperlink>
+    </w:p>
+    <w:p>
+      <w:pPr>
+        <w:pStyle w:val="TM3"/>
+        <w:tabs>
+          <w:tab w:val="right" w:leader="dot" w:pos="9062"/>
+        </w:tabs>
+        <w:rPr>
+          <w:rFonts w:eastAsiaTheme="minorEastAsia" w:cstheme="minorBidi"/>
+          <w:i w:val="0"/>
+          <w:iCs w:val="0"/>
+          <w:noProof/>
+          <w:kern w:val="2"/>
+          <w:sz w:val="24"/>
+          <w:lang w:eastAsia="fr-FR"/>
+          <w14:ligatures w14:val="standardContextual"/>
+        </w:rPr>
+      </w:pPr>
+      <w:hyperlink w:anchor="_Toc224033720" w:history="1">
+        <w:r>
+          <w:rPr>
+            <w:rStyle w:val="Lienhypertexte"/>
+            <w:noProof/>
+          </w:rPr>
           <w:t>2.5.2. On peut ajouter des liens hypertexte sur le nom des feuilles.</w:t>
         </w:r>
         <w:r>
@@ -2346,7 +2431,7 @@
             <w:noProof/>
             <w:webHidden/>
           </w:rPr>
-          <w:instrText xml:space="preserve"> PAGEREF _Toc224030893 \h </w:instrText>
+          <w:instrText xml:space="preserve"> PAGEREF _Toc224033720 \h </w:instrText>
         </w:r>
         <w:r>
           <w:rPr>
@@ -2395,7 +2480,7 @@
           <w14:ligatures w14:val="standardContextual"/>
         </w:rPr>
       </w:pPr>
-      <w:hyperlink w:anchor="_Toc224030894" w:history="1">
+      <w:hyperlink w:anchor="_Toc224033721" w:history="1">
         <w:r>
           <w:rPr>
             <w:rStyle w:val="Lienhypertexte"/>
@@ -2422,7 +2507,7 @@
             <w:noProof/>
             <w:webHidden/>
           </w:rPr>
-          <w:instrText xml:space="preserve"> PAGEREF _Toc224030894 \h </w:instrText>
+          <w:instrText xml:space="preserve"> PAGEREF _Toc224033721 \h </w:instrText>
         </w:r>
         <w:r>
           <w:rPr>
@@ -2471,7 +2556,7 @@
           <w14:ligatures w14:val="standardContextual"/>
         </w:rPr>
       </w:pPr>
-      <w:hyperlink w:anchor="_Toc224030895" w:history="1">
+      <w:hyperlink w:anchor="_Toc224033722" w:history="1">
         <w:r>
           <w:rPr>
             <w:rStyle w:val="Lienhypertexte"/>
@@ -2498,7 +2583,7 @@
             <w:noProof/>
             <w:webHidden/>
           </w:rPr>
-          <w:instrText xml:space="preserve"> PAGEREF _Toc224030895 \h </w:instrText>
+          <w:instrText xml:space="preserve"> PAGEREF _Toc224033722 \h </w:instrText>
         </w:r>
         <w:r>
           <w:rPr>
@@ -2518,7 +2603,7 @@
             <w:noProof/>
             <w:webHidden/>
           </w:rPr>
-          <w:t>24</w:t>
+          <w:t>25</w:t>
         </w:r>
         <w:r>
           <w:rPr>
@@ -2538,7 +2623,7 @@
       <w:pPr>
         <w:pStyle w:val="Titre1"/>
       </w:pPr>
-      <w:bookmarkStart w:id="0" w:name="_Toc224030864"/>
+      <w:bookmarkStart w:id="0" w:name="_Toc224033690"/>
       <w:r>
         <w:t>Prolégomènes</w:t>
       </w:r>
@@ -2548,7 +2633,7 @@
       <w:pPr>
         <w:pStyle w:val="Titre2"/>
       </w:pPr>
-      <w:bookmarkStart w:id="1" w:name="_Toc224030865"/>
+      <w:bookmarkStart w:id="1" w:name="_Toc224033691"/>
       <w:r>
         <w:t xml:space="preserve">Le </w:t>
       </w:r>
@@ -2696,7 +2781,7 @@
       <w:pPr>
         <w:pStyle w:val="Titre1"/>
       </w:pPr>
-      <w:bookmarkStart w:id="2" w:name="_Toc224030866"/>
+      <w:bookmarkStart w:id="2" w:name="_Toc224033692"/>
       <w:r>
         <w:t>Liste avec</w:t>
       </w:r>
@@ -2730,7 +2815,7 @@
       <w:pPr>
         <w:pStyle w:val="Titre2"/>
       </w:pPr>
-      <w:bookmarkStart w:id="3" w:name="_Toc224030867"/>
+      <w:bookmarkStart w:id="3" w:name="_Toc224033693"/>
       <w:r>
         <w:t xml:space="preserve">Avec </w:t>
       </w:r>
@@ -3274,7 +3359,7 @@
       <w:pPr>
         <w:pStyle w:val="Titre3"/>
       </w:pPr>
-      <w:bookmarkStart w:id="4" w:name="_Toc224030868"/>
+      <w:bookmarkStart w:id="4" w:name="_Toc224033694"/>
       <w:r>
         <w:t>Syntaxe de la fonction REMPLACER</w:t>
       </w:r>
@@ -3659,7 +3744,7 @@
       <w:pPr>
         <w:pStyle w:val="Titre3"/>
       </w:pPr>
-      <w:bookmarkStart w:id="5" w:name="_Toc224030869"/>
+      <w:bookmarkStart w:id="5" w:name="_Toc224033695"/>
       <w:r>
         <w:t>Syntaxe de la fonction TROUVE</w:t>
       </w:r>
@@ -4028,7 +4113,7 @@
       <w:pPr>
         <w:pStyle w:val="Titre3"/>
       </w:pPr>
-      <w:bookmarkStart w:id="6" w:name="_Toc224030870"/>
+      <w:bookmarkStart w:id="6" w:name="_Toc224033696"/>
       <w:r>
         <w:t>Explications :</w:t>
       </w:r>
@@ -4225,7 +4310,7 @@
       <w:pPr>
         <w:pStyle w:val="Titre3"/>
       </w:pPr>
-      <w:bookmarkStart w:id="7" w:name="_Toc224030871"/>
+      <w:bookmarkStart w:id="7" w:name="_Toc224033697"/>
       <w:r>
         <w:lastRenderedPageBreak/>
         <w:t>Syntaxe</w:t>
@@ -4290,7 +4375,7 @@
       <w:pPr>
         <w:pStyle w:val="Titre4"/>
       </w:pPr>
-      <w:bookmarkStart w:id="8" w:name="_Toc224030872"/>
+      <w:bookmarkStart w:id="8" w:name="_Toc224033698"/>
       <w:r>
         <w:t>Syntaxe de la fonction INDEX</w:t>
       </w:r>
@@ -4841,7 +4926,7 @@
       <w:pPr>
         <w:pStyle w:val="Titre4"/>
       </w:pPr>
-      <w:bookmarkStart w:id="9" w:name="_Toc224030873"/>
+      <w:bookmarkStart w:id="9" w:name="_Toc224033699"/>
       <w:r>
         <w:t>Syntaxe de la fonction INDEX</w:t>
       </w:r>
@@ -5509,7 +5594,7 @@
       <w:pPr>
         <w:pStyle w:val="Titre2"/>
       </w:pPr>
-      <w:bookmarkStart w:id="10" w:name="_Toc224030874"/>
+      <w:bookmarkStart w:id="10" w:name="_Toc224033700"/>
       <w:r>
         <w:t>Avec LIRE.CLASSEUR , TRANSPOSE et SUBSTITUE</w:t>
       </w:r>
@@ -6135,7 +6220,7 @@
       <w:pPr>
         <w:pStyle w:val="Titre3"/>
       </w:pPr>
-      <w:bookmarkStart w:id="11" w:name="_Toc224030875"/>
+      <w:bookmarkStart w:id="11" w:name="_Toc224033701"/>
       <w:r>
         <w:t>Syntaxe de la fonction SUBSTITUE</w:t>
       </w:r>
@@ -6596,7 +6681,7 @@
       <w:pPr>
         <w:pStyle w:val="Titre3"/>
       </w:pPr>
-      <w:bookmarkStart w:id="12" w:name="_Toc224030876"/>
+      <w:bookmarkStart w:id="12" w:name="_Toc224033702"/>
       <w:r>
         <w:t>Syntaxe de la fonction TRANSPOSE</w:t>
       </w:r>
@@ -7045,7 +7130,7 @@
       <w:pPr>
         <w:pStyle w:val="Titre3"/>
       </w:pPr>
-      <w:bookmarkStart w:id="13" w:name="_Toc224030877"/>
+      <w:bookmarkStart w:id="13" w:name="_Toc224033703"/>
       <w:r>
         <w:t>Explications :</w:t>
       </w:r>
@@ -7285,7 +7370,7 @@
       <w:pPr>
         <w:pStyle w:val="Titre2"/>
       </w:pPr>
-      <w:bookmarkStart w:id="14" w:name="_Toc224030878"/>
+      <w:bookmarkStart w:id="14" w:name="_Toc224033704"/>
       <w:r>
         <w:t>Avec LIRE.CLASSEUR, REMPLACER, TROUVE et TRANSPOSE</w:t>
       </w:r>
@@ -7300,7 +7385,7 @@
       <w:pPr>
         <w:pStyle w:val="Titre3"/>
       </w:pPr>
-      <w:bookmarkStart w:id="15" w:name="_Toc224030879"/>
+      <w:bookmarkStart w:id="15" w:name="_Toc224033705"/>
       <w:r>
         <w:t>Étape 1 : Clique</w:t>
       </w:r>
@@ -7441,7 +7526,7 @@
       <w:pPr>
         <w:pStyle w:val="Titre3"/>
       </w:pPr>
-      <w:bookmarkStart w:id="16" w:name="_Toc224030880"/>
+      <w:bookmarkStart w:id="16" w:name="_Toc224033706"/>
       <w:r>
         <w:t>Étape 2 : Modifiez le nom et la formule dans la boîte de dialogue Nouveau nom</w:t>
       </w:r>
@@ -7872,7 +7957,7 @@
       <w:pPr>
         <w:pStyle w:val="Titre3"/>
       </w:pPr>
-      <w:bookmarkStart w:id="17" w:name="_Toc224030881"/>
+      <w:bookmarkStart w:id="17" w:name="_Toc224033707"/>
       <w:r>
         <w:t>Étape 3 : Utilisation d'une formule pour lister les noms des feuilles</w:t>
       </w:r>
@@ -8026,7 +8111,7 @@
       <w:pPr>
         <w:pStyle w:val="Titre2"/>
       </w:pPr>
-      <w:bookmarkStart w:id="18" w:name="_Toc224030882"/>
+      <w:bookmarkStart w:id="18" w:name="_Toc224033708"/>
       <w:r>
         <w:t xml:space="preserve">Avec LIRE.CLASSEUR, </w:t>
       </w:r>
@@ -8037,9 +8122,12 @@
         <w:t xml:space="preserve">, TROUVE et </w:t>
       </w:r>
       <w:r>
-        <w:t>INDEX + ALEA</w:t>
+        <w:t>INDEX</w:t>
       </w:r>
       <w:bookmarkEnd w:id="18"/>
+      <w:r>
+        <w:t xml:space="preserve"> </w:t>
+      </w:r>
     </w:p>
     <w:p>
       <w:r>
@@ -8198,7 +8286,7 @@
       <w:pPr>
         <w:pStyle w:val="Titre3"/>
       </w:pPr>
-      <w:bookmarkStart w:id="19" w:name="_Toc224030883"/>
+      <w:bookmarkStart w:id="19" w:name="_Toc224033709"/>
       <w:r>
         <w:t>Étape 1 : Clique</w:t>
       </w:r>
@@ -8287,7 +8375,7 @@
       <w:pPr>
         <w:pStyle w:val="Titre3"/>
       </w:pPr>
-      <w:bookmarkStart w:id="20" w:name="_Toc224030884"/>
+      <w:bookmarkStart w:id="20" w:name="_Toc224033710"/>
       <w:r>
         <w:t xml:space="preserve">Étape </w:t>
       </w:r>
@@ -8403,7 +8491,7 @@
       <w:pPr>
         <w:pStyle w:val="Titre3"/>
       </w:pPr>
-      <w:bookmarkStart w:id="21" w:name="_Toc224030885"/>
+      <w:bookmarkStart w:id="21" w:name="_Toc224033711"/>
       <w:r>
         <w:t xml:space="preserve">Étape </w:t>
       </w:r>
@@ -8691,7 +8779,7 @@
       <w:pPr>
         <w:pStyle w:val="Titre3"/>
       </w:pPr>
-      <w:bookmarkStart w:id="22" w:name="_Toc224030886"/>
+      <w:bookmarkStart w:id="22" w:name="_Toc224033712"/>
       <w:r>
         <w:t xml:space="preserve">Étape </w:t>
       </w:r>
@@ -8810,7 +8898,7 @@
       <w:pPr>
         <w:pStyle w:val="Titre4"/>
       </w:pPr>
-      <w:bookmarkStart w:id="23" w:name="_Toc224030887"/>
+      <w:bookmarkStart w:id="23" w:name="_Toc224033713"/>
       <w:r>
         <w:t>Syntaxe de</w:t>
       </w:r>
@@ -9185,6 +9273,11 @@
       <w:pPr>
         <w:spacing w:after="0"/>
       </w:pPr>
+    </w:p>
+    <w:p>
+      <w:pPr>
+        <w:spacing w:after="0"/>
+      </w:pPr>
       <w:r>
         <w:t>…</w:t>
       </w:r>
@@ -9233,7 +9326,7 @@
       <w:pPr>
         <w:pStyle w:val="Titre4"/>
       </w:pPr>
-      <w:bookmarkStart w:id="24" w:name="_Toc224030888"/>
+      <w:bookmarkStart w:id="24" w:name="_Toc224033714"/>
       <w:r>
         <w:t>Explications</w:t>
       </w:r>
@@ -9246,7 +9339,7 @@
           <w:highlight w:val="yellow"/>
         </w:rPr>
       </w:pPr>
-      <w:bookmarkStart w:id="25" w:name="_Toc224030889"/>
+      <w:bookmarkStart w:id="25" w:name="_Toc224033715"/>
       <w:r>
         <w:rPr>
           <w:highlight w:val="yellow"/>
@@ -9268,502 +9361,872 @@
         <w:spacing w:after="0"/>
       </w:pPr>
       <w:r>
-        <w:t>qui va permettre d'extraire une partie du résultat retournée par cette fonction LIRE.CLASSEUR().</w:t>
+        <w:t xml:space="preserve">qui va permettre d'extraire une partie du résultat retournée par </w:t>
+      </w:r>
+      <w:r>
+        <w:t>la</w:t>
+      </w:r>
+      <w:r>
+        <w:t xml:space="preserve"> fonction LIRE.CLASSEUR().</w:t>
       </w:r>
     </w:p>
     <w:p>
       <w:pPr>
         <w:spacing w:after="0"/>
       </w:pPr>
+    </w:p>
+    <w:p>
+      <w:pPr>
+        <w:spacing w:after="0"/>
+      </w:pPr>
       <w:r>
         <w:t>La partie de chaîne de caractères que nous allons vouloir</w:t>
       </w:r>
+      <w:r>
+        <w:t xml:space="preserve"> </w:t>
+      </w:r>
+      <w:r>
+        <w:t xml:space="preserve">extraire va se trouver à partir du caractère </w:t>
+      </w:r>
+      <w:r>
+        <w:rPr>
+          <w:b/>
+          <w:bCs/>
+        </w:rPr>
+        <w:t>crochet fermant</w:t>
+      </w:r>
+      <w:r>
+        <w:rPr>
+          <w:b/>
+          <w:bCs/>
+        </w:rPr>
+        <w:t xml:space="preserve"> ] </w:t>
+      </w:r>
+      <w:r>
+        <w:t xml:space="preserve"> pour lequel</w:t>
+      </w:r>
+      <w:r>
+        <w:t xml:space="preserve"> </w:t>
+      </w:r>
+      <w:r>
+        <w:t>nous allons pouvoir identifier la position grâce à la fonction TROUVE(), cette fonction attend tout</w:t>
+      </w:r>
+      <w:r>
+        <w:t xml:space="preserve"> </w:t>
+      </w:r>
+      <w:r>
+        <w:t>d'abord comme paramètres le caractère</w:t>
+      </w:r>
+      <w:r>
+        <w:t xml:space="preserve"> </w:t>
+      </w:r>
+      <w:r>
+        <w:t>que nous voulons identifier à savoir ici</w:t>
+      </w:r>
+      <w:r>
+        <w:t xml:space="preserve"> </w:t>
+      </w:r>
+      <w:r>
+        <w:t>le crochet fermant et ensuite la chaîne</w:t>
+      </w:r>
+      <w:r>
+        <w:t xml:space="preserve"> </w:t>
+      </w:r>
+      <w:r>
+        <w:t>de caractère dans laquelle se trouve le</w:t>
+      </w:r>
+      <w:r>
+        <w:t xml:space="preserve"> </w:t>
+      </w:r>
+      <w:r>
+        <w:t>texte complet que nous allons obtenir</w:t>
+      </w:r>
+      <w:r>
+        <w:t xml:space="preserve"> </w:t>
+      </w:r>
+      <w:r>
+        <w:t>une nouvelle fois grâce à la fonction</w:t>
+      </w:r>
+      <w:r>
+        <w:t xml:space="preserve"> </w:t>
+      </w:r>
+      <w:r>
+        <w:t>LIRE.CLASSEUR()</w:t>
+      </w:r>
+      <w:r>
+        <w:t xml:space="preserve"> </w:t>
+      </w:r>
+      <w:r>
+        <w:t>avec le paramètre 1</w:t>
+      </w:r>
+      <w:r>
+        <w:t>.</w:t>
+      </w:r>
     </w:p>
     <w:p>
       <w:pPr>
         <w:spacing w:after="0"/>
       </w:pPr>
-      <w:r>
-        <w:t xml:space="preserve">extraire va se trouver à partir du caractère </w:t>
-      </w:r>
-      <w:r>
-        <w:rPr>
-          <w:b/>
-          <w:bCs/>
-        </w:rPr>
-        <w:t>crochet fermant</w:t>
-      </w:r>
-      <w:r>
-        <w:rPr>
-          <w:b/>
-          <w:bCs/>
-        </w:rPr>
-        <w:t xml:space="preserve"> ] </w:t>
-      </w:r>
-      <w:r>
-        <w:t xml:space="preserve"> pour lequel</w:t>
-      </w:r>
     </w:p>
     <w:p>
       <w:pPr>
         <w:spacing w:after="0"/>
-      </w:pPr>
-      <w:r>
-        <w:t>nous allons pouvoir identifier la position grâce à la fonction TROUVE(), cette fonction attend tout</w:t>
+        <w:rPr>
+          <w:b/>
+          <w:bCs/>
+        </w:rPr>
+      </w:pPr>
+      <w:r>
+        <w:t>E</w:t>
+      </w:r>
+      <w:r>
+        <w:t>nsuite</w:t>
+      </w:r>
+      <w:r>
+        <w:t xml:space="preserve"> </w:t>
+      </w:r>
+      <w:r>
+        <w:t>une fois que nous avons</w:t>
+      </w:r>
+      <w:r>
+        <w:t xml:space="preserve"> </w:t>
+      </w:r>
+      <w:r>
+        <w:t xml:space="preserve">identifié la position du crochet </w:t>
+      </w:r>
+      <w:r>
+        <w:rPr>
+          <w:b/>
+          <w:bCs/>
+        </w:rPr>
+        <w:t>nous</w:t>
+      </w:r>
+      <w:r>
+        <w:rPr>
+          <w:b/>
+          <w:bCs/>
+        </w:rPr>
+        <w:t xml:space="preserve"> </w:t>
+      </w:r>
+      <w:r>
+        <w:rPr>
+          <w:b/>
+          <w:bCs/>
+        </w:rPr>
+        <w:t>allons nous placer juste après celui-ci</w:t>
+      </w:r>
+      <w:r>
+        <w:rPr>
+          <w:b/>
+          <w:bCs/>
+        </w:rPr>
+        <w:t xml:space="preserve"> </w:t>
+      </w:r>
+      <w:r>
+        <w:rPr>
+          <w:b/>
+          <w:bCs/>
+        </w:rPr>
+        <w:t>en ajoutant un caractère</w:t>
+      </w:r>
+      <w:r>
+        <w:rPr>
+          <w:b/>
+          <w:bCs/>
+        </w:rPr>
+        <w:t xml:space="preserve"> (+1).</w:t>
       </w:r>
     </w:p>
     <w:p>
       <w:pPr>
         <w:spacing w:after="0"/>
-      </w:pPr>
-      <w:r>
-        <w:t>d'abord comme paramètres le caractère</w:t>
+        <w:rPr>
+          <w:b/>
+          <w:bCs/>
+        </w:rPr>
+      </w:pPr>
+    </w:p>
+    <w:p>
+      <w:pPr>
+        <w:spacing w:after="0"/>
+        <w:rPr>
+          <w:b/>
+          <w:bCs/>
+        </w:rPr>
+      </w:pPr>
+      <w:r>
+        <w:t>E</w:t>
+      </w:r>
+      <w:r>
+        <w:t>nsuite</w:t>
       </w:r>
       <w:r>
         <w:t xml:space="preserve"> </w:t>
       </w:r>
       <w:r>
-        <w:t>que nous voulons identifier à savoir ici</w:t>
+        <w:t>donc</w:t>
+      </w:r>
+      <w:r>
+        <w:t xml:space="preserve"> n</w:t>
+      </w:r>
+      <w:r>
+        <w:t xml:space="preserve">ous en arrivons au </w:t>
+      </w:r>
+      <w:r>
+        <w:rPr>
+          <w:b/>
+          <w:bCs/>
+        </w:rPr>
+        <w:t>troisième argument</w:t>
       </w:r>
       <w:r>
         <w:t xml:space="preserve"> </w:t>
       </w:r>
       <w:r>
-        <w:t>le crochet fermant et ensuite la chaîne</w:t>
+        <w:t xml:space="preserve">de la fonction </w:t>
+      </w:r>
+      <w:r>
+        <w:t xml:space="preserve">STXT() </w:t>
+      </w:r>
+      <w:r>
+        <w:t>dans laquelle</w:t>
       </w:r>
       <w:r>
         <w:t xml:space="preserve"> </w:t>
       </w:r>
       <w:r>
-        <w:t>de caractère dans laquelle se trouve le</w:t>
+        <w:t>nous allons</w:t>
       </w:r>
       <w:r>
         <w:t xml:space="preserve"> </w:t>
       </w:r>
       <w:r>
-        <w:t>texte complet que nous allons obtenir</w:t>
+        <w:t>spécifier le nombre de caractères que</w:t>
+      </w:r>
+      <w:r>
+        <w:t xml:space="preserve"> </w:t>
+      </w:r>
+      <w:r>
+        <w:t xml:space="preserve">nous allons vouloir utiliser </w:t>
+      </w:r>
+      <w:r>
+        <w:t>. Cela va</w:t>
+      </w:r>
+      <w:r>
+        <w:t xml:space="preserve"> consister à</w:t>
+      </w:r>
+      <w:r>
+        <w:t xml:space="preserve"> </w:t>
+      </w:r>
+      <w:r>
+        <w:t xml:space="preserve">saisir un </w:t>
+      </w:r>
+      <w:r>
+        <w:rPr>
+          <w:b/>
+          <w:bCs/>
+        </w:rPr>
+        <w:lastRenderedPageBreak/>
+        <w:t>nombre de caractères qui</w:t>
+      </w:r>
+      <w:r>
+        <w:rPr>
+          <w:b/>
+          <w:bCs/>
+        </w:rPr>
+        <w:t xml:space="preserve"> </w:t>
+      </w:r>
+      <w:r>
+        <w:rPr>
+          <w:b/>
+          <w:bCs/>
+        </w:rPr>
+        <w:t xml:space="preserve">ne </w:t>
+      </w:r>
+      <w:r>
+        <w:rPr>
+          <w:b/>
+          <w:bCs/>
+        </w:rPr>
+        <w:t>dépassera</w:t>
+      </w:r>
+      <w:r>
+        <w:rPr>
+          <w:b/>
+          <w:bCs/>
+        </w:rPr>
+        <w:t xml:space="preserve"> pas</w:t>
+      </w:r>
+      <w:r>
+        <w:rPr>
+          <w:b/>
+          <w:bCs/>
+        </w:rPr>
+        <w:t xml:space="preserve"> </w:t>
+      </w:r>
+      <w:r>
+        <w:rPr>
+          <w:b/>
+          <w:bCs/>
+        </w:rPr>
+        <w:t>le</w:t>
+      </w:r>
+      <w:r>
+        <w:rPr>
+          <w:b/>
+          <w:bCs/>
+        </w:rPr>
+        <w:t xml:space="preserve"> nombre de</w:t>
+      </w:r>
+      <w:r>
+        <w:rPr>
+          <w:b/>
+          <w:bCs/>
+        </w:rPr>
+        <w:t xml:space="preserve"> </w:t>
+      </w:r>
+      <w:r>
+        <w:rPr>
+          <w:b/>
+          <w:bCs/>
+        </w:rPr>
+        <w:t>caractères total</w:t>
+      </w:r>
+      <w:r>
+        <w:rPr>
+          <w:b/>
+          <w:bCs/>
+        </w:rPr>
+        <w:t xml:space="preserve"> autorisé</w:t>
+      </w:r>
+      <w:r>
+        <w:rPr>
+          <w:b/>
+          <w:bCs/>
+        </w:rPr>
+        <w:t xml:space="preserve"> du</w:t>
+      </w:r>
+      <w:r>
+        <w:rPr>
+          <w:b/>
+          <w:bCs/>
+        </w:rPr>
+        <w:t xml:space="preserve"> nom</w:t>
+      </w:r>
+      <w:r>
+        <w:rPr>
+          <w:b/>
+          <w:bCs/>
+        </w:rPr>
+        <w:t>, supposé,</w:t>
+      </w:r>
+      <w:r>
+        <w:rPr>
+          <w:b/>
+          <w:bCs/>
+        </w:rPr>
+        <w:t xml:space="preserve"> de la feuille</w:t>
+      </w:r>
+      <w:r>
+        <w:rPr>
+          <w:b/>
+          <w:bCs/>
+        </w:rPr>
+        <w:t>.</w:t>
       </w:r>
     </w:p>
     <w:p>
       <w:pPr>
         <w:spacing w:after="0"/>
-      </w:pPr>
-      <w:r>
-        <w:t>une nouvelle fois grâce à la fonction</w:t>
-      </w:r>
-      <w:r>
+        <w:rPr>
+          <w:b/>
+          <w:bCs/>
+        </w:rPr>
+      </w:pPr>
+    </w:p>
+    <w:p>
+      <w:pPr>
+        <w:spacing w:after="0"/>
+        <w:rPr>
+          <w:sz w:val="24"/>
+          <w:szCs w:val="24"/>
+        </w:rPr>
+      </w:pPr>
+      <w:r>
+        <w:rPr>
+          <w:noProof/>
+          <w:sz w:val="24"/>
+          <w:szCs w:val="24"/>
+        </w:rPr>
+        <w:drawing>
+          <wp:inline distT="0" distB="0" distL="0" distR="0" wp14:anchorId="5B6A652F" wp14:editId="1BB8B1CA">
+            <wp:extent cx="540000" cy="540000"/>
+            <wp:effectExtent l="0" t="0" r="0" b="0"/>
+            <wp:docPr id="1364202014" name="Graphique 1" descr="Informations avec un remplissage uni"/>
+            <wp:cNvGraphicFramePr>
+              <a:graphicFrameLocks xmlns:a="http://schemas.openxmlformats.org/drawingml/2006/main" noChangeAspect="1"/>
+            </wp:cNvGraphicFramePr>
+            <a:graphic xmlns:a="http://schemas.openxmlformats.org/drawingml/2006/main">
+              <a:graphicData uri="http://schemas.openxmlformats.org/drawingml/2006/picture">
+                <pic:pic xmlns:pic="http://schemas.openxmlformats.org/drawingml/2006/picture">
+                  <pic:nvPicPr>
+                    <pic:cNvPr id="451675176" name="Graphique 451675176" descr="Informations avec un remplissage uni"/>
+                    <pic:cNvPicPr/>
+                  </pic:nvPicPr>
+                  <pic:blipFill>
+                    <a:blip r:embed="rId16">
+                      <a:extLst>
+                        <a:ext uri="{96DAC541-7B7A-43D3-8B79-37D633B846F1}">
+                          <asvg:svgBlip xmlns:asvg="http://schemas.microsoft.com/office/drawing/2016/SVG/main" r:embed="rId42"/>
+                        </a:ext>
+                      </a:extLst>
+                    </a:blip>
+                    <a:stretch>
+                      <a:fillRect/>
+                    </a:stretch>
+                  </pic:blipFill>
+                  <pic:spPr>
+                    <a:xfrm>
+                      <a:off x="0" y="0"/>
+                      <a:ext cx="540000" cy="540000"/>
+                    </a:xfrm>
+                    <a:prstGeom prst="rect">
+                      <a:avLst/>
+                    </a:prstGeom>
+                  </pic:spPr>
+                </pic:pic>
+              </a:graphicData>
+            </a:graphic>
+          </wp:inline>
+        </w:drawing>
+      </w:r>
+      <w:r>
+        <w:rPr>
+          <w:sz w:val="24"/>
+          <w:szCs w:val="24"/>
+        </w:rPr>
+        <w:t>Le nombre maximal de caractères autorisés dans le nom d’un</w:t>
+      </w:r>
+      <w:r>
+        <w:rPr>
+          <w:sz w:val="24"/>
+          <w:szCs w:val="24"/>
+        </w:rPr>
+        <w:t>e</w:t>
+      </w:r>
+      <w:r>
+        <w:rPr>
+          <w:sz w:val="24"/>
+          <w:szCs w:val="24"/>
+        </w:rPr>
+        <w:t xml:space="preserve"> feuille Microsoft Excel est de </w:t>
+      </w:r>
+      <w:r>
+        <w:rPr>
+          <w:b/>
+          <w:bCs/>
+          <w:sz w:val="24"/>
+          <w:szCs w:val="24"/>
+        </w:rPr>
+        <w:t>31</w:t>
+      </w:r>
+      <w:r>
+        <w:rPr>
+          <w:rStyle w:val="Appelnotedebasdep"/>
+          <w:b/>
+          <w:bCs/>
+          <w:sz w:val="24"/>
+          <w:szCs w:val="24"/>
+        </w:rPr>
+        <w:footnoteReference w:id="12"/>
+      </w:r>
+      <w:r>
+        <w:rPr>
+          <w:sz w:val="24"/>
+          <w:szCs w:val="24"/>
+        </w:rPr>
+        <w:t>. Cette limite</w:t>
+      </w:r>
+      <w:r>
+        <w:rPr>
+          <w:sz w:val="24"/>
+          <w:szCs w:val="24"/>
+        </w:rPr>
         <w:t xml:space="preserve"> </w:t>
       </w:r>
       <w:r>
-        <w:t>LIRE.CLASSEUR()</w:t>
-      </w:r>
-      <w:r>
+        <w:rPr>
+          <w:sz w:val="24"/>
+          <w:szCs w:val="24"/>
+        </w:rPr>
+        <w:t>est codée en dur</w:t>
+      </w:r>
+      <w:r>
+        <w:rPr>
+          <w:rStyle w:val="Appelnotedebasdep"/>
+          <w:sz w:val="24"/>
+          <w:szCs w:val="24"/>
+        </w:rPr>
+        <w:footnoteReference w:id="13"/>
+      </w:r>
+      <w:r>
+        <w:rPr>
+          <w:sz w:val="24"/>
+          <w:szCs w:val="24"/>
+        </w:rPr>
+        <w:t xml:space="preserve"> et </w:t>
+      </w:r>
+      <w:r>
+        <w:rPr>
+          <w:sz w:val="24"/>
+          <w:szCs w:val="24"/>
+        </w:rPr>
+        <w:t>ne peut pas être modifiée</w:t>
+      </w:r>
+      <w:r>
+        <w:rPr>
+          <w:rStyle w:val="Appelnotedebasdep"/>
+          <w:sz w:val="24"/>
+          <w:szCs w:val="24"/>
+        </w:rPr>
+        <w:footnoteReference w:id="14"/>
+      </w:r>
+      <w:r>
+        <w:rPr>
+          <w:sz w:val="24"/>
+          <w:szCs w:val="24"/>
+        </w:rPr>
+        <w:t>.</w:t>
+      </w:r>
+    </w:p>
+    <w:p>
+      <w:pPr>
+        <w:spacing w:after="0"/>
+        <w:rPr>
+          <w:b/>
+          <w:bCs/>
+        </w:rPr>
+      </w:pPr>
+    </w:p>
+    <w:p>
+      <w:pPr>
+        <w:spacing w:after="0"/>
+      </w:pPr>
+      <w:r>
+        <w:t xml:space="preserve">Donc on va </w:t>
+      </w:r>
+      <w:r>
+        <w:t xml:space="preserve">extraire les </w:t>
+      </w:r>
+      <w:r>
+        <w:rPr>
+          <w:b/>
+          <w:bCs/>
+        </w:rPr>
+        <w:t>31</w:t>
+      </w:r>
+      <w:r>
+        <w:rPr>
+          <w:b/>
+          <w:bCs/>
+        </w:rPr>
+        <w:t xml:space="preserve"> caractères qui</w:t>
+      </w:r>
+      <w:r>
+        <w:rPr>
+          <w:b/>
+          <w:bCs/>
+        </w:rPr>
         <w:t xml:space="preserve"> </w:t>
       </w:r>
       <w:r>
-        <w:t>avec le paramètre 1</w:t>
+        <w:rPr>
+          <w:b/>
+          <w:bCs/>
+        </w:rPr>
+        <w:t>suivent le crochet</w:t>
+      </w:r>
+      <w:r>
+        <w:t xml:space="preserve"> </w:t>
       </w:r>
       <w:r>
         <w:t>.</w:t>
       </w:r>
+      <w:r>
+        <w:t>Excel limitera l'extraction au nombre de</w:t>
+      </w:r>
+      <w:r>
+        <w:t xml:space="preserve"> </w:t>
+      </w:r>
+      <w:r>
+        <w:t xml:space="preserve">caractères </w:t>
+      </w:r>
+      <w:r>
+        <w:rPr>
+          <w:b/>
+          <w:bCs/>
+        </w:rPr>
+        <w:t>effectivement présent dans la</w:t>
+      </w:r>
+      <w:r>
+        <w:rPr>
+          <w:b/>
+          <w:bCs/>
+        </w:rPr>
+        <w:t xml:space="preserve"> </w:t>
+      </w:r>
+      <w:r>
+        <w:rPr>
+          <w:b/>
+          <w:bCs/>
+        </w:rPr>
+        <w:t>feuille</w:t>
+      </w:r>
+      <w:r>
+        <w:t xml:space="preserve"> de calcul</w:t>
+      </w:r>
+      <w:r>
+        <w:t>.</w:t>
+      </w:r>
     </w:p>
     <w:p>
       <w:pPr>
         <w:spacing w:after="0"/>
       </w:pPr>
-      <w:r>
-        <w:t>E</w:t>
-      </w:r>
-      <w:r>
-        <w:t>nsuite</w:t>
+    </w:p>
+    <w:p>
+      <w:pPr>
+        <w:pStyle w:val="Titre3"/>
+        <w:rPr>
+          <w:highlight w:val="yellow"/>
+        </w:rPr>
+      </w:pPr>
+      <w:bookmarkStart w:id="26" w:name="_Toc224033716"/>
+      <w:r>
+        <w:rPr>
+          <w:highlight w:val="yellow"/>
+        </w:rPr>
+        <w:t>►</w:t>
+      </w:r>
+      <w:bookmarkEnd w:id="26"/>
+    </w:p>
+    <w:p>
+      <w:pPr>
+        <w:spacing w:after="0"/>
+      </w:pPr>
+    </w:p>
+    <w:p>
+      <w:pPr>
+        <w:spacing w:after="0"/>
+      </w:pPr>
+      <w:r>
+        <w:t xml:space="preserve"> cela est en fait nous</w:t>
       </w:r>
       <w:r>
         <w:t xml:space="preserve"> </w:t>
       </w:r>
       <w:r>
-        <w:t>une fois que nous avons</w:t>
+        <w:t>fermons la parenthèse et nous validons</w:t>
       </w:r>
       <w:r>
         <w:t xml:space="preserve"> </w:t>
       </w:r>
-      <w:r>
-        <w:t>identifié la position du crochet nous</w:t>
+    </w:p>
+    <w:p>
+      <w:pPr>
+        <w:spacing w:after="0"/>
+      </w:pPr>
+    </w:p>
+    <w:p>
+      <w:pPr>
+        <w:spacing w:after="0"/>
+      </w:pPr>
+      <w:r>
+        <w:t>tout simplement en appuyant sur le</w:t>
       </w:r>
       <w:r>
         <w:t xml:space="preserve"> </w:t>
       </w:r>
       <w:r>
-        <w:t>allons nous placer juste après celui-ci</w:t>
+        <w:t>crochet ensuite nous validons à nouveau</w:t>
       </w:r>
       <w:r>
         <w:t xml:space="preserve"> </w:t>
       </w:r>
       <w:r>
-        <w:t>en ajoutant un caractère</w:t>
-      </w:r>
-      <w:r>
-        <w:t xml:space="preserve"> (+1).</w:t>
+        <w:t>en appuyant sur Fermer et comme nous</w:t>
+      </w:r>
+      <w:r>
+        <w:t xml:space="preserve"> </w:t>
+      </w:r>
+      <w:r>
+        <w:t>pour maintenant le constater c'est</w:t>
+      </w:r>
+      <w:r>
+        <w:t xml:space="preserve"> </w:t>
+      </w:r>
+      <w:r>
+        <w:t>effectivement uniquement le nom de la</w:t>
+      </w:r>
+      <w:r>
+        <w:t xml:space="preserve"> </w:t>
+      </w:r>
+      <w:r>
+        <w:t>feuille de calcul qui sera obtenu ici</w:t>
+      </w:r>
+      <w:r>
+        <w:t xml:space="preserve"> </w:t>
+      </w:r>
+      <w:r>
+        <w:t>par le nom matrice feuille comme tout à</w:t>
+      </w:r>
+      <w:r>
+        <w:t xml:space="preserve"> </w:t>
+      </w:r>
+      <w:r>
+        <w:t>l'heure nous rentrons dans la barre des</w:t>
+      </w:r>
+      <w:r>
+        <w:t xml:space="preserve"> </w:t>
+      </w:r>
+      <w:r>
+        <w:t>formules on appuyant sur F2 et ensuite</w:t>
+      </w:r>
+      <w:r>
+        <w:t xml:space="preserve"> </w:t>
+      </w:r>
+      <w:r>
+        <w:t>en appuyant sur F9 nous allons pouvoir</w:t>
+      </w:r>
+      <w:r>
+        <w:t xml:space="preserve"> </w:t>
+      </w:r>
+      <w:r>
+        <w:t>constater qu'</w:t>
+      </w:r>
+      <w:r>
+        <w:t>Excel</w:t>
+      </w:r>
+      <w:r>
+        <w:t xml:space="preserve"> va bien récupérer tous</w:t>
+      </w:r>
+      <w:r>
+        <w:t xml:space="preserve"> </w:t>
+      </w:r>
+      <w:r>
+        <w:t>les noms de feuilles de calcul donc</w:t>
+      </w:r>
+      <w:r>
+        <w:t xml:space="preserve"> </w:t>
+      </w:r>
+      <w:r>
+        <w:t>ensuite nous allons supprimer le</w:t>
+      </w:r>
+      <w:r>
+        <w:t xml:space="preserve"> </w:t>
+      </w:r>
+      <w:r>
+        <w:t>résultat que nous avons saisi dans la</w:t>
+      </w:r>
+      <w:r>
+        <w:t xml:space="preserve"> </w:t>
+      </w:r>
+      <w:r>
+        <w:t>Énumérer le nom des feuilles du classeur</w:t>
+      </w:r>
+      <w:r>
+        <w:t>.</w:t>
       </w:r>
     </w:p>
     <w:p>
       <w:pPr>
         <w:spacing w:after="0"/>
       </w:pPr>
-      <w:r>
-        <w:t>E</w:t>
-      </w:r>
-      <w:r>
-        <w:t>nsuite</w:t>
+    </w:p>
+    <w:p>
+      <w:pPr>
+        <w:spacing w:after="0"/>
+      </w:pPr>
+    </w:p>
+    <w:p>
+      <w:pPr>
+        <w:pStyle w:val="Titre4"/>
+        <w:rPr>
+          <w:highlight w:val="yellow"/>
+        </w:rPr>
+      </w:pPr>
+      <w:bookmarkStart w:id="27" w:name="_Toc223946417"/>
+      <w:bookmarkStart w:id="28" w:name="_Toc224033717"/>
+      <w:r>
+        <w:rPr>
+          <w:highlight w:val="yellow"/>
+        </w:rPr>
+        <w:t xml:space="preserve">Syntaxe de la fonction </w:t>
+      </w:r>
+      <w:bookmarkEnd w:id="27"/>
+      <w:r>
+        <w:rPr>
+          <w:highlight w:val="yellow"/>
+        </w:rPr>
+        <w:t>ALEA</w:t>
+      </w:r>
+      <w:bookmarkEnd w:id="28"/>
+    </w:p>
+    <w:p/>
+    <w:p>
+      <w:pPr>
+        <w:pStyle w:val="Titre2"/>
+        <w:rPr>
+          <w:highlight w:val="yellow"/>
+        </w:rPr>
+      </w:pPr>
+      <w:bookmarkStart w:id="29" w:name="_Toc224033718"/>
+      <w:r>
+        <w:rPr>
+          <w:highlight w:val="yellow"/>
+        </w:rPr>
+        <w:t>Pour aller plus loin</w:t>
+      </w:r>
+      <w:bookmarkEnd w:id="29"/>
+    </w:p>
+    <w:p>
+      <w:pPr>
+        <w:pStyle w:val="Titre3"/>
+      </w:pPr>
+      <w:bookmarkStart w:id="30" w:name="_Toc224033719"/>
+      <w:r>
+        <w:t>Rendre dynamique l'affichage</w:t>
+      </w:r>
+      <w:bookmarkEnd w:id="30"/>
+    </w:p>
+    <w:p>
+      <w:r>
+        <w:t>T(MAINTENANT()</w:t>
+      </w:r>
+    </w:p>
+    <w:p>
+      <w:pPr>
+        <w:pStyle w:val="Titre3"/>
+      </w:pPr>
+      <w:bookmarkStart w:id="31" w:name="_Toc224033720"/>
+      <w:r>
+        <w:t>On peut ajouter des liens hypertexte sur le nom des feuilles.</w:t>
+      </w:r>
+      <w:bookmarkEnd w:id="31"/>
+    </w:p>
+    <w:p/>
+    <w:p>
+      <w:pPr>
+        <w:pStyle w:val="Titre1"/>
+      </w:pPr>
+      <w:bookmarkStart w:id="32" w:name="_Toc224033721"/>
+      <w:r>
+        <w:t>Traduction</w:t>
       </w:r>
       <w:r>
         <w:t xml:space="preserve"> </w:t>
       </w:r>
       <w:r>
-        <w:t>donc</w:t>
-      </w:r>
-      <w:r>
-        <w:t xml:space="preserve"> n</w:t>
-      </w:r>
-      <w:r>
-        <w:t xml:space="preserve">ous en arrivons au </w:t>
-      </w:r>
-      <w:r>
-        <w:rPr>
-          <w:b/>
-          <w:bCs/>
-        </w:rPr>
-        <w:t>troisième argument</w:t>
-      </w:r>
-      <w:r>
-        <w:t xml:space="preserve"> </w:t>
-      </w:r>
-      <w:r>
-        <w:t xml:space="preserve">de la fonction </w:t>
-      </w:r>
-      <w:r>
-        <w:t xml:space="preserve">STXT() </w:t>
-      </w:r>
-      <w:r>
-        <w:t>dans laquelle</w:t>
-      </w:r>
-      <w:r>
-        <w:t xml:space="preserve"> </w:t>
-      </w:r>
-      <w:r>
-        <w:t>nous allons</w:t>
-      </w:r>
-      <w:r>
-        <w:t xml:space="preserve"> </w:t>
-      </w:r>
-      <w:r>
-        <w:t>spécifier le nombre de caractères que</w:t>
-      </w:r>
-      <w:r>
-        <w:t xml:space="preserve"> </w:t>
-      </w:r>
-      <w:r>
-        <w:t>nous allons vouloir utiliser et comme je</w:t>
-      </w:r>
-    </w:p>
-    <w:p>
-      <w:pPr>
-        <w:spacing w:after="0"/>
-      </w:pPr>
-      <w:r>
-        <w:t>vous l'expliquais juste avant l'astuce</w:t>
-      </w:r>
-      <w:r>
-        <w:t xml:space="preserve"> </w:t>
-      </w:r>
-      <w:r>
-        <w:t>qui consiste à utiliser la fonction est</w:t>
-      </w:r>
-      <w:r>
-        <w:t xml:space="preserve"> </w:t>
-      </w:r>
-      <w:r>
-        <w:t>ex à la place de la fonction droite va</w:t>
-      </w:r>
-      <w:r>
-        <w:t xml:space="preserve"> </w:t>
-      </w:r>
-      <w:r>
-        <w:t>tout simplement maintenant consister à</w:t>
-      </w:r>
-      <w:r>
-        <w:t xml:space="preserve"> </w:t>
-      </w:r>
-      <w:r>
-        <w:t>saisir un nombre de caractères qui</w:t>
-      </w:r>
-    </w:p>
-    <w:p>
-      <w:pPr>
-        <w:spacing w:after="0"/>
-      </w:pPr>
-      <w:r>
-        <w:t>dépassera systématiquement du nombre de</w:t>
-      </w:r>
-      <w:r>
-        <w:t xml:space="preserve"> </w:t>
-      </w:r>
-      <w:r>
-        <w:t>caractères total du texte principal ici</w:t>
-      </w:r>
-    </w:p>
-    <w:p>
-      <w:pPr>
-        <w:spacing w:after="0"/>
-      </w:pPr>
-      <w:r>
-        <w:lastRenderedPageBreak/>
-        <w:t>nous allons par exemple demander à Excel</w:t>
-      </w:r>
-      <w:r>
-        <w:t xml:space="preserve"> </w:t>
-      </w:r>
-      <w:r>
-        <w:t>d'extraire les 1000 caractères qui</w:t>
-      </w:r>
-      <w:r>
-        <w:t xml:space="preserve"> </w:t>
-      </w:r>
-      <w:r>
-        <w:t>suivent les crochets en sachant que</w:t>
-      </w:r>
-      <w:r>
-        <w:t xml:space="preserve"> </w:t>
-      </w:r>
-      <w:r>
-        <w:t>étant donné qu'il n'y a jamais 1000</w:t>
-      </w:r>
-      <w:r>
-        <w:t xml:space="preserve"> </w:t>
-      </w:r>
-      <w:r>
-        <w:t>caractères dans le nom de la feuille de</w:t>
-      </w:r>
-      <w:r>
-        <w:t xml:space="preserve"> </w:t>
-      </w:r>
-      <w:r>
-        <w:t>calcul ici nous n'aurons aucun souci</w:t>
-      </w:r>
-      <w:r>
-        <w:t xml:space="preserve"> </w:t>
-      </w:r>
-      <w:r>
-        <w:t>Excel limitera l'extraction au nombre de</w:t>
-      </w:r>
-      <w:r>
-        <w:t xml:space="preserve"> </w:t>
-      </w:r>
-      <w:r>
-        <w:t>caractères effectivement présent dans la</w:t>
-      </w:r>
-      <w:r>
-        <w:t xml:space="preserve"> </w:t>
-      </w:r>
-      <w:r>
-        <w:t>feuille de calcul cela est en fait nous</w:t>
-      </w:r>
-      <w:r>
-        <w:t xml:space="preserve"> </w:t>
-      </w:r>
-      <w:r>
-        <w:t>fermons la parenthèse et nous validons</w:t>
-      </w:r>
-      <w:r>
-        <w:t xml:space="preserve"> </w:t>
-      </w:r>
-      <w:r>
-        <w:t>tout simplement en appuyant sur le</w:t>
-      </w:r>
-      <w:r>
-        <w:t xml:space="preserve"> </w:t>
-      </w:r>
-      <w:r>
-        <w:t>crochet ensuite nous validons à nouveau</w:t>
-      </w:r>
-      <w:r>
-        <w:t xml:space="preserve"> </w:t>
-      </w:r>
-      <w:r>
-        <w:t>en appuyant sur Fermer et comme nous</w:t>
-      </w:r>
-      <w:r>
-        <w:t xml:space="preserve"> </w:t>
-      </w:r>
-      <w:r>
-        <w:t>pour maintenant le constater c'est</w:t>
-      </w:r>
-      <w:r>
-        <w:t xml:space="preserve"> </w:t>
-      </w:r>
-      <w:r>
-        <w:t>effectivement uniquement le nom de la</w:t>
-      </w:r>
-      <w:r>
-        <w:t xml:space="preserve"> </w:t>
-      </w:r>
-      <w:r>
-        <w:t>feuille de calcul qui sera obtenu ici</w:t>
-      </w:r>
-      <w:r>
-        <w:t xml:space="preserve"> </w:t>
-      </w:r>
-      <w:r>
-        <w:t>par le nom matrice feuille comme tout à</w:t>
-      </w:r>
-      <w:r>
-        <w:t xml:space="preserve"> </w:t>
-      </w:r>
-      <w:r>
-        <w:t>l'heure nous rentrons dans la barre des</w:t>
-      </w:r>
-      <w:r>
-        <w:t xml:space="preserve"> </w:t>
-      </w:r>
-      <w:r>
-        <w:t>formules on appuyant sur F2 et ensuite</w:t>
-      </w:r>
-      <w:r>
-        <w:t xml:space="preserve"> </w:t>
-      </w:r>
-      <w:r>
-        <w:t>en appuyant sur F9 nous allons pouvoir</w:t>
-      </w:r>
-      <w:r>
-        <w:t xml:space="preserve"> </w:t>
-      </w:r>
-      <w:r>
-        <w:t>constater qu'</w:t>
-      </w:r>
-      <w:proofErr w:type="spellStart"/>
-      <w:r>
-        <w:t>exel</w:t>
-      </w:r>
-      <w:proofErr w:type="spellEnd"/>
-      <w:r>
-        <w:t xml:space="preserve"> va bien récupérer tous</w:t>
-      </w:r>
-      <w:r>
-        <w:t xml:space="preserve"> </w:t>
-      </w:r>
-      <w:r>
-        <w:t>les noms de feuilles de calcul donc</w:t>
-      </w:r>
-      <w:r>
-        <w:t xml:space="preserve"> </w:t>
-      </w:r>
-      <w:r>
-        <w:t>ensuite nous allons supprimer le</w:t>
-      </w:r>
-      <w:r>
-        <w:t xml:space="preserve"> </w:t>
-      </w:r>
-      <w:r>
-        <w:t>résultat que nous avons saisi dans la</w:t>
-      </w:r>
-      <w:r>
-        <w:t xml:space="preserve"> </w:t>
-      </w:r>
-      <w:r>
-        <w:t>Énumérer le nom des feuilles du classeur</w:t>
-      </w:r>
-      <w:r>
-        <w:t>.</w:t>
-      </w:r>
-    </w:p>
-    <w:p>
-      <w:pPr>
-        <w:spacing w:after="0"/>
-      </w:pPr>
-    </w:p>
-    <w:p>
-      <w:pPr>
-        <w:spacing w:after="0"/>
-      </w:pPr>
-    </w:p>
-    <w:p>
-      <w:pPr>
-        <w:pStyle w:val="Titre4"/>
-        <w:rPr>
-          <w:highlight w:val="yellow"/>
-        </w:rPr>
-      </w:pPr>
-      <w:bookmarkStart w:id="26" w:name="_Toc223946417"/>
-      <w:bookmarkStart w:id="27" w:name="_Toc224030890"/>
-      <w:r>
-        <w:rPr>
-          <w:highlight w:val="yellow"/>
-        </w:rPr>
-        <w:t xml:space="preserve">Syntaxe de la fonction </w:t>
-      </w:r>
-      <w:bookmarkEnd w:id="26"/>
-      <w:r>
-        <w:rPr>
-          <w:highlight w:val="yellow"/>
-        </w:rPr>
-        <w:t>ALEA</w:t>
-      </w:r>
-      <w:bookmarkEnd w:id="27"/>
-    </w:p>
-    <w:p/>
-    <w:p>
-      <w:pPr>
-        <w:pStyle w:val="Titre2"/>
-        <w:rPr>
-          <w:highlight w:val="yellow"/>
-        </w:rPr>
-      </w:pPr>
-      <w:bookmarkStart w:id="28" w:name="_Toc224030891"/>
-      <w:r>
-        <w:rPr>
-          <w:highlight w:val="yellow"/>
-        </w:rPr>
-        <w:t>Pour aller plus loin</w:t>
-      </w:r>
-      <w:bookmarkEnd w:id="28"/>
-    </w:p>
-    <w:p>
-      <w:pPr>
-        <w:pStyle w:val="Titre3"/>
-      </w:pPr>
-      <w:bookmarkStart w:id="29" w:name="_Toc224030892"/>
-      <w:r>
-        <w:t>Rendre dynamique l'affichage</w:t>
-      </w:r>
-      <w:bookmarkEnd w:id="29"/>
-    </w:p>
-    <w:p>
-      <w:r>
-        <w:t>T(MAINTENANT()</w:t>
-      </w:r>
-    </w:p>
-    <w:p>
-      <w:pPr>
-        <w:pStyle w:val="Titre3"/>
-      </w:pPr>
-      <w:bookmarkStart w:id="30" w:name="_Toc224030893"/>
-      <w:r>
-        <w:t>On peut ajouter des liens hypertexte sur le nom des feuilles.</w:t>
-      </w:r>
-      <w:bookmarkEnd w:id="30"/>
-    </w:p>
-    <w:p/>
-    <w:p>
-      <w:pPr>
-        <w:pStyle w:val="Titre1"/>
-      </w:pPr>
-      <w:bookmarkStart w:id="31" w:name="_Toc224030894"/>
-      <w:r>
-        <w:t>Traduction</w:t>
-      </w:r>
-      <w:r>
-        <w:t xml:space="preserve"> </w:t>
-      </w:r>
-      <w:r>
         <w:t>de</w:t>
       </w:r>
       <w:r>
@@ -9775,7 +10238,7 @@
       <w:r>
         <w:t xml:space="preserve"> Excel en anglais</w:t>
       </w:r>
-      <w:bookmarkEnd w:id="31"/>
+      <w:bookmarkEnd w:id="32"/>
     </w:p>
     <w:p>
       <w:r>
@@ -9883,6 +10346,7 @@
           </w:tcPr>
           <w:p>
             <w:r>
+              <w:lastRenderedPageBreak/>
               <w:t>INDEX</w:t>
             </w:r>
           </w:p>
@@ -9904,13 +10368,13 @@
       <w:pPr>
         <w:pStyle w:val="Titre1"/>
       </w:pPr>
-      <w:bookmarkStart w:id="32" w:name="_Toc223707034"/>
-      <w:bookmarkStart w:id="33" w:name="_Toc224030895"/>
+      <w:bookmarkStart w:id="33" w:name="_Toc223707034"/>
+      <w:bookmarkStart w:id="34" w:name="_Toc224033722"/>
       <w:r>
         <w:t>Links</w:t>
       </w:r>
-      <w:bookmarkEnd w:id="32"/>
       <w:bookmarkEnd w:id="33"/>
+      <w:bookmarkEnd w:id="34"/>
     </w:p>
     <w:p>
       <w:pPr>
@@ -9943,8 +10407,8 @@
     <w:p/>
     <w:p/>
     <w:sectPr>
-      <w:headerReference w:type="default" r:id="rId42"/>
-      <w:footerReference w:type="default" r:id="rId43"/>
+      <w:headerReference w:type="default" r:id="rId43"/>
+      <w:footerReference w:type="default" r:id="rId44"/>
       <w:pgSz w:w="11906" w:h="16838"/>
       <w:pgMar w:top="1417" w:right="1417" w:bottom="1417" w:left="1417" w:header="708" w:footer="708" w:gutter="0"/>
       <w:cols w:space="708"/>
@@ -10337,6 +10801,79 @@
       </w:r>
       <w:r>
         <w:t>https://support.microsoft.com/fr-fr/office/stxt-fonction-d5f9e25c-d7d6-472e-b568-4ecb12433028</w:t>
+      </w:r>
+    </w:p>
+  </w:footnote>
+  <w:footnote w:id="12">
+    <w:p>
+      <w:pPr>
+        <w:pStyle w:val="Notedebasdepage"/>
+      </w:pPr>
+      <w:r>
+        <w:rPr>
+          <w:rStyle w:val="Appelnotedebasdep"/>
+          <w:sz w:val="18"/>
+          <w:szCs w:val="18"/>
+        </w:rPr>
+        <w:footnoteRef/>
+      </w:r>
+      <w:r>
+        <w:rPr>
+          <w:sz w:val="18"/>
+          <w:szCs w:val="18"/>
+        </w:rPr>
+        <w:t xml:space="preserve"> </w:t>
+      </w:r>
+      <w:r>
+        <w:rPr>
+          <w:sz w:val="18"/>
+          <w:szCs w:val="18"/>
+        </w:rPr>
+        <w:t>https://learn.microsoft.com/en-us/answers/questions/5198097/what-is-the-maximum-characters-allowed-in-a-sheet</w:t>
+      </w:r>
+    </w:p>
+  </w:footnote>
+  <w:footnote w:id="13">
+    <w:p>
+      <w:pPr>
+        <w:pStyle w:val="Notedebasdepage"/>
+      </w:pPr>
+      <w:r>
+        <w:rPr>
+          <w:rStyle w:val="Appelnotedebasdep"/>
+        </w:rPr>
+        <w:footnoteRef/>
+      </w:r>
+      <w:r>
+        <w:t xml:space="preserve"> En C / C++</w:t>
+      </w:r>
+    </w:p>
+  </w:footnote>
+  <w:footnote w:id="14">
+    <w:p>
+      <w:pPr>
+        <w:pStyle w:val="Notedebasdepage"/>
+      </w:pPr>
+      <w:r>
+        <w:rPr>
+          <w:rStyle w:val="Appelnotedebasdep"/>
+        </w:rPr>
+        <w:footnoteRef/>
+      </w:r>
+      <w:r>
+        <w:t xml:space="preserve"> </w:t>
+      </w:r>
+      <w:r>
+        <w:t>Sauf à hacker le code source d’Excel et</w:t>
+      </w:r>
+      <w:r>
+        <w:t xml:space="preserve"> réussir à</w:t>
+      </w:r>
+      <w:r>
+        <w:t xml:space="preserve"> le décompiler</w:t>
+      </w:r>
+      <w:r>
+        <w:t> !</w:t>
       </w:r>
     </w:p>
   </w:footnote>
@@ -10623,7 +11160,7 @@
               <w:sz w:val="16"/>
               <w:szCs w:val="16"/>
             </w:rPr>
-            <w:t>09-03-2026 18:05</w:t>
+            <w:t>10-03-2026 10:27</w:t>
           </w:r>
           <w:r>
             <w:rPr>
@@ -13198,7 +13735,6 @@
   <w:style w:type="character" w:default="1" w:styleId="Policepardfaut">
     <w:name w:val="Default Paragraph Font"/>
     <w:uiPriority w:val="1"/>
-    <w:semiHidden/>
     <w:unhideWhenUsed/>
   </w:style>
   <w:style w:type="table" w:default="1" w:styleId="TableauNormal">

--- a/EXCEL_CodeSource/Classeurs_CodeSource/SheetsList/Lister le nom des feuilles dans Excel.docx
+++ b/EXCEL_CodeSource/Classeurs_CodeSource/SheetsList/Lister le nom des feuilles dans Excel.docx
@@ -152,7 +152,7 @@
       <w:r>
         <w:fldChar w:fldCharType="separate"/>
       </w:r>
-      <w:hyperlink w:anchor="_Toc224033690" w:history="1">
+      <w:hyperlink w:anchor="_Toc224037185" w:history="1">
         <w:r>
           <w:rPr>
             <w:rStyle w:val="Lienhypertexte"/>
@@ -179,7 +179,7 @@
             <w:noProof/>
             <w:webHidden/>
           </w:rPr>
-          <w:instrText xml:space="preserve"> PAGEREF _Toc224033690 \h </w:instrText>
+          <w:instrText xml:space="preserve"> PAGEREF _Toc224037185 \h </w:instrText>
         </w:r>
         <w:r>
           <w:rPr>
@@ -226,7 +226,7 @@
           <w14:ligatures w14:val="standardContextual"/>
         </w:rPr>
       </w:pPr>
-      <w:hyperlink w:anchor="_Toc224033691" w:history="1">
+      <w:hyperlink w:anchor="_Toc224037186" w:history="1">
         <w:r>
           <w:rPr>
             <w:rStyle w:val="Lienhypertexte"/>
@@ -253,7 +253,7 @@
             <w:noProof/>
             <w:webHidden/>
           </w:rPr>
-          <w:instrText xml:space="preserve"> PAGEREF _Toc224033691 \h </w:instrText>
+          <w:instrText xml:space="preserve"> PAGEREF _Toc224037186 \h </w:instrText>
         </w:r>
         <w:r>
           <w:rPr>
@@ -302,7 +302,7 @@
           <w14:ligatures w14:val="standardContextual"/>
         </w:rPr>
       </w:pPr>
-      <w:hyperlink w:anchor="_Toc224033692" w:history="1">
+      <w:hyperlink w:anchor="_Toc224037187" w:history="1">
         <w:r>
           <w:rPr>
             <w:rStyle w:val="Lienhypertexte"/>
@@ -329,7 +329,7 @@
             <w:noProof/>
             <w:webHidden/>
           </w:rPr>
-          <w:instrText xml:space="preserve"> PAGEREF _Toc224033692 \h </w:instrText>
+          <w:instrText xml:space="preserve"> PAGEREF _Toc224037187 \h </w:instrText>
         </w:r>
         <w:r>
           <w:rPr>
@@ -376,7 +376,7 @@
           <w14:ligatures w14:val="standardContextual"/>
         </w:rPr>
       </w:pPr>
-      <w:hyperlink w:anchor="_Toc224033693" w:history="1">
+      <w:hyperlink w:anchor="_Toc224037188" w:history="1">
         <w:r>
           <w:rPr>
             <w:rStyle w:val="Lienhypertexte"/>
@@ -403,7 +403,7 @@
             <w:noProof/>
             <w:webHidden/>
           </w:rPr>
-          <w:instrText xml:space="preserve"> PAGEREF _Toc224033693 \h </w:instrText>
+          <w:instrText xml:space="preserve"> PAGEREF _Toc224037188 \h </w:instrText>
         </w:r>
         <w:r>
           <w:rPr>
@@ -451,7 +451,7 @@
           <w14:ligatures w14:val="standardContextual"/>
         </w:rPr>
       </w:pPr>
-      <w:hyperlink w:anchor="_Toc224033694" w:history="1">
+      <w:hyperlink w:anchor="_Toc224037189" w:history="1">
         <w:r>
           <w:rPr>
             <w:rStyle w:val="Lienhypertexte"/>
@@ -478,7 +478,7 @@
             <w:noProof/>
             <w:webHidden/>
           </w:rPr>
-          <w:instrText xml:space="preserve"> PAGEREF _Toc224033694 \h </w:instrText>
+          <w:instrText xml:space="preserve"> PAGEREF _Toc224037189 \h </w:instrText>
         </w:r>
         <w:r>
           <w:rPr>
@@ -526,7 +526,7 @@
           <w14:ligatures w14:val="standardContextual"/>
         </w:rPr>
       </w:pPr>
-      <w:hyperlink w:anchor="_Toc224033695" w:history="1">
+      <w:hyperlink w:anchor="_Toc224037190" w:history="1">
         <w:r>
           <w:rPr>
             <w:rStyle w:val="Lienhypertexte"/>
@@ -553,7 +553,7 @@
             <w:noProof/>
             <w:webHidden/>
           </w:rPr>
-          <w:instrText xml:space="preserve"> PAGEREF _Toc224033695 \h </w:instrText>
+          <w:instrText xml:space="preserve"> PAGEREF _Toc224037190 \h </w:instrText>
         </w:r>
         <w:r>
           <w:rPr>
@@ -601,7 +601,7 @@
           <w14:ligatures w14:val="standardContextual"/>
         </w:rPr>
       </w:pPr>
-      <w:hyperlink w:anchor="_Toc224033696" w:history="1">
+      <w:hyperlink w:anchor="_Toc224037191" w:history="1">
         <w:r>
           <w:rPr>
             <w:rStyle w:val="Lienhypertexte"/>
@@ -628,7 +628,7 @@
             <w:noProof/>
             <w:webHidden/>
           </w:rPr>
-          <w:instrText xml:space="preserve"> PAGEREF _Toc224033696 \h </w:instrText>
+          <w:instrText xml:space="preserve"> PAGEREF _Toc224037191 \h </w:instrText>
         </w:r>
         <w:r>
           <w:rPr>
@@ -676,7 +676,7 @@
           <w14:ligatures w14:val="standardContextual"/>
         </w:rPr>
       </w:pPr>
-      <w:hyperlink w:anchor="_Toc224033697" w:history="1">
+      <w:hyperlink w:anchor="_Toc224037192" w:history="1">
         <w:r>
           <w:rPr>
             <w:rStyle w:val="Lienhypertexte"/>
@@ -703,7 +703,7 @@
             <w:noProof/>
             <w:webHidden/>
           </w:rPr>
-          <w:instrText xml:space="preserve"> PAGEREF _Toc224033697 \h </w:instrText>
+          <w:instrText xml:space="preserve"> PAGEREF _Toc224037192 \h </w:instrText>
         </w:r>
         <w:r>
           <w:rPr>
@@ -750,7 +750,7 @@
           <w14:ligatures w14:val="standardContextual"/>
         </w:rPr>
       </w:pPr>
-      <w:hyperlink w:anchor="_Toc224033698" w:history="1">
+      <w:hyperlink w:anchor="_Toc224037193" w:history="1">
         <w:r>
           <w:rPr>
             <w:rStyle w:val="Lienhypertexte"/>
@@ -777,7 +777,7 @@
             <w:noProof/>
             <w:webHidden/>
           </w:rPr>
-          <w:instrText xml:space="preserve"> PAGEREF _Toc224033698 \h </w:instrText>
+          <w:instrText xml:space="preserve"> PAGEREF _Toc224037193 \h </w:instrText>
         </w:r>
         <w:r>
           <w:rPr>
@@ -824,7 +824,7 @@
           <w14:ligatures w14:val="standardContextual"/>
         </w:rPr>
       </w:pPr>
-      <w:hyperlink w:anchor="_Toc224033699" w:history="1">
+      <w:hyperlink w:anchor="_Toc224037194" w:history="1">
         <w:r>
           <w:rPr>
             <w:rStyle w:val="Lienhypertexte"/>
@@ -851,7 +851,7 @@
             <w:noProof/>
             <w:webHidden/>
           </w:rPr>
-          <w:instrText xml:space="preserve"> PAGEREF _Toc224033699 \h </w:instrText>
+          <w:instrText xml:space="preserve"> PAGEREF _Toc224037194 \h </w:instrText>
         </w:r>
         <w:r>
           <w:rPr>
@@ -898,7 +898,7 @@
           <w14:ligatures w14:val="standardContextual"/>
         </w:rPr>
       </w:pPr>
-      <w:hyperlink w:anchor="_Toc224033700" w:history="1">
+      <w:hyperlink w:anchor="_Toc224037195" w:history="1">
         <w:r>
           <w:rPr>
             <w:rStyle w:val="Lienhypertexte"/>
@@ -925,7 +925,7 @@
             <w:noProof/>
             <w:webHidden/>
           </w:rPr>
-          <w:instrText xml:space="preserve"> PAGEREF _Toc224033700 \h </w:instrText>
+          <w:instrText xml:space="preserve"> PAGEREF _Toc224037195 \h </w:instrText>
         </w:r>
         <w:r>
           <w:rPr>
@@ -973,7 +973,7 @@
           <w14:ligatures w14:val="standardContextual"/>
         </w:rPr>
       </w:pPr>
-      <w:hyperlink w:anchor="_Toc224033701" w:history="1">
+      <w:hyperlink w:anchor="_Toc224037196" w:history="1">
         <w:r>
           <w:rPr>
             <w:rStyle w:val="Lienhypertexte"/>
@@ -1000,7 +1000,7 @@
             <w:noProof/>
             <w:webHidden/>
           </w:rPr>
-          <w:instrText xml:space="preserve"> PAGEREF _Toc224033701 \h </w:instrText>
+          <w:instrText xml:space="preserve"> PAGEREF _Toc224037196 \h </w:instrText>
         </w:r>
         <w:r>
           <w:rPr>
@@ -1048,7 +1048,7 @@
           <w14:ligatures w14:val="standardContextual"/>
         </w:rPr>
       </w:pPr>
-      <w:hyperlink w:anchor="_Toc224033702" w:history="1">
+      <w:hyperlink w:anchor="_Toc224037197" w:history="1">
         <w:r>
           <w:rPr>
             <w:rStyle w:val="Lienhypertexte"/>
@@ -1075,7 +1075,7 @@
             <w:noProof/>
             <w:webHidden/>
           </w:rPr>
-          <w:instrText xml:space="preserve"> PAGEREF _Toc224033702 \h </w:instrText>
+          <w:instrText xml:space="preserve"> PAGEREF _Toc224037197 \h </w:instrText>
         </w:r>
         <w:r>
           <w:rPr>
@@ -1123,7 +1123,7 @@
           <w14:ligatures w14:val="standardContextual"/>
         </w:rPr>
       </w:pPr>
-      <w:hyperlink w:anchor="_Toc224033703" w:history="1">
+      <w:hyperlink w:anchor="_Toc224037198" w:history="1">
         <w:r>
           <w:rPr>
             <w:rStyle w:val="Lienhypertexte"/>
@@ -1150,7 +1150,7 @@
             <w:noProof/>
             <w:webHidden/>
           </w:rPr>
-          <w:instrText xml:space="preserve"> PAGEREF _Toc224033703 \h </w:instrText>
+          <w:instrText xml:space="preserve"> PAGEREF _Toc224037198 \h </w:instrText>
         </w:r>
         <w:r>
           <w:rPr>
@@ -1197,7 +1197,7 @@
           <w14:ligatures w14:val="standardContextual"/>
         </w:rPr>
       </w:pPr>
-      <w:hyperlink w:anchor="_Toc224033704" w:history="1">
+      <w:hyperlink w:anchor="_Toc224037199" w:history="1">
         <w:r>
           <w:rPr>
             <w:rStyle w:val="Lienhypertexte"/>
@@ -1224,7 +1224,7 @@
             <w:noProof/>
             <w:webHidden/>
           </w:rPr>
-          <w:instrText xml:space="preserve"> PAGEREF _Toc224033704 \h </w:instrText>
+          <w:instrText xml:space="preserve"> PAGEREF _Toc224037199 \h </w:instrText>
         </w:r>
         <w:r>
           <w:rPr>
@@ -1272,7 +1272,7 @@
           <w14:ligatures w14:val="standardContextual"/>
         </w:rPr>
       </w:pPr>
-      <w:hyperlink w:anchor="_Toc224033705" w:history="1">
+      <w:hyperlink w:anchor="_Toc224037200" w:history="1">
         <w:r>
           <w:rPr>
             <w:rStyle w:val="Lienhypertexte"/>
@@ -1299,7 +1299,7 @@
             <w:noProof/>
             <w:webHidden/>
           </w:rPr>
-          <w:instrText xml:space="preserve"> PAGEREF _Toc224033705 \h </w:instrText>
+          <w:instrText xml:space="preserve"> PAGEREF _Toc224037200 \h </w:instrText>
         </w:r>
         <w:r>
           <w:rPr>
@@ -1347,7 +1347,7 @@
           <w14:ligatures w14:val="standardContextual"/>
         </w:rPr>
       </w:pPr>
-      <w:hyperlink w:anchor="_Toc224033706" w:history="1">
+      <w:hyperlink w:anchor="_Toc224037201" w:history="1">
         <w:r>
           <w:rPr>
             <w:rStyle w:val="Lienhypertexte"/>
@@ -1374,7 +1374,7 @@
             <w:noProof/>
             <w:webHidden/>
           </w:rPr>
-          <w:instrText xml:space="preserve"> PAGEREF _Toc224033706 \h </w:instrText>
+          <w:instrText xml:space="preserve"> PAGEREF _Toc224037201 \h </w:instrText>
         </w:r>
         <w:r>
           <w:rPr>
@@ -1422,7 +1422,7 @@
           <w14:ligatures w14:val="standardContextual"/>
         </w:rPr>
       </w:pPr>
-      <w:hyperlink w:anchor="_Toc224033707" w:history="1">
+      <w:hyperlink w:anchor="_Toc224037202" w:history="1">
         <w:r>
           <w:rPr>
             <w:rStyle w:val="Lienhypertexte"/>
@@ -1449,7 +1449,7 @@
             <w:noProof/>
             <w:webHidden/>
           </w:rPr>
-          <w:instrText xml:space="preserve"> PAGEREF _Toc224033707 \h </w:instrText>
+          <w:instrText xml:space="preserve"> PAGEREF _Toc224037202 \h </w:instrText>
         </w:r>
         <w:r>
           <w:rPr>
@@ -1496,7 +1496,7 @@
           <w14:ligatures w14:val="standardContextual"/>
         </w:rPr>
       </w:pPr>
-      <w:hyperlink w:anchor="_Toc224033708" w:history="1">
+      <w:hyperlink w:anchor="_Toc224037203" w:history="1">
         <w:r>
           <w:rPr>
             <w:rStyle w:val="Lienhypertexte"/>
@@ -1523,7 +1523,7 @@
             <w:noProof/>
             <w:webHidden/>
           </w:rPr>
-          <w:instrText xml:space="preserve"> PAGEREF _Toc224033708 \h </w:instrText>
+          <w:instrText xml:space="preserve"> PAGEREF _Toc224037203 \h </w:instrText>
         </w:r>
         <w:r>
           <w:rPr>
@@ -1571,7 +1571,7 @@
           <w14:ligatures w14:val="standardContextual"/>
         </w:rPr>
       </w:pPr>
-      <w:hyperlink w:anchor="_Toc224033709" w:history="1">
+      <w:hyperlink w:anchor="_Toc224037204" w:history="1">
         <w:r>
           <w:rPr>
             <w:rStyle w:val="Lienhypertexte"/>
@@ -1598,7 +1598,7 @@
             <w:noProof/>
             <w:webHidden/>
           </w:rPr>
-          <w:instrText xml:space="preserve"> PAGEREF _Toc224033709 \h </w:instrText>
+          <w:instrText xml:space="preserve"> PAGEREF _Toc224037204 \h </w:instrText>
         </w:r>
         <w:r>
           <w:rPr>
@@ -1646,7 +1646,7 @@
           <w14:ligatures w14:val="standardContextual"/>
         </w:rPr>
       </w:pPr>
-      <w:hyperlink w:anchor="_Toc224033710" w:history="1">
+      <w:hyperlink w:anchor="_Toc224037205" w:history="1">
         <w:r>
           <w:rPr>
             <w:rStyle w:val="Lienhypertexte"/>
@@ -1673,7 +1673,7 @@
             <w:noProof/>
             <w:webHidden/>
           </w:rPr>
-          <w:instrText xml:space="preserve"> PAGEREF _Toc224033710 \h </w:instrText>
+          <w:instrText xml:space="preserve"> PAGEREF _Toc224037205 \h </w:instrText>
         </w:r>
         <w:r>
           <w:rPr>
@@ -1721,7 +1721,7 @@
           <w14:ligatures w14:val="standardContextual"/>
         </w:rPr>
       </w:pPr>
-      <w:hyperlink w:anchor="_Toc224033711" w:history="1">
+      <w:hyperlink w:anchor="_Toc224037206" w:history="1">
         <w:r>
           <w:rPr>
             <w:rStyle w:val="Lienhypertexte"/>
@@ -1748,7 +1748,7 @@
             <w:noProof/>
             <w:webHidden/>
           </w:rPr>
-          <w:instrText xml:space="preserve"> PAGEREF _Toc224033711 \h </w:instrText>
+          <w:instrText xml:space="preserve"> PAGEREF _Toc224037206 \h </w:instrText>
         </w:r>
         <w:r>
           <w:rPr>
@@ -1796,7 +1796,7 @@
           <w14:ligatures w14:val="standardContextual"/>
         </w:rPr>
       </w:pPr>
-      <w:hyperlink w:anchor="_Toc224033712" w:history="1">
+      <w:hyperlink w:anchor="_Toc224037207" w:history="1">
         <w:r>
           <w:rPr>
             <w:rStyle w:val="Lienhypertexte"/>
@@ -1823,7 +1823,7 @@
             <w:noProof/>
             <w:webHidden/>
           </w:rPr>
-          <w:instrText xml:space="preserve"> PAGEREF _Toc224033712 \h </w:instrText>
+          <w:instrText xml:space="preserve"> PAGEREF _Toc224037207 \h </w:instrText>
         </w:r>
         <w:r>
           <w:rPr>
@@ -1870,7 +1870,7 @@
           <w14:ligatures w14:val="standardContextual"/>
         </w:rPr>
       </w:pPr>
-      <w:hyperlink w:anchor="_Toc224033713" w:history="1">
+      <w:hyperlink w:anchor="_Toc224037208" w:history="1">
         <w:r>
           <w:rPr>
             <w:rStyle w:val="Lienhypertexte"/>
@@ -1897,7 +1897,7 @@
             <w:noProof/>
             <w:webHidden/>
           </w:rPr>
-          <w:instrText xml:space="preserve"> PAGEREF _Toc224033713 \h </w:instrText>
+          <w:instrText xml:space="preserve"> PAGEREF _Toc224037208 \h </w:instrText>
         </w:r>
         <w:r>
           <w:rPr>
@@ -1944,7 +1944,7 @@
           <w14:ligatures w14:val="standardContextual"/>
         </w:rPr>
       </w:pPr>
-      <w:hyperlink w:anchor="_Toc224033714" w:history="1">
+      <w:hyperlink w:anchor="_Toc224037209" w:history="1">
         <w:r>
           <w:rPr>
             <w:rStyle w:val="Lienhypertexte"/>
@@ -1971,7 +1971,7 @@
             <w:noProof/>
             <w:webHidden/>
           </w:rPr>
-          <w:instrText xml:space="preserve"> PAGEREF _Toc224033714 \h </w:instrText>
+          <w:instrText xml:space="preserve"> PAGEREF _Toc224037209 \h </w:instrText>
         </w:r>
         <w:r>
           <w:rPr>
@@ -2018,12 +2018,11 @@
           <w14:ligatures w14:val="standardContextual"/>
         </w:rPr>
       </w:pPr>
-      <w:hyperlink w:anchor="_Toc224033715" w:history="1">
+      <w:hyperlink w:anchor="_Toc224037210" w:history="1">
         <w:r>
           <w:rPr>
             <w:rStyle w:val="Lienhypertexte"/>
             <w:noProof/>
-            <w:highlight w:val="yellow"/>
           </w:rPr>
           <w:t>2.4.4.3. Décomposer le résultat de LIRE.CLASSEUR()</w:t>
         </w:r>
@@ -2046,7 +2045,7 @@
             <w:noProof/>
             <w:webHidden/>
           </w:rPr>
-          <w:instrText xml:space="preserve"> PAGEREF _Toc224033715 \h </w:instrText>
+          <w:instrText xml:space="preserve"> PAGEREF _Toc224037210 \h </w:instrText>
         </w:r>
         <w:r>
           <w:rPr>
@@ -2094,7 +2093,7 @@
           <w14:ligatures w14:val="standardContextual"/>
         </w:rPr>
       </w:pPr>
-      <w:hyperlink w:anchor="_Toc224033716" w:history="1">
+      <w:hyperlink w:anchor="_Toc224037211" w:history="1">
         <w:r>
           <w:rPr>
             <w:rStyle w:val="Lienhypertexte"/>
@@ -2131,7 +2130,7 @@
             <w:noProof/>
             <w:webHidden/>
           </w:rPr>
-          <w:instrText xml:space="preserve"> PAGEREF _Toc224033716 \h </w:instrText>
+          <w:instrText xml:space="preserve"> PAGEREF _Toc224037211 \h </w:instrText>
         </w:r>
         <w:r>
           <w:rPr>
@@ -2178,7 +2177,7 @@
           <w14:ligatures w14:val="standardContextual"/>
         </w:rPr>
       </w:pPr>
-      <w:hyperlink w:anchor="_Toc224033717" w:history="1">
+      <w:hyperlink w:anchor="_Toc224037212" w:history="1">
         <w:r>
           <w:rPr>
             <w:rStyle w:val="Lienhypertexte"/>
@@ -2206,7 +2205,7 @@
             <w:noProof/>
             <w:webHidden/>
           </w:rPr>
-          <w:instrText xml:space="preserve"> PAGEREF _Toc224033717 \h </w:instrText>
+          <w:instrText xml:space="preserve"> PAGEREF _Toc224037212 \h </w:instrText>
         </w:r>
         <w:r>
           <w:rPr>
@@ -2226,7 +2225,7 @@
             <w:noProof/>
             <w:webHidden/>
           </w:rPr>
-          <w:t>24</w:t>
+          <w:t>25</w:t>
         </w:r>
         <w:r>
           <w:rPr>
@@ -2253,7 +2252,7 @@
           <w14:ligatures w14:val="standardContextual"/>
         </w:rPr>
       </w:pPr>
-      <w:hyperlink w:anchor="_Toc224033718" w:history="1">
+      <w:hyperlink w:anchor="_Toc224037213" w:history="1">
         <w:r>
           <w:rPr>
             <w:rStyle w:val="Lienhypertexte"/>
@@ -2281,7 +2280,7 @@
             <w:noProof/>
             <w:webHidden/>
           </w:rPr>
-          <w:instrText xml:space="preserve"> PAGEREF _Toc224033718 \h </w:instrText>
+          <w:instrText xml:space="preserve"> PAGEREF _Toc224037213 \h </w:instrText>
         </w:r>
         <w:r>
           <w:rPr>
@@ -2301,7 +2300,7 @@
             <w:noProof/>
             <w:webHidden/>
           </w:rPr>
-          <w:t>24</w:t>
+          <w:t>25</w:t>
         </w:r>
         <w:r>
           <w:rPr>
@@ -2329,7 +2328,7 @@
           <w14:ligatures w14:val="standardContextual"/>
         </w:rPr>
       </w:pPr>
-      <w:hyperlink w:anchor="_Toc224033719" w:history="1">
+      <w:hyperlink w:anchor="_Toc224037214" w:history="1">
         <w:r>
           <w:rPr>
             <w:rStyle w:val="Lienhypertexte"/>
@@ -2356,7 +2355,7 @@
             <w:noProof/>
             <w:webHidden/>
           </w:rPr>
-          <w:instrText xml:space="preserve"> PAGEREF _Toc224033719 \h </w:instrText>
+          <w:instrText xml:space="preserve"> PAGEREF _Toc224037214 \h </w:instrText>
         </w:r>
         <w:r>
           <w:rPr>
@@ -2376,7 +2375,7 @@
             <w:noProof/>
             <w:webHidden/>
           </w:rPr>
-          <w:t>24</w:t>
+          <w:t>25</w:t>
         </w:r>
         <w:r>
           <w:rPr>
@@ -2404,7 +2403,7 @@
           <w14:ligatures w14:val="standardContextual"/>
         </w:rPr>
       </w:pPr>
-      <w:hyperlink w:anchor="_Toc224033720" w:history="1">
+      <w:hyperlink w:anchor="_Toc224037215" w:history="1">
         <w:r>
           <w:rPr>
             <w:rStyle w:val="Lienhypertexte"/>
@@ -2431,7 +2430,7 @@
             <w:noProof/>
             <w:webHidden/>
           </w:rPr>
-          <w:instrText xml:space="preserve"> PAGEREF _Toc224033720 \h </w:instrText>
+          <w:instrText xml:space="preserve"> PAGEREF _Toc224037215 \h </w:instrText>
         </w:r>
         <w:r>
           <w:rPr>
@@ -2451,7 +2450,7 @@
             <w:noProof/>
             <w:webHidden/>
           </w:rPr>
-          <w:t>24</w:t>
+          <w:t>25</w:t>
         </w:r>
         <w:r>
           <w:rPr>
@@ -2480,7 +2479,7 @@
           <w14:ligatures w14:val="standardContextual"/>
         </w:rPr>
       </w:pPr>
-      <w:hyperlink w:anchor="_Toc224033721" w:history="1">
+      <w:hyperlink w:anchor="_Toc224037216" w:history="1">
         <w:r>
           <w:rPr>
             <w:rStyle w:val="Lienhypertexte"/>
@@ -2507,7 +2506,7 @@
             <w:noProof/>
             <w:webHidden/>
           </w:rPr>
-          <w:instrText xml:space="preserve"> PAGEREF _Toc224033721 \h </w:instrText>
+          <w:instrText xml:space="preserve"> PAGEREF _Toc224037216 \h </w:instrText>
         </w:r>
         <w:r>
           <w:rPr>
@@ -2527,7 +2526,7 @@
             <w:noProof/>
             <w:webHidden/>
           </w:rPr>
-          <w:t>24</w:t>
+          <w:t>25</w:t>
         </w:r>
         <w:r>
           <w:rPr>
@@ -2556,7 +2555,7 @@
           <w14:ligatures w14:val="standardContextual"/>
         </w:rPr>
       </w:pPr>
-      <w:hyperlink w:anchor="_Toc224033722" w:history="1">
+      <w:hyperlink w:anchor="_Toc224037217" w:history="1">
         <w:r>
           <w:rPr>
             <w:rStyle w:val="Lienhypertexte"/>
@@ -2583,7 +2582,7 @@
             <w:noProof/>
             <w:webHidden/>
           </w:rPr>
-          <w:instrText xml:space="preserve"> PAGEREF _Toc224033722 \h </w:instrText>
+          <w:instrText xml:space="preserve"> PAGEREF _Toc224037217 \h </w:instrText>
         </w:r>
         <w:r>
           <w:rPr>
@@ -2623,7 +2622,7 @@
       <w:pPr>
         <w:pStyle w:val="Titre1"/>
       </w:pPr>
-      <w:bookmarkStart w:id="0" w:name="_Toc224033690"/>
+      <w:bookmarkStart w:id="0" w:name="_Toc224037185"/>
       <w:r>
         <w:t>Prolégomènes</w:t>
       </w:r>
@@ -2633,7 +2632,7 @@
       <w:pPr>
         <w:pStyle w:val="Titre2"/>
       </w:pPr>
-      <w:bookmarkStart w:id="1" w:name="_Toc224033691"/>
+      <w:bookmarkStart w:id="1" w:name="_Toc224037186"/>
       <w:r>
         <w:t xml:space="preserve">Le </w:t>
       </w:r>
@@ -2781,7 +2780,7 @@
       <w:pPr>
         <w:pStyle w:val="Titre1"/>
       </w:pPr>
-      <w:bookmarkStart w:id="2" w:name="_Toc224033692"/>
+      <w:bookmarkStart w:id="2" w:name="_Toc224037187"/>
       <w:r>
         <w:t>Liste avec</w:t>
       </w:r>
@@ -2815,7 +2814,7 @@
       <w:pPr>
         <w:pStyle w:val="Titre2"/>
       </w:pPr>
-      <w:bookmarkStart w:id="3" w:name="_Toc224033693"/>
+      <w:bookmarkStart w:id="3" w:name="_Toc224037188"/>
       <w:r>
         <w:t xml:space="preserve">Avec </w:t>
       </w:r>
@@ -3359,7 +3358,7 @@
       <w:pPr>
         <w:pStyle w:val="Titre3"/>
       </w:pPr>
-      <w:bookmarkStart w:id="4" w:name="_Toc224033694"/>
+      <w:bookmarkStart w:id="4" w:name="_Toc224037189"/>
       <w:r>
         <w:t>Syntaxe de la fonction REMPLACER</w:t>
       </w:r>
@@ -3744,7 +3743,7 @@
       <w:pPr>
         <w:pStyle w:val="Titre3"/>
       </w:pPr>
-      <w:bookmarkStart w:id="5" w:name="_Toc224033695"/>
+      <w:bookmarkStart w:id="5" w:name="_Toc224037190"/>
       <w:r>
         <w:t>Syntaxe de la fonction TROUVE</w:t>
       </w:r>
@@ -4113,7 +4112,7 @@
       <w:pPr>
         <w:pStyle w:val="Titre3"/>
       </w:pPr>
-      <w:bookmarkStart w:id="6" w:name="_Toc224033696"/>
+      <w:bookmarkStart w:id="6" w:name="_Toc224037191"/>
       <w:r>
         <w:t>Explications :</w:t>
       </w:r>
@@ -4310,7 +4309,7 @@
       <w:pPr>
         <w:pStyle w:val="Titre3"/>
       </w:pPr>
-      <w:bookmarkStart w:id="7" w:name="_Toc224033697"/>
+      <w:bookmarkStart w:id="7" w:name="_Toc224037192"/>
       <w:r>
         <w:lastRenderedPageBreak/>
         <w:t>Syntaxe</w:t>
@@ -4375,7 +4374,7 @@
       <w:pPr>
         <w:pStyle w:val="Titre4"/>
       </w:pPr>
-      <w:bookmarkStart w:id="8" w:name="_Toc224033698"/>
+      <w:bookmarkStart w:id="8" w:name="_Toc224037193"/>
       <w:r>
         <w:t>Syntaxe de la fonction INDEX</w:t>
       </w:r>
@@ -4926,7 +4925,7 @@
       <w:pPr>
         <w:pStyle w:val="Titre4"/>
       </w:pPr>
-      <w:bookmarkStart w:id="9" w:name="_Toc224033699"/>
+      <w:bookmarkStart w:id="9" w:name="_Toc224037194"/>
       <w:r>
         <w:t>Syntaxe de la fonction INDEX</w:t>
       </w:r>
@@ -5594,7 +5593,7 @@
       <w:pPr>
         <w:pStyle w:val="Titre2"/>
       </w:pPr>
-      <w:bookmarkStart w:id="10" w:name="_Toc224033700"/>
+      <w:bookmarkStart w:id="10" w:name="_Toc224037195"/>
       <w:r>
         <w:t>Avec LIRE.CLASSEUR , TRANSPOSE et SUBSTITUE</w:t>
       </w:r>
@@ -6220,7 +6219,7 @@
       <w:pPr>
         <w:pStyle w:val="Titre3"/>
       </w:pPr>
-      <w:bookmarkStart w:id="11" w:name="_Toc224033701"/>
+      <w:bookmarkStart w:id="11" w:name="_Toc224037196"/>
       <w:r>
         <w:t>Syntaxe de la fonction SUBSTITUE</w:t>
       </w:r>
@@ -6681,7 +6680,7 @@
       <w:pPr>
         <w:pStyle w:val="Titre3"/>
       </w:pPr>
-      <w:bookmarkStart w:id="12" w:name="_Toc224033702"/>
+      <w:bookmarkStart w:id="12" w:name="_Toc224037197"/>
       <w:r>
         <w:t>Syntaxe de la fonction TRANSPOSE</w:t>
       </w:r>
@@ -7130,7 +7129,7 @@
       <w:pPr>
         <w:pStyle w:val="Titre3"/>
       </w:pPr>
-      <w:bookmarkStart w:id="13" w:name="_Toc224033703"/>
+      <w:bookmarkStart w:id="13" w:name="_Toc224037198"/>
       <w:r>
         <w:t>Explications :</w:t>
       </w:r>
@@ -7370,7 +7369,7 @@
       <w:pPr>
         <w:pStyle w:val="Titre2"/>
       </w:pPr>
-      <w:bookmarkStart w:id="14" w:name="_Toc224033704"/>
+      <w:bookmarkStart w:id="14" w:name="_Toc224037199"/>
       <w:r>
         <w:t>Avec LIRE.CLASSEUR, REMPLACER, TROUVE et TRANSPOSE</w:t>
       </w:r>
@@ -7385,7 +7384,7 @@
       <w:pPr>
         <w:pStyle w:val="Titre3"/>
       </w:pPr>
-      <w:bookmarkStart w:id="15" w:name="_Toc224033705"/>
+      <w:bookmarkStart w:id="15" w:name="_Toc224037200"/>
       <w:r>
         <w:t>Étape 1 : Clique</w:t>
       </w:r>
@@ -7526,7 +7525,7 @@
       <w:pPr>
         <w:pStyle w:val="Titre3"/>
       </w:pPr>
-      <w:bookmarkStart w:id="16" w:name="_Toc224033706"/>
+      <w:bookmarkStart w:id="16" w:name="_Toc224037201"/>
       <w:r>
         <w:t>Étape 2 : Modifiez le nom et la formule dans la boîte de dialogue Nouveau nom</w:t>
       </w:r>
@@ -7957,7 +7956,7 @@
       <w:pPr>
         <w:pStyle w:val="Titre3"/>
       </w:pPr>
-      <w:bookmarkStart w:id="17" w:name="_Toc224033707"/>
+      <w:bookmarkStart w:id="17" w:name="_Toc224037202"/>
       <w:r>
         <w:t>Étape 3 : Utilisation d'une formule pour lister les noms des feuilles</w:t>
       </w:r>
@@ -8111,7 +8110,7 @@
       <w:pPr>
         <w:pStyle w:val="Titre2"/>
       </w:pPr>
-      <w:bookmarkStart w:id="18" w:name="_Toc224033708"/>
+      <w:bookmarkStart w:id="18" w:name="_Toc224037203"/>
       <w:r>
         <w:t xml:space="preserve">Avec LIRE.CLASSEUR, </w:t>
       </w:r>
@@ -8286,7 +8285,7 @@
       <w:pPr>
         <w:pStyle w:val="Titre3"/>
       </w:pPr>
-      <w:bookmarkStart w:id="19" w:name="_Toc224033709"/>
+      <w:bookmarkStart w:id="19" w:name="_Toc224037204"/>
       <w:r>
         <w:t>Étape 1 : Clique</w:t>
       </w:r>
@@ -8375,7 +8374,7 @@
       <w:pPr>
         <w:pStyle w:val="Titre3"/>
       </w:pPr>
-      <w:bookmarkStart w:id="20" w:name="_Toc224033710"/>
+      <w:bookmarkStart w:id="20" w:name="_Toc224037205"/>
       <w:r>
         <w:t xml:space="preserve">Étape </w:t>
       </w:r>
@@ -8491,7 +8490,7 @@
       <w:pPr>
         <w:pStyle w:val="Titre3"/>
       </w:pPr>
-      <w:bookmarkStart w:id="21" w:name="_Toc224033711"/>
+      <w:bookmarkStart w:id="21" w:name="_Toc224037206"/>
       <w:r>
         <w:t xml:space="preserve">Étape </w:t>
       </w:r>
@@ -8779,7 +8778,7 @@
       <w:pPr>
         <w:pStyle w:val="Titre3"/>
       </w:pPr>
-      <w:bookmarkStart w:id="22" w:name="_Toc224033712"/>
+      <w:bookmarkStart w:id="22" w:name="_Toc224037207"/>
       <w:r>
         <w:t xml:space="preserve">Étape </w:t>
       </w:r>
@@ -8898,7 +8897,7 @@
       <w:pPr>
         <w:pStyle w:val="Titre4"/>
       </w:pPr>
-      <w:bookmarkStart w:id="23" w:name="_Toc224033713"/>
+      <w:bookmarkStart w:id="23" w:name="_Toc224037208"/>
       <w:r>
         <w:t>Syntaxe de</w:t>
       </w:r>
@@ -9326,7 +9325,7 @@
       <w:pPr>
         <w:pStyle w:val="Titre4"/>
       </w:pPr>
-      <w:bookmarkStart w:id="24" w:name="_Toc224033714"/>
+      <w:bookmarkStart w:id="24" w:name="_Toc224037209"/>
       <w:r>
         <w:t>Explications</w:t>
       </w:r>
@@ -9335,15 +9334,9 @@
     <w:p>
       <w:pPr>
         <w:pStyle w:val="Titre4"/>
-        <w:rPr>
-          <w:highlight w:val="yellow"/>
-        </w:rPr>
-      </w:pPr>
-      <w:bookmarkStart w:id="25" w:name="_Toc224033715"/>
-      <w:r>
-        <w:rPr>
-          <w:highlight w:val="yellow"/>
-        </w:rPr>
+      </w:pPr>
+      <w:bookmarkStart w:id="25" w:name="_Toc224037210"/>
+      <w:r>
         <w:t>Décomposer le résultat de LIRE.CLASSEUR()</w:t>
       </w:r>
       <w:bookmarkEnd w:id="25"/>
@@ -9353,7 +9346,13 @@
         <w:spacing w:after="0"/>
       </w:pPr>
       <w:r>
-        <w:t>On encapsule la fonction LIRE.CLASSEUR() en tant que paramètre de la fonction STXT() cette fonction</w:t>
+        <w:t xml:space="preserve">On encapsule la fonction LIRE.CLASSEUR() </w:t>
+      </w:r>
+      <w:r>
+        <w:t>comme</w:t>
+      </w:r>
+      <w:r>
+        <w:t xml:space="preserve"> paramètre de la fonction STXT() cette fonction</w:t>
       </w:r>
     </w:p>
     <w:p>
@@ -9361,7 +9360,7 @@
         <w:spacing w:after="0"/>
       </w:pPr>
       <w:r>
-        <w:t xml:space="preserve">qui va permettre d'extraire une partie du résultat retournée par </w:t>
+        <w:t xml:space="preserve">permet d'extraire une partie du résultat retournée par </w:t>
       </w:r>
       <w:r>
         <w:t>la</w:t>
@@ -9380,389 +9379,420 @@
         <w:spacing w:after="0"/>
       </w:pPr>
       <w:r>
-        <w:t>La partie de chaîne de caractères que nous allons vouloir</w:t>
+        <w:t xml:space="preserve">La partie de chaîne de caractères </w:t>
+      </w:r>
+      <w:r>
+        <w:t xml:space="preserve">à </w:t>
+      </w:r>
+      <w:r>
+        <w:t xml:space="preserve">extraire se trouve à partir du caractère </w:t>
+      </w:r>
+      <w:r>
+        <w:rPr>
+          <w:b/>
+          <w:bCs/>
+        </w:rPr>
+        <w:t>crochet fermant</w:t>
+      </w:r>
+      <w:r>
+        <w:rPr>
+          <w:b/>
+          <w:bCs/>
+        </w:rPr>
+        <w:t xml:space="preserve"> ] </w:t>
+      </w:r>
+      <w:r>
+        <w:t xml:space="preserve"> pour lequel</w:t>
       </w:r>
       <w:r>
         <w:t xml:space="preserve"> </w:t>
       </w:r>
       <w:r>
-        <w:t xml:space="preserve">extraire va se trouver à partir du caractère </w:t>
-      </w:r>
-      <w:r>
-        <w:rPr>
-          <w:b/>
-          <w:bCs/>
-        </w:rPr>
+        <w:t>on</w:t>
+      </w:r>
+      <w:r>
+        <w:t xml:space="preserve"> identifie </w:t>
+      </w:r>
+      <w:r>
+        <w:t>s</w:t>
+      </w:r>
+      <w:r>
+        <w:t xml:space="preserve">a position grâce à la fonction TROUVE(), </w:t>
+      </w:r>
+      <w:r>
+        <w:t>qui</w:t>
+      </w:r>
+      <w:r>
+        <w:t xml:space="preserve"> attend comme paramètre le caractère</w:t>
+      </w:r>
+      <w:r>
+        <w:t xml:space="preserve"> </w:t>
+      </w:r>
+      <w:r>
+        <w:t>à</w:t>
+      </w:r>
+      <w:r>
+        <w:t xml:space="preserve"> identifier</w:t>
+      </w:r>
+      <w:r>
+        <w:t xml:space="preserve">, le </w:t>
+      </w:r>
+      <w:r>
         <w:t>crochet fermant</w:t>
       </w:r>
       <w:r>
-        <w:rPr>
-          <w:b/>
-          <w:bCs/>
-        </w:rPr>
-        <w:t xml:space="preserve"> ] </w:t>
-      </w:r>
-      <w:r>
-        <w:t xml:space="preserve"> pour lequel</w:t>
+        <w:t>,</w:t>
+      </w:r>
+      <w:r>
+        <w:t xml:space="preserve"> et ensuite la chaîne</w:t>
       </w:r>
       <w:r>
         <w:t xml:space="preserve"> </w:t>
       </w:r>
       <w:r>
-        <w:t>nous allons pouvoir identifier la position grâce à la fonction TROUVE(), cette fonction attend tout</w:t>
+        <w:t>de caractère dans laquelle se trouve le</w:t>
       </w:r>
       <w:r>
         <w:t xml:space="preserve"> </w:t>
       </w:r>
       <w:r>
-        <w:t>d'abord comme paramètres le caractère</w:t>
+        <w:t>texte complet obten</w:t>
+      </w:r>
+      <w:r>
+        <w:t>u,</w:t>
       </w:r>
       <w:r>
         <w:t xml:space="preserve"> </w:t>
       </w:r>
       <w:r>
-        <w:t>que nous voulons identifier à savoir ici</w:t>
+        <w:t>une nouvelle fois</w:t>
+      </w:r>
+      <w:r>
+        <w:t>,</w:t>
+      </w:r>
+      <w:r>
+        <w:t xml:space="preserve"> grâce à la fonction</w:t>
       </w:r>
       <w:r>
         <w:t xml:space="preserve"> </w:t>
       </w:r>
       <w:r>
-        <w:t>le crochet fermant et ensuite la chaîne</w:t>
+        <w:t>LIRE.CLASSEUR()</w:t>
       </w:r>
       <w:r>
         <w:t xml:space="preserve"> </w:t>
       </w:r>
       <w:r>
-        <w:t>de caractère dans laquelle se trouve le</w:t>
+        <w:t>avec le paramètre 1</w:t>
+      </w:r>
+      <w:r>
+        <w:t>.</w:t>
+      </w:r>
+    </w:p>
+    <w:p>
+      <w:pPr>
+        <w:spacing w:after="0"/>
+      </w:pPr>
+    </w:p>
+    <w:p>
+      <w:pPr>
+        <w:spacing w:after="0"/>
+        <w:rPr>
+          <w:b/>
+          <w:bCs/>
+        </w:rPr>
+      </w:pPr>
+      <w:r>
+        <w:t>E</w:t>
+      </w:r>
+      <w:r>
+        <w:t>nsuite</w:t>
       </w:r>
       <w:r>
         <w:t xml:space="preserve"> </w:t>
       </w:r>
       <w:r>
-        <w:t>texte complet que nous allons obtenir</w:t>
+        <w:t>une fois que nous avons</w:t>
       </w:r>
       <w:r>
         <w:t xml:space="preserve"> </w:t>
       </w:r>
       <w:r>
-        <w:t>une nouvelle fois grâce à la fonction</w:t>
-      </w:r>
-      <w:r>
+        <w:t xml:space="preserve">identifié la position du crochet </w:t>
+      </w:r>
+      <w:r>
+        <w:rPr>
+          <w:b/>
+          <w:bCs/>
+        </w:rPr>
+        <w:t>nous</w:t>
+      </w:r>
+      <w:r>
+        <w:rPr>
+          <w:b/>
+          <w:bCs/>
+        </w:rPr>
         <w:t xml:space="preserve"> </w:t>
       </w:r>
       <w:r>
-        <w:t>LIRE.CLASSEUR()</w:t>
-      </w:r>
-      <w:r>
+        <w:rPr>
+          <w:b/>
+          <w:bCs/>
+        </w:rPr>
+        <w:t>allons nous placer juste après celui-ci</w:t>
+      </w:r>
+      <w:r>
+        <w:rPr>
+          <w:b/>
+          <w:bCs/>
+        </w:rPr>
         <w:t xml:space="preserve"> </w:t>
       </w:r>
       <w:r>
-        <w:t>avec le paramètre 1</w:t>
-      </w:r>
-      <w:r>
+        <w:rPr>
+          <w:b/>
+          <w:bCs/>
+        </w:rPr>
+        <w:t>en ajoutant un caractère</w:t>
+      </w:r>
+      <w:r>
+        <w:rPr>
+          <w:b/>
+          <w:bCs/>
+        </w:rPr>
+        <w:t xml:space="preserve"> (+1).</w:t>
+      </w:r>
+    </w:p>
+    <w:p>
+      <w:pPr>
+        <w:spacing w:after="0"/>
+        <w:rPr>
+          <w:b/>
+          <w:bCs/>
+        </w:rPr>
+      </w:pPr>
+    </w:p>
+    <w:p>
+      <w:pPr>
+        <w:spacing w:after="0"/>
+        <w:rPr>
+          <w:b/>
+          <w:bCs/>
+        </w:rPr>
+      </w:pPr>
+      <w:r>
+        <w:t>E</w:t>
+      </w:r>
+      <w:r>
+        <w:t>nsuite</w:t>
+      </w:r>
+      <w:r>
+        <w:t xml:space="preserve"> </w:t>
+      </w:r>
+      <w:r>
+        <w:t>pour le</w:t>
+      </w:r>
+      <w:r>
+        <w:t xml:space="preserve"> </w:t>
+      </w:r>
+      <w:r>
+        <w:rPr>
+          <w:b/>
+          <w:bCs/>
+        </w:rPr>
+        <w:t>troisième argument</w:t>
+      </w:r>
+      <w:r>
+        <w:t xml:space="preserve"> </w:t>
+      </w:r>
+      <w:r>
+        <w:t xml:space="preserve">de la fonction </w:t>
+      </w:r>
+      <w:r>
+        <w:t xml:space="preserve">STXT() </w:t>
+      </w:r>
+      <w:r>
+        <w:t>on</w:t>
+      </w:r>
+      <w:r>
+        <w:t xml:space="preserve"> </w:t>
+      </w:r>
+      <w:r>
+        <w:t>spécifie le nombre de caractères qu</w:t>
+      </w:r>
+      <w:r>
+        <w:t>i</w:t>
+      </w:r>
+      <w:r>
+        <w:t xml:space="preserve"> </w:t>
+      </w:r>
+      <w:r>
+        <w:t>sont pertinents</w:t>
+      </w:r>
+      <w:r>
+        <w:t xml:space="preserve"> </w:t>
+      </w:r>
+      <w:r>
+        <w:t>. Cela va</w:t>
+      </w:r>
+      <w:r>
+        <w:t xml:space="preserve"> consister à</w:t>
+      </w:r>
+      <w:r>
+        <w:t xml:space="preserve"> </w:t>
+      </w:r>
+      <w:r>
+        <w:t xml:space="preserve">saisir un </w:t>
+      </w:r>
+      <w:r>
+        <w:rPr>
+          <w:b/>
+          <w:bCs/>
+        </w:rPr>
+        <w:t>nombre de caractères qui</w:t>
+      </w:r>
+      <w:r>
+        <w:rPr>
+          <w:b/>
+          <w:bCs/>
+        </w:rPr>
+        <w:t xml:space="preserve"> </w:t>
+      </w:r>
+      <w:r>
+        <w:rPr>
+          <w:b/>
+          <w:bCs/>
+        </w:rPr>
+        <w:t xml:space="preserve">ne </w:t>
+      </w:r>
+      <w:r>
+        <w:rPr>
+          <w:b/>
+          <w:bCs/>
+        </w:rPr>
+        <w:t>dépassera</w:t>
+      </w:r>
+      <w:r>
+        <w:rPr>
+          <w:b/>
+          <w:bCs/>
+        </w:rPr>
+        <w:t xml:space="preserve"> pas</w:t>
+      </w:r>
+      <w:r>
+        <w:rPr>
+          <w:b/>
+          <w:bCs/>
+        </w:rPr>
+        <w:t xml:space="preserve"> </w:t>
+      </w:r>
+      <w:r>
+        <w:rPr>
+          <w:b/>
+          <w:bCs/>
+        </w:rPr>
+        <w:t>le</w:t>
+      </w:r>
+      <w:r>
+        <w:rPr>
+          <w:b/>
+          <w:bCs/>
+        </w:rPr>
+        <w:t xml:space="preserve"> nombre de</w:t>
+      </w:r>
+      <w:r>
+        <w:rPr>
+          <w:b/>
+          <w:bCs/>
+        </w:rPr>
+        <w:t xml:space="preserve"> </w:t>
+      </w:r>
+      <w:r>
+        <w:rPr>
+          <w:b/>
+          <w:bCs/>
+        </w:rPr>
+        <w:t>caractères total</w:t>
+      </w:r>
+      <w:r>
+        <w:rPr>
+          <w:b/>
+          <w:bCs/>
+        </w:rPr>
+        <w:t xml:space="preserve"> autorisé</w:t>
+      </w:r>
+      <w:r>
+        <w:rPr>
+          <w:b/>
+          <w:bCs/>
+        </w:rPr>
+        <w:t xml:space="preserve"> pour le </w:t>
+      </w:r>
+      <w:r>
+        <w:rPr>
+          <w:b/>
+          <w:bCs/>
+        </w:rPr>
+        <w:t>nom d</w:t>
+      </w:r>
+      <w:r>
+        <w:rPr>
+          <w:b/>
+          <w:bCs/>
+        </w:rPr>
+        <w:t>’une</w:t>
+      </w:r>
+      <w:r>
+        <w:rPr>
+          <w:b/>
+          <w:bCs/>
+        </w:rPr>
+        <w:t xml:space="preserve"> feuille</w:t>
+      </w:r>
+      <w:r>
+        <w:rPr>
+          <w:b/>
+          <w:bCs/>
+        </w:rPr>
+        <w:t xml:space="preserve"> Excel</w:t>
+      </w:r>
+      <w:r>
+        <w:rPr>
+          <w:b/>
+          <w:bCs/>
+        </w:rPr>
         <w:t>.</w:t>
       </w:r>
     </w:p>
     <w:p>
       <w:pPr>
         <w:spacing w:after="0"/>
+        <w:rPr>
+          <w:b/>
+          <w:bCs/>
+        </w:rPr>
       </w:pPr>
     </w:p>
     <w:p>
       <w:pPr>
         <w:spacing w:after="0"/>
         <w:rPr>
-          <w:b/>
-          <w:bCs/>
-        </w:rPr>
-      </w:pPr>
-      <w:r>
-        <w:t>E</w:t>
-      </w:r>
-      <w:r>
-        <w:t>nsuite</w:t>
-      </w:r>
-      <w:r>
-        <w:t xml:space="preserve"> </w:t>
-      </w:r>
-      <w:r>
-        <w:t>une fois que nous avons</w:t>
-      </w:r>
-      <w:r>
-        <w:t xml:space="preserve"> </w:t>
-      </w:r>
-      <w:r>
-        <w:t xml:space="preserve">identifié la position du crochet </w:t>
-      </w:r>
-      <w:r>
-        <w:rPr>
-          <w:b/>
-          <w:bCs/>
-        </w:rPr>
-        <w:t>nous</w:t>
-      </w:r>
-      <w:r>
-        <w:rPr>
-          <w:b/>
-          <w:bCs/>
-        </w:rPr>
-        <w:t xml:space="preserve"> </w:t>
-      </w:r>
-      <w:r>
-        <w:rPr>
-          <w:b/>
-          <w:bCs/>
-        </w:rPr>
-        <w:t>allons nous placer juste après celui-ci</w:t>
-      </w:r>
-      <w:r>
-        <w:rPr>
-          <w:b/>
-          <w:bCs/>
-        </w:rPr>
-        <w:t xml:space="preserve"> </w:t>
-      </w:r>
-      <w:r>
-        <w:rPr>
-          <w:b/>
-          <w:bCs/>
-        </w:rPr>
-        <w:t>en ajoutant un caractère</w:t>
-      </w:r>
-      <w:r>
-        <w:rPr>
-          <w:b/>
-          <w:bCs/>
-        </w:rPr>
-        <w:t xml:space="preserve"> (+1).</w:t>
-      </w:r>
-    </w:p>
-    <w:p>
-      <w:pPr>
-        <w:spacing w:after="0"/>
-        <w:rPr>
-          <w:b/>
-          <w:bCs/>
-        </w:rPr>
-      </w:pPr>
-    </w:p>
-    <w:p>
-      <w:pPr>
-        <w:spacing w:after="0"/>
-        <w:rPr>
-          <w:b/>
-          <w:bCs/>
-        </w:rPr>
-      </w:pPr>
-      <w:r>
-        <w:t>E</w:t>
-      </w:r>
-      <w:r>
-        <w:t>nsuite</w:t>
-      </w:r>
-      <w:r>
-        <w:t xml:space="preserve"> </w:t>
-      </w:r>
-      <w:r>
-        <w:t>donc</w:t>
-      </w:r>
-      <w:r>
-        <w:t xml:space="preserve"> n</w:t>
-      </w:r>
-      <w:r>
-        <w:t xml:space="preserve">ous en arrivons au </w:t>
-      </w:r>
-      <w:r>
-        <w:rPr>
-          <w:b/>
-          <w:bCs/>
-        </w:rPr>
-        <w:t>troisième argument</w:t>
-      </w:r>
-      <w:r>
-        <w:t xml:space="preserve"> </w:t>
-      </w:r>
-      <w:r>
-        <w:t xml:space="preserve">de la fonction </w:t>
-      </w:r>
-      <w:r>
-        <w:t xml:space="preserve">STXT() </w:t>
-      </w:r>
-      <w:r>
-        <w:t>dans laquelle</w:t>
-      </w:r>
-      <w:r>
-        <w:t xml:space="preserve"> </w:t>
-      </w:r>
-      <w:r>
-        <w:t>nous allons</w:t>
-      </w:r>
-      <w:r>
-        <w:t xml:space="preserve"> </w:t>
-      </w:r>
-      <w:r>
-        <w:t>spécifier le nombre de caractères que</w:t>
-      </w:r>
-      <w:r>
-        <w:t xml:space="preserve"> </w:t>
-      </w:r>
-      <w:r>
-        <w:t xml:space="preserve">nous allons vouloir utiliser </w:t>
-      </w:r>
-      <w:r>
-        <w:t>. Cela va</w:t>
-      </w:r>
-      <w:r>
-        <w:t xml:space="preserve"> consister à</w:t>
-      </w:r>
-      <w:r>
-        <w:t xml:space="preserve"> </w:t>
-      </w:r>
-      <w:r>
-        <w:t xml:space="preserve">saisir un </w:t>
-      </w:r>
-      <w:r>
-        <w:rPr>
-          <w:b/>
-          <w:bCs/>
+          <w:sz w:val="24"/>
+          <w:szCs w:val="24"/>
+        </w:rPr>
+      </w:pPr>
+      <w:r>
+        <w:rPr>
+          <w:noProof/>
+          <w:sz w:val="24"/>
+          <w:szCs w:val="24"/>
         </w:rPr>
         <w:lastRenderedPageBreak/>
-        <w:t>nombre de caractères qui</w:t>
-      </w:r>
-      <w:r>
-        <w:rPr>
-          <w:b/>
-          <w:bCs/>
-        </w:rPr>
-        <w:t xml:space="preserve"> </w:t>
-      </w:r>
-      <w:r>
-        <w:rPr>
-          <w:b/>
-          <w:bCs/>
-        </w:rPr>
-        <w:t xml:space="preserve">ne </w:t>
-      </w:r>
-      <w:r>
-        <w:rPr>
-          <w:b/>
-          <w:bCs/>
-        </w:rPr>
-        <w:t>dépassera</w:t>
-      </w:r>
-      <w:r>
-        <w:rPr>
-          <w:b/>
-          <w:bCs/>
-        </w:rPr>
-        <w:t xml:space="preserve"> pas</w:t>
-      </w:r>
-      <w:r>
-        <w:rPr>
-          <w:b/>
-          <w:bCs/>
-        </w:rPr>
-        <w:t xml:space="preserve"> </w:t>
-      </w:r>
-      <w:r>
-        <w:rPr>
-          <w:b/>
-          <w:bCs/>
-        </w:rPr>
-        <w:t>le</w:t>
-      </w:r>
-      <w:r>
-        <w:rPr>
-          <w:b/>
-          <w:bCs/>
-        </w:rPr>
-        <w:t xml:space="preserve"> nombre de</w:t>
-      </w:r>
-      <w:r>
-        <w:rPr>
-          <w:b/>
-          <w:bCs/>
-        </w:rPr>
-        <w:t xml:space="preserve"> </w:t>
-      </w:r>
-      <w:r>
-        <w:rPr>
-          <w:b/>
-          <w:bCs/>
-        </w:rPr>
-        <w:t>caractères total</w:t>
-      </w:r>
-      <w:r>
-        <w:rPr>
-          <w:b/>
-          <w:bCs/>
-        </w:rPr>
-        <w:t xml:space="preserve"> autorisé</w:t>
-      </w:r>
-      <w:r>
-        <w:rPr>
-          <w:b/>
-          <w:bCs/>
-        </w:rPr>
-        <w:t xml:space="preserve"> du</w:t>
-      </w:r>
-      <w:r>
-        <w:rPr>
-          <w:b/>
-          <w:bCs/>
-        </w:rPr>
-        <w:t xml:space="preserve"> nom</w:t>
-      </w:r>
-      <w:r>
-        <w:rPr>
-          <w:b/>
-          <w:bCs/>
-        </w:rPr>
-        <w:t>, supposé,</w:t>
-      </w:r>
-      <w:r>
-        <w:rPr>
-          <w:b/>
-          <w:bCs/>
-        </w:rPr>
-        <w:t xml:space="preserve"> de la feuille</w:t>
-      </w:r>
-      <w:r>
-        <w:rPr>
-          <w:b/>
-          <w:bCs/>
-        </w:rPr>
-        <w:t>.</w:t>
-      </w:r>
-    </w:p>
-    <w:p>
-      <w:pPr>
-        <w:spacing w:after="0"/>
-        <w:rPr>
-          <w:b/>
-          <w:bCs/>
-        </w:rPr>
-      </w:pPr>
-    </w:p>
-    <w:p>
-      <w:pPr>
-        <w:spacing w:after="0"/>
-        <w:rPr>
-          <w:sz w:val="24"/>
-          <w:szCs w:val="24"/>
-        </w:rPr>
-      </w:pPr>
-      <w:r>
-        <w:rPr>
-          <w:noProof/>
-          <w:sz w:val="24"/>
-          <w:szCs w:val="24"/>
-        </w:rPr>
         <w:drawing>
-          <wp:inline distT="0" distB="0" distL="0" distR="0" wp14:anchorId="5B6A652F" wp14:editId="1BB8B1CA">
+          <wp:inline distT="0" distB="0" distL="0" distR="0" wp14:anchorId="6F60FF9A" wp14:editId="3F5943F4">
             <wp:extent cx="540000" cy="540000"/>
             <wp:effectExtent l="0" t="0" r="0" b="0"/>
-            <wp:docPr id="1364202014" name="Graphique 1" descr="Informations avec un remplissage uni"/>
+            <wp:docPr id="1440501898" name="Graphique 1" descr="Avertissement avec un remplissage uni"/>
             <wp:cNvGraphicFramePr>
               <a:graphicFrameLocks xmlns:a="http://schemas.openxmlformats.org/drawingml/2006/main" noChangeAspect="1"/>
             </wp:cNvGraphicFramePr>
@@ -9770,11 +9800,11 @@
               <a:graphicData uri="http://schemas.openxmlformats.org/drawingml/2006/picture">
                 <pic:pic xmlns:pic="http://schemas.openxmlformats.org/drawingml/2006/picture">
                   <pic:nvPicPr>
-                    <pic:cNvPr id="451675176" name="Graphique 451675176" descr="Informations avec un remplissage uni"/>
+                    <pic:cNvPr id="1440501898" name="Graphique 1440501898" descr="Avertissement avec un remplissage uni"/>
                     <pic:cNvPicPr/>
                   </pic:nvPicPr>
                   <pic:blipFill>
-                    <a:blip r:embed="rId16">
+                    <a:blip r:embed="rId12">
                       <a:extLst>
                         <a:ext uri="{96DAC541-7B7A-43D3-8B79-37D633B846F1}">
                           <asvg:svgBlip xmlns:asvg="http://schemas.microsoft.com/office/drawing/2016/SVG/main" r:embed="rId42"/>
@@ -9913,6 +9943,54 @@
         <w:spacing w:after="0"/>
       </w:pPr>
       <w:r>
+        <w:rPr>
+          <w:noProof/>
+          <w:sz w:val="24"/>
+          <w:szCs w:val="24"/>
+        </w:rPr>
+        <w:drawing>
+          <wp:inline distT="0" distB="0" distL="0" distR="0" wp14:anchorId="3B0189C7" wp14:editId="450F7ADF">
+            <wp:extent cx="540000" cy="540000"/>
+            <wp:effectExtent l="0" t="0" r="0" b="0"/>
+            <wp:docPr id="1364202014" name="Graphique 1" descr="Informations avec un remplissage uni"/>
+            <wp:cNvGraphicFramePr>
+              <a:graphicFrameLocks xmlns:a="http://schemas.openxmlformats.org/drawingml/2006/main" noChangeAspect="1"/>
+            </wp:cNvGraphicFramePr>
+            <a:graphic xmlns:a="http://schemas.openxmlformats.org/drawingml/2006/main">
+              <a:graphicData uri="http://schemas.openxmlformats.org/drawingml/2006/picture">
+                <pic:pic xmlns:pic="http://schemas.openxmlformats.org/drawingml/2006/picture">
+                  <pic:nvPicPr>
+                    <pic:cNvPr id="451675176" name="Graphique 451675176" descr="Informations avec un remplissage uni"/>
+                    <pic:cNvPicPr/>
+                  </pic:nvPicPr>
+                  <pic:blipFill>
+                    <a:blip r:embed="rId16">
+                      <a:extLst>
+                        <a:ext uri="{96DAC541-7B7A-43D3-8B79-37D633B846F1}">
+                          <asvg:svgBlip xmlns:asvg="http://schemas.microsoft.com/office/drawing/2016/SVG/main" r:embed="rId43"/>
+                        </a:ext>
+                      </a:extLst>
+                    </a:blip>
+                    <a:stretch>
+                      <a:fillRect/>
+                    </a:stretch>
+                  </pic:blipFill>
+                  <pic:spPr>
+                    <a:xfrm>
+                      <a:off x="0" y="0"/>
+                      <a:ext cx="540000" cy="540000"/>
+                    </a:xfrm>
+                    <a:prstGeom prst="rect">
+                      <a:avLst/>
+                    </a:prstGeom>
+                  </pic:spPr>
+                </pic:pic>
+              </a:graphicData>
+            </a:graphic>
+          </wp:inline>
+        </w:drawing>
+      </w:r>
+      <w:r>
         <w:t xml:space="preserve">Donc on va </w:t>
       </w:r>
       <w:r>
@@ -9996,12 +10074,22 @@
     </w:p>
     <w:p>
       <w:pPr>
+        <w:spacing w:after="0"/>
+      </w:pPr>
+    </w:p>
+    <w:p>
+      <w:pPr>
+        <w:spacing w:after="0"/>
+      </w:pPr>
+    </w:p>
+    <w:p>
+      <w:pPr>
         <w:pStyle w:val="Titre3"/>
         <w:rPr>
           <w:highlight w:val="yellow"/>
         </w:rPr>
       </w:pPr>
-      <w:bookmarkStart w:id="26" w:name="_Toc224033716"/>
+      <w:bookmarkStart w:id="26" w:name="_Toc224037211"/>
       <w:r>
         <w:rPr>
           <w:highlight w:val="yellow"/>
@@ -10131,6 +10219,36 @@
       <w:r>
         <w:t xml:space="preserve"> </w:t>
       </w:r>
+    </w:p>
+    <w:p>
+      <w:pPr>
+        <w:spacing w:after="0"/>
+      </w:pPr>
+    </w:p>
+    <w:p>
+      <w:pPr>
+        <w:spacing w:after="0"/>
+      </w:pPr>
+    </w:p>
+    <w:p>
+      <w:pPr>
+        <w:spacing w:after="0"/>
+      </w:pPr>
+    </w:p>
+    <w:p>
+      <w:pPr>
+        <w:spacing w:after="0"/>
+      </w:pPr>
+    </w:p>
+    <w:p>
+      <w:pPr>
+        <w:spacing w:after="0"/>
+      </w:pPr>
+    </w:p>
+    <w:p>
+      <w:pPr>
+        <w:spacing w:after="0"/>
+      </w:pPr>
       <w:r>
         <w:t>Énumérer le nom des feuilles du classeur</w:t>
       </w:r>
@@ -10150,13 +10268,66 @@
     </w:p>
     <w:p>
       <w:pPr>
+        <w:spacing w:after="0"/>
+      </w:pPr>
+    </w:p>
+    <w:p>
+      <w:pPr>
+        <w:spacing w:after="0"/>
+      </w:pPr>
+      <w:r>
+        <w:lastRenderedPageBreak/>
+        <w:drawing>
+          <wp:inline distT="0" distB="0" distL="0" distR="0" wp14:anchorId="55F43B58" wp14:editId="36D57A00">
+            <wp:extent cx="5760720" cy="3233420"/>
+            <wp:effectExtent l="0" t="0" r="0" b="5080"/>
+            <wp:docPr id="442344156" name="Image 1"/>
+            <wp:cNvGraphicFramePr>
+              <a:graphicFrameLocks xmlns:a="http://schemas.openxmlformats.org/drawingml/2006/main" noChangeAspect="1"/>
+            </wp:cNvGraphicFramePr>
+            <a:graphic xmlns:a="http://schemas.openxmlformats.org/drawingml/2006/main">
+              <a:graphicData uri="http://schemas.openxmlformats.org/drawingml/2006/picture">
+                <pic:pic xmlns:pic="http://schemas.openxmlformats.org/drawingml/2006/picture">
+                  <pic:nvPicPr>
+                    <pic:cNvPr id="442344156" name=""/>
+                    <pic:cNvPicPr/>
+                  </pic:nvPicPr>
+                  <pic:blipFill>
+                    <a:blip r:embed="rId44"/>
+                    <a:stretch>
+                      <a:fillRect/>
+                    </a:stretch>
+                  </pic:blipFill>
+                  <pic:spPr>
+                    <a:xfrm>
+                      <a:off x="0" y="0"/>
+                      <a:ext cx="5760720" cy="3233420"/>
+                    </a:xfrm>
+                    <a:prstGeom prst="rect">
+                      <a:avLst/>
+                    </a:prstGeom>
+                  </pic:spPr>
+                </pic:pic>
+              </a:graphicData>
+            </a:graphic>
+          </wp:inline>
+        </w:drawing>
+      </w:r>
+    </w:p>
+    <w:p>
+      <w:pPr>
+        <w:spacing w:after="0"/>
+      </w:pPr>
+    </w:p>
+    <w:p>
+      <w:pPr>
         <w:pStyle w:val="Titre4"/>
         <w:rPr>
           <w:highlight w:val="yellow"/>
         </w:rPr>
       </w:pPr>
       <w:bookmarkStart w:id="27" w:name="_Toc223946417"/>
-      <w:bookmarkStart w:id="28" w:name="_Toc224033717"/>
+      <w:bookmarkStart w:id="28" w:name="_Toc224037212"/>
       <w:r>
         <w:rPr>
           <w:highlight w:val="yellow"/>
@@ -10180,7 +10351,7 @@
           <w:highlight w:val="yellow"/>
         </w:rPr>
       </w:pPr>
-      <w:bookmarkStart w:id="29" w:name="_Toc224033718"/>
+      <w:bookmarkStart w:id="29" w:name="_Toc224037213"/>
       <w:r>
         <w:rPr>
           <w:highlight w:val="yellow"/>
@@ -10193,7 +10364,7 @@
       <w:pPr>
         <w:pStyle w:val="Titre3"/>
       </w:pPr>
-      <w:bookmarkStart w:id="30" w:name="_Toc224033719"/>
+      <w:bookmarkStart w:id="30" w:name="_Toc224037214"/>
       <w:r>
         <w:t>Rendre dynamique l'affichage</w:t>
       </w:r>
@@ -10208,7 +10379,7 @@
       <w:pPr>
         <w:pStyle w:val="Titre3"/>
       </w:pPr>
-      <w:bookmarkStart w:id="31" w:name="_Toc224033720"/>
+      <w:bookmarkStart w:id="31" w:name="_Toc224037215"/>
       <w:r>
         <w:t>On peut ajouter des liens hypertexte sur le nom des feuilles.</w:t>
       </w:r>
@@ -10219,7 +10390,7 @@
       <w:pPr>
         <w:pStyle w:val="Titre1"/>
       </w:pPr>
-      <w:bookmarkStart w:id="32" w:name="_Toc224033721"/>
+      <w:bookmarkStart w:id="32" w:name="_Toc224037216"/>
       <w:r>
         <w:t>Traduction</w:t>
       </w:r>
@@ -10346,7 +10517,6 @@
           </w:tcPr>
           <w:p>
             <w:r>
-              <w:lastRenderedPageBreak/>
               <w:t>INDEX</w:t>
             </w:r>
           </w:p>
@@ -10369,7 +10539,7 @@
         <w:pStyle w:val="Titre1"/>
       </w:pPr>
       <w:bookmarkStart w:id="33" w:name="_Toc223707034"/>
-      <w:bookmarkStart w:id="34" w:name="_Toc224033722"/>
+      <w:bookmarkStart w:id="34" w:name="_Toc224037217"/>
       <w:r>
         <w:t>Links</w:t>
       </w:r>
@@ -10407,8 +10577,8 @@
     <w:p/>
     <w:p/>
     <w:sectPr>
-      <w:headerReference w:type="default" r:id="rId43"/>
-      <w:footerReference w:type="default" r:id="rId44"/>
+      <w:headerReference w:type="default" r:id="rId45"/>
+      <w:footerReference w:type="default" r:id="rId46"/>
       <w:pgSz w:w="11906" w:h="16838"/>
       <w:pgMar w:top="1417" w:right="1417" w:bottom="1417" w:left="1417" w:header="708" w:footer="708" w:gutter="0"/>
       <w:cols w:space="708"/>
@@ -10822,14 +10992,7 @@
           <w:sz w:val="18"/>
           <w:szCs w:val="18"/>
         </w:rPr>
-        <w:t xml:space="preserve"> </w:t>
-      </w:r>
-      <w:r>
-        <w:rPr>
-          <w:sz w:val="18"/>
-          <w:szCs w:val="18"/>
-        </w:rPr>
-        <w:t>https://learn.microsoft.com/en-us/answers/questions/5198097/what-is-the-maximum-characters-allowed-in-a-sheet</w:t>
+        <w:t xml:space="preserve"> https://learn.microsoft.com/en-us/answers/questions/5198097/what-is-the-maximum-characters-allowed-in-a-sheet</w:t>
       </w:r>
     </w:p>
   </w:footnote>
@@ -11160,7 +11323,7 @@
               <w:sz w:val="16"/>
               <w:szCs w:val="16"/>
             </w:rPr>
-            <w:t>10-03-2026 10:27</w:t>
+            <w:t>10-03-2026 11:14</w:t>
           </w:r>
           <w:r>
             <w:rPr>
@@ -13735,6 +13898,7 @@
   <w:style w:type="character" w:default="1" w:styleId="Policepardfaut">
     <w:name w:val="Default Paragraph Font"/>
     <w:uiPriority w:val="1"/>
+    <w:semiHidden/>
     <w:unhideWhenUsed/>
   </w:style>
   <w:style w:type="table" w:default="1" w:styleId="TableauNormal">

--- a/EXCEL_CodeSource/Classeurs_CodeSource/SheetsList/Lister le nom des feuilles dans Excel.docx
+++ b/EXCEL_CodeSource/Classeurs_CodeSource/SheetsList/Lister le nom des feuilles dans Excel.docx
@@ -152,7 +152,7 @@
       <w:r>
         <w:fldChar w:fldCharType="separate"/>
       </w:r>
-      <w:hyperlink w:anchor="_Toc224037185" w:history="1">
+      <w:hyperlink w:anchor="_Toc224038211" w:history="1">
         <w:r>
           <w:rPr>
             <w:rStyle w:val="Lienhypertexte"/>
@@ -179,7 +179,7 @@
             <w:noProof/>
             <w:webHidden/>
           </w:rPr>
-          <w:instrText xml:space="preserve"> PAGEREF _Toc224037185 \h </w:instrText>
+          <w:instrText xml:space="preserve"> PAGEREF _Toc224038211 \h </w:instrText>
         </w:r>
         <w:r>
           <w:rPr>
@@ -226,7 +226,7 @@
           <w14:ligatures w14:val="standardContextual"/>
         </w:rPr>
       </w:pPr>
-      <w:hyperlink w:anchor="_Toc224037186" w:history="1">
+      <w:hyperlink w:anchor="_Toc224038212" w:history="1">
         <w:r>
           <w:rPr>
             <w:rStyle w:val="Lienhypertexte"/>
@@ -253,7 +253,7 @@
             <w:noProof/>
             <w:webHidden/>
           </w:rPr>
-          <w:instrText xml:space="preserve"> PAGEREF _Toc224037186 \h </w:instrText>
+          <w:instrText xml:space="preserve"> PAGEREF _Toc224038212 \h </w:instrText>
         </w:r>
         <w:r>
           <w:rPr>
@@ -302,7 +302,7 @@
           <w14:ligatures w14:val="standardContextual"/>
         </w:rPr>
       </w:pPr>
-      <w:hyperlink w:anchor="_Toc224037187" w:history="1">
+      <w:hyperlink w:anchor="_Toc224038213" w:history="1">
         <w:r>
           <w:rPr>
             <w:rStyle w:val="Lienhypertexte"/>
@@ -329,7 +329,7 @@
             <w:noProof/>
             <w:webHidden/>
           </w:rPr>
-          <w:instrText xml:space="preserve"> PAGEREF _Toc224037187 \h </w:instrText>
+          <w:instrText xml:space="preserve"> PAGEREF _Toc224038213 \h </w:instrText>
         </w:r>
         <w:r>
           <w:rPr>
@@ -376,7 +376,7 @@
           <w14:ligatures w14:val="standardContextual"/>
         </w:rPr>
       </w:pPr>
-      <w:hyperlink w:anchor="_Toc224037188" w:history="1">
+      <w:hyperlink w:anchor="_Toc224038214" w:history="1">
         <w:r>
           <w:rPr>
             <w:rStyle w:val="Lienhypertexte"/>
@@ -403,7 +403,7 @@
             <w:noProof/>
             <w:webHidden/>
           </w:rPr>
-          <w:instrText xml:space="preserve"> PAGEREF _Toc224037188 \h </w:instrText>
+          <w:instrText xml:space="preserve"> PAGEREF _Toc224038214 \h </w:instrText>
         </w:r>
         <w:r>
           <w:rPr>
@@ -451,7 +451,7 @@
           <w14:ligatures w14:val="standardContextual"/>
         </w:rPr>
       </w:pPr>
-      <w:hyperlink w:anchor="_Toc224037189" w:history="1">
+      <w:hyperlink w:anchor="_Toc224038215" w:history="1">
         <w:r>
           <w:rPr>
             <w:rStyle w:val="Lienhypertexte"/>
@@ -478,7 +478,7 @@
             <w:noProof/>
             <w:webHidden/>
           </w:rPr>
-          <w:instrText xml:space="preserve"> PAGEREF _Toc224037189 \h </w:instrText>
+          <w:instrText xml:space="preserve"> PAGEREF _Toc224038215 \h </w:instrText>
         </w:r>
         <w:r>
           <w:rPr>
@@ -526,7 +526,7 @@
           <w14:ligatures w14:val="standardContextual"/>
         </w:rPr>
       </w:pPr>
-      <w:hyperlink w:anchor="_Toc224037190" w:history="1">
+      <w:hyperlink w:anchor="_Toc224038216" w:history="1">
         <w:r>
           <w:rPr>
             <w:rStyle w:val="Lienhypertexte"/>
@@ -553,7 +553,7 @@
             <w:noProof/>
             <w:webHidden/>
           </w:rPr>
-          <w:instrText xml:space="preserve"> PAGEREF _Toc224037190 \h </w:instrText>
+          <w:instrText xml:space="preserve"> PAGEREF _Toc224038216 \h </w:instrText>
         </w:r>
         <w:r>
           <w:rPr>
@@ -601,7 +601,7 @@
           <w14:ligatures w14:val="standardContextual"/>
         </w:rPr>
       </w:pPr>
-      <w:hyperlink w:anchor="_Toc224037191" w:history="1">
+      <w:hyperlink w:anchor="_Toc224038217" w:history="1">
         <w:r>
           <w:rPr>
             <w:rStyle w:val="Lienhypertexte"/>
@@ -628,7 +628,7 @@
             <w:noProof/>
             <w:webHidden/>
           </w:rPr>
-          <w:instrText xml:space="preserve"> PAGEREF _Toc224037191 \h </w:instrText>
+          <w:instrText xml:space="preserve"> PAGEREF _Toc224038217 \h </w:instrText>
         </w:r>
         <w:r>
           <w:rPr>
@@ -676,7 +676,7 @@
           <w14:ligatures w14:val="standardContextual"/>
         </w:rPr>
       </w:pPr>
-      <w:hyperlink w:anchor="_Toc224037192" w:history="1">
+      <w:hyperlink w:anchor="_Toc224038218" w:history="1">
         <w:r>
           <w:rPr>
             <w:rStyle w:val="Lienhypertexte"/>
@@ -703,7 +703,7 @@
             <w:noProof/>
             <w:webHidden/>
           </w:rPr>
-          <w:instrText xml:space="preserve"> PAGEREF _Toc224037192 \h </w:instrText>
+          <w:instrText xml:space="preserve"> PAGEREF _Toc224038218 \h </w:instrText>
         </w:r>
         <w:r>
           <w:rPr>
@@ -750,7 +750,7 @@
           <w14:ligatures w14:val="standardContextual"/>
         </w:rPr>
       </w:pPr>
-      <w:hyperlink w:anchor="_Toc224037193" w:history="1">
+      <w:hyperlink w:anchor="_Toc224038219" w:history="1">
         <w:r>
           <w:rPr>
             <w:rStyle w:val="Lienhypertexte"/>
@@ -777,7 +777,7 @@
             <w:noProof/>
             <w:webHidden/>
           </w:rPr>
-          <w:instrText xml:space="preserve"> PAGEREF _Toc224037193 \h </w:instrText>
+          <w:instrText xml:space="preserve"> PAGEREF _Toc224038219 \h </w:instrText>
         </w:r>
         <w:r>
           <w:rPr>
@@ -824,7 +824,7 @@
           <w14:ligatures w14:val="standardContextual"/>
         </w:rPr>
       </w:pPr>
-      <w:hyperlink w:anchor="_Toc224037194" w:history="1">
+      <w:hyperlink w:anchor="_Toc224038220" w:history="1">
         <w:r>
           <w:rPr>
             <w:rStyle w:val="Lienhypertexte"/>
@@ -851,7 +851,7 @@
             <w:noProof/>
             <w:webHidden/>
           </w:rPr>
-          <w:instrText xml:space="preserve"> PAGEREF _Toc224037194 \h </w:instrText>
+          <w:instrText xml:space="preserve"> PAGEREF _Toc224038220 \h </w:instrText>
         </w:r>
         <w:r>
           <w:rPr>
@@ -898,7 +898,7 @@
           <w14:ligatures w14:val="standardContextual"/>
         </w:rPr>
       </w:pPr>
-      <w:hyperlink w:anchor="_Toc224037195" w:history="1">
+      <w:hyperlink w:anchor="_Toc224038221" w:history="1">
         <w:r>
           <w:rPr>
             <w:rStyle w:val="Lienhypertexte"/>
@@ -925,7 +925,7 @@
             <w:noProof/>
             <w:webHidden/>
           </w:rPr>
-          <w:instrText xml:space="preserve"> PAGEREF _Toc224037195 \h </w:instrText>
+          <w:instrText xml:space="preserve"> PAGEREF _Toc224038221 \h </w:instrText>
         </w:r>
         <w:r>
           <w:rPr>
@@ -973,7 +973,7 @@
           <w14:ligatures w14:val="standardContextual"/>
         </w:rPr>
       </w:pPr>
-      <w:hyperlink w:anchor="_Toc224037196" w:history="1">
+      <w:hyperlink w:anchor="_Toc224038222" w:history="1">
         <w:r>
           <w:rPr>
             <w:rStyle w:val="Lienhypertexte"/>
@@ -1000,7 +1000,7 @@
             <w:noProof/>
             <w:webHidden/>
           </w:rPr>
-          <w:instrText xml:space="preserve"> PAGEREF _Toc224037196 \h </w:instrText>
+          <w:instrText xml:space="preserve"> PAGEREF _Toc224038222 \h </w:instrText>
         </w:r>
         <w:r>
           <w:rPr>
@@ -1048,7 +1048,7 @@
           <w14:ligatures w14:val="standardContextual"/>
         </w:rPr>
       </w:pPr>
-      <w:hyperlink w:anchor="_Toc224037197" w:history="1">
+      <w:hyperlink w:anchor="_Toc224038223" w:history="1">
         <w:r>
           <w:rPr>
             <w:rStyle w:val="Lienhypertexte"/>
@@ -1075,7 +1075,7 @@
             <w:noProof/>
             <w:webHidden/>
           </w:rPr>
-          <w:instrText xml:space="preserve"> PAGEREF _Toc224037197 \h </w:instrText>
+          <w:instrText xml:space="preserve"> PAGEREF _Toc224038223 \h </w:instrText>
         </w:r>
         <w:r>
           <w:rPr>
@@ -1123,7 +1123,7 @@
           <w14:ligatures w14:val="standardContextual"/>
         </w:rPr>
       </w:pPr>
-      <w:hyperlink w:anchor="_Toc224037198" w:history="1">
+      <w:hyperlink w:anchor="_Toc224038224" w:history="1">
         <w:r>
           <w:rPr>
             <w:rStyle w:val="Lienhypertexte"/>
@@ -1150,7 +1150,7 @@
             <w:noProof/>
             <w:webHidden/>
           </w:rPr>
-          <w:instrText xml:space="preserve"> PAGEREF _Toc224037198 \h </w:instrText>
+          <w:instrText xml:space="preserve"> PAGEREF _Toc224038224 \h </w:instrText>
         </w:r>
         <w:r>
           <w:rPr>
@@ -1197,7 +1197,7 @@
           <w14:ligatures w14:val="standardContextual"/>
         </w:rPr>
       </w:pPr>
-      <w:hyperlink w:anchor="_Toc224037199" w:history="1">
+      <w:hyperlink w:anchor="_Toc224038225" w:history="1">
         <w:r>
           <w:rPr>
             <w:rStyle w:val="Lienhypertexte"/>
@@ -1224,7 +1224,7 @@
             <w:noProof/>
             <w:webHidden/>
           </w:rPr>
-          <w:instrText xml:space="preserve"> PAGEREF _Toc224037199 \h </w:instrText>
+          <w:instrText xml:space="preserve"> PAGEREF _Toc224038225 \h </w:instrText>
         </w:r>
         <w:r>
           <w:rPr>
@@ -1272,7 +1272,7 @@
           <w14:ligatures w14:val="standardContextual"/>
         </w:rPr>
       </w:pPr>
-      <w:hyperlink w:anchor="_Toc224037200" w:history="1">
+      <w:hyperlink w:anchor="_Toc224038226" w:history="1">
         <w:r>
           <w:rPr>
             <w:rStyle w:val="Lienhypertexte"/>
@@ -1299,7 +1299,7 @@
             <w:noProof/>
             <w:webHidden/>
           </w:rPr>
-          <w:instrText xml:space="preserve"> PAGEREF _Toc224037200 \h </w:instrText>
+          <w:instrText xml:space="preserve"> PAGEREF _Toc224038226 \h </w:instrText>
         </w:r>
         <w:r>
           <w:rPr>
@@ -1347,7 +1347,7 @@
           <w14:ligatures w14:val="standardContextual"/>
         </w:rPr>
       </w:pPr>
-      <w:hyperlink w:anchor="_Toc224037201" w:history="1">
+      <w:hyperlink w:anchor="_Toc224038227" w:history="1">
         <w:r>
           <w:rPr>
             <w:rStyle w:val="Lienhypertexte"/>
@@ -1374,7 +1374,7 @@
             <w:noProof/>
             <w:webHidden/>
           </w:rPr>
-          <w:instrText xml:space="preserve"> PAGEREF _Toc224037201 \h </w:instrText>
+          <w:instrText xml:space="preserve"> PAGEREF _Toc224038227 \h </w:instrText>
         </w:r>
         <w:r>
           <w:rPr>
@@ -1422,7 +1422,7 @@
           <w14:ligatures w14:val="standardContextual"/>
         </w:rPr>
       </w:pPr>
-      <w:hyperlink w:anchor="_Toc224037202" w:history="1">
+      <w:hyperlink w:anchor="_Toc224038228" w:history="1">
         <w:r>
           <w:rPr>
             <w:rStyle w:val="Lienhypertexte"/>
@@ -1449,7 +1449,7 @@
             <w:noProof/>
             <w:webHidden/>
           </w:rPr>
-          <w:instrText xml:space="preserve"> PAGEREF _Toc224037202 \h </w:instrText>
+          <w:instrText xml:space="preserve"> PAGEREF _Toc224038228 \h </w:instrText>
         </w:r>
         <w:r>
           <w:rPr>
@@ -1496,7 +1496,7 @@
           <w14:ligatures w14:val="standardContextual"/>
         </w:rPr>
       </w:pPr>
-      <w:hyperlink w:anchor="_Toc224037203" w:history="1">
+      <w:hyperlink w:anchor="_Toc224038229" w:history="1">
         <w:r>
           <w:rPr>
             <w:rStyle w:val="Lienhypertexte"/>
@@ -1523,7 +1523,7 @@
             <w:noProof/>
             <w:webHidden/>
           </w:rPr>
-          <w:instrText xml:space="preserve"> PAGEREF _Toc224037203 \h </w:instrText>
+          <w:instrText xml:space="preserve"> PAGEREF _Toc224038229 \h </w:instrText>
         </w:r>
         <w:r>
           <w:rPr>
@@ -1571,7 +1571,7 @@
           <w14:ligatures w14:val="standardContextual"/>
         </w:rPr>
       </w:pPr>
-      <w:hyperlink w:anchor="_Toc224037204" w:history="1">
+      <w:hyperlink w:anchor="_Toc224038230" w:history="1">
         <w:r>
           <w:rPr>
             <w:rStyle w:val="Lienhypertexte"/>
@@ -1598,7 +1598,7 @@
             <w:noProof/>
             <w:webHidden/>
           </w:rPr>
-          <w:instrText xml:space="preserve"> PAGEREF _Toc224037204 \h </w:instrText>
+          <w:instrText xml:space="preserve"> PAGEREF _Toc224038230 \h </w:instrText>
         </w:r>
         <w:r>
           <w:rPr>
@@ -1646,7 +1646,7 @@
           <w14:ligatures w14:val="standardContextual"/>
         </w:rPr>
       </w:pPr>
-      <w:hyperlink w:anchor="_Toc224037205" w:history="1">
+      <w:hyperlink w:anchor="_Toc224038231" w:history="1">
         <w:r>
           <w:rPr>
             <w:rStyle w:val="Lienhypertexte"/>
@@ -1673,7 +1673,7 @@
             <w:noProof/>
             <w:webHidden/>
           </w:rPr>
-          <w:instrText xml:space="preserve"> PAGEREF _Toc224037205 \h </w:instrText>
+          <w:instrText xml:space="preserve"> PAGEREF _Toc224038231 \h </w:instrText>
         </w:r>
         <w:r>
           <w:rPr>
@@ -1721,7 +1721,7 @@
           <w14:ligatures w14:val="standardContextual"/>
         </w:rPr>
       </w:pPr>
-      <w:hyperlink w:anchor="_Toc224037206" w:history="1">
+      <w:hyperlink w:anchor="_Toc224038232" w:history="1">
         <w:r>
           <w:rPr>
             <w:rStyle w:val="Lienhypertexte"/>
@@ -1748,7 +1748,7 @@
             <w:noProof/>
             <w:webHidden/>
           </w:rPr>
-          <w:instrText xml:space="preserve"> PAGEREF _Toc224037206 \h </w:instrText>
+          <w:instrText xml:space="preserve"> PAGEREF _Toc224038232 \h </w:instrText>
         </w:r>
         <w:r>
           <w:rPr>
@@ -1796,7 +1796,7 @@
           <w14:ligatures w14:val="standardContextual"/>
         </w:rPr>
       </w:pPr>
-      <w:hyperlink w:anchor="_Toc224037207" w:history="1">
+      <w:hyperlink w:anchor="_Toc224038233" w:history="1">
         <w:r>
           <w:rPr>
             <w:rStyle w:val="Lienhypertexte"/>
@@ -1823,7 +1823,7 @@
             <w:noProof/>
             <w:webHidden/>
           </w:rPr>
-          <w:instrText xml:space="preserve"> PAGEREF _Toc224037207 \h </w:instrText>
+          <w:instrText xml:space="preserve"> PAGEREF _Toc224038233 \h </w:instrText>
         </w:r>
         <w:r>
           <w:rPr>
@@ -1870,7 +1870,7 @@
           <w14:ligatures w14:val="standardContextual"/>
         </w:rPr>
       </w:pPr>
-      <w:hyperlink w:anchor="_Toc224037208" w:history="1">
+      <w:hyperlink w:anchor="_Toc224038234" w:history="1">
         <w:r>
           <w:rPr>
             <w:rStyle w:val="Lienhypertexte"/>
@@ -1897,7 +1897,7 @@
             <w:noProof/>
             <w:webHidden/>
           </w:rPr>
-          <w:instrText xml:space="preserve"> PAGEREF _Toc224037208 \h </w:instrText>
+          <w:instrText xml:space="preserve"> PAGEREF _Toc224038234 \h </w:instrText>
         </w:r>
         <w:r>
           <w:rPr>
@@ -1944,7 +1944,7 @@
           <w14:ligatures w14:val="standardContextual"/>
         </w:rPr>
       </w:pPr>
-      <w:hyperlink w:anchor="_Toc224037209" w:history="1">
+      <w:hyperlink w:anchor="_Toc224038235" w:history="1">
         <w:r>
           <w:rPr>
             <w:rStyle w:val="Lienhypertexte"/>
@@ -1971,7 +1971,7 @@
             <w:noProof/>
             <w:webHidden/>
           </w:rPr>
-          <w:instrText xml:space="preserve"> PAGEREF _Toc224037209 \h </w:instrText>
+          <w:instrText xml:space="preserve"> PAGEREF _Toc224038235 \h </w:instrText>
         </w:r>
         <w:r>
           <w:rPr>
@@ -2018,7 +2018,7 @@
           <w14:ligatures w14:val="standardContextual"/>
         </w:rPr>
       </w:pPr>
-      <w:hyperlink w:anchor="_Toc224037210" w:history="1">
+      <w:hyperlink w:anchor="_Toc224038236" w:history="1">
         <w:r>
           <w:rPr>
             <w:rStyle w:val="Lienhypertexte"/>
@@ -2045,7 +2045,7 @@
             <w:noProof/>
             <w:webHidden/>
           </w:rPr>
-          <w:instrText xml:space="preserve"> PAGEREF _Toc224037210 \h </w:instrText>
+          <w:instrText xml:space="preserve"> PAGEREF _Toc224038236 \h </w:instrText>
         </w:r>
         <w:r>
           <w:rPr>
@@ -2093,23 +2093,14 @@
           <w14:ligatures w14:val="standardContextual"/>
         </w:rPr>
       </w:pPr>
-      <w:hyperlink w:anchor="_Toc224037211" w:history="1">
+      <w:hyperlink w:anchor="_Toc224038237" w:history="1">
         <w:r>
           <w:rPr>
             <w:rStyle w:val="Lienhypertexte"/>
             <w:noProof/>
             <w:highlight w:val="yellow"/>
           </w:rPr>
-          <w:t xml:space="preserve">2.4.5. </w:t>
-        </w:r>
-        <w:r>
-          <w:rPr>
-            <w:rStyle w:val="Lienhypertexte"/>
-            <w:rFonts w:ascii="Arial" w:hAnsi="Arial" w:cs="Arial"/>
-            <w:noProof/>
-            <w:highlight w:val="yellow"/>
-          </w:rPr>
-          <w:t>►</w:t>
+          <w:t>2.4.5. Étape 5 : Énumérer le nom des feuilles du classeur</w:t>
         </w:r>
         <w:r>
           <w:rPr>
@@ -2130,82 +2121,7 @@
             <w:noProof/>
             <w:webHidden/>
           </w:rPr>
-          <w:instrText xml:space="preserve"> PAGEREF _Toc224037211 \h </w:instrText>
-        </w:r>
-        <w:r>
-          <w:rPr>
-            <w:noProof/>
-            <w:webHidden/>
-          </w:rPr>
-        </w:r>
-        <w:r>
-          <w:rPr>
-            <w:noProof/>
-            <w:webHidden/>
-          </w:rPr>
-          <w:fldChar w:fldCharType="separate"/>
-        </w:r>
-        <w:r>
-          <w:rPr>
-            <w:noProof/>
-            <w:webHidden/>
-          </w:rPr>
-          <w:t>24</w:t>
-        </w:r>
-        <w:r>
-          <w:rPr>
-            <w:noProof/>
-            <w:webHidden/>
-          </w:rPr>
-          <w:fldChar w:fldCharType="end"/>
-        </w:r>
-      </w:hyperlink>
-    </w:p>
-    <w:p>
-      <w:pPr>
-        <w:pStyle w:val="TM4"/>
-        <w:tabs>
-          <w:tab w:val="right" w:leader="dot" w:pos="9062"/>
-        </w:tabs>
-        <w:rPr>
-          <w:rFonts w:eastAsiaTheme="minorEastAsia" w:cstheme="minorBidi"/>
-          <w:noProof/>
-          <w:kern w:val="2"/>
-          <w:sz w:val="24"/>
-          <w:szCs w:val="24"/>
-          <w:lang w:eastAsia="fr-FR"/>
-          <w14:ligatures w14:val="standardContextual"/>
-        </w:rPr>
-      </w:pPr>
-      <w:hyperlink w:anchor="_Toc224037212" w:history="1">
-        <w:r>
-          <w:rPr>
-            <w:rStyle w:val="Lienhypertexte"/>
-            <w:noProof/>
-            <w:highlight w:val="yellow"/>
-          </w:rPr>
-          <w:t>2.4.5.1. Syntaxe de la fonction ALEA</w:t>
-        </w:r>
-        <w:r>
-          <w:rPr>
-            <w:noProof/>
-            <w:webHidden/>
-          </w:rPr>
-          <w:tab/>
-        </w:r>
-        <w:r>
-          <w:rPr>
-            <w:noProof/>
-            <w:webHidden/>
-          </w:rPr>
-          <w:fldChar w:fldCharType="begin"/>
-        </w:r>
-        <w:r>
-          <w:rPr>
-            <w:noProof/>
-            <w:webHidden/>
-          </w:rPr>
-          <w:instrText xml:space="preserve"> PAGEREF _Toc224037212 \h </w:instrText>
+          <w:instrText xml:space="preserve"> PAGEREF _Toc224038237 \h </w:instrText>
         </w:r>
         <w:r>
           <w:rPr>
@@ -2252,7 +2168,7 @@
           <w14:ligatures w14:val="standardContextual"/>
         </w:rPr>
       </w:pPr>
-      <w:hyperlink w:anchor="_Toc224037213" w:history="1">
+      <w:hyperlink w:anchor="_Toc224038238" w:history="1">
         <w:r>
           <w:rPr>
             <w:rStyle w:val="Lienhypertexte"/>
@@ -2280,7 +2196,7 @@
             <w:noProof/>
             <w:webHidden/>
           </w:rPr>
-          <w:instrText xml:space="preserve"> PAGEREF _Toc224037213 \h </w:instrText>
+          <w:instrText xml:space="preserve"> PAGEREF _Toc224038238 \h </w:instrText>
         </w:r>
         <w:r>
           <w:rPr>
@@ -2300,7 +2216,7 @@
             <w:noProof/>
             <w:webHidden/>
           </w:rPr>
-          <w:t>25</w:t>
+          <w:t>26</w:t>
         </w:r>
         <w:r>
           <w:rPr>
@@ -2328,7 +2244,7 @@
           <w14:ligatures w14:val="standardContextual"/>
         </w:rPr>
       </w:pPr>
-      <w:hyperlink w:anchor="_Toc224037214" w:history="1">
+      <w:hyperlink w:anchor="_Toc224038239" w:history="1">
         <w:r>
           <w:rPr>
             <w:rStyle w:val="Lienhypertexte"/>
@@ -2355,7 +2271,7 @@
             <w:noProof/>
             <w:webHidden/>
           </w:rPr>
-          <w:instrText xml:space="preserve"> PAGEREF _Toc224037214 \h </w:instrText>
+          <w:instrText xml:space="preserve"> PAGEREF _Toc224038239 \h </w:instrText>
         </w:r>
         <w:r>
           <w:rPr>
@@ -2375,7 +2291,7 @@
             <w:noProof/>
             <w:webHidden/>
           </w:rPr>
-          <w:t>25</w:t>
+          <w:t>26</w:t>
         </w:r>
         <w:r>
           <w:rPr>
@@ -2403,7 +2319,7 @@
           <w14:ligatures w14:val="standardContextual"/>
         </w:rPr>
       </w:pPr>
-      <w:hyperlink w:anchor="_Toc224037215" w:history="1">
+      <w:hyperlink w:anchor="_Toc224038240" w:history="1">
         <w:r>
           <w:rPr>
             <w:rStyle w:val="Lienhypertexte"/>
@@ -2430,7 +2346,7 @@
             <w:noProof/>
             <w:webHidden/>
           </w:rPr>
-          <w:instrText xml:space="preserve"> PAGEREF _Toc224037215 \h </w:instrText>
+          <w:instrText xml:space="preserve"> PAGEREF _Toc224038240 \h </w:instrText>
         </w:r>
         <w:r>
           <w:rPr>
@@ -2450,7 +2366,7 @@
             <w:noProof/>
             <w:webHidden/>
           </w:rPr>
-          <w:t>25</w:t>
+          <w:t>26</w:t>
         </w:r>
         <w:r>
           <w:rPr>
@@ -2479,7 +2395,7 @@
           <w14:ligatures w14:val="standardContextual"/>
         </w:rPr>
       </w:pPr>
-      <w:hyperlink w:anchor="_Toc224037216" w:history="1">
+      <w:hyperlink w:anchor="_Toc224038241" w:history="1">
         <w:r>
           <w:rPr>
             <w:rStyle w:val="Lienhypertexte"/>
@@ -2506,7 +2422,7 @@
             <w:noProof/>
             <w:webHidden/>
           </w:rPr>
-          <w:instrText xml:space="preserve"> PAGEREF _Toc224037216 \h </w:instrText>
+          <w:instrText xml:space="preserve"> PAGEREF _Toc224038241 \h </w:instrText>
         </w:r>
         <w:r>
           <w:rPr>
@@ -2526,7 +2442,7 @@
             <w:noProof/>
             <w:webHidden/>
           </w:rPr>
-          <w:t>25</w:t>
+          <w:t>26</w:t>
         </w:r>
         <w:r>
           <w:rPr>
@@ -2555,7 +2471,7 @@
           <w14:ligatures w14:val="standardContextual"/>
         </w:rPr>
       </w:pPr>
-      <w:hyperlink w:anchor="_Toc224037217" w:history="1">
+      <w:hyperlink w:anchor="_Toc224038242" w:history="1">
         <w:r>
           <w:rPr>
             <w:rStyle w:val="Lienhypertexte"/>
@@ -2582,7 +2498,7 @@
             <w:noProof/>
             <w:webHidden/>
           </w:rPr>
-          <w:instrText xml:space="preserve"> PAGEREF _Toc224037217 \h </w:instrText>
+          <w:instrText xml:space="preserve"> PAGEREF _Toc224038242 \h </w:instrText>
         </w:r>
         <w:r>
           <w:rPr>
@@ -2602,7 +2518,7 @@
             <w:noProof/>
             <w:webHidden/>
           </w:rPr>
-          <w:t>25</w:t>
+          <w:t>26</w:t>
         </w:r>
         <w:r>
           <w:rPr>
@@ -2622,7 +2538,7 @@
       <w:pPr>
         <w:pStyle w:val="Titre1"/>
       </w:pPr>
-      <w:bookmarkStart w:id="0" w:name="_Toc224037185"/>
+      <w:bookmarkStart w:id="0" w:name="_Toc224038211"/>
       <w:r>
         <w:t>Prolégomènes</w:t>
       </w:r>
@@ -2632,7 +2548,7 @@
       <w:pPr>
         <w:pStyle w:val="Titre2"/>
       </w:pPr>
-      <w:bookmarkStart w:id="1" w:name="_Toc224037186"/>
+      <w:bookmarkStart w:id="1" w:name="_Toc224038212"/>
       <w:r>
         <w:t xml:space="preserve">Le </w:t>
       </w:r>
@@ -2780,7 +2696,7 @@
       <w:pPr>
         <w:pStyle w:val="Titre1"/>
       </w:pPr>
-      <w:bookmarkStart w:id="2" w:name="_Toc224037187"/>
+      <w:bookmarkStart w:id="2" w:name="_Toc224038213"/>
       <w:r>
         <w:t>Liste avec</w:t>
       </w:r>
@@ -2814,7 +2730,7 @@
       <w:pPr>
         <w:pStyle w:val="Titre2"/>
       </w:pPr>
-      <w:bookmarkStart w:id="3" w:name="_Toc224037188"/>
+      <w:bookmarkStart w:id="3" w:name="_Toc224038214"/>
       <w:r>
         <w:t xml:space="preserve">Avec </w:t>
       </w:r>
@@ -3358,7 +3274,7 @@
       <w:pPr>
         <w:pStyle w:val="Titre3"/>
       </w:pPr>
-      <w:bookmarkStart w:id="4" w:name="_Toc224037189"/>
+      <w:bookmarkStart w:id="4" w:name="_Toc224038215"/>
       <w:r>
         <w:t>Syntaxe de la fonction REMPLACER</w:t>
       </w:r>
@@ -3743,7 +3659,7 @@
       <w:pPr>
         <w:pStyle w:val="Titre3"/>
       </w:pPr>
-      <w:bookmarkStart w:id="5" w:name="_Toc224037190"/>
+      <w:bookmarkStart w:id="5" w:name="_Toc224038216"/>
       <w:r>
         <w:t>Syntaxe de la fonction TROUVE</w:t>
       </w:r>
@@ -4112,7 +4028,7 @@
       <w:pPr>
         <w:pStyle w:val="Titre3"/>
       </w:pPr>
-      <w:bookmarkStart w:id="6" w:name="_Toc224037191"/>
+      <w:bookmarkStart w:id="6" w:name="_Toc224038217"/>
       <w:r>
         <w:t>Explications :</w:t>
       </w:r>
@@ -4309,7 +4225,7 @@
       <w:pPr>
         <w:pStyle w:val="Titre3"/>
       </w:pPr>
-      <w:bookmarkStart w:id="7" w:name="_Toc224037192"/>
+      <w:bookmarkStart w:id="7" w:name="_Toc224038218"/>
       <w:r>
         <w:lastRenderedPageBreak/>
         <w:t>Syntaxe</w:t>
@@ -4374,7 +4290,7 @@
       <w:pPr>
         <w:pStyle w:val="Titre4"/>
       </w:pPr>
-      <w:bookmarkStart w:id="8" w:name="_Toc224037193"/>
+      <w:bookmarkStart w:id="8" w:name="_Toc224038219"/>
       <w:r>
         <w:t>Syntaxe de la fonction INDEX</w:t>
       </w:r>
@@ -4925,7 +4841,7 @@
       <w:pPr>
         <w:pStyle w:val="Titre4"/>
       </w:pPr>
-      <w:bookmarkStart w:id="9" w:name="_Toc224037194"/>
+      <w:bookmarkStart w:id="9" w:name="_Toc224038220"/>
       <w:r>
         <w:t>Syntaxe de la fonction INDEX</w:t>
       </w:r>
@@ -5593,7 +5509,7 @@
       <w:pPr>
         <w:pStyle w:val="Titre2"/>
       </w:pPr>
-      <w:bookmarkStart w:id="10" w:name="_Toc224037195"/>
+      <w:bookmarkStart w:id="10" w:name="_Toc224038221"/>
       <w:r>
         <w:t>Avec LIRE.CLASSEUR , TRANSPOSE et SUBSTITUE</w:t>
       </w:r>
@@ -6219,7 +6135,7 @@
       <w:pPr>
         <w:pStyle w:val="Titre3"/>
       </w:pPr>
-      <w:bookmarkStart w:id="11" w:name="_Toc224037196"/>
+      <w:bookmarkStart w:id="11" w:name="_Toc224038222"/>
       <w:r>
         <w:t>Syntaxe de la fonction SUBSTITUE</w:t>
       </w:r>
@@ -6680,7 +6596,7 @@
       <w:pPr>
         <w:pStyle w:val="Titre3"/>
       </w:pPr>
-      <w:bookmarkStart w:id="12" w:name="_Toc224037197"/>
+      <w:bookmarkStart w:id="12" w:name="_Toc224038223"/>
       <w:r>
         <w:t>Syntaxe de la fonction TRANSPOSE</w:t>
       </w:r>
@@ -7129,7 +7045,7 @@
       <w:pPr>
         <w:pStyle w:val="Titre3"/>
       </w:pPr>
-      <w:bookmarkStart w:id="13" w:name="_Toc224037198"/>
+      <w:bookmarkStart w:id="13" w:name="_Toc224038224"/>
       <w:r>
         <w:t>Explications :</w:t>
       </w:r>
@@ -7369,7 +7285,7 @@
       <w:pPr>
         <w:pStyle w:val="Titre2"/>
       </w:pPr>
-      <w:bookmarkStart w:id="14" w:name="_Toc224037199"/>
+      <w:bookmarkStart w:id="14" w:name="_Toc224038225"/>
       <w:r>
         <w:t>Avec LIRE.CLASSEUR, REMPLACER, TROUVE et TRANSPOSE</w:t>
       </w:r>
@@ -7384,7 +7300,7 @@
       <w:pPr>
         <w:pStyle w:val="Titre3"/>
       </w:pPr>
-      <w:bookmarkStart w:id="15" w:name="_Toc224037200"/>
+      <w:bookmarkStart w:id="15" w:name="_Toc224038226"/>
       <w:r>
         <w:t>Étape 1 : Clique</w:t>
       </w:r>
@@ -7525,7 +7441,7 @@
       <w:pPr>
         <w:pStyle w:val="Titre3"/>
       </w:pPr>
-      <w:bookmarkStart w:id="16" w:name="_Toc224037201"/>
+      <w:bookmarkStart w:id="16" w:name="_Toc224038227"/>
       <w:r>
         <w:t>Étape 2 : Modifiez le nom et la formule dans la boîte de dialogue Nouveau nom</w:t>
       </w:r>
@@ -7956,7 +7872,7 @@
       <w:pPr>
         <w:pStyle w:val="Titre3"/>
       </w:pPr>
-      <w:bookmarkStart w:id="17" w:name="_Toc224037202"/>
+      <w:bookmarkStart w:id="17" w:name="_Toc224038228"/>
       <w:r>
         <w:t>Étape 3 : Utilisation d'une formule pour lister les noms des feuilles</w:t>
       </w:r>
@@ -8110,7 +8026,7 @@
       <w:pPr>
         <w:pStyle w:val="Titre2"/>
       </w:pPr>
-      <w:bookmarkStart w:id="18" w:name="_Toc224037203"/>
+      <w:bookmarkStart w:id="18" w:name="_Toc224038229"/>
       <w:r>
         <w:t xml:space="preserve">Avec LIRE.CLASSEUR, </w:t>
       </w:r>
@@ -8285,7 +8201,7 @@
       <w:pPr>
         <w:pStyle w:val="Titre3"/>
       </w:pPr>
-      <w:bookmarkStart w:id="19" w:name="_Toc224037204"/>
+      <w:bookmarkStart w:id="19" w:name="_Toc224038230"/>
       <w:r>
         <w:t>Étape 1 : Clique</w:t>
       </w:r>
@@ -8374,7 +8290,7 @@
       <w:pPr>
         <w:pStyle w:val="Titre3"/>
       </w:pPr>
-      <w:bookmarkStart w:id="20" w:name="_Toc224037205"/>
+      <w:bookmarkStart w:id="20" w:name="_Toc224038231"/>
       <w:r>
         <w:t xml:space="preserve">Étape </w:t>
       </w:r>
@@ -8490,7 +8406,7 @@
       <w:pPr>
         <w:pStyle w:val="Titre3"/>
       </w:pPr>
-      <w:bookmarkStart w:id="21" w:name="_Toc224037206"/>
+      <w:bookmarkStart w:id="21" w:name="_Toc224038232"/>
       <w:r>
         <w:t xml:space="preserve">Étape </w:t>
       </w:r>
@@ -8778,7 +8694,7 @@
       <w:pPr>
         <w:pStyle w:val="Titre3"/>
       </w:pPr>
-      <w:bookmarkStart w:id="22" w:name="_Toc224037207"/>
+      <w:bookmarkStart w:id="22" w:name="_Toc224038233"/>
       <w:r>
         <w:t xml:space="preserve">Étape </w:t>
       </w:r>
@@ -8897,7 +8813,7 @@
       <w:pPr>
         <w:pStyle w:val="Titre4"/>
       </w:pPr>
-      <w:bookmarkStart w:id="23" w:name="_Toc224037208"/>
+      <w:bookmarkStart w:id="23" w:name="_Toc224038234"/>
       <w:r>
         <w:t>Syntaxe de</w:t>
       </w:r>
@@ -9309,7 +9225,7 @@
           <w:sz w:val="28"/>
           <w:szCs w:val="28"/>
         </w:rPr>
-        <w:t>=STXT(LIRE.CLASSEUR(1);TROUVE("]";LIRE.CLASSEUR(1))+1;20</w:t>
+        <w:t>=STXT(LIRE.CLASSEUR(1);TROUVE("]";LIRE.CLASSEUR(1))+1;</w:t>
       </w:r>
       <w:r>
         <w:rPr>
@@ -9318,6 +9234,15 @@
           <w:sz w:val="28"/>
           <w:szCs w:val="28"/>
         </w:rPr>
+        <w:t>31</w:t>
+      </w:r>
+      <w:r>
+        <w:rPr>
+          <w:b/>
+          <w:bCs/>
+          <w:sz w:val="28"/>
+          <w:szCs w:val="28"/>
+        </w:rPr>
         <w:t>)</w:t>
       </w:r>
     </w:p>
@@ -9325,7 +9250,7 @@
       <w:pPr>
         <w:pStyle w:val="Titre4"/>
       </w:pPr>
-      <w:bookmarkStart w:id="24" w:name="_Toc224037209"/>
+      <w:bookmarkStart w:id="24" w:name="_Toc224038235"/>
       <w:r>
         <w:t>Explications</w:t>
       </w:r>
@@ -9335,7 +9260,7 @@
       <w:pPr>
         <w:pStyle w:val="Titre4"/>
       </w:pPr>
-      <w:bookmarkStart w:id="25" w:name="_Toc224037210"/>
+      <w:bookmarkStart w:id="25" w:name="_Toc224038236"/>
       <w:r>
         <w:t>Décomposer le résultat de LIRE.CLASSEUR()</w:t>
       </w:r>
@@ -10076,212 +10001,20 @@
       <w:pPr>
         <w:spacing w:after="0"/>
       </w:pPr>
+      <w:r>
+        <w:t>La formule à taper est :</w:t>
+      </w:r>
     </w:p>
     <w:p>
       <w:pPr>
         <w:spacing w:after="0"/>
       </w:pPr>
-    </w:p>
-    <w:p>
-      <w:pPr>
-        <w:pStyle w:val="Titre3"/>
-        <w:rPr>
-          <w:highlight w:val="yellow"/>
-        </w:rPr>
-      </w:pPr>
-      <w:bookmarkStart w:id="26" w:name="_Toc224037211"/>
-      <w:r>
-        <w:rPr>
-          <w:highlight w:val="yellow"/>
-        </w:rPr>
-        <w:t>►</w:t>
-      </w:r>
-      <w:bookmarkEnd w:id="26"/>
-    </w:p>
-    <w:p>
-      <w:pPr>
-        <w:spacing w:after="0"/>
-      </w:pPr>
-    </w:p>
-    <w:p>
-      <w:pPr>
-        <w:spacing w:after="0"/>
-      </w:pPr>
-      <w:r>
-        <w:t xml:space="preserve"> cela est en fait nous</w:t>
-      </w:r>
-      <w:r>
-        <w:t xml:space="preserve"> </w:t>
-      </w:r>
-      <w:r>
-        <w:t>fermons la parenthèse et nous validons</w:t>
-      </w:r>
-      <w:r>
-        <w:t xml:space="preserve"> </w:t>
-      </w:r>
-    </w:p>
-    <w:p>
-      <w:pPr>
-        <w:spacing w:after="0"/>
-      </w:pPr>
-    </w:p>
-    <w:p>
-      <w:pPr>
-        <w:spacing w:after="0"/>
-      </w:pPr>
-      <w:r>
-        <w:t>tout simplement en appuyant sur le</w:t>
-      </w:r>
-      <w:r>
-        <w:t xml:space="preserve"> </w:t>
-      </w:r>
-      <w:r>
-        <w:t>crochet ensuite nous validons à nouveau</w:t>
-      </w:r>
-      <w:r>
-        <w:t xml:space="preserve"> </w:t>
-      </w:r>
-      <w:r>
-        <w:t>en appuyant sur Fermer et comme nous</w:t>
-      </w:r>
-      <w:r>
-        <w:t xml:space="preserve"> </w:t>
-      </w:r>
-      <w:r>
-        <w:t>pour maintenant le constater c'est</w:t>
-      </w:r>
-      <w:r>
-        <w:t xml:space="preserve"> </w:t>
-      </w:r>
-      <w:r>
-        <w:t>effectivement uniquement le nom de la</w:t>
-      </w:r>
-      <w:r>
-        <w:t xml:space="preserve"> </w:t>
-      </w:r>
-      <w:r>
-        <w:t>feuille de calcul qui sera obtenu ici</w:t>
-      </w:r>
-      <w:r>
-        <w:t xml:space="preserve"> </w:t>
-      </w:r>
-      <w:r>
-        <w:t>par le nom matrice feuille comme tout à</w:t>
-      </w:r>
-      <w:r>
-        <w:t xml:space="preserve"> </w:t>
-      </w:r>
-      <w:r>
-        <w:t>l'heure nous rentrons dans la barre des</w:t>
-      </w:r>
-      <w:r>
-        <w:t xml:space="preserve"> </w:t>
-      </w:r>
-      <w:r>
-        <w:t>formules on appuyant sur F2 et ensuite</w:t>
-      </w:r>
-      <w:r>
-        <w:t xml:space="preserve"> </w:t>
-      </w:r>
-      <w:r>
-        <w:t>en appuyant sur F9 nous allons pouvoir</w:t>
-      </w:r>
-      <w:r>
-        <w:t xml:space="preserve"> </w:t>
-      </w:r>
-      <w:r>
-        <w:t>constater qu'</w:t>
-      </w:r>
-      <w:r>
-        <w:t>Excel</w:t>
-      </w:r>
-      <w:r>
-        <w:t xml:space="preserve"> va bien récupérer tous</w:t>
-      </w:r>
-      <w:r>
-        <w:t xml:space="preserve"> </w:t>
-      </w:r>
-      <w:r>
-        <w:t>les noms de feuilles de calcul donc</w:t>
-      </w:r>
-      <w:r>
-        <w:t xml:space="preserve"> </w:t>
-      </w:r>
-      <w:r>
-        <w:t>ensuite nous allons supprimer le</w:t>
-      </w:r>
-      <w:r>
-        <w:t xml:space="preserve"> </w:t>
-      </w:r>
-      <w:r>
-        <w:t>résultat que nous avons saisi dans la</w:t>
-      </w:r>
-      <w:r>
-        <w:t xml:space="preserve"> </w:t>
-      </w:r>
-    </w:p>
-    <w:p>
-      <w:pPr>
-        <w:spacing w:after="0"/>
-      </w:pPr>
-    </w:p>
-    <w:p>
-      <w:pPr>
-        <w:spacing w:after="0"/>
-      </w:pPr>
-    </w:p>
-    <w:p>
-      <w:pPr>
-        <w:spacing w:after="0"/>
-      </w:pPr>
-    </w:p>
-    <w:p>
-      <w:pPr>
-        <w:spacing w:after="0"/>
-      </w:pPr>
-    </w:p>
-    <w:p>
-      <w:pPr>
-        <w:spacing w:after="0"/>
-      </w:pPr>
-    </w:p>
-    <w:p>
-      <w:pPr>
-        <w:spacing w:after="0"/>
-      </w:pPr>
-      <w:r>
-        <w:t>Énumérer le nom des feuilles du classeur</w:t>
-      </w:r>
-      <w:r>
-        <w:t>.</w:t>
-      </w:r>
-    </w:p>
-    <w:p>
-      <w:pPr>
-        <w:spacing w:after="0"/>
-      </w:pPr>
-    </w:p>
-    <w:p>
-      <w:pPr>
-        <w:spacing w:after="0"/>
-      </w:pPr>
-    </w:p>
-    <w:p>
-      <w:pPr>
-        <w:spacing w:after="0"/>
-      </w:pPr>
-    </w:p>
-    <w:p>
-      <w:pPr>
-        <w:spacing w:after="0"/>
-      </w:pPr>
-      <w:r>
-        <w:lastRenderedPageBreak/>
+      <w:r>
         <w:drawing>
-          <wp:inline distT="0" distB="0" distL="0" distR="0" wp14:anchorId="55F43B58" wp14:editId="36D57A00">
-            <wp:extent cx="5760720" cy="3233420"/>
-            <wp:effectExtent l="0" t="0" r="0" b="5080"/>
-            <wp:docPr id="442344156" name="Image 1"/>
+          <wp:inline distT="0" distB="0" distL="0" distR="0" wp14:anchorId="2EC04DD9" wp14:editId="33184AB8">
+            <wp:extent cx="5760720" cy="2574290"/>
+            <wp:effectExtent l="0" t="0" r="0" b="0"/>
+            <wp:docPr id="1507533157" name="Image 1"/>
             <wp:cNvGraphicFramePr>
               <a:graphicFrameLocks xmlns:a="http://schemas.openxmlformats.org/drawingml/2006/main" noChangeAspect="1"/>
             </wp:cNvGraphicFramePr>
@@ -10289,7 +10022,7 @@
               <a:graphicData uri="http://schemas.openxmlformats.org/drawingml/2006/picture">
                 <pic:pic xmlns:pic="http://schemas.openxmlformats.org/drawingml/2006/picture">
                   <pic:nvPicPr>
-                    <pic:cNvPr id="442344156" name=""/>
+                    <pic:cNvPr id="1507533157" name=""/>
                     <pic:cNvPicPr/>
                   </pic:nvPicPr>
                   <pic:blipFill>
@@ -10301,7 +10034,7 @@
                   <pic:spPr>
                     <a:xfrm>
                       <a:off x="0" y="0"/>
-                      <a:ext cx="5760720" cy="3233420"/>
+                      <a:ext cx="5760720" cy="2574290"/>
                     </a:xfrm>
                     <a:prstGeom prst="rect">
                       <a:avLst/>
@@ -10317,99 +10050,465 @@
     <w:p>
       <w:pPr>
         <w:spacing w:after="0"/>
-      </w:pPr>
-    </w:p>
-    <w:p>
-      <w:pPr>
-        <w:pStyle w:val="Titre4"/>
+        <w:rPr>
+          <w:b/>
+          <w:bCs/>
+          <w:sz w:val="28"/>
+          <w:szCs w:val="28"/>
+        </w:rPr>
+      </w:pPr>
+      <w:r>
+        <w:rPr>
+          <w:b/>
+          <w:bCs/>
+          <w:sz w:val="28"/>
+          <w:szCs w:val="28"/>
+        </w:rPr>
+        <w:t>=STXT(LIRE.CLASSEUR(1);TROUVE("]";LIRE.CLASSEUR(1))+1;</w:t>
+      </w:r>
+      <w:r>
+        <w:rPr>
+          <w:b/>
+          <w:bCs/>
+          <w:sz w:val="28"/>
+          <w:szCs w:val="28"/>
+        </w:rPr>
+        <w:t>31)</w:t>
+      </w:r>
+    </w:p>
+    <w:p>
+      <w:pPr>
+        <w:spacing w:after="0"/>
+        <w:rPr>
+          <w:b/>
+          <w:bCs/>
+          <w:sz w:val="28"/>
+          <w:szCs w:val="28"/>
+        </w:rPr>
+      </w:pPr>
+      <w:r>
+        <w:rPr>
+          <w:b/>
+          <w:bCs/>
+          <w:sz w:val="28"/>
+          <w:szCs w:val="28"/>
+        </w:rPr>
+        <w:lastRenderedPageBreak/>
+        <w:drawing>
+          <wp:inline distT="0" distB="0" distL="0" distR="0" wp14:anchorId="27B9ED4F" wp14:editId="6ECD58A5">
+            <wp:extent cx="5760720" cy="2458085"/>
+            <wp:effectExtent l="0" t="0" r="0" b="0"/>
+            <wp:docPr id="1367675579" name="Image 1"/>
+            <wp:cNvGraphicFramePr>
+              <a:graphicFrameLocks xmlns:a="http://schemas.openxmlformats.org/drawingml/2006/main" noChangeAspect="1"/>
+            </wp:cNvGraphicFramePr>
+            <a:graphic xmlns:a="http://schemas.openxmlformats.org/drawingml/2006/main">
+              <a:graphicData uri="http://schemas.openxmlformats.org/drawingml/2006/picture">
+                <pic:pic xmlns:pic="http://schemas.openxmlformats.org/drawingml/2006/picture">
+                  <pic:nvPicPr>
+                    <pic:cNvPr id="1367675579" name=""/>
+                    <pic:cNvPicPr/>
+                  </pic:nvPicPr>
+                  <pic:blipFill>
+                    <a:blip r:embed="rId45"/>
+                    <a:stretch>
+                      <a:fillRect/>
+                    </a:stretch>
+                  </pic:blipFill>
+                  <pic:spPr>
+                    <a:xfrm>
+                      <a:off x="0" y="0"/>
+                      <a:ext cx="5760720" cy="2458085"/>
+                    </a:xfrm>
+                    <a:prstGeom prst="rect">
+                      <a:avLst/>
+                    </a:prstGeom>
+                  </pic:spPr>
+                </pic:pic>
+              </a:graphicData>
+            </a:graphic>
+          </wp:inline>
+        </w:drawing>
+      </w:r>
+    </w:p>
+    <w:p>
+      <w:pPr>
+        <w:spacing w:after="0"/>
+      </w:pPr>
+      <w:r>
+        <w:t xml:space="preserve">On </w:t>
+      </w:r>
+      <w:r>
+        <w:t xml:space="preserve">constate </w:t>
+      </w:r>
+      <w:r>
+        <w:t>qu</w:t>
+      </w:r>
+      <w:r>
+        <w:t>'effectivement uniquement le nom de la</w:t>
+      </w:r>
+      <w:r>
+        <w:t xml:space="preserve"> </w:t>
+      </w:r>
+      <w:r>
+        <w:t xml:space="preserve">feuille de calcul </w:t>
+      </w:r>
+      <w:r>
+        <w:t>est affiché.</w:t>
+      </w:r>
+      <w:r>
+        <w:t xml:space="preserve"> </w:t>
+      </w:r>
+    </w:p>
+    <w:p>
+      <w:pPr>
+        <w:spacing w:after="0"/>
+      </w:pPr>
+      <w:r>
+        <w:rPr>
+          <w:b/>
+          <w:bCs/>
+        </w:rPr>
+        <w:t>D</w:t>
+      </w:r>
+      <w:r>
+        <w:rPr>
+          <w:b/>
+          <w:bCs/>
+        </w:rPr>
+        <w:t>ans</w:t>
+      </w:r>
+      <w:r>
+        <w:rPr>
+          <w:b/>
+          <w:bCs/>
+        </w:rPr>
+        <w:t xml:space="preserve"> </w:t>
+      </w:r>
+      <w:r>
+        <w:rPr>
+          <w:b/>
+          <w:bCs/>
+        </w:rPr>
+        <w:t>la barre des</w:t>
+      </w:r>
+      <w:r>
+        <w:rPr>
+          <w:b/>
+          <w:bCs/>
+        </w:rPr>
+        <w:t xml:space="preserve"> </w:t>
+      </w:r>
+      <w:r>
+        <w:rPr>
+          <w:b/>
+          <w:bCs/>
+        </w:rPr>
+        <w:t>formules</w:t>
+      </w:r>
+      <w:r>
+        <w:t xml:space="preserve"> on appuyant sur F2 et ensuite</w:t>
+      </w:r>
+      <w:r>
+        <w:t xml:space="preserve"> </w:t>
+      </w:r>
+      <w:r>
+        <w:t xml:space="preserve">en appuyant sur F9 </w:t>
+      </w:r>
+      <w:r>
+        <w:t>on</w:t>
+      </w:r>
+      <w:r>
+        <w:t xml:space="preserve"> </w:t>
+      </w:r>
+      <w:r>
+        <w:t>constate</w:t>
+      </w:r>
+      <w:r>
+        <w:t xml:space="preserve"> que la formule récupère</w:t>
+      </w:r>
+      <w:r>
+        <w:t xml:space="preserve"> tous</w:t>
+      </w:r>
+      <w:r>
+        <w:t xml:space="preserve"> </w:t>
+      </w:r>
+      <w:r>
+        <w:t>les noms de</w:t>
+      </w:r>
+      <w:r>
+        <w:t>s</w:t>
+      </w:r>
+      <w:r>
+        <w:t xml:space="preserve"> feuilles de calcul</w:t>
+      </w:r>
+      <w:r>
+        <w:t> :</w:t>
+      </w:r>
+    </w:p>
+    <w:p>
+      <w:pPr>
+        <w:spacing w:after="0"/>
+      </w:pPr>
+    </w:p>
+    <w:p>
+      <w:pPr>
+        <w:spacing w:after="0"/>
+      </w:pPr>
+      <w:r>
+        <w:drawing>
+          <wp:inline distT="0" distB="0" distL="0" distR="0" wp14:anchorId="1853AAEF" wp14:editId="7865EADF">
+            <wp:extent cx="5565830" cy="2136038"/>
+            <wp:effectExtent l="0" t="0" r="0" b="0"/>
+            <wp:docPr id="1678853378" name="Image 1"/>
+            <wp:cNvGraphicFramePr>
+              <a:graphicFrameLocks xmlns:a="http://schemas.openxmlformats.org/drawingml/2006/main" noChangeAspect="1"/>
+            </wp:cNvGraphicFramePr>
+            <a:graphic xmlns:a="http://schemas.openxmlformats.org/drawingml/2006/main">
+              <a:graphicData uri="http://schemas.openxmlformats.org/drawingml/2006/picture">
+                <pic:pic xmlns:pic="http://schemas.openxmlformats.org/drawingml/2006/picture">
+                  <pic:nvPicPr>
+                    <pic:cNvPr id="1678853378" name=""/>
+                    <pic:cNvPicPr/>
+                  </pic:nvPicPr>
+                  <pic:blipFill rotWithShape="1">
+                    <a:blip r:embed="rId46"/>
+                    <a:srcRect t="38097" r="31175"/>
+                    <a:stretch>
+                      <a:fillRect/>
+                    </a:stretch>
+                  </pic:blipFill>
+                  <pic:spPr bwMode="auto">
+                    <a:xfrm>
+                      <a:off x="0" y="0"/>
+                      <a:ext cx="5591098" cy="2145735"/>
+                    </a:xfrm>
+                    <a:prstGeom prst="rect">
+                      <a:avLst/>
+                    </a:prstGeom>
+                    <a:ln>
+                      <a:noFill/>
+                    </a:ln>
+                    <a:extLst>
+                      <a:ext uri="{53640926-AAD7-44D8-BBD7-CCE9431645EC}">
+                        <a14:shadowObscured xmlns:a14="http://schemas.microsoft.com/office/drawing/2010/main"/>
+                      </a:ext>
+                    </a:extLst>
+                  </pic:spPr>
+                </pic:pic>
+              </a:graphicData>
+            </a:graphic>
+          </wp:inline>
+        </w:drawing>
+      </w:r>
+    </w:p>
+    <w:p>
+      <w:pPr>
+        <w:spacing w:after="0"/>
+      </w:pPr>
+    </w:p>
+    <w:p>
+      <w:pPr>
+        <w:pStyle w:val="Titre3"/>
         <w:rPr>
           <w:highlight w:val="yellow"/>
         </w:rPr>
       </w:pPr>
-      <w:bookmarkStart w:id="27" w:name="_Toc223946417"/>
-      <w:bookmarkStart w:id="28" w:name="_Toc224037212"/>
+      <w:bookmarkStart w:id="26" w:name="_Toc224038237"/>
       <w:r>
         <w:rPr>
           <w:highlight w:val="yellow"/>
         </w:rPr>
-        <w:t xml:space="preserve">Syntaxe de la fonction </w:t>
+        <w:t xml:space="preserve">Étape </w:t>
+      </w:r>
+      <w:r>
+        <w:rPr>
+          <w:highlight w:val="yellow"/>
+        </w:rPr>
+        <w:t>5</w:t>
+      </w:r>
+      <w:r>
+        <w:rPr>
+          <w:highlight w:val="yellow"/>
+        </w:rPr>
+        <w:t xml:space="preserve"> : </w:t>
+      </w:r>
+      <w:r>
+        <w:rPr>
+          <w:highlight w:val="yellow"/>
+        </w:rPr>
+        <w:t>Énumérer le nom des feuilles du classeur</w:t>
+      </w:r>
+      <w:bookmarkEnd w:id="26"/>
+    </w:p>
+    <w:p/>
+    <w:p>
+      <w:pPr>
+        <w:spacing w:after="0"/>
+      </w:pPr>
+    </w:p>
+    <w:p>
+      <w:pPr>
+        <w:spacing w:after="0"/>
+      </w:pPr>
+      <w:r>
+        <w:drawing>
+          <wp:inline distT="0" distB="0" distL="0" distR="0" wp14:anchorId="19ADEAD6" wp14:editId="4016D9CD">
+            <wp:extent cx="1047896" cy="504895"/>
+            <wp:effectExtent l="0" t="0" r="0" b="9525"/>
+            <wp:docPr id="1512042790" name="Image 1"/>
+            <wp:cNvGraphicFramePr>
+              <a:graphicFrameLocks xmlns:a="http://schemas.openxmlformats.org/drawingml/2006/main" noChangeAspect="1"/>
+            </wp:cNvGraphicFramePr>
+            <a:graphic xmlns:a="http://schemas.openxmlformats.org/drawingml/2006/main">
+              <a:graphicData uri="http://schemas.openxmlformats.org/drawingml/2006/picture">
+                <pic:pic xmlns:pic="http://schemas.openxmlformats.org/drawingml/2006/picture">
+                  <pic:nvPicPr>
+                    <pic:cNvPr id="1512042790" name=""/>
+                    <pic:cNvPicPr/>
+                  </pic:nvPicPr>
+                  <pic:blipFill>
+                    <a:blip r:embed="rId47"/>
+                    <a:stretch>
+                      <a:fillRect/>
+                    </a:stretch>
+                  </pic:blipFill>
+                  <pic:spPr>
+                    <a:xfrm>
+                      <a:off x="0" y="0"/>
+                      <a:ext cx="1047896" cy="504895"/>
+                    </a:xfrm>
+                    <a:prstGeom prst="rect">
+                      <a:avLst/>
+                    </a:prstGeom>
+                  </pic:spPr>
+                </pic:pic>
+              </a:graphicData>
+            </a:graphic>
+          </wp:inline>
+        </w:drawing>
+      </w:r>
+    </w:p>
+    <w:p>
+      <w:pPr>
+        <w:spacing w:after="0"/>
+      </w:pPr>
+      <w:r>
+        <w:lastRenderedPageBreak/>
+        <w:drawing>
+          <wp:inline distT="0" distB="0" distL="0" distR="0" wp14:anchorId="3311EA77" wp14:editId="0BC1AB9F">
+            <wp:extent cx="2348179" cy="1028364"/>
+            <wp:effectExtent l="0" t="0" r="0" b="635"/>
+            <wp:docPr id="1061151331" name="Image 1"/>
+            <wp:cNvGraphicFramePr>
+              <a:graphicFrameLocks xmlns:a="http://schemas.openxmlformats.org/drawingml/2006/main" noChangeAspect="1"/>
+            </wp:cNvGraphicFramePr>
+            <a:graphic xmlns:a="http://schemas.openxmlformats.org/drawingml/2006/main">
+              <a:graphicData uri="http://schemas.openxmlformats.org/drawingml/2006/picture">
+                <pic:pic xmlns:pic="http://schemas.openxmlformats.org/drawingml/2006/picture">
+                  <pic:nvPicPr>
+                    <pic:cNvPr id="1061151331" name=""/>
+                    <pic:cNvPicPr/>
+                  </pic:nvPicPr>
+                  <pic:blipFill>
+                    <a:blip r:embed="rId48"/>
+                    <a:stretch>
+                      <a:fillRect/>
+                    </a:stretch>
+                  </pic:blipFill>
+                  <pic:spPr>
+                    <a:xfrm>
+                      <a:off x="0" y="0"/>
+                      <a:ext cx="2356102" cy="1031834"/>
+                    </a:xfrm>
+                    <a:prstGeom prst="rect">
+                      <a:avLst/>
+                    </a:prstGeom>
+                  </pic:spPr>
+                </pic:pic>
+              </a:graphicData>
+            </a:graphic>
+          </wp:inline>
+        </w:drawing>
+      </w:r>
+    </w:p>
+    <w:p>
+      <w:pPr>
+        <w:spacing w:after="0"/>
+      </w:pPr>
+    </w:p>
+    <w:p>
+      <w:pPr>
+        <w:spacing w:after="0"/>
+      </w:pPr>
+    </w:p>
+    <w:p/>
+    <w:p>
+      <w:pPr>
+        <w:pStyle w:val="Titre2"/>
+        <w:rPr>
+          <w:highlight w:val="yellow"/>
+        </w:rPr>
+      </w:pPr>
+      <w:bookmarkStart w:id="27" w:name="_Toc224038238"/>
+      <w:r>
+        <w:rPr>
+          <w:highlight w:val="yellow"/>
+        </w:rPr>
+        <w:t>Pour aller plus loin</w:t>
       </w:r>
       <w:bookmarkEnd w:id="27"/>
-      <w:r>
-        <w:rPr>
-          <w:highlight w:val="yellow"/>
-        </w:rPr>
-        <w:t>ALEA</w:t>
+    </w:p>
+    <w:p>
+      <w:pPr>
+        <w:pStyle w:val="Titre3"/>
+      </w:pPr>
+      <w:bookmarkStart w:id="28" w:name="_Toc224038239"/>
+      <w:r>
+        <w:t>Rendre dynamique l'affichage</w:t>
       </w:r>
       <w:bookmarkEnd w:id="28"/>
     </w:p>
+    <w:p>
+      <w:r>
+        <w:t>T(MAINTENANT()</w:t>
+      </w:r>
+    </w:p>
+    <w:p>
+      <w:pPr>
+        <w:pStyle w:val="Titre3"/>
+      </w:pPr>
+      <w:bookmarkStart w:id="29" w:name="_Toc224038240"/>
+      <w:r>
+        <w:t>On peut ajouter des liens hypertexte sur le nom des feuilles.</w:t>
+      </w:r>
+      <w:bookmarkEnd w:id="29"/>
+    </w:p>
     <w:p/>
     <w:p>
       <w:pPr>
-        <w:pStyle w:val="Titre2"/>
-        <w:rPr>
-          <w:highlight w:val="yellow"/>
-        </w:rPr>
-      </w:pPr>
-      <w:bookmarkStart w:id="29" w:name="_Toc224037213"/>
-      <w:r>
-        <w:rPr>
-          <w:highlight w:val="yellow"/>
-        </w:rPr>
-        <w:t>Pour aller plus loin</w:t>
-      </w:r>
-      <w:bookmarkEnd w:id="29"/>
-    </w:p>
-    <w:p>
-      <w:pPr>
-        <w:pStyle w:val="Titre3"/>
-      </w:pPr>
-      <w:bookmarkStart w:id="30" w:name="_Toc224037214"/>
-      <w:r>
-        <w:t>Rendre dynamique l'affichage</w:t>
+        <w:pStyle w:val="Titre1"/>
+      </w:pPr>
+      <w:bookmarkStart w:id="30" w:name="_Toc224038241"/>
+      <w:r>
+        <w:t>Traduction</w:t>
+      </w:r>
+      <w:r>
+        <w:t xml:space="preserve"> </w:t>
+      </w:r>
+      <w:r>
+        <w:t>de</w:t>
+      </w:r>
+      <w:r>
+        <w:t>s</w:t>
+      </w:r>
+      <w:r>
+        <w:t xml:space="preserve"> fonctions</w:t>
+      </w:r>
+      <w:r>
+        <w:t xml:space="preserve"> Excel en anglais</w:t>
       </w:r>
       <w:bookmarkEnd w:id="30"/>
-    </w:p>
-    <w:p>
-      <w:r>
-        <w:t>T(MAINTENANT()</w:t>
-      </w:r>
-    </w:p>
-    <w:p>
-      <w:pPr>
-        <w:pStyle w:val="Titre3"/>
-      </w:pPr>
-      <w:bookmarkStart w:id="31" w:name="_Toc224037215"/>
-      <w:r>
-        <w:t>On peut ajouter des liens hypertexte sur le nom des feuilles.</w:t>
-      </w:r>
-      <w:bookmarkEnd w:id="31"/>
-    </w:p>
-    <w:p/>
-    <w:p>
-      <w:pPr>
-        <w:pStyle w:val="Titre1"/>
-      </w:pPr>
-      <w:bookmarkStart w:id="32" w:name="_Toc224037216"/>
-      <w:r>
-        <w:t>Traduction</w:t>
-      </w:r>
-      <w:r>
-        <w:t xml:space="preserve"> </w:t>
-      </w:r>
-      <w:r>
-        <w:t>de</w:t>
-      </w:r>
-      <w:r>
-        <w:t>s</w:t>
-      </w:r>
-      <w:r>
-        <w:t xml:space="preserve"> fonctions</w:t>
-      </w:r>
-      <w:r>
-        <w:t xml:space="preserve"> Excel en anglais</w:t>
-      </w:r>
-      <w:bookmarkEnd w:id="32"/>
     </w:p>
     <w:p>
       <w:r>
@@ -10538,13 +10637,13 @@
       <w:pPr>
         <w:pStyle w:val="Titre1"/>
       </w:pPr>
-      <w:bookmarkStart w:id="33" w:name="_Toc223707034"/>
-      <w:bookmarkStart w:id="34" w:name="_Toc224037217"/>
+      <w:bookmarkStart w:id="31" w:name="_Toc223707034"/>
+      <w:bookmarkStart w:id="32" w:name="_Toc224038242"/>
       <w:r>
         <w:t>Links</w:t>
       </w:r>
-      <w:bookmarkEnd w:id="33"/>
-      <w:bookmarkEnd w:id="34"/>
+      <w:bookmarkEnd w:id="31"/>
+      <w:bookmarkEnd w:id="32"/>
     </w:p>
     <w:p>
       <w:pPr>
@@ -10577,8 +10676,8 @@
     <w:p/>
     <w:p/>
     <w:sectPr>
-      <w:headerReference w:type="default" r:id="rId45"/>
-      <w:footerReference w:type="default" r:id="rId46"/>
+      <w:headerReference w:type="default" r:id="rId49"/>
+      <w:footerReference w:type="default" r:id="rId50"/>
       <w:pgSz w:w="11906" w:h="16838"/>
       <w:pgMar w:top="1417" w:right="1417" w:bottom="1417" w:left="1417" w:header="708" w:footer="708" w:gutter="0"/>
       <w:cols w:space="708"/>
@@ -11323,7 +11422,7 @@
               <w:sz w:val="16"/>
               <w:szCs w:val="16"/>
             </w:rPr>
-            <w:t>10-03-2026 11:14</w:t>
+            <w:t>10-03-2026 12:13</w:t>
           </w:r>
           <w:r>
             <w:rPr>
@@ -13668,7 +13767,7 @@
   <w:style w:type="paragraph" w:default="1" w:styleId="Normal">
     <w:name w:val="Normal"/>
     <w:qFormat/>
-    <w:rsid w:val="0092168F"/>
+    <w:rsid w:val="00804129"/>
   </w:style>
   <w:style w:type="paragraph" w:styleId="Titre1">
     <w:name w:val="heading 1"/>

--- a/EXCEL_CodeSource/Classeurs_CodeSource/SheetsList/Lister le nom des feuilles dans Excel.docx
+++ b/EXCEL_CodeSource/Classeurs_CodeSource/SheetsList/Lister le nom des feuilles dans Excel.docx
@@ -152,7 +152,7 @@
       <w:r>
         <w:fldChar w:fldCharType="separate"/>
       </w:r>
-      <w:hyperlink w:anchor="_Toc224038211" w:history="1">
+      <w:hyperlink w:anchor="_Toc224049512" w:history="1">
         <w:r>
           <w:rPr>
             <w:rStyle w:val="Lienhypertexte"/>
@@ -179,7 +179,7 @@
             <w:noProof/>
             <w:webHidden/>
           </w:rPr>
-          <w:instrText xml:space="preserve"> PAGEREF _Toc224038211 \h </w:instrText>
+          <w:instrText xml:space="preserve"> PAGEREF _Toc224049512 \h </w:instrText>
         </w:r>
         <w:r>
           <w:rPr>
@@ -226,13 +226,13 @@
           <w14:ligatures w14:val="standardContextual"/>
         </w:rPr>
       </w:pPr>
-      <w:hyperlink w:anchor="_Toc224038212" w:history="1">
+      <w:hyperlink w:anchor="_Toc224049513" w:history="1">
         <w:r>
           <w:rPr>
             <w:rStyle w:val="Lienhypertexte"/>
             <w:noProof/>
           </w:rPr>
-          <w:t>1.1. Le séparateur d'arguments dans les fonctions intégrées d’Excel</w:t>
+          <w:t>1.1. Travailler avec un classeur Excel prenant en charge les macros</w:t>
         </w:r>
         <w:r>
           <w:rPr>
@@ -253,7 +253,81 @@
             <w:noProof/>
             <w:webHidden/>
           </w:rPr>
-          <w:instrText xml:space="preserve"> PAGEREF _Toc224038212 \h </w:instrText>
+          <w:instrText xml:space="preserve"> PAGEREF _Toc224049513 \h </w:instrText>
+        </w:r>
+        <w:r>
+          <w:rPr>
+            <w:noProof/>
+            <w:webHidden/>
+          </w:rPr>
+        </w:r>
+        <w:r>
+          <w:rPr>
+            <w:noProof/>
+            <w:webHidden/>
+          </w:rPr>
+          <w:fldChar w:fldCharType="separate"/>
+        </w:r>
+        <w:r>
+          <w:rPr>
+            <w:noProof/>
+            <w:webHidden/>
+          </w:rPr>
+          <w:t>2</w:t>
+        </w:r>
+        <w:r>
+          <w:rPr>
+            <w:noProof/>
+            <w:webHidden/>
+          </w:rPr>
+          <w:fldChar w:fldCharType="end"/>
+        </w:r>
+      </w:hyperlink>
+    </w:p>
+    <w:p>
+      <w:pPr>
+        <w:pStyle w:val="TM2"/>
+        <w:tabs>
+          <w:tab w:val="right" w:leader="dot" w:pos="9062"/>
+        </w:tabs>
+        <w:rPr>
+          <w:rFonts w:eastAsiaTheme="minorEastAsia" w:cstheme="minorBidi"/>
+          <w:smallCaps w:val="0"/>
+          <w:noProof/>
+          <w:kern w:val="2"/>
+          <w:sz w:val="24"/>
+          <w:lang w:eastAsia="fr-FR"/>
+          <w14:ligatures w14:val="standardContextual"/>
+        </w:rPr>
+      </w:pPr>
+      <w:hyperlink w:anchor="_Toc224049514" w:history="1">
+        <w:r>
+          <w:rPr>
+            <w:rStyle w:val="Lienhypertexte"/>
+            <w:noProof/>
+          </w:rPr>
+          <w:t>1.2. Le séparateur d'arguments dans les fonctions intégrées d’Excel</w:t>
+        </w:r>
+        <w:r>
+          <w:rPr>
+            <w:noProof/>
+            <w:webHidden/>
+          </w:rPr>
+          <w:tab/>
+        </w:r>
+        <w:r>
+          <w:rPr>
+            <w:noProof/>
+            <w:webHidden/>
+          </w:rPr>
+          <w:fldChar w:fldCharType="begin"/>
+        </w:r>
+        <w:r>
+          <w:rPr>
+            <w:noProof/>
+            <w:webHidden/>
+          </w:rPr>
+          <w:instrText xml:space="preserve"> PAGEREF _Toc224049514 \h </w:instrText>
         </w:r>
         <w:r>
           <w:rPr>
@@ -302,7 +376,7 @@
           <w14:ligatures w14:val="standardContextual"/>
         </w:rPr>
       </w:pPr>
-      <w:hyperlink w:anchor="_Toc224038213" w:history="1">
+      <w:hyperlink w:anchor="_Toc224049515" w:history="1">
         <w:r>
           <w:rPr>
             <w:rStyle w:val="Lienhypertexte"/>
@@ -329,7 +403,7 @@
             <w:noProof/>
             <w:webHidden/>
           </w:rPr>
-          <w:instrText xml:space="preserve"> PAGEREF _Toc224038213 \h </w:instrText>
+          <w:instrText xml:space="preserve"> PAGEREF _Toc224049515 \h </w:instrText>
         </w:r>
         <w:r>
           <w:rPr>
@@ -349,7 +423,7 @@
             <w:noProof/>
             <w:webHidden/>
           </w:rPr>
-          <w:t>2</w:t>
+          <w:t>3</w:t>
         </w:r>
         <w:r>
           <w:rPr>
@@ -376,7 +450,7 @@
           <w14:ligatures w14:val="standardContextual"/>
         </w:rPr>
       </w:pPr>
-      <w:hyperlink w:anchor="_Toc224038214" w:history="1">
+      <w:hyperlink w:anchor="_Toc224049516" w:history="1">
         <w:r>
           <w:rPr>
             <w:rStyle w:val="Lienhypertexte"/>
@@ -403,7 +477,7 @@
             <w:noProof/>
             <w:webHidden/>
           </w:rPr>
-          <w:instrText xml:space="preserve"> PAGEREF _Toc224038214 \h </w:instrText>
+          <w:instrText xml:space="preserve"> PAGEREF _Toc224049516 \h </w:instrText>
         </w:r>
         <w:r>
           <w:rPr>
@@ -423,7 +497,7 @@
             <w:noProof/>
             <w:webHidden/>
           </w:rPr>
-          <w:t>2</w:t>
+          <w:t>3</w:t>
         </w:r>
         <w:r>
           <w:rPr>
@@ -451,7 +525,7 @@
           <w14:ligatures w14:val="standardContextual"/>
         </w:rPr>
       </w:pPr>
-      <w:hyperlink w:anchor="_Toc224038215" w:history="1">
+      <w:hyperlink w:anchor="_Toc224049517" w:history="1">
         <w:r>
           <w:rPr>
             <w:rStyle w:val="Lienhypertexte"/>
@@ -478,7 +552,7 @@
             <w:noProof/>
             <w:webHidden/>
           </w:rPr>
-          <w:instrText xml:space="preserve"> PAGEREF _Toc224038215 \h </w:instrText>
+          <w:instrText xml:space="preserve"> PAGEREF _Toc224049517 \h </w:instrText>
         </w:r>
         <w:r>
           <w:rPr>
@@ -498,7 +572,7 @@
             <w:noProof/>
             <w:webHidden/>
           </w:rPr>
-          <w:t>4</w:t>
+          <w:t>5</w:t>
         </w:r>
         <w:r>
           <w:rPr>
@@ -526,7 +600,7 @@
           <w14:ligatures w14:val="standardContextual"/>
         </w:rPr>
       </w:pPr>
-      <w:hyperlink w:anchor="_Toc224038216" w:history="1">
+      <w:hyperlink w:anchor="_Toc224049518" w:history="1">
         <w:r>
           <w:rPr>
             <w:rStyle w:val="Lienhypertexte"/>
@@ -553,7 +627,7 @@
             <w:noProof/>
             <w:webHidden/>
           </w:rPr>
-          <w:instrText xml:space="preserve"> PAGEREF _Toc224038216 \h </w:instrText>
+          <w:instrText xml:space="preserve"> PAGEREF _Toc224049518 \h </w:instrText>
         </w:r>
         <w:r>
           <w:rPr>
@@ -601,7 +675,7 @@
           <w14:ligatures w14:val="standardContextual"/>
         </w:rPr>
       </w:pPr>
-      <w:hyperlink w:anchor="_Toc224038217" w:history="1">
+      <w:hyperlink w:anchor="_Toc224049519" w:history="1">
         <w:r>
           <w:rPr>
             <w:rStyle w:val="Lienhypertexte"/>
@@ -628,7 +702,7 @@
             <w:noProof/>
             <w:webHidden/>
           </w:rPr>
-          <w:instrText xml:space="preserve"> PAGEREF _Toc224038217 \h </w:instrText>
+          <w:instrText xml:space="preserve"> PAGEREF _Toc224049519 \h </w:instrText>
         </w:r>
         <w:r>
           <w:rPr>
@@ -648,7 +722,7 @@
             <w:noProof/>
             <w:webHidden/>
           </w:rPr>
-          <w:t>5</w:t>
+          <w:t>6</w:t>
         </w:r>
         <w:r>
           <w:rPr>
@@ -676,7 +750,7 @@
           <w14:ligatures w14:val="standardContextual"/>
         </w:rPr>
       </w:pPr>
-      <w:hyperlink w:anchor="_Toc224038218" w:history="1">
+      <w:hyperlink w:anchor="_Toc224049520" w:history="1">
         <w:r>
           <w:rPr>
             <w:rStyle w:val="Lienhypertexte"/>
@@ -703,7 +777,7 @@
             <w:noProof/>
             <w:webHidden/>
           </w:rPr>
-          <w:instrText xml:space="preserve"> PAGEREF _Toc224038218 \h </w:instrText>
+          <w:instrText xml:space="preserve"> PAGEREF _Toc224049520 \h </w:instrText>
         </w:r>
         <w:r>
           <w:rPr>
@@ -723,7 +797,7 @@
             <w:noProof/>
             <w:webHidden/>
           </w:rPr>
-          <w:t>7</w:t>
+          <w:t>8</w:t>
         </w:r>
         <w:r>
           <w:rPr>
@@ -750,7 +824,7 @@
           <w14:ligatures w14:val="standardContextual"/>
         </w:rPr>
       </w:pPr>
-      <w:hyperlink w:anchor="_Toc224038219" w:history="1">
+      <w:hyperlink w:anchor="_Toc224049521" w:history="1">
         <w:r>
           <w:rPr>
             <w:rStyle w:val="Lienhypertexte"/>
@@ -777,7 +851,7 @@
             <w:noProof/>
             <w:webHidden/>
           </w:rPr>
-          <w:instrText xml:space="preserve"> PAGEREF _Toc224038219 \h </w:instrText>
+          <w:instrText xml:space="preserve"> PAGEREF _Toc224049521 \h </w:instrText>
         </w:r>
         <w:r>
           <w:rPr>
@@ -797,7 +871,7 @@
             <w:noProof/>
             <w:webHidden/>
           </w:rPr>
-          <w:t>7</w:t>
+          <w:t>8</w:t>
         </w:r>
         <w:r>
           <w:rPr>
@@ -824,7 +898,7 @@
           <w14:ligatures w14:val="standardContextual"/>
         </w:rPr>
       </w:pPr>
-      <w:hyperlink w:anchor="_Toc224038220" w:history="1">
+      <w:hyperlink w:anchor="_Toc224049522" w:history="1">
         <w:r>
           <w:rPr>
             <w:rStyle w:val="Lienhypertexte"/>
@@ -851,7 +925,7 @@
             <w:noProof/>
             <w:webHidden/>
           </w:rPr>
-          <w:instrText xml:space="preserve"> PAGEREF _Toc224038220 \h </w:instrText>
+          <w:instrText xml:space="preserve"> PAGEREF _Toc224049522 \h </w:instrText>
         </w:r>
         <w:r>
           <w:rPr>
@@ -871,7 +945,7 @@
             <w:noProof/>
             <w:webHidden/>
           </w:rPr>
-          <w:t>7</w:t>
+          <w:t>8</w:t>
         </w:r>
         <w:r>
           <w:rPr>
@@ -898,7 +972,7 @@
           <w14:ligatures w14:val="standardContextual"/>
         </w:rPr>
       </w:pPr>
-      <w:hyperlink w:anchor="_Toc224038221" w:history="1">
+      <w:hyperlink w:anchor="_Toc224049523" w:history="1">
         <w:r>
           <w:rPr>
             <w:rStyle w:val="Lienhypertexte"/>
@@ -925,7 +999,7 @@
             <w:noProof/>
             <w:webHidden/>
           </w:rPr>
-          <w:instrText xml:space="preserve"> PAGEREF _Toc224038221 \h </w:instrText>
+          <w:instrText xml:space="preserve"> PAGEREF _Toc224049523 \h </w:instrText>
         </w:r>
         <w:r>
           <w:rPr>
@@ -945,7 +1019,7 @@
             <w:noProof/>
             <w:webHidden/>
           </w:rPr>
-          <w:t>9</w:t>
+          <w:t>10</w:t>
         </w:r>
         <w:r>
           <w:rPr>
@@ -973,7 +1047,7 @@
           <w14:ligatures w14:val="standardContextual"/>
         </w:rPr>
       </w:pPr>
-      <w:hyperlink w:anchor="_Toc224038222" w:history="1">
+      <w:hyperlink w:anchor="_Toc224049524" w:history="1">
         <w:r>
           <w:rPr>
             <w:rStyle w:val="Lienhypertexte"/>
@@ -1000,7 +1074,7 @@
             <w:noProof/>
             <w:webHidden/>
           </w:rPr>
-          <w:instrText xml:space="preserve"> PAGEREF _Toc224038222 \h </w:instrText>
+          <w:instrText xml:space="preserve"> PAGEREF _Toc224049524 \h </w:instrText>
         </w:r>
         <w:r>
           <w:rPr>
@@ -1020,7 +1094,7 @@
             <w:noProof/>
             <w:webHidden/>
           </w:rPr>
-          <w:t>12</w:t>
+          <w:t>13</w:t>
         </w:r>
         <w:r>
           <w:rPr>
@@ -1048,7 +1122,7 @@
           <w14:ligatures w14:val="standardContextual"/>
         </w:rPr>
       </w:pPr>
-      <w:hyperlink w:anchor="_Toc224038223" w:history="1">
+      <w:hyperlink w:anchor="_Toc224049525" w:history="1">
         <w:r>
           <w:rPr>
             <w:rStyle w:val="Lienhypertexte"/>
@@ -1075,7 +1149,7 @@
             <w:noProof/>
             <w:webHidden/>
           </w:rPr>
-          <w:instrText xml:space="preserve"> PAGEREF _Toc224038223 \h </w:instrText>
+          <w:instrText xml:space="preserve"> PAGEREF _Toc224049525 \h </w:instrText>
         </w:r>
         <w:r>
           <w:rPr>
@@ -1095,7 +1169,7 @@
             <w:noProof/>
             <w:webHidden/>
           </w:rPr>
-          <w:t>13</w:t>
+          <w:t>14</w:t>
         </w:r>
         <w:r>
           <w:rPr>
@@ -1123,7 +1197,7 @@
           <w14:ligatures w14:val="standardContextual"/>
         </w:rPr>
       </w:pPr>
-      <w:hyperlink w:anchor="_Toc224038224" w:history="1">
+      <w:hyperlink w:anchor="_Toc224049526" w:history="1">
         <w:r>
           <w:rPr>
             <w:rStyle w:val="Lienhypertexte"/>
@@ -1150,7 +1224,7 @@
             <w:noProof/>
             <w:webHidden/>
           </w:rPr>
-          <w:instrText xml:space="preserve"> PAGEREF _Toc224038224 \h </w:instrText>
+          <w:instrText xml:space="preserve"> PAGEREF _Toc224049526 \h </w:instrText>
         </w:r>
         <w:r>
           <w:rPr>
@@ -1170,7 +1244,7 @@
             <w:noProof/>
             <w:webHidden/>
           </w:rPr>
-          <w:t>14</w:t>
+          <w:t>15</w:t>
         </w:r>
         <w:r>
           <w:rPr>
@@ -1197,7 +1271,7 @@
           <w14:ligatures w14:val="standardContextual"/>
         </w:rPr>
       </w:pPr>
-      <w:hyperlink w:anchor="_Toc224038225" w:history="1">
+      <w:hyperlink w:anchor="_Toc224049527" w:history="1">
         <w:r>
           <w:rPr>
             <w:rStyle w:val="Lienhypertexte"/>
@@ -1224,7 +1298,7 @@
             <w:noProof/>
             <w:webHidden/>
           </w:rPr>
-          <w:instrText xml:space="preserve"> PAGEREF _Toc224038225 \h </w:instrText>
+          <w:instrText xml:space="preserve"> PAGEREF _Toc224049527 \h </w:instrText>
         </w:r>
         <w:r>
           <w:rPr>
@@ -1244,7 +1318,7 @@
             <w:noProof/>
             <w:webHidden/>
           </w:rPr>
-          <w:t>15</w:t>
+          <w:t>16</w:t>
         </w:r>
         <w:r>
           <w:rPr>
@@ -1272,7 +1346,7 @@
           <w14:ligatures w14:val="standardContextual"/>
         </w:rPr>
       </w:pPr>
-      <w:hyperlink w:anchor="_Toc224038226" w:history="1">
+      <w:hyperlink w:anchor="_Toc224049528" w:history="1">
         <w:r>
           <w:rPr>
             <w:rStyle w:val="Lienhypertexte"/>
@@ -1299,7 +1373,7 @@
             <w:noProof/>
             <w:webHidden/>
           </w:rPr>
-          <w:instrText xml:space="preserve"> PAGEREF _Toc224038226 \h </w:instrText>
+          <w:instrText xml:space="preserve"> PAGEREF _Toc224049528 \h </w:instrText>
         </w:r>
         <w:r>
           <w:rPr>
@@ -1319,7 +1393,7 @@
             <w:noProof/>
             <w:webHidden/>
           </w:rPr>
-          <w:t>15</w:t>
+          <w:t>16</w:t>
         </w:r>
         <w:r>
           <w:rPr>
@@ -1347,7 +1421,7 @@
           <w14:ligatures w14:val="standardContextual"/>
         </w:rPr>
       </w:pPr>
-      <w:hyperlink w:anchor="_Toc224038227" w:history="1">
+      <w:hyperlink w:anchor="_Toc224049529" w:history="1">
         <w:r>
           <w:rPr>
             <w:rStyle w:val="Lienhypertexte"/>
@@ -1374,7 +1448,7 @@
             <w:noProof/>
             <w:webHidden/>
           </w:rPr>
-          <w:instrText xml:space="preserve"> PAGEREF _Toc224038227 \h </w:instrText>
+          <w:instrText xml:space="preserve"> PAGEREF _Toc224049529 \h </w:instrText>
         </w:r>
         <w:r>
           <w:rPr>
@@ -1394,7 +1468,7 @@
             <w:noProof/>
             <w:webHidden/>
           </w:rPr>
-          <w:t>15</w:t>
+          <w:t>16</w:t>
         </w:r>
         <w:r>
           <w:rPr>
@@ -1422,7 +1496,7 @@
           <w14:ligatures w14:val="standardContextual"/>
         </w:rPr>
       </w:pPr>
-      <w:hyperlink w:anchor="_Toc224038228" w:history="1">
+      <w:hyperlink w:anchor="_Toc224049530" w:history="1">
         <w:r>
           <w:rPr>
             <w:rStyle w:val="Lienhypertexte"/>
@@ -1449,7 +1523,7 @@
             <w:noProof/>
             <w:webHidden/>
           </w:rPr>
-          <w:instrText xml:space="preserve"> PAGEREF _Toc224038228 \h </w:instrText>
+          <w:instrText xml:space="preserve"> PAGEREF _Toc224049530 \h </w:instrText>
         </w:r>
         <w:r>
           <w:rPr>
@@ -1469,7 +1543,7 @@
             <w:noProof/>
             <w:webHidden/>
           </w:rPr>
-          <w:t>18</w:t>
+          <w:t>19</w:t>
         </w:r>
         <w:r>
           <w:rPr>
@@ -1496,7 +1570,7 @@
           <w14:ligatures w14:val="standardContextual"/>
         </w:rPr>
       </w:pPr>
-      <w:hyperlink w:anchor="_Toc224038229" w:history="1">
+      <w:hyperlink w:anchor="_Toc224049531" w:history="1">
         <w:r>
           <w:rPr>
             <w:rStyle w:val="Lienhypertexte"/>
@@ -1523,7 +1597,7 @@
             <w:noProof/>
             <w:webHidden/>
           </w:rPr>
-          <w:instrText xml:space="preserve"> PAGEREF _Toc224038229 \h </w:instrText>
+          <w:instrText xml:space="preserve"> PAGEREF _Toc224049531 \h </w:instrText>
         </w:r>
         <w:r>
           <w:rPr>
@@ -1543,7 +1617,7 @@
             <w:noProof/>
             <w:webHidden/>
           </w:rPr>
-          <w:t>19</w:t>
+          <w:t>20</w:t>
         </w:r>
         <w:r>
           <w:rPr>
@@ -1571,7 +1645,7 @@
           <w14:ligatures w14:val="standardContextual"/>
         </w:rPr>
       </w:pPr>
-      <w:hyperlink w:anchor="_Toc224038230" w:history="1">
+      <w:hyperlink w:anchor="_Toc224049532" w:history="1">
         <w:r>
           <w:rPr>
             <w:rStyle w:val="Lienhypertexte"/>
@@ -1598,7 +1672,7 @@
             <w:noProof/>
             <w:webHidden/>
           </w:rPr>
-          <w:instrText xml:space="preserve"> PAGEREF _Toc224038230 \h </w:instrText>
+          <w:instrText xml:space="preserve"> PAGEREF _Toc224049532 \h </w:instrText>
         </w:r>
         <w:r>
           <w:rPr>
@@ -1618,7 +1692,7 @@
             <w:noProof/>
             <w:webHidden/>
           </w:rPr>
-          <w:t>19</w:t>
+          <w:t>20</w:t>
         </w:r>
         <w:r>
           <w:rPr>
@@ -1646,7 +1720,7 @@
           <w14:ligatures w14:val="standardContextual"/>
         </w:rPr>
       </w:pPr>
-      <w:hyperlink w:anchor="_Toc224038231" w:history="1">
+      <w:hyperlink w:anchor="_Toc224049533" w:history="1">
         <w:r>
           <w:rPr>
             <w:rStyle w:val="Lienhypertexte"/>
@@ -1673,7 +1747,7 @@
             <w:noProof/>
             <w:webHidden/>
           </w:rPr>
-          <w:instrText xml:space="preserve"> PAGEREF _Toc224038231 \h </w:instrText>
+          <w:instrText xml:space="preserve"> PAGEREF _Toc224049533 \h </w:instrText>
         </w:r>
         <w:r>
           <w:rPr>
@@ -1693,7 +1767,7 @@
             <w:noProof/>
             <w:webHidden/>
           </w:rPr>
-          <w:t>20</w:t>
+          <w:t>21</w:t>
         </w:r>
         <w:r>
           <w:rPr>
@@ -1721,7 +1795,7 @@
           <w14:ligatures w14:val="standardContextual"/>
         </w:rPr>
       </w:pPr>
-      <w:hyperlink w:anchor="_Toc224038232" w:history="1">
+      <w:hyperlink w:anchor="_Toc224049534" w:history="1">
         <w:r>
           <w:rPr>
             <w:rStyle w:val="Lienhypertexte"/>
@@ -1748,7 +1822,7 @@
             <w:noProof/>
             <w:webHidden/>
           </w:rPr>
-          <w:instrText xml:space="preserve"> PAGEREF _Toc224038232 \h </w:instrText>
+          <w:instrText xml:space="preserve"> PAGEREF _Toc224049534 \h </w:instrText>
         </w:r>
         <w:r>
           <w:rPr>
@@ -1768,7 +1842,7 @@
             <w:noProof/>
             <w:webHidden/>
           </w:rPr>
-          <w:t>20</w:t>
+          <w:t>21</w:t>
         </w:r>
         <w:r>
           <w:rPr>
@@ -1796,7 +1870,7 @@
           <w14:ligatures w14:val="standardContextual"/>
         </w:rPr>
       </w:pPr>
-      <w:hyperlink w:anchor="_Toc224038233" w:history="1">
+      <w:hyperlink w:anchor="_Toc224049535" w:history="1">
         <w:r>
           <w:rPr>
             <w:rStyle w:val="Lienhypertexte"/>
@@ -1823,7 +1897,7 @@
             <w:noProof/>
             <w:webHidden/>
           </w:rPr>
-          <w:instrText xml:space="preserve"> PAGEREF _Toc224038233 \h </w:instrText>
+          <w:instrText xml:space="preserve"> PAGEREF _Toc224049535 \h </w:instrText>
         </w:r>
         <w:r>
           <w:rPr>
@@ -1843,7 +1917,7 @@
             <w:noProof/>
             <w:webHidden/>
           </w:rPr>
-          <w:t>22</w:t>
+          <w:t>23</w:t>
         </w:r>
         <w:r>
           <w:rPr>
@@ -1870,7 +1944,7 @@
           <w14:ligatures w14:val="standardContextual"/>
         </w:rPr>
       </w:pPr>
-      <w:hyperlink w:anchor="_Toc224038234" w:history="1">
+      <w:hyperlink w:anchor="_Toc224049536" w:history="1">
         <w:r>
           <w:rPr>
             <w:rStyle w:val="Lienhypertexte"/>
@@ -1897,7 +1971,7 @@
             <w:noProof/>
             <w:webHidden/>
           </w:rPr>
-          <w:instrText xml:space="preserve"> PAGEREF _Toc224038234 \h </w:instrText>
+          <w:instrText xml:space="preserve"> PAGEREF _Toc224049536 \h </w:instrText>
         </w:r>
         <w:r>
           <w:rPr>
@@ -1917,7 +1991,7 @@
             <w:noProof/>
             <w:webHidden/>
           </w:rPr>
-          <w:t>23</w:t>
+          <w:t>24</w:t>
         </w:r>
         <w:r>
           <w:rPr>
@@ -1944,7 +2018,7 @@
           <w14:ligatures w14:val="standardContextual"/>
         </w:rPr>
       </w:pPr>
-      <w:hyperlink w:anchor="_Toc224038235" w:history="1">
+      <w:hyperlink w:anchor="_Toc224049537" w:history="1">
         <w:r>
           <w:rPr>
             <w:rStyle w:val="Lienhypertexte"/>
@@ -1971,7 +2045,7 @@
             <w:noProof/>
             <w:webHidden/>
           </w:rPr>
-          <w:instrText xml:space="preserve"> PAGEREF _Toc224038235 \h </w:instrText>
+          <w:instrText xml:space="preserve"> PAGEREF _Toc224049537 \h </w:instrText>
         </w:r>
         <w:r>
           <w:rPr>
@@ -1991,7 +2065,7 @@
             <w:noProof/>
             <w:webHidden/>
           </w:rPr>
-          <w:t>23</w:t>
+          <w:t>24</w:t>
         </w:r>
         <w:r>
           <w:rPr>
@@ -2018,7 +2092,7 @@
           <w14:ligatures w14:val="standardContextual"/>
         </w:rPr>
       </w:pPr>
-      <w:hyperlink w:anchor="_Toc224038236" w:history="1">
+      <w:hyperlink w:anchor="_Toc224049538" w:history="1">
         <w:r>
           <w:rPr>
             <w:rStyle w:val="Lienhypertexte"/>
@@ -2045,7 +2119,7 @@
             <w:noProof/>
             <w:webHidden/>
           </w:rPr>
-          <w:instrText xml:space="preserve"> PAGEREF _Toc224038236 \h </w:instrText>
+          <w:instrText xml:space="preserve"> PAGEREF _Toc224049538 \h </w:instrText>
         </w:r>
         <w:r>
           <w:rPr>
@@ -2065,7 +2139,81 @@
             <w:noProof/>
             <w:webHidden/>
           </w:rPr>
-          <w:t>23</w:t>
+          <w:t>24</w:t>
+        </w:r>
+        <w:r>
+          <w:rPr>
+            <w:noProof/>
+            <w:webHidden/>
+          </w:rPr>
+          <w:fldChar w:fldCharType="end"/>
+        </w:r>
+      </w:hyperlink>
+    </w:p>
+    <w:p>
+      <w:pPr>
+        <w:pStyle w:val="TM4"/>
+        <w:tabs>
+          <w:tab w:val="right" w:leader="dot" w:pos="9062"/>
+        </w:tabs>
+        <w:rPr>
+          <w:rFonts w:eastAsiaTheme="minorEastAsia" w:cstheme="minorBidi"/>
+          <w:noProof/>
+          <w:kern w:val="2"/>
+          <w:sz w:val="24"/>
+          <w:szCs w:val="24"/>
+          <w:lang w:eastAsia="fr-FR"/>
+          <w14:ligatures w14:val="standardContextual"/>
+        </w:rPr>
+      </w:pPr>
+      <w:hyperlink w:anchor="_Toc224049539" w:history="1">
+        <w:r>
+          <w:rPr>
+            <w:rStyle w:val="Lienhypertexte"/>
+            <w:noProof/>
+          </w:rPr>
+          <w:t>2.4.4.4. Autre solution avec la fonction DROITE()</w:t>
+        </w:r>
+        <w:r>
+          <w:rPr>
+            <w:noProof/>
+            <w:webHidden/>
+          </w:rPr>
+          <w:tab/>
+        </w:r>
+        <w:r>
+          <w:rPr>
+            <w:noProof/>
+            <w:webHidden/>
+          </w:rPr>
+          <w:fldChar w:fldCharType="begin"/>
+        </w:r>
+        <w:r>
+          <w:rPr>
+            <w:noProof/>
+            <w:webHidden/>
+          </w:rPr>
+          <w:instrText xml:space="preserve"> PAGEREF _Toc224049539 \h </w:instrText>
+        </w:r>
+        <w:r>
+          <w:rPr>
+            <w:noProof/>
+            <w:webHidden/>
+          </w:rPr>
+        </w:r>
+        <w:r>
+          <w:rPr>
+            <w:noProof/>
+            <w:webHidden/>
+          </w:rPr>
+          <w:fldChar w:fldCharType="separate"/>
+        </w:r>
+        <w:r>
+          <w:rPr>
+            <w:noProof/>
+            <w:webHidden/>
+          </w:rPr>
+          <w:t>25</w:t>
         </w:r>
         <w:r>
           <w:rPr>
@@ -2093,12 +2241,11 @@
           <w14:ligatures w14:val="standardContextual"/>
         </w:rPr>
       </w:pPr>
-      <w:hyperlink w:anchor="_Toc224038237" w:history="1">
+      <w:hyperlink w:anchor="_Toc224049540" w:history="1">
         <w:r>
           <w:rPr>
             <w:rStyle w:val="Lienhypertexte"/>
             <w:noProof/>
-            <w:highlight w:val="yellow"/>
           </w:rPr>
           <w:t>2.4.5. Étape 5 : Énumérer le nom des feuilles du classeur</w:t>
         </w:r>
@@ -2121,7 +2268,7 @@
             <w:noProof/>
             <w:webHidden/>
           </w:rPr>
-          <w:instrText xml:space="preserve"> PAGEREF _Toc224038237 \h </w:instrText>
+          <w:instrText xml:space="preserve"> PAGEREF _Toc224049540 \h </w:instrText>
         </w:r>
         <w:r>
           <w:rPr>
@@ -2141,7 +2288,81 @@
             <w:noProof/>
             <w:webHidden/>
           </w:rPr>
-          <w:t>25</w:t>
+          <w:t>26</w:t>
+        </w:r>
+        <w:r>
+          <w:rPr>
+            <w:noProof/>
+            <w:webHidden/>
+          </w:rPr>
+          <w:fldChar w:fldCharType="end"/>
+        </w:r>
+      </w:hyperlink>
+    </w:p>
+    <w:p>
+      <w:pPr>
+        <w:pStyle w:val="TM4"/>
+        <w:tabs>
+          <w:tab w:val="right" w:leader="dot" w:pos="9062"/>
+        </w:tabs>
+        <w:rPr>
+          <w:rFonts w:eastAsiaTheme="minorEastAsia" w:cstheme="minorBidi"/>
+          <w:noProof/>
+          <w:kern w:val="2"/>
+          <w:sz w:val="24"/>
+          <w:szCs w:val="24"/>
+          <w:lang w:eastAsia="fr-FR"/>
+          <w14:ligatures w14:val="standardContextual"/>
+        </w:rPr>
+      </w:pPr>
+      <w:hyperlink w:anchor="_Toc224049541" w:history="1">
+        <w:r>
+          <w:rPr>
+            <w:rStyle w:val="Lienhypertexte"/>
+            <w:noProof/>
+          </w:rPr>
+          <w:t>2.4.5.1. Rendre la fonction LIRE.CLASSEUR() dynamique</w:t>
+        </w:r>
+        <w:r>
+          <w:rPr>
+            <w:noProof/>
+            <w:webHidden/>
+          </w:rPr>
+          <w:tab/>
+        </w:r>
+        <w:r>
+          <w:rPr>
+            <w:noProof/>
+            <w:webHidden/>
+          </w:rPr>
+          <w:fldChar w:fldCharType="begin"/>
+        </w:r>
+        <w:r>
+          <w:rPr>
+            <w:noProof/>
+            <w:webHidden/>
+          </w:rPr>
+          <w:instrText xml:space="preserve"> PAGEREF _Toc224049541 \h </w:instrText>
+        </w:r>
+        <w:r>
+          <w:rPr>
+            <w:noProof/>
+            <w:webHidden/>
+          </w:rPr>
+        </w:r>
+        <w:r>
+          <w:rPr>
+            <w:noProof/>
+            <w:webHidden/>
+          </w:rPr>
+          <w:fldChar w:fldCharType="separate"/>
+        </w:r>
+        <w:r>
+          <w:rPr>
+            <w:noProof/>
+            <w:webHidden/>
+          </w:rPr>
+          <w:t>28</w:t>
         </w:r>
         <w:r>
           <w:rPr>
@@ -2168,7 +2389,7 @@
           <w14:ligatures w14:val="standardContextual"/>
         </w:rPr>
       </w:pPr>
-      <w:hyperlink w:anchor="_Toc224038238" w:history="1">
+      <w:hyperlink w:anchor="_Toc224049542" w:history="1">
         <w:r>
           <w:rPr>
             <w:rStyle w:val="Lienhypertexte"/>
@@ -2196,7 +2417,7 @@
             <w:noProof/>
             <w:webHidden/>
           </w:rPr>
-          <w:instrText xml:space="preserve"> PAGEREF _Toc224038238 \h </w:instrText>
+          <w:instrText xml:space="preserve"> PAGEREF _Toc224049542 \h </w:instrText>
         </w:r>
         <w:r>
           <w:rPr>
@@ -2216,7 +2437,7 @@
             <w:noProof/>
             <w:webHidden/>
           </w:rPr>
-          <w:t>26</w:t>
+          <w:t>28</w:t>
         </w:r>
         <w:r>
           <w:rPr>
@@ -2244,7 +2465,7 @@
           <w14:ligatures w14:val="standardContextual"/>
         </w:rPr>
       </w:pPr>
-      <w:hyperlink w:anchor="_Toc224038239" w:history="1">
+      <w:hyperlink w:anchor="_Toc224049543" w:history="1">
         <w:r>
           <w:rPr>
             <w:rStyle w:val="Lienhypertexte"/>
@@ -2271,7 +2492,7 @@
             <w:noProof/>
             <w:webHidden/>
           </w:rPr>
-          <w:instrText xml:space="preserve"> PAGEREF _Toc224038239 \h </w:instrText>
+          <w:instrText xml:space="preserve"> PAGEREF _Toc224049543 \h </w:instrText>
         </w:r>
         <w:r>
           <w:rPr>
@@ -2291,7 +2512,7 @@
             <w:noProof/>
             <w:webHidden/>
           </w:rPr>
-          <w:t>26</w:t>
+          <w:t>28</w:t>
         </w:r>
         <w:r>
           <w:rPr>
@@ -2319,7 +2540,7 @@
           <w14:ligatures w14:val="standardContextual"/>
         </w:rPr>
       </w:pPr>
-      <w:hyperlink w:anchor="_Toc224038240" w:history="1">
+      <w:hyperlink w:anchor="_Toc224049544" w:history="1">
         <w:r>
           <w:rPr>
             <w:rStyle w:val="Lienhypertexte"/>
@@ -2346,7 +2567,7 @@
             <w:noProof/>
             <w:webHidden/>
           </w:rPr>
-          <w:instrText xml:space="preserve"> PAGEREF _Toc224038240 \h </w:instrText>
+          <w:instrText xml:space="preserve"> PAGEREF _Toc224049544 \h </w:instrText>
         </w:r>
         <w:r>
           <w:rPr>
@@ -2366,7 +2587,7 @@
             <w:noProof/>
             <w:webHidden/>
           </w:rPr>
-          <w:t>26</w:t>
+          <w:t>28</w:t>
         </w:r>
         <w:r>
           <w:rPr>
@@ -2395,7 +2616,7 @@
           <w14:ligatures w14:val="standardContextual"/>
         </w:rPr>
       </w:pPr>
-      <w:hyperlink w:anchor="_Toc224038241" w:history="1">
+      <w:hyperlink w:anchor="_Toc224049545" w:history="1">
         <w:r>
           <w:rPr>
             <w:rStyle w:val="Lienhypertexte"/>
@@ -2422,7 +2643,7 @@
             <w:noProof/>
             <w:webHidden/>
           </w:rPr>
-          <w:instrText xml:space="preserve"> PAGEREF _Toc224038241 \h </w:instrText>
+          <w:instrText xml:space="preserve"> PAGEREF _Toc224049545 \h </w:instrText>
         </w:r>
         <w:r>
           <w:rPr>
@@ -2442,7 +2663,7 @@
             <w:noProof/>
             <w:webHidden/>
           </w:rPr>
-          <w:t>26</w:t>
+          <w:t>28</w:t>
         </w:r>
         <w:r>
           <w:rPr>
@@ -2471,7 +2692,7 @@
           <w14:ligatures w14:val="standardContextual"/>
         </w:rPr>
       </w:pPr>
-      <w:hyperlink w:anchor="_Toc224038242" w:history="1">
+      <w:hyperlink w:anchor="_Toc224049546" w:history="1">
         <w:r>
           <w:rPr>
             <w:rStyle w:val="Lienhypertexte"/>
@@ -2498,7 +2719,7 @@
             <w:noProof/>
             <w:webHidden/>
           </w:rPr>
-          <w:instrText xml:space="preserve"> PAGEREF _Toc224038242 \h </w:instrText>
+          <w:instrText xml:space="preserve"> PAGEREF _Toc224049546 \h </w:instrText>
         </w:r>
         <w:r>
           <w:rPr>
@@ -2518,7 +2739,7 @@
             <w:noProof/>
             <w:webHidden/>
           </w:rPr>
-          <w:t>26</w:t>
+          <w:t>28</w:t>
         </w:r>
         <w:r>
           <w:rPr>
@@ -2538,7 +2759,7 @@
       <w:pPr>
         <w:pStyle w:val="Titre1"/>
       </w:pPr>
-      <w:bookmarkStart w:id="0" w:name="_Toc224038211"/>
+      <w:bookmarkStart w:id="0" w:name="_Toc224049512"/>
       <w:r>
         <w:t>Prolégomènes</w:t>
       </w:r>
@@ -2548,7 +2769,231 @@
       <w:pPr>
         <w:pStyle w:val="Titre2"/>
       </w:pPr>
-      <w:bookmarkStart w:id="1" w:name="_Toc224038212"/>
+      <w:bookmarkStart w:id="1" w:name="_Toc224049513"/>
+      <w:r>
+        <w:t xml:space="preserve">Travailler avec un classeur </w:t>
+      </w:r>
+      <w:r>
+        <w:t>Excel</w:t>
+      </w:r>
+      <w:r>
+        <w:t xml:space="preserve"> prenant en charge les macros</w:t>
+      </w:r>
+      <w:bookmarkEnd w:id="1"/>
+    </w:p>
+    <w:p>
+      <w:r>
+        <w:t xml:space="preserve">Afin que </w:t>
+      </w:r>
+      <w:r>
+        <w:t>les</w:t>
+      </w:r>
+      <w:r>
+        <w:t xml:space="preserve"> méthode</w:t>
+      </w:r>
+      <w:r>
+        <w:t>s exposées</w:t>
+      </w:r>
+      <w:r>
+        <w:t xml:space="preserve"> fonctionne</w:t>
+      </w:r>
+      <w:r>
+        <w:t>nt, il est nécessaire que c</w:t>
+      </w:r>
+      <w:r>
+        <w:t>lasseur Excel pren</w:t>
+      </w:r>
+      <w:r>
+        <w:t>ne</w:t>
+      </w:r>
+      <w:r>
+        <w:t xml:space="preserve"> en charge les macros</w:t>
+      </w:r>
+      <w:r>
+        <w:t>.</w:t>
+      </w:r>
+    </w:p>
+    <w:p>
+      <w:r>
+        <w:rPr>
+          <w:noProof/>
+        </w:rPr>
+        <w:drawing>
+          <wp:inline distT="0" distB="0" distL="0" distR="0" wp14:anchorId="444ED725" wp14:editId="1FA072DF">
+            <wp:extent cx="540000" cy="540000"/>
+            <wp:effectExtent l="0" t="0" r="0" b="0"/>
+            <wp:docPr id="1672357186" name="Graphique 1" descr="Avertissement avec un remplissage uni"/>
+            <wp:cNvGraphicFramePr>
+              <a:graphicFrameLocks xmlns:a="http://schemas.openxmlformats.org/drawingml/2006/main" noChangeAspect="1"/>
+            </wp:cNvGraphicFramePr>
+            <a:graphic xmlns:a="http://schemas.openxmlformats.org/drawingml/2006/main">
+              <a:graphicData uri="http://schemas.openxmlformats.org/drawingml/2006/picture">
+                <pic:pic xmlns:pic="http://schemas.openxmlformats.org/drawingml/2006/picture">
+                  <pic:nvPicPr>
+                    <pic:cNvPr id="2066193991" name="Graphique 2066193991" descr="Avertissement avec un remplissage uni"/>
+                    <pic:cNvPicPr/>
+                  </pic:nvPicPr>
+                  <pic:blipFill>
+                    <a:blip r:embed="rId8">
+                      <a:extLst>
+                        <a:ext uri="{96DAC541-7B7A-43D3-8B79-37D633B846F1}">
+                          <asvg:svgBlip xmlns:asvg="http://schemas.microsoft.com/office/drawing/2016/SVG/main" r:embed="rId9"/>
+                        </a:ext>
+                      </a:extLst>
+                    </a:blip>
+                    <a:stretch>
+                      <a:fillRect/>
+                    </a:stretch>
+                  </pic:blipFill>
+                  <pic:spPr>
+                    <a:xfrm>
+                      <a:off x="0" y="0"/>
+                      <a:ext cx="540000" cy="540000"/>
+                    </a:xfrm>
+                    <a:prstGeom prst="rect">
+                      <a:avLst/>
+                    </a:prstGeom>
+                  </pic:spPr>
+                </pic:pic>
+              </a:graphicData>
+            </a:graphic>
+          </wp:inline>
+        </w:drawing>
+      </w:r>
+      <w:r>
+        <w:t>Sinon, à l’enregistrement, on obtient ce message :</w:t>
+      </w:r>
+    </w:p>
+    <w:p>
+      <w:r>
+        <w:drawing>
+          <wp:inline distT="0" distB="0" distL="0" distR="0" wp14:anchorId="10505040" wp14:editId="60112366">
+            <wp:extent cx="5760720" cy="1091565"/>
+            <wp:effectExtent l="0" t="0" r="0" b="0"/>
+            <wp:docPr id="1746159261" name="Image 1"/>
+            <wp:cNvGraphicFramePr>
+              <a:graphicFrameLocks xmlns:a="http://schemas.openxmlformats.org/drawingml/2006/main" noChangeAspect="1"/>
+            </wp:cNvGraphicFramePr>
+            <a:graphic xmlns:a="http://schemas.openxmlformats.org/drawingml/2006/main">
+              <a:graphicData uri="http://schemas.openxmlformats.org/drawingml/2006/picture">
+                <pic:pic xmlns:pic="http://schemas.openxmlformats.org/drawingml/2006/picture">
+                  <pic:nvPicPr>
+                    <pic:cNvPr id="1746159261" name=""/>
+                    <pic:cNvPicPr/>
+                  </pic:nvPicPr>
+                  <pic:blipFill>
+                    <a:blip r:embed="rId10"/>
+                    <a:stretch>
+                      <a:fillRect/>
+                    </a:stretch>
+                  </pic:blipFill>
+                  <pic:spPr>
+                    <a:xfrm>
+                      <a:off x="0" y="0"/>
+                      <a:ext cx="5760720" cy="1091565"/>
+                    </a:xfrm>
+                    <a:prstGeom prst="rect">
+                      <a:avLst/>
+                    </a:prstGeom>
+                  </pic:spPr>
+                </pic:pic>
+              </a:graphicData>
+            </a:graphic>
+          </wp:inline>
+        </w:drawing>
+      </w:r>
+    </w:p>
+    <w:p>
+      <w:pPr>
+        <w:rPr>
+          <w:b/>
+          <w:bCs/>
+        </w:rPr>
+      </w:pPr>
+      <w:r>
+        <w:t xml:space="preserve">Pour y remédier, </w:t>
+      </w:r>
+      <w:r>
+        <w:rPr>
+          <w:b/>
+          <w:bCs/>
+        </w:rPr>
+        <w:t xml:space="preserve">il suffit de transformer </w:t>
+      </w:r>
+      <w:r>
+        <w:rPr>
+          <w:b/>
+          <w:bCs/>
+        </w:rPr>
+        <w:t>le</w:t>
+      </w:r>
+      <w:r>
+        <w:rPr>
+          <w:b/>
+          <w:bCs/>
+        </w:rPr>
+        <w:t xml:space="preserve"> fichier </w:t>
+      </w:r>
+      <w:r>
+        <w:rPr>
+          <w:b/>
+          <w:bCs/>
+        </w:rPr>
+        <w:t>.</w:t>
+      </w:r>
+      <w:r>
+        <w:rPr>
+          <w:b/>
+          <w:bCs/>
+        </w:rPr>
+        <w:t xml:space="preserve">xlsx en </w:t>
+      </w:r>
+      <w:r>
+        <w:rPr>
+          <w:b/>
+          <w:bCs/>
+        </w:rPr>
+        <w:t>.</w:t>
+      </w:r>
+      <w:proofErr w:type="spellStart"/>
+      <w:r>
+        <w:rPr>
+          <w:b/>
+          <w:bCs/>
+        </w:rPr>
+        <w:t>xlsm</w:t>
+      </w:r>
+      <w:proofErr w:type="spellEnd"/>
+      <w:r>
+        <w:rPr>
+          <w:b/>
+          <w:bCs/>
+        </w:rPr>
+        <w:t xml:space="preserve"> ou .</w:t>
+      </w:r>
+      <w:proofErr w:type="spellStart"/>
+      <w:r>
+        <w:rPr>
+          <w:b/>
+          <w:bCs/>
+        </w:rPr>
+        <w:t>xlsb</w:t>
+      </w:r>
+      <w:proofErr w:type="spellEnd"/>
+      <w:r>
+        <w:rPr>
+          <w:b/>
+          <w:bCs/>
+        </w:rPr>
+        <w:t>.</w:t>
+      </w:r>
+    </w:p>
+    <w:p/>
+    <w:p>
+      <w:pPr>
+        <w:pStyle w:val="Titre2"/>
+      </w:pPr>
+      <w:bookmarkStart w:id="2" w:name="_Toc224049514"/>
       <w:r>
         <w:t xml:space="preserve">Le </w:t>
       </w:r>
@@ -2558,7 +3003,7 @@
       <w:r>
         <w:t xml:space="preserve"> dans les fonctions intégrées d’Excel</w:t>
       </w:r>
-      <w:bookmarkEnd w:id="1"/>
+      <w:bookmarkEnd w:id="2"/>
     </w:p>
     <w:p>
       <w:pPr>
@@ -2696,8 +3141,9 @@
       <w:pPr>
         <w:pStyle w:val="Titre1"/>
       </w:pPr>
-      <w:bookmarkStart w:id="2" w:name="_Toc224038213"/>
-      <w:r>
+      <w:bookmarkStart w:id="3" w:name="_Toc224049515"/>
+      <w:r>
+        <w:lastRenderedPageBreak/>
         <w:t>Liste avec</w:t>
       </w:r>
       <w:r>
@@ -2706,7 +3152,7 @@
       <w:r>
         <w:t xml:space="preserve"> formule</w:t>
       </w:r>
-      <w:bookmarkEnd w:id="2"/>
+      <w:bookmarkEnd w:id="3"/>
     </w:p>
     <w:p>
       <w:r>
@@ -2730,7 +3176,7 @@
       <w:pPr>
         <w:pStyle w:val="Titre2"/>
       </w:pPr>
-      <w:bookmarkStart w:id="3" w:name="_Toc224038214"/>
+      <w:bookmarkStart w:id="4" w:name="_Toc224049516"/>
       <w:r>
         <w:t xml:space="preserve">Avec </w:t>
       </w:r>
@@ -2746,7 +3192,7 @@
       <w:r>
         <w:t>INDEX</w:t>
       </w:r>
-      <w:bookmarkEnd w:id="3"/>
+      <w:bookmarkEnd w:id="4"/>
     </w:p>
     <w:p>
       <w:r>
@@ -2828,7 +3274,6 @@
         <w:rPr>
           <w:noProof/>
         </w:rPr>
-        <w:lastRenderedPageBreak/>
         <w:drawing>
           <wp:inline distT="0" distB="0" distL="0" distR="0" wp14:anchorId="7F471963" wp14:editId="37CD3F03">
             <wp:extent cx="5760720" cy="2075815"/>
@@ -2845,7 +3290,7 @@
                     <pic:cNvPicPr/>
                   </pic:nvPicPr>
                   <pic:blipFill>
-                    <a:blip r:embed="rId8"/>
+                    <a:blip r:embed="rId11"/>
                     <a:stretch>
                       <a:fillRect/>
                     </a:stretch>
@@ -2902,6 +3347,7 @@
         <w:rPr>
           <w:noProof/>
         </w:rPr>
+        <w:lastRenderedPageBreak/>
         <w:drawing>
           <wp:inline distT="0" distB="0" distL="0" distR="0" wp14:anchorId="294583FD" wp14:editId="3AAFB4B2">
             <wp:extent cx="5760720" cy="2168525"/>
@@ -2918,7 +3364,7 @@
                     <pic:cNvPicPr/>
                   </pic:nvPicPr>
                   <pic:blipFill>
-                    <a:blip r:embed="rId9"/>
+                    <a:blip r:embed="rId12"/>
                     <a:stretch>
                       <a:fillRect/>
                     </a:stretch>
@@ -2979,7 +3425,7 @@
                     <pic:cNvPicPr/>
                   </pic:nvPicPr>
                   <pic:blipFill>
-                    <a:blip r:embed="rId10"/>
+                    <a:blip r:embed="rId13"/>
                     <a:stretch>
                       <a:fillRect/>
                     </a:stretch>
@@ -3233,6 +3679,7 @@
           <w:noProof/>
           <w:lang w:val="en-US"/>
         </w:rPr>
+        <w:lastRenderedPageBreak/>
         <w:drawing>
           <wp:inline distT="0" distB="0" distL="0" distR="0" wp14:anchorId="14BDF4F6" wp14:editId="333FF11B">
             <wp:extent cx="5760720" cy="2783205"/>
@@ -3249,7 +3696,7 @@
                     <pic:cNvPicPr/>
                   </pic:nvPicPr>
                   <pic:blipFill>
-                    <a:blip r:embed="rId11"/>
+                    <a:blip r:embed="rId14"/>
                     <a:stretch>
                       <a:fillRect/>
                     </a:stretch>
@@ -3274,11 +3721,11 @@
       <w:pPr>
         <w:pStyle w:val="Titre3"/>
       </w:pPr>
-      <w:bookmarkStart w:id="4" w:name="_Toc224038215"/>
+      <w:bookmarkStart w:id="5" w:name="_Toc224049517"/>
       <w:r>
         <w:t>Syntaxe de la fonction REMPLACER</w:t>
       </w:r>
-      <w:bookmarkEnd w:id="4"/>
+      <w:bookmarkEnd w:id="5"/>
     </w:p>
     <w:p>
       <w:pPr>
@@ -3583,7 +4030,6 @@
           <w:b/>
           <w:bCs/>
         </w:rPr>
-        <w:lastRenderedPageBreak/>
         <w:t>no_car</w:t>
       </w:r>
       <w:proofErr w:type="spellEnd"/>
@@ -3659,11 +4105,11 @@
       <w:pPr>
         <w:pStyle w:val="Titre3"/>
       </w:pPr>
-      <w:bookmarkStart w:id="5" w:name="_Toc224038216"/>
+      <w:bookmarkStart w:id="6" w:name="_Toc224049518"/>
       <w:r>
         <w:t>Syntaxe de la fonction TROUVE</w:t>
       </w:r>
-      <w:bookmarkEnd w:id="5"/>
+      <w:bookmarkEnd w:id="6"/>
     </w:p>
     <w:p>
       <w:pPr>
@@ -3741,6 +4187,7 @@
           <w:sz w:val="24"/>
           <w:szCs w:val="24"/>
         </w:rPr>
+        <w:lastRenderedPageBreak/>
         <w:t>=TROUVE(</w:t>
       </w:r>
       <w:proofErr w:type="spellStart"/>
@@ -3939,9 +4386,9 @@
           <w:noProof/>
         </w:rPr>
         <w:drawing>
-          <wp:inline distT="0" distB="0" distL="0" distR="0" wp14:anchorId="510BDAFB" wp14:editId="4EDCBEE7">
-            <wp:extent cx="360000" cy="360000"/>
-            <wp:effectExtent l="0" t="0" r="2540" b="2540"/>
+          <wp:inline distT="0" distB="0" distL="0" distR="0" wp14:anchorId="510BDAFB" wp14:editId="40FABBB3">
+            <wp:extent cx="540000" cy="540000"/>
+            <wp:effectExtent l="0" t="0" r="0" b="0"/>
             <wp:docPr id="2066193991" name="Graphique 1" descr="Avertissement avec un remplissage uni"/>
             <wp:cNvGraphicFramePr>
               <a:graphicFrameLocks xmlns:a="http://schemas.openxmlformats.org/drawingml/2006/main" noChangeAspect="1"/>
@@ -3954,10 +4401,762 @@
                     <pic:cNvPicPr/>
                   </pic:nvPicPr>
                   <pic:blipFill>
-                    <a:blip r:embed="rId12">
+                    <a:blip r:embed="rId8">
                       <a:extLst>
                         <a:ext uri="{96DAC541-7B7A-43D3-8B79-37D633B846F1}">
-                          <asvg:svgBlip xmlns:asvg="http://schemas.microsoft.com/office/drawing/2016/SVG/main" r:embed="rId13"/>
+                          <asvg:svgBlip xmlns:asvg="http://schemas.microsoft.com/office/drawing/2016/SVG/main" r:embed="rId9"/>
+                        </a:ext>
+                      </a:extLst>
+                    </a:blip>
+                    <a:stretch>
+                      <a:fillRect/>
+                    </a:stretch>
+                  </pic:blipFill>
+                  <pic:spPr>
+                    <a:xfrm>
+                      <a:off x="0" y="0"/>
+                      <a:ext cx="540000" cy="540000"/>
+                    </a:xfrm>
+                    <a:prstGeom prst="rect">
+                      <a:avLst/>
+                    </a:prstGeom>
+                  </pic:spPr>
+                </pic:pic>
+              </a:graphicData>
+            </a:graphic>
+          </wp:inline>
+        </w:drawing>
+      </w:r>
+      <w:r>
+        <w:t xml:space="preserve"> </w:t>
+      </w:r>
+      <w:r>
+        <w:rPr>
+          <w:i/>
+          <w:iCs/>
+          <w:sz w:val="24"/>
+          <w:szCs w:val="24"/>
+        </w:rPr>
+        <w:t>TROUVE est sensible à la casse</w:t>
+      </w:r>
+      <w:r>
+        <w:rPr>
+          <w:rStyle w:val="Appelnotedebasdep"/>
+          <w:i/>
+          <w:iCs/>
+          <w:sz w:val="24"/>
+          <w:szCs w:val="24"/>
+        </w:rPr>
+        <w:footnoteReference w:id="6"/>
+      </w:r>
+      <w:r>
+        <w:rPr>
+          <w:i/>
+          <w:iCs/>
+          <w:sz w:val="24"/>
+          <w:szCs w:val="24"/>
+        </w:rPr>
+        <w:t xml:space="preserve"> et n’autorise pas les caractères génériques</w:t>
+      </w:r>
+      <w:r>
+        <w:rPr>
+          <w:i/>
+          <w:iCs/>
+          <w:sz w:val="24"/>
+          <w:szCs w:val="24"/>
+        </w:rPr>
+        <w:t>.</w:t>
+      </w:r>
+    </w:p>
+    <w:p/>
+    <w:p/>
+    <w:p/>
+    <w:p>
+      <w:pPr>
+        <w:pStyle w:val="Titre3"/>
+      </w:pPr>
+      <w:bookmarkStart w:id="7" w:name="_Toc224049519"/>
+      <w:r>
+        <w:t>Explications :</w:t>
+      </w:r>
+      <w:bookmarkEnd w:id="7"/>
+    </w:p>
+    <w:p>
+      <w:r>
+        <w:t xml:space="preserve">Cette formule affecte au nom </w:t>
+      </w:r>
+      <w:proofErr w:type="spellStart"/>
+      <w:r>
+        <w:t>ListSheets</w:t>
+      </w:r>
+      <w:proofErr w:type="spellEnd"/>
+      <w:r>
+        <w:t xml:space="preserve"> la liste des feuilles du classeurs, avec les fonctions :</w:t>
+      </w:r>
+    </w:p>
+    <w:p>
+      <w:pPr>
+        <w:rPr>
+          <w:b/>
+          <w:bCs/>
+          <w:sz w:val="28"/>
+          <w:szCs w:val="28"/>
+        </w:rPr>
+      </w:pPr>
+      <w:r>
+        <w:rPr>
+          <w:b/>
+          <w:bCs/>
+          <w:sz w:val="28"/>
+          <w:szCs w:val="28"/>
+        </w:rPr>
+        <w:t>=REMPLACER(LIRE.CLASSEUR(1);1;TROUVE(“]”;LIRE.CLASSEUR(1));””)</w:t>
+      </w:r>
+    </w:p>
+    <w:p>
+      <w:r>
+        <w:t>La fonction macro LIRE.CLASSEUR(1) va fournir une liste d’éléments de type « [nom du classeur.xlsm]Nom de chaque Onglet »</w:t>
+      </w:r>
+    </w:p>
+    <w:p>
+      <w:r>
+        <w:t>La fonction TROUVE(“]”;LIRE.CLASSEUR(1)) fournit la position du caractère « ] » (crochet fermé à droite) dans chaque résultat de cette liste</w:t>
+      </w:r>
+    </w:p>
+    <w:p>
+      <w:r>
+        <w:t>La fonction REMPLACER va remplacer, dans chaque élément de la liste issue de la fonction ci-dessus, à partir du 1er caractère (2ème argument, la valeur « 1 »), tous les caractères qui précèdent le ] par un « vide » : il ne restera donc que « Nom de chaque Onglet »</w:t>
+      </w:r>
+    </w:p>
+    <w:p/>
+    <w:p>
+      <w:r>
+        <w:rPr>
+          <w:rFonts w:ascii="Arial" w:hAnsi="Arial" w:cs="Arial"/>
+        </w:rPr>
+        <w:t>►</w:t>
+      </w:r>
+      <w:r>
+        <w:t xml:space="preserve">Ensuite, </w:t>
+      </w:r>
+      <w:r>
+        <w:t>insérer</w:t>
+      </w:r>
+      <w:r>
+        <w:t xml:space="preserve"> une nouvelle feuille de calcul</w:t>
+      </w:r>
+      <w:r>
+        <w:t xml:space="preserve"> </w:t>
+      </w:r>
+      <w:r>
+        <w:t xml:space="preserve">pour afficher </w:t>
+      </w:r>
+      <w:r>
+        <w:t>l’</w:t>
+      </w:r>
+      <w:r>
+        <w:t>inventaire complet des noms de feuilles.</w:t>
+      </w:r>
+      <w:r>
+        <w:t xml:space="preserve"> Cette nouvelle feuille aura pour nom : « </w:t>
+      </w:r>
+      <w:r>
+        <w:rPr>
+          <w:b/>
+          <w:bCs/>
+          <w:i/>
+          <w:iCs/>
+        </w:rPr>
+        <w:t>Sommaire</w:t>
+      </w:r>
+      <w:r>
+        <w:t> »</w:t>
+      </w:r>
+    </w:p>
+    <w:p>
+      <w:r>
+        <w:rPr>
+          <w:noProof/>
+        </w:rPr>
+        <w:lastRenderedPageBreak/>
+        <w:drawing>
+          <wp:inline distT="0" distB="0" distL="0" distR="0" wp14:anchorId="0D76AC42" wp14:editId="5B04633F">
+            <wp:extent cx="5760720" cy="2500630"/>
+            <wp:effectExtent l="0" t="0" r="0" b="0"/>
+            <wp:docPr id="116111153" name="Image 1"/>
+            <wp:cNvGraphicFramePr>
+              <a:graphicFrameLocks xmlns:a="http://schemas.openxmlformats.org/drawingml/2006/main" noChangeAspect="1"/>
+            </wp:cNvGraphicFramePr>
+            <a:graphic xmlns:a="http://schemas.openxmlformats.org/drawingml/2006/main">
+              <a:graphicData uri="http://schemas.openxmlformats.org/drawingml/2006/picture">
+                <pic:pic xmlns:pic="http://schemas.openxmlformats.org/drawingml/2006/picture">
+                  <pic:nvPicPr>
+                    <pic:cNvPr id="116111153" name=""/>
+                    <pic:cNvPicPr/>
+                  </pic:nvPicPr>
+                  <pic:blipFill>
+                    <a:blip r:embed="rId15"/>
+                    <a:stretch>
+                      <a:fillRect/>
+                    </a:stretch>
+                  </pic:blipFill>
+                  <pic:spPr>
+                    <a:xfrm>
+                      <a:off x="0" y="0"/>
+                      <a:ext cx="5760720" cy="2500630"/>
+                    </a:xfrm>
+                    <a:prstGeom prst="rect">
+                      <a:avLst/>
+                    </a:prstGeom>
+                  </pic:spPr>
+                </pic:pic>
+              </a:graphicData>
+            </a:graphic>
+          </wp:inline>
+        </w:drawing>
+      </w:r>
+    </w:p>
+    <w:p>
+      <w:r>
+        <w:t>Ensuite, entrez "1" in Cellule A1 et "2" in Cellule A2 pour établir la séquence d'indexation qui référencera chaque feuille de calcul de votre classeur.</w:t>
+      </w:r>
+    </w:p>
+    <w:p>
+      <w:r>
+        <w:t>Ensuite, sélectionnez les deux cellules (A1 et A2) et faites-les glisser vers le bas pour saisir automatiquement des numéros séquentiels (3, 4, 5, etc.) dans Colonne A, créant suffisamment de numéros d'index pour couvrir toutes les feuilles de calcul de votre classeur.</w:t>
+      </w:r>
+    </w:p>
+    <w:p>
+      <w:r>
+        <w:rPr>
+          <w:noProof/>
+        </w:rPr>
+        <w:drawing>
+          <wp:inline distT="0" distB="0" distL="0" distR="0" wp14:anchorId="3CECB206" wp14:editId="7E38FBB3">
+            <wp:extent cx="5760720" cy="2578100"/>
+            <wp:effectExtent l="0" t="0" r="0" b="0"/>
+            <wp:docPr id="171007374" name="Image 1"/>
+            <wp:cNvGraphicFramePr>
+              <a:graphicFrameLocks xmlns:a="http://schemas.openxmlformats.org/drawingml/2006/main" noChangeAspect="1"/>
+            </wp:cNvGraphicFramePr>
+            <a:graphic xmlns:a="http://schemas.openxmlformats.org/drawingml/2006/main">
+              <a:graphicData uri="http://schemas.openxmlformats.org/drawingml/2006/picture">
+                <pic:pic xmlns:pic="http://schemas.openxmlformats.org/drawingml/2006/picture">
+                  <pic:nvPicPr>
+                    <pic:cNvPr id="171007374" name=""/>
+                    <pic:cNvPicPr/>
+                  </pic:nvPicPr>
+                  <pic:blipFill>
+                    <a:blip r:embed="rId16"/>
+                    <a:stretch>
+                      <a:fillRect/>
+                    </a:stretch>
+                  </pic:blipFill>
+                  <pic:spPr>
+                    <a:xfrm>
+                      <a:off x="0" y="0"/>
+                      <a:ext cx="5760720" cy="2578100"/>
+                    </a:xfrm>
+                    <a:prstGeom prst="rect">
+                      <a:avLst/>
+                    </a:prstGeom>
+                  </pic:spPr>
+                </pic:pic>
+              </a:graphicData>
+            </a:graphic>
+          </wp:inline>
+        </w:drawing>
+      </w:r>
+    </w:p>
+    <w:p/>
+    <w:p>
+      <w:pPr>
+        <w:pStyle w:val="Titre3"/>
+      </w:pPr>
+      <w:bookmarkStart w:id="8" w:name="_Toc224049520"/>
+      <w:r>
+        <w:lastRenderedPageBreak/>
+        <w:t>Syntaxe</w:t>
+      </w:r>
+      <w:r>
+        <w:t>s</w:t>
+      </w:r>
+      <w:r>
+        <w:t xml:space="preserve"> de</w:t>
+      </w:r>
+      <w:r>
+        <w:t xml:space="preserve"> la fonction</w:t>
+      </w:r>
+      <w:r>
+        <w:t xml:space="preserve"> INDEX</w:t>
+      </w:r>
+      <w:bookmarkEnd w:id="8"/>
+    </w:p>
+    <w:p>
+      <w:pPr>
+        <w:spacing w:after="0"/>
+      </w:pPr>
+      <w:r>
+        <w:t xml:space="preserve">Il existe deux façons d'utiliser la fonction INDEX : suivant que l’on veut 1)renvoyer la valeur d’une cellule ou d’une </w:t>
+      </w:r>
+      <w:r>
+        <w:rPr>
+          <w:b/>
+          <w:bCs/>
+        </w:rPr>
+        <w:t>matrice</w:t>
+      </w:r>
+      <w:r>
+        <w:t xml:space="preserve"> de cellules spécifiée, ou bien 2)renvoyer une </w:t>
+      </w:r>
+      <w:r>
+        <w:rPr>
+          <w:b/>
+          <w:bCs/>
+        </w:rPr>
+        <w:t>référence</w:t>
+      </w:r>
+      <w:r>
+        <w:t xml:space="preserve"> à des cellules spécifiées</w:t>
+      </w:r>
+      <w:r>
+        <w:rPr>
+          <w:rStyle w:val="Appelnotedebasdep"/>
+        </w:rPr>
+        <w:footnoteReference w:id="7"/>
+      </w:r>
+      <w:r>
+        <w:t>.</w:t>
+      </w:r>
+    </w:p>
+    <w:p>
+      <w:pPr>
+        <w:spacing w:after="0"/>
+      </w:pPr>
+    </w:p>
+    <w:p>
+      <w:pPr>
+        <w:pStyle w:val="Titre4"/>
+      </w:pPr>
+      <w:bookmarkStart w:id="9" w:name="_Toc224049521"/>
+      <w:r>
+        <w:t>Syntaxe de la fonction INDEX</w:t>
+      </w:r>
+      <w:r>
+        <w:t xml:space="preserve"> dans le cas d’une matrice</w:t>
+      </w:r>
+      <w:bookmarkEnd w:id="9"/>
+    </w:p>
+    <w:p>
+      <w:r>
+        <w:rPr>
+          <w:b/>
+          <w:bCs/>
+        </w:rPr>
+        <w:t>INDEX</w:t>
+      </w:r>
+      <w:r>
+        <w:t xml:space="preserve"> </w:t>
+      </w:r>
+      <w:r>
+        <w:t>Renvoie la valeur d’un élément d’un tableau ou d’une matrice, sélectionné à partir des index de numéros de ligne et de colonne.</w:t>
+      </w:r>
+    </w:p>
+    <w:p>
+      <w:r>
+        <w:t xml:space="preserve">Dans le cas </w:t>
+      </w:r>
+      <w:r>
+        <w:rPr>
+          <w:b/>
+          <w:bCs/>
+        </w:rPr>
+        <w:t>matriciel</w:t>
+      </w:r>
+      <w:r>
+        <w:t xml:space="preserve"> la fonction INDEX contient les </w:t>
+      </w:r>
+      <w:r>
+        <w:rPr>
+          <w:b/>
+          <w:bCs/>
+        </w:rPr>
+        <w:t>3 arguments</w:t>
+      </w:r>
+      <w:r>
+        <w:t xml:space="preserve"> suivants :</w:t>
+      </w:r>
+    </w:p>
+    <w:p>
+      <w:pPr>
+        <w:jc w:val="center"/>
+        <w:rPr>
+          <w:rFonts w:ascii="Courier New" w:hAnsi="Courier New" w:cs="Courier New"/>
+          <w:b/>
+          <w:bCs/>
+          <w:i/>
+          <w:iCs/>
+          <w:sz w:val="24"/>
+          <w:szCs w:val="24"/>
+          <w:lang w:val="en-US"/>
+        </w:rPr>
+      </w:pPr>
+      <w:r>
+        <w:rPr>
+          <w:rFonts w:ascii="Courier New" w:hAnsi="Courier New" w:cs="Courier New"/>
+          <w:b/>
+          <w:bCs/>
+          <w:i/>
+          <w:iCs/>
+          <w:sz w:val="24"/>
+          <w:szCs w:val="24"/>
+          <w:lang w:val="en-US"/>
+        </w:rPr>
+        <w:t>= INDEX(</w:t>
+      </w:r>
+      <w:proofErr w:type="spellStart"/>
+      <w:r>
+        <w:rPr>
+          <w:rFonts w:ascii="Courier New" w:hAnsi="Courier New" w:cs="Courier New"/>
+          <w:b/>
+          <w:bCs/>
+          <w:i/>
+          <w:iCs/>
+          <w:sz w:val="24"/>
+          <w:szCs w:val="24"/>
+          <w:lang w:val="en-US"/>
+        </w:rPr>
+        <w:t>matrice</w:t>
+      </w:r>
+      <w:proofErr w:type="spellEnd"/>
+      <w:r>
+        <w:rPr>
+          <w:rFonts w:ascii="Courier New" w:hAnsi="Courier New" w:cs="Courier New"/>
+          <w:b/>
+          <w:bCs/>
+          <w:i/>
+          <w:iCs/>
+          <w:sz w:val="24"/>
+          <w:szCs w:val="24"/>
+          <w:lang w:val="en-US"/>
+        </w:rPr>
+        <w:t xml:space="preserve">; </w:t>
+      </w:r>
+      <w:proofErr w:type="spellStart"/>
+      <w:r>
+        <w:rPr>
+          <w:rFonts w:ascii="Courier New" w:hAnsi="Courier New" w:cs="Courier New"/>
+          <w:b/>
+          <w:bCs/>
+          <w:i/>
+          <w:iCs/>
+          <w:sz w:val="24"/>
+          <w:szCs w:val="24"/>
+          <w:lang w:val="en-US"/>
+        </w:rPr>
+        <w:t>no_lig</w:t>
+      </w:r>
+      <w:proofErr w:type="spellEnd"/>
+      <w:r>
+        <w:rPr>
+          <w:rFonts w:ascii="Courier New" w:hAnsi="Courier New" w:cs="Courier New"/>
+          <w:b/>
+          <w:bCs/>
+          <w:i/>
+          <w:iCs/>
+          <w:sz w:val="24"/>
+          <w:szCs w:val="24"/>
+          <w:lang w:val="en-US"/>
+        </w:rPr>
+        <w:t xml:space="preserve">; </w:t>
+      </w:r>
+      <w:r>
+        <w:rPr>
+          <w:rFonts w:ascii="Courier New" w:hAnsi="Courier New" w:cs="Courier New"/>
+          <w:b/>
+          <w:bCs/>
+          <w:i/>
+          <w:iCs/>
+          <w:sz w:val="24"/>
+          <w:szCs w:val="24"/>
+          <w:lang w:val="en-US"/>
+        </w:rPr>
+        <w:t>[</w:t>
+      </w:r>
+      <w:proofErr w:type="spellStart"/>
+      <w:r>
+        <w:rPr>
+          <w:rFonts w:ascii="Courier New" w:hAnsi="Courier New" w:cs="Courier New"/>
+          <w:b/>
+          <w:bCs/>
+          <w:i/>
+          <w:iCs/>
+          <w:sz w:val="24"/>
+          <w:szCs w:val="24"/>
+          <w:lang w:val="en-US"/>
+        </w:rPr>
+        <w:t>no_col</w:t>
+      </w:r>
+      <w:proofErr w:type="spellEnd"/>
+      <w:r>
+        <w:rPr>
+          <w:rFonts w:ascii="Courier New" w:hAnsi="Courier New" w:cs="Courier New"/>
+          <w:b/>
+          <w:bCs/>
+          <w:i/>
+          <w:iCs/>
+          <w:sz w:val="24"/>
+          <w:szCs w:val="24"/>
+          <w:lang w:val="en-US"/>
+        </w:rPr>
+        <w:t>])</w:t>
+      </w:r>
+    </w:p>
+    <w:p>
+      <w:pPr>
+        <w:numPr>
+          <w:ilvl w:val="0"/>
+          <w:numId w:val="9"/>
+        </w:numPr>
+        <w:spacing w:after="0"/>
+      </w:pPr>
+      <w:r>
+        <w:rPr>
+          <w:b/>
+          <w:bCs/>
+        </w:rPr>
+        <w:t>matrice</w:t>
+      </w:r>
+      <w:r>
+        <w:rPr>
+          <w:b/>
+          <w:bCs/>
+        </w:rPr>
+        <w:t>:</w:t>
+      </w:r>
+      <w:r>
+        <w:t>    </w:t>
+      </w:r>
+      <w:r>
+        <w:rPr>
+          <w:u w:val="single"/>
+        </w:rPr>
+        <w:t>Obligatoire</w:t>
+      </w:r>
+      <w:r>
+        <w:t>. Représente une plage de cellules ou une constante matricielle.</w:t>
+      </w:r>
+    </w:p>
+    <w:p>
+      <w:pPr>
+        <w:numPr>
+          <w:ilvl w:val="1"/>
+          <w:numId w:val="9"/>
+        </w:numPr>
+        <w:spacing w:after="0"/>
+      </w:pPr>
+      <w:r>
+        <w:t xml:space="preserve">Si l’argument matrice contient une seule ligne ou colonne, l’argument </w:t>
+      </w:r>
+      <w:proofErr w:type="spellStart"/>
+      <w:r>
+        <w:t>no_lig</w:t>
+      </w:r>
+      <w:proofErr w:type="spellEnd"/>
+      <w:r>
+        <w:t xml:space="preserve"> ou </w:t>
+      </w:r>
+      <w:proofErr w:type="spellStart"/>
+      <w:r>
+        <w:t>no_col</w:t>
+      </w:r>
+      <w:proofErr w:type="spellEnd"/>
+      <w:r>
+        <w:t xml:space="preserve"> est facultatif.</w:t>
+      </w:r>
+    </w:p>
+    <w:p>
+      <w:pPr>
+        <w:numPr>
+          <w:ilvl w:val="1"/>
+          <w:numId w:val="9"/>
+        </w:numPr>
+        <w:spacing w:after="0"/>
+      </w:pPr>
+      <w:r>
+        <w:t xml:space="preserve">Si l’argument matrice comporte plusieurs lignes et plusieurs colonnes et que seul l’argument </w:t>
+      </w:r>
+      <w:proofErr w:type="spellStart"/>
+      <w:r>
+        <w:t>no_lig</w:t>
+      </w:r>
+      <w:proofErr w:type="spellEnd"/>
+      <w:r>
+        <w:t xml:space="preserve"> ou </w:t>
+      </w:r>
+      <w:proofErr w:type="spellStart"/>
+      <w:r>
+        <w:t>no_col</w:t>
+      </w:r>
+      <w:proofErr w:type="spellEnd"/>
+      <w:r>
+        <w:t xml:space="preserve"> est utilisé, la fonction INDEX renvoie une matrice des valeurs de la ligne ou de la colonne entière de la matrice.</w:t>
+      </w:r>
+    </w:p>
+    <w:p>
+      <w:pPr>
+        <w:numPr>
+          <w:ilvl w:val="0"/>
+          <w:numId w:val="9"/>
+        </w:numPr>
+        <w:spacing w:after="0"/>
+      </w:pPr>
+      <w:proofErr w:type="spellStart"/>
+      <w:r>
+        <w:rPr>
+          <w:rFonts w:ascii="Courier New" w:hAnsi="Courier New" w:cs="Courier New"/>
+          <w:b/>
+          <w:bCs/>
+          <w:i/>
+          <w:iCs/>
+          <w:sz w:val="24"/>
+          <w:szCs w:val="24"/>
+        </w:rPr>
+        <w:t>no_lig</w:t>
+      </w:r>
+      <w:proofErr w:type="spellEnd"/>
+      <w:r>
+        <w:t xml:space="preserve"> : </w:t>
+      </w:r>
+      <w:r>
+        <w:rPr>
+          <w:u w:val="single"/>
+        </w:rPr>
+        <w:t>Obligatoire</w:t>
+      </w:r>
+      <w:r>
+        <w:t xml:space="preserve">, sauf si </w:t>
+      </w:r>
+      <w:proofErr w:type="spellStart"/>
+      <w:r>
+        <w:t>column_num</w:t>
+      </w:r>
+      <w:proofErr w:type="spellEnd"/>
+      <w:r>
+        <w:t xml:space="preserve"> est présent. Sélectionne la ligne de la matrice dont une valeur doit être renvoyée. Si </w:t>
+      </w:r>
+      <w:proofErr w:type="spellStart"/>
+      <w:r>
+        <w:t>no_col</w:t>
+      </w:r>
+      <w:proofErr w:type="spellEnd"/>
+      <w:r>
+        <w:t xml:space="preserve"> est omis, </w:t>
+      </w:r>
+      <w:proofErr w:type="spellStart"/>
+      <w:r>
+        <w:t>column_num</w:t>
+      </w:r>
+      <w:proofErr w:type="spellEnd"/>
+      <w:r>
+        <w:t xml:space="preserve"> est nécessaire.</w:t>
+      </w:r>
+    </w:p>
+    <w:p>
+      <w:pPr>
+        <w:numPr>
+          <w:ilvl w:val="0"/>
+          <w:numId w:val="9"/>
+        </w:numPr>
+        <w:spacing w:after="0"/>
+      </w:pPr>
+      <w:proofErr w:type="spellStart"/>
+      <w:r>
+        <w:rPr>
+          <w:rFonts w:ascii="Courier New" w:hAnsi="Courier New" w:cs="Courier New"/>
+          <w:b/>
+          <w:bCs/>
+          <w:i/>
+          <w:iCs/>
+          <w:sz w:val="24"/>
+          <w:szCs w:val="24"/>
+        </w:rPr>
+        <w:t>no_col</w:t>
+      </w:r>
+      <w:proofErr w:type="spellEnd"/>
+      <w:r>
+        <w:t>:</w:t>
+      </w:r>
+      <w:r>
+        <w:t>  </w:t>
+      </w:r>
+      <w:r>
+        <w:rPr>
+          <w:i/>
+          <w:iCs/>
+        </w:rPr>
+        <w:t>Facultatif</w:t>
+      </w:r>
+      <w:r>
+        <w:t xml:space="preserve">. Sélectionne la colonne de la matrice dont une valeur doit être renvoyée. Si </w:t>
+      </w:r>
+      <w:proofErr w:type="spellStart"/>
+      <w:r>
+        <w:t>column_num</w:t>
+      </w:r>
+      <w:proofErr w:type="spellEnd"/>
+      <w:r>
+        <w:t xml:space="preserve"> est omis, </w:t>
+      </w:r>
+      <w:proofErr w:type="spellStart"/>
+      <w:r>
+        <w:t>no_col</w:t>
+      </w:r>
+      <w:proofErr w:type="spellEnd"/>
+      <w:r>
+        <w:t xml:space="preserve"> est nécessaire.</w:t>
+      </w:r>
+    </w:p>
+    <w:p>
+      <w:pPr>
+        <w:spacing w:after="0"/>
+        <w:ind w:left="720"/>
+      </w:pPr>
+    </w:p>
+    <w:p>
+      <w:pPr>
+        <w:rPr>
+          <w:sz w:val="24"/>
+          <w:szCs w:val="24"/>
+        </w:rPr>
+      </w:pPr>
+      <w:r>
+        <w:rPr>
+          <w:noProof/>
+          <w:sz w:val="24"/>
+          <w:szCs w:val="24"/>
+          <w:lang w:val="en-US"/>
+        </w:rPr>
+        <w:drawing>
+          <wp:inline distT="0" distB="0" distL="0" distR="0" wp14:anchorId="3BD74A14" wp14:editId="57D10390">
+            <wp:extent cx="360000" cy="360000"/>
+            <wp:effectExtent l="0" t="0" r="2540" b="2540"/>
+            <wp:docPr id="1188613499" name="Graphique 1" descr="Informations avec un remplissage uni"/>
+            <wp:cNvGraphicFramePr>
+              <a:graphicFrameLocks xmlns:a="http://schemas.openxmlformats.org/drawingml/2006/main" noChangeAspect="1"/>
+            </wp:cNvGraphicFramePr>
+            <a:graphic xmlns:a="http://schemas.openxmlformats.org/drawingml/2006/main">
+              <a:graphicData uri="http://schemas.openxmlformats.org/drawingml/2006/picture">
+                <pic:pic xmlns:pic="http://schemas.openxmlformats.org/drawingml/2006/picture">
+                  <pic:nvPicPr>
+                    <pic:cNvPr id="1188613499" name="Graphique 1188613499" descr="Informations avec un remplissage uni"/>
+                    <pic:cNvPicPr/>
+                  </pic:nvPicPr>
+                  <pic:blipFill>
+                    <a:blip r:embed="rId17">
+                      <a:extLst>
+                        <a:ext uri="{96DAC541-7B7A-43D3-8B79-37D633B846F1}">
+                          <asvg:svgBlip xmlns:asvg="http://schemas.microsoft.com/office/drawing/2016/SVG/main" r:embed="rId18"/>
                         </a:ext>
                       </a:extLst>
                     </a:blip>
@@ -3981,161 +5180,668 @@
         </w:drawing>
       </w:r>
       <w:r>
-        <w:t xml:space="preserve"> </w:t>
-      </w:r>
-      <w:r>
-        <w:rPr>
+        <w:rPr>
+          <w:sz w:val="24"/>
+          <w:szCs w:val="24"/>
+        </w:rPr>
+        <w:t xml:space="preserve"> Si les arguments </w:t>
+      </w:r>
+      <w:proofErr w:type="spellStart"/>
+      <w:r>
+        <w:rPr>
+          <w:rFonts w:ascii="Courier New" w:hAnsi="Courier New" w:cs="Courier New"/>
+          <w:b/>
+          <w:bCs/>
           <w:i/>
           <w:iCs/>
           <w:sz w:val="24"/>
           <w:szCs w:val="24"/>
         </w:rPr>
-        <w:t>TROUVE est sensible à la casse</w:t>
-      </w:r>
-      <w:r>
-        <w:rPr>
-          <w:rStyle w:val="Appelnotedebasdep"/>
+        <w:t>no_lig</w:t>
+      </w:r>
+      <w:proofErr w:type="spellEnd"/>
+      <w:r>
+        <w:rPr>
+          <w:sz w:val="24"/>
+          <w:szCs w:val="24"/>
+        </w:rPr>
+        <w:t xml:space="preserve"> et </w:t>
+      </w:r>
+      <w:proofErr w:type="spellStart"/>
+      <w:r>
+        <w:rPr>
+          <w:rFonts w:ascii="Courier New" w:hAnsi="Courier New" w:cs="Courier New"/>
+          <w:b/>
+          <w:bCs/>
           <w:i/>
           <w:iCs/>
           <w:sz w:val="24"/>
           <w:szCs w:val="24"/>
         </w:rPr>
-        <w:footnoteReference w:id="6"/>
-      </w:r>
-      <w:r>
-        <w:rPr>
+        <w:t>no_lig</w:t>
+      </w:r>
+      <w:proofErr w:type="spellEnd"/>
+      <w:r>
+        <w:rPr>
+          <w:sz w:val="24"/>
+          <w:szCs w:val="24"/>
+        </w:rPr>
+        <w:t xml:space="preserve"> sont utilisés, INDEX retourne la valeur dans la cellule à </w:t>
+      </w:r>
+      <w:r>
+        <w:rPr>
+          <w:b/>
+          <w:bCs/>
+          <w:sz w:val="24"/>
+          <w:szCs w:val="24"/>
+        </w:rPr>
+        <w:t xml:space="preserve">l’intersection </w:t>
+      </w:r>
+      <w:r>
+        <w:rPr>
+          <w:sz w:val="24"/>
+          <w:szCs w:val="24"/>
+        </w:rPr>
+        <w:t xml:space="preserve">de </w:t>
+      </w:r>
+      <w:proofErr w:type="spellStart"/>
+      <w:r>
+        <w:rPr>
+          <w:sz w:val="24"/>
+          <w:szCs w:val="24"/>
+        </w:rPr>
+        <w:t>no_col</w:t>
+      </w:r>
+      <w:proofErr w:type="spellEnd"/>
+      <w:r>
+        <w:rPr>
+          <w:sz w:val="24"/>
+          <w:szCs w:val="24"/>
+        </w:rPr>
+        <w:t xml:space="preserve"> et </w:t>
+      </w:r>
+      <w:proofErr w:type="spellStart"/>
+      <w:r>
+        <w:rPr>
+          <w:sz w:val="24"/>
+          <w:szCs w:val="24"/>
+        </w:rPr>
+        <w:t>column_num</w:t>
+      </w:r>
+      <w:proofErr w:type="spellEnd"/>
+      <w:r>
+        <w:rPr>
+          <w:sz w:val="24"/>
+          <w:szCs w:val="24"/>
+        </w:rPr>
+        <w:t>.</w:t>
+      </w:r>
+    </w:p>
+    <w:p>
+      <w:pPr>
+        <w:rPr>
+          <w:sz w:val="24"/>
+          <w:szCs w:val="24"/>
+        </w:rPr>
+      </w:pPr>
+    </w:p>
+    <w:p>
+      <w:pPr>
+        <w:pStyle w:val="Titre4"/>
+      </w:pPr>
+      <w:bookmarkStart w:id="10" w:name="_Toc224049522"/>
+      <w:r>
+        <w:t>Syntaxe de la fonction INDEX</w:t>
+      </w:r>
+      <w:r>
+        <w:t xml:space="preserve"> dans le cas d’une référence</w:t>
+      </w:r>
+      <w:bookmarkEnd w:id="10"/>
+    </w:p>
+    <w:p>
+      <w:r>
+        <w:t xml:space="preserve">Dans ce cas </w:t>
+      </w:r>
+      <w:r>
+        <w:rPr>
+          <w:b/>
+          <w:bCs/>
+        </w:rPr>
+        <w:t>INDEX</w:t>
+      </w:r>
+      <w:r>
+        <w:t xml:space="preserve"> r</w:t>
+      </w:r>
+      <w:r>
+        <w:t>envoie la référence de la cellule située à l’intersection d’une ligne et d’une colonne déterminées. Si la référence est constituée de sélections non adjacentes, vous pouvez choisir la sélection à rechercher.</w:t>
+      </w:r>
+    </w:p>
+    <w:p>
+      <w:r>
+        <w:t xml:space="preserve">Dans le cas </w:t>
+      </w:r>
+      <w:r>
+        <w:rPr>
+          <w:b/>
+          <w:bCs/>
+        </w:rPr>
+        <w:t>d’une référence</w:t>
+      </w:r>
+      <w:r>
+        <w:t xml:space="preserve"> la fonction INDEX contient les </w:t>
+      </w:r>
+      <w:r>
+        <w:rPr>
+          <w:b/>
+          <w:bCs/>
+        </w:rPr>
+        <w:t>4</w:t>
+      </w:r>
+      <w:r>
+        <w:rPr>
+          <w:b/>
+          <w:bCs/>
+        </w:rPr>
+        <w:t xml:space="preserve"> arguments</w:t>
+      </w:r>
+      <w:r>
+        <w:t xml:space="preserve"> suivants :</w:t>
+      </w:r>
+    </w:p>
+    <w:p>
+      <w:pPr>
+        <w:jc w:val="center"/>
+        <w:rPr>
+          <w:rFonts w:ascii="Courier New" w:hAnsi="Courier New" w:cs="Courier New"/>
+          <w:b/>
+          <w:bCs/>
           <w:i/>
           <w:iCs/>
           <w:sz w:val="24"/>
           <w:szCs w:val="24"/>
-        </w:rPr>
-        <w:t xml:space="preserve"> et n’autorise pas les caractères génériques</w:t>
-      </w:r>
-      <w:r>
-        <w:rPr>
+          <w:lang w:val="en-US"/>
+        </w:rPr>
+      </w:pPr>
+      <w:r>
+        <w:rPr>
+          <w:rFonts w:ascii="Courier New" w:hAnsi="Courier New" w:cs="Courier New"/>
+          <w:b/>
+          <w:bCs/>
           <w:i/>
           <w:iCs/>
           <w:sz w:val="24"/>
           <w:szCs w:val="24"/>
-        </w:rPr>
-        <w:t>.</w:t>
-      </w:r>
-    </w:p>
-    <w:p/>
-    <w:p/>
-    <w:p/>
-    <w:p>
-      <w:pPr>
-        <w:pStyle w:val="Titre3"/>
-      </w:pPr>
-      <w:bookmarkStart w:id="6" w:name="_Toc224038217"/>
-      <w:r>
-        <w:t>Explications :</w:t>
-      </w:r>
-      <w:bookmarkEnd w:id="6"/>
-    </w:p>
-    <w:p>
-      <w:r>
-        <w:t xml:space="preserve">Cette formule affecte au nom </w:t>
+          <w:lang w:val="en-US"/>
+        </w:rPr>
+        <w:t>= INDEX(</w:t>
       </w:r>
       <w:proofErr w:type="spellStart"/>
       <w:r>
-        <w:t>ListSheets</w:t>
-      </w:r>
-      <w:proofErr w:type="spellEnd"/>
-      <w:r>
-        <w:t xml:space="preserve"> la liste des feuilles du classeurs, avec les fonctions :</w:t>
-      </w:r>
-    </w:p>
-    <w:p>
-      <w:pPr>
-        <w:rPr>
-          <w:b/>
-          <w:bCs/>
-          <w:sz w:val="28"/>
-          <w:szCs w:val="28"/>
-        </w:rPr>
-      </w:pPr>
-      <w:r>
-        <w:rPr>
-          <w:b/>
-          <w:bCs/>
-          <w:sz w:val="28"/>
-          <w:szCs w:val="28"/>
-        </w:rPr>
-        <w:t>=REMPLACER(LIRE.CLASSEUR(1);1;TROUVE(“]”;LIRE.CLASSEUR(1));””)</w:t>
-      </w:r>
-    </w:p>
-    <w:p>
-      <w:r>
-        <w:t>La fonction macro LIRE.CLASSEUR(1) va fournir une liste d’éléments de type « [nom du classeur.xlsm]Nom de chaque Onglet »</w:t>
-      </w:r>
-    </w:p>
-    <w:p>
-      <w:r>
-        <w:t>La fonction TROUVE(“]”;LIRE.CLASSEUR(1)) fournit la position du caractère « ] » (crochet fermé à droite) dans chaque résultat de cette liste</w:t>
-      </w:r>
-    </w:p>
-    <w:p>
-      <w:r>
-        <w:t>La fonction REMPLACER va remplacer, dans chaque élément de la liste issue de la fonction ci-dessus, à partir du 1er caractère (2ème argument, la valeur « 1 »), tous les caractères qui précèdent le ] par un « vide » : il ne restera donc que « Nom de chaque Onglet »</w:t>
-      </w:r>
-    </w:p>
-    <w:p/>
-    <w:p>
-      <w:r>
-        <w:rPr>
-          <w:rFonts w:ascii="Arial" w:hAnsi="Arial" w:cs="Arial"/>
-        </w:rPr>
-        <w:t>►</w:t>
-      </w:r>
-      <w:r>
-        <w:t xml:space="preserve">Ensuite, </w:t>
-      </w:r>
-      <w:r>
-        <w:t>insérer</w:t>
-      </w:r>
-      <w:r>
-        <w:t xml:space="preserve"> une nouvelle feuille de calcul</w:t>
-      </w:r>
-      <w:r>
-        <w:t xml:space="preserve"> </w:t>
-      </w:r>
-      <w:r>
-        <w:t xml:space="preserve">pour afficher </w:t>
-      </w:r>
-      <w:r>
-        <w:t>l’</w:t>
-      </w:r>
-      <w:r>
-        <w:t>inventaire complet des noms de feuilles.</w:t>
-      </w:r>
-      <w:r>
-        <w:t xml:space="preserve"> Cette nouvelle feuille aura pour nom : « </w:t>
-      </w:r>
-      <w:r>
-        <w:rPr>
+        <w:rPr>
+          <w:rFonts w:ascii="Courier New" w:hAnsi="Courier New" w:cs="Courier New"/>
           <w:b/>
           <w:bCs/>
           <w:i/>
           <w:iCs/>
-        </w:rPr>
-        <w:t>Sommaire</w:t>
-      </w:r>
-      <w:r>
-        <w:t> »</w:t>
-      </w:r>
-    </w:p>
-    <w:p>
-      <w:r>
-        <w:rPr>
+          <w:sz w:val="24"/>
+          <w:szCs w:val="24"/>
+          <w:lang w:val="en-US"/>
+        </w:rPr>
+        <w:t>référence</w:t>
+      </w:r>
+      <w:proofErr w:type="spellEnd"/>
+      <w:r>
+        <w:rPr>
+          <w:rFonts w:ascii="Courier New" w:hAnsi="Courier New" w:cs="Courier New"/>
+          <w:b/>
+          <w:bCs/>
+          <w:i/>
+          <w:iCs/>
+          <w:sz w:val="24"/>
+          <w:szCs w:val="24"/>
+          <w:lang w:val="en-US"/>
+        </w:rPr>
+        <w:t xml:space="preserve">; </w:t>
+      </w:r>
+      <w:proofErr w:type="spellStart"/>
+      <w:r>
+        <w:rPr>
+          <w:rFonts w:ascii="Courier New" w:hAnsi="Courier New" w:cs="Courier New"/>
+          <w:b/>
+          <w:bCs/>
+          <w:i/>
+          <w:iCs/>
+          <w:sz w:val="24"/>
+          <w:szCs w:val="24"/>
+          <w:lang w:val="en-US"/>
+        </w:rPr>
+        <w:t>no_lig</w:t>
+      </w:r>
+      <w:proofErr w:type="spellEnd"/>
+      <w:r>
+        <w:rPr>
+          <w:rFonts w:ascii="Courier New" w:hAnsi="Courier New" w:cs="Courier New"/>
+          <w:b/>
+          <w:bCs/>
+          <w:i/>
+          <w:iCs/>
+          <w:sz w:val="24"/>
+          <w:szCs w:val="24"/>
+          <w:lang w:val="en-US"/>
+        </w:rPr>
+        <w:t xml:space="preserve">; </w:t>
+      </w:r>
+      <w:r>
+        <w:rPr>
+          <w:rFonts w:ascii="Courier New" w:hAnsi="Courier New" w:cs="Courier New"/>
+          <w:b/>
+          <w:bCs/>
+          <w:i/>
+          <w:iCs/>
+          <w:sz w:val="24"/>
+          <w:szCs w:val="24"/>
+          <w:lang w:val="en-US"/>
+        </w:rPr>
+        <w:t>[</w:t>
+      </w:r>
+      <w:proofErr w:type="spellStart"/>
+      <w:r>
+        <w:rPr>
+          <w:rFonts w:ascii="Courier New" w:hAnsi="Courier New" w:cs="Courier New"/>
+          <w:b/>
+          <w:bCs/>
+          <w:i/>
+          <w:iCs/>
+          <w:sz w:val="24"/>
+          <w:szCs w:val="24"/>
+          <w:lang w:val="en-US"/>
+        </w:rPr>
+        <w:t>no_col</w:t>
+      </w:r>
+      <w:proofErr w:type="spellEnd"/>
+      <w:r>
+        <w:rPr>
+          <w:rFonts w:ascii="Courier New" w:hAnsi="Courier New" w:cs="Courier New"/>
+          <w:b/>
+          <w:bCs/>
+          <w:i/>
+          <w:iCs/>
+          <w:sz w:val="24"/>
+          <w:szCs w:val="24"/>
+          <w:lang w:val="en-US"/>
+        </w:rPr>
+        <w:t>]; [</w:t>
+      </w:r>
+      <w:proofErr w:type="spellStart"/>
+      <w:r>
+        <w:rPr>
+          <w:rFonts w:ascii="Courier New" w:hAnsi="Courier New" w:cs="Courier New"/>
+          <w:b/>
+          <w:bCs/>
+          <w:i/>
+          <w:iCs/>
+          <w:sz w:val="24"/>
+          <w:szCs w:val="24"/>
+          <w:lang w:val="en-US"/>
+        </w:rPr>
+        <w:t>no_zone</w:t>
+      </w:r>
+      <w:proofErr w:type="spellEnd"/>
+      <w:r>
+        <w:rPr>
+          <w:rFonts w:ascii="Courier New" w:hAnsi="Courier New" w:cs="Courier New"/>
+          <w:b/>
+          <w:bCs/>
+          <w:i/>
+          <w:iCs/>
+          <w:sz w:val="24"/>
+          <w:szCs w:val="24"/>
+          <w:lang w:val="en-US"/>
+        </w:rPr>
+        <w:t>])</w:t>
+      </w:r>
+    </w:p>
+    <w:p>
+      <w:pPr>
+        <w:spacing w:after="0"/>
+        <w:rPr>
+          <w:b/>
+          <w:bCs/>
+          <w:color w:val="0070C0"/>
+          <w:lang w:val="en-US"/>
+        </w:rPr>
+      </w:pPr>
+    </w:p>
+    <w:p>
+      <w:pPr>
+        <w:numPr>
+          <w:ilvl w:val="0"/>
+          <w:numId w:val="10"/>
+        </w:numPr>
+        <w:spacing w:after="0"/>
+      </w:pPr>
+      <w:r>
+        <w:rPr>
+          <w:b/>
+          <w:bCs/>
+        </w:rPr>
+        <w:t>référence</w:t>
+      </w:r>
+      <w:r>
+        <w:t>    </w:t>
+      </w:r>
+      <w:r>
+        <w:rPr>
+          <w:u w:val="single"/>
+        </w:rPr>
+        <w:t>Obligatoire</w:t>
+      </w:r>
+      <w:r>
+        <w:t>. Représente une référence à une ou plusieurs plages de cellules.</w:t>
+      </w:r>
+    </w:p>
+    <w:p>
+      <w:pPr>
+        <w:numPr>
+          <w:ilvl w:val="1"/>
+          <w:numId w:val="10"/>
+        </w:numPr>
+        <w:spacing w:after="0"/>
+      </w:pPr>
+      <w:r>
+        <w:t xml:space="preserve">Si vous entrez une plage </w:t>
+      </w:r>
+      <w:r>
+        <w:rPr>
+          <w:i/>
+          <w:iCs/>
+        </w:rPr>
+        <w:t>non adjacente</w:t>
+      </w:r>
+      <w:r>
+        <w:t xml:space="preserve"> pour la référence, placez la référence entre parenthèses.</w:t>
+      </w:r>
+    </w:p>
+    <w:p>
+      <w:pPr>
+        <w:numPr>
+          <w:ilvl w:val="1"/>
+          <w:numId w:val="10"/>
+        </w:numPr>
+        <w:spacing w:after="0"/>
+      </w:pPr>
+      <w:r>
+        <w:lastRenderedPageBreak/>
+        <w:t xml:space="preserve">Si chaque zone de référence contient une seule ligne ou colonne, l’argument </w:t>
+      </w:r>
+      <w:proofErr w:type="spellStart"/>
+      <w:r>
+        <w:t>no_lig</w:t>
+      </w:r>
+      <w:proofErr w:type="spellEnd"/>
+      <w:r>
+        <w:t xml:space="preserve"> </w:t>
+      </w:r>
+      <w:r>
+        <w:t xml:space="preserve">ou </w:t>
+      </w:r>
+      <w:proofErr w:type="spellStart"/>
+      <w:r>
+        <w:t>no</w:t>
+      </w:r>
+      <w:r>
+        <w:t>_</w:t>
+      </w:r>
+      <w:r>
+        <w:t>col</w:t>
+      </w:r>
+      <w:proofErr w:type="spellEnd"/>
+      <w:r>
+        <w:t>, respectivement, est facultatif. Par exemple, dans le cas d’un argument réf à une seule ligne, utilisez la fonction INDEX(</w:t>
+      </w:r>
+      <w:proofErr w:type="gramStart"/>
+      <w:r>
+        <w:t>réf;;</w:t>
+      </w:r>
+      <w:proofErr w:type="spellStart"/>
+      <w:proofErr w:type="gramEnd"/>
+      <w:r>
+        <w:t>no_col</w:t>
+      </w:r>
+      <w:proofErr w:type="spellEnd"/>
+      <w:r>
+        <w:t>).</w:t>
+      </w:r>
+    </w:p>
+    <w:p>
+      <w:pPr>
+        <w:numPr>
+          <w:ilvl w:val="0"/>
+          <w:numId w:val="10"/>
+        </w:numPr>
+        <w:spacing w:after="0"/>
+      </w:pPr>
+      <w:proofErr w:type="spellStart"/>
+      <w:r>
+        <w:rPr>
+          <w:b/>
+          <w:bCs/>
+        </w:rPr>
+        <w:t>no_lig</w:t>
+      </w:r>
+      <w:proofErr w:type="spellEnd"/>
+      <w:r>
+        <w:t>    Obligatoire. Représente le numéro de la ligne de référence à partir de laquelle une référence doit être renvoyée.</w:t>
+      </w:r>
+    </w:p>
+    <w:p>
+      <w:pPr>
+        <w:numPr>
+          <w:ilvl w:val="0"/>
+          <w:numId w:val="10"/>
+        </w:numPr>
+        <w:spacing w:after="0"/>
+      </w:pPr>
+      <w:proofErr w:type="spellStart"/>
+      <w:r>
+        <w:rPr>
+          <w:b/>
+          <w:bCs/>
+        </w:rPr>
+        <w:t>n</w:t>
+      </w:r>
+      <w:r>
+        <w:rPr>
+          <w:b/>
+          <w:bCs/>
+        </w:rPr>
+        <w:t>o</w:t>
+      </w:r>
+      <w:r>
+        <w:rPr>
+          <w:b/>
+          <w:bCs/>
+        </w:rPr>
+        <w:t>_</w:t>
+      </w:r>
+      <w:r>
+        <w:rPr>
+          <w:b/>
+          <w:bCs/>
+        </w:rPr>
+        <w:t>col</w:t>
+      </w:r>
+      <w:proofErr w:type="spellEnd"/>
+      <w:r>
+        <w:t>    Facultatif. Représente le numéro de la colonne de référence à partir de laquelle une référence doit être renvoyée.</w:t>
+      </w:r>
+    </w:p>
+    <w:p>
+      <w:pPr>
+        <w:numPr>
+          <w:ilvl w:val="0"/>
+          <w:numId w:val="10"/>
+        </w:numPr>
+        <w:spacing w:after="0"/>
+      </w:pPr>
+      <w:proofErr w:type="spellStart"/>
+      <w:r>
+        <w:rPr>
+          <w:b/>
+          <w:bCs/>
+        </w:rPr>
+        <w:t>no</w:t>
+      </w:r>
+      <w:r>
+        <w:rPr>
+          <w:b/>
+          <w:bCs/>
+        </w:rPr>
+        <w:t>_</w:t>
+      </w:r>
+      <w:r>
+        <w:rPr>
+          <w:b/>
+          <w:bCs/>
+        </w:rPr>
+        <w:t>zone</w:t>
+      </w:r>
+      <w:proofErr w:type="spellEnd"/>
+      <w:r>
+        <w:t xml:space="preserve">    Facultatif. Sélectionne une plage de référence à partir de laquelle retourner l’intersection de </w:t>
+      </w:r>
+      <w:proofErr w:type="spellStart"/>
+      <w:r>
+        <w:t>no_lig</w:t>
+      </w:r>
+      <w:proofErr w:type="spellEnd"/>
+      <w:r>
+        <w:t xml:space="preserve"> et de </w:t>
+      </w:r>
+      <w:proofErr w:type="spellStart"/>
+      <w:r>
+        <w:t>n</w:t>
+      </w:r>
+      <w:r>
+        <w:t>o</w:t>
+      </w:r>
+      <w:r>
+        <w:t>_</w:t>
+      </w:r>
+      <w:r>
+        <w:t>col</w:t>
+      </w:r>
+      <w:proofErr w:type="spellEnd"/>
+      <w:r>
+        <w:t xml:space="preserve">. La première zone sélectionnée ou entrée porte le numéro 1, la deuxième le numéro 2, et ainsi de suite. Si </w:t>
+      </w:r>
+      <w:proofErr w:type="spellStart"/>
+      <w:r>
+        <w:t>area_num</w:t>
+      </w:r>
+      <w:proofErr w:type="spellEnd"/>
+      <w:r>
+        <w:t xml:space="preserve"> est omis, INDEX utilise la zone 1.  </w:t>
+      </w:r>
+      <w:r>
+        <w:rPr>
+          <mc:AlternateContent>
+            <mc:Choice Requires="w16se"/>
+            <mc:Fallback>
+              <w:rFonts w:ascii="Segoe UI Emoji" w:eastAsia="Segoe UI Emoji" w:hAnsi="Segoe UI Emoji" w:cs="Segoe UI Emoji"/>
+            </mc:Fallback>
+          </mc:AlternateContent>
+          <w:b/>
+          <w:bCs/>
+        </w:rPr>
+        <mc:AlternateContent>
+          <mc:Choice Requires="w16se">
+            <w16se:symEx w16se:font="Segoe UI Emoji" w16se:char="26A0"/>
+          </mc:Choice>
+          <mc:Fallback>
+            <w:t>⚠</w:t>
+          </mc:Fallback>
+        </mc:AlternateContent>
+      </w:r>
+      <w:r>
+        <w:rPr>
+          <w:b/>
+          <w:bCs/>
+        </w:rPr>
+        <w:t>Les zones répertoriées ici doivent toutes se trouver sur une seule feuille.</w:t>
+      </w:r>
+      <w:r>
+        <w:t> </w:t>
+      </w:r>
+    </w:p>
+    <w:p/>
+    <w:p>
+      <w:pPr>
+        <w:rPr>
+          <w:b/>
+          <w:bCs/>
+          <w:color w:val="0070C0"/>
+        </w:rPr>
+      </w:pPr>
+    </w:p>
+    <w:p>
+      <w:r>
+        <w:rPr>
+          <w:rFonts w:ascii="Arial" w:hAnsi="Arial" w:cs="Arial"/>
+        </w:rPr>
+        <w:t>►</w:t>
+      </w:r>
+      <w:r>
+        <w:t xml:space="preserve">Ensuite, mettez la </w:t>
+      </w:r>
+      <w:r>
+        <w:t>fonction</w:t>
+      </w:r>
+      <w:r>
+        <w:t xml:space="preserve"> INDEX suivante dans Cellule B1 pour commencer à extraire les noms des feuilles de calcul à l'aide de vos noms précédemment définis « </w:t>
+      </w:r>
+      <w:proofErr w:type="spellStart"/>
+      <w:r>
+        <w:t>ListSheets</w:t>
+      </w:r>
+      <w:proofErr w:type="spellEnd"/>
+      <w:r>
+        <w:t xml:space="preserve"> » nom:</w:t>
+      </w:r>
+    </w:p>
+    <w:p>
+      <w:pPr>
+        <w:rPr>
+          <w:b/>
+          <w:bCs/>
+        </w:rPr>
+      </w:pPr>
+      <w:r>
+        <w:rPr>
+          <w:b/>
+          <w:bCs/>
+        </w:rPr>
+        <w:t>=INDEX(ListSheets,A1)</w:t>
+      </w:r>
+    </w:p>
+    <w:p>
+      <w:pPr>
+        <w:rPr>
+          <w:b/>
+          <w:bCs/>
+        </w:rPr>
+      </w:pPr>
+      <w:r>
+        <w:rPr>
+          <w:b/>
+          <w:bCs/>
           <w:noProof/>
         </w:rPr>
         <w:drawing>
-          <wp:inline distT="0" distB="0" distL="0" distR="0" wp14:anchorId="0D76AC42" wp14:editId="5B04633F">
-            <wp:extent cx="5760720" cy="2500630"/>
+          <wp:inline distT="0" distB="0" distL="0" distR="0" wp14:anchorId="6713EF9C" wp14:editId="0FCDF797">
+            <wp:extent cx="5760720" cy="2578100"/>
             <wp:effectExtent l="0" t="0" r="0" b="0"/>
-            <wp:docPr id="116111153" name="Image 1"/>
+            <wp:docPr id="2012400084" name="Image 1"/>
             <wp:cNvGraphicFramePr>
               <a:graphicFrameLocks xmlns:a="http://schemas.openxmlformats.org/drawingml/2006/main" noChangeAspect="1"/>
             </wp:cNvGraphicFramePr>
@@ -4143,63 +5849,11 @@
               <a:graphicData uri="http://schemas.openxmlformats.org/drawingml/2006/picture">
                 <pic:pic xmlns:pic="http://schemas.openxmlformats.org/drawingml/2006/picture">
                   <pic:nvPicPr>
-                    <pic:cNvPr id="116111153" name=""/>
+                    <pic:cNvPr id="2012400084" name=""/>
                     <pic:cNvPicPr/>
                   </pic:nvPicPr>
                   <pic:blipFill>
-                    <a:blip r:embed="rId14"/>
-                    <a:stretch>
-                      <a:fillRect/>
-                    </a:stretch>
-                  </pic:blipFill>
-                  <pic:spPr>
-                    <a:xfrm>
-                      <a:off x="0" y="0"/>
-                      <a:ext cx="5760720" cy="2500630"/>
-                    </a:xfrm>
-                    <a:prstGeom prst="rect">
-                      <a:avLst/>
-                    </a:prstGeom>
-                  </pic:spPr>
-                </pic:pic>
-              </a:graphicData>
-            </a:graphic>
-          </wp:inline>
-        </w:drawing>
-      </w:r>
-    </w:p>
-    <w:p>
-      <w:r>
-        <w:t>Ensuite, entrez "1" in Cellule A1 et "2" in Cellule A2 pour établir la séquence d'indexation qui référencera chaque feuille de calcul de votre classeur.</w:t>
-      </w:r>
-    </w:p>
-    <w:p>
-      <w:r>
-        <w:t>Ensuite, sélectionnez les deux cellules (A1 et A2) et faites-les glisser vers le bas pour saisir automatiquement des numéros séquentiels (3, 4, 5, etc.) dans Colonne A, créant suffisamment de numéros d'index pour couvrir toutes les feuilles de calcul de votre classeur.</w:t>
-      </w:r>
-    </w:p>
-    <w:p>
-      <w:r>
-        <w:rPr>
-          <w:noProof/>
-        </w:rPr>
-        <w:drawing>
-          <wp:inline distT="0" distB="0" distL="0" distR="0" wp14:anchorId="3CECB206" wp14:editId="7E38FBB3">
-            <wp:extent cx="5760720" cy="2578100"/>
-            <wp:effectExtent l="0" t="0" r="0" b="0"/>
-            <wp:docPr id="171007374" name="Image 1"/>
-            <wp:cNvGraphicFramePr>
-              <a:graphicFrameLocks xmlns:a="http://schemas.openxmlformats.org/drawingml/2006/main" noChangeAspect="1"/>
-            </wp:cNvGraphicFramePr>
-            <a:graphic xmlns:a="http://schemas.openxmlformats.org/drawingml/2006/main">
-              <a:graphicData uri="http://schemas.openxmlformats.org/drawingml/2006/picture">
-                <pic:pic xmlns:pic="http://schemas.openxmlformats.org/drawingml/2006/picture">
-                  <pic:nvPicPr>
-                    <pic:cNvPr id="171007374" name=""/>
-                    <pic:cNvPicPr/>
-                  </pic:nvPicPr>
-                  <pic:blipFill>
-                    <a:blip r:embed="rId15"/>
+                    <a:blip r:embed="rId19"/>
                     <a:stretch>
                       <a:fillRect/>
                     </a:stretch>
@@ -4220,1212 +5874,6 @@
         </w:drawing>
       </w:r>
     </w:p>
-    <w:p/>
-    <w:p>
-      <w:pPr>
-        <w:pStyle w:val="Titre3"/>
-      </w:pPr>
-      <w:bookmarkStart w:id="7" w:name="_Toc224038218"/>
-      <w:r>
-        <w:lastRenderedPageBreak/>
-        <w:t>Syntaxe</w:t>
-      </w:r>
-      <w:r>
-        <w:t>s</w:t>
-      </w:r>
-      <w:r>
-        <w:t xml:space="preserve"> de</w:t>
-      </w:r>
-      <w:r>
-        <w:t xml:space="preserve"> la fonction</w:t>
-      </w:r>
-      <w:r>
-        <w:t xml:space="preserve"> INDEX</w:t>
-      </w:r>
-      <w:bookmarkEnd w:id="7"/>
-    </w:p>
-    <w:p>
-      <w:pPr>
-        <w:spacing w:after="0"/>
-      </w:pPr>
-      <w:r>
-        <w:t xml:space="preserve">Il existe deux façons d'utiliser la fonction INDEX : suivant que l’on veut 1)renvoyer la valeur d’une cellule ou d’une </w:t>
-      </w:r>
-      <w:r>
-        <w:rPr>
-          <w:b/>
-          <w:bCs/>
-        </w:rPr>
-        <w:t>matrice</w:t>
-      </w:r>
-      <w:r>
-        <w:t xml:space="preserve"> de cellules spécifiée, ou bien 2)renvoyer une </w:t>
-      </w:r>
-      <w:r>
-        <w:rPr>
-          <w:b/>
-          <w:bCs/>
-        </w:rPr>
-        <w:t>référence</w:t>
-      </w:r>
-      <w:r>
-        <w:t xml:space="preserve"> à des cellules spécifiées</w:t>
-      </w:r>
-      <w:r>
-        <w:rPr>
-          <w:rStyle w:val="Appelnotedebasdep"/>
-        </w:rPr>
-        <w:footnoteReference w:id="7"/>
-      </w:r>
-      <w:r>
-        <w:t>.</w:t>
-      </w:r>
-    </w:p>
-    <w:p>
-      <w:pPr>
-        <w:spacing w:after="0"/>
-      </w:pPr>
-    </w:p>
-    <w:p>
-      <w:pPr>
-        <w:pStyle w:val="Titre4"/>
-      </w:pPr>
-      <w:bookmarkStart w:id="8" w:name="_Toc224038219"/>
-      <w:r>
-        <w:t>Syntaxe de la fonction INDEX</w:t>
-      </w:r>
-      <w:r>
-        <w:t xml:space="preserve"> dans le cas d’une matrice</w:t>
-      </w:r>
-      <w:bookmarkEnd w:id="8"/>
-    </w:p>
-    <w:p>
-      <w:r>
-        <w:rPr>
-          <w:b/>
-          <w:bCs/>
-        </w:rPr>
-        <w:t>INDEX</w:t>
-      </w:r>
-      <w:r>
-        <w:t xml:space="preserve"> </w:t>
-      </w:r>
-      <w:r>
-        <w:t>Renvoie la valeur d’un élément d’un tableau ou d’une matrice, sélectionné à partir des index de numéros de ligne et de colonne.</w:t>
-      </w:r>
-    </w:p>
-    <w:p>
-      <w:r>
-        <w:t xml:space="preserve">Dans le cas </w:t>
-      </w:r>
-      <w:r>
-        <w:rPr>
-          <w:b/>
-          <w:bCs/>
-        </w:rPr>
-        <w:t>matriciel</w:t>
-      </w:r>
-      <w:r>
-        <w:t xml:space="preserve"> la fonction INDEX contient les </w:t>
-      </w:r>
-      <w:r>
-        <w:rPr>
-          <w:b/>
-          <w:bCs/>
-        </w:rPr>
-        <w:t>3 arguments</w:t>
-      </w:r>
-      <w:r>
-        <w:t xml:space="preserve"> suivants :</w:t>
-      </w:r>
-    </w:p>
-    <w:p>
-      <w:pPr>
-        <w:jc w:val="center"/>
-        <w:rPr>
-          <w:rFonts w:ascii="Courier New" w:hAnsi="Courier New" w:cs="Courier New"/>
-          <w:b/>
-          <w:bCs/>
-          <w:i/>
-          <w:iCs/>
-          <w:sz w:val="24"/>
-          <w:szCs w:val="24"/>
-          <w:lang w:val="en-US"/>
-        </w:rPr>
-      </w:pPr>
-      <w:r>
-        <w:rPr>
-          <w:rFonts w:ascii="Courier New" w:hAnsi="Courier New" w:cs="Courier New"/>
-          <w:b/>
-          <w:bCs/>
-          <w:i/>
-          <w:iCs/>
-          <w:sz w:val="24"/>
-          <w:szCs w:val="24"/>
-          <w:lang w:val="en-US"/>
-        </w:rPr>
-        <w:t>= INDEX(</w:t>
-      </w:r>
-      <w:proofErr w:type="spellStart"/>
-      <w:r>
-        <w:rPr>
-          <w:rFonts w:ascii="Courier New" w:hAnsi="Courier New" w:cs="Courier New"/>
-          <w:b/>
-          <w:bCs/>
-          <w:i/>
-          <w:iCs/>
-          <w:sz w:val="24"/>
-          <w:szCs w:val="24"/>
-          <w:lang w:val="en-US"/>
-        </w:rPr>
-        <w:t>matrice</w:t>
-      </w:r>
-      <w:proofErr w:type="spellEnd"/>
-      <w:r>
-        <w:rPr>
-          <w:rFonts w:ascii="Courier New" w:hAnsi="Courier New" w:cs="Courier New"/>
-          <w:b/>
-          <w:bCs/>
-          <w:i/>
-          <w:iCs/>
-          <w:sz w:val="24"/>
-          <w:szCs w:val="24"/>
-          <w:lang w:val="en-US"/>
-        </w:rPr>
-        <w:t xml:space="preserve">; </w:t>
-      </w:r>
-      <w:proofErr w:type="spellStart"/>
-      <w:r>
-        <w:rPr>
-          <w:rFonts w:ascii="Courier New" w:hAnsi="Courier New" w:cs="Courier New"/>
-          <w:b/>
-          <w:bCs/>
-          <w:i/>
-          <w:iCs/>
-          <w:sz w:val="24"/>
-          <w:szCs w:val="24"/>
-          <w:lang w:val="en-US"/>
-        </w:rPr>
-        <w:t>no_lig</w:t>
-      </w:r>
-      <w:proofErr w:type="spellEnd"/>
-      <w:r>
-        <w:rPr>
-          <w:rFonts w:ascii="Courier New" w:hAnsi="Courier New" w:cs="Courier New"/>
-          <w:b/>
-          <w:bCs/>
-          <w:i/>
-          <w:iCs/>
-          <w:sz w:val="24"/>
-          <w:szCs w:val="24"/>
-          <w:lang w:val="en-US"/>
-        </w:rPr>
-        <w:t xml:space="preserve">; </w:t>
-      </w:r>
-      <w:r>
-        <w:rPr>
-          <w:rFonts w:ascii="Courier New" w:hAnsi="Courier New" w:cs="Courier New"/>
-          <w:b/>
-          <w:bCs/>
-          <w:i/>
-          <w:iCs/>
-          <w:sz w:val="24"/>
-          <w:szCs w:val="24"/>
-          <w:lang w:val="en-US"/>
-        </w:rPr>
-        <w:t>[</w:t>
-      </w:r>
-      <w:proofErr w:type="spellStart"/>
-      <w:r>
-        <w:rPr>
-          <w:rFonts w:ascii="Courier New" w:hAnsi="Courier New" w:cs="Courier New"/>
-          <w:b/>
-          <w:bCs/>
-          <w:i/>
-          <w:iCs/>
-          <w:sz w:val="24"/>
-          <w:szCs w:val="24"/>
-          <w:lang w:val="en-US"/>
-        </w:rPr>
-        <w:t>no_col</w:t>
-      </w:r>
-      <w:proofErr w:type="spellEnd"/>
-      <w:r>
-        <w:rPr>
-          <w:rFonts w:ascii="Courier New" w:hAnsi="Courier New" w:cs="Courier New"/>
-          <w:b/>
-          <w:bCs/>
-          <w:i/>
-          <w:iCs/>
-          <w:sz w:val="24"/>
-          <w:szCs w:val="24"/>
-          <w:lang w:val="en-US"/>
-        </w:rPr>
-        <w:t>])</w:t>
-      </w:r>
-    </w:p>
-    <w:p>
-      <w:pPr>
-        <w:numPr>
-          <w:ilvl w:val="0"/>
-          <w:numId w:val="9"/>
-        </w:numPr>
-        <w:spacing w:after="0"/>
-      </w:pPr>
-      <w:r>
-        <w:rPr>
-          <w:b/>
-          <w:bCs/>
-        </w:rPr>
-        <w:t>matrice</w:t>
-      </w:r>
-      <w:r>
-        <w:rPr>
-          <w:b/>
-          <w:bCs/>
-        </w:rPr>
-        <w:t>:</w:t>
-      </w:r>
-      <w:r>
-        <w:t>    </w:t>
-      </w:r>
-      <w:r>
-        <w:rPr>
-          <w:u w:val="single"/>
-        </w:rPr>
-        <w:t>Obligatoire</w:t>
-      </w:r>
-      <w:r>
-        <w:t>. Représente une plage de cellules ou une constante matricielle.</w:t>
-      </w:r>
-    </w:p>
-    <w:p>
-      <w:pPr>
-        <w:numPr>
-          <w:ilvl w:val="1"/>
-          <w:numId w:val="9"/>
-        </w:numPr>
-        <w:spacing w:after="0"/>
-      </w:pPr>
-      <w:r>
-        <w:t xml:space="preserve">Si l’argument matrice contient une seule ligne ou colonne, l’argument </w:t>
-      </w:r>
-      <w:proofErr w:type="spellStart"/>
-      <w:r>
-        <w:t>no_lig</w:t>
-      </w:r>
-      <w:proofErr w:type="spellEnd"/>
-      <w:r>
-        <w:t xml:space="preserve"> ou </w:t>
-      </w:r>
-      <w:proofErr w:type="spellStart"/>
-      <w:r>
-        <w:t>no_col</w:t>
-      </w:r>
-      <w:proofErr w:type="spellEnd"/>
-      <w:r>
-        <w:t xml:space="preserve"> est facultatif.</w:t>
-      </w:r>
-    </w:p>
-    <w:p>
-      <w:pPr>
-        <w:numPr>
-          <w:ilvl w:val="1"/>
-          <w:numId w:val="9"/>
-        </w:numPr>
-        <w:spacing w:after="0"/>
-      </w:pPr>
-      <w:r>
-        <w:t xml:space="preserve">Si l’argument matrice comporte plusieurs lignes et plusieurs colonnes et que seul l’argument </w:t>
-      </w:r>
-      <w:proofErr w:type="spellStart"/>
-      <w:r>
-        <w:t>no_lig</w:t>
-      </w:r>
-      <w:proofErr w:type="spellEnd"/>
-      <w:r>
-        <w:t xml:space="preserve"> ou </w:t>
-      </w:r>
-      <w:proofErr w:type="spellStart"/>
-      <w:r>
-        <w:t>no_col</w:t>
-      </w:r>
-      <w:proofErr w:type="spellEnd"/>
-      <w:r>
-        <w:t xml:space="preserve"> est utilisé, la fonction INDEX renvoie une matrice des valeurs de la ligne ou de la colonne entière de la matrice.</w:t>
-      </w:r>
-    </w:p>
-    <w:p>
-      <w:pPr>
-        <w:numPr>
-          <w:ilvl w:val="0"/>
-          <w:numId w:val="9"/>
-        </w:numPr>
-        <w:spacing w:after="0"/>
-      </w:pPr>
-      <w:proofErr w:type="spellStart"/>
-      <w:r>
-        <w:rPr>
-          <w:rFonts w:ascii="Courier New" w:hAnsi="Courier New" w:cs="Courier New"/>
-          <w:b/>
-          <w:bCs/>
-          <w:i/>
-          <w:iCs/>
-          <w:sz w:val="24"/>
-          <w:szCs w:val="24"/>
-        </w:rPr>
-        <w:t>no_lig</w:t>
-      </w:r>
-      <w:proofErr w:type="spellEnd"/>
-      <w:r>
-        <w:t xml:space="preserve"> : </w:t>
-      </w:r>
-      <w:r>
-        <w:rPr>
-          <w:u w:val="single"/>
-        </w:rPr>
-        <w:t>Obligatoire</w:t>
-      </w:r>
-      <w:r>
-        <w:t xml:space="preserve">, sauf si </w:t>
-      </w:r>
-      <w:proofErr w:type="spellStart"/>
-      <w:r>
-        <w:t>column_num</w:t>
-      </w:r>
-      <w:proofErr w:type="spellEnd"/>
-      <w:r>
-        <w:t xml:space="preserve"> est présent. Sélectionne la ligne de la matrice dont une valeur doit être renvoyée. Si </w:t>
-      </w:r>
-      <w:proofErr w:type="spellStart"/>
-      <w:r>
-        <w:t>no_col</w:t>
-      </w:r>
-      <w:proofErr w:type="spellEnd"/>
-      <w:r>
-        <w:t xml:space="preserve"> est omis, </w:t>
-      </w:r>
-      <w:proofErr w:type="spellStart"/>
-      <w:r>
-        <w:t>column_num</w:t>
-      </w:r>
-      <w:proofErr w:type="spellEnd"/>
-      <w:r>
-        <w:t xml:space="preserve"> est nécessaire.</w:t>
-      </w:r>
-    </w:p>
-    <w:p>
-      <w:pPr>
-        <w:numPr>
-          <w:ilvl w:val="0"/>
-          <w:numId w:val="9"/>
-        </w:numPr>
-        <w:spacing w:after="0"/>
-      </w:pPr>
-      <w:proofErr w:type="spellStart"/>
-      <w:r>
-        <w:rPr>
-          <w:rFonts w:ascii="Courier New" w:hAnsi="Courier New" w:cs="Courier New"/>
-          <w:b/>
-          <w:bCs/>
-          <w:i/>
-          <w:iCs/>
-          <w:sz w:val="24"/>
-          <w:szCs w:val="24"/>
-        </w:rPr>
-        <w:t>no_col</w:t>
-      </w:r>
-      <w:proofErr w:type="spellEnd"/>
-      <w:r>
-        <w:t>:</w:t>
-      </w:r>
-      <w:r>
-        <w:t>  </w:t>
-      </w:r>
-      <w:r>
-        <w:rPr>
-          <w:i/>
-          <w:iCs/>
-        </w:rPr>
-        <w:t>Facultatif</w:t>
-      </w:r>
-      <w:r>
-        <w:t xml:space="preserve">. Sélectionne la colonne de la matrice dont une valeur doit être renvoyée. Si </w:t>
-      </w:r>
-      <w:proofErr w:type="spellStart"/>
-      <w:r>
-        <w:t>column_num</w:t>
-      </w:r>
-      <w:proofErr w:type="spellEnd"/>
-      <w:r>
-        <w:t xml:space="preserve"> est omis, </w:t>
-      </w:r>
-      <w:proofErr w:type="spellStart"/>
-      <w:r>
-        <w:t>no_col</w:t>
-      </w:r>
-      <w:proofErr w:type="spellEnd"/>
-      <w:r>
-        <w:t xml:space="preserve"> est nécessaire.</w:t>
-      </w:r>
-    </w:p>
-    <w:p>
-      <w:pPr>
-        <w:spacing w:after="0"/>
-        <w:ind w:left="720"/>
-      </w:pPr>
-    </w:p>
-    <w:p>
-      <w:pPr>
-        <w:rPr>
-          <w:sz w:val="24"/>
-          <w:szCs w:val="24"/>
-        </w:rPr>
-      </w:pPr>
-      <w:r>
-        <w:rPr>
-          <w:noProof/>
-          <w:sz w:val="24"/>
-          <w:szCs w:val="24"/>
-          <w:lang w:val="en-US"/>
-        </w:rPr>
-        <w:drawing>
-          <wp:inline distT="0" distB="0" distL="0" distR="0" wp14:anchorId="3BD74A14" wp14:editId="57D10390">
-            <wp:extent cx="360000" cy="360000"/>
-            <wp:effectExtent l="0" t="0" r="2540" b="2540"/>
-            <wp:docPr id="1188613499" name="Graphique 1" descr="Informations avec un remplissage uni"/>
-            <wp:cNvGraphicFramePr>
-              <a:graphicFrameLocks xmlns:a="http://schemas.openxmlformats.org/drawingml/2006/main" noChangeAspect="1"/>
-            </wp:cNvGraphicFramePr>
-            <a:graphic xmlns:a="http://schemas.openxmlformats.org/drawingml/2006/main">
-              <a:graphicData uri="http://schemas.openxmlformats.org/drawingml/2006/picture">
-                <pic:pic xmlns:pic="http://schemas.openxmlformats.org/drawingml/2006/picture">
-                  <pic:nvPicPr>
-                    <pic:cNvPr id="1188613499" name="Graphique 1188613499" descr="Informations avec un remplissage uni"/>
-                    <pic:cNvPicPr/>
-                  </pic:nvPicPr>
-                  <pic:blipFill>
-                    <a:blip r:embed="rId16">
-                      <a:extLst>
-                        <a:ext uri="{96DAC541-7B7A-43D3-8B79-37D633B846F1}">
-                          <asvg:svgBlip xmlns:asvg="http://schemas.microsoft.com/office/drawing/2016/SVG/main" r:embed="rId17"/>
-                        </a:ext>
-                      </a:extLst>
-                    </a:blip>
-                    <a:stretch>
-                      <a:fillRect/>
-                    </a:stretch>
-                  </pic:blipFill>
-                  <pic:spPr>
-                    <a:xfrm>
-                      <a:off x="0" y="0"/>
-                      <a:ext cx="360000" cy="360000"/>
-                    </a:xfrm>
-                    <a:prstGeom prst="rect">
-                      <a:avLst/>
-                    </a:prstGeom>
-                  </pic:spPr>
-                </pic:pic>
-              </a:graphicData>
-            </a:graphic>
-          </wp:inline>
-        </w:drawing>
-      </w:r>
-      <w:r>
-        <w:rPr>
-          <w:sz w:val="24"/>
-          <w:szCs w:val="24"/>
-        </w:rPr>
-        <w:t xml:space="preserve"> Si les arguments </w:t>
-      </w:r>
-      <w:proofErr w:type="spellStart"/>
-      <w:r>
-        <w:rPr>
-          <w:rFonts w:ascii="Courier New" w:hAnsi="Courier New" w:cs="Courier New"/>
-          <w:b/>
-          <w:bCs/>
-          <w:i/>
-          <w:iCs/>
-          <w:sz w:val="24"/>
-          <w:szCs w:val="24"/>
-        </w:rPr>
-        <w:t>no_lig</w:t>
-      </w:r>
-      <w:proofErr w:type="spellEnd"/>
-      <w:r>
-        <w:rPr>
-          <w:sz w:val="24"/>
-          <w:szCs w:val="24"/>
-        </w:rPr>
-        <w:t xml:space="preserve"> et </w:t>
-      </w:r>
-      <w:proofErr w:type="spellStart"/>
-      <w:r>
-        <w:rPr>
-          <w:rFonts w:ascii="Courier New" w:hAnsi="Courier New" w:cs="Courier New"/>
-          <w:b/>
-          <w:bCs/>
-          <w:i/>
-          <w:iCs/>
-          <w:sz w:val="24"/>
-          <w:szCs w:val="24"/>
-        </w:rPr>
-        <w:t>no_lig</w:t>
-      </w:r>
-      <w:proofErr w:type="spellEnd"/>
-      <w:r>
-        <w:rPr>
-          <w:sz w:val="24"/>
-          <w:szCs w:val="24"/>
-        </w:rPr>
-        <w:t xml:space="preserve"> sont utilisés, INDEX retourne la valeur dans la cellule à </w:t>
-      </w:r>
-      <w:r>
-        <w:rPr>
-          <w:b/>
-          <w:bCs/>
-          <w:sz w:val="24"/>
-          <w:szCs w:val="24"/>
-        </w:rPr>
-        <w:t xml:space="preserve">l’intersection </w:t>
-      </w:r>
-      <w:r>
-        <w:rPr>
-          <w:sz w:val="24"/>
-          <w:szCs w:val="24"/>
-        </w:rPr>
-        <w:t xml:space="preserve">de </w:t>
-      </w:r>
-      <w:proofErr w:type="spellStart"/>
-      <w:r>
-        <w:rPr>
-          <w:sz w:val="24"/>
-          <w:szCs w:val="24"/>
-        </w:rPr>
-        <w:t>no_col</w:t>
-      </w:r>
-      <w:proofErr w:type="spellEnd"/>
-      <w:r>
-        <w:rPr>
-          <w:sz w:val="24"/>
-          <w:szCs w:val="24"/>
-        </w:rPr>
-        <w:t xml:space="preserve"> et </w:t>
-      </w:r>
-      <w:proofErr w:type="spellStart"/>
-      <w:r>
-        <w:rPr>
-          <w:sz w:val="24"/>
-          <w:szCs w:val="24"/>
-        </w:rPr>
-        <w:t>column_num</w:t>
-      </w:r>
-      <w:proofErr w:type="spellEnd"/>
-      <w:r>
-        <w:rPr>
-          <w:sz w:val="24"/>
-          <w:szCs w:val="24"/>
-        </w:rPr>
-        <w:t>.</w:t>
-      </w:r>
-    </w:p>
-    <w:p>
-      <w:pPr>
-        <w:rPr>
-          <w:sz w:val="24"/>
-          <w:szCs w:val="24"/>
-        </w:rPr>
-      </w:pPr>
-    </w:p>
-    <w:p>
-      <w:pPr>
-        <w:pStyle w:val="Titre4"/>
-      </w:pPr>
-      <w:bookmarkStart w:id="9" w:name="_Toc224038220"/>
-      <w:r>
-        <w:t>Syntaxe de la fonction INDEX</w:t>
-      </w:r>
-      <w:r>
-        <w:t xml:space="preserve"> dans le cas d’une référence</w:t>
-      </w:r>
-      <w:bookmarkEnd w:id="9"/>
-    </w:p>
-    <w:p>
-      <w:r>
-        <w:t xml:space="preserve">Dans ce cas </w:t>
-      </w:r>
-      <w:r>
-        <w:rPr>
-          <w:b/>
-          <w:bCs/>
-        </w:rPr>
-        <w:t>INDEX</w:t>
-      </w:r>
-      <w:r>
-        <w:t xml:space="preserve"> r</w:t>
-      </w:r>
-      <w:r>
-        <w:t>envoie la référence de la cellule située à l’intersection d’une ligne et d’une colonne déterminées. Si la référence est constituée de sélections non adjacentes, vous pouvez choisir la sélection à rechercher.</w:t>
-      </w:r>
-    </w:p>
-    <w:p>
-      <w:r>
-        <w:t xml:space="preserve">Dans le cas </w:t>
-      </w:r>
-      <w:r>
-        <w:rPr>
-          <w:b/>
-          <w:bCs/>
-        </w:rPr>
-        <w:t>d’une référence</w:t>
-      </w:r>
-      <w:r>
-        <w:t xml:space="preserve"> la fonction INDEX contient les </w:t>
-      </w:r>
-      <w:r>
-        <w:rPr>
-          <w:b/>
-          <w:bCs/>
-        </w:rPr>
-        <w:t>4</w:t>
-      </w:r>
-      <w:r>
-        <w:rPr>
-          <w:b/>
-          <w:bCs/>
-        </w:rPr>
-        <w:t xml:space="preserve"> arguments</w:t>
-      </w:r>
-      <w:r>
-        <w:t xml:space="preserve"> suivants :</w:t>
-      </w:r>
-    </w:p>
-    <w:p>
-      <w:pPr>
-        <w:jc w:val="center"/>
-        <w:rPr>
-          <w:rFonts w:ascii="Courier New" w:hAnsi="Courier New" w:cs="Courier New"/>
-          <w:b/>
-          <w:bCs/>
-          <w:i/>
-          <w:iCs/>
-          <w:sz w:val="24"/>
-          <w:szCs w:val="24"/>
-          <w:lang w:val="en-US"/>
-        </w:rPr>
-      </w:pPr>
-      <w:r>
-        <w:rPr>
-          <w:rFonts w:ascii="Courier New" w:hAnsi="Courier New" w:cs="Courier New"/>
-          <w:b/>
-          <w:bCs/>
-          <w:i/>
-          <w:iCs/>
-          <w:sz w:val="24"/>
-          <w:szCs w:val="24"/>
-          <w:lang w:val="en-US"/>
-        </w:rPr>
-        <w:t>= INDEX(</w:t>
-      </w:r>
-      <w:proofErr w:type="spellStart"/>
-      <w:r>
-        <w:rPr>
-          <w:rFonts w:ascii="Courier New" w:hAnsi="Courier New" w:cs="Courier New"/>
-          <w:b/>
-          <w:bCs/>
-          <w:i/>
-          <w:iCs/>
-          <w:sz w:val="24"/>
-          <w:szCs w:val="24"/>
-          <w:lang w:val="en-US"/>
-        </w:rPr>
-        <w:t>référence</w:t>
-      </w:r>
-      <w:proofErr w:type="spellEnd"/>
-      <w:r>
-        <w:rPr>
-          <w:rFonts w:ascii="Courier New" w:hAnsi="Courier New" w:cs="Courier New"/>
-          <w:b/>
-          <w:bCs/>
-          <w:i/>
-          <w:iCs/>
-          <w:sz w:val="24"/>
-          <w:szCs w:val="24"/>
-          <w:lang w:val="en-US"/>
-        </w:rPr>
-        <w:t xml:space="preserve">; </w:t>
-      </w:r>
-      <w:proofErr w:type="spellStart"/>
-      <w:r>
-        <w:rPr>
-          <w:rFonts w:ascii="Courier New" w:hAnsi="Courier New" w:cs="Courier New"/>
-          <w:b/>
-          <w:bCs/>
-          <w:i/>
-          <w:iCs/>
-          <w:sz w:val="24"/>
-          <w:szCs w:val="24"/>
-          <w:lang w:val="en-US"/>
-        </w:rPr>
-        <w:t>no_lig</w:t>
-      </w:r>
-      <w:proofErr w:type="spellEnd"/>
-      <w:r>
-        <w:rPr>
-          <w:rFonts w:ascii="Courier New" w:hAnsi="Courier New" w:cs="Courier New"/>
-          <w:b/>
-          <w:bCs/>
-          <w:i/>
-          <w:iCs/>
-          <w:sz w:val="24"/>
-          <w:szCs w:val="24"/>
-          <w:lang w:val="en-US"/>
-        </w:rPr>
-        <w:t xml:space="preserve">; </w:t>
-      </w:r>
-      <w:r>
-        <w:rPr>
-          <w:rFonts w:ascii="Courier New" w:hAnsi="Courier New" w:cs="Courier New"/>
-          <w:b/>
-          <w:bCs/>
-          <w:i/>
-          <w:iCs/>
-          <w:sz w:val="24"/>
-          <w:szCs w:val="24"/>
-          <w:lang w:val="en-US"/>
-        </w:rPr>
-        <w:t>[</w:t>
-      </w:r>
-      <w:proofErr w:type="spellStart"/>
-      <w:r>
-        <w:rPr>
-          <w:rFonts w:ascii="Courier New" w:hAnsi="Courier New" w:cs="Courier New"/>
-          <w:b/>
-          <w:bCs/>
-          <w:i/>
-          <w:iCs/>
-          <w:sz w:val="24"/>
-          <w:szCs w:val="24"/>
-          <w:lang w:val="en-US"/>
-        </w:rPr>
-        <w:t>no_col</w:t>
-      </w:r>
-      <w:proofErr w:type="spellEnd"/>
-      <w:r>
-        <w:rPr>
-          <w:rFonts w:ascii="Courier New" w:hAnsi="Courier New" w:cs="Courier New"/>
-          <w:b/>
-          <w:bCs/>
-          <w:i/>
-          <w:iCs/>
-          <w:sz w:val="24"/>
-          <w:szCs w:val="24"/>
-          <w:lang w:val="en-US"/>
-        </w:rPr>
-        <w:t>]; [</w:t>
-      </w:r>
-      <w:proofErr w:type="spellStart"/>
-      <w:r>
-        <w:rPr>
-          <w:rFonts w:ascii="Courier New" w:hAnsi="Courier New" w:cs="Courier New"/>
-          <w:b/>
-          <w:bCs/>
-          <w:i/>
-          <w:iCs/>
-          <w:sz w:val="24"/>
-          <w:szCs w:val="24"/>
-          <w:lang w:val="en-US"/>
-        </w:rPr>
-        <w:t>no_zone</w:t>
-      </w:r>
-      <w:proofErr w:type="spellEnd"/>
-      <w:r>
-        <w:rPr>
-          <w:rFonts w:ascii="Courier New" w:hAnsi="Courier New" w:cs="Courier New"/>
-          <w:b/>
-          <w:bCs/>
-          <w:i/>
-          <w:iCs/>
-          <w:sz w:val="24"/>
-          <w:szCs w:val="24"/>
-          <w:lang w:val="en-US"/>
-        </w:rPr>
-        <w:t>])</w:t>
-      </w:r>
-    </w:p>
-    <w:p>
-      <w:pPr>
-        <w:spacing w:after="0"/>
-        <w:rPr>
-          <w:b/>
-          <w:bCs/>
-          <w:color w:val="0070C0"/>
-          <w:lang w:val="en-US"/>
-        </w:rPr>
-      </w:pPr>
-    </w:p>
-    <w:p>
-      <w:pPr>
-        <w:numPr>
-          <w:ilvl w:val="0"/>
-          <w:numId w:val="10"/>
-        </w:numPr>
-        <w:spacing w:after="0"/>
-      </w:pPr>
-      <w:r>
-        <w:rPr>
-          <w:b/>
-          <w:bCs/>
-        </w:rPr>
-        <w:t>référence</w:t>
-      </w:r>
-      <w:r>
-        <w:t>    </w:t>
-      </w:r>
-      <w:r>
-        <w:rPr>
-          <w:u w:val="single"/>
-        </w:rPr>
-        <w:t>Obligatoire</w:t>
-      </w:r>
-      <w:r>
-        <w:t>. Représente une référence à une ou plusieurs plages de cellules.</w:t>
-      </w:r>
-    </w:p>
-    <w:p>
-      <w:pPr>
-        <w:numPr>
-          <w:ilvl w:val="1"/>
-          <w:numId w:val="10"/>
-        </w:numPr>
-        <w:spacing w:after="0"/>
-      </w:pPr>
-      <w:r>
-        <w:t xml:space="preserve">Si vous entrez une plage </w:t>
-      </w:r>
-      <w:r>
-        <w:rPr>
-          <w:i/>
-          <w:iCs/>
-        </w:rPr>
-        <w:t>non adjacente</w:t>
-      </w:r>
-      <w:r>
-        <w:t xml:space="preserve"> pour la référence, placez la référence entre parenthèses.</w:t>
-      </w:r>
-    </w:p>
-    <w:p>
-      <w:pPr>
-        <w:numPr>
-          <w:ilvl w:val="1"/>
-          <w:numId w:val="10"/>
-        </w:numPr>
-        <w:spacing w:after="0"/>
-      </w:pPr>
-      <w:r>
-        <w:lastRenderedPageBreak/>
-        <w:t xml:space="preserve">Si chaque zone de référence contient une seule ligne ou colonne, l’argument </w:t>
-      </w:r>
-      <w:proofErr w:type="spellStart"/>
-      <w:r>
-        <w:t>no_lig</w:t>
-      </w:r>
-      <w:proofErr w:type="spellEnd"/>
-      <w:r>
-        <w:t xml:space="preserve"> </w:t>
-      </w:r>
-      <w:r>
-        <w:t xml:space="preserve">ou </w:t>
-      </w:r>
-      <w:proofErr w:type="spellStart"/>
-      <w:r>
-        <w:t>no</w:t>
-      </w:r>
-      <w:r>
-        <w:t>_</w:t>
-      </w:r>
-      <w:r>
-        <w:t>col</w:t>
-      </w:r>
-      <w:proofErr w:type="spellEnd"/>
-      <w:r>
-        <w:t>, respectivement, est facultatif. Par exemple, dans le cas d’un argument réf à une seule ligne, utilisez la fonction INDEX(</w:t>
-      </w:r>
-      <w:proofErr w:type="gramStart"/>
-      <w:r>
-        <w:t>réf;;</w:t>
-      </w:r>
-      <w:proofErr w:type="spellStart"/>
-      <w:proofErr w:type="gramEnd"/>
-      <w:r>
-        <w:t>no_col</w:t>
-      </w:r>
-      <w:proofErr w:type="spellEnd"/>
-      <w:r>
-        <w:t>).</w:t>
-      </w:r>
-    </w:p>
-    <w:p>
-      <w:pPr>
-        <w:numPr>
-          <w:ilvl w:val="0"/>
-          <w:numId w:val="10"/>
-        </w:numPr>
-        <w:spacing w:after="0"/>
-      </w:pPr>
-      <w:proofErr w:type="spellStart"/>
-      <w:r>
-        <w:rPr>
-          <w:b/>
-          <w:bCs/>
-        </w:rPr>
-        <w:t>no_lig</w:t>
-      </w:r>
-      <w:proofErr w:type="spellEnd"/>
-      <w:r>
-        <w:t>    Obligatoire. Représente le numéro de la ligne de référence à partir de laquelle une référence doit être renvoyée.</w:t>
-      </w:r>
-    </w:p>
-    <w:p>
-      <w:pPr>
-        <w:numPr>
-          <w:ilvl w:val="0"/>
-          <w:numId w:val="10"/>
-        </w:numPr>
-        <w:spacing w:after="0"/>
-      </w:pPr>
-      <w:proofErr w:type="spellStart"/>
-      <w:r>
-        <w:rPr>
-          <w:b/>
-          <w:bCs/>
-        </w:rPr>
-        <w:t>n</w:t>
-      </w:r>
-      <w:r>
-        <w:rPr>
-          <w:b/>
-          <w:bCs/>
-        </w:rPr>
-        <w:t>o</w:t>
-      </w:r>
-      <w:r>
-        <w:rPr>
-          <w:b/>
-          <w:bCs/>
-        </w:rPr>
-        <w:t>_</w:t>
-      </w:r>
-      <w:r>
-        <w:rPr>
-          <w:b/>
-          <w:bCs/>
-        </w:rPr>
-        <w:t>col</w:t>
-      </w:r>
-      <w:proofErr w:type="spellEnd"/>
-      <w:r>
-        <w:t>    Facultatif. Représente le numéro de la colonne de référence à partir de laquelle une référence doit être renvoyée.</w:t>
-      </w:r>
-    </w:p>
-    <w:p>
-      <w:pPr>
-        <w:numPr>
-          <w:ilvl w:val="0"/>
-          <w:numId w:val="10"/>
-        </w:numPr>
-        <w:spacing w:after="0"/>
-      </w:pPr>
-      <w:proofErr w:type="spellStart"/>
-      <w:r>
-        <w:rPr>
-          <w:b/>
-          <w:bCs/>
-        </w:rPr>
-        <w:t>no</w:t>
-      </w:r>
-      <w:r>
-        <w:rPr>
-          <w:b/>
-          <w:bCs/>
-        </w:rPr>
-        <w:t>_</w:t>
-      </w:r>
-      <w:r>
-        <w:rPr>
-          <w:b/>
-          <w:bCs/>
-        </w:rPr>
-        <w:t>zone</w:t>
-      </w:r>
-      <w:proofErr w:type="spellEnd"/>
-      <w:r>
-        <w:t xml:space="preserve">    Facultatif. Sélectionne une plage de référence à partir de laquelle retourner l’intersection de </w:t>
-      </w:r>
-      <w:proofErr w:type="spellStart"/>
-      <w:r>
-        <w:t>no_lig</w:t>
-      </w:r>
-      <w:proofErr w:type="spellEnd"/>
-      <w:r>
-        <w:t xml:space="preserve"> et de </w:t>
-      </w:r>
-      <w:proofErr w:type="spellStart"/>
-      <w:r>
-        <w:t>n</w:t>
-      </w:r>
-      <w:r>
-        <w:t>o</w:t>
-      </w:r>
-      <w:r>
-        <w:t>_</w:t>
-      </w:r>
-      <w:r>
-        <w:t>col</w:t>
-      </w:r>
-      <w:proofErr w:type="spellEnd"/>
-      <w:r>
-        <w:t xml:space="preserve">. La première zone sélectionnée ou entrée porte le numéro 1, la deuxième le numéro 2, et ainsi de suite. Si </w:t>
-      </w:r>
-      <w:proofErr w:type="spellStart"/>
-      <w:r>
-        <w:t>area_num</w:t>
-      </w:r>
-      <w:proofErr w:type="spellEnd"/>
-      <w:r>
-        <w:t xml:space="preserve"> est omis, INDEX utilise la zone 1.  </w:t>
-      </w:r>
-      <w:r>
-        <w:rPr>
-          <mc:AlternateContent>
-            <mc:Choice Requires="w16se"/>
-            <mc:Fallback>
-              <w:rFonts w:ascii="Segoe UI Emoji" w:eastAsia="Segoe UI Emoji" w:hAnsi="Segoe UI Emoji" w:cs="Segoe UI Emoji"/>
-            </mc:Fallback>
-          </mc:AlternateContent>
-          <w:b/>
-          <w:bCs/>
-        </w:rPr>
-        <mc:AlternateContent>
-          <mc:Choice Requires="w16se">
-            <w16se:symEx w16se:font="Segoe UI Emoji" w16se:char="26A0"/>
-          </mc:Choice>
-          <mc:Fallback>
-            <w:t>⚠</w:t>
-          </mc:Fallback>
-        </mc:AlternateContent>
-      </w:r>
-      <w:r>
-        <w:rPr>
-          <w:b/>
-          <w:bCs/>
-        </w:rPr>
-        <w:t>Les zones répertoriées ici doivent toutes se trouver sur une seule feuille.</w:t>
-      </w:r>
-      <w:r>
-        <w:t> </w:t>
-      </w:r>
-    </w:p>
-    <w:p/>
-    <w:p>
-      <w:pPr>
-        <w:rPr>
-          <w:b/>
-          <w:bCs/>
-          <w:color w:val="0070C0"/>
-        </w:rPr>
-      </w:pPr>
-    </w:p>
-    <w:p>
-      <w:r>
-        <w:rPr>
-          <w:rFonts w:ascii="Arial" w:hAnsi="Arial" w:cs="Arial"/>
-        </w:rPr>
-        <w:t>►</w:t>
-      </w:r>
-      <w:r>
-        <w:t xml:space="preserve">Ensuite, mettez la </w:t>
-      </w:r>
-      <w:r>
-        <w:t>fonction</w:t>
-      </w:r>
-      <w:r>
-        <w:t xml:space="preserve"> INDEX suivante dans Cellule B1 pour commencer à extraire les noms des feuilles de calcul à l'aide de vos noms précédemment définis « </w:t>
-      </w:r>
-      <w:proofErr w:type="spellStart"/>
-      <w:r>
-        <w:t>ListSheets</w:t>
-      </w:r>
-      <w:proofErr w:type="spellEnd"/>
-      <w:r>
-        <w:t xml:space="preserve"> » nom:</w:t>
-      </w:r>
-    </w:p>
-    <w:p>
-      <w:pPr>
-        <w:rPr>
-          <w:b/>
-          <w:bCs/>
-        </w:rPr>
-      </w:pPr>
-      <w:r>
-        <w:rPr>
-          <w:b/>
-          <w:bCs/>
-        </w:rPr>
-        <w:t>=INDEX(ListSheets,A1)</w:t>
-      </w:r>
-    </w:p>
-    <w:p>
-      <w:pPr>
-        <w:rPr>
-          <w:b/>
-          <w:bCs/>
-        </w:rPr>
-      </w:pPr>
-      <w:r>
-        <w:rPr>
-          <w:b/>
-          <w:bCs/>
-          <w:noProof/>
-        </w:rPr>
-        <w:drawing>
-          <wp:inline distT="0" distB="0" distL="0" distR="0" wp14:anchorId="6713EF9C" wp14:editId="0FCDF797">
-            <wp:extent cx="5760720" cy="2578100"/>
-            <wp:effectExtent l="0" t="0" r="0" b="0"/>
-            <wp:docPr id="2012400084" name="Image 1"/>
-            <wp:cNvGraphicFramePr>
-              <a:graphicFrameLocks xmlns:a="http://schemas.openxmlformats.org/drawingml/2006/main" noChangeAspect="1"/>
-            </wp:cNvGraphicFramePr>
-            <a:graphic xmlns:a="http://schemas.openxmlformats.org/drawingml/2006/main">
-              <a:graphicData uri="http://schemas.openxmlformats.org/drawingml/2006/picture">
-                <pic:pic xmlns:pic="http://schemas.openxmlformats.org/drawingml/2006/picture">
-                  <pic:nvPicPr>
-                    <pic:cNvPr id="2012400084" name=""/>
-                    <pic:cNvPicPr/>
-                  </pic:nvPicPr>
-                  <pic:blipFill>
-                    <a:blip r:embed="rId18"/>
-                    <a:stretch>
-                      <a:fillRect/>
-                    </a:stretch>
-                  </pic:blipFill>
-                  <pic:spPr>
-                    <a:xfrm>
-                      <a:off x="0" y="0"/>
-                      <a:ext cx="5760720" cy="2578100"/>
-                    </a:xfrm>
-                    <a:prstGeom prst="rect">
-                      <a:avLst/>
-                    </a:prstGeom>
-                  </pic:spPr>
-                </pic:pic>
-              </a:graphicData>
-            </a:graphic>
-          </wp:inline>
-        </w:drawing>
-      </w:r>
-    </w:p>
     <w:p>
       <w:r>
         <w:rPr>
@@ -5474,7 +5922,7 @@
                     <pic:cNvPicPr/>
                   </pic:nvPicPr>
                   <pic:blipFill>
-                    <a:blip r:embed="rId19"/>
+                    <a:blip r:embed="rId20"/>
                     <a:stretch>
                       <a:fillRect/>
                     </a:stretch>
@@ -5509,11 +5957,11 @@
       <w:pPr>
         <w:pStyle w:val="Titre2"/>
       </w:pPr>
-      <w:bookmarkStart w:id="10" w:name="_Toc224038221"/>
+      <w:bookmarkStart w:id="11" w:name="_Toc224049523"/>
       <w:r>
         <w:t>Avec LIRE.CLASSEUR , TRANSPOSE et SUBSTITUE</w:t>
       </w:r>
-      <w:bookmarkEnd w:id="10"/>
+      <w:bookmarkEnd w:id="11"/>
     </w:p>
     <w:p>
       <w:r>
@@ -5586,7 +6034,7 @@
                     <pic:cNvPicPr/>
                   </pic:nvPicPr>
                   <pic:blipFill>
-                    <a:blip r:embed="rId8"/>
+                    <a:blip r:embed="rId11"/>
                     <a:stretch>
                       <a:fillRect/>
                     </a:stretch>
@@ -5670,7 +6118,7 @@
                     <pic:cNvPicPr/>
                   </pic:nvPicPr>
                   <pic:blipFill>
-                    <a:blip r:embed="rId9"/>
+                    <a:blip r:embed="rId12"/>
                     <a:stretch>
                       <a:fillRect/>
                     </a:stretch>
@@ -5741,7 +6189,7 @@
                     <pic:cNvPicPr/>
                   </pic:nvPicPr>
                   <pic:blipFill>
-                    <a:blip r:embed="rId10"/>
+                    <a:blip r:embed="rId13"/>
                     <a:stretch>
                       <a:fillRect/>
                     </a:stretch>
@@ -5904,7 +6352,7 @@
                     <pic:cNvPicPr/>
                   </pic:nvPicPr>
                   <pic:blipFill>
-                    <a:blip r:embed="rId20"/>
+                    <a:blip r:embed="rId21"/>
                     <a:stretch>
                       <a:fillRect/>
                     </a:stretch>
@@ -5956,7 +6404,7 @@
                     <pic:cNvPicPr/>
                   </pic:nvPicPr>
                   <pic:blipFill>
-                    <a:blip r:embed="rId21"/>
+                    <a:blip r:embed="rId22"/>
                     <a:stretch>
                       <a:fillRect/>
                     </a:stretch>
@@ -6021,54 +6469,6 @@
                 <pic:pic xmlns:pic="http://schemas.openxmlformats.org/drawingml/2006/picture">
                   <pic:nvPicPr>
                     <pic:cNvPr id="1403146824" name=""/>
-                    <pic:cNvPicPr/>
-                  </pic:nvPicPr>
-                  <pic:blipFill>
-                    <a:blip r:embed="rId22"/>
-                    <a:stretch>
-                      <a:fillRect/>
-                    </a:stretch>
-                  </pic:blipFill>
-                  <pic:spPr>
-                    <a:xfrm>
-                      <a:off x="0" y="0"/>
-                      <a:ext cx="5760720" cy="2075815"/>
-                    </a:xfrm>
-                    <a:prstGeom prst="rect">
-                      <a:avLst/>
-                    </a:prstGeom>
-                  </pic:spPr>
-                </pic:pic>
-              </a:graphicData>
-            </a:graphic>
-          </wp:inline>
-        </w:drawing>
-      </w:r>
-    </w:p>
-    <w:p>
-      <w:pPr>
-        <w:rPr>
-          <w:rFonts w:ascii="Arial" w:hAnsi="Arial" w:cs="Arial"/>
-        </w:rPr>
-      </w:pPr>
-      <w:r>
-        <w:rPr>
-          <w:rFonts w:ascii="Arial" w:hAnsi="Arial" w:cs="Arial"/>
-          <w:noProof/>
-        </w:rPr>
-        <w:drawing>
-          <wp:inline distT="0" distB="0" distL="0" distR="0" wp14:anchorId="675CEF79" wp14:editId="705CEC3F">
-            <wp:extent cx="5760720" cy="2075815"/>
-            <wp:effectExtent l="0" t="0" r="0" b="635"/>
-            <wp:docPr id="247910560" name="Image 1"/>
-            <wp:cNvGraphicFramePr>
-              <a:graphicFrameLocks xmlns:a="http://schemas.openxmlformats.org/drawingml/2006/main" noChangeAspect="1"/>
-            </wp:cNvGraphicFramePr>
-            <a:graphic xmlns:a="http://schemas.openxmlformats.org/drawingml/2006/main">
-              <a:graphicData uri="http://schemas.openxmlformats.org/drawingml/2006/picture">
-                <pic:pic xmlns:pic="http://schemas.openxmlformats.org/drawingml/2006/picture">
-                  <pic:nvPicPr>
-                    <pic:cNvPr id="247910560" name=""/>
                     <pic:cNvPicPr/>
                   </pic:nvPicPr>
                   <pic:blipFill>
@@ -6095,6 +6495,54 @@
     </w:p>
     <w:p>
       <w:pPr>
+        <w:rPr>
+          <w:rFonts w:ascii="Arial" w:hAnsi="Arial" w:cs="Arial"/>
+        </w:rPr>
+      </w:pPr>
+      <w:r>
+        <w:rPr>
+          <w:rFonts w:ascii="Arial" w:hAnsi="Arial" w:cs="Arial"/>
+          <w:noProof/>
+        </w:rPr>
+        <w:drawing>
+          <wp:inline distT="0" distB="0" distL="0" distR="0" wp14:anchorId="675CEF79" wp14:editId="705CEC3F">
+            <wp:extent cx="5760720" cy="2075815"/>
+            <wp:effectExtent l="0" t="0" r="0" b="635"/>
+            <wp:docPr id="247910560" name="Image 1"/>
+            <wp:cNvGraphicFramePr>
+              <a:graphicFrameLocks xmlns:a="http://schemas.openxmlformats.org/drawingml/2006/main" noChangeAspect="1"/>
+            </wp:cNvGraphicFramePr>
+            <a:graphic xmlns:a="http://schemas.openxmlformats.org/drawingml/2006/main">
+              <a:graphicData uri="http://schemas.openxmlformats.org/drawingml/2006/picture">
+                <pic:pic xmlns:pic="http://schemas.openxmlformats.org/drawingml/2006/picture">
+                  <pic:nvPicPr>
+                    <pic:cNvPr id="247910560" name=""/>
+                    <pic:cNvPicPr/>
+                  </pic:nvPicPr>
+                  <pic:blipFill>
+                    <a:blip r:embed="rId24"/>
+                    <a:stretch>
+                      <a:fillRect/>
+                    </a:stretch>
+                  </pic:blipFill>
+                  <pic:spPr>
+                    <a:xfrm>
+                      <a:off x="0" y="0"/>
+                      <a:ext cx="5760720" cy="2075815"/>
+                    </a:xfrm>
+                    <a:prstGeom prst="rect">
+                      <a:avLst/>
+                    </a:prstGeom>
+                  </pic:spPr>
+                </pic:pic>
+              </a:graphicData>
+            </a:graphic>
+          </wp:inline>
+        </w:drawing>
+      </w:r>
+    </w:p>
+    <w:p>
+      <w:pPr>
         <w:spacing w:after="0"/>
       </w:pPr>
       <w:r>
@@ -6135,11 +6583,11 @@
       <w:pPr>
         <w:pStyle w:val="Titre3"/>
       </w:pPr>
-      <w:bookmarkStart w:id="11" w:name="_Toc224038222"/>
+      <w:bookmarkStart w:id="12" w:name="_Toc224049524"/>
       <w:r>
         <w:t>Syntaxe de la fonction SUBSTITUE</w:t>
       </w:r>
-      <w:bookmarkEnd w:id="11"/>
+      <w:bookmarkEnd w:id="12"/>
     </w:p>
     <w:p>
       <w:r>
@@ -6518,10 +6966,10 @@
                     <pic:cNvPicPr/>
                   </pic:nvPicPr>
                   <pic:blipFill>
-                    <a:blip r:embed="rId16">
+                    <a:blip r:embed="rId17">
                       <a:extLst>
                         <a:ext uri="{96DAC541-7B7A-43D3-8B79-37D633B846F1}">
-                          <asvg:svgBlip xmlns:asvg="http://schemas.microsoft.com/office/drawing/2016/SVG/main" r:embed="rId17"/>
+                          <asvg:svgBlip xmlns:asvg="http://schemas.microsoft.com/office/drawing/2016/SVG/main" r:embed="rId18"/>
                         </a:ext>
                       </a:extLst>
                     </a:blip>
@@ -6596,11 +7044,11 @@
       <w:pPr>
         <w:pStyle w:val="Titre3"/>
       </w:pPr>
-      <w:bookmarkStart w:id="12" w:name="_Toc224038223"/>
+      <w:bookmarkStart w:id="13" w:name="_Toc224049525"/>
       <w:r>
         <w:t>Syntaxe de la fonction TRANSPOSE</w:t>
       </w:r>
-      <w:bookmarkEnd w:id="12"/>
+      <w:bookmarkEnd w:id="13"/>
     </w:p>
     <w:p>
       <w:pPr>
@@ -6811,10 +7259,10 @@
                     <pic:cNvPicPr/>
                   </pic:nvPicPr>
                   <pic:blipFill>
-                    <a:blip r:embed="rId16">
+                    <a:blip r:embed="rId17">
                       <a:extLst>
                         <a:ext uri="{96DAC541-7B7A-43D3-8B79-37D633B846F1}">
-                          <asvg:svgBlip xmlns:asvg="http://schemas.microsoft.com/office/drawing/2016/SVG/main" r:embed="rId24"/>
+                          <asvg:svgBlip xmlns:asvg="http://schemas.microsoft.com/office/drawing/2016/SVG/main" r:embed="rId25"/>
                         </a:ext>
                       </a:extLst>
                     </a:blip>
@@ -6873,10 +7321,10 @@
                     <pic:cNvPicPr/>
                   </pic:nvPicPr>
                   <pic:blipFill>
-                    <a:blip r:embed="rId16">
+                    <a:blip r:embed="rId17">
                       <a:extLst>
                         <a:ext uri="{96DAC541-7B7A-43D3-8B79-37D633B846F1}">
-                          <asvg:svgBlip xmlns:asvg="http://schemas.microsoft.com/office/drawing/2016/SVG/main" r:embed="rId17"/>
+                          <asvg:svgBlip xmlns:asvg="http://schemas.microsoft.com/office/drawing/2016/SVG/main" r:embed="rId18"/>
                         </a:ext>
                       </a:extLst>
                     </a:blip>
@@ -6913,7 +7361,7 @@
         </w:rPr>
         <w:t>Si vous ne savez pas comment entrer une formule matricielle, consultez </w:t>
       </w:r>
-      <w:hyperlink r:id="rId25" w:history="1">
+      <w:hyperlink r:id="rId26" w:history="1">
         <w:r>
           <w:rPr>
             <w:rStyle w:val="Lienhypertexte"/>
@@ -7045,11 +7493,11 @@
       <w:pPr>
         <w:pStyle w:val="Titre3"/>
       </w:pPr>
-      <w:bookmarkStart w:id="13" w:name="_Toc224038224"/>
+      <w:bookmarkStart w:id="14" w:name="_Toc224049526"/>
       <w:r>
         <w:t>Explications :</w:t>
       </w:r>
-      <w:bookmarkEnd w:id="13"/>
+      <w:bookmarkEnd w:id="14"/>
     </w:p>
     <w:p>
       <w:pPr>
@@ -7145,7 +7593,7 @@
                     <pic:cNvPicPr/>
                   </pic:nvPicPr>
                   <pic:blipFill>
-                    <a:blip r:embed="rId26"/>
+                    <a:blip r:embed="rId27"/>
                     <a:stretch>
                       <a:fillRect/>
                     </a:stretch>
@@ -7206,7 +7654,7 @@
                     <pic:cNvPicPr/>
                   </pic:nvPicPr>
                   <pic:blipFill>
-                    <a:blip r:embed="rId27"/>
+                    <a:blip r:embed="rId28"/>
                     <a:stretch>
                       <a:fillRect/>
                     </a:stretch>
@@ -7260,7 +7708,7 @@
                     <pic:cNvPicPr/>
                   </pic:nvPicPr>
                   <pic:blipFill>
-                    <a:blip r:embed="rId28"/>
+                    <a:blip r:embed="rId29"/>
                     <a:stretch>
                       <a:fillRect/>
                     </a:stretch>
@@ -7285,11 +7733,11 @@
       <w:pPr>
         <w:pStyle w:val="Titre2"/>
       </w:pPr>
-      <w:bookmarkStart w:id="14" w:name="_Toc224038225"/>
+      <w:bookmarkStart w:id="15" w:name="_Toc224049527"/>
       <w:r>
         <w:t>Avec LIRE.CLASSEUR, REMPLACER, TROUVE et TRANSPOSE</w:t>
       </w:r>
-      <w:bookmarkEnd w:id="14"/>
+      <w:bookmarkEnd w:id="15"/>
     </w:p>
     <w:p>
       <w:r>
@@ -7300,7 +7748,7 @@
       <w:pPr>
         <w:pStyle w:val="Titre3"/>
       </w:pPr>
-      <w:bookmarkStart w:id="15" w:name="_Toc224038226"/>
+      <w:bookmarkStart w:id="16" w:name="_Toc224049528"/>
       <w:r>
         <w:t>Étape 1 : Clique</w:t>
       </w:r>
@@ -7310,7 +7758,7 @@
       <w:r>
         <w:t xml:space="preserve"> sur Formules &gt; Définir un nom</w:t>
       </w:r>
-      <w:bookmarkEnd w:id="15"/>
+      <w:bookmarkEnd w:id="16"/>
     </w:p>
     <w:p>
       <w:r>
@@ -7375,7 +7823,7 @@
                     <pic:cNvPicPr/>
                   </pic:nvPicPr>
                   <pic:blipFill>
-                    <a:blip r:embed="rId8"/>
+                    <a:blip r:embed="rId11"/>
                     <a:stretch>
                       <a:fillRect/>
                     </a:stretch>
@@ -7441,11 +7889,11 @@
       <w:pPr>
         <w:pStyle w:val="Titre3"/>
       </w:pPr>
-      <w:bookmarkStart w:id="16" w:name="_Toc224038227"/>
+      <w:bookmarkStart w:id="17" w:name="_Toc224049529"/>
       <w:r>
         <w:t>Étape 2 : Modifiez le nom et la formule dans la boîte de dialogue Nouveau nom</w:t>
       </w:r>
-      <w:bookmarkEnd w:id="16"/>
+      <w:bookmarkEnd w:id="17"/>
     </w:p>
     <w:p/>
     <w:p>
@@ -7470,7 +7918,7 @@
                     <pic:cNvPicPr/>
                   </pic:nvPicPr>
                   <pic:blipFill>
-                    <a:blip r:embed="rId9"/>
+                    <a:blip r:embed="rId12"/>
                     <a:stretch>
                       <a:fillRect/>
                     </a:stretch>
@@ -7566,7 +8014,7 @@
                     <pic:cNvPicPr/>
                   </pic:nvPicPr>
                   <pic:blipFill>
-                    <a:blip r:embed="rId10"/>
+                    <a:blip r:embed="rId13"/>
                     <a:stretch>
                       <a:fillRect/>
                     </a:stretch>
@@ -7673,7 +8121,7 @@
                     <pic:cNvPicPr/>
                   </pic:nvPicPr>
                   <pic:blipFill>
-                    <a:blip r:embed="rId29"/>
+                    <a:blip r:embed="rId30"/>
                     <a:stretch>
                       <a:fillRect/>
                     </a:stretch>
@@ -7725,7 +8173,7 @@
                     <pic:cNvPicPr/>
                   </pic:nvPicPr>
                   <pic:blipFill>
-                    <a:blip r:embed="rId30"/>
+                    <a:blip r:embed="rId31"/>
                     <a:stretch>
                       <a:fillRect/>
                     </a:stretch>
@@ -7777,7 +8225,7 @@
                     <pic:cNvPicPr/>
                   </pic:nvPicPr>
                   <pic:blipFill>
-                    <a:blip r:embed="rId31"/>
+                    <a:blip r:embed="rId32"/>
                     <a:stretch>
                       <a:fillRect/>
                     </a:stretch>
@@ -7830,7 +8278,7 @@
                     <pic:cNvPicPr/>
                   </pic:nvPicPr>
                   <pic:blipFill>
-                    <a:blip r:embed="rId32"/>
+                    <a:blip r:embed="rId33"/>
                     <a:stretch>
                       <a:fillRect/>
                     </a:stretch>
@@ -7872,11 +8320,11 @@
       <w:pPr>
         <w:pStyle w:val="Titre3"/>
       </w:pPr>
-      <w:bookmarkStart w:id="17" w:name="_Toc224038228"/>
+      <w:bookmarkStart w:id="18" w:name="_Toc224049530"/>
       <w:r>
         <w:t>Étape 3 : Utilisation d'une formule pour lister les noms des feuilles</w:t>
       </w:r>
-      <w:bookmarkEnd w:id="17"/>
+      <w:bookmarkEnd w:id="18"/>
     </w:p>
     <w:p>
       <w:r>
@@ -7945,7 +8393,7 @@
                     <pic:cNvPicPr/>
                   </pic:nvPicPr>
                   <pic:blipFill>
-                    <a:blip r:embed="rId33"/>
+                    <a:blip r:embed="rId34"/>
                     <a:stretch>
                       <a:fillRect/>
                     </a:stretch>
@@ -7991,7 +8439,7 @@
                     <pic:cNvPicPr/>
                   </pic:nvPicPr>
                   <pic:blipFill>
-                    <a:blip r:embed="rId34"/>
+                    <a:blip r:embed="rId35"/>
                     <a:stretch>
                       <a:fillRect/>
                     </a:stretch>
@@ -8026,7 +8474,7 @@
       <w:pPr>
         <w:pStyle w:val="Titre2"/>
       </w:pPr>
-      <w:bookmarkStart w:id="18" w:name="_Toc224038229"/>
+      <w:bookmarkStart w:id="19" w:name="_Toc224049531"/>
       <w:r>
         <w:t xml:space="preserve">Avec LIRE.CLASSEUR, </w:t>
       </w:r>
@@ -8039,7 +8487,7 @@
       <w:r>
         <w:t>INDEX</w:t>
       </w:r>
-      <w:bookmarkEnd w:id="18"/>
+      <w:bookmarkEnd w:id="19"/>
       <w:r>
         <w:t xml:space="preserve"> </w:t>
       </w:r>
@@ -8108,10 +8556,10 @@
                     <pic:cNvPicPr/>
                   </pic:nvPicPr>
                   <pic:blipFill>
-                    <a:blip r:embed="rId16">
+                    <a:blip r:embed="rId17">
                       <a:extLst>
                         <a:ext uri="{96DAC541-7B7A-43D3-8B79-37D633B846F1}">
-                          <asvg:svgBlip xmlns:asvg="http://schemas.microsoft.com/office/drawing/2016/SVG/main" r:embed="rId35"/>
+                          <asvg:svgBlip xmlns:asvg="http://schemas.microsoft.com/office/drawing/2016/SVG/main" r:embed="rId36"/>
                         </a:ext>
                       </a:extLst>
                     </a:blip>
@@ -8201,7 +8649,7 @@
       <w:pPr>
         <w:pStyle w:val="Titre3"/>
       </w:pPr>
-      <w:bookmarkStart w:id="19" w:name="_Toc224038230"/>
+      <w:bookmarkStart w:id="20" w:name="_Toc224049532"/>
       <w:r>
         <w:t>Étape 1 : Clique</w:t>
       </w:r>
@@ -8223,7 +8671,7 @@
       <w:r>
         <w:t>estionnaire de noms</w:t>
       </w:r>
-      <w:bookmarkEnd w:id="19"/>
+      <w:bookmarkEnd w:id="20"/>
     </w:p>
     <w:p>
       <w:r>
@@ -8265,7 +8713,7 @@
                     <pic:cNvPicPr/>
                   </pic:nvPicPr>
                   <pic:blipFill>
-                    <a:blip r:embed="rId36"/>
+                    <a:blip r:embed="rId37"/>
                     <a:stretch>
                       <a:fillRect/>
                     </a:stretch>
@@ -8290,7 +8738,7 @@
       <w:pPr>
         <w:pStyle w:val="Titre3"/>
       </w:pPr>
-      <w:bookmarkStart w:id="20" w:name="_Toc224038231"/>
+      <w:bookmarkStart w:id="21" w:name="_Toc224049533"/>
       <w:r>
         <w:t xml:space="preserve">Étape </w:t>
       </w:r>
@@ -8312,7 +8760,7 @@
       <w:r>
         <w:t>insérer un nouveau nom</w:t>
       </w:r>
-      <w:bookmarkEnd w:id="20"/>
+      <w:bookmarkEnd w:id="21"/>
     </w:p>
     <w:p>
       <w:r>
@@ -8381,7 +8829,7 @@
                     <pic:cNvPicPr/>
                   </pic:nvPicPr>
                   <pic:blipFill>
-                    <a:blip r:embed="rId37"/>
+                    <a:blip r:embed="rId38"/>
                     <a:stretch>
                       <a:fillRect/>
                     </a:stretch>
@@ -8406,7 +8854,7 @@
       <w:pPr>
         <w:pStyle w:val="Titre3"/>
       </w:pPr>
-      <w:bookmarkStart w:id="21" w:name="_Toc224038232"/>
+      <w:bookmarkStart w:id="22" w:name="_Toc224049534"/>
       <w:r>
         <w:t xml:space="preserve">Étape </w:t>
       </w:r>
@@ -8422,7 +8870,7 @@
       <w:r>
         <w:t>r la fonction LIRE.CLASSEUR(1)</w:t>
       </w:r>
-      <w:bookmarkEnd w:id="21"/>
+      <w:bookmarkEnd w:id="22"/>
     </w:p>
     <w:p>
       <w:r>
@@ -8469,7 +8917,7 @@
                     <pic:cNvPicPr/>
                   </pic:nvPicPr>
                   <pic:blipFill>
-                    <a:blip r:embed="rId38"/>
+                    <a:blip r:embed="rId39"/>
                     <a:stretch>
                       <a:fillRect/>
                     </a:stretch>
@@ -8511,7 +8959,7 @@
                     <pic:cNvPicPr/>
                   </pic:nvPicPr>
                   <pic:blipFill>
-                    <a:blip r:embed="rId39"/>
+                    <a:blip r:embed="rId40"/>
                     <a:stretch>
                       <a:fillRect/>
                     </a:stretch>
@@ -8571,7 +9019,7 @@
                     <pic:cNvPicPr/>
                   </pic:nvPicPr>
                   <pic:blipFill>
-                    <a:blip r:embed="rId40"/>
+                    <a:blip r:embed="rId41"/>
                     <a:stretch>
                       <a:fillRect/>
                     </a:stretch>
@@ -8654,7 +9102,7 @@
                     <pic:cNvPicPr/>
                   </pic:nvPicPr>
                   <pic:blipFill>
-                    <a:blip r:embed="rId41"/>
+                    <a:blip r:embed="rId42"/>
                     <a:stretch>
                       <a:fillRect/>
                     </a:stretch>
@@ -8694,7 +9142,7 @@
       <w:pPr>
         <w:pStyle w:val="Titre3"/>
       </w:pPr>
-      <w:bookmarkStart w:id="22" w:name="_Toc224038233"/>
+      <w:bookmarkStart w:id="23" w:name="_Toc224049535"/>
       <w:r>
         <w:t xml:space="preserve">Étape </w:t>
       </w:r>
@@ -8719,7 +9167,7 @@
       <w:r>
         <w:t>pour n’extraire que le nom des feuilles</w:t>
       </w:r>
-      <w:bookmarkEnd w:id="22"/>
+      <w:bookmarkEnd w:id="23"/>
     </w:p>
     <w:p>
       <w:r>
@@ -8813,7 +9261,7 @@
       <w:pPr>
         <w:pStyle w:val="Titre4"/>
       </w:pPr>
-      <w:bookmarkStart w:id="23" w:name="_Toc224038234"/>
+      <w:bookmarkStart w:id="24" w:name="_Toc224049536"/>
       <w:r>
         <w:t>Syntaxe de</w:t>
       </w:r>
@@ -8823,7 +9271,7 @@
       <w:r>
         <w:t xml:space="preserve"> STXT</w:t>
       </w:r>
-      <w:bookmarkEnd w:id="23"/>
+      <w:bookmarkEnd w:id="24"/>
     </w:p>
     <w:p>
       <w:r>
@@ -9250,21 +9698,21 @@
       <w:pPr>
         <w:pStyle w:val="Titre4"/>
       </w:pPr>
-      <w:bookmarkStart w:id="24" w:name="_Toc224038235"/>
+      <w:bookmarkStart w:id="25" w:name="_Toc224049537"/>
       <w:r>
         <w:t>Explications</w:t>
       </w:r>
-      <w:bookmarkEnd w:id="24"/>
+      <w:bookmarkEnd w:id="25"/>
     </w:p>
     <w:p>
       <w:pPr>
         <w:pStyle w:val="Titre4"/>
       </w:pPr>
-      <w:bookmarkStart w:id="25" w:name="_Toc224038236"/>
+      <w:bookmarkStart w:id="26" w:name="_Toc224049538"/>
       <w:r>
         <w:t>Décomposer le résultat de LIRE.CLASSEUR()</w:t>
       </w:r>
-      <w:bookmarkEnd w:id="25"/>
+      <w:bookmarkEnd w:id="26"/>
     </w:p>
     <w:p>
       <w:pPr>
@@ -9729,167 +10177,7 @@
                     <pic:cNvPicPr/>
                   </pic:nvPicPr>
                   <pic:blipFill>
-                    <a:blip r:embed="rId12">
-                      <a:extLst>
-                        <a:ext uri="{96DAC541-7B7A-43D3-8B79-37D633B846F1}">
-                          <asvg:svgBlip xmlns:asvg="http://schemas.microsoft.com/office/drawing/2016/SVG/main" r:embed="rId42"/>
-                        </a:ext>
-                      </a:extLst>
-                    </a:blip>
-                    <a:stretch>
-                      <a:fillRect/>
-                    </a:stretch>
-                  </pic:blipFill>
-                  <pic:spPr>
-                    <a:xfrm>
-                      <a:off x="0" y="0"/>
-                      <a:ext cx="540000" cy="540000"/>
-                    </a:xfrm>
-                    <a:prstGeom prst="rect">
-                      <a:avLst/>
-                    </a:prstGeom>
-                  </pic:spPr>
-                </pic:pic>
-              </a:graphicData>
-            </a:graphic>
-          </wp:inline>
-        </w:drawing>
-      </w:r>
-      <w:r>
-        <w:rPr>
-          <w:sz w:val="24"/>
-          <w:szCs w:val="24"/>
-        </w:rPr>
-        <w:t>Le nombre maximal de caractères autorisés dans le nom d’un</w:t>
-      </w:r>
-      <w:r>
-        <w:rPr>
-          <w:sz w:val="24"/>
-          <w:szCs w:val="24"/>
-        </w:rPr>
-        <w:t>e</w:t>
-      </w:r>
-      <w:r>
-        <w:rPr>
-          <w:sz w:val="24"/>
-          <w:szCs w:val="24"/>
-        </w:rPr>
-        <w:t xml:space="preserve"> feuille Microsoft Excel est de </w:t>
-      </w:r>
-      <w:r>
-        <w:rPr>
-          <w:b/>
-          <w:bCs/>
-          <w:sz w:val="24"/>
-          <w:szCs w:val="24"/>
-        </w:rPr>
-        <w:t>31</w:t>
-      </w:r>
-      <w:r>
-        <w:rPr>
-          <w:rStyle w:val="Appelnotedebasdep"/>
-          <w:b/>
-          <w:bCs/>
-          <w:sz w:val="24"/>
-          <w:szCs w:val="24"/>
-        </w:rPr>
-        <w:footnoteReference w:id="12"/>
-      </w:r>
-      <w:r>
-        <w:rPr>
-          <w:sz w:val="24"/>
-          <w:szCs w:val="24"/>
-        </w:rPr>
-        <w:t>. Cette limite</w:t>
-      </w:r>
-      <w:r>
-        <w:rPr>
-          <w:sz w:val="24"/>
-          <w:szCs w:val="24"/>
-        </w:rPr>
-        <w:t xml:space="preserve"> </w:t>
-      </w:r>
-      <w:r>
-        <w:rPr>
-          <w:sz w:val="24"/>
-          <w:szCs w:val="24"/>
-        </w:rPr>
-        <w:t>est codée en dur</w:t>
-      </w:r>
-      <w:r>
-        <w:rPr>
-          <w:rStyle w:val="Appelnotedebasdep"/>
-          <w:sz w:val="24"/>
-          <w:szCs w:val="24"/>
-        </w:rPr>
-        <w:footnoteReference w:id="13"/>
-      </w:r>
-      <w:r>
-        <w:rPr>
-          <w:sz w:val="24"/>
-          <w:szCs w:val="24"/>
-        </w:rPr>
-        <w:t xml:space="preserve"> et </w:t>
-      </w:r>
-      <w:r>
-        <w:rPr>
-          <w:sz w:val="24"/>
-          <w:szCs w:val="24"/>
-        </w:rPr>
-        <w:t>ne peut pas être modifiée</w:t>
-      </w:r>
-      <w:r>
-        <w:rPr>
-          <w:rStyle w:val="Appelnotedebasdep"/>
-          <w:sz w:val="24"/>
-          <w:szCs w:val="24"/>
-        </w:rPr>
-        <w:footnoteReference w:id="14"/>
-      </w:r>
-      <w:r>
-        <w:rPr>
-          <w:sz w:val="24"/>
-          <w:szCs w:val="24"/>
-        </w:rPr>
-        <w:t>.</w:t>
-      </w:r>
-    </w:p>
-    <w:p>
-      <w:pPr>
-        <w:spacing w:after="0"/>
-        <w:rPr>
-          <w:b/>
-          <w:bCs/>
-        </w:rPr>
-      </w:pPr>
-    </w:p>
-    <w:p>
-      <w:pPr>
-        <w:spacing w:after="0"/>
-      </w:pPr>
-      <w:r>
-        <w:rPr>
-          <w:noProof/>
-          <w:sz w:val="24"/>
-          <w:szCs w:val="24"/>
-        </w:rPr>
-        <w:drawing>
-          <wp:inline distT="0" distB="0" distL="0" distR="0" wp14:anchorId="3B0189C7" wp14:editId="450F7ADF">
-            <wp:extent cx="540000" cy="540000"/>
-            <wp:effectExtent l="0" t="0" r="0" b="0"/>
-            <wp:docPr id="1364202014" name="Graphique 1" descr="Informations avec un remplissage uni"/>
-            <wp:cNvGraphicFramePr>
-              <a:graphicFrameLocks xmlns:a="http://schemas.openxmlformats.org/drawingml/2006/main" noChangeAspect="1"/>
-            </wp:cNvGraphicFramePr>
-            <a:graphic xmlns:a="http://schemas.openxmlformats.org/drawingml/2006/main">
-              <a:graphicData uri="http://schemas.openxmlformats.org/drawingml/2006/picture">
-                <pic:pic xmlns:pic="http://schemas.openxmlformats.org/drawingml/2006/picture">
-                  <pic:nvPicPr>
-                    <pic:cNvPr id="451675176" name="Graphique 451675176" descr="Informations avec un remplissage uni"/>
-                    <pic:cNvPicPr/>
-                  </pic:nvPicPr>
-                  <pic:blipFill>
-                    <a:blip r:embed="rId16">
+                    <a:blip r:embed="rId8">
                       <a:extLst>
                         <a:ext uri="{96DAC541-7B7A-43D3-8B79-37D633B846F1}">
                           <asvg:svgBlip xmlns:asvg="http://schemas.microsoft.com/office/drawing/2016/SVG/main" r:embed="rId43"/>
@@ -9916,6 +10204,166 @@
         </w:drawing>
       </w:r>
       <w:r>
+        <w:rPr>
+          <w:sz w:val="24"/>
+          <w:szCs w:val="24"/>
+        </w:rPr>
+        <w:t>Le nombre maximal de caractères autorisés dans le nom d’un</w:t>
+      </w:r>
+      <w:r>
+        <w:rPr>
+          <w:sz w:val="24"/>
+          <w:szCs w:val="24"/>
+        </w:rPr>
+        <w:t>e</w:t>
+      </w:r>
+      <w:r>
+        <w:rPr>
+          <w:sz w:val="24"/>
+          <w:szCs w:val="24"/>
+        </w:rPr>
+        <w:t xml:space="preserve"> feuille Microsoft Excel est de </w:t>
+      </w:r>
+      <w:r>
+        <w:rPr>
+          <w:b/>
+          <w:bCs/>
+          <w:sz w:val="24"/>
+          <w:szCs w:val="24"/>
+        </w:rPr>
+        <w:t>31</w:t>
+      </w:r>
+      <w:r>
+        <w:rPr>
+          <w:rStyle w:val="Appelnotedebasdep"/>
+          <w:b/>
+          <w:bCs/>
+          <w:sz w:val="24"/>
+          <w:szCs w:val="24"/>
+        </w:rPr>
+        <w:footnoteReference w:id="12"/>
+      </w:r>
+      <w:r>
+        <w:rPr>
+          <w:sz w:val="24"/>
+          <w:szCs w:val="24"/>
+        </w:rPr>
+        <w:t>. Cette limite</w:t>
+      </w:r>
+      <w:r>
+        <w:rPr>
+          <w:sz w:val="24"/>
+          <w:szCs w:val="24"/>
+        </w:rPr>
+        <w:t xml:space="preserve"> </w:t>
+      </w:r>
+      <w:r>
+        <w:rPr>
+          <w:sz w:val="24"/>
+          <w:szCs w:val="24"/>
+        </w:rPr>
+        <w:t>est codée en dur</w:t>
+      </w:r>
+      <w:r>
+        <w:rPr>
+          <w:rStyle w:val="Appelnotedebasdep"/>
+          <w:sz w:val="24"/>
+          <w:szCs w:val="24"/>
+        </w:rPr>
+        <w:footnoteReference w:id="13"/>
+      </w:r>
+      <w:r>
+        <w:rPr>
+          <w:sz w:val="24"/>
+          <w:szCs w:val="24"/>
+        </w:rPr>
+        <w:t xml:space="preserve"> et </w:t>
+      </w:r>
+      <w:r>
+        <w:rPr>
+          <w:sz w:val="24"/>
+          <w:szCs w:val="24"/>
+        </w:rPr>
+        <w:t>ne peut pas être modifiée</w:t>
+      </w:r>
+      <w:r>
+        <w:rPr>
+          <w:rStyle w:val="Appelnotedebasdep"/>
+          <w:sz w:val="24"/>
+          <w:szCs w:val="24"/>
+        </w:rPr>
+        <w:footnoteReference w:id="14"/>
+      </w:r>
+      <w:r>
+        <w:rPr>
+          <w:sz w:val="24"/>
+          <w:szCs w:val="24"/>
+        </w:rPr>
+        <w:t>.</w:t>
+      </w:r>
+    </w:p>
+    <w:p>
+      <w:pPr>
+        <w:spacing w:after="0"/>
+        <w:rPr>
+          <w:b/>
+          <w:bCs/>
+        </w:rPr>
+      </w:pPr>
+    </w:p>
+    <w:p>
+      <w:pPr>
+        <w:spacing w:after="0"/>
+      </w:pPr>
+      <w:r>
+        <w:rPr>
+          <w:noProof/>
+          <w:sz w:val="24"/>
+          <w:szCs w:val="24"/>
+        </w:rPr>
+        <w:drawing>
+          <wp:inline distT="0" distB="0" distL="0" distR="0" wp14:anchorId="3B0189C7" wp14:editId="450F7ADF">
+            <wp:extent cx="540000" cy="540000"/>
+            <wp:effectExtent l="0" t="0" r="0" b="0"/>
+            <wp:docPr id="1364202014" name="Graphique 1" descr="Informations avec un remplissage uni"/>
+            <wp:cNvGraphicFramePr>
+              <a:graphicFrameLocks xmlns:a="http://schemas.openxmlformats.org/drawingml/2006/main" noChangeAspect="1"/>
+            </wp:cNvGraphicFramePr>
+            <a:graphic xmlns:a="http://schemas.openxmlformats.org/drawingml/2006/main">
+              <a:graphicData uri="http://schemas.openxmlformats.org/drawingml/2006/picture">
+                <pic:pic xmlns:pic="http://schemas.openxmlformats.org/drawingml/2006/picture">
+                  <pic:nvPicPr>
+                    <pic:cNvPr id="451675176" name="Graphique 451675176" descr="Informations avec un remplissage uni"/>
+                    <pic:cNvPicPr/>
+                  </pic:nvPicPr>
+                  <pic:blipFill>
+                    <a:blip r:embed="rId17">
+                      <a:extLst>
+                        <a:ext uri="{96DAC541-7B7A-43D3-8B79-37D633B846F1}">
+                          <asvg:svgBlip xmlns:asvg="http://schemas.microsoft.com/office/drawing/2016/SVG/main" r:embed="rId44"/>
+                        </a:ext>
+                      </a:extLst>
+                    </a:blip>
+                    <a:stretch>
+                      <a:fillRect/>
+                    </a:stretch>
+                  </pic:blipFill>
+                  <pic:spPr>
+                    <a:xfrm>
+                      <a:off x="0" y="0"/>
+                      <a:ext cx="540000" cy="540000"/>
+                    </a:xfrm>
+                    <a:prstGeom prst="rect">
+                      <a:avLst/>
+                    </a:prstGeom>
+                  </pic:spPr>
+                </pic:pic>
+              </a:graphicData>
+            </a:graphic>
+          </wp:inline>
+        </w:drawing>
+      </w:r>
+      <w:r>
         <w:t xml:space="preserve">Donc on va </w:t>
       </w:r>
       <w:r>
@@ -10010,6 +10458,9 @@
         <w:spacing w:after="0"/>
       </w:pPr>
       <w:r>
+        <w:rPr>
+          <w:noProof/>
+        </w:rPr>
         <w:drawing>
           <wp:inline distT="0" distB="0" distL="0" distR="0" wp14:anchorId="2EC04DD9" wp14:editId="33184AB8">
             <wp:extent cx="5760720" cy="2574290"/>
@@ -10026,7 +10477,7 @@
                     <pic:cNvPicPr/>
                   </pic:nvPicPr>
                   <pic:blipFill>
-                    <a:blip r:embed="rId44"/>
+                    <a:blip r:embed="rId45"/>
                     <a:stretch>
                       <a:fillRect/>
                     </a:stretch>
@@ -10086,10 +10537,52 @@
           <w:szCs w:val="28"/>
         </w:rPr>
       </w:pPr>
-      <w:r>
-        <w:rPr>
-          <w:b/>
-          <w:bCs/>
+    </w:p>
+    <w:p>
+      <w:pPr>
+        <w:pStyle w:val="Titre4"/>
+      </w:pPr>
+      <w:bookmarkStart w:id="27" w:name="_Toc224049539"/>
+      <w:r>
+        <w:t>Autre solution avec la fonction DROITE()</w:t>
+      </w:r>
+      <w:bookmarkEnd w:id="27"/>
+    </w:p>
+    <w:p>
+      <w:r>
+        <w:t>Nous pourrions</w:t>
+      </w:r>
+      <w:r>
+        <w:t>, aussi,</w:t>
+      </w:r>
+      <w:r>
+        <w:t xml:space="preserve"> utiliser la fonction DROITE(),</w:t>
+      </w:r>
+      <w:r>
+        <w:t xml:space="preserve"> comme ceci :</w:t>
+      </w:r>
+    </w:p>
+    <w:p>
+      <w:r>
+        <w:t>=DROITE(LIRE.CLASSEUR(1);NBCAR(LIRE.CLASSEUR(1))-TROUVE("]";LIRE.CLASSEUR(1)))</w:t>
+      </w:r>
+    </w:p>
+    <w:p/>
+    <w:p>
+      <w:pPr>
+        <w:spacing w:after="0"/>
+        <w:rPr>
+          <w:b/>
+          <w:bCs/>
+          <w:sz w:val="28"/>
+          <w:szCs w:val="28"/>
+        </w:rPr>
+      </w:pPr>
+      <w:r>
+        <w:rPr>
+          <w:b/>
+          <w:bCs/>
+          <w:noProof/>
           <w:sz w:val="28"/>
           <w:szCs w:val="28"/>
         </w:rPr>
@@ -10110,7 +10603,7 @@
                     <pic:cNvPicPr/>
                   </pic:nvPicPr>
                   <pic:blipFill>
-                    <a:blip r:embed="rId45"/>
+                    <a:blip r:embed="rId46"/>
                     <a:stretch>
                       <a:fillRect/>
                     </a:stretch>
@@ -10256,6 +10749,9 @@
         <w:spacing w:after="0"/>
       </w:pPr>
       <w:r>
+        <w:rPr>
+          <w:noProof/>
+        </w:rPr>
         <w:drawing>
           <wp:inline distT="0" distB="0" distL="0" distR="0" wp14:anchorId="1853AAEF" wp14:editId="7865EADF">
             <wp:extent cx="5565830" cy="2136038"/>
@@ -10272,7 +10768,7 @@
                     <pic:cNvPicPr/>
                   </pic:nvPicPr>
                   <pic:blipFill rotWithShape="1">
-                    <a:blip r:embed="rId46"/>
+                    <a:blip r:embed="rId47"/>
                     <a:srcRect t="38097" r="31175"/>
                     <a:stretch>
                       <a:fillRect/>
@@ -10310,186 +10806,559 @@
     <w:p>
       <w:pPr>
         <w:pStyle w:val="Titre3"/>
+      </w:pPr>
+      <w:bookmarkStart w:id="28" w:name="_Toc224049540"/>
+      <w:r>
+        <w:t xml:space="preserve">Étape </w:t>
+      </w:r>
+      <w:r>
+        <w:t>5</w:t>
+      </w:r>
+      <w:r>
+        <w:t xml:space="preserve"> : </w:t>
+      </w:r>
+      <w:r>
+        <w:t>Énumérer le nom des feuilles du classeur</w:t>
+      </w:r>
+      <w:bookmarkEnd w:id="28"/>
+    </w:p>
+    <w:p>
+      <w:pPr>
+        <w:spacing w:after="0"/>
+      </w:pPr>
+      <w:r>
+        <w:t>Pour cela</w:t>
+      </w:r>
+      <w:r>
+        <w:t xml:space="preserve"> que nous allons</w:t>
+      </w:r>
+      <w:r>
+        <w:t xml:space="preserve"> utiliser la</w:t>
+      </w:r>
+      <w:r>
+        <w:t xml:space="preserve"> fonction </w:t>
+      </w:r>
+      <w:r>
+        <w:t>INDEX</w:t>
+      </w:r>
+      <w:r>
+        <w:t xml:space="preserve"> le</w:t>
+      </w:r>
+    </w:p>
+    <w:p>
+      <w:pPr>
+        <w:spacing w:after="0"/>
+      </w:pPr>
+      <w:r>
+        <w:t>premier argument et la matrice dans</w:t>
+      </w:r>
+    </w:p>
+    <w:p>
+      <w:pPr>
+        <w:spacing w:after="0"/>
+      </w:pPr>
+      <w:r>
+        <w:t>laquelle se trouve la donnée il s'agit</w:t>
+      </w:r>
+    </w:p>
+    <w:p>
+      <w:pPr>
+        <w:spacing w:after="0"/>
+      </w:pPr>
+      <w:r>
+        <w:t>donc ici du nom matrice feuille et</w:t>
+      </w:r>
+    </w:p>
+    <w:p>
+      <w:pPr>
+        <w:spacing w:after="0"/>
+      </w:pPr>
+      <w:r>
+        <w:t>ensuite pour extraire donc la feuille</w:t>
+      </w:r>
+    </w:p>
+    <w:p>
+      <w:pPr>
+        <w:spacing w:after="0"/>
+      </w:pPr>
+      <w:r>
+        <w:t>qui correspond à un numéro donné nous</w:t>
+      </w:r>
+    </w:p>
+    <w:p>
+      <w:pPr>
+        <w:spacing w:after="0"/>
+      </w:pPr>
+      <w:r>
+        <w:t>allons tout d'abord spécifier que nous</w:t>
+      </w:r>
+    </w:p>
+    <w:p>
+      <w:pPr>
+        <w:spacing w:after="0"/>
+      </w:pPr>
+      <w:r>
+        <w:t>voulons rester sur la première ligne en</w:t>
+      </w:r>
+    </w:p>
+    <w:p>
+      <w:pPr>
+        <w:spacing w:after="0"/>
+      </w:pPr>
+      <w:r>
+        <w:t>saisissant la valeur de 0 sur l'argument</w:t>
+      </w:r>
+    </w:p>
+    <w:p>
+      <w:pPr>
+        <w:spacing w:after="0"/>
+      </w:pPr>
+      <w:r>
+        <w:t>nos lignes et c'est sur le numéro de</w:t>
+      </w:r>
+    </w:p>
+    <w:p>
+      <w:pPr>
+        <w:spacing w:after="0"/>
+      </w:pPr>
+      <w:r>
+        <w:lastRenderedPageBreak/>
+        <w:t>colonne que nous allons pouvoir</w:t>
+      </w:r>
+    </w:p>
+    <w:p>
+      <w:pPr>
+        <w:spacing w:after="0"/>
+      </w:pPr>
+      <w:r>
+        <w:t>effectuer notre extraction donc ici nous</w:t>
+      </w:r>
+    </w:p>
+    <w:p>
+      <w:pPr>
+        <w:spacing w:after="0"/>
+      </w:pPr>
+      <w:r>
+        <w:t>allons vouloir récupérer la feuille qui</w:t>
+      </w:r>
+    </w:p>
+    <w:p>
+      <w:pPr>
+        <w:spacing w:after="0"/>
+      </w:pPr>
+      <w:r>
+        <w:t>correspond à l'idée en cours d'analyse</w:t>
+      </w:r>
+    </w:p>
+    <w:p>
+      <w:pPr>
+        <w:spacing w:after="0"/>
+      </w:pPr>
+      <w:r>
+        <w:t xml:space="preserve">ici cette idée et donc l'idée </w:t>
+      </w:r>
+      <w:proofErr w:type="gramStart"/>
+      <w:r>
+        <w:t>sauf que</w:t>
+      </w:r>
+      <w:proofErr w:type="gramEnd"/>
+    </w:p>
+    <w:p>
+      <w:pPr>
+        <w:spacing w:after="0"/>
+      </w:pPr>
+      <w:r>
+        <w:t>si nous validons la fonction à ce</w:t>
+      </w:r>
+    </w:p>
+    <w:p>
+      <w:pPr>
+        <w:spacing w:after="0"/>
+      </w:pPr>
+      <w:r>
+        <w:t>moment-là bien entendu Excel va nous</w:t>
+      </w:r>
+    </w:p>
+    <w:p>
+      <w:pPr>
+        <w:spacing w:after="0"/>
+      </w:pPr>
+      <w:r>
+        <w:t>retourner le nom de la première feuille</w:t>
+      </w:r>
+    </w:p>
+    <w:p>
+      <w:pPr>
+        <w:spacing w:after="0"/>
+      </w:pPr>
+      <w:r>
+        <w:t>de calcul du classeur qui est la feuille</w:t>
+      </w:r>
+    </w:p>
+    <w:p>
+      <w:pPr>
+        <w:spacing w:after="0"/>
+      </w:pPr>
+      <w:r>
+        <w:t>synthèse nous allons donc pouvoir</w:t>
+      </w:r>
+    </w:p>
+    <w:p>
+      <w:pPr>
+        <w:spacing w:after="0"/>
+      </w:pPr>
+      <w:r>
+        <w:t>rajouter un élément à celui que nous</w:t>
+      </w:r>
+    </w:p>
+    <w:p>
+      <w:pPr>
+        <w:spacing w:after="0"/>
+      </w:pPr>
+      <w:r>
+        <w:t>allons vouloir extraire en ajoutant plus</w:t>
+      </w:r>
+    </w:p>
+    <w:p>
+      <w:pPr>
+        <w:spacing w:after="0"/>
+      </w:pPr>
+      <w:r>
+        <w:t>1 ce qui va nous permettre de récupérer</w:t>
+      </w:r>
+    </w:p>
+    <w:p>
+      <w:pPr>
+        <w:spacing w:after="0"/>
+      </w:pPr>
+      <w:r>
+        <w:t>directement la deuxième feuille de</w:t>
+      </w:r>
+    </w:p>
+    <w:p>
+      <w:pPr>
+        <w:spacing w:after="0"/>
+      </w:pPr>
+      <w:r>
+        <w:t>calcul du classeur qui correspond en</w:t>
+      </w:r>
+    </w:p>
+    <w:p>
+      <w:pPr>
+        <w:spacing w:after="0"/>
+      </w:pPr>
+      <w:r>
+        <w:t>réalité au premier magasin analysé cela</w:t>
+      </w:r>
+    </w:p>
+    <w:p>
+      <w:pPr>
+        <w:spacing w:after="0"/>
+      </w:pPr>
+      <w:r>
+        <w:t>est en fait nous allons pouvoir étendre</w:t>
+      </w:r>
+    </w:p>
+    <w:p>
+      <w:pPr>
+        <w:spacing w:after="0"/>
+      </w:pPr>
+      <w:r>
+        <w:t>notre formule sur toutes les cellules de</w:t>
+      </w:r>
+    </w:p>
+    <w:p>
+      <w:pPr>
+        <w:spacing w:after="0"/>
+      </w:pPr>
+      <w:r>
+        <w:t>la colonne en utilisant la poignée de</w:t>
+      </w:r>
+    </w:p>
+    <w:p>
+      <w:pPr>
+        <w:spacing w:after="0"/>
+      </w:pPr>
+      <w:r>
+        <w:t>recopie ce qui nous permettra de</w:t>
+      </w:r>
+    </w:p>
+    <w:p>
+      <w:pPr>
+        <w:spacing w:after="0"/>
+      </w:pPr>
+      <w:r>
+        <w:t>récupérer tout d'abord les trois</w:t>
+      </w:r>
+    </w:p>
+    <w:p>
+      <w:pPr>
+        <w:spacing w:after="0"/>
+      </w:pPr>
+      <w:r>
+        <w:t>premiers magasins et ensuite nous aurons</w:t>
+      </w:r>
+    </w:p>
+    <w:p>
+      <w:pPr>
+        <w:spacing w:after="0"/>
+      </w:pPr>
+      <w:r>
+        <w:t>une série d'erreurs bref pour éviter de</w:t>
+      </w:r>
+    </w:p>
+    <w:p>
+      <w:pPr>
+        <w:spacing w:after="0"/>
+      </w:pPr>
+      <w:r>
+        <w:t>générer ces erreurs il nous suffira tout</w:t>
+      </w:r>
+    </w:p>
+    <w:p>
+      <w:pPr>
+        <w:spacing w:after="0"/>
+      </w:pPr>
+      <w:r>
+        <w:t>simplement d'encapsuler ce résultat en</w:t>
+      </w:r>
+    </w:p>
+    <w:p>
+      <w:pPr>
+        <w:spacing w:after="0"/>
+      </w:pPr>
+      <w:r>
+        <w:t>tant qu'argument de la fonction cire</w:t>
+      </w:r>
+    </w:p>
+    <w:p>
+      <w:pPr>
+        <w:spacing w:after="0"/>
+      </w:pPr>
+      <w:r>
+        <w:t>cette fonction-cire permet d'effectuer</w:t>
+      </w:r>
+    </w:p>
+    <w:p>
+      <w:pPr>
+        <w:spacing w:after="0"/>
+      </w:pPr>
+      <w:r>
+        <w:t>un test sur une fonction que nous</w:t>
+      </w:r>
+    </w:p>
+    <w:p>
+      <w:pPr>
+        <w:spacing w:after="0"/>
+      </w:pPr>
+      <w:r>
+        <w:t>saisissons en tant que première argument</w:t>
+      </w:r>
+    </w:p>
+    <w:p>
+      <w:pPr>
+        <w:spacing w:after="0"/>
+      </w:pPr>
+      <w:r>
+        <w:t>lorsque ce résultat n'est pas une erreur</w:t>
+      </w:r>
+    </w:p>
+    <w:p>
+      <w:pPr>
+        <w:spacing w:after="0"/>
+      </w:pPr>
+      <w:r>
+        <w:t xml:space="preserve">et la fonction </w:t>
+      </w:r>
+      <w:proofErr w:type="spellStart"/>
+      <w:r>
+        <w:t>sierreur</w:t>
+      </w:r>
+      <w:proofErr w:type="spellEnd"/>
+      <w:r>
+        <w:t xml:space="preserve"> envers alors ce</w:t>
+      </w:r>
+    </w:p>
+    <w:p>
+      <w:pPr>
+        <w:spacing w:after="0"/>
+      </w:pPr>
+      <w:r>
+        <w:t>résultat en tant que son propre résultat</w:t>
+      </w:r>
+    </w:p>
+    <w:p>
+      <w:pPr>
+        <w:spacing w:after="0"/>
+      </w:pPr>
+      <w:r>
+        <w:t>en revanche dans le cas contraire alors</w:t>
+      </w:r>
+    </w:p>
+    <w:p>
+      <w:pPr>
+        <w:spacing w:after="0"/>
+      </w:pPr>
+      <w:r>
+        <w:t>nous pourrons renvoyer un résultat</w:t>
+      </w:r>
+    </w:p>
+    <w:p>
+      <w:pPr>
+        <w:spacing w:after="0"/>
+      </w:pPr>
+      <w:r>
+        <w:t>alternatif ici nous n'allons rien</w:t>
+      </w:r>
+    </w:p>
+    <w:p>
+      <w:pPr>
+        <w:spacing w:after="0"/>
+      </w:pPr>
+      <w:r>
+        <w:t>afficher en saisissant les doubles</w:t>
+      </w:r>
+    </w:p>
+    <w:p>
+      <w:pPr>
+        <w:spacing w:after="0"/>
+      </w:pPr>
+      <w:r>
+        <w:t>guillemets lorsque nous validons en</w:t>
+      </w:r>
+    </w:p>
+    <w:p>
+      <w:pPr>
+        <w:spacing w:after="0"/>
+      </w:pPr>
+      <w:r>
+        <w:t>appuyant sur les touches contrôlées</w:t>
+      </w:r>
+    </w:p>
+    <w:p>
+      <w:pPr>
+        <w:spacing w:after="0"/>
+      </w:pPr>
+      <w:r>
+        <w:t>entrées pour valider la fonction sur</w:t>
+      </w:r>
+    </w:p>
+    <w:p>
+      <w:pPr>
+        <w:spacing w:after="0"/>
+      </w:pPr>
+      <w:r>
+        <w:t>l'ensemble des cellules sélectionnées</w:t>
+      </w:r>
+    </w:p>
+    <w:p>
+      <w:pPr>
+        <w:spacing w:after="0"/>
+      </w:pPr>
+      <w:r>
+        <w:t>Excel nous récupérera une fois de plus</w:t>
+      </w:r>
+    </w:p>
+    <w:p>
+      <w:pPr>
+        <w:spacing w:after="0"/>
+      </w:pPr>
+      <w:r>
+        <w:lastRenderedPageBreak/>
+        <w:t>les noms des magasins mais cette fois-ci</w:t>
+      </w:r>
+    </w:p>
+    <w:p>
+      <w:pPr>
+        <w:spacing w:after="0"/>
+      </w:pPr>
+      <w:r>
+        <w:t>nous n'aurons pas les erreurs alors</w:t>
+      </w:r>
+    </w:p>
+    <w:p>
+      <w:pPr>
+        <w:pStyle w:val="Titre4"/>
+      </w:pPr>
+      <w:bookmarkStart w:id="29" w:name="_Toc224049541"/>
+      <w:r>
+        <w:t>Rendre la fonction LIRE.CLASSEUR() dynamique</w:t>
+      </w:r>
+      <w:bookmarkEnd w:id="29"/>
+    </w:p>
+    <w:p>
+      <w:pPr>
+        <w:spacing w:after="0"/>
+      </w:pPr>
+    </w:p>
+    <w:p>
+      <w:pPr>
+        <w:spacing w:after="0"/>
+      </w:pPr>
+    </w:p>
+    <w:p>
+      <w:pPr>
+        <w:spacing w:after="0"/>
+      </w:pPr>
+    </w:p>
+    <w:p>
+      <w:pPr>
+        <w:spacing w:after="0"/>
+      </w:pPr>
+    </w:p>
+    <w:p>
+      <w:pPr>
+        <w:spacing w:after="0"/>
+      </w:pPr>
+    </w:p>
+    <w:p/>
+    <w:p>
+      <w:pPr>
+        <w:pStyle w:val="Titre2"/>
         <w:rPr>
           <w:highlight w:val="yellow"/>
         </w:rPr>
       </w:pPr>
-      <w:bookmarkStart w:id="26" w:name="_Toc224038237"/>
+      <w:bookmarkStart w:id="30" w:name="_Toc224049542"/>
       <w:r>
         <w:rPr>
           <w:highlight w:val="yellow"/>
         </w:rPr>
-        <w:t xml:space="preserve">Étape </w:t>
-      </w:r>
-      <w:r>
-        <w:rPr>
-          <w:highlight w:val="yellow"/>
-        </w:rPr>
-        <w:t>5</w:t>
-      </w:r>
-      <w:r>
-        <w:rPr>
-          <w:highlight w:val="yellow"/>
-        </w:rPr>
-        <w:t xml:space="preserve"> : </w:t>
-      </w:r>
-      <w:r>
-        <w:rPr>
-          <w:highlight w:val="yellow"/>
-        </w:rPr>
-        <w:t>Énumérer le nom des feuilles du classeur</w:t>
-      </w:r>
-      <w:bookmarkEnd w:id="26"/>
+        <w:t>Pour aller plus loin</w:t>
+      </w:r>
+      <w:bookmarkEnd w:id="30"/>
+    </w:p>
+    <w:p>
+      <w:pPr>
+        <w:pStyle w:val="Titre3"/>
+      </w:pPr>
+      <w:bookmarkStart w:id="31" w:name="_Toc224049543"/>
+      <w:r>
+        <w:t>Rendre dynamique l'affichage</w:t>
+      </w:r>
+      <w:bookmarkEnd w:id="31"/>
+    </w:p>
+    <w:p>
+      <w:r>
+        <w:t>T(MAINTENANT()</w:t>
+      </w:r>
+    </w:p>
+    <w:p>
+      <w:pPr>
+        <w:pStyle w:val="Titre3"/>
+      </w:pPr>
+      <w:bookmarkStart w:id="32" w:name="_Toc224049544"/>
+      <w:r>
+        <w:t>On peut ajouter des liens hypertexte sur le nom des feuilles.</w:t>
+      </w:r>
+      <w:bookmarkEnd w:id="32"/>
     </w:p>
     <w:p/>
     <w:p>
       <w:pPr>
-        <w:spacing w:after="0"/>
-      </w:pPr>
-    </w:p>
-    <w:p>
-      <w:pPr>
-        <w:spacing w:after="0"/>
-      </w:pPr>
-      <w:r>
-        <w:drawing>
-          <wp:inline distT="0" distB="0" distL="0" distR="0" wp14:anchorId="19ADEAD6" wp14:editId="4016D9CD">
-            <wp:extent cx="1047896" cy="504895"/>
-            <wp:effectExtent l="0" t="0" r="0" b="9525"/>
-            <wp:docPr id="1512042790" name="Image 1"/>
-            <wp:cNvGraphicFramePr>
-              <a:graphicFrameLocks xmlns:a="http://schemas.openxmlformats.org/drawingml/2006/main" noChangeAspect="1"/>
-            </wp:cNvGraphicFramePr>
-            <a:graphic xmlns:a="http://schemas.openxmlformats.org/drawingml/2006/main">
-              <a:graphicData uri="http://schemas.openxmlformats.org/drawingml/2006/picture">
-                <pic:pic xmlns:pic="http://schemas.openxmlformats.org/drawingml/2006/picture">
-                  <pic:nvPicPr>
-                    <pic:cNvPr id="1512042790" name=""/>
-                    <pic:cNvPicPr/>
-                  </pic:nvPicPr>
-                  <pic:blipFill>
-                    <a:blip r:embed="rId47"/>
-                    <a:stretch>
-                      <a:fillRect/>
-                    </a:stretch>
-                  </pic:blipFill>
-                  <pic:spPr>
-                    <a:xfrm>
-                      <a:off x="0" y="0"/>
-                      <a:ext cx="1047896" cy="504895"/>
-                    </a:xfrm>
-                    <a:prstGeom prst="rect">
-                      <a:avLst/>
-                    </a:prstGeom>
-                  </pic:spPr>
-                </pic:pic>
-              </a:graphicData>
-            </a:graphic>
-          </wp:inline>
-        </w:drawing>
-      </w:r>
-    </w:p>
-    <w:p>
-      <w:pPr>
-        <w:spacing w:after="0"/>
-      </w:pPr>
-      <w:r>
-        <w:lastRenderedPageBreak/>
-        <w:drawing>
-          <wp:inline distT="0" distB="0" distL="0" distR="0" wp14:anchorId="3311EA77" wp14:editId="0BC1AB9F">
-            <wp:extent cx="2348179" cy="1028364"/>
-            <wp:effectExtent l="0" t="0" r="0" b="635"/>
-            <wp:docPr id="1061151331" name="Image 1"/>
-            <wp:cNvGraphicFramePr>
-              <a:graphicFrameLocks xmlns:a="http://schemas.openxmlformats.org/drawingml/2006/main" noChangeAspect="1"/>
-            </wp:cNvGraphicFramePr>
-            <a:graphic xmlns:a="http://schemas.openxmlformats.org/drawingml/2006/main">
-              <a:graphicData uri="http://schemas.openxmlformats.org/drawingml/2006/picture">
-                <pic:pic xmlns:pic="http://schemas.openxmlformats.org/drawingml/2006/picture">
-                  <pic:nvPicPr>
-                    <pic:cNvPr id="1061151331" name=""/>
-                    <pic:cNvPicPr/>
-                  </pic:nvPicPr>
-                  <pic:blipFill>
-                    <a:blip r:embed="rId48"/>
-                    <a:stretch>
-                      <a:fillRect/>
-                    </a:stretch>
-                  </pic:blipFill>
-                  <pic:spPr>
-                    <a:xfrm>
-                      <a:off x="0" y="0"/>
-                      <a:ext cx="2356102" cy="1031834"/>
-                    </a:xfrm>
-                    <a:prstGeom prst="rect">
-                      <a:avLst/>
-                    </a:prstGeom>
-                  </pic:spPr>
-                </pic:pic>
-              </a:graphicData>
-            </a:graphic>
-          </wp:inline>
-        </w:drawing>
-      </w:r>
-    </w:p>
-    <w:p>
-      <w:pPr>
-        <w:spacing w:after="0"/>
-      </w:pPr>
-    </w:p>
-    <w:p>
-      <w:pPr>
-        <w:spacing w:after="0"/>
-      </w:pPr>
-    </w:p>
-    <w:p/>
-    <w:p>
-      <w:pPr>
-        <w:pStyle w:val="Titre2"/>
-        <w:rPr>
-          <w:highlight w:val="yellow"/>
-        </w:rPr>
-      </w:pPr>
-      <w:bookmarkStart w:id="27" w:name="_Toc224038238"/>
-      <w:r>
-        <w:rPr>
-          <w:highlight w:val="yellow"/>
-        </w:rPr>
-        <w:t>Pour aller plus loin</w:t>
-      </w:r>
-      <w:bookmarkEnd w:id="27"/>
-    </w:p>
-    <w:p>
-      <w:pPr>
-        <w:pStyle w:val="Titre3"/>
-      </w:pPr>
-      <w:bookmarkStart w:id="28" w:name="_Toc224038239"/>
-      <w:r>
-        <w:t>Rendre dynamique l'affichage</w:t>
-      </w:r>
-      <w:bookmarkEnd w:id="28"/>
-    </w:p>
-    <w:p>
-      <w:r>
-        <w:t>T(MAINTENANT()</w:t>
-      </w:r>
-    </w:p>
-    <w:p>
-      <w:pPr>
-        <w:pStyle w:val="Titre3"/>
-      </w:pPr>
-      <w:bookmarkStart w:id="29" w:name="_Toc224038240"/>
-      <w:r>
-        <w:t>On peut ajouter des liens hypertexte sur le nom des feuilles.</w:t>
-      </w:r>
-      <w:bookmarkEnd w:id="29"/>
-    </w:p>
-    <w:p/>
-    <w:p>
-      <w:pPr>
         <w:pStyle w:val="Titre1"/>
       </w:pPr>
-      <w:bookmarkStart w:id="30" w:name="_Toc224038241"/>
+      <w:bookmarkStart w:id="33" w:name="_Toc224049545"/>
       <w:r>
         <w:t>Traduction</w:t>
       </w:r>
@@ -10508,7 +11377,7 @@
       <w:r>
         <w:t xml:space="preserve"> Excel en anglais</w:t>
       </w:r>
-      <w:bookmarkEnd w:id="30"/>
+      <w:bookmarkEnd w:id="33"/>
     </w:p>
     <w:p>
       <w:r>
@@ -10637,13 +11506,13 @@
       <w:pPr>
         <w:pStyle w:val="Titre1"/>
       </w:pPr>
-      <w:bookmarkStart w:id="31" w:name="_Toc223707034"/>
-      <w:bookmarkStart w:id="32" w:name="_Toc224038242"/>
+      <w:bookmarkStart w:id="34" w:name="_Toc223707034"/>
+      <w:bookmarkStart w:id="35" w:name="_Toc224049546"/>
       <w:r>
         <w:t>Links</w:t>
       </w:r>
-      <w:bookmarkEnd w:id="31"/>
-      <w:bookmarkEnd w:id="32"/>
+      <w:bookmarkEnd w:id="34"/>
+      <w:bookmarkEnd w:id="35"/>
     </w:p>
     <w:p>
       <w:pPr>
@@ -10676,8 +11545,8 @@
     <w:p/>
     <w:p/>
     <w:sectPr>
-      <w:headerReference w:type="default" r:id="rId49"/>
-      <w:footerReference w:type="default" r:id="rId50"/>
+      <w:headerReference w:type="default" r:id="rId48"/>
+      <w:footerReference w:type="default" r:id="rId49"/>
       <w:pgSz w:w="11906" w:h="16838"/>
       <w:pgMar w:top="1417" w:right="1417" w:bottom="1417" w:left="1417" w:header="708" w:footer="708" w:gutter="0"/>
       <w:cols w:space="708"/>
@@ -11422,7 +12291,7 @@
               <w:sz w:val="16"/>
               <w:szCs w:val="16"/>
             </w:rPr>
-            <w:t>10-03-2026 12:13</w:t>
+            <w:t>10-03-2026 12:30</w:t>
           </w:r>
           <w:r>
             <w:rPr>

--- a/EXCEL_CodeSource/Classeurs_CodeSource/SheetsList/Lister le nom des feuilles dans Excel.docx
+++ b/EXCEL_CodeSource/Classeurs_CodeSource/SheetsList/Lister le nom des feuilles dans Excel.docx
@@ -152,7 +152,7 @@
       <w:r>
         <w:fldChar w:fldCharType="separate"/>
       </w:r>
-      <w:hyperlink w:anchor="_Toc224049512" w:history="1">
+      <w:hyperlink w:anchor="_Toc224050270" w:history="1">
         <w:r>
           <w:rPr>
             <w:rStyle w:val="Lienhypertexte"/>
@@ -179,7 +179,7 @@
             <w:noProof/>
             <w:webHidden/>
           </w:rPr>
-          <w:instrText xml:space="preserve"> PAGEREF _Toc224049512 \h </w:instrText>
+          <w:instrText xml:space="preserve"> PAGEREF _Toc224050270 \h </w:instrText>
         </w:r>
         <w:r>
           <w:rPr>
@@ -226,7 +226,7 @@
           <w14:ligatures w14:val="standardContextual"/>
         </w:rPr>
       </w:pPr>
-      <w:hyperlink w:anchor="_Toc224049513" w:history="1">
+      <w:hyperlink w:anchor="_Toc224050271" w:history="1">
         <w:r>
           <w:rPr>
             <w:rStyle w:val="Lienhypertexte"/>
@@ -253,7 +253,7 @@
             <w:noProof/>
             <w:webHidden/>
           </w:rPr>
-          <w:instrText xml:space="preserve"> PAGEREF _Toc224049513 \h </w:instrText>
+          <w:instrText xml:space="preserve"> PAGEREF _Toc224050271 \h </w:instrText>
         </w:r>
         <w:r>
           <w:rPr>
@@ -300,7 +300,7 @@
           <w14:ligatures w14:val="standardContextual"/>
         </w:rPr>
       </w:pPr>
-      <w:hyperlink w:anchor="_Toc224049514" w:history="1">
+      <w:hyperlink w:anchor="_Toc224050272" w:history="1">
         <w:r>
           <w:rPr>
             <w:rStyle w:val="Lienhypertexte"/>
@@ -327,7 +327,7 @@
             <w:noProof/>
             <w:webHidden/>
           </w:rPr>
-          <w:instrText xml:space="preserve"> PAGEREF _Toc224049514 \h </w:instrText>
+          <w:instrText xml:space="preserve"> PAGEREF _Toc224050272 \h </w:instrText>
         </w:r>
         <w:r>
           <w:rPr>
@@ -376,7 +376,7 @@
           <w14:ligatures w14:val="standardContextual"/>
         </w:rPr>
       </w:pPr>
-      <w:hyperlink w:anchor="_Toc224049515" w:history="1">
+      <w:hyperlink w:anchor="_Toc224050273" w:history="1">
         <w:r>
           <w:rPr>
             <w:rStyle w:val="Lienhypertexte"/>
@@ -403,7 +403,7 @@
             <w:noProof/>
             <w:webHidden/>
           </w:rPr>
-          <w:instrText xml:space="preserve"> PAGEREF _Toc224049515 \h </w:instrText>
+          <w:instrText xml:space="preserve"> PAGEREF _Toc224050273 \h </w:instrText>
         </w:r>
         <w:r>
           <w:rPr>
@@ -450,7 +450,7 @@
           <w14:ligatures w14:val="standardContextual"/>
         </w:rPr>
       </w:pPr>
-      <w:hyperlink w:anchor="_Toc224049516" w:history="1">
+      <w:hyperlink w:anchor="_Toc224050274" w:history="1">
         <w:r>
           <w:rPr>
             <w:rStyle w:val="Lienhypertexte"/>
@@ -477,7 +477,7 @@
             <w:noProof/>
             <w:webHidden/>
           </w:rPr>
-          <w:instrText xml:space="preserve"> PAGEREF _Toc224049516 \h </w:instrText>
+          <w:instrText xml:space="preserve"> PAGEREF _Toc224050274 \h </w:instrText>
         </w:r>
         <w:r>
           <w:rPr>
@@ -525,7 +525,7 @@
           <w14:ligatures w14:val="standardContextual"/>
         </w:rPr>
       </w:pPr>
-      <w:hyperlink w:anchor="_Toc224049517" w:history="1">
+      <w:hyperlink w:anchor="_Toc224050275" w:history="1">
         <w:r>
           <w:rPr>
             <w:rStyle w:val="Lienhypertexte"/>
@@ -552,7 +552,7 @@
             <w:noProof/>
             <w:webHidden/>
           </w:rPr>
-          <w:instrText xml:space="preserve"> PAGEREF _Toc224049517 \h </w:instrText>
+          <w:instrText xml:space="preserve"> PAGEREF _Toc224050275 \h </w:instrText>
         </w:r>
         <w:r>
           <w:rPr>
@@ -600,7 +600,7 @@
           <w14:ligatures w14:val="standardContextual"/>
         </w:rPr>
       </w:pPr>
-      <w:hyperlink w:anchor="_Toc224049518" w:history="1">
+      <w:hyperlink w:anchor="_Toc224050276" w:history="1">
         <w:r>
           <w:rPr>
             <w:rStyle w:val="Lienhypertexte"/>
@@ -627,7 +627,7 @@
             <w:noProof/>
             <w:webHidden/>
           </w:rPr>
-          <w:instrText xml:space="preserve"> PAGEREF _Toc224049518 \h </w:instrText>
+          <w:instrText xml:space="preserve"> PAGEREF _Toc224050276 \h </w:instrText>
         </w:r>
         <w:r>
           <w:rPr>
@@ -675,7 +675,7 @@
           <w14:ligatures w14:val="standardContextual"/>
         </w:rPr>
       </w:pPr>
-      <w:hyperlink w:anchor="_Toc224049519" w:history="1">
+      <w:hyperlink w:anchor="_Toc224050277" w:history="1">
         <w:r>
           <w:rPr>
             <w:rStyle w:val="Lienhypertexte"/>
@@ -702,7 +702,7 @@
             <w:noProof/>
             <w:webHidden/>
           </w:rPr>
-          <w:instrText xml:space="preserve"> PAGEREF _Toc224049519 \h </w:instrText>
+          <w:instrText xml:space="preserve"> PAGEREF _Toc224050277 \h </w:instrText>
         </w:r>
         <w:r>
           <w:rPr>
@@ -750,7 +750,7 @@
           <w14:ligatures w14:val="standardContextual"/>
         </w:rPr>
       </w:pPr>
-      <w:hyperlink w:anchor="_Toc224049520" w:history="1">
+      <w:hyperlink w:anchor="_Toc224050278" w:history="1">
         <w:r>
           <w:rPr>
             <w:rStyle w:val="Lienhypertexte"/>
@@ -777,7 +777,7 @@
             <w:noProof/>
             <w:webHidden/>
           </w:rPr>
-          <w:instrText xml:space="preserve"> PAGEREF _Toc224049520 \h </w:instrText>
+          <w:instrText xml:space="preserve"> PAGEREF _Toc224050278 \h </w:instrText>
         </w:r>
         <w:r>
           <w:rPr>
@@ -824,7 +824,7 @@
           <w14:ligatures w14:val="standardContextual"/>
         </w:rPr>
       </w:pPr>
-      <w:hyperlink w:anchor="_Toc224049521" w:history="1">
+      <w:hyperlink w:anchor="_Toc224050279" w:history="1">
         <w:r>
           <w:rPr>
             <w:rStyle w:val="Lienhypertexte"/>
@@ -851,7 +851,7 @@
             <w:noProof/>
             <w:webHidden/>
           </w:rPr>
-          <w:instrText xml:space="preserve"> PAGEREF _Toc224049521 \h </w:instrText>
+          <w:instrText xml:space="preserve"> PAGEREF _Toc224050279 \h </w:instrText>
         </w:r>
         <w:r>
           <w:rPr>
@@ -898,7 +898,7 @@
           <w14:ligatures w14:val="standardContextual"/>
         </w:rPr>
       </w:pPr>
-      <w:hyperlink w:anchor="_Toc224049522" w:history="1">
+      <w:hyperlink w:anchor="_Toc224050280" w:history="1">
         <w:r>
           <w:rPr>
             <w:rStyle w:val="Lienhypertexte"/>
@@ -925,7 +925,7 @@
             <w:noProof/>
             <w:webHidden/>
           </w:rPr>
-          <w:instrText xml:space="preserve"> PAGEREF _Toc224049522 \h </w:instrText>
+          <w:instrText xml:space="preserve"> PAGEREF _Toc224050280 \h </w:instrText>
         </w:r>
         <w:r>
           <w:rPr>
@@ -972,7 +972,7 @@
           <w14:ligatures w14:val="standardContextual"/>
         </w:rPr>
       </w:pPr>
-      <w:hyperlink w:anchor="_Toc224049523" w:history="1">
+      <w:hyperlink w:anchor="_Toc224050281" w:history="1">
         <w:r>
           <w:rPr>
             <w:rStyle w:val="Lienhypertexte"/>
@@ -999,7 +999,7 @@
             <w:noProof/>
             <w:webHidden/>
           </w:rPr>
-          <w:instrText xml:space="preserve"> PAGEREF _Toc224049523 \h </w:instrText>
+          <w:instrText xml:space="preserve"> PAGEREF _Toc224050281 \h </w:instrText>
         </w:r>
         <w:r>
           <w:rPr>
@@ -1047,7 +1047,7 @@
           <w14:ligatures w14:val="standardContextual"/>
         </w:rPr>
       </w:pPr>
-      <w:hyperlink w:anchor="_Toc224049524" w:history="1">
+      <w:hyperlink w:anchor="_Toc224050282" w:history="1">
         <w:r>
           <w:rPr>
             <w:rStyle w:val="Lienhypertexte"/>
@@ -1074,7 +1074,7 @@
             <w:noProof/>
             <w:webHidden/>
           </w:rPr>
-          <w:instrText xml:space="preserve"> PAGEREF _Toc224049524 \h </w:instrText>
+          <w:instrText xml:space="preserve"> PAGEREF _Toc224050282 \h </w:instrText>
         </w:r>
         <w:r>
           <w:rPr>
@@ -1122,7 +1122,7 @@
           <w14:ligatures w14:val="standardContextual"/>
         </w:rPr>
       </w:pPr>
-      <w:hyperlink w:anchor="_Toc224049525" w:history="1">
+      <w:hyperlink w:anchor="_Toc224050283" w:history="1">
         <w:r>
           <w:rPr>
             <w:rStyle w:val="Lienhypertexte"/>
@@ -1149,7 +1149,7 @@
             <w:noProof/>
             <w:webHidden/>
           </w:rPr>
-          <w:instrText xml:space="preserve"> PAGEREF _Toc224049525 \h </w:instrText>
+          <w:instrText xml:space="preserve"> PAGEREF _Toc224050283 \h </w:instrText>
         </w:r>
         <w:r>
           <w:rPr>
@@ -1197,7 +1197,7 @@
           <w14:ligatures w14:val="standardContextual"/>
         </w:rPr>
       </w:pPr>
-      <w:hyperlink w:anchor="_Toc224049526" w:history="1">
+      <w:hyperlink w:anchor="_Toc224050284" w:history="1">
         <w:r>
           <w:rPr>
             <w:rStyle w:val="Lienhypertexte"/>
@@ -1224,7 +1224,7 @@
             <w:noProof/>
             <w:webHidden/>
           </w:rPr>
-          <w:instrText xml:space="preserve"> PAGEREF _Toc224049526 \h </w:instrText>
+          <w:instrText xml:space="preserve"> PAGEREF _Toc224050284 \h </w:instrText>
         </w:r>
         <w:r>
           <w:rPr>
@@ -1271,7 +1271,7 @@
           <w14:ligatures w14:val="standardContextual"/>
         </w:rPr>
       </w:pPr>
-      <w:hyperlink w:anchor="_Toc224049527" w:history="1">
+      <w:hyperlink w:anchor="_Toc224050285" w:history="1">
         <w:r>
           <w:rPr>
             <w:rStyle w:val="Lienhypertexte"/>
@@ -1298,7 +1298,7 @@
             <w:noProof/>
             <w:webHidden/>
           </w:rPr>
-          <w:instrText xml:space="preserve"> PAGEREF _Toc224049527 \h </w:instrText>
+          <w:instrText xml:space="preserve"> PAGEREF _Toc224050285 \h </w:instrText>
         </w:r>
         <w:r>
           <w:rPr>
@@ -1346,7 +1346,7 @@
           <w14:ligatures w14:val="standardContextual"/>
         </w:rPr>
       </w:pPr>
-      <w:hyperlink w:anchor="_Toc224049528" w:history="1">
+      <w:hyperlink w:anchor="_Toc224050286" w:history="1">
         <w:r>
           <w:rPr>
             <w:rStyle w:val="Lienhypertexte"/>
@@ -1373,7 +1373,7 @@
             <w:noProof/>
             <w:webHidden/>
           </w:rPr>
-          <w:instrText xml:space="preserve"> PAGEREF _Toc224049528 \h </w:instrText>
+          <w:instrText xml:space="preserve"> PAGEREF _Toc224050286 \h </w:instrText>
         </w:r>
         <w:r>
           <w:rPr>
@@ -1421,7 +1421,7 @@
           <w14:ligatures w14:val="standardContextual"/>
         </w:rPr>
       </w:pPr>
-      <w:hyperlink w:anchor="_Toc224049529" w:history="1">
+      <w:hyperlink w:anchor="_Toc224050287" w:history="1">
         <w:r>
           <w:rPr>
             <w:rStyle w:val="Lienhypertexte"/>
@@ -1448,7 +1448,7 @@
             <w:noProof/>
             <w:webHidden/>
           </w:rPr>
-          <w:instrText xml:space="preserve"> PAGEREF _Toc224049529 \h </w:instrText>
+          <w:instrText xml:space="preserve"> PAGEREF _Toc224050287 \h </w:instrText>
         </w:r>
         <w:r>
           <w:rPr>
@@ -1496,7 +1496,7 @@
           <w14:ligatures w14:val="standardContextual"/>
         </w:rPr>
       </w:pPr>
-      <w:hyperlink w:anchor="_Toc224049530" w:history="1">
+      <w:hyperlink w:anchor="_Toc224050288" w:history="1">
         <w:r>
           <w:rPr>
             <w:rStyle w:val="Lienhypertexte"/>
@@ -1523,7 +1523,7 @@
             <w:noProof/>
             <w:webHidden/>
           </w:rPr>
-          <w:instrText xml:space="preserve"> PAGEREF _Toc224049530 \h </w:instrText>
+          <w:instrText xml:space="preserve"> PAGEREF _Toc224050288 \h </w:instrText>
         </w:r>
         <w:r>
           <w:rPr>
@@ -1570,7 +1570,7 @@
           <w14:ligatures w14:val="standardContextual"/>
         </w:rPr>
       </w:pPr>
-      <w:hyperlink w:anchor="_Toc224049531" w:history="1">
+      <w:hyperlink w:anchor="_Toc224050289" w:history="1">
         <w:r>
           <w:rPr>
             <w:rStyle w:val="Lienhypertexte"/>
@@ -1597,7 +1597,7 @@
             <w:noProof/>
             <w:webHidden/>
           </w:rPr>
-          <w:instrText xml:space="preserve"> PAGEREF _Toc224049531 \h </w:instrText>
+          <w:instrText xml:space="preserve"> PAGEREF _Toc224050289 \h </w:instrText>
         </w:r>
         <w:r>
           <w:rPr>
@@ -1645,7 +1645,7 @@
           <w14:ligatures w14:val="standardContextual"/>
         </w:rPr>
       </w:pPr>
-      <w:hyperlink w:anchor="_Toc224049532" w:history="1">
+      <w:hyperlink w:anchor="_Toc224050290" w:history="1">
         <w:r>
           <w:rPr>
             <w:rStyle w:val="Lienhypertexte"/>
@@ -1672,7 +1672,7 @@
             <w:noProof/>
             <w:webHidden/>
           </w:rPr>
-          <w:instrText xml:space="preserve"> PAGEREF _Toc224049532 \h </w:instrText>
+          <w:instrText xml:space="preserve"> PAGEREF _Toc224050290 \h </w:instrText>
         </w:r>
         <w:r>
           <w:rPr>
@@ -1720,7 +1720,7 @@
           <w14:ligatures w14:val="standardContextual"/>
         </w:rPr>
       </w:pPr>
-      <w:hyperlink w:anchor="_Toc224049533" w:history="1">
+      <w:hyperlink w:anchor="_Toc224050291" w:history="1">
         <w:r>
           <w:rPr>
             <w:rStyle w:val="Lienhypertexte"/>
@@ -1747,7 +1747,7 @@
             <w:noProof/>
             <w:webHidden/>
           </w:rPr>
-          <w:instrText xml:space="preserve"> PAGEREF _Toc224049533 \h </w:instrText>
+          <w:instrText xml:space="preserve"> PAGEREF _Toc224050291 \h </w:instrText>
         </w:r>
         <w:r>
           <w:rPr>
@@ -1795,7 +1795,7 @@
           <w14:ligatures w14:val="standardContextual"/>
         </w:rPr>
       </w:pPr>
-      <w:hyperlink w:anchor="_Toc224049534" w:history="1">
+      <w:hyperlink w:anchor="_Toc224050292" w:history="1">
         <w:r>
           <w:rPr>
             <w:rStyle w:val="Lienhypertexte"/>
@@ -1822,7 +1822,7 @@
             <w:noProof/>
             <w:webHidden/>
           </w:rPr>
-          <w:instrText xml:space="preserve"> PAGEREF _Toc224049534 \h </w:instrText>
+          <w:instrText xml:space="preserve"> PAGEREF _Toc224050292 \h </w:instrText>
         </w:r>
         <w:r>
           <w:rPr>
@@ -1870,7 +1870,7 @@
           <w14:ligatures w14:val="standardContextual"/>
         </w:rPr>
       </w:pPr>
-      <w:hyperlink w:anchor="_Toc224049535" w:history="1">
+      <w:hyperlink w:anchor="_Toc224050293" w:history="1">
         <w:r>
           <w:rPr>
             <w:rStyle w:val="Lienhypertexte"/>
@@ -1897,7 +1897,7 @@
             <w:noProof/>
             <w:webHidden/>
           </w:rPr>
-          <w:instrText xml:space="preserve"> PAGEREF _Toc224049535 \h </w:instrText>
+          <w:instrText xml:space="preserve"> PAGEREF _Toc224050293 \h </w:instrText>
         </w:r>
         <w:r>
           <w:rPr>
@@ -1944,7 +1944,7 @@
           <w14:ligatures w14:val="standardContextual"/>
         </w:rPr>
       </w:pPr>
-      <w:hyperlink w:anchor="_Toc224049536" w:history="1">
+      <w:hyperlink w:anchor="_Toc224050294" w:history="1">
         <w:r>
           <w:rPr>
             <w:rStyle w:val="Lienhypertexte"/>
@@ -1971,7 +1971,7 @@
             <w:noProof/>
             <w:webHidden/>
           </w:rPr>
-          <w:instrText xml:space="preserve"> PAGEREF _Toc224049536 \h </w:instrText>
+          <w:instrText xml:space="preserve"> PAGEREF _Toc224050294 \h </w:instrText>
         </w:r>
         <w:r>
           <w:rPr>
@@ -2018,7 +2018,7 @@
           <w14:ligatures w14:val="standardContextual"/>
         </w:rPr>
       </w:pPr>
-      <w:hyperlink w:anchor="_Toc224049537" w:history="1">
+      <w:hyperlink w:anchor="_Toc224050295" w:history="1">
         <w:r>
           <w:rPr>
             <w:rStyle w:val="Lienhypertexte"/>
@@ -2045,7 +2045,7 @@
             <w:noProof/>
             <w:webHidden/>
           </w:rPr>
-          <w:instrText xml:space="preserve"> PAGEREF _Toc224049537 \h </w:instrText>
+          <w:instrText xml:space="preserve"> PAGEREF _Toc224050295 \h </w:instrText>
         </w:r>
         <w:r>
           <w:rPr>
@@ -2092,7 +2092,7 @@
           <w14:ligatures w14:val="standardContextual"/>
         </w:rPr>
       </w:pPr>
-      <w:hyperlink w:anchor="_Toc224049538" w:history="1">
+      <w:hyperlink w:anchor="_Toc224050296" w:history="1">
         <w:r>
           <w:rPr>
             <w:rStyle w:val="Lienhypertexte"/>
@@ -2119,7 +2119,7 @@
             <w:noProof/>
             <w:webHidden/>
           </w:rPr>
-          <w:instrText xml:space="preserve"> PAGEREF _Toc224049538 \h </w:instrText>
+          <w:instrText xml:space="preserve"> PAGEREF _Toc224050296 \h </w:instrText>
         </w:r>
         <w:r>
           <w:rPr>
@@ -2166,7 +2166,7 @@
           <w14:ligatures w14:val="standardContextual"/>
         </w:rPr>
       </w:pPr>
-      <w:hyperlink w:anchor="_Toc224049539" w:history="1">
+      <w:hyperlink w:anchor="_Toc224050297" w:history="1">
         <w:r>
           <w:rPr>
             <w:rStyle w:val="Lienhypertexte"/>
@@ -2193,7 +2193,7 @@
             <w:noProof/>
             <w:webHidden/>
           </w:rPr>
-          <w:instrText xml:space="preserve"> PAGEREF _Toc224049539 \h </w:instrText>
+          <w:instrText xml:space="preserve"> PAGEREF _Toc224050297 \h </w:instrText>
         </w:r>
         <w:r>
           <w:rPr>
@@ -2241,7 +2241,7 @@
           <w14:ligatures w14:val="standardContextual"/>
         </w:rPr>
       </w:pPr>
-      <w:hyperlink w:anchor="_Toc224049540" w:history="1">
+      <w:hyperlink w:anchor="_Toc224050298" w:history="1">
         <w:r>
           <w:rPr>
             <w:rStyle w:val="Lienhypertexte"/>
@@ -2268,7 +2268,7 @@
             <w:noProof/>
             <w:webHidden/>
           </w:rPr>
-          <w:instrText xml:space="preserve"> PAGEREF _Toc224049540 \h </w:instrText>
+          <w:instrText xml:space="preserve"> PAGEREF _Toc224050298 \h </w:instrText>
         </w:r>
         <w:r>
           <w:rPr>
@@ -2315,11 +2315,12 @@
           <w14:ligatures w14:val="standardContextual"/>
         </w:rPr>
       </w:pPr>
-      <w:hyperlink w:anchor="_Toc224049541" w:history="1">
+      <w:hyperlink w:anchor="_Toc224050299" w:history="1">
         <w:r>
           <w:rPr>
             <w:rStyle w:val="Lienhypertexte"/>
             <w:noProof/>
+            <w:highlight w:val="yellow"/>
           </w:rPr>
           <w:t>2.4.5.1. Rendre la fonction LIRE.CLASSEUR() dynamique</w:t>
         </w:r>
@@ -2342,7 +2343,7 @@
             <w:noProof/>
             <w:webHidden/>
           </w:rPr>
-          <w:instrText xml:space="preserve"> PAGEREF _Toc224049541 \h </w:instrText>
+          <w:instrText xml:space="preserve"> PAGEREF _Toc224050299 \h </w:instrText>
         </w:r>
         <w:r>
           <w:rPr>
@@ -2362,7 +2363,7 @@
             <w:noProof/>
             <w:webHidden/>
           </w:rPr>
-          <w:t>28</w:t>
+          <w:t>27</w:t>
         </w:r>
         <w:r>
           <w:rPr>
@@ -2389,7 +2390,7 @@
           <w14:ligatures w14:val="standardContextual"/>
         </w:rPr>
       </w:pPr>
-      <w:hyperlink w:anchor="_Toc224049542" w:history="1">
+      <w:hyperlink w:anchor="_Toc224050300" w:history="1">
         <w:r>
           <w:rPr>
             <w:rStyle w:val="Lienhypertexte"/>
@@ -2417,7 +2418,7 @@
             <w:noProof/>
             <w:webHidden/>
           </w:rPr>
-          <w:instrText xml:space="preserve"> PAGEREF _Toc224049542 \h </w:instrText>
+          <w:instrText xml:space="preserve"> PAGEREF _Toc224050300 \h </w:instrText>
         </w:r>
         <w:r>
           <w:rPr>
@@ -2437,7 +2438,7 @@
             <w:noProof/>
             <w:webHidden/>
           </w:rPr>
-          <w:t>28</w:t>
+          <w:t>27</w:t>
         </w:r>
         <w:r>
           <w:rPr>
@@ -2465,7 +2466,7 @@
           <w14:ligatures w14:val="standardContextual"/>
         </w:rPr>
       </w:pPr>
-      <w:hyperlink w:anchor="_Toc224049543" w:history="1">
+      <w:hyperlink w:anchor="_Toc224050301" w:history="1">
         <w:r>
           <w:rPr>
             <w:rStyle w:val="Lienhypertexte"/>
@@ -2492,7 +2493,7 @@
             <w:noProof/>
             <w:webHidden/>
           </w:rPr>
-          <w:instrText xml:space="preserve"> PAGEREF _Toc224049543 \h </w:instrText>
+          <w:instrText xml:space="preserve"> PAGEREF _Toc224050301 \h </w:instrText>
         </w:r>
         <w:r>
           <w:rPr>
@@ -2512,7 +2513,7 @@
             <w:noProof/>
             <w:webHidden/>
           </w:rPr>
-          <w:t>28</w:t>
+          <w:t>27</w:t>
         </w:r>
         <w:r>
           <w:rPr>
@@ -2540,7 +2541,7 @@
           <w14:ligatures w14:val="standardContextual"/>
         </w:rPr>
       </w:pPr>
-      <w:hyperlink w:anchor="_Toc224049544" w:history="1">
+      <w:hyperlink w:anchor="_Toc224050302" w:history="1">
         <w:r>
           <w:rPr>
             <w:rStyle w:val="Lienhypertexte"/>
@@ -2567,7 +2568,7 @@
             <w:noProof/>
             <w:webHidden/>
           </w:rPr>
-          <w:instrText xml:space="preserve"> PAGEREF _Toc224049544 \h </w:instrText>
+          <w:instrText xml:space="preserve"> PAGEREF _Toc224050302 \h </w:instrText>
         </w:r>
         <w:r>
           <w:rPr>
@@ -2587,7 +2588,7 @@
             <w:noProof/>
             <w:webHidden/>
           </w:rPr>
-          <w:t>28</w:t>
+          <w:t>27</w:t>
         </w:r>
         <w:r>
           <w:rPr>
@@ -2616,7 +2617,7 @@
           <w14:ligatures w14:val="standardContextual"/>
         </w:rPr>
       </w:pPr>
-      <w:hyperlink w:anchor="_Toc224049545" w:history="1">
+      <w:hyperlink w:anchor="_Toc224050303" w:history="1">
         <w:r>
           <w:rPr>
             <w:rStyle w:val="Lienhypertexte"/>
@@ -2643,7 +2644,7 @@
             <w:noProof/>
             <w:webHidden/>
           </w:rPr>
-          <w:instrText xml:space="preserve"> PAGEREF _Toc224049545 \h </w:instrText>
+          <w:instrText xml:space="preserve"> PAGEREF _Toc224050303 \h </w:instrText>
         </w:r>
         <w:r>
           <w:rPr>
@@ -2692,7 +2693,7 @@
           <w14:ligatures w14:val="standardContextual"/>
         </w:rPr>
       </w:pPr>
-      <w:hyperlink w:anchor="_Toc224049546" w:history="1">
+      <w:hyperlink w:anchor="_Toc224050304" w:history="1">
         <w:r>
           <w:rPr>
             <w:rStyle w:val="Lienhypertexte"/>
@@ -2719,7 +2720,7 @@
             <w:noProof/>
             <w:webHidden/>
           </w:rPr>
-          <w:instrText xml:space="preserve"> PAGEREF _Toc224049546 \h </w:instrText>
+          <w:instrText xml:space="preserve"> PAGEREF _Toc224050304 \h </w:instrText>
         </w:r>
         <w:r>
           <w:rPr>
@@ -2759,7 +2760,7 @@
       <w:pPr>
         <w:pStyle w:val="Titre1"/>
       </w:pPr>
-      <w:bookmarkStart w:id="0" w:name="_Toc224049512"/>
+      <w:bookmarkStart w:id="0" w:name="_Toc224050270"/>
       <w:r>
         <w:t>Prolégomènes</w:t>
       </w:r>
@@ -2769,15 +2770,9 @@
       <w:pPr>
         <w:pStyle w:val="Titre2"/>
       </w:pPr>
-      <w:bookmarkStart w:id="1" w:name="_Toc224049513"/>
-      <w:r>
-        <w:t xml:space="preserve">Travailler avec un classeur </w:t>
-      </w:r>
-      <w:r>
-        <w:t>Excel</w:t>
-      </w:r>
-      <w:r>
-        <w:t xml:space="preserve"> prenant en charge les macros</w:t>
+      <w:bookmarkStart w:id="1" w:name="_Toc224050271"/>
+      <w:r>
+        <w:t>Travailler avec un classeur Excel prenant en charge les macros</w:t>
       </w:r>
       <w:bookmarkEnd w:id="1"/>
     </w:p>
@@ -2866,6 +2861,9 @@
     </w:p>
     <w:p>
       <w:r>
+        <w:rPr>
+          <w:noProof/>
+        </w:rPr>
         <w:drawing>
           <wp:inline distT="0" distB="0" distL="0" distR="0" wp14:anchorId="10505040" wp14:editId="60112366">
             <wp:extent cx="5760720" cy="1091565"/>
@@ -2918,22 +2916,33 @@
           <w:b/>
           <w:bCs/>
         </w:rPr>
-        <w:t xml:space="preserve">il suffit de transformer </w:t>
-      </w:r>
-      <w:r>
-        <w:rPr>
-          <w:b/>
-          <w:bCs/>
-        </w:rPr>
-        <w:t>le</w:t>
-      </w:r>
-      <w:r>
-        <w:rPr>
-          <w:b/>
-          <w:bCs/>
-        </w:rPr>
-        <w:t xml:space="preserve"> fichier </w:t>
-      </w:r>
+        <w:t>il suffit de transformer le fichier .xlsx en .</w:t>
+      </w:r>
+      <w:proofErr w:type="spellStart"/>
+      <w:r>
+        <w:rPr>
+          <w:b/>
+          <w:bCs/>
+        </w:rPr>
+        <w:t>xlsm</w:t>
+      </w:r>
+      <w:proofErr w:type="spellEnd"/>
+      <w:r>
+        <w:rPr>
+          <w:b/>
+          <w:bCs/>
+        </w:rPr>
+        <w:t xml:space="preserve"> ou .</w:t>
+      </w:r>
+      <w:proofErr w:type="spellStart"/>
+      <w:r>
+        <w:rPr>
+          <w:b/>
+          <w:bCs/>
+        </w:rPr>
+        <w:t>xlsb</w:t>
+      </w:r>
+      <w:proofErr w:type="spellEnd"/>
       <w:r>
         <w:rPr>
           <w:b/>
@@ -2941,59 +2950,13 @@
         </w:rPr>
         <w:t>.</w:t>
       </w:r>
-      <w:r>
-        <w:rPr>
-          <w:b/>
-          <w:bCs/>
-        </w:rPr>
-        <w:t xml:space="preserve">xlsx en </w:t>
-      </w:r>
-      <w:r>
-        <w:rPr>
-          <w:b/>
-          <w:bCs/>
-        </w:rPr>
-        <w:t>.</w:t>
-      </w:r>
-      <w:proofErr w:type="spellStart"/>
-      <w:r>
-        <w:rPr>
-          <w:b/>
-          <w:bCs/>
-        </w:rPr>
-        <w:t>xlsm</w:t>
-      </w:r>
-      <w:proofErr w:type="spellEnd"/>
-      <w:r>
-        <w:rPr>
-          <w:b/>
-          <w:bCs/>
-        </w:rPr>
-        <w:t xml:space="preserve"> ou .</w:t>
-      </w:r>
-      <w:proofErr w:type="spellStart"/>
-      <w:r>
-        <w:rPr>
-          <w:b/>
-          <w:bCs/>
-        </w:rPr>
-        <w:t>xlsb</w:t>
-      </w:r>
-      <w:proofErr w:type="spellEnd"/>
-      <w:r>
-        <w:rPr>
-          <w:b/>
-          <w:bCs/>
-        </w:rPr>
-        <w:t>.</w:t>
-      </w:r>
     </w:p>
     <w:p/>
     <w:p>
       <w:pPr>
         <w:pStyle w:val="Titre2"/>
       </w:pPr>
-      <w:bookmarkStart w:id="2" w:name="_Toc224049514"/>
+      <w:bookmarkStart w:id="2" w:name="_Toc224050272"/>
       <w:r>
         <w:t xml:space="preserve">Le </w:t>
       </w:r>
@@ -3141,7 +3104,7 @@
       <w:pPr>
         <w:pStyle w:val="Titre1"/>
       </w:pPr>
-      <w:bookmarkStart w:id="3" w:name="_Toc224049515"/>
+      <w:bookmarkStart w:id="3" w:name="_Toc224050273"/>
       <w:r>
         <w:lastRenderedPageBreak/>
         <w:t>Liste avec</w:t>
@@ -3176,7 +3139,7 @@
       <w:pPr>
         <w:pStyle w:val="Titre2"/>
       </w:pPr>
-      <w:bookmarkStart w:id="4" w:name="_Toc224049516"/>
+      <w:bookmarkStart w:id="4" w:name="_Toc224050274"/>
       <w:r>
         <w:t xml:space="preserve">Avec </w:t>
       </w:r>
@@ -3721,7 +3684,7 @@
       <w:pPr>
         <w:pStyle w:val="Titre3"/>
       </w:pPr>
-      <w:bookmarkStart w:id="5" w:name="_Toc224049517"/>
+      <w:bookmarkStart w:id="5" w:name="_Toc224050275"/>
       <w:r>
         <w:t>Syntaxe de la fonction REMPLACER</w:t>
       </w:r>
@@ -4105,7 +4068,7 @@
       <w:pPr>
         <w:pStyle w:val="Titre3"/>
       </w:pPr>
-      <w:bookmarkStart w:id="6" w:name="_Toc224049518"/>
+      <w:bookmarkStart w:id="6" w:name="_Toc224050276"/>
       <w:r>
         <w:t>Syntaxe de la fonction TROUVE</w:t>
       </w:r>
@@ -4475,7 +4438,7 @@
       <w:pPr>
         <w:pStyle w:val="Titre3"/>
       </w:pPr>
-      <w:bookmarkStart w:id="7" w:name="_Toc224049519"/>
+      <w:bookmarkStart w:id="7" w:name="_Toc224050277"/>
       <w:r>
         <w:t>Explications :</w:t>
       </w:r>
@@ -4673,7 +4636,7 @@
       <w:pPr>
         <w:pStyle w:val="Titre3"/>
       </w:pPr>
-      <w:bookmarkStart w:id="8" w:name="_Toc224049520"/>
+      <w:bookmarkStart w:id="8" w:name="_Toc224050278"/>
       <w:r>
         <w:lastRenderedPageBreak/>
         <w:t>Syntaxe</w:t>
@@ -4738,7 +4701,7 @@
       <w:pPr>
         <w:pStyle w:val="Titre4"/>
       </w:pPr>
-      <w:bookmarkStart w:id="9" w:name="_Toc224049521"/>
+      <w:bookmarkStart w:id="9" w:name="_Toc224050279"/>
       <w:r>
         <w:t>Syntaxe de la fonction INDEX</w:t>
       </w:r>
@@ -5289,7 +5252,7 @@
       <w:pPr>
         <w:pStyle w:val="Titre4"/>
       </w:pPr>
-      <w:bookmarkStart w:id="10" w:name="_Toc224049522"/>
+      <w:bookmarkStart w:id="10" w:name="_Toc224050280"/>
       <w:r>
         <w:t>Syntaxe de la fonction INDEX</w:t>
       </w:r>
@@ -5957,7 +5920,7 @@
       <w:pPr>
         <w:pStyle w:val="Titre2"/>
       </w:pPr>
-      <w:bookmarkStart w:id="11" w:name="_Toc224049523"/>
+      <w:bookmarkStart w:id="11" w:name="_Toc224050281"/>
       <w:r>
         <w:t>Avec LIRE.CLASSEUR , TRANSPOSE et SUBSTITUE</w:t>
       </w:r>
@@ -6583,7 +6546,7 @@
       <w:pPr>
         <w:pStyle w:val="Titre3"/>
       </w:pPr>
-      <w:bookmarkStart w:id="12" w:name="_Toc224049524"/>
+      <w:bookmarkStart w:id="12" w:name="_Toc224050282"/>
       <w:r>
         <w:t>Syntaxe de la fonction SUBSTITUE</w:t>
       </w:r>
@@ -7044,7 +7007,7 @@
       <w:pPr>
         <w:pStyle w:val="Titre3"/>
       </w:pPr>
-      <w:bookmarkStart w:id="13" w:name="_Toc224049525"/>
+      <w:bookmarkStart w:id="13" w:name="_Toc224050283"/>
       <w:r>
         <w:t>Syntaxe de la fonction TRANSPOSE</w:t>
       </w:r>
@@ -7493,7 +7456,7 @@
       <w:pPr>
         <w:pStyle w:val="Titre3"/>
       </w:pPr>
-      <w:bookmarkStart w:id="14" w:name="_Toc224049526"/>
+      <w:bookmarkStart w:id="14" w:name="_Toc224050284"/>
       <w:r>
         <w:t>Explications :</w:t>
       </w:r>
@@ -7733,7 +7696,7 @@
       <w:pPr>
         <w:pStyle w:val="Titre2"/>
       </w:pPr>
-      <w:bookmarkStart w:id="15" w:name="_Toc224049527"/>
+      <w:bookmarkStart w:id="15" w:name="_Toc224050285"/>
       <w:r>
         <w:t>Avec LIRE.CLASSEUR, REMPLACER, TROUVE et TRANSPOSE</w:t>
       </w:r>
@@ -7748,7 +7711,7 @@
       <w:pPr>
         <w:pStyle w:val="Titre3"/>
       </w:pPr>
-      <w:bookmarkStart w:id="16" w:name="_Toc224049528"/>
+      <w:bookmarkStart w:id="16" w:name="_Toc224050286"/>
       <w:r>
         <w:t>Étape 1 : Clique</w:t>
       </w:r>
@@ -7889,7 +7852,7 @@
       <w:pPr>
         <w:pStyle w:val="Titre3"/>
       </w:pPr>
-      <w:bookmarkStart w:id="17" w:name="_Toc224049529"/>
+      <w:bookmarkStart w:id="17" w:name="_Toc224050287"/>
       <w:r>
         <w:t>Étape 2 : Modifiez le nom et la formule dans la boîte de dialogue Nouveau nom</w:t>
       </w:r>
@@ -8320,7 +8283,7 @@
       <w:pPr>
         <w:pStyle w:val="Titre3"/>
       </w:pPr>
-      <w:bookmarkStart w:id="18" w:name="_Toc224049530"/>
+      <w:bookmarkStart w:id="18" w:name="_Toc224050288"/>
       <w:r>
         <w:t>Étape 3 : Utilisation d'une formule pour lister les noms des feuilles</w:t>
       </w:r>
@@ -8474,7 +8437,7 @@
       <w:pPr>
         <w:pStyle w:val="Titre2"/>
       </w:pPr>
-      <w:bookmarkStart w:id="19" w:name="_Toc224049531"/>
+      <w:bookmarkStart w:id="19" w:name="_Toc224050289"/>
       <w:r>
         <w:t xml:space="preserve">Avec LIRE.CLASSEUR, </w:t>
       </w:r>
@@ -8649,7 +8612,7 @@
       <w:pPr>
         <w:pStyle w:val="Titre3"/>
       </w:pPr>
-      <w:bookmarkStart w:id="20" w:name="_Toc224049532"/>
+      <w:bookmarkStart w:id="20" w:name="_Toc224050290"/>
       <w:r>
         <w:t>Étape 1 : Clique</w:t>
       </w:r>
@@ -8738,7 +8701,7 @@
       <w:pPr>
         <w:pStyle w:val="Titre3"/>
       </w:pPr>
-      <w:bookmarkStart w:id="21" w:name="_Toc224049533"/>
+      <w:bookmarkStart w:id="21" w:name="_Toc224050291"/>
       <w:r>
         <w:t xml:space="preserve">Étape </w:t>
       </w:r>
@@ -8854,7 +8817,7 @@
       <w:pPr>
         <w:pStyle w:val="Titre3"/>
       </w:pPr>
-      <w:bookmarkStart w:id="22" w:name="_Toc224049534"/>
+      <w:bookmarkStart w:id="22" w:name="_Toc224050292"/>
       <w:r>
         <w:t xml:space="preserve">Étape </w:t>
       </w:r>
@@ -9142,7 +9105,7 @@
       <w:pPr>
         <w:pStyle w:val="Titre3"/>
       </w:pPr>
-      <w:bookmarkStart w:id="23" w:name="_Toc224049535"/>
+      <w:bookmarkStart w:id="23" w:name="_Toc224050293"/>
       <w:r>
         <w:t xml:space="preserve">Étape </w:t>
       </w:r>
@@ -9261,7 +9224,7 @@
       <w:pPr>
         <w:pStyle w:val="Titre4"/>
       </w:pPr>
-      <w:bookmarkStart w:id="24" w:name="_Toc224049536"/>
+      <w:bookmarkStart w:id="24" w:name="_Toc224050294"/>
       <w:r>
         <w:t>Syntaxe de</w:t>
       </w:r>
@@ -9698,7 +9661,7 @@
       <w:pPr>
         <w:pStyle w:val="Titre4"/>
       </w:pPr>
-      <w:bookmarkStart w:id="25" w:name="_Toc224049537"/>
+      <w:bookmarkStart w:id="25" w:name="_Toc224050295"/>
       <w:r>
         <w:t>Explications</w:t>
       </w:r>
@@ -9708,7 +9671,7 @@
       <w:pPr>
         <w:pStyle w:val="Titre4"/>
       </w:pPr>
-      <w:bookmarkStart w:id="26" w:name="_Toc224049538"/>
+      <w:bookmarkStart w:id="26" w:name="_Toc224050296"/>
       <w:r>
         <w:t>Décomposer le résultat de LIRE.CLASSEUR()</w:t>
       </w:r>
@@ -10542,7 +10505,7 @@
       <w:pPr>
         <w:pStyle w:val="Titre4"/>
       </w:pPr>
-      <w:bookmarkStart w:id="27" w:name="_Toc224049539"/>
+      <w:bookmarkStart w:id="27" w:name="_Toc224050297"/>
       <w:r>
         <w:t>Autre solution avec la fonction DROITE()</w:t>
       </w:r>
@@ -10563,7 +10526,21 @@
       </w:r>
     </w:p>
     <w:p>
-      <w:r>
+      <w:pPr>
+        <w:rPr>
+          <w:b/>
+          <w:bCs/>
+          <w:sz w:val="24"/>
+          <w:szCs w:val="24"/>
+        </w:rPr>
+      </w:pPr>
+      <w:r>
+        <w:rPr>
+          <w:b/>
+          <w:bCs/>
+          <w:sz w:val="24"/>
+          <w:szCs w:val="24"/>
+        </w:rPr>
         <w:t>=DROITE(LIRE.CLASSEUR(1);NBCAR(LIRE.CLASSEUR(1))-TROUVE("]";LIRE.CLASSEUR(1)))</w:t>
       </w:r>
     </w:p>
@@ -10807,7 +10784,7 @@
       <w:pPr>
         <w:pStyle w:val="Titre3"/>
       </w:pPr>
-      <w:bookmarkStart w:id="28" w:name="_Toc224049540"/>
+      <w:bookmarkStart w:id="28" w:name="_Toc224050298"/>
       <w:r>
         <w:t xml:space="preserve">Étape </w:t>
       </w:r>
@@ -10827,22 +10804,13 @@
         <w:spacing w:after="0"/>
       </w:pPr>
       <w:r>
-        <w:t>Pour cela</w:t>
-      </w:r>
-      <w:r>
-        <w:t xml:space="preserve"> que nous allons</w:t>
-      </w:r>
-      <w:r>
-        <w:t xml:space="preserve"> utiliser la</w:t>
-      </w:r>
-      <w:r>
-        <w:t xml:space="preserve"> fonction </w:t>
+        <w:t xml:space="preserve">Pour cela que nous allons utiliser la fonction </w:t>
       </w:r>
       <w:r>
         <w:t>INDEX</w:t>
       </w:r>
       <w:r>
-        <w:t xml:space="preserve"> le</w:t>
+        <w:t>.</w:t>
       </w:r>
     </w:p>
     <w:p>
@@ -10850,23 +10818,171 @@
         <w:spacing w:after="0"/>
       </w:pPr>
       <w:r>
-        <w:t>premier argument et la matrice dans</w:t>
+        <w:t>L</w:t>
+      </w:r>
+      <w:r>
+        <w:t>e</w:t>
+      </w:r>
+      <w:r>
+        <w:t xml:space="preserve"> </w:t>
+      </w:r>
+      <w:r>
+        <w:t>premier argument e</w:t>
+      </w:r>
+      <w:r>
+        <w:t>s</w:t>
+      </w:r>
+      <w:r>
+        <w:t>t la matrice dans</w:t>
+      </w:r>
+      <w:r>
+        <w:t xml:space="preserve"> </w:t>
+      </w:r>
+      <w:r>
+        <w:t>laquelle se trouve la donnée il s'agit</w:t>
+      </w:r>
+      <w:r>
+        <w:t xml:space="preserve"> </w:t>
+      </w:r>
+      <w:r>
+        <w:t xml:space="preserve">donc ici du nom </w:t>
+      </w:r>
+      <w:proofErr w:type="spellStart"/>
+      <w:r>
+        <w:rPr>
+          <w:b/>
+          <w:bCs/>
+        </w:rPr>
+        <w:t>ListSheets</w:t>
+      </w:r>
+      <w:proofErr w:type="spellEnd"/>
+      <w:r>
+        <w:t xml:space="preserve"> </w:t>
+      </w:r>
+      <w:r>
+        <w:t>.</w:t>
       </w:r>
     </w:p>
     <w:p>
       <w:pPr>
         <w:spacing w:after="0"/>
       </w:pPr>
-      <w:r>
-        <w:t>laquelle se trouve la donnée il s'agit</w:t>
-      </w:r>
     </w:p>
     <w:p>
       <w:pPr>
         <w:spacing w:after="0"/>
-      </w:pPr>
-      <w:r>
-        <w:t>donc ici du nom matrice feuille et</w:t>
+        <w:rPr>
+          <w:b/>
+          <w:bCs/>
+        </w:rPr>
+      </w:pPr>
+      <w:r>
+        <w:t>E</w:t>
+      </w:r>
+      <w:r>
+        <w:t>t</w:t>
+      </w:r>
+      <w:r>
+        <w:t xml:space="preserve"> </w:t>
+      </w:r>
+      <w:r>
+        <w:t>ensuite pour extraire donc la feuille</w:t>
+      </w:r>
+      <w:r>
+        <w:t xml:space="preserve"> </w:t>
+      </w:r>
+      <w:r>
+        <w:t>qui correspond à un numéro donné nous</w:t>
+      </w:r>
+      <w:r>
+        <w:t xml:space="preserve"> </w:t>
+      </w:r>
+      <w:r>
+        <w:t>allons tout d'abord spécifier que nous</w:t>
+      </w:r>
+      <w:r>
+        <w:t xml:space="preserve"> </w:t>
+      </w:r>
+      <w:r>
+        <w:t xml:space="preserve">voulons </w:t>
+      </w:r>
+      <w:r>
+        <w:rPr>
+          <w:b/>
+          <w:bCs/>
+        </w:rPr>
+        <w:t>rester sur la première ligne</w:t>
+      </w:r>
+      <w:r>
+        <w:t xml:space="preserve"> en</w:t>
+      </w:r>
+      <w:r>
+        <w:t xml:space="preserve"> </w:t>
+      </w:r>
+      <w:r>
+        <w:t xml:space="preserve">saisissant la </w:t>
+      </w:r>
+      <w:r>
+        <w:rPr>
+          <w:b/>
+          <w:bCs/>
+        </w:rPr>
+        <w:t>valeur</w:t>
+      </w:r>
+      <w:r>
+        <w:t xml:space="preserve"> </w:t>
+      </w:r>
+      <w:r>
+        <w:rPr>
+          <w:b/>
+          <w:bCs/>
+        </w:rPr>
+        <w:t>0</w:t>
+      </w:r>
+      <w:r>
+        <w:t xml:space="preserve"> sur </w:t>
+      </w:r>
+      <w:r>
+        <w:rPr>
+          <w:b/>
+          <w:bCs/>
+        </w:rPr>
+        <w:t>l'argument</w:t>
+      </w:r>
+      <w:r>
+        <w:rPr>
+          <w:b/>
+          <w:bCs/>
+        </w:rPr>
+        <w:t xml:space="preserve"> </w:t>
+      </w:r>
+      <w:r>
+        <w:rPr>
+          <w:b/>
+          <w:bCs/>
+        </w:rPr>
+        <w:t>n</w:t>
+      </w:r>
+      <w:r>
+        <w:rPr>
+          <w:b/>
+          <w:bCs/>
+        </w:rPr>
+        <w:t>uméro</w:t>
+      </w:r>
+      <w:r>
+        <w:rPr>
+          <w:b/>
+          <w:bCs/>
+        </w:rPr>
+        <w:t xml:space="preserve"> lignes</w:t>
+      </w:r>
+      <w:r>
+        <w:rPr>
+          <w:b/>
+          <w:bCs/>
+        </w:rPr>
+        <w:t>.</w:t>
       </w:r>
     </w:p>
     <w:p>
@@ -10874,7 +10990,7 @@
         <w:spacing w:after="0"/>
       </w:pPr>
       <w:r>
-        <w:t>ensuite pour extraire donc la feuille</w:t>
+        <w:t xml:space="preserve"> </w:t>
       </w:r>
     </w:p>
     <w:p>
@@ -10882,7 +10998,82 @@
         <w:spacing w:after="0"/>
       </w:pPr>
       <w:r>
-        <w:t>qui correspond à un numéro donné nous</w:t>
+        <w:lastRenderedPageBreak/>
+        <w:t>E</w:t>
+      </w:r>
+      <w:r>
+        <w:t>t</w:t>
+      </w:r>
+      <w:r>
+        <w:t xml:space="preserve"> </w:t>
+      </w:r>
+      <w:r>
+        <w:t xml:space="preserve">c'est sur le </w:t>
+      </w:r>
+      <w:r>
+        <w:rPr>
+          <w:b/>
+          <w:bCs/>
+        </w:rPr>
+        <w:t>numéro de</w:t>
+      </w:r>
+      <w:r>
+        <w:rPr>
+          <w:b/>
+          <w:bCs/>
+        </w:rPr>
+        <w:t xml:space="preserve"> </w:t>
+      </w:r>
+      <w:r>
+        <w:rPr>
+          <w:b/>
+          <w:bCs/>
+        </w:rPr>
+        <w:t>colonne</w:t>
+      </w:r>
+      <w:r>
+        <w:t xml:space="preserve"> que nous allons pouvoir</w:t>
+      </w:r>
+      <w:r>
+        <w:t xml:space="preserve"> </w:t>
+      </w:r>
+      <w:r>
+        <w:t>effectuer notre extraction donc ici nous</w:t>
+      </w:r>
+      <w:r>
+        <w:t xml:space="preserve"> </w:t>
+      </w:r>
+      <w:r>
+        <w:t>allons vouloir récupérer la feuille qui</w:t>
+      </w:r>
+      <w:r>
+        <w:t xml:space="preserve"> </w:t>
+      </w:r>
+      <w:r>
+        <w:t>correspond à l'idée en cours d'analyse</w:t>
+      </w:r>
+      <w:r>
+        <w:t xml:space="preserve"> </w:t>
+      </w:r>
+      <w:r>
+        <w:t xml:space="preserve">ici cette idée et donc l'idée </w:t>
+      </w:r>
+      <w:proofErr w:type="gramStart"/>
+      <w:r>
+        <w:t>sauf que</w:t>
+      </w:r>
+      <w:proofErr w:type="gramEnd"/>
+      <w:r>
+        <w:t xml:space="preserve"> </w:t>
+      </w:r>
+      <w:r>
+        <w:t>si nous validons la fonction à ce</w:t>
+      </w:r>
+      <w:r>
+        <w:t xml:space="preserve"> </w:t>
+      </w:r>
+      <w:r>
+        <w:t>moment-là bien entendu Excel va nous</w:t>
       </w:r>
     </w:p>
     <w:p>
@@ -10890,476 +11081,382 @@
         <w:spacing w:after="0"/>
       </w:pPr>
       <w:r>
-        <w:t>allons tout d'abord spécifier que nous</w:t>
+        <w:t>retourner le nom de la première feuille</w:t>
+      </w:r>
+      <w:r>
+        <w:t xml:space="preserve"> </w:t>
+      </w:r>
+      <w:r>
+        <w:t>de calcul du classeur qui est la feuille</w:t>
+      </w:r>
+      <w:r>
+        <w:t xml:space="preserve"> </w:t>
+      </w:r>
+      <w:r>
+        <w:t>synthèse nous allons donc pouvoir</w:t>
+      </w:r>
+      <w:r>
+        <w:t xml:space="preserve"> </w:t>
+      </w:r>
+      <w:r>
+        <w:t>rajouter un élément à celui que nous</w:t>
+      </w:r>
+      <w:r>
+        <w:t xml:space="preserve"> </w:t>
+      </w:r>
+      <w:r>
+        <w:t>allons vouloir extraire en ajoutant plus</w:t>
       </w:r>
     </w:p>
     <w:p>
       <w:pPr>
         <w:spacing w:after="0"/>
       </w:pPr>
-      <w:r>
-        <w:t>voulons rester sur la première ligne en</w:t>
-      </w:r>
     </w:p>
     <w:p>
       <w:pPr>
         <w:spacing w:after="0"/>
       </w:pPr>
-      <w:r>
-        <w:t>saisissant la valeur de 0 sur l'argument</w:t>
-      </w:r>
     </w:p>
     <w:p>
       <w:pPr>
         <w:spacing w:after="0"/>
       </w:pPr>
       <w:r>
-        <w:t>nos lignes et c'est sur le numéro de</w:t>
+        <w:t>1 ce qui va nous permettre de récupérer</w:t>
+      </w:r>
+      <w:r>
+        <w:t xml:space="preserve"> </w:t>
+      </w:r>
+      <w:r>
+        <w:t>directement la deuxième feuille de</w:t>
+      </w:r>
+      <w:r>
+        <w:t xml:space="preserve"> </w:t>
+      </w:r>
+      <w:r>
+        <w:t>calcul du classeur qui correspond en</w:t>
+      </w:r>
+      <w:r>
+        <w:t xml:space="preserve"> </w:t>
+      </w:r>
+      <w:r>
+        <w:t>réalité au premier magasin analysé cela</w:t>
+      </w:r>
+      <w:r>
+        <w:t xml:space="preserve"> </w:t>
+      </w:r>
+      <w:r>
+        <w:t>est en fait nous allons pouvoir étendre</w:t>
+      </w:r>
+      <w:r>
+        <w:t xml:space="preserve"> </w:t>
+      </w:r>
+      <w:r>
+        <w:t>notre formule sur toutes les cellules de</w:t>
+      </w:r>
+      <w:r>
+        <w:t xml:space="preserve"> </w:t>
+      </w:r>
+      <w:r>
+        <w:t>la colonne en utilisant la poignée de</w:t>
+      </w:r>
+      <w:r>
+        <w:t xml:space="preserve"> </w:t>
+      </w:r>
+      <w:r>
+        <w:t>recopie ce qui nous permettra de</w:t>
+      </w:r>
+      <w:r>
+        <w:t xml:space="preserve"> </w:t>
+      </w:r>
+      <w:r>
+        <w:t>récupérer tout d'abord les trois</w:t>
+      </w:r>
+      <w:r>
+        <w:t xml:space="preserve"> </w:t>
+      </w:r>
+      <w:r>
+        <w:t xml:space="preserve">premiers magasins </w:t>
       </w:r>
     </w:p>
     <w:p>
       <w:pPr>
         <w:spacing w:after="0"/>
       </w:pPr>
+    </w:p>
+    <w:p>
+      <w:pPr>
+        <w:spacing w:after="0"/>
+      </w:pPr>
+    </w:p>
+    <w:p>
+      <w:pPr>
+        <w:spacing w:after="0"/>
+      </w:pPr>
+    </w:p>
+    <w:p>
+      <w:pPr>
+        <w:spacing w:after="0"/>
+      </w:pPr>
+    </w:p>
+    <w:p>
+      <w:pPr>
+        <w:spacing w:after="0"/>
+      </w:pPr>
+    </w:p>
+    <w:p>
+      <w:pPr>
+        <w:spacing w:after="0"/>
+      </w:pPr>
+      <w:r>
+        <w:t>et ensuite nous aurons</w:t>
+      </w:r>
+      <w:r>
+        <w:t xml:space="preserve"> </w:t>
+      </w:r>
+      <w:r>
+        <w:t>une série d'erreurs bref pour éviter de</w:t>
+      </w:r>
+      <w:r>
+        <w:t xml:space="preserve"> </w:t>
+      </w:r>
+      <w:r>
+        <w:t xml:space="preserve">générer ces erreurs il nous </w:t>
+      </w:r>
+      <w:proofErr w:type="gramStart"/>
+      <w:r>
+        <w:t>suffira tout</w:t>
+      </w:r>
+      <w:r>
+        <w:t xml:space="preserve"> </w:t>
+      </w:r>
+      <w:r>
+        <w:t>simplement</w:t>
+      </w:r>
+      <w:proofErr w:type="gramEnd"/>
+      <w:r>
+        <w:t xml:space="preserve"> d'encapsuler ce résultat en</w:t>
+      </w:r>
+      <w:r>
+        <w:t xml:space="preserve"> </w:t>
+      </w:r>
+      <w:r>
+        <w:t>tant qu'argument de la fonction cire</w:t>
+      </w:r>
+      <w:r>
+        <w:t xml:space="preserve"> </w:t>
+      </w:r>
+      <w:r>
+        <w:t>cette fonction-cire permet d'effectuer</w:t>
+      </w:r>
+      <w:r>
+        <w:t xml:space="preserve"> </w:t>
+      </w:r>
+      <w:r>
+        <w:t>un test sur une fonction que nous</w:t>
+      </w:r>
+      <w:r>
+        <w:t xml:space="preserve"> </w:t>
+      </w:r>
+      <w:r>
+        <w:t>saisissons en tant que première argument</w:t>
+      </w:r>
+      <w:r>
+        <w:t xml:space="preserve"> </w:t>
+      </w:r>
+      <w:r>
+        <w:t>lorsque ce résultat n'est pas une erreur</w:t>
+      </w:r>
+    </w:p>
+    <w:p>
+      <w:pPr>
+        <w:spacing w:after="0"/>
+      </w:pPr>
+      <w:r>
+        <w:t xml:space="preserve">et la fonction </w:t>
+      </w:r>
+      <w:proofErr w:type="spellStart"/>
+      <w:r>
+        <w:t>sierreur</w:t>
+      </w:r>
+      <w:proofErr w:type="spellEnd"/>
+      <w:r>
+        <w:t xml:space="preserve"> envers alors ce</w:t>
+      </w:r>
+      <w:r>
+        <w:t xml:space="preserve"> </w:t>
+      </w:r>
+      <w:r>
+        <w:t>résultat en tant que son propre résultat</w:t>
+      </w:r>
+      <w:r>
+        <w:t xml:space="preserve"> </w:t>
+      </w:r>
+      <w:r>
+        <w:t>en revanche dans le cas contraire alors</w:t>
+      </w:r>
+      <w:r>
+        <w:t xml:space="preserve"> </w:t>
+      </w:r>
+      <w:r>
+        <w:t>nous pourrons renvoyer un résultat</w:t>
+      </w:r>
+      <w:r>
+        <w:t xml:space="preserve"> </w:t>
+      </w:r>
+      <w:r>
+        <w:t>alternatif ici nous n'allons rien</w:t>
+      </w:r>
+    </w:p>
+    <w:p>
+      <w:pPr>
+        <w:spacing w:after="0"/>
+      </w:pPr>
+      <w:r>
+        <w:t>afficher en saisissant les doubles</w:t>
+      </w:r>
+      <w:r>
+        <w:t xml:space="preserve"> </w:t>
+      </w:r>
+      <w:r>
+        <w:t>guillemets lorsque nous validons en</w:t>
+      </w:r>
+      <w:r>
+        <w:t xml:space="preserve"> </w:t>
+      </w:r>
+      <w:r>
+        <w:t>appuyant sur les touches contrôlées</w:t>
+      </w:r>
+      <w:r>
+        <w:t xml:space="preserve"> </w:t>
+      </w:r>
+      <w:r>
+        <w:t>entrées pour valider la fonction sur</w:t>
+      </w:r>
+      <w:r>
+        <w:t xml:space="preserve"> </w:t>
+      </w:r>
+      <w:r>
+        <w:t>l'ensemble des cellules sélectionnées</w:t>
+      </w:r>
+    </w:p>
+    <w:p>
+      <w:pPr>
+        <w:spacing w:after="0"/>
+      </w:pPr>
+      <w:r>
+        <w:t>Excel nous récupérera une fois de plus</w:t>
+      </w:r>
+      <w:r>
+        <w:t xml:space="preserve"> </w:t>
+      </w:r>
+      <w:r>
+        <w:t>les noms des magasins mais cette fois-ci</w:t>
+      </w:r>
+      <w:r>
+        <w:t xml:space="preserve"> </w:t>
+      </w:r>
+      <w:r>
+        <w:t>nous n'aurons pas les erreurs alors</w:t>
+      </w:r>
+    </w:p>
+    <w:p>
+      <w:pPr>
+        <w:spacing w:after="0"/>
+      </w:pPr>
+    </w:p>
+    <w:p>
+      <w:pPr>
+        <w:pStyle w:val="Titre4"/>
+        <w:rPr>
+          <w:highlight w:val="yellow"/>
+        </w:rPr>
+      </w:pPr>
+      <w:bookmarkStart w:id="29" w:name="_Toc224050299"/>
+      <w:r>
+        <w:rPr>
+          <w:highlight w:val="yellow"/>
+        </w:rPr>
+        <w:t>Rendre la fonction LIRE.CLASSEUR() dynamique</w:t>
+      </w:r>
+      <w:bookmarkEnd w:id="29"/>
+    </w:p>
+    <w:p>
+      <w:pPr>
+        <w:spacing w:after="0"/>
+      </w:pPr>
+    </w:p>
+    <w:p>
+      <w:pPr>
+        <w:spacing w:after="0"/>
+      </w:pPr>
+    </w:p>
+    <w:p>
+      <w:pPr>
+        <w:spacing w:after="0"/>
+      </w:pPr>
+    </w:p>
+    <w:p>
+      <w:pPr>
+        <w:spacing w:after="0"/>
+      </w:pPr>
+    </w:p>
+    <w:p>
+      <w:pPr>
+        <w:spacing w:after="0"/>
+      </w:pPr>
+    </w:p>
+    <w:p/>
+    <w:p>
+      <w:pPr>
+        <w:pStyle w:val="Titre2"/>
+        <w:rPr>
+          <w:highlight w:val="yellow"/>
+        </w:rPr>
+      </w:pPr>
+      <w:bookmarkStart w:id="30" w:name="_Toc224050300"/>
+      <w:r>
+        <w:rPr>
+          <w:highlight w:val="yellow"/>
+        </w:rPr>
+        <w:t>Pour aller plus loin</w:t>
+      </w:r>
+      <w:bookmarkEnd w:id="30"/>
+    </w:p>
+    <w:p>
+      <w:pPr>
+        <w:pStyle w:val="Titre3"/>
+      </w:pPr>
+      <w:bookmarkStart w:id="31" w:name="_Toc224050301"/>
+      <w:r>
+        <w:t>Rendre dynamique l'affichage</w:t>
+      </w:r>
+      <w:bookmarkEnd w:id="31"/>
+    </w:p>
+    <w:p>
+      <w:r>
+        <w:t>T(MAINTENANT()</w:t>
+      </w:r>
+    </w:p>
+    <w:p>
+      <w:pPr>
+        <w:pStyle w:val="Titre3"/>
+      </w:pPr>
+      <w:bookmarkStart w:id="32" w:name="_Toc224050302"/>
+      <w:r>
+        <w:t>On peut ajouter des liens hypertexte sur le nom des feuilles.</w:t>
+      </w:r>
+      <w:bookmarkEnd w:id="32"/>
+    </w:p>
+    <w:p/>
+    <w:p>
+      <w:pPr>
+        <w:pStyle w:val="Titre1"/>
+      </w:pPr>
+      <w:bookmarkStart w:id="33" w:name="_Toc224050303"/>
       <w:r>
         <w:lastRenderedPageBreak/>
-        <w:t>colonne que nous allons pouvoir</w:t>
-      </w:r>
-    </w:p>
-    <w:p>
-      <w:pPr>
-        <w:spacing w:after="0"/>
-      </w:pPr>
-      <w:r>
-        <w:t>effectuer notre extraction donc ici nous</w:t>
-      </w:r>
-    </w:p>
-    <w:p>
-      <w:pPr>
-        <w:spacing w:after="0"/>
-      </w:pPr>
-      <w:r>
-        <w:t>allons vouloir récupérer la feuille qui</w:t>
-      </w:r>
-    </w:p>
-    <w:p>
-      <w:pPr>
-        <w:spacing w:after="0"/>
-      </w:pPr>
-      <w:r>
-        <w:t>correspond à l'idée en cours d'analyse</w:t>
-      </w:r>
-    </w:p>
-    <w:p>
-      <w:pPr>
-        <w:spacing w:after="0"/>
-      </w:pPr>
-      <w:r>
-        <w:t xml:space="preserve">ici cette idée et donc l'idée </w:t>
-      </w:r>
-      <w:proofErr w:type="gramStart"/>
-      <w:r>
-        <w:t>sauf que</w:t>
-      </w:r>
-      <w:proofErr w:type="gramEnd"/>
-    </w:p>
-    <w:p>
-      <w:pPr>
-        <w:spacing w:after="0"/>
-      </w:pPr>
-      <w:r>
-        <w:t>si nous validons la fonction à ce</w:t>
-      </w:r>
-    </w:p>
-    <w:p>
-      <w:pPr>
-        <w:spacing w:after="0"/>
-      </w:pPr>
-      <w:r>
-        <w:t>moment-là bien entendu Excel va nous</w:t>
-      </w:r>
-    </w:p>
-    <w:p>
-      <w:pPr>
-        <w:spacing w:after="0"/>
-      </w:pPr>
-      <w:r>
-        <w:t>retourner le nom de la première feuille</w:t>
-      </w:r>
-    </w:p>
-    <w:p>
-      <w:pPr>
-        <w:spacing w:after="0"/>
-      </w:pPr>
-      <w:r>
-        <w:t>de calcul du classeur qui est la feuille</w:t>
-      </w:r>
-    </w:p>
-    <w:p>
-      <w:pPr>
-        <w:spacing w:after="0"/>
-      </w:pPr>
-      <w:r>
-        <w:t>synthèse nous allons donc pouvoir</w:t>
-      </w:r>
-    </w:p>
-    <w:p>
-      <w:pPr>
-        <w:spacing w:after="0"/>
-      </w:pPr>
-      <w:r>
-        <w:t>rajouter un élément à celui que nous</w:t>
-      </w:r>
-    </w:p>
-    <w:p>
-      <w:pPr>
-        <w:spacing w:after="0"/>
-      </w:pPr>
-      <w:r>
-        <w:t>allons vouloir extraire en ajoutant plus</w:t>
-      </w:r>
-    </w:p>
-    <w:p>
-      <w:pPr>
-        <w:spacing w:after="0"/>
-      </w:pPr>
-      <w:r>
-        <w:t>1 ce qui va nous permettre de récupérer</w:t>
-      </w:r>
-    </w:p>
-    <w:p>
-      <w:pPr>
-        <w:spacing w:after="0"/>
-      </w:pPr>
-      <w:r>
-        <w:t>directement la deuxième feuille de</w:t>
-      </w:r>
-    </w:p>
-    <w:p>
-      <w:pPr>
-        <w:spacing w:after="0"/>
-      </w:pPr>
-      <w:r>
-        <w:t>calcul du classeur qui correspond en</w:t>
-      </w:r>
-    </w:p>
-    <w:p>
-      <w:pPr>
-        <w:spacing w:after="0"/>
-      </w:pPr>
-      <w:r>
-        <w:t>réalité au premier magasin analysé cela</w:t>
-      </w:r>
-    </w:p>
-    <w:p>
-      <w:pPr>
-        <w:spacing w:after="0"/>
-      </w:pPr>
-      <w:r>
-        <w:t>est en fait nous allons pouvoir étendre</w:t>
-      </w:r>
-    </w:p>
-    <w:p>
-      <w:pPr>
-        <w:spacing w:after="0"/>
-      </w:pPr>
-      <w:r>
-        <w:t>notre formule sur toutes les cellules de</w:t>
-      </w:r>
-    </w:p>
-    <w:p>
-      <w:pPr>
-        <w:spacing w:after="0"/>
-      </w:pPr>
-      <w:r>
-        <w:t>la colonne en utilisant la poignée de</w:t>
-      </w:r>
-    </w:p>
-    <w:p>
-      <w:pPr>
-        <w:spacing w:after="0"/>
-      </w:pPr>
-      <w:r>
-        <w:t>recopie ce qui nous permettra de</w:t>
-      </w:r>
-    </w:p>
-    <w:p>
-      <w:pPr>
-        <w:spacing w:after="0"/>
-      </w:pPr>
-      <w:r>
-        <w:t>récupérer tout d'abord les trois</w:t>
-      </w:r>
-    </w:p>
-    <w:p>
-      <w:pPr>
-        <w:spacing w:after="0"/>
-      </w:pPr>
-      <w:r>
-        <w:t>premiers magasins et ensuite nous aurons</w:t>
-      </w:r>
-    </w:p>
-    <w:p>
-      <w:pPr>
-        <w:spacing w:after="0"/>
-      </w:pPr>
-      <w:r>
-        <w:t>une série d'erreurs bref pour éviter de</w:t>
-      </w:r>
-    </w:p>
-    <w:p>
-      <w:pPr>
-        <w:spacing w:after="0"/>
-      </w:pPr>
-      <w:r>
-        <w:t>générer ces erreurs il nous suffira tout</w:t>
-      </w:r>
-    </w:p>
-    <w:p>
-      <w:pPr>
-        <w:spacing w:after="0"/>
-      </w:pPr>
-      <w:r>
-        <w:t>simplement d'encapsuler ce résultat en</w:t>
-      </w:r>
-    </w:p>
-    <w:p>
-      <w:pPr>
-        <w:spacing w:after="0"/>
-      </w:pPr>
-      <w:r>
-        <w:t>tant qu'argument de la fonction cire</w:t>
-      </w:r>
-    </w:p>
-    <w:p>
-      <w:pPr>
-        <w:spacing w:after="0"/>
-      </w:pPr>
-      <w:r>
-        <w:t>cette fonction-cire permet d'effectuer</w:t>
-      </w:r>
-    </w:p>
-    <w:p>
-      <w:pPr>
-        <w:spacing w:after="0"/>
-      </w:pPr>
-      <w:r>
-        <w:t>un test sur une fonction que nous</w:t>
-      </w:r>
-    </w:p>
-    <w:p>
-      <w:pPr>
-        <w:spacing w:after="0"/>
-      </w:pPr>
-      <w:r>
-        <w:t>saisissons en tant que première argument</w:t>
-      </w:r>
-    </w:p>
-    <w:p>
-      <w:pPr>
-        <w:spacing w:after="0"/>
-      </w:pPr>
-      <w:r>
-        <w:t>lorsque ce résultat n'est pas une erreur</w:t>
-      </w:r>
-    </w:p>
-    <w:p>
-      <w:pPr>
-        <w:spacing w:after="0"/>
-      </w:pPr>
-      <w:r>
-        <w:t xml:space="preserve">et la fonction </w:t>
-      </w:r>
-      <w:proofErr w:type="spellStart"/>
-      <w:r>
-        <w:t>sierreur</w:t>
-      </w:r>
-      <w:proofErr w:type="spellEnd"/>
-      <w:r>
-        <w:t xml:space="preserve"> envers alors ce</w:t>
-      </w:r>
-    </w:p>
-    <w:p>
-      <w:pPr>
-        <w:spacing w:after="0"/>
-      </w:pPr>
-      <w:r>
-        <w:t>résultat en tant que son propre résultat</w:t>
-      </w:r>
-    </w:p>
-    <w:p>
-      <w:pPr>
-        <w:spacing w:after="0"/>
-      </w:pPr>
-      <w:r>
-        <w:t>en revanche dans le cas contraire alors</w:t>
-      </w:r>
-    </w:p>
-    <w:p>
-      <w:pPr>
-        <w:spacing w:after="0"/>
-      </w:pPr>
-      <w:r>
-        <w:t>nous pourrons renvoyer un résultat</w:t>
-      </w:r>
-    </w:p>
-    <w:p>
-      <w:pPr>
-        <w:spacing w:after="0"/>
-      </w:pPr>
-      <w:r>
-        <w:t>alternatif ici nous n'allons rien</w:t>
-      </w:r>
-    </w:p>
-    <w:p>
-      <w:pPr>
-        <w:spacing w:after="0"/>
-      </w:pPr>
-      <w:r>
-        <w:t>afficher en saisissant les doubles</w:t>
-      </w:r>
-    </w:p>
-    <w:p>
-      <w:pPr>
-        <w:spacing w:after="0"/>
-      </w:pPr>
-      <w:r>
-        <w:t>guillemets lorsque nous validons en</w:t>
-      </w:r>
-    </w:p>
-    <w:p>
-      <w:pPr>
-        <w:spacing w:after="0"/>
-      </w:pPr>
-      <w:r>
-        <w:t>appuyant sur les touches contrôlées</w:t>
-      </w:r>
-    </w:p>
-    <w:p>
-      <w:pPr>
-        <w:spacing w:after="0"/>
-      </w:pPr>
-      <w:r>
-        <w:t>entrées pour valider la fonction sur</w:t>
-      </w:r>
-    </w:p>
-    <w:p>
-      <w:pPr>
-        <w:spacing w:after="0"/>
-      </w:pPr>
-      <w:r>
-        <w:t>l'ensemble des cellules sélectionnées</w:t>
-      </w:r>
-    </w:p>
-    <w:p>
-      <w:pPr>
-        <w:spacing w:after="0"/>
-      </w:pPr>
-      <w:r>
-        <w:t>Excel nous récupérera une fois de plus</w:t>
-      </w:r>
-    </w:p>
-    <w:p>
-      <w:pPr>
-        <w:spacing w:after="0"/>
-      </w:pPr>
-      <w:r>
-        <w:lastRenderedPageBreak/>
-        <w:t>les noms des magasins mais cette fois-ci</w:t>
-      </w:r>
-    </w:p>
-    <w:p>
-      <w:pPr>
-        <w:spacing w:after="0"/>
-      </w:pPr>
-      <w:r>
-        <w:t>nous n'aurons pas les erreurs alors</w:t>
-      </w:r>
-    </w:p>
-    <w:p>
-      <w:pPr>
-        <w:pStyle w:val="Titre4"/>
-      </w:pPr>
-      <w:bookmarkStart w:id="29" w:name="_Toc224049541"/>
-      <w:r>
-        <w:t>Rendre la fonction LIRE.CLASSEUR() dynamique</w:t>
-      </w:r>
-      <w:bookmarkEnd w:id="29"/>
-    </w:p>
-    <w:p>
-      <w:pPr>
-        <w:spacing w:after="0"/>
-      </w:pPr>
-    </w:p>
-    <w:p>
-      <w:pPr>
-        <w:spacing w:after="0"/>
-      </w:pPr>
-    </w:p>
-    <w:p>
-      <w:pPr>
-        <w:spacing w:after="0"/>
-      </w:pPr>
-    </w:p>
-    <w:p>
-      <w:pPr>
-        <w:spacing w:after="0"/>
-      </w:pPr>
-    </w:p>
-    <w:p>
-      <w:pPr>
-        <w:spacing w:after="0"/>
-      </w:pPr>
-    </w:p>
-    <w:p/>
-    <w:p>
-      <w:pPr>
-        <w:pStyle w:val="Titre2"/>
-        <w:rPr>
-          <w:highlight w:val="yellow"/>
-        </w:rPr>
-      </w:pPr>
-      <w:bookmarkStart w:id="30" w:name="_Toc224049542"/>
-      <w:r>
-        <w:rPr>
-          <w:highlight w:val="yellow"/>
-        </w:rPr>
-        <w:t>Pour aller plus loin</w:t>
-      </w:r>
-      <w:bookmarkEnd w:id="30"/>
-    </w:p>
-    <w:p>
-      <w:pPr>
-        <w:pStyle w:val="Titre3"/>
-      </w:pPr>
-      <w:bookmarkStart w:id="31" w:name="_Toc224049543"/>
-      <w:r>
-        <w:t>Rendre dynamique l'affichage</w:t>
-      </w:r>
-      <w:bookmarkEnd w:id="31"/>
-    </w:p>
-    <w:p>
-      <w:r>
-        <w:t>T(MAINTENANT()</w:t>
-      </w:r>
-    </w:p>
-    <w:p>
-      <w:pPr>
-        <w:pStyle w:val="Titre3"/>
-      </w:pPr>
-      <w:bookmarkStart w:id="32" w:name="_Toc224049544"/>
-      <w:r>
-        <w:t>On peut ajouter des liens hypertexte sur le nom des feuilles.</w:t>
-      </w:r>
-      <w:bookmarkEnd w:id="32"/>
-    </w:p>
-    <w:p/>
-    <w:p>
-      <w:pPr>
-        <w:pStyle w:val="Titre1"/>
-      </w:pPr>
-      <w:bookmarkStart w:id="33" w:name="_Toc224049545"/>
-      <w:r>
         <w:t>Traduction</w:t>
       </w:r>
       <w:r>
@@ -11507,7 +11604,7 @@
         <w:pStyle w:val="Titre1"/>
       </w:pPr>
       <w:bookmarkStart w:id="34" w:name="_Toc223707034"/>
-      <w:bookmarkStart w:id="35" w:name="_Toc224049546"/>
+      <w:bookmarkStart w:id="35" w:name="_Toc224050304"/>
       <w:r>
         <w:t>Links</w:t>
       </w:r>
@@ -12291,7 +12388,7 @@
               <w:sz w:val="16"/>
               <w:szCs w:val="16"/>
             </w:rPr>
-            <w:t>10-03-2026 12:30</w:t>
+            <w:t>10-03-2026 15:38</w:t>
           </w:r>
           <w:r>
             <w:rPr>

--- a/EXCEL_CodeSource/Classeurs_CodeSource/SheetsList/Lister le nom des feuilles dans Excel.docx
+++ b/EXCEL_CodeSource/Classeurs_CodeSource/SheetsList/Lister le nom des feuilles dans Excel.docx
@@ -152,7 +152,7 @@
       <w:r>
         <w:fldChar w:fldCharType="separate"/>
       </w:r>
-      <w:hyperlink w:anchor="_Toc224050270" w:history="1">
+      <w:hyperlink w:anchor="_Toc224057977" w:history="1">
         <w:r>
           <w:rPr>
             <w:rStyle w:val="Lienhypertexte"/>
@@ -179,7 +179,7 @@
             <w:noProof/>
             <w:webHidden/>
           </w:rPr>
-          <w:instrText xml:space="preserve"> PAGEREF _Toc224050270 \h </w:instrText>
+          <w:instrText xml:space="preserve"> PAGEREF _Toc224057977 \h </w:instrText>
         </w:r>
         <w:r>
           <w:rPr>
@@ -226,7 +226,7 @@
           <w14:ligatures w14:val="standardContextual"/>
         </w:rPr>
       </w:pPr>
-      <w:hyperlink w:anchor="_Toc224050271" w:history="1">
+      <w:hyperlink w:anchor="_Toc224057978" w:history="1">
         <w:r>
           <w:rPr>
             <w:rStyle w:val="Lienhypertexte"/>
@@ -253,7 +253,7 @@
             <w:noProof/>
             <w:webHidden/>
           </w:rPr>
-          <w:instrText xml:space="preserve"> PAGEREF _Toc224050271 \h </w:instrText>
+          <w:instrText xml:space="preserve"> PAGEREF _Toc224057978 \h </w:instrText>
         </w:r>
         <w:r>
           <w:rPr>
@@ -300,7 +300,7 @@
           <w14:ligatures w14:val="standardContextual"/>
         </w:rPr>
       </w:pPr>
-      <w:hyperlink w:anchor="_Toc224050272" w:history="1">
+      <w:hyperlink w:anchor="_Toc224057979" w:history="1">
         <w:r>
           <w:rPr>
             <w:rStyle w:val="Lienhypertexte"/>
@@ -327,7 +327,7 @@
             <w:noProof/>
             <w:webHidden/>
           </w:rPr>
-          <w:instrText xml:space="preserve"> PAGEREF _Toc224050272 \h </w:instrText>
+          <w:instrText xml:space="preserve"> PAGEREF _Toc224057979 \h </w:instrText>
         </w:r>
         <w:r>
           <w:rPr>
@@ -376,7 +376,7 @@
           <w14:ligatures w14:val="standardContextual"/>
         </w:rPr>
       </w:pPr>
-      <w:hyperlink w:anchor="_Toc224050273" w:history="1">
+      <w:hyperlink w:anchor="_Toc224057980" w:history="1">
         <w:r>
           <w:rPr>
             <w:rStyle w:val="Lienhypertexte"/>
@@ -403,7 +403,7 @@
             <w:noProof/>
             <w:webHidden/>
           </w:rPr>
-          <w:instrText xml:space="preserve"> PAGEREF _Toc224050273 \h </w:instrText>
+          <w:instrText xml:space="preserve"> PAGEREF _Toc224057980 \h </w:instrText>
         </w:r>
         <w:r>
           <w:rPr>
@@ -450,7 +450,7 @@
           <w14:ligatures w14:val="standardContextual"/>
         </w:rPr>
       </w:pPr>
-      <w:hyperlink w:anchor="_Toc224050274" w:history="1">
+      <w:hyperlink w:anchor="_Toc224057981" w:history="1">
         <w:r>
           <w:rPr>
             <w:rStyle w:val="Lienhypertexte"/>
@@ -477,7 +477,7 @@
             <w:noProof/>
             <w:webHidden/>
           </w:rPr>
-          <w:instrText xml:space="preserve"> PAGEREF _Toc224050274 \h </w:instrText>
+          <w:instrText xml:space="preserve"> PAGEREF _Toc224057981 \h </w:instrText>
         </w:r>
         <w:r>
           <w:rPr>
@@ -525,7 +525,7 @@
           <w14:ligatures w14:val="standardContextual"/>
         </w:rPr>
       </w:pPr>
-      <w:hyperlink w:anchor="_Toc224050275" w:history="1">
+      <w:hyperlink w:anchor="_Toc224057982" w:history="1">
         <w:r>
           <w:rPr>
             <w:rStyle w:val="Lienhypertexte"/>
@@ -552,7 +552,7 @@
             <w:noProof/>
             <w:webHidden/>
           </w:rPr>
-          <w:instrText xml:space="preserve"> PAGEREF _Toc224050275 \h </w:instrText>
+          <w:instrText xml:space="preserve"> PAGEREF _Toc224057982 \h </w:instrText>
         </w:r>
         <w:r>
           <w:rPr>
@@ -600,7 +600,7 @@
           <w14:ligatures w14:val="standardContextual"/>
         </w:rPr>
       </w:pPr>
-      <w:hyperlink w:anchor="_Toc224050276" w:history="1">
+      <w:hyperlink w:anchor="_Toc224057983" w:history="1">
         <w:r>
           <w:rPr>
             <w:rStyle w:val="Lienhypertexte"/>
@@ -627,7 +627,7 @@
             <w:noProof/>
             <w:webHidden/>
           </w:rPr>
-          <w:instrText xml:space="preserve"> PAGEREF _Toc224050276 \h </w:instrText>
+          <w:instrText xml:space="preserve"> PAGEREF _Toc224057983 \h </w:instrText>
         </w:r>
         <w:r>
           <w:rPr>
@@ -675,7 +675,7 @@
           <w14:ligatures w14:val="standardContextual"/>
         </w:rPr>
       </w:pPr>
-      <w:hyperlink w:anchor="_Toc224050277" w:history="1">
+      <w:hyperlink w:anchor="_Toc224057984" w:history="1">
         <w:r>
           <w:rPr>
             <w:rStyle w:val="Lienhypertexte"/>
@@ -702,7 +702,7 @@
             <w:noProof/>
             <w:webHidden/>
           </w:rPr>
-          <w:instrText xml:space="preserve"> PAGEREF _Toc224050277 \h </w:instrText>
+          <w:instrText xml:space="preserve"> PAGEREF _Toc224057984 \h </w:instrText>
         </w:r>
         <w:r>
           <w:rPr>
@@ -750,7 +750,7 @@
           <w14:ligatures w14:val="standardContextual"/>
         </w:rPr>
       </w:pPr>
-      <w:hyperlink w:anchor="_Toc224050278" w:history="1">
+      <w:hyperlink w:anchor="_Toc224057985" w:history="1">
         <w:r>
           <w:rPr>
             <w:rStyle w:val="Lienhypertexte"/>
@@ -777,7 +777,7 @@
             <w:noProof/>
             <w:webHidden/>
           </w:rPr>
-          <w:instrText xml:space="preserve"> PAGEREF _Toc224050278 \h </w:instrText>
+          <w:instrText xml:space="preserve"> PAGEREF _Toc224057985 \h </w:instrText>
         </w:r>
         <w:r>
           <w:rPr>
@@ -824,7 +824,7 @@
           <w14:ligatures w14:val="standardContextual"/>
         </w:rPr>
       </w:pPr>
-      <w:hyperlink w:anchor="_Toc224050279" w:history="1">
+      <w:hyperlink w:anchor="_Toc224057986" w:history="1">
         <w:r>
           <w:rPr>
             <w:rStyle w:val="Lienhypertexte"/>
@@ -851,7 +851,7 @@
             <w:noProof/>
             <w:webHidden/>
           </w:rPr>
-          <w:instrText xml:space="preserve"> PAGEREF _Toc224050279 \h </w:instrText>
+          <w:instrText xml:space="preserve"> PAGEREF _Toc224057986 \h </w:instrText>
         </w:r>
         <w:r>
           <w:rPr>
@@ -898,7 +898,7 @@
           <w14:ligatures w14:val="standardContextual"/>
         </w:rPr>
       </w:pPr>
-      <w:hyperlink w:anchor="_Toc224050280" w:history="1">
+      <w:hyperlink w:anchor="_Toc224057987" w:history="1">
         <w:r>
           <w:rPr>
             <w:rStyle w:val="Lienhypertexte"/>
@@ -925,7 +925,7 @@
             <w:noProof/>
             <w:webHidden/>
           </w:rPr>
-          <w:instrText xml:space="preserve"> PAGEREF _Toc224050280 \h </w:instrText>
+          <w:instrText xml:space="preserve"> PAGEREF _Toc224057987 \h </w:instrText>
         </w:r>
         <w:r>
           <w:rPr>
@@ -972,7 +972,7 @@
           <w14:ligatures w14:val="standardContextual"/>
         </w:rPr>
       </w:pPr>
-      <w:hyperlink w:anchor="_Toc224050281" w:history="1">
+      <w:hyperlink w:anchor="_Toc224057988" w:history="1">
         <w:r>
           <w:rPr>
             <w:rStyle w:val="Lienhypertexte"/>
@@ -999,7 +999,7 @@
             <w:noProof/>
             <w:webHidden/>
           </w:rPr>
-          <w:instrText xml:space="preserve"> PAGEREF _Toc224050281 \h </w:instrText>
+          <w:instrText xml:space="preserve"> PAGEREF _Toc224057988 \h </w:instrText>
         </w:r>
         <w:r>
           <w:rPr>
@@ -1047,7 +1047,7 @@
           <w14:ligatures w14:val="standardContextual"/>
         </w:rPr>
       </w:pPr>
-      <w:hyperlink w:anchor="_Toc224050282" w:history="1">
+      <w:hyperlink w:anchor="_Toc224057989" w:history="1">
         <w:r>
           <w:rPr>
             <w:rStyle w:val="Lienhypertexte"/>
@@ -1074,7 +1074,7 @@
             <w:noProof/>
             <w:webHidden/>
           </w:rPr>
-          <w:instrText xml:space="preserve"> PAGEREF _Toc224050282 \h </w:instrText>
+          <w:instrText xml:space="preserve"> PAGEREF _Toc224057989 \h </w:instrText>
         </w:r>
         <w:r>
           <w:rPr>
@@ -1122,7 +1122,7 @@
           <w14:ligatures w14:val="standardContextual"/>
         </w:rPr>
       </w:pPr>
-      <w:hyperlink w:anchor="_Toc224050283" w:history="1">
+      <w:hyperlink w:anchor="_Toc224057990" w:history="1">
         <w:r>
           <w:rPr>
             <w:rStyle w:val="Lienhypertexte"/>
@@ -1149,7 +1149,7 @@
             <w:noProof/>
             <w:webHidden/>
           </w:rPr>
-          <w:instrText xml:space="preserve"> PAGEREF _Toc224050283 \h </w:instrText>
+          <w:instrText xml:space="preserve"> PAGEREF _Toc224057990 \h </w:instrText>
         </w:r>
         <w:r>
           <w:rPr>
@@ -1197,7 +1197,7 @@
           <w14:ligatures w14:val="standardContextual"/>
         </w:rPr>
       </w:pPr>
-      <w:hyperlink w:anchor="_Toc224050284" w:history="1">
+      <w:hyperlink w:anchor="_Toc224057991" w:history="1">
         <w:r>
           <w:rPr>
             <w:rStyle w:val="Lienhypertexte"/>
@@ -1224,7 +1224,7 @@
             <w:noProof/>
             <w:webHidden/>
           </w:rPr>
-          <w:instrText xml:space="preserve"> PAGEREF _Toc224050284 \h </w:instrText>
+          <w:instrText xml:space="preserve"> PAGEREF _Toc224057991 \h </w:instrText>
         </w:r>
         <w:r>
           <w:rPr>
@@ -1271,7 +1271,7 @@
           <w14:ligatures w14:val="standardContextual"/>
         </w:rPr>
       </w:pPr>
-      <w:hyperlink w:anchor="_Toc224050285" w:history="1">
+      <w:hyperlink w:anchor="_Toc224057992" w:history="1">
         <w:r>
           <w:rPr>
             <w:rStyle w:val="Lienhypertexte"/>
@@ -1298,7 +1298,7 @@
             <w:noProof/>
             <w:webHidden/>
           </w:rPr>
-          <w:instrText xml:space="preserve"> PAGEREF _Toc224050285 \h </w:instrText>
+          <w:instrText xml:space="preserve"> PAGEREF _Toc224057992 \h </w:instrText>
         </w:r>
         <w:r>
           <w:rPr>
@@ -1346,7 +1346,7 @@
           <w14:ligatures w14:val="standardContextual"/>
         </w:rPr>
       </w:pPr>
-      <w:hyperlink w:anchor="_Toc224050286" w:history="1">
+      <w:hyperlink w:anchor="_Toc224057993" w:history="1">
         <w:r>
           <w:rPr>
             <w:rStyle w:val="Lienhypertexte"/>
@@ -1373,7 +1373,7 @@
             <w:noProof/>
             <w:webHidden/>
           </w:rPr>
-          <w:instrText xml:space="preserve"> PAGEREF _Toc224050286 \h </w:instrText>
+          <w:instrText xml:space="preserve"> PAGEREF _Toc224057993 \h </w:instrText>
         </w:r>
         <w:r>
           <w:rPr>
@@ -1421,7 +1421,7 @@
           <w14:ligatures w14:val="standardContextual"/>
         </w:rPr>
       </w:pPr>
-      <w:hyperlink w:anchor="_Toc224050287" w:history="1">
+      <w:hyperlink w:anchor="_Toc224057994" w:history="1">
         <w:r>
           <w:rPr>
             <w:rStyle w:val="Lienhypertexte"/>
@@ -1448,7 +1448,7 @@
             <w:noProof/>
             <w:webHidden/>
           </w:rPr>
-          <w:instrText xml:space="preserve"> PAGEREF _Toc224050287 \h </w:instrText>
+          <w:instrText xml:space="preserve"> PAGEREF _Toc224057994 \h </w:instrText>
         </w:r>
         <w:r>
           <w:rPr>
@@ -1496,7 +1496,7 @@
           <w14:ligatures w14:val="standardContextual"/>
         </w:rPr>
       </w:pPr>
-      <w:hyperlink w:anchor="_Toc224050288" w:history="1">
+      <w:hyperlink w:anchor="_Toc224057995" w:history="1">
         <w:r>
           <w:rPr>
             <w:rStyle w:val="Lienhypertexte"/>
@@ -1523,7 +1523,7 @@
             <w:noProof/>
             <w:webHidden/>
           </w:rPr>
-          <w:instrText xml:space="preserve"> PAGEREF _Toc224050288 \h </w:instrText>
+          <w:instrText xml:space="preserve"> PAGEREF _Toc224057995 \h </w:instrText>
         </w:r>
         <w:r>
           <w:rPr>
@@ -1570,7 +1570,7 @@
           <w14:ligatures w14:val="standardContextual"/>
         </w:rPr>
       </w:pPr>
-      <w:hyperlink w:anchor="_Toc224050289" w:history="1">
+      <w:hyperlink w:anchor="_Toc224057996" w:history="1">
         <w:r>
           <w:rPr>
             <w:rStyle w:val="Lienhypertexte"/>
@@ -1597,7 +1597,7 @@
             <w:noProof/>
             <w:webHidden/>
           </w:rPr>
-          <w:instrText xml:space="preserve"> PAGEREF _Toc224050289 \h </w:instrText>
+          <w:instrText xml:space="preserve"> PAGEREF _Toc224057996 \h </w:instrText>
         </w:r>
         <w:r>
           <w:rPr>
@@ -1645,7 +1645,7 @@
           <w14:ligatures w14:val="standardContextual"/>
         </w:rPr>
       </w:pPr>
-      <w:hyperlink w:anchor="_Toc224050290" w:history="1">
+      <w:hyperlink w:anchor="_Toc224057997" w:history="1">
         <w:r>
           <w:rPr>
             <w:rStyle w:val="Lienhypertexte"/>
@@ -1672,7 +1672,7 @@
             <w:noProof/>
             <w:webHidden/>
           </w:rPr>
-          <w:instrText xml:space="preserve"> PAGEREF _Toc224050290 \h </w:instrText>
+          <w:instrText xml:space="preserve"> PAGEREF _Toc224057997 \h </w:instrText>
         </w:r>
         <w:r>
           <w:rPr>
@@ -1720,7 +1720,7 @@
           <w14:ligatures w14:val="standardContextual"/>
         </w:rPr>
       </w:pPr>
-      <w:hyperlink w:anchor="_Toc224050291" w:history="1">
+      <w:hyperlink w:anchor="_Toc224057998" w:history="1">
         <w:r>
           <w:rPr>
             <w:rStyle w:val="Lienhypertexte"/>
@@ -1747,7 +1747,7 @@
             <w:noProof/>
             <w:webHidden/>
           </w:rPr>
-          <w:instrText xml:space="preserve"> PAGEREF _Toc224050291 \h </w:instrText>
+          <w:instrText xml:space="preserve"> PAGEREF _Toc224057998 \h </w:instrText>
         </w:r>
         <w:r>
           <w:rPr>
@@ -1795,7 +1795,7 @@
           <w14:ligatures w14:val="standardContextual"/>
         </w:rPr>
       </w:pPr>
-      <w:hyperlink w:anchor="_Toc224050292" w:history="1">
+      <w:hyperlink w:anchor="_Toc224057999" w:history="1">
         <w:r>
           <w:rPr>
             <w:rStyle w:val="Lienhypertexte"/>
@@ -1822,7 +1822,7 @@
             <w:noProof/>
             <w:webHidden/>
           </w:rPr>
-          <w:instrText xml:space="preserve"> PAGEREF _Toc224050292 \h </w:instrText>
+          <w:instrText xml:space="preserve"> PAGEREF _Toc224057999 \h </w:instrText>
         </w:r>
         <w:r>
           <w:rPr>
@@ -1870,7 +1870,7 @@
           <w14:ligatures w14:val="standardContextual"/>
         </w:rPr>
       </w:pPr>
-      <w:hyperlink w:anchor="_Toc224050293" w:history="1">
+      <w:hyperlink w:anchor="_Toc224058000" w:history="1">
         <w:r>
           <w:rPr>
             <w:rStyle w:val="Lienhypertexte"/>
@@ -1897,7 +1897,7 @@
             <w:noProof/>
             <w:webHidden/>
           </w:rPr>
-          <w:instrText xml:space="preserve"> PAGEREF _Toc224050293 \h </w:instrText>
+          <w:instrText xml:space="preserve"> PAGEREF _Toc224058000 \h </w:instrText>
         </w:r>
         <w:r>
           <w:rPr>
@@ -1944,7 +1944,7 @@
           <w14:ligatures w14:val="standardContextual"/>
         </w:rPr>
       </w:pPr>
-      <w:hyperlink w:anchor="_Toc224050294" w:history="1">
+      <w:hyperlink w:anchor="_Toc224058001" w:history="1">
         <w:r>
           <w:rPr>
             <w:rStyle w:val="Lienhypertexte"/>
@@ -1971,7 +1971,7 @@
             <w:noProof/>
             <w:webHidden/>
           </w:rPr>
-          <w:instrText xml:space="preserve"> PAGEREF _Toc224050294 \h </w:instrText>
+          <w:instrText xml:space="preserve"> PAGEREF _Toc224058001 \h </w:instrText>
         </w:r>
         <w:r>
           <w:rPr>
@@ -2018,7 +2018,7 @@
           <w14:ligatures w14:val="standardContextual"/>
         </w:rPr>
       </w:pPr>
-      <w:hyperlink w:anchor="_Toc224050295" w:history="1">
+      <w:hyperlink w:anchor="_Toc224058002" w:history="1">
         <w:r>
           <w:rPr>
             <w:rStyle w:val="Lienhypertexte"/>
@@ -2045,7 +2045,7 @@
             <w:noProof/>
             <w:webHidden/>
           </w:rPr>
-          <w:instrText xml:space="preserve"> PAGEREF _Toc224050295 \h </w:instrText>
+          <w:instrText xml:space="preserve"> PAGEREF _Toc224058002 \h </w:instrText>
         </w:r>
         <w:r>
           <w:rPr>
@@ -2092,7 +2092,7 @@
           <w14:ligatures w14:val="standardContextual"/>
         </w:rPr>
       </w:pPr>
-      <w:hyperlink w:anchor="_Toc224050296" w:history="1">
+      <w:hyperlink w:anchor="_Toc224058003" w:history="1">
         <w:r>
           <w:rPr>
             <w:rStyle w:val="Lienhypertexte"/>
@@ -2119,7 +2119,7 @@
             <w:noProof/>
             <w:webHidden/>
           </w:rPr>
-          <w:instrText xml:space="preserve"> PAGEREF _Toc224050296 \h </w:instrText>
+          <w:instrText xml:space="preserve"> PAGEREF _Toc224058003 \h </w:instrText>
         </w:r>
         <w:r>
           <w:rPr>
@@ -2166,7 +2166,7 @@
           <w14:ligatures w14:val="standardContextual"/>
         </w:rPr>
       </w:pPr>
-      <w:hyperlink w:anchor="_Toc224050297" w:history="1">
+      <w:hyperlink w:anchor="_Toc224058004" w:history="1">
         <w:r>
           <w:rPr>
             <w:rStyle w:val="Lienhypertexte"/>
@@ -2193,7 +2193,7 @@
             <w:noProof/>
             <w:webHidden/>
           </w:rPr>
-          <w:instrText xml:space="preserve"> PAGEREF _Toc224050297 \h </w:instrText>
+          <w:instrText xml:space="preserve"> PAGEREF _Toc224058004 \h </w:instrText>
         </w:r>
         <w:r>
           <w:rPr>
@@ -2241,7 +2241,7 @@
           <w14:ligatures w14:val="standardContextual"/>
         </w:rPr>
       </w:pPr>
-      <w:hyperlink w:anchor="_Toc224050298" w:history="1">
+      <w:hyperlink w:anchor="_Toc224058005" w:history="1">
         <w:r>
           <w:rPr>
             <w:rStyle w:val="Lienhypertexte"/>
@@ -2268,7 +2268,7 @@
             <w:noProof/>
             <w:webHidden/>
           </w:rPr>
-          <w:instrText xml:space="preserve"> PAGEREF _Toc224050298 \h </w:instrText>
+          <w:instrText xml:space="preserve"> PAGEREF _Toc224058005 \h </w:instrText>
         </w:r>
         <w:r>
           <w:rPr>
@@ -2289,156 +2289,6 @@
             <w:webHidden/>
           </w:rPr>
           <w:t>26</w:t>
-        </w:r>
-        <w:r>
-          <w:rPr>
-            <w:noProof/>
-            <w:webHidden/>
-          </w:rPr>
-          <w:fldChar w:fldCharType="end"/>
-        </w:r>
-      </w:hyperlink>
-    </w:p>
-    <w:p>
-      <w:pPr>
-        <w:pStyle w:val="TM4"/>
-        <w:tabs>
-          <w:tab w:val="right" w:leader="dot" w:pos="9062"/>
-        </w:tabs>
-        <w:rPr>
-          <w:rFonts w:eastAsiaTheme="minorEastAsia" w:cstheme="minorBidi"/>
-          <w:noProof/>
-          <w:kern w:val="2"/>
-          <w:sz w:val="24"/>
-          <w:szCs w:val="24"/>
-          <w:lang w:eastAsia="fr-FR"/>
-          <w14:ligatures w14:val="standardContextual"/>
-        </w:rPr>
-      </w:pPr>
-      <w:hyperlink w:anchor="_Toc224050299" w:history="1">
-        <w:r>
-          <w:rPr>
-            <w:rStyle w:val="Lienhypertexte"/>
-            <w:noProof/>
-            <w:highlight w:val="yellow"/>
-          </w:rPr>
-          <w:t>2.4.5.1. Rendre la fonction LIRE.CLASSEUR() dynamique</w:t>
-        </w:r>
-        <w:r>
-          <w:rPr>
-            <w:noProof/>
-            <w:webHidden/>
-          </w:rPr>
-          <w:tab/>
-        </w:r>
-        <w:r>
-          <w:rPr>
-            <w:noProof/>
-            <w:webHidden/>
-          </w:rPr>
-          <w:fldChar w:fldCharType="begin"/>
-        </w:r>
-        <w:r>
-          <w:rPr>
-            <w:noProof/>
-            <w:webHidden/>
-          </w:rPr>
-          <w:instrText xml:space="preserve"> PAGEREF _Toc224050299 \h </w:instrText>
-        </w:r>
-        <w:r>
-          <w:rPr>
-            <w:noProof/>
-            <w:webHidden/>
-          </w:rPr>
-        </w:r>
-        <w:r>
-          <w:rPr>
-            <w:noProof/>
-            <w:webHidden/>
-          </w:rPr>
-          <w:fldChar w:fldCharType="separate"/>
-        </w:r>
-        <w:r>
-          <w:rPr>
-            <w:noProof/>
-            <w:webHidden/>
-          </w:rPr>
-          <w:t>27</w:t>
-        </w:r>
-        <w:r>
-          <w:rPr>
-            <w:noProof/>
-            <w:webHidden/>
-          </w:rPr>
-          <w:fldChar w:fldCharType="end"/>
-        </w:r>
-      </w:hyperlink>
-    </w:p>
-    <w:p>
-      <w:pPr>
-        <w:pStyle w:val="TM2"/>
-        <w:tabs>
-          <w:tab w:val="right" w:leader="dot" w:pos="9062"/>
-        </w:tabs>
-        <w:rPr>
-          <w:rFonts w:eastAsiaTheme="minorEastAsia" w:cstheme="minorBidi"/>
-          <w:smallCaps w:val="0"/>
-          <w:noProof/>
-          <w:kern w:val="2"/>
-          <w:sz w:val="24"/>
-          <w:lang w:eastAsia="fr-FR"/>
-          <w14:ligatures w14:val="standardContextual"/>
-        </w:rPr>
-      </w:pPr>
-      <w:hyperlink w:anchor="_Toc224050300" w:history="1">
-        <w:r>
-          <w:rPr>
-            <w:rStyle w:val="Lienhypertexte"/>
-            <w:noProof/>
-            <w:highlight w:val="yellow"/>
-          </w:rPr>
-          <w:t>2.5. Pour aller plus loin</w:t>
-        </w:r>
-        <w:r>
-          <w:rPr>
-            <w:noProof/>
-            <w:webHidden/>
-          </w:rPr>
-          <w:tab/>
-        </w:r>
-        <w:r>
-          <w:rPr>
-            <w:noProof/>
-            <w:webHidden/>
-          </w:rPr>
-          <w:fldChar w:fldCharType="begin"/>
-        </w:r>
-        <w:r>
-          <w:rPr>
-            <w:noProof/>
-            <w:webHidden/>
-          </w:rPr>
-          <w:instrText xml:space="preserve"> PAGEREF _Toc224050300 \h </w:instrText>
-        </w:r>
-        <w:r>
-          <w:rPr>
-            <w:noProof/>
-            <w:webHidden/>
-          </w:rPr>
-        </w:r>
-        <w:r>
-          <w:rPr>
-            <w:noProof/>
-            <w:webHidden/>
-          </w:rPr>
-          <w:fldChar w:fldCharType="separate"/>
-        </w:r>
-        <w:r>
-          <w:rPr>
-            <w:noProof/>
-            <w:webHidden/>
-          </w:rPr>
-          <w:t>27</w:t>
         </w:r>
         <w:r>
           <w:rPr>
@@ -2466,13 +2316,13 @@
           <w14:ligatures w14:val="standardContextual"/>
         </w:rPr>
       </w:pPr>
-      <w:hyperlink w:anchor="_Toc224050301" w:history="1">
+      <w:hyperlink w:anchor="_Toc224058006" w:history="1">
         <w:r>
           <w:rPr>
             <w:rStyle w:val="Lienhypertexte"/>
             <w:noProof/>
           </w:rPr>
-          <w:t>2.5.1. Rendre dynamique l'affichage</w:t>
+          <w:t>2.4.6. Étape 6 : Gérer les erreurs #REF ! avec la fonction SIERREUR</w:t>
         </w:r>
         <w:r>
           <w:rPr>
@@ -2493,7 +2343,7 @@
             <w:noProof/>
             <w:webHidden/>
           </w:rPr>
-          <w:instrText xml:space="preserve"> PAGEREF _Toc224050301 \h </w:instrText>
+          <w:instrText xml:space="preserve"> PAGEREF _Toc224058006 \h </w:instrText>
         </w:r>
         <w:r>
           <w:rPr>
@@ -2513,7 +2363,232 @@
             <w:noProof/>
             <w:webHidden/>
           </w:rPr>
-          <w:t>27</w:t>
+          <w:t>29</w:t>
+        </w:r>
+        <w:r>
+          <w:rPr>
+            <w:noProof/>
+            <w:webHidden/>
+          </w:rPr>
+          <w:fldChar w:fldCharType="end"/>
+        </w:r>
+      </w:hyperlink>
+    </w:p>
+    <w:p>
+      <w:pPr>
+        <w:pStyle w:val="TM4"/>
+        <w:tabs>
+          <w:tab w:val="right" w:leader="dot" w:pos="9062"/>
+        </w:tabs>
+        <w:rPr>
+          <w:rFonts w:eastAsiaTheme="minorEastAsia" w:cstheme="minorBidi"/>
+          <w:noProof/>
+          <w:kern w:val="2"/>
+          <w:sz w:val="24"/>
+          <w:szCs w:val="24"/>
+          <w:lang w:eastAsia="fr-FR"/>
+          <w14:ligatures w14:val="standardContextual"/>
+        </w:rPr>
+      </w:pPr>
+      <w:hyperlink w:anchor="_Toc224058007" w:history="1">
+        <w:r>
+          <w:rPr>
+            <w:rStyle w:val="Lienhypertexte"/>
+            <w:noProof/>
+            <w:highlight w:val="yellow"/>
+          </w:rPr>
+          <w:t>2.4.6.1. Syntaxe de la fonction SIERREUR()</w:t>
+        </w:r>
+        <w:r>
+          <w:rPr>
+            <w:noProof/>
+            <w:webHidden/>
+          </w:rPr>
+          <w:tab/>
+        </w:r>
+        <w:r>
+          <w:rPr>
+            <w:noProof/>
+            <w:webHidden/>
+          </w:rPr>
+          <w:fldChar w:fldCharType="begin"/>
+        </w:r>
+        <w:r>
+          <w:rPr>
+            <w:noProof/>
+            <w:webHidden/>
+          </w:rPr>
+          <w:instrText xml:space="preserve"> PAGEREF _Toc224058007 \h </w:instrText>
+        </w:r>
+        <w:r>
+          <w:rPr>
+            <w:noProof/>
+            <w:webHidden/>
+          </w:rPr>
+        </w:r>
+        <w:r>
+          <w:rPr>
+            <w:noProof/>
+            <w:webHidden/>
+          </w:rPr>
+          <w:fldChar w:fldCharType="separate"/>
+        </w:r>
+        <w:r>
+          <w:rPr>
+            <w:noProof/>
+            <w:webHidden/>
+          </w:rPr>
+          <w:t>29</w:t>
+        </w:r>
+        <w:r>
+          <w:rPr>
+            <w:noProof/>
+            <w:webHidden/>
+          </w:rPr>
+          <w:fldChar w:fldCharType="end"/>
+        </w:r>
+      </w:hyperlink>
+    </w:p>
+    <w:p>
+      <w:pPr>
+        <w:pStyle w:val="TM4"/>
+        <w:tabs>
+          <w:tab w:val="right" w:leader="dot" w:pos="9062"/>
+        </w:tabs>
+        <w:rPr>
+          <w:rFonts w:eastAsiaTheme="minorEastAsia" w:cstheme="minorBidi"/>
+          <w:noProof/>
+          <w:kern w:val="2"/>
+          <w:sz w:val="24"/>
+          <w:szCs w:val="24"/>
+          <w:lang w:eastAsia="fr-FR"/>
+          <w14:ligatures w14:val="standardContextual"/>
+        </w:rPr>
+      </w:pPr>
+      <w:hyperlink w:anchor="_Toc224058008" w:history="1">
+        <w:r>
+          <w:rPr>
+            <w:rStyle w:val="Lienhypertexte"/>
+            <w:noProof/>
+            <w:highlight w:val="yellow"/>
+          </w:rPr>
+          <w:t>2.4.6.2. Rendre la fonction LIRE.CLASSEUR() dynamique</w:t>
+        </w:r>
+        <w:r>
+          <w:rPr>
+            <w:noProof/>
+            <w:webHidden/>
+          </w:rPr>
+          <w:tab/>
+        </w:r>
+        <w:r>
+          <w:rPr>
+            <w:noProof/>
+            <w:webHidden/>
+          </w:rPr>
+          <w:fldChar w:fldCharType="begin"/>
+        </w:r>
+        <w:r>
+          <w:rPr>
+            <w:noProof/>
+            <w:webHidden/>
+          </w:rPr>
+          <w:instrText xml:space="preserve"> PAGEREF _Toc224058008 \h </w:instrText>
+        </w:r>
+        <w:r>
+          <w:rPr>
+            <w:noProof/>
+            <w:webHidden/>
+          </w:rPr>
+        </w:r>
+        <w:r>
+          <w:rPr>
+            <w:noProof/>
+            <w:webHidden/>
+          </w:rPr>
+          <w:fldChar w:fldCharType="separate"/>
+        </w:r>
+        <w:r>
+          <w:rPr>
+            <w:noProof/>
+            <w:webHidden/>
+          </w:rPr>
+          <w:t>29</w:t>
+        </w:r>
+        <w:r>
+          <w:rPr>
+            <w:noProof/>
+            <w:webHidden/>
+          </w:rPr>
+          <w:fldChar w:fldCharType="end"/>
+        </w:r>
+      </w:hyperlink>
+    </w:p>
+    <w:p>
+      <w:pPr>
+        <w:pStyle w:val="TM2"/>
+        <w:tabs>
+          <w:tab w:val="right" w:leader="dot" w:pos="9062"/>
+        </w:tabs>
+        <w:rPr>
+          <w:rFonts w:eastAsiaTheme="minorEastAsia" w:cstheme="minorBidi"/>
+          <w:smallCaps w:val="0"/>
+          <w:noProof/>
+          <w:kern w:val="2"/>
+          <w:sz w:val="24"/>
+          <w:lang w:eastAsia="fr-FR"/>
+          <w14:ligatures w14:val="standardContextual"/>
+        </w:rPr>
+      </w:pPr>
+      <w:hyperlink w:anchor="_Toc224058009" w:history="1">
+        <w:r>
+          <w:rPr>
+            <w:rStyle w:val="Lienhypertexte"/>
+            <w:noProof/>
+            <w:highlight w:val="yellow"/>
+          </w:rPr>
+          <w:t>2.5. Pour aller plus loin</w:t>
+        </w:r>
+        <w:r>
+          <w:rPr>
+            <w:noProof/>
+            <w:webHidden/>
+          </w:rPr>
+          <w:tab/>
+        </w:r>
+        <w:r>
+          <w:rPr>
+            <w:noProof/>
+            <w:webHidden/>
+          </w:rPr>
+          <w:fldChar w:fldCharType="begin"/>
+        </w:r>
+        <w:r>
+          <w:rPr>
+            <w:noProof/>
+            <w:webHidden/>
+          </w:rPr>
+          <w:instrText xml:space="preserve"> PAGEREF _Toc224058009 \h </w:instrText>
+        </w:r>
+        <w:r>
+          <w:rPr>
+            <w:noProof/>
+            <w:webHidden/>
+          </w:rPr>
+        </w:r>
+        <w:r>
+          <w:rPr>
+            <w:noProof/>
+            <w:webHidden/>
+          </w:rPr>
+          <w:fldChar w:fldCharType="separate"/>
+        </w:r>
+        <w:r>
+          <w:rPr>
+            <w:noProof/>
+            <w:webHidden/>
+          </w:rPr>
+          <w:t>30</w:t>
         </w:r>
         <w:r>
           <w:rPr>
@@ -2541,12 +2616,87 @@
           <w14:ligatures w14:val="standardContextual"/>
         </w:rPr>
       </w:pPr>
-      <w:hyperlink w:anchor="_Toc224050302" w:history="1">
+      <w:hyperlink w:anchor="_Toc224058010" w:history="1">
         <w:r>
           <w:rPr>
             <w:rStyle w:val="Lienhypertexte"/>
             <w:noProof/>
           </w:rPr>
+          <w:t>2.5.1. Rendre dynamique l'affichage</w:t>
+        </w:r>
+        <w:r>
+          <w:rPr>
+            <w:noProof/>
+            <w:webHidden/>
+          </w:rPr>
+          <w:tab/>
+        </w:r>
+        <w:r>
+          <w:rPr>
+            <w:noProof/>
+            <w:webHidden/>
+          </w:rPr>
+          <w:fldChar w:fldCharType="begin"/>
+        </w:r>
+        <w:r>
+          <w:rPr>
+            <w:noProof/>
+            <w:webHidden/>
+          </w:rPr>
+          <w:instrText xml:space="preserve"> PAGEREF _Toc224058010 \h </w:instrText>
+        </w:r>
+        <w:r>
+          <w:rPr>
+            <w:noProof/>
+            <w:webHidden/>
+          </w:rPr>
+        </w:r>
+        <w:r>
+          <w:rPr>
+            <w:noProof/>
+            <w:webHidden/>
+          </w:rPr>
+          <w:fldChar w:fldCharType="separate"/>
+        </w:r>
+        <w:r>
+          <w:rPr>
+            <w:noProof/>
+            <w:webHidden/>
+          </w:rPr>
+          <w:t>30</w:t>
+        </w:r>
+        <w:r>
+          <w:rPr>
+            <w:noProof/>
+            <w:webHidden/>
+          </w:rPr>
+          <w:fldChar w:fldCharType="end"/>
+        </w:r>
+      </w:hyperlink>
+    </w:p>
+    <w:p>
+      <w:pPr>
+        <w:pStyle w:val="TM3"/>
+        <w:tabs>
+          <w:tab w:val="right" w:leader="dot" w:pos="9062"/>
+        </w:tabs>
+        <w:rPr>
+          <w:rFonts w:eastAsiaTheme="minorEastAsia" w:cstheme="minorBidi"/>
+          <w:i w:val="0"/>
+          <w:iCs w:val="0"/>
+          <w:noProof/>
+          <w:kern w:val="2"/>
+          <w:sz w:val="24"/>
+          <w:lang w:eastAsia="fr-FR"/>
+          <w14:ligatures w14:val="standardContextual"/>
+        </w:rPr>
+      </w:pPr>
+      <w:hyperlink w:anchor="_Toc224058011" w:history="1">
+        <w:r>
+          <w:rPr>
+            <w:rStyle w:val="Lienhypertexte"/>
+            <w:noProof/>
+          </w:rPr>
           <w:t>2.5.2. On peut ajouter des liens hypertexte sur le nom des feuilles.</w:t>
         </w:r>
         <w:r>
@@ -2568,7 +2718,7 @@
             <w:noProof/>
             <w:webHidden/>
           </w:rPr>
-          <w:instrText xml:space="preserve"> PAGEREF _Toc224050302 \h </w:instrText>
+          <w:instrText xml:space="preserve"> PAGEREF _Toc224058011 \h </w:instrText>
         </w:r>
         <w:r>
           <w:rPr>
@@ -2588,7 +2738,7 @@
             <w:noProof/>
             <w:webHidden/>
           </w:rPr>
-          <w:t>27</w:t>
+          <w:t>30</w:t>
         </w:r>
         <w:r>
           <w:rPr>
@@ -2617,7 +2767,7 @@
           <w14:ligatures w14:val="standardContextual"/>
         </w:rPr>
       </w:pPr>
-      <w:hyperlink w:anchor="_Toc224050303" w:history="1">
+      <w:hyperlink w:anchor="_Toc224058012" w:history="1">
         <w:r>
           <w:rPr>
             <w:rStyle w:val="Lienhypertexte"/>
@@ -2644,7 +2794,7 @@
             <w:noProof/>
             <w:webHidden/>
           </w:rPr>
-          <w:instrText xml:space="preserve"> PAGEREF _Toc224050303 \h </w:instrText>
+          <w:instrText xml:space="preserve"> PAGEREF _Toc224058012 \h </w:instrText>
         </w:r>
         <w:r>
           <w:rPr>
@@ -2664,7 +2814,7 @@
             <w:noProof/>
             <w:webHidden/>
           </w:rPr>
-          <w:t>28</w:t>
+          <w:t>30</w:t>
         </w:r>
         <w:r>
           <w:rPr>
@@ -2693,7 +2843,7 @@
           <w14:ligatures w14:val="standardContextual"/>
         </w:rPr>
       </w:pPr>
-      <w:hyperlink w:anchor="_Toc224050304" w:history="1">
+      <w:hyperlink w:anchor="_Toc224058013" w:history="1">
         <w:r>
           <w:rPr>
             <w:rStyle w:val="Lienhypertexte"/>
@@ -2720,7 +2870,7 @@
             <w:noProof/>
             <w:webHidden/>
           </w:rPr>
-          <w:instrText xml:space="preserve"> PAGEREF _Toc224050304 \h </w:instrText>
+          <w:instrText xml:space="preserve"> PAGEREF _Toc224058013 \h </w:instrText>
         </w:r>
         <w:r>
           <w:rPr>
@@ -2740,7 +2890,7 @@
             <w:noProof/>
             <w:webHidden/>
           </w:rPr>
-          <w:t>28</w:t>
+          <w:t>30</w:t>
         </w:r>
         <w:r>
           <w:rPr>
@@ -2760,7 +2910,7 @@
       <w:pPr>
         <w:pStyle w:val="Titre1"/>
       </w:pPr>
-      <w:bookmarkStart w:id="0" w:name="_Toc224050270"/>
+      <w:bookmarkStart w:id="0" w:name="_Toc224057977"/>
       <w:r>
         <w:t>Prolégomènes</w:t>
       </w:r>
@@ -2770,7 +2920,7 @@
       <w:pPr>
         <w:pStyle w:val="Titre2"/>
       </w:pPr>
-      <w:bookmarkStart w:id="1" w:name="_Toc224050271"/>
+      <w:bookmarkStart w:id="1" w:name="_Toc224057978"/>
       <w:r>
         <w:t>Travailler avec un classeur Excel prenant en charge les macros</w:t>
       </w:r>
@@ -2956,7 +3106,7 @@
       <w:pPr>
         <w:pStyle w:val="Titre2"/>
       </w:pPr>
-      <w:bookmarkStart w:id="2" w:name="_Toc224050272"/>
+      <w:bookmarkStart w:id="2" w:name="_Toc224057979"/>
       <w:r>
         <w:t xml:space="preserve">Le </w:t>
       </w:r>
@@ -3104,9 +3254,8 @@
       <w:pPr>
         <w:pStyle w:val="Titre1"/>
       </w:pPr>
-      <w:bookmarkStart w:id="3" w:name="_Toc224050273"/>
-      <w:r>
-        <w:lastRenderedPageBreak/>
+      <w:bookmarkStart w:id="3" w:name="_Toc224057980"/>
+      <w:r>
         <w:t>Liste avec</w:t>
       </w:r>
       <w:r>
@@ -3139,7 +3288,7 @@
       <w:pPr>
         <w:pStyle w:val="Titre2"/>
       </w:pPr>
-      <w:bookmarkStart w:id="4" w:name="_Toc224050274"/>
+      <w:bookmarkStart w:id="4" w:name="_Toc224057981"/>
       <w:r>
         <w:t xml:space="preserve">Avec </w:t>
       </w:r>
@@ -3684,7 +3833,7 @@
       <w:pPr>
         <w:pStyle w:val="Titre3"/>
       </w:pPr>
-      <w:bookmarkStart w:id="5" w:name="_Toc224050275"/>
+      <w:bookmarkStart w:id="5" w:name="_Toc224057982"/>
       <w:r>
         <w:t>Syntaxe de la fonction REMPLACER</w:t>
       </w:r>
@@ -4068,7 +4217,7 @@
       <w:pPr>
         <w:pStyle w:val="Titre3"/>
       </w:pPr>
-      <w:bookmarkStart w:id="6" w:name="_Toc224050276"/>
+      <w:bookmarkStart w:id="6" w:name="_Toc224057983"/>
       <w:r>
         <w:t>Syntaxe de la fonction TROUVE</w:t>
       </w:r>
@@ -4438,7 +4587,7 @@
       <w:pPr>
         <w:pStyle w:val="Titre3"/>
       </w:pPr>
-      <w:bookmarkStart w:id="7" w:name="_Toc224050277"/>
+      <w:bookmarkStart w:id="7" w:name="_Toc224057984"/>
       <w:r>
         <w:t>Explications :</w:t>
       </w:r>
@@ -4636,7 +4785,7 @@
       <w:pPr>
         <w:pStyle w:val="Titre3"/>
       </w:pPr>
-      <w:bookmarkStart w:id="8" w:name="_Toc224050278"/>
+      <w:bookmarkStart w:id="8" w:name="_Toc224057985"/>
       <w:r>
         <w:lastRenderedPageBreak/>
         <w:t>Syntaxe</w:t>
@@ -4701,7 +4850,7 @@
       <w:pPr>
         <w:pStyle w:val="Titre4"/>
       </w:pPr>
-      <w:bookmarkStart w:id="9" w:name="_Toc224050279"/>
+      <w:bookmarkStart w:id="9" w:name="_Toc224057986"/>
       <w:r>
         <w:t>Syntaxe de la fonction INDEX</w:t>
       </w:r>
@@ -5252,7 +5401,7 @@
       <w:pPr>
         <w:pStyle w:val="Titre4"/>
       </w:pPr>
-      <w:bookmarkStart w:id="10" w:name="_Toc224050280"/>
+      <w:bookmarkStart w:id="10" w:name="_Toc224057987"/>
       <w:r>
         <w:t>Syntaxe de la fonction INDEX</w:t>
       </w:r>
@@ -5920,7 +6069,7 @@
       <w:pPr>
         <w:pStyle w:val="Titre2"/>
       </w:pPr>
-      <w:bookmarkStart w:id="11" w:name="_Toc224050281"/>
+      <w:bookmarkStart w:id="11" w:name="_Toc224057988"/>
       <w:r>
         <w:t>Avec LIRE.CLASSEUR , TRANSPOSE et SUBSTITUE</w:t>
       </w:r>
@@ -6546,7 +6695,7 @@
       <w:pPr>
         <w:pStyle w:val="Titre3"/>
       </w:pPr>
-      <w:bookmarkStart w:id="12" w:name="_Toc224050282"/>
+      <w:bookmarkStart w:id="12" w:name="_Toc224057989"/>
       <w:r>
         <w:t>Syntaxe de la fonction SUBSTITUE</w:t>
       </w:r>
@@ -7007,7 +7156,7 @@
       <w:pPr>
         <w:pStyle w:val="Titre3"/>
       </w:pPr>
-      <w:bookmarkStart w:id="13" w:name="_Toc224050283"/>
+      <w:bookmarkStart w:id="13" w:name="_Toc224057990"/>
       <w:r>
         <w:t>Syntaxe de la fonction TRANSPOSE</w:t>
       </w:r>
@@ -7456,7 +7605,7 @@
       <w:pPr>
         <w:pStyle w:val="Titre3"/>
       </w:pPr>
-      <w:bookmarkStart w:id="14" w:name="_Toc224050284"/>
+      <w:bookmarkStart w:id="14" w:name="_Toc224057991"/>
       <w:r>
         <w:t>Explications :</w:t>
       </w:r>
@@ -7696,7 +7845,7 @@
       <w:pPr>
         <w:pStyle w:val="Titre2"/>
       </w:pPr>
-      <w:bookmarkStart w:id="15" w:name="_Toc224050285"/>
+      <w:bookmarkStart w:id="15" w:name="_Toc224057992"/>
       <w:r>
         <w:t>Avec LIRE.CLASSEUR, REMPLACER, TROUVE et TRANSPOSE</w:t>
       </w:r>
@@ -7711,7 +7860,7 @@
       <w:pPr>
         <w:pStyle w:val="Titre3"/>
       </w:pPr>
-      <w:bookmarkStart w:id="16" w:name="_Toc224050286"/>
+      <w:bookmarkStart w:id="16" w:name="_Toc224057993"/>
       <w:r>
         <w:t>Étape 1 : Clique</w:t>
       </w:r>
@@ -7852,7 +8001,7 @@
       <w:pPr>
         <w:pStyle w:val="Titre3"/>
       </w:pPr>
-      <w:bookmarkStart w:id="17" w:name="_Toc224050287"/>
+      <w:bookmarkStart w:id="17" w:name="_Toc224057994"/>
       <w:r>
         <w:t>Étape 2 : Modifiez le nom et la formule dans la boîte de dialogue Nouveau nom</w:t>
       </w:r>
@@ -8283,7 +8432,7 @@
       <w:pPr>
         <w:pStyle w:val="Titre3"/>
       </w:pPr>
-      <w:bookmarkStart w:id="18" w:name="_Toc224050288"/>
+      <w:bookmarkStart w:id="18" w:name="_Toc224057995"/>
       <w:r>
         <w:t>Étape 3 : Utilisation d'une formule pour lister les noms des feuilles</w:t>
       </w:r>
@@ -8437,7 +8586,7 @@
       <w:pPr>
         <w:pStyle w:val="Titre2"/>
       </w:pPr>
-      <w:bookmarkStart w:id="19" w:name="_Toc224050289"/>
+      <w:bookmarkStart w:id="19" w:name="_Toc224057996"/>
       <w:r>
         <w:t xml:space="preserve">Avec LIRE.CLASSEUR, </w:t>
       </w:r>
@@ -8612,7 +8761,7 @@
       <w:pPr>
         <w:pStyle w:val="Titre3"/>
       </w:pPr>
-      <w:bookmarkStart w:id="20" w:name="_Toc224050290"/>
+      <w:bookmarkStart w:id="20" w:name="_Toc224057997"/>
       <w:r>
         <w:t>Étape 1 : Clique</w:t>
       </w:r>
@@ -8701,7 +8850,7 @@
       <w:pPr>
         <w:pStyle w:val="Titre3"/>
       </w:pPr>
-      <w:bookmarkStart w:id="21" w:name="_Toc224050291"/>
+      <w:bookmarkStart w:id="21" w:name="_Toc224057998"/>
       <w:r>
         <w:t xml:space="preserve">Étape </w:t>
       </w:r>
@@ -8817,7 +8966,7 @@
       <w:pPr>
         <w:pStyle w:val="Titre3"/>
       </w:pPr>
-      <w:bookmarkStart w:id="22" w:name="_Toc224050292"/>
+      <w:bookmarkStart w:id="22" w:name="_Toc224057999"/>
       <w:r>
         <w:t xml:space="preserve">Étape </w:t>
       </w:r>
@@ -9105,7 +9254,7 @@
       <w:pPr>
         <w:pStyle w:val="Titre3"/>
       </w:pPr>
-      <w:bookmarkStart w:id="23" w:name="_Toc224050293"/>
+      <w:bookmarkStart w:id="23" w:name="_Toc224058000"/>
       <w:r>
         <w:t xml:space="preserve">Étape </w:t>
       </w:r>
@@ -9224,7 +9373,7 @@
       <w:pPr>
         <w:pStyle w:val="Titre4"/>
       </w:pPr>
-      <w:bookmarkStart w:id="24" w:name="_Toc224050294"/>
+      <w:bookmarkStart w:id="24" w:name="_Toc224058001"/>
       <w:r>
         <w:t>Syntaxe de</w:t>
       </w:r>
@@ -9661,7 +9810,7 @@
       <w:pPr>
         <w:pStyle w:val="Titre4"/>
       </w:pPr>
-      <w:bookmarkStart w:id="25" w:name="_Toc224050295"/>
+      <w:bookmarkStart w:id="25" w:name="_Toc224058002"/>
       <w:r>
         <w:t>Explications</w:t>
       </w:r>
@@ -9671,7 +9820,7 @@
       <w:pPr>
         <w:pStyle w:val="Titre4"/>
       </w:pPr>
-      <w:bookmarkStart w:id="26" w:name="_Toc224050296"/>
+      <w:bookmarkStart w:id="26" w:name="_Toc224058003"/>
       <w:r>
         <w:t>Décomposer le résultat de LIRE.CLASSEUR()</w:t>
       </w:r>
@@ -10505,7 +10654,7 @@
       <w:pPr>
         <w:pStyle w:val="Titre4"/>
       </w:pPr>
-      <w:bookmarkStart w:id="27" w:name="_Toc224050297"/>
+      <w:bookmarkStart w:id="27" w:name="_Toc224058004"/>
       <w:r>
         <w:t>Autre solution avec la fonction DROITE()</w:t>
       </w:r>
@@ -10784,7 +10933,7 @@
       <w:pPr>
         <w:pStyle w:val="Titre3"/>
       </w:pPr>
-      <w:bookmarkStart w:id="28" w:name="_Toc224050298"/>
+      <w:bookmarkStart w:id="28" w:name="_Toc224058005"/>
       <w:r>
         <w:t xml:space="preserve">Étape </w:t>
       </w:r>
@@ -10998,82 +11147,675 @@
         <w:spacing w:after="0"/>
       </w:pPr>
       <w:r>
+        <w:t>E</w:t>
+      </w:r>
+      <w:r>
+        <w:t>t</w:t>
+      </w:r>
+      <w:r>
+        <w:t xml:space="preserve"> </w:t>
+      </w:r>
+      <w:r>
+        <w:t xml:space="preserve">c'est sur le </w:t>
+      </w:r>
+      <w:r>
+        <w:rPr>
+          <w:b/>
+          <w:bCs/>
+        </w:rPr>
+        <w:t>numéro de</w:t>
+      </w:r>
+      <w:r>
+        <w:rPr>
+          <w:b/>
+          <w:bCs/>
+        </w:rPr>
+        <w:t xml:space="preserve"> </w:t>
+      </w:r>
+      <w:r>
+        <w:rPr>
+          <w:b/>
+          <w:bCs/>
+        </w:rPr>
+        <w:t>colonne</w:t>
+      </w:r>
+      <w:r>
+        <w:t xml:space="preserve"> que nous allons pouvoir</w:t>
+      </w:r>
+      <w:r>
+        <w:t xml:space="preserve"> </w:t>
+      </w:r>
+      <w:r>
+        <w:t>effectuer notre extraction donc ici nous</w:t>
+      </w:r>
+      <w:r>
+        <w:t xml:space="preserve"> </w:t>
+      </w:r>
+      <w:r>
+        <w:t xml:space="preserve">allons vouloir récupérer </w:t>
+      </w:r>
+      <w:r>
+        <w:t xml:space="preserve">le </w:t>
+      </w:r>
+      <w:r>
+        <w:t>Numéro</w:t>
+      </w:r>
+      <w:r>
+        <w:t xml:space="preserve"> de la feuille.</w:t>
+      </w:r>
+    </w:p>
+    <w:p>
+      <w:pPr>
+        <w:spacing w:after="0"/>
+      </w:pPr>
+      <w:r>
         <w:lastRenderedPageBreak/>
+        <w:drawing>
+          <wp:inline distT="0" distB="0" distL="0" distR="0" wp14:anchorId="4223DF15" wp14:editId="2C692627">
+            <wp:extent cx="5760720" cy="3126740"/>
+            <wp:effectExtent l="0" t="0" r="0" b="0"/>
+            <wp:docPr id="628210057" name="Image 1"/>
+            <wp:cNvGraphicFramePr>
+              <a:graphicFrameLocks xmlns:a="http://schemas.openxmlformats.org/drawingml/2006/main" noChangeAspect="1"/>
+            </wp:cNvGraphicFramePr>
+            <a:graphic xmlns:a="http://schemas.openxmlformats.org/drawingml/2006/main">
+              <a:graphicData uri="http://schemas.openxmlformats.org/drawingml/2006/picture">
+                <pic:pic xmlns:pic="http://schemas.openxmlformats.org/drawingml/2006/picture">
+                  <pic:nvPicPr>
+                    <pic:cNvPr id="628210057" name=""/>
+                    <pic:cNvPicPr/>
+                  </pic:nvPicPr>
+                  <pic:blipFill>
+                    <a:blip r:embed="rId48"/>
+                    <a:stretch>
+                      <a:fillRect/>
+                    </a:stretch>
+                  </pic:blipFill>
+                  <pic:spPr>
+                    <a:xfrm>
+                      <a:off x="0" y="0"/>
+                      <a:ext cx="5760720" cy="3126740"/>
+                    </a:xfrm>
+                    <a:prstGeom prst="rect">
+                      <a:avLst/>
+                    </a:prstGeom>
+                  </pic:spPr>
+                </pic:pic>
+              </a:graphicData>
+            </a:graphic>
+          </wp:inline>
+        </w:drawing>
+      </w:r>
+    </w:p>
+    <w:p>
+      <w:pPr>
+        <w:spacing w:after="0"/>
+      </w:pPr>
+      <w:r>
+        <w:drawing>
+          <wp:inline distT="0" distB="0" distL="0" distR="0" wp14:anchorId="6C7CEC55" wp14:editId="21B9DC7D">
+            <wp:extent cx="5760720" cy="2719705"/>
+            <wp:effectExtent l="0" t="0" r="0" b="4445"/>
+            <wp:docPr id="527860712" name="Image 1"/>
+            <wp:cNvGraphicFramePr>
+              <a:graphicFrameLocks xmlns:a="http://schemas.openxmlformats.org/drawingml/2006/main" noChangeAspect="1"/>
+            </wp:cNvGraphicFramePr>
+            <a:graphic xmlns:a="http://schemas.openxmlformats.org/drawingml/2006/main">
+              <a:graphicData uri="http://schemas.openxmlformats.org/drawingml/2006/picture">
+                <pic:pic xmlns:pic="http://schemas.openxmlformats.org/drawingml/2006/picture">
+                  <pic:nvPicPr>
+                    <pic:cNvPr id="527860712" name=""/>
+                    <pic:cNvPicPr/>
+                  </pic:nvPicPr>
+                  <pic:blipFill>
+                    <a:blip r:embed="rId49"/>
+                    <a:stretch>
+                      <a:fillRect/>
+                    </a:stretch>
+                  </pic:blipFill>
+                  <pic:spPr>
+                    <a:xfrm>
+                      <a:off x="0" y="0"/>
+                      <a:ext cx="5760720" cy="2719705"/>
+                    </a:xfrm>
+                    <a:prstGeom prst="rect">
+                      <a:avLst/>
+                    </a:prstGeom>
+                  </pic:spPr>
+                </pic:pic>
+              </a:graphicData>
+            </a:graphic>
+          </wp:inline>
+        </w:drawing>
+      </w:r>
+    </w:p>
+    <w:p>
+      <w:pPr>
+        <w:spacing w:after="0"/>
+      </w:pPr>
+      <w:r>
+        <w:lastRenderedPageBreak/>
+        <w:drawing>
+          <wp:inline distT="0" distB="0" distL="0" distR="0" wp14:anchorId="3727DECA" wp14:editId="0F9AAA8D">
+            <wp:extent cx="4944165" cy="3353268"/>
+            <wp:effectExtent l="0" t="0" r="8890" b="0"/>
+            <wp:docPr id="722027615" name="Image 1"/>
+            <wp:cNvGraphicFramePr>
+              <a:graphicFrameLocks xmlns:a="http://schemas.openxmlformats.org/drawingml/2006/main" noChangeAspect="1"/>
+            </wp:cNvGraphicFramePr>
+            <a:graphic xmlns:a="http://schemas.openxmlformats.org/drawingml/2006/main">
+              <a:graphicData uri="http://schemas.openxmlformats.org/drawingml/2006/picture">
+                <pic:pic xmlns:pic="http://schemas.openxmlformats.org/drawingml/2006/picture">
+                  <pic:nvPicPr>
+                    <pic:cNvPr id="722027615" name=""/>
+                    <pic:cNvPicPr/>
+                  </pic:nvPicPr>
+                  <pic:blipFill>
+                    <a:blip r:embed="rId50"/>
+                    <a:stretch>
+                      <a:fillRect/>
+                    </a:stretch>
+                  </pic:blipFill>
+                  <pic:spPr>
+                    <a:xfrm>
+                      <a:off x="0" y="0"/>
+                      <a:ext cx="4944165" cy="3353268"/>
+                    </a:xfrm>
+                    <a:prstGeom prst="rect">
+                      <a:avLst/>
+                    </a:prstGeom>
+                  </pic:spPr>
+                </pic:pic>
+              </a:graphicData>
+            </a:graphic>
+          </wp:inline>
+        </w:drawing>
+      </w:r>
+    </w:p>
+    <w:p>
+      <w:pPr>
+        <w:spacing w:after="0"/>
+      </w:pPr>
+      <w:r>
         <w:t>E</w:t>
       </w:r>
       <w:r>
-        <w:t>t</w:t>
+        <w:t>n utilisant la poignée de</w:t>
       </w:r>
       <w:r>
         <w:t xml:space="preserve"> </w:t>
       </w:r>
       <w:r>
-        <w:t xml:space="preserve">c'est sur le </w:t>
-      </w:r>
-      <w:r>
-        <w:rPr>
-          <w:b/>
-          <w:bCs/>
-        </w:rPr>
-        <w:t>numéro de</w:t>
-      </w:r>
-      <w:r>
-        <w:rPr>
-          <w:b/>
-          <w:bCs/>
-        </w:rPr>
+        <w:t>recopie ce</w:t>
+      </w:r>
+      <w:r>
+        <w:t>la</w:t>
+      </w:r>
+      <w:r>
+        <w:t xml:space="preserve"> nous permet de</w:t>
+      </w:r>
+      <w:r>
         <w:t xml:space="preserve"> </w:t>
       </w:r>
       <w:r>
-        <w:rPr>
-          <w:b/>
-          <w:bCs/>
-        </w:rPr>
-        <w:t>colonne</w:t>
-      </w:r>
-      <w:r>
-        <w:t xml:space="preserve"> que nous allons pouvoir</w:t>
+        <w:t>récupérer tout d'abord le</w:t>
+      </w:r>
+      <w:r>
+        <w:t xml:space="preserve"> nom des feuilles existantes</w:t>
+      </w:r>
+      <w:r>
+        <w:t xml:space="preserve"> ; et ensuite </w:t>
+      </w:r>
+      <w:r>
+        <w:t xml:space="preserve">une série d'erreurs </w:t>
+      </w:r>
+      <w:r>
+        <w:t>#REF !</w:t>
+      </w:r>
+    </w:p>
+    <w:p>
+      <w:pPr>
+        <w:spacing w:after="0"/>
+      </w:pPr>
+      <w:r>
+        <w:drawing>
+          <wp:inline distT="0" distB="0" distL="0" distR="0" wp14:anchorId="5273E81A" wp14:editId="439C057C">
+            <wp:extent cx="5106113" cy="3743847"/>
+            <wp:effectExtent l="0" t="0" r="0" b="9525"/>
+            <wp:docPr id="794184898" name="Image 1"/>
+            <wp:cNvGraphicFramePr>
+              <a:graphicFrameLocks xmlns:a="http://schemas.openxmlformats.org/drawingml/2006/main" noChangeAspect="1"/>
+            </wp:cNvGraphicFramePr>
+            <a:graphic xmlns:a="http://schemas.openxmlformats.org/drawingml/2006/main">
+              <a:graphicData uri="http://schemas.openxmlformats.org/drawingml/2006/picture">
+                <pic:pic xmlns:pic="http://schemas.openxmlformats.org/drawingml/2006/picture">
+                  <pic:nvPicPr>
+                    <pic:cNvPr id="794184898" name=""/>
+                    <pic:cNvPicPr/>
+                  </pic:nvPicPr>
+                  <pic:blipFill>
+                    <a:blip r:embed="rId51"/>
+                    <a:stretch>
+                      <a:fillRect/>
+                    </a:stretch>
+                  </pic:blipFill>
+                  <pic:spPr>
+                    <a:xfrm>
+                      <a:off x="0" y="0"/>
+                      <a:ext cx="5106113" cy="3743847"/>
+                    </a:xfrm>
+                    <a:prstGeom prst="rect">
+                      <a:avLst/>
+                    </a:prstGeom>
+                  </pic:spPr>
+                </pic:pic>
+              </a:graphicData>
+            </a:graphic>
+          </wp:inline>
+        </w:drawing>
+      </w:r>
+    </w:p>
+    <w:p>
+      <w:pPr>
+        <w:pStyle w:val="Titre3"/>
+      </w:pPr>
+      <w:bookmarkStart w:id="29" w:name="_Toc224058006"/>
+      <w:r>
+        <w:lastRenderedPageBreak/>
+        <w:t xml:space="preserve">Étape </w:t>
+      </w:r>
+      <w:r>
+        <w:t>6</w:t>
+      </w:r>
+      <w:r>
+        <w:t xml:space="preserve"> : </w:t>
+      </w:r>
+      <w:r>
+        <w:t xml:space="preserve">Gérer les erreurs </w:t>
+      </w:r>
+      <w:r>
+        <w:t>#REF !</w:t>
+      </w:r>
+      <w:r>
+        <w:t xml:space="preserve"> avec la fonction </w:t>
+      </w:r>
+      <w:r>
+        <w:t>SIERREUR</w:t>
+      </w:r>
+      <w:bookmarkEnd w:id="29"/>
+    </w:p>
+    <w:p>
+      <w:pPr>
+        <w:spacing w:after="0"/>
+      </w:pPr>
+      <w:r>
+        <w:t>P</w:t>
+      </w:r>
+      <w:r>
+        <w:t>our</w:t>
       </w:r>
       <w:r>
         <w:t xml:space="preserve"> </w:t>
       </w:r>
       <w:r>
-        <w:t>effectuer notre extraction donc ici nous</w:t>
+        <w:t>éviter de</w:t>
       </w:r>
       <w:r>
         <w:t xml:space="preserve"> </w:t>
       </w:r>
       <w:r>
-        <w:t>allons vouloir récupérer la feuille qui</w:t>
-      </w:r>
-      <w:r>
+        <w:t xml:space="preserve">générer ces erreurs il nous suffira </w:t>
+      </w:r>
+      <w:r>
+        <w:rPr>
+          <w:b/>
+          <w:bCs/>
+        </w:rPr>
+        <w:t xml:space="preserve">d'encapsuler </w:t>
+      </w:r>
+      <w:r>
+        <w:rPr>
+          <w:b/>
+          <w:bCs/>
+        </w:rPr>
+        <w:t>l</w:t>
+      </w:r>
+      <w:r>
+        <w:rPr>
+          <w:b/>
+          <w:bCs/>
+        </w:rPr>
+        <w:t>e résultat en</w:t>
+      </w:r>
+      <w:r>
+        <w:rPr>
+          <w:b/>
+          <w:bCs/>
+        </w:rPr>
         <w:t xml:space="preserve"> </w:t>
       </w:r>
       <w:r>
-        <w:t>correspond à l'idée en cours d'analyse</w:t>
+        <w:rPr>
+          <w:b/>
+          <w:bCs/>
+        </w:rPr>
+        <w:t>tant qu'argument</w:t>
+      </w:r>
+      <w:r>
+        <w:t xml:space="preserve"> de la fonction </w:t>
+      </w:r>
+      <w:r>
+        <w:t>SIERREUR</w:t>
+      </w:r>
+      <w:r>
+        <w:t>().</w:t>
+      </w:r>
+    </w:p>
+    <w:p>
+      <w:pPr>
+        <w:spacing w:after="0"/>
+      </w:pPr>
+    </w:p>
+    <w:p>
+      <w:pPr>
+        <w:pStyle w:val="Titre4"/>
+        <w:rPr>
+          <w:highlight w:val="yellow"/>
+        </w:rPr>
+      </w:pPr>
+      <w:bookmarkStart w:id="30" w:name="_Toc224058007"/>
+      <w:r>
+        <w:rPr>
+          <w:highlight w:val="yellow"/>
+        </w:rPr>
+        <w:t>Syntaxe de la fonction SIERREUR</w:t>
+      </w:r>
+      <w:r>
+        <w:rPr>
+          <w:highlight w:val="yellow"/>
+        </w:rPr>
+        <w:t>()</w:t>
+      </w:r>
+      <w:bookmarkEnd w:id="30"/>
+    </w:p>
+    <w:p>
+      <w:r>
+        <w:rPr>
+          <w:b/>
+          <w:bCs/>
+        </w:rPr>
+        <w:t>SIERREUR</w:t>
       </w:r>
       <w:r>
         <w:t xml:space="preserve"> </w:t>
       </w:r>
       <w:r>
-        <w:t xml:space="preserve">ici cette idée et donc l'idée </w:t>
+        <w:t>retourne une valeur que vous spécifiez si une formule donne une erreur ; sinon, elle retourne le résultat de la formule</w:t>
+      </w:r>
+      <w:r>
+        <w:rPr>
+          <w:rStyle w:val="Appelnotedebasdep"/>
+        </w:rPr>
+        <w:footnoteReference w:id="15"/>
+      </w:r>
+      <w:r>
+        <w:t>.</w:t>
+      </w:r>
+    </w:p>
+    <w:p>
+      <w:r>
+        <w:t xml:space="preserve">La syntaxe de la fonction </w:t>
+      </w:r>
+      <w:r>
+        <w:t>SIERREUR</w:t>
+      </w:r>
+      <w:r>
+        <w:t xml:space="preserve"> </w:t>
+      </w:r>
+      <w:r>
+        <w:t xml:space="preserve">contient les </w:t>
+      </w:r>
+      <w:r>
+        <w:rPr>
+          <w:b/>
+          <w:bCs/>
+        </w:rPr>
+        <w:t>2</w:t>
+      </w:r>
+      <w:r>
+        <w:rPr>
+          <w:b/>
+          <w:bCs/>
+        </w:rPr>
+        <w:t xml:space="preserve"> arguments</w:t>
+      </w:r>
+      <w:r>
+        <w:t xml:space="preserve"> suivants :</w:t>
+      </w:r>
+    </w:p>
+    <w:p>
+      <w:pPr>
+        <w:jc w:val="center"/>
+        <w:rPr>
+          <w:rFonts w:ascii="Courier New" w:hAnsi="Courier New" w:cs="Courier New"/>
+          <w:b/>
+          <w:bCs/>
+          <w:i/>
+          <w:iCs/>
+          <w:sz w:val="24"/>
+          <w:szCs w:val="24"/>
+        </w:rPr>
+      </w:pPr>
+      <w:r>
+        <w:rPr>
+          <w:rFonts w:ascii="Courier New" w:hAnsi="Courier New" w:cs="Courier New"/>
+          <w:b/>
+          <w:bCs/>
+          <w:i/>
+          <w:iCs/>
+          <w:sz w:val="24"/>
+          <w:szCs w:val="24"/>
+        </w:rPr>
+        <w:t>=</w:t>
+      </w:r>
+      <w:r>
+        <w:rPr>
+          <w:rFonts w:ascii="Courier New" w:hAnsi="Courier New" w:cs="Courier New"/>
+          <w:b/>
+          <w:bCs/>
+          <w:i/>
+          <w:iCs/>
+          <w:sz w:val="24"/>
+          <w:szCs w:val="24"/>
+        </w:rPr>
+        <w:t>SIERREUR(</w:t>
+      </w:r>
+      <w:proofErr w:type="spellStart"/>
+      <w:r>
+        <w:rPr>
+          <w:rFonts w:ascii="Courier New" w:hAnsi="Courier New" w:cs="Courier New"/>
+          <w:b/>
+          <w:bCs/>
+          <w:i/>
+          <w:iCs/>
+          <w:sz w:val="24"/>
+          <w:szCs w:val="24"/>
+        </w:rPr>
+        <w:t>valeur;valeur_si_erreur</w:t>
+      </w:r>
+      <w:proofErr w:type="spellEnd"/>
+      <w:r>
+        <w:rPr>
+          <w:rFonts w:ascii="Courier New" w:hAnsi="Courier New" w:cs="Courier New"/>
+          <w:b/>
+          <w:bCs/>
+          <w:i/>
+          <w:iCs/>
+          <w:sz w:val="24"/>
+          <w:szCs w:val="24"/>
+        </w:rPr>
+        <w:t>)</w:t>
+      </w:r>
+    </w:p>
+    <w:p>
+      <w:pPr>
+        <w:numPr>
+          <w:ilvl w:val="0"/>
+          <w:numId w:val="14"/>
+        </w:numPr>
+        <w:spacing w:after="0"/>
+      </w:pPr>
+      <w:r>
+        <w:rPr>
+          <w:b/>
+          <w:bCs/>
+        </w:rPr>
+        <w:t>valeur</w:t>
+      </w:r>
+      <w:r>
+        <w:t>    </w:t>
+      </w:r>
+      <w:r>
+        <w:rPr>
+          <w:u w:val="single"/>
+        </w:rPr>
+        <w:t>Obligatoire</w:t>
+      </w:r>
+      <w:r>
+        <w:t>. Représente l’argument vérifié.</w:t>
+      </w:r>
+    </w:p>
+    <w:p>
+      <w:pPr>
+        <w:numPr>
+          <w:ilvl w:val="0"/>
+          <w:numId w:val="14"/>
+        </w:numPr>
+        <w:spacing w:after="0"/>
+      </w:pPr>
+      <w:proofErr w:type="spellStart"/>
+      <w:r>
+        <w:rPr>
+          <w:b/>
+          <w:bCs/>
+        </w:rPr>
+        <w:t>value_if_error</w:t>
+      </w:r>
+      <w:proofErr w:type="spellEnd"/>
+      <w:r>
+        <w:t>    </w:t>
+      </w:r>
+      <w:r>
+        <w:rPr>
+          <w:u w:val="single"/>
+        </w:rPr>
+        <w:t>Obligatoire</w:t>
+      </w:r>
+      <w:r>
+        <w:t>. Représente la valeur à renvoyer si une formule génère une erreur. Les types d’erreur suivants sont évalués : #N/A, #</w:t>
       </w:r>
       <w:proofErr w:type="gramStart"/>
       <w:r>
-        <w:t>sauf que</w:t>
+        <w:t>VALEUR!,</w:t>
       </w:r>
       <w:proofErr w:type="gramEnd"/>
       <w:r>
+        <w:t xml:space="preserve"> #</w:t>
+      </w:r>
+      <w:proofErr w:type="gramStart"/>
+      <w:r>
+        <w:t>REF!,</w:t>
+      </w:r>
+      <w:proofErr w:type="gramEnd"/>
+      <w:r>
+        <w:t xml:space="preserve"> #DIV/</w:t>
+      </w:r>
+      <w:proofErr w:type="gramStart"/>
+      <w:r>
+        <w:t>0!,</w:t>
+      </w:r>
+      <w:proofErr w:type="gramEnd"/>
+      <w:r>
+        <w:t xml:space="preserve"> #</w:t>
+      </w:r>
+      <w:proofErr w:type="gramStart"/>
+      <w:r>
+        <w:t>NOMBRE!,</w:t>
+      </w:r>
+      <w:proofErr w:type="gramEnd"/>
+      <w:r>
+        <w:t xml:space="preserve"> #</w:t>
+      </w:r>
+      <w:proofErr w:type="gramStart"/>
+      <w:r>
+        <w:t>NOM?,</w:t>
+      </w:r>
+      <w:proofErr w:type="gramEnd"/>
+      <w:r>
+        <w:t xml:space="preserve"> ou #</w:t>
+      </w:r>
+      <w:proofErr w:type="gramStart"/>
+      <w:r>
+        <w:t>NUL!.</w:t>
+      </w:r>
+      <w:proofErr w:type="gramEnd"/>
+    </w:p>
+    <w:p>
+      <w:pPr>
+        <w:spacing w:after="0"/>
+      </w:pPr>
+    </w:p>
+    <w:p>
+      <w:pPr>
+        <w:spacing w:after="0"/>
+      </w:pPr>
+      <w:r>
+        <w:t>C</w:t>
+      </w:r>
+      <w:r>
+        <w:t>ette</w:t>
+      </w:r>
+      <w:r>
         <w:t xml:space="preserve"> </w:t>
       </w:r>
       <w:r>
-        <w:t>si nous validons la fonction à ce</w:t>
+        <w:t>fonction-permet d'effectuer</w:t>
       </w:r>
       <w:r>
         <w:t xml:space="preserve"> </w:t>
       </w:r>
       <w:r>
-        <w:t>moment-là bien entendu Excel va nous</w:t>
+        <w:t xml:space="preserve">un test sur une </w:t>
+      </w:r>
+      <w:r>
+        <w:t xml:space="preserve">autre </w:t>
+      </w:r>
+      <w:r>
+        <w:t xml:space="preserve">fonction en </w:t>
+      </w:r>
+      <w:r>
+        <w:rPr>
+          <w:b/>
+          <w:bCs/>
+        </w:rPr>
+        <w:t xml:space="preserve">tant que </w:t>
+      </w:r>
+      <w:r>
+        <w:rPr>
+          <w:b/>
+          <w:bCs/>
+        </w:rPr>
+        <w:t>premier</w:t>
+      </w:r>
+      <w:r>
+        <w:rPr>
+          <w:b/>
+          <w:bCs/>
+        </w:rPr>
+        <w:t xml:space="preserve"> argument</w:t>
+      </w:r>
+      <w:r>
+        <w:t xml:space="preserve">. </w:t>
       </w:r>
     </w:p>
     <w:p>
@@ -11081,31 +11823,74 @@
         <w:spacing w:after="0"/>
       </w:pPr>
       <w:r>
-        <w:t>retourner le nom de la première feuille</w:t>
+        <w:t xml:space="preserve">Ici en cas d’erreur, </w:t>
+      </w:r>
+      <w:r>
+        <w:rPr>
+          <w:b/>
+          <w:bCs/>
+        </w:rPr>
+        <w:t>donc le second argument,</w:t>
       </w:r>
       <w:r>
         <w:t xml:space="preserve"> </w:t>
       </w:r>
       <w:r>
-        <w:t>de calcul du classeur qui est la feuille</w:t>
+        <w:t>nous pourr</w:t>
+      </w:r>
+      <w:r>
+        <w:t>i</w:t>
+      </w:r>
+      <w:r>
+        <w:t>ons renvoyer un résultat</w:t>
       </w:r>
       <w:r>
         <w:t xml:space="preserve"> </w:t>
       </w:r>
       <w:r>
-        <w:t>synthèse nous allons donc pouvoir</w:t>
-      </w:r>
-      <w:r>
+        <w:t>alternatif</w:t>
+      </w:r>
+      <w:r>
+        <w:rPr>
+          <w:b/>
+          <w:bCs/>
+        </w:rPr>
+        <w:t xml:space="preserve"> ici nous n'allons rien</w:t>
+      </w:r>
+      <w:r>
+        <w:rPr>
+          <w:b/>
+          <w:bCs/>
+        </w:rPr>
         <w:t xml:space="preserve"> </w:t>
       </w:r>
       <w:r>
-        <w:t>rajouter un élément à celui que nous</w:t>
-      </w:r>
-      <w:r>
+        <w:rPr>
+          <w:b/>
+          <w:bCs/>
+        </w:rPr>
+        <w:t>afficher en saisissant les doubles</w:t>
+      </w:r>
+      <w:r>
+        <w:rPr>
+          <w:b/>
+          <w:bCs/>
+        </w:rPr>
         <w:t xml:space="preserve"> </w:t>
       </w:r>
       <w:r>
-        <w:t>allons vouloir extraire en ajoutant plus</w:t>
+        <w:rPr>
+          <w:b/>
+          <w:bCs/>
+        </w:rPr>
+        <w:t>guillemets</w:t>
+      </w:r>
+      <w:r>
+        <w:rPr>
+          <w:b/>
+          <w:bCs/>
+        </w:rPr>
+        <w:t>.</w:t>
       </w:r>
     </w:p>
     <w:p>
@@ -11122,347 +11907,178 @@
       <w:pPr>
         <w:spacing w:after="0"/>
       </w:pPr>
-      <w:r>
-        <w:t>1 ce qui va nous permettre de récupérer</w:t>
+    </w:p>
+    <w:p>
+      <w:pPr>
+        <w:spacing w:after="0"/>
+      </w:pPr>
+    </w:p>
+    <w:p>
+      <w:pPr>
+        <w:spacing w:after="0"/>
+      </w:pPr>
+    </w:p>
+    <w:p>
+      <w:pPr>
+        <w:spacing w:after="0"/>
+      </w:pPr>
+    </w:p>
+    <w:p>
+      <w:pPr>
+        <w:spacing w:after="0"/>
+      </w:pPr>
+      <w:r>
+        <w:t xml:space="preserve"> lorsque nous validons en</w:t>
       </w:r>
       <w:r>
         <w:t xml:space="preserve"> </w:t>
       </w:r>
       <w:r>
-        <w:t>directement la deuxième feuille de</w:t>
+        <w:t xml:space="preserve">appuyant sur les touches </w:t>
+      </w:r>
+    </w:p>
+    <w:p>
+      <w:pPr>
+        <w:spacing w:after="0"/>
+      </w:pPr>
+      <w:r>
+        <w:t>contrôlées</w:t>
       </w:r>
       <w:r>
         <w:t xml:space="preserve"> </w:t>
       </w:r>
       <w:r>
-        <w:t>calcul du classeur qui correspond en</w:t>
+        <w:t>entrées pour valider la fonction sur</w:t>
       </w:r>
       <w:r>
         <w:t xml:space="preserve"> </w:t>
       </w:r>
       <w:r>
-        <w:t>réalité au premier magasin analysé cela</w:t>
+        <w:t>l'ensemble des cellules sélectionnées</w:t>
+      </w:r>
+    </w:p>
+    <w:p>
+      <w:pPr>
+        <w:spacing w:after="0"/>
+      </w:pPr>
+      <w:r>
+        <w:t>Excel nous récupérera une fois de plus</w:t>
       </w:r>
       <w:r>
         <w:t xml:space="preserve"> </w:t>
       </w:r>
       <w:r>
-        <w:t>est en fait nous allons pouvoir étendre</w:t>
+        <w:t>les noms des magasins mais cette fois-ci</w:t>
       </w:r>
       <w:r>
         <w:t xml:space="preserve"> </w:t>
       </w:r>
       <w:r>
-        <w:t>notre formule sur toutes les cellules de</w:t>
+        <w:t>nous n'aurons pas les erreurs alors</w:t>
+      </w:r>
+    </w:p>
+    <w:p>
+      <w:pPr>
+        <w:spacing w:after="0"/>
+      </w:pPr>
+    </w:p>
+    <w:p>
+      <w:pPr>
+        <w:pStyle w:val="Titre4"/>
+        <w:rPr>
+          <w:highlight w:val="yellow"/>
+        </w:rPr>
+      </w:pPr>
+      <w:bookmarkStart w:id="31" w:name="_Toc224058008"/>
+      <w:r>
+        <w:rPr>
+          <w:highlight w:val="yellow"/>
+        </w:rPr>
+        <w:t>Rendre la fonction LIRE.CLASSEUR() dynamique</w:t>
+      </w:r>
+      <w:bookmarkEnd w:id="31"/>
+    </w:p>
+    <w:p>
+      <w:pPr>
+        <w:spacing w:after="0"/>
+      </w:pPr>
+    </w:p>
+    <w:p>
+      <w:pPr>
+        <w:spacing w:after="0"/>
+      </w:pPr>
+    </w:p>
+    <w:p>
+      <w:pPr>
+        <w:spacing w:after="0"/>
+      </w:pPr>
+    </w:p>
+    <w:p>
+      <w:pPr>
+        <w:spacing w:after="0"/>
+      </w:pPr>
+    </w:p>
+    <w:p>
+      <w:pPr>
+        <w:spacing w:after="0"/>
+      </w:pPr>
+    </w:p>
+    <w:p/>
+    <w:p>
+      <w:pPr>
+        <w:pStyle w:val="Titre2"/>
+        <w:rPr>
+          <w:highlight w:val="yellow"/>
+        </w:rPr>
+      </w:pPr>
+      <w:bookmarkStart w:id="32" w:name="_Toc224058009"/>
+      <w:r>
+        <w:rPr>
+          <w:highlight w:val="yellow"/>
+        </w:rPr>
+        <w:lastRenderedPageBreak/>
+        <w:t>Pour aller plus loin</w:t>
+      </w:r>
+      <w:bookmarkEnd w:id="32"/>
+    </w:p>
+    <w:p>
+      <w:pPr>
+        <w:pStyle w:val="Titre3"/>
+      </w:pPr>
+      <w:bookmarkStart w:id="33" w:name="_Toc224058010"/>
+      <w:r>
+        <w:t>Rendre dynamique l'affichage</w:t>
+      </w:r>
+      <w:bookmarkEnd w:id="33"/>
+    </w:p>
+    <w:p>
+      <w:r>
+        <w:t>T(MAINTENANT()</w:t>
+      </w:r>
+    </w:p>
+    <w:p>
+      <w:pPr>
+        <w:pStyle w:val="Titre3"/>
+      </w:pPr>
+      <w:bookmarkStart w:id="34" w:name="_Toc224058011"/>
+      <w:r>
+        <w:t>On peut ajouter des liens hypertexte sur le nom des feuilles.</w:t>
+      </w:r>
+      <w:bookmarkEnd w:id="34"/>
+    </w:p>
+    <w:p/>
+    <w:p>
+      <w:pPr>
+        <w:pStyle w:val="Titre1"/>
+      </w:pPr>
+      <w:bookmarkStart w:id="35" w:name="_Toc224058012"/>
+      <w:r>
+        <w:t>Traduction</w:t>
       </w:r>
       <w:r>
         <w:t xml:space="preserve"> </w:t>
       </w:r>
       <w:r>
-        <w:t>la colonne en utilisant la poignée de</w:t>
-      </w:r>
-      <w:r>
-        <w:t xml:space="preserve"> </w:t>
-      </w:r>
-      <w:r>
-        <w:t>recopie ce qui nous permettra de</w:t>
-      </w:r>
-      <w:r>
-        <w:t xml:space="preserve"> </w:t>
-      </w:r>
-      <w:r>
-        <w:t>récupérer tout d'abord les trois</w:t>
-      </w:r>
-      <w:r>
-        <w:t xml:space="preserve"> </w:t>
-      </w:r>
-      <w:r>
-        <w:t xml:space="preserve">premiers magasins </w:t>
-      </w:r>
-    </w:p>
-    <w:p>
-      <w:pPr>
-        <w:spacing w:after="0"/>
-      </w:pPr>
-    </w:p>
-    <w:p>
-      <w:pPr>
-        <w:spacing w:after="0"/>
-      </w:pPr>
-    </w:p>
-    <w:p>
-      <w:pPr>
-        <w:spacing w:after="0"/>
-      </w:pPr>
-    </w:p>
-    <w:p>
-      <w:pPr>
-        <w:spacing w:after="0"/>
-      </w:pPr>
-    </w:p>
-    <w:p>
-      <w:pPr>
-        <w:spacing w:after="0"/>
-      </w:pPr>
-    </w:p>
-    <w:p>
-      <w:pPr>
-        <w:spacing w:after="0"/>
-      </w:pPr>
-      <w:r>
-        <w:t>et ensuite nous aurons</w:t>
-      </w:r>
-      <w:r>
-        <w:t xml:space="preserve"> </w:t>
-      </w:r>
-      <w:r>
-        <w:t>une série d'erreurs bref pour éviter de</w:t>
-      </w:r>
-      <w:r>
-        <w:t xml:space="preserve"> </w:t>
-      </w:r>
-      <w:r>
-        <w:t xml:space="preserve">générer ces erreurs il nous </w:t>
-      </w:r>
-      <w:proofErr w:type="gramStart"/>
-      <w:r>
-        <w:t>suffira tout</w:t>
-      </w:r>
-      <w:r>
-        <w:t xml:space="preserve"> </w:t>
-      </w:r>
-      <w:r>
-        <w:t>simplement</w:t>
-      </w:r>
-      <w:proofErr w:type="gramEnd"/>
-      <w:r>
-        <w:t xml:space="preserve"> d'encapsuler ce résultat en</w:t>
-      </w:r>
-      <w:r>
-        <w:t xml:space="preserve"> </w:t>
-      </w:r>
-      <w:r>
-        <w:t>tant qu'argument de la fonction cire</w:t>
-      </w:r>
-      <w:r>
-        <w:t xml:space="preserve"> </w:t>
-      </w:r>
-      <w:r>
-        <w:t>cette fonction-cire permet d'effectuer</w:t>
-      </w:r>
-      <w:r>
-        <w:t xml:space="preserve"> </w:t>
-      </w:r>
-      <w:r>
-        <w:t>un test sur une fonction que nous</w:t>
-      </w:r>
-      <w:r>
-        <w:t xml:space="preserve"> </w:t>
-      </w:r>
-      <w:r>
-        <w:t>saisissons en tant que première argument</w:t>
-      </w:r>
-      <w:r>
-        <w:t xml:space="preserve"> </w:t>
-      </w:r>
-      <w:r>
-        <w:t>lorsque ce résultat n'est pas une erreur</w:t>
-      </w:r>
-    </w:p>
-    <w:p>
-      <w:pPr>
-        <w:spacing w:after="0"/>
-      </w:pPr>
-      <w:r>
-        <w:t xml:space="preserve">et la fonction </w:t>
-      </w:r>
-      <w:proofErr w:type="spellStart"/>
-      <w:r>
-        <w:t>sierreur</w:t>
-      </w:r>
-      <w:proofErr w:type="spellEnd"/>
-      <w:r>
-        <w:t xml:space="preserve"> envers alors ce</w:t>
-      </w:r>
-      <w:r>
-        <w:t xml:space="preserve"> </w:t>
-      </w:r>
-      <w:r>
-        <w:t>résultat en tant que son propre résultat</w:t>
-      </w:r>
-      <w:r>
-        <w:t xml:space="preserve"> </w:t>
-      </w:r>
-      <w:r>
-        <w:t>en revanche dans le cas contraire alors</w:t>
-      </w:r>
-      <w:r>
-        <w:t xml:space="preserve"> </w:t>
-      </w:r>
-      <w:r>
-        <w:t>nous pourrons renvoyer un résultat</w:t>
-      </w:r>
-      <w:r>
-        <w:t xml:space="preserve"> </w:t>
-      </w:r>
-      <w:r>
-        <w:t>alternatif ici nous n'allons rien</w:t>
-      </w:r>
-    </w:p>
-    <w:p>
-      <w:pPr>
-        <w:spacing w:after="0"/>
-      </w:pPr>
-      <w:r>
-        <w:t>afficher en saisissant les doubles</w:t>
-      </w:r>
-      <w:r>
-        <w:t xml:space="preserve"> </w:t>
-      </w:r>
-      <w:r>
-        <w:t>guillemets lorsque nous validons en</w:t>
-      </w:r>
-      <w:r>
-        <w:t xml:space="preserve"> </w:t>
-      </w:r>
-      <w:r>
-        <w:t>appuyant sur les touches contrôlées</w:t>
-      </w:r>
-      <w:r>
-        <w:t xml:space="preserve"> </w:t>
-      </w:r>
-      <w:r>
-        <w:t>entrées pour valider la fonction sur</w:t>
-      </w:r>
-      <w:r>
-        <w:t xml:space="preserve"> </w:t>
-      </w:r>
-      <w:r>
-        <w:t>l'ensemble des cellules sélectionnées</w:t>
-      </w:r>
-    </w:p>
-    <w:p>
-      <w:pPr>
-        <w:spacing w:after="0"/>
-      </w:pPr>
-      <w:r>
-        <w:t>Excel nous récupérera une fois de plus</w:t>
-      </w:r>
-      <w:r>
-        <w:t xml:space="preserve"> </w:t>
-      </w:r>
-      <w:r>
-        <w:t>les noms des magasins mais cette fois-ci</w:t>
-      </w:r>
-      <w:r>
-        <w:t xml:space="preserve"> </w:t>
-      </w:r>
-      <w:r>
-        <w:t>nous n'aurons pas les erreurs alors</w:t>
-      </w:r>
-    </w:p>
-    <w:p>
-      <w:pPr>
-        <w:spacing w:after="0"/>
-      </w:pPr>
-    </w:p>
-    <w:p>
-      <w:pPr>
-        <w:pStyle w:val="Titre4"/>
-        <w:rPr>
-          <w:highlight w:val="yellow"/>
-        </w:rPr>
-      </w:pPr>
-      <w:bookmarkStart w:id="29" w:name="_Toc224050299"/>
-      <w:r>
-        <w:rPr>
-          <w:highlight w:val="yellow"/>
-        </w:rPr>
-        <w:t>Rendre la fonction LIRE.CLASSEUR() dynamique</w:t>
-      </w:r>
-      <w:bookmarkEnd w:id="29"/>
-    </w:p>
-    <w:p>
-      <w:pPr>
-        <w:spacing w:after="0"/>
-      </w:pPr>
-    </w:p>
-    <w:p>
-      <w:pPr>
-        <w:spacing w:after="0"/>
-      </w:pPr>
-    </w:p>
-    <w:p>
-      <w:pPr>
-        <w:spacing w:after="0"/>
-      </w:pPr>
-    </w:p>
-    <w:p>
-      <w:pPr>
-        <w:spacing w:after="0"/>
-      </w:pPr>
-    </w:p>
-    <w:p>
-      <w:pPr>
-        <w:spacing w:after="0"/>
-      </w:pPr>
-    </w:p>
-    <w:p/>
-    <w:p>
-      <w:pPr>
-        <w:pStyle w:val="Titre2"/>
-        <w:rPr>
-          <w:highlight w:val="yellow"/>
-        </w:rPr>
-      </w:pPr>
-      <w:bookmarkStart w:id="30" w:name="_Toc224050300"/>
-      <w:r>
-        <w:rPr>
-          <w:highlight w:val="yellow"/>
-        </w:rPr>
-        <w:t>Pour aller plus loin</w:t>
-      </w:r>
-      <w:bookmarkEnd w:id="30"/>
-    </w:p>
-    <w:p>
-      <w:pPr>
-        <w:pStyle w:val="Titre3"/>
-      </w:pPr>
-      <w:bookmarkStart w:id="31" w:name="_Toc224050301"/>
-      <w:r>
-        <w:t>Rendre dynamique l'affichage</w:t>
-      </w:r>
-      <w:bookmarkEnd w:id="31"/>
-    </w:p>
-    <w:p>
-      <w:r>
-        <w:t>T(MAINTENANT()</w:t>
-      </w:r>
-    </w:p>
-    <w:p>
-      <w:pPr>
-        <w:pStyle w:val="Titre3"/>
-      </w:pPr>
-      <w:bookmarkStart w:id="32" w:name="_Toc224050302"/>
-      <w:r>
-        <w:t>On peut ajouter des liens hypertexte sur le nom des feuilles.</w:t>
-      </w:r>
-      <w:bookmarkEnd w:id="32"/>
-    </w:p>
-    <w:p/>
-    <w:p>
-      <w:pPr>
-        <w:pStyle w:val="Titre1"/>
-      </w:pPr>
-      <w:bookmarkStart w:id="33" w:name="_Toc224050303"/>
-      <w:r>
-        <w:lastRenderedPageBreak/>
-        <w:t>Traduction</w:t>
-      </w:r>
-      <w:r>
-        <w:t xml:space="preserve"> </w:t>
-      </w:r>
-      <w:r>
         <w:t>de</w:t>
       </w:r>
       <w:r>
@@ -11474,7 +12090,7 @@
       <w:r>
         <w:t xml:space="preserve"> Excel en anglais</w:t>
       </w:r>
-      <w:bookmarkEnd w:id="33"/>
+      <w:bookmarkEnd w:id="35"/>
     </w:p>
     <w:p>
       <w:r>
@@ -11603,13 +12219,13 @@
       <w:pPr>
         <w:pStyle w:val="Titre1"/>
       </w:pPr>
-      <w:bookmarkStart w:id="34" w:name="_Toc223707034"/>
-      <w:bookmarkStart w:id="35" w:name="_Toc224050304"/>
+      <w:bookmarkStart w:id="36" w:name="_Toc223707034"/>
+      <w:bookmarkStart w:id="37" w:name="_Toc224058013"/>
       <w:r>
         <w:t>Links</w:t>
       </w:r>
-      <w:bookmarkEnd w:id="34"/>
-      <w:bookmarkEnd w:id="35"/>
+      <w:bookmarkEnd w:id="36"/>
+      <w:bookmarkEnd w:id="37"/>
     </w:p>
     <w:p>
       <w:pPr>
@@ -11642,8 +12258,8 @@
     <w:p/>
     <w:p/>
     <w:sectPr>
-      <w:headerReference w:type="default" r:id="rId48"/>
-      <w:footerReference w:type="default" r:id="rId49"/>
+      <w:headerReference w:type="default" r:id="rId52"/>
+      <w:footerReference w:type="default" r:id="rId53"/>
       <w:pgSz w:w="11906" w:h="16838"/>
       <w:pgMar w:top="1417" w:right="1417" w:bottom="1417" w:left="1417" w:header="708" w:footer="708" w:gutter="0"/>
       <w:cols w:space="708"/>
@@ -12102,6 +12718,25 @@
       </w:r>
       <w:r>
         <w:t> !</w:t>
+      </w:r>
+    </w:p>
+  </w:footnote>
+  <w:footnote w:id="15">
+    <w:p>
+      <w:pPr>
+        <w:pStyle w:val="Notedebasdepage"/>
+      </w:pPr>
+      <w:r>
+        <w:rPr>
+          <w:rStyle w:val="Appelnotedebasdep"/>
+        </w:rPr>
+        <w:footnoteRef/>
+      </w:r>
+      <w:r>
+        <w:t xml:space="preserve"> </w:t>
+      </w:r>
+      <w:r>
+        <w:t>https://support.microsoft.com/fr-fr/office/sierreur-c526fd07-caeb-47b8-8bb6-63f3e417f611</w:t>
       </w:r>
     </w:p>
   </w:footnote>
@@ -12388,7 +13023,7 @@
               <w:sz w:val="16"/>
               <w:szCs w:val="16"/>
             </w:rPr>
-            <w:t>10-03-2026 15:38</w:t>
+            <w:t>10-03-2026 15:51</w:t>
           </w:r>
           <w:r>
             <w:rPr>
@@ -13186,6 +13821,155 @@
     </w:lvl>
   </w:abstractNum>
   <w:abstractNum w:abstractNumId="3" w15:restartNumberingAfterBreak="0">
+    <w:nsid w:val="320B7E5E"/>
+    <w:multiLevelType w:val="multilevel"/>
+    <w:tmpl w:val="C04226B2"/>
+    <w:lvl w:ilvl="0">
+      <w:start w:val="1"/>
+      <w:numFmt w:val="bullet"/>
+      <w:lvlText w:val=""/>
+      <w:lvlJc w:val="left"/>
+      <w:pPr>
+        <w:tabs>
+          <w:tab w:val="num" w:pos="720"/>
+        </w:tabs>
+        <w:ind w:left="720" w:hanging="360"/>
+      </w:pPr>
+      <w:rPr>
+        <w:rFonts w:ascii="Wingdings" w:hAnsi="Wingdings" w:hint="default"/>
+        <w:sz w:val="20"/>
+      </w:rPr>
+    </w:lvl>
+    <w:lvl w:ilvl="1" w:tentative="1">
+      <w:start w:val="1"/>
+      <w:numFmt w:val="bullet"/>
+      <w:lvlText w:val=""/>
+      <w:lvlJc w:val="left"/>
+      <w:pPr>
+        <w:tabs>
+          <w:tab w:val="num" w:pos="1440"/>
+        </w:tabs>
+        <w:ind w:left="1440" w:hanging="360"/>
+      </w:pPr>
+      <w:rPr>
+        <w:rFonts w:ascii="Wingdings" w:hAnsi="Wingdings" w:hint="default"/>
+        <w:sz w:val="20"/>
+      </w:rPr>
+    </w:lvl>
+    <w:lvl w:ilvl="2" w:tentative="1">
+      <w:start w:val="1"/>
+      <w:numFmt w:val="bullet"/>
+      <w:lvlText w:val=""/>
+      <w:lvlJc w:val="left"/>
+      <w:pPr>
+        <w:tabs>
+          <w:tab w:val="num" w:pos="2160"/>
+        </w:tabs>
+        <w:ind w:left="2160" w:hanging="360"/>
+      </w:pPr>
+      <w:rPr>
+        <w:rFonts w:ascii="Wingdings" w:hAnsi="Wingdings" w:hint="default"/>
+        <w:sz w:val="20"/>
+      </w:rPr>
+    </w:lvl>
+    <w:lvl w:ilvl="3" w:tentative="1">
+      <w:start w:val="1"/>
+      <w:numFmt w:val="bullet"/>
+      <w:lvlText w:val=""/>
+      <w:lvlJc w:val="left"/>
+      <w:pPr>
+        <w:tabs>
+          <w:tab w:val="num" w:pos="2880"/>
+        </w:tabs>
+        <w:ind w:left="2880" w:hanging="360"/>
+      </w:pPr>
+      <w:rPr>
+        <w:rFonts w:ascii="Wingdings" w:hAnsi="Wingdings" w:hint="default"/>
+        <w:sz w:val="20"/>
+      </w:rPr>
+    </w:lvl>
+    <w:lvl w:ilvl="4" w:tentative="1">
+      <w:start w:val="1"/>
+      <w:numFmt w:val="bullet"/>
+      <w:lvlText w:val=""/>
+      <w:lvlJc w:val="left"/>
+      <w:pPr>
+        <w:tabs>
+          <w:tab w:val="num" w:pos="3600"/>
+        </w:tabs>
+        <w:ind w:left="3600" w:hanging="360"/>
+      </w:pPr>
+      <w:rPr>
+        <w:rFonts w:ascii="Wingdings" w:hAnsi="Wingdings" w:hint="default"/>
+        <w:sz w:val="20"/>
+      </w:rPr>
+    </w:lvl>
+    <w:lvl w:ilvl="5" w:tentative="1">
+      <w:start w:val="1"/>
+      <w:numFmt w:val="bullet"/>
+      <w:lvlText w:val=""/>
+      <w:lvlJc w:val="left"/>
+      <w:pPr>
+        <w:tabs>
+          <w:tab w:val="num" w:pos="4320"/>
+        </w:tabs>
+        <w:ind w:left="4320" w:hanging="360"/>
+      </w:pPr>
+      <w:rPr>
+        <w:rFonts w:ascii="Wingdings" w:hAnsi="Wingdings" w:hint="default"/>
+        <w:sz w:val="20"/>
+      </w:rPr>
+    </w:lvl>
+    <w:lvl w:ilvl="6" w:tentative="1">
+      <w:start w:val="1"/>
+      <w:numFmt w:val="bullet"/>
+      <w:lvlText w:val=""/>
+      <w:lvlJc w:val="left"/>
+      <w:pPr>
+        <w:tabs>
+          <w:tab w:val="num" w:pos="5040"/>
+        </w:tabs>
+        <w:ind w:left="5040" w:hanging="360"/>
+      </w:pPr>
+      <w:rPr>
+        <w:rFonts w:ascii="Wingdings" w:hAnsi="Wingdings" w:hint="default"/>
+        <w:sz w:val="20"/>
+      </w:rPr>
+    </w:lvl>
+    <w:lvl w:ilvl="7" w:tentative="1">
+      <w:start w:val="1"/>
+      <w:numFmt w:val="bullet"/>
+      <w:lvlText w:val=""/>
+      <w:lvlJc w:val="left"/>
+      <w:pPr>
+        <w:tabs>
+          <w:tab w:val="num" w:pos="5760"/>
+        </w:tabs>
+        <w:ind w:left="5760" w:hanging="360"/>
+      </w:pPr>
+      <w:rPr>
+        <w:rFonts w:ascii="Wingdings" w:hAnsi="Wingdings" w:hint="default"/>
+        <w:sz w:val="20"/>
+      </w:rPr>
+    </w:lvl>
+    <w:lvl w:ilvl="8" w:tentative="1">
+      <w:start w:val="1"/>
+      <w:numFmt w:val="bullet"/>
+      <w:lvlText w:val=""/>
+      <w:lvlJc w:val="left"/>
+      <w:pPr>
+        <w:tabs>
+          <w:tab w:val="num" w:pos="6480"/>
+        </w:tabs>
+        <w:ind w:left="6480" w:hanging="360"/>
+      </w:pPr>
+      <w:rPr>
+        <w:rFonts w:ascii="Wingdings" w:hAnsi="Wingdings" w:hint="default"/>
+        <w:sz w:val="20"/>
+      </w:rPr>
+    </w:lvl>
+  </w:abstractNum>
+  <w:abstractNum w:abstractNumId="4" w15:restartNumberingAfterBreak="0">
     <w:nsid w:val="3BA26A8E"/>
     <w:multiLevelType w:val="hybridMultilevel"/>
     <w:tmpl w:val="C652ADEC"/>
@@ -13298,7 +14082,7 @@
       </w:rPr>
     </w:lvl>
   </w:abstractNum>
-  <w:abstractNum w:abstractNumId="4" w15:restartNumberingAfterBreak="0">
+  <w:abstractNum w:abstractNumId="5" w15:restartNumberingAfterBreak="0">
     <w:nsid w:val="48703962"/>
     <w:multiLevelType w:val="multilevel"/>
     <w:tmpl w:val="052E3A14"/>
@@ -13447,123 +14231,10 @@
       </w:rPr>
     </w:lvl>
   </w:abstractNum>
-  <w:abstractNum w:abstractNumId="5" w15:restartNumberingAfterBreak="0">
-    <w:nsid w:val="51363DDA"/>
-    <w:multiLevelType w:val="hybridMultilevel"/>
-    <w:tmpl w:val="1A4AC8B6"/>
-    <w:lvl w:ilvl="0" w:tplc="040C000B">
-      <w:start w:val="1"/>
-      <w:numFmt w:val="bullet"/>
-      <w:lvlText w:val=""/>
-      <w:lvlJc w:val="left"/>
-      <w:pPr>
-        <w:ind w:left="720" w:hanging="360"/>
-      </w:pPr>
-      <w:rPr>
-        <w:rFonts w:ascii="Wingdings" w:hAnsi="Wingdings" w:hint="default"/>
-      </w:rPr>
-    </w:lvl>
-    <w:lvl w:ilvl="1" w:tplc="040C0003" w:tentative="1">
-      <w:start w:val="1"/>
-      <w:numFmt w:val="bullet"/>
-      <w:lvlText w:val="o"/>
-      <w:lvlJc w:val="left"/>
-      <w:pPr>
-        <w:ind w:left="1440" w:hanging="360"/>
-      </w:pPr>
-      <w:rPr>
-        <w:rFonts w:ascii="Courier New" w:hAnsi="Courier New" w:cs="Courier New" w:hint="default"/>
-      </w:rPr>
-    </w:lvl>
-    <w:lvl w:ilvl="2" w:tplc="040C0005" w:tentative="1">
-      <w:start w:val="1"/>
-      <w:numFmt w:val="bullet"/>
-      <w:lvlText w:val=""/>
-      <w:lvlJc w:val="left"/>
-      <w:pPr>
-        <w:ind w:left="2160" w:hanging="360"/>
-      </w:pPr>
-      <w:rPr>
-        <w:rFonts w:ascii="Wingdings" w:hAnsi="Wingdings" w:hint="default"/>
-      </w:rPr>
-    </w:lvl>
-    <w:lvl w:ilvl="3" w:tplc="040C0001" w:tentative="1">
-      <w:start w:val="1"/>
-      <w:numFmt w:val="bullet"/>
-      <w:lvlText w:val=""/>
-      <w:lvlJc w:val="left"/>
-      <w:pPr>
-        <w:ind w:left="2880" w:hanging="360"/>
-      </w:pPr>
-      <w:rPr>
-        <w:rFonts w:ascii="Symbol" w:hAnsi="Symbol" w:hint="default"/>
-      </w:rPr>
-    </w:lvl>
-    <w:lvl w:ilvl="4" w:tplc="040C0003" w:tentative="1">
-      <w:start w:val="1"/>
-      <w:numFmt w:val="bullet"/>
-      <w:lvlText w:val="o"/>
-      <w:lvlJc w:val="left"/>
-      <w:pPr>
-        <w:ind w:left="3600" w:hanging="360"/>
-      </w:pPr>
-      <w:rPr>
-        <w:rFonts w:ascii="Courier New" w:hAnsi="Courier New" w:cs="Courier New" w:hint="default"/>
-      </w:rPr>
-    </w:lvl>
-    <w:lvl w:ilvl="5" w:tplc="040C0005" w:tentative="1">
-      <w:start w:val="1"/>
-      <w:numFmt w:val="bullet"/>
-      <w:lvlText w:val=""/>
-      <w:lvlJc w:val="left"/>
-      <w:pPr>
-        <w:ind w:left="4320" w:hanging="360"/>
-      </w:pPr>
-      <w:rPr>
-        <w:rFonts w:ascii="Wingdings" w:hAnsi="Wingdings" w:hint="default"/>
-      </w:rPr>
-    </w:lvl>
-    <w:lvl w:ilvl="6" w:tplc="040C0001" w:tentative="1">
-      <w:start w:val="1"/>
-      <w:numFmt w:val="bullet"/>
-      <w:lvlText w:val=""/>
-      <w:lvlJc w:val="left"/>
-      <w:pPr>
-        <w:ind w:left="5040" w:hanging="360"/>
-      </w:pPr>
-      <w:rPr>
-        <w:rFonts w:ascii="Symbol" w:hAnsi="Symbol" w:hint="default"/>
-      </w:rPr>
-    </w:lvl>
-    <w:lvl w:ilvl="7" w:tplc="040C0003" w:tentative="1">
-      <w:start w:val="1"/>
-      <w:numFmt w:val="bullet"/>
-      <w:lvlText w:val="o"/>
-      <w:lvlJc w:val="left"/>
-      <w:pPr>
-        <w:ind w:left="5760" w:hanging="360"/>
-      </w:pPr>
-      <w:rPr>
-        <w:rFonts w:ascii="Courier New" w:hAnsi="Courier New" w:cs="Courier New" w:hint="default"/>
-      </w:rPr>
-    </w:lvl>
-    <w:lvl w:ilvl="8" w:tplc="040C0005" w:tentative="1">
-      <w:start w:val="1"/>
-      <w:numFmt w:val="bullet"/>
-      <w:lvlText w:val=""/>
-      <w:lvlJc w:val="left"/>
-      <w:pPr>
-        <w:ind w:left="6480" w:hanging="360"/>
-      </w:pPr>
-      <w:rPr>
-        <w:rFonts w:ascii="Wingdings" w:hAnsi="Wingdings" w:hint="default"/>
-      </w:rPr>
-    </w:lvl>
-  </w:abstractNum>
   <w:abstractNum w:abstractNumId="6" w15:restartNumberingAfterBreak="0">
-    <w:nsid w:val="63C67794"/>
+    <w:nsid w:val="4A58552D"/>
     <w:multiLevelType w:val="multilevel"/>
-    <w:tmpl w:val="562662F0"/>
+    <w:tmpl w:val="D960C3C6"/>
     <w:lvl w:ilvl="0">
       <w:start w:val="1"/>
       <w:numFmt w:val="bullet"/>
@@ -13710,6 +14381,268 @@
     </w:lvl>
   </w:abstractNum>
   <w:abstractNum w:abstractNumId="7" w15:restartNumberingAfterBreak="0">
+    <w:nsid w:val="51363DDA"/>
+    <w:multiLevelType w:val="hybridMultilevel"/>
+    <w:tmpl w:val="1A4AC8B6"/>
+    <w:lvl w:ilvl="0" w:tplc="040C000B">
+      <w:start w:val="1"/>
+      <w:numFmt w:val="bullet"/>
+      <w:lvlText w:val=""/>
+      <w:lvlJc w:val="left"/>
+      <w:pPr>
+        <w:ind w:left="720" w:hanging="360"/>
+      </w:pPr>
+      <w:rPr>
+        <w:rFonts w:ascii="Wingdings" w:hAnsi="Wingdings" w:hint="default"/>
+      </w:rPr>
+    </w:lvl>
+    <w:lvl w:ilvl="1" w:tplc="040C0003" w:tentative="1">
+      <w:start w:val="1"/>
+      <w:numFmt w:val="bullet"/>
+      <w:lvlText w:val="o"/>
+      <w:lvlJc w:val="left"/>
+      <w:pPr>
+        <w:ind w:left="1440" w:hanging="360"/>
+      </w:pPr>
+      <w:rPr>
+        <w:rFonts w:ascii="Courier New" w:hAnsi="Courier New" w:cs="Courier New" w:hint="default"/>
+      </w:rPr>
+    </w:lvl>
+    <w:lvl w:ilvl="2" w:tplc="040C0005" w:tentative="1">
+      <w:start w:val="1"/>
+      <w:numFmt w:val="bullet"/>
+      <w:lvlText w:val=""/>
+      <w:lvlJc w:val="left"/>
+      <w:pPr>
+        <w:ind w:left="2160" w:hanging="360"/>
+      </w:pPr>
+      <w:rPr>
+        <w:rFonts w:ascii="Wingdings" w:hAnsi="Wingdings" w:hint="default"/>
+      </w:rPr>
+    </w:lvl>
+    <w:lvl w:ilvl="3" w:tplc="040C0001" w:tentative="1">
+      <w:start w:val="1"/>
+      <w:numFmt w:val="bullet"/>
+      <w:lvlText w:val=""/>
+      <w:lvlJc w:val="left"/>
+      <w:pPr>
+        <w:ind w:left="2880" w:hanging="360"/>
+      </w:pPr>
+      <w:rPr>
+        <w:rFonts w:ascii="Symbol" w:hAnsi="Symbol" w:hint="default"/>
+      </w:rPr>
+    </w:lvl>
+    <w:lvl w:ilvl="4" w:tplc="040C0003" w:tentative="1">
+      <w:start w:val="1"/>
+      <w:numFmt w:val="bullet"/>
+      <w:lvlText w:val="o"/>
+      <w:lvlJc w:val="left"/>
+      <w:pPr>
+        <w:ind w:left="3600" w:hanging="360"/>
+      </w:pPr>
+      <w:rPr>
+        <w:rFonts w:ascii="Courier New" w:hAnsi="Courier New" w:cs="Courier New" w:hint="default"/>
+      </w:rPr>
+    </w:lvl>
+    <w:lvl w:ilvl="5" w:tplc="040C0005" w:tentative="1">
+      <w:start w:val="1"/>
+      <w:numFmt w:val="bullet"/>
+      <w:lvlText w:val=""/>
+      <w:lvlJc w:val="left"/>
+      <w:pPr>
+        <w:ind w:left="4320" w:hanging="360"/>
+      </w:pPr>
+      <w:rPr>
+        <w:rFonts w:ascii="Wingdings" w:hAnsi="Wingdings" w:hint="default"/>
+      </w:rPr>
+    </w:lvl>
+    <w:lvl w:ilvl="6" w:tplc="040C0001" w:tentative="1">
+      <w:start w:val="1"/>
+      <w:numFmt w:val="bullet"/>
+      <w:lvlText w:val=""/>
+      <w:lvlJc w:val="left"/>
+      <w:pPr>
+        <w:ind w:left="5040" w:hanging="360"/>
+      </w:pPr>
+      <w:rPr>
+        <w:rFonts w:ascii="Symbol" w:hAnsi="Symbol" w:hint="default"/>
+      </w:rPr>
+    </w:lvl>
+    <w:lvl w:ilvl="7" w:tplc="040C0003" w:tentative="1">
+      <w:start w:val="1"/>
+      <w:numFmt w:val="bullet"/>
+      <w:lvlText w:val="o"/>
+      <w:lvlJc w:val="left"/>
+      <w:pPr>
+        <w:ind w:left="5760" w:hanging="360"/>
+      </w:pPr>
+      <w:rPr>
+        <w:rFonts w:ascii="Courier New" w:hAnsi="Courier New" w:cs="Courier New" w:hint="default"/>
+      </w:rPr>
+    </w:lvl>
+    <w:lvl w:ilvl="8" w:tplc="040C0005" w:tentative="1">
+      <w:start w:val="1"/>
+      <w:numFmt w:val="bullet"/>
+      <w:lvlText w:val=""/>
+      <w:lvlJc w:val="left"/>
+      <w:pPr>
+        <w:ind w:left="6480" w:hanging="360"/>
+      </w:pPr>
+      <w:rPr>
+        <w:rFonts w:ascii="Wingdings" w:hAnsi="Wingdings" w:hint="default"/>
+      </w:rPr>
+    </w:lvl>
+  </w:abstractNum>
+  <w:abstractNum w:abstractNumId="8" w15:restartNumberingAfterBreak="0">
+    <w:nsid w:val="63C67794"/>
+    <w:multiLevelType w:val="multilevel"/>
+    <w:tmpl w:val="562662F0"/>
+    <w:lvl w:ilvl="0">
+      <w:start w:val="1"/>
+      <w:numFmt w:val="bullet"/>
+      <w:lvlText w:val=""/>
+      <w:lvlJc w:val="left"/>
+      <w:pPr>
+        <w:tabs>
+          <w:tab w:val="num" w:pos="720"/>
+        </w:tabs>
+        <w:ind w:left="720" w:hanging="360"/>
+      </w:pPr>
+      <w:rPr>
+        <w:rFonts w:ascii="Wingdings" w:hAnsi="Wingdings" w:hint="default"/>
+        <w:sz w:val="20"/>
+      </w:rPr>
+    </w:lvl>
+    <w:lvl w:ilvl="1" w:tentative="1">
+      <w:start w:val="1"/>
+      <w:numFmt w:val="bullet"/>
+      <w:lvlText w:val=""/>
+      <w:lvlJc w:val="left"/>
+      <w:pPr>
+        <w:tabs>
+          <w:tab w:val="num" w:pos="1440"/>
+        </w:tabs>
+        <w:ind w:left="1440" w:hanging="360"/>
+      </w:pPr>
+      <w:rPr>
+        <w:rFonts w:ascii="Wingdings" w:hAnsi="Wingdings" w:hint="default"/>
+        <w:sz w:val="20"/>
+      </w:rPr>
+    </w:lvl>
+    <w:lvl w:ilvl="2" w:tentative="1">
+      <w:start w:val="1"/>
+      <w:numFmt w:val="bullet"/>
+      <w:lvlText w:val=""/>
+      <w:lvlJc w:val="left"/>
+      <w:pPr>
+        <w:tabs>
+          <w:tab w:val="num" w:pos="2160"/>
+        </w:tabs>
+        <w:ind w:left="2160" w:hanging="360"/>
+      </w:pPr>
+      <w:rPr>
+        <w:rFonts w:ascii="Wingdings" w:hAnsi="Wingdings" w:hint="default"/>
+        <w:sz w:val="20"/>
+      </w:rPr>
+    </w:lvl>
+    <w:lvl w:ilvl="3" w:tentative="1">
+      <w:start w:val="1"/>
+      <w:numFmt w:val="bullet"/>
+      <w:lvlText w:val=""/>
+      <w:lvlJc w:val="left"/>
+      <w:pPr>
+        <w:tabs>
+          <w:tab w:val="num" w:pos="2880"/>
+        </w:tabs>
+        <w:ind w:left="2880" w:hanging="360"/>
+      </w:pPr>
+      <w:rPr>
+        <w:rFonts w:ascii="Wingdings" w:hAnsi="Wingdings" w:hint="default"/>
+        <w:sz w:val="20"/>
+      </w:rPr>
+    </w:lvl>
+    <w:lvl w:ilvl="4" w:tentative="1">
+      <w:start w:val="1"/>
+      <w:numFmt w:val="bullet"/>
+      <w:lvlText w:val=""/>
+      <w:lvlJc w:val="left"/>
+      <w:pPr>
+        <w:tabs>
+          <w:tab w:val="num" w:pos="3600"/>
+        </w:tabs>
+        <w:ind w:left="3600" w:hanging="360"/>
+      </w:pPr>
+      <w:rPr>
+        <w:rFonts w:ascii="Wingdings" w:hAnsi="Wingdings" w:hint="default"/>
+        <w:sz w:val="20"/>
+      </w:rPr>
+    </w:lvl>
+    <w:lvl w:ilvl="5" w:tentative="1">
+      <w:start w:val="1"/>
+      <w:numFmt w:val="bullet"/>
+      <w:lvlText w:val=""/>
+      <w:lvlJc w:val="left"/>
+      <w:pPr>
+        <w:tabs>
+          <w:tab w:val="num" w:pos="4320"/>
+        </w:tabs>
+        <w:ind w:left="4320" w:hanging="360"/>
+      </w:pPr>
+      <w:rPr>
+        <w:rFonts w:ascii="Wingdings" w:hAnsi="Wingdings" w:hint="default"/>
+        <w:sz w:val="20"/>
+      </w:rPr>
+    </w:lvl>
+    <w:lvl w:ilvl="6" w:tentative="1">
+      <w:start w:val="1"/>
+      <w:numFmt w:val="bullet"/>
+      <w:lvlText w:val=""/>
+      <w:lvlJc w:val="left"/>
+      <w:pPr>
+        <w:tabs>
+          <w:tab w:val="num" w:pos="5040"/>
+        </w:tabs>
+        <w:ind w:left="5040" w:hanging="360"/>
+      </w:pPr>
+      <w:rPr>
+        <w:rFonts w:ascii="Wingdings" w:hAnsi="Wingdings" w:hint="default"/>
+        <w:sz w:val="20"/>
+      </w:rPr>
+    </w:lvl>
+    <w:lvl w:ilvl="7" w:tentative="1">
+      <w:start w:val="1"/>
+      <w:numFmt w:val="bullet"/>
+      <w:lvlText w:val=""/>
+      <w:lvlJc w:val="left"/>
+      <w:pPr>
+        <w:tabs>
+          <w:tab w:val="num" w:pos="5760"/>
+        </w:tabs>
+        <w:ind w:left="5760" w:hanging="360"/>
+      </w:pPr>
+      <w:rPr>
+        <w:rFonts w:ascii="Wingdings" w:hAnsi="Wingdings" w:hint="default"/>
+        <w:sz w:val="20"/>
+      </w:rPr>
+    </w:lvl>
+    <w:lvl w:ilvl="8" w:tentative="1">
+      <w:start w:val="1"/>
+      <w:numFmt w:val="bullet"/>
+      <w:lvlText w:val=""/>
+      <w:lvlJc w:val="left"/>
+      <w:pPr>
+        <w:tabs>
+          <w:tab w:val="num" w:pos="6480"/>
+        </w:tabs>
+        <w:ind w:left="6480" w:hanging="360"/>
+      </w:pPr>
+      <w:rPr>
+        <w:rFonts w:ascii="Wingdings" w:hAnsi="Wingdings" w:hint="default"/>
+        <w:sz w:val="20"/>
+      </w:rPr>
+    </w:lvl>
+  </w:abstractNum>
+  <w:abstractNum w:abstractNumId="9" w15:restartNumberingAfterBreak="0">
     <w:nsid w:val="6520374D"/>
     <w:multiLevelType w:val="multilevel"/>
     <w:tmpl w:val="052E3A14"/>
@@ -13858,7 +14791,7 @@
       </w:rPr>
     </w:lvl>
   </w:abstractNum>
-  <w:abstractNum w:abstractNumId="8" w15:restartNumberingAfterBreak="0">
+  <w:abstractNum w:abstractNumId="10" w15:restartNumberingAfterBreak="0">
     <w:nsid w:val="6DB46957"/>
     <w:multiLevelType w:val="multilevel"/>
     <w:tmpl w:val="FF46C1BE"/>
@@ -14007,7 +14940,7 @@
       </w:rPr>
     </w:lvl>
   </w:abstractNum>
-  <w:abstractNum w:abstractNumId="9" w15:restartNumberingAfterBreak="0">
+  <w:abstractNum w:abstractNumId="11" w15:restartNumberingAfterBreak="0">
     <w:nsid w:val="74244931"/>
     <w:multiLevelType w:val="hybridMultilevel"/>
     <w:tmpl w:val="4B44ED88"/>
@@ -14120,7 +15053,7 @@
       </w:rPr>
     </w:lvl>
   </w:abstractNum>
-  <w:abstractNum w:abstractNumId="10" w15:restartNumberingAfterBreak="0">
+  <w:abstractNum w:abstractNumId="12" w15:restartNumberingAfterBreak="0">
     <w:nsid w:val="76FD166A"/>
     <w:multiLevelType w:val="multilevel"/>
     <w:tmpl w:val="49A4698E"/>
@@ -14273,22 +15206,22 @@
     <w:abstractNumId w:val="0"/>
   </w:num>
   <w:num w:numId="2" w16cid:durableId="249699969">
-    <w:abstractNumId w:val="9"/>
+    <w:abstractNumId w:val="11"/>
   </w:num>
   <w:num w:numId="3" w16cid:durableId="400754054">
-    <w:abstractNumId w:val="6"/>
+    <w:abstractNumId w:val="8"/>
   </w:num>
   <w:num w:numId="4" w16cid:durableId="727387911">
-    <w:abstractNumId w:val="4"/>
+    <w:abstractNumId w:val="5"/>
   </w:num>
   <w:num w:numId="5" w16cid:durableId="1781946946">
-    <w:abstractNumId w:val="5"/>
+    <w:abstractNumId w:val="7"/>
   </w:num>
   <w:num w:numId="6" w16cid:durableId="312758563">
-    <w:abstractNumId w:val="10"/>
+    <w:abstractNumId w:val="12"/>
   </w:num>
   <w:num w:numId="7" w16cid:durableId="374349911">
-    <w:abstractNumId w:val="3"/>
+    <w:abstractNumId w:val="4"/>
   </w:num>
   <w:num w:numId="8" w16cid:durableId="922640798">
     <w:abstractNumId w:val="0"/>
@@ -14321,7 +15254,7 @@
     </w:lvlOverride>
   </w:num>
   <w:num w:numId="9" w16cid:durableId="1822114843">
-    <w:abstractNumId w:val="7"/>
+    <w:abstractNumId w:val="9"/>
   </w:num>
   <w:num w:numId="10" w16cid:durableId="375743901">
     <w:abstractNumId w:val="2"/>
@@ -14330,7 +15263,13 @@
     <w:abstractNumId w:val="1"/>
   </w:num>
   <w:num w:numId="12" w16cid:durableId="318927008">
-    <w:abstractNumId w:val="8"/>
+    <w:abstractNumId w:val="10"/>
+  </w:num>
+  <w:num w:numId="13" w16cid:durableId="2095348027">
+    <w:abstractNumId w:val="6"/>
+  </w:num>
+  <w:num w:numId="14" w16cid:durableId="838736696">
+    <w:abstractNumId w:val="3"/>
   </w:num>
 </w:numbering>
 </file>
@@ -14733,7 +15672,7 @@
   <w:style w:type="paragraph" w:default="1" w:styleId="Normal">
     <w:name w:val="Normal"/>
     <w:qFormat/>
-    <w:rsid w:val="00804129"/>
+    <w:rsid w:val="009D2E1B"/>
   </w:style>
   <w:style w:type="paragraph" w:styleId="Titre1">
     <w:name w:val="heading 1"/>
@@ -14963,7 +15902,6 @@
   <w:style w:type="character" w:default="1" w:styleId="Policepardfaut">
     <w:name w:val="Default Paragraph Font"/>
     <w:uiPriority w:val="1"/>
-    <w:semiHidden/>
     <w:unhideWhenUsed/>
   </w:style>
   <w:style w:type="table" w:default="1" w:styleId="TableauNormal">

--- a/EXCEL_CodeSource/Classeurs_CodeSource/SheetsList/Lister le nom des feuilles dans Excel.docx
+++ b/EXCEL_CodeSource/Classeurs_CodeSource/SheetsList/Lister le nom des feuilles dans Excel.docx
@@ -152,7 +152,7 @@
       <w:r>
         <w:fldChar w:fldCharType="separate"/>
       </w:r>
-      <w:hyperlink w:anchor="_Toc224057977" w:history="1">
+      <w:hyperlink w:anchor="_Toc224058576" w:history="1">
         <w:r>
           <w:rPr>
             <w:rStyle w:val="Lienhypertexte"/>
@@ -179,7 +179,7 @@
             <w:noProof/>
             <w:webHidden/>
           </w:rPr>
-          <w:instrText xml:space="preserve"> PAGEREF _Toc224057977 \h </w:instrText>
+          <w:instrText xml:space="preserve"> PAGEREF _Toc224058576 \h </w:instrText>
         </w:r>
         <w:r>
           <w:rPr>
@@ -226,7 +226,7 @@
           <w14:ligatures w14:val="standardContextual"/>
         </w:rPr>
       </w:pPr>
-      <w:hyperlink w:anchor="_Toc224057978" w:history="1">
+      <w:hyperlink w:anchor="_Toc224058577" w:history="1">
         <w:r>
           <w:rPr>
             <w:rStyle w:val="Lienhypertexte"/>
@@ -253,7 +253,7 @@
             <w:noProof/>
             <w:webHidden/>
           </w:rPr>
-          <w:instrText xml:space="preserve"> PAGEREF _Toc224057978 \h </w:instrText>
+          <w:instrText xml:space="preserve"> PAGEREF _Toc224058577 \h </w:instrText>
         </w:r>
         <w:r>
           <w:rPr>
@@ -300,7 +300,7 @@
           <w14:ligatures w14:val="standardContextual"/>
         </w:rPr>
       </w:pPr>
-      <w:hyperlink w:anchor="_Toc224057979" w:history="1">
+      <w:hyperlink w:anchor="_Toc224058578" w:history="1">
         <w:r>
           <w:rPr>
             <w:rStyle w:val="Lienhypertexte"/>
@@ -327,7 +327,7 @@
             <w:noProof/>
             <w:webHidden/>
           </w:rPr>
-          <w:instrText xml:space="preserve"> PAGEREF _Toc224057979 \h </w:instrText>
+          <w:instrText xml:space="preserve"> PAGEREF _Toc224058578 \h </w:instrText>
         </w:r>
         <w:r>
           <w:rPr>
@@ -376,7 +376,7 @@
           <w14:ligatures w14:val="standardContextual"/>
         </w:rPr>
       </w:pPr>
-      <w:hyperlink w:anchor="_Toc224057980" w:history="1">
+      <w:hyperlink w:anchor="_Toc224058579" w:history="1">
         <w:r>
           <w:rPr>
             <w:rStyle w:val="Lienhypertexte"/>
@@ -403,7 +403,7 @@
             <w:noProof/>
             <w:webHidden/>
           </w:rPr>
-          <w:instrText xml:space="preserve"> PAGEREF _Toc224057980 \h </w:instrText>
+          <w:instrText xml:space="preserve"> PAGEREF _Toc224058579 \h </w:instrText>
         </w:r>
         <w:r>
           <w:rPr>
@@ -450,7 +450,7 @@
           <w14:ligatures w14:val="standardContextual"/>
         </w:rPr>
       </w:pPr>
-      <w:hyperlink w:anchor="_Toc224057981" w:history="1">
+      <w:hyperlink w:anchor="_Toc224058580" w:history="1">
         <w:r>
           <w:rPr>
             <w:rStyle w:val="Lienhypertexte"/>
@@ -477,7 +477,7 @@
             <w:noProof/>
             <w:webHidden/>
           </w:rPr>
-          <w:instrText xml:space="preserve"> PAGEREF _Toc224057981 \h </w:instrText>
+          <w:instrText xml:space="preserve"> PAGEREF _Toc224058580 \h </w:instrText>
         </w:r>
         <w:r>
           <w:rPr>
@@ -525,7 +525,7 @@
           <w14:ligatures w14:val="standardContextual"/>
         </w:rPr>
       </w:pPr>
-      <w:hyperlink w:anchor="_Toc224057982" w:history="1">
+      <w:hyperlink w:anchor="_Toc224058581" w:history="1">
         <w:r>
           <w:rPr>
             <w:rStyle w:val="Lienhypertexte"/>
@@ -552,7 +552,7 @@
             <w:noProof/>
             <w:webHidden/>
           </w:rPr>
-          <w:instrText xml:space="preserve"> PAGEREF _Toc224057982 \h </w:instrText>
+          <w:instrText xml:space="preserve"> PAGEREF _Toc224058581 \h </w:instrText>
         </w:r>
         <w:r>
           <w:rPr>
@@ -600,7 +600,7 @@
           <w14:ligatures w14:val="standardContextual"/>
         </w:rPr>
       </w:pPr>
-      <w:hyperlink w:anchor="_Toc224057983" w:history="1">
+      <w:hyperlink w:anchor="_Toc224058582" w:history="1">
         <w:r>
           <w:rPr>
             <w:rStyle w:val="Lienhypertexte"/>
@@ -627,7 +627,7 @@
             <w:noProof/>
             <w:webHidden/>
           </w:rPr>
-          <w:instrText xml:space="preserve"> PAGEREF _Toc224057983 \h </w:instrText>
+          <w:instrText xml:space="preserve"> PAGEREF _Toc224058582 \h </w:instrText>
         </w:r>
         <w:r>
           <w:rPr>
@@ -675,7 +675,7 @@
           <w14:ligatures w14:val="standardContextual"/>
         </w:rPr>
       </w:pPr>
-      <w:hyperlink w:anchor="_Toc224057984" w:history="1">
+      <w:hyperlink w:anchor="_Toc224058583" w:history="1">
         <w:r>
           <w:rPr>
             <w:rStyle w:val="Lienhypertexte"/>
@@ -702,7 +702,7 @@
             <w:noProof/>
             <w:webHidden/>
           </w:rPr>
-          <w:instrText xml:space="preserve"> PAGEREF _Toc224057984 \h </w:instrText>
+          <w:instrText xml:space="preserve"> PAGEREF _Toc224058583 \h </w:instrText>
         </w:r>
         <w:r>
           <w:rPr>
@@ -750,7 +750,7 @@
           <w14:ligatures w14:val="standardContextual"/>
         </w:rPr>
       </w:pPr>
-      <w:hyperlink w:anchor="_Toc224057985" w:history="1">
+      <w:hyperlink w:anchor="_Toc224058584" w:history="1">
         <w:r>
           <w:rPr>
             <w:rStyle w:val="Lienhypertexte"/>
@@ -777,7 +777,7 @@
             <w:noProof/>
             <w:webHidden/>
           </w:rPr>
-          <w:instrText xml:space="preserve"> PAGEREF _Toc224057985 \h </w:instrText>
+          <w:instrText xml:space="preserve"> PAGEREF _Toc224058584 \h </w:instrText>
         </w:r>
         <w:r>
           <w:rPr>
@@ -824,7 +824,7 @@
           <w14:ligatures w14:val="standardContextual"/>
         </w:rPr>
       </w:pPr>
-      <w:hyperlink w:anchor="_Toc224057986" w:history="1">
+      <w:hyperlink w:anchor="_Toc224058585" w:history="1">
         <w:r>
           <w:rPr>
             <w:rStyle w:val="Lienhypertexte"/>
@@ -851,7 +851,7 @@
             <w:noProof/>
             <w:webHidden/>
           </w:rPr>
-          <w:instrText xml:space="preserve"> PAGEREF _Toc224057986 \h </w:instrText>
+          <w:instrText xml:space="preserve"> PAGEREF _Toc224058585 \h </w:instrText>
         </w:r>
         <w:r>
           <w:rPr>
@@ -898,7 +898,7 @@
           <w14:ligatures w14:val="standardContextual"/>
         </w:rPr>
       </w:pPr>
-      <w:hyperlink w:anchor="_Toc224057987" w:history="1">
+      <w:hyperlink w:anchor="_Toc224058586" w:history="1">
         <w:r>
           <w:rPr>
             <w:rStyle w:val="Lienhypertexte"/>
@@ -925,7 +925,7 @@
             <w:noProof/>
             <w:webHidden/>
           </w:rPr>
-          <w:instrText xml:space="preserve"> PAGEREF _Toc224057987 \h </w:instrText>
+          <w:instrText xml:space="preserve"> PAGEREF _Toc224058586 \h </w:instrText>
         </w:r>
         <w:r>
           <w:rPr>
@@ -972,7 +972,7 @@
           <w14:ligatures w14:val="standardContextual"/>
         </w:rPr>
       </w:pPr>
-      <w:hyperlink w:anchor="_Toc224057988" w:history="1">
+      <w:hyperlink w:anchor="_Toc224058587" w:history="1">
         <w:r>
           <w:rPr>
             <w:rStyle w:val="Lienhypertexte"/>
@@ -999,7 +999,7 @@
             <w:noProof/>
             <w:webHidden/>
           </w:rPr>
-          <w:instrText xml:space="preserve"> PAGEREF _Toc224057988 \h </w:instrText>
+          <w:instrText xml:space="preserve"> PAGEREF _Toc224058587 \h </w:instrText>
         </w:r>
         <w:r>
           <w:rPr>
@@ -1047,7 +1047,7 @@
           <w14:ligatures w14:val="standardContextual"/>
         </w:rPr>
       </w:pPr>
-      <w:hyperlink w:anchor="_Toc224057989" w:history="1">
+      <w:hyperlink w:anchor="_Toc224058588" w:history="1">
         <w:r>
           <w:rPr>
             <w:rStyle w:val="Lienhypertexte"/>
@@ -1074,7 +1074,7 @@
             <w:noProof/>
             <w:webHidden/>
           </w:rPr>
-          <w:instrText xml:space="preserve"> PAGEREF _Toc224057989 \h </w:instrText>
+          <w:instrText xml:space="preserve"> PAGEREF _Toc224058588 \h </w:instrText>
         </w:r>
         <w:r>
           <w:rPr>
@@ -1122,7 +1122,7 @@
           <w14:ligatures w14:val="standardContextual"/>
         </w:rPr>
       </w:pPr>
-      <w:hyperlink w:anchor="_Toc224057990" w:history="1">
+      <w:hyperlink w:anchor="_Toc224058589" w:history="1">
         <w:r>
           <w:rPr>
             <w:rStyle w:val="Lienhypertexte"/>
@@ -1149,7 +1149,7 @@
             <w:noProof/>
             <w:webHidden/>
           </w:rPr>
-          <w:instrText xml:space="preserve"> PAGEREF _Toc224057990 \h </w:instrText>
+          <w:instrText xml:space="preserve"> PAGEREF _Toc224058589 \h </w:instrText>
         </w:r>
         <w:r>
           <w:rPr>
@@ -1197,7 +1197,7 @@
           <w14:ligatures w14:val="standardContextual"/>
         </w:rPr>
       </w:pPr>
-      <w:hyperlink w:anchor="_Toc224057991" w:history="1">
+      <w:hyperlink w:anchor="_Toc224058590" w:history="1">
         <w:r>
           <w:rPr>
             <w:rStyle w:val="Lienhypertexte"/>
@@ -1224,7 +1224,7 @@
             <w:noProof/>
             <w:webHidden/>
           </w:rPr>
-          <w:instrText xml:space="preserve"> PAGEREF _Toc224057991 \h </w:instrText>
+          <w:instrText xml:space="preserve"> PAGEREF _Toc224058590 \h </w:instrText>
         </w:r>
         <w:r>
           <w:rPr>
@@ -1271,7 +1271,7 @@
           <w14:ligatures w14:val="standardContextual"/>
         </w:rPr>
       </w:pPr>
-      <w:hyperlink w:anchor="_Toc224057992" w:history="1">
+      <w:hyperlink w:anchor="_Toc224058591" w:history="1">
         <w:r>
           <w:rPr>
             <w:rStyle w:val="Lienhypertexte"/>
@@ -1298,7 +1298,7 @@
             <w:noProof/>
             <w:webHidden/>
           </w:rPr>
-          <w:instrText xml:space="preserve"> PAGEREF _Toc224057992 \h </w:instrText>
+          <w:instrText xml:space="preserve"> PAGEREF _Toc224058591 \h </w:instrText>
         </w:r>
         <w:r>
           <w:rPr>
@@ -1346,7 +1346,7 @@
           <w14:ligatures w14:val="standardContextual"/>
         </w:rPr>
       </w:pPr>
-      <w:hyperlink w:anchor="_Toc224057993" w:history="1">
+      <w:hyperlink w:anchor="_Toc224058592" w:history="1">
         <w:r>
           <w:rPr>
             <w:rStyle w:val="Lienhypertexte"/>
@@ -1373,7 +1373,7 @@
             <w:noProof/>
             <w:webHidden/>
           </w:rPr>
-          <w:instrText xml:space="preserve"> PAGEREF _Toc224057993 \h </w:instrText>
+          <w:instrText xml:space="preserve"> PAGEREF _Toc224058592 \h </w:instrText>
         </w:r>
         <w:r>
           <w:rPr>
@@ -1421,7 +1421,7 @@
           <w14:ligatures w14:val="standardContextual"/>
         </w:rPr>
       </w:pPr>
-      <w:hyperlink w:anchor="_Toc224057994" w:history="1">
+      <w:hyperlink w:anchor="_Toc224058593" w:history="1">
         <w:r>
           <w:rPr>
             <w:rStyle w:val="Lienhypertexte"/>
@@ -1448,7 +1448,7 @@
             <w:noProof/>
             <w:webHidden/>
           </w:rPr>
-          <w:instrText xml:space="preserve"> PAGEREF _Toc224057994 \h </w:instrText>
+          <w:instrText xml:space="preserve"> PAGEREF _Toc224058593 \h </w:instrText>
         </w:r>
         <w:r>
           <w:rPr>
@@ -1496,7 +1496,7 @@
           <w14:ligatures w14:val="standardContextual"/>
         </w:rPr>
       </w:pPr>
-      <w:hyperlink w:anchor="_Toc224057995" w:history="1">
+      <w:hyperlink w:anchor="_Toc224058594" w:history="1">
         <w:r>
           <w:rPr>
             <w:rStyle w:val="Lienhypertexte"/>
@@ -1523,7 +1523,7 @@
             <w:noProof/>
             <w:webHidden/>
           </w:rPr>
-          <w:instrText xml:space="preserve"> PAGEREF _Toc224057995 \h </w:instrText>
+          <w:instrText xml:space="preserve"> PAGEREF _Toc224058594 \h </w:instrText>
         </w:r>
         <w:r>
           <w:rPr>
@@ -1570,7 +1570,7 @@
           <w14:ligatures w14:val="standardContextual"/>
         </w:rPr>
       </w:pPr>
-      <w:hyperlink w:anchor="_Toc224057996" w:history="1">
+      <w:hyperlink w:anchor="_Toc224058595" w:history="1">
         <w:r>
           <w:rPr>
             <w:rStyle w:val="Lienhypertexte"/>
@@ -1597,7 +1597,7 @@
             <w:noProof/>
             <w:webHidden/>
           </w:rPr>
-          <w:instrText xml:space="preserve"> PAGEREF _Toc224057996 \h </w:instrText>
+          <w:instrText xml:space="preserve"> PAGEREF _Toc224058595 \h </w:instrText>
         </w:r>
         <w:r>
           <w:rPr>
@@ -1645,7 +1645,7 @@
           <w14:ligatures w14:val="standardContextual"/>
         </w:rPr>
       </w:pPr>
-      <w:hyperlink w:anchor="_Toc224057997" w:history="1">
+      <w:hyperlink w:anchor="_Toc224058596" w:history="1">
         <w:r>
           <w:rPr>
             <w:rStyle w:val="Lienhypertexte"/>
@@ -1672,7 +1672,7 @@
             <w:noProof/>
             <w:webHidden/>
           </w:rPr>
-          <w:instrText xml:space="preserve"> PAGEREF _Toc224057997 \h </w:instrText>
+          <w:instrText xml:space="preserve"> PAGEREF _Toc224058596 \h </w:instrText>
         </w:r>
         <w:r>
           <w:rPr>
@@ -1720,7 +1720,7 @@
           <w14:ligatures w14:val="standardContextual"/>
         </w:rPr>
       </w:pPr>
-      <w:hyperlink w:anchor="_Toc224057998" w:history="1">
+      <w:hyperlink w:anchor="_Toc224058597" w:history="1">
         <w:r>
           <w:rPr>
             <w:rStyle w:val="Lienhypertexte"/>
@@ -1747,7 +1747,7 @@
             <w:noProof/>
             <w:webHidden/>
           </w:rPr>
-          <w:instrText xml:space="preserve"> PAGEREF _Toc224057998 \h </w:instrText>
+          <w:instrText xml:space="preserve"> PAGEREF _Toc224058597 \h </w:instrText>
         </w:r>
         <w:r>
           <w:rPr>
@@ -1795,7 +1795,7 @@
           <w14:ligatures w14:val="standardContextual"/>
         </w:rPr>
       </w:pPr>
-      <w:hyperlink w:anchor="_Toc224057999" w:history="1">
+      <w:hyperlink w:anchor="_Toc224058598" w:history="1">
         <w:r>
           <w:rPr>
             <w:rStyle w:val="Lienhypertexte"/>
@@ -1822,7 +1822,7 @@
             <w:noProof/>
             <w:webHidden/>
           </w:rPr>
-          <w:instrText xml:space="preserve"> PAGEREF _Toc224057999 \h </w:instrText>
+          <w:instrText xml:space="preserve"> PAGEREF _Toc224058598 \h </w:instrText>
         </w:r>
         <w:r>
           <w:rPr>
@@ -1870,7 +1870,7 @@
           <w14:ligatures w14:val="standardContextual"/>
         </w:rPr>
       </w:pPr>
-      <w:hyperlink w:anchor="_Toc224058000" w:history="1">
+      <w:hyperlink w:anchor="_Toc224058599" w:history="1">
         <w:r>
           <w:rPr>
             <w:rStyle w:val="Lienhypertexte"/>
@@ -1897,7 +1897,7 @@
             <w:noProof/>
             <w:webHidden/>
           </w:rPr>
-          <w:instrText xml:space="preserve"> PAGEREF _Toc224058000 \h </w:instrText>
+          <w:instrText xml:space="preserve"> PAGEREF _Toc224058599 \h </w:instrText>
         </w:r>
         <w:r>
           <w:rPr>
@@ -1944,7 +1944,7 @@
           <w14:ligatures w14:val="standardContextual"/>
         </w:rPr>
       </w:pPr>
-      <w:hyperlink w:anchor="_Toc224058001" w:history="1">
+      <w:hyperlink w:anchor="_Toc224058600" w:history="1">
         <w:r>
           <w:rPr>
             <w:rStyle w:val="Lienhypertexte"/>
@@ -1971,7 +1971,7 @@
             <w:noProof/>
             <w:webHidden/>
           </w:rPr>
-          <w:instrText xml:space="preserve"> PAGEREF _Toc224058001 \h </w:instrText>
+          <w:instrText xml:space="preserve"> PAGEREF _Toc224058600 \h </w:instrText>
         </w:r>
         <w:r>
           <w:rPr>
@@ -2018,7 +2018,7 @@
           <w14:ligatures w14:val="standardContextual"/>
         </w:rPr>
       </w:pPr>
-      <w:hyperlink w:anchor="_Toc224058002" w:history="1">
+      <w:hyperlink w:anchor="_Toc224058601" w:history="1">
         <w:r>
           <w:rPr>
             <w:rStyle w:val="Lienhypertexte"/>
@@ -2045,7 +2045,7 @@
             <w:noProof/>
             <w:webHidden/>
           </w:rPr>
-          <w:instrText xml:space="preserve"> PAGEREF _Toc224058002 \h </w:instrText>
+          <w:instrText xml:space="preserve"> PAGEREF _Toc224058601 \h </w:instrText>
         </w:r>
         <w:r>
           <w:rPr>
@@ -2092,7 +2092,7 @@
           <w14:ligatures w14:val="standardContextual"/>
         </w:rPr>
       </w:pPr>
-      <w:hyperlink w:anchor="_Toc224058003" w:history="1">
+      <w:hyperlink w:anchor="_Toc224058602" w:history="1">
         <w:r>
           <w:rPr>
             <w:rStyle w:val="Lienhypertexte"/>
@@ -2119,7 +2119,7 @@
             <w:noProof/>
             <w:webHidden/>
           </w:rPr>
-          <w:instrText xml:space="preserve"> PAGEREF _Toc224058003 \h </w:instrText>
+          <w:instrText xml:space="preserve"> PAGEREF _Toc224058602 \h </w:instrText>
         </w:r>
         <w:r>
           <w:rPr>
@@ -2166,7 +2166,7 @@
           <w14:ligatures w14:val="standardContextual"/>
         </w:rPr>
       </w:pPr>
-      <w:hyperlink w:anchor="_Toc224058004" w:history="1">
+      <w:hyperlink w:anchor="_Toc224058603" w:history="1">
         <w:r>
           <w:rPr>
             <w:rStyle w:val="Lienhypertexte"/>
@@ -2193,7 +2193,7 @@
             <w:noProof/>
             <w:webHidden/>
           </w:rPr>
-          <w:instrText xml:space="preserve"> PAGEREF _Toc224058004 \h </w:instrText>
+          <w:instrText xml:space="preserve"> PAGEREF _Toc224058603 \h </w:instrText>
         </w:r>
         <w:r>
           <w:rPr>
@@ -2241,7 +2241,7 @@
           <w14:ligatures w14:val="standardContextual"/>
         </w:rPr>
       </w:pPr>
-      <w:hyperlink w:anchor="_Toc224058005" w:history="1">
+      <w:hyperlink w:anchor="_Toc224058604" w:history="1">
         <w:r>
           <w:rPr>
             <w:rStyle w:val="Lienhypertexte"/>
@@ -2268,7 +2268,7 @@
             <w:noProof/>
             <w:webHidden/>
           </w:rPr>
-          <w:instrText xml:space="preserve"> PAGEREF _Toc224058005 \h </w:instrText>
+          <w:instrText xml:space="preserve"> PAGEREF _Toc224058604 \h </w:instrText>
         </w:r>
         <w:r>
           <w:rPr>
@@ -2316,7 +2316,7 @@
           <w14:ligatures w14:val="standardContextual"/>
         </w:rPr>
       </w:pPr>
-      <w:hyperlink w:anchor="_Toc224058006" w:history="1">
+      <w:hyperlink w:anchor="_Toc224058605" w:history="1">
         <w:r>
           <w:rPr>
             <w:rStyle w:val="Lienhypertexte"/>
@@ -2343,7 +2343,7 @@
             <w:noProof/>
             <w:webHidden/>
           </w:rPr>
-          <w:instrText xml:space="preserve"> PAGEREF _Toc224058006 \h </w:instrText>
+          <w:instrText xml:space="preserve"> PAGEREF _Toc224058605 \h </w:instrText>
         </w:r>
         <w:r>
           <w:rPr>
@@ -2390,7 +2390,7 @@
           <w14:ligatures w14:val="standardContextual"/>
         </w:rPr>
       </w:pPr>
-      <w:hyperlink w:anchor="_Toc224058007" w:history="1">
+      <w:hyperlink w:anchor="_Toc224058606" w:history="1">
         <w:r>
           <w:rPr>
             <w:rStyle w:val="Lienhypertexte"/>
@@ -2418,82 +2418,7 @@
             <w:noProof/>
             <w:webHidden/>
           </w:rPr>
-          <w:instrText xml:space="preserve"> PAGEREF _Toc224058007 \h </w:instrText>
-        </w:r>
-        <w:r>
-          <w:rPr>
-            <w:noProof/>
-            <w:webHidden/>
-          </w:rPr>
-        </w:r>
-        <w:r>
-          <w:rPr>
-            <w:noProof/>
-            <w:webHidden/>
-          </w:rPr>
-          <w:fldChar w:fldCharType="separate"/>
-        </w:r>
-        <w:r>
-          <w:rPr>
-            <w:noProof/>
-            <w:webHidden/>
-          </w:rPr>
-          <w:t>29</w:t>
-        </w:r>
-        <w:r>
-          <w:rPr>
-            <w:noProof/>
-            <w:webHidden/>
-          </w:rPr>
-          <w:fldChar w:fldCharType="end"/>
-        </w:r>
-      </w:hyperlink>
-    </w:p>
-    <w:p>
-      <w:pPr>
-        <w:pStyle w:val="TM4"/>
-        <w:tabs>
-          <w:tab w:val="right" w:leader="dot" w:pos="9062"/>
-        </w:tabs>
-        <w:rPr>
-          <w:rFonts w:eastAsiaTheme="minorEastAsia" w:cstheme="minorBidi"/>
-          <w:noProof/>
-          <w:kern w:val="2"/>
-          <w:sz w:val="24"/>
-          <w:szCs w:val="24"/>
-          <w:lang w:eastAsia="fr-FR"/>
-          <w14:ligatures w14:val="standardContextual"/>
-        </w:rPr>
-      </w:pPr>
-      <w:hyperlink w:anchor="_Toc224058008" w:history="1">
-        <w:r>
-          <w:rPr>
-            <w:rStyle w:val="Lienhypertexte"/>
-            <w:noProof/>
-            <w:highlight w:val="yellow"/>
-          </w:rPr>
-          <w:t>2.4.6.2. Rendre la fonction LIRE.CLASSEUR() dynamique</w:t>
-        </w:r>
-        <w:r>
-          <w:rPr>
-            <w:noProof/>
-            <w:webHidden/>
-          </w:rPr>
-          <w:tab/>
-        </w:r>
-        <w:r>
-          <w:rPr>
-            <w:noProof/>
-            <w:webHidden/>
-          </w:rPr>
-          <w:fldChar w:fldCharType="begin"/>
-        </w:r>
-        <w:r>
-          <w:rPr>
-            <w:noProof/>
-            <w:webHidden/>
-          </w:rPr>
-          <w:instrText xml:space="preserve"> PAGEREF _Toc224058008 \h </w:instrText>
+          <w:instrText xml:space="preserve"> PAGEREF _Toc224058606 \h </w:instrText>
         </w:r>
         <w:r>
           <w:rPr>
@@ -2540,7 +2465,7 @@
           <w14:ligatures w14:val="standardContextual"/>
         </w:rPr>
       </w:pPr>
-      <w:hyperlink w:anchor="_Toc224058009" w:history="1">
+      <w:hyperlink w:anchor="_Toc224058607" w:history="1">
         <w:r>
           <w:rPr>
             <w:rStyle w:val="Lienhypertexte"/>
@@ -2568,7 +2493,7 @@
             <w:noProof/>
             <w:webHidden/>
           </w:rPr>
-          <w:instrText xml:space="preserve"> PAGEREF _Toc224058009 \h </w:instrText>
+          <w:instrText xml:space="preserve"> PAGEREF _Toc224058607 \h </w:instrText>
         </w:r>
         <w:r>
           <w:rPr>
@@ -2616,7 +2541,7 @@
           <w14:ligatures w14:val="standardContextual"/>
         </w:rPr>
       </w:pPr>
-      <w:hyperlink w:anchor="_Toc224058010" w:history="1">
+      <w:hyperlink w:anchor="_Toc224058608" w:history="1">
         <w:r>
           <w:rPr>
             <w:rStyle w:val="Lienhypertexte"/>
@@ -2643,7 +2568,7 @@
             <w:noProof/>
             <w:webHidden/>
           </w:rPr>
-          <w:instrText xml:space="preserve"> PAGEREF _Toc224058010 \h </w:instrText>
+          <w:instrText xml:space="preserve"> PAGEREF _Toc224058608 \h </w:instrText>
         </w:r>
         <w:r>
           <w:rPr>
@@ -2691,7 +2616,7 @@
           <w14:ligatures w14:val="standardContextual"/>
         </w:rPr>
       </w:pPr>
-      <w:hyperlink w:anchor="_Toc224058011" w:history="1">
+      <w:hyperlink w:anchor="_Toc224058609" w:history="1">
         <w:r>
           <w:rPr>
             <w:rStyle w:val="Lienhypertexte"/>
@@ -2718,7 +2643,7 @@
             <w:noProof/>
             <w:webHidden/>
           </w:rPr>
-          <w:instrText xml:space="preserve"> PAGEREF _Toc224058011 \h </w:instrText>
+          <w:instrText xml:space="preserve"> PAGEREF _Toc224058609 \h </w:instrText>
         </w:r>
         <w:r>
           <w:rPr>
@@ -2767,7 +2692,7 @@
           <w14:ligatures w14:val="standardContextual"/>
         </w:rPr>
       </w:pPr>
-      <w:hyperlink w:anchor="_Toc224058012" w:history="1">
+      <w:hyperlink w:anchor="_Toc224058610" w:history="1">
         <w:r>
           <w:rPr>
             <w:rStyle w:val="Lienhypertexte"/>
@@ -2794,7 +2719,7 @@
             <w:noProof/>
             <w:webHidden/>
           </w:rPr>
-          <w:instrText xml:space="preserve"> PAGEREF _Toc224058012 \h </w:instrText>
+          <w:instrText xml:space="preserve"> PAGEREF _Toc224058610 \h </w:instrText>
         </w:r>
         <w:r>
           <w:rPr>
@@ -2843,7 +2768,7 @@
           <w14:ligatures w14:val="standardContextual"/>
         </w:rPr>
       </w:pPr>
-      <w:hyperlink w:anchor="_Toc224058013" w:history="1">
+      <w:hyperlink w:anchor="_Toc224058611" w:history="1">
         <w:r>
           <w:rPr>
             <w:rStyle w:val="Lienhypertexte"/>
@@ -2870,7 +2795,7 @@
             <w:noProof/>
             <w:webHidden/>
           </w:rPr>
-          <w:instrText xml:space="preserve"> PAGEREF _Toc224058013 \h </w:instrText>
+          <w:instrText xml:space="preserve"> PAGEREF _Toc224058611 \h </w:instrText>
         </w:r>
         <w:r>
           <w:rPr>
@@ -2910,7 +2835,7 @@
       <w:pPr>
         <w:pStyle w:val="Titre1"/>
       </w:pPr>
-      <w:bookmarkStart w:id="0" w:name="_Toc224057977"/>
+      <w:bookmarkStart w:id="0" w:name="_Toc224058576"/>
       <w:r>
         <w:t>Prolégomènes</w:t>
       </w:r>
@@ -2920,7 +2845,7 @@
       <w:pPr>
         <w:pStyle w:val="Titre2"/>
       </w:pPr>
-      <w:bookmarkStart w:id="1" w:name="_Toc224057978"/>
+      <w:bookmarkStart w:id="1" w:name="_Toc224058577"/>
       <w:r>
         <w:t>Travailler avec un classeur Excel prenant en charge les macros</w:t>
       </w:r>
@@ -3106,7 +3031,7 @@
       <w:pPr>
         <w:pStyle w:val="Titre2"/>
       </w:pPr>
-      <w:bookmarkStart w:id="2" w:name="_Toc224057979"/>
+      <w:bookmarkStart w:id="2" w:name="_Toc224058578"/>
       <w:r>
         <w:t xml:space="preserve">Le </w:t>
       </w:r>
@@ -3254,8 +3179,9 @@
       <w:pPr>
         <w:pStyle w:val="Titre1"/>
       </w:pPr>
-      <w:bookmarkStart w:id="3" w:name="_Toc224057980"/>
-      <w:r>
+      <w:bookmarkStart w:id="3" w:name="_Toc224058579"/>
+      <w:r>
+        <w:lastRenderedPageBreak/>
         <w:t>Liste avec</w:t>
       </w:r>
       <w:r>
@@ -3288,7 +3214,7 @@
       <w:pPr>
         <w:pStyle w:val="Titre2"/>
       </w:pPr>
-      <w:bookmarkStart w:id="4" w:name="_Toc224057981"/>
+      <w:bookmarkStart w:id="4" w:name="_Toc224058580"/>
       <w:r>
         <w:t xml:space="preserve">Avec </w:t>
       </w:r>
@@ -3833,7 +3759,7 @@
       <w:pPr>
         <w:pStyle w:val="Titre3"/>
       </w:pPr>
-      <w:bookmarkStart w:id="5" w:name="_Toc224057982"/>
+      <w:bookmarkStart w:id="5" w:name="_Toc224058581"/>
       <w:r>
         <w:t>Syntaxe de la fonction REMPLACER</w:t>
       </w:r>
@@ -4217,7 +4143,7 @@
       <w:pPr>
         <w:pStyle w:val="Titre3"/>
       </w:pPr>
-      <w:bookmarkStart w:id="6" w:name="_Toc224057983"/>
+      <w:bookmarkStart w:id="6" w:name="_Toc224058582"/>
       <w:r>
         <w:t>Syntaxe de la fonction TROUVE</w:t>
       </w:r>
@@ -4587,7 +4513,7 @@
       <w:pPr>
         <w:pStyle w:val="Titre3"/>
       </w:pPr>
-      <w:bookmarkStart w:id="7" w:name="_Toc224057984"/>
+      <w:bookmarkStart w:id="7" w:name="_Toc224058583"/>
       <w:r>
         <w:t>Explications :</w:t>
       </w:r>
@@ -4785,7 +4711,7 @@
       <w:pPr>
         <w:pStyle w:val="Titre3"/>
       </w:pPr>
-      <w:bookmarkStart w:id="8" w:name="_Toc224057985"/>
+      <w:bookmarkStart w:id="8" w:name="_Toc224058584"/>
       <w:r>
         <w:lastRenderedPageBreak/>
         <w:t>Syntaxe</w:t>
@@ -4850,7 +4776,7 @@
       <w:pPr>
         <w:pStyle w:val="Titre4"/>
       </w:pPr>
-      <w:bookmarkStart w:id="9" w:name="_Toc224057986"/>
+      <w:bookmarkStart w:id="9" w:name="_Toc224058585"/>
       <w:r>
         <w:t>Syntaxe de la fonction INDEX</w:t>
       </w:r>
@@ -5401,7 +5327,7 @@
       <w:pPr>
         <w:pStyle w:val="Titre4"/>
       </w:pPr>
-      <w:bookmarkStart w:id="10" w:name="_Toc224057987"/>
+      <w:bookmarkStart w:id="10" w:name="_Toc224058586"/>
       <w:r>
         <w:t>Syntaxe de la fonction INDEX</w:t>
       </w:r>
@@ -6069,7 +5995,7 @@
       <w:pPr>
         <w:pStyle w:val="Titre2"/>
       </w:pPr>
-      <w:bookmarkStart w:id="11" w:name="_Toc224057988"/>
+      <w:bookmarkStart w:id="11" w:name="_Toc224058587"/>
       <w:r>
         <w:t>Avec LIRE.CLASSEUR , TRANSPOSE et SUBSTITUE</w:t>
       </w:r>
@@ -6695,7 +6621,7 @@
       <w:pPr>
         <w:pStyle w:val="Titre3"/>
       </w:pPr>
-      <w:bookmarkStart w:id="12" w:name="_Toc224057989"/>
+      <w:bookmarkStart w:id="12" w:name="_Toc224058588"/>
       <w:r>
         <w:t>Syntaxe de la fonction SUBSTITUE</w:t>
       </w:r>
@@ -7156,7 +7082,7 @@
       <w:pPr>
         <w:pStyle w:val="Titre3"/>
       </w:pPr>
-      <w:bookmarkStart w:id="13" w:name="_Toc224057990"/>
+      <w:bookmarkStart w:id="13" w:name="_Toc224058589"/>
       <w:r>
         <w:t>Syntaxe de la fonction TRANSPOSE</w:t>
       </w:r>
@@ -7605,7 +7531,7 @@
       <w:pPr>
         <w:pStyle w:val="Titre3"/>
       </w:pPr>
-      <w:bookmarkStart w:id="14" w:name="_Toc224057991"/>
+      <w:bookmarkStart w:id="14" w:name="_Toc224058590"/>
       <w:r>
         <w:t>Explications :</w:t>
       </w:r>
@@ -7845,7 +7771,7 @@
       <w:pPr>
         <w:pStyle w:val="Titre2"/>
       </w:pPr>
-      <w:bookmarkStart w:id="15" w:name="_Toc224057992"/>
+      <w:bookmarkStart w:id="15" w:name="_Toc224058591"/>
       <w:r>
         <w:t>Avec LIRE.CLASSEUR, REMPLACER, TROUVE et TRANSPOSE</w:t>
       </w:r>
@@ -7860,7 +7786,7 @@
       <w:pPr>
         <w:pStyle w:val="Titre3"/>
       </w:pPr>
-      <w:bookmarkStart w:id="16" w:name="_Toc224057993"/>
+      <w:bookmarkStart w:id="16" w:name="_Toc224058592"/>
       <w:r>
         <w:t>Étape 1 : Clique</w:t>
       </w:r>
@@ -8001,7 +7927,7 @@
       <w:pPr>
         <w:pStyle w:val="Titre3"/>
       </w:pPr>
-      <w:bookmarkStart w:id="17" w:name="_Toc224057994"/>
+      <w:bookmarkStart w:id="17" w:name="_Toc224058593"/>
       <w:r>
         <w:t>Étape 2 : Modifiez le nom et la formule dans la boîte de dialogue Nouveau nom</w:t>
       </w:r>
@@ -8432,7 +8358,7 @@
       <w:pPr>
         <w:pStyle w:val="Titre3"/>
       </w:pPr>
-      <w:bookmarkStart w:id="18" w:name="_Toc224057995"/>
+      <w:bookmarkStart w:id="18" w:name="_Toc224058594"/>
       <w:r>
         <w:t>Étape 3 : Utilisation d'une formule pour lister les noms des feuilles</w:t>
       </w:r>
@@ -8586,7 +8512,7 @@
       <w:pPr>
         <w:pStyle w:val="Titre2"/>
       </w:pPr>
-      <w:bookmarkStart w:id="19" w:name="_Toc224057996"/>
+      <w:bookmarkStart w:id="19" w:name="_Toc224058595"/>
       <w:r>
         <w:t xml:space="preserve">Avec LIRE.CLASSEUR, </w:t>
       </w:r>
@@ -8761,7 +8687,7 @@
       <w:pPr>
         <w:pStyle w:val="Titre3"/>
       </w:pPr>
-      <w:bookmarkStart w:id="20" w:name="_Toc224057997"/>
+      <w:bookmarkStart w:id="20" w:name="_Toc224058596"/>
       <w:r>
         <w:t>Étape 1 : Clique</w:t>
       </w:r>
@@ -8850,7 +8776,7 @@
       <w:pPr>
         <w:pStyle w:val="Titre3"/>
       </w:pPr>
-      <w:bookmarkStart w:id="21" w:name="_Toc224057998"/>
+      <w:bookmarkStart w:id="21" w:name="_Toc224058597"/>
       <w:r>
         <w:t xml:space="preserve">Étape </w:t>
       </w:r>
@@ -8966,7 +8892,7 @@
       <w:pPr>
         <w:pStyle w:val="Titre3"/>
       </w:pPr>
-      <w:bookmarkStart w:id="22" w:name="_Toc224057999"/>
+      <w:bookmarkStart w:id="22" w:name="_Toc224058598"/>
       <w:r>
         <w:t xml:space="preserve">Étape </w:t>
       </w:r>
@@ -9254,7 +9180,7 @@
       <w:pPr>
         <w:pStyle w:val="Titre3"/>
       </w:pPr>
-      <w:bookmarkStart w:id="23" w:name="_Toc224058000"/>
+      <w:bookmarkStart w:id="23" w:name="_Toc224058599"/>
       <w:r>
         <w:t xml:space="preserve">Étape </w:t>
       </w:r>
@@ -9373,7 +9299,7 @@
       <w:pPr>
         <w:pStyle w:val="Titre4"/>
       </w:pPr>
-      <w:bookmarkStart w:id="24" w:name="_Toc224058001"/>
+      <w:bookmarkStart w:id="24" w:name="_Toc224058600"/>
       <w:r>
         <w:t>Syntaxe de</w:t>
       </w:r>
@@ -9810,7 +9736,7 @@
       <w:pPr>
         <w:pStyle w:val="Titre4"/>
       </w:pPr>
-      <w:bookmarkStart w:id="25" w:name="_Toc224058002"/>
+      <w:bookmarkStart w:id="25" w:name="_Toc224058601"/>
       <w:r>
         <w:t>Explications</w:t>
       </w:r>
@@ -9820,7 +9746,7 @@
       <w:pPr>
         <w:pStyle w:val="Titre4"/>
       </w:pPr>
-      <w:bookmarkStart w:id="26" w:name="_Toc224058003"/>
+      <w:bookmarkStart w:id="26" w:name="_Toc224058602"/>
       <w:r>
         <w:t>Décomposer le résultat de LIRE.CLASSEUR()</w:t>
       </w:r>
@@ -10654,7 +10580,7 @@
       <w:pPr>
         <w:pStyle w:val="Titre4"/>
       </w:pPr>
-      <w:bookmarkStart w:id="27" w:name="_Toc224058004"/>
+      <w:bookmarkStart w:id="27" w:name="_Toc224058603"/>
       <w:r>
         <w:t>Autre solution avec la fonction DROITE()</w:t>
       </w:r>
@@ -10933,7 +10859,7 @@
       <w:pPr>
         <w:pStyle w:val="Titre3"/>
       </w:pPr>
-      <w:bookmarkStart w:id="28" w:name="_Toc224058005"/>
+      <w:bookmarkStart w:id="28" w:name="_Toc224058604"/>
       <w:r>
         <w:t xml:space="preserve">Étape </w:t>
       </w:r>
@@ -11209,6 +11135,9 @@
         <w:spacing w:after="0"/>
       </w:pPr>
       <w:r>
+        <w:rPr>
+          <w:noProof/>
+        </w:rPr>
         <w:lastRenderedPageBreak/>
         <w:drawing>
           <wp:inline distT="0" distB="0" distL="0" distR="0" wp14:anchorId="4223DF15" wp14:editId="2C692627">
@@ -11252,6 +11181,9 @@
         <w:spacing w:after="0"/>
       </w:pPr>
       <w:r>
+        <w:rPr>
+          <w:noProof/>
+        </w:rPr>
         <w:drawing>
           <wp:inline distT="0" distB="0" distL="0" distR="0" wp14:anchorId="6C7CEC55" wp14:editId="21B9DC7D">
             <wp:extent cx="5760720" cy="2719705"/>
@@ -11294,6 +11226,9 @@
         <w:spacing w:after="0"/>
       </w:pPr>
       <w:r>
+        <w:rPr>
+          <w:noProof/>
+        </w:rPr>
         <w:lastRenderedPageBreak/>
         <w:drawing>
           <wp:inline distT="0" distB="0" distL="0" distR="0" wp14:anchorId="3727DECA" wp14:editId="0F9AAA8D">
@@ -11364,13 +11299,7 @@
         <w:t xml:space="preserve"> nom des feuilles existantes</w:t>
       </w:r>
       <w:r>
-        <w:t xml:space="preserve"> ; et ensuite </w:t>
-      </w:r>
-      <w:r>
-        <w:t xml:space="preserve">une série d'erreurs </w:t>
-      </w:r>
-      <w:r>
-        <w:t>#REF !</w:t>
+        <w:t> ; et ensuite une série d'erreurs #REF !</w:t>
       </w:r>
     </w:p>
     <w:p>
@@ -11378,6 +11307,9 @@
         <w:spacing w:after="0"/>
       </w:pPr>
       <w:r>
+        <w:rPr>
+          <w:noProof/>
+        </w:rPr>
         <w:drawing>
           <wp:inline distT="0" distB="0" distL="0" distR="0" wp14:anchorId="5273E81A" wp14:editId="439C057C">
             <wp:extent cx="5106113" cy="3743847"/>
@@ -11419,138 +11351,117 @@
       <w:pPr>
         <w:pStyle w:val="Titre3"/>
       </w:pPr>
-      <w:bookmarkStart w:id="29" w:name="_Toc224058006"/>
+      <w:bookmarkStart w:id="29" w:name="_Toc224058605"/>
       <w:r>
         <w:lastRenderedPageBreak/>
-        <w:t xml:space="preserve">Étape </w:t>
-      </w:r>
-      <w:r>
-        <w:t>6</w:t>
-      </w:r>
-      <w:r>
-        <w:t xml:space="preserve"> : </w:t>
-      </w:r>
-      <w:r>
-        <w:t xml:space="preserve">Gérer les erreurs </w:t>
-      </w:r>
-      <w:r>
-        <w:t>#REF !</w:t>
-      </w:r>
-      <w:r>
-        <w:t xml:space="preserve"> avec la fonction </w:t>
+        <w:t>Étape 6 : Gérer les erreurs #REF ! avec la fonction SIERREUR</w:t>
+      </w:r>
+      <w:bookmarkEnd w:id="29"/>
+    </w:p>
+    <w:p>
+      <w:pPr>
+        <w:spacing w:after="0"/>
+      </w:pPr>
+      <w:r>
+        <w:t>P</w:t>
+      </w:r>
+      <w:r>
+        <w:t>our</w:t>
+      </w:r>
+      <w:r>
+        <w:t xml:space="preserve"> </w:t>
+      </w:r>
+      <w:r>
+        <w:t>éviter de</w:t>
+      </w:r>
+      <w:r>
+        <w:t xml:space="preserve"> </w:t>
+      </w:r>
+      <w:r>
+        <w:t xml:space="preserve">générer ces erreurs il nous suffira </w:t>
+      </w:r>
+      <w:r>
+        <w:rPr>
+          <w:b/>
+          <w:bCs/>
+        </w:rPr>
+        <w:t xml:space="preserve">d'encapsuler </w:t>
+      </w:r>
+      <w:r>
+        <w:rPr>
+          <w:b/>
+          <w:bCs/>
+        </w:rPr>
+        <w:t>l</w:t>
+      </w:r>
+      <w:r>
+        <w:rPr>
+          <w:b/>
+          <w:bCs/>
+        </w:rPr>
+        <w:t>e résultat en</w:t>
+      </w:r>
+      <w:r>
+        <w:rPr>
+          <w:b/>
+          <w:bCs/>
+        </w:rPr>
+        <w:t xml:space="preserve"> </w:t>
+      </w:r>
+      <w:r>
+        <w:rPr>
+          <w:b/>
+          <w:bCs/>
+        </w:rPr>
+        <w:t>tant qu'argument</w:t>
+      </w:r>
+      <w:r>
+        <w:t xml:space="preserve"> de la fonction </w:t>
       </w:r>
       <w:r>
         <w:t>SIERREUR</w:t>
       </w:r>
-      <w:bookmarkEnd w:id="29"/>
+      <w:r>
+        <w:t>().</w:t>
+      </w:r>
     </w:p>
     <w:p>
       <w:pPr>
         <w:spacing w:after="0"/>
       </w:pPr>
-      <w:r>
-        <w:t>P</w:t>
-      </w:r>
-      <w:r>
-        <w:t>our</w:t>
-      </w:r>
-      <w:r>
-        <w:t xml:space="preserve"> </w:t>
-      </w:r>
-      <w:r>
-        <w:t>éviter de</w:t>
-      </w:r>
-      <w:r>
-        <w:t xml:space="preserve"> </w:t>
-      </w:r>
-      <w:r>
-        <w:t xml:space="preserve">générer ces erreurs il nous suffira </w:t>
-      </w:r>
-      <w:r>
-        <w:rPr>
-          <w:b/>
-          <w:bCs/>
-        </w:rPr>
-        <w:t xml:space="preserve">d'encapsuler </w:t>
-      </w:r>
-      <w:r>
-        <w:rPr>
-          <w:b/>
-          <w:bCs/>
-        </w:rPr>
-        <w:t>l</w:t>
-      </w:r>
-      <w:r>
-        <w:rPr>
-          <w:b/>
-          <w:bCs/>
-        </w:rPr>
-        <w:t>e résultat en</w:t>
-      </w:r>
-      <w:r>
-        <w:rPr>
-          <w:b/>
-          <w:bCs/>
-        </w:rPr>
-        <w:t xml:space="preserve"> </w:t>
-      </w:r>
-      <w:r>
-        <w:rPr>
-          <w:b/>
-          <w:bCs/>
-        </w:rPr>
-        <w:t>tant qu'argument</w:t>
-      </w:r>
-      <w:r>
-        <w:t xml:space="preserve"> de la fonction </w:t>
-      </w:r>
-      <w:r>
+    </w:p>
+    <w:p>
+      <w:pPr>
+        <w:pStyle w:val="Titre4"/>
+        <w:rPr>
+          <w:highlight w:val="yellow"/>
+        </w:rPr>
+      </w:pPr>
+      <w:bookmarkStart w:id="30" w:name="_Toc224058606"/>
+      <w:r>
+        <w:rPr>
+          <w:highlight w:val="yellow"/>
+        </w:rPr>
+        <w:t>Syntaxe de la fonction SIERREUR</w:t>
+      </w:r>
+      <w:r>
+        <w:rPr>
+          <w:highlight w:val="yellow"/>
+        </w:rPr>
+        <w:t>()</w:t>
+      </w:r>
+      <w:bookmarkEnd w:id="30"/>
+    </w:p>
+    <w:p>
+      <w:r>
+        <w:rPr>
+          <w:b/>
+          <w:bCs/>
+        </w:rPr>
         <w:t>SIERREUR</w:t>
       </w:r>
       <w:r>
-        <w:t>().</w:t>
-      </w:r>
-    </w:p>
-    <w:p>
-      <w:pPr>
-        <w:spacing w:after="0"/>
-      </w:pPr>
-    </w:p>
-    <w:p>
-      <w:pPr>
-        <w:pStyle w:val="Titre4"/>
-        <w:rPr>
-          <w:highlight w:val="yellow"/>
-        </w:rPr>
-      </w:pPr>
-      <w:bookmarkStart w:id="30" w:name="_Toc224058007"/>
-      <w:r>
-        <w:rPr>
-          <w:highlight w:val="yellow"/>
-        </w:rPr>
-        <w:t>Syntaxe de la fonction SIERREUR</w:t>
-      </w:r>
-      <w:r>
-        <w:rPr>
-          <w:highlight w:val="yellow"/>
-        </w:rPr>
-        <w:t>()</w:t>
-      </w:r>
-      <w:bookmarkEnd w:id="30"/>
-    </w:p>
-    <w:p>
-      <w:r>
-        <w:rPr>
-          <w:b/>
-          <w:bCs/>
-        </w:rPr>
-        <w:t>SIERREUR</w:t>
-      </w:r>
-      <w:r>
-        <w:t xml:space="preserve"> </w:t>
-      </w:r>
-      <w:r>
-        <w:t>retourne une valeur que vous spécifiez si une formule donne une erreur ; sinon, elle retourne le résultat de la formule</w:t>
+        <w:t xml:space="preserve"> retourne une valeur que vous spécifiez si une formule donne une erreur ; sinon, elle retourne le résultat de la formule</w:t>
       </w:r>
       <w:r>
         <w:rPr>
@@ -11567,10 +11478,7 @@
         <w:t xml:space="preserve">La syntaxe de la fonction </w:t>
       </w:r>
       <w:r>
-        <w:t>SIERREUR</w:t>
-      </w:r>
-      <w:r>
-        <w:t xml:space="preserve"> </w:t>
+        <w:t xml:space="preserve">SIERREUR </w:t>
       </w:r>
       <w:r>
         <w:t xml:space="preserve">contient les </w:t>
@@ -11616,19 +11524,7 @@
           <w:sz w:val="24"/>
           <w:szCs w:val="24"/>
         </w:rPr>
-        <w:t>=</w:t>
-      </w:r>
-      <w:r>
-        <w:rPr>
-          <w:rFonts w:ascii="Courier New" w:hAnsi="Courier New" w:cs="Courier New"/>
-          <w:b/>
-          <w:bCs/>
-          <w:i/>
-          <w:iCs/>
-          <w:sz w:val="24"/>
-          <w:szCs w:val="24"/>
-        </w:rPr>
-        <w:t>SIERREUR(</w:t>
+        <w:t>=SIERREUR(</w:t>
       </w:r>
       <w:proofErr w:type="spellStart"/>
       <w:r>
@@ -11902,16 +11798,70 @@
       <w:pPr>
         <w:spacing w:after="0"/>
       </w:pPr>
+      <w:r>
+        <w:t>La formule complète est :</w:t>
+      </w:r>
     </w:p>
     <w:p>
       <w:pPr>
         <w:spacing w:after="0"/>
-      </w:pPr>
+        <w:jc w:val="center"/>
+        <w:rPr>
+          <w:b/>
+          <w:bCs/>
+        </w:rPr>
+      </w:pPr>
+      <w:r>
+        <w:rPr>
+          <w:b/>
+          <w:bCs/>
+          <w:sz w:val="36"/>
+          <w:szCs w:val="36"/>
+        </w:rPr>
+        <w:t>=SIERREUR(INDEX(ListSheets;0;A2);"")</w:t>
+      </w:r>
     </w:p>
     <w:p>
       <w:pPr>
         <w:spacing w:after="0"/>
       </w:pPr>
+      <w:r>
+        <w:drawing>
+          <wp:inline distT="0" distB="0" distL="0" distR="0" wp14:anchorId="6B1DABD7" wp14:editId="300044EC">
+            <wp:extent cx="5760720" cy="1520825"/>
+            <wp:effectExtent l="0" t="0" r="0" b="3175"/>
+            <wp:docPr id="1195042767" name="Image 1"/>
+            <wp:cNvGraphicFramePr>
+              <a:graphicFrameLocks xmlns:a="http://schemas.openxmlformats.org/drawingml/2006/main" noChangeAspect="1"/>
+            </wp:cNvGraphicFramePr>
+            <a:graphic xmlns:a="http://schemas.openxmlformats.org/drawingml/2006/main">
+              <a:graphicData uri="http://schemas.openxmlformats.org/drawingml/2006/picture">
+                <pic:pic xmlns:pic="http://schemas.openxmlformats.org/drawingml/2006/picture">
+                  <pic:nvPicPr>
+                    <pic:cNvPr id="1195042767" name=""/>
+                    <pic:cNvPicPr/>
+                  </pic:nvPicPr>
+                  <pic:blipFill>
+                    <a:blip r:embed="rId52"/>
+                    <a:stretch>
+                      <a:fillRect/>
+                    </a:stretch>
+                  </pic:blipFill>
+                  <pic:spPr>
+                    <a:xfrm>
+                      <a:off x="0" y="0"/>
+                      <a:ext cx="5760720" cy="1520825"/>
+                    </a:xfrm>
+                    <a:prstGeom prst="rect">
+                      <a:avLst/>
+                    </a:prstGeom>
+                  </pic:spPr>
+                </pic:pic>
+              </a:graphicData>
+            </a:graphic>
+          </wp:inline>
+        </w:drawing>
+      </w:r>
     </w:p>
     <w:p>
       <w:pPr>
@@ -11922,175 +11872,240 @@
       <w:pPr>
         <w:spacing w:after="0"/>
       </w:pPr>
+      <w:r>
+        <w:drawing>
+          <wp:inline distT="0" distB="0" distL="0" distR="0" wp14:anchorId="3256C098" wp14:editId="12A62609">
+            <wp:extent cx="5760720" cy="1406525"/>
+            <wp:effectExtent l="0" t="0" r="0" b="3175"/>
+            <wp:docPr id="1455509984" name="Image 1"/>
+            <wp:cNvGraphicFramePr>
+              <a:graphicFrameLocks xmlns:a="http://schemas.openxmlformats.org/drawingml/2006/main" noChangeAspect="1"/>
+            </wp:cNvGraphicFramePr>
+            <a:graphic xmlns:a="http://schemas.openxmlformats.org/drawingml/2006/main">
+              <a:graphicData uri="http://schemas.openxmlformats.org/drawingml/2006/picture">
+                <pic:pic xmlns:pic="http://schemas.openxmlformats.org/drawingml/2006/picture">
+                  <pic:nvPicPr>
+                    <pic:cNvPr id="1455509984" name=""/>
+                    <pic:cNvPicPr/>
+                  </pic:nvPicPr>
+                  <pic:blipFill>
+                    <a:blip r:embed="rId53"/>
+                    <a:stretch>
+                      <a:fillRect/>
+                    </a:stretch>
+                  </pic:blipFill>
+                  <pic:spPr>
+                    <a:xfrm>
+                      <a:off x="0" y="0"/>
+                      <a:ext cx="5760720" cy="1406525"/>
+                    </a:xfrm>
+                    <a:prstGeom prst="rect">
+                      <a:avLst/>
+                    </a:prstGeom>
+                  </pic:spPr>
+                </pic:pic>
+              </a:graphicData>
+            </a:graphic>
+          </wp:inline>
+        </w:drawing>
+      </w:r>
     </w:p>
     <w:p>
       <w:pPr>
         <w:spacing w:after="0"/>
       </w:pPr>
       <w:r>
-        <w:t xml:space="preserve"> lorsque nous validons en</w:t>
+        <w:lastRenderedPageBreak/>
+        <w:t xml:space="preserve">En </w:t>
+      </w:r>
+      <w:r>
+        <w:t>valid</w:t>
+      </w:r>
+      <w:r>
+        <w:t>ant</w:t>
+      </w:r>
+      <w:r>
+        <w:t xml:space="preserve"> la fonction sur</w:t>
       </w:r>
       <w:r>
         <w:t xml:space="preserve"> </w:t>
       </w:r>
       <w:r>
-        <w:t xml:space="preserve">appuyant sur les touches </w:t>
+        <w:t>l'ensemble des cellules sélectionnées</w:t>
+      </w:r>
+      <w:r>
+        <w:t xml:space="preserve"> , on récupère bien le nom</w:t>
+      </w:r>
+      <w:r>
+        <w:t xml:space="preserve"> </w:t>
+      </w:r>
+      <w:r>
+        <w:t xml:space="preserve">de toutes les feuilles, </w:t>
+      </w:r>
+      <w:r>
+        <w:t>mais cette fois-ci</w:t>
+      </w:r>
+      <w:r>
+        <w:t xml:space="preserve"> </w:t>
+      </w:r>
+      <w:r>
+        <w:t>nous n'a</w:t>
+      </w:r>
+      <w:r>
+        <w:t>v</w:t>
+      </w:r>
+      <w:r>
+        <w:t>ons pas les erreurs</w:t>
+      </w:r>
+      <w:r>
+        <w:t> </w:t>
+      </w:r>
+      <w:r>
+        <w:rPr>
+          <mc:AlternateContent>
+            <mc:Choice Requires="w16se"/>
+            <mc:Fallback>
+              <w:rFonts w:ascii="Segoe UI Emoji" w:eastAsia="Segoe UI Emoji" w:hAnsi="Segoe UI Emoji" w:cs="Segoe UI Emoji"/>
+            </mc:Fallback>
+          </mc:AlternateContent>
+        </w:rPr>
+        <mc:AlternateContent>
+          <mc:Choice Requires="w16se">
+            <w16se:symEx w16se:font="Segoe UI Emoji" w16se:char="1F44D"/>
+          </mc:Choice>
+          <mc:Fallback>
+            <w:t>👍</w:t>
+          </mc:Fallback>
+        </mc:AlternateContent>
+      </w:r>
+      <w:r>
+        <w:t> :</w:t>
       </w:r>
     </w:p>
     <w:p>
       <w:pPr>
         <w:spacing w:after="0"/>
       </w:pPr>
-      <w:r>
-        <w:t>contrôlées</w:t>
+    </w:p>
+    <w:p>
+      <w:pPr>
+        <w:spacing w:after="0"/>
+      </w:pPr>
+      <w:r>
+        <w:drawing>
+          <wp:inline distT="0" distB="0" distL="0" distR="0" wp14:anchorId="7F9DF9D2" wp14:editId="7BFEF009">
+            <wp:extent cx="5760720" cy="2623820"/>
+            <wp:effectExtent l="0" t="0" r="0" b="5080"/>
+            <wp:docPr id="1646647730" name="Image 1"/>
+            <wp:cNvGraphicFramePr>
+              <a:graphicFrameLocks xmlns:a="http://schemas.openxmlformats.org/drawingml/2006/main" noChangeAspect="1"/>
+            </wp:cNvGraphicFramePr>
+            <a:graphic xmlns:a="http://schemas.openxmlformats.org/drawingml/2006/main">
+              <a:graphicData uri="http://schemas.openxmlformats.org/drawingml/2006/picture">
+                <pic:pic xmlns:pic="http://schemas.openxmlformats.org/drawingml/2006/picture">
+                  <pic:nvPicPr>
+                    <pic:cNvPr id="1646647730" name=""/>
+                    <pic:cNvPicPr/>
+                  </pic:nvPicPr>
+                  <pic:blipFill>
+                    <a:blip r:embed="rId54"/>
+                    <a:stretch>
+                      <a:fillRect/>
+                    </a:stretch>
+                  </pic:blipFill>
+                  <pic:spPr>
+                    <a:xfrm>
+                      <a:off x="0" y="0"/>
+                      <a:ext cx="5760720" cy="2623820"/>
+                    </a:xfrm>
+                    <a:prstGeom prst="rect">
+                      <a:avLst/>
+                    </a:prstGeom>
+                  </pic:spPr>
+                </pic:pic>
+              </a:graphicData>
+            </a:graphic>
+          </wp:inline>
+        </w:drawing>
+      </w:r>
+    </w:p>
+    <w:p>
+      <w:pPr>
+        <w:spacing w:after="0"/>
+      </w:pPr>
+    </w:p>
+    <w:p/>
+    <w:p>
+      <w:pPr>
+        <w:pStyle w:val="Titre2"/>
+        <w:rPr>
+          <w:highlight w:val="yellow"/>
+        </w:rPr>
+      </w:pPr>
+      <w:bookmarkStart w:id="31" w:name="_Toc224058607"/>
+      <w:r>
+        <w:rPr>
+          <w:highlight w:val="yellow"/>
+        </w:rPr>
+        <w:t>Pour aller plus loin</w:t>
+      </w:r>
+      <w:bookmarkEnd w:id="31"/>
+    </w:p>
+    <w:p>
+      <w:pPr>
+        <w:pStyle w:val="Titre3"/>
+      </w:pPr>
+      <w:bookmarkStart w:id="32" w:name="_Toc224058608"/>
+      <w:r>
+        <w:t>Rendre dynamique l'affichage</w:t>
+      </w:r>
+      <w:bookmarkEnd w:id="32"/>
+    </w:p>
+    <w:p>
+      <w:r>
+        <w:t>Rendre la fonction LIRE.CLASSEUR() dynamique</w:t>
+      </w:r>
+    </w:p>
+    <w:p>
+      <w:r>
+        <w:t>T(MAINTENANT()</w:t>
+      </w:r>
+    </w:p>
+    <w:p>
+      <w:pPr>
+        <w:pStyle w:val="Titre3"/>
+      </w:pPr>
+      <w:bookmarkStart w:id="33" w:name="_Toc224058609"/>
+      <w:r>
+        <w:t>On peut ajouter des liens hypertexte sur le nom des feuilles.</w:t>
+      </w:r>
+      <w:bookmarkEnd w:id="33"/>
+    </w:p>
+    <w:p/>
+    <w:p>
+      <w:pPr>
+        <w:pStyle w:val="Titre1"/>
+      </w:pPr>
+      <w:bookmarkStart w:id="34" w:name="_Toc224058610"/>
+      <w:r>
+        <w:t>Traduction</w:t>
       </w:r>
       <w:r>
         <w:t xml:space="preserve"> </w:t>
       </w:r>
       <w:r>
-        <w:t>entrées pour valider la fonction sur</w:t>
-      </w:r>
-      <w:r>
-        <w:t xml:space="preserve"> </w:t>
-      </w:r>
-      <w:r>
-        <w:t>l'ensemble des cellules sélectionnées</w:t>
-      </w:r>
-    </w:p>
-    <w:p>
-      <w:pPr>
-        <w:spacing w:after="0"/>
-      </w:pPr>
-      <w:r>
-        <w:t>Excel nous récupérera une fois de plus</w:t>
-      </w:r>
-      <w:r>
-        <w:t xml:space="preserve"> </w:t>
-      </w:r>
-      <w:r>
-        <w:t>les noms des magasins mais cette fois-ci</w:t>
-      </w:r>
-      <w:r>
-        <w:t xml:space="preserve"> </w:t>
-      </w:r>
-      <w:r>
-        <w:t>nous n'aurons pas les erreurs alors</w:t>
-      </w:r>
-    </w:p>
-    <w:p>
-      <w:pPr>
-        <w:spacing w:after="0"/>
-      </w:pPr>
-    </w:p>
-    <w:p>
-      <w:pPr>
-        <w:pStyle w:val="Titre4"/>
-        <w:rPr>
-          <w:highlight w:val="yellow"/>
-        </w:rPr>
-      </w:pPr>
-      <w:bookmarkStart w:id="31" w:name="_Toc224058008"/>
-      <w:r>
-        <w:rPr>
-          <w:highlight w:val="yellow"/>
-        </w:rPr>
-        <w:t>Rendre la fonction LIRE.CLASSEUR() dynamique</w:t>
-      </w:r>
-      <w:bookmarkEnd w:id="31"/>
-    </w:p>
-    <w:p>
-      <w:pPr>
-        <w:spacing w:after="0"/>
-      </w:pPr>
-    </w:p>
-    <w:p>
-      <w:pPr>
-        <w:spacing w:after="0"/>
-      </w:pPr>
-    </w:p>
-    <w:p>
-      <w:pPr>
-        <w:spacing w:after="0"/>
-      </w:pPr>
-    </w:p>
-    <w:p>
-      <w:pPr>
-        <w:spacing w:after="0"/>
-      </w:pPr>
-    </w:p>
-    <w:p>
-      <w:pPr>
-        <w:spacing w:after="0"/>
-      </w:pPr>
-    </w:p>
-    <w:p/>
-    <w:p>
-      <w:pPr>
-        <w:pStyle w:val="Titre2"/>
-        <w:rPr>
-          <w:highlight w:val="yellow"/>
-        </w:rPr>
-      </w:pPr>
-      <w:bookmarkStart w:id="32" w:name="_Toc224058009"/>
-      <w:r>
-        <w:rPr>
-          <w:highlight w:val="yellow"/>
-        </w:rPr>
-        <w:lastRenderedPageBreak/>
-        <w:t>Pour aller plus loin</w:t>
-      </w:r>
-      <w:bookmarkEnd w:id="32"/>
-    </w:p>
-    <w:p>
-      <w:pPr>
-        <w:pStyle w:val="Titre3"/>
-      </w:pPr>
-      <w:bookmarkStart w:id="33" w:name="_Toc224058010"/>
-      <w:r>
-        <w:t>Rendre dynamique l'affichage</w:t>
-      </w:r>
-      <w:bookmarkEnd w:id="33"/>
-    </w:p>
-    <w:p>
-      <w:r>
-        <w:t>T(MAINTENANT()</w:t>
-      </w:r>
-    </w:p>
-    <w:p>
-      <w:pPr>
-        <w:pStyle w:val="Titre3"/>
-      </w:pPr>
-      <w:bookmarkStart w:id="34" w:name="_Toc224058011"/>
-      <w:r>
-        <w:t>On peut ajouter des liens hypertexte sur le nom des feuilles.</w:t>
+        <w:t>de</w:t>
+      </w:r>
+      <w:r>
+        <w:t>s</w:t>
+      </w:r>
+      <w:r>
+        <w:t xml:space="preserve"> fonctions</w:t>
+      </w:r>
+      <w:r>
+        <w:t xml:space="preserve"> Excel en anglais</w:t>
       </w:r>
       <w:bookmarkEnd w:id="34"/>
-    </w:p>
-    <w:p/>
-    <w:p>
-      <w:pPr>
-        <w:pStyle w:val="Titre1"/>
-      </w:pPr>
-      <w:bookmarkStart w:id="35" w:name="_Toc224058012"/>
-      <w:r>
-        <w:t>Traduction</w:t>
-      </w:r>
-      <w:r>
-        <w:t xml:space="preserve"> </w:t>
-      </w:r>
-      <w:r>
-        <w:t>de</w:t>
-      </w:r>
-      <w:r>
-        <w:t>s</w:t>
-      </w:r>
-      <w:r>
-        <w:t xml:space="preserve"> fonctions</w:t>
-      </w:r>
-      <w:r>
-        <w:t xml:space="preserve"> Excel en anglais</w:t>
-      </w:r>
-      <w:bookmarkEnd w:id="35"/>
     </w:p>
     <w:p>
       <w:r>
@@ -12219,13 +12234,13 @@
       <w:pPr>
         <w:pStyle w:val="Titre1"/>
       </w:pPr>
-      <w:bookmarkStart w:id="36" w:name="_Toc223707034"/>
-      <w:bookmarkStart w:id="37" w:name="_Toc224058013"/>
+      <w:bookmarkStart w:id="35" w:name="_Toc223707034"/>
+      <w:bookmarkStart w:id="36" w:name="_Toc224058611"/>
       <w:r>
         <w:t>Links</w:t>
       </w:r>
+      <w:bookmarkEnd w:id="35"/>
       <w:bookmarkEnd w:id="36"/>
-      <w:bookmarkEnd w:id="37"/>
     </w:p>
     <w:p>
       <w:pPr>
@@ -12258,8 +12273,8 @@
     <w:p/>
     <w:p/>
     <w:sectPr>
-      <w:headerReference w:type="default" r:id="rId52"/>
-      <w:footerReference w:type="default" r:id="rId53"/>
+      <w:headerReference w:type="default" r:id="rId55"/>
+      <w:footerReference w:type="default" r:id="rId56"/>
       <w:pgSz w:w="11906" w:h="16838"/>
       <w:pgMar w:top="1417" w:right="1417" w:bottom="1417" w:left="1417" w:header="708" w:footer="708" w:gutter="0"/>
       <w:cols w:space="708"/>
@@ -13023,7 +13038,7 @@
               <w:sz w:val="16"/>
               <w:szCs w:val="16"/>
             </w:rPr>
-            <w:t>10-03-2026 15:51</w:t>
+            <w:t>10-03-2026 17:59</w:t>
           </w:r>
           <w:r>
             <w:rPr>
@@ -15902,6 +15917,7 @@
   <w:style w:type="character" w:default="1" w:styleId="Policepardfaut">
     <w:name w:val="Default Paragraph Font"/>
     <w:uiPriority w:val="1"/>
+    <w:semiHidden/>
     <w:unhideWhenUsed/>
   </w:style>
   <w:style w:type="table" w:default="1" w:styleId="TableauNormal">

--- a/EXCEL_CodeSource/Classeurs_CodeSource/SheetsList/Lister le nom des feuilles dans Excel.docx
+++ b/EXCEL_CodeSource/Classeurs_CodeSource/SheetsList/Lister le nom des feuilles dans Excel.docx
@@ -152,7 +152,7 @@
       <w:r>
         <w:fldChar w:fldCharType="separate"/>
       </w:r>
-      <w:hyperlink w:anchor="_Toc224058576" w:history="1">
+      <w:hyperlink w:anchor="_Toc224136092" w:history="1">
         <w:r>
           <w:rPr>
             <w:rStyle w:val="Lienhypertexte"/>
@@ -179,7 +179,7 @@
             <w:noProof/>
             <w:webHidden/>
           </w:rPr>
-          <w:instrText xml:space="preserve"> PAGEREF _Toc224058576 \h </w:instrText>
+          <w:instrText xml:space="preserve"> PAGEREF _Toc224136092 \h </w:instrText>
         </w:r>
         <w:r>
           <w:rPr>
@@ -226,7 +226,7 @@
           <w14:ligatures w14:val="standardContextual"/>
         </w:rPr>
       </w:pPr>
-      <w:hyperlink w:anchor="_Toc224058577" w:history="1">
+      <w:hyperlink w:anchor="_Toc224136093" w:history="1">
         <w:r>
           <w:rPr>
             <w:rStyle w:val="Lienhypertexte"/>
@@ -253,7 +253,7 @@
             <w:noProof/>
             <w:webHidden/>
           </w:rPr>
-          <w:instrText xml:space="preserve"> PAGEREF _Toc224058577 \h </w:instrText>
+          <w:instrText xml:space="preserve"> PAGEREF _Toc224136093 \h </w:instrText>
         </w:r>
         <w:r>
           <w:rPr>
@@ -300,7 +300,7 @@
           <w14:ligatures w14:val="standardContextual"/>
         </w:rPr>
       </w:pPr>
-      <w:hyperlink w:anchor="_Toc224058578" w:history="1">
+      <w:hyperlink w:anchor="_Toc224136094" w:history="1">
         <w:r>
           <w:rPr>
             <w:rStyle w:val="Lienhypertexte"/>
@@ -327,7 +327,7 @@
             <w:noProof/>
             <w:webHidden/>
           </w:rPr>
-          <w:instrText xml:space="preserve"> PAGEREF _Toc224058578 \h </w:instrText>
+          <w:instrText xml:space="preserve"> PAGEREF _Toc224136094 \h </w:instrText>
         </w:r>
         <w:r>
           <w:rPr>
@@ -376,7 +376,7 @@
           <w14:ligatures w14:val="standardContextual"/>
         </w:rPr>
       </w:pPr>
-      <w:hyperlink w:anchor="_Toc224058579" w:history="1">
+      <w:hyperlink w:anchor="_Toc224136095" w:history="1">
         <w:r>
           <w:rPr>
             <w:rStyle w:val="Lienhypertexte"/>
@@ -403,7 +403,7 @@
             <w:noProof/>
             <w:webHidden/>
           </w:rPr>
-          <w:instrText xml:space="preserve"> PAGEREF _Toc224058579 \h </w:instrText>
+          <w:instrText xml:space="preserve"> PAGEREF _Toc224136095 \h </w:instrText>
         </w:r>
         <w:r>
           <w:rPr>
@@ -450,7 +450,7 @@
           <w14:ligatures w14:val="standardContextual"/>
         </w:rPr>
       </w:pPr>
-      <w:hyperlink w:anchor="_Toc224058580" w:history="1">
+      <w:hyperlink w:anchor="_Toc224136096" w:history="1">
         <w:r>
           <w:rPr>
             <w:rStyle w:val="Lienhypertexte"/>
@@ -477,7 +477,7 @@
             <w:noProof/>
             <w:webHidden/>
           </w:rPr>
-          <w:instrText xml:space="preserve"> PAGEREF _Toc224058580 \h </w:instrText>
+          <w:instrText xml:space="preserve"> PAGEREF _Toc224136096 \h </w:instrText>
         </w:r>
         <w:r>
           <w:rPr>
@@ -525,7 +525,7 @@
           <w14:ligatures w14:val="standardContextual"/>
         </w:rPr>
       </w:pPr>
-      <w:hyperlink w:anchor="_Toc224058581" w:history="1">
+      <w:hyperlink w:anchor="_Toc224136097" w:history="1">
         <w:r>
           <w:rPr>
             <w:rStyle w:val="Lienhypertexte"/>
@@ -552,7 +552,7 @@
             <w:noProof/>
             <w:webHidden/>
           </w:rPr>
-          <w:instrText xml:space="preserve"> PAGEREF _Toc224058581 \h </w:instrText>
+          <w:instrText xml:space="preserve"> PAGEREF _Toc224136097 \h </w:instrText>
         </w:r>
         <w:r>
           <w:rPr>
@@ -600,7 +600,7 @@
           <w14:ligatures w14:val="standardContextual"/>
         </w:rPr>
       </w:pPr>
-      <w:hyperlink w:anchor="_Toc224058582" w:history="1">
+      <w:hyperlink w:anchor="_Toc224136098" w:history="1">
         <w:r>
           <w:rPr>
             <w:rStyle w:val="Lienhypertexte"/>
@@ -627,7 +627,7 @@
             <w:noProof/>
             <w:webHidden/>
           </w:rPr>
-          <w:instrText xml:space="preserve"> PAGEREF _Toc224058582 \h </w:instrText>
+          <w:instrText xml:space="preserve"> PAGEREF _Toc224136098 \h </w:instrText>
         </w:r>
         <w:r>
           <w:rPr>
@@ -675,7 +675,7 @@
           <w14:ligatures w14:val="standardContextual"/>
         </w:rPr>
       </w:pPr>
-      <w:hyperlink w:anchor="_Toc224058583" w:history="1">
+      <w:hyperlink w:anchor="_Toc224136099" w:history="1">
         <w:r>
           <w:rPr>
             <w:rStyle w:val="Lienhypertexte"/>
@@ -702,7 +702,7 @@
             <w:noProof/>
             <w:webHidden/>
           </w:rPr>
-          <w:instrText xml:space="preserve"> PAGEREF _Toc224058583 \h </w:instrText>
+          <w:instrText xml:space="preserve"> PAGEREF _Toc224136099 \h </w:instrText>
         </w:r>
         <w:r>
           <w:rPr>
@@ -750,7 +750,7 @@
           <w14:ligatures w14:val="standardContextual"/>
         </w:rPr>
       </w:pPr>
-      <w:hyperlink w:anchor="_Toc224058584" w:history="1">
+      <w:hyperlink w:anchor="_Toc224136100" w:history="1">
         <w:r>
           <w:rPr>
             <w:rStyle w:val="Lienhypertexte"/>
@@ -777,7 +777,7 @@
             <w:noProof/>
             <w:webHidden/>
           </w:rPr>
-          <w:instrText xml:space="preserve"> PAGEREF _Toc224058584 \h </w:instrText>
+          <w:instrText xml:space="preserve"> PAGEREF _Toc224136100 \h </w:instrText>
         </w:r>
         <w:r>
           <w:rPr>
@@ -824,7 +824,7 @@
           <w14:ligatures w14:val="standardContextual"/>
         </w:rPr>
       </w:pPr>
-      <w:hyperlink w:anchor="_Toc224058585" w:history="1">
+      <w:hyperlink w:anchor="_Toc224136101" w:history="1">
         <w:r>
           <w:rPr>
             <w:rStyle w:val="Lienhypertexte"/>
@@ -851,7 +851,7 @@
             <w:noProof/>
             <w:webHidden/>
           </w:rPr>
-          <w:instrText xml:space="preserve"> PAGEREF _Toc224058585 \h </w:instrText>
+          <w:instrText xml:space="preserve"> PAGEREF _Toc224136101 \h </w:instrText>
         </w:r>
         <w:r>
           <w:rPr>
@@ -898,7 +898,7 @@
           <w14:ligatures w14:val="standardContextual"/>
         </w:rPr>
       </w:pPr>
-      <w:hyperlink w:anchor="_Toc224058586" w:history="1">
+      <w:hyperlink w:anchor="_Toc224136102" w:history="1">
         <w:r>
           <w:rPr>
             <w:rStyle w:val="Lienhypertexte"/>
@@ -925,7 +925,7 @@
             <w:noProof/>
             <w:webHidden/>
           </w:rPr>
-          <w:instrText xml:space="preserve"> PAGEREF _Toc224058586 \h </w:instrText>
+          <w:instrText xml:space="preserve"> PAGEREF _Toc224136102 \h </w:instrText>
         </w:r>
         <w:r>
           <w:rPr>
@@ -972,7 +972,7 @@
           <w14:ligatures w14:val="standardContextual"/>
         </w:rPr>
       </w:pPr>
-      <w:hyperlink w:anchor="_Toc224058587" w:history="1">
+      <w:hyperlink w:anchor="_Toc224136103" w:history="1">
         <w:r>
           <w:rPr>
             <w:rStyle w:val="Lienhypertexte"/>
@@ -999,7 +999,7 @@
             <w:noProof/>
             <w:webHidden/>
           </w:rPr>
-          <w:instrText xml:space="preserve"> PAGEREF _Toc224058587 \h </w:instrText>
+          <w:instrText xml:space="preserve"> PAGEREF _Toc224136103 \h </w:instrText>
         </w:r>
         <w:r>
           <w:rPr>
@@ -1047,7 +1047,7 @@
           <w14:ligatures w14:val="standardContextual"/>
         </w:rPr>
       </w:pPr>
-      <w:hyperlink w:anchor="_Toc224058588" w:history="1">
+      <w:hyperlink w:anchor="_Toc224136104" w:history="1">
         <w:r>
           <w:rPr>
             <w:rStyle w:val="Lienhypertexte"/>
@@ -1074,7 +1074,7 @@
             <w:noProof/>
             <w:webHidden/>
           </w:rPr>
-          <w:instrText xml:space="preserve"> PAGEREF _Toc224058588 \h </w:instrText>
+          <w:instrText xml:space="preserve"> PAGEREF _Toc224136104 \h </w:instrText>
         </w:r>
         <w:r>
           <w:rPr>
@@ -1122,7 +1122,7 @@
           <w14:ligatures w14:val="standardContextual"/>
         </w:rPr>
       </w:pPr>
-      <w:hyperlink w:anchor="_Toc224058589" w:history="1">
+      <w:hyperlink w:anchor="_Toc224136105" w:history="1">
         <w:r>
           <w:rPr>
             <w:rStyle w:val="Lienhypertexte"/>
@@ -1149,7 +1149,7 @@
             <w:noProof/>
             <w:webHidden/>
           </w:rPr>
-          <w:instrText xml:space="preserve"> PAGEREF _Toc224058589 \h </w:instrText>
+          <w:instrText xml:space="preserve"> PAGEREF _Toc224136105 \h </w:instrText>
         </w:r>
         <w:r>
           <w:rPr>
@@ -1197,7 +1197,7 @@
           <w14:ligatures w14:val="standardContextual"/>
         </w:rPr>
       </w:pPr>
-      <w:hyperlink w:anchor="_Toc224058590" w:history="1">
+      <w:hyperlink w:anchor="_Toc224136106" w:history="1">
         <w:r>
           <w:rPr>
             <w:rStyle w:val="Lienhypertexte"/>
@@ -1224,7 +1224,7 @@
             <w:noProof/>
             <w:webHidden/>
           </w:rPr>
-          <w:instrText xml:space="preserve"> PAGEREF _Toc224058590 \h </w:instrText>
+          <w:instrText xml:space="preserve"> PAGEREF _Toc224136106 \h </w:instrText>
         </w:r>
         <w:r>
           <w:rPr>
@@ -1271,7 +1271,7 @@
           <w14:ligatures w14:val="standardContextual"/>
         </w:rPr>
       </w:pPr>
-      <w:hyperlink w:anchor="_Toc224058591" w:history="1">
+      <w:hyperlink w:anchor="_Toc224136107" w:history="1">
         <w:r>
           <w:rPr>
             <w:rStyle w:val="Lienhypertexte"/>
@@ -1298,7 +1298,7 @@
             <w:noProof/>
             <w:webHidden/>
           </w:rPr>
-          <w:instrText xml:space="preserve"> PAGEREF _Toc224058591 \h </w:instrText>
+          <w:instrText xml:space="preserve"> PAGEREF _Toc224136107 \h </w:instrText>
         </w:r>
         <w:r>
           <w:rPr>
@@ -1346,7 +1346,7 @@
           <w14:ligatures w14:val="standardContextual"/>
         </w:rPr>
       </w:pPr>
-      <w:hyperlink w:anchor="_Toc224058592" w:history="1">
+      <w:hyperlink w:anchor="_Toc224136108" w:history="1">
         <w:r>
           <w:rPr>
             <w:rStyle w:val="Lienhypertexte"/>
@@ -1373,7 +1373,7 @@
             <w:noProof/>
             <w:webHidden/>
           </w:rPr>
-          <w:instrText xml:space="preserve"> PAGEREF _Toc224058592 \h </w:instrText>
+          <w:instrText xml:space="preserve"> PAGEREF _Toc224136108 \h </w:instrText>
         </w:r>
         <w:r>
           <w:rPr>
@@ -1421,7 +1421,7 @@
           <w14:ligatures w14:val="standardContextual"/>
         </w:rPr>
       </w:pPr>
-      <w:hyperlink w:anchor="_Toc224058593" w:history="1">
+      <w:hyperlink w:anchor="_Toc224136109" w:history="1">
         <w:r>
           <w:rPr>
             <w:rStyle w:val="Lienhypertexte"/>
@@ -1448,7 +1448,7 @@
             <w:noProof/>
             <w:webHidden/>
           </w:rPr>
-          <w:instrText xml:space="preserve"> PAGEREF _Toc224058593 \h </w:instrText>
+          <w:instrText xml:space="preserve"> PAGEREF _Toc224136109 \h </w:instrText>
         </w:r>
         <w:r>
           <w:rPr>
@@ -1496,7 +1496,7 @@
           <w14:ligatures w14:val="standardContextual"/>
         </w:rPr>
       </w:pPr>
-      <w:hyperlink w:anchor="_Toc224058594" w:history="1">
+      <w:hyperlink w:anchor="_Toc224136110" w:history="1">
         <w:r>
           <w:rPr>
             <w:rStyle w:val="Lienhypertexte"/>
@@ -1523,7 +1523,7 @@
             <w:noProof/>
             <w:webHidden/>
           </w:rPr>
-          <w:instrText xml:space="preserve"> PAGEREF _Toc224058594 \h </w:instrText>
+          <w:instrText xml:space="preserve"> PAGEREF _Toc224136110 \h </w:instrText>
         </w:r>
         <w:r>
           <w:rPr>
@@ -1570,7 +1570,7 @@
           <w14:ligatures w14:val="standardContextual"/>
         </w:rPr>
       </w:pPr>
-      <w:hyperlink w:anchor="_Toc224058595" w:history="1">
+      <w:hyperlink w:anchor="_Toc224136111" w:history="1">
         <w:r>
           <w:rPr>
             <w:rStyle w:val="Lienhypertexte"/>
@@ -1597,7 +1597,7 @@
             <w:noProof/>
             <w:webHidden/>
           </w:rPr>
-          <w:instrText xml:space="preserve"> PAGEREF _Toc224058595 \h </w:instrText>
+          <w:instrText xml:space="preserve"> PAGEREF _Toc224136111 \h </w:instrText>
         </w:r>
         <w:r>
           <w:rPr>
@@ -1645,7 +1645,7 @@
           <w14:ligatures w14:val="standardContextual"/>
         </w:rPr>
       </w:pPr>
-      <w:hyperlink w:anchor="_Toc224058596" w:history="1">
+      <w:hyperlink w:anchor="_Toc224136112" w:history="1">
         <w:r>
           <w:rPr>
             <w:rStyle w:val="Lienhypertexte"/>
@@ -1672,7 +1672,7 @@
             <w:noProof/>
             <w:webHidden/>
           </w:rPr>
-          <w:instrText xml:space="preserve"> PAGEREF _Toc224058596 \h </w:instrText>
+          <w:instrText xml:space="preserve"> PAGEREF _Toc224136112 \h </w:instrText>
         </w:r>
         <w:r>
           <w:rPr>
@@ -1720,7 +1720,7 @@
           <w14:ligatures w14:val="standardContextual"/>
         </w:rPr>
       </w:pPr>
-      <w:hyperlink w:anchor="_Toc224058597" w:history="1">
+      <w:hyperlink w:anchor="_Toc224136113" w:history="1">
         <w:r>
           <w:rPr>
             <w:rStyle w:val="Lienhypertexte"/>
@@ -1747,7 +1747,7 @@
             <w:noProof/>
             <w:webHidden/>
           </w:rPr>
-          <w:instrText xml:space="preserve"> PAGEREF _Toc224058597 \h </w:instrText>
+          <w:instrText xml:space="preserve"> PAGEREF _Toc224136113 \h </w:instrText>
         </w:r>
         <w:r>
           <w:rPr>
@@ -1795,13 +1795,13 @@
           <w14:ligatures w14:val="standardContextual"/>
         </w:rPr>
       </w:pPr>
-      <w:hyperlink w:anchor="_Toc224058598" w:history="1">
+      <w:hyperlink w:anchor="_Toc224136114" w:history="1">
         <w:r>
           <w:rPr>
             <w:rStyle w:val="Lienhypertexte"/>
             <w:noProof/>
           </w:rPr>
-          <w:t>2.4.3. Étape 3 : Rentrer la fonction LIRE.CLASSEUR(1)</w:t>
+          <w:t>2.4.3. Étape 3 : Rentrer la fonction LIRE.CLASSEUR</w:t>
         </w:r>
         <w:r>
           <w:rPr>
@@ -1822,7 +1822,7 @@
             <w:noProof/>
             <w:webHidden/>
           </w:rPr>
-          <w:instrText xml:space="preserve"> PAGEREF _Toc224058598 \h </w:instrText>
+          <w:instrText xml:space="preserve"> PAGEREF _Toc224136114 \h </w:instrText>
         </w:r>
         <w:r>
           <w:rPr>
@@ -1870,13 +1870,13 @@
           <w14:ligatures w14:val="standardContextual"/>
         </w:rPr>
       </w:pPr>
-      <w:hyperlink w:anchor="_Toc224058599" w:history="1">
+      <w:hyperlink w:anchor="_Toc224136115" w:history="1">
         <w:r>
           <w:rPr>
             <w:rStyle w:val="Lienhypertexte"/>
             <w:noProof/>
           </w:rPr>
-          <w:t>2.4.4. Étape 4 : Modifier la fonction LIRE.CLASSEUR(1) avec STXT pour n’extraire que le nom des feuilles</w:t>
+          <w:t>2.4.4. Étape 4 : Modifier la fonction LIRE.CLASSEUR avec STXT pour n’extraire que le nom des feuilles</w:t>
         </w:r>
         <w:r>
           <w:rPr>
@@ -1897,7 +1897,7 @@
             <w:noProof/>
             <w:webHidden/>
           </w:rPr>
-          <w:instrText xml:space="preserve"> PAGEREF _Toc224058599 \h </w:instrText>
+          <w:instrText xml:space="preserve"> PAGEREF _Toc224136115 \h </w:instrText>
         </w:r>
         <w:r>
           <w:rPr>
@@ -1944,7 +1944,7 @@
           <w14:ligatures w14:val="standardContextual"/>
         </w:rPr>
       </w:pPr>
-      <w:hyperlink w:anchor="_Toc224058600" w:history="1">
+      <w:hyperlink w:anchor="_Toc224136116" w:history="1">
         <w:r>
           <w:rPr>
             <w:rStyle w:val="Lienhypertexte"/>
@@ -1971,7 +1971,7 @@
             <w:noProof/>
             <w:webHidden/>
           </w:rPr>
-          <w:instrText xml:space="preserve"> PAGEREF _Toc224058600 \h </w:instrText>
+          <w:instrText xml:space="preserve"> PAGEREF _Toc224136116 \h </w:instrText>
         </w:r>
         <w:r>
           <w:rPr>
@@ -2018,7 +2018,7 @@
           <w14:ligatures w14:val="standardContextual"/>
         </w:rPr>
       </w:pPr>
-      <w:hyperlink w:anchor="_Toc224058601" w:history="1">
+      <w:hyperlink w:anchor="_Toc224136117" w:history="1">
         <w:r>
           <w:rPr>
             <w:rStyle w:val="Lienhypertexte"/>
@@ -2045,7 +2045,7 @@
             <w:noProof/>
             <w:webHidden/>
           </w:rPr>
-          <w:instrText xml:space="preserve"> PAGEREF _Toc224058601 \h </w:instrText>
+          <w:instrText xml:space="preserve"> PAGEREF _Toc224136117 \h </w:instrText>
         </w:r>
         <w:r>
           <w:rPr>
@@ -2092,7 +2092,7 @@
           <w14:ligatures w14:val="standardContextual"/>
         </w:rPr>
       </w:pPr>
-      <w:hyperlink w:anchor="_Toc224058602" w:history="1">
+      <w:hyperlink w:anchor="_Toc224136118" w:history="1">
         <w:r>
           <w:rPr>
             <w:rStyle w:val="Lienhypertexte"/>
@@ -2119,7 +2119,7 @@
             <w:noProof/>
             <w:webHidden/>
           </w:rPr>
-          <w:instrText xml:space="preserve"> PAGEREF _Toc224058602 \h </w:instrText>
+          <w:instrText xml:space="preserve"> PAGEREF _Toc224136118 \h </w:instrText>
         </w:r>
         <w:r>
           <w:rPr>
@@ -2166,7 +2166,7 @@
           <w14:ligatures w14:val="standardContextual"/>
         </w:rPr>
       </w:pPr>
-      <w:hyperlink w:anchor="_Toc224058603" w:history="1">
+      <w:hyperlink w:anchor="_Toc224136119" w:history="1">
         <w:r>
           <w:rPr>
             <w:rStyle w:val="Lienhypertexte"/>
@@ -2193,7 +2193,7 @@
             <w:noProof/>
             <w:webHidden/>
           </w:rPr>
-          <w:instrText xml:space="preserve"> PAGEREF _Toc224058603 \h </w:instrText>
+          <w:instrText xml:space="preserve"> PAGEREF _Toc224136119 \h </w:instrText>
         </w:r>
         <w:r>
           <w:rPr>
@@ -2241,7 +2241,7 @@
           <w14:ligatures w14:val="standardContextual"/>
         </w:rPr>
       </w:pPr>
-      <w:hyperlink w:anchor="_Toc224058604" w:history="1">
+      <w:hyperlink w:anchor="_Toc224136120" w:history="1">
         <w:r>
           <w:rPr>
             <w:rStyle w:val="Lienhypertexte"/>
@@ -2268,7 +2268,7 @@
             <w:noProof/>
             <w:webHidden/>
           </w:rPr>
-          <w:instrText xml:space="preserve"> PAGEREF _Toc224058604 \h </w:instrText>
+          <w:instrText xml:space="preserve"> PAGEREF _Toc224136120 \h </w:instrText>
         </w:r>
         <w:r>
           <w:rPr>
@@ -2316,7 +2316,7 @@
           <w14:ligatures w14:val="standardContextual"/>
         </w:rPr>
       </w:pPr>
-      <w:hyperlink w:anchor="_Toc224058605" w:history="1">
+      <w:hyperlink w:anchor="_Toc224136121" w:history="1">
         <w:r>
           <w:rPr>
             <w:rStyle w:val="Lienhypertexte"/>
@@ -2343,7 +2343,7 @@
             <w:noProof/>
             <w:webHidden/>
           </w:rPr>
-          <w:instrText xml:space="preserve"> PAGEREF _Toc224058605 \h </w:instrText>
+          <w:instrText xml:space="preserve"> PAGEREF _Toc224136121 \h </w:instrText>
         </w:r>
         <w:r>
           <w:rPr>
@@ -2390,12 +2390,11 @@
           <w14:ligatures w14:val="standardContextual"/>
         </w:rPr>
       </w:pPr>
-      <w:hyperlink w:anchor="_Toc224058606" w:history="1">
+      <w:hyperlink w:anchor="_Toc224136122" w:history="1">
         <w:r>
           <w:rPr>
             <w:rStyle w:val="Lienhypertexte"/>
             <w:noProof/>
-            <w:highlight w:val="yellow"/>
           </w:rPr>
           <w:t>2.4.6.1. Syntaxe de la fonction SIERREUR()</w:t>
         </w:r>
@@ -2418,7 +2417,7 @@
             <w:noProof/>
             <w:webHidden/>
           </w:rPr>
-          <w:instrText xml:space="preserve"> PAGEREF _Toc224058606 \h </w:instrText>
+          <w:instrText xml:space="preserve"> PAGEREF _Toc224136122 \h </w:instrText>
         </w:r>
         <w:r>
           <w:rPr>
@@ -2439,6 +2438,80 @@
             <w:webHidden/>
           </w:rPr>
           <w:t>29</w:t>
+        </w:r>
+        <w:r>
+          <w:rPr>
+            <w:noProof/>
+            <w:webHidden/>
+          </w:rPr>
+          <w:fldChar w:fldCharType="end"/>
+        </w:r>
+      </w:hyperlink>
+    </w:p>
+    <w:p>
+      <w:pPr>
+        <w:pStyle w:val="TM4"/>
+        <w:tabs>
+          <w:tab w:val="right" w:leader="dot" w:pos="9062"/>
+        </w:tabs>
+        <w:rPr>
+          <w:rFonts w:eastAsiaTheme="minorEastAsia" w:cstheme="minorBidi"/>
+          <w:noProof/>
+          <w:kern w:val="2"/>
+          <w:sz w:val="24"/>
+          <w:szCs w:val="24"/>
+          <w:lang w:eastAsia="fr-FR"/>
+          <w14:ligatures w14:val="standardContextual"/>
+        </w:rPr>
+      </w:pPr>
+      <w:hyperlink w:anchor="_Toc224136123" w:history="1">
+        <w:r>
+          <w:rPr>
+            <w:rStyle w:val="Lienhypertexte"/>
+            <w:noProof/>
+          </w:rPr>
+          <w:t>2.4.6.2. Modification de la formule pour ne pas compter la feuille Sommaire</w:t>
+        </w:r>
+        <w:r>
+          <w:rPr>
+            <w:noProof/>
+            <w:webHidden/>
+          </w:rPr>
+          <w:tab/>
+        </w:r>
+        <w:r>
+          <w:rPr>
+            <w:noProof/>
+            <w:webHidden/>
+          </w:rPr>
+          <w:fldChar w:fldCharType="begin"/>
+        </w:r>
+        <w:r>
+          <w:rPr>
+            <w:noProof/>
+            <w:webHidden/>
+          </w:rPr>
+          <w:instrText xml:space="preserve"> PAGEREF _Toc224136123 \h </w:instrText>
+        </w:r>
+        <w:r>
+          <w:rPr>
+            <w:noProof/>
+            <w:webHidden/>
+          </w:rPr>
+        </w:r>
+        <w:r>
+          <w:rPr>
+            <w:noProof/>
+            <w:webHidden/>
+          </w:rPr>
+          <w:fldChar w:fldCharType="separate"/>
+        </w:r>
+        <w:r>
+          <w:rPr>
+            <w:noProof/>
+            <w:webHidden/>
+          </w:rPr>
+          <w:t>30</w:t>
         </w:r>
         <w:r>
           <w:rPr>
@@ -2465,7 +2538,7 @@
           <w14:ligatures w14:val="standardContextual"/>
         </w:rPr>
       </w:pPr>
-      <w:hyperlink w:anchor="_Toc224058607" w:history="1">
+      <w:hyperlink w:anchor="_Toc224136124" w:history="1">
         <w:r>
           <w:rPr>
             <w:rStyle w:val="Lienhypertexte"/>
@@ -2493,7 +2566,7 @@
             <w:noProof/>
             <w:webHidden/>
           </w:rPr>
-          <w:instrText xml:space="preserve"> PAGEREF _Toc224058607 \h </w:instrText>
+          <w:instrText xml:space="preserve"> PAGEREF _Toc224136124 \h </w:instrText>
         </w:r>
         <w:r>
           <w:rPr>
@@ -2541,7 +2614,7 @@
           <w14:ligatures w14:val="standardContextual"/>
         </w:rPr>
       </w:pPr>
-      <w:hyperlink w:anchor="_Toc224058608" w:history="1">
+      <w:hyperlink w:anchor="_Toc224136125" w:history="1">
         <w:r>
           <w:rPr>
             <w:rStyle w:val="Lienhypertexte"/>
@@ -2568,7 +2641,7 @@
             <w:noProof/>
             <w:webHidden/>
           </w:rPr>
-          <w:instrText xml:space="preserve"> PAGEREF _Toc224058608 \h </w:instrText>
+          <w:instrText xml:space="preserve"> PAGEREF _Toc224136125 \h </w:instrText>
         </w:r>
         <w:r>
           <w:rPr>
@@ -2616,7 +2689,7 @@
           <w14:ligatures w14:val="standardContextual"/>
         </w:rPr>
       </w:pPr>
-      <w:hyperlink w:anchor="_Toc224058609" w:history="1">
+      <w:hyperlink w:anchor="_Toc224136126" w:history="1">
         <w:r>
           <w:rPr>
             <w:rStyle w:val="Lienhypertexte"/>
@@ -2643,7 +2716,7 @@
             <w:noProof/>
             <w:webHidden/>
           </w:rPr>
-          <w:instrText xml:space="preserve"> PAGEREF _Toc224058609 \h </w:instrText>
+          <w:instrText xml:space="preserve"> PAGEREF _Toc224136126 \h </w:instrText>
         </w:r>
         <w:r>
           <w:rPr>
@@ -2692,7 +2765,7 @@
           <w14:ligatures w14:val="standardContextual"/>
         </w:rPr>
       </w:pPr>
-      <w:hyperlink w:anchor="_Toc224058610" w:history="1">
+      <w:hyperlink w:anchor="_Toc224136127" w:history="1">
         <w:r>
           <w:rPr>
             <w:rStyle w:val="Lienhypertexte"/>
@@ -2719,7 +2792,7 @@
             <w:noProof/>
             <w:webHidden/>
           </w:rPr>
-          <w:instrText xml:space="preserve"> PAGEREF _Toc224058610 \h </w:instrText>
+          <w:instrText xml:space="preserve"> PAGEREF _Toc224136127 \h </w:instrText>
         </w:r>
         <w:r>
           <w:rPr>
@@ -2768,7 +2841,7 @@
           <w14:ligatures w14:val="standardContextual"/>
         </w:rPr>
       </w:pPr>
-      <w:hyperlink w:anchor="_Toc224058611" w:history="1">
+      <w:hyperlink w:anchor="_Toc224136128" w:history="1">
         <w:r>
           <w:rPr>
             <w:rStyle w:val="Lienhypertexte"/>
@@ -2795,7 +2868,7 @@
             <w:noProof/>
             <w:webHidden/>
           </w:rPr>
-          <w:instrText xml:space="preserve"> PAGEREF _Toc224058611 \h </w:instrText>
+          <w:instrText xml:space="preserve"> PAGEREF _Toc224136128 \h </w:instrText>
         </w:r>
         <w:r>
           <w:rPr>
@@ -2835,7 +2908,7 @@
       <w:pPr>
         <w:pStyle w:val="Titre1"/>
       </w:pPr>
-      <w:bookmarkStart w:id="0" w:name="_Toc224058576"/>
+      <w:bookmarkStart w:id="0" w:name="_Toc224136092"/>
       <w:r>
         <w:t>Prolégomènes</w:t>
       </w:r>
@@ -2845,7 +2918,7 @@
       <w:pPr>
         <w:pStyle w:val="Titre2"/>
       </w:pPr>
-      <w:bookmarkStart w:id="1" w:name="_Toc224058577"/>
+      <w:bookmarkStart w:id="1" w:name="_Toc224136093"/>
       <w:r>
         <w:t>Travailler avec un classeur Excel prenant en charge les macros</w:t>
       </w:r>
@@ -3031,7 +3104,7 @@
       <w:pPr>
         <w:pStyle w:val="Titre2"/>
       </w:pPr>
-      <w:bookmarkStart w:id="2" w:name="_Toc224058578"/>
+      <w:bookmarkStart w:id="2" w:name="_Toc224136094"/>
       <w:r>
         <w:t xml:space="preserve">Le </w:t>
       </w:r>
@@ -3179,9 +3252,8 @@
       <w:pPr>
         <w:pStyle w:val="Titre1"/>
       </w:pPr>
-      <w:bookmarkStart w:id="3" w:name="_Toc224058579"/>
-      <w:r>
-        <w:lastRenderedPageBreak/>
+      <w:bookmarkStart w:id="3" w:name="_Toc224136095"/>
+      <w:r>
         <w:t>Liste avec</w:t>
       </w:r>
       <w:r>
@@ -3214,7 +3286,7 @@
       <w:pPr>
         <w:pStyle w:val="Titre2"/>
       </w:pPr>
-      <w:bookmarkStart w:id="4" w:name="_Toc224058580"/>
+      <w:bookmarkStart w:id="4" w:name="_Toc224136096"/>
       <w:r>
         <w:t xml:space="preserve">Avec </w:t>
       </w:r>
@@ -3759,7 +3831,7 @@
       <w:pPr>
         <w:pStyle w:val="Titre3"/>
       </w:pPr>
-      <w:bookmarkStart w:id="5" w:name="_Toc224058581"/>
+      <w:bookmarkStart w:id="5" w:name="_Toc224136097"/>
       <w:r>
         <w:t>Syntaxe de la fonction REMPLACER</w:t>
       </w:r>
@@ -4143,7 +4215,7 @@
       <w:pPr>
         <w:pStyle w:val="Titre3"/>
       </w:pPr>
-      <w:bookmarkStart w:id="6" w:name="_Toc224058582"/>
+      <w:bookmarkStart w:id="6" w:name="_Toc224136098"/>
       <w:r>
         <w:t>Syntaxe de la fonction TROUVE</w:t>
       </w:r>
@@ -4513,7 +4585,7 @@
       <w:pPr>
         <w:pStyle w:val="Titre3"/>
       </w:pPr>
-      <w:bookmarkStart w:id="7" w:name="_Toc224058583"/>
+      <w:bookmarkStart w:id="7" w:name="_Toc224136099"/>
       <w:r>
         <w:t>Explications :</w:t>
       </w:r>
@@ -4711,7 +4783,7 @@
       <w:pPr>
         <w:pStyle w:val="Titre3"/>
       </w:pPr>
-      <w:bookmarkStart w:id="8" w:name="_Toc224058584"/>
+      <w:bookmarkStart w:id="8" w:name="_Toc224136100"/>
       <w:r>
         <w:lastRenderedPageBreak/>
         <w:t>Syntaxe</w:t>
@@ -4776,7 +4848,7 @@
       <w:pPr>
         <w:pStyle w:val="Titre4"/>
       </w:pPr>
-      <w:bookmarkStart w:id="9" w:name="_Toc224058585"/>
+      <w:bookmarkStart w:id="9" w:name="_Toc224136101"/>
       <w:r>
         <w:t>Syntaxe de la fonction INDEX</w:t>
       </w:r>
@@ -5327,7 +5399,7 @@
       <w:pPr>
         <w:pStyle w:val="Titre4"/>
       </w:pPr>
-      <w:bookmarkStart w:id="10" w:name="_Toc224058586"/>
+      <w:bookmarkStart w:id="10" w:name="_Toc224136102"/>
       <w:r>
         <w:t>Syntaxe de la fonction INDEX</w:t>
       </w:r>
@@ -5995,7 +6067,7 @@
       <w:pPr>
         <w:pStyle w:val="Titre2"/>
       </w:pPr>
-      <w:bookmarkStart w:id="11" w:name="_Toc224058587"/>
+      <w:bookmarkStart w:id="11" w:name="_Toc224136103"/>
       <w:r>
         <w:t>Avec LIRE.CLASSEUR , TRANSPOSE et SUBSTITUE</w:t>
       </w:r>
@@ -6621,7 +6693,7 @@
       <w:pPr>
         <w:pStyle w:val="Titre3"/>
       </w:pPr>
-      <w:bookmarkStart w:id="12" w:name="_Toc224058588"/>
+      <w:bookmarkStart w:id="12" w:name="_Toc224136104"/>
       <w:r>
         <w:t>Syntaxe de la fonction SUBSTITUE</w:t>
       </w:r>
@@ -7082,7 +7154,7 @@
       <w:pPr>
         <w:pStyle w:val="Titre3"/>
       </w:pPr>
-      <w:bookmarkStart w:id="13" w:name="_Toc224058589"/>
+      <w:bookmarkStart w:id="13" w:name="_Toc224136105"/>
       <w:r>
         <w:t>Syntaxe de la fonction TRANSPOSE</w:t>
       </w:r>
@@ -7531,7 +7603,7 @@
       <w:pPr>
         <w:pStyle w:val="Titre3"/>
       </w:pPr>
-      <w:bookmarkStart w:id="14" w:name="_Toc224058590"/>
+      <w:bookmarkStart w:id="14" w:name="_Toc224136106"/>
       <w:r>
         <w:t>Explications :</w:t>
       </w:r>
@@ -7771,7 +7843,7 @@
       <w:pPr>
         <w:pStyle w:val="Titre2"/>
       </w:pPr>
-      <w:bookmarkStart w:id="15" w:name="_Toc224058591"/>
+      <w:bookmarkStart w:id="15" w:name="_Toc224136107"/>
       <w:r>
         <w:t>Avec LIRE.CLASSEUR, REMPLACER, TROUVE et TRANSPOSE</w:t>
       </w:r>
@@ -7786,7 +7858,7 @@
       <w:pPr>
         <w:pStyle w:val="Titre3"/>
       </w:pPr>
-      <w:bookmarkStart w:id="16" w:name="_Toc224058592"/>
+      <w:bookmarkStart w:id="16" w:name="_Toc224136108"/>
       <w:r>
         <w:t>Étape 1 : Clique</w:t>
       </w:r>
@@ -7927,7 +7999,7 @@
       <w:pPr>
         <w:pStyle w:val="Titre3"/>
       </w:pPr>
-      <w:bookmarkStart w:id="17" w:name="_Toc224058593"/>
+      <w:bookmarkStart w:id="17" w:name="_Toc224136109"/>
       <w:r>
         <w:t>Étape 2 : Modifiez le nom et la formule dans la boîte de dialogue Nouveau nom</w:t>
       </w:r>
@@ -8358,7 +8430,7 @@
       <w:pPr>
         <w:pStyle w:val="Titre3"/>
       </w:pPr>
-      <w:bookmarkStart w:id="18" w:name="_Toc224058594"/>
+      <w:bookmarkStart w:id="18" w:name="_Toc224136110"/>
       <w:r>
         <w:t>Étape 3 : Utilisation d'une formule pour lister les noms des feuilles</w:t>
       </w:r>
@@ -8512,7 +8584,7 @@
       <w:pPr>
         <w:pStyle w:val="Titre2"/>
       </w:pPr>
-      <w:bookmarkStart w:id="19" w:name="_Toc224058595"/>
+      <w:bookmarkStart w:id="19" w:name="_Toc224136111"/>
       <w:r>
         <w:t xml:space="preserve">Avec LIRE.CLASSEUR, </w:t>
       </w:r>
@@ -8687,7 +8759,7 @@
       <w:pPr>
         <w:pStyle w:val="Titre3"/>
       </w:pPr>
-      <w:bookmarkStart w:id="20" w:name="_Toc224058596"/>
+      <w:bookmarkStart w:id="20" w:name="_Toc224136112"/>
       <w:r>
         <w:t>Étape 1 : Clique</w:t>
       </w:r>
@@ -8776,7 +8848,7 @@
       <w:pPr>
         <w:pStyle w:val="Titre3"/>
       </w:pPr>
-      <w:bookmarkStart w:id="21" w:name="_Toc224058597"/>
+      <w:bookmarkStart w:id="21" w:name="_Toc224136113"/>
       <w:r>
         <w:t xml:space="preserve">Étape </w:t>
       </w:r>
@@ -8892,7 +8964,7 @@
       <w:pPr>
         <w:pStyle w:val="Titre3"/>
       </w:pPr>
-      <w:bookmarkStart w:id="22" w:name="_Toc224058598"/>
+      <w:bookmarkStart w:id="22" w:name="_Toc224136114"/>
       <w:r>
         <w:t xml:space="preserve">Étape </w:t>
       </w:r>
@@ -8906,7 +8978,7 @@
         <w:t>Rentre</w:t>
       </w:r>
       <w:r>
-        <w:t>r la fonction LIRE.CLASSEUR(1)</w:t>
+        <w:t>r la fonction LIRE.CLASSEUR</w:t>
       </w:r>
       <w:bookmarkEnd w:id="22"/>
     </w:p>
@@ -9180,7 +9252,7 @@
       <w:pPr>
         <w:pStyle w:val="Titre3"/>
       </w:pPr>
-      <w:bookmarkStart w:id="23" w:name="_Toc224058599"/>
+      <w:bookmarkStart w:id="23" w:name="_Toc224136115"/>
       <w:r>
         <w:t xml:space="preserve">Étape </w:t>
       </w:r>
@@ -9194,7 +9266,7 @@
         <w:t>Modifier</w:t>
       </w:r>
       <w:r>
-        <w:t xml:space="preserve"> la fonction LIRE.CLASSEUR(1)</w:t>
+        <w:t xml:space="preserve"> la fonction LIRE.CLASSEUR</w:t>
       </w:r>
       <w:r>
         <w:t xml:space="preserve"> </w:t>
@@ -9299,7 +9371,7 @@
       <w:pPr>
         <w:pStyle w:val="Titre4"/>
       </w:pPr>
-      <w:bookmarkStart w:id="24" w:name="_Toc224058600"/>
+      <w:bookmarkStart w:id="24" w:name="_Toc224136116"/>
       <w:r>
         <w:t>Syntaxe de</w:t>
       </w:r>
@@ -9736,7 +9808,7 @@
       <w:pPr>
         <w:pStyle w:val="Titre4"/>
       </w:pPr>
-      <w:bookmarkStart w:id="25" w:name="_Toc224058601"/>
+      <w:bookmarkStart w:id="25" w:name="_Toc224136117"/>
       <w:r>
         <w:t>Explications</w:t>
       </w:r>
@@ -9746,7 +9818,7 @@
       <w:pPr>
         <w:pStyle w:val="Titre4"/>
       </w:pPr>
-      <w:bookmarkStart w:id="26" w:name="_Toc224058602"/>
+      <w:bookmarkStart w:id="26" w:name="_Toc224136118"/>
       <w:r>
         <w:t>Décomposer le résultat de LIRE.CLASSEUR()</w:t>
       </w:r>
@@ -10580,7 +10652,7 @@
       <w:pPr>
         <w:pStyle w:val="Titre4"/>
       </w:pPr>
-      <w:bookmarkStart w:id="27" w:name="_Toc224058603"/>
+      <w:bookmarkStart w:id="27" w:name="_Toc224136119"/>
       <w:r>
         <w:t>Autre solution avec la fonction DROITE()</w:t>
       </w:r>
@@ -10859,7 +10931,7 @@
       <w:pPr>
         <w:pStyle w:val="Titre3"/>
       </w:pPr>
-      <w:bookmarkStart w:id="28" w:name="_Toc224058604"/>
+      <w:bookmarkStart w:id="28" w:name="_Toc224136120"/>
       <w:r>
         <w:t xml:space="preserve">Étape </w:t>
       </w:r>
@@ -11351,7 +11423,7 @@
       <w:pPr>
         <w:pStyle w:val="Titre3"/>
       </w:pPr>
-      <w:bookmarkStart w:id="29" w:name="_Toc224058605"/>
+      <w:bookmarkStart w:id="29" w:name="_Toc224136121"/>
       <w:r>
         <w:lastRenderedPageBreak/>
         <w:t>Étape 6 : Gérer les erreurs #REF ! avec la fonction SIERREUR</w:t>
@@ -11433,21 +11505,12 @@
     <w:p>
       <w:pPr>
         <w:pStyle w:val="Titre4"/>
-        <w:rPr>
-          <w:highlight w:val="yellow"/>
-        </w:rPr>
-      </w:pPr>
-      <w:bookmarkStart w:id="30" w:name="_Toc224058606"/>
-      <w:r>
-        <w:rPr>
-          <w:highlight w:val="yellow"/>
-        </w:rPr>
+      </w:pPr>
+      <w:bookmarkStart w:id="30" w:name="_Toc224136122"/>
+      <w:r>
         <w:t>Syntaxe de la fonction SIERREUR</w:t>
       </w:r>
       <w:r>
-        <w:rPr>
-          <w:highlight w:val="yellow"/>
-        </w:rPr>
         <w:t>()</w:t>
       </w:r>
       <w:bookmarkEnd w:id="30"/>
@@ -11826,6 +11889,9 @@
         <w:spacing w:after="0"/>
       </w:pPr>
       <w:r>
+        <w:rPr>
+          <w:noProof/>
+        </w:rPr>
         <w:drawing>
           <wp:inline distT="0" distB="0" distL="0" distR="0" wp14:anchorId="6B1DABD7" wp14:editId="300044EC">
             <wp:extent cx="5760720" cy="1520825"/>
@@ -11873,6 +11939,9 @@
         <w:spacing w:after="0"/>
       </w:pPr>
       <w:r>
+        <w:rPr>
+          <w:noProof/>
+        </w:rPr>
         <w:drawing>
           <wp:inline distT="0" distB="0" distL="0" distR="0" wp14:anchorId="3256C098" wp14:editId="12A62609">
             <wp:extent cx="5760720" cy="1406525"/>
@@ -11992,6 +12061,9 @@
         <w:spacing w:after="0"/>
       </w:pPr>
       <w:r>
+        <w:rPr>
+          <w:noProof/>
+        </w:rPr>
         <w:drawing>
           <wp:inline distT="0" distB="0" distL="0" distR="0" wp14:anchorId="7F9DF9D2" wp14:editId="7BFEF009">
             <wp:extent cx="5760720" cy="2623820"/>
@@ -12034,7 +12106,18 @@
         <w:spacing w:after="0"/>
       </w:pPr>
     </w:p>
+    <w:p>
+      <w:pPr>
+        <w:pStyle w:val="Titre4"/>
+      </w:pPr>
+      <w:bookmarkStart w:id="31" w:name="_Toc224136123"/>
+      <w:r>
+        <w:t>Modification de la formule pour ne pas compter la feuille Sommaire</w:t>
+      </w:r>
+      <w:bookmarkEnd w:id="31"/>
+    </w:p>
     <w:p/>
+    <w:p/>
     <w:p>
       <w:pPr>
         <w:pStyle w:val="Titre2"/>
@@ -12042,24 +12125,24 @@
           <w:highlight w:val="yellow"/>
         </w:rPr>
       </w:pPr>
-      <w:bookmarkStart w:id="31" w:name="_Toc224058607"/>
+      <w:bookmarkStart w:id="32" w:name="_Toc224136124"/>
       <w:r>
         <w:rPr>
           <w:highlight w:val="yellow"/>
         </w:rPr>
         <w:t>Pour aller plus loin</w:t>
       </w:r>
-      <w:bookmarkEnd w:id="31"/>
+      <w:bookmarkEnd w:id="32"/>
     </w:p>
     <w:p>
       <w:pPr>
         <w:pStyle w:val="Titre3"/>
       </w:pPr>
-      <w:bookmarkStart w:id="32" w:name="_Toc224058608"/>
+      <w:bookmarkStart w:id="33" w:name="_Toc224136125"/>
       <w:r>
         <w:t>Rendre dynamique l'affichage</w:t>
       </w:r>
-      <w:bookmarkEnd w:id="32"/>
+      <w:bookmarkEnd w:id="33"/>
     </w:p>
     <w:p>
       <w:r>
@@ -12075,18 +12158,18 @@
       <w:pPr>
         <w:pStyle w:val="Titre3"/>
       </w:pPr>
-      <w:bookmarkStart w:id="33" w:name="_Toc224058609"/>
+      <w:bookmarkStart w:id="34" w:name="_Toc224136126"/>
       <w:r>
         <w:t>On peut ajouter des liens hypertexte sur le nom des feuilles.</w:t>
       </w:r>
-      <w:bookmarkEnd w:id="33"/>
+      <w:bookmarkEnd w:id="34"/>
     </w:p>
     <w:p/>
     <w:p>
       <w:pPr>
         <w:pStyle w:val="Titre1"/>
       </w:pPr>
-      <w:bookmarkStart w:id="34" w:name="_Toc224058610"/>
+      <w:bookmarkStart w:id="35" w:name="_Toc224136127"/>
       <w:r>
         <w:t>Traduction</w:t>
       </w:r>
@@ -12105,7 +12188,7 @@
       <w:r>
         <w:t xml:space="preserve"> Excel en anglais</w:t>
       </w:r>
-      <w:bookmarkEnd w:id="34"/>
+      <w:bookmarkEnd w:id="35"/>
     </w:p>
     <w:p>
       <w:r>
@@ -12234,13 +12317,13 @@
       <w:pPr>
         <w:pStyle w:val="Titre1"/>
       </w:pPr>
-      <w:bookmarkStart w:id="35" w:name="_Toc223707034"/>
-      <w:bookmarkStart w:id="36" w:name="_Toc224058611"/>
+      <w:bookmarkStart w:id="36" w:name="_Toc223707034"/>
+      <w:bookmarkStart w:id="37" w:name="_Toc224136128"/>
       <w:r>
         <w:t>Links</w:t>
       </w:r>
-      <w:bookmarkEnd w:id="35"/>
       <w:bookmarkEnd w:id="36"/>
+      <w:bookmarkEnd w:id="37"/>
     </w:p>
     <w:p>
       <w:pPr>
@@ -12259,6 +12342,7 @@
     </w:p>
     <w:p>
       <w:r>
+        <w:lastRenderedPageBreak/>
         <w:t>https://may6.fr/excel-recuperer-automatiquement-le-nom-de-toutes-feuilles/</w:t>
       </w:r>
     </w:p>
@@ -13038,7 +13122,7 @@
               <w:sz w:val="16"/>
               <w:szCs w:val="16"/>
             </w:rPr>
-            <w:t>10-03-2026 17:59</w:t>
+            <w:t>10-03-2026 18:09</w:t>
           </w:r>
           <w:r>
             <w:rPr>

--- a/EXCEL_CodeSource/Classeurs_CodeSource/SheetsList/Lister le nom des feuilles dans Excel.docx
+++ b/EXCEL_CodeSource/Classeurs_CodeSource/SheetsList/Lister le nom des feuilles dans Excel.docx
@@ -152,7 +152,7 @@
       <w:r>
         <w:fldChar w:fldCharType="separate"/>
       </w:r>
-      <w:hyperlink w:anchor="_Toc224136092" w:history="1">
+      <w:hyperlink w:anchor="_Toc224136530" w:history="1">
         <w:r>
           <w:rPr>
             <w:rStyle w:val="Lienhypertexte"/>
@@ -179,7 +179,7 @@
             <w:noProof/>
             <w:webHidden/>
           </w:rPr>
-          <w:instrText xml:space="preserve"> PAGEREF _Toc224136092 \h </w:instrText>
+          <w:instrText xml:space="preserve"> PAGEREF _Toc224136530 \h </w:instrText>
         </w:r>
         <w:r>
           <w:rPr>
@@ -226,7 +226,7 @@
           <w14:ligatures w14:val="standardContextual"/>
         </w:rPr>
       </w:pPr>
-      <w:hyperlink w:anchor="_Toc224136093" w:history="1">
+      <w:hyperlink w:anchor="_Toc224136531" w:history="1">
         <w:r>
           <w:rPr>
             <w:rStyle w:val="Lienhypertexte"/>
@@ -253,7 +253,7 @@
             <w:noProof/>
             <w:webHidden/>
           </w:rPr>
-          <w:instrText xml:space="preserve"> PAGEREF _Toc224136093 \h </w:instrText>
+          <w:instrText xml:space="preserve"> PAGEREF _Toc224136531 \h </w:instrText>
         </w:r>
         <w:r>
           <w:rPr>
@@ -300,7 +300,7 @@
           <w14:ligatures w14:val="standardContextual"/>
         </w:rPr>
       </w:pPr>
-      <w:hyperlink w:anchor="_Toc224136094" w:history="1">
+      <w:hyperlink w:anchor="_Toc224136532" w:history="1">
         <w:r>
           <w:rPr>
             <w:rStyle w:val="Lienhypertexte"/>
@@ -327,7 +327,7 @@
             <w:noProof/>
             <w:webHidden/>
           </w:rPr>
-          <w:instrText xml:space="preserve"> PAGEREF _Toc224136094 \h </w:instrText>
+          <w:instrText xml:space="preserve"> PAGEREF _Toc224136532 \h </w:instrText>
         </w:r>
         <w:r>
           <w:rPr>
@@ -376,7 +376,7 @@
           <w14:ligatures w14:val="standardContextual"/>
         </w:rPr>
       </w:pPr>
-      <w:hyperlink w:anchor="_Toc224136095" w:history="1">
+      <w:hyperlink w:anchor="_Toc224136533" w:history="1">
         <w:r>
           <w:rPr>
             <w:rStyle w:val="Lienhypertexte"/>
@@ -403,7 +403,7 @@
             <w:noProof/>
             <w:webHidden/>
           </w:rPr>
-          <w:instrText xml:space="preserve"> PAGEREF _Toc224136095 \h </w:instrText>
+          <w:instrText xml:space="preserve"> PAGEREF _Toc224136533 \h </w:instrText>
         </w:r>
         <w:r>
           <w:rPr>
@@ -450,7 +450,7 @@
           <w14:ligatures w14:val="standardContextual"/>
         </w:rPr>
       </w:pPr>
-      <w:hyperlink w:anchor="_Toc224136096" w:history="1">
+      <w:hyperlink w:anchor="_Toc224136534" w:history="1">
         <w:r>
           <w:rPr>
             <w:rStyle w:val="Lienhypertexte"/>
@@ -477,7 +477,7 @@
             <w:noProof/>
             <w:webHidden/>
           </w:rPr>
-          <w:instrText xml:space="preserve"> PAGEREF _Toc224136096 \h </w:instrText>
+          <w:instrText xml:space="preserve"> PAGEREF _Toc224136534 \h </w:instrText>
         </w:r>
         <w:r>
           <w:rPr>
@@ -525,7 +525,7 @@
           <w14:ligatures w14:val="standardContextual"/>
         </w:rPr>
       </w:pPr>
-      <w:hyperlink w:anchor="_Toc224136097" w:history="1">
+      <w:hyperlink w:anchor="_Toc224136535" w:history="1">
         <w:r>
           <w:rPr>
             <w:rStyle w:val="Lienhypertexte"/>
@@ -552,7 +552,7 @@
             <w:noProof/>
             <w:webHidden/>
           </w:rPr>
-          <w:instrText xml:space="preserve"> PAGEREF _Toc224136097 \h </w:instrText>
+          <w:instrText xml:space="preserve"> PAGEREF _Toc224136535 \h </w:instrText>
         </w:r>
         <w:r>
           <w:rPr>
@@ -600,7 +600,7 @@
           <w14:ligatures w14:val="standardContextual"/>
         </w:rPr>
       </w:pPr>
-      <w:hyperlink w:anchor="_Toc224136098" w:history="1">
+      <w:hyperlink w:anchor="_Toc224136536" w:history="1">
         <w:r>
           <w:rPr>
             <w:rStyle w:val="Lienhypertexte"/>
@@ -627,7 +627,7 @@
             <w:noProof/>
             <w:webHidden/>
           </w:rPr>
-          <w:instrText xml:space="preserve"> PAGEREF _Toc224136098 \h </w:instrText>
+          <w:instrText xml:space="preserve"> PAGEREF _Toc224136536 \h </w:instrText>
         </w:r>
         <w:r>
           <w:rPr>
@@ -675,7 +675,7 @@
           <w14:ligatures w14:val="standardContextual"/>
         </w:rPr>
       </w:pPr>
-      <w:hyperlink w:anchor="_Toc224136099" w:history="1">
+      <w:hyperlink w:anchor="_Toc224136537" w:history="1">
         <w:r>
           <w:rPr>
             <w:rStyle w:val="Lienhypertexte"/>
@@ -702,7 +702,7 @@
             <w:noProof/>
             <w:webHidden/>
           </w:rPr>
-          <w:instrText xml:space="preserve"> PAGEREF _Toc224136099 \h </w:instrText>
+          <w:instrText xml:space="preserve"> PAGEREF _Toc224136537 \h </w:instrText>
         </w:r>
         <w:r>
           <w:rPr>
@@ -750,7 +750,7 @@
           <w14:ligatures w14:val="standardContextual"/>
         </w:rPr>
       </w:pPr>
-      <w:hyperlink w:anchor="_Toc224136100" w:history="1">
+      <w:hyperlink w:anchor="_Toc224136538" w:history="1">
         <w:r>
           <w:rPr>
             <w:rStyle w:val="Lienhypertexte"/>
@@ -777,7 +777,7 @@
             <w:noProof/>
             <w:webHidden/>
           </w:rPr>
-          <w:instrText xml:space="preserve"> PAGEREF _Toc224136100 \h </w:instrText>
+          <w:instrText xml:space="preserve"> PAGEREF _Toc224136538 \h </w:instrText>
         </w:r>
         <w:r>
           <w:rPr>
@@ -824,7 +824,7 @@
           <w14:ligatures w14:val="standardContextual"/>
         </w:rPr>
       </w:pPr>
-      <w:hyperlink w:anchor="_Toc224136101" w:history="1">
+      <w:hyperlink w:anchor="_Toc224136539" w:history="1">
         <w:r>
           <w:rPr>
             <w:rStyle w:val="Lienhypertexte"/>
@@ -851,7 +851,7 @@
             <w:noProof/>
             <w:webHidden/>
           </w:rPr>
-          <w:instrText xml:space="preserve"> PAGEREF _Toc224136101 \h </w:instrText>
+          <w:instrText xml:space="preserve"> PAGEREF _Toc224136539 \h </w:instrText>
         </w:r>
         <w:r>
           <w:rPr>
@@ -898,7 +898,7 @@
           <w14:ligatures w14:val="standardContextual"/>
         </w:rPr>
       </w:pPr>
-      <w:hyperlink w:anchor="_Toc224136102" w:history="1">
+      <w:hyperlink w:anchor="_Toc224136540" w:history="1">
         <w:r>
           <w:rPr>
             <w:rStyle w:val="Lienhypertexte"/>
@@ -925,7 +925,7 @@
             <w:noProof/>
             <w:webHidden/>
           </w:rPr>
-          <w:instrText xml:space="preserve"> PAGEREF _Toc224136102 \h </w:instrText>
+          <w:instrText xml:space="preserve"> PAGEREF _Toc224136540 \h </w:instrText>
         </w:r>
         <w:r>
           <w:rPr>
@@ -972,7 +972,7 @@
           <w14:ligatures w14:val="standardContextual"/>
         </w:rPr>
       </w:pPr>
-      <w:hyperlink w:anchor="_Toc224136103" w:history="1">
+      <w:hyperlink w:anchor="_Toc224136541" w:history="1">
         <w:r>
           <w:rPr>
             <w:rStyle w:val="Lienhypertexte"/>
@@ -999,7 +999,7 @@
             <w:noProof/>
             <w:webHidden/>
           </w:rPr>
-          <w:instrText xml:space="preserve"> PAGEREF _Toc224136103 \h </w:instrText>
+          <w:instrText xml:space="preserve"> PAGEREF _Toc224136541 \h </w:instrText>
         </w:r>
         <w:r>
           <w:rPr>
@@ -1047,7 +1047,7 @@
           <w14:ligatures w14:val="standardContextual"/>
         </w:rPr>
       </w:pPr>
-      <w:hyperlink w:anchor="_Toc224136104" w:history="1">
+      <w:hyperlink w:anchor="_Toc224136542" w:history="1">
         <w:r>
           <w:rPr>
             <w:rStyle w:val="Lienhypertexte"/>
@@ -1074,7 +1074,7 @@
             <w:noProof/>
             <w:webHidden/>
           </w:rPr>
-          <w:instrText xml:space="preserve"> PAGEREF _Toc224136104 \h </w:instrText>
+          <w:instrText xml:space="preserve"> PAGEREF _Toc224136542 \h </w:instrText>
         </w:r>
         <w:r>
           <w:rPr>
@@ -1122,7 +1122,7 @@
           <w14:ligatures w14:val="standardContextual"/>
         </w:rPr>
       </w:pPr>
-      <w:hyperlink w:anchor="_Toc224136105" w:history="1">
+      <w:hyperlink w:anchor="_Toc224136543" w:history="1">
         <w:r>
           <w:rPr>
             <w:rStyle w:val="Lienhypertexte"/>
@@ -1149,7 +1149,7 @@
             <w:noProof/>
             <w:webHidden/>
           </w:rPr>
-          <w:instrText xml:space="preserve"> PAGEREF _Toc224136105 \h </w:instrText>
+          <w:instrText xml:space="preserve"> PAGEREF _Toc224136543 \h </w:instrText>
         </w:r>
         <w:r>
           <w:rPr>
@@ -1197,7 +1197,7 @@
           <w14:ligatures w14:val="standardContextual"/>
         </w:rPr>
       </w:pPr>
-      <w:hyperlink w:anchor="_Toc224136106" w:history="1">
+      <w:hyperlink w:anchor="_Toc224136544" w:history="1">
         <w:r>
           <w:rPr>
             <w:rStyle w:val="Lienhypertexte"/>
@@ -1224,7 +1224,7 @@
             <w:noProof/>
             <w:webHidden/>
           </w:rPr>
-          <w:instrText xml:space="preserve"> PAGEREF _Toc224136106 \h </w:instrText>
+          <w:instrText xml:space="preserve"> PAGEREF _Toc224136544 \h </w:instrText>
         </w:r>
         <w:r>
           <w:rPr>
@@ -1271,7 +1271,7 @@
           <w14:ligatures w14:val="standardContextual"/>
         </w:rPr>
       </w:pPr>
-      <w:hyperlink w:anchor="_Toc224136107" w:history="1">
+      <w:hyperlink w:anchor="_Toc224136545" w:history="1">
         <w:r>
           <w:rPr>
             <w:rStyle w:val="Lienhypertexte"/>
@@ -1298,7 +1298,7 @@
             <w:noProof/>
             <w:webHidden/>
           </w:rPr>
-          <w:instrText xml:space="preserve"> PAGEREF _Toc224136107 \h </w:instrText>
+          <w:instrText xml:space="preserve"> PAGEREF _Toc224136545 \h </w:instrText>
         </w:r>
         <w:r>
           <w:rPr>
@@ -1346,7 +1346,7 @@
           <w14:ligatures w14:val="standardContextual"/>
         </w:rPr>
       </w:pPr>
-      <w:hyperlink w:anchor="_Toc224136108" w:history="1">
+      <w:hyperlink w:anchor="_Toc224136546" w:history="1">
         <w:r>
           <w:rPr>
             <w:rStyle w:val="Lienhypertexte"/>
@@ -1373,7 +1373,7 @@
             <w:noProof/>
             <w:webHidden/>
           </w:rPr>
-          <w:instrText xml:space="preserve"> PAGEREF _Toc224136108 \h </w:instrText>
+          <w:instrText xml:space="preserve"> PAGEREF _Toc224136546 \h </w:instrText>
         </w:r>
         <w:r>
           <w:rPr>
@@ -1421,7 +1421,7 @@
           <w14:ligatures w14:val="standardContextual"/>
         </w:rPr>
       </w:pPr>
-      <w:hyperlink w:anchor="_Toc224136109" w:history="1">
+      <w:hyperlink w:anchor="_Toc224136547" w:history="1">
         <w:r>
           <w:rPr>
             <w:rStyle w:val="Lienhypertexte"/>
@@ -1448,7 +1448,7 @@
             <w:noProof/>
             <w:webHidden/>
           </w:rPr>
-          <w:instrText xml:space="preserve"> PAGEREF _Toc224136109 \h </w:instrText>
+          <w:instrText xml:space="preserve"> PAGEREF _Toc224136547 \h </w:instrText>
         </w:r>
         <w:r>
           <w:rPr>
@@ -1496,7 +1496,7 @@
           <w14:ligatures w14:val="standardContextual"/>
         </w:rPr>
       </w:pPr>
-      <w:hyperlink w:anchor="_Toc224136110" w:history="1">
+      <w:hyperlink w:anchor="_Toc224136548" w:history="1">
         <w:r>
           <w:rPr>
             <w:rStyle w:val="Lienhypertexte"/>
@@ -1523,7 +1523,7 @@
             <w:noProof/>
             <w:webHidden/>
           </w:rPr>
-          <w:instrText xml:space="preserve"> PAGEREF _Toc224136110 \h </w:instrText>
+          <w:instrText xml:space="preserve"> PAGEREF _Toc224136548 \h </w:instrText>
         </w:r>
         <w:r>
           <w:rPr>
@@ -1570,7 +1570,7 @@
           <w14:ligatures w14:val="standardContextual"/>
         </w:rPr>
       </w:pPr>
-      <w:hyperlink w:anchor="_Toc224136111" w:history="1">
+      <w:hyperlink w:anchor="_Toc224136549" w:history="1">
         <w:r>
           <w:rPr>
             <w:rStyle w:val="Lienhypertexte"/>
@@ -1597,7 +1597,7 @@
             <w:noProof/>
             <w:webHidden/>
           </w:rPr>
-          <w:instrText xml:space="preserve"> PAGEREF _Toc224136111 \h </w:instrText>
+          <w:instrText xml:space="preserve"> PAGEREF _Toc224136549 \h </w:instrText>
         </w:r>
         <w:r>
           <w:rPr>
@@ -1645,7 +1645,7 @@
           <w14:ligatures w14:val="standardContextual"/>
         </w:rPr>
       </w:pPr>
-      <w:hyperlink w:anchor="_Toc224136112" w:history="1">
+      <w:hyperlink w:anchor="_Toc224136550" w:history="1">
         <w:r>
           <w:rPr>
             <w:rStyle w:val="Lienhypertexte"/>
@@ -1672,7 +1672,7 @@
             <w:noProof/>
             <w:webHidden/>
           </w:rPr>
-          <w:instrText xml:space="preserve"> PAGEREF _Toc224136112 \h </w:instrText>
+          <w:instrText xml:space="preserve"> PAGEREF _Toc224136550 \h </w:instrText>
         </w:r>
         <w:r>
           <w:rPr>
@@ -1720,7 +1720,7 @@
           <w14:ligatures w14:val="standardContextual"/>
         </w:rPr>
       </w:pPr>
-      <w:hyperlink w:anchor="_Toc224136113" w:history="1">
+      <w:hyperlink w:anchor="_Toc224136551" w:history="1">
         <w:r>
           <w:rPr>
             <w:rStyle w:val="Lienhypertexte"/>
@@ -1747,7 +1747,7 @@
             <w:noProof/>
             <w:webHidden/>
           </w:rPr>
-          <w:instrText xml:space="preserve"> PAGEREF _Toc224136113 \h </w:instrText>
+          <w:instrText xml:space="preserve"> PAGEREF _Toc224136551 \h </w:instrText>
         </w:r>
         <w:r>
           <w:rPr>
@@ -1795,7 +1795,7 @@
           <w14:ligatures w14:val="standardContextual"/>
         </w:rPr>
       </w:pPr>
-      <w:hyperlink w:anchor="_Toc224136114" w:history="1">
+      <w:hyperlink w:anchor="_Toc224136552" w:history="1">
         <w:r>
           <w:rPr>
             <w:rStyle w:val="Lienhypertexte"/>
@@ -1822,7 +1822,7 @@
             <w:noProof/>
             <w:webHidden/>
           </w:rPr>
-          <w:instrText xml:space="preserve"> PAGEREF _Toc224136114 \h </w:instrText>
+          <w:instrText xml:space="preserve"> PAGEREF _Toc224136552 \h </w:instrText>
         </w:r>
         <w:r>
           <w:rPr>
@@ -1870,7 +1870,7 @@
           <w14:ligatures w14:val="standardContextual"/>
         </w:rPr>
       </w:pPr>
-      <w:hyperlink w:anchor="_Toc224136115" w:history="1">
+      <w:hyperlink w:anchor="_Toc224136553" w:history="1">
         <w:r>
           <w:rPr>
             <w:rStyle w:val="Lienhypertexte"/>
@@ -1897,7 +1897,7 @@
             <w:noProof/>
             <w:webHidden/>
           </w:rPr>
-          <w:instrText xml:space="preserve"> PAGEREF _Toc224136115 \h </w:instrText>
+          <w:instrText xml:space="preserve"> PAGEREF _Toc224136553 \h </w:instrText>
         </w:r>
         <w:r>
           <w:rPr>
@@ -1944,7 +1944,7 @@
           <w14:ligatures w14:val="standardContextual"/>
         </w:rPr>
       </w:pPr>
-      <w:hyperlink w:anchor="_Toc224136116" w:history="1">
+      <w:hyperlink w:anchor="_Toc224136554" w:history="1">
         <w:r>
           <w:rPr>
             <w:rStyle w:val="Lienhypertexte"/>
@@ -1971,7 +1971,7 @@
             <w:noProof/>
             <w:webHidden/>
           </w:rPr>
-          <w:instrText xml:space="preserve"> PAGEREF _Toc224136116 \h </w:instrText>
+          <w:instrText xml:space="preserve"> PAGEREF _Toc224136554 \h </w:instrText>
         </w:r>
         <w:r>
           <w:rPr>
@@ -2018,7 +2018,7 @@
           <w14:ligatures w14:val="standardContextual"/>
         </w:rPr>
       </w:pPr>
-      <w:hyperlink w:anchor="_Toc224136117" w:history="1">
+      <w:hyperlink w:anchor="_Toc224136555" w:history="1">
         <w:r>
           <w:rPr>
             <w:rStyle w:val="Lienhypertexte"/>
@@ -2045,7 +2045,7 @@
             <w:noProof/>
             <w:webHidden/>
           </w:rPr>
-          <w:instrText xml:space="preserve"> PAGEREF _Toc224136117 \h </w:instrText>
+          <w:instrText xml:space="preserve"> PAGEREF _Toc224136555 \h </w:instrText>
         </w:r>
         <w:r>
           <w:rPr>
@@ -2092,7 +2092,7 @@
           <w14:ligatures w14:val="standardContextual"/>
         </w:rPr>
       </w:pPr>
-      <w:hyperlink w:anchor="_Toc224136118" w:history="1">
+      <w:hyperlink w:anchor="_Toc224136556" w:history="1">
         <w:r>
           <w:rPr>
             <w:rStyle w:val="Lienhypertexte"/>
@@ -2119,7 +2119,7 @@
             <w:noProof/>
             <w:webHidden/>
           </w:rPr>
-          <w:instrText xml:space="preserve"> PAGEREF _Toc224136118 \h </w:instrText>
+          <w:instrText xml:space="preserve"> PAGEREF _Toc224136556 \h </w:instrText>
         </w:r>
         <w:r>
           <w:rPr>
@@ -2166,7 +2166,7 @@
           <w14:ligatures w14:val="standardContextual"/>
         </w:rPr>
       </w:pPr>
-      <w:hyperlink w:anchor="_Toc224136119" w:history="1">
+      <w:hyperlink w:anchor="_Toc224136557" w:history="1">
         <w:r>
           <w:rPr>
             <w:rStyle w:val="Lienhypertexte"/>
@@ -2193,7 +2193,7 @@
             <w:noProof/>
             <w:webHidden/>
           </w:rPr>
-          <w:instrText xml:space="preserve"> PAGEREF _Toc224136119 \h </w:instrText>
+          <w:instrText xml:space="preserve"> PAGEREF _Toc224136557 \h </w:instrText>
         </w:r>
         <w:r>
           <w:rPr>
@@ -2241,7 +2241,7 @@
           <w14:ligatures w14:val="standardContextual"/>
         </w:rPr>
       </w:pPr>
-      <w:hyperlink w:anchor="_Toc224136120" w:history="1">
+      <w:hyperlink w:anchor="_Toc224136558" w:history="1">
         <w:r>
           <w:rPr>
             <w:rStyle w:val="Lienhypertexte"/>
@@ -2268,7 +2268,7 @@
             <w:noProof/>
             <w:webHidden/>
           </w:rPr>
-          <w:instrText xml:space="preserve"> PAGEREF _Toc224136120 \h </w:instrText>
+          <w:instrText xml:space="preserve"> PAGEREF _Toc224136558 \h </w:instrText>
         </w:r>
         <w:r>
           <w:rPr>
@@ -2316,7 +2316,7 @@
           <w14:ligatures w14:val="standardContextual"/>
         </w:rPr>
       </w:pPr>
-      <w:hyperlink w:anchor="_Toc224136121" w:history="1">
+      <w:hyperlink w:anchor="_Toc224136559" w:history="1">
         <w:r>
           <w:rPr>
             <w:rStyle w:val="Lienhypertexte"/>
@@ -2343,7 +2343,7 @@
             <w:noProof/>
             <w:webHidden/>
           </w:rPr>
-          <w:instrText xml:space="preserve"> PAGEREF _Toc224136121 \h </w:instrText>
+          <w:instrText xml:space="preserve"> PAGEREF _Toc224136559 \h </w:instrText>
         </w:r>
         <w:r>
           <w:rPr>
@@ -2390,7 +2390,7 @@
           <w14:ligatures w14:val="standardContextual"/>
         </w:rPr>
       </w:pPr>
-      <w:hyperlink w:anchor="_Toc224136122" w:history="1">
+      <w:hyperlink w:anchor="_Toc224136560" w:history="1">
         <w:r>
           <w:rPr>
             <w:rStyle w:val="Lienhypertexte"/>
@@ -2417,7 +2417,7 @@
             <w:noProof/>
             <w:webHidden/>
           </w:rPr>
-          <w:instrText xml:space="preserve"> PAGEREF _Toc224136122 \h </w:instrText>
+          <w:instrText xml:space="preserve"> PAGEREF _Toc224136560 \h </w:instrText>
         </w:r>
         <w:r>
           <w:rPr>
@@ -2464,7 +2464,7 @@
           <w14:ligatures w14:val="standardContextual"/>
         </w:rPr>
       </w:pPr>
-      <w:hyperlink w:anchor="_Toc224136123" w:history="1">
+      <w:hyperlink w:anchor="_Toc224136561" w:history="1">
         <w:r>
           <w:rPr>
             <w:rStyle w:val="Lienhypertexte"/>
@@ -2491,7 +2491,7 @@
             <w:noProof/>
             <w:webHidden/>
           </w:rPr>
-          <w:instrText xml:space="preserve"> PAGEREF _Toc224136123 \h </w:instrText>
+          <w:instrText xml:space="preserve"> PAGEREF _Toc224136561 \h </w:instrText>
         </w:r>
         <w:r>
           <w:rPr>
@@ -2538,7 +2538,7 @@
           <w14:ligatures w14:val="standardContextual"/>
         </w:rPr>
       </w:pPr>
-      <w:hyperlink w:anchor="_Toc224136124" w:history="1">
+      <w:hyperlink w:anchor="_Toc224136562" w:history="1">
         <w:r>
           <w:rPr>
             <w:rStyle w:val="Lienhypertexte"/>
@@ -2566,7 +2566,7 @@
             <w:noProof/>
             <w:webHidden/>
           </w:rPr>
-          <w:instrText xml:space="preserve"> PAGEREF _Toc224136124 \h </w:instrText>
+          <w:instrText xml:space="preserve"> PAGEREF _Toc224136562 \h </w:instrText>
         </w:r>
         <w:r>
           <w:rPr>
@@ -2586,7 +2586,7 @@
             <w:noProof/>
             <w:webHidden/>
           </w:rPr>
-          <w:t>30</w:t>
+          <w:t>31</w:t>
         </w:r>
         <w:r>
           <w:rPr>
@@ -2614,7 +2614,7 @@
           <w14:ligatures w14:val="standardContextual"/>
         </w:rPr>
       </w:pPr>
-      <w:hyperlink w:anchor="_Toc224136125" w:history="1">
+      <w:hyperlink w:anchor="_Toc224136563" w:history="1">
         <w:r>
           <w:rPr>
             <w:rStyle w:val="Lienhypertexte"/>
@@ -2641,7 +2641,7 @@
             <w:noProof/>
             <w:webHidden/>
           </w:rPr>
-          <w:instrText xml:space="preserve"> PAGEREF _Toc224136125 \h </w:instrText>
+          <w:instrText xml:space="preserve"> PAGEREF _Toc224136563 \h </w:instrText>
         </w:r>
         <w:r>
           <w:rPr>
@@ -2661,7 +2661,7 @@
             <w:noProof/>
             <w:webHidden/>
           </w:rPr>
-          <w:t>30</w:t>
+          <w:t>31</w:t>
         </w:r>
         <w:r>
           <w:rPr>
@@ -2689,7 +2689,7 @@
           <w14:ligatures w14:val="standardContextual"/>
         </w:rPr>
       </w:pPr>
-      <w:hyperlink w:anchor="_Toc224136126" w:history="1">
+      <w:hyperlink w:anchor="_Toc224136564" w:history="1">
         <w:r>
           <w:rPr>
             <w:rStyle w:val="Lienhypertexte"/>
@@ -2716,7 +2716,7 @@
             <w:noProof/>
             <w:webHidden/>
           </w:rPr>
-          <w:instrText xml:space="preserve"> PAGEREF _Toc224136126 \h </w:instrText>
+          <w:instrText xml:space="preserve"> PAGEREF _Toc224136564 \h </w:instrText>
         </w:r>
         <w:r>
           <w:rPr>
@@ -2736,7 +2736,7 @@
             <w:noProof/>
             <w:webHidden/>
           </w:rPr>
-          <w:t>30</w:t>
+          <w:t>31</w:t>
         </w:r>
         <w:r>
           <w:rPr>
@@ -2765,7 +2765,7 @@
           <w14:ligatures w14:val="standardContextual"/>
         </w:rPr>
       </w:pPr>
-      <w:hyperlink w:anchor="_Toc224136127" w:history="1">
+      <w:hyperlink w:anchor="_Toc224136565" w:history="1">
         <w:r>
           <w:rPr>
             <w:rStyle w:val="Lienhypertexte"/>
@@ -2792,7 +2792,7 @@
             <w:noProof/>
             <w:webHidden/>
           </w:rPr>
-          <w:instrText xml:space="preserve"> PAGEREF _Toc224136127 \h </w:instrText>
+          <w:instrText xml:space="preserve"> PAGEREF _Toc224136565 \h </w:instrText>
         </w:r>
         <w:r>
           <w:rPr>
@@ -2812,7 +2812,7 @@
             <w:noProof/>
             <w:webHidden/>
           </w:rPr>
-          <w:t>30</w:t>
+          <w:t>31</w:t>
         </w:r>
         <w:r>
           <w:rPr>
@@ -2841,7 +2841,7 @@
           <w14:ligatures w14:val="standardContextual"/>
         </w:rPr>
       </w:pPr>
-      <w:hyperlink w:anchor="_Toc224136128" w:history="1">
+      <w:hyperlink w:anchor="_Toc224136566" w:history="1">
         <w:r>
           <w:rPr>
             <w:rStyle w:val="Lienhypertexte"/>
@@ -2868,7 +2868,7 @@
             <w:noProof/>
             <w:webHidden/>
           </w:rPr>
-          <w:instrText xml:space="preserve"> PAGEREF _Toc224136128 \h </w:instrText>
+          <w:instrText xml:space="preserve"> PAGEREF _Toc224136566 \h </w:instrText>
         </w:r>
         <w:r>
           <w:rPr>
@@ -2888,7 +2888,7 @@
             <w:noProof/>
             <w:webHidden/>
           </w:rPr>
-          <w:t>30</w:t>
+          <w:t>31</w:t>
         </w:r>
         <w:r>
           <w:rPr>
@@ -2908,7 +2908,7 @@
       <w:pPr>
         <w:pStyle w:val="Titre1"/>
       </w:pPr>
-      <w:bookmarkStart w:id="0" w:name="_Toc224136092"/>
+      <w:bookmarkStart w:id="0" w:name="_Toc224136530"/>
       <w:r>
         <w:t>Prolégomènes</w:t>
       </w:r>
@@ -2918,7 +2918,7 @@
       <w:pPr>
         <w:pStyle w:val="Titre2"/>
       </w:pPr>
-      <w:bookmarkStart w:id="1" w:name="_Toc224136093"/>
+      <w:bookmarkStart w:id="1" w:name="_Toc224136531"/>
       <w:r>
         <w:t>Travailler avec un classeur Excel prenant en charge les macros</w:t>
       </w:r>
@@ -3104,7 +3104,7 @@
       <w:pPr>
         <w:pStyle w:val="Titre2"/>
       </w:pPr>
-      <w:bookmarkStart w:id="2" w:name="_Toc224136094"/>
+      <w:bookmarkStart w:id="2" w:name="_Toc224136532"/>
       <w:r>
         <w:t xml:space="preserve">Le </w:t>
       </w:r>
@@ -3252,7 +3252,7 @@
       <w:pPr>
         <w:pStyle w:val="Titre1"/>
       </w:pPr>
-      <w:bookmarkStart w:id="3" w:name="_Toc224136095"/>
+      <w:bookmarkStart w:id="3" w:name="_Toc224136533"/>
       <w:r>
         <w:t>Liste avec</w:t>
       </w:r>
@@ -3286,7 +3286,7 @@
       <w:pPr>
         <w:pStyle w:val="Titre2"/>
       </w:pPr>
-      <w:bookmarkStart w:id="4" w:name="_Toc224136096"/>
+      <w:bookmarkStart w:id="4" w:name="_Toc224136534"/>
       <w:r>
         <w:t xml:space="preserve">Avec </w:t>
       </w:r>
@@ -3831,7 +3831,7 @@
       <w:pPr>
         <w:pStyle w:val="Titre3"/>
       </w:pPr>
-      <w:bookmarkStart w:id="5" w:name="_Toc224136097"/>
+      <w:bookmarkStart w:id="5" w:name="_Toc224136535"/>
       <w:r>
         <w:t>Syntaxe de la fonction REMPLACER</w:t>
       </w:r>
@@ -4215,7 +4215,7 @@
       <w:pPr>
         <w:pStyle w:val="Titre3"/>
       </w:pPr>
-      <w:bookmarkStart w:id="6" w:name="_Toc224136098"/>
+      <w:bookmarkStart w:id="6" w:name="_Toc224136536"/>
       <w:r>
         <w:t>Syntaxe de la fonction TROUVE</w:t>
       </w:r>
@@ -4585,7 +4585,7 @@
       <w:pPr>
         <w:pStyle w:val="Titre3"/>
       </w:pPr>
-      <w:bookmarkStart w:id="7" w:name="_Toc224136099"/>
+      <w:bookmarkStart w:id="7" w:name="_Toc224136537"/>
       <w:r>
         <w:t>Explications :</w:t>
       </w:r>
@@ -4783,7 +4783,7 @@
       <w:pPr>
         <w:pStyle w:val="Titre3"/>
       </w:pPr>
-      <w:bookmarkStart w:id="8" w:name="_Toc224136100"/>
+      <w:bookmarkStart w:id="8" w:name="_Toc224136538"/>
       <w:r>
         <w:lastRenderedPageBreak/>
         <w:t>Syntaxe</w:t>
@@ -4848,7 +4848,7 @@
       <w:pPr>
         <w:pStyle w:val="Titre4"/>
       </w:pPr>
-      <w:bookmarkStart w:id="9" w:name="_Toc224136101"/>
+      <w:bookmarkStart w:id="9" w:name="_Toc224136539"/>
       <w:r>
         <w:t>Syntaxe de la fonction INDEX</w:t>
       </w:r>
@@ -5399,7 +5399,7 @@
       <w:pPr>
         <w:pStyle w:val="Titre4"/>
       </w:pPr>
-      <w:bookmarkStart w:id="10" w:name="_Toc224136102"/>
+      <w:bookmarkStart w:id="10" w:name="_Toc224136540"/>
       <w:r>
         <w:t>Syntaxe de la fonction INDEX</w:t>
       </w:r>
@@ -6067,7 +6067,7 @@
       <w:pPr>
         <w:pStyle w:val="Titre2"/>
       </w:pPr>
-      <w:bookmarkStart w:id="11" w:name="_Toc224136103"/>
+      <w:bookmarkStart w:id="11" w:name="_Toc224136541"/>
       <w:r>
         <w:t>Avec LIRE.CLASSEUR , TRANSPOSE et SUBSTITUE</w:t>
       </w:r>
@@ -6693,7 +6693,7 @@
       <w:pPr>
         <w:pStyle w:val="Titre3"/>
       </w:pPr>
-      <w:bookmarkStart w:id="12" w:name="_Toc224136104"/>
+      <w:bookmarkStart w:id="12" w:name="_Toc224136542"/>
       <w:r>
         <w:t>Syntaxe de la fonction SUBSTITUE</w:t>
       </w:r>
@@ -7154,7 +7154,7 @@
       <w:pPr>
         <w:pStyle w:val="Titre3"/>
       </w:pPr>
-      <w:bookmarkStart w:id="13" w:name="_Toc224136105"/>
+      <w:bookmarkStart w:id="13" w:name="_Toc224136543"/>
       <w:r>
         <w:t>Syntaxe de la fonction TRANSPOSE</w:t>
       </w:r>
@@ -7603,7 +7603,7 @@
       <w:pPr>
         <w:pStyle w:val="Titre3"/>
       </w:pPr>
-      <w:bookmarkStart w:id="14" w:name="_Toc224136106"/>
+      <w:bookmarkStart w:id="14" w:name="_Toc224136544"/>
       <w:r>
         <w:t>Explications :</w:t>
       </w:r>
@@ -7843,7 +7843,7 @@
       <w:pPr>
         <w:pStyle w:val="Titre2"/>
       </w:pPr>
-      <w:bookmarkStart w:id="15" w:name="_Toc224136107"/>
+      <w:bookmarkStart w:id="15" w:name="_Toc224136545"/>
       <w:r>
         <w:t>Avec LIRE.CLASSEUR, REMPLACER, TROUVE et TRANSPOSE</w:t>
       </w:r>
@@ -7858,7 +7858,7 @@
       <w:pPr>
         <w:pStyle w:val="Titre3"/>
       </w:pPr>
-      <w:bookmarkStart w:id="16" w:name="_Toc224136108"/>
+      <w:bookmarkStart w:id="16" w:name="_Toc224136546"/>
       <w:r>
         <w:t>Étape 1 : Clique</w:t>
       </w:r>
@@ -7999,7 +7999,7 @@
       <w:pPr>
         <w:pStyle w:val="Titre3"/>
       </w:pPr>
-      <w:bookmarkStart w:id="17" w:name="_Toc224136109"/>
+      <w:bookmarkStart w:id="17" w:name="_Toc224136547"/>
       <w:r>
         <w:t>Étape 2 : Modifiez le nom et la formule dans la boîte de dialogue Nouveau nom</w:t>
       </w:r>
@@ -8430,7 +8430,7 @@
       <w:pPr>
         <w:pStyle w:val="Titre3"/>
       </w:pPr>
-      <w:bookmarkStart w:id="18" w:name="_Toc224136110"/>
+      <w:bookmarkStart w:id="18" w:name="_Toc224136548"/>
       <w:r>
         <w:t>Étape 3 : Utilisation d'une formule pour lister les noms des feuilles</w:t>
       </w:r>
@@ -8584,7 +8584,7 @@
       <w:pPr>
         <w:pStyle w:val="Titre2"/>
       </w:pPr>
-      <w:bookmarkStart w:id="19" w:name="_Toc224136111"/>
+      <w:bookmarkStart w:id="19" w:name="_Toc224136549"/>
       <w:r>
         <w:t xml:space="preserve">Avec LIRE.CLASSEUR, </w:t>
       </w:r>
@@ -8759,7 +8759,7 @@
       <w:pPr>
         <w:pStyle w:val="Titre3"/>
       </w:pPr>
-      <w:bookmarkStart w:id="20" w:name="_Toc224136112"/>
+      <w:bookmarkStart w:id="20" w:name="_Toc224136550"/>
       <w:r>
         <w:t>Étape 1 : Clique</w:t>
       </w:r>
@@ -8848,7 +8848,7 @@
       <w:pPr>
         <w:pStyle w:val="Titre3"/>
       </w:pPr>
-      <w:bookmarkStart w:id="21" w:name="_Toc224136113"/>
+      <w:bookmarkStart w:id="21" w:name="_Toc224136551"/>
       <w:r>
         <w:t xml:space="preserve">Étape </w:t>
       </w:r>
@@ -8964,7 +8964,7 @@
       <w:pPr>
         <w:pStyle w:val="Titre3"/>
       </w:pPr>
-      <w:bookmarkStart w:id="22" w:name="_Toc224136114"/>
+      <w:bookmarkStart w:id="22" w:name="_Toc224136552"/>
       <w:r>
         <w:t xml:space="preserve">Étape </w:t>
       </w:r>
@@ -9252,7 +9252,7 @@
       <w:pPr>
         <w:pStyle w:val="Titre3"/>
       </w:pPr>
-      <w:bookmarkStart w:id="23" w:name="_Toc224136115"/>
+      <w:bookmarkStart w:id="23" w:name="_Toc224136553"/>
       <w:r>
         <w:t xml:space="preserve">Étape </w:t>
       </w:r>
@@ -9371,7 +9371,7 @@
       <w:pPr>
         <w:pStyle w:val="Titre4"/>
       </w:pPr>
-      <w:bookmarkStart w:id="24" w:name="_Toc224136116"/>
+      <w:bookmarkStart w:id="24" w:name="_Toc224136554"/>
       <w:r>
         <w:t>Syntaxe de</w:t>
       </w:r>
@@ -9808,7 +9808,7 @@
       <w:pPr>
         <w:pStyle w:val="Titre4"/>
       </w:pPr>
-      <w:bookmarkStart w:id="25" w:name="_Toc224136117"/>
+      <w:bookmarkStart w:id="25" w:name="_Toc224136555"/>
       <w:r>
         <w:t>Explications</w:t>
       </w:r>
@@ -9818,7 +9818,7 @@
       <w:pPr>
         <w:pStyle w:val="Titre4"/>
       </w:pPr>
-      <w:bookmarkStart w:id="26" w:name="_Toc224136118"/>
+      <w:bookmarkStart w:id="26" w:name="_Toc224136556"/>
       <w:r>
         <w:t>Décomposer le résultat de LIRE.CLASSEUR()</w:t>
       </w:r>
@@ -10652,7 +10652,7 @@
       <w:pPr>
         <w:pStyle w:val="Titre4"/>
       </w:pPr>
-      <w:bookmarkStart w:id="27" w:name="_Toc224136119"/>
+      <w:bookmarkStart w:id="27" w:name="_Toc224136557"/>
       <w:r>
         <w:t>Autre solution avec la fonction DROITE()</w:t>
       </w:r>
@@ -10931,7 +10931,7 @@
       <w:pPr>
         <w:pStyle w:val="Titre3"/>
       </w:pPr>
-      <w:bookmarkStart w:id="28" w:name="_Toc224136120"/>
+      <w:bookmarkStart w:id="28" w:name="_Toc224136558"/>
       <w:r>
         <w:t xml:space="preserve">Étape </w:t>
       </w:r>
@@ -11423,7 +11423,7 @@
       <w:pPr>
         <w:pStyle w:val="Titre3"/>
       </w:pPr>
-      <w:bookmarkStart w:id="29" w:name="_Toc224136121"/>
+      <w:bookmarkStart w:id="29" w:name="_Toc224136559"/>
       <w:r>
         <w:lastRenderedPageBreak/>
         <w:t>Étape 6 : Gérer les erreurs #REF ! avec la fonction SIERREUR</w:t>
@@ -11506,7 +11506,7 @@
       <w:pPr>
         <w:pStyle w:val="Titre4"/>
       </w:pPr>
-      <w:bookmarkStart w:id="30" w:name="_Toc224136122"/>
+      <w:bookmarkStart w:id="30" w:name="_Toc224136560"/>
       <w:r>
         <w:t>Syntaxe de la fonction SIERREUR</w:t>
       </w:r>
@@ -12110,66 +12110,197 @@
       <w:pPr>
         <w:pStyle w:val="Titre4"/>
       </w:pPr>
-      <w:bookmarkStart w:id="31" w:name="_Toc224136123"/>
+      <w:bookmarkStart w:id="31" w:name="_Toc224136561"/>
       <w:r>
         <w:t>Modification de la formule pour ne pas compter la feuille Sommaire</w:t>
       </w:r>
       <w:bookmarkEnd w:id="31"/>
     </w:p>
+    <w:p>
+      <w:r>
+        <w:t>En effet, on peut ne pas afficher le nom de la feuille qui contient le sommaire. Dans ce cas la fonction devient :</w:t>
+      </w:r>
+    </w:p>
+    <w:p>
+      <w:pPr>
+        <w:rPr>
+          <w:b/>
+          <w:bCs/>
+          <w:sz w:val="32"/>
+          <w:szCs w:val="32"/>
+        </w:rPr>
+      </w:pPr>
+      <w:r>
+        <w:rPr>
+          <w:b/>
+          <w:bCs/>
+          <w:sz w:val="32"/>
+          <w:szCs w:val="32"/>
+        </w:rPr>
+        <w:t>=SIERREUR(INDEX(ListSheets;0;A2+1);"")</w:t>
+      </w:r>
+    </w:p>
+    <w:p>
+      <w:r>
+        <w:drawing>
+          <wp:inline distT="0" distB="0" distL="0" distR="0" wp14:anchorId="1FE347DA" wp14:editId="632876C1">
+            <wp:extent cx="5760720" cy="2710942"/>
+            <wp:effectExtent l="0" t="0" r="0" b="0"/>
+            <wp:docPr id="1015476204" name="Image 1"/>
+            <wp:cNvGraphicFramePr>
+              <a:graphicFrameLocks xmlns:a="http://schemas.openxmlformats.org/drawingml/2006/main" noChangeAspect="1"/>
+            </wp:cNvGraphicFramePr>
+            <a:graphic xmlns:a="http://schemas.openxmlformats.org/drawingml/2006/main">
+              <a:graphicData uri="http://schemas.openxmlformats.org/drawingml/2006/picture">
+                <pic:pic xmlns:pic="http://schemas.openxmlformats.org/drawingml/2006/picture">
+                  <pic:nvPicPr>
+                    <pic:cNvPr id="1015476204" name=""/>
+                    <pic:cNvPicPr/>
+                  </pic:nvPicPr>
+                  <pic:blipFill rotWithShape="1">
+                    <a:blip r:embed="rId55"/>
+                    <a:srcRect t="33893"/>
+                    <a:stretch>
+                      <a:fillRect/>
+                    </a:stretch>
+                  </pic:blipFill>
+                  <pic:spPr bwMode="auto">
+                    <a:xfrm>
+                      <a:off x="0" y="0"/>
+                      <a:ext cx="5760720" cy="2710942"/>
+                    </a:xfrm>
+                    <a:prstGeom prst="rect">
+                      <a:avLst/>
+                    </a:prstGeom>
+                    <a:ln>
+                      <a:noFill/>
+                    </a:ln>
+                    <a:extLst>
+                      <a:ext uri="{53640926-AAD7-44D8-BBD7-CCE9431645EC}">
+                        <a14:shadowObscured xmlns:a14="http://schemas.microsoft.com/office/drawing/2010/main"/>
+                      </a:ext>
+                    </a:extLst>
+                  </pic:spPr>
+                </pic:pic>
+              </a:graphicData>
+            </a:graphic>
+          </wp:inline>
+        </w:drawing>
+      </w:r>
+    </w:p>
+    <w:p>
+      <w:r>
+        <w:t xml:space="preserve">On constate bien qu’après la modification de la formule, </w:t>
+      </w:r>
+      <w:r>
+        <w:t>la feuille Sommaire</w:t>
+      </w:r>
+      <w:r>
+        <w:t xml:space="preserve"> n’est plus affichée.</w:t>
+      </w:r>
+    </w:p>
+    <w:p>
+      <w:r>
+        <w:lastRenderedPageBreak/>
+        <w:drawing>
+          <wp:inline distT="0" distB="0" distL="0" distR="0" wp14:anchorId="78269E26" wp14:editId="3ED7D17B">
+            <wp:extent cx="3511296" cy="1910686"/>
+            <wp:effectExtent l="0" t="0" r="0" b="0"/>
+            <wp:docPr id="1851027799" name="Image 1"/>
+            <wp:cNvGraphicFramePr>
+              <a:graphicFrameLocks xmlns:a="http://schemas.openxmlformats.org/drawingml/2006/main" noChangeAspect="1"/>
+            </wp:cNvGraphicFramePr>
+            <a:graphic xmlns:a="http://schemas.openxmlformats.org/drawingml/2006/main">
+              <a:graphicData uri="http://schemas.openxmlformats.org/drawingml/2006/picture">
+                <pic:pic xmlns:pic="http://schemas.openxmlformats.org/drawingml/2006/picture">
+                  <pic:nvPicPr>
+                    <pic:cNvPr id="1851027799" name=""/>
+                    <pic:cNvPicPr/>
+                  </pic:nvPicPr>
+                  <pic:blipFill rotWithShape="1">
+                    <a:blip r:embed="rId56"/>
+                    <a:srcRect t="37273" r="48944"/>
+                    <a:stretch>
+                      <a:fillRect/>
+                    </a:stretch>
+                  </pic:blipFill>
+                  <pic:spPr bwMode="auto">
+                    <a:xfrm>
+                      <a:off x="0" y="0"/>
+                      <a:ext cx="3515138" cy="1912777"/>
+                    </a:xfrm>
+                    <a:prstGeom prst="rect">
+                      <a:avLst/>
+                    </a:prstGeom>
+                    <a:ln>
+                      <a:noFill/>
+                    </a:ln>
+                    <a:extLst>
+                      <a:ext uri="{53640926-AAD7-44D8-BBD7-CCE9431645EC}">
+                        <a14:shadowObscured xmlns:a14="http://schemas.microsoft.com/office/drawing/2010/main"/>
+                      </a:ext>
+                    </a:extLst>
+                  </pic:spPr>
+                </pic:pic>
+              </a:graphicData>
+            </a:graphic>
+          </wp:inline>
+        </w:drawing>
+      </w:r>
+    </w:p>
     <w:p/>
+    <w:p>
+      <w:pPr>
+        <w:pStyle w:val="Titre2"/>
+        <w:rPr>
+          <w:highlight w:val="yellow"/>
+        </w:rPr>
+      </w:pPr>
+      <w:bookmarkStart w:id="32" w:name="_Toc224136562"/>
+      <w:r>
+        <w:rPr>
+          <w:highlight w:val="yellow"/>
+        </w:rPr>
+        <w:t>Pour aller plus loin</w:t>
+      </w:r>
+      <w:bookmarkEnd w:id="32"/>
+    </w:p>
+    <w:p>
+      <w:pPr>
+        <w:pStyle w:val="Titre3"/>
+      </w:pPr>
+      <w:bookmarkStart w:id="33" w:name="_Toc224136563"/>
+      <w:r>
+        <w:t>Rendre dynamique l'affichage</w:t>
+      </w:r>
+      <w:bookmarkEnd w:id="33"/>
+    </w:p>
+    <w:p>
+      <w:r>
+        <w:t>Rendre la fonction LIRE.CLASSEUR() dynamique</w:t>
+      </w:r>
+    </w:p>
+    <w:p>
+      <w:r>
+        <w:t>T(MAINTENANT()</w:t>
+      </w:r>
+    </w:p>
+    <w:p>
+      <w:pPr>
+        <w:pStyle w:val="Titre3"/>
+      </w:pPr>
+      <w:bookmarkStart w:id="34" w:name="_Toc224136564"/>
+      <w:r>
+        <w:t>On peut ajouter des liens hypertexte sur le nom des feuilles.</w:t>
+      </w:r>
+      <w:bookmarkEnd w:id="34"/>
+    </w:p>
     <w:p/>
     <w:p>
       <w:pPr>
-        <w:pStyle w:val="Titre2"/>
-        <w:rPr>
-          <w:highlight w:val="yellow"/>
-        </w:rPr>
-      </w:pPr>
-      <w:bookmarkStart w:id="32" w:name="_Toc224136124"/>
-      <w:r>
-        <w:rPr>
-          <w:highlight w:val="yellow"/>
-        </w:rPr>
-        <w:t>Pour aller plus loin</w:t>
-      </w:r>
-      <w:bookmarkEnd w:id="32"/>
-    </w:p>
-    <w:p>
-      <w:pPr>
-        <w:pStyle w:val="Titre3"/>
-      </w:pPr>
-      <w:bookmarkStart w:id="33" w:name="_Toc224136125"/>
-      <w:r>
-        <w:t>Rendre dynamique l'affichage</w:t>
-      </w:r>
-      <w:bookmarkEnd w:id="33"/>
-    </w:p>
-    <w:p>
-      <w:r>
-        <w:t>Rendre la fonction LIRE.CLASSEUR() dynamique</w:t>
-      </w:r>
-    </w:p>
-    <w:p>
-      <w:r>
-        <w:t>T(MAINTENANT()</w:t>
-      </w:r>
-    </w:p>
-    <w:p>
-      <w:pPr>
-        <w:pStyle w:val="Titre3"/>
-      </w:pPr>
-      <w:bookmarkStart w:id="34" w:name="_Toc224136126"/>
-      <w:r>
-        <w:t>On peut ajouter des liens hypertexte sur le nom des feuilles.</w:t>
-      </w:r>
-      <w:bookmarkEnd w:id="34"/>
-    </w:p>
-    <w:p/>
-    <w:p>
-      <w:pPr>
         <w:pStyle w:val="Titre1"/>
       </w:pPr>
-      <w:bookmarkStart w:id="35" w:name="_Toc224136127"/>
+      <w:bookmarkStart w:id="35" w:name="_Toc224136565"/>
       <w:r>
         <w:t>Traduction</w:t>
       </w:r>
@@ -12318,7 +12449,7 @@
         <w:pStyle w:val="Titre1"/>
       </w:pPr>
       <w:bookmarkStart w:id="36" w:name="_Toc223707034"/>
-      <w:bookmarkStart w:id="37" w:name="_Toc224136128"/>
+      <w:bookmarkStart w:id="37" w:name="_Toc224136566"/>
       <w:r>
         <w:t>Links</w:t>
       </w:r>
@@ -12342,7 +12473,6 @@
     </w:p>
     <w:p>
       <w:r>
-        <w:lastRenderedPageBreak/>
         <w:t>https://may6.fr/excel-recuperer-automatiquement-le-nom-de-toutes-feuilles/</w:t>
       </w:r>
     </w:p>
@@ -12357,8 +12487,8 @@
     <w:p/>
     <w:p/>
     <w:sectPr>
-      <w:headerReference w:type="default" r:id="rId55"/>
-      <w:footerReference w:type="default" r:id="rId56"/>
+      <w:headerReference w:type="default" r:id="rId57"/>
+      <w:footerReference w:type="default" r:id="rId58"/>
       <w:pgSz w:w="11906" w:h="16838"/>
       <w:pgMar w:top="1417" w:right="1417" w:bottom="1417" w:left="1417" w:header="708" w:footer="708" w:gutter="0"/>
       <w:cols w:space="708"/>
@@ -13122,7 +13252,7 @@
               <w:sz w:val="16"/>
               <w:szCs w:val="16"/>
             </w:rPr>
-            <w:t>10-03-2026 18:09</w:t>
+            <w:t>11-03-2026 15:41</w:t>
           </w:r>
           <w:r>
             <w:rPr>

--- a/EXCEL_CodeSource/Classeurs_CodeSource/SheetsList/Lister le nom des feuilles dans Excel.docx
+++ b/EXCEL_CodeSource/Classeurs_CodeSource/SheetsList/Lister le nom des feuilles dans Excel.docx
@@ -152,7 +152,7 @@
       <w:r>
         <w:fldChar w:fldCharType="separate"/>
       </w:r>
-      <w:hyperlink w:anchor="_Toc224136530" w:history="1">
+      <w:hyperlink w:anchor="_Toc224137067" w:history="1">
         <w:r>
           <w:rPr>
             <w:rStyle w:val="Lienhypertexte"/>
@@ -179,7 +179,7 @@
             <w:noProof/>
             <w:webHidden/>
           </w:rPr>
-          <w:instrText xml:space="preserve"> PAGEREF _Toc224136530 \h </w:instrText>
+          <w:instrText xml:space="preserve"> PAGEREF _Toc224137067 \h </w:instrText>
         </w:r>
         <w:r>
           <w:rPr>
@@ -226,7 +226,7 @@
           <w14:ligatures w14:val="standardContextual"/>
         </w:rPr>
       </w:pPr>
-      <w:hyperlink w:anchor="_Toc224136531" w:history="1">
+      <w:hyperlink w:anchor="_Toc224137068" w:history="1">
         <w:r>
           <w:rPr>
             <w:rStyle w:val="Lienhypertexte"/>
@@ -253,7 +253,7 @@
             <w:noProof/>
             <w:webHidden/>
           </w:rPr>
-          <w:instrText xml:space="preserve"> PAGEREF _Toc224136531 \h </w:instrText>
+          <w:instrText xml:space="preserve"> PAGEREF _Toc224137068 \h </w:instrText>
         </w:r>
         <w:r>
           <w:rPr>
@@ -300,7 +300,7 @@
           <w14:ligatures w14:val="standardContextual"/>
         </w:rPr>
       </w:pPr>
-      <w:hyperlink w:anchor="_Toc224136532" w:history="1">
+      <w:hyperlink w:anchor="_Toc224137069" w:history="1">
         <w:r>
           <w:rPr>
             <w:rStyle w:val="Lienhypertexte"/>
@@ -327,7 +327,7 @@
             <w:noProof/>
             <w:webHidden/>
           </w:rPr>
-          <w:instrText xml:space="preserve"> PAGEREF _Toc224136532 \h </w:instrText>
+          <w:instrText xml:space="preserve"> PAGEREF _Toc224137069 \h </w:instrText>
         </w:r>
         <w:r>
           <w:rPr>
@@ -376,7 +376,7 @@
           <w14:ligatures w14:val="standardContextual"/>
         </w:rPr>
       </w:pPr>
-      <w:hyperlink w:anchor="_Toc224136533" w:history="1">
+      <w:hyperlink w:anchor="_Toc224137070" w:history="1">
         <w:r>
           <w:rPr>
             <w:rStyle w:val="Lienhypertexte"/>
@@ -403,7 +403,7 @@
             <w:noProof/>
             <w:webHidden/>
           </w:rPr>
-          <w:instrText xml:space="preserve"> PAGEREF _Toc224136533 \h </w:instrText>
+          <w:instrText xml:space="preserve"> PAGEREF _Toc224137070 \h </w:instrText>
         </w:r>
         <w:r>
           <w:rPr>
@@ -450,7 +450,7 @@
           <w14:ligatures w14:val="standardContextual"/>
         </w:rPr>
       </w:pPr>
-      <w:hyperlink w:anchor="_Toc224136534" w:history="1">
+      <w:hyperlink w:anchor="_Toc224137071" w:history="1">
         <w:r>
           <w:rPr>
             <w:rStyle w:val="Lienhypertexte"/>
@@ -477,7 +477,7 @@
             <w:noProof/>
             <w:webHidden/>
           </w:rPr>
-          <w:instrText xml:space="preserve"> PAGEREF _Toc224136534 \h </w:instrText>
+          <w:instrText xml:space="preserve"> PAGEREF _Toc224137071 \h </w:instrText>
         </w:r>
         <w:r>
           <w:rPr>
@@ -525,7 +525,7 @@
           <w14:ligatures w14:val="standardContextual"/>
         </w:rPr>
       </w:pPr>
-      <w:hyperlink w:anchor="_Toc224136535" w:history="1">
+      <w:hyperlink w:anchor="_Toc224137072" w:history="1">
         <w:r>
           <w:rPr>
             <w:rStyle w:val="Lienhypertexte"/>
@@ -552,7 +552,7 @@
             <w:noProof/>
             <w:webHidden/>
           </w:rPr>
-          <w:instrText xml:space="preserve"> PAGEREF _Toc224136535 \h </w:instrText>
+          <w:instrText xml:space="preserve"> PAGEREF _Toc224137072 \h </w:instrText>
         </w:r>
         <w:r>
           <w:rPr>
@@ -600,7 +600,7 @@
           <w14:ligatures w14:val="standardContextual"/>
         </w:rPr>
       </w:pPr>
-      <w:hyperlink w:anchor="_Toc224136536" w:history="1">
+      <w:hyperlink w:anchor="_Toc224137073" w:history="1">
         <w:r>
           <w:rPr>
             <w:rStyle w:val="Lienhypertexte"/>
@@ -627,7 +627,7 @@
             <w:noProof/>
             <w:webHidden/>
           </w:rPr>
-          <w:instrText xml:space="preserve"> PAGEREF _Toc224136536 \h </w:instrText>
+          <w:instrText xml:space="preserve"> PAGEREF _Toc224137073 \h </w:instrText>
         </w:r>
         <w:r>
           <w:rPr>
@@ -675,7 +675,7 @@
           <w14:ligatures w14:val="standardContextual"/>
         </w:rPr>
       </w:pPr>
-      <w:hyperlink w:anchor="_Toc224136537" w:history="1">
+      <w:hyperlink w:anchor="_Toc224137074" w:history="1">
         <w:r>
           <w:rPr>
             <w:rStyle w:val="Lienhypertexte"/>
@@ -702,7 +702,7 @@
             <w:noProof/>
             <w:webHidden/>
           </w:rPr>
-          <w:instrText xml:space="preserve"> PAGEREF _Toc224136537 \h </w:instrText>
+          <w:instrText xml:space="preserve"> PAGEREF _Toc224137074 \h </w:instrText>
         </w:r>
         <w:r>
           <w:rPr>
@@ -750,7 +750,7 @@
           <w14:ligatures w14:val="standardContextual"/>
         </w:rPr>
       </w:pPr>
-      <w:hyperlink w:anchor="_Toc224136538" w:history="1">
+      <w:hyperlink w:anchor="_Toc224137075" w:history="1">
         <w:r>
           <w:rPr>
             <w:rStyle w:val="Lienhypertexte"/>
@@ -777,7 +777,7 @@
             <w:noProof/>
             <w:webHidden/>
           </w:rPr>
-          <w:instrText xml:space="preserve"> PAGEREF _Toc224136538 \h </w:instrText>
+          <w:instrText xml:space="preserve"> PAGEREF _Toc224137075 \h </w:instrText>
         </w:r>
         <w:r>
           <w:rPr>
@@ -824,7 +824,7 @@
           <w14:ligatures w14:val="standardContextual"/>
         </w:rPr>
       </w:pPr>
-      <w:hyperlink w:anchor="_Toc224136539" w:history="1">
+      <w:hyperlink w:anchor="_Toc224137076" w:history="1">
         <w:r>
           <w:rPr>
             <w:rStyle w:val="Lienhypertexte"/>
@@ -851,7 +851,7 @@
             <w:noProof/>
             <w:webHidden/>
           </w:rPr>
-          <w:instrText xml:space="preserve"> PAGEREF _Toc224136539 \h </w:instrText>
+          <w:instrText xml:space="preserve"> PAGEREF _Toc224137076 \h </w:instrText>
         </w:r>
         <w:r>
           <w:rPr>
@@ -898,7 +898,7 @@
           <w14:ligatures w14:val="standardContextual"/>
         </w:rPr>
       </w:pPr>
-      <w:hyperlink w:anchor="_Toc224136540" w:history="1">
+      <w:hyperlink w:anchor="_Toc224137077" w:history="1">
         <w:r>
           <w:rPr>
             <w:rStyle w:val="Lienhypertexte"/>
@@ -925,7 +925,7 @@
             <w:noProof/>
             <w:webHidden/>
           </w:rPr>
-          <w:instrText xml:space="preserve"> PAGEREF _Toc224136540 \h </w:instrText>
+          <w:instrText xml:space="preserve"> PAGEREF _Toc224137077 \h </w:instrText>
         </w:r>
         <w:r>
           <w:rPr>
@@ -972,7 +972,7 @@
           <w14:ligatures w14:val="standardContextual"/>
         </w:rPr>
       </w:pPr>
-      <w:hyperlink w:anchor="_Toc224136541" w:history="1">
+      <w:hyperlink w:anchor="_Toc224137078" w:history="1">
         <w:r>
           <w:rPr>
             <w:rStyle w:val="Lienhypertexte"/>
@@ -999,7 +999,7 @@
             <w:noProof/>
             <w:webHidden/>
           </w:rPr>
-          <w:instrText xml:space="preserve"> PAGEREF _Toc224136541 \h </w:instrText>
+          <w:instrText xml:space="preserve"> PAGEREF _Toc224137078 \h </w:instrText>
         </w:r>
         <w:r>
           <w:rPr>
@@ -1047,7 +1047,7 @@
           <w14:ligatures w14:val="standardContextual"/>
         </w:rPr>
       </w:pPr>
-      <w:hyperlink w:anchor="_Toc224136542" w:history="1">
+      <w:hyperlink w:anchor="_Toc224137079" w:history="1">
         <w:r>
           <w:rPr>
             <w:rStyle w:val="Lienhypertexte"/>
@@ -1074,7 +1074,7 @@
             <w:noProof/>
             <w:webHidden/>
           </w:rPr>
-          <w:instrText xml:space="preserve"> PAGEREF _Toc224136542 \h </w:instrText>
+          <w:instrText xml:space="preserve"> PAGEREF _Toc224137079 \h </w:instrText>
         </w:r>
         <w:r>
           <w:rPr>
@@ -1122,7 +1122,7 @@
           <w14:ligatures w14:val="standardContextual"/>
         </w:rPr>
       </w:pPr>
-      <w:hyperlink w:anchor="_Toc224136543" w:history="1">
+      <w:hyperlink w:anchor="_Toc224137080" w:history="1">
         <w:r>
           <w:rPr>
             <w:rStyle w:val="Lienhypertexte"/>
@@ -1149,7 +1149,7 @@
             <w:noProof/>
             <w:webHidden/>
           </w:rPr>
-          <w:instrText xml:space="preserve"> PAGEREF _Toc224136543 \h </w:instrText>
+          <w:instrText xml:space="preserve"> PAGEREF _Toc224137080 \h </w:instrText>
         </w:r>
         <w:r>
           <w:rPr>
@@ -1197,7 +1197,7 @@
           <w14:ligatures w14:val="standardContextual"/>
         </w:rPr>
       </w:pPr>
-      <w:hyperlink w:anchor="_Toc224136544" w:history="1">
+      <w:hyperlink w:anchor="_Toc224137081" w:history="1">
         <w:r>
           <w:rPr>
             <w:rStyle w:val="Lienhypertexte"/>
@@ -1224,7 +1224,7 @@
             <w:noProof/>
             <w:webHidden/>
           </w:rPr>
-          <w:instrText xml:space="preserve"> PAGEREF _Toc224136544 \h </w:instrText>
+          <w:instrText xml:space="preserve"> PAGEREF _Toc224137081 \h </w:instrText>
         </w:r>
         <w:r>
           <w:rPr>
@@ -1271,7 +1271,7 @@
           <w14:ligatures w14:val="standardContextual"/>
         </w:rPr>
       </w:pPr>
-      <w:hyperlink w:anchor="_Toc224136545" w:history="1">
+      <w:hyperlink w:anchor="_Toc224137082" w:history="1">
         <w:r>
           <w:rPr>
             <w:rStyle w:val="Lienhypertexte"/>
@@ -1298,7 +1298,7 @@
             <w:noProof/>
             <w:webHidden/>
           </w:rPr>
-          <w:instrText xml:space="preserve"> PAGEREF _Toc224136545 \h </w:instrText>
+          <w:instrText xml:space="preserve"> PAGEREF _Toc224137082 \h </w:instrText>
         </w:r>
         <w:r>
           <w:rPr>
@@ -1346,7 +1346,7 @@
           <w14:ligatures w14:val="standardContextual"/>
         </w:rPr>
       </w:pPr>
-      <w:hyperlink w:anchor="_Toc224136546" w:history="1">
+      <w:hyperlink w:anchor="_Toc224137083" w:history="1">
         <w:r>
           <w:rPr>
             <w:rStyle w:val="Lienhypertexte"/>
@@ -1373,7 +1373,7 @@
             <w:noProof/>
             <w:webHidden/>
           </w:rPr>
-          <w:instrText xml:space="preserve"> PAGEREF _Toc224136546 \h </w:instrText>
+          <w:instrText xml:space="preserve"> PAGEREF _Toc224137083 \h </w:instrText>
         </w:r>
         <w:r>
           <w:rPr>
@@ -1421,7 +1421,7 @@
           <w14:ligatures w14:val="standardContextual"/>
         </w:rPr>
       </w:pPr>
-      <w:hyperlink w:anchor="_Toc224136547" w:history="1">
+      <w:hyperlink w:anchor="_Toc224137084" w:history="1">
         <w:r>
           <w:rPr>
             <w:rStyle w:val="Lienhypertexte"/>
@@ -1448,7 +1448,7 @@
             <w:noProof/>
             <w:webHidden/>
           </w:rPr>
-          <w:instrText xml:space="preserve"> PAGEREF _Toc224136547 \h </w:instrText>
+          <w:instrText xml:space="preserve"> PAGEREF _Toc224137084 \h </w:instrText>
         </w:r>
         <w:r>
           <w:rPr>
@@ -1496,7 +1496,7 @@
           <w14:ligatures w14:val="standardContextual"/>
         </w:rPr>
       </w:pPr>
-      <w:hyperlink w:anchor="_Toc224136548" w:history="1">
+      <w:hyperlink w:anchor="_Toc224137085" w:history="1">
         <w:r>
           <w:rPr>
             <w:rStyle w:val="Lienhypertexte"/>
@@ -1523,7 +1523,7 @@
             <w:noProof/>
             <w:webHidden/>
           </w:rPr>
-          <w:instrText xml:space="preserve"> PAGEREF _Toc224136548 \h </w:instrText>
+          <w:instrText xml:space="preserve"> PAGEREF _Toc224137085 \h </w:instrText>
         </w:r>
         <w:r>
           <w:rPr>
@@ -1570,7 +1570,7 @@
           <w14:ligatures w14:val="standardContextual"/>
         </w:rPr>
       </w:pPr>
-      <w:hyperlink w:anchor="_Toc224136549" w:history="1">
+      <w:hyperlink w:anchor="_Toc224137086" w:history="1">
         <w:r>
           <w:rPr>
             <w:rStyle w:val="Lienhypertexte"/>
@@ -1597,7 +1597,7 @@
             <w:noProof/>
             <w:webHidden/>
           </w:rPr>
-          <w:instrText xml:space="preserve"> PAGEREF _Toc224136549 \h </w:instrText>
+          <w:instrText xml:space="preserve"> PAGEREF _Toc224137086 \h </w:instrText>
         </w:r>
         <w:r>
           <w:rPr>
@@ -1645,7 +1645,7 @@
           <w14:ligatures w14:val="standardContextual"/>
         </w:rPr>
       </w:pPr>
-      <w:hyperlink w:anchor="_Toc224136550" w:history="1">
+      <w:hyperlink w:anchor="_Toc224137087" w:history="1">
         <w:r>
           <w:rPr>
             <w:rStyle w:val="Lienhypertexte"/>
@@ -1672,7 +1672,7 @@
             <w:noProof/>
             <w:webHidden/>
           </w:rPr>
-          <w:instrText xml:space="preserve"> PAGEREF _Toc224136550 \h </w:instrText>
+          <w:instrText xml:space="preserve"> PAGEREF _Toc224137087 \h </w:instrText>
         </w:r>
         <w:r>
           <w:rPr>
@@ -1720,7 +1720,7 @@
           <w14:ligatures w14:val="standardContextual"/>
         </w:rPr>
       </w:pPr>
-      <w:hyperlink w:anchor="_Toc224136551" w:history="1">
+      <w:hyperlink w:anchor="_Toc224137088" w:history="1">
         <w:r>
           <w:rPr>
             <w:rStyle w:val="Lienhypertexte"/>
@@ -1747,7 +1747,7 @@
             <w:noProof/>
             <w:webHidden/>
           </w:rPr>
-          <w:instrText xml:space="preserve"> PAGEREF _Toc224136551 \h </w:instrText>
+          <w:instrText xml:space="preserve"> PAGEREF _Toc224137088 \h </w:instrText>
         </w:r>
         <w:r>
           <w:rPr>
@@ -1795,7 +1795,7 @@
           <w14:ligatures w14:val="standardContextual"/>
         </w:rPr>
       </w:pPr>
-      <w:hyperlink w:anchor="_Toc224136552" w:history="1">
+      <w:hyperlink w:anchor="_Toc224137089" w:history="1">
         <w:r>
           <w:rPr>
             <w:rStyle w:val="Lienhypertexte"/>
@@ -1822,7 +1822,7 @@
             <w:noProof/>
             <w:webHidden/>
           </w:rPr>
-          <w:instrText xml:space="preserve"> PAGEREF _Toc224136552 \h </w:instrText>
+          <w:instrText xml:space="preserve"> PAGEREF _Toc224137089 \h </w:instrText>
         </w:r>
         <w:r>
           <w:rPr>
@@ -1870,7 +1870,7 @@
           <w14:ligatures w14:val="standardContextual"/>
         </w:rPr>
       </w:pPr>
-      <w:hyperlink w:anchor="_Toc224136553" w:history="1">
+      <w:hyperlink w:anchor="_Toc224137090" w:history="1">
         <w:r>
           <w:rPr>
             <w:rStyle w:val="Lienhypertexte"/>
@@ -1897,7 +1897,7 @@
             <w:noProof/>
             <w:webHidden/>
           </w:rPr>
-          <w:instrText xml:space="preserve"> PAGEREF _Toc224136553 \h </w:instrText>
+          <w:instrText xml:space="preserve"> PAGEREF _Toc224137090 \h </w:instrText>
         </w:r>
         <w:r>
           <w:rPr>
@@ -1944,7 +1944,7 @@
           <w14:ligatures w14:val="standardContextual"/>
         </w:rPr>
       </w:pPr>
-      <w:hyperlink w:anchor="_Toc224136554" w:history="1">
+      <w:hyperlink w:anchor="_Toc224137091" w:history="1">
         <w:r>
           <w:rPr>
             <w:rStyle w:val="Lienhypertexte"/>
@@ -1971,7 +1971,7 @@
             <w:noProof/>
             <w:webHidden/>
           </w:rPr>
-          <w:instrText xml:space="preserve"> PAGEREF _Toc224136554 \h </w:instrText>
+          <w:instrText xml:space="preserve"> PAGEREF _Toc224137091 \h </w:instrText>
         </w:r>
         <w:r>
           <w:rPr>
@@ -2018,7 +2018,7 @@
           <w14:ligatures w14:val="standardContextual"/>
         </w:rPr>
       </w:pPr>
-      <w:hyperlink w:anchor="_Toc224136555" w:history="1">
+      <w:hyperlink w:anchor="_Toc224137092" w:history="1">
         <w:r>
           <w:rPr>
             <w:rStyle w:val="Lienhypertexte"/>
@@ -2045,7 +2045,7 @@
             <w:noProof/>
             <w:webHidden/>
           </w:rPr>
-          <w:instrText xml:space="preserve"> PAGEREF _Toc224136555 \h </w:instrText>
+          <w:instrText xml:space="preserve"> PAGEREF _Toc224137092 \h </w:instrText>
         </w:r>
         <w:r>
           <w:rPr>
@@ -2092,7 +2092,7 @@
           <w14:ligatures w14:val="standardContextual"/>
         </w:rPr>
       </w:pPr>
-      <w:hyperlink w:anchor="_Toc224136556" w:history="1">
+      <w:hyperlink w:anchor="_Toc224137093" w:history="1">
         <w:r>
           <w:rPr>
             <w:rStyle w:val="Lienhypertexte"/>
@@ -2119,7 +2119,7 @@
             <w:noProof/>
             <w:webHidden/>
           </w:rPr>
-          <w:instrText xml:space="preserve"> PAGEREF _Toc224136556 \h </w:instrText>
+          <w:instrText xml:space="preserve"> PAGEREF _Toc224137093 \h </w:instrText>
         </w:r>
         <w:r>
           <w:rPr>
@@ -2166,7 +2166,7 @@
           <w14:ligatures w14:val="standardContextual"/>
         </w:rPr>
       </w:pPr>
-      <w:hyperlink w:anchor="_Toc224136557" w:history="1">
+      <w:hyperlink w:anchor="_Toc224137094" w:history="1">
         <w:r>
           <w:rPr>
             <w:rStyle w:val="Lienhypertexte"/>
@@ -2193,7 +2193,7 @@
             <w:noProof/>
             <w:webHidden/>
           </w:rPr>
-          <w:instrText xml:space="preserve"> PAGEREF _Toc224136557 \h </w:instrText>
+          <w:instrText xml:space="preserve"> PAGEREF _Toc224137094 \h </w:instrText>
         </w:r>
         <w:r>
           <w:rPr>
@@ -2241,7 +2241,7 @@
           <w14:ligatures w14:val="standardContextual"/>
         </w:rPr>
       </w:pPr>
-      <w:hyperlink w:anchor="_Toc224136558" w:history="1">
+      <w:hyperlink w:anchor="_Toc224137095" w:history="1">
         <w:r>
           <w:rPr>
             <w:rStyle w:val="Lienhypertexte"/>
@@ -2268,7 +2268,7 @@
             <w:noProof/>
             <w:webHidden/>
           </w:rPr>
-          <w:instrText xml:space="preserve"> PAGEREF _Toc224136558 \h </w:instrText>
+          <w:instrText xml:space="preserve"> PAGEREF _Toc224137095 \h </w:instrText>
         </w:r>
         <w:r>
           <w:rPr>
@@ -2316,7 +2316,7 @@
           <w14:ligatures w14:val="standardContextual"/>
         </w:rPr>
       </w:pPr>
-      <w:hyperlink w:anchor="_Toc224136559" w:history="1">
+      <w:hyperlink w:anchor="_Toc224137096" w:history="1">
         <w:r>
           <w:rPr>
             <w:rStyle w:val="Lienhypertexte"/>
@@ -2343,7 +2343,7 @@
             <w:noProof/>
             <w:webHidden/>
           </w:rPr>
-          <w:instrText xml:space="preserve"> PAGEREF _Toc224136559 \h </w:instrText>
+          <w:instrText xml:space="preserve"> PAGEREF _Toc224137096 \h </w:instrText>
         </w:r>
         <w:r>
           <w:rPr>
@@ -2390,7 +2390,7 @@
           <w14:ligatures w14:val="standardContextual"/>
         </w:rPr>
       </w:pPr>
-      <w:hyperlink w:anchor="_Toc224136560" w:history="1">
+      <w:hyperlink w:anchor="_Toc224137097" w:history="1">
         <w:r>
           <w:rPr>
             <w:rStyle w:val="Lienhypertexte"/>
@@ -2417,7 +2417,7 @@
             <w:noProof/>
             <w:webHidden/>
           </w:rPr>
-          <w:instrText xml:space="preserve"> PAGEREF _Toc224136560 \h </w:instrText>
+          <w:instrText xml:space="preserve"> PAGEREF _Toc224137097 \h </w:instrText>
         </w:r>
         <w:r>
           <w:rPr>
@@ -2464,7 +2464,7 @@
           <w14:ligatures w14:val="standardContextual"/>
         </w:rPr>
       </w:pPr>
-      <w:hyperlink w:anchor="_Toc224136561" w:history="1">
+      <w:hyperlink w:anchor="_Toc224137098" w:history="1">
         <w:r>
           <w:rPr>
             <w:rStyle w:val="Lienhypertexte"/>
@@ -2491,7 +2491,7 @@
             <w:noProof/>
             <w:webHidden/>
           </w:rPr>
-          <w:instrText xml:space="preserve"> PAGEREF _Toc224136561 \h </w:instrText>
+          <w:instrText xml:space="preserve"> PAGEREF _Toc224137098 \h </w:instrText>
         </w:r>
         <w:r>
           <w:rPr>
@@ -2538,7 +2538,7 @@
           <w14:ligatures w14:val="standardContextual"/>
         </w:rPr>
       </w:pPr>
-      <w:hyperlink w:anchor="_Toc224136562" w:history="1">
+      <w:hyperlink w:anchor="_Toc224137099" w:history="1">
         <w:r>
           <w:rPr>
             <w:rStyle w:val="Lienhypertexte"/>
@@ -2566,7 +2566,7 @@
             <w:noProof/>
             <w:webHidden/>
           </w:rPr>
-          <w:instrText xml:space="preserve"> PAGEREF _Toc224136562 \h </w:instrText>
+          <w:instrText xml:space="preserve"> PAGEREF _Toc224137099 \h </w:instrText>
         </w:r>
         <w:r>
           <w:rPr>
@@ -2614,7 +2614,7 @@
           <w14:ligatures w14:val="standardContextual"/>
         </w:rPr>
       </w:pPr>
-      <w:hyperlink w:anchor="_Toc224136563" w:history="1">
+      <w:hyperlink w:anchor="_Toc224137100" w:history="1">
         <w:r>
           <w:rPr>
             <w:rStyle w:val="Lienhypertexte"/>
@@ -2641,7 +2641,155 @@
             <w:noProof/>
             <w:webHidden/>
           </w:rPr>
-          <w:instrText xml:space="preserve"> PAGEREF _Toc224136563 \h </w:instrText>
+          <w:instrText xml:space="preserve"> PAGEREF _Toc224137100 \h </w:instrText>
+        </w:r>
+        <w:r>
+          <w:rPr>
+            <w:noProof/>
+            <w:webHidden/>
+          </w:rPr>
+        </w:r>
+        <w:r>
+          <w:rPr>
+            <w:noProof/>
+            <w:webHidden/>
+          </w:rPr>
+          <w:fldChar w:fldCharType="separate"/>
+        </w:r>
+        <w:r>
+          <w:rPr>
+            <w:noProof/>
+            <w:webHidden/>
+          </w:rPr>
+          <w:t>31</w:t>
+        </w:r>
+        <w:r>
+          <w:rPr>
+            <w:noProof/>
+            <w:webHidden/>
+          </w:rPr>
+          <w:fldChar w:fldCharType="end"/>
+        </w:r>
+      </w:hyperlink>
+    </w:p>
+    <w:p>
+      <w:pPr>
+        <w:pStyle w:val="TM4"/>
+        <w:tabs>
+          <w:tab w:val="right" w:leader="dot" w:pos="9062"/>
+        </w:tabs>
+        <w:rPr>
+          <w:rFonts w:eastAsiaTheme="minorEastAsia" w:cstheme="minorBidi"/>
+          <w:noProof/>
+          <w:kern w:val="2"/>
+          <w:sz w:val="24"/>
+          <w:szCs w:val="24"/>
+          <w:lang w:eastAsia="fr-FR"/>
+          <w14:ligatures w14:val="standardContextual"/>
+        </w:rPr>
+      </w:pPr>
+      <w:hyperlink w:anchor="_Toc224137101" w:history="1">
+        <w:r>
+          <w:rPr>
+            <w:rStyle w:val="Lienhypertexte"/>
+            <w:noProof/>
+          </w:rPr>
+          <w:t>2.5.1.1. Avec ALEA et TEXTE</w:t>
+        </w:r>
+        <w:r>
+          <w:rPr>
+            <w:noProof/>
+            <w:webHidden/>
+          </w:rPr>
+          <w:tab/>
+        </w:r>
+        <w:r>
+          <w:rPr>
+            <w:noProof/>
+            <w:webHidden/>
+          </w:rPr>
+          <w:fldChar w:fldCharType="begin"/>
+        </w:r>
+        <w:r>
+          <w:rPr>
+            <w:noProof/>
+            <w:webHidden/>
+          </w:rPr>
+          <w:instrText xml:space="preserve"> PAGEREF _Toc224137101 \h </w:instrText>
+        </w:r>
+        <w:r>
+          <w:rPr>
+            <w:noProof/>
+            <w:webHidden/>
+          </w:rPr>
+        </w:r>
+        <w:r>
+          <w:rPr>
+            <w:noProof/>
+            <w:webHidden/>
+          </w:rPr>
+          <w:fldChar w:fldCharType="separate"/>
+        </w:r>
+        <w:r>
+          <w:rPr>
+            <w:noProof/>
+            <w:webHidden/>
+          </w:rPr>
+          <w:t>31</w:t>
+        </w:r>
+        <w:r>
+          <w:rPr>
+            <w:noProof/>
+            <w:webHidden/>
+          </w:rPr>
+          <w:fldChar w:fldCharType="end"/>
+        </w:r>
+      </w:hyperlink>
+    </w:p>
+    <w:p>
+      <w:pPr>
+        <w:pStyle w:val="TM4"/>
+        <w:tabs>
+          <w:tab w:val="right" w:leader="dot" w:pos="9062"/>
+        </w:tabs>
+        <w:rPr>
+          <w:rFonts w:eastAsiaTheme="minorEastAsia" w:cstheme="minorBidi"/>
+          <w:noProof/>
+          <w:kern w:val="2"/>
+          <w:sz w:val="24"/>
+          <w:szCs w:val="24"/>
+          <w:lang w:eastAsia="fr-FR"/>
+          <w14:ligatures w14:val="standardContextual"/>
+        </w:rPr>
+      </w:pPr>
+      <w:hyperlink w:anchor="_Toc224137102" w:history="1">
+        <w:r>
+          <w:rPr>
+            <w:rStyle w:val="Lienhypertexte"/>
+            <w:noProof/>
+          </w:rPr>
+          <w:t>2.5.1.2. Avec T et MAINTENANT</w:t>
+        </w:r>
+        <w:r>
+          <w:rPr>
+            <w:noProof/>
+            <w:webHidden/>
+          </w:rPr>
+          <w:tab/>
+        </w:r>
+        <w:r>
+          <w:rPr>
+            <w:noProof/>
+            <w:webHidden/>
+          </w:rPr>
+          <w:fldChar w:fldCharType="begin"/>
+        </w:r>
+        <w:r>
+          <w:rPr>
+            <w:noProof/>
+            <w:webHidden/>
+          </w:rPr>
+          <w:instrText xml:space="preserve"> PAGEREF _Toc224137102 \h </w:instrText>
         </w:r>
         <w:r>
           <w:rPr>
@@ -2689,7 +2837,7 @@
           <w14:ligatures w14:val="standardContextual"/>
         </w:rPr>
       </w:pPr>
-      <w:hyperlink w:anchor="_Toc224136564" w:history="1">
+      <w:hyperlink w:anchor="_Toc224137103" w:history="1">
         <w:r>
           <w:rPr>
             <w:rStyle w:val="Lienhypertexte"/>
@@ -2716,7 +2864,155 @@
             <w:noProof/>
             <w:webHidden/>
           </w:rPr>
-          <w:instrText xml:space="preserve"> PAGEREF _Toc224136564 \h </w:instrText>
+          <w:instrText xml:space="preserve"> PAGEREF _Toc224137103 \h </w:instrText>
+        </w:r>
+        <w:r>
+          <w:rPr>
+            <w:noProof/>
+            <w:webHidden/>
+          </w:rPr>
+        </w:r>
+        <w:r>
+          <w:rPr>
+            <w:noProof/>
+            <w:webHidden/>
+          </w:rPr>
+          <w:fldChar w:fldCharType="separate"/>
+        </w:r>
+        <w:r>
+          <w:rPr>
+            <w:noProof/>
+            <w:webHidden/>
+          </w:rPr>
+          <w:t>31</w:t>
+        </w:r>
+        <w:r>
+          <w:rPr>
+            <w:noProof/>
+            <w:webHidden/>
+          </w:rPr>
+          <w:fldChar w:fldCharType="end"/>
+        </w:r>
+      </w:hyperlink>
+    </w:p>
+    <w:p>
+      <w:pPr>
+        <w:pStyle w:val="TM4"/>
+        <w:tabs>
+          <w:tab w:val="right" w:leader="dot" w:pos="9062"/>
+        </w:tabs>
+        <w:rPr>
+          <w:rFonts w:eastAsiaTheme="minorEastAsia" w:cstheme="minorBidi"/>
+          <w:noProof/>
+          <w:kern w:val="2"/>
+          <w:sz w:val="24"/>
+          <w:szCs w:val="24"/>
+          <w:lang w:eastAsia="fr-FR"/>
+          <w14:ligatures w14:val="standardContextual"/>
+        </w:rPr>
+      </w:pPr>
+      <w:hyperlink w:anchor="_Toc224137104" w:history="1">
+        <w:r>
+          <w:rPr>
+            <w:rStyle w:val="Lienhypertexte"/>
+            <w:noProof/>
+          </w:rPr>
+          <w:t>2.5.2.1. Ajouter des liens hypertexte manuellement</w:t>
+        </w:r>
+        <w:r>
+          <w:rPr>
+            <w:noProof/>
+            <w:webHidden/>
+          </w:rPr>
+          <w:tab/>
+        </w:r>
+        <w:r>
+          <w:rPr>
+            <w:noProof/>
+            <w:webHidden/>
+          </w:rPr>
+          <w:fldChar w:fldCharType="begin"/>
+        </w:r>
+        <w:r>
+          <w:rPr>
+            <w:noProof/>
+            <w:webHidden/>
+          </w:rPr>
+          <w:instrText xml:space="preserve"> PAGEREF _Toc224137104 \h </w:instrText>
+        </w:r>
+        <w:r>
+          <w:rPr>
+            <w:noProof/>
+            <w:webHidden/>
+          </w:rPr>
+        </w:r>
+        <w:r>
+          <w:rPr>
+            <w:noProof/>
+            <w:webHidden/>
+          </w:rPr>
+          <w:fldChar w:fldCharType="separate"/>
+        </w:r>
+        <w:r>
+          <w:rPr>
+            <w:noProof/>
+            <w:webHidden/>
+          </w:rPr>
+          <w:t>31</w:t>
+        </w:r>
+        <w:r>
+          <w:rPr>
+            <w:noProof/>
+            <w:webHidden/>
+          </w:rPr>
+          <w:fldChar w:fldCharType="end"/>
+        </w:r>
+      </w:hyperlink>
+    </w:p>
+    <w:p>
+      <w:pPr>
+        <w:pStyle w:val="TM4"/>
+        <w:tabs>
+          <w:tab w:val="right" w:leader="dot" w:pos="9062"/>
+        </w:tabs>
+        <w:rPr>
+          <w:rFonts w:eastAsiaTheme="minorEastAsia" w:cstheme="minorBidi"/>
+          <w:noProof/>
+          <w:kern w:val="2"/>
+          <w:sz w:val="24"/>
+          <w:szCs w:val="24"/>
+          <w:lang w:eastAsia="fr-FR"/>
+          <w14:ligatures w14:val="standardContextual"/>
+        </w:rPr>
+      </w:pPr>
+      <w:hyperlink w:anchor="_Toc224137105" w:history="1">
+        <w:r>
+          <w:rPr>
+            <w:rStyle w:val="Lienhypertexte"/>
+            <w:noProof/>
+          </w:rPr>
+          <w:t>2.5.2.2. Transition vers le VBA : ajouter des liens hypertexte par code</w:t>
+        </w:r>
+        <w:r>
+          <w:rPr>
+            <w:noProof/>
+            <w:webHidden/>
+          </w:rPr>
+          <w:tab/>
+        </w:r>
+        <w:r>
+          <w:rPr>
+            <w:noProof/>
+            <w:webHidden/>
+          </w:rPr>
+          <w:fldChar w:fldCharType="begin"/>
+        </w:r>
+        <w:r>
+          <w:rPr>
+            <w:noProof/>
+            <w:webHidden/>
+          </w:rPr>
+          <w:instrText xml:space="preserve"> PAGEREF _Toc224137105 \h </w:instrText>
         </w:r>
         <w:r>
           <w:rPr>
@@ -2765,7 +3061,7 @@
           <w14:ligatures w14:val="standardContextual"/>
         </w:rPr>
       </w:pPr>
-      <w:hyperlink w:anchor="_Toc224136565" w:history="1">
+      <w:hyperlink w:anchor="_Toc224137106" w:history="1">
         <w:r>
           <w:rPr>
             <w:rStyle w:val="Lienhypertexte"/>
@@ -2792,7 +3088,7 @@
             <w:noProof/>
             <w:webHidden/>
           </w:rPr>
-          <w:instrText xml:space="preserve"> PAGEREF _Toc224136565 \h </w:instrText>
+          <w:instrText xml:space="preserve"> PAGEREF _Toc224137106 \h </w:instrText>
         </w:r>
         <w:r>
           <w:rPr>
@@ -2841,7 +3137,7 @@
           <w14:ligatures w14:val="standardContextual"/>
         </w:rPr>
       </w:pPr>
-      <w:hyperlink w:anchor="_Toc224136566" w:history="1">
+      <w:hyperlink w:anchor="_Toc224137107" w:history="1">
         <w:r>
           <w:rPr>
             <w:rStyle w:val="Lienhypertexte"/>
@@ -2868,7 +3164,7 @@
             <w:noProof/>
             <w:webHidden/>
           </w:rPr>
-          <w:instrText xml:space="preserve"> PAGEREF _Toc224136566 \h </w:instrText>
+          <w:instrText xml:space="preserve"> PAGEREF _Toc224137107 \h </w:instrText>
         </w:r>
         <w:r>
           <w:rPr>
@@ -2908,7 +3204,7 @@
       <w:pPr>
         <w:pStyle w:val="Titre1"/>
       </w:pPr>
-      <w:bookmarkStart w:id="0" w:name="_Toc224136530"/>
+      <w:bookmarkStart w:id="0" w:name="_Toc224137067"/>
       <w:r>
         <w:t>Prolégomènes</w:t>
       </w:r>
@@ -2918,7 +3214,7 @@
       <w:pPr>
         <w:pStyle w:val="Titre2"/>
       </w:pPr>
-      <w:bookmarkStart w:id="1" w:name="_Toc224136531"/>
+      <w:bookmarkStart w:id="1" w:name="_Toc224137068"/>
       <w:r>
         <w:t>Travailler avec un classeur Excel prenant en charge les macros</w:t>
       </w:r>
@@ -3104,7 +3400,7 @@
       <w:pPr>
         <w:pStyle w:val="Titre2"/>
       </w:pPr>
-      <w:bookmarkStart w:id="2" w:name="_Toc224136532"/>
+      <w:bookmarkStart w:id="2" w:name="_Toc224137069"/>
       <w:r>
         <w:t xml:space="preserve">Le </w:t>
       </w:r>
@@ -3229,6 +3525,7 @@
     </w:p>
     <w:p>
       <w:r>
+        <w:lastRenderedPageBreak/>
         <w:t>On peut également utiliser un traducteur de fonctions en ligne</w:t>
       </w:r>
       <w:r>
@@ -3252,7 +3549,7 @@
       <w:pPr>
         <w:pStyle w:val="Titre1"/>
       </w:pPr>
-      <w:bookmarkStart w:id="3" w:name="_Toc224136533"/>
+      <w:bookmarkStart w:id="3" w:name="_Toc224137070"/>
       <w:r>
         <w:t>Liste avec</w:t>
       </w:r>
@@ -3286,7 +3583,7 @@
       <w:pPr>
         <w:pStyle w:val="Titre2"/>
       </w:pPr>
-      <w:bookmarkStart w:id="4" w:name="_Toc224136534"/>
+      <w:bookmarkStart w:id="4" w:name="_Toc224137071"/>
       <w:r>
         <w:t xml:space="preserve">Avec </w:t>
       </w:r>
@@ -3831,7 +4128,7 @@
       <w:pPr>
         <w:pStyle w:val="Titre3"/>
       </w:pPr>
-      <w:bookmarkStart w:id="5" w:name="_Toc224136535"/>
+      <w:bookmarkStart w:id="5" w:name="_Toc224137072"/>
       <w:r>
         <w:t>Syntaxe de la fonction REMPLACER</w:t>
       </w:r>
@@ -4215,7 +4512,7 @@
       <w:pPr>
         <w:pStyle w:val="Titre3"/>
       </w:pPr>
-      <w:bookmarkStart w:id="6" w:name="_Toc224136536"/>
+      <w:bookmarkStart w:id="6" w:name="_Toc224137073"/>
       <w:r>
         <w:t>Syntaxe de la fonction TROUVE</w:t>
       </w:r>
@@ -4585,7 +4882,7 @@
       <w:pPr>
         <w:pStyle w:val="Titre3"/>
       </w:pPr>
-      <w:bookmarkStart w:id="7" w:name="_Toc224136537"/>
+      <w:bookmarkStart w:id="7" w:name="_Toc224137074"/>
       <w:r>
         <w:t>Explications :</w:t>
       </w:r>
@@ -4783,7 +5080,7 @@
       <w:pPr>
         <w:pStyle w:val="Titre3"/>
       </w:pPr>
-      <w:bookmarkStart w:id="8" w:name="_Toc224136538"/>
+      <w:bookmarkStart w:id="8" w:name="_Toc224137075"/>
       <w:r>
         <w:lastRenderedPageBreak/>
         <w:t>Syntaxe</w:t>
@@ -4848,7 +5145,7 @@
       <w:pPr>
         <w:pStyle w:val="Titre4"/>
       </w:pPr>
-      <w:bookmarkStart w:id="9" w:name="_Toc224136539"/>
+      <w:bookmarkStart w:id="9" w:name="_Toc224137076"/>
       <w:r>
         <w:t>Syntaxe de la fonction INDEX</w:t>
       </w:r>
@@ -5399,7 +5696,7 @@
       <w:pPr>
         <w:pStyle w:val="Titre4"/>
       </w:pPr>
-      <w:bookmarkStart w:id="10" w:name="_Toc224136540"/>
+      <w:bookmarkStart w:id="10" w:name="_Toc224137077"/>
       <w:r>
         <w:t>Syntaxe de la fonction INDEX</w:t>
       </w:r>
@@ -6067,7 +6364,7 @@
       <w:pPr>
         <w:pStyle w:val="Titre2"/>
       </w:pPr>
-      <w:bookmarkStart w:id="11" w:name="_Toc224136541"/>
+      <w:bookmarkStart w:id="11" w:name="_Toc224137078"/>
       <w:r>
         <w:t>Avec LIRE.CLASSEUR , TRANSPOSE et SUBSTITUE</w:t>
       </w:r>
@@ -6693,7 +6990,7 @@
       <w:pPr>
         <w:pStyle w:val="Titre3"/>
       </w:pPr>
-      <w:bookmarkStart w:id="12" w:name="_Toc224136542"/>
+      <w:bookmarkStart w:id="12" w:name="_Toc224137079"/>
       <w:r>
         <w:t>Syntaxe de la fonction SUBSTITUE</w:t>
       </w:r>
@@ -7154,7 +7451,7 @@
       <w:pPr>
         <w:pStyle w:val="Titre3"/>
       </w:pPr>
-      <w:bookmarkStart w:id="13" w:name="_Toc224136543"/>
+      <w:bookmarkStart w:id="13" w:name="_Toc224137080"/>
       <w:r>
         <w:t>Syntaxe de la fonction TRANSPOSE</w:t>
       </w:r>
@@ -7603,7 +7900,7 @@
       <w:pPr>
         <w:pStyle w:val="Titre3"/>
       </w:pPr>
-      <w:bookmarkStart w:id="14" w:name="_Toc224136544"/>
+      <w:bookmarkStart w:id="14" w:name="_Toc224137081"/>
       <w:r>
         <w:t>Explications :</w:t>
       </w:r>
@@ -7843,7 +8140,7 @@
       <w:pPr>
         <w:pStyle w:val="Titre2"/>
       </w:pPr>
-      <w:bookmarkStart w:id="15" w:name="_Toc224136545"/>
+      <w:bookmarkStart w:id="15" w:name="_Toc224137082"/>
       <w:r>
         <w:t>Avec LIRE.CLASSEUR, REMPLACER, TROUVE et TRANSPOSE</w:t>
       </w:r>
@@ -7858,7 +8155,7 @@
       <w:pPr>
         <w:pStyle w:val="Titre3"/>
       </w:pPr>
-      <w:bookmarkStart w:id="16" w:name="_Toc224136546"/>
+      <w:bookmarkStart w:id="16" w:name="_Toc224137083"/>
       <w:r>
         <w:t>Étape 1 : Clique</w:t>
       </w:r>
@@ -7999,7 +8296,7 @@
       <w:pPr>
         <w:pStyle w:val="Titre3"/>
       </w:pPr>
-      <w:bookmarkStart w:id="17" w:name="_Toc224136547"/>
+      <w:bookmarkStart w:id="17" w:name="_Toc224137084"/>
       <w:r>
         <w:t>Étape 2 : Modifiez le nom et la formule dans la boîte de dialogue Nouveau nom</w:t>
       </w:r>
@@ -8430,7 +8727,7 @@
       <w:pPr>
         <w:pStyle w:val="Titre3"/>
       </w:pPr>
-      <w:bookmarkStart w:id="18" w:name="_Toc224136548"/>
+      <w:bookmarkStart w:id="18" w:name="_Toc224137085"/>
       <w:r>
         <w:t>Étape 3 : Utilisation d'une formule pour lister les noms des feuilles</w:t>
       </w:r>
@@ -8584,7 +8881,7 @@
       <w:pPr>
         <w:pStyle w:val="Titre2"/>
       </w:pPr>
-      <w:bookmarkStart w:id="19" w:name="_Toc224136549"/>
+      <w:bookmarkStart w:id="19" w:name="_Toc224137086"/>
       <w:r>
         <w:t xml:space="preserve">Avec LIRE.CLASSEUR, </w:t>
       </w:r>
@@ -8759,7 +9056,7 @@
       <w:pPr>
         <w:pStyle w:val="Titre3"/>
       </w:pPr>
-      <w:bookmarkStart w:id="20" w:name="_Toc224136550"/>
+      <w:bookmarkStart w:id="20" w:name="_Toc224137087"/>
       <w:r>
         <w:t>Étape 1 : Clique</w:t>
       </w:r>
@@ -8848,7 +9145,7 @@
       <w:pPr>
         <w:pStyle w:val="Titre3"/>
       </w:pPr>
-      <w:bookmarkStart w:id="21" w:name="_Toc224136551"/>
+      <w:bookmarkStart w:id="21" w:name="_Toc224137088"/>
       <w:r>
         <w:t xml:space="preserve">Étape </w:t>
       </w:r>
@@ -8964,7 +9261,7 @@
       <w:pPr>
         <w:pStyle w:val="Titre3"/>
       </w:pPr>
-      <w:bookmarkStart w:id="22" w:name="_Toc224136552"/>
+      <w:bookmarkStart w:id="22" w:name="_Toc224137089"/>
       <w:r>
         <w:t xml:space="preserve">Étape </w:t>
       </w:r>
@@ -9252,7 +9549,7 @@
       <w:pPr>
         <w:pStyle w:val="Titre3"/>
       </w:pPr>
-      <w:bookmarkStart w:id="23" w:name="_Toc224136553"/>
+      <w:bookmarkStart w:id="23" w:name="_Toc224137090"/>
       <w:r>
         <w:t xml:space="preserve">Étape </w:t>
       </w:r>
@@ -9371,7 +9668,7 @@
       <w:pPr>
         <w:pStyle w:val="Titre4"/>
       </w:pPr>
-      <w:bookmarkStart w:id="24" w:name="_Toc224136554"/>
+      <w:bookmarkStart w:id="24" w:name="_Toc224137091"/>
       <w:r>
         <w:t>Syntaxe de</w:t>
       </w:r>
@@ -9808,7 +10105,7 @@
       <w:pPr>
         <w:pStyle w:val="Titre4"/>
       </w:pPr>
-      <w:bookmarkStart w:id="25" w:name="_Toc224136555"/>
+      <w:bookmarkStart w:id="25" w:name="_Toc224137092"/>
       <w:r>
         <w:t>Explications</w:t>
       </w:r>
@@ -9818,7 +10115,7 @@
       <w:pPr>
         <w:pStyle w:val="Titre4"/>
       </w:pPr>
-      <w:bookmarkStart w:id="26" w:name="_Toc224136556"/>
+      <w:bookmarkStart w:id="26" w:name="_Toc224137093"/>
       <w:r>
         <w:t>Décomposer le résultat de LIRE.CLASSEUR()</w:t>
       </w:r>
@@ -10652,7 +10949,7 @@
       <w:pPr>
         <w:pStyle w:val="Titre4"/>
       </w:pPr>
-      <w:bookmarkStart w:id="27" w:name="_Toc224136557"/>
+      <w:bookmarkStart w:id="27" w:name="_Toc224137094"/>
       <w:r>
         <w:t>Autre solution avec la fonction DROITE()</w:t>
       </w:r>
@@ -10931,7 +11228,7 @@
       <w:pPr>
         <w:pStyle w:val="Titre3"/>
       </w:pPr>
-      <w:bookmarkStart w:id="28" w:name="_Toc224136558"/>
+      <w:bookmarkStart w:id="28" w:name="_Toc224137095"/>
       <w:r>
         <w:t xml:space="preserve">Étape </w:t>
       </w:r>
@@ -11423,7 +11720,7 @@
       <w:pPr>
         <w:pStyle w:val="Titre3"/>
       </w:pPr>
-      <w:bookmarkStart w:id="29" w:name="_Toc224136559"/>
+      <w:bookmarkStart w:id="29" w:name="_Toc224137096"/>
       <w:r>
         <w:lastRenderedPageBreak/>
         <w:t>Étape 6 : Gérer les erreurs #REF ! avec la fonction SIERREUR</w:t>
@@ -11506,7 +11803,7 @@
       <w:pPr>
         <w:pStyle w:val="Titre4"/>
       </w:pPr>
-      <w:bookmarkStart w:id="30" w:name="_Toc224136560"/>
+      <w:bookmarkStart w:id="30" w:name="_Toc224137097"/>
       <w:r>
         <w:t>Syntaxe de la fonction SIERREUR</w:t>
       </w:r>
@@ -12110,7 +12407,7 @@
       <w:pPr>
         <w:pStyle w:val="Titre4"/>
       </w:pPr>
-      <w:bookmarkStart w:id="31" w:name="_Toc224136561"/>
+      <w:bookmarkStart w:id="31" w:name="_Toc224137098"/>
       <w:r>
         <w:t>Modification de la formule pour ne pas compter la feuille Sommaire</w:t>
       </w:r>
@@ -12118,7 +12415,34 @@
     </w:p>
     <w:p>
       <w:r>
-        <w:t>En effet, on peut ne pas afficher le nom de la feuille qui contient le sommaire. Dans ce cas la fonction devient :</w:t>
+        <w:t xml:space="preserve">En effet, on peut ne pas afficher le nom de la feuille qui contient le sommaire. Dans ce cas la fonction </w:t>
+      </w:r>
+      <w:r>
+        <w:t xml:space="preserve">est modifiée, </w:t>
+      </w:r>
+      <w:r>
+        <w:rPr>
+          <w:b/>
+          <w:bCs/>
+        </w:rPr>
+        <w:t>en ajoutant 1 à l’argument</w:t>
+      </w:r>
+      <w:r>
+        <w:t xml:space="preserve"> </w:t>
+      </w:r>
+      <w:proofErr w:type="spellStart"/>
+      <w:r>
+        <w:rPr>
+          <w:b/>
+          <w:bCs/>
+          <w:i/>
+          <w:iCs/>
+        </w:rPr>
+        <w:t>no_col</w:t>
+      </w:r>
+      <w:proofErr w:type="spellEnd"/>
+      <w:r>
+        <w:t>.</w:t>
       </w:r>
     </w:p>
     <w:p>
@@ -12142,6 +12466,9 @@
     </w:p>
     <w:p>
       <w:r>
+        <w:rPr>
+          <w:noProof/>
+        </w:rPr>
         <w:drawing>
           <wp:inline distT="0" distB="0" distL="0" distR="0" wp14:anchorId="1FE347DA" wp14:editId="632876C1">
             <wp:extent cx="5760720" cy="2710942"/>
@@ -12190,17 +12517,14 @@
     </w:p>
     <w:p>
       <w:r>
-        <w:t xml:space="preserve">On constate bien qu’après la modification de la formule, </w:t>
-      </w:r>
-      <w:r>
-        <w:t>la feuille Sommaire</w:t>
-      </w:r>
-      <w:r>
-        <w:t xml:space="preserve"> n’est plus affichée.</w:t>
-      </w:r>
-    </w:p>
-    <w:p>
-      <w:r>
+        <w:t>On constate bien qu’après la modification de la formule, la feuille Sommaire n’est plus affichée.</w:t>
+      </w:r>
+    </w:p>
+    <w:p>
+      <w:r>
+        <w:rPr>
+          <w:noProof/>
+        </w:rPr>
         <w:lastRenderedPageBreak/>
         <w:drawing>
           <wp:inline distT="0" distB="0" distL="0" distR="0" wp14:anchorId="78269E26" wp14:editId="3ED7D17B">
@@ -12256,7 +12580,7 @@
           <w:highlight w:val="yellow"/>
         </w:rPr>
       </w:pPr>
-      <w:bookmarkStart w:id="32" w:name="_Toc224136562"/>
+      <w:bookmarkStart w:id="32" w:name="_Toc224137099"/>
       <w:r>
         <w:rPr>
           <w:highlight w:val="yellow"/>
@@ -12269,7 +12593,7 @@
       <w:pPr>
         <w:pStyle w:val="Titre3"/>
       </w:pPr>
-      <w:bookmarkStart w:id="33" w:name="_Toc224136563"/>
+      <w:bookmarkStart w:id="33" w:name="_Toc224137100"/>
       <w:r>
         <w:t>Rendre dynamique l'affichage</w:t>
       </w:r>
@@ -12281,26 +12605,83 @@
       </w:r>
     </w:p>
     <w:p>
-      <w:r>
-        <w:t>T(MAINTENANT()</w:t>
-      </w:r>
+      <w:pPr>
+        <w:pStyle w:val="Titre4"/>
+      </w:pPr>
+      <w:bookmarkStart w:id="34" w:name="_Toc224137101"/>
+      <w:r>
+        <w:t>Avec ALEA et TEXTE</w:t>
+      </w:r>
+      <w:bookmarkEnd w:id="34"/>
+    </w:p>
+    <w:p>
+      <w:pPr>
+        <w:pStyle w:val="Titre4"/>
+      </w:pPr>
+      <w:bookmarkStart w:id="35" w:name="_Toc224137102"/>
+      <w:r>
+        <w:t xml:space="preserve">Avec </w:t>
+      </w:r>
+      <w:r>
+        <w:t>T</w:t>
+      </w:r>
+      <w:r>
+        <w:t xml:space="preserve"> et </w:t>
+      </w:r>
+      <w:r>
+        <w:t>MAINTENANT</w:t>
+      </w:r>
+      <w:bookmarkEnd w:id="35"/>
     </w:p>
     <w:p>
       <w:pPr>
         <w:pStyle w:val="Titre3"/>
       </w:pPr>
-      <w:bookmarkStart w:id="34" w:name="_Toc224136564"/>
+      <w:bookmarkStart w:id="36" w:name="_Toc224137103"/>
       <w:r>
         <w:t>On peut ajouter des liens hypertexte sur le nom des feuilles.</w:t>
       </w:r>
-      <w:bookmarkEnd w:id="34"/>
+      <w:bookmarkEnd w:id="36"/>
+    </w:p>
+    <w:p>
+      <w:pPr>
+        <w:pStyle w:val="Titre4"/>
+      </w:pPr>
+      <w:bookmarkStart w:id="37" w:name="_Toc224137104"/>
+      <w:r>
+        <w:t xml:space="preserve">Ajouter </w:t>
+      </w:r>
+      <w:r>
+        <w:t xml:space="preserve">des liens hypertexte </w:t>
+      </w:r>
+      <w:r>
+        <w:t>manuellement</w:t>
+      </w:r>
+      <w:bookmarkEnd w:id="37"/>
+    </w:p>
+    <w:p>
+      <w:pPr>
+        <w:pStyle w:val="Titre4"/>
+      </w:pPr>
+      <w:bookmarkStart w:id="38" w:name="_Toc224137105"/>
+      <w:r>
+        <w:t>Transition vers le VBA : a</w:t>
+      </w:r>
+      <w:r>
+        <w:t>jouter des liens hypertexte</w:t>
+      </w:r>
+      <w:r>
+        <w:t xml:space="preserve"> par code</w:t>
+      </w:r>
+      <w:bookmarkEnd w:id="38"/>
     </w:p>
     <w:p/>
+    <w:p/>
     <w:p>
       <w:pPr>
         <w:pStyle w:val="Titre1"/>
       </w:pPr>
-      <w:bookmarkStart w:id="35" w:name="_Toc224136565"/>
+      <w:bookmarkStart w:id="39" w:name="_Toc224137106"/>
       <w:r>
         <w:t>Traduction</w:t>
       </w:r>
@@ -12319,7 +12700,7 @@
       <w:r>
         <w:t xml:space="preserve"> Excel en anglais</w:t>
       </w:r>
-      <w:bookmarkEnd w:id="35"/>
+      <w:bookmarkEnd w:id="39"/>
     </w:p>
     <w:p>
       <w:r>
@@ -12448,13 +12829,13 @@
       <w:pPr>
         <w:pStyle w:val="Titre1"/>
       </w:pPr>
-      <w:bookmarkStart w:id="36" w:name="_Toc223707034"/>
-      <w:bookmarkStart w:id="37" w:name="_Toc224136566"/>
+      <w:bookmarkStart w:id="40" w:name="_Toc223707034"/>
+      <w:bookmarkStart w:id="41" w:name="_Toc224137107"/>
       <w:r>
         <w:t>Links</w:t>
       </w:r>
-      <w:bookmarkEnd w:id="36"/>
-      <w:bookmarkEnd w:id="37"/>
+      <w:bookmarkEnd w:id="40"/>
+      <w:bookmarkEnd w:id="41"/>
     </w:p>
     <w:p>
       <w:pPr>
@@ -13252,7 +13633,7 @@
               <w:sz w:val="16"/>
               <w:szCs w:val="16"/>
             </w:rPr>
-            <w:t>11-03-2026 15:41</w:t>
+            <w:t>11-03-2026 15:48</w:t>
           </w:r>
           <w:r>
             <w:rPr>

--- a/EXCEL_CodeSource/Classeurs_CodeSource/SheetsList/Lister le nom des feuilles dans Excel.docx
+++ b/EXCEL_CodeSource/Classeurs_CodeSource/SheetsList/Lister le nom des feuilles dans Excel.docx
@@ -152,7 +152,7 @@
       <w:r>
         <w:fldChar w:fldCharType="separate"/>
       </w:r>
-      <w:hyperlink w:anchor="_Toc224137067" w:history="1">
+      <w:hyperlink w:anchor="_Toc224140453" w:history="1">
         <w:r>
           <w:rPr>
             <w:rStyle w:val="Lienhypertexte"/>
@@ -179,7 +179,7 @@
             <w:noProof/>
             <w:webHidden/>
           </w:rPr>
-          <w:instrText xml:space="preserve"> PAGEREF _Toc224137067 \h </w:instrText>
+          <w:instrText xml:space="preserve"> PAGEREF _Toc224140453 \h </w:instrText>
         </w:r>
         <w:r>
           <w:rPr>
@@ -226,7 +226,7 @@
           <w14:ligatures w14:val="standardContextual"/>
         </w:rPr>
       </w:pPr>
-      <w:hyperlink w:anchor="_Toc224137068" w:history="1">
+      <w:hyperlink w:anchor="_Toc224140454" w:history="1">
         <w:r>
           <w:rPr>
             <w:rStyle w:val="Lienhypertexte"/>
@@ -253,7 +253,7 @@
             <w:noProof/>
             <w:webHidden/>
           </w:rPr>
-          <w:instrText xml:space="preserve"> PAGEREF _Toc224137068 \h </w:instrText>
+          <w:instrText xml:space="preserve"> PAGEREF _Toc224140454 \h </w:instrText>
         </w:r>
         <w:r>
           <w:rPr>
@@ -300,7 +300,7 @@
           <w14:ligatures w14:val="standardContextual"/>
         </w:rPr>
       </w:pPr>
-      <w:hyperlink w:anchor="_Toc224137069" w:history="1">
+      <w:hyperlink w:anchor="_Toc224140455" w:history="1">
         <w:r>
           <w:rPr>
             <w:rStyle w:val="Lienhypertexte"/>
@@ -327,7 +327,7 @@
             <w:noProof/>
             <w:webHidden/>
           </w:rPr>
-          <w:instrText xml:space="preserve"> PAGEREF _Toc224137069 \h </w:instrText>
+          <w:instrText xml:space="preserve"> PAGEREF _Toc224140455 \h </w:instrText>
         </w:r>
         <w:r>
           <w:rPr>
@@ -376,7 +376,7 @@
           <w14:ligatures w14:val="standardContextual"/>
         </w:rPr>
       </w:pPr>
-      <w:hyperlink w:anchor="_Toc224137070" w:history="1">
+      <w:hyperlink w:anchor="_Toc224140456" w:history="1">
         <w:r>
           <w:rPr>
             <w:rStyle w:val="Lienhypertexte"/>
@@ -403,7 +403,7 @@
             <w:noProof/>
             <w:webHidden/>
           </w:rPr>
-          <w:instrText xml:space="preserve"> PAGEREF _Toc224137070 \h </w:instrText>
+          <w:instrText xml:space="preserve"> PAGEREF _Toc224140456 \h </w:instrText>
         </w:r>
         <w:r>
           <w:rPr>
@@ -450,7 +450,7 @@
           <w14:ligatures w14:val="standardContextual"/>
         </w:rPr>
       </w:pPr>
-      <w:hyperlink w:anchor="_Toc224137071" w:history="1">
+      <w:hyperlink w:anchor="_Toc224140457" w:history="1">
         <w:r>
           <w:rPr>
             <w:rStyle w:val="Lienhypertexte"/>
@@ -477,7 +477,7 @@
             <w:noProof/>
             <w:webHidden/>
           </w:rPr>
-          <w:instrText xml:space="preserve"> PAGEREF _Toc224137071 \h </w:instrText>
+          <w:instrText xml:space="preserve"> PAGEREF _Toc224140457 \h </w:instrText>
         </w:r>
         <w:r>
           <w:rPr>
@@ -525,7 +525,7 @@
           <w14:ligatures w14:val="standardContextual"/>
         </w:rPr>
       </w:pPr>
-      <w:hyperlink w:anchor="_Toc224137072" w:history="1">
+      <w:hyperlink w:anchor="_Toc224140458" w:history="1">
         <w:r>
           <w:rPr>
             <w:rStyle w:val="Lienhypertexte"/>
@@ -552,7 +552,7 @@
             <w:noProof/>
             <w:webHidden/>
           </w:rPr>
-          <w:instrText xml:space="preserve"> PAGEREF _Toc224137072 \h </w:instrText>
+          <w:instrText xml:space="preserve"> PAGEREF _Toc224140458 \h </w:instrText>
         </w:r>
         <w:r>
           <w:rPr>
@@ -600,7 +600,7 @@
           <w14:ligatures w14:val="standardContextual"/>
         </w:rPr>
       </w:pPr>
-      <w:hyperlink w:anchor="_Toc224137073" w:history="1">
+      <w:hyperlink w:anchor="_Toc224140459" w:history="1">
         <w:r>
           <w:rPr>
             <w:rStyle w:val="Lienhypertexte"/>
@@ -627,7 +627,7 @@
             <w:noProof/>
             <w:webHidden/>
           </w:rPr>
-          <w:instrText xml:space="preserve"> PAGEREF _Toc224137073 \h </w:instrText>
+          <w:instrText xml:space="preserve"> PAGEREF _Toc224140459 \h </w:instrText>
         </w:r>
         <w:r>
           <w:rPr>
@@ -675,7 +675,7 @@
           <w14:ligatures w14:val="standardContextual"/>
         </w:rPr>
       </w:pPr>
-      <w:hyperlink w:anchor="_Toc224137074" w:history="1">
+      <w:hyperlink w:anchor="_Toc224140460" w:history="1">
         <w:r>
           <w:rPr>
             <w:rStyle w:val="Lienhypertexte"/>
@@ -702,7 +702,7 @@
             <w:noProof/>
             <w:webHidden/>
           </w:rPr>
-          <w:instrText xml:space="preserve"> PAGEREF _Toc224137074 \h </w:instrText>
+          <w:instrText xml:space="preserve"> PAGEREF _Toc224140460 \h </w:instrText>
         </w:r>
         <w:r>
           <w:rPr>
@@ -750,7 +750,7 @@
           <w14:ligatures w14:val="standardContextual"/>
         </w:rPr>
       </w:pPr>
-      <w:hyperlink w:anchor="_Toc224137075" w:history="1">
+      <w:hyperlink w:anchor="_Toc224140461" w:history="1">
         <w:r>
           <w:rPr>
             <w:rStyle w:val="Lienhypertexte"/>
@@ -777,7 +777,7 @@
             <w:noProof/>
             <w:webHidden/>
           </w:rPr>
-          <w:instrText xml:space="preserve"> PAGEREF _Toc224137075 \h </w:instrText>
+          <w:instrText xml:space="preserve"> PAGEREF _Toc224140461 \h </w:instrText>
         </w:r>
         <w:r>
           <w:rPr>
@@ -824,7 +824,7 @@
           <w14:ligatures w14:val="standardContextual"/>
         </w:rPr>
       </w:pPr>
-      <w:hyperlink w:anchor="_Toc224137076" w:history="1">
+      <w:hyperlink w:anchor="_Toc224140462" w:history="1">
         <w:r>
           <w:rPr>
             <w:rStyle w:val="Lienhypertexte"/>
@@ -851,7 +851,7 @@
             <w:noProof/>
             <w:webHidden/>
           </w:rPr>
-          <w:instrText xml:space="preserve"> PAGEREF _Toc224137076 \h </w:instrText>
+          <w:instrText xml:space="preserve"> PAGEREF _Toc224140462 \h </w:instrText>
         </w:r>
         <w:r>
           <w:rPr>
@@ -898,7 +898,7 @@
           <w14:ligatures w14:val="standardContextual"/>
         </w:rPr>
       </w:pPr>
-      <w:hyperlink w:anchor="_Toc224137077" w:history="1">
+      <w:hyperlink w:anchor="_Toc224140463" w:history="1">
         <w:r>
           <w:rPr>
             <w:rStyle w:val="Lienhypertexte"/>
@@ -925,7 +925,7 @@
             <w:noProof/>
             <w:webHidden/>
           </w:rPr>
-          <w:instrText xml:space="preserve"> PAGEREF _Toc224137077 \h </w:instrText>
+          <w:instrText xml:space="preserve"> PAGEREF _Toc224140463 \h </w:instrText>
         </w:r>
         <w:r>
           <w:rPr>
@@ -972,7 +972,7 @@
           <w14:ligatures w14:val="standardContextual"/>
         </w:rPr>
       </w:pPr>
-      <w:hyperlink w:anchor="_Toc224137078" w:history="1">
+      <w:hyperlink w:anchor="_Toc224140464" w:history="1">
         <w:r>
           <w:rPr>
             <w:rStyle w:val="Lienhypertexte"/>
@@ -999,7 +999,7 @@
             <w:noProof/>
             <w:webHidden/>
           </w:rPr>
-          <w:instrText xml:space="preserve"> PAGEREF _Toc224137078 \h </w:instrText>
+          <w:instrText xml:space="preserve"> PAGEREF _Toc224140464 \h </w:instrText>
         </w:r>
         <w:r>
           <w:rPr>
@@ -1047,7 +1047,7 @@
           <w14:ligatures w14:val="standardContextual"/>
         </w:rPr>
       </w:pPr>
-      <w:hyperlink w:anchor="_Toc224137079" w:history="1">
+      <w:hyperlink w:anchor="_Toc224140465" w:history="1">
         <w:r>
           <w:rPr>
             <w:rStyle w:val="Lienhypertexte"/>
@@ -1074,7 +1074,7 @@
             <w:noProof/>
             <w:webHidden/>
           </w:rPr>
-          <w:instrText xml:space="preserve"> PAGEREF _Toc224137079 \h </w:instrText>
+          <w:instrText xml:space="preserve"> PAGEREF _Toc224140465 \h </w:instrText>
         </w:r>
         <w:r>
           <w:rPr>
@@ -1122,7 +1122,7 @@
           <w14:ligatures w14:val="standardContextual"/>
         </w:rPr>
       </w:pPr>
-      <w:hyperlink w:anchor="_Toc224137080" w:history="1">
+      <w:hyperlink w:anchor="_Toc224140466" w:history="1">
         <w:r>
           <w:rPr>
             <w:rStyle w:val="Lienhypertexte"/>
@@ -1149,7 +1149,7 @@
             <w:noProof/>
             <w:webHidden/>
           </w:rPr>
-          <w:instrText xml:space="preserve"> PAGEREF _Toc224137080 \h </w:instrText>
+          <w:instrText xml:space="preserve"> PAGEREF _Toc224140466 \h </w:instrText>
         </w:r>
         <w:r>
           <w:rPr>
@@ -1197,7 +1197,7 @@
           <w14:ligatures w14:val="standardContextual"/>
         </w:rPr>
       </w:pPr>
-      <w:hyperlink w:anchor="_Toc224137081" w:history="1">
+      <w:hyperlink w:anchor="_Toc224140467" w:history="1">
         <w:r>
           <w:rPr>
             <w:rStyle w:val="Lienhypertexte"/>
@@ -1224,7 +1224,7 @@
             <w:noProof/>
             <w:webHidden/>
           </w:rPr>
-          <w:instrText xml:space="preserve"> PAGEREF _Toc224137081 \h </w:instrText>
+          <w:instrText xml:space="preserve"> PAGEREF _Toc224140467 \h </w:instrText>
         </w:r>
         <w:r>
           <w:rPr>
@@ -1271,7 +1271,7 @@
           <w14:ligatures w14:val="standardContextual"/>
         </w:rPr>
       </w:pPr>
-      <w:hyperlink w:anchor="_Toc224137082" w:history="1">
+      <w:hyperlink w:anchor="_Toc224140468" w:history="1">
         <w:r>
           <w:rPr>
             <w:rStyle w:val="Lienhypertexte"/>
@@ -1298,7 +1298,7 @@
             <w:noProof/>
             <w:webHidden/>
           </w:rPr>
-          <w:instrText xml:space="preserve"> PAGEREF _Toc224137082 \h </w:instrText>
+          <w:instrText xml:space="preserve"> PAGEREF _Toc224140468 \h </w:instrText>
         </w:r>
         <w:r>
           <w:rPr>
@@ -1346,7 +1346,7 @@
           <w14:ligatures w14:val="standardContextual"/>
         </w:rPr>
       </w:pPr>
-      <w:hyperlink w:anchor="_Toc224137083" w:history="1">
+      <w:hyperlink w:anchor="_Toc224140469" w:history="1">
         <w:r>
           <w:rPr>
             <w:rStyle w:val="Lienhypertexte"/>
@@ -1373,7 +1373,7 @@
             <w:noProof/>
             <w:webHidden/>
           </w:rPr>
-          <w:instrText xml:space="preserve"> PAGEREF _Toc224137083 \h </w:instrText>
+          <w:instrText xml:space="preserve"> PAGEREF _Toc224140469 \h </w:instrText>
         </w:r>
         <w:r>
           <w:rPr>
@@ -1421,7 +1421,7 @@
           <w14:ligatures w14:val="standardContextual"/>
         </w:rPr>
       </w:pPr>
-      <w:hyperlink w:anchor="_Toc224137084" w:history="1">
+      <w:hyperlink w:anchor="_Toc224140470" w:history="1">
         <w:r>
           <w:rPr>
             <w:rStyle w:val="Lienhypertexte"/>
@@ -1448,7 +1448,7 @@
             <w:noProof/>
             <w:webHidden/>
           </w:rPr>
-          <w:instrText xml:space="preserve"> PAGEREF _Toc224137084 \h </w:instrText>
+          <w:instrText xml:space="preserve"> PAGEREF _Toc224140470 \h </w:instrText>
         </w:r>
         <w:r>
           <w:rPr>
@@ -1496,7 +1496,7 @@
           <w14:ligatures w14:val="standardContextual"/>
         </w:rPr>
       </w:pPr>
-      <w:hyperlink w:anchor="_Toc224137085" w:history="1">
+      <w:hyperlink w:anchor="_Toc224140471" w:history="1">
         <w:r>
           <w:rPr>
             <w:rStyle w:val="Lienhypertexte"/>
@@ -1523,7 +1523,7 @@
             <w:noProof/>
             <w:webHidden/>
           </w:rPr>
-          <w:instrText xml:space="preserve"> PAGEREF _Toc224137085 \h </w:instrText>
+          <w:instrText xml:space="preserve"> PAGEREF _Toc224140471 \h </w:instrText>
         </w:r>
         <w:r>
           <w:rPr>
@@ -1570,7 +1570,7 @@
           <w14:ligatures w14:val="standardContextual"/>
         </w:rPr>
       </w:pPr>
-      <w:hyperlink w:anchor="_Toc224137086" w:history="1">
+      <w:hyperlink w:anchor="_Toc224140472" w:history="1">
         <w:r>
           <w:rPr>
             <w:rStyle w:val="Lienhypertexte"/>
@@ -1597,7 +1597,7 @@
             <w:noProof/>
             <w:webHidden/>
           </w:rPr>
-          <w:instrText xml:space="preserve"> PAGEREF _Toc224137086 \h </w:instrText>
+          <w:instrText xml:space="preserve"> PAGEREF _Toc224140472 \h </w:instrText>
         </w:r>
         <w:r>
           <w:rPr>
@@ -1645,7 +1645,7 @@
           <w14:ligatures w14:val="standardContextual"/>
         </w:rPr>
       </w:pPr>
-      <w:hyperlink w:anchor="_Toc224137087" w:history="1">
+      <w:hyperlink w:anchor="_Toc224140473" w:history="1">
         <w:r>
           <w:rPr>
             <w:rStyle w:val="Lienhypertexte"/>
@@ -1672,7 +1672,7 @@
             <w:noProof/>
             <w:webHidden/>
           </w:rPr>
-          <w:instrText xml:space="preserve"> PAGEREF _Toc224137087 \h </w:instrText>
+          <w:instrText xml:space="preserve"> PAGEREF _Toc224140473 \h </w:instrText>
         </w:r>
         <w:r>
           <w:rPr>
@@ -1720,7 +1720,7 @@
           <w14:ligatures w14:val="standardContextual"/>
         </w:rPr>
       </w:pPr>
-      <w:hyperlink w:anchor="_Toc224137088" w:history="1">
+      <w:hyperlink w:anchor="_Toc224140474" w:history="1">
         <w:r>
           <w:rPr>
             <w:rStyle w:val="Lienhypertexte"/>
@@ -1747,7 +1747,7 @@
             <w:noProof/>
             <w:webHidden/>
           </w:rPr>
-          <w:instrText xml:space="preserve"> PAGEREF _Toc224137088 \h </w:instrText>
+          <w:instrText xml:space="preserve"> PAGEREF _Toc224140474 \h </w:instrText>
         </w:r>
         <w:r>
           <w:rPr>
@@ -1795,7 +1795,7 @@
           <w14:ligatures w14:val="standardContextual"/>
         </w:rPr>
       </w:pPr>
-      <w:hyperlink w:anchor="_Toc224137089" w:history="1">
+      <w:hyperlink w:anchor="_Toc224140475" w:history="1">
         <w:r>
           <w:rPr>
             <w:rStyle w:val="Lienhypertexte"/>
@@ -1822,7 +1822,7 @@
             <w:noProof/>
             <w:webHidden/>
           </w:rPr>
-          <w:instrText xml:space="preserve"> PAGEREF _Toc224137089 \h </w:instrText>
+          <w:instrText xml:space="preserve"> PAGEREF _Toc224140475 \h </w:instrText>
         </w:r>
         <w:r>
           <w:rPr>
@@ -1870,7 +1870,7 @@
           <w14:ligatures w14:val="standardContextual"/>
         </w:rPr>
       </w:pPr>
-      <w:hyperlink w:anchor="_Toc224137090" w:history="1">
+      <w:hyperlink w:anchor="_Toc224140476" w:history="1">
         <w:r>
           <w:rPr>
             <w:rStyle w:val="Lienhypertexte"/>
@@ -1897,7 +1897,7 @@
             <w:noProof/>
             <w:webHidden/>
           </w:rPr>
-          <w:instrText xml:space="preserve"> PAGEREF _Toc224137090 \h </w:instrText>
+          <w:instrText xml:space="preserve"> PAGEREF _Toc224140476 \h </w:instrText>
         </w:r>
         <w:r>
           <w:rPr>
@@ -1944,7 +1944,7 @@
           <w14:ligatures w14:val="standardContextual"/>
         </w:rPr>
       </w:pPr>
-      <w:hyperlink w:anchor="_Toc224137091" w:history="1">
+      <w:hyperlink w:anchor="_Toc224140477" w:history="1">
         <w:r>
           <w:rPr>
             <w:rStyle w:val="Lienhypertexte"/>
@@ -1971,7 +1971,7 @@
             <w:noProof/>
             <w:webHidden/>
           </w:rPr>
-          <w:instrText xml:space="preserve"> PAGEREF _Toc224137091 \h </w:instrText>
+          <w:instrText xml:space="preserve"> PAGEREF _Toc224140477 \h </w:instrText>
         </w:r>
         <w:r>
           <w:rPr>
@@ -2018,7 +2018,7 @@
           <w14:ligatures w14:val="standardContextual"/>
         </w:rPr>
       </w:pPr>
-      <w:hyperlink w:anchor="_Toc224137092" w:history="1">
+      <w:hyperlink w:anchor="_Toc224140478" w:history="1">
         <w:r>
           <w:rPr>
             <w:rStyle w:val="Lienhypertexte"/>
@@ -2045,7 +2045,7 @@
             <w:noProof/>
             <w:webHidden/>
           </w:rPr>
-          <w:instrText xml:space="preserve"> PAGEREF _Toc224137092 \h </w:instrText>
+          <w:instrText xml:space="preserve"> PAGEREF _Toc224140478 \h </w:instrText>
         </w:r>
         <w:r>
           <w:rPr>
@@ -2092,7 +2092,7 @@
           <w14:ligatures w14:val="standardContextual"/>
         </w:rPr>
       </w:pPr>
-      <w:hyperlink w:anchor="_Toc224137093" w:history="1">
+      <w:hyperlink w:anchor="_Toc224140479" w:history="1">
         <w:r>
           <w:rPr>
             <w:rStyle w:val="Lienhypertexte"/>
@@ -2119,7 +2119,7 @@
             <w:noProof/>
             <w:webHidden/>
           </w:rPr>
-          <w:instrText xml:space="preserve"> PAGEREF _Toc224137093 \h </w:instrText>
+          <w:instrText xml:space="preserve"> PAGEREF _Toc224140479 \h </w:instrText>
         </w:r>
         <w:r>
           <w:rPr>
@@ -2166,7 +2166,7 @@
           <w14:ligatures w14:val="standardContextual"/>
         </w:rPr>
       </w:pPr>
-      <w:hyperlink w:anchor="_Toc224137094" w:history="1">
+      <w:hyperlink w:anchor="_Toc224140480" w:history="1">
         <w:r>
           <w:rPr>
             <w:rStyle w:val="Lienhypertexte"/>
@@ -2193,7 +2193,7 @@
             <w:noProof/>
             <w:webHidden/>
           </w:rPr>
-          <w:instrText xml:space="preserve"> PAGEREF _Toc224137094 \h </w:instrText>
+          <w:instrText xml:space="preserve"> PAGEREF _Toc224140480 \h </w:instrText>
         </w:r>
         <w:r>
           <w:rPr>
@@ -2241,7 +2241,7 @@
           <w14:ligatures w14:val="standardContextual"/>
         </w:rPr>
       </w:pPr>
-      <w:hyperlink w:anchor="_Toc224137095" w:history="1">
+      <w:hyperlink w:anchor="_Toc224140481" w:history="1">
         <w:r>
           <w:rPr>
             <w:rStyle w:val="Lienhypertexte"/>
@@ -2268,7 +2268,7 @@
             <w:noProof/>
             <w:webHidden/>
           </w:rPr>
-          <w:instrText xml:space="preserve"> PAGEREF _Toc224137095 \h </w:instrText>
+          <w:instrText xml:space="preserve"> PAGEREF _Toc224140481 \h </w:instrText>
         </w:r>
         <w:r>
           <w:rPr>
@@ -2316,7 +2316,7 @@
           <w14:ligatures w14:val="standardContextual"/>
         </w:rPr>
       </w:pPr>
-      <w:hyperlink w:anchor="_Toc224137096" w:history="1">
+      <w:hyperlink w:anchor="_Toc224140482" w:history="1">
         <w:r>
           <w:rPr>
             <w:rStyle w:val="Lienhypertexte"/>
@@ -2343,7 +2343,7 @@
             <w:noProof/>
             <w:webHidden/>
           </w:rPr>
-          <w:instrText xml:space="preserve"> PAGEREF _Toc224137096 \h </w:instrText>
+          <w:instrText xml:space="preserve"> PAGEREF _Toc224140482 \h </w:instrText>
         </w:r>
         <w:r>
           <w:rPr>
@@ -2390,7 +2390,7 @@
           <w14:ligatures w14:val="standardContextual"/>
         </w:rPr>
       </w:pPr>
-      <w:hyperlink w:anchor="_Toc224137097" w:history="1">
+      <w:hyperlink w:anchor="_Toc224140483" w:history="1">
         <w:r>
           <w:rPr>
             <w:rStyle w:val="Lienhypertexte"/>
@@ -2417,7 +2417,7 @@
             <w:noProof/>
             <w:webHidden/>
           </w:rPr>
-          <w:instrText xml:space="preserve"> PAGEREF _Toc224137097 \h </w:instrText>
+          <w:instrText xml:space="preserve"> PAGEREF _Toc224140483 \h </w:instrText>
         </w:r>
         <w:r>
           <w:rPr>
@@ -2464,7 +2464,7 @@
           <w14:ligatures w14:val="standardContextual"/>
         </w:rPr>
       </w:pPr>
-      <w:hyperlink w:anchor="_Toc224137098" w:history="1">
+      <w:hyperlink w:anchor="_Toc224140484" w:history="1">
         <w:r>
           <w:rPr>
             <w:rStyle w:val="Lienhypertexte"/>
@@ -2491,7 +2491,7 @@
             <w:noProof/>
             <w:webHidden/>
           </w:rPr>
-          <w:instrText xml:space="preserve"> PAGEREF _Toc224137098 \h </w:instrText>
+          <w:instrText xml:space="preserve"> PAGEREF _Toc224140484 \h </w:instrText>
         </w:r>
         <w:r>
           <w:rPr>
@@ -2538,7 +2538,7 @@
           <w14:ligatures w14:val="standardContextual"/>
         </w:rPr>
       </w:pPr>
-      <w:hyperlink w:anchor="_Toc224137099" w:history="1">
+      <w:hyperlink w:anchor="_Toc224140485" w:history="1">
         <w:r>
           <w:rPr>
             <w:rStyle w:val="Lienhypertexte"/>
@@ -2566,7 +2566,7 @@
             <w:noProof/>
             <w:webHidden/>
           </w:rPr>
-          <w:instrText xml:space="preserve"> PAGEREF _Toc224137099 \h </w:instrText>
+          <w:instrText xml:space="preserve"> PAGEREF _Toc224140485 \h </w:instrText>
         </w:r>
         <w:r>
           <w:rPr>
@@ -2614,7 +2614,7 @@
           <w14:ligatures w14:val="standardContextual"/>
         </w:rPr>
       </w:pPr>
-      <w:hyperlink w:anchor="_Toc224137100" w:history="1">
+      <w:hyperlink w:anchor="_Toc224140486" w:history="1">
         <w:r>
           <w:rPr>
             <w:rStyle w:val="Lienhypertexte"/>
@@ -2641,7 +2641,7 @@
             <w:noProof/>
             <w:webHidden/>
           </w:rPr>
-          <w:instrText xml:space="preserve"> PAGEREF _Toc224137100 \h </w:instrText>
+          <w:instrText xml:space="preserve"> PAGEREF _Toc224140486 \h </w:instrText>
         </w:r>
         <w:r>
           <w:rPr>
@@ -2688,7 +2688,7 @@
           <w14:ligatures w14:val="standardContextual"/>
         </w:rPr>
       </w:pPr>
-      <w:hyperlink w:anchor="_Toc224137101" w:history="1">
+      <w:hyperlink w:anchor="_Toc224140487" w:history="1">
         <w:r>
           <w:rPr>
             <w:rStyle w:val="Lienhypertexte"/>
@@ -2715,7 +2715,7 @@
             <w:noProof/>
             <w:webHidden/>
           </w:rPr>
-          <w:instrText xml:space="preserve"> PAGEREF _Toc224137101 \h </w:instrText>
+          <w:instrText xml:space="preserve"> PAGEREF _Toc224140487 \h </w:instrText>
         </w:r>
         <w:r>
           <w:rPr>
@@ -2762,7 +2762,7 @@
           <w14:ligatures w14:val="standardContextual"/>
         </w:rPr>
       </w:pPr>
-      <w:hyperlink w:anchor="_Toc224137102" w:history="1">
+      <w:hyperlink w:anchor="_Toc224140488" w:history="1">
         <w:r>
           <w:rPr>
             <w:rStyle w:val="Lienhypertexte"/>
@@ -2789,7 +2789,7 @@
             <w:noProof/>
             <w:webHidden/>
           </w:rPr>
-          <w:instrText xml:space="preserve"> PAGEREF _Toc224137102 \h </w:instrText>
+          <w:instrText xml:space="preserve"> PAGEREF _Toc224140488 \h </w:instrText>
         </w:r>
         <w:r>
           <w:rPr>
@@ -2837,7 +2837,7 @@
           <w14:ligatures w14:val="standardContextual"/>
         </w:rPr>
       </w:pPr>
-      <w:hyperlink w:anchor="_Toc224137103" w:history="1">
+      <w:hyperlink w:anchor="_Toc224140489" w:history="1">
         <w:r>
           <w:rPr>
             <w:rStyle w:val="Lienhypertexte"/>
@@ -2864,7 +2864,7 @@
             <w:noProof/>
             <w:webHidden/>
           </w:rPr>
-          <w:instrText xml:space="preserve"> PAGEREF _Toc224137103 \h </w:instrText>
+          <w:instrText xml:space="preserve"> PAGEREF _Toc224140489 \h </w:instrText>
         </w:r>
         <w:r>
           <w:rPr>
@@ -2911,7 +2911,7 @@
           <w14:ligatures w14:val="standardContextual"/>
         </w:rPr>
       </w:pPr>
-      <w:hyperlink w:anchor="_Toc224137104" w:history="1">
+      <w:hyperlink w:anchor="_Toc224140490" w:history="1">
         <w:r>
           <w:rPr>
             <w:rStyle w:val="Lienhypertexte"/>
@@ -2938,7 +2938,7 @@
             <w:noProof/>
             <w:webHidden/>
           </w:rPr>
-          <w:instrText xml:space="preserve"> PAGEREF _Toc224137104 \h </w:instrText>
+          <w:instrText xml:space="preserve"> PAGEREF _Toc224140490 \h </w:instrText>
         </w:r>
         <w:r>
           <w:rPr>
@@ -2985,7 +2985,7 @@
           <w14:ligatures w14:val="standardContextual"/>
         </w:rPr>
       </w:pPr>
-      <w:hyperlink w:anchor="_Toc224137105" w:history="1">
+      <w:hyperlink w:anchor="_Toc224140491" w:history="1">
         <w:r>
           <w:rPr>
             <w:rStyle w:val="Lienhypertexte"/>
@@ -3012,7 +3012,7 @@
             <w:noProof/>
             <w:webHidden/>
           </w:rPr>
-          <w:instrText xml:space="preserve"> PAGEREF _Toc224137105 \h </w:instrText>
+          <w:instrText xml:space="preserve"> PAGEREF _Toc224140491 \h </w:instrText>
         </w:r>
         <w:r>
           <w:rPr>
@@ -3061,7 +3061,7 @@
           <w14:ligatures w14:val="standardContextual"/>
         </w:rPr>
       </w:pPr>
-      <w:hyperlink w:anchor="_Toc224137106" w:history="1">
+      <w:hyperlink w:anchor="_Toc224140492" w:history="1">
         <w:r>
           <w:rPr>
             <w:rStyle w:val="Lienhypertexte"/>
@@ -3088,7 +3088,7 @@
             <w:noProof/>
             <w:webHidden/>
           </w:rPr>
-          <w:instrText xml:space="preserve"> PAGEREF _Toc224137106 \h </w:instrText>
+          <w:instrText xml:space="preserve"> PAGEREF _Toc224140492 \h </w:instrText>
         </w:r>
         <w:r>
           <w:rPr>
@@ -3137,7 +3137,7 @@
           <w14:ligatures w14:val="standardContextual"/>
         </w:rPr>
       </w:pPr>
-      <w:hyperlink w:anchor="_Toc224137107" w:history="1">
+      <w:hyperlink w:anchor="_Toc224140493" w:history="1">
         <w:r>
           <w:rPr>
             <w:rStyle w:val="Lienhypertexte"/>
@@ -3164,7 +3164,7 @@
             <w:noProof/>
             <w:webHidden/>
           </w:rPr>
-          <w:instrText xml:space="preserve"> PAGEREF _Toc224137107 \h </w:instrText>
+          <w:instrText xml:space="preserve"> PAGEREF _Toc224140493 \h </w:instrText>
         </w:r>
         <w:r>
           <w:rPr>
@@ -3184,7 +3184,7 @@
             <w:noProof/>
             <w:webHidden/>
           </w:rPr>
-          <w:t>31</w:t>
+          <w:t>32</w:t>
         </w:r>
         <w:r>
           <w:rPr>
@@ -3204,7 +3204,7 @@
       <w:pPr>
         <w:pStyle w:val="Titre1"/>
       </w:pPr>
-      <w:bookmarkStart w:id="0" w:name="_Toc224137067"/>
+      <w:bookmarkStart w:id="0" w:name="_Toc224140453"/>
       <w:r>
         <w:t>Prolégomènes</w:t>
       </w:r>
@@ -3214,7 +3214,7 @@
       <w:pPr>
         <w:pStyle w:val="Titre2"/>
       </w:pPr>
-      <w:bookmarkStart w:id="1" w:name="_Toc224137068"/>
+      <w:bookmarkStart w:id="1" w:name="_Toc224140454"/>
       <w:r>
         <w:t>Travailler avec un classeur Excel prenant en charge les macros</w:t>
       </w:r>
@@ -3400,7 +3400,7 @@
       <w:pPr>
         <w:pStyle w:val="Titre2"/>
       </w:pPr>
-      <w:bookmarkStart w:id="2" w:name="_Toc224137069"/>
+      <w:bookmarkStart w:id="2" w:name="_Toc224140455"/>
       <w:r>
         <w:t xml:space="preserve">Le </w:t>
       </w:r>
@@ -3549,7 +3549,7 @@
       <w:pPr>
         <w:pStyle w:val="Titre1"/>
       </w:pPr>
-      <w:bookmarkStart w:id="3" w:name="_Toc224137070"/>
+      <w:bookmarkStart w:id="3" w:name="_Toc224140456"/>
       <w:r>
         <w:t>Liste avec</w:t>
       </w:r>
@@ -3583,7 +3583,7 @@
       <w:pPr>
         <w:pStyle w:val="Titre2"/>
       </w:pPr>
-      <w:bookmarkStart w:id="4" w:name="_Toc224137071"/>
+      <w:bookmarkStart w:id="4" w:name="_Toc224140457"/>
       <w:r>
         <w:t xml:space="preserve">Avec </w:t>
       </w:r>
@@ -4128,7 +4128,7 @@
       <w:pPr>
         <w:pStyle w:val="Titre3"/>
       </w:pPr>
-      <w:bookmarkStart w:id="5" w:name="_Toc224137072"/>
+      <w:bookmarkStart w:id="5" w:name="_Toc224140458"/>
       <w:r>
         <w:t>Syntaxe de la fonction REMPLACER</w:t>
       </w:r>
@@ -4512,7 +4512,7 @@
       <w:pPr>
         <w:pStyle w:val="Titre3"/>
       </w:pPr>
-      <w:bookmarkStart w:id="6" w:name="_Toc224137073"/>
+      <w:bookmarkStart w:id="6" w:name="_Toc224140459"/>
       <w:r>
         <w:t>Syntaxe de la fonction TROUVE</w:t>
       </w:r>
@@ -4882,7 +4882,7 @@
       <w:pPr>
         <w:pStyle w:val="Titre3"/>
       </w:pPr>
-      <w:bookmarkStart w:id="7" w:name="_Toc224137074"/>
+      <w:bookmarkStart w:id="7" w:name="_Toc224140460"/>
       <w:r>
         <w:t>Explications :</w:t>
       </w:r>
@@ -5080,7 +5080,7 @@
       <w:pPr>
         <w:pStyle w:val="Titre3"/>
       </w:pPr>
-      <w:bookmarkStart w:id="8" w:name="_Toc224137075"/>
+      <w:bookmarkStart w:id="8" w:name="_Toc224140461"/>
       <w:r>
         <w:lastRenderedPageBreak/>
         <w:t>Syntaxe</w:t>
@@ -5145,7 +5145,7 @@
       <w:pPr>
         <w:pStyle w:val="Titre4"/>
       </w:pPr>
-      <w:bookmarkStart w:id="9" w:name="_Toc224137076"/>
+      <w:bookmarkStart w:id="9" w:name="_Toc224140462"/>
       <w:r>
         <w:t>Syntaxe de la fonction INDEX</w:t>
       </w:r>
@@ -5696,7 +5696,7 @@
       <w:pPr>
         <w:pStyle w:val="Titre4"/>
       </w:pPr>
-      <w:bookmarkStart w:id="10" w:name="_Toc224137077"/>
+      <w:bookmarkStart w:id="10" w:name="_Toc224140463"/>
       <w:r>
         <w:t>Syntaxe de la fonction INDEX</w:t>
       </w:r>
@@ -6364,7 +6364,7 @@
       <w:pPr>
         <w:pStyle w:val="Titre2"/>
       </w:pPr>
-      <w:bookmarkStart w:id="11" w:name="_Toc224137078"/>
+      <w:bookmarkStart w:id="11" w:name="_Toc224140464"/>
       <w:r>
         <w:t>Avec LIRE.CLASSEUR , TRANSPOSE et SUBSTITUE</w:t>
       </w:r>
@@ -6990,7 +6990,7 @@
       <w:pPr>
         <w:pStyle w:val="Titre3"/>
       </w:pPr>
-      <w:bookmarkStart w:id="12" w:name="_Toc224137079"/>
+      <w:bookmarkStart w:id="12" w:name="_Toc224140465"/>
       <w:r>
         <w:t>Syntaxe de la fonction SUBSTITUE</w:t>
       </w:r>
@@ -7451,7 +7451,7 @@
       <w:pPr>
         <w:pStyle w:val="Titre3"/>
       </w:pPr>
-      <w:bookmarkStart w:id="13" w:name="_Toc224137080"/>
+      <w:bookmarkStart w:id="13" w:name="_Toc224140466"/>
       <w:r>
         <w:t>Syntaxe de la fonction TRANSPOSE</w:t>
       </w:r>
@@ -7900,7 +7900,7 @@
       <w:pPr>
         <w:pStyle w:val="Titre3"/>
       </w:pPr>
-      <w:bookmarkStart w:id="14" w:name="_Toc224137081"/>
+      <w:bookmarkStart w:id="14" w:name="_Toc224140467"/>
       <w:r>
         <w:t>Explications :</w:t>
       </w:r>
@@ -8140,7 +8140,7 @@
       <w:pPr>
         <w:pStyle w:val="Titre2"/>
       </w:pPr>
-      <w:bookmarkStart w:id="15" w:name="_Toc224137082"/>
+      <w:bookmarkStart w:id="15" w:name="_Toc224140468"/>
       <w:r>
         <w:t>Avec LIRE.CLASSEUR, REMPLACER, TROUVE et TRANSPOSE</w:t>
       </w:r>
@@ -8155,7 +8155,7 @@
       <w:pPr>
         <w:pStyle w:val="Titre3"/>
       </w:pPr>
-      <w:bookmarkStart w:id="16" w:name="_Toc224137083"/>
+      <w:bookmarkStart w:id="16" w:name="_Toc224140469"/>
       <w:r>
         <w:t>Étape 1 : Clique</w:t>
       </w:r>
@@ -8296,7 +8296,7 @@
       <w:pPr>
         <w:pStyle w:val="Titre3"/>
       </w:pPr>
-      <w:bookmarkStart w:id="17" w:name="_Toc224137084"/>
+      <w:bookmarkStart w:id="17" w:name="_Toc224140470"/>
       <w:r>
         <w:t>Étape 2 : Modifiez le nom et la formule dans la boîte de dialogue Nouveau nom</w:t>
       </w:r>
@@ -8727,7 +8727,7 @@
       <w:pPr>
         <w:pStyle w:val="Titre3"/>
       </w:pPr>
-      <w:bookmarkStart w:id="18" w:name="_Toc224137085"/>
+      <w:bookmarkStart w:id="18" w:name="_Toc224140471"/>
       <w:r>
         <w:t>Étape 3 : Utilisation d'une formule pour lister les noms des feuilles</w:t>
       </w:r>
@@ -8881,7 +8881,7 @@
       <w:pPr>
         <w:pStyle w:val="Titre2"/>
       </w:pPr>
-      <w:bookmarkStart w:id="19" w:name="_Toc224137086"/>
+      <w:bookmarkStart w:id="19" w:name="_Toc224140472"/>
       <w:r>
         <w:t xml:space="preserve">Avec LIRE.CLASSEUR, </w:t>
       </w:r>
@@ -9056,7 +9056,7 @@
       <w:pPr>
         <w:pStyle w:val="Titre3"/>
       </w:pPr>
-      <w:bookmarkStart w:id="20" w:name="_Toc224137087"/>
+      <w:bookmarkStart w:id="20" w:name="_Toc224140473"/>
       <w:r>
         <w:t>Étape 1 : Clique</w:t>
       </w:r>
@@ -9145,7 +9145,7 @@
       <w:pPr>
         <w:pStyle w:val="Titre3"/>
       </w:pPr>
-      <w:bookmarkStart w:id="21" w:name="_Toc224137088"/>
+      <w:bookmarkStart w:id="21" w:name="_Toc224140474"/>
       <w:r>
         <w:t xml:space="preserve">Étape </w:t>
       </w:r>
@@ -9261,7 +9261,7 @@
       <w:pPr>
         <w:pStyle w:val="Titre3"/>
       </w:pPr>
-      <w:bookmarkStart w:id="22" w:name="_Toc224137089"/>
+      <w:bookmarkStart w:id="22" w:name="_Toc224140475"/>
       <w:r>
         <w:t xml:space="preserve">Étape </w:t>
       </w:r>
@@ -9549,7 +9549,7 @@
       <w:pPr>
         <w:pStyle w:val="Titre3"/>
       </w:pPr>
-      <w:bookmarkStart w:id="23" w:name="_Toc224137090"/>
+      <w:bookmarkStart w:id="23" w:name="_Toc224140476"/>
       <w:r>
         <w:t xml:space="preserve">Étape </w:t>
       </w:r>
@@ -9668,7 +9668,7 @@
       <w:pPr>
         <w:pStyle w:val="Titre4"/>
       </w:pPr>
-      <w:bookmarkStart w:id="24" w:name="_Toc224137091"/>
+      <w:bookmarkStart w:id="24" w:name="_Toc224140477"/>
       <w:r>
         <w:t>Syntaxe de</w:t>
       </w:r>
@@ -10105,7 +10105,7 @@
       <w:pPr>
         <w:pStyle w:val="Titre4"/>
       </w:pPr>
-      <w:bookmarkStart w:id="25" w:name="_Toc224137092"/>
+      <w:bookmarkStart w:id="25" w:name="_Toc224140478"/>
       <w:r>
         <w:t>Explications</w:t>
       </w:r>
@@ -10115,7 +10115,7 @@
       <w:pPr>
         <w:pStyle w:val="Titre4"/>
       </w:pPr>
-      <w:bookmarkStart w:id="26" w:name="_Toc224137093"/>
+      <w:bookmarkStart w:id="26" w:name="_Toc224140479"/>
       <w:r>
         <w:t>Décomposer le résultat de LIRE.CLASSEUR()</w:t>
       </w:r>
@@ -10949,7 +10949,7 @@
       <w:pPr>
         <w:pStyle w:val="Titre4"/>
       </w:pPr>
-      <w:bookmarkStart w:id="27" w:name="_Toc224137094"/>
+      <w:bookmarkStart w:id="27" w:name="_Toc224140480"/>
       <w:r>
         <w:t>Autre solution avec la fonction DROITE()</w:t>
       </w:r>
@@ -11228,7 +11228,7 @@
       <w:pPr>
         <w:pStyle w:val="Titre3"/>
       </w:pPr>
-      <w:bookmarkStart w:id="28" w:name="_Toc224137095"/>
+      <w:bookmarkStart w:id="28" w:name="_Toc224140481"/>
       <w:r>
         <w:t xml:space="preserve">Étape </w:t>
       </w:r>
@@ -11720,7 +11720,7 @@
       <w:pPr>
         <w:pStyle w:val="Titre3"/>
       </w:pPr>
-      <w:bookmarkStart w:id="29" w:name="_Toc224137096"/>
+      <w:bookmarkStart w:id="29" w:name="_Toc224140482"/>
       <w:r>
         <w:lastRenderedPageBreak/>
         <w:t>Étape 6 : Gérer les erreurs #REF ! avec la fonction SIERREUR</w:t>
@@ -11803,7 +11803,7 @@
       <w:pPr>
         <w:pStyle w:val="Titre4"/>
       </w:pPr>
-      <w:bookmarkStart w:id="30" w:name="_Toc224137097"/>
+      <w:bookmarkStart w:id="30" w:name="_Toc224140483"/>
       <w:r>
         <w:t>Syntaxe de la fonction SIERREUR</w:t>
       </w:r>
@@ -12407,7 +12407,7 @@
       <w:pPr>
         <w:pStyle w:val="Titre4"/>
       </w:pPr>
-      <w:bookmarkStart w:id="31" w:name="_Toc224137098"/>
+      <w:bookmarkStart w:id="31" w:name="_Toc224140484"/>
       <w:r>
         <w:t>Modification de la formule pour ne pas compter la feuille Sommaire</w:t>
       </w:r>
@@ -12580,7 +12580,7 @@
           <w:highlight w:val="yellow"/>
         </w:rPr>
       </w:pPr>
-      <w:bookmarkStart w:id="32" w:name="_Toc224137099"/>
+      <w:bookmarkStart w:id="32" w:name="_Toc224140485"/>
       <w:r>
         <w:rPr>
           <w:highlight w:val="yellow"/>
@@ -12593,7 +12593,7 @@
       <w:pPr>
         <w:pStyle w:val="Titre3"/>
       </w:pPr>
-      <w:bookmarkStart w:id="33" w:name="_Toc224137100"/>
+      <w:bookmarkStart w:id="33" w:name="_Toc224140486"/>
       <w:r>
         <w:t>Rendre dynamique l'affichage</w:t>
       </w:r>
@@ -12601,24 +12601,154 @@
     </w:p>
     <w:p>
       <w:r>
-        <w:t>Rendre la fonction LIRE.CLASSEUR() dynamique</w:t>
+        <w:t xml:space="preserve">En effet, </w:t>
+      </w:r>
+      <w:r>
+        <w:t>l'inconvénient de cette fonction</w:t>
+      </w:r>
+      <w:r>
+        <w:t xml:space="preserve"> </w:t>
+      </w:r>
+      <w:r>
+        <w:t xml:space="preserve">LIRE.CLASSEUR() </w:t>
+      </w:r>
+      <w:r>
+        <w:t>est qu</w:t>
+      </w:r>
+      <w:r>
+        <w:t>’</w:t>
+      </w:r>
+      <w:r>
+        <w:t>elle</w:t>
+      </w:r>
+      <w:r>
+        <w:t xml:space="preserve"> </w:t>
+      </w:r>
+      <w:r>
+        <w:t>n'est</w:t>
+      </w:r>
+      <w:r>
+        <w:t xml:space="preserve"> </w:t>
+      </w:r>
+      <w:r>
+        <w:t>pas dynamique</w:t>
+      </w:r>
+      <w:r>
+        <w:t>.</w:t>
+      </w:r>
+    </w:p>
+    <w:p>
+      <w:r>
+        <w:t>S</w:t>
+      </w:r>
+      <w:r>
+        <w:t>i</w:t>
+      </w:r>
+      <w:r>
+        <w:t xml:space="preserve"> on ajoute</w:t>
+      </w:r>
+      <w:r>
+        <w:t xml:space="preserve"> une nouvelle feuille de calcul</w:t>
+      </w:r>
+      <w:r>
+        <w:t xml:space="preserve"> dans</w:t>
+      </w:r>
+      <w:r>
+        <w:t xml:space="preserve"> le classeur</w:t>
+      </w:r>
+      <w:r>
+        <w:t xml:space="preserve">, </w:t>
+      </w:r>
+      <w:r>
+        <w:t>celle-ci</w:t>
+      </w:r>
+      <w:r>
+        <w:t xml:space="preserve"> </w:t>
+      </w:r>
+      <w:r>
+        <w:t>ne sera pas prise en compte directement</w:t>
+      </w:r>
+      <w:r>
+        <w:t xml:space="preserve"> </w:t>
+      </w:r>
+      <w:r>
+        <w:t xml:space="preserve">à l'intérieur </w:t>
+      </w:r>
+      <w:r>
+        <w:t>du</w:t>
+      </w:r>
+      <w:r>
+        <w:t xml:space="preserve"> tableau</w:t>
+      </w:r>
+      <w:r>
+        <w:t xml:space="preserve"> de la feuille Sommaire.</w:t>
+      </w:r>
+    </w:p>
+    <w:p>
+      <w:r>
+        <w:t>Pour r</w:t>
+      </w:r>
+      <w:r>
+        <w:t>endre la fonction LIRE.CLASSEUR() dynamique</w:t>
+      </w:r>
+      <w:r>
+        <w:t>, on a le choix entre deux méthodes.</w:t>
       </w:r>
     </w:p>
     <w:p>
       <w:pPr>
         <w:pStyle w:val="Titre4"/>
       </w:pPr>
-      <w:bookmarkStart w:id="34" w:name="_Toc224137101"/>
+      <w:bookmarkStart w:id="34" w:name="_Toc224140487"/>
       <w:r>
         <w:t>Avec ALEA et TEXTE</w:t>
       </w:r>
       <w:bookmarkEnd w:id="34"/>
     </w:p>
     <w:p>
+      <w:r>
+        <w:t xml:space="preserve">Une </w:t>
+      </w:r>
+      <w:r>
+        <w:t>astuce consiste à</w:t>
+      </w:r>
+      <w:r>
+        <w:t xml:space="preserve"> </w:t>
+      </w:r>
+      <w:r>
+        <w:t>ajouter dans le nom une fonction qui va s'actualiser</w:t>
+      </w:r>
+      <w:r>
+        <w:t xml:space="preserve"> </w:t>
+      </w:r>
+      <w:r>
+        <w:t>elle-même automatiquement à chaque fois</w:t>
+      </w:r>
+      <w:r>
+        <w:t xml:space="preserve"> </w:t>
+      </w:r>
+      <w:r>
+        <w:t>que nous allons relancer un calcul nous</w:t>
+      </w:r>
+      <w:r>
+        <w:t xml:space="preserve"> </w:t>
+      </w:r>
+      <w:r>
+        <w:t>pourrons par exemple utiliser la</w:t>
+      </w:r>
+      <w:r>
+        <w:t xml:space="preserve"> </w:t>
+      </w:r>
+      <w:r>
+        <w:t>fonction aléa</w:t>
+      </w:r>
+    </w:p>
+    <w:p/>
+    <w:p>
       <w:pPr>
         <w:pStyle w:val="Titre4"/>
       </w:pPr>
-      <w:bookmarkStart w:id="35" w:name="_Toc224137102"/>
+      <w:bookmarkStart w:id="35" w:name="_Toc224140488"/>
       <w:r>
         <w:t xml:space="preserve">Avec </w:t>
       </w:r>
@@ -12637,7 +12767,7 @@
       <w:pPr>
         <w:pStyle w:val="Titre3"/>
       </w:pPr>
-      <w:bookmarkStart w:id="36" w:name="_Toc224137103"/>
+      <w:bookmarkStart w:id="36" w:name="_Toc224140489"/>
       <w:r>
         <w:t>On peut ajouter des liens hypertexte sur le nom des feuilles.</w:t>
       </w:r>
@@ -12647,15 +12777,9 @@
       <w:pPr>
         <w:pStyle w:val="Titre4"/>
       </w:pPr>
-      <w:bookmarkStart w:id="37" w:name="_Toc224137104"/>
-      <w:r>
-        <w:t xml:space="preserve">Ajouter </w:t>
-      </w:r>
-      <w:r>
-        <w:t xml:space="preserve">des liens hypertexte </w:t>
-      </w:r>
-      <w:r>
-        <w:t>manuellement</w:t>
+      <w:bookmarkStart w:id="37" w:name="_Toc224140490"/>
+      <w:r>
+        <w:t>Ajouter des liens hypertexte manuellement</w:t>
       </w:r>
       <w:bookmarkEnd w:id="37"/>
     </w:p>
@@ -12663,15 +12787,9 @@
       <w:pPr>
         <w:pStyle w:val="Titre4"/>
       </w:pPr>
-      <w:bookmarkStart w:id="38" w:name="_Toc224137105"/>
-      <w:r>
-        <w:t>Transition vers le VBA : a</w:t>
-      </w:r>
-      <w:r>
-        <w:t>jouter des liens hypertexte</w:t>
-      </w:r>
-      <w:r>
-        <w:t xml:space="preserve"> par code</w:t>
+      <w:bookmarkStart w:id="38" w:name="_Toc224140491"/>
+      <w:r>
+        <w:t>Transition vers le VBA : ajouter des liens hypertexte par code</w:t>
       </w:r>
       <w:bookmarkEnd w:id="38"/>
     </w:p>
@@ -12681,7 +12799,7 @@
       <w:pPr>
         <w:pStyle w:val="Titre1"/>
       </w:pPr>
-      <w:bookmarkStart w:id="39" w:name="_Toc224137106"/>
+      <w:bookmarkStart w:id="39" w:name="_Toc224140492"/>
       <w:r>
         <w:t>Traduction</w:t>
       </w:r>
@@ -12830,8 +12948,9 @@
         <w:pStyle w:val="Titre1"/>
       </w:pPr>
       <w:bookmarkStart w:id="40" w:name="_Toc223707034"/>
-      <w:bookmarkStart w:id="41" w:name="_Toc224137107"/>
-      <w:r>
+      <w:bookmarkStart w:id="41" w:name="_Toc224140493"/>
+      <w:r>
+        <w:lastRenderedPageBreak/>
         <w:t>Links</w:t>
       </w:r>
       <w:bookmarkEnd w:id="40"/>
@@ -13633,7 +13752,7 @@
               <w:sz w:val="16"/>
               <w:szCs w:val="16"/>
             </w:rPr>
-            <w:t>11-03-2026 15:48</w:t>
+            <w:t>11-03-2026 15:57</w:t>
           </w:r>
           <w:r>
             <w:rPr>
@@ -16512,7 +16631,6 @@
   <w:style w:type="character" w:default="1" w:styleId="Policepardfaut">
     <w:name w:val="Default Paragraph Font"/>
     <w:uiPriority w:val="1"/>
-    <w:semiHidden/>
     <w:unhideWhenUsed/>
   </w:style>
   <w:style w:type="table" w:default="1" w:styleId="TableauNormal">

--- a/EXCEL_CodeSource/Classeurs_CodeSource/SheetsList/Lister le nom des feuilles dans Excel.docx
+++ b/EXCEL_CodeSource/Classeurs_CodeSource/SheetsList/Lister le nom des feuilles dans Excel.docx
@@ -152,7 +152,7 @@
       <w:r>
         <w:fldChar w:fldCharType="separate"/>
       </w:r>
-      <w:hyperlink w:anchor="_Toc224140453" w:history="1">
+      <w:hyperlink w:anchor="_Toc224141244" w:history="1">
         <w:r>
           <w:rPr>
             <w:rStyle w:val="Lienhypertexte"/>
@@ -179,7 +179,7 @@
             <w:noProof/>
             <w:webHidden/>
           </w:rPr>
-          <w:instrText xml:space="preserve"> PAGEREF _Toc224140453 \h </w:instrText>
+          <w:instrText xml:space="preserve"> PAGEREF _Toc224141244 \h </w:instrText>
         </w:r>
         <w:r>
           <w:rPr>
@@ -226,7 +226,7 @@
           <w14:ligatures w14:val="standardContextual"/>
         </w:rPr>
       </w:pPr>
-      <w:hyperlink w:anchor="_Toc224140454" w:history="1">
+      <w:hyperlink w:anchor="_Toc224141245" w:history="1">
         <w:r>
           <w:rPr>
             <w:rStyle w:val="Lienhypertexte"/>
@@ -253,7 +253,7 @@
             <w:noProof/>
             <w:webHidden/>
           </w:rPr>
-          <w:instrText xml:space="preserve"> PAGEREF _Toc224140454 \h </w:instrText>
+          <w:instrText xml:space="preserve"> PAGEREF _Toc224141245 \h </w:instrText>
         </w:r>
         <w:r>
           <w:rPr>
@@ -300,7 +300,7 @@
           <w14:ligatures w14:val="standardContextual"/>
         </w:rPr>
       </w:pPr>
-      <w:hyperlink w:anchor="_Toc224140455" w:history="1">
+      <w:hyperlink w:anchor="_Toc224141246" w:history="1">
         <w:r>
           <w:rPr>
             <w:rStyle w:val="Lienhypertexte"/>
@@ -327,7 +327,7 @@
             <w:noProof/>
             <w:webHidden/>
           </w:rPr>
-          <w:instrText xml:space="preserve"> PAGEREF _Toc224140455 \h </w:instrText>
+          <w:instrText xml:space="preserve"> PAGEREF _Toc224141246 \h </w:instrText>
         </w:r>
         <w:r>
           <w:rPr>
@@ -376,7 +376,7 @@
           <w14:ligatures w14:val="standardContextual"/>
         </w:rPr>
       </w:pPr>
-      <w:hyperlink w:anchor="_Toc224140456" w:history="1">
+      <w:hyperlink w:anchor="_Toc224141247" w:history="1">
         <w:r>
           <w:rPr>
             <w:rStyle w:val="Lienhypertexte"/>
@@ -403,7 +403,7 @@
             <w:noProof/>
             <w:webHidden/>
           </w:rPr>
-          <w:instrText xml:space="preserve"> PAGEREF _Toc224140456 \h </w:instrText>
+          <w:instrText xml:space="preserve"> PAGEREF _Toc224141247 \h </w:instrText>
         </w:r>
         <w:r>
           <w:rPr>
@@ -450,7 +450,7 @@
           <w14:ligatures w14:val="standardContextual"/>
         </w:rPr>
       </w:pPr>
-      <w:hyperlink w:anchor="_Toc224140457" w:history="1">
+      <w:hyperlink w:anchor="_Toc224141248" w:history="1">
         <w:r>
           <w:rPr>
             <w:rStyle w:val="Lienhypertexte"/>
@@ -477,7 +477,7 @@
             <w:noProof/>
             <w:webHidden/>
           </w:rPr>
-          <w:instrText xml:space="preserve"> PAGEREF _Toc224140457 \h </w:instrText>
+          <w:instrText xml:space="preserve"> PAGEREF _Toc224141248 \h </w:instrText>
         </w:r>
         <w:r>
           <w:rPr>
@@ -525,7 +525,7 @@
           <w14:ligatures w14:val="standardContextual"/>
         </w:rPr>
       </w:pPr>
-      <w:hyperlink w:anchor="_Toc224140458" w:history="1">
+      <w:hyperlink w:anchor="_Toc224141249" w:history="1">
         <w:r>
           <w:rPr>
             <w:rStyle w:val="Lienhypertexte"/>
@@ -552,7 +552,7 @@
             <w:noProof/>
             <w:webHidden/>
           </w:rPr>
-          <w:instrText xml:space="preserve"> PAGEREF _Toc224140458 \h </w:instrText>
+          <w:instrText xml:space="preserve"> PAGEREF _Toc224141249 \h </w:instrText>
         </w:r>
         <w:r>
           <w:rPr>
@@ -600,7 +600,7 @@
           <w14:ligatures w14:val="standardContextual"/>
         </w:rPr>
       </w:pPr>
-      <w:hyperlink w:anchor="_Toc224140459" w:history="1">
+      <w:hyperlink w:anchor="_Toc224141250" w:history="1">
         <w:r>
           <w:rPr>
             <w:rStyle w:val="Lienhypertexte"/>
@@ -627,7 +627,7 @@
             <w:noProof/>
             <w:webHidden/>
           </w:rPr>
-          <w:instrText xml:space="preserve"> PAGEREF _Toc224140459 \h </w:instrText>
+          <w:instrText xml:space="preserve"> PAGEREF _Toc224141250 \h </w:instrText>
         </w:r>
         <w:r>
           <w:rPr>
@@ -675,7 +675,7 @@
           <w14:ligatures w14:val="standardContextual"/>
         </w:rPr>
       </w:pPr>
-      <w:hyperlink w:anchor="_Toc224140460" w:history="1">
+      <w:hyperlink w:anchor="_Toc224141251" w:history="1">
         <w:r>
           <w:rPr>
             <w:rStyle w:val="Lienhypertexte"/>
@@ -702,7 +702,7 @@
             <w:noProof/>
             <w:webHidden/>
           </w:rPr>
-          <w:instrText xml:space="preserve"> PAGEREF _Toc224140460 \h </w:instrText>
+          <w:instrText xml:space="preserve"> PAGEREF _Toc224141251 \h </w:instrText>
         </w:r>
         <w:r>
           <w:rPr>
@@ -750,7 +750,7 @@
           <w14:ligatures w14:val="standardContextual"/>
         </w:rPr>
       </w:pPr>
-      <w:hyperlink w:anchor="_Toc224140461" w:history="1">
+      <w:hyperlink w:anchor="_Toc224141252" w:history="1">
         <w:r>
           <w:rPr>
             <w:rStyle w:val="Lienhypertexte"/>
@@ -777,7 +777,7 @@
             <w:noProof/>
             <w:webHidden/>
           </w:rPr>
-          <w:instrText xml:space="preserve"> PAGEREF _Toc224140461 \h </w:instrText>
+          <w:instrText xml:space="preserve"> PAGEREF _Toc224141252 \h </w:instrText>
         </w:r>
         <w:r>
           <w:rPr>
@@ -824,7 +824,7 @@
           <w14:ligatures w14:val="standardContextual"/>
         </w:rPr>
       </w:pPr>
-      <w:hyperlink w:anchor="_Toc224140462" w:history="1">
+      <w:hyperlink w:anchor="_Toc224141253" w:history="1">
         <w:r>
           <w:rPr>
             <w:rStyle w:val="Lienhypertexte"/>
@@ -851,7 +851,7 @@
             <w:noProof/>
             <w:webHidden/>
           </w:rPr>
-          <w:instrText xml:space="preserve"> PAGEREF _Toc224140462 \h </w:instrText>
+          <w:instrText xml:space="preserve"> PAGEREF _Toc224141253 \h </w:instrText>
         </w:r>
         <w:r>
           <w:rPr>
@@ -898,7 +898,7 @@
           <w14:ligatures w14:val="standardContextual"/>
         </w:rPr>
       </w:pPr>
-      <w:hyperlink w:anchor="_Toc224140463" w:history="1">
+      <w:hyperlink w:anchor="_Toc224141254" w:history="1">
         <w:r>
           <w:rPr>
             <w:rStyle w:val="Lienhypertexte"/>
@@ -925,7 +925,7 @@
             <w:noProof/>
             <w:webHidden/>
           </w:rPr>
-          <w:instrText xml:space="preserve"> PAGEREF _Toc224140463 \h </w:instrText>
+          <w:instrText xml:space="preserve"> PAGEREF _Toc224141254 \h </w:instrText>
         </w:r>
         <w:r>
           <w:rPr>
@@ -972,7 +972,7 @@
           <w14:ligatures w14:val="standardContextual"/>
         </w:rPr>
       </w:pPr>
-      <w:hyperlink w:anchor="_Toc224140464" w:history="1">
+      <w:hyperlink w:anchor="_Toc224141255" w:history="1">
         <w:r>
           <w:rPr>
             <w:rStyle w:val="Lienhypertexte"/>
@@ -999,7 +999,7 @@
             <w:noProof/>
             <w:webHidden/>
           </w:rPr>
-          <w:instrText xml:space="preserve"> PAGEREF _Toc224140464 \h </w:instrText>
+          <w:instrText xml:space="preserve"> PAGEREF _Toc224141255 \h </w:instrText>
         </w:r>
         <w:r>
           <w:rPr>
@@ -1047,7 +1047,7 @@
           <w14:ligatures w14:val="standardContextual"/>
         </w:rPr>
       </w:pPr>
-      <w:hyperlink w:anchor="_Toc224140465" w:history="1">
+      <w:hyperlink w:anchor="_Toc224141256" w:history="1">
         <w:r>
           <w:rPr>
             <w:rStyle w:val="Lienhypertexte"/>
@@ -1074,7 +1074,7 @@
             <w:noProof/>
             <w:webHidden/>
           </w:rPr>
-          <w:instrText xml:space="preserve"> PAGEREF _Toc224140465 \h </w:instrText>
+          <w:instrText xml:space="preserve"> PAGEREF _Toc224141256 \h </w:instrText>
         </w:r>
         <w:r>
           <w:rPr>
@@ -1122,7 +1122,7 @@
           <w14:ligatures w14:val="standardContextual"/>
         </w:rPr>
       </w:pPr>
-      <w:hyperlink w:anchor="_Toc224140466" w:history="1">
+      <w:hyperlink w:anchor="_Toc224141257" w:history="1">
         <w:r>
           <w:rPr>
             <w:rStyle w:val="Lienhypertexte"/>
@@ -1149,7 +1149,7 @@
             <w:noProof/>
             <w:webHidden/>
           </w:rPr>
-          <w:instrText xml:space="preserve"> PAGEREF _Toc224140466 \h </w:instrText>
+          <w:instrText xml:space="preserve"> PAGEREF _Toc224141257 \h </w:instrText>
         </w:r>
         <w:r>
           <w:rPr>
@@ -1197,7 +1197,7 @@
           <w14:ligatures w14:val="standardContextual"/>
         </w:rPr>
       </w:pPr>
-      <w:hyperlink w:anchor="_Toc224140467" w:history="1">
+      <w:hyperlink w:anchor="_Toc224141258" w:history="1">
         <w:r>
           <w:rPr>
             <w:rStyle w:val="Lienhypertexte"/>
@@ -1224,7 +1224,7 @@
             <w:noProof/>
             <w:webHidden/>
           </w:rPr>
-          <w:instrText xml:space="preserve"> PAGEREF _Toc224140467 \h </w:instrText>
+          <w:instrText xml:space="preserve"> PAGEREF _Toc224141258 \h </w:instrText>
         </w:r>
         <w:r>
           <w:rPr>
@@ -1271,7 +1271,7 @@
           <w14:ligatures w14:val="standardContextual"/>
         </w:rPr>
       </w:pPr>
-      <w:hyperlink w:anchor="_Toc224140468" w:history="1">
+      <w:hyperlink w:anchor="_Toc224141259" w:history="1">
         <w:r>
           <w:rPr>
             <w:rStyle w:val="Lienhypertexte"/>
@@ -1298,7 +1298,7 @@
             <w:noProof/>
             <w:webHidden/>
           </w:rPr>
-          <w:instrText xml:space="preserve"> PAGEREF _Toc224140468 \h </w:instrText>
+          <w:instrText xml:space="preserve"> PAGEREF _Toc224141259 \h </w:instrText>
         </w:r>
         <w:r>
           <w:rPr>
@@ -1346,7 +1346,7 @@
           <w14:ligatures w14:val="standardContextual"/>
         </w:rPr>
       </w:pPr>
-      <w:hyperlink w:anchor="_Toc224140469" w:history="1">
+      <w:hyperlink w:anchor="_Toc224141260" w:history="1">
         <w:r>
           <w:rPr>
             <w:rStyle w:val="Lienhypertexte"/>
@@ -1373,7 +1373,7 @@
             <w:noProof/>
             <w:webHidden/>
           </w:rPr>
-          <w:instrText xml:space="preserve"> PAGEREF _Toc224140469 \h </w:instrText>
+          <w:instrText xml:space="preserve"> PAGEREF _Toc224141260 \h </w:instrText>
         </w:r>
         <w:r>
           <w:rPr>
@@ -1421,7 +1421,7 @@
           <w14:ligatures w14:val="standardContextual"/>
         </w:rPr>
       </w:pPr>
-      <w:hyperlink w:anchor="_Toc224140470" w:history="1">
+      <w:hyperlink w:anchor="_Toc224141261" w:history="1">
         <w:r>
           <w:rPr>
             <w:rStyle w:val="Lienhypertexte"/>
@@ -1448,7 +1448,7 @@
             <w:noProof/>
             <w:webHidden/>
           </w:rPr>
-          <w:instrText xml:space="preserve"> PAGEREF _Toc224140470 \h </w:instrText>
+          <w:instrText xml:space="preserve"> PAGEREF _Toc224141261 \h </w:instrText>
         </w:r>
         <w:r>
           <w:rPr>
@@ -1496,7 +1496,7 @@
           <w14:ligatures w14:val="standardContextual"/>
         </w:rPr>
       </w:pPr>
-      <w:hyperlink w:anchor="_Toc224140471" w:history="1">
+      <w:hyperlink w:anchor="_Toc224141262" w:history="1">
         <w:r>
           <w:rPr>
             <w:rStyle w:val="Lienhypertexte"/>
@@ -1523,7 +1523,7 @@
             <w:noProof/>
             <w:webHidden/>
           </w:rPr>
-          <w:instrText xml:space="preserve"> PAGEREF _Toc224140471 \h </w:instrText>
+          <w:instrText xml:space="preserve"> PAGEREF _Toc224141262 \h </w:instrText>
         </w:r>
         <w:r>
           <w:rPr>
@@ -1570,7 +1570,7 @@
           <w14:ligatures w14:val="standardContextual"/>
         </w:rPr>
       </w:pPr>
-      <w:hyperlink w:anchor="_Toc224140472" w:history="1">
+      <w:hyperlink w:anchor="_Toc224141263" w:history="1">
         <w:r>
           <w:rPr>
             <w:rStyle w:val="Lienhypertexte"/>
@@ -1597,7 +1597,7 @@
             <w:noProof/>
             <w:webHidden/>
           </w:rPr>
-          <w:instrText xml:space="preserve"> PAGEREF _Toc224140472 \h </w:instrText>
+          <w:instrText xml:space="preserve"> PAGEREF _Toc224141263 \h </w:instrText>
         </w:r>
         <w:r>
           <w:rPr>
@@ -1645,7 +1645,7 @@
           <w14:ligatures w14:val="standardContextual"/>
         </w:rPr>
       </w:pPr>
-      <w:hyperlink w:anchor="_Toc224140473" w:history="1">
+      <w:hyperlink w:anchor="_Toc224141264" w:history="1">
         <w:r>
           <w:rPr>
             <w:rStyle w:val="Lienhypertexte"/>
@@ -1672,7 +1672,7 @@
             <w:noProof/>
             <w:webHidden/>
           </w:rPr>
-          <w:instrText xml:space="preserve"> PAGEREF _Toc224140473 \h </w:instrText>
+          <w:instrText xml:space="preserve"> PAGEREF _Toc224141264 \h </w:instrText>
         </w:r>
         <w:r>
           <w:rPr>
@@ -1720,7 +1720,7 @@
           <w14:ligatures w14:val="standardContextual"/>
         </w:rPr>
       </w:pPr>
-      <w:hyperlink w:anchor="_Toc224140474" w:history="1">
+      <w:hyperlink w:anchor="_Toc224141265" w:history="1">
         <w:r>
           <w:rPr>
             <w:rStyle w:val="Lienhypertexte"/>
@@ -1747,7 +1747,7 @@
             <w:noProof/>
             <w:webHidden/>
           </w:rPr>
-          <w:instrText xml:space="preserve"> PAGEREF _Toc224140474 \h </w:instrText>
+          <w:instrText xml:space="preserve"> PAGEREF _Toc224141265 \h </w:instrText>
         </w:r>
         <w:r>
           <w:rPr>
@@ -1795,7 +1795,7 @@
           <w14:ligatures w14:val="standardContextual"/>
         </w:rPr>
       </w:pPr>
-      <w:hyperlink w:anchor="_Toc224140475" w:history="1">
+      <w:hyperlink w:anchor="_Toc224141266" w:history="1">
         <w:r>
           <w:rPr>
             <w:rStyle w:val="Lienhypertexte"/>
@@ -1822,7 +1822,7 @@
             <w:noProof/>
             <w:webHidden/>
           </w:rPr>
-          <w:instrText xml:space="preserve"> PAGEREF _Toc224140475 \h </w:instrText>
+          <w:instrText xml:space="preserve"> PAGEREF _Toc224141266 \h </w:instrText>
         </w:r>
         <w:r>
           <w:rPr>
@@ -1870,7 +1870,7 @@
           <w14:ligatures w14:val="standardContextual"/>
         </w:rPr>
       </w:pPr>
-      <w:hyperlink w:anchor="_Toc224140476" w:history="1">
+      <w:hyperlink w:anchor="_Toc224141267" w:history="1">
         <w:r>
           <w:rPr>
             <w:rStyle w:val="Lienhypertexte"/>
@@ -1897,7 +1897,7 @@
             <w:noProof/>
             <w:webHidden/>
           </w:rPr>
-          <w:instrText xml:space="preserve"> PAGEREF _Toc224140476 \h </w:instrText>
+          <w:instrText xml:space="preserve"> PAGEREF _Toc224141267 \h </w:instrText>
         </w:r>
         <w:r>
           <w:rPr>
@@ -1944,7 +1944,7 @@
           <w14:ligatures w14:val="standardContextual"/>
         </w:rPr>
       </w:pPr>
-      <w:hyperlink w:anchor="_Toc224140477" w:history="1">
+      <w:hyperlink w:anchor="_Toc224141268" w:history="1">
         <w:r>
           <w:rPr>
             <w:rStyle w:val="Lienhypertexte"/>
@@ -1971,7 +1971,7 @@
             <w:noProof/>
             <w:webHidden/>
           </w:rPr>
-          <w:instrText xml:space="preserve"> PAGEREF _Toc224140477 \h </w:instrText>
+          <w:instrText xml:space="preserve"> PAGEREF _Toc224141268 \h </w:instrText>
         </w:r>
         <w:r>
           <w:rPr>
@@ -2018,7 +2018,7 @@
           <w14:ligatures w14:val="standardContextual"/>
         </w:rPr>
       </w:pPr>
-      <w:hyperlink w:anchor="_Toc224140478" w:history="1">
+      <w:hyperlink w:anchor="_Toc224141269" w:history="1">
         <w:r>
           <w:rPr>
             <w:rStyle w:val="Lienhypertexte"/>
@@ -2045,7 +2045,7 @@
             <w:noProof/>
             <w:webHidden/>
           </w:rPr>
-          <w:instrText xml:space="preserve"> PAGEREF _Toc224140478 \h </w:instrText>
+          <w:instrText xml:space="preserve"> PAGEREF _Toc224141269 \h </w:instrText>
         </w:r>
         <w:r>
           <w:rPr>
@@ -2092,7 +2092,7 @@
           <w14:ligatures w14:val="standardContextual"/>
         </w:rPr>
       </w:pPr>
-      <w:hyperlink w:anchor="_Toc224140479" w:history="1">
+      <w:hyperlink w:anchor="_Toc224141270" w:history="1">
         <w:r>
           <w:rPr>
             <w:rStyle w:val="Lienhypertexte"/>
@@ -2119,7 +2119,7 @@
             <w:noProof/>
             <w:webHidden/>
           </w:rPr>
-          <w:instrText xml:space="preserve"> PAGEREF _Toc224140479 \h </w:instrText>
+          <w:instrText xml:space="preserve"> PAGEREF _Toc224141270 \h </w:instrText>
         </w:r>
         <w:r>
           <w:rPr>
@@ -2166,7 +2166,7 @@
           <w14:ligatures w14:val="standardContextual"/>
         </w:rPr>
       </w:pPr>
-      <w:hyperlink w:anchor="_Toc224140480" w:history="1">
+      <w:hyperlink w:anchor="_Toc224141271" w:history="1">
         <w:r>
           <w:rPr>
             <w:rStyle w:val="Lienhypertexte"/>
@@ -2193,7 +2193,7 @@
             <w:noProof/>
             <w:webHidden/>
           </w:rPr>
-          <w:instrText xml:space="preserve"> PAGEREF _Toc224140480 \h </w:instrText>
+          <w:instrText xml:space="preserve"> PAGEREF _Toc224141271 \h </w:instrText>
         </w:r>
         <w:r>
           <w:rPr>
@@ -2241,7 +2241,7 @@
           <w14:ligatures w14:val="standardContextual"/>
         </w:rPr>
       </w:pPr>
-      <w:hyperlink w:anchor="_Toc224140481" w:history="1">
+      <w:hyperlink w:anchor="_Toc224141272" w:history="1">
         <w:r>
           <w:rPr>
             <w:rStyle w:val="Lienhypertexte"/>
@@ -2268,7 +2268,7 @@
             <w:noProof/>
             <w:webHidden/>
           </w:rPr>
-          <w:instrText xml:space="preserve"> PAGEREF _Toc224140481 \h </w:instrText>
+          <w:instrText xml:space="preserve"> PAGEREF _Toc224141272 \h </w:instrText>
         </w:r>
         <w:r>
           <w:rPr>
@@ -2316,7 +2316,7 @@
           <w14:ligatures w14:val="standardContextual"/>
         </w:rPr>
       </w:pPr>
-      <w:hyperlink w:anchor="_Toc224140482" w:history="1">
+      <w:hyperlink w:anchor="_Toc224141273" w:history="1">
         <w:r>
           <w:rPr>
             <w:rStyle w:val="Lienhypertexte"/>
@@ -2343,7 +2343,7 @@
             <w:noProof/>
             <w:webHidden/>
           </w:rPr>
-          <w:instrText xml:space="preserve"> PAGEREF _Toc224140482 \h </w:instrText>
+          <w:instrText xml:space="preserve"> PAGEREF _Toc224141273 \h </w:instrText>
         </w:r>
         <w:r>
           <w:rPr>
@@ -2390,7 +2390,7 @@
           <w14:ligatures w14:val="standardContextual"/>
         </w:rPr>
       </w:pPr>
-      <w:hyperlink w:anchor="_Toc224140483" w:history="1">
+      <w:hyperlink w:anchor="_Toc224141274" w:history="1">
         <w:r>
           <w:rPr>
             <w:rStyle w:val="Lienhypertexte"/>
@@ -2417,7 +2417,7 @@
             <w:noProof/>
             <w:webHidden/>
           </w:rPr>
-          <w:instrText xml:space="preserve"> PAGEREF _Toc224140483 \h </w:instrText>
+          <w:instrText xml:space="preserve"> PAGEREF _Toc224141274 \h </w:instrText>
         </w:r>
         <w:r>
           <w:rPr>
@@ -2464,7 +2464,7 @@
           <w14:ligatures w14:val="standardContextual"/>
         </w:rPr>
       </w:pPr>
-      <w:hyperlink w:anchor="_Toc224140484" w:history="1">
+      <w:hyperlink w:anchor="_Toc224141275" w:history="1">
         <w:r>
           <w:rPr>
             <w:rStyle w:val="Lienhypertexte"/>
@@ -2491,7 +2491,7 @@
             <w:noProof/>
             <w:webHidden/>
           </w:rPr>
-          <w:instrText xml:space="preserve"> PAGEREF _Toc224140484 \h </w:instrText>
+          <w:instrText xml:space="preserve"> PAGEREF _Toc224141275 \h </w:instrText>
         </w:r>
         <w:r>
           <w:rPr>
@@ -2538,12 +2538,11 @@
           <w14:ligatures w14:val="standardContextual"/>
         </w:rPr>
       </w:pPr>
-      <w:hyperlink w:anchor="_Toc224140485" w:history="1">
+      <w:hyperlink w:anchor="_Toc224141276" w:history="1">
         <w:r>
           <w:rPr>
             <w:rStyle w:val="Lienhypertexte"/>
             <w:noProof/>
-            <w:highlight w:val="yellow"/>
           </w:rPr>
           <w:t>2.5. Pour aller plus loin</w:t>
         </w:r>
@@ -2566,7 +2565,7 @@
             <w:noProof/>
             <w:webHidden/>
           </w:rPr>
-          <w:instrText xml:space="preserve"> PAGEREF _Toc224140485 \h </w:instrText>
+          <w:instrText xml:space="preserve"> PAGEREF _Toc224141276 \h </w:instrText>
         </w:r>
         <w:r>
           <w:rPr>
@@ -2614,13 +2613,13 @@
           <w14:ligatures w14:val="standardContextual"/>
         </w:rPr>
       </w:pPr>
-      <w:hyperlink w:anchor="_Toc224140486" w:history="1">
+      <w:hyperlink w:anchor="_Toc224141277" w:history="1">
         <w:r>
           <w:rPr>
             <w:rStyle w:val="Lienhypertexte"/>
             <w:noProof/>
           </w:rPr>
-          <w:t>2.5.1. Rendre dynamique l'affichage</w:t>
+          <w:t>2.5.1. Rendre l'affichage dynamique</w:t>
         </w:r>
         <w:r>
           <w:rPr>
@@ -2641,7 +2640,7 @@
             <w:noProof/>
             <w:webHidden/>
           </w:rPr>
-          <w:instrText xml:space="preserve"> PAGEREF _Toc224140486 \h </w:instrText>
+          <w:instrText xml:space="preserve"> PAGEREF _Toc224141277 \h </w:instrText>
         </w:r>
         <w:r>
           <w:rPr>
@@ -2688,11 +2687,12 @@
           <w14:ligatures w14:val="standardContextual"/>
         </w:rPr>
       </w:pPr>
-      <w:hyperlink w:anchor="_Toc224140487" w:history="1">
+      <w:hyperlink w:anchor="_Toc224141278" w:history="1">
         <w:r>
           <w:rPr>
             <w:rStyle w:val="Lienhypertexte"/>
             <w:noProof/>
+            <w:highlight w:val="yellow"/>
           </w:rPr>
           <w:t>2.5.1.1. Avec ALEA et TEXTE</w:t>
         </w:r>
@@ -2715,7 +2715,81 @@
             <w:noProof/>
             <w:webHidden/>
           </w:rPr>
-          <w:instrText xml:space="preserve"> PAGEREF _Toc224140487 \h </w:instrText>
+          <w:instrText xml:space="preserve"> PAGEREF _Toc224141278 \h </w:instrText>
+        </w:r>
+        <w:r>
+          <w:rPr>
+            <w:noProof/>
+            <w:webHidden/>
+          </w:rPr>
+        </w:r>
+        <w:r>
+          <w:rPr>
+            <w:noProof/>
+            <w:webHidden/>
+          </w:rPr>
+          <w:fldChar w:fldCharType="separate"/>
+        </w:r>
+        <w:r>
+          <w:rPr>
+            <w:noProof/>
+            <w:webHidden/>
+          </w:rPr>
+          <w:t>31</w:t>
+        </w:r>
+        <w:r>
+          <w:rPr>
+            <w:noProof/>
+            <w:webHidden/>
+          </w:rPr>
+          <w:fldChar w:fldCharType="end"/>
+        </w:r>
+      </w:hyperlink>
+    </w:p>
+    <w:p>
+      <w:pPr>
+        <w:pStyle w:val="TM5"/>
+        <w:tabs>
+          <w:tab w:val="right" w:leader="dot" w:pos="9062"/>
+        </w:tabs>
+        <w:rPr>
+          <w:rFonts w:eastAsiaTheme="minorEastAsia" w:cstheme="minorBidi"/>
+          <w:noProof/>
+          <w:kern w:val="2"/>
+          <w:sz w:val="24"/>
+          <w:szCs w:val="24"/>
+          <w:lang w:eastAsia="fr-FR"/>
+          <w14:ligatures w14:val="standardContextual"/>
+        </w:rPr>
+      </w:pPr>
+      <w:hyperlink w:anchor="_Toc224141279" w:history="1">
+        <w:r>
+          <w:rPr>
+            <w:rStyle w:val="Lienhypertexte"/>
+            <w:noProof/>
+          </w:rPr>
+          <w:t>2.5.1.1.1. Syntaxe de la fonction ALEA</w:t>
+        </w:r>
+        <w:r>
+          <w:rPr>
+            <w:noProof/>
+            <w:webHidden/>
+          </w:rPr>
+          <w:tab/>
+        </w:r>
+        <w:r>
+          <w:rPr>
+            <w:noProof/>
+            <w:webHidden/>
+          </w:rPr>
+          <w:fldChar w:fldCharType="begin"/>
+        </w:r>
+        <w:r>
+          <w:rPr>
+            <w:noProof/>
+            <w:webHidden/>
+          </w:rPr>
+          <w:instrText xml:space="preserve"> PAGEREF _Toc224141279 \h </w:instrText>
         </w:r>
         <w:r>
           <w:rPr>
@@ -2762,7 +2836,7 @@
           <w14:ligatures w14:val="standardContextual"/>
         </w:rPr>
       </w:pPr>
-      <w:hyperlink w:anchor="_Toc224140488" w:history="1">
+      <w:hyperlink w:anchor="_Toc224141280" w:history="1">
         <w:r>
           <w:rPr>
             <w:rStyle w:val="Lienhypertexte"/>
@@ -2789,7 +2863,7 @@
             <w:noProof/>
             <w:webHidden/>
           </w:rPr>
-          <w:instrText xml:space="preserve"> PAGEREF _Toc224140488 \h </w:instrText>
+          <w:instrText xml:space="preserve"> PAGEREF _Toc224141280 \h </w:instrText>
         </w:r>
         <w:r>
           <w:rPr>
@@ -2809,7 +2883,7 @@
             <w:noProof/>
             <w:webHidden/>
           </w:rPr>
-          <w:t>31</w:t>
+          <w:t>32</w:t>
         </w:r>
         <w:r>
           <w:rPr>
@@ -2837,7 +2911,7 @@
           <w14:ligatures w14:val="standardContextual"/>
         </w:rPr>
       </w:pPr>
-      <w:hyperlink w:anchor="_Toc224140489" w:history="1">
+      <w:hyperlink w:anchor="_Toc224141281" w:history="1">
         <w:r>
           <w:rPr>
             <w:rStyle w:val="Lienhypertexte"/>
@@ -2864,7 +2938,7 @@
             <w:noProof/>
             <w:webHidden/>
           </w:rPr>
-          <w:instrText xml:space="preserve"> PAGEREF _Toc224140489 \h </w:instrText>
+          <w:instrText xml:space="preserve"> PAGEREF _Toc224141281 \h </w:instrText>
         </w:r>
         <w:r>
           <w:rPr>
@@ -2884,7 +2958,7 @@
             <w:noProof/>
             <w:webHidden/>
           </w:rPr>
-          <w:t>31</w:t>
+          <w:t>32</w:t>
         </w:r>
         <w:r>
           <w:rPr>
@@ -2911,7 +2985,7 @@
           <w14:ligatures w14:val="standardContextual"/>
         </w:rPr>
       </w:pPr>
-      <w:hyperlink w:anchor="_Toc224140490" w:history="1">
+      <w:hyperlink w:anchor="_Toc224141282" w:history="1">
         <w:r>
           <w:rPr>
             <w:rStyle w:val="Lienhypertexte"/>
@@ -2938,7 +3012,7 @@
             <w:noProof/>
             <w:webHidden/>
           </w:rPr>
-          <w:instrText xml:space="preserve"> PAGEREF _Toc224140490 \h </w:instrText>
+          <w:instrText xml:space="preserve"> PAGEREF _Toc224141282 \h </w:instrText>
         </w:r>
         <w:r>
           <w:rPr>
@@ -2958,7 +3032,7 @@
             <w:noProof/>
             <w:webHidden/>
           </w:rPr>
-          <w:t>31</w:t>
+          <w:t>32</w:t>
         </w:r>
         <w:r>
           <w:rPr>
@@ -2985,7 +3059,7 @@
           <w14:ligatures w14:val="standardContextual"/>
         </w:rPr>
       </w:pPr>
-      <w:hyperlink w:anchor="_Toc224140491" w:history="1">
+      <w:hyperlink w:anchor="_Toc224141283" w:history="1">
         <w:r>
           <w:rPr>
             <w:rStyle w:val="Lienhypertexte"/>
@@ -3012,7 +3086,7 @@
             <w:noProof/>
             <w:webHidden/>
           </w:rPr>
-          <w:instrText xml:space="preserve"> PAGEREF _Toc224140491 \h </w:instrText>
+          <w:instrText xml:space="preserve"> PAGEREF _Toc224141283 \h </w:instrText>
         </w:r>
         <w:r>
           <w:rPr>
@@ -3032,7 +3106,7 @@
             <w:noProof/>
             <w:webHidden/>
           </w:rPr>
-          <w:t>31</w:t>
+          <w:t>32</w:t>
         </w:r>
         <w:r>
           <w:rPr>
@@ -3061,7 +3135,7 @@
           <w14:ligatures w14:val="standardContextual"/>
         </w:rPr>
       </w:pPr>
-      <w:hyperlink w:anchor="_Toc224140492" w:history="1">
+      <w:hyperlink w:anchor="_Toc224141284" w:history="1">
         <w:r>
           <w:rPr>
             <w:rStyle w:val="Lienhypertexte"/>
@@ -3088,7 +3162,7 @@
             <w:noProof/>
             <w:webHidden/>
           </w:rPr>
-          <w:instrText xml:space="preserve"> PAGEREF _Toc224140492 \h </w:instrText>
+          <w:instrText xml:space="preserve"> PAGEREF _Toc224141284 \h </w:instrText>
         </w:r>
         <w:r>
           <w:rPr>
@@ -3108,7 +3182,7 @@
             <w:noProof/>
             <w:webHidden/>
           </w:rPr>
-          <w:t>31</w:t>
+          <w:t>32</w:t>
         </w:r>
         <w:r>
           <w:rPr>
@@ -3137,7 +3211,7 @@
           <w14:ligatures w14:val="standardContextual"/>
         </w:rPr>
       </w:pPr>
-      <w:hyperlink w:anchor="_Toc224140493" w:history="1">
+      <w:hyperlink w:anchor="_Toc224141285" w:history="1">
         <w:r>
           <w:rPr>
             <w:rStyle w:val="Lienhypertexte"/>
@@ -3164,7 +3238,7 @@
             <w:noProof/>
             <w:webHidden/>
           </w:rPr>
-          <w:instrText xml:space="preserve"> PAGEREF _Toc224140493 \h </w:instrText>
+          <w:instrText xml:space="preserve"> PAGEREF _Toc224141285 \h </w:instrText>
         </w:r>
         <w:r>
           <w:rPr>
@@ -3204,7 +3278,7 @@
       <w:pPr>
         <w:pStyle w:val="Titre1"/>
       </w:pPr>
-      <w:bookmarkStart w:id="0" w:name="_Toc224140453"/>
+      <w:bookmarkStart w:id="0" w:name="_Toc224141244"/>
       <w:r>
         <w:t>Prolégomènes</w:t>
       </w:r>
@@ -3214,7 +3288,7 @@
       <w:pPr>
         <w:pStyle w:val="Titre2"/>
       </w:pPr>
-      <w:bookmarkStart w:id="1" w:name="_Toc224140454"/>
+      <w:bookmarkStart w:id="1" w:name="_Toc224141245"/>
       <w:r>
         <w:t>Travailler avec un classeur Excel prenant en charge les macros</w:t>
       </w:r>
@@ -3400,7 +3474,7 @@
       <w:pPr>
         <w:pStyle w:val="Titre2"/>
       </w:pPr>
-      <w:bookmarkStart w:id="2" w:name="_Toc224140455"/>
+      <w:bookmarkStart w:id="2" w:name="_Toc224141246"/>
       <w:r>
         <w:t xml:space="preserve">Le </w:t>
       </w:r>
@@ -3491,6 +3565,7 @@
         </w:numPr>
       </w:pPr>
       <w:r>
+        <w:lastRenderedPageBreak/>
         <w:t>Tandis que l</w:t>
       </w:r>
       <w:r>
@@ -3525,7 +3600,6 @@
     </w:p>
     <w:p>
       <w:r>
-        <w:lastRenderedPageBreak/>
         <w:t>On peut également utiliser un traducteur de fonctions en ligne</w:t>
       </w:r>
       <w:r>
@@ -3549,7 +3623,7 @@
       <w:pPr>
         <w:pStyle w:val="Titre1"/>
       </w:pPr>
-      <w:bookmarkStart w:id="3" w:name="_Toc224140456"/>
+      <w:bookmarkStart w:id="3" w:name="_Toc224141247"/>
       <w:r>
         <w:t>Liste avec</w:t>
       </w:r>
@@ -3583,7 +3657,7 @@
       <w:pPr>
         <w:pStyle w:val="Titre2"/>
       </w:pPr>
-      <w:bookmarkStart w:id="4" w:name="_Toc224140457"/>
+      <w:bookmarkStart w:id="4" w:name="_Toc224141248"/>
       <w:r>
         <w:t xml:space="preserve">Avec </w:t>
       </w:r>
@@ -4128,7 +4202,7 @@
       <w:pPr>
         <w:pStyle w:val="Titre3"/>
       </w:pPr>
-      <w:bookmarkStart w:id="5" w:name="_Toc224140458"/>
+      <w:bookmarkStart w:id="5" w:name="_Toc224141249"/>
       <w:r>
         <w:t>Syntaxe de la fonction REMPLACER</w:t>
       </w:r>
@@ -4512,7 +4586,7 @@
       <w:pPr>
         <w:pStyle w:val="Titre3"/>
       </w:pPr>
-      <w:bookmarkStart w:id="6" w:name="_Toc224140459"/>
+      <w:bookmarkStart w:id="6" w:name="_Toc224141250"/>
       <w:r>
         <w:t>Syntaxe de la fonction TROUVE</w:t>
       </w:r>
@@ -4882,7 +4956,7 @@
       <w:pPr>
         <w:pStyle w:val="Titre3"/>
       </w:pPr>
-      <w:bookmarkStart w:id="7" w:name="_Toc224140460"/>
+      <w:bookmarkStart w:id="7" w:name="_Toc224141251"/>
       <w:r>
         <w:t>Explications :</w:t>
       </w:r>
@@ -5080,7 +5154,7 @@
       <w:pPr>
         <w:pStyle w:val="Titre3"/>
       </w:pPr>
-      <w:bookmarkStart w:id="8" w:name="_Toc224140461"/>
+      <w:bookmarkStart w:id="8" w:name="_Toc224141252"/>
       <w:r>
         <w:lastRenderedPageBreak/>
         <w:t>Syntaxe</w:t>
@@ -5145,7 +5219,7 @@
       <w:pPr>
         <w:pStyle w:val="Titre4"/>
       </w:pPr>
-      <w:bookmarkStart w:id="9" w:name="_Toc224140462"/>
+      <w:bookmarkStart w:id="9" w:name="_Toc224141253"/>
       <w:r>
         <w:t>Syntaxe de la fonction INDEX</w:t>
       </w:r>
@@ -5696,7 +5770,7 @@
       <w:pPr>
         <w:pStyle w:val="Titre4"/>
       </w:pPr>
-      <w:bookmarkStart w:id="10" w:name="_Toc224140463"/>
+      <w:bookmarkStart w:id="10" w:name="_Toc224141254"/>
       <w:r>
         <w:t>Syntaxe de la fonction INDEX</w:t>
       </w:r>
@@ -6364,7 +6438,7 @@
       <w:pPr>
         <w:pStyle w:val="Titre2"/>
       </w:pPr>
-      <w:bookmarkStart w:id="11" w:name="_Toc224140464"/>
+      <w:bookmarkStart w:id="11" w:name="_Toc224141255"/>
       <w:r>
         <w:t>Avec LIRE.CLASSEUR , TRANSPOSE et SUBSTITUE</w:t>
       </w:r>
@@ -6990,7 +7064,7 @@
       <w:pPr>
         <w:pStyle w:val="Titre3"/>
       </w:pPr>
-      <w:bookmarkStart w:id="12" w:name="_Toc224140465"/>
+      <w:bookmarkStart w:id="12" w:name="_Toc224141256"/>
       <w:r>
         <w:t>Syntaxe de la fonction SUBSTITUE</w:t>
       </w:r>
@@ -7451,7 +7525,7 @@
       <w:pPr>
         <w:pStyle w:val="Titre3"/>
       </w:pPr>
-      <w:bookmarkStart w:id="13" w:name="_Toc224140466"/>
+      <w:bookmarkStart w:id="13" w:name="_Toc224141257"/>
       <w:r>
         <w:t>Syntaxe de la fonction TRANSPOSE</w:t>
       </w:r>
@@ -7900,7 +7974,7 @@
       <w:pPr>
         <w:pStyle w:val="Titre3"/>
       </w:pPr>
-      <w:bookmarkStart w:id="14" w:name="_Toc224140467"/>
+      <w:bookmarkStart w:id="14" w:name="_Toc224141258"/>
       <w:r>
         <w:t>Explications :</w:t>
       </w:r>
@@ -8140,7 +8214,7 @@
       <w:pPr>
         <w:pStyle w:val="Titre2"/>
       </w:pPr>
-      <w:bookmarkStart w:id="15" w:name="_Toc224140468"/>
+      <w:bookmarkStart w:id="15" w:name="_Toc224141259"/>
       <w:r>
         <w:t>Avec LIRE.CLASSEUR, REMPLACER, TROUVE et TRANSPOSE</w:t>
       </w:r>
@@ -8155,7 +8229,7 @@
       <w:pPr>
         <w:pStyle w:val="Titre3"/>
       </w:pPr>
-      <w:bookmarkStart w:id="16" w:name="_Toc224140469"/>
+      <w:bookmarkStart w:id="16" w:name="_Toc224141260"/>
       <w:r>
         <w:t>Étape 1 : Clique</w:t>
       </w:r>
@@ -8296,7 +8370,7 @@
       <w:pPr>
         <w:pStyle w:val="Titre3"/>
       </w:pPr>
-      <w:bookmarkStart w:id="17" w:name="_Toc224140470"/>
+      <w:bookmarkStart w:id="17" w:name="_Toc224141261"/>
       <w:r>
         <w:t>Étape 2 : Modifiez le nom et la formule dans la boîte de dialogue Nouveau nom</w:t>
       </w:r>
@@ -8727,7 +8801,7 @@
       <w:pPr>
         <w:pStyle w:val="Titre3"/>
       </w:pPr>
-      <w:bookmarkStart w:id="18" w:name="_Toc224140471"/>
+      <w:bookmarkStart w:id="18" w:name="_Toc224141262"/>
       <w:r>
         <w:t>Étape 3 : Utilisation d'une formule pour lister les noms des feuilles</w:t>
       </w:r>
@@ -8881,7 +8955,7 @@
       <w:pPr>
         <w:pStyle w:val="Titre2"/>
       </w:pPr>
-      <w:bookmarkStart w:id="19" w:name="_Toc224140472"/>
+      <w:bookmarkStart w:id="19" w:name="_Toc224141263"/>
       <w:r>
         <w:t xml:space="preserve">Avec LIRE.CLASSEUR, </w:t>
       </w:r>
@@ -9056,7 +9130,7 @@
       <w:pPr>
         <w:pStyle w:val="Titre3"/>
       </w:pPr>
-      <w:bookmarkStart w:id="20" w:name="_Toc224140473"/>
+      <w:bookmarkStart w:id="20" w:name="_Toc224141264"/>
       <w:r>
         <w:t>Étape 1 : Clique</w:t>
       </w:r>
@@ -9145,7 +9219,7 @@
       <w:pPr>
         <w:pStyle w:val="Titre3"/>
       </w:pPr>
-      <w:bookmarkStart w:id="21" w:name="_Toc224140474"/>
+      <w:bookmarkStart w:id="21" w:name="_Toc224141265"/>
       <w:r>
         <w:t xml:space="preserve">Étape </w:t>
       </w:r>
@@ -9261,7 +9335,7 @@
       <w:pPr>
         <w:pStyle w:val="Titre3"/>
       </w:pPr>
-      <w:bookmarkStart w:id="22" w:name="_Toc224140475"/>
+      <w:bookmarkStart w:id="22" w:name="_Toc224141266"/>
       <w:r>
         <w:t xml:space="preserve">Étape </w:t>
       </w:r>
@@ -9549,7 +9623,7 @@
       <w:pPr>
         <w:pStyle w:val="Titre3"/>
       </w:pPr>
-      <w:bookmarkStart w:id="23" w:name="_Toc224140476"/>
+      <w:bookmarkStart w:id="23" w:name="_Toc224141267"/>
       <w:r>
         <w:t xml:space="preserve">Étape </w:t>
       </w:r>
@@ -9668,7 +9742,7 @@
       <w:pPr>
         <w:pStyle w:val="Titre4"/>
       </w:pPr>
-      <w:bookmarkStart w:id="24" w:name="_Toc224140477"/>
+      <w:bookmarkStart w:id="24" w:name="_Toc224141268"/>
       <w:r>
         <w:t>Syntaxe de</w:t>
       </w:r>
@@ -10105,7 +10179,7 @@
       <w:pPr>
         <w:pStyle w:val="Titre4"/>
       </w:pPr>
-      <w:bookmarkStart w:id="25" w:name="_Toc224140478"/>
+      <w:bookmarkStart w:id="25" w:name="_Toc224141269"/>
       <w:r>
         <w:t>Explications</w:t>
       </w:r>
@@ -10115,7 +10189,7 @@
       <w:pPr>
         <w:pStyle w:val="Titre4"/>
       </w:pPr>
-      <w:bookmarkStart w:id="26" w:name="_Toc224140479"/>
+      <w:bookmarkStart w:id="26" w:name="_Toc224141270"/>
       <w:r>
         <w:t>Décomposer le résultat de LIRE.CLASSEUR()</w:t>
       </w:r>
@@ -10949,7 +11023,7 @@
       <w:pPr>
         <w:pStyle w:val="Titre4"/>
       </w:pPr>
-      <w:bookmarkStart w:id="27" w:name="_Toc224140480"/>
+      <w:bookmarkStart w:id="27" w:name="_Toc224141271"/>
       <w:r>
         <w:t>Autre solution avec la fonction DROITE()</w:t>
       </w:r>
@@ -11228,7 +11302,7 @@
       <w:pPr>
         <w:pStyle w:val="Titre3"/>
       </w:pPr>
-      <w:bookmarkStart w:id="28" w:name="_Toc224140481"/>
+      <w:bookmarkStart w:id="28" w:name="_Toc224141272"/>
       <w:r>
         <w:t xml:space="preserve">Étape </w:t>
       </w:r>
@@ -11720,7 +11794,7 @@
       <w:pPr>
         <w:pStyle w:val="Titre3"/>
       </w:pPr>
-      <w:bookmarkStart w:id="29" w:name="_Toc224140482"/>
+      <w:bookmarkStart w:id="29" w:name="_Toc224141273"/>
       <w:r>
         <w:lastRenderedPageBreak/>
         <w:t>Étape 6 : Gérer les erreurs #REF ! avec la fonction SIERREUR</w:t>
@@ -11803,7 +11877,7 @@
       <w:pPr>
         <w:pStyle w:val="Titre4"/>
       </w:pPr>
-      <w:bookmarkStart w:id="30" w:name="_Toc224140483"/>
+      <w:bookmarkStart w:id="30" w:name="_Toc224141274"/>
       <w:r>
         <w:t>Syntaxe de la fonction SIERREUR</w:t>
       </w:r>
@@ -12407,7 +12481,7 @@
       <w:pPr>
         <w:pStyle w:val="Titre4"/>
       </w:pPr>
-      <w:bookmarkStart w:id="31" w:name="_Toc224140484"/>
+      <w:bookmarkStart w:id="31" w:name="_Toc224141275"/>
       <w:r>
         <w:t>Modification de la formule pour ne pas compter la feuille Sommaire</w:t>
       </w:r>
@@ -12576,230 +12650,533 @@
     <w:p>
       <w:pPr>
         <w:pStyle w:val="Titre2"/>
+      </w:pPr>
+      <w:bookmarkStart w:id="32" w:name="_Toc224141276"/>
+      <w:r>
+        <w:t>Pour aller plus loin</w:t>
+      </w:r>
+      <w:bookmarkEnd w:id="32"/>
+    </w:p>
+    <w:p>
+      <w:pPr>
+        <w:pStyle w:val="Titre3"/>
+      </w:pPr>
+      <w:bookmarkStart w:id="33" w:name="_Toc224141277"/>
+      <w:r>
+        <w:t>Rendre l'affichage</w:t>
+      </w:r>
+      <w:r>
+        <w:t xml:space="preserve"> </w:t>
+      </w:r>
+      <w:r>
+        <w:t>dynamique</w:t>
+      </w:r>
+      <w:bookmarkEnd w:id="33"/>
+    </w:p>
+    <w:p>
+      <w:r>
+        <w:t xml:space="preserve">En effet, </w:t>
+      </w:r>
+      <w:r>
+        <w:t>l'inconvénient de cette fonction</w:t>
+      </w:r>
+      <w:r>
+        <w:t xml:space="preserve"> </w:t>
+      </w:r>
+      <w:r>
+        <w:t xml:space="preserve">LIRE.CLASSEUR() </w:t>
+      </w:r>
+      <w:r>
+        <w:t>est qu</w:t>
+      </w:r>
+      <w:r>
+        <w:t>’</w:t>
+      </w:r>
+      <w:r>
+        <w:t>elle</w:t>
+      </w:r>
+      <w:r>
+        <w:t xml:space="preserve"> </w:t>
+      </w:r>
+      <w:r>
+        <w:t>n'est</w:t>
+      </w:r>
+      <w:r>
+        <w:t xml:space="preserve"> </w:t>
+      </w:r>
+      <w:r>
+        <w:t>pas dynamique</w:t>
+      </w:r>
+      <w:r>
+        <w:t>.</w:t>
+      </w:r>
+    </w:p>
+    <w:p>
+      <w:r>
+        <w:t>Si on ajoute une nouvelle feuille de calcul dans le classeur, celle-ci ne sera pas prise en compte directement à l'intérieur du tableau de la feuille Sommaire.</w:t>
+      </w:r>
+    </w:p>
+    <w:p>
+      <w:r>
+        <w:t>Pour r</w:t>
+      </w:r>
+      <w:r>
+        <w:t>endre la fonction LIRE.CLASSEUR() dynamique</w:t>
+      </w:r>
+      <w:r>
+        <w:t>, on a le choix entre deux méthodes.</w:t>
+      </w:r>
+    </w:p>
+    <w:p>
+      <w:pPr>
+        <w:pStyle w:val="Titre4"/>
         <w:rPr>
           <w:highlight w:val="yellow"/>
         </w:rPr>
       </w:pPr>
-      <w:bookmarkStart w:id="32" w:name="_Toc224140485"/>
+      <w:bookmarkStart w:id="34" w:name="_Toc224141278"/>
       <w:r>
         <w:rPr>
           <w:highlight w:val="yellow"/>
         </w:rPr>
-        <w:t>Pour aller plus loin</w:t>
-      </w:r>
-      <w:bookmarkEnd w:id="32"/>
-    </w:p>
-    <w:p>
-      <w:pPr>
-        <w:pStyle w:val="Titre3"/>
-      </w:pPr>
-      <w:bookmarkStart w:id="33" w:name="_Toc224140486"/>
-      <w:r>
-        <w:t>Rendre dynamique l'affichage</w:t>
-      </w:r>
-      <w:bookmarkEnd w:id="33"/>
-    </w:p>
-    <w:p>
-      <w:r>
-        <w:t xml:space="preserve">En effet, </w:t>
-      </w:r>
-      <w:r>
-        <w:t>l'inconvénient de cette fonction</w:t>
-      </w:r>
+        <w:t>Avec ALEA et TEXTE</w:t>
+      </w:r>
+      <w:bookmarkEnd w:id="34"/>
+    </w:p>
+    <w:p>
+      <w:r>
+        <w:t>Une astuce consiste à ajouter dans le nom une fonction qui va s'actualiser elle-même automatiquement à chaque fois qu</w:t>
+      </w:r>
+      <w:r>
+        <w:t>’on</w:t>
+      </w:r>
+      <w:r>
+        <w:t xml:space="preserve"> relance un calcul</w:t>
+      </w:r>
+      <w:r>
+        <w:t xml:space="preserve"> (F9), en </w:t>
+      </w:r>
+      <w:r>
+        <w:t>utilis</w:t>
+      </w:r>
+      <w:r>
+        <w:t>ant</w:t>
+      </w:r>
+      <w:r>
+        <w:t xml:space="preserve"> la fonction </w:t>
+      </w:r>
+      <w:r>
+        <w:t>ALEA encapsulée dans la fonction TEXTE.</w:t>
+      </w:r>
+    </w:p>
+    <w:p>
+      <w:pPr>
+        <w:pStyle w:val="Titre5"/>
+      </w:pPr>
+      <w:bookmarkStart w:id="35" w:name="_Toc224141279"/>
+      <w:r>
+        <w:t xml:space="preserve">Syntaxe de la fonction </w:t>
+      </w:r>
+      <w:r>
+        <w:t>ALEA</w:t>
+      </w:r>
+      <w:bookmarkEnd w:id="35"/>
+    </w:p>
+    <w:p>
+      <w:pPr>
+        <w:rPr>
+          <w:highlight w:val="yellow"/>
+        </w:rPr>
+      </w:pPr>
+      <w:r>
+        <w:t xml:space="preserve">ALEA </w:t>
+      </w:r>
+      <w:r>
+        <w:t>recherche une chaîne de texte dans une deuxième chaîne de texte et retourne le numéro de la position de départ de la première chaîne de texte à partir du premier caractère de la deuxième chaîne de texte</w:t>
+      </w:r>
+      <w:r>
+        <w:rPr>
+          <w:rStyle w:val="Appelnotedebasdep"/>
+        </w:rPr>
+        <w:footnoteReference w:id="16"/>
+      </w:r>
+      <w:r>
+        <w:t>.</w:t>
+      </w:r>
+    </w:p>
+    <w:p>
+      <w:r>
+        <w:t xml:space="preserve">La syntaxe de la fonction </w:t>
+      </w:r>
+      <w:r>
+        <w:t>TROUVE</w:t>
+      </w:r>
+      <w:r>
+        <w:t xml:space="preserve"> contient les </w:t>
+      </w:r>
+      <w:r>
+        <w:rPr>
+          <w:b/>
+          <w:bCs/>
+        </w:rPr>
+        <w:t>3 arguments</w:t>
+      </w:r>
+      <w:r>
+        <w:t xml:space="preserve"> suivants :</w:t>
+      </w:r>
+    </w:p>
+    <w:p>
+      <w:pPr>
+        <w:rPr>
+          <w:rFonts w:ascii="Courier New" w:hAnsi="Courier New" w:cs="Courier New"/>
+          <w:b/>
+          <w:bCs/>
+          <w:i/>
+          <w:iCs/>
+          <w:sz w:val="24"/>
+          <w:szCs w:val="24"/>
+        </w:rPr>
+      </w:pPr>
+      <w:r>
+        <w:rPr>
+          <w:rFonts w:ascii="Courier New" w:hAnsi="Courier New" w:cs="Courier New"/>
+          <w:b/>
+          <w:bCs/>
+          <w:i/>
+          <w:iCs/>
+          <w:sz w:val="24"/>
+          <w:szCs w:val="24"/>
+        </w:rPr>
+        <w:t>=TROUVE(</w:t>
+      </w:r>
+      <w:proofErr w:type="spellStart"/>
+      <w:r>
+        <w:rPr>
+          <w:rFonts w:ascii="Courier New" w:hAnsi="Courier New" w:cs="Courier New"/>
+          <w:b/>
+          <w:bCs/>
+          <w:i/>
+          <w:iCs/>
+          <w:sz w:val="24"/>
+          <w:szCs w:val="24"/>
+        </w:rPr>
+        <w:t>texte_cherché</w:t>
+      </w:r>
+      <w:proofErr w:type="spellEnd"/>
+      <w:r>
+        <w:rPr>
+          <w:rFonts w:ascii="Courier New" w:hAnsi="Courier New" w:cs="Courier New"/>
+          <w:b/>
+          <w:bCs/>
+          <w:i/>
+          <w:iCs/>
+          <w:sz w:val="24"/>
+          <w:szCs w:val="24"/>
+        </w:rPr>
+        <w:t> ;</w:t>
+      </w:r>
+      <w:r>
+        <w:rPr>
+          <w:rFonts w:ascii="Courier New" w:hAnsi="Courier New" w:cs="Courier New"/>
+          <w:b/>
+          <w:bCs/>
+          <w:i/>
+          <w:iCs/>
+          <w:sz w:val="24"/>
+          <w:szCs w:val="24"/>
+        </w:rPr>
+        <w:t xml:space="preserve"> texte</w:t>
+      </w:r>
+      <w:r>
+        <w:rPr>
+          <w:rFonts w:ascii="Courier New" w:hAnsi="Courier New" w:cs="Courier New"/>
+          <w:b/>
+          <w:bCs/>
+          <w:i/>
+          <w:iCs/>
+          <w:sz w:val="24"/>
+          <w:szCs w:val="24"/>
+        </w:rPr>
+        <w:t> ;</w:t>
+      </w:r>
+      <w:r>
+        <w:rPr>
+          <w:rFonts w:ascii="Courier New" w:hAnsi="Courier New" w:cs="Courier New"/>
+          <w:b/>
+          <w:bCs/>
+          <w:i/>
+          <w:iCs/>
+          <w:sz w:val="24"/>
+          <w:szCs w:val="24"/>
+        </w:rPr>
+        <w:t xml:space="preserve"> [</w:t>
+      </w:r>
+      <w:proofErr w:type="spellStart"/>
+      <w:r>
+        <w:rPr>
+          <w:rFonts w:ascii="Courier New" w:hAnsi="Courier New" w:cs="Courier New"/>
+          <w:b/>
+          <w:bCs/>
+          <w:i/>
+          <w:iCs/>
+          <w:sz w:val="24"/>
+          <w:szCs w:val="24"/>
+        </w:rPr>
+        <w:t>no_départ</w:t>
+      </w:r>
+      <w:proofErr w:type="spellEnd"/>
+      <w:r>
+        <w:rPr>
+          <w:rFonts w:ascii="Courier New" w:hAnsi="Courier New" w:cs="Courier New"/>
+          <w:b/>
+          <w:bCs/>
+          <w:i/>
+          <w:iCs/>
+          <w:sz w:val="24"/>
+          <w:szCs w:val="24"/>
+        </w:rPr>
+        <w:t>])</w:t>
+      </w:r>
+    </w:p>
+    <w:p>
+      <w:pPr>
+        <w:numPr>
+          <w:ilvl w:val="0"/>
+          <w:numId w:val="4"/>
+        </w:numPr>
+        <w:spacing w:after="0"/>
+      </w:pPr>
+      <w:proofErr w:type="spellStart"/>
+      <w:r>
+        <w:rPr>
+          <w:rFonts w:ascii="Courier New" w:hAnsi="Courier New" w:cs="Courier New"/>
+          <w:b/>
+          <w:bCs/>
+          <w:i/>
+          <w:iCs/>
+          <w:sz w:val="24"/>
+          <w:szCs w:val="24"/>
+        </w:rPr>
+        <w:t>texte_cherché</w:t>
+      </w:r>
+      <w:proofErr w:type="spellEnd"/>
       <w:r>
         <w:t xml:space="preserve"> </w:t>
       </w:r>
       <w:r>
-        <w:t xml:space="preserve">LIRE.CLASSEUR() </w:t>
-      </w:r>
-      <w:r>
-        <w:t>est qu</w:t>
-      </w:r>
-      <w:r>
-        <w:t>’</w:t>
-      </w:r>
-      <w:r>
-        <w:t>elle</w:t>
+        <w:rPr>
+          <w:u w:val="single"/>
+        </w:rPr>
+        <w:t>Obligatoire</w:t>
+      </w:r>
+      <w:r>
+        <w:t>. Il s’agit du texte à trouver.</w:t>
+      </w:r>
+    </w:p>
+    <w:p>
+      <w:pPr>
+        <w:numPr>
+          <w:ilvl w:val="0"/>
+          <w:numId w:val="4"/>
+        </w:numPr>
+        <w:spacing w:after="0"/>
+      </w:pPr>
+      <w:r>
+        <w:rPr>
+          <w:b/>
+          <w:bCs/>
+        </w:rPr>
+        <w:t>texte</w:t>
+      </w:r>
+      <w:r>
+        <w:t>    </w:t>
+      </w:r>
+      <w:r>
+        <w:rPr>
+          <w:u w:val="single"/>
+        </w:rPr>
+        <w:t>Obligatoire</w:t>
+      </w:r>
+      <w:r>
+        <w:t>. Il s’agit du texte qui contient celui que vous recherchez.</w:t>
+      </w:r>
+    </w:p>
+    <w:p>
+      <w:pPr>
+        <w:numPr>
+          <w:ilvl w:val="0"/>
+          <w:numId w:val="4"/>
+        </w:numPr>
+        <w:spacing w:after="0"/>
+      </w:pPr>
+      <w:proofErr w:type="spellStart"/>
+      <w:r>
+        <w:t>no_départ</w:t>
+      </w:r>
+      <w:proofErr w:type="spellEnd"/>
+      <w:r>
+        <w:t>    </w:t>
+      </w:r>
+      <w:r>
+        <w:rPr>
+          <w:i/>
+          <w:iCs/>
+        </w:rPr>
+        <w:t>Facultatif</w:t>
+      </w:r>
+      <w:r>
+        <w:t xml:space="preserve">. Indique le caractère à partir duquel commencer la recherche. Le premier caractère de l’argument texte est le caractère numéro 1. Si l’argument </w:t>
+      </w:r>
+      <w:proofErr w:type="spellStart"/>
+      <w:r>
+        <w:t>no_départ</w:t>
+      </w:r>
+      <w:proofErr w:type="spellEnd"/>
+      <w:r>
+        <w:t xml:space="preserve"> est omis, la valeur par défaut est 1.</w:t>
+      </w:r>
+    </w:p>
+    <w:p>
+      <w:pPr>
+        <w:spacing w:after="0"/>
+      </w:pPr>
+      <w:r>
+        <w:rPr>
+          <w:noProof/>
+        </w:rPr>
+        <w:lastRenderedPageBreak/>
+        <w:drawing>
+          <wp:inline distT="0" distB="0" distL="0" distR="0" wp14:anchorId="2D672176" wp14:editId="687B8135">
+            <wp:extent cx="540000" cy="540000"/>
+            <wp:effectExtent l="0" t="0" r="0" b="0"/>
+            <wp:docPr id="427525212" name="Graphique 1" descr="Avertissement avec un remplissage uni"/>
+            <wp:cNvGraphicFramePr>
+              <a:graphicFrameLocks xmlns:a="http://schemas.openxmlformats.org/drawingml/2006/main" noChangeAspect="1"/>
+            </wp:cNvGraphicFramePr>
+            <a:graphic xmlns:a="http://schemas.openxmlformats.org/drawingml/2006/main">
+              <a:graphicData uri="http://schemas.openxmlformats.org/drawingml/2006/picture">
+                <pic:pic xmlns:pic="http://schemas.openxmlformats.org/drawingml/2006/picture">
+                  <pic:nvPicPr>
+                    <pic:cNvPr id="2066193991" name="Graphique 2066193991" descr="Avertissement avec un remplissage uni"/>
+                    <pic:cNvPicPr/>
+                  </pic:nvPicPr>
+                  <pic:blipFill>
+                    <a:blip r:embed="rId8">
+                      <a:extLst>
+                        <a:ext uri="{96DAC541-7B7A-43D3-8B79-37D633B846F1}">
+                          <asvg:svgBlip xmlns:asvg="http://schemas.microsoft.com/office/drawing/2016/SVG/main" r:embed="rId9"/>
+                        </a:ext>
+                      </a:extLst>
+                    </a:blip>
+                    <a:stretch>
+                      <a:fillRect/>
+                    </a:stretch>
+                  </pic:blipFill>
+                  <pic:spPr>
+                    <a:xfrm>
+                      <a:off x="0" y="0"/>
+                      <a:ext cx="540000" cy="540000"/>
+                    </a:xfrm>
+                    <a:prstGeom prst="rect">
+                      <a:avLst/>
+                    </a:prstGeom>
+                  </pic:spPr>
+                </pic:pic>
+              </a:graphicData>
+            </a:graphic>
+          </wp:inline>
+        </w:drawing>
       </w:r>
       <w:r>
         <w:t xml:space="preserve"> </w:t>
       </w:r>
       <w:r>
-        <w:t>n'est</w:t>
-      </w:r>
-      <w:r>
-        <w:t xml:space="preserve"> </w:t>
-      </w:r>
-      <w:r>
-        <w:t>pas dynamique</w:t>
-      </w:r>
-      <w:r>
-        <w:t>.</w:t>
-      </w:r>
-    </w:p>
-    <w:p>
-      <w:r>
-        <w:t>S</w:t>
-      </w:r>
-      <w:r>
-        <w:t>i</w:t>
-      </w:r>
-      <w:r>
-        <w:t xml:space="preserve"> on ajoute</w:t>
-      </w:r>
-      <w:r>
-        <w:t xml:space="preserve"> une nouvelle feuille de calcul</w:t>
-      </w:r>
-      <w:r>
-        <w:t xml:space="preserve"> dans</w:t>
-      </w:r>
-      <w:r>
-        <w:t xml:space="preserve"> le classeur</w:t>
-      </w:r>
-      <w:r>
-        <w:t xml:space="preserve">, </w:t>
-      </w:r>
-      <w:r>
-        <w:t>celle-ci</w:t>
-      </w:r>
-      <w:r>
-        <w:t xml:space="preserve"> </w:t>
-      </w:r>
-      <w:r>
-        <w:t>ne sera pas prise en compte directement</w:t>
-      </w:r>
-      <w:r>
-        <w:t xml:space="preserve"> </w:t>
-      </w:r>
-      <w:r>
-        <w:t xml:space="preserve">à l'intérieur </w:t>
-      </w:r>
-      <w:r>
-        <w:t>du</w:t>
-      </w:r>
-      <w:r>
-        <w:t xml:space="preserve"> tableau</w:t>
-      </w:r>
-      <w:r>
-        <w:t xml:space="preserve"> de la feuille Sommaire.</w:t>
-      </w:r>
-    </w:p>
-    <w:p>
-      <w:r>
-        <w:t>Pour r</w:t>
-      </w:r>
-      <w:r>
-        <w:t>endre la fonction LIRE.CLASSEUR() dynamique</w:t>
-      </w:r>
-      <w:r>
-        <w:t>, on a le choix entre deux méthodes.</w:t>
-      </w:r>
-    </w:p>
-    <w:p>
-      <w:pPr>
-        <w:pStyle w:val="Titre4"/>
-      </w:pPr>
-      <w:bookmarkStart w:id="34" w:name="_Toc224140487"/>
-      <w:r>
-        <w:t>Avec ALEA et TEXTE</w:t>
-      </w:r>
-      <w:bookmarkEnd w:id="34"/>
-    </w:p>
-    <w:p>
-      <w:r>
-        <w:t xml:space="preserve">Une </w:t>
-      </w:r>
-      <w:r>
-        <w:t>astuce consiste à</w:t>
-      </w:r>
-      <w:r>
-        <w:t xml:space="preserve"> </w:t>
-      </w:r>
-      <w:r>
-        <w:t>ajouter dans le nom une fonction qui va s'actualiser</w:t>
-      </w:r>
-      <w:r>
-        <w:t xml:space="preserve"> </w:t>
-      </w:r>
-      <w:r>
-        <w:t>elle-même automatiquement à chaque fois</w:t>
-      </w:r>
-      <w:r>
-        <w:t xml:space="preserve"> </w:t>
-      </w:r>
-      <w:r>
-        <w:t>que nous allons relancer un calcul nous</w:t>
-      </w:r>
-      <w:r>
-        <w:t xml:space="preserve"> </w:t>
-      </w:r>
-      <w:r>
-        <w:t>pourrons par exemple utiliser la</w:t>
-      </w:r>
-      <w:r>
-        <w:t xml:space="preserve"> </w:t>
-      </w:r>
-      <w:r>
-        <w:t>fonction aléa</w:t>
-      </w:r>
-    </w:p>
-    <w:p/>
-    <w:p>
-      <w:pPr>
-        <w:pStyle w:val="Titre4"/>
-      </w:pPr>
-      <w:bookmarkStart w:id="35" w:name="_Toc224140488"/>
-      <w:r>
-        <w:t xml:space="preserve">Avec </w:t>
-      </w:r>
-      <w:r>
-        <w:t>T</w:t>
-      </w:r>
-      <w:r>
-        <w:t xml:space="preserve"> et </w:t>
-      </w:r>
-      <w:r>
-        <w:t>MAINTENANT</w:t>
-      </w:r>
-      <w:bookmarkEnd w:id="35"/>
-    </w:p>
-    <w:p>
-      <w:pPr>
-        <w:pStyle w:val="Titre3"/>
-      </w:pPr>
-      <w:bookmarkStart w:id="36" w:name="_Toc224140489"/>
-      <w:r>
-        <w:t>On peut ajouter des liens hypertexte sur le nom des feuilles.</w:t>
-      </w:r>
-      <w:bookmarkEnd w:id="36"/>
-    </w:p>
-    <w:p>
-      <w:pPr>
-        <w:pStyle w:val="Titre4"/>
-      </w:pPr>
-      <w:bookmarkStart w:id="37" w:name="_Toc224140490"/>
-      <w:r>
-        <w:t>Ajouter des liens hypertexte manuellement</w:t>
-      </w:r>
-      <w:bookmarkEnd w:id="37"/>
-    </w:p>
-    <w:p>
-      <w:pPr>
-        <w:pStyle w:val="Titre4"/>
-      </w:pPr>
-      <w:bookmarkStart w:id="38" w:name="_Toc224140491"/>
-      <w:r>
-        <w:t>Transition vers le VBA : ajouter des liens hypertexte par code</w:t>
-      </w:r>
-      <w:bookmarkEnd w:id="38"/>
+        <w:rPr>
+          <w:i/>
+          <w:iCs/>
+          <w:sz w:val="24"/>
+          <w:szCs w:val="24"/>
+        </w:rPr>
+        <w:t>TROUVE est sensible à la casse</w:t>
+      </w:r>
+      <w:r>
+        <w:rPr>
+          <w:rStyle w:val="Appelnotedebasdep"/>
+          <w:i/>
+          <w:iCs/>
+          <w:sz w:val="24"/>
+          <w:szCs w:val="24"/>
+        </w:rPr>
+        <w:footnoteReference w:id="17"/>
+      </w:r>
+      <w:r>
+        <w:rPr>
+          <w:i/>
+          <w:iCs/>
+          <w:sz w:val="24"/>
+          <w:szCs w:val="24"/>
+        </w:rPr>
+        <w:t xml:space="preserve"> et n’autorise pas les caractères génériques.</w:t>
+      </w:r>
     </w:p>
     <w:p/>
     <w:p/>
     <w:p>
       <w:pPr>
+        <w:pStyle w:val="Titre4"/>
+      </w:pPr>
+      <w:bookmarkStart w:id="36" w:name="_Toc224141280"/>
+      <w:r>
+        <w:t xml:space="preserve">Avec </w:t>
+      </w:r>
+      <w:r>
+        <w:t>T</w:t>
+      </w:r>
+      <w:r>
+        <w:t xml:space="preserve"> et </w:t>
+      </w:r>
+      <w:r>
+        <w:t>MAINTENANT</w:t>
+      </w:r>
+      <w:bookmarkEnd w:id="36"/>
+    </w:p>
+    <w:p>
+      <w:pPr>
+        <w:pStyle w:val="Titre3"/>
+      </w:pPr>
+      <w:bookmarkStart w:id="37" w:name="_Toc224141281"/>
+      <w:r>
+        <w:t>On peut ajouter des liens hypertexte sur le nom des feuilles.</w:t>
+      </w:r>
+      <w:bookmarkEnd w:id="37"/>
+    </w:p>
+    <w:p>
+      <w:pPr>
+        <w:pStyle w:val="Titre4"/>
+      </w:pPr>
+      <w:bookmarkStart w:id="38" w:name="_Toc224141282"/>
+      <w:r>
+        <w:t>Ajouter des liens hypertexte manuellement</w:t>
+      </w:r>
+      <w:bookmarkEnd w:id="38"/>
+    </w:p>
+    <w:p>
+      <w:pPr>
+        <w:pStyle w:val="Titre4"/>
+      </w:pPr>
+      <w:bookmarkStart w:id="39" w:name="_Toc224141283"/>
+      <w:r>
+        <w:t>Transition vers le VBA : ajouter des liens hypertexte par code</w:t>
+      </w:r>
+      <w:bookmarkEnd w:id="39"/>
+    </w:p>
+    <w:p/>
+    <w:p/>
+    <w:p>
+      <w:pPr>
         <w:pStyle w:val="Titre1"/>
       </w:pPr>
-      <w:bookmarkStart w:id="39" w:name="_Toc224140492"/>
+      <w:bookmarkStart w:id="40" w:name="_Toc224141284"/>
       <w:r>
         <w:t>Traduction</w:t>
       </w:r>
@@ -12818,7 +13195,7 @@
       <w:r>
         <w:t xml:space="preserve"> Excel en anglais</w:t>
       </w:r>
-      <w:bookmarkEnd w:id="39"/>
+      <w:bookmarkEnd w:id="40"/>
     </w:p>
     <w:p>
       <w:r>
@@ -12947,14 +13324,13 @@
       <w:pPr>
         <w:pStyle w:val="Titre1"/>
       </w:pPr>
-      <w:bookmarkStart w:id="40" w:name="_Toc223707034"/>
-      <w:bookmarkStart w:id="41" w:name="_Toc224140493"/>
-      <w:r>
-        <w:lastRenderedPageBreak/>
+      <w:bookmarkStart w:id="41" w:name="_Toc223707034"/>
+      <w:bookmarkStart w:id="42" w:name="_Toc224141285"/>
+      <w:r>
         <w:t>Links</w:t>
       </w:r>
-      <w:bookmarkEnd w:id="40"/>
       <w:bookmarkEnd w:id="41"/>
+      <w:bookmarkEnd w:id="42"/>
     </w:p>
     <w:p>
       <w:pPr>
@@ -13466,6 +13842,41 @@
       </w:r>
       <w:r>
         <w:t>https://support.microsoft.com/fr-fr/office/sierreur-c526fd07-caeb-47b8-8bb6-63f3e417f611</w:t>
+      </w:r>
+    </w:p>
+  </w:footnote>
+  <w:footnote w:id="16">
+    <w:p>
+      <w:pPr>
+        <w:pStyle w:val="Notedebasdepage"/>
+      </w:pPr>
+      <w:r>
+        <w:rPr>
+          <w:rStyle w:val="Appelnotedebasdep"/>
+        </w:rPr>
+        <w:footnoteRef/>
+      </w:r>
+      <w:r>
+        <w:t xml:space="preserve"> </w:t>
+      </w:r>
+      <w:r>
+        <w:t>https://support.microsoft.com/fr-fr/office/cherche-fonction-c7912941-af2a-4bdf-a553-d0d89b0a0628</w:t>
+      </w:r>
+    </w:p>
+  </w:footnote>
+  <w:footnote w:id="17">
+    <w:p>
+      <w:pPr>
+        <w:pStyle w:val="Notedebasdepage"/>
+      </w:pPr>
+      <w:r>
+        <w:rPr>
+          <w:rStyle w:val="Appelnotedebasdep"/>
+        </w:rPr>
+        <w:footnoteRef/>
+      </w:r>
+      <w:r>
+        <w:t xml:space="preserve"> Ou : case sensitive</w:t>
       </w:r>
     </w:p>
   </w:footnote>
@@ -13752,7 +14163,7 @@
               <w:sz w:val="16"/>
               <w:szCs w:val="16"/>
             </w:rPr>
-            <w:t>11-03-2026 15:57</w:t>
+            <w:t>11-03-2026 16:54</w:t>
           </w:r>
           <w:r>
             <w:rPr>
@@ -16401,7 +16812,7 @@
   <w:style w:type="paragraph" w:default="1" w:styleId="Normal">
     <w:name w:val="Normal"/>
     <w:qFormat/>
-    <w:rsid w:val="009D2E1B"/>
+    <w:rsid w:val="008B5D00"/>
   </w:style>
   <w:style w:type="paragraph" w:styleId="Titre1">
     <w:name w:val="heading 1"/>
@@ -16631,6 +17042,7 @@
   <w:style w:type="character" w:default="1" w:styleId="Policepardfaut">
     <w:name w:val="Default Paragraph Font"/>
     <w:uiPriority w:val="1"/>
+    <w:semiHidden/>
     <w:unhideWhenUsed/>
   </w:style>
   <w:style w:type="table" w:default="1" w:styleId="TableauNormal">

--- a/EXCEL_CodeSource/Classeurs_CodeSource/SheetsList/Lister le nom des feuilles dans Excel.docx
+++ b/EXCEL_CodeSource/Classeurs_CodeSource/SheetsList/Lister le nom des feuilles dans Excel.docx
@@ -152,7 +152,7 @@
       <w:r>
         <w:fldChar w:fldCharType="separate"/>
       </w:r>
-      <w:hyperlink w:anchor="_Toc224141244" w:history="1">
+      <w:hyperlink w:anchor="_Toc224143532" w:history="1">
         <w:r>
           <w:rPr>
             <w:rStyle w:val="Lienhypertexte"/>
@@ -179,7 +179,7 @@
             <w:noProof/>
             <w:webHidden/>
           </w:rPr>
-          <w:instrText xml:space="preserve"> PAGEREF _Toc224141244 \h </w:instrText>
+          <w:instrText xml:space="preserve"> PAGEREF _Toc224143532 \h </w:instrText>
         </w:r>
         <w:r>
           <w:rPr>
@@ -226,7 +226,7 @@
           <w14:ligatures w14:val="standardContextual"/>
         </w:rPr>
       </w:pPr>
-      <w:hyperlink w:anchor="_Toc224141245" w:history="1">
+      <w:hyperlink w:anchor="_Toc224143533" w:history="1">
         <w:r>
           <w:rPr>
             <w:rStyle w:val="Lienhypertexte"/>
@@ -253,7 +253,7 @@
             <w:noProof/>
             <w:webHidden/>
           </w:rPr>
-          <w:instrText xml:space="preserve"> PAGEREF _Toc224141245 \h </w:instrText>
+          <w:instrText xml:space="preserve"> PAGEREF _Toc224143533 \h </w:instrText>
         </w:r>
         <w:r>
           <w:rPr>
@@ -300,7 +300,7 @@
           <w14:ligatures w14:val="standardContextual"/>
         </w:rPr>
       </w:pPr>
-      <w:hyperlink w:anchor="_Toc224141246" w:history="1">
+      <w:hyperlink w:anchor="_Toc224143534" w:history="1">
         <w:r>
           <w:rPr>
             <w:rStyle w:val="Lienhypertexte"/>
@@ -327,7 +327,7 @@
             <w:noProof/>
             <w:webHidden/>
           </w:rPr>
-          <w:instrText xml:space="preserve"> PAGEREF _Toc224141246 \h </w:instrText>
+          <w:instrText xml:space="preserve"> PAGEREF _Toc224143534 \h </w:instrText>
         </w:r>
         <w:r>
           <w:rPr>
@@ -376,7 +376,7 @@
           <w14:ligatures w14:val="standardContextual"/>
         </w:rPr>
       </w:pPr>
-      <w:hyperlink w:anchor="_Toc224141247" w:history="1">
+      <w:hyperlink w:anchor="_Toc224143535" w:history="1">
         <w:r>
           <w:rPr>
             <w:rStyle w:val="Lienhypertexte"/>
@@ -403,7 +403,7 @@
             <w:noProof/>
             <w:webHidden/>
           </w:rPr>
-          <w:instrText xml:space="preserve"> PAGEREF _Toc224141247 \h </w:instrText>
+          <w:instrText xml:space="preserve"> PAGEREF _Toc224143535 \h </w:instrText>
         </w:r>
         <w:r>
           <w:rPr>
@@ -450,7 +450,7 @@
           <w14:ligatures w14:val="standardContextual"/>
         </w:rPr>
       </w:pPr>
-      <w:hyperlink w:anchor="_Toc224141248" w:history="1">
+      <w:hyperlink w:anchor="_Toc224143536" w:history="1">
         <w:r>
           <w:rPr>
             <w:rStyle w:val="Lienhypertexte"/>
@@ -477,7 +477,7 @@
             <w:noProof/>
             <w:webHidden/>
           </w:rPr>
-          <w:instrText xml:space="preserve"> PAGEREF _Toc224141248 \h </w:instrText>
+          <w:instrText xml:space="preserve"> PAGEREF _Toc224143536 \h </w:instrText>
         </w:r>
         <w:r>
           <w:rPr>
@@ -525,7 +525,7 @@
           <w14:ligatures w14:val="standardContextual"/>
         </w:rPr>
       </w:pPr>
-      <w:hyperlink w:anchor="_Toc224141249" w:history="1">
+      <w:hyperlink w:anchor="_Toc224143537" w:history="1">
         <w:r>
           <w:rPr>
             <w:rStyle w:val="Lienhypertexte"/>
@@ -552,7 +552,7 @@
             <w:noProof/>
             <w:webHidden/>
           </w:rPr>
-          <w:instrText xml:space="preserve"> PAGEREF _Toc224141249 \h </w:instrText>
+          <w:instrText xml:space="preserve"> PAGEREF _Toc224143537 \h </w:instrText>
         </w:r>
         <w:r>
           <w:rPr>
@@ -600,7 +600,7 @@
           <w14:ligatures w14:val="standardContextual"/>
         </w:rPr>
       </w:pPr>
-      <w:hyperlink w:anchor="_Toc224141250" w:history="1">
+      <w:hyperlink w:anchor="_Toc224143538" w:history="1">
         <w:r>
           <w:rPr>
             <w:rStyle w:val="Lienhypertexte"/>
@@ -627,7 +627,7 @@
             <w:noProof/>
             <w:webHidden/>
           </w:rPr>
-          <w:instrText xml:space="preserve"> PAGEREF _Toc224141250 \h </w:instrText>
+          <w:instrText xml:space="preserve"> PAGEREF _Toc224143538 \h </w:instrText>
         </w:r>
         <w:r>
           <w:rPr>
@@ -675,7 +675,7 @@
           <w14:ligatures w14:val="standardContextual"/>
         </w:rPr>
       </w:pPr>
-      <w:hyperlink w:anchor="_Toc224141251" w:history="1">
+      <w:hyperlink w:anchor="_Toc224143539" w:history="1">
         <w:r>
           <w:rPr>
             <w:rStyle w:val="Lienhypertexte"/>
@@ -702,7 +702,7 @@
             <w:noProof/>
             <w:webHidden/>
           </w:rPr>
-          <w:instrText xml:space="preserve"> PAGEREF _Toc224141251 \h </w:instrText>
+          <w:instrText xml:space="preserve"> PAGEREF _Toc224143539 \h </w:instrText>
         </w:r>
         <w:r>
           <w:rPr>
@@ -750,7 +750,7 @@
           <w14:ligatures w14:val="standardContextual"/>
         </w:rPr>
       </w:pPr>
-      <w:hyperlink w:anchor="_Toc224141252" w:history="1">
+      <w:hyperlink w:anchor="_Toc224143540" w:history="1">
         <w:r>
           <w:rPr>
             <w:rStyle w:val="Lienhypertexte"/>
@@ -777,7 +777,7 @@
             <w:noProof/>
             <w:webHidden/>
           </w:rPr>
-          <w:instrText xml:space="preserve"> PAGEREF _Toc224141252 \h </w:instrText>
+          <w:instrText xml:space="preserve"> PAGEREF _Toc224143540 \h </w:instrText>
         </w:r>
         <w:r>
           <w:rPr>
@@ -824,7 +824,7 @@
           <w14:ligatures w14:val="standardContextual"/>
         </w:rPr>
       </w:pPr>
-      <w:hyperlink w:anchor="_Toc224141253" w:history="1">
+      <w:hyperlink w:anchor="_Toc224143541" w:history="1">
         <w:r>
           <w:rPr>
             <w:rStyle w:val="Lienhypertexte"/>
@@ -851,7 +851,7 @@
             <w:noProof/>
             <w:webHidden/>
           </w:rPr>
-          <w:instrText xml:space="preserve"> PAGEREF _Toc224141253 \h </w:instrText>
+          <w:instrText xml:space="preserve"> PAGEREF _Toc224143541 \h </w:instrText>
         </w:r>
         <w:r>
           <w:rPr>
@@ -898,7 +898,7 @@
           <w14:ligatures w14:val="standardContextual"/>
         </w:rPr>
       </w:pPr>
-      <w:hyperlink w:anchor="_Toc224141254" w:history="1">
+      <w:hyperlink w:anchor="_Toc224143542" w:history="1">
         <w:r>
           <w:rPr>
             <w:rStyle w:val="Lienhypertexte"/>
@@ -925,7 +925,7 @@
             <w:noProof/>
             <w:webHidden/>
           </w:rPr>
-          <w:instrText xml:space="preserve"> PAGEREF _Toc224141254 \h </w:instrText>
+          <w:instrText xml:space="preserve"> PAGEREF _Toc224143542 \h </w:instrText>
         </w:r>
         <w:r>
           <w:rPr>
@@ -972,7 +972,7 @@
           <w14:ligatures w14:val="standardContextual"/>
         </w:rPr>
       </w:pPr>
-      <w:hyperlink w:anchor="_Toc224141255" w:history="1">
+      <w:hyperlink w:anchor="_Toc224143543" w:history="1">
         <w:r>
           <w:rPr>
             <w:rStyle w:val="Lienhypertexte"/>
@@ -999,7 +999,7 @@
             <w:noProof/>
             <w:webHidden/>
           </w:rPr>
-          <w:instrText xml:space="preserve"> PAGEREF _Toc224141255 \h </w:instrText>
+          <w:instrText xml:space="preserve"> PAGEREF _Toc224143543 \h </w:instrText>
         </w:r>
         <w:r>
           <w:rPr>
@@ -1047,7 +1047,7 @@
           <w14:ligatures w14:val="standardContextual"/>
         </w:rPr>
       </w:pPr>
-      <w:hyperlink w:anchor="_Toc224141256" w:history="1">
+      <w:hyperlink w:anchor="_Toc224143544" w:history="1">
         <w:r>
           <w:rPr>
             <w:rStyle w:val="Lienhypertexte"/>
@@ -1074,7 +1074,7 @@
             <w:noProof/>
             <w:webHidden/>
           </w:rPr>
-          <w:instrText xml:space="preserve"> PAGEREF _Toc224141256 \h </w:instrText>
+          <w:instrText xml:space="preserve"> PAGEREF _Toc224143544 \h </w:instrText>
         </w:r>
         <w:r>
           <w:rPr>
@@ -1122,7 +1122,7 @@
           <w14:ligatures w14:val="standardContextual"/>
         </w:rPr>
       </w:pPr>
-      <w:hyperlink w:anchor="_Toc224141257" w:history="1">
+      <w:hyperlink w:anchor="_Toc224143545" w:history="1">
         <w:r>
           <w:rPr>
             <w:rStyle w:val="Lienhypertexte"/>
@@ -1149,7 +1149,7 @@
             <w:noProof/>
             <w:webHidden/>
           </w:rPr>
-          <w:instrText xml:space="preserve"> PAGEREF _Toc224141257 \h </w:instrText>
+          <w:instrText xml:space="preserve"> PAGEREF _Toc224143545 \h </w:instrText>
         </w:r>
         <w:r>
           <w:rPr>
@@ -1197,7 +1197,7 @@
           <w14:ligatures w14:val="standardContextual"/>
         </w:rPr>
       </w:pPr>
-      <w:hyperlink w:anchor="_Toc224141258" w:history="1">
+      <w:hyperlink w:anchor="_Toc224143546" w:history="1">
         <w:r>
           <w:rPr>
             <w:rStyle w:val="Lienhypertexte"/>
@@ -1224,7 +1224,7 @@
             <w:noProof/>
             <w:webHidden/>
           </w:rPr>
-          <w:instrText xml:space="preserve"> PAGEREF _Toc224141258 \h </w:instrText>
+          <w:instrText xml:space="preserve"> PAGEREF _Toc224143546 \h </w:instrText>
         </w:r>
         <w:r>
           <w:rPr>
@@ -1271,7 +1271,7 @@
           <w14:ligatures w14:val="standardContextual"/>
         </w:rPr>
       </w:pPr>
-      <w:hyperlink w:anchor="_Toc224141259" w:history="1">
+      <w:hyperlink w:anchor="_Toc224143547" w:history="1">
         <w:r>
           <w:rPr>
             <w:rStyle w:val="Lienhypertexte"/>
@@ -1298,7 +1298,7 @@
             <w:noProof/>
             <w:webHidden/>
           </w:rPr>
-          <w:instrText xml:space="preserve"> PAGEREF _Toc224141259 \h </w:instrText>
+          <w:instrText xml:space="preserve"> PAGEREF _Toc224143547 \h </w:instrText>
         </w:r>
         <w:r>
           <w:rPr>
@@ -1346,7 +1346,7 @@
           <w14:ligatures w14:val="standardContextual"/>
         </w:rPr>
       </w:pPr>
-      <w:hyperlink w:anchor="_Toc224141260" w:history="1">
+      <w:hyperlink w:anchor="_Toc224143548" w:history="1">
         <w:r>
           <w:rPr>
             <w:rStyle w:val="Lienhypertexte"/>
@@ -1373,7 +1373,7 @@
             <w:noProof/>
             <w:webHidden/>
           </w:rPr>
-          <w:instrText xml:space="preserve"> PAGEREF _Toc224141260 \h </w:instrText>
+          <w:instrText xml:space="preserve"> PAGEREF _Toc224143548 \h </w:instrText>
         </w:r>
         <w:r>
           <w:rPr>
@@ -1421,7 +1421,7 @@
           <w14:ligatures w14:val="standardContextual"/>
         </w:rPr>
       </w:pPr>
-      <w:hyperlink w:anchor="_Toc224141261" w:history="1">
+      <w:hyperlink w:anchor="_Toc224143549" w:history="1">
         <w:r>
           <w:rPr>
             <w:rStyle w:val="Lienhypertexte"/>
@@ -1448,7 +1448,7 @@
             <w:noProof/>
             <w:webHidden/>
           </w:rPr>
-          <w:instrText xml:space="preserve"> PAGEREF _Toc224141261 \h </w:instrText>
+          <w:instrText xml:space="preserve"> PAGEREF _Toc224143549 \h </w:instrText>
         </w:r>
         <w:r>
           <w:rPr>
@@ -1496,7 +1496,7 @@
           <w14:ligatures w14:val="standardContextual"/>
         </w:rPr>
       </w:pPr>
-      <w:hyperlink w:anchor="_Toc224141262" w:history="1">
+      <w:hyperlink w:anchor="_Toc224143550" w:history="1">
         <w:r>
           <w:rPr>
             <w:rStyle w:val="Lienhypertexte"/>
@@ -1523,7 +1523,7 @@
             <w:noProof/>
             <w:webHidden/>
           </w:rPr>
-          <w:instrText xml:space="preserve"> PAGEREF _Toc224141262 \h </w:instrText>
+          <w:instrText xml:space="preserve"> PAGEREF _Toc224143550 \h </w:instrText>
         </w:r>
         <w:r>
           <w:rPr>
@@ -1570,7 +1570,7 @@
           <w14:ligatures w14:val="standardContextual"/>
         </w:rPr>
       </w:pPr>
-      <w:hyperlink w:anchor="_Toc224141263" w:history="1">
+      <w:hyperlink w:anchor="_Toc224143551" w:history="1">
         <w:r>
           <w:rPr>
             <w:rStyle w:val="Lienhypertexte"/>
@@ -1597,7 +1597,7 @@
             <w:noProof/>
             <w:webHidden/>
           </w:rPr>
-          <w:instrText xml:space="preserve"> PAGEREF _Toc224141263 \h </w:instrText>
+          <w:instrText xml:space="preserve"> PAGEREF _Toc224143551 \h </w:instrText>
         </w:r>
         <w:r>
           <w:rPr>
@@ -1645,7 +1645,7 @@
           <w14:ligatures w14:val="standardContextual"/>
         </w:rPr>
       </w:pPr>
-      <w:hyperlink w:anchor="_Toc224141264" w:history="1">
+      <w:hyperlink w:anchor="_Toc224143552" w:history="1">
         <w:r>
           <w:rPr>
             <w:rStyle w:val="Lienhypertexte"/>
@@ -1672,7 +1672,7 @@
             <w:noProof/>
             <w:webHidden/>
           </w:rPr>
-          <w:instrText xml:space="preserve"> PAGEREF _Toc224141264 \h </w:instrText>
+          <w:instrText xml:space="preserve"> PAGEREF _Toc224143552 \h </w:instrText>
         </w:r>
         <w:r>
           <w:rPr>
@@ -1720,7 +1720,7 @@
           <w14:ligatures w14:val="standardContextual"/>
         </w:rPr>
       </w:pPr>
-      <w:hyperlink w:anchor="_Toc224141265" w:history="1">
+      <w:hyperlink w:anchor="_Toc224143553" w:history="1">
         <w:r>
           <w:rPr>
             <w:rStyle w:val="Lienhypertexte"/>
@@ -1747,7 +1747,7 @@
             <w:noProof/>
             <w:webHidden/>
           </w:rPr>
-          <w:instrText xml:space="preserve"> PAGEREF _Toc224141265 \h </w:instrText>
+          <w:instrText xml:space="preserve"> PAGEREF _Toc224143553 \h </w:instrText>
         </w:r>
         <w:r>
           <w:rPr>
@@ -1795,7 +1795,7 @@
           <w14:ligatures w14:val="standardContextual"/>
         </w:rPr>
       </w:pPr>
-      <w:hyperlink w:anchor="_Toc224141266" w:history="1">
+      <w:hyperlink w:anchor="_Toc224143554" w:history="1">
         <w:r>
           <w:rPr>
             <w:rStyle w:val="Lienhypertexte"/>
@@ -1822,7 +1822,7 @@
             <w:noProof/>
             <w:webHidden/>
           </w:rPr>
-          <w:instrText xml:space="preserve"> PAGEREF _Toc224141266 \h </w:instrText>
+          <w:instrText xml:space="preserve"> PAGEREF _Toc224143554 \h </w:instrText>
         </w:r>
         <w:r>
           <w:rPr>
@@ -1870,7 +1870,7 @@
           <w14:ligatures w14:val="standardContextual"/>
         </w:rPr>
       </w:pPr>
-      <w:hyperlink w:anchor="_Toc224141267" w:history="1">
+      <w:hyperlink w:anchor="_Toc224143555" w:history="1">
         <w:r>
           <w:rPr>
             <w:rStyle w:val="Lienhypertexte"/>
@@ -1897,7 +1897,7 @@
             <w:noProof/>
             <w:webHidden/>
           </w:rPr>
-          <w:instrText xml:space="preserve"> PAGEREF _Toc224141267 \h </w:instrText>
+          <w:instrText xml:space="preserve"> PAGEREF _Toc224143555 \h </w:instrText>
         </w:r>
         <w:r>
           <w:rPr>
@@ -1944,7 +1944,7 @@
           <w14:ligatures w14:val="standardContextual"/>
         </w:rPr>
       </w:pPr>
-      <w:hyperlink w:anchor="_Toc224141268" w:history="1">
+      <w:hyperlink w:anchor="_Toc224143556" w:history="1">
         <w:r>
           <w:rPr>
             <w:rStyle w:val="Lienhypertexte"/>
@@ -1971,7 +1971,7 @@
             <w:noProof/>
             <w:webHidden/>
           </w:rPr>
-          <w:instrText xml:space="preserve"> PAGEREF _Toc224141268 \h </w:instrText>
+          <w:instrText xml:space="preserve"> PAGEREF _Toc224143556 \h </w:instrText>
         </w:r>
         <w:r>
           <w:rPr>
@@ -2018,7 +2018,7 @@
           <w14:ligatures w14:val="standardContextual"/>
         </w:rPr>
       </w:pPr>
-      <w:hyperlink w:anchor="_Toc224141269" w:history="1">
+      <w:hyperlink w:anchor="_Toc224143557" w:history="1">
         <w:r>
           <w:rPr>
             <w:rStyle w:val="Lienhypertexte"/>
@@ -2045,7 +2045,7 @@
             <w:noProof/>
             <w:webHidden/>
           </w:rPr>
-          <w:instrText xml:space="preserve"> PAGEREF _Toc224141269 \h </w:instrText>
+          <w:instrText xml:space="preserve"> PAGEREF _Toc224143557 \h </w:instrText>
         </w:r>
         <w:r>
           <w:rPr>
@@ -2092,7 +2092,7 @@
           <w14:ligatures w14:val="standardContextual"/>
         </w:rPr>
       </w:pPr>
-      <w:hyperlink w:anchor="_Toc224141270" w:history="1">
+      <w:hyperlink w:anchor="_Toc224143558" w:history="1">
         <w:r>
           <w:rPr>
             <w:rStyle w:val="Lienhypertexte"/>
@@ -2119,7 +2119,7 @@
             <w:noProof/>
             <w:webHidden/>
           </w:rPr>
-          <w:instrText xml:space="preserve"> PAGEREF _Toc224141270 \h </w:instrText>
+          <w:instrText xml:space="preserve"> PAGEREF _Toc224143558 \h </w:instrText>
         </w:r>
         <w:r>
           <w:rPr>
@@ -2166,7 +2166,7 @@
           <w14:ligatures w14:val="standardContextual"/>
         </w:rPr>
       </w:pPr>
-      <w:hyperlink w:anchor="_Toc224141271" w:history="1">
+      <w:hyperlink w:anchor="_Toc224143559" w:history="1">
         <w:r>
           <w:rPr>
             <w:rStyle w:val="Lienhypertexte"/>
@@ -2193,7 +2193,7 @@
             <w:noProof/>
             <w:webHidden/>
           </w:rPr>
-          <w:instrText xml:space="preserve"> PAGEREF _Toc224141271 \h </w:instrText>
+          <w:instrText xml:space="preserve"> PAGEREF _Toc224143559 \h </w:instrText>
         </w:r>
         <w:r>
           <w:rPr>
@@ -2241,7 +2241,7 @@
           <w14:ligatures w14:val="standardContextual"/>
         </w:rPr>
       </w:pPr>
-      <w:hyperlink w:anchor="_Toc224141272" w:history="1">
+      <w:hyperlink w:anchor="_Toc224143560" w:history="1">
         <w:r>
           <w:rPr>
             <w:rStyle w:val="Lienhypertexte"/>
@@ -2268,7 +2268,7 @@
             <w:noProof/>
             <w:webHidden/>
           </w:rPr>
-          <w:instrText xml:space="preserve"> PAGEREF _Toc224141272 \h </w:instrText>
+          <w:instrText xml:space="preserve"> PAGEREF _Toc224143560 \h </w:instrText>
         </w:r>
         <w:r>
           <w:rPr>
@@ -2316,7 +2316,7 @@
           <w14:ligatures w14:val="standardContextual"/>
         </w:rPr>
       </w:pPr>
-      <w:hyperlink w:anchor="_Toc224141273" w:history="1">
+      <w:hyperlink w:anchor="_Toc224143561" w:history="1">
         <w:r>
           <w:rPr>
             <w:rStyle w:val="Lienhypertexte"/>
@@ -2343,7 +2343,7 @@
             <w:noProof/>
             <w:webHidden/>
           </w:rPr>
-          <w:instrText xml:space="preserve"> PAGEREF _Toc224141273 \h </w:instrText>
+          <w:instrText xml:space="preserve"> PAGEREF _Toc224143561 \h </w:instrText>
         </w:r>
         <w:r>
           <w:rPr>
@@ -2390,7 +2390,7 @@
           <w14:ligatures w14:val="standardContextual"/>
         </w:rPr>
       </w:pPr>
-      <w:hyperlink w:anchor="_Toc224141274" w:history="1">
+      <w:hyperlink w:anchor="_Toc224143562" w:history="1">
         <w:r>
           <w:rPr>
             <w:rStyle w:val="Lienhypertexte"/>
@@ -2417,7 +2417,7 @@
             <w:noProof/>
             <w:webHidden/>
           </w:rPr>
-          <w:instrText xml:space="preserve"> PAGEREF _Toc224141274 \h </w:instrText>
+          <w:instrText xml:space="preserve"> PAGEREF _Toc224143562 \h </w:instrText>
         </w:r>
         <w:r>
           <w:rPr>
@@ -2464,7 +2464,7 @@
           <w14:ligatures w14:val="standardContextual"/>
         </w:rPr>
       </w:pPr>
-      <w:hyperlink w:anchor="_Toc224141275" w:history="1">
+      <w:hyperlink w:anchor="_Toc224143563" w:history="1">
         <w:r>
           <w:rPr>
             <w:rStyle w:val="Lienhypertexte"/>
@@ -2491,7 +2491,7 @@
             <w:noProof/>
             <w:webHidden/>
           </w:rPr>
-          <w:instrText xml:space="preserve"> PAGEREF _Toc224141275 \h </w:instrText>
+          <w:instrText xml:space="preserve"> PAGEREF _Toc224143563 \h </w:instrText>
         </w:r>
         <w:r>
           <w:rPr>
@@ -2538,7 +2538,7 @@
           <w14:ligatures w14:val="standardContextual"/>
         </w:rPr>
       </w:pPr>
-      <w:hyperlink w:anchor="_Toc224141276" w:history="1">
+      <w:hyperlink w:anchor="_Toc224143564" w:history="1">
         <w:r>
           <w:rPr>
             <w:rStyle w:val="Lienhypertexte"/>
@@ -2565,7 +2565,7 @@
             <w:noProof/>
             <w:webHidden/>
           </w:rPr>
-          <w:instrText xml:space="preserve"> PAGEREF _Toc224141276 \h </w:instrText>
+          <w:instrText xml:space="preserve"> PAGEREF _Toc224143564 \h </w:instrText>
         </w:r>
         <w:r>
           <w:rPr>
@@ -2613,7 +2613,7 @@
           <w14:ligatures w14:val="standardContextual"/>
         </w:rPr>
       </w:pPr>
-      <w:hyperlink w:anchor="_Toc224141277" w:history="1">
+      <w:hyperlink w:anchor="_Toc224143565" w:history="1">
         <w:r>
           <w:rPr>
             <w:rStyle w:val="Lienhypertexte"/>
@@ -2640,7 +2640,7 @@
             <w:noProof/>
             <w:webHidden/>
           </w:rPr>
-          <w:instrText xml:space="preserve"> PAGEREF _Toc224141277 \h </w:instrText>
+          <w:instrText xml:space="preserve"> PAGEREF _Toc224143565 \h </w:instrText>
         </w:r>
         <w:r>
           <w:rPr>
@@ -2687,12 +2687,11 @@
           <w14:ligatures w14:val="standardContextual"/>
         </w:rPr>
       </w:pPr>
-      <w:hyperlink w:anchor="_Toc224141278" w:history="1">
+      <w:hyperlink w:anchor="_Toc224143566" w:history="1">
         <w:r>
           <w:rPr>
             <w:rStyle w:val="Lienhypertexte"/>
             <w:noProof/>
-            <w:highlight w:val="yellow"/>
           </w:rPr>
           <w:t>2.5.1.1. Avec ALEA et TEXTE</w:t>
         </w:r>
@@ -2715,7 +2714,7 @@
             <w:noProof/>
             <w:webHidden/>
           </w:rPr>
-          <w:instrText xml:space="preserve"> PAGEREF _Toc224141278 \h </w:instrText>
+          <w:instrText xml:space="preserve"> PAGEREF _Toc224143566 \h </w:instrText>
         </w:r>
         <w:r>
           <w:rPr>
@@ -2762,7 +2761,7 @@
           <w14:ligatures w14:val="standardContextual"/>
         </w:rPr>
       </w:pPr>
-      <w:hyperlink w:anchor="_Toc224141279" w:history="1">
+      <w:hyperlink w:anchor="_Toc224143567" w:history="1">
         <w:r>
           <w:rPr>
             <w:rStyle w:val="Lienhypertexte"/>
@@ -2789,7 +2788,7 @@
             <w:noProof/>
             <w:webHidden/>
           </w:rPr>
-          <w:instrText xml:space="preserve"> PAGEREF _Toc224141279 \h </w:instrText>
+          <w:instrText xml:space="preserve"> PAGEREF _Toc224143567 \h </w:instrText>
         </w:r>
         <w:r>
           <w:rPr>
@@ -2810,6 +2809,81 @@
             <w:webHidden/>
           </w:rPr>
           <w:t>31</w:t>
+        </w:r>
+        <w:r>
+          <w:rPr>
+            <w:noProof/>
+            <w:webHidden/>
+          </w:rPr>
+          <w:fldChar w:fldCharType="end"/>
+        </w:r>
+      </w:hyperlink>
+    </w:p>
+    <w:p>
+      <w:pPr>
+        <w:pStyle w:val="TM5"/>
+        <w:tabs>
+          <w:tab w:val="right" w:leader="dot" w:pos="9062"/>
+        </w:tabs>
+        <w:rPr>
+          <w:rFonts w:eastAsiaTheme="minorEastAsia" w:cstheme="minorBidi"/>
+          <w:noProof/>
+          <w:kern w:val="2"/>
+          <w:sz w:val="24"/>
+          <w:szCs w:val="24"/>
+          <w:lang w:eastAsia="fr-FR"/>
+          <w14:ligatures w14:val="standardContextual"/>
+        </w:rPr>
+      </w:pPr>
+      <w:hyperlink w:anchor="_Toc224143568" w:history="1">
+        <w:r>
+          <w:rPr>
+            <w:rStyle w:val="Lienhypertexte"/>
+            <w:noProof/>
+            <w:highlight w:val="yellow"/>
+          </w:rPr>
+          <w:t>2.5.1.1.2. Syntaxe de la fonction TEXTE</w:t>
+        </w:r>
+        <w:r>
+          <w:rPr>
+            <w:noProof/>
+            <w:webHidden/>
+          </w:rPr>
+          <w:tab/>
+        </w:r>
+        <w:r>
+          <w:rPr>
+            <w:noProof/>
+            <w:webHidden/>
+          </w:rPr>
+          <w:fldChar w:fldCharType="begin"/>
+        </w:r>
+        <w:r>
+          <w:rPr>
+            <w:noProof/>
+            <w:webHidden/>
+          </w:rPr>
+          <w:instrText xml:space="preserve"> PAGEREF _Toc224143568 \h </w:instrText>
+        </w:r>
+        <w:r>
+          <w:rPr>
+            <w:noProof/>
+            <w:webHidden/>
+          </w:rPr>
+        </w:r>
+        <w:r>
+          <w:rPr>
+            <w:noProof/>
+            <w:webHidden/>
+          </w:rPr>
+          <w:fldChar w:fldCharType="separate"/>
+        </w:r>
+        <w:r>
+          <w:rPr>
+            <w:noProof/>
+            <w:webHidden/>
+          </w:rPr>
+          <w:t>32</w:t>
         </w:r>
         <w:r>
           <w:rPr>
@@ -2836,7 +2910,7 @@
           <w14:ligatures w14:val="standardContextual"/>
         </w:rPr>
       </w:pPr>
-      <w:hyperlink w:anchor="_Toc224141280" w:history="1">
+      <w:hyperlink w:anchor="_Toc224143569" w:history="1">
         <w:r>
           <w:rPr>
             <w:rStyle w:val="Lienhypertexte"/>
@@ -2863,7 +2937,7 @@
             <w:noProof/>
             <w:webHidden/>
           </w:rPr>
-          <w:instrText xml:space="preserve"> PAGEREF _Toc224141280 \h </w:instrText>
+          <w:instrText xml:space="preserve"> PAGEREF _Toc224143569 \h </w:instrText>
         </w:r>
         <w:r>
           <w:rPr>
@@ -2911,7 +2985,7 @@
           <w14:ligatures w14:val="standardContextual"/>
         </w:rPr>
       </w:pPr>
-      <w:hyperlink w:anchor="_Toc224141281" w:history="1">
+      <w:hyperlink w:anchor="_Toc224143570" w:history="1">
         <w:r>
           <w:rPr>
             <w:rStyle w:val="Lienhypertexte"/>
@@ -2938,7 +3012,7 @@
             <w:noProof/>
             <w:webHidden/>
           </w:rPr>
-          <w:instrText xml:space="preserve"> PAGEREF _Toc224141281 \h </w:instrText>
+          <w:instrText xml:space="preserve"> PAGEREF _Toc224143570 \h </w:instrText>
         </w:r>
         <w:r>
           <w:rPr>
@@ -2985,7 +3059,7 @@
           <w14:ligatures w14:val="standardContextual"/>
         </w:rPr>
       </w:pPr>
-      <w:hyperlink w:anchor="_Toc224141282" w:history="1">
+      <w:hyperlink w:anchor="_Toc224143571" w:history="1">
         <w:r>
           <w:rPr>
             <w:rStyle w:val="Lienhypertexte"/>
@@ -3012,7 +3086,7 @@
             <w:noProof/>
             <w:webHidden/>
           </w:rPr>
-          <w:instrText xml:space="preserve"> PAGEREF _Toc224141282 \h </w:instrText>
+          <w:instrText xml:space="preserve"> PAGEREF _Toc224143571 \h </w:instrText>
         </w:r>
         <w:r>
           <w:rPr>
@@ -3059,7 +3133,7 @@
           <w14:ligatures w14:val="standardContextual"/>
         </w:rPr>
       </w:pPr>
-      <w:hyperlink w:anchor="_Toc224141283" w:history="1">
+      <w:hyperlink w:anchor="_Toc224143572" w:history="1">
         <w:r>
           <w:rPr>
             <w:rStyle w:val="Lienhypertexte"/>
@@ -3086,7 +3160,7 @@
             <w:noProof/>
             <w:webHidden/>
           </w:rPr>
-          <w:instrText xml:space="preserve"> PAGEREF _Toc224141283 \h </w:instrText>
+          <w:instrText xml:space="preserve"> PAGEREF _Toc224143572 \h </w:instrText>
         </w:r>
         <w:r>
           <w:rPr>
@@ -3135,13 +3209,13 @@
           <w14:ligatures w14:val="standardContextual"/>
         </w:rPr>
       </w:pPr>
-      <w:hyperlink w:anchor="_Toc224141284" w:history="1">
+      <w:hyperlink w:anchor="_Toc224143573" w:history="1">
         <w:r>
           <w:rPr>
             <w:rStyle w:val="Lienhypertexte"/>
             <w:noProof/>
           </w:rPr>
-          <w:t>3. Traduction des fonctions Excel en anglais</w:t>
+          <w:t>3. TRADUCTION DES FONCTIONS EXCEL EN ANGLAIS</w:t>
         </w:r>
         <w:r>
           <w:rPr>
@@ -3162,7 +3236,7 @@
             <w:noProof/>
             <w:webHidden/>
           </w:rPr>
-          <w:instrText xml:space="preserve"> PAGEREF _Toc224141284 \h </w:instrText>
+          <w:instrText xml:space="preserve"> PAGEREF _Toc224143573 \h </w:instrText>
         </w:r>
         <w:r>
           <w:rPr>
@@ -3211,7 +3285,7 @@
           <w14:ligatures w14:val="standardContextual"/>
         </w:rPr>
       </w:pPr>
-      <w:hyperlink w:anchor="_Toc224141285" w:history="1">
+      <w:hyperlink w:anchor="_Toc224143574" w:history="1">
         <w:r>
           <w:rPr>
             <w:rStyle w:val="Lienhypertexte"/>
@@ -3238,7 +3312,7 @@
             <w:noProof/>
             <w:webHidden/>
           </w:rPr>
-          <w:instrText xml:space="preserve"> PAGEREF _Toc224141285 \h </w:instrText>
+          <w:instrText xml:space="preserve"> PAGEREF _Toc224143574 \h </w:instrText>
         </w:r>
         <w:r>
           <w:rPr>
@@ -3258,7 +3332,7 @@
             <w:noProof/>
             <w:webHidden/>
           </w:rPr>
-          <w:t>32</w:t>
+          <w:t>33</w:t>
         </w:r>
         <w:r>
           <w:rPr>
@@ -3278,7 +3352,7 @@
       <w:pPr>
         <w:pStyle w:val="Titre1"/>
       </w:pPr>
-      <w:bookmarkStart w:id="0" w:name="_Toc224141244"/>
+      <w:bookmarkStart w:id="0" w:name="_Toc224143532"/>
       <w:r>
         <w:t>Prolégomènes</w:t>
       </w:r>
@@ -3288,7 +3362,7 @@
       <w:pPr>
         <w:pStyle w:val="Titre2"/>
       </w:pPr>
-      <w:bookmarkStart w:id="1" w:name="_Toc224141245"/>
+      <w:bookmarkStart w:id="1" w:name="_Toc224143533"/>
       <w:r>
         <w:t>Travailler avec un classeur Excel prenant en charge les macros</w:t>
       </w:r>
@@ -3474,7 +3548,7 @@
       <w:pPr>
         <w:pStyle w:val="Titre2"/>
       </w:pPr>
-      <w:bookmarkStart w:id="2" w:name="_Toc224141246"/>
+      <w:bookmarkStart w:id="2" w:name="_Toc224143534"/>
       <w:r>
         <w:t xml:space="preserve">Le </w:t>
       </w:r>
@@ -3623,7 +3697,7 @@
       <w:pPr>
         <w:pStyle w:val="Titre1"/>
       </w:pPr>
-      <w:bookmarkStart w:id="3" w:name="_Toc224141247"/>
+      <w:bookmarkStart w:id="3" w:name="_Toc224143535"/>
       <w:r>
         <w:t>Liste avec</w:t>
       </w:r>
@@ -3657,7 +3731,7 @@
       <w:pPr>
         <w:pStyle w:val="Titre2"/>
       </w:pPr>
-      <w:bookmarkStart w:id="4" w:name="_Toc224141248"/>
+      <w:bookmarkStart w:id="4" w:name="_Toc224143536"/>
       <w:r>
         <w:t xml:space="preserve">Avec </w:t>
       </w:r>
@@ -4202,7 +4276,7 @@
       <w:pPr>
         <w:pStyle w:val="Titre3"/>
       </w:pPr>
-      <w:bookmarkStart w:id="5" w:name="_Toc224141249"/>
+      <w:bookmarkStart w:id="5" w:name="_Toc224143537"/>
       <w:r>
         <w:t>Syntaxe de la fonction REMPLACER</w:t>
       </w:r>
@@ -4586,7 +4660,7 @@
       <w:pPr>
         <w:pStyle w:val="Titre3"/>
       </w:pPr>
-      <w:bookmarkStart w:id="6" w:name="_Toc224141250"/>
+      <w:bookmarkStart w:id="6" w:name="_Toc224143538"/>
       <w:r>
         <w:t>Syntaxe de la fonction TROUVE</w:t>
       </w:r>
@@ -4956,7 +5030,7 @@
       <w:pPr>
         <w:pStyle w:val="Titre3"/>
       </w:pPr>
-      <w:bookmarkStart w:id="7" w:name="_Toc224141251"/>
+      <w:bookmarkStart w:id="7" w:name="_Toc224143539"/>
       <w:r>
         <w:t>Explications :</w:t>
       </w:r>
@@ -5154,7 +5228,7 @@
       <w:pPr>
         <w:pStyle w:val="Titre3"/>
       </w:pPr>
-      <w:bookmarkStart w:id="8" w:name="_Toc224141252"/>
+      <w:bookmarkStart w:id="8" w:name="_Toc224143540"/>
       <w:r>
         <w:lastRenderedPageBreak/>
         <w:t>Syntaxe</w:t>
@@ -5219,7 +5293,7 @@
       <w:pPr>
         <w:pStyle w:val="Titre4"/>
       </w:pPr>
-      <w:bookmarkStart w:id="9" w:name="_Toc224141253"/>
+      <w:bookmarkStart w:id="9" w:name="_Toc224143541"/>
       <w:r>
         <w:t>Syntaxe de la fonction INDEX</w:t>
       </w:r>
@@ -5770,7 +5844,7 @@
       <w:pPr>
         <w:pStyle w:val="Titre4"/>
       </w:pPr>
-      <w:bookmarkStart w:id="10" w:name="_Toc224141254"/>
+      <w:bookmarkStart w:id="10" w:name="_Toc224143542"/>
       <w:r>
         <w:t>Syntaxe de la fonction INDEX</w:t>
       </w:r>
@@ -6438,7 +6512,7 @@
       <w:pPr>
         <w:pStyle w:val="Titre2"/>
       </w:pPr>
-      <w:bookmarkStart w:id="11" w:name="_Toc224141255"/>
+      <w:bookmarkStart w:id="11" w:name="_Toc224143543"/>
       <w:r>
         <w:t>Avec LIRE.CLASSEUR , TRANSPOSE et SUBSTITUE</w:t>
       </w:r>
@@ -7064,7 +7138,7 @@
       <w:pPr>
         <w:pStyle w:val="Titre3"/>
       </w:pPr>
-      <w:bookmarkStart w:id="12" w:name="_Toc224141256"/>
+      <w:bookmarkStart w:id="12" w:name="_Toc224143544"/>
       <w:r>
         <w:t>Syntaxe de la fonction SUBSTITUE</w:t>
       </w:r>
@@ -7525,7 +7599,7 @@
       <w:pPr>
         <w:pStyle w:val="Titre3"/>
       </w:pPr>
-      <w:bookmarkStart w:id="13" w:name="_Toc224141257"/>
+      <w:bookmarkStart w:id="13" w:name="_Toc224143545"/>
       <w:r>
         <w:t>Syntaxe de la fonction TRANSPOSE</w:t>
       </w:r>
@@ -7974,7 +8048,7 @@
       <w:pPr>
         <w:pStyle w:val="Titre3"/>
       </w:pPr>
-      <w:bookmarkStart w:id="14" w:name="_Toc224141258"/>
+      <w:bookmarkStart w:id="14" w:name="_Toc224143546"/>
       <w:r>
         <w:t>Explications :</w:t>
       </w:r>
@@ -8214,7 +8288,7 @@
       <w:pPr>
         <w:pStyle w:val="Titre2"/>
       </w:pPr>
-      <w:bookmarkStart w:id="15" w:name="_Toc224141259"/>
+      <w:bookmarkStart w:id="15" w:name="_Toc224143547"/>
       <w:r>
         <w:t>Avec LIRE.CLASSEUR, REMPLACER, TROUVE et TRANSPOSE</w:t>
       </w:r>
@@ -8229,7 +8303,7 @@
       <w:pPr>
         <w:pStyle w:val="Titre3"/>
       </w:pPr>
-      <w:bookmarkStart w:id="16" w:name="_Toc224141260"/>
+      <w:bookmarkStart w:id="16" w:name="_Toc224143548"/>
       <w:r>
         <w:t>Étape 1 : Clique</w:t>
       </w:r>
@@ -8370,7 +8444,7 @@
       <w:pPr>
         <w:pStyle w:val="Titre3"/>
       </w:pPr>
-      <w:bookmarkStart w:id="17" w:name="_Toc224141261"/>
+      <w:bookmarkStart w:id="17" w:name="_Toc224143549"/>
       <w:r>
         <w:t>Étape 2 : Modifiez le nom et la formule dans la boîte de dialogue Nouveau nom</w:t>
       </w:r>
@@ -8801,7 +8875,7 @@
       <w:pPr>
         <w:pStyle w:val="Titre3"/>
       </w:pPr>
-      <w:bookmarkStart w:id="18" w:name="_Toc224141262"/>
+      <w:bookmarkStart w:id="18" w:name="_Toc224143550"/>
       <w:r>
         <w:t>Étape 3 : Utilisation d'une formule pour lister les noms des feuilles</w:t>
       </w:r>
@@ -8955,7 +9029,7 @@
       <w:pPr>
         <w:pStyle w:val="Titre2"/>
       </w:pPr>
-      <w:bookmarkStart w:id="19" w:name="_Toc224141263"/>
+      <w:bookmarkStart w:id="19" w:name="_Toc224143551"/>
       <w:r>
         <w:t xml:space="preserve">Avec LIRE.CLASSEUR, </w:t>
       </w:r>
@@ -9130,7 +9204,7 @@
       <w:pPr>
         <w:pStyle w:val="Titre3"/>
       </w:pPr>
-      <w:bookmarkStart w:id="20" w:name="_Toc224141264"/>
+      <w:bookmarkStart w:id="20" w:name="_Toc224143552"/>
       <w:r>
         <w:t>Étape 1 : Clique</w:t>
       </w:r>
@@ -9219,7 +9293,7 @@
       <w:pPr>
         <w:pStyle w:val="Titre3"/>
       </w:pPr>
-      <w:bookmarkStart w:id="21" w:name="_Toc224141265"/>
+      <w:bookmarkStart w:id="21" w:name="_Toc224143553"/>
       <w:r>
         <w:t xml:space="preserve">Étape </w:t>
       </w:r>
@@ -9335,7 +9409,7 @@
       <w:pPr>
         <w:pStyle w:val="Titre3"/>
       </w:pPr>
-      <w:bookmarkStart w:id="22" w:name="_Toc224141266"/>
+      <w:bookmarkStart w:id="22" w:name="_Toc224143554"/>
       <w:r>
         <w:t xml:space="preserve">Étape </w:t>
       </w:r>
@@ -9623,7 +9697,7 @@
       <w:pPr>
         <w:pStyle w:val="Titre3"/>
       </w:pPr>
-      <w:bookmarkStart w:id="23" w:name="_Toc224141267"/>
+      <w:bookmarkStart w:id="23" w:name="_Toc224143555"/>
       <w:r>
         <w:t xml:space="preserve">Étape </w:t>
       </w:r>
@@ -9742,7 +9816,7 @@
       <w:pPr>
         <w:pStyle w:val="Titre4"/>
       </w:pPr>
-      <w:bookmarkStart w:id="24" w:name="_Toc224141268"/>
+      <w:bookmarkStart w:id="24" w:name="_Toc224143556"/>
       <w:r>
         <w:t>Syntaxe de</w:t>
       </w:r>
@@ -10179,7 +10253,7 @@
       <w:pPr>
         <w:pStyle w:val="Titre4"/>
       </w:pPr>
-      <w:bookmarkStart w:id="25" w:name="_Toc224141269"/>
+      <w:bookmarkStart w:id="25" w:name="_Toc224143557"/>
       <w:r>
         <w:t>Explications</w:t>
       </w:r>
@@ -10189,7 +10263,7 @@
       <w:pPr>
         <w:pStyle w:val="Titre4"/>
       </w:pPr>
-      <w:bookmarkStart w:id="26" w:name="_Toc224141270"/>
+      <w:bookmarkStart w:id="26" w:name="_Toc224143558"/>
       <w:r>
         <w:t>Décomposer le résultat de LIRE.CLASSEUR()</w:t>
       </w:r>
@@ -11023,7 +11097,7 @@
       <w:pPr>
         <w:pStyle w:val="Titre4"/>
       </w:pPr>
-      <w:bookmarkStart w:id="27" w:name="_Toc224141271"/>
+      <w:bookmarkStart w:id="27" w:name="_Toc224143559"/>
       <w:r>
         <w:t>Autre solution avec la fonction DROITE()</w:t>
       </w:r>
@@ -11302,7 +11376,7 @@
       <w:pPr>
         <w:pStyle w:val="Titre3"/>
       </w:pPr>
-      <w:bookmarkStart w:id="28" w:name="_Toc224141272"/>
+      <w:bookmarkStart w:id="28" w:name="_Toc224143560"/>
       <w:r>
         <w:t xml:space="preserve">Étape </w:t>
       </w:r>
@@ -11794,7 +11868,7 @@
       <w:pPr>
         <w:pStyle w:val="Titre3"/>
       </w:pPr>
-      <w:bookmarkStart w:id="29" w:name="_Toc224141273"/>
+      <w:bookmarkStart w:id="29" w:name="_Toc224143561"/>
       <w:r>
         <w:lastRenderedPageBreak/>
         <w:t>Étape 6 : Gérer les erreurs #REF ! avec la fonction SIERREUR</w:t>
@@ -11877,7 +11951,7 @@
       <w:pPr>
         <w:pStyle w:val="Titre4"/>
       </w:pPr>
-      <w:bookmarkStart w:id="30" w:name="_Toc224141274"/>
+      <w:bookmarkStart w:id="30" w:name="_Toc224143562"/>
       <w:r>
         <w:t>Syntaxe de la fonction SIERREUR</w:t>
       </w:r>
@@ -12481,7 +12555,7 @@
       <w:pPr>
         <w:pStyle w:val="Titre4"/>
       </w:pPr>
-      <w:bookmarkStart w:id="31" w:name="_Toc224141275"/>
+      <w:bookmarkStart w:id="31" w:name="_Toc224143563"/>
       <w:r>
         <w:t>Modification de la formule pour ne pas compter la feuille Sommaire</w:t>
       </w:r>
@@ -12651,7 +12725,7 @@
       <w:pPr>
         <w:pStyle w:val="Titre2"/>
       </w:pPr>
-      <w:bookmarkStart w:id="32" w:name="_Toc224141276"/>
+      <w:bookmarkStart w:id="32" w:name="_Toc224143564"/>
       <w:r>
         <w:t>Pour aller plus loin</w:t>
       </w:r>
@@ -12661,7 +12735,7 @@
       <w:pPr>
         <w:pStyle w:val="Titre3"/>
       </w:pPr>
-      <w:bookmarkStart w:id="33" w:name="_Toc224141277"/>
+      <w:bookmarkStart w:id="33" w:name="_Toc224143565"/>
       <w:r>
         <w:t>Rendre l'affichage</w:t>
       </w:r>
@@ -12730,69 +12804,70 @@
     <w:p>
       <w:pPr>
         <w:pStyle w:val="Titre4"/>
+      </w:pPr>
+      <w:bookmarkStart w:id="34" w:name="_Toc224143566"/>
+      <w:r>
+        <w:t>Avec ALEA et TEXTE</w:t>
+      </w:r>
+      <w:bookmarkEnd w:id="34"/>
+    </w:p>
+    <w:p>
+      <w:r>
+        <w:t>Une astuce consiste à ajouter dans le nom une fonction qui va s'actualiser elle-même automatiquement à chaque fois qu</w:t>
+      </w:r>
+      <w:r>
+        <w:t>’on</w:t>
+      </w:r>
+      <w:r>
+        <w:t xml:space="preserve"> relance un calcul</w:t>
+      </w:r>
+      <w:r>
+        <w:t xml:space="preserve"> (F9), en </w:t>
+      </w:r>
+      <w:r>
+        <w:t>utilis</w:t>
+      </w:r>
+      <w:r>
+        <w:t>ant</w:t>
+      </w:r>
+      <w:r>
+        <w:t xml:space="preserve"> la fonction </w:t>
+      </w:r>
+      <w:r>
+        <w:t>ALEA encapsulée dans la fonction TEXTE.</w:t>
+      </w:r>
+    </w:p>
+    <w:p>
+      <w:pPr>
+        <w:pStyle w:val="Titre5"/>
+      </w:pPr>
+      <w:bookmarkStart w:id="35" w:name="_Toc224143567"/>
+      <w:r>
+        <w:t xml:space="preserve">Syntaxe de la fonction </w:t>
+      </w:r>
+      <w:r>
+        <w:t>ALEA</w:t>
+      </w:r>
+      <w:bookmarkEnd w:id="35"/>
+    </w:p>
+    <w:p>
+      <w:pPr>
         <w:rPr>
           <w:highlight w:val="yellow"/>
         </w:rPr>
       </w:pPr>
-      <w:bookmarkStart w:id="34" w:name="_Toc224141278"/>
-      <w:r>
-        <w:rPr>
-          <w:highlight w:val="yellow"/>
-        </w:rPr>
-        <w:t>Avec ALEA et TEXTE</w:t>
-      </w:r>
-      <w:bookmarkEnd w:id="34"/>
-    </w:p>
-    <w:p>
-      <w:r>
-        <w:t>Une astuce consiste à ajouter dans le nom une fonction qui va s'actualiser elle-même automatiquement à chaque fois qu</w:t>
-      </w:r>
-      <w:r>
-        <w:t>’on</w:t>
-      </w:r>
-      <w:r>
-        <w:t xml:space="preserve"> relance un calcul</w:t>
-      </w:r>
-      <w:r>
-        <w:t xml:space="preserve"> (F9), en </w:t>
-      </w:r>
-      <w:r>
-        <w:t>utilis</w:t>
-      </w:r>
-      <w:r>
-        <w:t>ant</w:t>
-      </w:r>
-      <w:r>
-        <w:t xml:space="preserve"> la fonction </w:t>
-      </w:r>
-      <w:r>
-        <w:t>ALEA encapsulée dans la fonction TEXTE.</w:t>
-      </w:r>
-    </w:p>
-    <w:p>
-      <w:pPr>
-        <w:pStyle w:val="Titre5"/>
-      </w:pPr>
-      <w:bookmarkStart w:id="35" w:name="_Toc224141279"/>
-      <w:r>
-        <w:t xml:space="preserve">Syntaxe de la fonction </w:t>
-      </w:r>
-      <w:r>
+      <w:r>
+        <w:rPr>
+          <w:b/>
+          <w:bCs/>
+        </w:rPr>
         <w:t>ALEA</w:t>
       </w:r>
-      <w:bookmarkEnd w:id="35"/>
-    </w:p>
-    <w:p>
-      <w:pPr>
-        <w:rPr>
-          <w:highlight w:val="yellow"/>
-        </w:rPr>
-      </w:pPr>
-      <w:r>
-        <w:t xml:space="preserve">ALEA </w:t>
-      </w:r>
-      <w:r>
-        <w:t>recherche une chaîne de texte dans une deuxième chaîne de texte et retourne le numéro de la position de départ de la première chaîne de texte à partir du premier caractère de la deuxième chaîne de texte</w:t>
+      <w:r>
+        <w:t xml:space="preserve"> </w:t>
+      </w:r>
+      <w:r>
+        <w:t>renvoie un nombre réel aléatoire distribué de manière symétrique supérieur ou égal à 0 et inférieur à 1. Un nouveau nombre réel aléatoire est renvoyé chaque fois que la feuille de calcul est recalculée</w:t>
       </w:r>
       <w:r>
         <w:rPr>
@@ -12809,24 +12884,21 @@
         <w:t xml:space="preserve">La syntaxe de la fonction </w:t>
       </w:r>
       <w:r>
-        <w:t>TROUVE</w:t>
-      </w:r>
-      <w:r>
-        <w:t xml:space="preserve"> contient les </w:t>
-      </w:r>
-      <w:r>
-        <w:rPr>
-          <w:b/>
-          <w:bCs/>
-        </w:rPr>
-        <w:t>3 arguments</w:t>
-      </w:r>
-      <w:r>
-        <w:t xml:space="preserve"> suivants :</w:t>
-      </w:r>
-    </w:p>
-    <w:p>
-      <w:pPr>
+        <w:t>ALEA</w:t>
+      </w:r>
+      <w:r>
+        <w:t xml:space="preserve"> </w:t>
+      </w:r>
+      <w:r>
+        <w:t>ne contient aucun argument</w:t>
+      </w:r>
+      <w:r>
+        <w:t>.</w:t>
+      </w:r>
+    </w:p>
+    <w:p>
+      <w:pPr>
+        <w:jc w:val="center"/>
         <w:rPr>
           <w:rFonts w:ascii="Courier New" w:hAnsi="Courier New" w:cs="Courier New"/>
           <w:b/>
@@ -12847,9 +12919,8 @@
           <w:sz w:val="24"/>
           <w:szCs w:val="24"/>
         </w:rPr>
-        <w:t>=TROUVE(</w:t>
-      </w:r>
-      <w:proofErr w:type="spellStart"/>
+        <w:t xml:space="preserve">= </w:t>
+      </w:r>
       <w:r>
         <w:rPr>
           <w:rFonts w:ascii="Courier New" w:hAnsi="Courier New" w:cs="Courier New"/>
@@ -12860,196 +12931,28 @@
           <w:sz w:val="24"/>
           <w:szCs w:val="24"/>
         </w:rPr>
-        <w:t>texte_cherché</w:t>
-      </w:r>
-      <w:proofErr w:type="spellEnd"/>
-      <w:r>
-        <w:rPr>
-          <w:rFonts w:ascii="Courier New" w:hAnsi="Courier New" w:cs="Courier New"/>
-          <w:b/>
-          <w:bCs/>
-          <w:i/>
-          <w:iCs/>
+        <w:t>ALEA()</w:t>
+      </w:r>
+    </w:p>
+    <w:p>
+      <w:pPr>
+        <w:spacing w:after="0"/>
+        <w:rPr>
           <w:sz w:val="24"/>
           <w:szCs w:val="24"/>
         </w:rPr>
-        <w:t> ;</w:t>
-      </w:r>
-      <w:r>
-        <w:rPr>
-          <w:rFonts w:ascii="Courier New" w:hAnsi="Courier New" w:cs="Courier New"/>
-          <w:b/>
-          <w:bCs/>
-          <w:i/>
-          <w:iCs/>
-          <w:sz w:val="24"/>
-          <w:szCs w:val="24"/>
-        </w:rPr>
-        <w:t xml:space="preserve"> texte</w:t>
-      </w:r>
-      <w:r>
-        <w:rPr>
-          <w:rFonts w:ascii="Courier New" w:hAnsi="Courier New" w:cs="Courier New"/>
-          <w:b/>
-          <w:bCs/>
-          <w:i/>
-          <w:iCs/>
-          <w:sz w:val="24"/>
-          <w:szCs w:val="24"/>
-        </w:rPr>
-        <w:t> ;</w:t>
-      </w:r>
-      <w:r>
-        <w:rPr>
-          <w:rFonts w:ascii="Courier New" w:hAnsi="Courier New" w:cs="Courier New"/>
-          <w:b/>
-          <w:bCs/>
-          <w:i/>
-          <w:iCs/>
-          <w:sz w:val="24"/>
-          <w:szCs w:val="24"/>
-        </w:rPr>
-        <w:t xml:space="preserve"> [</w:t>
-      </w:r>
-      <w:proofErr w:type="spellStart"/>
-      <w:r>
-        <w:rPr>
-          <w:rFonts w:ascii="Courier New" w:hAnsi="Courier New" w:cs="Courier New"/>
-          <w:b/>
-          <w:bCs/>
-          <w:i/>
-          <w:iCs/>
-          <w:sz w:val="24"/>
-          <w:szCs w:val="24"/>
-        </w:rPr>
-        <w:t>no_départ</w:t>
-      </w:r>
-      <w:proofErr w:type="spellEnd"/>
-      <w:r>
-        <w:rPr>
-          <w:rFonts w:ascii="Courier New" w:hAnsi="Courier New" w:cs="Courier New"/>
-          <w:b/>
-          <w:bCs/>
-          <w:i/>
-          <w:iCs/>
-          <w:sz w:val="24"/>
-          <w:szCs w:val="24"/>
-        </w:rPr>
-        <w:t>])</w:t>
-      </w:r>
-    </w:p>
-    <w:p>
-      <w:pPr>
-        <w:numPr>
-          <w:ilvl w:val="0"/>
-          <w:numId w:val="4"/>
-        </w:numPr>
-        <w:spacing w:after="0"/>
-      </w:pPr>
-      <w:proofErr w:type="spellStart"/>
-      <w:r>
-        <w:rPr>
-          <w:rFonts w:ascii="Courier New" w:hAnsi="Courier New" w:cs="Courier New"/>
-          <w:b/>
-          <w:bCs/>
-          <w:i/>
-          <w:iCs/>
-          <w:sz w:val="24"/>
-          <w:szCs w:val="24"/>
-        </w:rPr>
-        <w:t>texte_cherché</w:t>
-      </w:r>
-      <w:proofErr w:type="spellEnd"/>
-      <w:r>
-        <w:t xml:space="preserve"> </w:t>
-      </w:r>
-      <w:r>
-        <w:rPr>
-          <w:u w:val="single"/>
-        </w:rPr>
-        <w:t>Obligatoire</w:t>
-      </w:r>
-      <w:r>
-        <w:t>. Il s’agit du texte à trouver.</w:t>
-      </w:r>
-    </w:p>
-    <w:p>
-      <w:pPr>
-        <w:numPr>
-          <w:ilvl w:val="0"/>
-          <w:numId w:val="4"/>
-        </w:numPr>
-        <w:spacing w:after="0"/>
-      </w:pPr>
-      <w:r>
-        <w:rPr>
-          <w:b/>
-          <w:bCs/>
-        </w:rPr>
-        <w:t>texte</w:t>
-      </w:r>
-      <w:r>
-        <w:t>    </w:t>
-      </w:r>
-      <w:r>
-        <w:rPr>
-          <w:u w:val="single"/>
-        </w:rPr>
-        <w:t>Obligatoire</w:t>
-      </w:r>
-      <w:r>
-        <w:t>. Il s’agit du texte qui contient celui que vous recherchez.</w:t>
-      </w:r>
-    </w:p>
-    <w:p>
-      <w:pPr>
-        <w:numPr>
-          <w:ilvl w:val="0"/>
-          <w:numId w:val="4"/>
-        </w:numPr>
-        <w:spacing w:after="0"/>
-      </w:pPr>
-      <w:proofErr w:type="spellStart"/>
-      <w:r>
-        <w:t>no_départ</w:t>
-      </w:r>
-      <w:proofErr w:type="spellEnd"/>
-      <w:r>
-        <w:t>    </w:t>
-      </w:r>
-      <w:r>
-        <w:rPr>
-          <w:i/>
-          <w:iCs/>
-        </w:rPr>
-        <w:t>Facultatif</w:t>
-      </w:r>
-      <w:r>
-        <w:t xml:space="preserve">. Indique le caractère à partir duquel commencer la recherche. Le premier caractère de l’argument texte est le caractère numéro 1. Si l’argument </w:t>
-      </w:r>
-      <w:proofErr w:type="spellStart"/>
-      <w:r>
-        <w:t>no_départ</w:t>
-      </w:r>
-      <w:proofErr w:type="spellEnd"/>
-      <w:r>
-        <w:t xml:space="preserve"> est omis, la valeur par défaut est 1.</w:t>
-      </w:r>
-    </w:p>
-    <w:p>
-      <w:pPr>
-        <w:spacing w:after="0"/>
       </w:pPr>
       <w:r>
         <w:rPr>
           <w:noProof/>
-        </w:rPr>
-        <w:lastRenderedPageBreak/>
+          <w:sz w:val="28"/>
+          <w:szCs w:val="28"/>
+        </w:rPr>
         <w:drawing>
-          <wp:inline distT="0" distB="0" distL="0" distR="0" wp14:anchorId="2D672176" wp14:editId="687B8135">
+          <wp:inline distT="0" distB="0" distL="0" distR="0" wp14:anchorId="6761E430" wp14:editId="317BFB27">
             <wp:extent cx="540000" cy="540000"/>
             <wp:effectExtent l="0" t="0" r="0" b="0"/>
-            <wp:docPr id="427525212" name="Graphique 1" descr="Avertissement avec un remplissage uni"/>
+            <wp:docPr id="1873755822" name="Graphique 1" descr="Informations avec un remplissage uni"/>
             <wp:cNvGraphicFramePr>
               <a:graphicFrameLocks xmlns:a="http://schemas.openxmlformats.org/drawingml/2006/main" noChangeAspect="1"/>
             </wp:cNvGraphicFramePr>
@@ -13057,14 +12960,14 @@
               <a:graphicData uri="http://schemas.openxmlformats.org/drawingml/2006/picture">
                 <pic:pic xmlns:pic="http://schemas.openxmlformats.org/drawingml/2006/picture">
                   <pic:nvPicPr>
-                    <pic:cNvPr id="2066193991" name="Graphique 2066193991" descr="Avertissement avec un remplissage uni"/>
+                    <pic:cNvPr id="451675176" name="Graphique 451675176" descr="Informations avec un remplissage uni"/>
                     <pic:cNvPicPr/>
                   </pic:nvPicPr>
                   <pic:blipFill>
-                    <a:blip r:embed="rId8">
+                    <a:blip r:embed="rId17">
                       <a:extLst>
                         <a:ext uri="{96DAC541-7B7A-43D3-8B79-37D633B846F1}">
-                          <asvg:svgBlip xmlns:asvg="http://schemas.microsoft.com/office/drawing/2016/SVG/main" r:embed="rId9"/>
+                          <asvg:svgBlip xmlns:asvg="http://schemas.microsoft.com/office/drawing/2016/SVG/main" r:embed="rId44"/>
                         </a:ext>
                       </a:extLst>
                     </a:blip>
@@ -13088,114 +12991,559 @@
         </w:drawing>
       </w:r>
       <w:r>
+        <w:rPr>
+          <w:sz w:val="24"/>
+          <w:szCs w:val="24"/>
+        </w:rPr>
+        <w:t>Pour générer un nombre réel aléatoire compris entre a et b, utilise</w:t>
+      </w:r>
+      <w:r>
+        <w:rPr>
+          <w:sz w:val="24"/>
+          <w:szCs w:val="24"/>
+        </w:rPr>
+        <w:t>r</w:t>
+      </w:r>
+      <w:r>
+        <w:rPr>
+          <w:sz w:val="24"/>
+          <w:szCs w:val="24"/>
+        </w:rPr>
+        <w:t xml:space="preserve"> :</w:t>
+      </w:r>
+    </w:p>
+    <w:p>
+      <w:pPr>
+        <w:spacing w:after="0"/>
+        <w:ind w:left="708" w:firstLine="708"/>
+        <w:rPr>
+          <w:b/>
+          <w:bCs/>
+          <w:sz w:val="24"/>
+          <w:szCs w:val="24"/>
+        </w:rPr>
+      </w:pPr>
+      <w:r>
+        <w:rPr>
+          <w:b/>
+          <w:bCs/>
+          <w:sz w:val="24"/>
+          <w:szCs w:val="24"/>
+        </w:rPr>
+        <w:t>=ALEA()*(b-a)+a</w:t>
+      </w:r>
+    </w:p>
+    <w:p/>
+    <w:p>
+      <w:pPr>
+        <w:pStyle w:val="Titre5"/>
+        <w:rPr>
+          <w:highlight w:val="yellow"/>
+        </w:rPr>
+      </w:pPr>
+      <w:bookmarkStart w:id="36" w:name="_Toc224143568"/>
+      <w:r>
+        <w:rPr>
+          <w:highlight w:val="yellow"/>
+        </w:rPr>
+        <w:lastRenderedPageBreak/>
+        <w:t>Syntaxe de la fonction TEXTE</w:t>
+      </w:r>
+      <w:bookmarkEnd w:id="36"/>
+    </w:p>
+    <w:p>
+      <w:pPr>
+        <w:rPr>
+          <w:highlight w:val="yellow"/>
+        </w:rPr>
+      </w:pPr>
+      <w:r>
+        <w:rPr>
+          <w:b/>
+          <w:bCs/>
+        </w:rPr>
+        <w:t>TEXTE</w:t>
+      </w:r>
+      <w:r>
+        <w:rPr>
+          <w:b/>
+          <w:bCs/>
+        </w:rPr>
         <w:t xml:space="preserve"> </w:t>
       </w:r>
       <w:r>
-        <w:rPr>
+        <w:t>permet de modifier la manière dont un nombre est affiché en lui appliquant une mise en forme qui utilise des codes de format. Cela peut vous être utile lorsque vous souhaitez afficher des nombres dans un format plus lisible, ou quand vous souhaitez combiner des nombres à du texte ou des symboles.</w:t>
+      </w:r>
+    </w:p>
+    <w:p>
+      <w:r>
+        <w:t xml:space="preserve">La syntaxe de la fonction </w:t>
+      </w:r>
+      <w:r>
+        <w:t>TEXTE</w:t>
+      </w:r>
+      <w:r>
+        <w:t xml:space="preserve"> contient </w:t>
+      </w:r>
+      <w:r>
+        <w:t xml:space="preserve">les </w:t>
+      </w:r>
+      <w:r>
+        <w:rPr>
+          <w:b/>
+          <w:bCs/>
+        </w:rPr>
+        <w:t>2</w:t>
+      </w:r>
+      <w:r>
+        <w:rPr>
+          <w:b/>
+          <w:bCs/>
+        </w:rPr>
+        <w:t xml:space="preserve"> arguments</w:t>
+      </w:r>
+      <w:r>
+        <w:t xml:space="preserve"> suivants</w:t>
+      </w:r>
+      <w:r>
+        <w:t>:</w:t>
+      </w:r>
+    </w:p>
+    <w:p>
+      <w:pPr>
+        <w:jc w:val="center"/>
+        <w:rPr>
+          <w:rFonts w:ascii="Courier New" w:hAnsi="Courier New" w:cs="Courier New"/>
+          <w:b/>
+          <w:bCs/>
           <w:i/>
           <w:iCs/>
           <w:sz w:val="24"/>
           <w:szCs w:val="24"/>
         </w:rPr>
-        <w:t>TROUVE est sensible à la casse</w:t>
-      </w:r>
-      <w:r>
-        <w:rPr>
-          <w:rStyle w:val="Appelnotedebasdep"/>
+      </w:pPr>
+      <w:r>
+        <w:rPr>
+          <w:rFonts w:ascii="Courier New" w:hAnsi="Courier New" w:cs="Courier New"/>
+          <w:b/>
+          <w:bCs/>
           <w:i/>
           <w:iCs/>
           <w:sz w:val="24"/>
           <w:szCs w:val="24"/>
         </w:rPr>
-        <w:footnoteReference w:id="17"/>
-      </w:r>
-      <w:r>
-        <w:rPr>
+        <w:t xml:space="preserve">= </w:t>
+      </w:r>
+      <w:r>
+        <w:rPr>
+          <w:rFonts w:ascii="Courier New" w:hAnsi="Courier New" w:cs="Courier New"/>
+          <w:b/>
+          <w:bCs/>
           <w:i/>
           <w:iCs/>
           <w:sz w:val="24"/>
           <w:szCs w:val="24"/>
         </w:rPr>
-        <w:t xml:space="preserve"> et n’autorise pas les caractères génériques.</w:t>
-      </w:r>
+        <w:t xml:space="preserve">TEXTE(valeur; </w:t>
+      </w:r>
+      <w:proofErr w:type="spellStart"/>
+      <w:r>
+        <w:rPr>
+          <w:rFonts w:ascii="Courier New" w:hAnsi="Courier New" w:cs="Courier New"/>
+          <w:b/>
+          <w:bCs/>
+          <w:i/>
+          <w:iCs/>
+          <w:sz w:val="24"/>
+          <w:szCs w:val="24"/>
+        </w:rPr>
+        <w:t>format_texte</w:t>
+      </w:r>
+      <w:proofErr w:type="spellEnd"/>
+      <w:r>
+        <w:rPr>
+          <w:rFonts w:ascii="Courier New" w:hAnsi="Courier New" w:cs="Courier New"/>
+          <w:b/>
+          <w:bCs/>
+          <w:i/>
+          <w:iCs/>
+          <w:sz w:val="24"/>
+          <w:szCs w:val="24"/>
+        </w:rPr>
+        <w:t>)</w:t>
+      </w:r>
+    </w:p>
+    <w:p>
+      <w:pPr>
+        <w:numPr>
+          <w:ilvl w:val="0"/>
+          <w:numId w:val="14"/>
+        </w:numPr>
+        <w:spacing w:after="0"/>
+      </w:pPr>
+      <w:r>
+        <w:rPr>
+          <w:b/>
+          <w:bCs/>
+        </w:rPr>
+        <w:t>valeur</w:t>
+      </w:r>
+      <w:r>
+        <w:t> :</w:t>
+      </w:r>
+      <w:r>
+        <w:t>   </w:t>
+      </w:r>
+      <w:r>
+        <w:rPr>
+          <w:u w:val="single"/>
+        </w:rPr>
+        <w:t>Obligatoire</w:t>
+      </w:r>
+      <w:r>
+        <w:t xml:space="preserve">. </w:t>
+      </w:r>
+      <w:r>
+        <w:t>Valeur numérique à convertir en texte.</w:t>
+      </w:r>
+    </w:p>
+    <w:p>
+      <w:pPr>
+        <w:numPr>
+          <w:ilvl w:val="0"/>
+          <w:numId w:val="14"/>
+        </w:numPr>
+        <w:spacing w:after="0"/>
+      </w:pPr>
+      <w:proofErr w:type="spellStart"/>
+      <w:r>
+        <w:rPr>
+          <w:b/>
+          <w:bCs/>
+        </w:rPr>
+        <w:t>format_texte</w:t>
+      </w:r>
+      <w:proofErr w:type="spellEnd"/>
+      <w:r>
+        <w:rPr>
+          <w:b/>
+          <w:bCs/>
+        </w:rPr>
+        <w:t xml:space="preserve"> : </w:t>
+      </w:r>
+      <w:r>
+        <w:rPr>
+          <w:u w:val="single"/>
+        </w:rPr>
+        <w:t>Obligatoire</w:t>
+      </w:r>
+      <w:r>
+        <w:t xml:space="preserve">. </w:t>
+      </w:r>
+      <w:r>
+        <w:t>Chaîne de texte qui définit la mise en forme que vous souhaitez appliquer à la valeur fournie.</w:t>
+      </w:r>
+    </w:p>
+    <w:p>
+      <w:pPr>
+        <w:rPr>
+          <w:b/>
+          <w:bCs/>
+          <w:sz w:val="24"/>
+          <w:szCs w:val="24"/>
+        </w:rPr>
+      </w:pPr>
+      <w:r>
+        <w:rPr>
+          <w:b/>
+          <w:bCs/>
+          <w:noProof/>
+          <w:sz w:val="28"/>
+          <w:szCs w:val="28"/>
+        </w:rPr>
+        <w:drawing>
+          <wp:inline distT="0" distB="0" distL="0" distR="0" wp14:anchorId="0D46408C" wp14:editId="5B26EC89">
+            <wp:extent cx="540000" cy="540000"/>
+            <wp:effectExtent l="0" t="0" r="0" b="0"/>
+            <wp:docPr id="620493844" name="Graphique 1" descr="Informations avec un remplissage uni"/>
+            <wp:cNvGraphicFramePr>
+              <a:graphicFrameLocks xmlns:a="http://schemas.openxmlformats.org/drawingml/2006/main" noChangeAspect="1"/>
+            </wp:cNvGraphicFramePr>
+            <a:graphic xmlns:a="http://schemas.openxmlformats.org/drawingml/2006/main">
+              <a:graphicData uri="http://schemas.openxmlformats.org/drawingml/2006/picture">
+                <pic:pic xmlns:pic="http://schemas.openxmlformats.org/drawingml/2006/picture">
+                  <pic:nvPicPr>
+                    <pic:cNvPr id="451675176" name="Graphique 451675176" descr="Informations avec un remplissage uni"/>
+                    <pic:cNvPicPr/>
+                  </pic:nvPicPr>
+                  <pic:blipFill>
+                    <a:blip r:embed="rId17">
+                      <a:extLst>
+                        <a:ext uri="{96DAC541-7B7A-43D3-8B79-37D633B846F1}">
+                          <asvg:svgBlip xmlns:asvg="http://schemas.microsoft.com/office/drawing/2016/SVG/main" r:embed="rId44"/>
+                        </a:ext>
+                      </a:extLst>
+                    </a:blip>
+                    <a:stretch>
+                      <a:fillRect/>
+                    </a:stretch>
+                  </pic:blipFill>
+                  <pic:spPr>
+                    <a:xfrm>
+                      <a:off x="0" y="0"/>
+                      <a:ext cx="540000" cy="540000"/>
+                    </a:xfrm>
+                    <a:prstGeom prst="rect">
+                      <a:avLst/>
+                    </a:prstGeom>
+                  </pic:spPr>
+                </pic:pic>
+              </a:graphicData>
+            </a:graphic>
+          </wp:inline>
+        </w:drawing>
+      </w:r>
+      <w:r>
+        <w:rPr>
+          <w:b/>
+          <w:bCs/>
+          <w:sz w:val="24"/>
+          <w:szCs w:val="24"/>
+        </w:rPr>
+        <w:t xml:space="preserve">La </w:t>
+      </w:r>
+      <w:r>
+        <w:rPr>
+          <w:b/>
+          <w:bCs/>
+          <w:sz w:val="24"/>
+          <w:szCs w:val="24"/>
+        </w:rPr>
+        <w:t>page</w:t>
+      </w:r>
+      <w:r>
+        <w:rPr>
+          <w:rStyle w:val="Appelnotedebasdep"/>
+          <w:b/>
+          <w:bCs/>
+          <w:sz w:val="24"/>
+          <w:szCs w:val="24"/>
+        </w:rPr>
+        <w:footnoteReference w:id="17"/>
+      </w:r>
+      <w:r>
+        <w:rPr>
+          <w:b/>
+          <w:bCs/>
+          <w:sz w:val="24"/>
+          <w:szCs w:val="24"/>
+        </w:rPr>
+        <w:t xml:space="preserve"> </w:t>
+      </w:r>
+      <w:hyperlink r:id="rId57" w:history="1">
+        <w:r>
+          <w:rPr>
+            <w:rStyle w:val="Lienhypertexte"/>
+            <w:b/>
+            <w:bCs/>
+            <w:sz w:val="24"/>
+            <w:szCs w:val="24"/>
+          </w:rPr>
+          <w:t xml:space="preserve">d’aide de </w:t>
+        </w:r>
+        <w:r>
+          <w:rPr>
+            <w:rStyle w:val="Lienhypertexte"/>
+            <w:b/>
+            <w:bCs/>
+            <w:sz w:val="24"/>
+            <w:szCs w:val="24"/>
+          </w:rPr>
+          <w:t>Microsoft</w:t>
+        </w:r>
+      </w:hyperlink>
+      <w:r>
+        <w:rPr>
+          <w:b/>
+          <w:bCs/>
+          <w:sz w:val="24"/>
+          <w:szCs w:val="24"/>
+        </w:rPr>
+        <w:t xml:space="preserve"> </w:t>
+      </w:r>
+      <w:r>
+        <w:rPr>
+          <w:b/>
+          <w:bCs/>
+          <w:sz w:val="24"/>
+          <w:szCs w:val="24"/>
+        </w:rPr>
+        <w:t>dédiée</w:t>
+      </w:r>
+      <w:r>
+        <w:rPr>
+          <w:b/>
+          <w:bCs/>
+          <w:sz w:val="24"/>
+          <w:szCs w:val="24"/>
+        </w:rPr>
+        <w:t xml:space="preserve"> à cette fonction est assez fournie </w:t>
+      </w:r>
+      <w:r>
+        <w:rPr>
+          <mc:AlternateContent>
+            <mc:Choice Requires="w16se"/>
+            <mc:Fallback>
+              <w:rFonts w:ascii="Segoe UI Emoji" w:eastAsia="Segoe UI Emoji" w:hAnsi="Segoe UI Emoji" w:cs="Segoe UI Emoji"/>
+            </mc:Fallback>
+          </mc:AlternateContent>
+          <w:b/>
+          <w:bCs/>
+          <w:sz w:val="24"/>
+          <w:szCs w:val="24"/>
+        </w:rPr>
+        <mc:AlternateContent>
+          <mc:Choice Requires="w16se">
+            <w16se:symEx w16se:font="Segoe UI Emoji" w16se:char="1F44D"/>
+          </mc:Choice>
+          <mc:Fallback>
+            <w:t>👍</w:t>
+          </mc:Fallback>
+        </mc:AlternateContent>
+      </w:r>
+    </w:p>
+    <w:p/>
+    <w:p>
+      <w:r>
+        <w:t xml:space="preserve">Cette </w:t>
+      </w:r>
+      <w:r>
+        <w:t>encapsul</w:t>
+      </w:r>
+      <w:r>
+        <w:t xml:space="preserve">ation de la </w:t>
+      </w:r>
+      <w:r>
+        <w:t>fonction ALEA dans la fonction TEXTE</w:t>
+      </w:r>
+      <w:r>
+        <w:t xml:space="preserve"> </w:t>
+      </w:r>
+      <w:r>
+        <w:t>permet de rendre</w:t>
+      </w:r>
+      <w:r>
+        <w:t xml:space="preserve"> </w:t>
+      </w:r>
+      <w:r>
+        <w:t xml:space="preserve">invisible </w:t>
+      </w:r>
+      <w:r>
+        <w:t>l</w:t>
+      </w:r>
+      <w:r>
+        <w:t xml:space="preserve">e résultat </w:t>
+      </w:r>
+      <w:r>
+        <w:t xml:space="preserve">(de ALEA) </w:t>
+      </w:r>
+      <w:r>
+        <w:t>en utilisant le</w:t>
+      </w:r>
+      <w:r>
+        <w:t xml:space="preserve"> </w:t>
+      </w:r>
+      <w:r>
+        <w:t>format d'affichage des double guillemets</w:t>
+      </w:r>
+      <w:r>
+        <w:t xml:space="preserve"> </w:t>
+      </w:r>
+      <w:r>
+        <w:t>vides</w:t>
+      </w:r>
+      <w:r>
+        <w:t>.</w:t>
+      </w:r>
+    </w:p>
+    <w:p>
+      <w:pPr>
+        <w:rPr>
+          <w:b/>
+          <w:bCs/>
+          <w:sz w:val="24"/>
+          <w:szCs w:val="24"/>
+        </w:rPr>
+      </w:pPr>
+    </w:p>
+    <w:p>
+      <w:pPr>
+        <w:pStyle w:val="Titre4"/>
+      </w:pPr>
+      <w:bookmarkStart w:id="37" w:name="_Toc224143569"/>
+      <w:r>
+        <w:t xml:space="preserve">Avec </w:t>
+      </w:r>
+      <w:r>
+        <w:t>T</w:t>
+      </w:r>
+      <w:r>
+        <w:t xml:space="preserve"> et </w:t>
+      </w:r>
+      <w:r>
+        <w:t>MAINTENANT</w:t>
+      </w:r>
+      <w:bookmarkEnd w:id="37"/>
+    </w:p>
+    <w:p>
+      <w:pPr>
+        <w:pStyle w:val="Titre3"/>
+      </w:pPr>
+      <w:bookmarkStart w:id="38" w:name="_Toc224143570"/>
+      <w:r>
+        <w:t>On peut ajouter des liens hypertexte sur le nom des feuilles.</w:t>
+      </w:r>
+      <w:bookmarkEnd w:id="38"/>
+    </w:p>
+    <w:p>
+      <w:pPr>
+        <w:pStyle w:val="Titre4"/>
+      </w:pPr>
+      <w:bookmarkStart w:id="39" w:name="_Toc224143571"/>
+      <w:r>
+        <w:t>Ajouter des liens hypertexte manuellement</w:t>
+      </w:r>
+      <w:bookmarkEnd w:id="39"/>
+    </w:p>
+    <w:p>
+      <w:pPr>
+        <w:pStyle w:val="Titre4"/>
+      </w:pPr>
+      <w:bookmarkStart w:id="40" w:name="_Toc224143572"/>
+      <w:r>
+        <w:t>Transition vers le VBA : ajouter des liens hypertexte par code</w:t>
+      </w:r>
+      <w:bookmarkEnd w:id="40"/>
     </w:p>
     <w:p/>
     <w:p/>
     <w:p>
       <w:pPr>
-        <w:pStyle w:val="Titre4"/>
-      </w:pPr>
-      <w:bookmarkStart w:id="36" w:name="_Toc224141280"/>
-      <w:r>
-        <w:t xml:space="preserve">Avec </w:t>
-      </w:r>
-      <w:r>
-        <w:t>T</w:t>
-      </w:r>
-      <w:r>
-        <w:t xml:space="preserve"> et </w:t>
-      </w:r>
-      <w:r>
-        <w:t>MAINTENANT</w:t>
-      </w:r>
-      <w:bookmarkEnd w:id="36"/>
-    </w:p>
-    <w:p>
-      <w:pPr>
-        <w:pStyle w:val="Titre3"/>
-      </w:pPr>
-      <w:bookmarkStart w:id="37" w:name="_Toc224141281"/>
-      <w:r>
-        <w:t>On peut ajouter des liens hypertexte sur le nom des feuilles.</w:t>
-      </w:r>
-      <w:bookmarkEnd w:id="37"/>
-    </w:p>
-    <w:p>
-      <w:pPr>
-        <w:pStyle w:val="Titre4"/>
-      </w:pPr>
-      <w:bookmarkStart w:id="38" w:name="_Toc224141282"/>
-      <w:r>
-        <w:t>Ajouter des liens hypertexte manuellement</w:t>
-      </w:r>
-      <w:bookmarkEnd w:id="38"/>
-    </w:p>
-    <w:p>
-      <w:pPr>
-        <w:pStyle w:val="Titre4"/>
-      </w:pPr>
-      <w:bookmarkStart w:id="39" w:name="_Toc224141283"/>
-      <w:r>
-        <w:t>Transition vers le VBA : ajouter des liens hypertexte par code</w:t>
-      </w:r>
-      <w:bookmarkEnd w:id="39"/>
-    </w:p>
-    <w:p/>
-    <w:p/>
-    <w:p>
-      <w:pPr>
         <w:pStyle w:val="Titre1"/>
-      </w:pPr>
-      <w:bookmarkStart w:id="40" w:name="_Toc224141284"/>
-      <w:r>
-        <w:t>Traduction</w:t>
-      </w:r>
-      <w:r>
-        <w:t xml:space="preserve"> </w:t>
-      </w:r>
-      <w:r>
-        <w:t>de</w:t>
-      </w:r>
-      <w:r>
-        <w:t>s</w:t>
-      </w:r>
-      <w:r>
-        <w:t xml:space="preserve"> fonctions</w:t>
-      </w:r>
-      <w:r>
-        <w:t xml:space="preserve"> Excel en anglais</w:t>
-      </w:r>
-      <w:bookmarkEnd w:id="40"/>
+        <w:rPr>
+          <w:b/>
+          <w:bCs/>
+        </w:rPr>
+      </w:pPr>
+      <w:bookmarkStart w:id="41" w:name="_Toc224143573"/>
+      <w:r>
+        <w:rPr>
+          <w:b/>
+          <w:bCs/>
+        </w:rPr>
+        <w:t>TRADUCTION DES FONCTIONS EXCEL EN ANGLAIS</w:t>
+      </w:r>
+      <w:bookmarkEnd w:id="41"/>
     </w:p>
     <w:p>
       <w:r>
@@ -13324,13 +13672,14 @@
       <w:pPr>
         <w:pStyle w:val="Titre1"/>
       </w:pPr>
-      <w:bookmarkStart w:id="41" w:name="_Toc223707034"/>
-      <w:bookmarkStart w:id="42" w:name="_Toc224141285"/>
-      <w:r>
+      <w:bookmarkStart w:id="42" w:name="_Toc223707034"/>
+      <w:bookmarkStart w:id="43" w:name="_Toc224143574"/>
+      <w:r>
+        <w:lastRenderedPageBreak/>
         <w:t>Links</w:t>
       </w:r>
-      <w:bookmarkEnd w:id="41"/>
       <w:bookmarkEnd w:id="42"/>
+      <w:bookmarkEnd w:id="43"/>
     </w:p>
     <w:p>
       <w:pPr>
@@ -13360,11 +13709,109 @@
     <w:p/>
     <w:p/>
     <w:p/>
-    <w:p/>
-    <w:p/>
+    <w:p>
+      <w:r>
+        <w:rPr>
+          <w:noProof/>
+          <w:sz w:val="24"/>
+          <w:szCs w:val="24"/>
+        </w:rPr>
+        <w:drawing>
+          <wp:inline distT="0" distB="0" distL="0" distR="0" wp14:anchorId="72C77CEA" wp14:editId="6A100707">
+            <wp:extent cx="540000" cy="540000"/>
+            <wp:effectExtent l="0" t="0" r="0" b="0"/>
+            <wp:docPr id="1513333243" name="Graphique 1" descr="Informations avec un remplissage uni"/>
+            <wp:cNvGraphicFramePr>
+              <a:graphicFrameLocks xmlns:a="http://schemas.openxmlformats.org/drawingml/2006/main" noChangeAspect="1"/>
+            </wp:cNvGraphicFramePr>
+            <a:graphic xmlns:a="http://schemas.openxmlformats.org/drawingml/2006/main">
+              <a:graphicData uri="http://schemas.openxmlformats.org/drawingml/2006/picture">
+                <pic:pic xmlns:pic="http://schemas.openxmlformats.org/drawingml/2006/picture">
+                  <pic:nvPicPr>
+                    <pic:cNvPr id="451675176" name="Graphique 451675176" descr="Informations avec un remplissage uni"/>
+                    <pic:cNvPicPr/>
+                  </pic:nvPicPr>
+                  <pic:blipFill>
+                    <a:blip r:embed="rId17">
+                      <a:extLst>
+                        <a:ext uri="{96DAC541-7B7A-43D3-8B79-37D633B846F1}">
+                          <asvg:svgBlip xmlns:asvg="http://schemas.microsoft.com/office/drawing/2016/SVG/main" r:embed="rId44"/>
+                        </a:ext>
+                      </a:extLst>
+                    </a:blip>
+                    <a:stretch>
+                      <a:fillRect/>
+                    </a:stretch>
+                  </pic:blipFill>
+                  <pic:spPr>
+                    <a:xfrm>
+                      <a:off x="0" y="0"/>
+                      <a:ext cx="540000" cy="540000"/>
+                    </a:xfrm>
+                    <a:prstGeom prst="rect">
+                      <a:avLst/>
+                    </a:prstGeom>
+                  </pic:spPr>
+                </pic:pic>
+              </a:graphicData>
+            </a:graphic>
+          </wp:inline>
+        </w:drawing>
+      </w:r>
+    </w:p>
+    <w:p>
+      <w:r>
+        <w:rPr>
+          <w:noProof/>
+          <w:sz w:val="24"/>
+          <w:szCs w:val="24"/>
+        </w:rPr>
+        <w:drawing>
+          <wp:inline distT="0" distB="0" distL="0" distR="0" wp14:anchorId="24B3C25B" wp14:editId="1F33DE06">
+            <wp:extent cx="540000" cy="540000"/>
+            <wp:effectExtent l="0" t="0" r="0" b="0"/>
+            <wp:docPr id="1292317320" name="Graphique 1" descr="Avertissement avec un remplissage uni"/>
+            <wp:cNvGraphicFramePr>
+              <a:graphicFrameLocks xmlns:a="http://schemas.openxmlformats.org/drawingml/2006/main" noChangeAspect="1"/>
+            </wp:cNvGraphicFramePr>
+            <a:graphic xmlns:a="http://schemas.openxmlformats.org/drawingml/2006/main">
+              <a:graphicData uri="http://schemas.openxmlformats.org/drawingml/2006/picture">
+                <pic:pic xmlns:pic="http://schemas.openxmlformats.org/drawingml/2006/picture">
+                  <pic:nvPicPr>
+                    <pic:cNvPr id="1440501898" name="Graphique 1440501898" descr="Avertissement avec un remplissage uni"/>
+                    <pic:cNvPicPr/>
+                  </pic:nvPicPr>
+                  <pic:blipFill>
+                    <a:blip r:embed="rId8">
+                      <a:extLst>
+                        <a:ext uri="{96DAC541-7B7A-43D3-8B79-37D633B846F1}">
+                          <asvg:svgBlip xmlns:asvg="http://schemas.microsoft.com/office/drawing/2016/SVG/main" r:embed="rId43"/>
+                        </a:ext>
+                      </a:extLst>
+                    </a:blip>
+                    <a:stretch>
+                      <a:fillRect/>
+                    </a:stretch>
+                  </pic:blipFill>
+                  <pic:spPr>
+                    <a:xfrm>
+                      <a:off x="0" y="0"/>
+                      <a:ext cx="540000" cy="540000"/>
+                    </a:xfrm>
+                    <a:prstGeom prst="rect">
+                      <a:avLst/>
+                    </a:prstGeom>
+                  </pic:spPr>
+                </pic:pic>
+              </a:graphicData>
+            </a:graphic>
+          </wp:inline>
+        </w:drawing>
+      </w:r>
+    </w:p>
     <w:sectPr>
-      <w:headerReference w:type="default" r:id="rId57"/>
-      <w:footerReference w:type="default" r:id="rId58"/>
+      <w:headerReference w:type="default" r:id="rId58"/>
+      <w:footerReference w:type="default" r:id="rId59"/>
       <w:pgSz w:w="11906" w:h="16838"/>
       <w:pgMar w:top="1417" w:right="1417" w:bottom="1417" w:left="1417" w:header="708" w:footer="708" w:gutter="0"/>
       <w:cols w:space="708"/>
@@ -13860,7 +14307,7 @@
         <w:t xml:space="preserve"> </w:t>
       </w:r>
       <w:r>
-        <w:t>https://support.microsoft.com/fr-fr/office/cherche-fonction-c7912941-af2a-4bdf-a553-d0d89b0a0628</w:t>
+        <w:t>https://support.microsoft.com/fr-fr/office/alea-alea-fonction-4cbfa695-8869-4788-8d90-021ea9f5be73</w:t>
       </w:r>
     </w:p>
   </w:footnote>
@@ -13876,7 +14323,10 @@
         <w:footnoteRef/>
       </w:r>
       <w:r>
-        <w:t xml:space="preserve"> Ou : case sensitive</w:t>
+        <w:t xml:space="preserve"> </w:t>
+      </w:r>
+      <w:r>
+        <w:t>https://support.microsoft.com/fr-fr/office/texte-texte-fonction-20d5ac4d-7b94-49fd-bb38-93d29371225c</w:t>
       </w:r>
     </w:p>
   </w:footnote>
@@ -14163,7 +14613,7 @@
               <w:sz w:val="16"/>
               <w:szCs w:val="16"/>
             </w:rPr>
-            <w:t>11-03-2026 16:54</w:t>
+            <w:t>11-03-2026 17:07</w:t>
           </w:r>
           <w:r>
             <w:rPr>
@@ -16812,7 +17262,7 @@
   <w:style w:type="paragraph" w:default="1" w:styleId="Normal">
     <w:name w:val="Normal"/>
     <w:qFormat/>
-    <w:rsid w:val="008B5D00"/>
+    <w:rsid w:val="00830F15"/>
   </w:style>
   <w:style w:type="paragraph" w:styleId="Titre1">
     <w:name w:val="heading 1"/>
@@ -17042,7 +17492,6 @@
   <w:style w:type="character" w:default="1" w:styleId="Policepardfaut">
     <w:name w:val="Default Paragraph Font"/>
     <w:uiPriority w:val="1"/>
-    <w:semiHidden/>
     <w:unhideWhenUsed/>
   </w:style>
   <w:style w:type="table" w:default="1" w:styleId="TableauNormal">

--- a/EXCEL_CodeSource/Classeurs_CodeSource/SheetsList/Lister le nom des feuilles dans Excel.docx
+++ b/EXCEL_CodeSource/Classeurs_CodeSource/SheetsList/Lister le nom des feuilles dans Excel.docx
@@ -152,7 +152,7 @@
       <w:r>
         <w:fldChar w:fldCharType="separate"/>
       </w:r>
-      <w:hyperlink w:anchor="_Toc224143532" w:history="1">
+      <w:hyperlink w:anchor="_Toc224144651" w:history="1">
         <w:r>
           <w:rPr>
             <w:rStyle w:val="Lienhypertexte"/>
@@ -179,7 +179,7 @@
             <w:noProof/>
             <w:webHidden/>
           </w:rPr>
-          <w:instrText xml:space="preserve"> PAGEREF _Toc224143532 \h </w:instrText>
+          <w:instrText xml:space="preserve"> PAGEREF _Toc224144651 \h </w:instrText>
         </w:r>
         <w:r>
           <w:rPr>
@@ -226,7 +226,7 @@
           <w14:ligatures w14:val="standardContextual"/>
         </w:rPr>
       </w:pPr>
-      <w:hyperlink w:anchor="_Toc224143533" w:history="1">
+      <w:hyperlink w:anchor="_Toc224144652" w:history="1">
         <w:r>
           <w:rPr>
             <w:rStyle w:val="Lienhypertexte"/>
@@ -253,7 +253,7 @@
             <w:noProof/>
             <w:webHidden/>
           </w:rPr>
-          <w:instrText xml:space="preserve"> PAGEREF _Toc224143533 \h </w:instrText>
+          <w:instrText xml:space="preserve"> PAGEREF _Toc224144652 \h </w:instrText>
         </w:r>
         <w:r>
           <w:rPr>
@@ -300,7 +300,7 @@
           <w14:ligatures w14:val="standardContextual"/>
         </w:rPr>
       </w:pPr>
-      <w:hyperlink w:anchor="_Toc224143534" w:history="1">
+      <w:hyperlink w:anchor="_Toc224144653" w:history="1">
         <w:r>
           <w:rPr>
             <w:rStyle w:val="Lienhypertexte"/>
@@ -327,7 +327,7 @@
             <w:noProof/>
             <w:webHidden/>
           </w:rPr>
-          <w:instrText xml:space="preserve"> PAGEREF _Toc224143534 \h </w:instrText>
+          <w:instrText xml:space="preserve"> PAGEREF _Toc224144653 \h </w:instrText>
         </w:r>
         <w:r>
           <w:rPr>
@@ -376,7 +376,7 @@
           <w14:ligatures w14:val="standardContextual"/>
         </w:rPr>
       </w:pPr>
-      <w:hyperlink w:anchor="_Toc224143535" w:history="1">
+      <w:hyperlink w:anchor="_Toc224144654" w:history="1">
         <w:r>
           <w:rPr>
             <w:rStyle w:val="Lienhypertexte"/>
@@ -403,7 +403,7 @@
             <w:noProof/>
             <w:webHidden/>
           </w:rPr>
-          <w:instrText xml:space="preserve"> PAGEREF _Toc224143535 \h </w:instrText>
+          <w:instrText xml:space="preserve"> PAGEREF _Toc224144654 \h </w:instrText>
         </w:r>
         <w:r>
           <w:rPr>
@@ -450,7 +450,7 @@
           <w14:ligatures w14:val="standardContextual"/>
         </w:rPr>
       </w:pPr>
-      <w:hyperlink w:anchor="_Toc224143536" w:history="1">
+      <w:hyperlink w:anchor="_Toc224144655" w:history="1">
         <w:r>
           <w:rPr>
             <w:rStyle w:val="Lienhypertexte"/>
@@ -477,7 +477,7 @@
             <w:noProof/>
             <w:webHidden/>
           </w:rPr>
-          <w:instrText xml:space="preserve"> PAGEREF _Toc224143536 \h </w:instrText>
+          <w:instrText xml:space="preserve"> PAGEREF _Toc224144655 \h </w:instrText>
         </w:r>
         <w:r>
           <w:rPr>
@@ -525,7 +525,7 @@
           <w14:ligatures w14:val="standardContextual"/>
         </w:rPr>
       </w:pPr>
-      <w:hyperlink w:anchor="_Toc224143537" w:history="1">
+      <w:hyperlink w:anchor="_Toc224144656" w:history="1">
         <w:r>
           <w:rPr>
             <w:rStyle w:val="Lienhypertexte"/>
@@ -552,7 +552,7 @@
             <w:noProof/>
             <w:webHidden/>
           </w:rPr>
-          <w:instrText xml:space="preserve"> PAGEREF _Toc224143537 \h </w:instrText>
+          <w:instrText xml:space="preserve"> PAGEREF _Toc224144656 \h </w:instrText>
         </w:r>
         <w:r>
           <w:rPr>
@@ -600,7 +600,7 @@
           <w14:ligatures w14:val="standardContextual"/>
         </w:rPr>
       </w:pPr>
-      <w:hyperlink w:anchor="_Toc224143538" w:history="1">
+      <w:hyperlink w:anchor="_Toc224144657" w:history="1">
         <w:r>
           <w:rPr>
             <w:rStyle w:val="Lienhypertexte"/>
@@ -627,7 +627,7 @@
             <w:noProof/>
             <w:webHidden/>
           </w:rPr>
-          <w:instrText xml:space="preserve"> PAGEREF _Toc224143538 \h </w:instrText>
+          <w:instrText xml:space="preserve"> PAGEREF _Toc224144657 \h </w:instrText>
         </w:r>
         <w:r>
           <w:rPr>
@@ -675,7 +675,7 @@
           <w14:ligatures w14:val="standardContextual"/>
         </w:rPr>
       </w:pPr>
-      <w:hyperlink w:anchor="_Toc224143539" w:history="1">
+      <w:hyperlink w:anchor="_Toc224144658" w:history="1">
         <w:r>
           <w:rPr>
             <w:rStyle w:val="Lienhypertexte"/>
@@ -702,7 +702,7 @@
             <w:noProof/>
             <w:webHidden/>
           </w:rPr>
-          <w:instrText xml:space="preserve"> PAGEREF _Toc224143539 \h </w:instrText>
+          <w:instrText xml:space="preserve"> PAGEREF _Toc224144658 \h </w:instrText>
         </w:r>
         <w:r>
           <w:rPr>
@@ -750,7 +750,7 @@
           <w14:ligatures w14:val="standardContextual"/>
         </w:rPr>
       </w:pPr>
-      <w:hyperlink w:anchor="_Toc224143540" w:history="1">
+      <w:hyperlink w:anchor="_Toc224144659" w:history="1">
         <w:r>
           <w:rPr>
             <w:rStyle w:val="Lienhypertexte"/>
@@ -777,7 +777,7 @@
             <w:noProof/>
             <w:webHidden/>
           </w:rPr>
-          <w:instrText xml:space="preserve"> PAGEREF _Toc224143540 \h </w:instrText>
+          <w:instrText xml:space="preserve"> PAGEREF _Toc224144659 \h </w:instrText>
         </w:r>
         <w:r>
           <w:rPr>
@@ -824,7 +824,7 @@
           <w14:ligatures w14:val="standardContextual"/>
         </w:rPr>
       </w:pPr>
-      <w:hyperlink w:anchor="_Toc224143541" w:history="1">
+      <w:hyperlink w:anchor="_Toc224144660" w:history="1">
         <w:r>
           <w:rPr>
             <w:rStyle w:val="Lienhypertexte"/>
@@ -851,7 +851,7 @@
             <w:noProof/>
             <w:webHidden/>
           </w:rPr>
-          <w:instrText xml:space="preserve"> PAGEREF _Toc224143541 \h </w:instrText>
+          <w:instrText xml:space="preserve"> PAGEREF _Toc224144660 \h </w:instrText>
         </w:r>
         <w:r>
           <w:rPr>
@@ -898,7 +898,7 @@
           <w14:ligatures w14:val="standardContextual"/>
         </w:rPr>
       </w:pPr>
-      <w:hyperlink w:anchor="_Toc224143542" w:history="1">
+      <w:hyperlink w:anchor="_Toc224144661" w:history="1">
         <w:r>
           <w:rPr>
             <w:rStyle w:val="Lienhypertexte"/>
@@ -925,7 +925,7 @@
             <w:noProof/>
             <w:webHidden/>
           </w:rPr>
-          <w:instrText xml:space="preserve"> PAGEREF _Toc224143542 \h </w:instrText>
+          <w:instrText xml:space="preserve"> PAGEREF _Toc224144661 \h </w:instrText>
         </w:r>
         <w:r>
           <w:rPr>
@@ -972,7 +972,7 @@
           <w14:ligatures w14:val="standardContextual"/>
         </w:rPr>
       </w:pPr>
-      <w:hyperlink w:anchor="_Toc224143543" w:history="1">
+      <w:hyperlink w:anchor="_Toc224144662" w:history="1">
         <w:r>
           <w:rPr>
             <w:rStyle w:val="Lienhypertexte"/>
@@ -999,7 +999,7 @@
             <w:noProof/>
             <w:webHidden/>
           </w:rPr>
-          <w:instrText xml:space="preserve"> PAGEREF _Toc224143543 \h </w:instrText>
+          <w:instrText xml:space="preserve"> PAGEREF _Toc224144662 \h </w:instrText>
         </w:r>
         <w:r>
           <w:rPr>
@@ -1047,7 +1047,7 @@
           <w14:ligatures w14:val="standardContextual"/>
         </w:rPr>
       </w:pPr>
-      <w:hyperlink w:anchor="_Toc224143544" w:history="1">
+      <w:hyperlink w:anchor="_Toc224144663" w:history="1">
         <w:r>
           <w:rPr>
             <w:rStyle w:val="Lienhypertexte"/>
@@ -1074,7 +1074,7 @@
             <w:noProof/>
             <w:webHidden/>
           </w:rPr>
-          <w:instrText xml:space="preserve"> PAGEREF _Toc224143544 \h </w:instrText>
+          <w:instrText xml:space="preserve"> PAGEREF _Toc224144663 \h </w:instrText>
         </w:r>
         <w:r>
           <w:rPr>
@@ -1122,7 +1122,7 @@
           <w14:ligatures w14:val="standardContextual"/>
         </w:rPr>
       </w:pPr>
-      <w:hyperlink w:anchor="_Toc224143545" w:history="1">
+      <w:hyperlink w:anchor="_Toc224144664" w:history="1">
         <w:r>
           <w:rPr>
             <w:rStyle w:val="Lienhypertexte"/>
@@ -1149,7 +1149,7 @@
             <w:noProof/>
             <w:webHidden/>
           </w:rPr>
-          <w:instrText xml:space="preserve"> PAGEREF _Toc224143545 \h </w:instrText>
+          <w:instrText xml:space="preserve"> PAGEREF _Toc224144664 \h </w:instrText>
         </w:r>
         <w:r>
           <w:rPr>
@@ -1197,7 +1197,7 @@
           <w14:ligatures w14:val="standardContextual"/>
         </w:rPr>
       </w:pPr>
-      <w:hyperlink w:anchor="_Toc224143546" w:history="1">
+      <w:hyperlink w:anchor="_Toc224144665" w:history="1">
         <w:r>
           <w:rPr>
             <w:rStyle w:val="Lienhypertexte"/>
@@ -1224,7 +1224,7 @@
             <w:noProof/>
             <w:webHidden/>
           </w:rPr>
-          <w:instrText xml:space="preserve"> PAGEREF _Toc224143546 \h </w:instrText>
+          <w:instrText xml:space="preserve"> PAGEREF _Toc224144665 \h </w:instrText>
         </w:r>
         <w:r>
           <w:rPr>
@@ -1271,7 +1271,7 @@
           <w14:ligatures w14:val="standardContextual"/>
         </w:rPr>
       </w:pPr>
-      <w:hyperlink w:anchor="_Toc224143547" w:history="1">
+      <w:hyperlink w:anchor="_Toc224144666" w:history="1">
         <w:r>
           <w:rPr>
             <w:rStyle w:val="Lienhypertexte"/>
@@ -1298,7 +1298,7 @@
             <w:noProof/>
             <w:webHidden/>
           </w:rPr>
-          <w:instrText xml:space="preserve"> PAGEREF _Toc224143547 \h </w:instrText>
+          <w:instrText xml:space="preserve"> PAGEREF _Toc224144666 \h </w:instrText>
         </w:r>
         <w:r>
           <w:rPr>
@@ -1346,7 +1346,7 @@
           <w14:ligatures w14:val="standardContextual"/>
         </w:rPr>
       </w:pPr>
-      <w:hyperlink w:anchor="_Toc224143548" w:history="1">
+      <w:hyperlink w:anchor="_Toc224144667" w:history="1">
         <w:r>
           <w:rPr>
             <w:rStyle w:val="Lienhypertexte"/>
@@ -1373,7 +1373,7 @@
             <w:noProof/>
             <w:webHidden/>
           </w:rPr>
-          <w:instrText xml:space="preserve"> PAGEREF _Toc224143548 \h </w:instrText>
+          <w:instrText xml:space="preserve"> PAGEREF _Toc224144667 \h </w:instrText>
         </w:r>
         <w:r>
           <w:rPr>
@@ -1421,7 +1421,7 @@
           <w14:ligatures w14:val="standardContextual"/>
         </w:rPr>
       </w:pPr>
-      <w:hyperlink w:anchor="_Toc224143549" w:history="1">
+      <w:hyperlink w:anchor="_Toc224144668" w:history="1">
         <w:r>
           <w:rPr>
             <w:rStyle w:val="Lienhypertexte"/>
@@ -1448,7 +1448,7 @@
             <w:noProof/>
             <w:webHidden/>
           </w:rPr>
-          <w:instrText xml:space="preserve"> PAGEREF _Toc224143549 \h </w:instrText>
+          <w:instrText xml:space="preserve"> PAGEREF _Toc224144668 \h </w:instrText>
         </w:r>
         <w:r>
           <w:rPr>
@@ -1496,7 +1496,7 @@
           <w14:ligatures w14:val="standardContextual"/>
         </w:rPr>
       </w:pPr>
-      <w:hyperlink w:anchor="_Toc224143550" w:history="1">
+      <w:hyperlink w:anchor="_Toc224144669" w:history="1">
         <w:r>
           <w:rPr>
             <w:rStyle w:val="Lienhypertexte"/>
@@ -1523,7 +1523,7 @@
             <w:noProof/>
             <w:webHidden/>
           </w:rPr>
-          <w:instrText xml:space="preserve"> PAGEREF _Toc224143550 \h </w:instrText>
+          <w:instrText xml:space="preserve"> PAGEREF _Toc224144669 \h </w:instrText>
         </w:r>
         <w:r>
           <w:rPr>
@@ -1570,7 +1570,7 @@
           <w14:ligatures w14:val="standardContextual"/>
         </w:rPr>
       </w:pPr>
-      <w:hyperlink w:anchor="_Toc224143551" w:history="1">
+      <w:hyperlink w:anchor="_Toc224144670" w:history="1">
         <w:r>
           <w:rPr>
             <w:rStyle w:val="Lienhypertexte"/>
@@ -1597,7 +1597,7 @@
             <w:noProof/>
             <w:webHidden/>
           </w:rPr>
-          <w:instrText xml:space="preserve"> PAGEREF _Toc224143551 \h </w:instrText>
+          <w:instrText xml:space="preserve"> PAGEREF _Toc224144670 \h </w:instrText>
         </w:r>
         <w:r>
           <w:rPr>
@@ -1645,7 +1645,7 @@
           <w14:ligatures w14:val="standardContextual"/>
         </w:rPr>
       </w:pPr>
-      <w:hyperlink w:anchor="_Toc224143552" w:history="1">
+      <w:hyperlink w:anchor="_Toc224144671" w:history="1">
         <w:r>
           <w:rPr>
             <w:rStyle w:val="Lienhypertexte"/>
@@ -1672,7 +1672,7 @@
             <w:noProof/>
             <w:webHidden/>
           </w:rPr>
-          <w:instrText xml:space="preserve"> PAGEREF _Toc224143552 \h </w:instrText>
+          <w:instrText xml:space="preserve"> PAGEREF _Toc224144671 \h </w:instrText>
         </w:r>
         <w:r>
           <w:rPr>
@@ -1720,7 +1720,7 @@
           <w14:ligatures w14:val="standardContextual"/>
         </w:rPr>
       </w:pPr>
-      <w:hyperlink w:anchor="_Toc224143553" w:history="1">
+      <w:hyperlink w:anchor="_Toc224144672" w:history="1">
         <w:r>
           <w:rPr>
             <w:rStyle w:val="Lienhypertexte"/>
@@ -1747,7 +1747,7 @@
             <w:noProof/>
             <w:webHidden/>
           </w:rPr>
-          <w:instrText xml:space="preserve"> PAGEREF _Toc224143553 \h </w:instrText>
+          <w:instrText xml:space="preserve"> PAGEREF _Toc224144672 \h </w:instrText>
         </w:r>
         <w:r>
           <w:rPr>
@@ -1795,7 +1795,7 @@
           <w14:ligatures w14:val="standardContextual"/>
         </w:rPr>
       </w:pPr>
-      <w:hyperlink w:anchor="_Toc224143554" w:history="1">
+      <w:hyperlink w:anchor="_Toc224144673" w:history="1">
         <w:r>
           <w:rPr>
             <w:rStyle w:val="Lienhypertexte"/>
@@ -1822,7 +1822,7 @@
             <w:noProof/>
             <w:webHidden/>
           </w:rPr>
-          <w:instrText xml:space="preserve"> PAGEREF _Toc224143554 \h </w:instrText>
+          <w:instrText xml:space="preserve"> PAGEREF _Toc224144673 \h </w:instrText>
         </w:r>
         <w:r>
           <w:rPr>
@@ -1870,7 +1870,7 @@
           <w14:ligatures w14:val="standardContextual"/>
         </w:rPr>
       </w:pPr>
-      <w:hyperlink w:anchor="_Toc224143555" w:history="1">
+      <w:hyperlink w:anchor="_Toc224144674" w:history="1">
         <w:r>
           <w:rPr>
             <w:rStyle w:val="Lienhypertexte"/>
@@ -1897,7 +1897,7 @@
             <w:noProof/>
             <w:webHidden/>
           </w:rPr>
-          <w:instrText xml:space="preserve"> PAGEREF _Toc224143555 \h </w:instrText>
+          <w:instrText xml:space="preserve"> PAGEREF _Toc224144674 \h </w:instrText>
         </w:r>
         <w:r>
           <w:rPr>
@@ -1944,7 +1944,7 @@
           <w14:ligatures w14:val="standardContextual"/>
         </w:rPr>
       </w:pPr>
-      <w:hyperlink w:anchor="_Toc224143556" w:history="1">
+      <w:hyperlink w:anchor="_Toc224144675" w:history="1">
         <w:r>
           <w:rPr>
             <w:rStyle w:val="Lienhypertexte"/>
@@ -1971,7 +1971,7 @@
             <w:noProof/>
             <w:webHidden/>
           </w:rPr>
-          <w:instrText xml:space="preserve"> PAGEREF _Toc224143556 \h </w:instrText>
+          <w:instrText xml:space="preserve"> PAGEREF _Toc224144675 \h </w:instrText>
         </w:r>
         <w:r>
           <w:rPr>
@@ -2018,7 +2018,7 @@
           <w14:ligatures w14:val="standardContextual"/>
         </w:rPr>
       </w:pPr>
-      <w:hyperlink w:anchor="_Toc224143557" w:history="1">
+      <w:hyperlink w:anchor="_Toc224144676" w:history="1">
         <w:r>
           <w:rPr>
             <w:rStyle w:val="Lienhypertexte"/>
@@ -2045,7 +2045,7 @@
             <w:noProof/>
             <w:webHidden/>
           </w:rPr>
-          <w:instrText xml:space="preserve"> PAGEREF _Toc224143557 \h </w:instrText>
+          <w:instrText xml:space="preserve"> PAGEREF _Toc224144676 \h </w:instrText>
         </w:r>
         <w:r>
           <w:rPr>
@@ -2092,7 +2092,7 @@
           <w14:ligatures w14:val="standardContextual"/>
         </w:rPr>
       </w:pPr>
-      <w:hyperlink w:anchor="_Toc224143558" w:history="1">
+      <w:hyperlink w:anchor="_Toc224144677" w:history="1">
         <w:r>
           <w:rPr>
             <w:rStyle w:val="Lienhypertexte"/>
@@ -2119,7 +2119,7 @@
             <w:noProof/>
             <w:webHidden/>
           </w:rPr>
-          <w:instrText xml:space="preserve"> PAGEREF _Toc224143558 \h </w:instrText>
+          <w:instrText xml:space="preserve"> PAGEREF _Toc224144677 \h </w:instrText>
         </w:r>
         <w:r>
           <w:rPr>
@@ -2166,7 +2166,7 @@
           <w14:ligatures w14:val="standardContextual"/>
         </w:rPr>
       </w:pPr>
-      <w:hyperlink w:anchor="_Toc224143559" w:history="1">
+      <w:hyperlink w:anchor="_Toc224144678" w:history="1">
         <w:r>
           <w:rPr>
             <w:rStyle w:val="Lienhypertexte"/>
@@ -2193,7 +2193,7 @@
             <w:noProof/>
             <w:webHidden/>
           </w:rPr>
-          <w:instrText xml:space="preserve"> PAGEREF _Toc224143559 \h </w:instrText>
+          <w:instrText xml:space="preserve"> PAGEREF _Toc224144678 \h </w:instrText>
         </w:r>
         <w:r>
           <w:rPr>
@@ -2241,7 +2241,7 @@
           <w14:ligatures w14:val="standardContextual"/>
         </w:rPr>
       </w:pPr>
-      <w:hyperlink w:anchor="_Toc224143560" w:history="1">
+      <w:hyperlink w:anchor="_Toc224144679" w:history="1">
         <w:r>
           <w:rPr>
             <w:rStyle w:val="Lienhypertexte"/>
@@ -2268,7 +2268,7 @@
             <w:noProof/>
             <w:webHidden/>
           </w:rPr>
-          <w:instrText xml:space="preserve"> PAGEREF _Toc224143560 \h </w:instrText>
+          <w:instrText xml:space="preserve"> PAGEREF _Toc224144679 \h </w:instrText>
         </w:r>
         <w:r>
           <w:rPr>
@@ -2316,7 +2316,7 @@
           <w14:ligatures w14:val="standardContextual"/>
         </w:rPr>
       </w:pPr>
-      <w:hyperlink w:anchor="_Toc224143561" w:history="1">
+      <w:hyperlink w:anchor="_Toc224144680" w:history="1">
         <w:r>
           <w:rPr>
             <w:rStyle w:val="Lienhypertexte"/>
@@ -2343,7 +2343,7 @@
             <w:noProof/>
             <w:webHidden/>
           </w:rPr>
-          <w:instrText xml:space="preserve"> PAGEREF _Toc224143561 \h </w:instrText>
+          <w:instrText xml:space="preserve"> PAGEREF _Toc224144680 \h </w:instrText>
         </w:r>
         <w:r>
           <w:rPr>
@@ -2390,7 +2390,7 @@
           <w14:ligatures w14:val="standardContextual"/>
         </w:rPr>
       </w:pPr>
-      <w:hyperlink w:anchor="_Toc224143562" w:history="1">
+      <w:hyperlink w:anchor="_Toc224144681" w:history="1">
         <w:r>
           <w:rPr>
             <w:rStyle w:val="Lienhypertexte"/>
@@ -2417,7 +2417,7 @@
             <w:noProof/>
             <w:webHidden/>
           </w:rPr>
-          <w:instrText xml:space="preserve"> PAGEREF _Toc224143562 \h </w:instrText>
+          <w:instrText xml:space="preserve"> PAGEREF _Toc224144681 \h </w:instrText>
         </w:r>
         <w:r>
           <w:rPr>
@@ -2464,7 +2464,7 @@
           <w14:ligatures w14:val="standardContextual"/>
         </w:rPr>
       </w:pPr>
-      <w:hyperlink w:anchor="_Toc224143563" w:history="1">
+      <w:hyperlink w:anchor="_Toc224144682" w:history="1">
         <w:r>
           <w:rPr>
             <w:rStyle w:val="Lienhypertexte"/>
@@ -2491,7 +2491,7 @@
             <w:noProof/>
             <w:webHidden/>
           </w:rPr>
-          <w:instrText xml:space="preserve"> PAGEREF _Toc224143563 \h </w:instrText>
+          <w:instrText xml:space="preserve"> PAGEREF _Toc224144682 \h </w:instrText>
         </w:r>
         <w:r>
           <w:rPr>
@@ -2538,7 +2538,7 @@
           <w14:ligatures w14:val="standardContextual"/>
         </w:rPr>
       </w:pPr>
-      <w:hyperlink w:anchor="_Toc224143564" w:history="1">
+      <w:hyperlink w:anchor="_Toc224144683" w:history="1">
         <w:r>
           <w:rPr>
             <w:rStyle w:val="Lienhypertexte"/>
@@ -2565,7 +2565,7 @@
             <w:noProof/>
             <w:webHidden/>
           </w:rPr>
-          <w:instrText xml:space="preserve"> PAGEREF _Toc224143564 \h </w:instrText>
+          <w:instrText xml:space="preserve"> PAGEREF _Toc224144683 \h </w:instrText>
         </w:r>
         <w:r>
           <w:rPr>
@@ -2613,7 +2613,7 @@
           <w14:ligatures w14:val="standardContextual"/>
         </w:rPr>
       </w:pPr>
-      <w:hyperlink w:anchor="_Toc224143565" w:history="1">
+      <w:hyperlink w:anchor="_Toc224144684" w:history="1">
         <w:r>
           <w:rPr>
             <w:rStyle w:val="Lienhypertexte"/>
@@ -2640,7 +2640,7 @@
             <w:noProof/>
             <w:webHidden/>
           </w:rPr>
-          <w:instrText xml:space="preserve"> PAGEREF _Toc224143565 \h </w:instrText>
+          <w:instrText xml:space="preserve"> PAGEREF _Toc224144684 \h </w:instrText>
         </w:r>
         <w:r>
           <w:rPr>
@@ -2687,7 +2687,7 @@
           <w14:ligatures w14:val="standardContextual"/>
         </w:rPr>
       </w:pPr>
-      <w:hyperlink w:anchor="_Toc224143566" w:history="1">
+      <w:hyperlink w:anchor="_Toc224144685" w:history="1">
         <w:r>
           <w:rPr>
             <w:rStyle w:val="Lienhypertexte"/>
@@ -2714,7 +2714,7 @@
             <w:noProof/>
             <w:webHidden/>
           </w:rPr>
-          <w:instrText xml:space="preserve"> PAGEREF _Toc224143566 \h </w:instrText>
+          <w:instrText xml:space="preserve"> PAGEREF _Toc224144685 \h </w:instrText>
         </w:r>
         <w:r>
           <w:rPr>
@@ -2761,7 +2761,7 @@
           <w14:ligatures w14:val="standardContextual"/>
         </w:rPr>
       </w:pPr>
-      <w:hyperlink w:anchor="_Toc224143567" w:history="1">
+      <w:hyperlink w:anchor="_Toc224144686" w:history="1">
         <w:r>
           <w:rPr>
             <w:rStyle w:val="Lienhypertexte"/>
@@ -2788,7 +2788,7 @@
             <w:noProof/>
             <w:webHidden/>
           </w:rPr>
-          <w:instrText xml:space="preserve"> PAGEREF _Toc224143567 \h </w:instrText>
+          <w:instrText xml:space="preserve"> PAGEREF _Toc224144686 \h </w:instrText>
         </w:r>
         <w:r>
           <w:rPr>
@@ -2835,12 +2835,11 @@
           <w14:ligatures w14:val="standardContextual"/>
         </w:rPr>
       </w:pPr>
-      <w:hyperlink w:anchor="_Toc224143568" w:history="1">
+      <w:hyperlink w:anchor="_Toc224144687" w:history="1">
         <w:r>
           <w:rPr>
             <w:rStyle w:val="Lienhypertexte"/>
             <w:noProof/>
-            <w:highlight w:val="yellow"/>
           </w:rPr>
           <w:t>2.5.1.1.2. Syntaxe de la fonction TEXTE</w:t>
         </w:r>
@@ -2863,7 +2862,7 @@
             <w:noProof/>
             <w:webHidden/>
           </w:rPr>
-          <w:instrText xml:space="preserve"> PAGEREF _Toc224143568 \h </w:instrText>
+          <w:instrText xml:space="preserve"> PAGEREF _Toc224144687 \h </w:instrText>
         </w:r>
         <w:r>
           <w:rPr>
@@ -2910,13 +2909,14 @@
           <w14:ligatures w14:val="standardContextual"/>
         </w:rPr>
       </w:pPr>
-      <w:hyperlink w:anchor="_Toc224143569" w:history="1">
+      <w:hyperlink w:anchor="_Toc224144688" w:history="1">
         <w:r>
           <w:rPr>
             <w:rStyle w:val="Lienhypertexte"/>
             <w:noProof/>
-          </w:rPr>
-          <w:t>2.5.1.2. Avec T et MAINTENANT</w:t>
+            <w:highlight w:val="yellow"/>
+          </w:rPr>
+          <w:t>2.5.1.2. Avec MAINTENANT et T</w:t>
         </w:r>
         <w:r>
           <w:rPr>
@@ -2937,7 +2937,7 @@
             <w:noProof/>
             <w:webHidden/>
           </w:rPr>
-          <w:instrText xml:space="preserve"> PAGEREF _Toc224143569 \h </w:instrText>
+          <w:instrText xml:space="preserve"> PAGEREF _Toc224144688 \h </w:instrText>
         </w:r>
         <w:r>
           <w:rPr>
@@ -2957,7 +2957,7 @@
             <w:noProof/>
             <w:webHidden/>
           </w:rPr>
-          <w:t>32</w:t>
+          <w:t>33</w:t>
         </w:r>
         <w:r>
           <w:rPr>
@@ -2985,7 +2985,7 @@
           <w14:ligatures w14:val="standardContextual"/>
         </w:rPr>
       </w:pPr>
-      <w:hyperlink w:anchor="_Toc224143570" w:history="1">
+      <w:hyperlink w:anchor="_Toc224144689" w:history="1">
         <w:r>
           <w:rPr>
             <w:rStyle w:val="Lienhypertexte"/>
@@ -3012,7 +3012,7 @@
             <w:noProof/>
             <w:webHidden/>
           </w:rPr>
-          <w:instrText xml:space="preserve"> PAGEREF _Toc224143570 \h </w:instrText>
+          <w:instrText xml:space="preserve"> PAGEREF _Toc224144689 \h </w:instrText>
         </w:r>
         <w:r>
           <w:rPr>
@@ -3032,7 +3032,7 @@
             <w:noProof/>
             <w:webHidden/>
           </w:rPr>
-          <w:t>32</w:t>
+          <w:t>33</w:t>
         </w:r>
         <w:r>
           <w:rPr>
@@ -3059,7 +3059,7 @@
           <w14:ligatures w14:val="standardContextual"/>
         </w:rPr>
       </w:pPr>
-      <w:hyperlink w:anchor="_Toc224143571" w:history="1">
+      <w:hyperlink w:anchor="_Toc224144690" w:history="1">
         <w:r>
           <w:rPr>
             <w:rStyle w:val="Lienhypertexte"/>
@@ -3086,7 +3086,7 @@
             <w:noProof/>
             <w:webHidden/>
           </w:rPr>
-          <w:instrText xml:space="preserve"> PAGEREF _Toc224143571 \h </w:instrText>
+          <w:instrText xml:space="preserve"> PAGEREF _Toc224144690 \h </w:instrText>
         </w:r>
         <w:r>
           <w:rPr>
@@ -3106,7 +3106,7 @@
             <w:noProof/>
             <w:webHidden/>
           </w:rPr>
-          <w:t>32</w:t>
+          <w:t>33</w:t>
         </w:r>
         <w:r>
           <w:rPr>
@@ -3133,7 +3133,7 @@
           <w14:ligatures w14:val="standardContextual"/>
         </w:rPr>
       </w:pPr>
-      <w:hyperlink w:anchor="_Toc224143572" w:history="1">
+      <w:hyperlink w:anchor="_Toc224144691" w:history="1">
         <w:r>
           <w:rPr>
             <w:rStyle w:val="Lienhypertexte"/>
@@ -3160,7 +3160,7 @@
             <w:noProof/>
             <w:webHidden/>
           </w:rPr>
-          <w:instrText xml:space="preserve"> PAGEREF _Toc224143572 \h </w:instrText>
+          <w:instrText xml:space="preserve"> PAGEREF _Toc224144691 \h </w:instrText>
         </w:r>
         <w:r>
           <w:rPr>
@@ -3180,7 +3180,7 @@
             <w:noProof/>
             <w:webHidden/>
           </w:rPr>
-          <w:t>32</w:t>
+          <w:t>33</w:t>
         </w:r>
         <w:r>
           <w:rPr>
@@ -3209,7 +3209,7 @@
           <w14:ligatures w14:val="standardContextual"/>
         </w:rPr>
       </w:pPr>
-      <w:hyperlink w:anchor="_Toc224143573" w:history="1">
+      <w:hyperlink w:anchor="_Toc224144692" w:history="1">
         <w:r>
           <w:rPr>
             <w:rStyle w:val="Lienhypertexte"/>
@@ -3236,7 +3236,7 @@
             <w:noProof/>
             <w:webHidden/>
           </w:rPr>
-          <w:instrText xml:space="preserve"> PAGEREF _Toc224143573 \h </w:instrText>
+          <w:instrText xml:space="preserve"> PAGEREF _Toc224144692 \h </w:instrText>
         </w:r>
         <w:r>
           <w:rPr>
@@ -3256,7 +3256,7 @@
             <w:noProof/>
             <w:webHidden/>
           </w:rPr>
-          <w:t>32</w:t>
+          <w:t>33</w:t>
         </w:r>
         <w:r>
           <w:rPr>
@@ -3285,7 +3285,7 @@
           <w14:ligatures w14:val="standardContextual"/>
         </w:rPr>
       </w:pPr>
-      <w:hyperlink w:anchor="_Toc224143574" w:history="1">
+      <w:hyperlink w:anchor="_Toc224144693" w:history="1">
         <w:r>
           <w:rPr>
             <w:rStyle w:val="Lienhypertexte"/>
@@ -3312,7 +3312,7 @@
             <w:noProof/>
             <w:webHidden/>
           </w:rPr>
-          <w:instrText xml:space="preserve"> PAGEREF _Toc224143574 \h </w:instrText>
+          <w:instrText xml:space="preserve"> PAGEREF _Toc224144693 \h </w:instrText>
         </w:r>
         <w:r>
           <w:rPr>
@@ -3332,7 +3332,7 @@
             <w:noProof/>
             <w:webHidden/>
           </w:rPr>
-          <w:t>33</w:t>
+          <w:t>34</w:t>
         </w:r>
         <w:r>
           <w:rPr>
@@ -3352,7 +3352,7 @@
       <w:pPr>
         <w:pStyle w:val="Titre1"/>
       </w:pPr>
-      <w:bookmarkStart w:id="0" w:name="_Toc224143532"/>
+      <w:bookmarkStart w:id="0" w:name="_Toc224144651"/>
       <w:r>
         <w:t>Prolégomènes</w:t>
       </w:r>
@@ -3362,7 +3362,7 @@
       <w:pPr>
         <w:pStyle w:val="Titre2"/>
       </w:pPr>
-      <w:bookmarkStart w:id="1" w:name="_Toc224143533"/>
+      <w:bookmarkStart w:id="1" w:name="_Toc224144652"/>
       <w:r>
         <w:t>Travailler avec un classeur Excel prenant en charge les macros</w:t>
       </w:r>
@@ -3548,7 +3548,7 @@
       <w:pPr>
         <w:pStyle w:val="Titre2"/>
       </w:pPr>
-      <w:bookmarkStart w:id="2" w:name="_Toc224143534"/>
+      <w:bookmarkStart w:id="2" w:name="_Toc224144653"/>
       <w:r>
         <w:t xml:space="preserve">Le </w:t>
       </w:r>
@@ -3697,7 +3697,7 @@
       <w:pPr>
         <w:pStyle w:val="Titre1"/>
       </w:pPr>
-      <w:bookmarkStart w:id="3" w:name="_Toc224143535"/>
+      <w:bookmarkStart w:id="3" w:name="_Toc224144654"/>
       <w:r>
         <w:t>Liste avec</w:t>
       </w:r>
@@ -3731,7 +3731,7 @@
       <w:pPr>
         <w:pStyle w:val="Titre2"/>
       </w:pPr>
-      <w:bookmarkStart w:id="4" w:name="_Toc224143536"/>
+      <w:bookmarkStart w:id="4" w:name="_Toc224144655"/>
       <w:r>
         <w:t xml:space="preserve">Avec </w:t>
       </w:r>
@@ -4276,7 +4276,7 @@
       <w:pPr>
         <w:pStyle w:val="Titre3"/>
       </w:pPr>
-      <w:bookmarkStart w:id="5" w:name="_Toc224143537"/>
+      <w:bookmarkStart w:id="5" w:name="_Toc224144656"/>
       <w:r>
         <w:t>Syntaxe de la fonction REMPLACER</w:t>
       </w:r>
@@ -4660,7 +4660,7 @@
       <w:pPr>
         <w:pStyle w:val="Titre3"/>
       </w:pPr>
-      <w:bookmarkStart w:id="6" w:name="_Toc224143538"/>
+      <w:bookmarkStart w:id="6" w:name="_Toc224144657"/>
       <w:r>
         <w:t>Syntaxe de la fonction TROUVE</w:t>
       </w:r>
@@ -5030,7 +5030,7 @@
       <w:pPr>
         <w:pStyle w:val="Titre3"/>
       </w:pPr>
-      <w:bookmarkStart w:id="7" w:name="_Toc224143539"/>
+      <w:bookmarkStart w:id="7" w:name="_Toc224144658"/>
       <w:r>
         <w:t>Explications :</w:t>
       </w:r>
@@ -5228,7 +5228,7 @@
       <w:pPr>
         <w:pStyle w:val="Titre3"/>
       </w:pPr>
-      <w:bookmarkStart w:id="8" w:name="_Toc224143540"/>
+      <w:bookmarkStart w:id="8" w:name="_Toc224144659"/>
       <w:r>
         <w:lastRenderedPageBreak/>
         <w:t>Syntaxe</w:t>
@@ -5293,7 +5293,7 @@
       <w:pPr>
         <w:pStyle w:val="Titre4"/>
       </w:pPr>
-      <w:bookmarkStart w:id="9" w:name="_Toc224143541"/>
+      <w:bookmarkStart w:id="9" w:name="_Toc224144660"/>
       <w:r>
         <w:t>Syntaxe de la fonction INDEX</w:t>
       </w:r>
@@ -5844,7 +5844,7 @@
       <w:pPr>
         <w:pStyle w:val="Titre4"/>
       </w:pPr>
-      <w:bookmarkStart w:id="10" w:name="_Toc224143542"/>
+      <w:bookmarkStart w:id="10" w:name="_Toc224144661"/>
       <w:r>
         <w:t>Syntaxe de la fonction INDEX</w:t>
       </w:r>
@@ -6512,7 +6512,7 @@
       <w:pPr>
         <w:pStyle w:val="Titre2"/>
       </w:pPr>
-      <w:bookmarkStart w:id="11" w:name="_Toc224143543"/>
+      <w:bookmarkStart w:id="11" w:name="_Toc224144662"/>
       <w:r>
         <w:t>Avec LIRE.CLASSEUR , TRANSPOSE et SUBSTITUE</w:t>
       </w:r>
@@ -7138,7 +7138,7 @@
       <w:pPr>
         <w:pStyle w:val="Titre3"/>
       </w:pPr>
-      <w:bookmarkStart w:id="12" w:name="_Toc224143544"/>
+      <w:bookmarkStart w:id="12" w:name="_Toc224144663"/>
       <w:r>
         <w:t>Syntaxe de la fonction SUBSTITUE</w:t>
       </w:r>
@@ -7599,7 +7599,7 @@
       <w:pPr>
         <w:pStyle w:val="Titre3"/>
       </w:pPr>
-      <w:bookmarkStart w:id="13" w:name="_Toc224143545"/>
+      <w:bookmarkStart w:id="13" w:name="_Toc224144664"/>
       <w:r>
         <w:t>Syntaxe de la fonction TRANSPOSE</w:t>
       </w:r>
@@ -8048,7 +8048,7 @@
       <w:pPr>
         <w:pStyle w:val="Titre3"/>
       </w:pPr>
-      <w:bookmarkStart w:id="14" w:name="_Toc224143546"/>
+      <w:bookmarkStart w:id="14" w:name="_Toc224144665"/>
       <w:r>
         <w:t>Explications :</w:t>
       </w:r>
@@ -8288,7 +8288,7 @@
       <w:pPr>
         <w:pStyle w:val="Titre2"/>
       </w:pPr>
-      <w:bookmarkStart w:id="15" w:name="_Toc224143547"/>
+      <w:bookmarkStart w:id="15" w:name="_Toc224144666"/>
       <w:r>
         <w:t>Avec LIRE.CLASSEUR, REMPLACER, TROUVE et TRANSPOSE</w:t>
       </w:r>
@@ -8303,7 +8303,7 @@
       <w:pPr>
         <w:pStyle w:val="Titre3"/>
       </w:pPr>
-      <w:bookmarkStart w:id="16" w:name="_Toc224143548"/>
+      <w:bookmarkStart w:id="16" w:name="_Toc224144667"/>
       <w:r>
         <w:t>Étape 1 : Clique</w:t>
       </w:r>
@@ -8444,7 +8444,7 @@
       <w:pPr>
         <w:pStyle w:val="Titre3"/>
       </w:pPr>
-      <w:bookmarkStart w:id="17" w:name="_Toc224143549"/>
+      <w:bookmarkStart w:id="17" w:name="_Toc224144668"/>
       <w:r>
         <w:t>Étape 2 : Modifiez le nom et la formule dans la boîte de dialogue Nouveau nom</w:t>
       </w:r>
@@ -8875,7 +8875,7 @@
       <w:pPr>
         <w:pStyle w:val="Titre3"/>
       </w:pPr>
-      <w:bookmarkStart w:id="18" w:name="_Toc224143550"/>
+      <w:bookmarkStart w:id="18" w:name="_Toc224144669"/>
       <w:r>
         <w:t>Étape 3 : Utilisation d'une formule pour lister les noms des feuilles</w:t>
       </w:r>
@@ -9029,7 +9029,7 @@
       <w:pPr>
         <w:pStyle w:val="Titre2"/>
       </w:pPr>
-      <w:bookmarkStart w:id="19" w:name="_Toc224143551"/>
+      <w:bookmarkStart w:id="19" w:name="_Toc224144670"/>
       <w:r>
         <w:t xml:space="preserve">Avec LIRE.CLASSEUR, </w:t>
       </w:r>
@@ -9204,7 +9204,7 @@
       <w:pPr>
         <w:pStyle w:val="Titre3"/>
       </w:pPr>
-      <w:bookmarkStart w:id="20" w:name="_Toc224143552"/>
+      <w:bookmarkStart w:id="20" w:name="_Toc224144671"/>
       <w:r>
         <w:t>Étape 1 : Clique</w:t>
       </w:r>
@@ -9293,7 +9293,7 @@
       <w:pPr>
         <w:pStyle w:val="Titre3"/>
       </w:pPr>
-      <w:bookmarkStart w:id="21" w:name="_Toc224143553"/>
+      <w:bookmarkStart w:id="21" w:name="_Toc224144672"/>
       <w:r>
         <w:t xml:space="preserve">Étape </w:t>
       </w:r>
@@ -9409,7 +9409,7 @@
       <w:pPr>
         <w:pStyle w:val="Titre3"/>
       </w:pPr>
-      <w:bookmarkStart w:id="22" w:name="_Toc224143554"/>
+      <w:bookmarkStart w:id="22" w:name="_Toc224144673"/>
       <w:r>
         <w:t xml:space="preserve">Étape </w:t>
       </w:r>
@@ -9697,7 +9697,7 @@
       <w:pPr>
         <w:pStyle w:val="Titre3"/>
       </w:pPr>
-      <w:bookmarkStart w:id="23" w:name="_Toc224143555"/>
+      <w:bookmarkStart w:id="23" w:name="_Toc224144674"/>
       <w:r>
         <w:t xml:space="preserve">Étape </w:t>
       </w:r>
@@ -9816,7 +9816,7 @@
       <w:pPr>
         <w:pStyle w:val="Titre4"/>
       </w:pPr>
-      <w:bookmarkStart w:id="24" w:name="_Toc224143556"/>
+      <w:bookmarkStart w:id="24" w:name="_Toc224144675"/>
       <w:r>
         <w:t>Syntaxe de</w:t>
       </w:r>
@@ -10253,7 +10253,7 @@
       <w:pPr>
         <w:pStyle w:val="Titre4"/>
       </w:pPr>
-      <w:bookmarkStart w:id="25" w:name="_Toc224143557"/>
+      <w:bookmarkStart w:id="25" w:name="_Toc224144676"/>
       <w:r>
         <w:t>Explications</w:t>
       </w:r>
@@ -10263,7 +10263,7 @@
       <w:pPr>
         <w:pStyle w:val="Titre4"/>
       </w:pPr>
-      <w:bookmarkStart w:id="26" w:name="_Toc224143558"/>
+      <w:bookmarkStart w:id="26" w:name="_Toc224144677"/>
       <w:r>
         <w:t>Décomposer le résultat de LIRE.CLASSEUR()</w:t>
       </w:r>
@@ -11097,7 +11097,7 @@
       <w:pPr>
         <w:pStyle w:val="Titre4"/>
       </w:pPr>
-      <w:bookmarkStart w:id="27" w:name="_Toc224143559"/>
+      <w:bookmarkStart w:id="27" w:name="_Toc224144678"/>
       <w:r>
         <w:t>Autre solution avec la fonction DROITE()</w:t>
       </w:r>
@@ -11376,7 +11376,7 @@
       <w:pPr>
         <w:pStyle w:val="Titre3"/>
       </w:pPr>
-      <w:bookmarkStart w:id="28" w:name="_Toc224143560"/>
+      <w:bookmarkStart w:id="28" w:name="_Toc224144679"/>
       <w:r>
         <w:t xml:space="preserve">Étape </w:t>
       </w:r>
@@ -11868,7 +11868,7 @@
       <w:pPr>
         <w:pStyle w:val="Titre3"/>
       </w:pPr>
-      <w:bookmarkStart w:id="29" w:name="_Toc224143561"/>
+      <w:bookmarkStart w:id="29" w:name="_Toc224144680"/>
       <w:r>
         <w:lastRenderedPageBreak/>
         <w:t>Étape 6 : Gérer les erreurs #REF ! avec la fonction SIERREUR</w:t>
@@ -11951,7 +11951,7 @@
       <w:pPr>
         <w:pStyle w:val="Titre4"/>
       </w:pPr>
-      <w:bookmarkStart w:id="30" w:name="_Toc224143562"/>
+      <w:bookmarkStart w:id="30" w:name="_Toc224144681"/>
       <w:r>
         <w:t>Syntaxe de la fonction SIERREUR</w:t>
       </w:r>
@@ -12555,7 +12555,7 @@
       <w:pPr>
         <w:pStyle w:val="Titre4"/>
       </w:pPr>
-      <w:bookmarkStart w:id="31" w:name="_Toc224143563"/>
+      <w:bookmarkStart w:id="31" w:name="_Toc224144682"/>
       <w:r>
         <w:t>Modification de la formule pour ne pas compter la feuille Sommaire</w:t>
       </w:r>
@@ -12725,7 +12725,7 @@
       <w:pPr>
         <w:pStyle w:val="Titre2"/>
       </w:pPr>
-      <w:bookmarkStart w:id="32" w:name="_Toc224143564"/>
+      <w:bookmarkStart w:id="32" w:name="_Toc224144683"/>
       <w:r>
         <w:t>Pour aller plus loin</w:t>
       </w:r>
@@ -12735,7 +12735,7 @@
       <w:pPr>
         <w:pStyle w:val="Titre3"/>
       </w:pPr>
-      <w:bookmarkStart w:id="33" w:name="_Toc224143565"/>
+      <w:bookmarkStart w:id="33" w:name="_Toc224144684"/>
       <w:r>
         <w:t>Rendre l'affichage</w:t>
       </w:r>
@@ -12805,7 +12805,7 @@
       <w:pPr>
         <w:pStyle w:val="Titre4"/>
       </w:pPr>
-      <w:bookmarkStart w:id="34" w:name="_Toc224143566"/>
+      <w:bookmarkStart w:id="34" w:name="_Toc224144685"/>
       <w:r>
         <w:t>Avec ALEA et TEXTE</w:t>
       </w:r>
@@ -12841,7 +12841,7 @@
       <w:pPr>
         <w:pStyle w:val="Titre5"/>
       </w:pPr>
-      <w:bookmarkStart w:id="35" w:name="_Toc224143567"/>
+      <w:bookmarkStart w:id="35" w:name="_Toc224144686"/>
       <w:r>
         <w:t xml:space="preserve">Syntaxe de la fonction </w:t>
       </w:r>
@@ -12919,19 +12919,7 @@
           <w:sz w:val="24"/>
           <w:szCs w:val="24"/>
         </w:rPr>
-        <w:t xml:space="preserve">= </w:t>
-      </w:r>
-      <w:r>
-        <w:rPr>
-          <w:rFonts w:ascii="Courier New" w:hAnsi="Courier New" w:cs="Courier New"/>
-          <w:b/>
-          <w:bCs/>
-          <w:i/>
-          <w:iCs/>
-          <w:sz w:val="24"/>
-          <w:szCs w:val="24"/>
-        </w:rPr>
-        <w:t>ALEA()</w:t>
+        <w:t>= ALEA()</w:t>
       </w:r>
     </w:p>
     <w:p>
@@ -12995,21 +12983,7 @@
           <w:sz w:val="24"/>
           <w:szCs w:val="24"/>
         </w:rPr>
-        <w:t>Pour générer un nombre réel aléatoire compris entre a et b, utilise</w:t>
-      </w:r>
-      <w:r>
-        <w:rPr>
-          <w:sz w:val="24"/>
-          <w:szCs w:val="24"/>
-        </w:rPr>
-        <w:t>r</w:t>
-      </w:r>
-      <w:r>
-        <w:rPr>
-          <w:sz w:val="24"/>
-          <w:szCs w:val="24"/>
-        </w:rPr>
-        <w:t xml:space="preserve"> :</w:t>
+        <w:t>Pour générer un nombre réel aléatoire compris entre a et b, utiliser :</w:t>
       </w:r>
     </w:p>
     <w:p>
@@ -13037,15 +13011,9 @@
     <w:p>
       <w:pPr>
         <w:pStyle w:val="Titre5"/>
-        <w:rPr>
-          <w:highlight w:val="yellow"/>
-        </w:rPr>
-      </w:pPr>
-      <w:bookmarkStart w:id="36" w:name="_Toc224143568"/>
-      <w:r>
-        <w:rPr>
-          <w:highlight w:val="yellow"/>
-        </w:rPr>
+      </w:pPr>
+      <w:bookmarkStart w:id="36" w:name="_Toc224144687"/>
+      <w:r>
         <w:lastRenderedPageBreak/>
         <w:t>Syntaxe de la fonction TEXTE</w:t>
       </w:r>
@@ -13132,19 +13100,7 @@
           <w:sz w:val="24"/>
           <w:szCs w:val="24"/>
         </w:rPr>
-        <w:t xml:space="preserve">= </w:t>
-      </w:r>
-      <w:r>
-        <w:rPr>
-          <w:rFonts w:ascii="Courier New" w:hAnsi="Courier New" w:cs="Courier New"/>
-          <w:b/>
-          <w:bCs/>
-          <w:i/>
-          <w:iCs/>
-          <w:sz w:val="24"/>
-          <w:szCs w:val="24"/>
-        </w:rPr>
-        <w:t xml:space="preserve">TEXTE(valeur; </w:t>
+        <w:t xml:space="preserve">= TEXTE(valeur; </w:t>
       </w:r>
       <w:proofErr w:type="spellStart"/>
       <w:r>
@@ -13415,91 +13371,374 @@
     <w:p/>
     <w:p>
       <w:r>
-        <w:t xml:space="preserve">Cette </w:t>
-      </w:r>
-      <w:r>
-        <w:t>encapsul</w:t>
-      </w:r>
-      <w:r>
-        <w:t xml:space="preserve">ation de la </w:t>
-      </w:r>
-      <w:r>
-        <w:t>fonction ALEA dans la fonction TEXTE</w:t>
+        <w:t>Cette encapsulation de la fonction ALEA dans la fonction TEXTE permet de rendre invisible le résultat (de ALEA) en utilisant le format d'affichage des double guillemets vides.</w:t>
+      </w:r>
+    </w:p>
+    <w:p>
+      <w:r>
+        <w:t>On affiche le gestionnaire de noms (Ctr+F3) pour modifier le nom ainsi :</w:t>
+      </w:r>
+    </w:p>
+    <w:p>
+      <w:pPr>
+        <w:jc w:val="center"/>
+        <w:rPr>
+          <w:b/>
+          <w:bCs/>
+          <w:sz w:val="24"/>
+          <w:szCs w:val="24"/>
+        </w:rPr>
+      </w:pPr>
+      <w:r>
+        <w:rPr>
+          <w:b/>
+          <w:bCs/>
+          <w:sz w:val="24"/>
+          <w:szCs w:val="24"/>
+        </w:rPr>
+        <w:t>=STXT(LIRE.CLASSEUR(1);TROUVE("]";LIRE.CLASSEUR(1))+1;31) &amp; TEXTE(ALEA();"")</w:t>
+      </w:r>
+    </w:p>
+    <w:p>
+      <w:r>
+        <w:drawing>
+          <wp:inline distT="0" distB="0" distL="0" distR="0" wp14:anchorId="74030236" wp14:editId="22873795">
+            <wp:extent cx="5760720" cy="2230120"/>
+            <wp:effectExtent l="0" t="0" r="0" b="0"/>
+            <wp:docPr id="1073540552" name="Image 1"/>
+            <wp:cNvGraphicFramePr>
+              <a:graphicFrameLocks xmlns:a="http://schemas.openxmlformats.org/drawingml/2006/main" noChangeAspect="1"/>
+            </wp:cNvGraphicFramePr>
+            <a:graphic xmlns:a="http://schemas.openxmlformats.org/drawingml/2006/main">
+              <a:graphicData uri="http://schemas.openxmlformats.org/drawingml/2006/picture">
+                <pic:pic xmlns:pic="http://schemas.openxmlformats.org/drawingml/2006/picture">
+                  <pic:nvPicPr>
+                    <pic:cNvPr id="1073540552" name=""/>
+                    <pic:cNvPicPr/>
+                  </pic:nvPicPr>
+                  <pic:blipFill>
+                    <a:blip r:embed="rId58"/>
+                    <a:stretch>
+                      <a:fillRect/>
+                    </a:stretch>
+                  </pic:blipFill>
+                  <pic:spPr>
+                    <a:xfrm>
+                      <a:off x="0" y="0"/>
+                      <a:ext cx="5760720" cy="2230120"/>
+                    </a:xfrm>
+                    <a:prstGeom prst="rect">
+                      <a:avLst/>
+                    </a:prstGeom>
+                  </pic:spPr>
+                </pic:pic>
+              </a:graphicData>
+            </a:graphic>
+          </wp:inline>
+        </w:drawing>
+      </w:r>
+    </w:p>
+    <w:p>
+      <w:pPr>
+        <w:spacing w:after="0"/>
+      </w:pPr>
+      <w:r>
+        <w:t xml:space="preserve">Ensuite en </w:t>
+      </w:r>
+      <w:r>
+        <w:t>reven</w:t>
+      </w:r>
+      <w:r>
+        <w:t>ant</w:t>
+      </w:r>
+      <w:r>
+        <w:t xml:space="preserve"> dans la feuille de calcul</w:t>
+      </w:r>
+      <w:r>
+        <w:t>,</w:t>
+      </w:r>
+      <w:r>
+        <w:t xml:space="preserve"> lorsqu</w:t>
+      </w:r>
+      <w:r>
+        <w:t xml:space="preserve">’on </w:t>
+      </w:r>
+      <w:r>
+        <w:t>ajout</w:t>
+      </w:r>
+      <w:r>
+        <w:t>e</w:t>
+      </w:r>
+      <w:r>
+        <w:t xml:space="preserve"> encore une nouvelle</w:t>
       </w:r>
       <w:r>
         <w:t xml:space="preserve"> </w:t>
       </w:r>
       <w:r>
-        <w:t>permet de rendre</w:t>
+        <w:t xml:space="preserve">feuille </w:t>
+      </w:r>
+    </w:p>
+    <w:p>
+      <w:pPr>
+        <w:spacing w:after="0"/>
+      </w:pPr>
+    </w:p>
+    <w:p>
+      <w:pPr>
+        <w:spacing w:after="0"/>
+      </w:pPr>
+      <w:r>
+        <w:lastRenderedPageBreak/>
+        <w:drawing>
+          <wp:inline distT="0" distB="0" distL="0" distR="0" wp14:anchorId="4AF99714" wp14:editId="48D84DE2">
+            <wp:extent cx="5676140" cy="1411834"/>
+            <wp:effectExtent l="0" t="0" r="1270" b="0"/>
+            <wp:docPr id="1641248178" name="Image 1"/>
+            <wp:cNvGraphicFramePr>
+              <a:graphicFrameLocks xmlns:a="http://schemas.openxmlformats.org/drawingml/2006/main" noChangeAspect="1"/>
+            </wp:cNvGraphicFramePr>
+            <a:graphic xmlns:a="http://schemas.openxmlformats.org/drawingml/2006/main">
+              <a:graphicData uri="http://schemas.openxmlformats.org/drawingml/2006/picture">
+                <pic:pic xmlns:pic="http://schemas.openxmlformats.org/drawingml/2006/picture">
+                  <pic:nvPicPr>
+                    <pic:cNvPr id="1641248178" name=""/>
+                    <pic:cNvPicPr/>
+                  </pic:nvPicPr>
+                  <pic:blipFill rotWithShape="1">
+                    <a:blip r:embed="rId59"/>
+                    <a:srcRect t="50304" r="33929"/>
+                    <a:stretch>
+                      <a:fillRect/>
+                    </a:stretch>
+                  </pic:blipFill>
+                  <pic:spPr bwMode="auto">
+                    <a:xfrm>
+                      <a:off x="0" y="0"/>
+                      <a:ext cx="5694504" cy="1416402"/>
+                    </a:xfrm>
+                    <a:prstGeom prst="rect">
+                      <a:avLst/>
+                    </a:prstGeom>
+                    <a:ln>
+                      <a:noFill/>
+                    </a:ln>
+                    <a:extLst>
+                      <a:ext uri="{53640926-AAD7-44D8-BBD7-CCE9431645EC}">
+                        <a14:shadowObscured xmlns:a14="http://schemas.microsoft.com/office/drawing/2010/main"/>
+                      </a:ext>
+                    </a:extLst>
+                  </pic:spPr>
+                </pic:pic>
+              </a:graphicData>
+            </a:graphic>
+          </wp:inline>
+        </w:drawing>
+      </w:r>
+    </w:p>
+    <w:p>
+      <w:pPr>
+        <w:spacing w:after="0"/>
+      </w:pPr>
+      <w:r>
+        <w:t xml:space="preserve">et que </w:t>
+      </w:r>
+      <w:r>
+        <w:t>l’on</w:t>
       </w:r>
       <w:r>
         <w:t xml:space="preserve"> </w:t>
       </w:r>
       <w:r>
-        <w:t xml:space="preserve">invisible </w:t>
-      </w:r>
-      <w:r>
-        <w:t>l</w:t>
-      </w:r>
-      <w:r>
-        <w:t xml:space="preserve">e résultat </w:t>
-      </w:r>
-      <w:r>
-        <w:t xml:space="preserve">(de ALEA) </w:t>
-      </w:r>
-      <w:r>
-        <w:t>en utilisant le</w:t>
-      </w:r>
-      <w:r>
+        <w:rPr>
+          <mc:AlternateContent>
+            <mc:Choice Requires="w16se"/>
+            <mc:Fallback>
+              <w:rFonts w:ascii="Segoe UI Emoji" w:eastAsia="Segoe UI Emoji" w:hAnsi="Segoe UI Emoji" w:cs="Segoe UI Emoji"/>
+            </mc:Fallback>
+          </mc:AlternateContent>
+          <w:b/>
+          <w:bCs/>
+        </w:rPr>
+        <mc:AlternateContent>
+          <mc:Choice Requires="w16se">
+            <w16se:symEx w16se:font="Segoe UI Emoji" w16se:char="1F449"/>
+          </mc:Choice>
+          <mc:Fallback>
+            <w:t>👉</w:t>
+          </mc:Fallback>
+        </mc:AlternateContent>
+      </w:r>
+      <w:r>
+        <w:rPr>
+          <w:b/>
+          <w:bCs/>
+        </w:rPr>
+        <w:t>presse</w:t>
+      </w:r>
+      <w:r>
+        <w:rPr>
+          <w:b/>
+          <w:bCs/>
+        </w:rPr>
         <w:t xml:space="preserve"> </w:t>
       </w:r>
       <w:r>
-        <w:t>format d'affichage des double guillemets</w:t>
+        <w:rPr>
+          <w:b/>
+          <w:bCs/>
+        </w:rPr>
+        <w:t>la touche</w:t>
+      </w:r>
+      <w:r>
+        <w:rPr>
+          <w:b/>
+          <w:bCs/>
+        </w:rPr>
+        <w:t xml:space="preserve"> F9</w:t>
       </w:r>
       <w:r>
         <w:t xml:space="preserve"> </w:t>
       </w:r>
       <w:r>
-        <w:t>vides</w:t>
-      </w:r>
-      <w:r>
-        <w:t>.</w:t>
-      </w:r>
-    </w:p>
-    <w:p>
-      <w:pPr>
-        <w:rPr>
-          <w:b/>
-          <w:bCs/>
-          <w:sz w:val="24"/>
-          <w:szCs w:val="24"/>
-        </w:rPr>
-      </w:pPr>
+        <w:t xml:space="preserve">cette feuille </w:t>
+      </w:r>
+      <w:r>
+        <w:t>est</w:t>
+      </w:r>
+      <w:r>
+        <w:t xml:space="preserve"> bien affichée</w:t>
+      </w:r>
+      <w:r>
+        <w:t> :</w:t>
+      </w:r>
+    </w:p>
+    <w:p>
+      <w:pPr>
+        <w:spacing w:after="0"/>
+      </w:pPr>
+    </w:p>
+    <w:p>
+      <w:pPr>
+        <w:spacing w:after="0"/>
+      </w:pPr>
+      <w:r>
+        <w:drawing>
+          <wp:inline distT="0" distB="0" distL="0" distR="0" wp14:anchorId="512BBD4B" wp14:editId="0A9F3F00">
+            <wp:extent cx="5675630" cy="2958032"/>
+            <wp:effectExtent l="0" t="0" r="1270" b="0"/>
+            <wp:docPr id="1019524454" name="Image 1"/>
+            <wp:cNvGraphicFramePr>
+              <a:graphicFrameLocks xmlns:a="http://schemas.openxmlformats.org/drawingml/2006/main" noChangeAspect="1"/>
+            </wp:cNvGraphicFramePr>
+            <a:graphic xmlns:a="http://schemas.openxmlformats.org/drawingml/2006/main">
+              <a:graphicData uri="http://schemas.openxmlformats.org/drawingml/2006/picture">
+                <pic:pic xmlns:pic="http://schemas.openxmlformats.org/drawingml/2006/picture">
+                  <pic:nvPicPr>
+                    <pic:cNvPr id="1019524454" name=""/>
+                    <pic:cNvPicPr/>
+                  </pic:nvPicPr>
+                  <pic:blipFill rotWithShape="1">
+                    <a:blip r:embed="rId60"/>
+                    <a:srcRect t="30660" r="36631"/>
+                    <a:stretch>
+                      <a:fillRect/>
+                    </a:stretch>
+                  </pic:blipFill>
+                  <pic:spPr bwMode="auto">
+                    <a:xfrm>
+                      <a:off x="0" y="0"/>
+                      <a:ext cx="5692180" cy="2966658"/>
+                    </a:xfrm>
+                    <a:prstGeom prst="rect">
+                      <a:avLst/>
+                    </a:prstGeom>
+                    <a:ln>
+                      <a:noFill/>
+                    </a:ln>
+                    <a:extLst>
+                      <a:ext uri="{53640926-AAD7-44D8-BBD7-CCE9431645EC}">
+                        <a14:shadowObscured xmlns:a14="http://schemas.microsoft.com/office/drawing/2010/main"/>
+                      </a:ext>
+                    </a:extLst>
+                  </pic:spPr>
+                </pic:pic>
+              </a:graphicData>
+            </a:graphic>
+          </wp:inline>
+        </w:drawing>
+      </w:r>
+    </w:p>
+    <w:p/>
+    <w:p>
+      <w:r>
+        <w:t>Passons à la seconde méthode, maintenant.</w:t>
+      </w:r>
+      <w:r>
+        <w:rPr>
+          <mc:AlternateContent>
+            <mc:Choice Requires="w16se"/>
+            <mc:Fallback>
+              <w:rFonts w:ascii="Segoe UI Emoji" w:eastAsia="Segoe UI Emoji" w:hAnsi="Segoe UI Emoji" w:cs="Segoe UI Emoji"/>
+            </mc:Fallback>
+          </mc:AlternateContent>
+        </w:rPr>
+        <mc:AlternateContent>
+          <mc:Choice Requires="w16se">
+            <w16se:symEx w16se:font="Segoe UI Emoji" w16se:char="1F60A"/>
+          </mc:Choice>
+          <mc:Fallback>
+            <w:t>😊</w:t>
+          </mc:Fallback>
+        </mc:AlternateContent>
+      </w:r>
     </w:p>
     <w:p>
       <w:pPr>
         <w:pStyle w:val="Titre4"/>
-      </w:pPr>
-      <w:bookmarkStart w:id="37" w:name="_Toc224143569"/>
-      <w:r>
-        <w:t xml:space="preserve">Avec </w:t>
-      </w:r>
-      <w:r>
+        <w:rPr>
+          <w:highlight w:val="yellow"/>
+        </w:rPr>
+      </w:pPr>
+      <w:bookmarkStart w:id="37" w:name="_Toc224144688"/>
+      <w:r>
+        <w:rPr>
+          <w:highlight w:val="yellow"/>
+        </w:rPr>
+        <w:t>Avec</w:t>
+      </w:r>
+      <w:r>
+        <w:rPr>
+          <w:highlight w:val="yellow"/>
+        </w:rPr>
+        <w:t xml:space="preserve"> </w:t>
+      </w:r>
+      <w:r>
+        <w:rPr>
+          <w:highlight w:val="yellow"/>
+        </w:rPr>
+        <w:t>MAINTENANT</w:t>
+      </w:r>
+      <w:r>
+        <w:rPr>
+          <w:highlight w:val="yellow"/>
+        </w:rPr>
+        <w:t xml:space="preserve"> et </w:t>
+      </w:r>
+      <w:r>
+        <w:rPr>
+          <w:highlight w:val="yellow"/>
+        </w:rPr>
         <w:t>T</w:t>
       </w:r>
-      <w:r>
-        <w:t xml:space="preserve"> et </w:t>
-      </w:r>
-      <w:r>
-        <w:t>MAINTENANT</w:t>
-      </w:r>
       <w:bookmarkEnd w:id="37"/>
     </w:p>
+    <w:p/>
     <w:p>
       <w:pPr>
         <w:pStyle w:val="Titre3"/>
       </w:pPr>
-      <w:bookmarkStart w:id="38" w:name="_Toc224143570"/>
+      <w:bookmarkStart w:id="38" w:name="_Toc224144689"/>
       <w:r>
         <w:t>On peut ajouter des liens hypertexte sur le nom des feuilles.</w:t>
       </w:r>
@@ -13509,7 +13748,7 @@
       <w:pPr>
         <w:pStyle w:val="Titre4"/>
       </w:pPr>
-      <w:bookmarkStart w:id="39" w:name="_Toc224143571"/>
+      <w:bookmarkStart w:id="39" w:name="_Toc224144690"/>
       <w:r>
         <w:t>Ajouter des liens hypertexte manuellement</w:t>
       </w:r>
@@ -13519,7 +13758,7 @@
       <w:pPr>
         <w:pStyle w:val="Titre4"/>
       </w:pPr>
-      <w:bookmarkStart w:id="40" w:name="_Toc224143572"/>
+      <w:bookmarkStart w:id="40" w:name="_Toc224144691"/>
       <w:r>
         <w:t>Transition vers le VBA : ajouter des liens hypertexte par code</w:t>
       </w:r>
@@ -13535,7 +13774,7 @@
           <w:bCs/>
         </w:rPr>
       </w:pPr>
-      <w:bookmarkStart w:id="41" w:name="_Toc224143573"/>
+      <w:bookmarkStart w:id="41" w:name="_Toc224144692"/>
       <w:r>
         <w:rPr>
           <w:b/>
@@ -13593,6 +13832,7 @@
                 <w:sz w:val="24"/>
                 <w:szCs w:val="24"/>
               </w:rPr>
+              <w:lastRenderedPageBreak/>
               <w:t>Français</w:t>
             </w:r>
           </w:p>
@@ -13673,9 +13913,8 @@
         <w:pStyle w:val="Titre1"/>
       </w:pPr>
       <w:bookmarkStart w:id="42" w:name="_Toc223707034"/>
-      <w:bookmarkStart w:id="43" w:name="_Toc224143574"/>
-      <w:r>
-        <w:lastRenderedPageBreak/>
+      <w:bookmarkStart w:id="43" w:name="_Toc224144693"/>
+      <w:r>
         <w:t>Links</w:t>
       </w:r>
       <w:bookmarkEnd w:id="42"/>
@@ -13810,8 +14049,8 @@
       </w:r>
     </w:p>
     <w:sectPr>
-      <w:headerReference w:type="default" r:id="rId58"/>
-      <w:footerReference w:type="default" r:id="rId59"/>
+      <w:headerReference w:type="default" r:id="rId61"/>
+      <w:footerReference w:type="default" r:id="rId62"/>
       <w:pgSz w:w="11906" w:h="16838"/>
       <w:pgMar w:top="1417" w:right="1417" w:bottom="1417" w:left="1417" w:header="708" w:footer="708" w:gutter="0"/>
       <w:cols w:space="708"/>
@@ -14613,7 +14852,7 @@
               <w:sz w:val="16"/>
               <w:szCs w:val="16"/>
             </w:rPr>
-            <w:t>11-03-2026 17:07</w:t>
+            <w:t>11-03-2026 17:45</w:t>
           </w:r>
           <w:r>
             <w:rPr>

--- a/EXCEL_CodeSource/Classeurs_CodeSource/SheetsList/Lister le nom des feuilles dans Excel.docx
+++ b/EXCEL_CodeSource/Classeurs_CodeSource/SheetsList/Lister le nom des feuilles dans Excel.docx
@@ -152,7 +152,7 @@
       <w:r>
         <w:fldChar w:fldCharType="separate"/>
       </w:r>
-      <w:hyperlink w:anchor="_Toc224144651" w:history="1">
+      <w:hyperlink w:anchor="_Toc224208081" w:history="1">
         <w:r>
           <w:rPr>
             <w:rStyle w:val="Lienhypertexte"/>
@@ -179,7 +179,7 @@
             <w:noProof/>
             <w:webHidden/>
           </w:rPr>
-          <w:instrText xml:space="preserve"> PAGEREF _Toc224144651 \h </w:instrText>
+          <w:instrText xml:space="preserve"> PAGEREF _Toc224208081 \h </w:instrText>
         </w:r>
         <w:r>
           <w:rPr>
@@ -226,7 +226,7 @@
           <w14:ligatures w14:val="standardContextual"/>
         </w:rPr>
       </w:pPr>
-      <w:hyperlink w:anchor="_Toc224144652" w:history="1">
+      <w:hyperlink w:anchor="_Toc224208082" w:history="1">
         <w:r>
           <w:rPr>
             <w:rStyle w:val="Lienhypertexte"/>
@@ -253,7 +253,7 @@
             <w:noProof/>
             <w:webHidden/>
           </w:rPr>
-          <w:instrText xml:space="preserve"> PAGEREF _Toc224144652 \h </w:instrText>
+          <w:instrText xml:space="preserve"> PAGEREF _Toc224208082 \h </w:instrText>
         </w:r>
         <w:r>
           <w:rPr>
@@ -300,7 +300,7 @@
           <w14:ligatures w14:val="standardContextual"/>
         </w:rPr>
       </w:pPr>
-      <w:hyperlink w:anchor="_Toc224144653" w:history="1">
+      <w:hyperlink w:anchor="_Toc224208083" w:history="1">
         <w:r>
           <w:rPr>
             <w:rStyle w:val="Lienhypertexte"/>
@@ -327,7 +327,7 @@
             <w:noProof/>
             <w:webHidden/>
           </w:rPr>
-          <w:instrText xml:space="preserve"> PAGEREF _Toc224144653 \h </w:instrText>
+          <w:instrText xml:space="preserve"> PAGEREF _Toc224208083 \h </w:instrText>
         </w:r>
         <w:r>
           <w:rPr>
@@ -376,7 +376,7 @@
           <w14:ligatures w14:val="standardContextual"/>
         </w:rPr>
       </w:pPr>
-      <w:hyperlink w:anchor="_Toc224144654" w:history="1">
+      <w:hyperlink w:anchor="_Toc224208084" w:history="1">
         <w:r>
           <w:rPr>
             <w:rStyle w:val="Lienhypertexte"/>
@@ -403,7 +403,7 @@
             <w:noProof/>
             <w:webHidden/>
           </w:rPr>
-          <w:instrText xml:space="preserve"> PAGEREF _Toc224144654 \h </w:instrText>
+          <w:instrText xml:space="preserve"> PAGEREF _Toc224208084 \h </w:instrText>
         </w:r>
         <w:r>
           <w:rPr>
@@ -450,7 +450,7 @@
           <w14:ligatures w14:val="standardContextual"/>
         </w:rPr>
       </w:pPr>
-      <w:hyperlink w:anchor="_Toc224144655" w:history="1">
+      <w:hyperlink w:anchor="_Toc224208085" w:history="1">
         <w:r>
           <w:rPr>
             <w:rStyle w:val="Lienhypertexte"/>
@@ -477,7 +477,7 @@
             <w:noProof/>
             <w:webHidden/>
           </w:rPr>
-          <w:instrText xml:space="preserve"> PAGEREF _Toc224144655 \h </w:instrText>
+          <w:instrText xml:space="preserve"> PAGEREF _Toc224208085 \h </w:instrText>
         </w:r>
         <w:r>
           <w:rPr>
@@ -525,7 +525,7 @@
           <w14:ligatures w14:val="standardContextual"/>
         </w:rPr>
       </w:pPr>
-      <w:hyperlink w:anchor="_Toc224144656" w:history="1">
+      <w:hyperlink w:anchor="_Toc224208086" w:history="1">
         <w:r>
           <w:rPr>
             <w:rStyle w:val="Lienhypertexte"/>
@@ -552,7 +552,7 @@
             <w:noProof/>
             <w:webHidden/>
           </w:rPr>
-          <w:instrText xml:space="preserve"> PAGEREF _Toc224144656 \h </w:instrText>
+          <w:instrText xml:space="preserve"> PAGEREF _Toc224208086 \h </w:instrText>
         </w:r>
         <w:r>
           <w:rPr>
@@ -600,7 +600,7 @@
           <w14:ligatures w14:val="standardContextual"/>
         </w:rPr>
       </w:pPr>
-      <w:hyperlink w:anchor="_Toc224144657" w:history="1">
+      <w:hyperlink w:anchor="_Toc224208087" w:history="1">
         <w:r>
           <w:rPr>
             <w:rStyle w:val="Lienhypertexte"/>
@@ -627,7 +627,7 @@
             <w:noProof/>
             <w:webHidden/>
           </w:rPr>
-          <w:instrText xml:space="preserve"> PAGEREF _Toc224144657 \h </w:instrText>
+          <w:instrText xml:space="preserve"> PAGEREF _Toc224208087 \h </w:instrText>
         </w:r>
         <w:r>
           <w:rPr>
@@ -675,7 +675,7 @@
           <w14:ligatures w14:val="standardContextual"/>
         </w:rPr>
       </w:pPr>
-      <w:hyperlink w:anchor="_Toc224144658" w:history="1">
+      <w:hyperlink w:anchor="_Toc224208088" w:history="1">
         <w:r>
           <w:rPr>
             <w:rStyle w:val="Lienhypertexte"/>
@@ -702,7 +702,7 @@
             <w:noProof/>
             <w:webHidden/>
           </w:rPr>
-          <w:instrText xml:space="preserve"> PAGEREF _Toc224144658 \h </w:instrText>
+          <w:instrText xml:space="preserve"> PAGEREF _Toc224208088 \h </w:instrText>
         </w:r>
         <w:r>
           <w:rPr>
@@ -750,7 +750,7 @@
           <w14:ligatures w14:val="standardContextual"/>
         </w:rPr>
       </w:pPr>
-      <w:hyperlink w:anchor="_Toc224144659" w:history="1">
+      <w:hyperlink w:anchor="_Toc224208089" w:history="1">
         <w:r>
           <w:rPr>
             <w:rStyle w:val="Lienhypertexte"/>
@@ -777,7 +777,7 @@
             <w:noProof/>
             <w:webHidden/>
           </w:rPr>
-          <w:instrText xml:space="preserve"> PAGEREF _Toc224144659 \h </w:instrText>
+          <w:instrText xml:space="preserve"> PAGEREF _Toc224208089 \h </w:instrText>
         </w:r>
         <w:r>
           <w:rPr>
@@ -824,7 +824,7 @@
           <w14:ligatures w14:val="standardContextual"/>
         </w:rPr>
       </w:pPr>
-      <w:hyperlink w:anchor="_Toc224144660" w:history="1">
+      <w:hyperlink w:anchor="_Toc224208090" w:history="1">
         <w:r>
           <w:rPr>
             <w:rStyle w:val="Lienhypertexte"/>
@@ -851,7 +851,7 @@
             <w:noProof/>
             <w:webHidden/>
           </w:rPr>
-          <w:instrText xml:space="preserve"> PAGEREF _Toc224144660 \h </w:instrText>
+          <w:instrText xml:space="preserve"> PAGEREF _Toc224208090 \h </w:instrText>
         </w:r>
         <w:r>
           <w:rPr>
@@ -898,7 +898,7 @@
           <w14:ligatures w14:val="standardContextual"/>
         </w:rPr>
       </w:pPr>
-      <w:hyperlink w:anchor="_Toc224144661" w:history="1">
+      <w:hyperlink w:anchor="_Toc224208091" w:history="1">
         <w:r>
           <w:rPr>
             <w:rStyle w:val="Lienhypertexte"/>
@@ -925,7 +925,7 @@
             <w:noProof/>
             <w:webHidden/>
           </w:rPr>
-          <w:instrText xml:space="preserve"> PAGEREF _Toc224144661 \h </w:instrText>
+          <w:instrText xml:space="preserve"> PAGEREF _Toc224208091 \h </w:instrText>
         </w:r>
         <w:r>
           <w:rPr>
@@ -972,7 +972,7 @@
           <w14:ligatures w14:val="standardContextual"/>
         </w:rPr>
       </w:pPr>
-      <w:hyperlink w:anchor="_Toc224144662" w:history="1">
+      <w:hyperlink w:anchor="_Toc224208092" w:history="1">
         <w:r>
           <w:rPr>
             <w:rStyle w:val="Lienhypertexte"/>
@@ -999,7 +999,7 @@
             <w:noProof/>
             <w:webHidden/>
           </w:rPr>
-          <w:instrText xml:space="preserve"> PAGEREF _Toc224144662 \h </w:instrText>
+          <w:instrText xml:space="preserve"> PAGEREF _Toc224208092 \h </w:instrText>
         </w:r>
         <w:r>
           <w:rPr>
@@ -1047,7 +1047,7 @@
           <w14:ligatures w14:val="standardContextual"/>
         </w:rPr>
       </w:pPr>
-      <w:hyperlink w:anchor="_Toc224144663" w:history="1">
+      <w:hyperlink w:anchor="_Toc224208093" w:history="1">
         <w:r>
           <w:rPr>
             <w:rStyle w:val="Lienhypertexte"/>
@@ -1074,7 +1074,7 @@
             <w:noProof/>
             <w:webHidden/>
           </w:rPr>
-          <w:instrText xml:space="preserve"> PAGEREF _Toc224144663 \h </w:instrText>
+          <w:instrText xml:space="preserve"> PAGEREF _Toc224208093 \h </w:instrText>
         </w:r>
         <w:r>
           <w:rPr>
@@ -1122,7 +1122,7 @@
           <w14:ligatures w14:val="standardContextual"/>
         </w:rPr>
       </w:pPr>
-      <w:hyperlink w:anchor="_Toc224144664" w:history="1">
+      <w:hyperlink w:anchor="_Toc224208094" w:history="1">
         <w:r>
           <w:rPr>
             <w:rStyle w:val="Lienhypertexte"/>
@@ -1149,7 +1149,7 @@
             <w:noProof/>
             <w:webHidden/>
           </w:rPr>
-          <w:instrText xml:space="preserve"> PAGEREF _Toc224144664 \h </w:instrText>
+          <w:instrText xml:space="preserve"> PAGEREF _Toc224208094 \h </w:instrText>
         </w:r>
         <w:r>
           <w:rPr>
@@ -1197,7 +1197,7 @@
           <w14:ligatures w14:val="standardContextual"/>
         </w:rPr>
       </w:pPr>
-      <w:hyperlink w:anchor="_Toc224144665" w:history="1">
+      <w:hyperlink w:anchor="_Toc224208095" w:history="1">
         <w:r>
           <w:rPr>
             <w:rStyle w:val="Lienhypertexte"/>
@@ -1224,7 +1224,7 @@
             <w:noProof/>
             <w:webHidden/>
           </w:rPr>
-          <w:instrText xml:space="preserve"> PAGEREF _Toc224144665 \h </w:instrText>
+          <w:instrText xml:space="preserve"> PAGEREF _Toc224208095 \h </w:instrText>
         </w:r>
         <w:r>
           <w:rPr>
@@ -1271,7 +1271,7 @@
           <w14:ligatures w14:val="standardContextual"/>
         </w:rPr>
       </w:pPr>
-      <w:hyperlink w:anchor="_Toc224144666" w:history="1">
+      <w:hyperlink w:anchor="_Toc224208096" w:history="1">
         <w:r>
           <w:rPr>
             <w:rStyle w:val="Lienhypertexte"/>
@@ -1298,7 +1298,7 @@
             <w:noProof/>
             <w:webHidden/>
           </w:rPr>
-          <w:instrText xml:space="preserve"> PAGEREF _Toc224144666 \h </w:instrText>
+          <w:instrText xml:space="preserve"> PAGEREF _Toc224208096 \h </w:instrText>
         </w:r>
         <w:r>
           <w:rPr>
@@ -1346,7 +1346,7 @@
           <w14:ligatures w14:val="standardContextual"/>
         </w:rPr>
       </w:pPr>
-      <w:hyperlink w:anchor="_Toc224144667" w:history="1">
+      <w:hyperlink w:anchor="_Toc224208097" w:history="1">
         <w:r>
           <w:rPr>
             <w:rStyle w:val="Lienhypertexte"/>
@@ -1373,7 +1373,7 @@
             <w:noProof/>
             <w:webHidden/>
           </w:rPr>
-          <w:instrText xml:space="preserve"> PAGEREF _Toc224144667 \h </w:instrText>
+          <w:instrText xml:space="preserve"> PAGEREF _Toc224208097 \h </w:instrText>
         </w:r>
         <w:r>
           <w:rPr>
@@ -1421,7 +1421,7 @@
           <w14:ligatures w14:val="standardContextual"/>
         </w:rPr>
       </w:pPr>
-      <w:hyperlink w:anchor="_Toc224144668" w:history="1">
+      <w:hyperlink w:anchor="_Toc224208098" w:history="1">
         <w:r>
           <w:rPr>
             <w:rStyle w:val="Lienhypertexte"/>
@@ -1448,7 +1448,7 @@
             <w:noProof/>
             <w:webHidden/>
           </w:rPr>
-          <w:instrText xml:space="preserve"> PAGEREF _Toc224144668 \h </w:instrText>
+          <w:instrText xml:space="preserve"> PAGEREF _Toc224208098 \h </w:instrText>
         </w:r>
         <w:r>
           <w:rPr>
@@ -1496,7 +1496,7 @@
           <w14:ligatures w14:val="standardContextual"/>
         </w:rPr>
       </w:pPr>
-      <w:hyperlink w:anchor="_Toc224144669" w:history="1">
+      <w:hyperlink w:anchor="_Toc224208099" w:history="1">
         <w:r>
           <w:rPr>
             <w:rStyle w:val="Lienhypertexte"/>
@@ -1523,7 +1523,7 @@
             <w:noProof/>
             <w:webHidden/>
           </w:rPr>
-          <w:instrText xml:space="preserve"> PAGEREF _Toc224144669 \h </w:instrText>
+          <w:instrText xml:space="preserve"> PAGEREF _Toc224208099 \h </w:instrText>
         </w:r>
         <w:r>
           <w:rPr>
@@ -1570,7 +1570,7 @@
           <w14:ligatures w14:val="standardContextual"/>
         </w:rPr>
       </w:pPr>
-      <w:hyperlink w:anchor="_Toc224144670" w:history="1">
+      <w:hyperlink w:anchor="_Toc224208100" w:history="1">
         <w:r>
           <w:rPr>
             <w:rStyle w:val="Lienhypertexte"/>
@@ -1597,7 +1597,7 @@
             <w:noProof/>
             <w:webHidden/>
           </w:rPr>
-          <w:instrText xml:space="preserve"> PAGEREF _Toc224144670 \h </w:instrText>
+          <w:instrText xml:space="preserve"> PAGEREF _Toc224208100 \h </w:instrText>
         </w:r>
         <w:r>
           <w:rPr>
@@ -1645,7 +1645,7 @@
           <w14:ligatures w14:val="standardContextual"/>
         </w:rPr>
       </w:pPr>
-      <w:hyperlink w:anchor="_Toc224144671" w:history="1">
+      <w:hyperlink w:anchor="_Toc224208101" w:history="1">
         <w:r>
           <w:rPr>
             <w:rStyle w:val="Lienhypertexte"/>
@@ -1672,7 +1672,7 @@
             <w:noProof/>
             <w:webHidden/>
           </w:rPr>
-          <w:instrText xml:space="preserve"> PAGEREF _Toc224144671 \h </w:instrText>
+          <w:instrText xml:space="preserve"> PAGEREF _Toc224208101 \h </w:instrText>
         </w:r>
         <w:r>
           <w:rPr>
@@ -1720,7 +1720,7 @@
           <w14:ligatures w14:val="standardContextual"/>
         </w:rPr>
       </w:pPr>
-      <w:hyperlink w:anchor="_Toc224144672" w:history="1">
+      <w:hyperlink w:anchor="_Toc224208102" w:history="1">
         <w:r>
           <w:rPr>
             <w:rStyle w:val="Lienhypertexte"/>
@@ -1747,7 +1747,7 @@
             <w:noProof/>
             <w:webHidden/>
           </w:rPr>
-          <w:instrText xml:space="preserve"> PAGEREF _Toc224144672 \h </w:instrText>
+          <w:instrText xml:space="preserve"> PAGEREF _Toc224208102 \h </w:instrText>
         </w:r>
         <w:r>
           <w:rPr>
@@ -1795,7 +1795,7 @@
           <w14:ligatures w14:val="standardContextual"/>
         </w:rPr>
       </w:pPr>
-      <w:hyperlink w:anchor="_Toc224144673" w:history="1">
+      <w:hyperlink w:anchor="_Toc224208103" w:history="1">
         <w:r>
           <w:rPr>
             <w:rStyle w:val="Lienhypertexte"/>
@@ -1822,7 +1822,7 @@
             <w:noProof/>
             <w:webHidden/>
           </w:rPr>
-          <w:instrText xml:space="preserve"> PAGEREF _Toc224144673 \h </w:instrText>
+          <w:instrText xml:space="preserve"> PAGEREF _Toc224208103 \h </w:instrText>
         </w:r>
         <w:r>
           <w:rPr>
@@ -1870,7 +1870,7 @@
           <w14:ligatures w14:val="standardContextual"/>
         </w:rPr>
       </w:pPr>
-      <w:hyperlink w:anchor="_Toc224144674" w:history="1">
+      <w:hyperlink w:anchor="_Toc224208104" w:history="1">
         <w:r>
           <w:rPr>
             <w:rStyle w:val="Lienhypertexte"/>
@@ -1897,7 +1897,7 @@
             <w:noProof/>
             <w:webHidden/>
           </w:rPr>
-          <w:instrText xml:space="preserve"> PAGEREF _Toc224144674 \h </w:instrText>
+          <w:instrText xml:space="preserve"> PAGEREF _Toc224208104 \h </w:instrText>
         </w:r>
         <w:r>
           <w:rPr>
@@ -1944,7 +1944,7 @@
           <w14:ligatures w14:val="standardContextual"/>
         </w:rPr>
       </w:pPr>
-      <w:hyperlink w:anchor="_Toc224144675" w:history="1">
+      <w:hyperlink w:anchor="_Toc224208105" w:history="1">
         <w:r>
           <w:rPr>
             <w:rStyle w:val="Lienhypertexte"/>
@@ -1971,7 +1971,7 @@
             <w:noProof/>
             <w:webHidden/>
           </w:rPr>
-          <w:instrText xml:space="preserve"> PAGEREF _Toc224144675 \h </w:instrText>
+          <w:instrText xml:space="preserve"> PAGEREF _Toc224208105 \h </w:instrText>
         </w:r>
         <w:r>
           <w:rPr>
@@ -2018,7 +2018,7 @@
           <w14:ligatures w14:val="standardContextual"/>
         </w:rPr>
       </w:pPr>
-      <w:hyperlink w:anchor="_Toc224144676" w:history="1">
+      <w:hyperlink w:anchor="_Toc224208106" w:history="1">
         <w:r>
           <w:rPr>
             <w:rStyle w:val="Lienhypertexte"/>
@@ -2045,7 +2045,7 @@
             <w:noProof/>
             <w:webHidden/>
           </w:rPr>
-          <w:instrText xml:space="preserve"> PAGEREF _Toc224144676 \h </w:instrText>
+          <w:instrText xml:space="preserve"> PAGEREF _Toc224208106 \h </w:instrText>
         </w:r>
         <w:r>
           <w:rPr>
@@ -2092,7 +2092,7 @@
           <w14:ligatures w14:val="standardContextual"/>
         </w:rPr>
       </w:pPr>
-      <w:hyperlink w:anchor="_Toc224144677" w:history="1">
+      <w:hyperlink w:anchor="_Toc224208107" w:history="1">
         <w:r>
           <w:rPr>
             <w:rStyle w:val="Lienhypertexte"/>
@@ -2119,7 +2119,7 @@
             <w:noProof/>
             <w:webHidden/>
           </w:rPr>
-          <w:instrText xml:space="preserve"> PAGEREF _Toc224144677 \h </w:instrText>
+          <w:instrText xml:space="preserve"> PAGEREF _Toc224208107 \h </w:instrText>
         </w:r>
         <w:r>
           <w:rPr>
@@ -2166,7 +2166,7 @@
           <w14:ligatures w14:val="standardContextual"/>
         </w:rPr>
       </w:pPr>
-      <w:hyperlink w:anchor="_Toc224144678" w:history="1">
+      <w:hyperlink w:anchor="_Toc224208108" w:history="1">
         <w:r>
           <w:rPr>
             <w:rStyle w:val="Lienhypertexte"/>
@@ -2193,7 +2193,7 @@
             <w:noProof/>
             <w:webHidden/>
           </w:rPr>
-          <w:instrText xml:space="preserve"> PAGEREF _Toc224144678 \h </w:instrText>
+          <w:instrText xml:space="preserve"> PAGEREF _Toc224208108 \h </w:instrText>
         </w:r>
         <w:r>
           <w:rPr>
@@ -2241,7 +2241,7 @@
           <w14:ligatures w14:val="standardContextual"/>
         </w:rPr>
       </w:pPr>
-      <w:hyperlink w:anchor="_Toc224144679" w:history="1">
+      <w:hyperlink w:anchor="_Toc224208109" w:history="1">
         <w:r>
           <w:rPr>
             <w:rStyle w:val="Lienhypertexte"/>
@@ -2268,7 +2268,7 @@
             <w:noProof/>
             <w:webHidden/>
           </w:rPr>
-          <w:instrText xml:space="preserve"> PAGEREF _Toc224144679 \h </w:instrText>
+          <w:instrText xml:space="preserve"> PAGEREF _Toc224208109 \h </w:instrText>
         </w:r>
         <w:r>
           <w:rPr>
@@ -2316,7 +2316,7 @@
           <w14:ligatures w14:val="standardContextual"/>
         </w:rPr>
       </w:pPr>
-      <w:hyperlink w:anchor="_Toc224144680" w:history="1">
+      <w:hyperlink w:anchor="_Toc224208110" w:history="1">
         <w:r>
           <w:rPr>
             <w:rStyle w:val="Lienhypertexte"/>
@@ -2343,7 +2343,7 @@
             <w:noProof/>
             <w:webHidden/>
           </w:rPr>
-          <w:instrText xml:space="preserve"> PAGEREF _Toc224144680 \h </w:instrText>
+          <w:instrText xml:space="preserve"> PAGEREF _Toc224208110 \h </w:instrText>
         </w:r>
         <w:r>
           <w:rPr>
@@ -2390,7 +2390,7 @@
           <w14:ligatures w14:val="standardContextual"/>
         </w:rPr>
       </w:pPr>
-      <w:hyperlink w:anchor="_Toc224144681" w:history="1">
+      <w:hyperlink w:anchor="_Toc224208111" w:history="1">
         <w:r>
           <w:rPr>
             <w:rStyle w:val="Lienhypertexte"/>
@@ -2417,7 +2417,7 @@
             <w:noProof/>
             <w:webHidden/>
           </w:rPr>
-          <w:instrText xml:space="preserve"> PAGEREF _Toc224144681 \h </w:instrText>
+          <w:instrText xml:space="preserve"> PAGEREF _Toc224208111 \h </w:instrText>
         </w:r>
         <w:r>
           <w:rPr>
@@ -2464,7 +2464,7 @@
           <w14:ligatures w14:val="standardContextual"/>
         </w:rPr>
       </w:pPr>
-      <w:hyperlink w:anchor="_Toc224144682" w:history="1">
+      <w:hyperlink w:anchor="_Toc224208112" w:history="1">
         <w:r>
           <w:rPr>
             <w:rStyle w:val="Lienhypertexte"/>
@@ -2491,7 +2491,7 @@
             <w:noProof/>
             <w:webHidden/>
           </w:rPr>
-          <w:instrText xml:space="preserve"> PAGEREF _Toc224144682 \h </w:instrText>
+          <w:instrText xml:space="preserve"> PAGEREF _Toc224208112 \h </w:instrText>
         </w:r>
         <w:r>
           <w:rPr>
@@ -2538,7 +2538,7 @@
           <w14:ligatures w14:val="standardContextual"/>
         </w:rPr>
       </w:pPr>
-      <w:hyperlink w:anchor="_Toc224144683" w:history="1">
+      <w:hyperlink w:anchor="_Toc224208113" w:history="1">
         <w:r>
           <w:rPr>
             <w:rStyle w:val="Lienhypertexte"/>
@@ -2565,7 +2565,7 @@
             <w:noProof/>
             <w:webHidden/>
           </w:rPr>
-          <w:instrText xml:space="preserve"> PAGEREF _Toc224144683 \h </w:instrText>
+          <w:instrText xml:space="preserve"> PAGEREF _Toc224208113 \h </w:instrText>
         </w:r>
         <w:r>
           <w:rPr>
@@ -2613,7 +2613,7 @@
           <w14:ligatures w14:val="standardContextual"/>
         </w:rPr>
       </w:pPr>
-      <w:hyperlink w:anchor="_Toc224144684" w:history="1">
+      <w:hyperlink w:anchor="_Toc224208114" w:history="1">
         <w:r>
           <w:rPr>
             <w:rStyle w:val="Lienhypertexte"/>
@@ -2640,7 +2640,7 @@
             <w:noProof/>
             <w:webHidden/>
           </w:rPr>
-          <w:instrText xml:space="preserve"> PAGEREF _Toc224144684 \h </w:instrText>
+          <w:instrText xml:space="preserve"> PAGEREF _Toc224208114 \h </w:instrText>
         </w:r>
         <w:r>
           <w:rPr>
@@ -2687,7 +2687,7 @@
           <w14:ligatures w14:val="standardContextual"/>
         </w:rPr>
       </w:pPr>
-      <w:hyperlink w:anchor="_Toc224144685" w:history="1">
+      <w:hyperlink w:anchor="_Toc224208115" w:history="1">
         <w:r>
           <w:rPr>
             <w:rStyle w:val="Lienhypertexte"/>
@@ -2714,7 +2714,7 @@
             <w:noProof/>
             <w:webHidden/>
           </w:rPr>
-          <w:instrText xml:space="preserve"> PAGEREF _Toc224144685 \h </w:instrText>
+          <w:instrText xml:space="preserve"> PAGEREF _Toc224208115 \h </w:instrText>
         </w:r>
         <w:r>
           <w:rPr>
@@ -2761,7 +2761,7 @@
           <w14:ligatures w14:val="standardContextual"/>
         </w:rPr>
       </w:pPr>
-      <w:hyperlink w:anchor="_Toc224144686" w:history="1">
+      <w:hyperlink w:anchor="_Toc224208116" w:history="1">
         <w:r>
           <w:rPr>
             <w:rStyle w:val="Lienhypertexte"/>
@@ -2788,7 +2788,7 @@
             <w:noProof/>
             <w:webHidden/>
           </w:rPr>
-          <w:instrText xml:space="preserve"> PAGEREF _Toc224144686 \h </w:instrText>
+          <w:instrText xml:space="preserve"> PAGEREF _Toc224208116 \h </w:instrText>
         </w:r>
         <w:r>
           <w:rPr>
@@ -2835,7 +2835,7 @@
           <w14:ligatures w14:val="standardContextual"/>
         </w:rPr>
       </w:pPr>
-      <w:hyperlink w:anchor="_Toc224144687" w:history="1">
+      <w:hyperlink w:anchor="_Toc224208117" w:history="1">
         <w:r>
           <w:rPr>
             <w:rStyle w:val="Lienhypertexte"/>
@@ -2862,7 +2862,7 @@
             <w:noProof/>
             <w:webHidden/>
           </w:rPr>
-          <w:instrText xml:space="preserve"> PAGEREF _Toc224144687 \h </w:instrText>
+          <w:instrText xml:space="preserve"> PAGEREF _Toc224208117 \h </w:instrText>
         </w:r>
         <w:r>
           <w:rPr>
@@ -2909,7 +2909,7 @@
           <w14:ligatures w14:val="standardContextual"/>
         </w:rPr>
       </w:pPr>
-      <w:hyperlink w:anchor="_Toc224144688" w:history="1">
+      <w:hyperlink w:anchor="_Toc224208118" w:history="1">
         <w:r>
           <w:rPr>
             <w:rStyle w:val="Lienhypertexte"/>
@@ -2937,7 +2937,7 @@
             <w:noProof/>
             <w:webHidden/>
           </w:rPr>
-          <w:instrText xml:space="preserve"> PAGEREF _Toc224144688 \h </w:instrText>
+          <w:instrText xml:space="preserve"> PAGEREF _Toc224208118 \h </w:instrText>
         </w:r>
         <w:r>
           <w:rPr>
@@ -2957,7 +2957,7 @@
             <w:noProof/>
             <w:webHidden/>
           </w:rPr>
-          <w:t>33</w:t>
+          <w:t>34</w:t>
         </w:r>
         <w:r>
           <w:rPr>
@@ -2985,7 +2985,7 @@
           <w14:ligatures w14:val="standardContextual"/>
         </w:rPr>
       </w:pPr>
-      <w:hyperlink w:anchor="_Toc224144689" w:history="1">
+      <w:hyperlink w:anchor="_Toc224208119" w:history="1">
         <w:r>
           <w:rPr>
             <w:rStyle w:val="Lienhypertexte"/>
@@ -3012,7 +3012,7 @@
             <w:noProof/>
             <w:webHidden/>
           </w:rPr>
-          <w:instrText xml:space="preserve"> PAGEREF _Toc224144689 \h </w:instrText>
+          <w:instrText xml:space="preserve"> PAGEREF _Toc224208119 \h </w:instrText>
         </w:r>
         <w:r>
           <w:rPr>
@@ -3032,7 +3032,7 @@
             <w:noProof/>
             <w:webHidden/>
           </w:rPr>
-          <w:t>33</w:t>
+          <w:t>34</w:t>
         </w:r>
         <w:r>
           <w:rPr>
@@ -3059,7 +3059,7 @@
           <w14:ligatures w14:val="standardContextual"/>
         </w:rPr>
       </w:pPr>
-      <w:hyperlink w:anchor="_Toc224144690" w:history="1">
+      <w:hyperlink w:anchor="_Toc224208120" w:history="1">
         <w:r>
           <w:rPr>
             <w:rStyle w:val="Lienhypertexte"/>
@@ -3086,7 +3086,7 @@
             <w:noProof/>
             <w:webHidden/>
           </w:rPr>
-          <w:instrText xml:space="preserve"> PAGEREF _Toc224144690 \h </w:instrText>
+          <w:instrText xml:space="preserve"> PAGEREF _Toc224208120 \h </w:instrText>
         </w:r>
         <w:r>
           <w:rPr>
@@ -3106,7 +3106,7 @@
             <w:noProof/>
             <w:webHidden/>
           </w:rPr>
-          <w:t>33</w:t>
+          <w:t>34</w:t>
         </w:r>
         <w:r>
           <w:rPr>
@@ -3133,7 +3133,7 @@
           <w14:ligatures w14:val="standardContextual"/>
         </w:rPr>
       </w:pPr>
-      <w:hyperlink w:anchor="_Toc224144691" w:history="1">
+      <w:hyperlink w:anchor="_Toc224208121" w:history="1">
         <w:r>
           <w:rPr>
             <w:rStyle w:val="Lienhypertexte"/>
@@ -3160,7 +3160,7 @@
             <w:noProof/>
             <w:webHidden/>
           </w:rPr>
-          <w:instrText xml:space="preserve"> PAGEREF _Toc224144691 \h </w:instrText>
+          <w:instrText xml:space="preserve"> PAGEREF _Toc224208121 \h </w:instrText>
         </w:r>
         <w:r>
           <w:rPr>
@@ -3180,7 +3180,7 @@
             <w:noProof/>
             <w:webHidden/>
           </w:rPr>
-          <w:t>33</w:t>
+          <w:t>34</w:t>
         </w:r>
         <w:r>
           <w:rPr>
@@ -3209,7 +3209,7 @@
           <w14:ligatures w14:val="standardContextual"/>
         </w:rPr>
       </w:pPr>
-      <w:hyperlink w:anchor="_Toc224144692" w:history="1">
+      <w:hyperlink w:anchor="_Toc224208122" w:history="1">
         <w:r>
           <w:rPr>
             <w:rStyle w:val="Lienhypertexte"/>
@@ -3236,7 +3236,7 @@
             <w:noProof/>
             <w:webHidden/>
           </w:rPr>
-          <w:instrText xml:space="preserve"> PAGEREF _Toc224144692 \h </w:instrText>
+          <w:instrText xml:space="preserve"> PAGEREF _Toc224208122 \h </w:instrText>
         </w:r>
         <w:r>
           <w:rPr>
@@ -3256,7 +3256,7 @@
             <w:noProof/>
             <w:webHidden/>
           </w:rPr>
-          <w:t>33</w:t>
+          <w:t>34</w:t>
         </w:r>
         <w:r>
           <w:rPr>
@@ -3285,7 +3285,7 @@
           <w14:ligatures w14:val="standardContextual"/>
         </w:rPr>
       </w:pPr>
-      <w:hyperlink w:anchor="_Toc224144693" w:history="1">
+      <w:hyperlink w:anchor="_Toc224208123" w:history="1">
         <w:r>
           <w:rPr>
             <w:rStyle w:val="Lienhypertexte"/>
@@ -3312,7 +3312,7 @@
             <w:noProof/>
             <w:webHidden/>
           </w:rPr>
-          <w:instrText xml:space="preserve"> PAGEREF _Toc224144693 \h </w:instrText>
+          <w:instrText xml:space="preserve"> PAGEREF _Toc224208123 \h </w:instrText>
         </w:r>
         <w:r>
           <w:rPr>
@@ -3352,7 +3352,7 @@
       <w:pPr>
         <w:pStyle w:val="Titre1"/>
       </w:pPr>
-      <w:bookmarkStart w:id="0" w:name="_Toc224144651"/>
+      <w:bookmarkStart w:id="0" w:name="_Toc224208081"/>
       <w:r>
         <w:t>Prolégomènes</w:t>
       </w:r>
@@ -3362,7 +3362,7 @@
       <w:pPr>
         <w:pStyle w:val="Titre2"/>
       </w:pPr>
-      <w:bookmarkStart w:id="1" w:name="_Toc224144652"/>
+      <w:bookmarkStart w:id="1" w:name="_Toc224208082"/>
       <w:r>
         <w:t>Travailler avec un classeur Excel prenant en charge les macros</w:t>
       </w:r>
@@ -3548,7 +3548,7 @@
       <w:pPr>
         <w:pStyle w:val="Titre2"/>
       </w:pPr>
-      <w:bookmarkStart w:id="2" w:name="_Toc224144653"/>
+      <w:bookmarkStart w:id="2" w:name="_Toc224208083"/>
       <w:r>
         <w:t xml:space="preserve">Le </w:t>
       </w:r>
@@ -3697,7 +3697,7 @@
       <w:pPr>
         <w:pStyle w:val="Titre1"/>
       </w:pPr>
-      <w:bookmarkStart w:id="3" w:name="_Toc224144654"/>
+      <w:bookmarkStart w:id="3" w:name="_Toc224208084"/>
       <w:r>
         <w:t>Liste avec</w:t>
       </w:r>
@@ -3731,7 +3731,7 @@
       <w:pPr>
         <w:pStyle w:val="Titre2"/>
       </w:pPr>
-      <w:bookmarkStart w:id="4" w:name="_Toc224144655"/>
+      <w:bookmarkStart w:id="4" w:name="_Toc224208085"/>
       <w:r>
         <w:t xml:space="preserve">Avec </w:t>
       </w:r>
@@ -4276,7 +4276,7 @@
       <w:pPr>
         <w:pStyle w:val="Titre3"/>
       </w:pPr>
-      <w:bookmarkStart w:id="5" w:name="_Toc224144656"/>
+      <w:bookmarkStart w:id="5" w:name="_Toc224208086"/>
       <w:r>
         <w:t>Syntaxe de la fonction REMPLACER</w:t>
       </w:r>
@@ -4660,7 +4660,7 @@
       <w:pPr>
         <w:pStyle w:val="Titre3"/>
       </w:pPr>
-      <w:bookmarkStart w:id="6" w:name="_Toc224144657"/>
+      <w:bookmarkStart w:id="6" w:name="_Toc224208087"/>
       <w:r>
         <w:t>Syntaxe de la fonction TROUVE</w:t>
       </w:r>
@@ -5030,7 +5030,7 @@
       <w:pPr>
         <w:pStyle w:val="Titre3"/>
       </w:pPr>
-      <w:bookmarkStart w:id="7" w:name="_Toc224144658"/>
+      <w:bookmarkStart w:id="7" w:name="_Toc224208088"/>
       <w:r>
         <w:t>Explications :</w:t>
       </w:r>
@@ -5228,7 +5228,7 @@
       <w:pPr>
         <w:pStyle w:val="Titre3"/>
       </w:pPr>
-      <w:bookmarkStart w:id="8" w:name="_Toc224144659"/>
+      <w:bookmarkStart w:id="8" w:name="_Toc224208089"/>
       <w:r>
         <w:lastRenderedPageBreak/>
         <w:t>Syntaxe</w:t>
@@ -5293,7 +5293,7 @@
       <w:pPr>
         <w:pStyle w:val="Titre4"/>
       </w:pPr>
-      <w:bookmarkStart w:id="9" w:name="_Toc224144660"/>
+      <w:bookmarkStart w:id="9" w:name="_Toc224208090"/>
       <w:r>
         <w:t>Syntaxe de la fonction INDEX</w:t>
       </w:r>
@@ -5844,7 +5844,7 @@
       <w:pPr>
         <w:pStyle w:val="Titre4"/>
       </w:pPr>
-      <w:bookmarkStart w:id="10" w:name="_Toc224144661"/>
+      <w:bookmarkStart w:id="10" w:name="_Toc224208091"/>
       <w:r>
         <w:t>Syntaxe de la fonction INDEX</w:t>
       </w:r>
@@ -6512,7 +6512,7 @@
       <w:pPr>
         <w:pStyle w:val="Titre2"/>
       </w:pPr>
-      <w:bookmarkStart w:id="11" w:name="_Toc224144662"/>
+      <w:bookmarkStart w:id="11" w:name="_Toc224208092"/>
       <w:r>
         <w:t>Avec LIRE.CLASSEUR , TRANSPOSE et SUBSTITUE</w:t>
       </w:r>
@@ -7138,7 +7138,7 @@
       <w:pPr>
         <w:pStyle w:val="Titre3"/>
       </w:pPr>
-      <w:bookmarkStart w:id="12" w:name="_Toc224144663"/>
+      <w:bookmarkStart w:id="12" w:name="_Toc224208093"/>
       <w:r>
         <w:t>Syntaxe de la fonction SUBSTITUE</w:t>
       </w:r>
@@ -7599,7 +7599,7 @@
       <w:pPr>
         <w:pStyle w:val="Titre3"/>
       </w:pPr>
-      <w:bookmarkStart w:id="13" w:name="_Toc224144664"/>
+      <w:bookmarkStart w:id="13" w:name="_Toc224208094"/>
       <w:r>
         <w:t>Syntaxe de la fonction TRANSPOSE</w:t>
       </w:r>
@@ -8048,7 +8048,7 @@
       <w:pPr>
         <w:pStyle w:val="Titre3"/>
       </w:pPr>
-      <w:bookmarkStart w:id="14" w:name="_Toc224144665"/>
+      <w:bookmarkStart w:id="14" w:name="_Toc224208095"/>
       <w:r>
         <w:t>Explications :</w:t>
       </w:r>
@@ -8288,7 +8288,7 @@
       <w:pPr>
         <w:pStyle w:val="Titre2"/>
       </w:pPr>
-      <w:bookmarkStart w:id="15" w:name="_Toc224144666"/>
+      <w:bookmarkStart w:id="15" w:name="_Toc224208096"/>
       <w:r>
         <w:t>Avec LIRE.CLASSEUR, REMPLACER, TROUVE et TRANSPOSE</w:t>
       </w:r>
@@ -8303,7 +8303,7 @@
       <w:pPr>
         <w:pStyle w:val="Titre3"/>
       </w:pPr>
-      <w:bookmarkStart w:id="16" w:name="_Toc224144667"/>
+      <w:bookmarkStart w:id="16" w:name="_Toc224208097"/>
       <w:r>
         <w:t>Étape 1 : Clique</w:t>
       </w:r>
@@ -8444,7 +8444,7 @@
       <w:pPr>
         <w:pStyle w:val="Titre3"/>
       </w:pPr>
-      <w:bookmarkStart w:id="17" w:name="_Toc224144668"/>
+      <w:bookmarkStart w:id="17" w:name="_Toc224208098"/>
       <w:r>
         <w:t>Étape 2 : Modifiez le nom et la formule dans la boîte de dialogue Nouveau nom</w:t>
       </w:r>
@@ -8875,7 +8875,7 @@
       <w:pPr>
         <w:pStyle w:val="Titre3"/>
       </w:pPr>
-      <w:bookmarkStart w:id="18" w:name="_Toc224144669"/>
+      <w:bookmarkStart w:id="18" w:name="_Toc224208099"/>
       <w:r>
         <w:t>Étape 3 : Utilisation d'une formule pour lister les noms des feuilles</w:t>
       </w:r>
@@ -9029,7 +9029,7 @@
       <w:pPr>
         <w:pStyle w:val="Titre2"/>
       </w:pPr>
-      <w:bookmarkStart w:id="19" w:name="_Toc224144670"/>
+      <w:bookmarkStart w:id="19" w:name="_Toc224208100"/>
       <w:r>
         <w:t xml:space="preserve">Avec LIRE.CLASSEUR, </w:t>
       </w:r>
@@ -9204,7 +9204,7 @@
       <w:pPr>
         <w:pStyle w:val="Titre3"/>
       </w:pPr>
-      <w:bookmarkStart w:id="20" w:name="_Toc224144671"/>
+      <w:bookmarkStart w:id="20" w:name="_Toc224208101"/>
       <w:r>
         <w:t>Étape 1 : Clique</w:t>
       </w:r>
@@ -9293,7 +9293,7 @@
       <w:pPr>
         <w:pStyle w:val="Titre3"/>
       </w:pPr>
-      <w:bookmarkStart w:id="21" w:name="_Toc224144672"/>
+      <w:bookmarkStart w:id="21" w:name="_Toc224208102"/>
       <w:r>
         <w:t xml:space="preserve">Étape </w:t>
       </w:r>
@@ -9409,7 +9409,7 @@
       <w:pPr>
         <w:pStyle w:val="Titre3"/>
       </w:pPr>
-      <w:bookmarkStart w:id="22" w:name="_Toc224144673"/>
+      <w:bookmarkStart w:id="22" w:name="_Toc224208103"/>
       <w:r>
         <w:t xml:space="preserve">Étape </w:t>
       </w:r>
@@ -9697,7 +9697,7 @@
       <w:pPr>
         <w:pStyle w:val="Titre3"/>
       </w:pPr>
-      <w:bookmarkStart w:id="23" w:name="_Toc224144674"/>
+      <w:bookmarkStart w:id="23" w:name="_Toc224208104"/>
       <w:r>
         <w:t xml:space="preserve">Étape </w:t>
       </w:r>
@@ -9816,7 +9816,7 @@
       <w:pPr>
         <w:pStyle w:val="Titre4"/>
       </w:pPr>
-      <w:bookmarkStart w:id="24" w:name="_Toc224144675"/>
+      <w:bookmarkStart w:id="24" w:name="_Toc224208105"/>
       <w:r>
         <w:t>Syntaxe de</w:t>
       </w:r>
@@ -10253,7 +10253,7 @@
       <w:pPr>
         <w:pStyle w:val="Titre4"/>
       </w:pPr>
-      <w:bookmarkStart w:id="25" w:name="_Toc224144676"/>
+      <w:bookmarkStart w:id="25" w:name="_Toc224208106"/>
       <w:r>
         <w:t>Explications</w:t>
       </w:r>
@@ -10263,7 +10263,7 @@
       <w:pPr>
         <w:pStyle w:val="Titre4"/>
       </w:pPr>
-      <w:bookmarkStart w:id="26" w:name="_Toc224144677"/>
+      <w:bookmarkStart w:id="26" w:name="_Toc224208107"/>
       <w:r>
         <w:t>Décomposer le résultat de LIRE.CLASSEUR()</w:t>
       </w:r>
@@ -11097,7 +11097,7 @@
       <w:pPr>
         <w:pStyle w:val="Titre4"/>
       </w:pPr>
-      <w:bookmarkStart w:id="27" w:name="_Toc224144678"/>
+      <w:bookmarkStart w:id="27" w:name="_Toc224208108"/>
       <w:r>
         <w:t>Autre solution avec la fonction DROITE()</w:t>
       </w:r>
@@ -11376,7 +11376,7 @@
       <w:pPr>
         <w:pStyle w:val="Titre3"/>
       </w:pPr>
-      <w:bookmarkStart w:id="28" w:name="_Toc224144679"/>
+      <w:bookmarkStart w:id="28" w:name="_Toc224208109"/>
       <w:r>
         <w:t xml:space="preserve">Étape </w:t>
       </w:r>
@@ -11868,7 +11868,7 @@
       <w:pPr>
         <w:pStyle w:val="Titre3"/>
       </w:pPr>
-      <w:bookmarkStart w:id="29" w:name="_Toc224144680"/>
+      <w:bookmarkStart w:id="29" w:name="_Toc224208110"/>
       <w:r>
         <w:lastRenderedPageBreak/>
         <w:t>Étape 6 : Gérer les erreurs #REF ! avec la fonction SIERREUR</w:t>
@@ -11951,7 +11951,7 @@
       <w:pPr>
         <w:pStyle w:val="Titre4"/>
       </w:pPr>
-      <w:bookmarkStart w:id="30" w:name="_Toc224144681"/>
+      <w:bookmarkStart w:id="30" w:name="_Toc224208111"/>
       <w:r>
         <w:t>Syntaxe de la fonction SIERREUR</w:t>
       </w:r>
@@ -12555,7 +12555,7 @@
       <w:pPr>
         <w:pStyle w:val="Titre4"/>
       </w:pPr>
-      <w:bookmarkStart w:id="31" w:name="_Toc224144682"/>
+      <w:bookmarkStart w:id="31" w:name="_Toc224208112"/>
       <w:r>
         <w:t>Modification de la formule pour ne pas compter la feuille Sommaire</w:t>
       </w:r>
@@ -12725,7 +12725,7 @@
       <w:pPr>
         <w:pStyle w:val="Titre2"/>
       </w:pPr>
-      <w:bookmarkStart w:id="32" w:name="_Toc224144683"/>
+      <w:bookmarkStart w:id="32" w:name="_Toc224208113"/>
       <w:r>
         <w:t>Pour aller plus loin</w:t>
       </w:r>
@@ -12735,7 +12735,7 @@
       <w:pPr>
         <w:pStyle w:val="Titre3"/>
       </w:pPr>
-      <w:bookmarkStart w:id="33" w:name="_Toc224144684"/>
+      <w:bookmarkStart w:id="33" w:name="_Toc224208114"/>
       <w:r>
         <w:t>Rendre l'affichage</w:t>
       </w:r>
@@ -12791,6 +12791,98 @@
       </w:r>
     </w:p>
     <w:p>
+      <w:pPr>
+        <w:spacing w:after="0"/>
+      </w:pPr>
+      <w:r>
+        <w:t>Ce système n’est pas parfait</w:t>
+      </w:r>
+      <w:r>
+        <w:t xml:space="preserve">, car </w:t>
+      </w:r>
+      <w:r>
+        <w:t>les changements ne seront pas actualisés dans les cas suivants</w:t>
+      </w:r>
+      <w:r>
+        <w:t> :</w:t>
+      </w:r>
+    </w:p>
+    <w:p>
+      <w:pPr>
+        <w:pStyle w:val="Paragraphedeliste"/>
+        <w:numPr>
+          <w:ilvl w:val="0"/>
+          <w:numId w:val="15"/>
+        </w:numPr>
+        <w:spacing w:after="0"/>
+      </w:pPr>
+      <w:r>
+        <w:t>ajouter une feuille</w:t>
+      </w:r>
+    </w:p>
+    <w:p>
+      <w:pPr>
+        <w:pStyle w:val="Paragraphedeliste"/>
+        <w:numPr>
+          <w:ilvl w:val="0"/>
+          <w:numId w:val="15"/>
+        </w:numPr>
+        <w:spacing w:after="0"/>
+      </w:pPr>
+      <w:r>
+        <w:t>modifier une feuille existante</w:t>
+      </w:r>
+    </w:p>
+    <w:p>
+      <w:pPr>
+        <w:pStyle w:val="Paragraphedeliste"/>
+        <w:spacing w:after="0"/>
+      </w:pPr>
+    </w:p>
+    <w:p>
+      <w:pPr>
+        <w:spacing w:after="0"/>
+      </w:pPr>
+      <w:r>
+        <w:t xml:space="preserve">Même en appuyant sur </w:t>
+      </w:r>
+      <w:r>
+        <w:rPr>
+          <w:b/>
+          <w:bCs/>
+        </w:rPr>
+        <w:t>F9</w:t>
+      </w:r>
+      <w:r>
+        <w:t xml:space="preserve"> (pour recalculer toutes les formules de calcul), cela ne change rien.</w:t>
+      </w:r>
+    </w:p>
+    <w:p>
+      <w:pPr>
+        <w:spacing w:after="0"/>
+      </w:pPr>
+      <w:r>
+        <w:t>La solution consiste à</w:t>
+      </w:r>
+      <w:r>
+        <w:t xml:space="preserve"> modifier </w:t>
+      </w:r>
+      <w:r>
+        <w:t>la</w:t>
+      </w:r>
+      <w:r>
+        <w:t xml:space="preserve"> formule de calcul qui se trouve dans le gestionnaire de noms. On va associer une autre fonction macro à LIRE.CLASSEUR(1)</w:t>
+      </w:r>
+      <w:r>
+        <w:t>.</w:t>
+      </w:r>
+    </w:p>
+    <w:p>
+      <w:pPr>
+        <w:spacing w:after="0"/>
+      </w:pPr>
+    </w:p>
+    <w:p>
       <w:r>
         <w:t>Pour r</w:t>
       </w:r>
@@ -12805,7 +12897,7 @@
       <w:pPr>
         <w:pStyle w:val="Titre4"/>
       </w:pPr>
-      <w:bookmarkStart w:id="34" w:name="_Toc224144685"/>
+      <w:bookmarkStart w:id="34" w:name="_Toc224208115"/>
       <w:r>
         <w:t>Avec ALEA et TEXTE</w:t>
       </w:r>
@@ -12841,7 +12933,7 @@
       <w:pPr>
         <w:pStyle w:val="Titre5"/>
       </w:pPr>
-      <w:bookmarkStart w:id="35" w:name="_Toc224144686"/>
+      <w:bookmarkStart w:id="35" w:name="_Toc224208116"/>
       <w:r>
         <w:t xml:space="preserve">Syntaxe de la fonction </w:t>
       </w:r>
@@ -12919,6 +13011,7 @@
           <w:sz w:val="24"/>
           <w:szCs w:val="24"/>
         </w:rPr>
+        <w:lastRenderedPageBreak/>
         <w:t>= ALEA()</w:t>
       </w:r>
     </w:p>
@@ -13012,9 +13105,8 @@
       <w:pPr>
         <w:pStyle w:val="Titre5"/>
       </w:pPr>
-      <w:bookmarkStart w:id="36" w:name="_Toc224144687"/>
-      <w:r>
-        <w:lastRenderedPageBreak/>
+      <w:bookmarkStart w:id="36" w:name="_Toc224208117"/>
+      <w:r>
         <w:t>Syntaxe de la fonction TEXTE</w:t>
       </w:r>
       <w:bookmarkEnd w:id="36"/>
@@ -13401,6 +13493,10 @@
     </w:p>
     <w:p>
       <w:r>
+        <w:rPr>
+          <w:noProof/>
+        </w:rPr>
+        <w:lastRenderedPageBreak/>
         <w:drawing>
           <wp:inline distT="0" distB="0" distL="0" distR="0" wp14:anchorId="74030236" wp14:editId="22873795">
             <wp:extent cx="5760720" cy="2230120"/>
@@ -13489,7 +13585,9 @@
         <w:spacing w:after="0"/>
       </w:pPr>
       <w:r>
-        <w:lastRenderedPageBreak/>
+        <w:rPr>
+          <w:noProof/>
+        </w:rPr>
         <w:drawing>
           <wp:inline distT="0" distB="0" distL="0" distR="0" wp14:anchorId="4AF99714" wp14:editId="48D84DE2">
             <wp:extent cx="5676140" cy="1411834"/>
@@ -13623,6 +13721,9 @@
         <w:spacing w:after="0"/>
       </w:pPr>
       <w:r>
+        <w:rPr>
+          <w:noProof/>
+        </w:rPr>
         <w:drawing>
           <wp:inline distT="0" distB="0" distL="0" distR="0" wp14:anchorId="512BBD4B" wp14:editId="0A9F3F00">
             <wp:extent cx="5675630" cy="2958032"/>
@@ -13672,6 +13773,7 @@
     <w:p/>
     <w:p>
       <w:r>
+        <w:lastRenderedPageBreak/>
         <w:t>Passons à la seconde méthode, maintenant.</w:t>
       </w:r>
       <w:r>
@@ -13700,7 +13802,7 @@
           <w:highlight w:val="yellow"/>
         </w:rPr>
       </w:pPr>
-      <w:bookmarkStart w:id="37" w:name="_Toc224144688"/>
+      <w:bookmarkStart w:id="37" w:name="_Toc224208118"/>
       <w:r>
         <w:rPr>
           <w:highlight w:val="yellow"/>
@@ -13711,70 +13813,59 @@
         <w:rPr>
           <w:highlight w:val="yellow"/>
         </w:rPr>
-        <w:t xml:space="preserve"> </w:t>
+        <w:t xml:space="preserve"> MAINTENANT et </w:t>
       </w:r>
       <w:r>
         <w:rPr>
           <w:highlight w:val="yellow"/>
         </w:rPr>
-        <w:t>MAINTENANT</w:t>
-      </w:r>
-      <w:r>
-        <w:rPr>
-          <w:highlight w:val="yellow"/>
-        </w:rPr>
-        <w:t xml:space="preserve"> et </w:t>
-      </w:r>
-      <w:r>
-        <w:rPr>
-          <w:highlight w:val="yellow"/>
-        </w:rPr>
         <w:t>T</w:t>
       </w:r>
       <w:bookmarkEnd w:id="37"/>
-    </w:p>
-    <w:p/>
-    <w:p>
-      <w:pPr>
-        <w:pStyle w:val="Titre3"/>
-      </w:pPr>
-      <w:bookmarkStart w:id="38" w:name="_Toc224144689"/>
-      <w:r>
-        <w:t>On peut ajouter des liens hypertexte sur le nom des feuilles.</w:t>
-      </w:r>
-      <w:bookmarkEnd w:id="38"/>
-    </w:p>
-    <w:p>
-      <w:pPr>
-        <w:pStyle w:val="Titre4"/>
-      </w:pPr>
-      <w:bookmarkStart w:id="39" w:name="_Toc224144690"/>
-      <w:r>
-        <w:t>Ajouter des liens hypertexte manuellement</w:t>
-      </w:r>
-      <w:bookmarkEnd w:id="39"/>
-    </w:p>
-    <w:p>
-      <w:pPr>
-        <w:pStyle w:val="Titre4"/>
-      </w:pPr>
-      <w:bookmarkStart w:id="40" w:name="_Toc224144691"/>
-      <w:r>
-        <w:t>Transition vers le VBA : ajouter des liens hypertexte par code</w:t>
-      </w:r>
-      <w:bookmarkEnd w:id="40"/>
     </w:p>
     <w:p/>
     <w:p/>
     <w:p>
       <w:pPr>
+        <w:pStyle w:val="Titre3"/>
+      </w:pPr>
+      <w:bookmarkStart w:id="38" w:name="_Toc224208119"/>
+      <w:r>
+        <w:t>On peut ajouter des liens hypertexte sur le nom des feuilles.</w:t>
+      </w:r>
+      <w:bookmarkEnd w:id="38"/>
+    </w:p>
+    <w:p>
+      <w:pPr>
+        <w:pStyle w:val="Titre4"/>
+      </w:pPr>
+      <w:bookmarkStart w:id="39" w:name="_Toc224208120"/>
+      <w:r>
+        <w:t>Ajouter des liens hypertexte manuellement</w:t>
+      </w:r>
+      <w:bookmarkEnd w:id="39"/>
+    </w:p>
+    <w:p>
+      <w:pPr>
+        <w:pStyle w:val="Titre4"/>
+      </w:pPr>
+      <w:bookmarkStart w:id="40" w:name="_Toc224208121"/>
+      <w:r>
+        <w:t>Transition vers le VBA : ajouter des liens hypertexte par code</w:t>
+      </w:r>
+      <w:bookmarkEnd w:id="40"/>
+    </w:p>
+    <w:p/>
+    <w:p/>
+    <w:p>
+      <w:pPr>
         <w:pStyle w:val="Titre1"/>
         <w:rPr>
           <w:b/>
           <w:bCs/>
         </w:rPr>
       </w:pPr>
-      <w:bookmarkStart w:id="41" w:name="_Toc224144692"/>
+      <w:bookmarkStart w:id="41" w:name="_Toc224208122"/>
       <w:r>
         <w:rPr>
           <w:b/>
@@ -13832,7 +13923,6 @@
                 <w:sz w:val="24"/>
                 <w:szCs w:val="24"/>
               </w:rPr>
-              <w:lastRenderedPageBreak/>
               <w:t>Français</w:t>
             </w:r>
           </w:p>
@@ -13913,7 +14003,7 @@
         <w:pStyle w:val="Titre1"/>
       </w:pPr>
       <w:bookmarkStart w:id="42" w:name="_Toc223707034"/>
-      <w:bookmarkStart w:id="43" w:name="_Toc224144693"/>
+      <w:bookmarkStart w:id="43" w:name="_Toc224208123"/>
       <w:r>
         <w:t>Links</w:t>
       </w:r>
@@ -14005,6 +14095,7 @@
           <w:sz w:val="24"/>
           <w:szCs w:val="24"/>
         </w:rPr>
+        <w:lastRenderedPageBreak/>
         <w:drawing>
           <wp:inline distT="0" distB="0" distL="0" distR="0" wp14:anchorId="24B3C25B" wp14:editId="1F33DE06">
             <wp:extent cx="540000" cy="540000"/>
@@ -14852,7 +14943,7 @@
               <w:sz w:val="16"/>
               <w:szCs w:val="16"/>
             </w:rPr>
-            <w:t>11-03-2026 17:45</w:t>
+            <w:t>11-03-2026 18:04</w:t>
           </w:r>
           <w:r>
             <w:rPr>
@@ -15912,6 +16003,119 @@
     </w:lvl>
   </w:abstractNum>
   <w:abstractNum w:abstractNumId="5" w15:restartNumberingAfterBreak="0">
+    <w:nsid w:val="3C902868"/>
+    <w:multiLevelType w:val="hybridMultilevel"/>
+    <w:tmpl w:val="C42429BE"/>
+    <w:lvl w:ilvl="0" w:tplc="040C000B">
+      <w:start w:val="1"/>
+      <w:numFmt w:val="bullet"/>
+      <w:lvlText w:val=""/>
+      <w:lvlJc w:val="left"/>
+      <w:pPr>
+        <w:ind w:left="720" w:hanging="360"/>
+      </w:pPr>
+      <w:rPr>
+        <w:rFonts w:ascii="Wingdings" w:hAnsi="Wingdings" w:hint="default"/>
+      </w:rPr>
+    </w:lvl>
+    <w:lvl w:ilvl="1" w:tplc="040C0003" w:tentative="1">
+      <w:start w:val="1"/>
+      <w:numFmt w:val="bullet"/>
+      <w:lvlText w:val="o"/>
+      <w:lvlJc w:val="left"/>
+      <w:pPr>
+        <w:ind w:left="1440" w:hanging="360"/>
+      </w:pPr>
+      <w:rPr>
+        <w:rFonts w:ascii="Courier New" w:hAnsi="Courier New" w:cs="Courier New" w:hint="default"/>
+      </w:rPr>
+    </w:lvl>
+    <w:lvl w:ilvl="2" w:tplc="040C0005" w:tentative="1">
+      <w:start w:val="1"/>
+      <w:numFmt w:val="bullet"/>
+      <w:lvlText w:val=""/>
+      <w:lvlJc w:val="left"/>
+      <w:pPr>
+        <w:ind w:left="2160" w:hanging="360"/>
+      </w:pPr>
+      <w:rPr>
+        <w:rFonts w:ascii="Wingdings" w:hAnsi="Wingdings" w:hint="default"/>
+      </w:rPr>
+    </w:lvl>
+    <w:lvl w:ilvl="3" w:tplc="040C0001" w:tentative="1">
+      <w:start w:val="1"/>
+      <w:numFmt w:val="bullet"/>
+      <w:lvlText w:val=""/>
+      <w:lvlJc w:val="left"/>
+      <w:pPr>
+        <w:ind w:left="2880" w:hanging="360"/>
+      </w:pPr>
+      <w:rPr>
+        <w:rFonts w:ascii="Symbol" w:hAnsi="Symbol" w:hint="default"/>
+      </w:rPr>
+    </w:lvl>
+    <w:lvl w:ilvl="4" w:tplc="040C0003" w:tentative="1">
+      <w:start w:val="1"/>
+      <w:numFmt w:val="bullet"/>
+      <w:lvlText w:val="o"/>
+      <w:lvlJc w:val="left"/>
+      <w:pPr>
+        <w:ind w:left="3600" w:hanging="360"/>
+      </w:pPr>
+      <w:rPr>
+        <w:rFonts w:ascii="Courier New" w:hAnsi="Courier New" w:cs="Courier New" w:hint="default"/>
+      </w:rPr>
+    </w:lvl>
+    <w:lvl w:ilvl="5" w:tplc="040C0005" w:tentative="1">
+      <w:start w:val="1"/>
+      <w:numFmt w:val="bullet"/>
+      <w:lvlText w:val=""/>
+      <w:lvlJc w:val="left"/>
+      <w:pPr>
+        <w:ind w:left="4320" w:hanging="360"/>
+      </w:pPr>
+      <w:rPr>
+        <w:rFonts w:ascii="Wingdings" w:hAnsi="Wingdings" w:hint="default"/>
+      </w:rPr>
+    </w:lvl>
+    <w:lvl w:ilvl="6" w:tplc="040C0001" w:tentative="1">
+      <w:start w:val="1"/>
+      <w:numFmt w:val="bullet"/>
+      <w:lvlText w:val=""/>
+      <w:lvlJc w:val="left"/>
+      <w:pPr>
+        <w:ind w:left="5040" w:hanging="360"/>
+      </w:pPr>
+      <w:rPr>
+        <w:rFonts w:ascii="Symbol" w:hAnsi="Symbol" w:hint="default"/>
+      </w:rPr>
+    </w:lvl>
+    <w:lvl w:ilvl="7" w:tplc="040C0003" w:tentative="1">
+      <w:start w:val="1"/>
+      <w:numFmt w:val="bullet"/>
+      <w:lvlText w:val="o"/>
+      <w:lvlJc w:val="left"/>
+      <w:pPr>
+        <w:ind w:left="5760" w:hanging="360"/>
+      </w:pPr>
+      <w:rPr>
+        <w:rFonts w:ascii="Courier New" w:hAnsi="Courier New" w:cs="Courier New" w:hint="default"/>
+      </w:rPr>
+    </w:lvl>
+    <w:lvl w:ilvl="8" w:tplc="040C0005" w:tentative="1">
+      <w:start w:val="1"/>
+      <w:numFmt w:val="bullet"/>
+      <w:lvlText w:val=""/>
+      <w:lvlJc w:val="left"/>
+      <w:pPr>
+        <w:ind w:left="6480" w:hanging="360"/>
+      </w:pPr>
+      <w:rPr>
+        <w:rFonts w:ascii="Wingdings" w:hAnsi="Wingdings" w:hint="default"/>
+      </w:rPr>
+    </w:lvl>
+  </w:abstractNum>
+  <w:abstractNum w:abstractNumId="6" w15:restartNumberingAfterBreak="0">
     <w:nsid w:val="48703962"/>
     <w:multiLevelType w:val="multilevel"/>
     <w:tmpl w:val="052E3A14"/>
@@ -16060,7 +16264,7 @@
       </w:rPr>
     </w:lvl>
   </w:abstractNum>
-  <w:abstractNum w:abstractNumId="6" w15:restartNumberingAfterBreak="0">
+  <w:abstractNum w:abstractNumId="7" w15:restartNumberingAfterBreak="0">
     <w:nsid w:val="4A58552D"/>
     <w:multiLevelType w:val="multilevel"/>
     <w:tmpl w:val="D960C3C6"/>
@@ -16209,7 +16413,7 @@
       </w:rPr>
     </w:lvl>
   </w:abstractNum>
-  <w:abstractNum w:abstractNumId="7" w15:restartNumberingAfterBreak="0">
+  <w:abstractNum w:abstractNumId="8" w15:restartNumberingAfterBreak="0">
     <w:nsid w:val="51363DDA"/>
     <w:multiLevelType w:val="hybridMultilevel"/>
     <w:tmpl w:val="1A4AC8B6"/>
@@ -16322,7 +16526,7 @@
       </w:rPr>
     </w:lvl>
   </w:abstractNum>
-  <w:abstractNum w:abstractNumId="8" w15:restartNumberingAfterBreak="0">
+  <w:abstractNum w:abstractNumId="9" w15:restartNumberingAfterBreak="0">
     <w:nsid w:val="63C67794"/>
     <w:multiLevelType w:val="multilevel"/>
     <w:tmpl w:val="562662F0"/>
@@ -16471,7 +16675,7 @@
       </w:rPr>
     </w:lvl>
   </w:abstractNum>
-  <w:abstractNum w:abstractNumId="9" w15:restartNumberingAfterBreak="0">
+  <w:abstractNum w:abstractNumId="10" w15:restartNumberingAfterBreak="0">
     <w:nsid w:val="6520374D"/>
     <w:multiLevelType w:val="multilevel"/>
     <w:tmpl w:val="052E3A14"/>
@@ -16620,7 +16824,7 @@
       </w:rPr>
     </w:lvl>
   </w:abstractNum>
-  <w:abstractNum w:abstractNumId="10" w15:restartNumberingAfterBreak="0">
+  <w:abstractNum w:abstractNumId="11" w15:restartNumberingAfterBreak="0">
     <w:nsid w:val="6DB46957"/>
     <w:multiLevelType w:val="multilevel"/>
     <w:tmpl w:val="FF46C1BE"/>
@@ -16769,7 +16973,7 @@
       </w:rPr>
     </w:lvl>
   </w:abstractNum>
-  <w:abstractNum w:abstractNumId="11" w15:restartNumberingAfterBreak="0">
+  <w:abstractNum w:abstractNumId="12" w15:restartNumberingAfterBreak="0">
     <w:nsid w:val="74244931"/>
     <w:multiLevelType w:val="hybridMultilevel"/>
     <w:tmpl w:val="4B44ED88"/>
@@ -16882,7 +17086,7 @@
       </w:rPr>
     </w:lvl>
   </w:abstractNum>
-  <w:abstractNum w:abstractNumId="12" w15:restartNumberingAfterBreak="0">
+  <w:abstractNum w:abstractNumId="13" w15:restartNumberingAfterBreak="0">
     <w:nsid w:val="76FD166A"/>
     <w:multiLevelType w:val="multilevel"/>
     <w:tmpl w:val="49A4698E"/>
@@ -17035,19 +17239,19 @@
     <w:abstractNumId w:val="0"/>
   </w:num>
   <w:num w:numId="2" w16cid:durableId="249699969">
-    <w:abstractNumId w:val="11"/>
+    <w:abstractNumId w:val="12"/>
   </w:num>
   <w:num w:numId="3" w16cid:durableId="400754054">
+    <w:abstractNumId w:val="9"/>
+  </w:num>
+  <w:num w:numId="4" w16cid:durableId="727387911">
+    <w:abstractNumId w:val="6"/>
+  </w:num>
+  <w:num w:numId="5" w16cid:durableId="1781946946">
     <w:abstractNumId w:val="8"/>
   </w:num>
-  <w:num w:numId="4" w16cid:durableId="727387911">
-    <w:abstractNumId w:val="5"/>
-  </w:num>
-  <w:num w:numId="5" w16cid:durableId="1781946946">
-    <w:abstractNumId w:val="7"/>
-  </w:num>
   <w:num w:numId="6" w16cid:durableId="312758563">
-    <w:abstractNumId w:val="12"/>
+    <w:abstractNumId w:val="13"/>
   </w:num>
   <w:num w:numId="7" w16cid:durableId="374349911">
     <w:abstractNumId w:val="4"/>
@@ -17083,7 +17287,7 @@
     </w:lvlOverride>
   </w:num>
   <w:num w:numId="9" w16cid:durableId="1822114843">
-    <w:abstractNumId w:val="9"/>
+    <w:abstractNumId w:val="10"/>
   </w:num>
   <w:num w:numId="10" w16cid:durableId="375743901">
     <w:abstractNumId w:val="2"/>
@@ -17092,13 +17296,16 @@
     <w:abstractNumId w:val="1"/>
   </w:num>
   <w:num w:numId="12" w16cid:durableId="318927008">
-    <w:abstractNumId w:val="10"/>
+    <w:abstractNumId w:val="11"/>
   </w:num>
   <w:num w:numId="13" w16cid:durableId="2095348027">
-    <w:abstractNumId w:val="6"/>
+    <w:abstractNumId w:val="7"/>
   </w:num>
   <w:num w:numId="14" w16cid:durableId="838736696">
     <w:abstractNumId w:val="3"/>
+  </w:num>
+  <w:num w:numId="15" w16cid:durableId="882717677">
+    <w:abstractNumId w:val="5"/>
   </w:num>
 </w:numbering>
 </file>

--- a/EXCEL_CodeSource/Classeurs_CodeSource/SheetsList/Lister le nom des feuilles dans Excel.docx
+++ b/EXCEL_CodeSource/Classeurs_CodeSource/SheetsList/Lister le nom des feuilles dans Excel.docx
@@ -152,7 +152,7 @@
       <w:r>
         <w:fldChar w:fldCharType="separate"/>
       </w:r>
-      <w:hyperlink w:anchor="_Toc224208081" w:history="1">
+      <w:hyperlink w:anchor="_Toc224210691" w:history="1">
         <w:r>
           <w:rPr>
             <w:rStyle w:val="Lienhypertexte"/>
@@ -179,7 +179,7 @@
             <w:noProof/>
             <w:webHidden/>
           </w:rPr>
-          <w:instrText xml:space="preserve"> PAGEREF _Toc224208081 \h </w:instrText>
+          <w:instrText xml:space="preserve"> PAGEREF _Toc224210691 \h </w:instrText>
         </w:r>
         <w:r>
           <w:rPr>
@@ -226,7 +226,7 @@
           <w14:ligatures w14:val="standardContextual"/>
         </w:rPr>
       </w:pPr>
-      <w:hyperlink w:anchor="_Toc224208082" w:history="1">
+      <w:hyperlink w:anchor="_Toc224210692" w:history="1">
         <w:r>
           <w:rPr>
             <w:rStyle w:val="Lienhypertexte"/>
@@ -253,7 +253,7 @@
             <w:noProof/>
             <w:webHidden/>
           </w:rPr>
-          <w:instrText xml:space="preserve"> PAGEREF _Toc224208082 \h </w:instrText>
+          <w:instrText xml:space="preserve"> PAGEREF _Toc224210692 \h </w:instrText>
         </w:r>
         <w:r>
           <w:rPr>
@@ -300,7 +300,7 @@
           <w14:ligatures w14:val="standardContextual"/>
         </w:rPr>
       </w:pPr>
-      <w:hyperlink w:anchor="_Toc224208083" w:history="1">
+      <w:hyperlink w:anchor="_Toc224210693" w:history="1">
         <w:r>
           <w:rPr>
             <w:rStyle w:val="Lienhypertexte"/>
@@ -327,7 +327,7 @@
             <w:noProof/>
             <w:webHidden/>
           </w:rPr>
-          <w:instrText xml:space="preserve"> PAGEREF _Toc224208083 \h </w:instrText>
+          <w:instrText xml:space="preserve"> PAGEREF _Toc224210693 \h </w:instrText>
         </w:r>
         <w:r>
           <w:rPr>
@@ -376,7 +376,7 @@
           <w14:ligatures w14:val="standardContextual"/>
         </w:rPr>
       </w:pPr>
-      <w:hyperlink w:anchor="_Toc224208084" w:history="1">
+      <w:hyperlink w:anchor="_Toc224210694" w:history="1">
         <w:r>
           <w:rPr>
             <w:rStyle w:val="Lienhypertexte"/>
@@ -403,7 +403,7 @@
             <w:noProof/>
             <w:webHidden/>
           </w:rPr>
-          <w:instrText xml:space="preserve"> PAGEREF _Toc224208084 \h </w:instrText>
+          <w:instrText xml:space="preserve"> PAGEREF _Toc224210694 \h </w:instrText>
         </w:r>
         <w:r>
           <w:rPr>
@@ -450,7 +450,7 @@
           <w14:ligatures w14:val="standardContextual"/>
         </w:rPr>
       </w:pPr>
-      <w:hyperlink w:anchor="_Toc224208085" w:history="1">
+      <w:hyperlink w:anchor="_Toc224210695" w:history="1">
         <w:r>
           <w:rPr>
             <w:rStyle w:val="Lienhypertexte"/>
@@ -477,7 +477,7 @@
             <w:noProof/>
             <w:webHidden/>
           </w:rPr>
-          <w:instrText xml:space="preserve"> PAGEREF _Toc224208085 \h </w:instrText>
+          <w:instrText xml:space="preserve"> PAGEREF _Toc224210695 \h </w:instrText>
         </w:r>
         <w:r>
           <w:rPr>
@@ -525,7 +525,7 @@
           <w14:ligatures w14:val="standardContextual"/>
         </w:rPr>
       </w:pPr>
-      <w:hyperlink w:anchor="_Toc224208086" w:history="1">
+      <w:hyperlink w:anchor="_Toc224210696" w:history="1">
         <w:r>
           <w:rPr>
             <w:rStyle w:val="Lienhypertexte"/>
@@ -552,7 +552,7 @@
             <w:noProof/>
             <w:webHidden/>
           </w:rPr>
-          <w:instrText xml:space="preserve"> PAGEREF _Toc224208086 \h </w:instrText>
+          <w:instrText xml:space="preserve"> PAGEREF _Toc224210696 \h </w:instrText>
         </w:r>
         <w:r>
           <w:rPr>
@@ -600,7 +600,7 @@
           <w14:ligatures w14:val="standardContextual"/>
         </w:rPr>
       </w:pPr>
-      <w:hyperlink w:anchor="_Toc224208087" w:history="1">
+      <w:hyperlink w:anchor="_Toc224210697" w:history="1">
         <w:r>
           <w:rPr>
             <w:rStyle w:val="Lienhypertexte"/>
@@ -627,7 +627,7 @@
             <w:noProof/>
             <w:webHidden/>
           </w:rPr>
-          <w:instrText xml:space="preserve"> PAGEREF _Toc224208087 \h </w:instrText>
+          <w:instrText xml:space="preserve"> PAGEREF _Toc224210697 \h </w:instrText>
         </w:r>
         <w:r>
           <w:rPr>
@@ -675,7 +675,7 @@
           <w14:ligatures w14:val="standardContextual"/>
         </w:rPr>
       </w:pPr>
-      <w:hyperlink w:anchor="_Toc224208088" w:history="1">
+      <w:hyperlink w:anchor="_Toc224210698" w:history="1">
         <w:r>
           <w:rPr>
             <w:rStyle w:val="Lienhypertexte"/>
@@ -702,7 +702,7 @@
             <w:noProof/>
             <w:webHidden/>
           </w:rPr>
-          <w:instrText xml:space="preserve"> PAGEREF _Toc224208088 \h </w:instrText>
+          <w:instrText xml:space="preserve"> PAGEREF _Toc224210698 \h </w:instrText>
         </w:r>
         <w:r>
           <w:rPr>
@@ -750,7 +750,7 @@
           <w14:ligatures w14:val="standardContextual"/>
         </w:rPr>
       </w:pPr>
-      <w:hyperlink w:anchor="_Toc224208089" w:history="1">
+      <w:hyperlink w:anchor="_Toc224210699" w:history="1">
         <w:r>
           <w:rPr>
             <w:rStyle w:val="Lienhypertexte"/>
@@ -777,7 +777,7 @@
             <w:noProof/>
             <w:webHidden/>
           </w:rPr>
-          <w:instrText xml:space="preserve"> PAGEREF _Toc224208089 \h </w:instrText>
+          <w:instrText xml:space="preserve"> PAGEREF _Toc224210699 \h </w:instrText>
         </w:r>
         <w:r>
           <w:rPr>
@@ -824,7 +824,7 @@
           <w14:ligatures w14:val="standardContextual"/>
         </w:rPr>
       </w:pPr>
-      <w:hyperlink w:anchor="_Toc224208090" w:history="1">
+      <w:hyperlink w:anchor="_Toc224210700" w:history="1">
         <w:r>
           <w:rPr>
             <w:rStyle w:val="Lienhypertexte"/>
@@ -851,7 +851,7 @@
             <w:noProof/>
             <w:webHidden/>
           </w:rPr>
-          <w:instrText xml:space="preserve"> PAGEREF _Toc224208090 \h </w:instrText>
+          <w:instrText xml:space="preserve"> PAGEREF _Toc224210700 \h </w:instrText>
         </w:r>
         <w:r>
           <w:rPr>
@@ -898,7 +898,7 @@
           <w14:ligatures w14:val="standardContextual"/>
         </w:rPr>
       </w:pPr>
-      <w:hyperlink w:anchor="_Toc224208091" w:history="1">
+      <w:hyperlink w:anchor="_Toc224210701" w:history="1">
         <w:r>
           <w:rPr>
             <w:rStyle w:val="Lienhypertexte"/>
@@ -925,7 +925,7 @@
             <w:noProof/>
             <w:webHidden/>
           </w:rPr>
-          <w:instrText xml:space="preserve"> PAGEREF _Toc224208091 \h </w:instrText>
+          <w:instrText xml:space="preserve"> PAGEREF _Toc224210701 \h </w:instrText>
         </w:r>
         <w:r>
           <w:rPr>
@@ -972,7 +972,7 @@
           <w14:ligatures w14:val="standardContextual"/>
         </w:rPr>
       </w:pPr>
-      <w:hyperlink w:anchor="_Toc224208092" w:history="1">
+      <w:hyperlink w:anchor="_Toc224210702" w:history="1">
         <w:r>
           <w:rPr>
             <w:rStyle w:val="Lienhypertexte"/>
@@ -999,7 +999,7 @@
             <w:noProof/>
             <w:webHidden/>
           </w:rPr>
-          <w:instrText xml:space="preserve"> PAGEREF _Toc224208092 \h </w:instrText>
+          <w:instrText xml:space="preserve"> PAGEREF _Toc224210702 \h </w:instrText>
         </w:r>
         <w:r>
           <w:rPr>
@@ -1047,7 +1047,7 @@
           <w14:ligatures w14:val="standardContextual"/>
         </w:rPr>
       </w:pPr>
-      <w:hyperlink w:anchor="_Toc224208093" w:history="1">
+      <w:hyperlink w:anchor="_Toc224210703" w:history="1">
         <w:r>
           <w:rPr>
             <w:rStyle w:val="Lienhypertexte"/>
@@ -1074,7 +1074,7 @@
             <w:noProof/>
             <w:webHidden/>
           </w:rPr>
-          <w:instrText xml:space="preserve"> PAGEREF _Toc224208093 \h </w:instrText>
+          <w:instrText xml:space="preserve"> PAGEREF _Toc224210703 \h </w:instrText>
         </w:r>
         <w:r>
           <w:rPr>
@@ -1122,7 +1122,7 @@
           <w14:ligatures w14:val="standardContextual"/>
         </w:rPr>
       </w:pPr>
-      <w:hyperlink w:anchor="_Toc224208094" w:history="1">
+      <w:hyperlink w:anchor="_Toc224210704" w:history="1">
         <w:r>
           <w:rPr>
             <w:rStyle w:val="Lienhypertexte"/>
@@ -1149,7 +1149,7 @@
             <w:noProof/>
             <w:webHidden/>
           </w:rPr>
-          <w:instrText xml:space="preserve"> PAGEREF _Toc224208094 \h </w:instrText>
+          <w:instrText xml:space="preserve"> PAGEREF _Toc224210704 \h </w:instrText>
         </w:r>
         <w:r>
           <w:rPr>
@@ -1197,7 +1197,7 @@
           <w14:ligatures w14:val="standardContextual"/>
         </w:rPr>
       </w:pPr>
-      <w:hyperlink w:anchor="_Toc224208095" w:history="1">
+      <w:hyperlink w:anchor="_Toc224210705" w:history="1">
         <w:r>
           <w:rPr>
             <w:rStyle w:val="Lienhypertexte"/>
@@ -1224,7 +1224,7 @@
             <w:noProof/>
             <w:webHidden/>
           </w:rPr>
-          <w:instrText xml:space="preserve"> PAGEREF _Toc224208095 \h </w:instrText>
+          <w:instrText xml:space="preserve"> PAGEREF _Toc224210705 \h </w:instrText>
         </w:r>
         <w:r>
           <w:rPr>
@@ -1271,7 +1271,7 @@
           <w14:ligatures w14:val="standardContextual"/>
         </w:rPr>
       </w:pPr>
-      <w:hyperlink w:anchor="_Toc224208096" w:history="1">
+      <w:hyperlink w:anchor="_Toc224210706" w:history="1">
         <w:r>
           <w:rPr>
             <w:rStyle w:val="Lienhypertexte"/>
@@ -1298,7 +1298,7 @@
             <w:noProof/>
             <w:webHidden/>
           </w:rPr>
-          <w:instrText xml:space="preserve"> PAGEREF _Toc224208096 \h </w:instrText>
+          <w:instrText xml:space="preserve"> PAGEREF _Toc224210706 \h </w:instrText>
         </w:r>
         <w:r>
           <w:rPr>
@@ -1346,7 +1346,7 @@
           <w14:ligatures w14:val="standardContextual"/>
         </w:rPr>
       </w:pPr>
-      <w:hyperlink w:anchor="_Toc224208097" w:history="1">
+      <w:hyperlink w:anchor="_Toc224210707" w:history="1">
         <w:r>
           <w:rPr>
             <w:rStyle w:val="Lienhypertexte"/>
@@ -1373,7 +1373,7 @@
             <w:noProof/>
             <w:webHidden/>
           </w:rPr>
-          <w:instrText xml:space="preserve"> PAGEREF _Toc224208097 \h </w:instrText>
+          <w:instrText xml:space="preserve"> PAGEREF _Toc224210707 \h </w:instrText>
         </w:r>
         <w:r>
           <w:rPr>
@@ -1421,7 +1421,7 @@
           <w14:ligatures w14:val="standardContextual"/>
         </w:rPr>
       </w:pPr>
-      <w:hyperlink w:anchor="_Toc224208098" w:history="1">
+      <w:hyperlink w:anchor="_Toc224210708" w:history="1">
         <w:r>
           <w:rPr>
             <w:rStyle w:val="Lienhypertexte"/>
@@ -1448,7 +1448,7 @@
             <w:noProof/>
             <w:webHidden/>
           </w:rPr>
-          <w:instrText xml:space="preserve"> PAGEREF _Toc224208098 \h </w:instrText>
+          <w:instrText xml:space="preserve"> PAGEREF _Toc224210708 \h </w:instrText>
         </w:r>
         <w:r>
           <w:rPr>
@@ -1496,7 +1496,7 @@
           <w14:ligatures w14:val="standardContextual"/>
         </w:rPr>
       </w:pPr>
-      <w:hyperlink w:anchor="_Toc224208099" w:history="1">
+      <w:hyperlink w:anchor="_Toc224210709" w:history="1">
         <w:r>
           <w:rPr>
             <w:rStyle w:val="Lienhypertexte"/>
@@ -1523,7 +1523,7 @@
             <w:noProof/>
             <w:webHidden/>
           </w:rPr>
-          <w:instrText xml:space="preserve"> PAGEREF _Toc224208099 \h </w:instrText>
+          <w:instrText xml:space="preserve"> PAGEREF _Toc224210709 \h </w:instrText>
         </w:r>
         <w:r>
           <w:rPr>
@@ -1570,7 +1570,7 @@
           <w14:ligatures w14:val="standardContextual"/>
         </w:rPr>
       </w:pPr>
-      <w:hyperlink w:anchor="_Toc224208100" w:history="1">
+      <w:hyperlink w:anchor="_Toc224210710" w:history="1">
         <w:r>
           <w:rPr>
             <w:rStyle w:val="Lienhypertexte"/>
@@ -1597,7 +1597,7 @@
             <w:noProof/>
             <w:webHidden/>
           </w:rPr>
-          <w:instrText xml:space="preserve"> PAGEREF _Toc224208100 \h </w:instrText>
+          <w:instrText xml:space="preserve"> PAGEREF _Toc224210710 \h </w:instrText>
         </w:r>
         <w:r>
           <w:rPr>
@@ -1645,7 +1645,7 @@
           <w14:ligatures w14:val="standardContextual"/>
         </w:rPr>
       </w:pPr>
-      <w:hyperlink w:anchor="_Toc224208101" w:history="1">
+      <w:hyperlink w:anchor="_Toc224210711" w:history="1">
         <w:r>
           <w:rPr>
             <w:rStyle w:val="Lienhypertexte"/>
@@ -1672,7 +1672,7 @@
             <w:noProof/>
             <w:webHidden/>
           </w:rPr>
-          <w:instrText xml:space="preserve"> PAGEREF _Toc224208101 \h </w:instrText>
+          <w:instrText xml:space="preserve"> PAGEREF _Toc224210711 \h </w:instrText>
         </w:r>
         <w:r>
           <w:rPr>
@@ -1720,7 +1720,7 @@
           <w14:ligatures w14:val="standardContextual"/>
         </w:rPr>
       </w:pPr>
-      <w:hyperlink w:anchor="_Toc224208102" w:history="1">
+      <w:hyperlink w:anchor="_Toc224210712" w:history="1">
         <w:r>
           <w:rPr>
             <w:rStyle w:val="Lienhypertexte"/>
@@ -1747,7 +1747,7 @@
             <w:noProof/>
             <w:webHidden/>
           </w:rPr>
-          <w:instrText xml:space="preserve"> PAGEREF _Toc224208102 \h </w:instrText>
+          <w:instrText xml:space="preserve"> PAGEREF _Toc224210712 \h </w:instrText>
         </w:r>
         <w:r>
           <w:rPr>
@@ -1795,7 +1795,7 @@
           <w14:ligatures w14:val="standardContextual"/>
         </w:rPr>
       </w:pPr>
-      <w:hyperlink w:anchor="_Toc224208103" w:history="1">
+      <w:hyperlink w:anchor="_Toc224210713" w:history="1">
         <w:r>
           <w:rPr>
             <w:rStyle w:val="Lienhypertexte"/>
@@ -1822,7 +1822,7 @@
             <w:noProof/>
             <w:webHidden/>
           </w:rPr>
-          <w:instrText xml:space="preserve"> PAGEREF _Toc224208103 \h </w:instrText>
+          <w:instrText xml:space="preserve"> PAGEREF _Toc224210713 \h </w:instrText>
         </w:r>
         <w:r>
           <w:rPr>
@@ -1870,7 +1870,7 @@
           <w14:ligatures w14:val="standardContextual"/>
         </w:rPr>
       </w:pPr>
-      <w:hyperlink w:anchor="_Toc224208104" w:history="1">
+      <w:hyperlink w:anchor="_Toc224210714" w:history="1">
         <w:r>
           <w:rPr>
             <w:rStyle w:val="Lienhypertexte"/>
@@ -1897,7 +1897,7 @@
             <w:noProof/>
             <w:webHidden/>
           </w:rPr>
-          <w:instrText xml:space="preserve"> PAGEREF _Toc224208104 \h </w:instrText>
+          <w:instrText xml:space="preserve"> PAGEREF _Toc224210714 \h </w:instrText>
         </w:r>
         <w:r>
           <w:rPr>
@@ -1944,7 +1944,7 @@
           <w14:ligatures w14:val="standardContextual"/>
         </w:rPr>
       </w:pPr>
-      <w:hyperlink w:anchor="_Toc224208105" w:history="1">
+      <w:hyperlink w:anchor="_Toc224210715" w:history="1">
         <w:r>
           <w:rPr>
             <w:rStyle w:val="Lienhypertexte"/>
@@ -1971,7 +1971,7 @@
             <w:noProof/>
             <w:webHidden/>
           </w:rPr>
-          <w:instrText xml:space="preserve"> PAGEREF _Toc224208105 \h </w:instrText>
+          <w:instrText xml:space="preserve"> PAGEREF _Toc224210715 \h </w:instrText>
         </w:r>
         <w:r>
           <w:rPr>
@@ -2018,7 +2018,7 @@
           <w14:ligatures w14:val="standardContextual"/>
         </w:rPr>
       </w:pPr>
-      <w:hyperlink w:anchor="_Toc224208106" w:history="1">
+      <w:hyperlink w:anchor="_Toc224210716" w:history="1">
         <w:r>
           <w:rPr>
             <w:rStyle w:val="Lienhypertexte"/>
@@ -2045,7 +2045,7 @@
             <w:noProof/>
             <w:webHidden/>
           </w:rPr>
-          <w:instrText xml:space="preserve"> PAGEREF _Toc224208106 \h </w:instrText>
+          <w:instrText xml:space="preserve"> PAGEREF _Toc224210716 \h </w:instrText>
         </w:r>
         <w:r>
           <w:rPr>
@@ -2092,7 +2092,7 @@
           <w14:ligatures w14:val="standardContextual"/>
         </w:rPr>
       </w:pPr>
-      <w:hyperlink w:anchor="_Toc224208107" w:history="1">
+      <w:hyperlink w:anchor="_Toc224210717" w:history="1">
         <w:r>
           <w:rPr>
             <w:rStyle w:val="Lienhypertexte"/>
@@ -2119,7 +2119,7 @@
             <w:noProof/>
             <w:webHidden/>
           </w:rPr>
-          <w:instrText xml:space="preserve"> PAGEREF _Toc224208107 \h </w:instrText>
+          <w:instrText xml:space="preserve"> PAGEREF _Toc224210717 \h </w:instrText>
         </w:r>
         <w:r>
           <w:rPr>
@@ -2166,7 +2166,7 @@
           <w14:ligatures w14:val="standardContextual"/>
         </w:rPr>
       </w:pPr>
-      <w:hyperlink w:anchor="_Toc224208108" w:history="1">
+      <w:hyperlink w:anchor="_Toc224210718" w:history="1">
         <w:r>
           <w:rPr>
             <w:rStyle w:val="Lienhypertexte"/>
@@ -2193,7 +2193,7 @@
             <w:noProof/>
             <w:webHidden/>
           </w:rPr>
-          <w:instrText xml:space="preserve"> PAGEREF _Toc224208108 \h </w:instrText>
+          <w:instrText xml:space="preserve"> PAGEREF _Toc224210718 \h </w:instrText>
         </w:r>
         <w:r>
           <w:rPr>
@@ -2241,7 +2241,7 @@
           <w14:ligatures w14:val="standardContextual"/>
         </w:rPr>
       </w:pPr>
-      <w:hyperlink w:anchor="_Toc224208109" w:history="1">
+      <w:hyperlink w:anchor="_Toc224210719" w:history="1">
         <w:r>
           <w:rPr>
             <w:rStyle w:val="Lienhypertexte"/>
@@ -2268,7 +2268,7 @@
             <w:noProof/>
             <w:webHidden/>
           </w:rPr>
-          <w:instrText xml:space="preserve"> PAGEREF _Toc224208109 \h </w:instrText>
+          <w:instrText xml:space="preserve"> PAGEREF _Toc224210719 \h </w:instrText>
         </w:r>
         <w:r>
           <w:rPr>
@@ -2316,7 +2316,7 @@
           <w14:ligatures w14:val="standardContextual"/>
         </w:rPr>
       </w:pPr>
-      <w:hyperlink w:anchor="_Toc224208110" w:history="1">
+      <w:hyperlink w:anchor="_Toc224210720" w:history="1">
         <w:r>
           <w:rPr>
             <w:rStyle w:val="Lienhypertexte"/>
@@ -2343,7 +2343,7 @@
             <w:noProof/>
             <w:webHidden/>
           </w:rPr>
-          <w:instrText xml:space="preserve"> PAGEREF _Toc224208110 \h </w:instrText>
+          <w:instrText xml:space="preserve"> PAGEREF _Toc224210720 \h </w:instrText>
         </w:r>
         <w:r>
           <w:rPr>
@@ -2390,7 +2390,7 @@
           <w14:ligatures w14:val="standardContextual"/>
         </w:rPr>
       </w:pPr>
-      <w:hyperlink w:anchor="_Toc224208111" w:history="1">
+      <w:hyperlink w:anchor="_Toc224210721" w:history="1">
         <w:r>
           <w:rPr>
             <w:rStyle w:val="Lienhypertexte"/>
@@ -2417,7 +2417,7 @@
             <w:noProof/>
             <w:webHidden/>
           </w:rPr>
-          <w:instrText xml:space="preserve"> PAGEREF _Toc224208111 \h </w:instrText>
+          <w:instrText xml:space="preserve"> PAGEREF _Toc224210721 \h </w:instrText>
         </w:r>
         <w:r>
           <w:rPr>
@@ -2464,7 +2464,7 @@
           <w14:ligatures w14:val="standardContextual"/>
         </w:rPr>
       </w:pPr>
-      <w:hyperlink w:anchor="_Toc224208112" w:history="1">
+      <w:hyperlink w:anchor="_Toc224210722" w:history="1">
         <w:r>
           <w:rPr>
             <w:rStyle w:val="Lienhypertexte"/>
@@ -2491,7 +2491,7 @@
             <w:noProof/>
             <w:webHidden/>
           </w:rPr>
-          <w:instrText xml:space="preserve"> PAGEREF _Toc224208112 \h </w:instrText>
+          <w:instrText xml:space="preserve"> PAGEREF _Toc224210722 \h </w:instrText>
         </w:r>
         <w:r>
           <w:rPr>
@@ -2538,7 +2538,7 @@
           <w14:ligatures w14:val="standardContextual"/>
         </w:rPr>
       </w:pPr>
-      <w:hyperlink w:anchor="_Toc224208113" w:history="1">
+      <w:hyperlink w:anchor="_Toc224210723" w:history="1">
         <w:r>
           <w:rPr>
             <w:rStyle w:val="Lienhypertexte"/>
@@ -2565,7 +2565,7 @@
             <w:noProof/>
             <w:webHidden/>
           </w:rPr>
-          <w:instrText xml:space="preserve"> PAGEREF _Toc224208113 \h </w:instrText>
+          <w:instrText xml:space="preserve"> PAGEREF _Toc224210723 \h </w:instrText>
         </w:r>
         <w:r>
           <w:rPr>
@@ -2613,7 +2613,7 @@
           <w14:ligatures w14:val="standardContextual"/>
         </w:rPr>
       </w:pPr>
-      <w:hyperlink w:anchor="_Toc224208114" w:history="1">
+      <w:hyperlink w:anchor="_Toc224210724" w:history="1">
         <w:r>
           <w:rPr>
             <w:rStyle w:val="Lienhypertexte"/>
@@ -2640,7 +2640,7 @@
             <w:noProof/>
             <w:webHidden/>
           </w:rPr>
-          <w:instrText xml:space="preserve"> PAGEREF _Toc224208114 \h </w:instrText>
+          <w:instrText xml:space="preserve"> PAGEREF _Toc224210724 \h </w:instrText>
         </w:r>
         <w:r>
           <w:rPr>
@@ -2687,7 +2687,7 @@
           <w14:ligatures w14:val="standardContextual"/>
         </w:rPr>
       </w:pPr>
-      <w:hyperlink w:anchor="_Toc224208115" w:history="1">
+      <w:hyperlink w:anchor="_Toc224210725" w:history="1">
         <w:r>
           <w:rPr>
             <w:rStyle w:val="Lienhypertexte"/>
@@ -2714,7 +2714,7 @@
             <w:noProof/>
             <w:webHidden/>
           </w:rPr>
-          <w:instrText xml:space="preserve"> PAGEREF _Toc224208115 \h </w:instrText>
+          <w:instrText xml:space="preserve"> PAGEREF _Toc224210725 \h </w:instrText>
         </w:r>
         <w:r>
           <w:rPr>
@@ -2761,7 +2761,7 @@
           <w14:ligatures w14:val="standardContextual"/>
         </w:rPr>
       </w:pPr>
-      <w:hyperlink w:anchor="_Toc224208116" w:history="1">
+      <w:hyperlink w:anchor="_Toc224210726" w:history="1">
         <w:r>
           <w:rPr>
             <w:rStyle w:val="Lienhypertexte"/>
@@ -2788,7 +2788,7 @@
             <w:noProof/>
             <w:webHidden/>
           </w:rPr>
-          <w:instrText xml:space="preserve"> PAGEREF _Toc224208116 \h </w:instrText>
+          <w:instrText xml:space="preserve"> PAGEREF _Toc224210726 \h </w:instrText>
         </w:r>
         <w:r>
           <w:rPr>
@@ -2835,7 +2835,7 @@
           <w14:ligatures w14:val="standardContextual"/>
         </w:rPr>
       </w:pPr>
-      <w:hyperlink w:anchor="_Toc224208117" w:history="1">
+      <w:hyperlink w:anchor="_Toc224210727" w:history="1">
         <w:r>
           <w:rPr>
             <w:rStyle w:val="Lienhypertexte"/>
@@ -2862,7 +2862,7 @@
             <w:noProof/>
             <w:webHidden/>
           </w:rPr>
-          <w:instrText xml:space="preserve"> PAGEREF _Toc224208117 \h </w:instrText>
+          <w:instrText xml:space="preserve"> PAGEREF _Toc224210727 \h </w:instrText>
         </w:r>
         <w:r>
           <w:rPr>
@@ -2909,7 +2909,7 @@
           <w14:ligatures w14:val="standardContextual"/>
         </w:rPr>
       </w:pPr>
-      <w:hyperlink w:anchor="_Toc224208118" w:history="1">
+      <w:hyperlink w:anchor="_Toc224210728" w:history="1">
         <w:r>
           <w:rPr>
             <w:rStyle w:val="Lienhypertexte"/>
@@ -2937,7 +2937,155 @@
             <w:noProof/>
             <w:webHidden/>
           </w:rPr>
-          <w:instrText xml:space="preserve"> PAGEREF _Toc224208118 \h </w:instrText>
+          <w:instrText xml:space="preserve"> PAGEREF _Toc224210728 \h </w:instrText>
+        </w:r>
+        <w:r>
+          <w:rPr>
+            <w:noProof/>
+            <w:webHidden/>
+          </w:rPr>
+        </w:r>
+        <w:r>
+          <w:rPr>
+            <w:noProof/>
+            <w:webHidden/>
+          </w:rPr>
+          <w:fldChar w:fldCharType="separate"/>
+        </w:r>
+        <w:r>
+          <w:rPr>
+            <w:noProof/>
+            <w:webHidden/>
+          </w:rPr>
+          <w:t>34</w:t>
+        </w:r>
+        <w:r>
+          <w:rPr>
+            <w:noProof/>
+            <w:webHidden/>
+          </w:rPr>
+          <w:fldChar w:fldCharType="end"/>
+        </w:r>
+      </w:hyperlink>
+    </w:p>
+    <w:p>
+      <w:pPr>
+        <w:pStyle w:val="TM5"/>
+        <w:tabs>
+          <w:tab w:val="right" w:leader="dot" w:pos="9062"/>
+        </w:tabs>
+        <w:rPr>
+          <w:rFonts w:eastAsiaTheme="minorEastAsia" w:cstheme="minorBidi"/>
+          <w:noProof/>
+          <w:kern w:val="2"/>
+          <w:sz w:val="24"/>
+          <w:szCs w:val="24"/>
+          <w:lang w:eastAsia="fr-FR"/>
+          <w14:ligatures w14:val="standardContextual"/>
+        </w:rPr>
+      </w:pPr>
+      <w:hyperlink w:anchor="_Toc224210729" w:history="1">
+        <w:r>
+          <w:rPr>
+            <w:rStyle w:val="Lienhypertexte"/>
+            <w:noProof/>
+          </w:rPr>
+          <w:t>2.5.1.2.1. Syntaxe de la fonction MAINTENANT</w:t>
+        </w:r>
+        <w:r>
+          <w:rPr>
+            <w:noProof/>
+            <w:webHidden/>
+          </w:rPr>
+          <w:tab/>
+        </w:r>
+        <w:r>
+          <w:rPr>
+            <w:noProof/>
+            <w:webHidden/>
+          </w:rPr>
+          <w:fldChar w:fldCharType="begin"/>
+        </w:r>
+        <w:r>
+          <w:rPr>
+            <w:noProof/>
+            <w:webHidden/>
+          </w:rPr>
+          <w:instrText xml:space="preserve"> PAGEREF _Toc224210729 \h </w:instrText>
+        </w:r>
+        <w:r>
+          <w:rPr>
+            <w:noProof/>
+            <w:webHidden/>
+          </w:rPr>
+        </w:r>
+        <w:r>
+          <w:rPr>
+            <w:noProof/>
+            <w:webHidden/>
+          </w:rPr>
+          <w:fldChar w:fldCharType="separate"/>
+        </w:r>
+        <w:r>
+          <w:rPr>
+            <w:noProof/>
+            <w:webHidden/>
+          </w:rPr>
+          <w:t>34</w:t>
+        </w:r>
+        <w:r>
+          <w:rPr>
+            <w:noProof/>
+            <w:webHidden/>
+          </w:rPr>
+          <w:fldChar w:fldCharType="end"/>
+        </w:r>
+      </w:hyperlink>
+    </w:p>
+    <w:p>
+      <w:pPr>
+        <w:pStyle w:val="TM5"/>
+        <w:tabs>
+          <w:tab w:val="right" w:leader="dot" w:pos="9062"/>
+        </w:tabs>
+        <w:rPr>
+          <w:rFonts w:eastAsiaTheme="minorEastAsia" w:cstheme="minorBidi"/>
+          <w:noProof/>
+          <w:kern w:val="2"/>
+          <w:sz w:val="24"/>
+          <w:szCs w:val="24"/>
+          <w:lang w:eastAsia="fr-FR"/>
+          <w14:ligatures w14:val="standardContextual"/>
+        </w:rPr>
+      </w:pPr>
+      <w:hyperlink w:anchor="_Toc224210730" w:history="1">
+        <w:r>
+          <w:rPr>
+            <w:rStyle w:val="Lienhypertexte"/>
+            <w:noProof/>
+          </w:rPr>
+          <w:t>2.5.1.2.2. Syntaxe de la fonction T</w:t>
+        </w:r>
+        <w:r>
+          <w:rPr>
+            <w:noProof/>
+            <w:webHidden/>
+          </w:rPr>
+          <w:tab/>
+        </w:r>
+        <w:r>
+          <w:rPr>
+            <w:noProof/>
+            <w:webHidden/>
+          </w:rPr>
+          <w:fldChar w:fldCharType="begin"/>
+        </w:r>
+        <w:r>
+          <w:rPr>
+            <w:noProof/>
+            <w:webHidden/>
+          </w:rPr>
+          <w:instrText xml:space="preserve"> PAGEREF _Toc224210730 \h </w:instrText>
         </w:r>
         <w:r>
           <w:rPr>
@@ -2985,7 +3133,7 @@
           <w14:ligatures w14:val="standardContextual"/>
         </w:rPr>
       </w:pPr>
-      <w:hyperlink w:anchor="_Toc224208119" w:history="1">
+      <w:hyperlink w:anchor="_Toc224210731" w:history="1">
         <w:r>
           <w:rPr>
             <w:rStyle w:val="Lienhypertexte"/>
@@ -3012,7 +3160,7 @@
             <w:noProof/>
             <w:webHidden/>
           </w:rPr>
-          <w:instrText xml:space="preserve"> PAGEREF _Toc224208119 \h </w:instrText>
+          <w:instrText xml:space="preserve"> PAGEREF _Toc224210731 \h </w:instrText>
         </w:r>
         <w:r>
           <w:rPr>
@@ -3032,7 +3180,7 @@
             <w:noProof/>
             <w:webHidden/>
           </w:rPr>
-          <w:t>34</w:t>
+          <w:t>35</w:t>
         </w:r>
         <w:r>
           <w:rPr>
@@ -3059,7 +3207,7 @@
           <w14:ligatures w14:val="standardContextual"/>
         </w:rPr>
       </w:pPr>
-      <w:hyperlink w:anchor="_Toc224208120" w:history="1">
+      <w:hyperlink w:anchor="_Toc224210732" w:history="1">
         <w:r>
           <w:rPr>
             <w:rStyle w:val="Lienhypertexte"/>
@@ -3086,7 +3234,7 @@
             <w:noProof/>
             <w:webHidden/>
           </w:rPr>
-          <w:instrText xml:space="preserve"> PAGEREF _Toc224208120 \h </w:instrText>
+          <w:instrText xml:space="preserve"> PAGEREF _Toc224210732 \h </w:instrText>
         </w:r>
         <w:r>
           <w:rPr>
@@ -3106,7 +3254,7 @@
             <w:noProof/>
             <w:webHidden/>
           </w:rPr>
-          <w:t>34</w:t>
+          <w:t>35</w:t>
         </w:r>
         <w:r>
           <w:rPr>
@@ -3133,7 +3281,7 @@
           <w14:ligatures w14:val="standardContextual"/>
         </w:rPr>
       </w:pPr>
-      <w:hyperlink w:anchor="_Toc224208121" w:history="1">
+      <w:hyperlink w:anchor="_Toc224210733" w:history="1">
         <w:r>
           <w:rPr>
             <w:rStyle w:val="Lienhypertexte"/>
@@ -3160,7 +3308,7 @@
             <w:noProof/>
             <w:webHidden/>
           </w:rPr>
-          <w:instrText xml:space="preserve"> PAGEREF _Toc224208121 \h </w:instrText>
+          <w:instrText xml:space="preserve"> PAGEREF _Toc224210733 \h </w:instrText>
         </w:r>
         <w:r>
           <w:rPr>
@@ -3180,7 +3328,7 @@
             <w:noProof/>
             <w:webHidden/>
           </w:rPr>
-          <w:t>34</w:t>
+          <w:t>35</w:t>
         </w:r>
         <w:r>
           <w:rPr>
@@ -3209,7 +3357,7 @@
           <w14:ligatures w14:val="standardContextual"/>
         </w:rPr>
       </w:pPr>
-      <w:hyperlink w:anchor="_Toc224208122" w:history="1">
+      <w:hyperlink w:anchor="_Toc224210734" w:history="1">
         <w:r>
           <w:rPr>
             <w:rStyle w:val="Lienhypertexte"/>
@@ -3236,7 +3384,7 @@
             <w:noProof/>
             <w:webHidden/>
           </w:rPr>
-          <w:instrText xml:space="preserve"> PAGEREF _Toc224208122 \h </w:instrText>
+          <w:instrText xml:space="preserve"> PAGEREF _Toc224210734 \h </w:instrText>
         </w:r>
         <w:r>
           <w:rPr>
@@ -3256,7 +3404,7 @@
             <w:noProof/>
             <w:webHidden/>
           </w:rPr>
-          <w:t>34</w:t>
+          <w:t>35</w:t>
         </w:r>
         <w:r>
           <w:rPr>
@@ -3285,7 +3433,7 @@
           <w14:ligatures w14:val="standardContextual"/>
         </w:rPr>
       </w:pPr>
-      <w:hyperlink w:anchor="_Toc224208123" w:history="1">
+      <w:hyperlink w:anchor="_Toc224210735" w:history="1">
         <w:r>
           <w:rPr>
             <w:rStyle w:val="Lienhypertexte"/>
@@ -3312,7 +3460,7 @@
             <w:noProof/>
             <w:webHidden/>
           </w:rPr>
-          <w:instrText xml:space="preserve"> PAGEREF _Toc224208123 \h </w:instrText>
+          <w:instrText xml:space="preserve"> PAGEREF _Toc224210735 \h </w:instrText>
         </w:r>
         <w:r>
           <w:rPr>
@@ -3332,7 +3480,7 @@
             <w:noProof/>
             <w:webHidden/>
           </w:rPr>
-          <w:t>34</w:t>
+          <w:t>35</w:t>
         </w:r>
         <w:r>
           <w:rPr>
@@ -3352,7 +3500,7 @@
       <w:pPr>
         <w:pStyle w:val="Titre1"/>
       </w:pPr>
-      <w:bookmarkStart w:id="0" w:name="_Toc224208081"/>
+      <w:bookmarkStart w:id="0" w:name="_Toc224210691"/>
       <w:r>
         <w:t>Prolégomènes</w:t>
       </w:r>
@@ -3362,7 +3510,7 @@
       <w:pPr>
         <w:pStyle w:val="Titre2"/>
       </w:pPr>
-      <w:bookmarkStart w:id="1" w:name="_Toc224208082"/>
+      <w:bookmarkStart w:id="1" w:name="_Toc224210692"/>
       <w:r>
         <w:t>Travailler avec un classeur Excel prenant en charge les macros</w:t>
       </w:r>
@@ -3548,7 +3696,7 @@
       <w:pPr>
         <w:pStyle w:val="Titre2"/>
       </w:pPr>
-      <w:bookmarkStart w:id="2" w:name="_Toc224208083"/>
+      <w:bookmarkStart w:id="2" w:name="_Toc224210693"/>
       <w:r>
         <w:t xml:space="preserve">Le </w:t>
       </w:r>
@@ -3697,7 +3845,7 @@
       <w:pPr>
         <w:pStyle w:val="Titre1"/>
       </w:pPr>
-      <w:bookmarkStart w:id="3" w:name="_Toc224208084"/>
+      <w:bookmarkStart w:id="3" w:name="_Toc224210694"/>
       <w:r>
         <w:t>Liste avec</w:t>
       </w:r>
@@ -3731,7 +3879,7 @@
       <w:pPr>
         <w:pStyle w:val="Titre2"/>
       </w:pPr>
-      <w:bookmarkStart w:id="4" w:name="_Toc224208085"/>
+      <w:bookmarkStart w:id="4" w:name="_Toc224210695"/>
       <w:r>
         <w:t xml:space="preserve">Avec </w:t>
       </w:r>
@@ -4276,7 +4424,7 @@
       <w:pPr>
         <w:pStyle w:val="Titre3"/>
       </w:pPr>
-      <w:bookmarkStart w:id="5" w:name="_Toc224208086"/>
+      <w:bookmarkStart w:id="5" w:name="_Toc224210696"/>
       <w:r>
         <w:t>Syntaxe de la fonction REMPLACER</w:t>
       </w:r>
@@ -4660,7 +4808,7 @@
       <w:pPr>
         <w:pStyle w:val="Titre3"/>
       </w:pPr>
-      <w:bookmarkStart w:id="6" w:name="_Toc224208087"/>
+      <w:bookmarkStart w:id="6" w:name="_Toc224210697"/>
       <w:r>
         <w:t>Syntaxe de la fonction TROUVE</w:t>
       </w:r>
@@ -5030,7 +5178,7 @@
       <w:pPr>
         <w:pStyle w:val="Titre3"/>
       </w:pPr>
-      <w:bookmarkStart w:id="7" w:name="_Toc224208088"/>
+      <w:bookmarkStart w:id="7" w:name="_Toc224210698"/>
       <w:r>
         <w:t>Explications :</w:t>
       </w:r>
@@ -5228,7 +5376,7 @@
       <w:pPr>
         <w:pStyle w:val="Titre3"/>
       </w:pPr>
-      <w:bookmarkStart w:id="8" w:name="_Toc224208089"/>
+      <w:bookmarkStart w:id="8" w:name="_Toc224210699"/>
       <w:r>
         <w:lastRenderedPageBreak/>
         <w:t>Syntaxe</w:t>
@@ -5293,7 +5441,7 @@
       <w:pPr>
         <w:pStyle w:val="Titre4"/>
       </w:pPr>
-      <w:bookmarkStart w:id="9" w:name="_Toc224208090"/>
+      <w:bookmarkStart w:id="9" w:name="_Toc224210700"/>
       <w:r>
         <w:t>Syntaxe de la fonction INDEX</w:t>
       </w:r>
@@ -5844,7 +5992,7 @@
       <w:pPr>
         <w:pStyle w:val="Titre4"/>
       </w:pPr>
-      <w:bookmarkStart w:id="10" w:name="_Toc224208091"/>
+      <w:bookmarkStart w:id="10" w:name="_Toc224210701"/>
       <w:r>
         <w:t>Syntaxe de la fonction INDEX</w:t>
       </w:r>
@@ -6512,7 +6660,7 @@
       <w:pPr>
         <w:pStyle w:val="Titre2"/>
       </w:pPr>
-      <w:bookmarkStart w:id="11" w:name="_Toc224208092"/>
+      <w:bookmarkStart w:id="11" w:name="_Toc224210702"/>
       <w:r>
         <w:t>Avec LIRE.CLASSEUR , TRANSPOSE et SUBSTITUE</w:t>
       </w:r>
@@ -7138,7 +7286,7 @@
       <w:pPr>
         <w:pStyle w:val="Titre3"/>
       </w:pPr>
-      <w:bookmarkStart w:id="12" w:name="_Toc224208093"/>
+      <w:bookmarkStart w:id="12" w:name="_Toc224210703"/>
       <w:r>
         <w:t>Syntaxe de la fonction SUBSTITUE</w:t>
       </w:r>
@@ -7599,7 +7747,7 @@
       <w:pPr>
         <w:pStyle w:val="Titre3"/>
       </w:pPr>
-      <w:bookmarkStart w:id="13" w:name="_Toc224208094"/>
+      <w:bookmarkStart w:id="13" w:name="_Toc224210704"/>
       <w:r>
         <w:t>Syntaxe de la fonction TRANSPOSE</w:t>
       </w:r>
@@ -8048,7 +8196,7 @@
       <w:pPr>
         <w:pStyle w:val="Titre3"/>
       </w:pPr>
-      <w:bookmarkStart w:id="14" w:name="_Toc224208095"/>
+      <w:bookmarkStart w:id="14" w:name="_Toc224210705"/>
       <w:r>
         <w:t>Explications :</w:t>
       </w:r>
@@ -8288,7 +8436,7 @@
       <w:pPr>
         <w:pStyle w:val="Titre2"/>
       </w:pPr>
-      <w:bookmarkStart w:id="15" w:name="_Toc224208096"/>
+      <w:bookmarkStart w:id="15" w:name="_Toc224210706"/>
       <w:r>
         <w:t>Avec LIRE.CLASSEUR, REMPLACER, TROUVE et TRANSPOSE</w:t>
       </w:r>
@@ -8303,7 +8451,7 @@
       <w:pPr>
         <w:pStyle w:val="Titre3"/>
       </w:pPr>
-      <w:bookmarkStart w:id="16" w:name="_Toc224208097"/>
+      <w:bookmarkStart w:id="16" w:name="_Toc224210707"/>
       <w:r>
         <w:t>Étape 1 : Clique</w:t>
       </w:r>
@@ -8444,7 +8592,7 @@
       <w:pPr>
         <w:pStyle w:val="Titre3"/>
       </w:pPr>
-      <w:bookmarkStart w:id="17" w:name="_Toc224208098"/>
+      <w:bookmarkStart w:id="17" w:name="_Toc224210708"/>
       <w:r>
         <w:t>Étape 2 : Modifiez le nom et la formule dans la boîte de dialogue Nouveau nom</w:t>
       </w:r>
@@ -8875,7 +9023,7 @@
       <w:pPr>
         <w:pStyle w:val="Titre3"/>
       </w:pPr>
-      <w:bookmarkStart w:id="18" w:name="_Toc224208099"/>
+      <w:bookmarkStart w:id="18" w:name="_Toc224210709"/>
       <w:r>
         <w:t>Étape 3 : Utilisation d'une formule pour lister les noms des feuilles</w:t>
       </w:r>
@@ -9029,7 +9177,7 @@
       <w:pPr>
         <w:pStyle w:val="Titre2"/>
       </w:pPr>
-      <w:bookmarkStart w:id="19" w:name="_Toc224208100"/>
+      <w:bookmarkStart w:id="19" w:name="_Toc224210710"/>
       <w:r>
         <w:t xml:space="preserve">Avec LIRE.CLASSEUR, </w:t>
       </w:r>
@@ -9204,7 +9352,7 @@
       <w:pPr>
         <w:pStyle w:val="Titre3"/>
       </w:pPr>
-      <w:bookmarkStart w:id="20" w:name="_Toc224208101"/>
+      <w:bookmarkStart w:id="20" w:name="_Toc224210711"/>
       <w:r>
         <w:t>Étape 1 : Clique</w:t>
       </w:r>
@@ -9293,7 +9441,7 @@
       <w:pPr>
         <w:pStyle w:val="Titre3"/>
       </w:pPr>
-      <w:bookmarkStart w:id="21" w:name="_Toc224208102"/>
+      <w:bookmarkStart w:id="21" w:name="_Toc224210712"/>
       <w:r>
         <w:t xml:space="preserve">Étape </w:t>
       </w:r>
@@ -9409,7 +9557,7 @@
       <w:pPr>
         <w:pStyle w:val="Titre3"/>
       </w:pPr>
-      <w:bookmarkStart w:id="22" w:name="_Toc224208103"/>
+      <w:bookmarkStart w:id="22" w:name="_Toc224210713"/>
       <w:r>
         <w:t xml:space="preserve">Étape </w:t>
       </w:r>
@@ -9697,7 +9845,7 @@
       <w:pPr>
         <w:pStyle w:val="Titre3"/>
       </w:pPr>
-      <w:bookmarkStart w:id="23" w:name="_Toc224208104"/>
+      <w:bookmarkStart w:id="23" w:name="_Toc224210714"/>
       <w:r>
         <w:t xml:space="preserve">Étape </w:t>
       </w:r>
@@ -9816,7 +9964,7 @@
       <w:pPr>
         <w:pStyle w:val="Titre4"/>
       </w:pPr>
-      <w:bookmarkStart w:id="24" w:name="_Toc224208105"/>
+      <w:bookmarkStart w:id="24" w:name="_Toc224210715"/>
       <w:r>
         <w:t>Syntaxe de</w:t>
       </w:r>
@@ -10253,7 +10401,7 @@
       <w:pPr>
         <w:pStyle w:val="Titre4"/>
       </w:pPr>
-      <w:bookmarkStart w:id="25" w:name="_Toc224208106"/>
+      <w:bookmarkStart w:id="25" w:name="_Toc224210716"/>
       <w:r>
         <w:t>Explications</w:t>
       </w:r>
@@ -10263,7 +10411,7 @@
       <w:pPr>
         <w:pStyle w:val="Titre4"/>
       </w:pPr>
-      <w:bookmarkStart w:id="26" w:name="_Toc224208107"/>
+      <w:bookmarkStart w:id="26" w:name="_Toc224210717"/>
       <w:r>
         <w:t>Décomposer le résultat de LIRE.CLASSEUR()</w:t>
       </w:r>
@@ -11097,7 +11245,7 @@
       <w:pPr>
         <w:pStyle w:val="Titre4"/>
       </w:pPr>
-      <w:bookmarkStart w:id="27" w:name="_Toc224208108"/>
+      <w:bookmarkStart w:id="27" w:name="_Toc224210718"/>
       <w:r>
         <w:t>Autre solution avec la fonction DROITE()</w:t>
       </w:r>
@@ -11376,7 +11524,7 @@
       <w:pPr>
         <w:pStyle w:val="Titre3"/>
       </w:pPr>
-      <w:bookmarkStart w:id="28" w:name="_Toc224208109"/>
+      <w:bookmarkStart w:id="28" w:name="_Toc224210719"/>
       <w:r>
         <w:t xml:space="preserve">Étape </w:t>
       </w:r>
@@ -11868,7 +12016,7 @@
       <w:pPr>
         <w:pStyle w:val="Titre3"/>
       </w:pPr>
-      <w:bookmarkStart w:id="29" w:name="_Toc224208110"/>
+      <w:bookmarkStart w:id="29" w:name="_Toc224210720"/>
       <w:r>
         <w:lastRenderedPageBreak/>
         <w:t>Étape 6 : Gérer les erreurs #REF ! avec la fonction SIERREUR</w:t>
@@ -11951,7 +12099,7 @@
       <w:pPr>
         <w:pStyle w:val="Titre4"/>
       </w:pPr>
-      <w:bookmarkStart w:id="30" w:name="_Toc224208111"/>
+      <w:bookmarkStart w:id="30" w:name="_Toc224210721"/>
       <w:r>
         <w:t>Syntaxe de la fonction SIERREUR</w:t>
       </w:r>
@@ -12555,7 +12703,7 @@
       <w:pPr>
         <w:pStyle w:val="Titre4"/>
       </w:pPr>
-      <w:bookmarkStart w:id="31" w:name="_Toc224208112"/>
+      <w:bookmarkStart w:id="31" w:name="_Toc224210722"/>
       <w:r>
         <w:t>Modification de la formule pour ne pas compter la feuille Sommaire</w:t>
       </w:r>
@@ -12725,7 +12873,7 @@
       <w:pPr>
         <w:pStyle w:val="Titre2"/>
       </w:pPr>
-      <w:bookmarkStart w:id="32" w:name="_Toc224208113"/>
+      <w:bookmarkStart w:id="32" w:name="_Toc224210723"/>
       <w:r>
         <w:t>Pour aller plus loin</w:t>
       </w:r>
@@ -12735,7 +12883,7 @@
       <w:pPr>
         <w:pStyle w:val="Titre3"/>
       </w:pPr>
-      <w:bookmarkStart w:id="33" w:name="_Toc224208114"/>
+      <w:bookmarkStart w:id="33" w:name="_Toc224210724"/>
       <w:r>
         <w:t>Rendre l'affichage</w:t>
       </w:r>
@@ -12795,16 +12943,7 @@
         <w:spacing w:after="0"/>
       </w:pPr>
       <w:r>
-        <w:t>Ce système n’est pas parfait</w:t>
-      </w:r>
-      <w:r>
-        <w:t xml:space="preserve">, car </w:t>
-      </w:r>
-      <w:r>
-        <w:t>les changements ne seront pas actualisés dans les cas suivants</w:t>
-      </w:r>
-      <w:r>
-        <w:t> :</w:t>
+        <w:t>Ce système n’est pas parfait, car les changements ne seront pas actualisés dans les cas suivants :</w:t>
       </w:r>
     </w:p>
     <w:p>
@@ -12871,7 +13010,34 @@
         <w:t>la</w:t>
       </w:r>
       <w:r>
-        <w:t xml:space="preserve"> formule de calcul qui se trouve dans le gestionnaire de noms. On va associer une autre fonction macro à LIRE.CLASSEUR(1)</w:t>
+        <w:t xml:space="preserve"> formule de calcul qui se trouve dans le gestionnaire de noms. On va </w:t>
+      </w:r>
+      <w:r>
+        <w:rPr>
+          <w:b/>
+          <w:bCs/>
+        </w:rPr>
+        <w:t>concaténer avec &amp;</w:t>
+      </w:r>
+      <w:r>
+        <w:rPr>
+          <w:b/>
+          <w:bCs/>
+        </w:rPr>
+        <w:t xml:space="preserve"> une autre fonction</w:t>
+      </w:r>
+      <w:r>
+        <w:t xml:space="preserve"> </w:t>
+      </w:r>
+      <w:r>
+        <w:rPr>
+          <w:b/>
+          <w:bCs/>
+        </w:rPr>
+        <w:t>macro</w:t>
+      </w:r>
+      <w:r>
+        <w:t xml:space="preserve"> à LIRE.CLASSEUR(1)</w:t>
       </w:r>
       <w:r>
         <w:t>.</w:t>
@@ -12897,7 +13063,7 @@
       <w:pPr>
         <w:pStyle w:val="Titre4"/>
       </w:pPr>
-      <w:bookmarkStart w:id="34" w:name="_Toc224208115"/>
+      <w:bookmarkStart w:id="34" w:name="_Toc224210725"/>
       <w:r>
         <w:t>Avec ALEA et TEXTE</w:t>
       </w:r>
@@ -12933,7 +13099,7 @@
       <w:pPr>
         <w:pStyle w:val="Titre5"/>
       </w:pPr>
-      <w:bookmarkStart w:id="35" w:name="_Toc224208116"/>
+      <w:bookmarkStart w:id="35" w:name="_Toc224210726"/>
       <w:r>
         <w:t xml:space="preserve">Syntaxe de la fonction </w:t>
       </w:r>
@@ -13105,7 +13271,7 @@
       <w:pPr>
         <w:pStyle w:val="Titre5"/>
       </w:pPr>
-      <w:bookmarkStart w:id="36" w:name="_Toc224208117"/>
+      <w:bookmarkStart w:id="36" w:name="_Toc224210727"/>
       <w:r>
         <w:t>Syntaxe de la fonction TEXTE</w:t>
       </w:r>
@@ -13802,7 +13968,7 @@
           <w:highlight w:val="yellow"/>
         </w:rPr>
       </w:pPr>
-      <w:bookmarkStart w:id="37" w:name="_Toc224208118"/>
+      <w:bookmarkStart w:id="37" w:name="_Toc224210728"/>
       <w:r>
         <w:rPr>
           <w:highlight w:val="yellow"/>
@@ -13822,41 +13988,705 @@
         <w:t>T</w:t>
       </w:r>
       <w:bookmarkEnd w:id="37"/>
+    </w:p>
+    <w:p>
+      <w:r>
+        <w:t>Au préalable, on rappelle la syntaxe de ces deux fonctions.</w:t>
+      </w:r>
+    </w:p>
+    <w:p>
+      <w:pPr>
+        <w:pStyle w:val="Titre5"/>
+      </w:pPr>
+      <w:bookmarkStart w:id="38" w:name="_Toc224210729"/>
+      <w:r>
+        <w:t xml:space="preserve">Syntaxe de la fonction </w:t>
+      </w:r>
+      <w:r>
+        <w:t>MAINTENANT</w:t>
+      </w:r>
+      <w:bookmarkEnd w:id="38"/>
+    </w:p>
+    <w:p>
+      <w:pPr>
+        <w:rPr>
+          <w:highlight w:val="yellow"/>
+        </w:rPr>
+      </w:pPr>
+      <w:r>
+        <w:rPr>
+          <w:b/>
+          <w:bCs/>
+        </w:rPr>
+        <w:t>MAINTENANT</w:t>
+      </w:r>
+      <w:r>
+        <w:t xml:space="preserve"> </w:t>
+      </w:r>
+      <w:r>
+        <w:t>d</w:t>
+      </w:r>
+      <w:r>
+        <w:t>onne le numéro de série de la date et de l’heure en cours</w:t>
+      </w:r>
+      <w:r>
+        <w:rPr>
+          <w:rStyle w:val="Appelnotedebasdep"/>
+        </w:rPr>
+        <w:footnoteReference w:id="18"/>
+      </w:r>
+      <w:r>
+        <w:t>.</w:t>
+      </w:r>
+    </w:p>
+    <w:p>
+      <w:r>
+        <w:t xml:space="preserve">La syntaxe de la fonction </w:t>
+      </w:r>
+      <w:r>
+        <w:t>MAINTENANT</w:t>
+      </w:r>
+      <w:r>
+        <w:t xml:space="preserve"> </w:t>
+      </w:r>
+      <w:r>
+        <w:t>ne contient aucun argument</w:t>
+      </w:r>
+      <w:r>
+        <w:t>.</w:t>
+      </w:r>
+    </w:p>
+    <w:p>
+      <w:pPr>
+        <w:jc w:val="center"/>
+        <w:rPr>
+          <w:rFonts w:ascii="Courier New" w:hAnsi="Courier New" w:cs="Courier New"/>
+          <w:b/>
+          <w:bCs/>
+          <w:i/>
+          <w:iCs/>
+          <w:sz w:val="24"/>
+          <w:szCs w:val="24"/>
+        </w:rPr>
+      </w:pPr>
+      <w:r>
+        <w:rPr>
+          <w:rFonts w:ascii="Courier New" w:hAnsi="Courier New" w:cs="Courier New"/>
+          <w:b/>
+          <w:bCs/>
+          <w:i/>
+          <w:iCs/>
+          <w:sz w:val="24"/>
+          <w:szCs w:val="24"/>
+        </w:rPr>
+        <w:t xml:space="preserve">= </w:t>
+      </w:r>
+      <w:r>
+        <w:rPr>
+          <w:rFonts w:ascii="Courier New" w:hAnsi="Courier New" w:cs="Courier New"/>
+          <w:b/>
+          <w:bCs/>
+          <w:i/>
+          <w:iCs/>
+          <w:sz w:val="24"/>
+          <w:szCs w:val="24"/>
+        </w:rPr>
+        <w:t>MAINTENANT()</w:t>
+      </w:r>
+    </w:p>
+    <w:p>
+      <w:pPr>
+        <w:spacing w:after="0"/>
+        <w:rPr>
+          <w:sz w:val="24"/>
+          <w:szCs w:val="24"/>
+        </w:rPr>
+      </w:pPr>
+      <w:r>
+        <w:rPr>
+          <w:noProof/>
+          <w:sz w:val="32"/>
+          <w:szCs w:val="32"/>
+        </w:rPr>
+        <w:drawing>
+          <wp:inline distT="0" distB="0" distL="0" distR="0" wp14:anchorId="017C7079" wp14:editId="1DF372C7">
+            <wp:extent cx="540000" cy="540000"/>
+            <wp:effectExtent l="0" t="0" r="0" b="0"/>
+            <wp:docPr id="1099770016" name="Graphique 1" descr="Informations avec un remplissage uni"/>
+            <wp:cNvGraphicFramePr>
+              <a:graphicFrameLocks xmlns:a="http://schemas.openxmlformats.org/drawingml/2006/main" noChangeAspect="1"/>
+            </wp:cNvGraphicFramePr>
+            <a:graphic xmlns:a="http://schemas.openxmlformats.org/drawingml/2006/main">
+              <a:graphicData uri="http://schemas.openxmlformats.org/drawingml/2006/picture">
+                <pic:pic xmlns:pic="http://schemas.openxmlformats.org/drawingml/2006/picture">
+                  <pic:nvPicPr>
+                    <pic:cNvPr id="451675176" name="Graphique 451675176" descr="Informations avec un remplissage uni"/>
+                    <pic:cNvPicPr/>
+                  </pic:nvPicPr>
+                  <pic:blipFill>
+                    <a:blip r:embed="rId17">
+                      <a:extLst>
+                        <a:ext uri="{96DAC541-7B7A-43D3-8B79-37D633B846F1}">
+                          <asvg:svgBlip xmlns:asvg="http://schemas.microsoft.com/office/drawing/2016/SVG/main" r:embed="rId44"/>
+                        </a:ext>
+                      </a:extLst>
+                    </a:blip>
+                    <a:stretch>
+                      <a:fillRect/>
+                    </a:stretch>
+                  </pic:blipFill>
+                  <pic:spPr>
+                    <a:xfrm>
+                      <a:off x="0" y="0"/>
+                      <a:ext cx="540000" cy="540000"/>
+                    </a:xfrm>
+                    <a:prstGeom prst="rect">
+                      <a:avLst/>
+                    </a:prstGeom>
+                  </pic:spPr>
+                </pic:pic>
+              </a:graphicData>
+            </a:graphic>
+          </wp:inline>
+        </w:drawing>
+      </w:r>
+      <w:r>
+        <w:rPr>
+          <w:sz w:val="24"/>
+          <w:szCs w:val="24"/>
+        </w:rPr>
+        <w:t xml:space="preserve"> </w:t>
+      </w:r>
+      <w:r>
+        <w:rPr>
+          <w:sz w:val="24"/>
+          <w:szCs w:val="24"/>
+        </w:rPr>
+        <w:t xml:space="preserve">Excel stocke les dates sous la forme de </w:t>
+      </w:r>
+      <w:r>
+        <w:rPr>
+          <w:b/>
+          <w:bCs/>
+          <w:sz w:val="24"/>
+          <w:szCs w:val="24"/>
+        </w:rPr>
+        <w:t>numéros de série séquentiels</w:t>
+      </w:r>
+      <w:r>
+        <w:rPr>
+          <w:sz w:val="24"/>
+          <w:szCs w:val="24"/>
+        </w:rPr>
+        <w:t xml:space="preserve"> afin qu’elles puissent être utilisées dans les calculs. </w:t>
+      </w:r>
+    </w:p>
+    <w:p>
+      <w:pPr>
+        <w:spacing w:after="0"/>
+        <w:rPr>
+          <w:sz w:val="24"/>
+          <w:szCs w:val="24"/>
+        </w:rPr>
+      </w:pPr>
+      <w:r>
+        <w:rPr>
+          <w:sz w:val="24"/>
+          <w:szCs w:val="24"/>
+        </w:rPr>
+        <w:t>Par défaut</w:t>
+      </w:r>
+      <w:r>
+        <w:rPr>
+          <w:rStyle w:val="Appelnotedebasdep"/>
+          <w:sz w:val="24"/>
+          <w:szCs w:val="24"/>
+        </w:rPr>
+        <w:footnoteReference w:id="19"/>
+      </w:r>
+      <w:r>
+        <w:rPr>
+          <w:sz w:val="24"/>
+          <w:szCs w:val="24"/>
+        </w:rPr>
+        <w:t xml:space="preserve">, </w:t>
+      </w:r>
+      <w:r>
+        <w:rPr>
+          <w:b/>
+          <w:bCs/>
+          <w:sz w:val="24"/>
+          <w:szCs w:val="24"/>
+        </w:rPr>
+        <w:t>le 1er janvier 1900 est le numéro de série 1</w:t>
+      </w:r>
+      <w:r>
+        <w:rPr>
+          <w:sz w:val="24"/>
+          <w:szCs w:val="24"/>
+        </w:rPr>
+        <w:t xml:space="preserve"> et le 1er janvier 2025 est le numéro de série 45658, car il s’agit de 45 657 jours après le 1er janvier 1900.</w:t>
+      </w:r>
+    </w:p>
+    <w:p>
+      <w:pPr>
+        <w:spacing w:after="0"/>
+        <w:rPr>
+          <w:sz w:val="24"/>
+          <w:szCs w:val="24"/>
+        </w:rPr>
+      </w:pPr>
+    </w:p>
+    <w:p>
+      <w:r>
+        <w:rPr>
+          <w:noProof/>
+        </w:rPr>
+        <w:drawing>
+          <wp:inline distT="0" distB="0" distL="0" distR="0" wp14:anchorId="4C5789F9" wp14:editId="5554F25E">
+            <wp:extent cx="540000" cy="540000"/>
+            <wp:effectExtent l="0" t="0" r="0" b="0"/>
+            <wp:docPr id="335353066" name="Graphique 1" descr="Avertissement avec un remplissage uni"/>
+            <wp:cNvGraphicFramePr>
+              <a:graphicFrameLocks xmlns:a="http://schemas.openxmlformats.org/drawingml/2006/main" noChangeAspect="1"/>
+            </wp:cNvGraphicFramePr>
+            <a:graphic xmlns:a="http://schemas.openxmlformats.org/drawingml/2006/main">
+              <a:graphicData uri="http://schemas.openxmlformats.org/drawingml/2006/picture">
+                <pic:pic xmlns:pic="http://schemas.openxmlformats.org/drawingml/2006/picture">
+                  <pic:nvPicPr>
+                    <pic:cNvPr id="2066193991" name="Graphique 2066193991" descr="Avertissement avec un remplissage uni"/>
+                    <pic:cNvPicPr/>
+                  </pic:nvPicPr>
+                  <pic:blipFill>
+                    <a:blip r:embed="rId8">
+                      <a:extLst>
+                        <a:ext uri="{96DAC541-7B7A-43D3-8B79-37D633B846F1}">
+                          <asvg:svgBlip xmlns:asvg="http://schemas.microsoft.com/office/drawing/2016/SVG/main" r:embed="rId9"/>
+                        </a:ext>
+                      </a:extLst>
+                    </a:blip>
+                    <a:stretch>
+                      <a:fillRect/>
+                    </a:stretch>
+                  </pic:blipFill>
+                  <pic:spPr>
+                    <a:xfrm>
+                      <a:off x="0" y="0"/>
+                      <a:ext cx="540000" cy="540000"/>
+                    </a:xfrm>
+                    <a:prstGeom prst="rect">
+                      <a:avLst/>
+                    </a:prstGeom>
+                  </pic:spPr>
+                </pic:pic>
+              </a:graphicData>
+            </a:graphic>
+          </wp:inline>
+        </w:drawing>
+      </w:r>
+      <w:r>
+        <w:t xml:space="preserve"> </w:t>
+      </w:r>
+      <w:r>
+        <w:rPr>
+          <w:sz w:val="24"/>
+          <w:szCs w:val="24"/>
+        </w:rPr>
+        <w:t xml:space="preserve">Les résultats de la fonction </w:t>
+      </w:r>
+      <w:r>
+        <w:rPr>
+          <w:sz w:val="24"/>
+          <w:szCs w:val="24"/>
+        </w:rPr>
+        <w:t xml:space="preserve">MAINTENANT </w:t>
+      </w:r>
+      <w:r>
+        <w:rPr>
+          <w:b/>
+          <w:bCs/>
+          <w:sz w:val="24"/>
+          <w:szCs w:val="24"/>
+        </w:rPr>
+        <w:t>changent</w:t>
+      </w:r>
+      <w:r>
+        <w:rPr>
+          <w:b/>
+          <w:bCs/>
+          <w:sz w:val="24"/>
+          <w:szCs w:val="24"/>
+        </w:rPr>
+        <w:t xml:space="preserve"> uniquement lorsque la feuille de calcul est calculée </w:t>
+      </w:r>
+      <w:r>
+        <w:rPr>
+          <w:sz w:val="24"/>
+          <w:szCs w:val="24"/>
+        </w:rPr>
+        <w:t xml:space="preserve">ou lorsqu’une macro contenant la fonction est exécutée. </w:t>
+      </w:r>
+      <w:r>
+        <w:rPr>
+          <w:b/>
+          <w:bCs/>
+          <w:sz w:val="24"/>
+          <w:szCs w:val="24"/>
+        </w:rPr>
+        <w:t>Il n’est pas mis à jour en continu.</w:t>
+      </w:r>
+    </w:p>
+    <w:p>
+      <w:pPr>
+        <w:pStyle w:val="Titre5"/>
+      </w:pPr>
+      <w:bookmarkStart w:id="39" w:name="_Toc224210730"/>
+      <w:r>
+        <w:t>Syntaxe de la fonction T</w:t>
+      </w:r>
+      <w:bookmarkEnd w:id="39"/>
+    </w:p>
+    <w:p>
+      <w:r>
+        <w:rPr>
+          <w:b/>
+          <w:bCs/>
+        </w:rPr>
+        <w:t>T</w:t>
+      </w:r>
+      <w:r>
+        <w:t xml:space="preserve"> </w:t>
+      </w:r>
+      <w:r>
+        <w:t>r</w:t>
+      </w:r>
+      <w:r>
+        <w:t>envoie le texte auquel l’argument valeur fait référence.</w:t>
+      </w:r>
+    </w:p>
+    <w:p>
+      <w:r>
+        <w:t xml:space="preserve">La syntaxe de la fonction </w:t>
+      </w:r>
+      <w:r>
+        <w:t>T</w:t>
+      </w:r>
+      <w:r>
+        <w:t xml:space="preserve"> contient </w:t>
+      </w:r>
+      <w:r>
+        <w:rPr>
+          <w:b/>
+          <w:bCs/>
+        </w:rPr>
+        <w:t>1</w:t>
+      </w:r>
+      <w:r>
+        <w:rPr>
+          <w:b/>
+          <w:bCs/>
+        </w:rPr>
+        <w:t xml:space="preserve"> argument</w:t>
+      </w:r>
+      <w:r>
+        <w:t xml:space="preserve">  :</w:t>
+      </w:r>
+    </w:p>
+    <w:p>
+      <w:pPr>
+        <w:jc w:val="center"/>
+        <w:rPr>
+          <w:rFonts w:ascii="Courier New" w:hAnsi="Courier New" w:cs="Courier New"/>
+          <w:b/>
+          <w:bCs/>
+          <w:i/>
+          <w:iCs/>
+          <w:sz w:val="24"/>
+          <w:szCs w:val="24"/>
+        </w:rPr>
+      </w:pPr>
+      <w:r>
+        <w:rPr>
+          <w:rFonts w:ascii="Courier New" w:hAnsi="Courier New" w:cs="Courier New"/>
+          <w:b/>
+          <w:bCs/>
+          <w:i/>
+          <w:iCs/>
+          <w:sz w:val="24"/>
+          <w:szCs w:val="24"/>
+        </w:rPr>
+        <w:t>=</w:t>
+      </w:r>
+      <w:r>
+        <w:t xml:space="preserve"> </w:t>
+      </w:r>
+      <w:r>
+        <w:rPr>
+          <w:rFonts w:ascii="Courier New" w:hAnsi="Courier New" w:cs="Courier New"/>
+          <w:b/>
+          <w:bCs/>
+          <w:i/>
+          <w:iCs/>
+          <w:sz w:val="24"/>
+          <w:szCs w:val="24"/>
+        </w:rPr>
+        <w:t>T(valeur)</w:t>
+      </w:r>
+    </w:p>
+    <w:p>
+      <w:pPr>
+        <w:spacing w:after="0"/>
+      </w:pPr>
+      <w:r>
+        <w:rPr>
+          <w:b/>
+          <w:bCs/>
+        </w:rPr>
+        <w:t>v</w:t>
+      </w:r>
+      <w:r>
+        <w:rPr>
+          <w:b/>
+          <w:bCs/>
+        </w:rPr>
+        <w:t>aleur</w:t>
+      </w:r>
+      <w:r>
+        <w:t> :</w:t>
+      </w:r>
+      <w:r>
+        <w:t xml:space="preserve">  </w:t>
+      </w:r>
+      <w:r>
+        <w:rPr>
+          <w:u w:val="single"/>
+        </w:rPr>
+        <w:t>o</w:t>
+      </w:r>
+      <w:r>
+        <w:rPr>
+          <w:u w:val="single"/>
+        </w:rPr>
+        <w:t>bligatoire</w:t>
+      </w:r>
+      <w:r>
+        <w:t>. Représente la valeur à tester.</w:t>
+      </w:r>
+    </w:p>
+    <w:p>
+      <w:pPr>
+        <w:spacing w:after="0"/>
+      </w:pPr>
+    </w:p>
+    <w:p>
+      <w:pPr>
+        <w:spacing w:after="0"/>
+      </w:pPr>
+      <w:r>
+        <w:rPr>
+          <w:noProof/>
+          <w:sz w:val="32"/>
+          <w:szCs w:val="32"/>
+        </w:rPr>
+        <w:drawing>
+          <wp:inline distT="0" distB="0" distL="0" distR="0" wp14:anchorId="010BB9E4" wp14:editId="39E6FF86">
+            <wp:extent cx="540000" cy="540000"/>
+            <wp:effectExtent l="0" t="0" r="0" b="0"/>
+            <wp:docPr id="1404276586" name="Graphique 1" descr="Informations avec un remplissage uni"/>
+            <wp:cNvGraphicFramePr>
+              <a:graphicFrameLocks xmlns:a="http://schemas.openxmlformats.org/drawingml/2006/main" noChangeAspect="1"/>
+            </wp:cNvGraphicFramePr>
+            <a:graphic xmlns:a="http://schemas.openxmlformats.org/drawingml/2006/main">
+              <a:graphicData uri="http://schemas.openxmlformats.org/drawingml/2006/picture">
+                <pic:pic xmlns:pic="http://schemas.openxmlformats.org/drawingml/2006/picture">
+                  <pic:nvPicPr>
+                    <pic:cNvPr id="451675176" name="Graphique 451675176" descr="Informations avec un remplissage uni"/>
+                    <pic:cNvPicPr/>
+                  </pic:nvPicPr>
+                  <pic:blipFill>
+                    <a:blip r:embed="rId17">
+                      <a:extLst>
+                        <a:ext uri="{96DAC541-7B7A-43D3-8B79-37D633B846F1}">
+                          <asvg:svgBlip xmlns:asvg="http://schemas.microsoft.com/office/drawing/2016/SVG/main" r:embed="rId44"/>
+                        </a:ext>
+                      </a:extLst>
+                    </a:blip>
+                    <a:stretch>
+                      <a:fillRect/>
+                    </a:stretch>
+                  </pic:blipFill>
+                  <pic:spPr>
+                    <a:xfrm>
+                      <a:off x="0" y="0"/>
+                      <a:ext cx="540000" cy="540000"/>
+                    </a:xfrm>
+                    <a:prstGeom prst="rect">
+                      <a:avLst/>
+                    </a:prstGeom>
+                  </pic:spPr>
+                </pic:pic>
+              </a:graphicData>
+            </a:graphic>
+          </wp:inline>
+        </w:drawing>
+      </w:r>
+      <w:r>
+        <w:t xml:space="preserve">Si l’argument valeur est ou fait référence à du texte, la fonction T renvoie l’argument. </w:t>
+      </w:r>
+    </w:p>
+    <w:p>
+      <w:pPr>
+        <w:spacing w:after="0"/>
+      </w:pPr>
+      <w:r>
+        <w:t>Si l’argument valeur ne fait pas référence à du texte, la fonction T renvoie du texte vide "".</w:t>
+      </w:r>
+    </w:p>
+    <w:p/>
+    <w:p>
+      <w:pPr>
+        <w:spacing w:after="0"/>
+      </w:pPr>
+      <w:r>
+        <w:t>On remplace</w:t>
+      </w:r>
+      <w:r>
+        <w:t xml:space="preserve"> donc</w:t>
+      </w:r>
+      <w:r>
+        <w:t xml:space="preserve"> la formule :</w:t>
+      </w:r>
+    </w:p>
+    <w:p>
+      <w:pPr>
+        <w:spacing w:after="0"/>
+      </w:pPr>
+    </w:p>
+    <w:p>
+      <w:pPr>
+        <w:spacing w:after="0"/>
+      </w:pPr>
+      <w:r>
+        <w:lastRenderedPageBreak/>
+        <w:t>=REMPLACER(LIRE.CLASSEUR(1);1;TROUVE("]";LIRE.CLASSEUR(1));"")</w:t>
+      </w:r>
+    </w:p>
+    <w:p>
+      <w:pPr>
+        <w:spacing w:after="0"/>
+      </w:pPr>
+      <w:r>
+        <w:t>par</w:t>
+      </w:r>
+    </w:p>
+    <w:p>
+      <w:pPr>
+        <w:spacing w:after="0"/>
+      </w:pPr>
+    </w:p>
+    <w:p>
+      <w:pPr>
+        <w:spacing w:after="0"/>
+      </w:pPr>
+      <w:r>
+        <w:t>=REMPLACER(LIRE.CLASSEUR(1) &amp; T(MAINTENANT());1;TROUVE("]";LIRE.CLASSEUR(1) &amp; T(MAINTENANT()));"")</w:t>
+      </w:r>
+    </w:p>
+    <w:p>
+      <w:pPr>
+        <w:spacing w:after="0"/>
+      </w:pPr>
+      <w:r>
+        <w:t>Lorsque vous modifiez les noms des feuilles, l’affichage des noms dans les cellules s’actualisera.</w:t>
+      </w:r>
     </w:p>
     <w:p/>
     <w:p/>
-    <w:p>
-      <w:pPr>
-        <w:pStyle w:val="Titre3"/>
-      </w:pPr>
-      <w:bookmarkStart w:id="38" w:name="_Toc224208119"/>
-      <w:r>
-        <w:t>On peut ajouter des liens hypertexte sur le nom des feuilles.</w:t>
-      </w:r>
-      <w:bookmarkEnd w:id="38"/>
-    </w:p>
-    <w:p>
-      <w:pPr>
-        <w:pStyle w:val="Titre4"/>
-      </w:pPr>
-      <w:bookmarkStart w:id="39" w:name="_Toc224208120"/>
-      <w:r>
-        <w:t>Ajouter des liens hypertexte manuellement</w:t>
-      </w:r>
-      <w:bookmarkEnd w:id="39"/>
-    </w:p>
-    <w:p>
-      <w:pPr>
-        <w:pStyle w:val="Titre4"/>
-      </w:pPr>
-      <w:bookmarkStart w:id="40" w:name="_Toc224208121"/>
-      <w:r>
-        <w:t>Transition vers le VBA : ajouter des liens hypertexte par code</w:t>
-      </w:r>
-      <w:bookmarkEnd w:id="40"/>
+    <w:p/>
+    <w:p>
+      <w:r>
+        <w:t>Lorsque vous ajoutez une nouvelle feuille, l’affichage ne sera pas actualisé.</w:t>
+      </w:r>
+    </w:p>
+    <w:p>
+      <w:r>
+        <w:t>Pour que cela fonctionne, vous devez :</w:t>
+      </w:r>
+    </w:p>
+    <w:p>
+      <w:pPr>
+        <w:numPr>
+          <w:ilvl w:val="0"/>
+          <w:numId w:val="16"/>
+        </w:numPr>
+      </w:pPr>
+      <w:r>
+        <w:t>Appuyer sur </w:t>
+      </w:r>
+      <w:r>
+        <w:rPr>
+          <w:b/>
+          <w:bCs/>
+        </w:rPr>
+        <w:t>F9</w:t>
+      </w:r>
+      <w:r>
+        <w:t> si vous souhaitez garder le nom par défaut</w:t>
+      </w:r>
+    </w:p>
+    <w:p>
+      <w:pPr>
+        <w:numPr>
+          <w:ilvl w:val="0"/>
+          <w:numId w:val="16"/>
+        </w:numPr>
+      </w:pPr>
+      <w:r>
+        <w:rPr>
+          <w:b/>
+          <w:bCs/>
+        </w:rPr>
+        <w:t>Modifier le nom</w:t>
+      </w:r>
+      <w:r>
+        <w:t> de la feuille</w:t>
+      </w:r>
     </w:p>
     <w:p/>
     <w:p/>
+    <w:p/>
+    <w:p>
+      <w:pPr>
+        <w:pStyle w:val="Titre3"/>
+      </w:pPr>
+      <w:bookmarkStart w:id="40" w:name="_Toc224210731"/>
+      <w:r>
+        <w:t>On peut ajouter des liens hypertexte sur le nom des feuilles.</w:t>
+      </w:r>
+      <w:bookmarkEnd w:id="40"/>
+    </w:p>
+    <w:p>
+      <w:pPr>
+        <w:pStyle w:val="Titre4"/>
+      </w:pPr>
+      <w:bookmarkStart w:id="41" w:name="_Toc224210732"/>
+      <w:r>
+        <w:t>Ajouter des liens hypertexte manuellement</w:t>
+      </w:r>
+      <w:bookmarkEnd w:id="41"/>
+    </w:p>
+    <w:p>
+      <w:pPr>
+        <w:pStyle w:val="Titre4"/>
+      </w:pPr>
+      <w:bookmarkStart w:id="42" w:name="_Toc224210733"/>
+      <w:r>
+        <w:t>Transition vers le VBA : ajouter des liens hypertexte par code</w:t>
+      </w:r>
+      <w:bookmarkEnd w:id="42"/>
+    </w:p>
+    <w:p/>
+    <w:p/>
     <w:p>
       <w:pPr>
         <w:pStyle w:val="Titre1"/>
@@ -13865,7 +14695,7 @@
           <w:bCs/>
         </w:rPr>
       </w:pPr>
-      <w:bookmarkStart w:id="41" w:name="_Toc224208122"/>
+      <w:bookmarkStart w:id="43" w:name="_Toc224210734"/>
       <w:r>
         <w:rPr>
           <w:b/>
@@ -13873,7 +14703,7 @@
         </w:rPr>
         <w:t>TRADUCTION DES FONCTIONS EXCEL EN ANGLAIS</w:t>
       </w:r>
-      <w:bookmarkEnd w:id="41"/>
+      <w:bookmarkEnd w:id="43"/>
     </w:p>
     <w:p>
       <w:r>
@@ -14002,13 +14832,13 @@
       <w:pPr>
         <w:pStyle w:val="Titre1"/>
       </w:pPr>
-      <w:bookmarkStart w:id="42" w:name="_Toc223707034"/>
-      <w:bookmarkStart w:id="43" w:name="_Toc224208123"/>
+      <w:bookmarkStart w:id="44" w:name="_Toc223707034"/>
+      <w:bookmarkStart w:id="45" w:name="_Toc224210735"/>
       <w:r>
         <w:t>Links</w:t>
       </w:r>
-      <w:bookmarkEnd w:id="42"/>
-      <w:bookmarkEnd w:id="43"/>
+      <w:bookmarkEnd w:id="44"/>
+      <w:bookmarkEnd w:id="45"/>
     </w:p>
     <w:p>
       <w:pPr>
@@ -14095,7 +14925,6 @@
           <w:sz w:val="24"/>
           <w:szCs w:val="24"/>
         </w:rPr>
-        <w:lastRenderedPageBreak/>
         <w:drawing>
           <wp:inline distT="0" distB="0" distL="0" distR="0" wp14:anchorId="24B3C25B" wp14:editId="1F33DE06">
             <wp:extent cx="540000" cy="540000"/>
@@ -14657,6 +15486,41 @@
       </w:r>
       <w:r>
         <w:t>https://support.microsoft.com/fr-fr/office/texte-texte-fonction-20d5ac4d-7b94-49fd-bb38-93d29371225c</w:t>
+      </w:r>
+    </w:p>
+  </w:footnote>
+  <w:footnote w:id="18">
+    <w:p>
+      <w:pPr>
+        <w:pStyle w:val="Notedebasdepage"/>
+      </w:pPr>
+      <w:r>
+        <w:rPr>
+          <w:rStyle w:val="Appelnotedebasdep"/>
+        </w:rPr>
+        <w:footnoteRef/>
+      </w:r>
+      <w:r>
+        <w:t xml:space="preserve"> </w:t>
+      </w:r>
+      <w:r>
+        <w:t>https://support.microsoft.com/fr-fr/office/fonction-maintenant-3337fd29-145a-4347-b2e6-20c904739c46</w:t>
+      </w:r>
+    </w:p>
+  </w:footnote>
+  <w:footnote w:id="19">
+    <w:p>
+      <w:pPr>
+        <w:pStyle w:val="Notedebasdepage"/>
+      </w:pPr>
+      <w:r>
+        <w:rPr>
+          <w:rStyle w:val="Appelnotedebasdep"/>
+        </w:rPr>
+        <w:footnoteRef/>
+      </w:r>
+      <w:r>
+        <w:t xml:space="preserve"> Ou plutôt par convention des concepteurs de Microsoft .</w:t>
       </w:r>
     </w:p>
   </w:footnote>
@@ -14943,7 +15807,7 @@
               <w:sz w:val="16"/>
               <w:szCs w:val="16"/>
             </w:rPr>
-            <w:t>11-03-2026 18:04</w:t>
+            <w:t>12-03-2026 11:41</w:t>
           </w:r>
           <w:r>
             <w:rPr>
@@ -16116,6 +16980,155 @@
     </w:lvl>
   </w:abstractNum>
   <w:abstractNum w:abstractNumId="6" w15:restartNumberingAfterBreak="0">
+    <w:nsid w:val="470C4802"/>
+    <w:multiLevelType w:val="multilevel"/>
+    <w:tmpl w:val="5906AE08"/>
+    <w:lvl w:ilvl="0">
+      <w:start w:val="1"/>
+      <w:numFmt w:val="bullet"/>
+      <w:lvlText w:val=""/>
+      <w:lvlJc w:val="left"/>
+      <w:pPr>
+        <w:tabs>
+          <w:tab w:val="num" w:pos="720"/>
+        </w:tabs>
+        <w:ind w:left="720" w:hanging="360"/>
+      </w:pPr>
+      <w:rPr>
+        <w:rFonts w:ascii="Symbol" w:hAnsi="Symbol" w:hint="default"/>
+        <w:sz w:val="20"/>
+      </w:rPr>
+    </w:lvl>
+    <w:lvl w:ilvl="1" w:tentative="1">
+      <w:start w:val="1"/>
+      <w:numFmt w:val="bullet"/>
+      <w:lvlText w:val="o"/>
+      <w:lvlJc w:val="left"/>
+      <w:pPr>
+        <w:tabs>
+          <w:tab w:val="num" w:pos="1440"/>
+        </w:tabs>
+        <w:ind w:left="1440" w:hanging="360"/>
+      </w:pPr>
+      <w:rPr>
+        <w:rFonts w:ascii="Courier New" w:hAnsi="Courier New" w:hint="default"/>
+        <w:sz w:val="20"/>
+      </w:rPr>
+    </w:lvl>
+    <w:lvl w:ilvl="2" w:tentative="1">
+      <w:start w:val="1"/>
+      <w:numFmt w:val="bullet"/>
+      <w:lvlText w:val=""/>
+      <w:lvlJc w:val="left"/>
+      <w:pPr>
+        <w:tabs>
+          <w:tab w:val="num" w:pos="2160"/>
+        </w:tabs>
+        <w:ind w:left="2160" w:hanging="360"/>
+      </w:pPr>
+      <w:rPr>
+        <w:rFonts w:ascii="Wingdings" w:hAnsi="Wingdings" w:hint="default"/>
+        <w:sz w:val="20"/>
+      </w:rPr>
+    </w:lvl>
+    <w:lvl w:ilvl="3" w:tentative="1">
+      <w:start w:val="1"/>
+      <w:numFmt w:val="bullet"/>
+      <w:lvlText w:val=""/>
+      <w:lvlJc w:val="left"/>
+      <w:pPr>
+        <w:tabs>
+          <w:tab w:val="num" w:pos="2880"/>
+        </w:tabs>
+        <w:ind w:left="2880" w:hanging="360"/>
+      </w:pPr>
+      <w:rPr>
+        <w:rFonts w:ascii="Wingdings" w:hAnsi="Wingdings" w:hint="default"/>
+        <w:sz w:val="20"/>
+      </w:rPr>
+    </w:lvl>
+    <w:lvl w:ilvl="4" w:tentative="1">
+      <w:start w:val="1"/>
+      <w:numFmt w:val="bullet"/>
+      <w:lvlText w:val=""/>
+      <w:lvlJc w:val="left"/>
+      <w:pPr>
+        <w:tabs>
+          <w:tab w:val="num" w:pos="3600"/>
+        </w:tabs>
+        <w:ind w:left="3600" w:hanging="360"/>
+      </w:pPr>
+      <w:rPr>
+        <w:rFonts w:ascii="Wingdings" w:hAnsi="Wingdings" w:hint="default"/>
+        <w:sz w:val="20"/>
+      </w:rPr>
+    </w:lvl>
+    <w:lvl w:ilvl="5" w:tentative="1">
+      <w:start w:val="1"/>
+      <w:numFmt w:val="bullet"/>
+      <w:lvlText w:val=""/>
+      <w:lvlJc w:val="left"/>
+      <w:pPr>
+        <w:tabs>
+          <w:tab w:val="num" w:pos="4320"/>
+        </w:tabs>
+        <w:ind w:left="4320" w:hanging="360"/>
+      </w:pPr>
+      <w:rPr>
+        <w:rFonts w:ascii="Wingdings" w:hAnsi="Wingdings" w:hint="default"/>
+        <w:sz w:val="20"/>
+      </w:rPr>
+    </w:lvl>
+    <w:lvl w:ilvl="6" w:tentative="1">
+      <w:start w:val="1"/>
+      <w:numFmt w:val="bullet"/>
+      <w:lvlText w:val=""/>
+      <w:lvlJc w:val="left"/>
+      <w:pPr>
+        <w:tabs>
+          <w:tab w:val="num" w:pos="5040"/>
+        </w:tabs>
+        <w:ind w:left="5040" w:hanging="360"/>
+      </w:pPr>
+      <w:rPr>
+        <w:rFonts w:ascii="Wingdings" w:hAnsi="Wingdings" w:hint="default"/>
+        <w:sz w:val="20"/>
+      </w:rPr>
+    </w:lvl>
+    <w:lvl w:ilvl="7" w:tentative="1">
+      <w:start w:val="1"/>
+      <w:numFmt w:val="bullet"/>
+      <w:lvlText w:val=""/>
+      <w:lvlJc w:val="left"/>
+      <w:pPr>
+        <w:tabs>
+          <w:tab w:val="num" w:pos="5760"/>
+        </w:tabs>
+        <w:ind w:left="5760" w:hanging="360"/>
+      </w:pPr>
+      <w:rPr>
+        <w:rFonts w:ascii="Wingdings" w:hAnsi="Wingdings" w:hint="default"/>
+        <w:sz w:val="20"/>
+      </w:rPr>
+    </w:lvl>
+    <w:lvl w:ilvl="8" w:tentative="1">
+      <w:start w:val="1"/>
+      <w:numFmt w:val="bullet"/>
+      <w:lvlText w:val=""/>
+      <w:lvlJc w:val="left"/>
+      <w:pPr>
+        <w:tabs>
+          <w:tab w:val="num" w:pos="6480"/>
+        </w:tabs>
+        <w:ind w:left="6480" w:hanging="360"/>
+      </w:pPr>
+      <w:rPr>
+        <w:rFonts w:ascii="Wingdings" w:hAnsi="Wingdings" w:hint="default"/>
+        <w:sz w:val="20"/>
+      </w:rPr>
+    </w:lvl>
+  </w:abstractNum>
+  <w:abstractNum w:abstractNumId="7" w15:restartNumberingAfterBreak="0">
     <w:nsid w:val="48703962"/>
     <w:multiLevelType w:val="multilevel"/>
     <w:tmpl w:val="052E3A14"/>
@@ -16264,7 +17277,7 @@
       </w:rPr>
     </w:lvl>
   </w:abstractNum>
-  <w:abstractNum w:abstractNumId="7" w15:restartNumberingAfterBreak="0">
+  <w:abstractNum w:abstractNumId="8" w15:restartNumberingAfterBreak="0">
     <w:nsid w:val="4A58552D"/>
     <w:multiLevelType w:val="multilevel"/>
     <w:tmpl w:val="D960C3C6"/>
@@ -16413,7 +17426,7 @@
       </w:rPr>
     </w:lvl>
   </w:abstractNum>
-  <w:abstractNum w:abstractNumId="8" w15:restartNumberingAfterBreak="0">
+  <w:abstractNum w:abstractNumId="9" w15:restartNumberingAfterBreak="0">
     <w:nsid w:val="51363DDA"/>
     <w:multiLevelType w:val="hybridMultilevel"/>
     <w:tmpl w:val="1A4AC8B6"/>
@@ -16526,7 +17539,7 @@
       </w:rPr>
     </w:lvl>
   </w:abstractNum>
-  <w:abstractNum w:abstractNumId="9" w15:restartNumberingAfterBreak="0">
+  <w:abstractNum w:abstractNumId="10" w15:restartNumberingAfterBreak="0">
     <w:nsid w:val="63C67794"/>
     <w:multiLevelType w:val="multilevel"/>
     <w:tmpl w:val="562662F0"/>
@@ -16675,7 +17688,7 @@
       </w:rPr>
     </w:lvl>
   </w:abstractNum>
-  <w:abstractNum w:abstractNumId="10" w15:restartNumberingAfterBreak="0">
+  <w:abstractNum w:abstractNumId="11" w15:restartNumberingAfterBreak="0">
     <w:nsid w:val="6520374D"/>
     <w:multiLevelType w:val="multilevel"/>
     <w:tmpl w:val="052E3A14"/>
@@ -16824,7 +17837,7 @@
       </w:rPr>
     </w:lvl>
   </w:abstractNum>
-  <w:abstractNum w:abstractNumId="11" w15:restartNumberingAfterBreak="0">
+  <w:abstractNum w:abstractNumId="12" w15:restartNumberingAfterBreak="0">
     <w:nsid w:val="6DB46957"/>
     <w:multiLevelType w:val="multilevel"/>
     <w:tmpl w:val="FF46C1BE"/>
@@ -16973,7 +17986,7 @@
       </w:rPr>
     </w:lvl>
   </w:abstractNum>
-  <w:abstractNum w:abstractNumId="12" w15:restartNumberingAfterBreak="0">
+  <w:abstractNum w:abstractNumId="13" w15:restartNumberingAfterBreak="0">
     <w:nsid w:val="74244931"/>
     <w:multiLevelType w:val="hybridMultilevel"/>
     <w:tmpl w:val="4B44ED88"/>
@@ -17086,7 +18099,7 @@
       </w:rPr>
     </w:lvl>
   </w:abstractNum>
-  <w:abstractNum w:abstractNumId="13" w15:restartNumberingAfterBreak="0">
+  <w:abstractNum w:abstractNumId="14" w15:restartNumberingAfterBreak="0">
     <w:nsid w:val="76FD166A"/>
     <w:multiLevelType w:val="multilevel"/>
     <w:tmpl w:val="49A4698E"/>
@@ -17239,19 +18252,19 @@
     <w:abstractNumId w:val="0"/>
   </w:num>
   <w:num w:numId="2" w16cid:durableId="249699969">
-    <w:abstractNumId w:val="12"/>
+    <w:abstractNumId w:val="13"/>
   </w:num>
   <w:num w:numId="3" w16cid:durableId="400754054">
+    <w:abstractNumId w:val="10"/>
+  </w:num>
+  <w:num w:numId="4" w16cid:durableId="727387911">
+    <w:abstractNumId w:val="7"/>
+  </w:num>
+  <w:num w:numId="5" w16cid:durableId="1781946946">
     <w:abstractNumId w:val="9"/>
   </w:num>
-  <w:num w:numId="4" w16cid:durableId="727387911">
-    <w:abstractNumId w:val="6"/>
-  </w:num>
-  <w:num w:numId="5" w16cid:durableId="1781946946">
-    <w:abstractNumId w:val="8"/>
-  </w:num>
   <w:num w:numId="6" w16cid:durableId="312758563">
-    <w:abstractNumId w:val="13"/>
+    <w:abstractNumId w:val="14"/>
   </w:num>
   <w:num w:numId="7" w16cid:durableId="374349911">
     <w:abstractNumId w:val="4"/>
@@ -17287,7 +18300,7 @@
     </w:lvlOverride>
   </w:num>
   <w:num w:numId="9" w16cid:durableId="1822114843">
-    <w:abstractNumId w:val="10"/>
+    <w:abstractNumId w:val="11"/>
   </w:num>
   <w:num w:numId="10" w16cid:durableId="375743901">
     <w:abstractNumId w:val="2"/>
@@ -17296,16 +18309,19 @@
     <w:abstractNumId w:val="1"/>
   </w:num>
   <w:num w:numId="12" w16cid:durableId="318927008">
-    <w:abstractNumId w:val="11"/>
+    <w:abstractNumId w:val="12"/>
   </w:num>
   <w:num w:numId="13" w16cid:durableId="2095348027">
-    <w:abstractNumId w:val="7"/>
+    <w:abstractNumId w:val="8"/>
   </w:num>
   <w:num w:numId="14" w16cid:durableId="838736696">
     <w:abstractNumId w:val="3"/>
   </w:num>
   <w:num w:numId="15" w16cid:durableId="882717677">
     <w:abstractNumId w:val="5"/>
+  </w:num>
+  <w:num w:numId="16" w16cid:durableId="1944923759">
+    <w:abstractNumId w:val="6"/>
   </w:num>
 </w:numbering>
 </file>
@@ -17708,7 +18724,7 @@
   <w:style w:type="paragraph" w:default="1" w:styleId="Normal">
     <w:name w:val="Normal"/>
     <w:qFormat/>
-    <w:rsid w:val="00830F15"/>
+    <w:rsid w:val="00FC3E22"/>
   </w:style>
   <w:style w:type="paragraph" w:styleId="Titre1">
     <w:name w:val="heading 1"/>

--- a/EXCEL_CodeSource/Classeurs_CodeSource/SheetsList/Lister le nom des feuilles dans Excel.docx
+++ b/EXCEL_CodeSource/Classeurs_CodeSource/SheetsList/Lister le nom des feuilles dans Excel.docx
@@ -152,7 +152,7 @@
       <w:r>
         <w:fldChar w:fldCharType="separate"/>
       </w:r>
-      <w:hyperlink w:anchor="_Toc224210691" w:history="1">
+      <w:hyperlink w:anchor="_Toc224210898" w:history="1">
         <w:r>
           <w:rPr>
             <w:rStyle w:val="Lienhypertexte"/>
@@ -179,7 +179,7 @@
             <w:noProof/>
             <w:webHidden/>
           </w:rPr>
-          <w:instrText xml:space="preserve"> PAGEREF _Toc224210691 \h </w:instrText>
+          <w:instrText xml:space="preserve"> PAGEREF _Toc224210898 \h </w:instrText>
         </w:r>
         <w:r>
           <w:rPr>
@@ -226,7 +226,7 @@
           <w14:ligatures w14:val="standardContextual"/>
         </w:rPr>
       </w:pPr>
-      <w:hyperlink w:anchor="_Toc224210692" w:history="1">
+      <w:hyperlink w:anchor="_Toc224210899" w:history="1">
         <w:r>
           <w:rPr>
             <w:rStyle w:val="Lienhypertexte"/>
@@ -253,7 +253,7 @@
             <w:noProof/>
             <w:webHidden/>
           </w:rPr>
-          <w:instrText xml:space="preserve"> PAGEREF _Toc224210692 \h </w:instrText>
+          <w:instrText xml:space="preserve"> PAGEREF _Toc224210899 \h </w:instrText>
         </w:r>
         <w:r>
           <w:rPr>
@@ -300,7 +300,7 @@
           <w14:ligatures w14:val="standardContextual"/>
         </w:rPr>
       </w:pPr>
-      <w:hyperlink w:anchor="_Toc224210693" w:history="1">
+      <w:hyperlink w:anchor="_Toc224210900" w:history="1">
         <w:r>
           <w:rPr>
             <w:rStyle w:val="Lienhypertexte"/>
@@ -327,7 +327,7 @@
             <w:noProof/>
             <w:webHidden/>
           </w:rPr>
-          <w:instrText xml:space="preserve"> PAGEREF _Toc224210693 \h </w:instrText>
+          <w:instrText xml:space="preserve"> PAGEREF _Toc224210900 \h </w:instrText>
         </w:r>
         <w:r>
           <w:rPr>
@@ -376,7 +376,7 @@
           <w14:ligatures w14:val="standardContextual"/>
         </w:rPr>
       </w:pPr>
-      <w:hyperlink w:anchor="_Toc224210694" w:history="1">
+      <w:hyperlink w:anchor="_Toc224210901" w:history="1">
         <w:r>
           <w:rPr>
             <w:rStyle w:val="Lienhypertexte"/>
@@ -403,7 +403,7 @@
             <w:noProof/>
             <w:webHidden/>
           </w:rPr>
-          <w:instrText xml:space="preserve"> PAGEREF _Toc224210694 \h </w:instrText>
+          <w:instrText xml:space="preserve"> PAGEREF _Toc224210901 \h </w:instrText>
         </w:r>
         <w:r>
           <w:rPr>
@@ -450,7 +450,7 @@
           <w14:ligatures w14:val="standardContextual"/>
         </w:rPr>
       </w:pPr>
-      <w:hyperlink w:anchor="_Toc224210695" w:history="1">
+      <w:hyperlink w:anchor="_Toc224210902" w:history="1">
         <w:r>
           <w:rPr>
             <w:rStyle w:val="Lienhypertexte"/>
@@ -477,7 +477,7 @@
             <w:noProof/>
             <w:webHidden/>
           </w:rPr>
-          <w:instrText xml:space="preserve"> PAGEREF _Toc224210695 \h </w:instrText>
+          <w:instrText xml:space="preserve"> PAGEREF _Toc224210902 \h </w:instrText>
         </w:r>
         <w:r>
           <w:rPr>
@@ -525,7 +525,7 @@
           <w14:ligatures w14:val="standardContextual"/>
         </w:rPr>
       </w:pPr>
-      <w:hyperlink w:anchor="_Toc224210696" w:history="1">
+      <w:hyperlink w:anchor="_Toc224210903" w:history="1">
         <w:r>
           <w:rPr>
             <w:rStyle w:val="Lienhypertexte"/>
@@ -552,7 +552,7 @@
             <w:noProof/>
             <w:webHidden/>
           </w:rPr>
-          <w:instrText xml:space="preserve"> PAGEREF _Toc224210696 \h </w:instrText>
+          <w:instrText xml:space="preserve"> PAGEREF _Toc224210903 \h </w:instrText>
         </w:r>
         <w:r>
           <w:rPr>
@@ -600,7 +600,7 @@
           <w14:ligatures w14:val="standardContextual"/>
         </w:rPr>
       </w:pPr>
-      <w:hyperlink w:anchor="_Toc224210697" w:history="1">
+      <w:hyperlink w:anchor="_Toc224210904" w:history="1">
         <w:r>
           <w:rPr>
             <w:rStyle w:val="Lienhypertexte"/>
@@ -627,7 +627,7 @@
             <w:noProof/>
             <w:webHidden/>
           </w:rPr>
-          <w:instrText xml:space="preserve"> PAGEREF _Toc224210697 \h </w:instrText>
+          <w:instrText xml:space="preserve"> PAGEREF _Toc224210904 \h </w:instrText>
         </w:r>
         <w:r>
           <w:rPr>
@@ -675,7 +675,7 @@
           <w14:ligatures w14:val="standardContextual"/>
         </w:rPr>
       </w:pPr>
-      <w:hyperlink w:anchor="_Toc224210698" w:history="1">
+      <w:hyperlink w:anchor="_Toc224210905" w:history="1">
         <w:r>
           <w:rPr>
             <w:rStyle w:val="Lienhypertexte"/>
@@ -702,7 +702,7 @@
             <w:noProof/>
             <w:webHidden/>
           </w:rPr>
-          <w:instrText xml:space="preserve"> PAGEREF _Toc224210698 \h </w:instrText>
+          <w:instrText xml:space="preserve"> PAGEREF _Toc224210905 \h </w:instrText>
         </w:r>
         <w:r>
           <w:rPr>
@@ -750,7 +750,7 @@
           <w14:ligatures w14:val="standardContextual"/>
         </w:rPr>
       </w:pPr>
-      <w:hyperlink w:anchor="_Toc224210699" w:history="1">
+      <w:hyperlink w:anchor="_Toc224210906" w:history="1">
         <w:r>
           <w:rPr>
             <w:rStyle w:val="Lienhypertexte"/>
@@ -777,7 +777,7 @@
             <w:noProof/>
             <w:webHidden/>
           </w:rPr>
-          <w:instrText xml:space="preserve"> PAGEREF _Toc224210699 \h </w:instrText>
+          <w:instrText xml:space="preserve"> PAGEREF _Toc224210906 \h </w:instrText>
         </w:r>
         <w:r>
           <w:rPr>
@@ -824,7 +824,7 @@
           <w14:ligatures w14:val="standardContextual"/>
         </w:rPr>
       </w:pPr>
-      <w:hyperlink w:anchor="_Toc224210700" w:history="1">
+      <w:hyperlink w:anchor="_Toc224210907" w:history="1">
         <w:r>
           <w:rPr>
             <w:rStyle w:val="Lienhypertexte"/>
@@ -851,7 +851,7 @@
             <w:noProof/>
             <w:webHidden/>
           </w:rPr>
-          <w:instrText xml:space="preserve"> PAGEREF _Toc224210700 \h </w:instrText>
+          <w:instrText xml:space="preserve"> PAGEREF _Toc224210907 \h </w:instrText>
         </w:r>
         <w:r>
           <w:rPr>
@@ -898,7 +898,7 @@
           <w14:ligatures w14:val="standardContextual"/>
         </w:rPr>
       </w:pPr>
-      <w:hyperlink w:anchor="_Toc224210701" w:history="1">
+      <w:hyperlink w:anchor="_Toc224210908" w:history="1">
         <w:r>
           <w:rPr>
             <w:rStyle w:val="Lienhypertexte"/>
@@ -925,7 +925,7 @@
             <w:noProof/>
             <w:webHidden/>
           </w:rPr>
-          <w:instrText xml:space="preserve"> PAGEREF _Toc224210701 \h </w:instrText>
+          <w:instrText xml:space="preserve"> PAGEREF _Toc224210908 \h </w:instrText>
         </w:r>
         <w:r>
           <w:rPr>
@@ -972,7 +972,7 @@
           <w14:ligatures w14:val="standardContextual"/>
         </w:rPr>
       </w:pPr>
-      <w:hyperlink w:anchor="_Toc224210702" w:history="1">
+      <w:hyperlink w:anchor="_Toc224210909" w:history="1">
         <w:r>
           <w:rPr>
             <w:rStyle w:val="Lienhypertexte"/>
@@ -999,7 +999,7 @@
             <w:noProof/>
             <w:webHidden/>
           </w:rPr>
-          <w:instrText xml:space="preserve"> PAGEREF _Toc224210702 \h </w:instrText>
+          <w:instrText xml:space="preserve"> PAGEREF _Toc224210909 \h </w:instrText>
         </w:r>
         <w:r>
           <w:rPr>
@@ -1047,7 +1047,7 @@
           <w14:ligatures w14:val="standardContextual"/>
         </w:rPr>
       </w:pPr>
-      <w:hyperlink w:anchor="_Toc224210703" w:history="1">
+      <w:hyperlink w:anchor="_Toc224210910" w:history="1">
         <w:r>
           <w:rPr>
             <w:rStyle w:val="Lienhypertexte"/>
@@ -1074,7 +1074,7 @@
             <w:noProof/>
             <w:webHidden/>
           </w:rPr>
-          <w:instrText xml:space="preserve"> PAGEREF _Toc224210703 \h </w:instrText>
+          <w:instrText xml:space="preserve"> PAGEREF _Toc224210910 \h </w:instrText>
         </w:r>
         <w:r>
           <w:rPr>
@@ -1122,7 +1122,7 @@
           <w14:ligatures w14:val="standardContextual"/>
         </w:rPr>
       </w:pPr>
-      <w:hyperlink w:anchor="_Toc224210704" w:history="1">
+      <w:hyperlink w:anchor="_Toc224210911" w:history="1">
         <w:r>
           <w:rPr>
             <w:rStyle w:val="Lienhypertexte"/>
@@ -1149,7 +1149,7 @@
             <w:noProof/>
             <w:webHidden/>
           </w:rPr>
-          <w:instrText xml:space="preserve"> PAGEREF _Toc224210704 \h </w:instrText>
+          <w:instrText xml:space="preserve"> PAGEREF _Toc224210911 \h </w:instrText>
         </w:r>
         <w:r>
           <w:rPr>
@@ -1197,7 +1197,7 @@
           <w14:ligatures w14:val="standardContextual"/>
         </w:rPr>
       </w:pPr>
-      <w:hyperlink w:anchor="_Toc224210705" w:history="1">
+      <w:hyperlink w:anchor="_Toc224210912" w:history="1">
         <w:r>
           <w:rPr>
             <w:rStyle w:val="Lienhypertexte"/>
@@ -1224,7 +1224,7 @@
             <w:noProof/>
             <w:webHidden/>
           </w:rPr>
-          <w:instrText xml:space="preserve"> PAGEREF _Toc224210705 \h </w:instrText>
+          <w:instrText xml:space="preserve"> PAGEREF _Toc224210912 \h </w:instrText>
         </w:r>
         <w:r>
           <w:rPr>
@@ -1271,7 +1271,7 @@
           <w14:ligatures w14:val="standardContextual"/>
         </w:rPr>
       </w:pPr>
-      <w:hyperlink w:anchor="_Toc224210706" w:history="1">
+      <w:hyperlink w:anchor="_Toc224210913" w:history="1">
         <w:r>
           <w:rPr>
             <w:rStyle w:val="Lienhypertexte"/>
@@ -1298,7 +1298,7 @@
             <w:noProof/>
             <w:webHidden/>
           </w:rPr>
-          <w:instrText xml:space="preserve"> PAGEREF _Toc224210706 \h </w:instrText>
+          <w:instrText xml:space="preserve"> PAGEREF _Toc224210913 \h </w:instrText>
         </w:r>
         <w:r>
           <w:rPr>
@@ -1346,7 +1346,7 @@
           <w14:ligatures w14:val="standardContextual"/>
         </w:rPr>
       </w:pPr>
-      <w:hyperlink w:anchor="_Toc224210707" w:history="1">
+      <w:hyperlink w:anchor="_Toc224210914" w:history="1">
         <w:r>
           <w:rPr>
             <w:rStyle w:val="Lienhypertexte"/>
@@ -1373,7 +1373,7 @@
             <w:noProof/>
             <w:webHidden/>
           </w:rPr>
-          <w:instrText xml:space="preserve"> PAGEREF _Toc224210707 \h </w:instrText>
+          <w:instrText xml:space="preserve"> PAGEREF _Toc224210914 \h </w:instrText>
         </w:r>
         <w:r>
           <w:rPr>
@@ -1421,7 +1421,7 @@
           <w14:ligatures w14:val="standardContextual"/>
         </w:rPr>
       </w:pPr>
-      <w:hyperlink w:anchor="_Toc224210708" w:history="1">
+      <w:hyperlink w:anchor="_Toc224210915" w:history="1">
         <w:r>
           <w:rPr>
             <w:rStyle w:val="Lienhypertexte"/>
@@ -1448,7 +1448,7 @@
             <w:noProof/>
             <w:webHidden/>
           </w:rPr>
-          <w:instrText xml:space="preserve"> PAGEREF _Toc224210708 \h </w:instrText>
+          <w:instrText xml:space="preserve"> PAGEREF _Toc224210915 \h </w:instrText>
         </w:r>
         <w:r>
           <w:rPr>
@@ -1496,7 +1496,7 @@
           <w14:ligatures w14:val="standardContextual"/>
         </w:rPr>
       </w:pPr>
-      <w:hyperlink w:anchor="_Toc224210709" w:history="1">
+      <w:hyperlink w:anchor="_Toc224210916" w:history="1">
         <w:r>
           <w:rPr>
             <w:rStyle w:val="Lienhypertexte"/>
@@ -1523,7 +1523,7 @@
             <w:noProof/>
             <w:webHidden/>
           </w:rPr>
-          <w:instrText xml:space="preserve"> PAGEREF _Toc224210709 \h </w:instrText>
+          <w:instrText xml:space="preserve"> PAGEREF _Toc224210916 \h </w:instrText>
         </w:r>
         <w:r>
           <w:rPr>
@@ -1570,7 +1570,7 @@
           <w14:ligatures w14:val="standardContextual"/>
         </w:rPr>
       </w:pPr>
-      <w:hyperlink w:anchor="_Toc224210710" w:history="1">
+      <w:hyperlink w:anchor="_Toc224210917" w:history="1">
         <w:r>
           <w:rPr>
             <w:rStyle w:val="Lienhypertexte"/>
@@ -1597,7 +1597,7 @@
             <w:noProof/>
             <w:webHidden/>
           </w:rPr>
-          <w:instrText xml:space="preserve"> PAGEREF _Toc224210710 \h </w:instrText>
+          <w:instrText xml:space="preserve"> PAGEREF _Toc224210917 \h </w:instrText>
         </w:r>
         <w:r>
           <w:rPr>
@@ -1645,7 +1645,7 @@
           <w14:ligatures w14:val="standardContextual"/>
         </w:rPr>
       </w:pPr>
-      <w:hyperlink w:anchor="_Toc224210711" w:history="1">
+      <w:hyperlink w:anchor="_Toc224210918" w:history="1">
         <w:r>
           <w:rPr>
             <w:rStyle w:val="Lienhypertexte"/>
@@ -1672,7 +1672,7 @@
             <w:noProof/>
             <w:webHidden/>
           </w:rPr>
-          <w:instrText xml:space="preserve"> PAGEREF _Toc224210711 \h </w:instrText>
+          <w:instrText xml:space="preserve"> PAGEREF _Toc224210918 \h </w:instrText>
         </w:r>
         <w:r>
           <w:rPr>
@@ -1720,7 +1720,7 @@
           <w14:ligatures w14:val="standardContextual"/>
         </w:rPr>
       </w:pPr>
-      <w:hyperlink w:anchor="_Toc224210712" w:history="1">
+      <w:hyperlink w:anchor="_Toc224210919" w:history="1">
         <w:r>
           <w:rPr>
             <w:rStyle w:val="Lienhypertexte"/>
@@ -1747,7 +1747,7 @@
             <w:noProof/>
             <w:webHidden/>
           </w:rPr>
-          <w:instrText xml:space="preserve"> PAGEREF _Toc224210712 \h </w:instrText>
+          <w:instrText xml:space="preserve"> PAGEREF _Toc2242